--- a/LectureNotes/Notes.docx
+++ b/LectureNotes/Notes.docx
@@ -10,18 +10,18 @@
         <mc:AlternateContent>
           <mc:Choice Requires="wpi">
             <w:drawing>
-              <wp:anchor distT="0" distB="0" distL="114300" distR="114300" simplePos="0" relativeHeight="252103680" behindDoc="0" locked="0" layoutInCell="1" allowOverlap="1" wp14:anchorId="1AAB5375" wp14:editId="38367F4E">
+              <wp:anchor distT="0" distB="0" distL="114300" distR="114300" simplePos="0" relativeHeight="252112896" behindDoc="0" locked="0" layoutInCell="1" allowOverlap="1" wp14:anchorId="77F6C6E4" wp14:editId="3E4D766C">
                 <wp:simplePos x="0" y="0"/>
                 <wp:positionH relativeFrom="column">
-                  <wp:posOffset>2926080</wp:posOffset>
+                  <wp:posOffset>4004945</wp:posOffset>
                 </wp:positionH>
                 <wp:positionV relativeFrom="paragraph">
-                  <wp:posOffset>3072765</wp:posOffset>
+                  <wp:posOffset>9084945</wp:posOffset>
                 </wp:positionV>
-                <wp:extent cx="849535" cy="243840"/>
-                <wp:effectExtent l="38100" t="38100" r="27305" b="41910"/>
+                <wp:extent cx="683545" cy="270105"/>
+                <wp:effectExtent l="38100" t="38100" r="40640" b="34925"/>
                 <wp:wrapNone/>
-                <wp:docPr id="561989142" name="Ink 437"/>
+                <wp:docPr id="1254892610" name="Ink 446"/>
                 <wp:cNvGraphicFramePr/>
                 <a:graphic xmlns:a="http://schemas.openxmlformats.org/drawingml/2006/main">
                   <a:graphicData uri="http://schemas.microsoft.com/office/word/2010/wordprocessingInk">
@@ -31,7 +31,7 @@
                       </w14:nvContentPartPr>
                       <w14:xfrm>
                         <a:off x="0" y="0"/>
-                        <a:ext cx="849535" cy="243840"/>
+                        <a:ext cx="683545" cy="270105"/>
                       </w14:xfrm>
                     </w14:contentPart>
                   </a:graphicData>
@@ -41,7 +41,7 @@
           </mc:Choice>
           <mc:Fallback>
             <w:pict>
-              <v:shapetype w14:anchorId="5F6C49AA" id="_x0000_t75" coordsize="21600,21600" o:spt="75" o:preferrelative="t" path="m@4@5l@4@11@9@11@9@5xe" filled="f" stroked="f">
+              <v:shapetype w14:anchorId="4B1BDC81" id="_x0000_t75" coordsize="21600,21600" o:spt="75" o:preferrelative="t" path="m@4@5l@4@11@9@11@9@5xe" filled="f" stroked="f">
                 <v:stroke joinstyle="miter"/>
                 <v:formulas>
                   <v:f eqn="if lineDrawn pixelLineWidth 0"/>
@@ -60,7 +60,7 @@
                 <v:path o:extrusionok="f" gradientshapeok="t" o:connecttype="rect"/>
                 <o:lock v:ext="edit" aspectratio="t"/>
               </v:shapetype>
-              <v:shape id="Ink 437" o:spid="_x0000_s1026" type="#_x0000_t75" style="position:absolute;margin-left:229.9pt;margin-top:241.45pt;width:67.9pt;height:20.15pt;z-index:252103680;visibility:visible;mso-wrap-style:square;mso-wrap-distance-left:9pt;mso-wrap-distance-top:0;mso-wrap-distance-right:9pt;mso-wrap-distance-bottom:0;mso-position-horizontal:absolute;mso-position-horizontal-relative:text;mso-position-vertical:absolute;mso-position-vertical-relative:text" o:gfxdata="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">
+              <v:shape id="Ink 446" o:spid="_x0000_s1026" type="#_x0000_t75" style="position:absolute;margin-left:314.85pt;margin-top:714.85pt;width:54.8pt;height:22.25pt;z-index:252112896;visibility:visible;mso-wrap-style:square;mso-wrap-distance-left:9pt;mso-wrap-distance-top:0;mso-wrap-distance-right:9pt;mso-wrap-distance-bottom:0;mso-position-horizontal:absolute;mso-position-horizontal-relative:text;mso-position-vertical:absolute;mso-position-vertical-relative:text" o:gfxdata="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">
                 <v:imagedata r:id="rId7" o:title=""/>
               </v:shape>
             </w:pict>
@@ -74,18 +74,18 @@
         <mc:AlternateContent>
           <mc:Choice Requires="wpi">
             <w:drawing>
-              <wp:anchor distT="0" distB="0" distL="114300" distR="114300" simplePos="0" relativeHeight="252104704" behindDoc="0" locked="0" layoutInCell="1" allowOverlap="1" wp14:anchorId="0767CB24" wp14:editId="1DBEADDA">
+              <wp:anchor distT="0" distB="0" distL="114300" distR="114300" simplePos="0" relativeHeight="252108800" behindDoc="0" locked="0" layoutInCell="1" allowOverlap="1" wp14:anchorId="3EDBD9F2" wp14:editId="30C5DAD0">
                 <wp:simplePos x="0" y="0"/>
                 <wp:positionH relativeFrom="column">
-                  <wp:posOffset>2235200</wp:posOffset>
+                  <wp:posOffset>1264285</wp:posOffset>
                 </wp:positionH>
                 <wp:positionV relativeFrom="paragraph">
-                  <wp:posOffset>3172460</wp:posOffset>
+                  <wp:posOffset>6613525</wp:posOffset>
                 </wp:positionV>
-                <wp:extent cx="350280" cy="145415"/>
-                <wp:effectExtent l="38100" t="38100" r="0" b="45085"/>
+                <wp:extent cx="41910" cy="227965"/>
+                <wp:effectExtent l="38100" t="38100" r="34290" b="38735"/>
                 <wp:wrapNone/>
-                <wp:docPr id="833254491" name="Ink 438"/>
+                <wp:docPr id="1092899686" name="Ink 442"/>
                 <wp:cNvGraphicFramePr/>
                 <a:graphic xmlns:a="http://schemas.openxmlformats.org/drawingml/2006/main">
                   <a:graphicData uri="http://schemas.microsoft.com/office/word/2010/wordprocessingInk">
@@ -95,7 +95,7 @@
                       </w14:nvContentPartPr>
                       <w14:xfrm>
                         <a:off x="0" y="0"/>
-                        <a:ext cx="350280" cy="145415"/>
+                        <a:ext cx="41910" cy="227965"/>
                       </w14:xfrm>
                     </w14:contentPart>
                   </a:graphicData>
@@ -105,7 +105,7 @@
           </mc:Choice>
           <mc:Fallback>
             <w:pict>
-              <v:shape w14:anchorId="0B3C6FB7" id="Ink 438" o:spid="_x0000_s1026" type="#_x0000_t75" style="position:absolute;margin-left:175.5pt;margin-top:249.3pt;width:28.6pt;height:12.4pt;z-index:252104704;visibility:visible;mso-wrap-style:square;mso-wrap-distance-left:9pt;mso-wrap-distance-top:0;mso-wrap-distance-right:9pt;mso-wrap-distance-bottom:0;mso-position-horizontal:absolute;mso-position-horizontal-relative:text;mso-position-vertical:absolute;mso-position-vertical-relative:text" o:gfxdata="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">
+              <v:shape w14:anchorId="1F1ACB85" id="Ink 442" o:spid="_x0000_s1026" type="#_x0000_t75" style="position:absolute;margin-left:99.05pt;margin-top:520.25pt;width:4.25pt;height:18.9pt;z-index:252108800;visibility:visible;mso-wrap-style:square;mso-wrap-distance-left:9pt;mso-wrap-distance-top:0;mso-wrap-distance-right:9pt;mso-wrap-distance-bottom:0;mso-position-horizontal:absolute;mso-position-horizontal-relative:text;mso-position-vertical:absolute;mso-position-vertical-relative:text" o:gfxdata="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">
                 <v:imagedata r:id="rId9" o:title=""/>
               </v:shape>
             </w:pict>
@@ -119,18 +119,18 @@
         <mc:AlternateContent>
           <mc:Choice Requires="wpi">
             <w:drawing>
-              <wp:anchor distT="0" distB="0" distL="114300" distR="114300" simplePos="0" relativeHeight="252092416" behindDoc="0" locked="0" layoutInCell="1" allowOverlap="1" wp14:anchorId="6EC15F19" wp14:editId="6D50E25D">
+              <wp:anchor distT="0" distB="0" distL="114300" distR="114300" simplePos="0" relativeHeight="252109824" behindDoc="0" locked="0" layoutInCell="1" allowOverlap="1" wp14:anchorId="616BD3C1" wp14:editId="31681C47">
                 <wp:simplePos x="0" y="0"/>
                 <wp:positionH relativeFrom="column">
-                  <wp:posOffset>1073150</wp:posOffset>
+                  <wp:posOffset>1925320</wp:posOffset>
                 </wp:positionH>
                 <wp:positionV relativeFrom="paragraph">
-                  <wp:posOffset>3244850</wp:posOffset>
+                  <wp:posOffset>7270750</wp:posOffset>
                 </wp:positionV>
-                <wp:extent cx="714195" cy="179705"/>
-                <wp:effectExtent l="38100" t="38100" r="10160" b="48895"/>
+                <wp:extent cx="62755" cy="229870"/>
+                <wp:effectExtent l="38100" t="38100" r="52070" b="36830"/>
                 <wp:wrapNone/>
-                <wp:docPr id="113573232" name="Ink 426"/>
+                <wp:docPr id="77044593" name="Ink 443"/>
                 <wp:cNvGraphicFramePr/>
                 <a:graphic xmlns:a="http://schemas.openxmlformats.org/drawingml/2006/main">
                   <a:graphicData uri="http://schemas.microsoft.com/office/word/2010/wordprocessingInk">
@@ -140,7 +140,7 @@
                       </w14:nvContentPartPr>
                       <w14:xfrm>
                         <a:off x="0" y="0"/>
-                        <a:ext cx="714195" cy="179705"/>
+                        <a:ext cx="62755" cy="229870"/>
                       </w14:xfrm>
                     </w14:contentPart>
                   </a:graphicData>
@@ -150,7 +150,7 @@
           </mc:Choice>
           <mc:Fallback>
             <w:pict>
-              <v:shape w14:anchorId="2229619A" id="Ink 426" o:spid="_x0000_s1026" type="#_x0000_t75" style="position:absolute;margin-left:84pt;margin-top:255pt;width:57.25pt;height:15.1pt;z-index:252092416;visibility:visible;mso-wrap-style:square;mso-wrap-distance-left:9pt;mso-wrap-distance-top:0;mso-wrap-distance-right:9pt;mso-wrap-distance-bottom:0;mso-position-horizontal:absolute;mso-position-horizontal-relative:text;mso-position-vertical:absolute;mso-position-vertical-relative:text" o:gfxdata="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">
+              <v:shape w14:anchorId="2D4B3406" id="Ink 443" o:spid="_x0000_s1026" type="#_x0000_t75" style="position:absolute;margin-left:151.1pt;margin-top:572pt;width:5.95pt;height:19.05pt;z-index:252109824;visibility:visible;mso-wrap-style:square;mso-wrap-distance-left:9pt;mso-wrap-distance-top:0;mso-wrap-distance-right:9pt;mso-wrap-distance-bottom:0;mso-position-horizontal:absolute;mso-position-horizontal-relative:text;mso-position-vertical:absolute;mso-position-vertical-relative:text" o:gfxdata="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">
                 <v:imagedata r:id="rId11" o:title=""/>
               </v:shape>
             </w:pict>
@@ -164,18 +164,18 @@
         <mc:AlternateContent>
           <mc:Choice Requires="wpi">
             <w:drawing>
-              <wp:anchor distT="0" distB="0" distL="114300" distR="114300" simplePos="0" relativeHeight="252093440" behindDoc="0" locked="0" layoutInCell="1" allowOverlap="1" wp14:anchorId="082009FC" wp14:editId="5309092A">
+              <wp:anchor distT="0" distB="0" distL="114300" distR="114300" simplePos="0" relativeHeight="252103680" behindDoc="0" locked="0" layoutInCell="1" allowOverlap="1" wp14:anchorId="0A68A955" wp14:editId="4B2C1CAE">
                 <wp:simplePos x="0" y="0"/>
                 <wp:positionH relativeFrom="column">
-                  <wp:posOffset>-122555</wp:posOffset>
+                  <wp:posOffset>3184920</wp:posOffset>
                 </wp:positionH>
                 <wp:positionV relativeFrom="paragraph">
-                  <wp:posOffset>3371850</wp:posOffset>
+                  <wp:posOffset>8119828</wp:posOffset>
                 </wp:positionV>
-                <wp:extent cx="892430" cy="390960"/>
-                <wp:effectExtent l="38100" t="38100" r="22225" b="47625"/>
+                <wp:extent cx="6480" cy="43560"/>
+                <wp:effectExtent l="38100" t="38100" r="50800" b="52070"/>
                 <wp:wrapNone/>
-                <wp:docPr id="1215730590" name="Ink 427"/>
+                <wp:docPr id="884036415" name="Ink 437"/>
                 <wp:cNvGraphicFramePr/>
                 <a:graphic xmlns:a="http://schemas.openxmlformats.org/drawingml/2006/main">
                   <a:graphicData uri="http://schemas.microsoft.com/office/word/2010/wordprocessingInk">
@@ -185,7 +185,7 @@
                       </w14:nvContentPartPr>
                       <w14:xfrm>
                         <a:off x="0" y="0"/>
-                        <a:ext cx="892430" cy="390960"/>
+                        <a:ext cx="6480" cy="43560"/>
                       </w14:xfrm>
                     </w14:contentPart>
                   </a:graphicData>
@@ -195,7 +195,7 @@
           </mc:Choice>
           <mc:Fallback>
             <w:pict>
-              <v:shape w14:anchorId="68818940" id="Ink 427" o:spid="_x0000_s1026" type="#_x0000_t75" style="position:absolute;margin-left:-10.15pt;margin-top:265pt;width:71.25pt;height:31.8pt;z-index:252093440;visibility:visible;mso-wrap-style:square;mso-wrap-distance-left:9pt;mso-wrap-distance-top:0;mso-wrap-distance-right:9pt;mso-wrap-distance-bottom:0;mso-position-horizontal:absolute;mso-position-horizontal-relative:text;mso-position-vertical:absolute;mso-position-vertical-relative:text" o:gfxdata="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">
+              <v:shape w14:anchorId="30FFC3BC" id="Ink 437" o:spid="_x0000_s1026" type="#_x0000_t75" style="position:absolute;margin-left:250.3pt;margin-top:638.85pt;width:1.45pt;height:4.45pt;z-index:252103680;visibility:visible;mso-wrap-style:square;mso-wrap-distance-left:9pt;mso-wrap-distance-top:0;mso-wrap-distance-right:9pt;mso-wrap-distance-bottom:0;mso-position-horizontal:absolute;mso-position-horizontal-relative:text;mso-position-vertical:absolute;mso-position-vertical-relative:text" o:gfxdata="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">
                 <v:imagedata r:id="rId13" o:title=""/>
               </v:shape>
             </w:pict>
@@ -209,18 +209,18 @@
         <mc:AlternateContent>
           <mc:Choice Requires="wpi">
             <w:drawing>
-              <wp:anchor distT="0" distB="0" distL="114300" distR="114300" simplePos="0" relativeHeight="252078080" behindDoc="0" locked="0" layoutInCell="1" allowOverlap="1" wp14:anchorId="662DE5AA" wp14:editId="75AD3F67">
+              <wp:anchor distT="0" distB="0" distL="114300" distR="114300" simplePos="0" relativeHeight="252102656" behindDoc="0" locked="0" layoutInCell="1" allowOverlap="1" wp14:anchorId="109B7013" wp14:editId="28B6D6BB">
                 <wp:simplePos x="0" y="0"/>
                 <wp:positionH relativeFrom="column">
-                  <wp:posOffset>1273810</wp:posOffset>
+                  <wp:posOffset>3089160</wp:posOffset>
                 </wp:positionH>
                 <wp:positionV relativeFrom="paragraph">
-                  <wp:posOffset>6237605</wp:posOffset>
+                  <wp:posOffset>8269948</wp:posOffset>
                 </wp:positionV>
-                <wp:extent cx="68760" cy="140790"/>
-                <wp:effectExtent l="38100" t="38100" r="26670" b="50165"/>
+                <wp:extent cx="33840" cy="122400"/>
+                <wp:effectExtent l="38100" t="38100" r="42545" b="49530"/>
                 <wp:wrapNone/>
-                <wp:docPr id="936819213" name="Ink 412"/>
+                <wp:docPr id="1832456067" name="Ink 436"/>
                 <wp:cNvGraphicFramePr/>
                 <a:graphic xmlns:a="http://schemas.openxmlformats.org/drawingml/2006/main">
                   <a:graphicData uri="http://schemas.microsoft.com/office/word/2010/wordprocessingInk">
@@ -230,7 +230,7 @@
                       </w14:nvContentPartPr>
                       <w14:xfrm>
                         <a:off x="0" y="0"/>
-                        <a:ext cx="68760" cy="140790"/>
+                        <a:ext cx="33840" cy="122400"/>
                       </w14:xfrm>
                     </w14:contentPart>
                   </a:graphicData>
@@ -240,7 +240,7 @@
           </mc:Choice>
           <mc:Fallback>
             <w:pict>
-              <v:shape w14:anchorId="71F81FFE" id="Ink 412" o:spid="_x0000_s1026" type="#_x0000_t75" style="position:absolute;margin-left:99.8pt;margin-top:490.65pt;width:6.4pt;height:12.1pt;z-index:252078080;visibility:visible;mso-wrap-style:square;mso-wrap-distance-left:9pt;mso-wrap-distance-top:0;mso-wrap-distance-right:9pt;mso-wrap-distance-bottom:0;mso-position-horizontal:absolute;mso-position-horizontal-relative:text;mso-position-vertical:absolute;mso-position-vertical-relative:text" o:gfxdata="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">
+              <v:shape w14:anchorId="70DD71F4" id="Ink 436" o:spid="_x0000_s1026" type="#_x0000_t75" style="position:absolute;margin-left:242.75pt;margin-top:650.7pt;width:3.65pt;height:10.65pt;z-index:252102656;visibility:visible;mso-wrap-style:square;mso-wrap-distance-left:9pt;mso-wrap-distance-top:0;mso-wrap-distance-right:9pt;mso-wrap-distance-bottom:0;mso-position-horizontal:absolute;mso-position-horizontal-relative:text;mso-position-vertical:absolute;mso-position-vertical-relative:text" o:gfxdata="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">
                 <v:imagedata r:id="rId15" o:title=""/>
               </v:shape>
             </w:pict>
@@ -254,18 +254,18 @@
         <mc:AlternateContent>
           <mc:Choice Requires="wpi">
             <w:drawing>
-              <wp:anchor distT="0" distB="0" distL="114300" distR="114300" simplePos="0" relativeHeight="252075008" behindDoc="0" locked="0" layoutInCell="1" allowOverlap="1" wp14:anchorId="1F680108" wp14:editId="79E35AF4">
+              <wp:anchor distT="0" distB="0" distL="114300" distR="114300" simplePos="0" relativeHeight="252099584" behindDoc="0" locked="0" layoutInCell="1" allowOverlap="1" wp14:anchorId="03CDB77D" wp14:editId="45EA664F">
                 <wp:simplePos x="0" y="0"/>
                 <wp:positionH relativeFrom="column">
-                  <wp:posOffset>2984500</wp:posOffset>
+                  <wp:posOffset>2941320</wp:posOffset>
                 </wp:positionH>
                 <wp:positionV relativeFrom="paragraph">
-                  <wp:posOffset>5937885</wp:posOffset>
+                  <wp:posOffset>9520555</wp:posOffset>
                 </wp:positionV>
-                <wp:extent cx="71280" cy="150040"/>
-                <wp:effectExtent l="38100" t="38100" r="5080" b="40640"/>
+                <wp:extent cx="139840" cy="162720"/>
+                <wp:effectExtent l="38100" t="38100" r="31750" b="46990"/>
                 <wp:wrapNone/>
-                <wp:docPr id="1092763849" name="Ink 409"/>
+                <wp:docPr id="1284717029" name="Ink 433"/>
                 <wp:cNvGraphicFramePr/>
                 <a:graphic xmlns:a="http://schemas.openxmlformats.org/drawingml/2006/main">
                   <a:graphicData uri="http://schemas.microsoft.com/office/word/2010/wordprocessingInk">
@@ -275,7 +275,7 @@
                       </w14:nvContentPartPr>
                       <w14:xfrm>
                         <a:off x="0" y="0"/>
-                        <a:ext cx="71280" cy="150040"/>
+                        <a:ext cx="139840" cy="162720"/>
                       </w14:xfrm>
                     </w14:contentPart>
                   </a:graphicData>
@@ -285,7 +285,7 @@
           </mc:Choice>
           <mc:Fallback>
             <w:pict>
-              <v:shape w14:anchorId="79F71770" id="Ink 409" o:spid="_x0000_s1026" type="#_x0000_t75" style="position:absolute;margin-left:234.5pt;margin-top:467.05pt;width:6.6pt;height:12.8pt;z-index:252075008;visibility:visible;mso-wrap-style:square;mso-wrap-distance-left:9pt;mso-wrap-distance-top:0;mso-wrap-distance-right:9pt;mso-wrap-distance-bottom:0;mso-position-horizontal:absolute;mso-position-horizontal-relative:text;mso-position-vertical:absolute;mso-position-vertical-relative:text" o:gfxdata="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">
+              <v:shape w14:anchorId="5FB476CF" id="Ink 433" o:spid="_x0000_s1026" type="#_x0000_t75" style="position:absolute;margin-left:231.1pt;margin-top:749.15pt;width:12pt;height:13.8pt;z-index:252099584;visibility:visible;mso-wrap-style:square;mso-wrap-distance-left:9pt;mso-wrap-distance-top:0;mso-wrap-distance-right:9pt;mso-wrap-distance-bottom:0;mso-position-horizontal:absolute;mso-position-horizontal-relative:text;mso-position-vertical:absolute;mso-position-vertical-relative:text" o:gfxdata="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">
                 <v:imagedata r:id="rId17" o:title=""/>
               </v:shape>
             </w:pict>
@@ -299,18 +299,18 @@
         <mc:AlternateContent>
           <mc:Choice Requires="wpi">
             <w:drawing>
-              <wp:anchor distT="0" distB="0" distL="114300" distR="114300" simplePos="0" relativeHeight="252071936" behindDoc="0" locked="0" layoutInCell="1" allowOverlap="1" wp14:anchorId="6F483D46" wp14:editId="5E0F9104">
+              <wp:anchor distT="0" distB="0" distL="114300" distR="114300" simplePos="0" relativeHeight="252100608" behindDoc="0" locked="0" layoutInCell="1" allowOverlap="1" wp14:anchorId="40316CEB" wp14:editId="4C63C86E">
                 <wp:simplePos x="0" y="0"/>
                 <wp:positionH relativeFrom="column">
-                  <wp:posOffset>2777490</wp:posOffset>
+                  <wp:posOffset>1943735</wp:posOffset>
                 </wp:positionH>
                 <wp:positionV relativeFrom="paragraph">
-                  <wp:posOffset>6190615</wp:posOffset>
+                  <wp:posOffset>9493885</wp:posOffset>
                 </wp:positionV>
-                <wp:extent cx="2792160" cy="1541160"/>
-                <wp:effectExtent l="38100" t="38100" r="0" b="40005"/>
+                <wp:extent cx="186460" cy="172720"/>
+                <wp:effectExtent l="38100" t="38100" r="23495" b="36830"/>
                 <wp:wrapNone/>
-                <wp:docPr id="728843626" name="Ink 406"/>
+                <wp:docPr id="1410782376" name="Ink 434"/>
                 <wp:cNvGraphicFramePr/>
                 <a:graphic xmlns:a="http://schemas.openxmlformats.org/drawingml/2006/main">
                   <a:graphicData uri="http://schemas.microsoft.com/office/word/2010/wordprocessingInk">
@@ -320,7 +320,7 @@
                       </w14:nvContentPartPr>
                       <w14:xfrm>
                         <a:off x="0" y="0"/>
-                        <a:ext cx="2792160" cy="1541160"/>
+                        <a:ext cx="186460" cy="172720"/>
                       </w14:xfrm>
                     </w14:contentPart>
                   </a:graphicData>
@@ -330,7 +330,7 @@
           </mc:Choice>
           <mc:Fallback>
             <w:pict>
-              <v:shape w14:anchorId="1080E48B" id="Ink 406" o:spid="_x0000_s1026" type="#_x0000_t75" style="position:absolute;margin-left:218.2pt;margin-top:486.95pt;width:220.8pt;height:122.3pt;z-index:252071936;visibility:visible;mso-wrap-style:square;mso-wrap-distance-left:9pt;mso-wrap-distance-top:0;mso-wrap-distance-right:9pt;mso-wrap-distance-bottom:0;mso-position-horizontal:absolute;mso-position-horizontal-relative:text;mso-position-vertical:absolute;mso-position-vertical-relative:text" o:gfxdata="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">
+              <v:shape w14:anchorId="29F8B2C3" id="Ink 434" o:spid="_x0000_s1026" type="#_x0000_t75" style="position:absolute;margin-left:152.55pt;margin-top:747.05pt;width:15.7pt;height:14.55pt;z-index:252100608;visibility:visible;mso-wrap-style:square;mso-wrap-distance-left:9pt;mso-wrap-distance-top:0;mso-wrap-distance-right:9pt;mso-wrap-distance-bottom:0;mso-position-horizontal:absolute;mso-position-horizontal-relative:text;mso-position-vertical:absolute;mso-position-vertical-relative:text" o:gfxdata="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">
                 <v:imagedata r:id="rId19" o:title=""/>
               </v:shape>
             </w:pict>
@@ -344,18 +344,18 @@
         <mc:AlternateContent>
           <mc:Choice Requires="wpi">
             <w:drawing>
-              <wp:anchor distT="0" distB="0" distL="114300" distR="114300" simplePos="0" relativeHeight="252051456" behindDoc="0" locked="0" layoutInCell="1" allowOverlap="1" wp14:anchorId="2F87D7BA" wp14:editId="218B0FCC">
+              <wp:anchor distT="0" distB="0" distL="114300" distR="114300" simplePos="0" relativeHeight="252101632" behindDoc="0" locked="0" layoutInCell="1" allowOverlap="1" wp14:anchorId="3AB0CD3D" wp14:editId="2B0CF4BC">
                 <wp:simplePos x="0" y="0"/>
                 <wp:positionH relativeFrom="column">
-                  <wp:posOffset>1232535</wp:posOffset>
+                  <wp:posOffset>898525</wp:posOffset>
                 </wp:positionH>
                 <wp:positionV relativeFrom="paragraph">
-                  <wp:posOffset>6761480</wp:posOffset>
+                  <wp:posOffset>9466580</wp:posOffset>
                 </wp:positionV>
-                <wp:extent cx="1834110" cy="444340"/>
-                <wp:effectExtent l="38100" t="38100" r="52070" b="51435"/>
+                <wp:extent cx="173355" cy="148605"/>
+                <wp:effectExtent l="38100" t="38100" r="36195" b="41910"/>
                 <wp:wrapNone/>
-                <wp:docPr id="32007962" name="Ink 386"/>
+                <wp:docPr id="865937072" name="Ink 435"/>
                 <wp:cNvGraphicFramePr/>
                 <a:graphic xmlns:a="http://schemas.openxmlformats.org/drawingml/2006/main">
                   <a:graphicData uri="http://schemas.microsoft.com/office/word/2010/wordprocessingInk">
@@ -365,7 +365,7 @@
                       </w14:nvContentPartPr>
                       <w14:xfrm>
                         <a:off x="0" y="0"/>
-                        <a:ext cx="1834110" cy="444340"/>
+                        <a:ext cx="173355" cy="148605"/>
                       </w14:xfrm>
                     </w14:contentPart>
                   </a:graphicData>
@@ -375,7 +375,7 @@
           </mc:Choice>
           <mc:Fallback>
             <w:pict>
-              <v:shape w14:anchorId="59675711" id="Ink 386" o:spid="_x0000_s1026" type="#_x0000_t75" style="position:absolute;margin-left:96.55pt;margin-top:531.9pt;width:145.4pt;height:36pt;z-index:252051456;visibility:visible;mso-wrap-style:square;mso-wrap-distance-left:9pt;mso-wrap-distance-top:0;mso-wrap-distance-right:9pt;mso-wrap-distance-bottom:0;mso-position-horizontal:absolute;mso-position-horizontal-relative:text;mso-position-vertical:absolute;mso-position-vertical-relative:text" o:gfxdata="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">
+              <v:shape w14:anchorId="79D8350E" id="Ink 435" o:spid="_x0000_s1026" type="#_x0000_t75" style="position:absolute;margin-left:70.25pt;margin-top:744.9pt;width:14.6pt;height:12.65pt;z-index:252101632;visibility:visible;mso-wrap-style:square;mso-wrap-distance-left:9pt;mso-wrap-distance-top:0;mso-wrap-distance-right:9pt;mso-wrap-distance-bottom:0;mso-position-horizontal:absolute;mso-position-horizontal-relative:text;mso-position-vertical:absolute;mso-position-vertical-relative:text" o:gfxdata="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">
                 <v:imagedata r:id="rId21" o:title=""/>
               </v:shape>
             </w:pict>
@@ -389,18 +389,18 @@
         <mc:AlternateContent>
           <mc:Choice Requires="wpi">
             <w:drawing>
-              <wp:anchor distT="0" distB="0" distL="114300" distR="114300" simplePos="0" relativeHeight="252035072" behindDoc="0" locked="0" layoutInCell="1" allowOverlap="1" wp14:anchorId="46EF9DB7" wp14:editId="3A4739BF">
+              <wp:anchor distT="0" distB="0" distL="114300" distR="114300" simplePos="0" relativeHeight="252098560" behindDoc="0" locked="0" layoutInCell="1" allowOverlap="1" wp14:anchorId="26C8A3B8" wp14:editId="017CCA35">
                 <wp:simplePos x="0" y="0"/>
                 <wp:positionH relativeFrom="column">
-                  <wp:posOffset>1209359</wp:posOffset>
+                  <wp:posOffset>4106160</wp:posOffset>
                 </wp:positionH>
                 <wp:positionV relativeFrom="paragraph">
-                  <wp:posOffset>6897689</wp:posOffset>
+                  <wp:posOffset>9460108</wp:posOffset>
                 </wp:positionV>
-                <wp:extent cx="66240" cy="383760"/>
-                <wp:effectExtent l="38100" t="38100" r="29210" b="35560"/>
+                <wp:extent cx="243360" cy="131040"/>
+                <wp:effectExtent l="38100" t="38100" r="23495" b="40640"/>
                 <wp:wrapNone/>
-                <wp:docPr id="834076782" name="Ink 370"/>
+                <wp:docPr id="1820671420" name="Ink 432"/>
                 <wp:cNvGraphicFramePr/>
                 <a:graphic xmlns:a="http://schemas.openxmlformats.org/drawingml/2006/main">
                   <a:graphicData uri="http://schemas.microsoft.com/office/word/2010/wordprocessingInk">
@@ -410,7 +410,7 @@
                       </w14:nvContentPartPr>
                       <w14:xfrm>
                         <a:off x="0" y="0"/>
-                        <a:ext cx="66240" cy="383760"/>
+                        <a:ext cx="243360" cy="131040"/>
                       </w14:xfrm>
                     </w14:contentPart>
                   </a:graphicData>
@@ -420,7 +420,7 @@
           </mc:Choice>
           <mc:Fallback>
             <w:pict>
-              <v:shape w14:anchorId="760F43FD" id="Ink 370" o:spid="_x0000_s1026" type="#_x0000_t75" style="position:absolute;margin-left:94.75pt;margin-top:542.65pt;width:6.2pt;height:31.2pt;z-index:252035072;visibility:visible;mso-wrap-style:square;mso-wrap-distance-left:9pt;mso-wrap-distance-top:0;mso-wrap-distance-right:9pt;mso-wrap-distance-bottom:0;mso-position-horizontal:absolute;mso-position-horizontal-relative:text;mso-position-vertical:absolute;mso-position-vertical-relative:text" o:gfxdata="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">
+              <v:shape w14:anchorId="00B6B2C5" id="Ink 432" o:spid="_x0000_s1026" type="#_x0000_t75" style="position:absolute;margin-left:322.8pt;margin-top:744.4pt;width:20.15pt;height:11.3pt;z-index:252098560;visibility:visible;mso-wrap-style:square;mso-wrap-distance-left:9pt;mso-wrap-distance-top:0;mso-wrap-distance-right:9pt;mso-wrap-distance-bottom:0;mso-position-horizontal:absolute;mso-position-horizontal-relative:text;mso-position-vertical:absolute;mso-position-vertical-relative:text" o:gfxdata="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">
                 <v:imagedata r:id="rId23" o:title=""/>
               </v:shape>
             </w:pict>
@@ -434,18 +434,18 @@
         <mc:AlternateContent>
           <mc:Choice Requires="wpi">
             <w:drawing>
-              <wp:anchor distT="0" distB="0" distL="114300" distR="114300" simplePos="0" relativeHeight="252032000" behindDoc="0" locked="0" layoutInCell="1" allowOverlap="1" wp14:anchorId="50167C48" wp14:editId="5949F31F">
+              <wp:anchor distT="0" distB="0" distL="114300" distR="114300" simplePos="0" relativeHeight="252091392" behindDoc="0" locked="0" layoutInCell="1" allowOverlap="1" wp14:anchorId="473930E1" wp14:editId="5E8B75B4">
                 <wp:simplePos x="0" y="0"/>
                 <wp:positionH relativeFrom="column">
-                  <wp:posOffset>594479</wp:posOffset>
+                  <wp:posOffset>5310505</wp:posOffset>
                 </wp:positionH>
                 <wp:positionV relativeFrom="paragraph">
-                  <wp:posOffset>5257064</wp:posOffset>
+                  <wp:posOffset>8171180</wp:posOffset>
                 </wp:positionV>
-                <wp:extent cx="54360" cy="334440"/>
-                <wp:effectExtent l="38100" t="38100" r="22225" b="46990"/>
+                <wp:extent cx="945930" cy="718160"/>
+                <wp:effectExtent l="38100" t="38100" r="26035" b="44450"/>
                 <wp:wrapNone/>
-                <wp:docPr id="1173599400" name="Ink 367"/>
+                <wp:docPr id="17905615" name="Ink 425"/>
                 <wp:cNvGraphicFramePr/>
                 <a:graphic xmlns:a="http://schemas.openxmlformats.org/drawingml/2006/main">
                   <a:graphicData uri="http://schemas.microsoft.com/office/word/2010/wordprocessingInk">
@@ -455,7 +455,7 @@
                       </w14:nvContentPartPr>
                       <w14:xfrm>
                         <a:off x="0" y="0"/>
-                        <a:ext cx="54360" cy="334440"/>
+                        <a:ext cx="945930" cy="718160"/>
                       </w14:xfrm>
                     </w14:contentPart>
                   </a:graphicData>
@@ -465,7 +465,7 @@
           </mc:Choice>
           <mc:Fallback>
             <w:pict>
-              <v:shape w14:anchorId="217A876D" id="Ink 367" o:spid="_x0000_s1026" type="#_x0000_t75" style="position:absolute;margin-left:46.3pt;margin-top:413.45pt;width:5.3pt;height:27.35pt;z-index:252032000;visibility:visible;mso-wrap-style:square;mso-wrap-distance-left:9pt;mso-wrap-distance-top:0;mso-wrap-distance-right:9pt;mso-wrap-distance-bottom:0;mso-position-horizontal:absolute;mso-position-horizontal-relative:text;mso-position-vertical:absolute;mso-position-vertical-relative:text" o:gfxdata="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">
+              <v:shape w14:anchorId="77F16666" id="Ink 425" o:spid="_x0000_s1026" type="#_x0000_t75" style="position:absolute;margin-left:417.65pt;margin-top:642.9pt;width:75.5pt;height:57.55pt;z-index:252091392;visibility:visible;mso-wrap-style:square;mso-wrap-distance-left:9pt;mso-wrap-distance-top:0;mso-wrap-distance-right:9pt;mso-wrap-distance-bottom:0;mso-position-horizontal:absolute;mso-position-horizontal-relative:text;mso-position-vertical:absolute;mso-position-vertical-relative:text" o:gfxdata="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">
                 <v:imagedata r:id="rId25" o:title=""/>
               </v:shape>
             </w:pict>
@@ -479,18 +479,18 @@
         <mc:AlternateContent>
           <mc:Choice Requires="wpi">
             <w:drawing>
-              <wp:anchor distT="0" distB="0" distL="114300" distR="114300" simplePos="0" relativeHeight="252030976" behindDoc="0" locked="0" layoutInCell="1" allowOverlap="1" wp14:anchorId="2B766E9F" wp14:editId="2A91C6F2">
+              <wp:anchor distT="0" distB="0" distL="114300" distR="114300" simplePos="0" relativeHeight="252079104" behindDoc="0" locked="0" layoutInCell="1" allowOverlap="1" wp14:anchorId="53D3B4A5" wp14:editId="53548333">
                 <wp:simplePos x="0" y="0"/>
                 <wp:positionH relativeFrom="column">
-                  <wp:posOffset>653415</wp:posOffset>
+                  <wp:posOffset>2847340</wp:posOffset>
                 </wp:positionH>
                 <wp:positionV relativeFrom="paragraph">
-                  <wp:posOffset>5466080</wp:posOffset>
+                  <wp:posOffset>9146540</wp:posOffset>
                 </wp:positionV>
-                <wp:extent cx="603250" cy="480060"/>
-                <wp:effectExtent l="38100" t="38100" r="44450" b="34290"/>
+                <wp:extent cx="482690" cy="174515"/>
+                <wp:effectExtent l="38100" t="38100" r="0" b="35560"/>
                 <wp:wrapNone/>
-                <wp:docPr id="1626721555" name="Ink 366"/>
+                <wp:docPr id="670914572" name="Ink 413"/>
                 <wp:cNvGraphicFramePr/>
                 <a:graphic xmlns:a="http://schemas.openxmlformats.org/drawingml/2006/main">
                   <a:graphicData uri="http://schemas.microsoft.com/office/word/2010/wordprocessingInk">
@@ -500,7 +500,7 @@
                       </w14:nvContentPartPr>
                       <w14:xfrm>
                         <a:off x="0" y="0"/>
-                        <a:ext cx="603250" cy="480060"/>
+                        <a:ext cx="482690" cy="174515"/>
                       </w14:xfrm>
                     </w14:contentPart>
                   </a:graphicData>
@@ -510,7 +510,7 @@
           </mc:Choice>
           <mc:Fallback>
             <w:pict>
-              <v:shape w14:anchorId="264E1CE2" id="Ink 366" o:spid="_x0000_s1026" type="#_x0000_t75" style="position:absolute;margin-left:50.95pt;margin-top:429.9pt;width:48.45pt;height:38.75pt;z-index:252030976;visibility:visible;mso-wrap-style:square;mso-wrap-distance-left:9pt;mso-wrap-distance-top:0;mso-wrap-distance-right:9pt;mso-wrap-distance-bottom:0;mso-position-horizontal:absolute;mso-position-horizontal-relative:text;mso-position-vertical:absolute;mso-position-vertical-relative:text" o:gfxdata="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">
+              <v:shape w14:anchorId="6A6B380B" id="Ink 413" o:spid="_x0000_s1026" type="#_x0000_t75" style="position:absolute;margin-left:223.7pt;margin-top:719.7pt;width:38.95pt;height:14.75pt;z-index:252079104;visibility:visible;mso-wrap-style:square;mso-wrap-distance-left:9pt;mso-wrap-distance-top:0;mso-wrap-distance-right:9pt;mso-wrap-distance-bottom:0;mso-position-horizontal:absolute;mso-position-horizontal-relative:text;mso-position-vertical:absolute;mso-position-vertical-relative:text" o:gfxdata="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">
                 <v:imagedata r:id="rId27" o:title=""/>
               </v:shape>
             </w:pict>
@@ -524,18 +524,18 @@
         <mc:AlternateContent>
           <mc:Choice Requires="wpi">
             <w:drawing>
-              <wp:anchor distT="0" distB="0" distL="114300" distR="114300" simplePos="0" relativeHeight="252016640" behindDoc="0" locked="0" layoutInCell="1" allowOverlap="1" wp14:anchorId="040E3EE0" wp14:editId="62E8A4A2">
+              <wp:anchor distT="0" distB="0" distL="114300" distR="114300" simplePos="0" relativeHeight="252080128" behindDoc="0" locked="0" layoutInCell="1" allowOverlap="1" wp14:anchorId="3FC45518" wp14:editId="6C3A2D31">
                 <wp:simplePos x="0" y="0"/>
                 <wp:positionH relativeFrom="column">
-                  <wp:posOffset>4075430</wp:posOffset>
+                  <wp:posOffset>1800225</wp:posOffset>
                 </wp:positionH>
                 <wp:positionV relativeFrom="paragraph">
-                  <wp:posOffset>6782435</wp:posOffset>
+                  <wp:posOffset>9179560</wp:posOffset>
                 </wp:positionV>
-                <wp:extent cx="405045" cy="222885"/>
-                <wp:effectExtent l="38100" t="38100" r="52705" b="43815"/>
+                <wp:extent cx="400655" cy="187870"/>
+                <wp:effectExtent l="38100" t="38100" r="0" b="41275"/>
                 <wp:wrapNone/>
-                <wp:docPr id="464467264" name="Ink 351"/>
+                <wp:docPr id="843351321" name="Ink 414"/>
                 <wp:cNvGraphicFramePr/>
                 <a:graphic xmlns:a="http://schemas.openxmlformats.org/drawingml/2006/main">
                   <a:graphicData uri="http://schemas.microsoft.com/office/word/2010/wordprocessingInk">
@@ -545,7 +545,7 @@
                       </w14:nvContentPartPr>
                       <w14:xfrm>
                         <a:off x="0" y="0"/>
-                        <a:ext cx="405045" cy="222885"/>
+                        <a:ext cx="400655" cy="187870"/>
                       </w14:xfrm>
                     </w14:contentPart>
                   </a:graphicData>
@@ -555,7 +555,7 @@
           </mc:Choice>
           <mc:Fallback>
             <w:pict>
-              <v:shape w14:anchorId="7081A35C" id="Ink 351" o:spid="_x0000_s1026" type="#_x0000_t75" style="position:absolute;margin-left:320.4pt;margin-top:533.55pt;width:32.9pt;height:18.5pt;z-index:252016640;visibility:visible;mso-wrap-style:square;mso-wrap-distance-left:9pt;mso-wrap-distance-top:0;mso-wrap-distance-right:9pt;mso-wrap-distance-bottom:0;mso-position-horizontal:absolute;mso-position-horizontal-relative:text;mso-position-vertical:absolute;mso-position-vertical-relative:text" o:gfxdata="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">
+              <v:shape w14:anchorId="29F9FF26" id="Ink 414" o:spid="_x0000_s1026" type="#_x0000_t75" style="position:absolute;margin-left:141.25pt;margin-top:722.3pt;width:32.55pt;height:15.8pt;z-index:252080128;visibility:visible;mso-wrap-style:square;mso-wrap-distance-left:9pt;mso-wrap-distance-top:0;mso-wrap-distance-right:9pt;mso-wrap-distance-bottom:0;mso-position-horizontal:absolute;mso-position-horizontal-relative:text;mso-position-vertical:absolute;mso-position-vertical-relative:text" o:gfxdata="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">
                 <v:imagedata r:id="rId29" o:title=""/>
               </v:shape>
             </w:pict>
@@ -569,18 +569,18 @@
         <mc:AlternateContent>
           <mc:Choice Requires="wpi">
             <w:drawing>
-              <wp:anchor distT="0" distB="0" distL="114300" distR="114300" simplePos="0" relativeHeight="252011520" behindDoc="0" locked="0" layoutInCell="1" allowOverlap="1" wp14:anchorId="71501C0F" wp14:editId="5B08750D">
+              <wp:anchor distT="0" distB="0" distL="114300" distR="114300" simplePos="0" relativeHeight="252081152" behindDoc="0" locked="0" layoutInCell="1" allowOverlap="1" wp14:anchorId="449D195A" wp14:editId="0EE49FB3">
                 <wp:simplePos x="0" y="0"/>
                 <wp:positionH relativeFrom="column">
-                  <wp:posOffset>3972719</wp:posOffset>
+                  <wp:posOffset>807085</wp:posOffset>
                 </wp:positionH>
                 <wp:positionV relativeFrom="paragraph">
-                  <wp:posOffset>6882592</wp:posOffset>
+                  <wp:posOffset>9138920</wp:posOffset>
                 </wp:positionV>
-                <wp:extent cx="57960" cy="167400"/>
-                <wp:effectExtent l="38100" t="38100" r="37465" b="42545"/>
+                <wp:extent cx="461350" cy="210780"/>
+                <wp:effectExtent l="38100" t="38100" r="0" b="37465"/>
                 <wp:wrapNone/>
-                <wp:docPr id="1140211211" name="Ink 346"/>
+                <wp:docPr id="1028328936" name="Ink 415"/>
                 <wp:cNvGraphicFramePr/>
                 <a:graphic xmlns:a="http://schemas.openxmlformats.org/drawingml/2006/main">
                   <a:graphicData uri="http://schemas.microsoft.com/office/word/2010/wordprocessingInk">
@@ -590,7 +590,7 @@
                       </w14:nvContentPartPr>
                       <w14:xfrm>
                         <a:off x="0" y="0"/>
-                        <a:ext cx="57960" cy="167400"/>
+                        <a:ext cx="461350" cy="210780"/>
                       </w14:xfrm>
                     </w14:contentPart>
                   </a:graphicData>
@@ -600,7 +600,7 @@
           </mc:Choice>
           <mc:Fallback>
             <w:pict>
-              <v:shape w14:anchorId="4047FB8A" id="Ink 346" o:spid="_x0000_s1026" type="#_x0000_t75" style="position:absolute;margin-left:312.3pt;margin-top:541.45pt;width:5.55pt;height:14.2pt;z-index:252011520;visibility:visible;mso-wrap-style:square;mso-wrap-distance-left:9pt;mso-wrap-distance-top:0;mso-wrap-distance-right:9pt;mso-wrap-distance-bottom:0;mso-position-horizontal:absolute;mso-position-horizontal-relative:text;mso-position-vertical:absolute;mso-position-vertical-relative:text" o:gfxdata="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">
+              <v:shape w14:anchorId="324A3039" id="Ink 415" o:spid="_x0000_s1026" type="#_x0000_t75" style="position:absolute;margin-left:63.05pt;margin-top:719.1pt;width:37.35pt;height:17.6pt;z-index:252081152;visibility:visible;mso-wrap-style:square;mso-wrap-distance-left:9pt;mso-wrap-distance-top:0;mso-wrap-distance-right:9pt;mso-wrap-distance-bottom:0;mso-position-horizontal:absolute;mso-position-horizontal-relative:text;mso-position-vertical:absolute;mso-position-vertical-relative:text" o:gfxdata="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">
                 <v:imagedata r:id="rId31" o:title=""/>
               </v:shape>
             </w:pict>
@@ -614,18 +614,18 @@
         <mc:AlternateContent>
           <mc:Choice Requires="wpi">
             <w:drawing>
-              <wp:anchor distT="0" distB="0" distL="114300" distR="114300" simplePos="0" relativeHeight="252010496" behindDoc="0" locked="0" layoutInCell="1" allowOverlap="1" wp14:anchorId="0DE91C71" wp14:editId="5B129298">
+              <wp:anchor distT="0" distB="0" distL="114300" distR="114300" simplePos="0" relativeHeight="252057600" behindDoc="0" locked="0" layoutInCell="1" allowOverlap="1" wp14:anchorId="1B8D454F" wp14:editId="304F0DAE">
                 <wp:simplePos x="0" y="0"/>
                 <wp:positionH relativeFrom="column">
-                  <wp:posOffset>3889375</wp:posOffset>
+                  <wp:posOffset>-321945</wp:posOffset>
                 </wp:positionH>
                 <wp:positionV relativeFrom="paragraph">
-                  <wp:posOffset>7028195</wp:posOffset>
+                  <wp:posOffset>9204325</wp:posOffset>
                 </wp:positionV>
-                <wp:extent cx="33840" cy="35640"/>
-                <wp:effectExtent l="38100" t="38100" r="42545" b="40640"/>
+                <wp:extent cx="767340" cy="330530"/>
+                <wp:effectExtent l="38100" t="38100" r="52070" b="50800"/>
                 <wp:wrapNone/>
-                <wp:docPr id="726281517" name="Ink 345"/>
+                <wp:docPr id="1111094141" name="Ink 392"/>
                 <wp:cNvGraphicFramePr/>
                 <a:graphic xmlns:a="http://schemas.openxmlformats.org/drawingml/2006/main">
                   <a:graphicData uri="http://schemas.microsoft.com/office/word/2010/wordprocessingInk">
@@ -635,7 +635,1852 @@
                       </w14:nvContentPartPr>
                       <w14:xfrm>
                         <a:off x="0" y="0"/>
-                        <a:ext cx="33840" cy="35640"/>
+                        <a:ext cx="767340" cy="330530"/>
+                      </w14:xfrm>
+                    </w14:contentPart>
+                  </a:graphicData>
+                </a:graphic>
+              </wp:anchor>
+            </w:drawing>
+          </mc:Choice>
+          <mc:Fallback>
+            <w:pict>
+              <v:shape w14:anchorId="61E3623F" id="Ink 392" o:spid="_x0000_s1026" type="#_x0000_t75" style="position:absolute;margin-left:-25.85pt;margin-top:724.25pt;width:61.4pt;height:27.05pt;z-index:252057600;visibility:visible;mso-wrap-style:square;mso-wrap-distance-left:9pt;mso-wrap-distance-top:0;mso-wrap-distance-right:9pt;mso-wrap-distance-bottom:0;mso-position-horizontal:absolute;mso-position-horizontal-relative:text;mso-position-vertical:absolute;mso-position-vertical-relative:text" o:gfxdata="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">
+                <v:imagedata r:id="rId33" o:title=""/>
+              </v:shape>
+            </w:pict>
+          </mc:Fallback>
+        </mc:AlternateContent>
+      </w:r>
+      <w:r>
+        <w:rPr>
+          <w:noProof/>
+        </w:rPr>
+        <mc:AlternateContent>
+          <mc:Choice Requires="wpi">
+            <w:drawing>
+              <wp:anchor distT="0" distB="0" distL="114300" distR="114300" simplePos="0" relativeHeight="252049408" behindDoc="0" locked="0" layoutInCell="1" allowOverlap="1" wp14:anchorId="61D54065" wp14:editId="0A12C662">
+                <wp:simplePos x="0" y="0"/>
+                <wp:positionH relativeFrom="column">
+                  <wp:posOffset>-744855</wp:posOffset>
+                </wp:positionH>
+                <wp:positionV relativeFrom="paragraph">
+                  <wp:posOffset>9323070</wp:posOffset>
+                </wp:positionV>
+                <wp:extent cx="183865" cy="121680"/>
+                <wp:effectExtent l="38100" t="38100" r="26035" b="50165"/>
+                <wp:wrapNone/>
+                <wp:docPr id="1103493490" name="Ink 384"/>
+                <wp:cNvGraphicFramePr/>
+                <a:graphic xmlns:a="http://schemas.openxmlformats.org/drawingml/2006/main">
+                  <a:graphicData uri="http://schemas.microsoft.com/office/word/2010/wordprocessingInk">
+                    <w14:contentPart bwMode="auto" r:id="rId34">
+                      <w14:nvContentPartPr>
+                        <w14:cNvContentPartPr/>
+                      </w14:nvContentPartPr>
+                      <w14:xfrm>
+                        <a:off x="0" y="0"/>
+                        <a:ext cx="183865" cy="121680"/>
+                      </w14:xfrm>
+                    </w14:contentPart>
+                  </a:graphicData>
+                </a:graphic>
+              </wp:anchor>
+            </w:drawing>
+          </mc:Choice>
+          <mc:Fallback>
+            <w:pict>
+              <v:shape w14:anchorId="34C72151" id="Ink 384" o:spid="_x0000_s1026" type="#_x0000_t75" style="position:absolute;margin-left:-59.15pt;margin-top:733.6pt;width:15.5pt;height:10.6pt;z-index:252049408;visibility:visible;mso-wrap-style:square;mso-wrap-distance-left:9pt;mso-wrap-distance-top:0;mso-wrap-distance-right:9pt;mso-wrap-distance-bottom:0;mso-position-horizontal:absolute;mso-position-horizontal-relative:text;mso-position-vertical:absolute;mso-position-vertical-relative:text" o:gfxdata="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">
+                <v:imagedata r:id="rId35" o:title=""/>
+              </v:shape>
+            </w:pict>
+          </mc:Fallback>
+        </mc:AlternateContent>
+      </w:r>
+      <w:r>
+        <w:rPr>
+          <w:noProof/>
+        </w:rPr>
+        <mc:AlternateContent>
+          <mc:Choice Requires="wpi">
+            <w:drawing>
+              <wp:anchor distT="0" distB="0" distL="114300" distR="114300" simplePos="0" relativeHeight="252046336" behindDoc="0" locked="0" layoutInCell="1" allowOverlap="1" wp14:anchorId="7279523E" wp14:editId="5D6A327A">
+                <wp:simplePos x="0" y="0"/>
+                <wp:positionH relativeFrom="column">
+                  <wp:posOffset>2635250</wp:posOffset>
+                </wp:positionH>
+                <wp:positionV relativeFrom="paragraph">
+                  <wp:posOffset>8498840</wp:posOffset>
+                </wp:positionV>
+                <wp:extent cx="145740" cy="178435"/>
+                <wp:effectExtent l="38100" t="38100" r="45085" b="50165"/>
+                <wp:wrapNone/>
+                <wp:docPr id="992309320" name="Ink 381"/>
+                <wp:cNvGraphicFramePr/>
+                <a:graphic xmlns:a="http://schemas.openxmlformats.org/drawingml/2006/main">
+                  <a:graphicData uri="http://schemas.microsoft.com/office/word/2010/wordprocessingInk">
+                    <w14:contentPart bwMode="auto" r:id="rId36">
+                      <w14:nvContentPartPr>
+                        <w14:cNvContentPartPr/>
+                      </w14:nvContentPartPr>
+                      <w14:xfrm>
+                        <a:off x="0" y="0"/>
+                        <a:ext cx="145740" cy="178435"/>
+                      </w14:xfrm>
+                    </w14:contentPart>
+                  </a:graphicData>
+                </a:graphic>
+              </wp:anchor>
+            </w:drawing>
+          </mc:Choice>
+          <mc:Fallback>
+            <w:pict>
+              <v:shape w14:anchorId="4D8FB397" id="Ink 381" o:spid="_x0000_s1026" type="#_x0000_t75" style="position:absolute;margin-left:207pt;margin-top:668.7pt;width:12.5pt;height:15pt;z-index:252046336;visibility:visible;mso-wrap-style:square;mso-wrap-distance-left:9pt;mso-wrap-distance-top:0;mso-wrap-distance-right:9pt;mso-wrap-distance-bottom:0;mso-position-horizontal:absolute;mso-position-horizontal-relative:text;mso-position-vertical:absolute;mso-position-vertical-relative:text" o:gfxdata="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">
+                <v:imagedata r:id="rId37" o:title=""/>
+              </v:shape>
+            </w:pict>
+          </mc:Fallback>
+        </mc:AlternateContent>
+      </w:r>
+      <w:r>
+        <w:rPr>
+          <w:noProof/>
+        </w:rPr>
+        <mc:AlternateContent>
+          <mc:Choice Requires="wpi">
+            <w:drawing>
+              <wp:anchor distT="0" distB="0" distL="114300" distR="114300" simplePos="0" relativeHeight="252042240" behindDoc="0" locked="0" layoutInCell="1" allowOverlap="1" wp14:anchorId="0E3367CD" wp14:editId="2A19E2F9">
+                <wp:simplePos x="0" y="0"/>
+                <wp:positionH relativeFrom="column">
+                  <wp:posOffset>1609725</wp:posOffset>
+                </wp:positionH>
+                <wp:positionV relativeFrom="paragraph">
+                  <wp:posOffset>8526780</wp:posOffset>
+                </wp:positionV>
+                <wp:extent cx="276655" cy="169980"/>
+                <wp:effectExtent l="38100" t="38100" r="28575" b="40005"/>
+                <wp:wrapNone/>
+                <wp:docPr id="458277308" name="Ink 377"/>
+                <wp:cNvGraphicFramePr/>
+                <a:graphic xmlns:a="http://schemas.openxmlformats.org/drawingml/2006/main">
+                  <a:graphicData uri="http://schemas.microsoft.com/office/word/2010/wordprocessingInk">
+                    <w14:contentPart bwMode="auto" r:id="rId38">
+                      <w14:nvContentPartPr>
+                        <w14:cNvContentPartPr/>
+                      </w14:nvContentPartPr>
+                      <w14:xfrm>
+                        <a:off x="0" y="0"/>
+                        <a:ext cx="276655" cy="169980"/>
+                      </w14:xfrm>
+                    </w14:contentPart>
+                  </a:graphicData>
+                </a:graphic>
+              </wp:anchor>
+            </w:drawing>
+          </mc:Choice>
+          <mc:Fallback>
+            <w:pict>
+              <v:shape w14:anchorId="3B80CB0C" id="Ink 377" o:spid="_x0000_s1026" type="#_x0000_t75" style="position:absolute;margin-left:126.25pt;margin-top:670.9pt;width:22.8pt;height:14.4pt;z-index:252042240;visibility:visible;mso-wrap-style:square;mso-wrap-distance-left:9pt;mso-wrap-distance-top:0;mso-wrap-distance-right:9pt;mso-wrap-distance-bottom:0;mso-position-horizontal:absolute;mso-position-horizontal-relative:text;mso-position-vertical:absolute;mso-position-vertical-relative:text" o:gfxdata="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">
+                <v:imagedata r:id="rId39" o:title=""/>
+              </v:shape>
+            </w:pict>
+          </mc:Fallback>
+        </mc:AlternateContent>
+      </w:r>
+      <w:r>
+        <w:rPr>
+          <w:noProof/>
+        </w:rPr>
+        <mc:AlternateContent>
+          <mc:Choice Requires="wpi">
+            <w:drawing>
+              <wp:anchor distT="0" distB="0" distL="114300" distR="114300" simplePos="0" relativeHeight="252043264" behindDoc="0" locked="0" layoutInCell="1" allowOverlap="1" wp14:anchorId="6A551A4A" wp14:editId="3E254366">
+                <wp:simplePos x="0" y="0"/>
+                <wp:positionH relativeFrom="column">
+                  <wp:posOffset>825500</wp:posOffset>
+                </wp:positionH>
+                <wp:positionV relativeFrom="paragraph">
+                  <wp:posOffset>8583930</wp:posOffset>
+                </wp:positionV>
+                <wp:extent cx="155575" cy="148780"/>
+                <wp:effectExtent l="38100" t="38100" r="34925" b="41910"/>
+                <wp:wrapNone/>
+                <wp:docPr id="714049974" name="Ink 378"/>
+                <wp:cNvGraphicFramePr/>
+                <a:graphic xmlns:a="http://schemas.openxmlformats.org/drawingml/2006/main">
+                  <a:graphicData uri="http://schemas.microsoft.com/office/word/2010/wordprocessingInk">
+                    <w14:contentPart bwMode="auto" r:id="rId40">
+                      <w14:nvContentPartPr>
+                        <w14:cNvContentPartPr/>
+                      </w14:nvContentPartPr>
+                      <w14:xfrm>
+                        <a:off x="0" y="0"/>
+                        <a:ext cx="155575" cy="148780"/>
+                      </w14:xfrm>
+                    </w14:contentPart>
+                  </a:graphicData>
+                </a:graphic>
+              </wp:anchor>
+            </w:drawing>
+          </mc:Choice>
+          <mc:Fallback>
+            <w:pict>
+              <v:shape w14:anchorId="0777CAED" id="Ink 378" o:spid="_x0000_s1026" type="#_x0000_t75" style="position:absolute;margin-left:64.5pt;margin-top:675.4pt;width:13.2pt;height:12.7pt;z-index:252043264;visibility:visible;mso-wrap-style:square;mso-wrap-distance-left:9pt;mso-wrap-distance-top:0;mso-wrap-distance-right:9pt;mso-wrap-distance-bottom:0;mso-position-horizontal:absolute;mso-position-horizontal-relative:text;mso-position-vertical:absolute;mso-position-vertical-relative:text" o:gfxdata="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">
+                <v:imagedata r:id="rId41" o:title=""/>
+              </v:shape>
+            </w:pict>
+          </mc:Fallback>
+        </mc:AlternateContent>
+      </w:r>
+      <w:r>
+        <w:rPr>
+          <w:noProof/>
+        </w:rPr>
+        <mc:AlternateContent>
+          <mc:Choice Requires="wpi">
+            <w:drawing>
+              <wp:anchor distT="0" distB="0" distL="114300" distR="114300" simplePos="0" relativeHeight="252036096" behindDoc="0" locked="0" layoutInCell="1" allowOverlap="1" wp14:anchorId="04A56B39" wp14:editId="1CA0BCF7">
+                <wp:simplePos x="0" y="0"/>
+                <wp:positionH relativeFrom="column">
+                  <wp:posOffset>2397125</wp:posOffset>
+                </wp:positionH>
+                <wp:positionV relativeFrom="paragraph">
+                  <wp:posOffset>8134350</wp:posOffset>
+                </wp:positionV>
+                <wp:extent cx="573525" cy="232745"/>
+                <wp:effectExtent l="38100" t="38100" r="0" b="34290"/>
+                <wp:wrapNone/>
+                <wp:docPr id="487806304" name="Ink 371"/>
+                <wp:cNvGraphicFramePr/>
+                <a:graphic xmlns:a="http://schemas.openxmlformats.org/drawingml/2006/main">
+                  <a:graphicData uri="http://schemas.microsoft.com/office/word/2010/wordprocessingInk">
+                    <w14:contentPart bwMode="auto" r:id="rId42">
+                      <w14:nvContentPartPr>
+                        <w14:cNvContentPartPr/>
+                      </w14:nvContentPartPr>
+                      <w14:xfrm>
+                        <a:off x="0" y="0"/>
+                        <a:ext cx="573525" cy="232745"/>
+                      </w14:xfrm>
+                    </w14:contentPart>
+                  </a:graphicData>
+                </a:graphic>
+              </wp:anchor>
+            </w:drawing>
+          </mc:Choice>
+          <mc:Fallback>
+            <w:pict>
+              <v:shape w14:anchorId="11752971" id="Ink 371" o:spid="_x0000_s1026" type="#_x0000_t75" style="position:absolute;margin-left:188.25pt;margin-top:640pt;width:46.1pt;height:19.35pt;z-index:252036096;visibility:visible;mso-wrap-style:square;mso-wrap-distance-left:9pt;mso-wrap-distance-top:0;mso-wrap-distance-right:9pt;mso-wrap-distance-bottom:0;mso-position-horizontal:absolute;mso-position-horizontal-relative:text;mso-position-vertical:absolute;mso-position-vertical-relative:text" o:gfxdata="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">
+                <v:imagedata r:id="rId43" o:title=""/>
+              </v:shape>
+            </w:pict>
+          </mc:Fallback>
+        </mc:AlternateContent>
+      </w:r>
+      <w:r>
+        <w:rPr>
+          <w:noProof/>
+        </w:rPr>
+        <mc:AlternateContent>
+          <mc:Choice Requires="wpi">
+            <w:drawing>
+              <wp:anchor distT="0" distB="0" distL="114300" distR="114300" simplePos="0" relativeHeight="252028928" behindDoc="0" locked="0" layoutInCell="1" allowOverlap="1" wp14:anchorId="7ECAFC04" wp14:editId="7F729D7B">
+                <wp:simplePos x="0" y="0"/>
+                <wp:positionH relativeFrom="column">
+                  <wp:posOffset>1588770</wp:posOffset>
+                </wp:positionH>
+                <wp:positionV relativeFrom="paragraph">
+                  <wp:posOffset>8188960</wp:posOffset>
+                </wp:positionV>
+                <wp:extent cx="425190" cy="169595"/>
+                <wp:effectExtent l="38100" t="38100" r="0" b="40005"/>
+                <wp:wrapNone/>
+                <wp:docPr id="1362911861" name="Ink 364"/>
+                <wp:cNvGraphicFramePr/>
+                <a:graphic xmlns:a="http://schemas.openxmlformats.org/drawingml/2006/main">
+                  <a:graphicData uri="http://schemas.microsoft.com/office/word/2010/wordprocessingInk">
+                    <w14:contentPart bwMode="auto" r:id="rId44">
+                      <w14:nvContentPartPr>
+                        <w14:cNvContentPartPr/>
+                      </w14:nvContentPartPr>
+                      <w14:xfrm>
+                        <a:off x="0" y="0"/>
+                        <a:ext cx="425190" cy="169595"/>
+                      </w14:xfrm>
+                    </w14:contentPart>
+                  </a:graphicData>
+                </a:graphic>
+              </wp:anchor>
+            </w:drawing>
+          </mc:Choice>
+          <mc:Fallback>
+            <w:pict>
+              <v:shape w14:anchorId="4CA60724" id="Ink 364" o:spid="_x0000_s1026" type="#_x0000_t75" style="position:absolute;margin-left:124.6pt;margin-top:644.3pt;width:34.5pt;height:14.3pt;z-index:252028928;visibility:visible;mso-wrap-style:square;mso-wrap-distance-left:9pt;mso-wrap-distance-top:0;mso-wrap-distance-right:9pt;mso-wrap-distance-bottom:0;mso-position-horizontal:absolute;mso-position-horizontal-relative:text;mso-position-vertical:absolute;mso-position-vertical-relative:text" o:gfxdata="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">
+                <v:imagedata r:id="rId45" o:title=""/>
+              </v:shape>
+            </w:pict>
+          </mc:Fallback>
+        </mc:AlternateContent>
+      </w:r>
+      <w:r>
+        <w:rPr>
+          <w:noProof/>
+        </w:rPr>
+        <mc:AlternateContent>
+          <mc:Choice Requires="wpi">
+            <w:drawing>
+              <wp:anchor distT="0" distB="0" distL="114300" distR="114300" simplePos="0" relativeHeight="252029952" behindDoc="0" locked="0" layoutInCell="1" allowOverlap="1" wp14:anchorId="2ED0B9A1" wp14:editId="6B107EED">
+                <wp:simplePos x="0" y="0"/>
+                <wp:positionH relativeFrom="column">
+                  <wp:posOffset>791210</wp:posOffset>
+                </wp:positionH>
+                <wp:positionV relativeFrom="paragraph">
+                  <wp:posOffset>8163560</wp:posOffset>
+                </wp:positionV>
+                <wp:extent cx="424440" cy="240925"/>
+                <wp:effectExtent l="38100" t="38100" r="13970" b="45085"/>
+                <wp:wrapNone/>
+                <wp:docPr id="1852640714" name="Ink 365"/>
+                <wp:cNvGraphicFramePr/>
+                <a:graphic xmlns:a="http://schemas.openxmlformats.org/drawingml/2006/main">
+                  <a:graphicData uri="http://schemas.microsoft.com/office/word/2010/wordprocessingInk">
+                    <w14:contentPart bwMode="auto" r:id="rId46">
+                      <w14:nvContentPartPr>
+                        <w14:cNvContentPartPr/>
+                      </w14:nvContentPartPr>
+                      <w14:xfrm>
+                        <a:off x="0" y="0"/>
+                        <a:ext cx="424440" cy="240925"/>
+                      </w14:xfrm>
+                    </w14:contentPart>
+                  </a:graphicData>
+                </a:graphic>
+              </wp:anchor>
+            </w:drawing>
+          </mc:Choice>
+          <mc:Fallback>
+            <w:pict>
+              <v:shape w14:anchorId="276B7180" id="Ink 365" o:spid="_x0000_s1026" type="#_x0000_t75" style="position:absolute;margin-left:61.8pt;margin-top:642.3pt;width:34.4pt;height:19.95pt;z-index:252029952;visibility:visible;mso-wrap-style:square;mso-wrap-distance-left:9pt;mso-wrap-distance-top:0;mso-wrap-distance-right:9pt;mso-wrap-distance-bottom:0;mso-position-horizontal:absolute;mso-position-horizontal-relative:text;mso-position-vertical:absolute;mso-position-vertical-relative:text" o:gfxdata="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">
+                <v:imagedata r:id="rId47" o:title=""/>
+              </v:shape>
+            </w:pict>
+          </mc:Fallback>
+        </mc:AlternateContent>
+      </w:r>
+      <w:r>
+        <w:rPr>
+          <w:noProof/>
+        </w:rPr>
+        <mc:AlternateContent>
+          <mc:Choice Requires="wpi">
+            <w:drawing>
+              <wp:anchor distT="0" distB="0" distL="114300" distR="114300" simplePos="0" relativeHeight="252018688" behindDoc="0" locked="0" layoutInCell="1" allowOverlap="1" wp14:anchorId="585B1BD8" wp14:editId="4A0E1D9C">
+                <wp:simplePos x="0" y="0"/>
+                <wp:positionH relativeFrom="column">
+                  <wp:posOffset>5396865</wp:posOffset>
+                </wp:positionH>
+                <wp:positionV relativeFrom="paragraph">
+                  <wp:posOffset>6736080</wp:posOffset>
+                </wp:positionV>
+                <wp:extent cx="1210610" cy="736750"/>
+                <wp:effectExtent l="38100" t="38100" r="46990" b="44450"/>
+                <wp:wrapNone/>
+                <wp:docPr id="1426916320" name="Ink 354"/>
+                <wp:cNvGraphicFramePr/>
+                <a:graphic xmlns:a="http://schemas.openxmlformats.org/drawingml/2006/main">
+                  <a:graphicData uri="http://schemas.microsoft.com/office/word/2010/wordprocessingInk">
+                    <w14:contentPart bwMode="auto" r:id="rId48">
+                      <w14:nvContentPartPr>
+                        <w14:cNvContentPartPr/>
+                      </w14:nvContentPartPr>
+                      <w14:xfrm>
+                        <a:off x="0" y="0"/>
+                        <a:ext cx="1210610" cy="736750"/>
+                      </w14:xfrm>
+                    </w14:contentPart>
+                  </a:graphicData>
+                </a:graphic>
+              </wp:anchor>
+            </w:drawing>
+          </mc:Choice>
+          <mc:Fallback>
+            <w:pict>
+              <v:shape w14:anchorId="64B68B0B" id="Ink 354" o:spid="_x0000_s1026" type="#_x0000_t75" style="position:absolute;margin-left:424.45pt;margin-top:529.9pt;width:96.3pt;height:59pt;z-index:252018688;visibility:visible;mso-wrap-style:square;mso-wrap-distance-left:9pt;mso-wrap-distance-top:0;mso-wrap-distance-right:9pt;mso-wrap-distance-bottom:0;mso-position-horizontal:absolute;mso-position-horizontal-relative:text;mso-position-vertical:absolute;mso-position-vertical-relative:text" o:gfxdata="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">
+                <v:imagedata r:id="rId49" o:title=""/>
+              </v:shape>
+            </w:pict>
+          </mc:Fallback>
+        </mc:AlternateContent>
+      </w:r>
+      <w:r>
+        <w:rPr>
+          <w:noProof/>
+        </w:rPr>
+        <mc:AlternateContent>
+          <mc:Choice Requires="wpi">
+            <w:drawing>
+              <wp:anchor distT="0" distB="0" distL="114300" distR="114300" simplePos="0" relativeHeight="252008448" behindDoc="0" locked="0" layoutInCell="1" allowOverlap="1" wp14:anchorId="6521D96F" wp14:editId="1A134E14">
+                <wp:simplePos x="0" y="0"/>
+                <wp:positionH relativeFrom="column">
+                  <wp:posOffset>-281305</wp:posOffset>
+                </wp:positionH>
+                <wp:positionV relativeFrom="paragraph">
+                  <wp:posOffset>8178165</wp:posOffset>
+                </wp:positionV>
+                <wp:extent cx="864880" cy="336185"/>
+                <wp:effectExtent l="38100" t="38100" r="49530" b="45085"/>
+                <wp:wrapNone/>
+                <wp:docPr id="1151947520" name="Ink 344"/>
+                <wp:cNvGraphicFramePr/>
+                <a:graphic xmlns:a="http://schemas.openxmlformats.org/drawingml/2006/main">
+                  <a:graphicData uri="http://schemas.microsoft.com/office/word/2010/wordprocessingInk">
+                    <w14:contentPart bwMode="auto" r:id="rId50">
+                      <w14:nvContentPartPr>
+                        <w14:cNvContentPartPr/>
+                      </w14:nvContentPartPr>
+                      <w14:xfrm>
+                        <a:off x="0" y="0"/>
+                        <a:ext cx="864880" cy="336185"/>
+                      </w14:xfrm>
+                    </w14:contentPart>
+                  </a:graphicData>
+                </a:graphic>
+              </wp:anchor>
+            </w:drawing>
+          </mc:Choice>
+          <mc:Fallback>
+            <w:pict>
+              <v:shape w14:anchorId="319858E6" id="Ink 344" o:spid="_x0000_s1026" type="#_x0000_t75" style="position:absolute;margin-left:-22.65pt;margin-top:643.45pt;width:69.05pt;height:27.45pt;z-index:252008448;visibility:visible;mso-wrap-style:square;mso-wrap-distance-left:9pt;mso-wrap-distance-top:0;mso-wrap-distance-right:9pt;mso-wrap-distance-bottom:0;mso-position-horizontal:absolute;mso-position-horizontal-relative:text;mso-position-vertical:absolute;mso-position-vertical-relative:text" o:gfxdata="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">
+                <v:imagedata r:id="rId51" o:title=""/>
+              </v:shape>
+            </w:pict>
+          </mc:Fallback>
+        </mc:AlternateContent>
+      </w:r>
+      <w:r>
+        <w:rPr>
+          <w:noProof/>
+        </w:rPr>
+        <mc:AlternateContent>
+          <mc:Choice Requires="wpi">
+            <w:drawing>
+              <wp:anchor distT="0" distB="0" distL="114300" distR="114300" simplePos="0" relativeHeight="252009472" behindDoc="0" locked="0" layoutInCell="1" allowOverlap="1" wp14:anchorId="69A72BF3" wp14:editId="71A717CD">
+                <wp:simplePos x="0" y="0"/>
+                <wp:positionH relativeFrom="column">
+                  <wp:posOffset>-660400</wp:posOffset>
+                </wp:positionH>
+                <wp:positionV relativeFrom="paragraph">
+                  <wp:posOffset>8350250</wp:posOffset>
+                </wp:positionV>
+                <wp:extent cx="174580" cy="95400"/>
+                <wp:effectExtent l="38100" t="38100" r="16510" b="38100"/>
+                <wp:wrapNone/>
+                <wp:docPr id="170193415" name="Ink 345"/>
+                <wp:cNvGraphicFramePr/>
+                <a:graphic xmlns:a="http://schemas.openxmlformats.org/drawingml/2006/main">
+                  <a:graphicData uri="http://schemas.microsoft.com/office/word/2010/wordprocessingInk">
+                    <w14:contentPart bwMode="auto" r:id="rId52">
+                      <w14:nvContentPartPr>
+                        <w14:cNvContentPartPr/>
+                      </w14:nvContentPartPr>
+                      <w14:xfrm>
+                        <a:off x="0" y="0"/>
+                        <a:ext cx="174580" cy="95400"/>
+                      </w14:xfrm>
+                    </w14:contentPart>
+                  </a:graphicData>
+                </a:graphic>
+              </wp:anchor>
+            </w:drawing>
+          </mc:Choice>
+          <mc:Fallback>
+            <w:pict>
+              <v:shape w14:anchorId="5F2E1521" id="Ink 345" o:spid="_x0000_s1026" type="#_x0000_t75" style="position:absolute;margin-left:-52.5pt;margin-top:657pt;width:14.75pt;height:8.5pt;z-index:252009472;visibility:visible;mso-wrap-style:square;mso-wrap-distance-left:9pt;mso-wrap-distance-top:0;mso-wrap-distance-right:9pt;mso-wrap-distance-bottom:0;mso-position-horizontal:absolute;mso-position-horizontal-relative:text;mso-position-vertical:absolute;mso-position-vertical-relative:text" o:gfxdata="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">
+                <v:imagedata r:id="rId53" o:title=""/>
+              </v:shape>
+            </w:pict>
+          </mc:Fallback>
+        </mc:AlternateContent>
+      </w:r>
+      <w:r>
+        <w:rPr>
+          <w:noProof/>
+        </w:rPr>
+        <mc:AlternateContent>
+          <mc:Choice Requires="wpi">
+            <w:drawing>
+              <wp:anchor distT="0" distB="0" distL="114300" distR="114300" simplePos="0" relativeHeight="251996160" behindDoc="0" locked="0" layoutInCell="1" allowOverlap="1" wp14:anchorId="78546BF0" wp14:editId="186BCD88">
+                <wp:simplePos x="0" y="0"/>
+                <wp:positionH relativeFrom="column">
+                  <wp:posOffset>1398905</wp:posOffset>
+                </wp:positionH>
+                <wp:positionV relativeFrom="paragraph">
+                  <wp:posOffset>7508240</wp:posOffset>
+                </wp:positionV>
+                <wp:extent cx="387985" cy="342970"/>
+                <wp:effectExtent l="38100" t="38100" r="50165" b="38100"/>
+                <wp:wrapNone/>
+                <wp:docPr id="80399962" name="Ink 332"/>
+                <wp:cNvGraphicFramePr/>
+                <a:graphic xmlns:a="http://schemas.openxmlformats.org/drawingml/2006/main">
+                  <a:graphicData uri="http://schemas.microsoft.com/office/word/2010/wordprocessingInk">
+                    <w14:contentPart bwMode="auto" r:id="rId54">
+                      <w14:nvContentPartPr>
+                        <w14:cNvContentPartPr/>
+                      </w14:nvContentPartPr>
+                      <w14:xfrm>
+                        <a:off x="0" y="0"/>
+                        <a:ext cx="387985" cy="342970"/>
+                      </w14:xfrm>
+                    </w14:contentPart>
+                  </a:graphicData>
+                </a:graphic>
+              </wp:anchor>
+            </w:drawing>
+          </mc:Choice>
+          <mc:Fallback>
+            <w:pict>
+              <v:shape w14:anchorId="55FD6CE0" id="Ink 332" o:spid="_x0000_s1026" type="#_x0000_t75" style="position:absolute;margin-left:109.65pt;margin-top:590.7pt;width:31.5pt;height:27.95pt;z-index:251996160;visibility:visible;mso-wrap-style:square;mso-wrap-distance-left:9pt;mso-wrap-distance-top:0;mso-wrap-distance-right:9pt;mso-wrap-distance-bottom:0;mso-position-horizontal:absolute;mso-position-horizontal-relative:text;mso-position-vertical:absolute;mso-position-vertical-relative:text" o:gfxdata="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">
+                <v:imagedata r:id="rId55" o:title=""/>
+              </v:shape>
+            </w:pict>
+          </mc:Fallback>
+        </mc:AlternateContent>
+      </w:r>
+      <w:r>
+        <w:rPr>
+          <w:noProof/>
+        </w:rPr>
+        <mc:AlternateContent>
+          <mc:Choice Requires="wpi">
+            <w:drawing>
+              <wp:anchor distT="0" distB="0" distL="114300" distR="114300" simplePos="0" relativeHeight="251997184" behindDoc="0" locked="0" layoutInCell="1" allowOverlap="1" wp14:anchorId="089CC607" wp14:editId="7AB8AA5A">
+                <wp:simplePos x="0" y="0"/>
+                <wp:positionH relativeFrom="column">
+                  <wp:posOffset>678815</wp:posOffset>
+                </wp:positionH>
+                <wp:positionV relativeFrom="paragraph">
+                  <wp:posOffset>7744460</wp:posOffset>
+                </wp:positionV>
+                <wp:extent cx="265440" cy="145480"/>
+                <wp:effectExtent l="38100" t="38100" r="20320" b="45085"/>
+                <wp:wrapNone/>
+                <wp:docPr id="1256310451" name="Ink 333"/>
+                <wp:cNvGraphicFramePr/>
+                <a:graphic xmlns:a="http://schemas.openxmlformats.org/drawingml/2006/main">
+                  <a:graphicData uri="http://schemas.microsoft.com/office/word/2010/wordprocessingInk">
+                    <w14:contentPart bwMode="auto" r:id="rId56">
+                      <w14:nvContentPartPr>
+                        <w14:cNvContentPartPr/>
+                      </w14:nvContentPartPr>
+                      <w14:xfrm>
+                        <a:off x="0" y="0"/>
+                        <a:ext cx="265440" cy="145480"/>
+                      </w14:xfrm>
+                    </w14:contentPart>
+                  </a:graphicData>
+                </a:graphic>
+              </wp:anchor>
+            </w:drawing>
+          </mc:Choice>
+          <mc:Fallback>
+            <w:pict>
+              <v:shape w14:anchorId="38FA68FA" id="Ink 333" o:spid="_x0000_s1026" type="#_x0000_t75" style="position:absolute;margin-left:52.95pt;margin-top:609.3pt;width:21.85pt;height:12.4pt;z-index:251997184;visibility:visible;mso-wrap-style:square;mso-wrap-distance-left:9pt;mso-wrap-distance-top:0;mso-wrap-distance-right:9pt;mso-wrap-distance-bottom:0;mso-position-horizontal:absolute;mso-position-horizontal-relative:text;mso-position-vertical:absolute;mso-position-vertical-relative:text" o:gfxdata="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">
+                <v:imagedata r:id="rId57" o:title=""/>
+              </v:shape>
+            </w:pict>
+          </mc:Fallback>
+        </mc:AlternateContent>
+      </w:r>
+      <w:r>
+        <w:rPr>
+          <w:noProof/>
+        </w:rPr>
+        <mc:AlternateContent>
+          <mc:Choice Requires="wpi">
+            <w:drawing>
+              <wp:anchor distT="0" distB="0" distL="114300" distR="114300" simplePos="0" relativeHeight="251986944" behindDoc="0" locked="0" layoutInCell="1" allowOverlap="1" wp14:anchorId="29B5B45B" wp14:editId="4FFFF628">
+                <wp:simplePos x="0" y="0"/>
+                <wp:positionH relativeFrom="column">
+                  <wp:posOffset>618480</wp:posOffset>
+                </wp:positionH>
+                <wp:positionV relativeFrom="paragraph">
+                  <wp:posOffset>7547566</wp:posOffset>
+                </wp:positionV>
+                <wp:extent cx="468720" cy="115200"/>
+                <wp:effectExtent l="38100" t="38100" r="45720" b="37465"/>
+                <wp:wrapNone/>
+                <wp:docPr id="1518244381" name="Ink 323"/>
+                <wp:cNvGraphicFramePr/>
+                <a:graphic xmlns:a="http://schemas.openxmlformats.org/drawingml/2006/main">
+                  <a:graphicData uri="http://schemas.microsoft.com/office/word/2010/wordprocessingInk">
+                    <w14:contentPart bwMode="auto" r:id="rId58">
+                      <w14:nvContentPartPr>
+                        <w14:cNvContentPartPr/>
+                      </w14:nvContentPartPr>
+                      <w14:xfrm>
+                        <a:off x="0" y="0"/>
+                        <a:ext cx="468720" cy="115200"/>
+                      </w14:xfrm>
+                    </w14:contentPart>
+                  </a:graphicData>
+                </a:graphic>
+              </wp:anchor>
+            </w:drawing>
+          </mc:Choice>
+          <mc:Fallback>
+            <w:pict>
+              <v:shape w14:anchorId="3E2CAAF4" id="Ink 323" o:spid="_x0000_s1026" type="#_x0000_t75" style="position:absolute;margin-left:48.2pt;margin-top:593.8pt;width:37.85pt;height:10.05pt;z-index:251986944;visibility:visible;mso-wrap-style:square;mso-wrap-distance-left:9pt;mso-wrap-distance-top:0;mso-wrap-distance-right:9pt;mso-wrap-distance-bottom:0;mso-position-horizontal:absolute;mso-position-horizontal-relative:text;mso-position-vertical:absolute;mso-position-vertical-relative:text" o:gfxdata="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">
+                <v:imagedata r:id="rId59" o:title=""/>
+              </v:shape>
+            </w:pict>
+          </mc:Fallback>
+        </mc:AlternateContent>
+      </w:r>
+      <w:r>
+        <w:rPr>
+          <w:noProof/>
+        </w:rPr>
+        <mc:AlternateContent>
+          <mc:Choice Requires="wpi">
+            <w:drawing>
+              <wp:anchor distT="0" distB="0" distL="114300" distR="114300" simplePos="0" relativeHeight="251985920" behindDoc="0" locked="0" layoutInCell="1" allowOverlap="1" wp14:anchorId="1D698235" wp14:editId="4609517A">
+                <wp:simplePos x="0" y="0"/>
+                <wp:positionH relativeFrom="column">
+                  <wp:posOffset>4094480</wp:posOffset>
+                </wp:positionH>
+                <wp:positionV relativeFrom="paragraph">
+                  <wp:posOffset>6936740</wp:posOffset>
+                </wp:positionV>
+                <wp:extent cx="1294260" cy="456595"/>
+                <wp:effectExtent l="38100" t="38100" r="20320" b="38735"/>
+                <wp:wrapNone/>
+                <wp:docPr id="898493356" name="Ink 322"/>
+                <wp:cNvGraphicFramePr/>
+                <a:graphic xmlns:a="http://schemas.openxmlformats.org/drawingml/2006/main">
+                  <a:graphicData uri="http://schemas.microsoft.com/office/word/2010/wordprocessingInk">
+                    <w14:contentPart bwMode="auto" r:id="rId60">
+                      <w14:nvContentPartPr>
+                        <w14:cNvContentPartPr/>
+                      </w14:nvContentPartPr>
+                      <w14:xfrm>
+                        <a:off x="0" y="0"/>
+                        <a:ext cx="1294260" cy="456595"/>
+                      </w14:xfrm>
+                    </w14:contentPart>
+                  </a:graphicData>
+                </a:graphic>
+              </wp:anchor>
+            </w:drawing>
+          </mc:Choice>
+          <mc:Fallback>
+            <w:pict>
+              <v:shape w14:anchorId="75AA70CF" id="Ink 322" o:spid="_x0000_s1026" type="#_x0000_t75" style="position:absolute;margin-left:321.9pt;margin-top:545.7pt;width:102.85pt;height:36.9pt;z-index:251985920;visibility:visible;mso-wrap-style:square;mso-wrap-distance-left:9pt;mso-wrap-distance-top:0;mso-wrap-distance-right:9pt;mso-wrap-distance-bottom:0;mso-position-horizontal:absolute;mso-position-horizontal-relative:text;mso-position-vertical:absolute;mso-position-vertical-relative:text" o:gfxdata="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">
+                <v:imagedata r:id="rId61" o:title=""/>
+              </v:shape>
+            </w:pict>
+          </mc:Fallback>
+        </mc:AlternateContent>
+      </w:r>
+      <w:r>
+        <w:rPr>
+          <w:noProof/>
+        </w:rPr>
+        <mc:AlternateContent>
+          <mc:Choice Requires="wpi">
+            <w:drawing>
+              <wp:anchor distT="0" distB="0" distL="114300" distR="114300" simplePos="0" relativeHeight="251976704" behindDoc="0" locked="0" layoutInCell="1" allowOverlap="1" wp14:anchorId="23690AFD" wp14:editId="20615E29">
+                <wp:simplePos x="0" y="0"/>
+                <wp:positionH relativeFrom="column">
+                  <wp:posOffset>2320925</wp:posOffset>
+                </wp:positionH>
+                <wp:positionV relativeFrom="paragraph">
+                  <wp:posOffset>7132320</wp:posOffset>
+                </wp:positionV>
+                <wp:extent cx="1156300" cy="371475"/>
+                <wp:effectExtent l="38100" t="38100" r="25400" b="47625"/>
+                <wp:wrapNone/>
+                <wp:docPr id="2095679121" name="Ink 313"/>
+                <wp:cNvGraphicFramePr/>
+                <a:graphic xmlns:a="http://schemas.openxmlformats.org/drawingml/2006/main">
+                  <a:graphicData uri="http://schemas.microsoft.com/office/word/2010/wordprocessingInk">
+                    <w14:contentPart bwMode="auto" r:id="rId62">
+                      <w14:nvContentPartPr>
+                        <w14:cNvContentPartPr/>
+                      </w14:nvContentPartPr>
+                      <w14:xfrm>
+                        <a:off x="0" y="0"/>
+                        <a:ext cx="1156300" cy="371475"/>
+                      </w14:xfrm>
+                    </w14:contentPart>
+                  </a:graphicData>
+                </a:graphic>
+              </wp:anchor>
+            </w:drawing>
+          </mc:Choice>
+          <mc:Fallback>
+            <w:pict>
+              <v:shape w14:anchorId="1C012D66" id="Ink 313" o:spid="_x0000_s1026" type="#_x0000_t75" style="position:absolute;margin-left:182.25pt;margin-top:561.1pt;width:92.05pt;height:30.2pt;z-index:251976704;visibility:visible;mso-wrap-style:square;mso-wrap-distance-left:9pt;mso-wrap-distance-top:0;mso-wrap-distance-right:9pt;mso-wrap-distance-bottom:0;mso-position-horizontal:absolute;mso-position-horizontal-relative:text;mso-position-vertical:absolute;mso-position-vertical-relative:text" o:gfxdata="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">
+                <v:imagedata r:id="rId63" o:title=""/>
+              </v:shape>
+            </w:pict>
+          </mc:Fallback>
+        </mc:AlternateContent>
+      </w:r>
+      <w:r>
+        <w:rPr>
+          <w:noProof/>
+        </w:rPr>
+        <mc:AlternateContent>
+          <mc:Choice Requires="wpi">
+            <w:drawing>
+              <wp:anchor distT="0" distB="0" distL="114300" distR="114300" simplePos="0" relativeHeight="251962368" behindDoc="0" locked="0" layoutInCell="1" allowOverlap="1" wp14:anchorId="17722315" wp14:editId="53B28E82">
+                <wp:simplePos x="0" y="0"/>
+                <wp:positionH relativeFrom="column">
+                  <wp:posOffset>1323340</wp:posOffset>
+                </wp:positionH>
+                <wp:positionV relativeFrom="paragraph">
+                  <wp:posOffset>7310755</wp:posOffset>
+                </wp:positionV>
+                <wp:extent cx="504610" cy="202930"/>
+                <wp:effectExtent l="38100" t="38100" r="10160" b="45085"/>
+                <wp:wrapNone/>
+                <wp:docPr id="1724507001" name="Ink 299"/>
+                <wp:cNvGraphicFramePr/>
+                <a:graphic xmlns:a="http://schemas.openxmlformats.org/drawingml/2006/main">
+                  <a:graphicData uri="http://schemas.microsoft.com/office/word/2010/wordprocessingInk">
+                    <w14:contentPart bwMode="auto" r:id="rId64">
+                      <w14:nvContentPartPr>
+                        <w14:cNvContentPartPr/>
+                      </w14:nvContentPartPr>
+                      <w14:xfrm>
+                        <a:off x="0" y="0"/>
+                        <a:ext cx="504610" cy="202930"/>
+                      </w14:xfrm>
+                    </w14:contentPart>
+                  </a:graphicData>
+                </a:graphic>
+              </wp:anchor>
+            </w:drawing>
+          </mc:Choice>
+          <mc:Fallback>
+            <w:pict>
+              <v:shape w14:anchorId="3E4608F5" id="Ink 299" o:spid="_x0000_s1026" type="#_x0000_t75" style="position:absolute;margin-left:103.7pt;margin-top:575.15pt;width:40.75pt;height:17pt;z-index:251962368;visibility:visible;mso-wrap-style:square;mso-wrap-distance-left:9pt;mso-wrap-distance-top:0;mso-wrap-distance-right:9pt;mso-wrap-distance-bottom:0;mso-position-horizontal:absolute;mso-position-horizontal-relative:text;mso-position-vertical:absolute;mso-position-vertical-relative:text" o:gfxdata="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">
+                <v:imagedata r:id="rId65" o:title=""/>
+              </v:shape>
+            </w:pict>
+          </mc:Fallback>
+        </mc:AlternateContent>
+      </w:r>
+      <w:r>
+        <w:rPr>
+          <w:noProof/>
+        </w:rPr>
+        <mc:AlternateContent>
+          <mc:Choice Requires="wpi">
+            <w:drawing>
+              <wp:anchor distT="0" distB="0" distL="114300" distR="114300" simplePos="0" relativeHeight="251963392" behindDoc="0" locked="0" layoutInCell="1" allowOverlap="1" wp14:anchorId="4BF798E0" wp14:editId="0411FAF4">
+                <wp:simplePos x="0" y="0"/>
+                <wp:positionH relativeFrom="column">
+                  <wp:posOffset>703580</wp:posOffset>
+                </wp:positionH>
+                <wp:positionV relativeFrom="paragraph">
+                  <wp:posOffset>7330440</wp:posOffset>
+                </wp:positionV>
+                <wp:extent cx="405715" cy="198870"/>
+                <wp:effectExtent l="38100" t="38100" r="0" b="48895"/>
+                <wp:wrapNone/>
+                <wp:docPr id="600622482" name="Ink 300"/>
+                <wp:cNvGraphicFramePr/>
+                <a:graphic xmlns:a="http://schemas.openxmlformats.org/drawingml/2006/main">
+                  <a:graphicData uri="http://schemas.microsoft.com/office/word/2010/wordprocessingInk">
+                    <w14:contentPart bwMode="auto" r:id="rId66">
+                      <w14:nvContentPartPr>
+                        <w14:cNvContentPartPr/>
+                      </w14:nvContentPartPr>
+                      <w14:xfrm>
+                        <a:off x="0" y="0"/>
+                        <a:ext cx="405715" cy="198870"/>
+                      </w14:xfrm>
+                    </w14:contentPart>
+                  </a:graphicData>
+                </a:graphic>
+              </wp:anchor>
+            </w:drawing>
+          </mc:Choice>
+          <mc:Fallback>
+            <w:pict>
+              <v:shape w14:anchorId="6789B37B" id="Ink 300" o:spid="_x0000_s1026" type="#_x0000_t75" style="position:absolute;margin-left:54.9pt;margin-top:576.7pt;width:32.95pt;height:16.6pt;z-index:251963392;visibility:visible;mso-wrap-style:square;mso-wrap-distance-left:9pt;mso-wrap-distance-top:0;mso-wrap-distance-right:9pt;mso-wrap-distance-bottom:0;mso-position-horizontal:absolute;mso-position-horizontal-relative:text;mso-position-vertical:absolute;mso-position-vertical-relative:text" o:gfxdata="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">
+                <v:imagedata r:id="rId67" o:title=""/>
+              </v:shape>
+            </w:pict>
+          </mc:Fallback>
+        </mc:AlternateContent>
+      </w:r>
+      <w:r>
+        <w:rPr>
+          <w:noProof/>
+        </w:rPr>
+        <mc:AlternateContent>
+          <mc:Choice Requires="wpi">
+            <w:drawing>
+              <wp:anchor distT="0" distB="0" distL="114300" distR="114300" simplePos="0" relativeHeight="251952128" behindDoc="0" locked="0" layoutInCell="1" allowOverlap="1" wp14:anchorId="6D1E6774" wp14:editId="30F2E61A">
+                <wp:simplePos x="0" y="0"/>
+                <wp:positionH relativeFrom="column">
+                  <wp:posOffset>-306705</wp:posOffset>
+                </wp:positionH>
+                <wp:positionV relativeFrom="paragraph">
+                  <wp:posOffset>7327900</wp:posOffset>
+                </wp:positionV>
+                <wp:extent cx="746140" cy="400050"/>
+                <wp:effectExtent l="38100" t="38100" r="0" b="38100"/>
+                <wp:wrapNone/>
+                <wp:docPr id="1657209855" name="Ink 289"/>
+                <wp:cNvGraphicFramePr/>
+                <a:graphic xmlns:a="http://schemas.openxmlformats.org/drawingml/2006/main">
+                  <a:graphicData uri="http://schemas.microsoft.com/office/word/2010/wordprocessingInk">
+                    <w14:contentPart bwMode="auto" r:id="rId68">
+                      <w14:nvContentPartPr>
+                        <w14:cNvContentPartPr/>
+                      </w14:nvContentPartPr>
+                      <w14:xfrm>
+                        <a:off x="0" y="0"/>
+                        <a:ext cx="746140" cy="400050"/>
+                      </w14:xfrm>
+                    </w14:contentPart>
+                  </a:graphicData>
+                </a:graphic>
+              </wp:anchor>
+            </w:drawing>
+          </mc:Choice>
+          <mc:Fallback>
+            <w:pict>
+              <v:shape w14:anchorId="380DA5A0" id="Ink 289" o:spid="_x0000_s1026" type="#_x0000_t75" style="position:absolute;margin-left:-24.65pt;margin-top:576.5pt;width:59.7pt;height:32.45pt;z-index:251952128;visibility:visible;mso-wrap-style:square;mso-wrap-distance-left:9pt;mso-wrap-distance-top:0;mso-wrap-distance-right:9pt;mso-wrap-distance-bottom:0;mso-position-horizontal:absolute;mso-position-horizontal-relative:text;mso-position-vertical:absolute;mso-position-vertical-relative:text" o:gfxdata="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">
+                <v:imagedata r:id="rId69" o:title=""/>
+              </v:shape>
+            </w:pict>
+          </mc:Fallback>
+        </mc:AlternateContent>
+      </w:r>
+      <w:r>
+        <w:rPr>
+          <w:noProof/>
+        </w:rPr>
+        <mc:AlternateContent>
+          <mc:Choice Requires="wpi">
+            <w:drawing>
+              <wp:anchor distT="0" distB="0" distL="114300" distR="114300" simplePos="0" relativeHeight="251949056" behindDoc="0" locked="0" layoutInCell="1" allowOverlap="1" wp14:anchorId="1C3B3900" wp14:editId="1AE3E030">
+                <wp:simplePos x="0" y="0"/>
+                <wp:positionH relativeFrom="column">
+                  <wp:posOffset>-668655</wp:posOffset>
+                </wp:positionH>
+                <wp:positionV relativeFrom="paragraph">
+                  <wp:posOffset>7485380</wp:posOffset>
+                </wp:positionV>
+                <wp:extent cx="128490" cy="92880"/>
+                <wp:effectExtent l="38100" t="38100" r="5080" b="40640"/>
+                <wp:wrapNone/>
+                <wp:docPr id="58995749" name="Ink 286"/>
+                <wp:cNvGraphicFramePr/>
+                <a:graphic xmlns:a="http://schemas.openxmlformats.org/drawingml/2006/main">
+                  <a:graphicData uri="http://schemas.microsoft.com/office/word/2010/wordprocessingInk">
+                    <w14:contentPart bwMode="auto" r:id="rId70">
+                      <w14:nvContentPartPr>
+                        <w14:cNvContentPartPr/>
+                      </w14:nvContentPartPr>
+                      <w14:xfrm>
+                        <a:off x="0" y="0"/>
+                        <a:ext cx="128490" cy="92880"/>
+                      </w14:xfrm>
+                    </w14:contentPart>
+                  </a:graphicData>
+                </a:graphic>
+              </wp:anchor>
+            </w:drawing>
+          </mc:Choice>
+          <mc:Fallback>
+            <w:pict>
+              <v:shape w14:anchorId="08ABB6AC" id="Ink 286" o:spid="_x0000_s1026" type="#_x0000_t75" style="position:absolute;margin-left:-53.15pt;margin-top:588.9pt;width:11.1pt;height:8.3pt;z-index:251949056;visibility:visible;mso-wrap-style:square;mso-wrap-distance-left:9pt;mso-wrap-distance-top:0;mso-wrap-distance-right:9pt;mso-wrap-distance-bottom:0;mso-position-horizontal:absolute;mso-position-horizontal-relative:text;mso-position-vertical:absolute;mso-position-vertical-relative:text" o:gfxdata="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">
+                <v:imagedata r:id="rId71" o:title=""/>
+              </v:shape>
+            </w:pict>
+          </mc:Fallback>
+        </mc:AlternateContent>
+      </w:r>
+      <w:r>
+        <w:rPr>
+          <w:noProof/>
+        </w:rPr>
+        <mc:AlternateContent>
+          <mc:Choice Requires="wpi">
+            <w:drawing>
+              <wp:anchor distT="0" distB="0" distL="114300" distR="114300" simplePos="0" relativeHeight="251939840" behindDoc="0" locked="0" layoutInCell="1" allowOverlap="1" wp14:anchorId="1EFD2453" wp14:editId="5C2D76BE">
+                <wp:simplePos x="0" y="0"/>
+                <wp:positionH relativeFrom="column">
+                  <wp:posOffset>4215130</wp:posOffset>
+                </wp:positionH>
+                <wp:positionV relativeFrom="paragraph">
+                  <wp:posOffset>6510655</wp:posOffset>
+                </wp:positionV>
+                <wp:extent cx="492225" cy="151765"/>
+                <wp:effectExtent l="38100" t="38100" r="22225" b="38735"/>
+                <wp:wrapNone/>
+                <wp:docPr id="1984600061" name="Ink 277"/>
+                <wp:cNvGraphicFramePr/>
+                <a:graphic xmlns:a="http://schemas.openxmlformats.org/drawingml/2006/main">
+                  <a:graphicData uri="http://schemas.microsoft.com/office/word/2010/wordprocessingInk">
+                    <w14:contentPart bwMode="auto" r:id="rId72">
+                      <w14:nvContentPartPr>
+                        <w14:cNvContentPartPr/>
+                      </w14:nvContentPartPr>
+                      <w14:xfrm>
+                        <a:off x="0" y="0"/>
+                        <a:ext cx="492225" cy="151765"/>
+                      </w14:xfrm>
+                    </w14:contentPart>
+                  </a:graphicData>
+                </a:graphic>
+              </wp:anchor>
+            </w:drawing>
+          </mc:Choice>
+          <mc:Fallback>
+            <w:pict>
+              <v:shape w14:anchorId="7BD76034" id="Ink 277" o:spid="_x0000_s1026" type="#_x0000_t75" style="position:absolute;margin-left:331.4pt;margin-top:512.15pt;width:39.7pt;height:12.9pt;z-index:251939840;visibility:visible;mso-wrap-style:square;mso-wrap-distance-left:9pt;mso-wrap-distance-top:0;mso-wrap-distance-right:9pt;mso-wrap-distance-bottom:0;mso-position-horizontal:absolute;mso-position-horizontal-relative:text;mso-position-vertical:absolute;mso-position-vertical-relative:text" o:gfxdata="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">
+                <v:imagedata r:id="rId73" o:title=""/>
+              </v:shape>
+            </w:pict>
+          </mc:Fallback>
+        </mc:AlternateContent>
+      </w:r>
+      <w:r>
+        <w:rPr>
+          <w:noProof/>
+        </w:rPr>
+        <mc:AlternateContent>
+          <mc:Choice Requires="wpi">
+            <w:drawing>
+              <wp:anchor distT="0" distB="0" distL="114300" distR="114300" simplePos="0" relativeHeight="251937792" behindDoc="0" locked="0" layoutInCell="1" allowOverlap="1" wp14:anchorId="56897335" wp14:editId="06C37A84">
+                <wp:simplePos x="0" y="0"/>
+                <wp:positionH relativeFrom="column">
+                  <wp:posOffset>1658620</wp:posOffset>
+                </wp:positionH>
+                <wp:positionV relativeFrom="paragraph">
+                  <wp:posOffset>6443345</wp:posOffset>
+                </wp:positionV>
+                <wp:extent cx="1693260" cy="450215"/>
+                <wp:effectExtent l="38100" t="38100" r="21590" b="45085"/>
+                <wp:wrapNone/>
+                <wp:docPr id="463138666" name="Ink 275"/>
+                <wp:cNvGraphicFramePr/>
+                <a:graphic xmlns:a="http://schemas.openxmlformats.org/drawingml/2006/main">
+                  <a:graphicData uri="http://schemas.microsoft.com/office/word/2010/wordprocessingInk">
+                    <w14:contentPart bwMode="auto" r:id="rId74">
+                      <w14:nvContentPartPr>
+                        <w14:cNvContentPartPr/>
+                      </w14:nvContentPartPr>
+                      <w14:xfrm>
+                        <a:off x="0" y="0"/>
+                        <a:ext cx="1693260" cy="450215"/>
+                      </w14:xfrm>
+                    </w14:contentPart>
+                  </a:graphicData>
+                </a:graphic>
+              </wp:anchor>
+            </w:drawing>
+          </mc:Choice>
+          <mc:Fallback>
+            <w:pict>
+              <v:shape w14:anchorId="464E6975" id="Ink 275" o:spid="_x0000_s1026" type="#_x0000_t75" style="position:absolute;margin-left:130.1pt;margin-top:506.85pt;width:134.35pt;height:36.4pt;z-index:251937792;visibility:visible;mso-wrap-style:square;mso-wrap-distance-left:9pt;mso-wrap-distance-top:0;mso-wrap-distance-right:9pt;mso-wrap-distance-bottom:0;mso-position-horizontal:absolute;mso-position-horizontal-relative:text;mso-position-vertical:absolute;mso-position-vertical-relative:text" o:gfxdata="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">
+                <v:imagedata r:id="rId75" o:title=""/>
+              </v:shape>
+            </w:pict>
+          </mc:Fallback>
+        </mc:AlternateContent>
+      </w:r>
+      <w:r>
+        <w:rPr>
+          <w:noProof/>
+        </w:rPr>
+        <mc:AlternateContent>
+          <mc:Choice Requires="wpi">
+            <w:drawing>
+              <wp:anchor distT="0" distB="0" distL="114300" distR="114300" simplePos="0" relativeHeight="251932672" behindDoc="0" locked="0" layoutInCell="1" allowOverlap="1" wp14:anchorId="4DA2C0D0" wp14:editId="1019C0DD">
+                <wp:simplePos x="0" y="0"/>
+                <wp:positionH relativeFrom="column">
+                  <wp:posOffset>3551040</wp:posOffset>
+                </wp:positionH>
+                <wp:positionV relativeFrom="paragraph">
+                  <wp:posOffset>6489886</wp:posOffset>
+                </wp:positionV>
+                <wp:extent cx="267840" cy="167760"/>
+                <wp:effectExtent l="38100" t="38100" r="37465" b="41910"/>
+                <wp:wrapNone/>
+                <wp:docPr id="2002369548" name="Ink 270"/>
+                <wp:cNvGraphicFramePr/>
+                <a:graphic xmlns:a="http://schemas.openxmlformats.org/drawingml/2006/main">
+                  <a:graphicData uri="http://schemas.microsoft.com/office/word/2010/wordprocessingInk">
+                    <w14:contentPart bwMode="auto" r:id="rId76">
+                      <w14:nvContentPartPr>
+                        <w14:cNvContentPartPr/>
+                      </w14:nvContentPartPr>
+                      <w14:xfrm>
+                        <a:off x="0" y="0"/>
+                        <a:ext cx="267840" cy="167760"/>
+                      </w14:xfrm>
+                    </w14:contentPart>
+                  </a:graphicData>
+                </a:graphic>
+              </wp:anchor>
+            </w:drawing>
+          </mc:Choice>
+          <mc:Fallback>
+            <w:pict>
+              <v:shape w14:anchorId="6ACA591D" id="Ink 270" o:spid="_x0000_s1026" type="#_x0000_t75" style="position:absolute;margin-left:279.1pt;margin-top:510.5pt;width:22.1pt;height:14.15pt;z-index:251932672;visibility:visible;mso-wrap-style:square;mso-wrap-distance-left:9pt;mso-wrap-distance-top:0;mso-wrap-distance-right:9pt;mso-wrap-distance-bottom:0;mso-position-horizontal:absolute;mso-position-horizontal-relative:text;mso-position-vertical:absolute;mso-position-vertical-relative:text" o:gfxdata="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">
+                <v:imagedata r:id="rId77" o:title=""/>
+              </v:shape>
+            </w:pict>
+          </mc:Fallback>
+        </mc:AlternateContent>
+      </w:r>
+      <w:r>
+        <w:rPr>
+          <w:noProof/>
+        </w:rPr>
+        <mc:AlternateContent>
+          <mc:Choice Requires="wpi">
+            <w:drawing>
+              <wp:anchor distT="0" distB="0" distL="114300" distR="114300" simplePos="0" relativeHeight="251916288" behindDoc="0" locked="0" layoutInCell="1" allowOverlap="1" wp14:anchorId="21414986" wp14:editId="4FBE3062">
+                <wp:simplePos x="0" y="0"/>
+                <wp:positionH relativeFrom="column">
+                  <wp:posOffset>786130</wp:posOffset>
+                </wp:positionH>
+                <wp:positionV relativeFrom="paragraph">
+                  <wp:posOffset>6601460</wp:posOffset>
+                </wp:positionV>
+                <wp:extent cx="414450" cy="201885"/>
+                <wp:effectExtent l="38100" t="38100" r="0" b="46355"/>
+                <wp:wrapNone/>
+                <wp:docPr id="2032132098" name="Ink 254"/>
+                <wp:cNvGraphicFramePr/>
+                <a:graphic xmlns:a="http://schemas.openxmlformats.org/drawingml/2006/main">
+                  <a:graphicData uri="http://schemas.microsoft.com/office/word/2010/wordprocessingInk">
+                    <w14:contentPart bwMode="auto" r:id="rId78">
+                      <w14:nvContentPartPr>
+                        <w14:cNvContentPartPr/>
+                      </w14:nvContentPartPr>
+                      <w14:xfrm>
+                        <a:off x="0" y="0"/>
+                        <a:ext cx="414450" cy="201885"/>
+                      </w14:xfrm>
+                    </w14:contentPart>
+                  </a:graphicData>
+                </a:graphic>
+              </wp:anchor>
+            </w:drawing>
+          </mc:Choice>
+          <mc:Fallback>
+            <w:pict>
+              <v:shape w14:anchorId="2EB90945" id="Ink 254" o:spid="_x0000_s1026" type="#_x0000_t75" style="position:absolute;margin-left:61.4pt;margin-top:519.3pt;width:33.65pt;height:16.9pt;z-index:251916288;visibility:visible;mso-wrap-style:square;mso-wrap-distance-left:9pt;mso-wrap-distance-top:0;mso-wrap-distance-right:9pt;mso-wrap-distance-bottom:0;mso-position-horizontal:absolute;mso-position-horizontal-relative:text;mso-position-vertical:absolute;mso-position-vertical-relative:text" o:gfxdata="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">
+                <v:imagedata r:id="rId79" o:title=""/>
+              </v:shape>
+            </w:pict>
+          </mc:Fallback>
+        </mc:AlternateContent>
+      </w:r>
+      <w:r>
+        <w:rPr>
+          <w:noProof/>
+        </w:rPr>
+        <mc:AlternateContent>
+          <mc:Choice Requires="wpi">
+            <w:drawing>
+              <wp:anchor distT="0" distB="0" distL="114300" distR="114300" simplePos="0" relativeHeight="251910144" behindDoc="0" locked="0" layoutInCell="1" allowOverlap="1" wp14:anchorId="79A69324" wp14:editId="1C5E25FE">
+                <wp:simplePos x="0" y="0"/>
+                <wp:positionH relativeFrom="column">
+                  <wp:posOffset>-226060</wp:posOffset>
+                </wp:positionH>
+                <wp:positionV relativeFrom="paragraph">
+                  <wp:posOffset>6589395</wp:posOffset>
+                </wp:positionV>
+                <wp:extent cx="755115" cy="358775"/>
+                <wp:effectExtent l="38100" t="38100" r="6985" b="41275"/>
+                <wp:wrapNone/>
+                <wp:docPr id="804682417" name="Ink 248"/>
+                <wp:cNvGraphicFramePr/>
+                <a:graphic xmlns:a="http://schemas.openxmlformats.org/drawingml/2006/main">
+                  <a:graphicData uri="http://schemas.microsoft.com/office/word/2010/wordprocessingInk">
+                    <w14:contentPart bwMode="auto" r:id="rId80">
+                      <w14:nvContentPartPr>
+                        <w14:cNvContentPartPr/>
+                      </w14:nvContentPartPr>
+                      <w14:xfrm>
+                        <a:off x="0" y="0"/>
+                        <a:ext cx="755115" cy="358775"/>
+                      </w14:xfrm>
+                    </w14:contentPart>
+                  </a:graphicData>
+                </a:graphic>
+              </wp:anchor>
+            </w:drawing>
+          </mc:Choice>
+          <mc:Fallback>
+            <w:pict>
+              <v:shape w14:anchorId="28880914" id="Ink 248" o:spid="_x0000_s1026" type="#_x0000_t75" style="position:absolute;margin-left:-18.3pt;margin-top:518.35pt;width:60.4pt;height:29.2pt;z-index:251910144;visibility:visible;mso-wrap-style:square;mso-wrap-distance-left:9pt;mso-wrap-distance-top:0;mso-wrap-distance-right:9pt;mso-wrap-distance-bottom:0;mso-position-horizontal:absolute;mso-position-horizontal-relative:text;mso-position-vertical:absolute;mso-position-vertical-relative:text" o:gfxdata="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">
+                <v:imagedata r:id="rId81" o:title=""/>
+              </v:shape>
+            </w:pict>
+          </mc:Fallback>
+        </mc:AlternateContent>
+      </w:r>
+      <w:r>
+        <w:rPr>
+          <w:noProof/>
+        </w:rPr>
+        <mc:AlternateContent>
+          <mc:Choice Requires="wpi">
+            <w:drawing>
+              <wp:anchor distT="0" distB="0" distL="114300" distR="114300" simplePos="0" relativeHeight="251898880" behindDoc="0" locked="0" layoutInCell="1" allowOverlap="1" wp14:anchorId="01E0CAC0" wp14:editId="55E83F0A">
+                <wp:simplePos x="0" y="0"/>
+                <wp:positionH relativeFrom="column">
+                  <wp:posOffset>-621030</wp:posOffset>
+                </wp:positionH>
+                <wp:positionV relativeFrom="paragraph">
+                  <wp:posOffset>6680200</wp:posOffset>
+                </wp:positionV>
+                <wp:extent cx="149560" cy="139320"/>
+                <wp:effectExtent l="38100" t="38100" r="3175" b="51435"/>
+                <wp:wrapNone/>
+                <wp:docPr id="936397282" name="Ink 237"/>
+                <wp:cNvGraphicFramePr/>
+                <a:graphic xmlns:a="http://schemas.openxmlformats.org/drawingml/2006/main">
+                  <a:graphicData uri="http://schemas.microsoft.com/office/word/2010/wordprocessingInk">
+                    <w14:contentPart bwMode="auto" r:id="rId82">
+                      <w14:nvContentPartPr>
+                        <w14:cNvContentPartPr/>
+                      </w14:nvContentPartPr>
+                      <w14:xfrm>
+                        <a:off x="0" y="0"/>
+                        <a:ext cx="149560" cy="139320"/>
+                      </w14:xfrm>
+                    </w14:contentPart>
+                  </a:graphicData>
+                </a:graphic>
+              </wp:anchor>
+            </w:drawing>
+          </mc:Choice>
+          <mc:Fallback>
+            <w:pict>
+              <v:shape w14:anchorId="017B3365" id="Ink 237" o:spid="_x0000_s1026" type="#_x0000_t75" style="position:absolute;margin-left:-49.4pt;margin-top:525.5pt;width:12.8pt;height:11.95pt;z-index:251898880;visibility:visible;mso-wrap-style:square;mso-wrap-distance-left:9pt;mso-wrap-distance-top:0;mso-wrap-distance-right:9pt;mso-wrap-distance-bottom:0;mso-position-horizontal:absolute;mso-position-horizontal-relative:text;mso-position-vertical:absolute;mso-position-vertical-relative:text" o:gfxdata="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">
+                <v:imagedata r:id="rId83" o:title=""/>
+              </v:shape>
+            </w:pict>
+          </mc:Fallback>
+        </mc:AlternateContent>
+      </w:r>
+      <w:r>
+        <w:rPr>
+          <w:noProof/>
+        </w:rPr>
+        <mc:AlternateContent>
+          <mc:Choice Requires="wpi">
+            <w:drawing>
+              <wp:anchor distT="0" distB="0" distL="114300" distR="114300" simplePos="0" relativeHeight="251895808" behindDoc="0" locked="0" layoutInCell="1" allowOverlap="1" wp14:anchorId="65938628" wp14:editId="45F595F8">
+                <wp:simplePos x="0" y="0"/>
+                <wp:positionH relativeFrom="column">
+                  <wp:posOffset>219075</wp:posOffset>
+                </wp:positionH>
+                <wp:positionV relativeFrom="paragraph">
+                  <wp:posOffset>5669280</wp:posOffset>
+                </wp:positionV>
+                <wp:extent cx="1227935" cy="532855"/>
+                <wp:effectExtent l="38100" t="38100" r="10795" b="38735"/>
+                <wp:wrapNone/>
+                <wp:docPr id="720031853" name="Ink 234"/>
+                <wp:cNvGraphicFramePr/>
+                <a:graphic xmlns:a="http://schemas.openxmlformats.org/drawingml/2006/main">
+                  <a:graphicData uri="http://schemas.microsoft.com/office/word/2010/wordprocessingInk">
+                    <w14:contentPart bwMode="auto" r:id="rId84">
+                      <w14:nvContentPartPr>
+                        <w14:cNvContentPartPr/>
+                      </w14:nvContentPartPr>
+                      <w14:xfrm>
+                        <a:off x="0" y="0"/>
+                        <a:ext cx="1227935" cy="532855"/>
+                      </w14:xfrm>
+                    </w14:contentPart>
+                  </a:graphicData>
+                </a:graphic>
+              </wp:anchor>
+            </w:drawing>
+          </mc:Choice>
+          <mc:Fallback>
+            <w:pict>
+              <v:shape w14:anchorId="6FCEFA5C" id="Ink 234" o:spid="_x0000_s1026" type="#_x0000_t75" style="position:absolute;margin-left:16.75pt;margin-top:445.9pt;width:97.7pt;height:42.9pt;z-index:251895808;visibility:visible;mso-wrap-style:square;mso-wrap-distance-left:9pt;mso-wrap-distance-top:0;mso-wrap-distance-right:9pt;mso-wrap-distance-bottom:0;mso-position-horizontal:absolute;mso-position-horizontal-relative:text;mso-position-vertical:absolute;mso-position-vertical-relative:text" o:gfxdata="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">
+                <v:imagedata r:id="rId85" o:title=""/>
+              </v:shape>
+            </w:pict>
+          </mc:Fallback>
+        </mc:AlternateContent>
+      </w:r>
+      <w:r>
+        <w:rPr>
+          <w:noProof/>
+        </w:rPr>
+        <mc:AlternateContent>
+          <mc:Choice Requires="wpi">
+            <w:drawing>
+              <wp:anchor distT="0" distB="0" distL="114300" distR="114300" simplePos="0" relativeHeight="251884544" behindDoc="0" locked="0" layoutInCell="1" allowOverlap="1" wp14:anchorId="2663668B" wp14:editId="083722F1">
+                <wp:simplePos x="0" y="0"/>
+                <wp:positionH relativeFrom="column">
+                  <wp:posOffset>3834720</wp:posOffset>
+                </wp:positionH>
+                <wp:positionV relativeFrom="paragraph">
+                  <wp:posOffset>5257970</wp:posOffset>
+                </wp:positionV>
+                <wp:extent cx="25920" cy="2520"/>
+                <wp:effectExtent l="38100" t="38100" r="50800" b="36195"/>
+                <wp:wrapNone/>
+                <wp:docPr id="348572547" name="Ink 223"/>
+                <wp:cNvGraphicFramePr/>
+                <a:graphic xmlns:a="http://schemas.openxmlformats.org/drawingml/2006/main">
+                  <a:graphicData uri="http://schemas.microsoft.com/office/word/2010/wordprocessingInk">
+                    <w14:contentPart bwMode="auto" r:id="rId86">
+                      <w14:nvContentPartPr>
+                        <w14:cNvContentPartPr/>
+                      </w14:nvContentPartPr>
+                      <w14:xfrm>
+                        <a:off x="0" y="0"/>
+                        <a:ext cx="25920" cy="2520"/>
+                      </w14:xfrm>
+                    </w14:contentPart>
+                  </a:graphicData>
+                </a:graphic>
+              </wp:anchor>
+            </w:drawing>
+          </mc:Choice>
+          <mc:Fallback>
+            <w:pict>
+              <v:shape w14:anchorId="72CFC5C2" id="Ink 223" o:spid="_x0000_s1026" type="#_x0000_t75" style="position:absolute;margin-left:301.45pt;margin-top:413.5pt;width:3.05pt;height:1.2pt;z-index:251884544;visibility:visible;mso-wrap-style:square;mso-wrap-distance-left:9pt;mso-wrap-distance-top:0;mso-wrap-distance-right:9pt;mso-wrap-distance-bottom:0;mso-position-horizontal:absolute;mso-position-horizontal-relative:text;mso-position-vertical:absolute;mso-position-vertical-relative:text" o:gfxdata="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">
+                <v:imagedata r:id="rId87" o:title=""/>
+              </v:shape>
+            </w:pict>
+          </mc:Fallback>
+        </mc:AlternateContent>
+      </w:r>
+      <w:r>
+        <w:rPr>
+          <w:noProof/>
+        </w:rPr>
+        <mc:AlternateContent>
+          <mc:Choice Requires="wpi">
+            <w:drawing>
+              <wp:anchor distT="0" distB="0" distL="114300" distR="114300" simplePos="0" relativeHeight="251883520" behindDoc="0" locked="0" layoutInCell="1" allowOverlap="1" wp14:anchorId="2F9CBC0E" wp14:editId="5D07A03C">
+                <wp:simplePos x="0" y="0"/>
+                <wp:positionH relativeFrom="column">
+                  <wp:posOffset>3229610</wp:posOffset>
+                </wp:positionH>
+                <wp:positionV relativeFrom="paragraph">
+                  <wp:posOffset>5628640</wp:posOffset>
+                </wp:positionV>
+                <wp:extent cx="1243330" cy="685800"/>
+                <wp:effectExtent l="38100" t="38100" r="13970" b="38100"/>
+                <wp:wrapNone/>
+                <wp:docPr id="253260337" name="Ink 222"/>
+                <wp:cNvGraphicFramePr/>
+                <a:graphic xmlns:a="http://schemas.openxmlformats.org/drawingml/2006/main">
+                  <a:graphicData uri="http://schemas.microsoft.com/office/word/2010/wordprocessingInk">
+                    <w14:contentPart bwMode="auto" r:id="rId88">
+                      <w14:nvContentPartPr>
+                        <w14:cNvContentPartPr/>
+                      </w14:nvContentPartPr>
+                      <w14:xfrm>
+                        <a:off x="0" y="0"/>
+                        <a:ext cx="1243330" cy="685800"/>
+                      </w14:xfrm>
+                    </w14:contentPart>
+                  </a:graphicData>
+                </a:graphic>
+              </wp:anchor>
+            </w:drawing>
+          </mc:Choice>
+          <mc:Fallback>
+            <w:pict>
+              <v:shape w14:anchorId="3C32A25A" id="Ink 222" o:spid="_x0000_s1026" type="#_x0000_t75" style="position:absolute;margin-left:253.8pt;margin-top:442.7pt;width:98.85pt;height:54.95pt;z-index:251883520;visibility:visible;mso-wrap-style:square;mso-wrap-distance-left:9pt;mso-wrap-distance-top:0;mso-wrap-distance-right:9pt;mso-wrap-distance-bottom:0;mso-position-horizontal:absolute;mso-position-horizontal-relative:text;mso-position-vertical:absolute;mso-position-vertical-relative:text" o:gfxdata="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">
+                <v:imagedata r:id="rId89" o:title=""/>
+              </v:shape>
+            </w:pict>
+          </mc:Fallback>
+        </mc:AlternateContent>
+      </w:r>
+      <w:r>
+        <w:rPr>
+          <w:noProof/>
+        </w:rPr>
+        <mc:AlternateContent>
+          <mc:Choice Requires="wpi">
+            <w:drawing>
+              <wp:anchor distT="0" distB="0" distL="114300" distR="114300" simplePos="0" relativeHeight="251875328" behindDoc="0" locked="0" layoutInCell="1" allowOverlap="1" wp14:anchorId="34F47371" wp14:editId="6C243ECB">
+                <wp:simplePos x="0" y="0"/>
+                <wp:positionH relativeFrom="column">
+                  <wp:posOffset>3950970</wp:posOffset>
+                </wp:positionH>
+                <wp:positionV relativeFrom="paragraph">
+                  <wp:posOffset>5582285</wp:posOffset>
+                </wp:positionV>
+                <wp:extent cx="285170" cy="234365"/>
+                <wp:effectExtent l="38100" t="38100" r="38735" b="51435"/>
+                <wp:wrapNone/>
+                <wp:docPr id="2114431108" name="Ink 214"/>
+                <wp:cNvGraphicFramePr/>
+                <a:graphic xmlns:a="http://schemas.openxmlformats.org/drawingml/2006/main">
+                  <a:graphicData uri="http://schemas.microsoft.com/office/word/2010/wordprocessingInk">
+                    <w14:contentPart bwMode="auto" r:id="rId90">
+                      <w14:nvContentPartPr>
+                        <w14:cNvContentPartPr/>
+                      </w14:nvContentPartPr>
+                      <w14:xfrm>
+                        <a:off x="0" y="0"/>
+                        <a:ext cx="285170" cy="234365"/>
+                      </w14:xfrm>
+                    </w14:contentPart>
+                  </a:graphicData>
+                </a:graphic>
+              </wp:anchor>
+            </w:drawing>
+          </mc:Choice>
+          <mc:Fallback>
+            <w:pict>
+              <v:shape w14:anchorId="06AD7FF9" id="Ink 214" o:spid="_x0000_s1026" type="#_x0000_t75" style="position:absolute;margin-left:310.6pt;margin-top:439.05pt;width:23.4pt;height:19.4pt;z-index:251875328;visibility:visible;mso-wrap-style:square;mso-wrap-distance-left:9pt;mso-wrap-distance-top:0;mso-wrap-distance-right:9pt;mso-wrap-distance-bottom:0;mso-position-horizontal:absolute;mso-position-horizontal-relative:text;mso-position-vertical:absolute;mso-position-vertical-relative:text" o:gfxdata="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">
+                <v:imagedata r:id="rId91" o:title=""/>
+              </v:shape>
+            </w:pict>
+          </mc:Fallback>
+        </mc:AlternateContent>
+      </w:r>
+      <w:r>
+        <w:rPr>
+          <w:noProof/>
+        </w:rPr>
+        <mc:AlternateContent>
+          <mc:Choice Requires="wpi">
+            <w:drawing>
+              <wp:anchor distT="0" distB="0" distL="114300" distR="114300" simplePos="0" relativeHeight="251859968" behindDoc="0" locked="0" layoutInCell="1" allowOverlap="1" wp14:anchorId="2D8D3811" wp14:editId="07E93BA0">
+                <wp:simplePos x="0" y="0"/>
+                <wp:positionH relativeFrom="column">
+                  <wp:posOffset>3370580</wp:posOffset>
+                </wp:positionH>
+                <wp:positionV relativeFrom="paragraph">
+                  <wp:posOffset>5164455</wp:posOffset>
+                </wp:positionV>
+                <wp:extent cx="1021515" cy="278130"/>
+                <wp:effectExtent l="38100" t="38100" r="7620" b="45720"/>
+                <wp:wrapNone/>
+                <wp:docPr id="1337196750" name="Ink 199"/>
+                <wp:cNvGraphicFramePr/>
+                <a:graphic xmlns:a="http://schemas.openxmlformats.org/drawingml/2006/main">
+                  <a:graphicData uri="http://schemas.microsoft.com/office/word/2010/wordprocessingInk">
+                    <w14:contentPart bwMode="auto" r:id="rId92">
+                      <w14:nvContentPartPr>
+                        <w14:cNvContentPartPr/>
+                      </w14:nvContentPartPr>
+                      <w14:xfrm>
+                        <a:off x="0" y="0"/>
+                        <a:ext cx="1021515" cy="278130"/>
+                      </w14:xfrm>
+                    </w14:contentPart>
+                  </a:graphicData>
+                </a:graphic>
+              </wp:anchor>
+            </w:drawing>
+          </mc:Choice>
+          <mc:Fallback>
+            <w:pict>
+              <v:shape w14:anchorId="45B23674" id="Ink 199" o:spid="_x0000_s1026" type="#_x0000_t75" style="position:absolute;margin-left:264.9pt;margin-top:406.15pt;width:81.45pt;height:22.85pt;z-index:251859968;visibility:visible;mso-wrap-style:square;mso-wrap-distance-left:9pt;mso-wrap-distance-top:0;mso-wrap-distance-right:9pt;mso-wrap-distance-bottom:0;mso-position-horizontal:absolute;mso-position-horizontal-relative:text;mso-position-vertical:absolute;mso-position-vertical-relative:text" o:gfxdata="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">
+                <v:imagedata r:id="rId93" o:title=""/>
+              </v:shape>
+            </w:pict>
+          </mc:Fallback>
+        </mc:AlternateContent>
+      </w:r>
+      <w:r>
+        <w:rPr>
+          <w:noProof/>
+        </w:rPr>
+        <mc:AlternateContent>
+          <mc:Choice Requires="wpi">
+            <w:drawing>
+              <wp:anchor distT="0" distB="0" distL="114300" distR="114300" simplePos="0" relativeHeight="251846656" behindDoc="0" locked="0" layoutInCell="1" allowOverlap="1" wp14:anchorId="4AAD699C" wp14:editId="6136793B">
+                <wp:simplePos x="0" y="0"/>
+                <wp:positionH relativeFrom="column">
+                  <wp:posOffset>3983760</wp:posOffset>
+                </wp:positionH>
+                <wp:positionV relativeFrom="paragraph">
+                  <wp:posOffset>4823810</wp:posOffset>
+                </wp:positionV>
+                <wp:extent cx="62640" cy="6480"/>
+                <wp:effectExtent l="38100" t="38100" r="52070" b="50800"/>
+                <wp:wrapNone/>
+                <wp:docPr id="1087729841" name="Ink 186"/>
+                <wp:cNvGraphicFramePr/>
+                <a:graphic xmlns:a="http://schemas.openxmlformats.org/drawingml/2006/main">
+                  <a:graphicData uri="http://schemas.microsoft.com/office/word/2010/wordprocessingInk">
+                    <w14:contentPart bwMode="auto" r:id="rId94">
+                      <w14:nvContentPartPr>
+                        <w14:cNvContentPartPr/>
+                      </w14:nvContentPartPr>
+                      <w14:xfrm>
+                        <a:off x="0" y="0"/>
+                        <a:ext cx="62640" cy="6480"/>
+                      </w14:xfrm>
+                    </w14:contentPart>
+                  </a:graphicData>
+                </a:graphic>
+              </wp:anchor>
+            </w:drawing>
+          </mc:Choice>
+          <mc:Fallback>
+            <w:pict>
+              <v:shape w14:anchorId="54DE4FC0" id="Ink 186" o:spid="_x0000_s1026" type="#_x0000_t75" style="position:absolute;margin-left:313.2pt;margin-top:379.35pt;width:5.95pt;height:1.45pt;z-index:251846656;visibility:visible;mso-wrap-style:square;mso-wrap-distance-left:9pt;mso-wrap-distance-top:0;mso-wrap-distance-right:9pt;mso-wrap-distance-bottom:0;mso-position-horizontal:absolute;mso-position-horizontal-relative:text;mso-position-vertical:absolute;mso-position-vertical-relative:text" o:gfxdata="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">
+                <v:imagedata r:id="rId95" o:title=""/>
+              </v:shape>
+            </w:pict>
+          </mc:Fallback>
+        </mc:AlternateContent>
+      </w:r>
+      <w:r>
+        <w:rPr>
+          <w:noProof/>
+        </w:rPr>
+        <mc:AlternateContent>
+          <mc:Choice Requires="wpi">
+            <w:drawing>
+              <wp:anchor distT="0" distB="0" distL="114300" distR="114300" simplePos="0" relativeHeight="251845632" behindDoc="0" locked="0" layoutInCell="1" allowOverlap="1" wp14:anchorId="708C2A17" wp14:editId="7D297BA3">
+                <wp:simplePos x="0" y="0"/>
+                <wp:positionH relativeFrom="column">
+                  <wp:posOffset>3419475</wp:posOffset>
+                </wp:positionH>
+                <wp:positionV relativeFrom="paragraph">
+                  <wp:posOffset>4700905</wp:posOffset>
+                </wp:positionV>
+                <wp:extent cx="1203050" cy="286895"/>
+                <wp:effectExtent l="38100" t="38100" r="16510" b="37465"/>
+                <wp:wrapNone/>
+                <wp:docPr id="496193838" name="Ink 185"/>
+                <wp:cNvGraphicFramePr/>
+                <a:graphic xmlns:a="http://schemas.openxmlformats.org/drawingml/2006/main">
+                  <a:graphicData uri="http://schemas.microsoft.com/office/word/2010/wordprocessingInk">
+                    <w14:contentPart bwMode="auto" r:id="rId96">
+                      <w14:nvContentPartPr>
+                        <w14:cNvContentPartPr/>
+                      </w14:nvContentPartPr>
+                      <w14:xfrm>
+                        <a:off x="0" y="0"/>
+                        <a:ext cx="1203050" cy="286895"/>
+                      </w14:xfrm>
+                    </w14:contentPart>
+                  </a:graphicData>
+                </a:graphic>
+              </wp:anchor>
+            </w:drawing>
+          </mc:Choice>
+          <mc:Fallback>
+            <w:pict>
+              <v:shape w14:anchorId="781391DF" id="Ink 185" o:spid="_x0000_s1026" type="#_x0000_t75" style="position:absolute;margin-left:268.75pt;margin-top:369.65pt;width:95.75pt;height:23.6pt;z-index:251845632;visibility:visible;mso-wrap-style:square;mso-wrap-distance-left:9pt;mso-wrap-distance-top:0;mso-wrap-distance-right:9pt;mso-wrap-distance-bottom:0;mso-position-horizontal:absolute;mso-position-horizontal-relative:text;mso-position-vertical:absolute;mso-position-vertical-relative:text" o:gfxdata="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">
+                <v:imagedata r:id="rId97" o:title=""/>
+              </v:shape>
+            </w:pict>
+          </mc:Fallback>
+        </mc:AlternateContent>
+      </w:r>
+      <w:r>
+        <w:rPr>
+          <w:noProof/>
+        </w:rPr>
+        <mc:AlternateContent>
+          <mc:Choice Requires="wpi">
+            <w:drawing>
+              <wp:anchor distT="0" distB="0" distL="114300" distR="114300" simplePos="0" relativeHeight="251831296" behindDoc="0" locked="0" layoutInCell="1" allowOverlap="1" wp14:anchorId="3718DF64" wp14:editId="01D8E0E6">
+                <wp:simplePos x="0" y="0"/>
+                <wp:positionH relativeFrom="column">
+                  <wp:posOffset>4156075</wp:posOffset>
+                </wp:positionH>
+                <wp:positionV relativeFrom="paragraph">
+                  <wp:posOffset>4165600</wp:posOffset>
+                </wp:positionV>
+                <wp:extent cx="605400" cy="215210"/>
+                <wp:effectExtent l="38100" t="38100" r="4445" b="52070"/>
+                <wp:wrapNone/>
+                <wp:docPr id="418092862" name="Ink 171"/>
+                <wp:cNvGraphicFramePr/>
+                <a:graphic xmlns:a="http://schemas.openxmlformats.org/drawingml/2006/main">
+                  <a:graphicData uri="http://schemas.microsoft.com/office/word/2010/wordprocessingInk">
+                    <w14:contentPart bwMode="auto" r:id="rId98">
+                      <w14:nvContentPartPr>
+                        <w14:cNvContentPartPr/>
+                      </w14:nvContentPartPr>
+                      <w14:xfrm>
+                        <a:off x="0" y="0"/>
+                        <a:ext cx="605400" cy="215210"/>
+                      </w14:xfrm>
+                    </w14:contentPart>
+                  </a:graphicData>
+                </a:graphic>
+              </wp:anchor>
+            </w:drawing>
+          </mc:Choice>
+          <mc:Fallback>
+            <w:pict>
+              <v:shape w14:anchorId="5D568A45" id="Ink 171" o:spid="_x0000_s1026" type="#_x0000_t75" style="position:absolute;margin-left:326.75pt;margin-top:327.5pt;width:48.65pt;height:17.95pt;z-index:251831296;visibility:visible;mso-wrap-style:square;mso-wrap-distance-left:9pt;mso-wrap-distance-top:0;mso-wrap-distance-right:9pt;mso-wrap-distance-bottom:0;mso-position-horizontal:absolute;mso-position-horizontal-relative:text;mso-position-vertical:absolute;mso-position-vertical-relative:text" o:gfxdata="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">
+                <v:imagedata r:id="rId99" o:title=""/>
+              </v:shape>
+            </w:pict>
+          </mc:Fallback>
+        </mc:AlternateContent>
+      </w:r>
+      <w:r>
+        <w:rPr>
+          <w:noProof/>
+        </w:rPr>
+        <mc:AlternateContent>
+          <mc:Choice Requires="wpi">
+            <w:drawing>
+              <wp:anchor distT="0" distB="0" distL="114300" distR="114300" simplePos="0" relativeHeight="251822080" behindDoc="0" locked="0" layoutInCell="1" allowOverlap="1" wp14:anchorId="12C21069" wp14:editId="6193857E">
+                <wp:simplePos x="0" y="0"/>
+                <wp:positionH relativeFrom="column">
+                  <wp:posOffset>1850390</wp:posOffset>
+                </wp:positionH>
+                <wp:positionV relativeFrom="paragraph">
+                  <wp:posOffset>3911600</wp:posOffset>
+                </wp:positionV>
+                <wp:extent cx="2193150" cy="1371600"/>
+                <wp:effectExtent l="38100" t="38100" r="17145" b="38100"/>
+                <wp:wrapNone/>
+                <wp:docPr id="803623639" name="Ink 161"/>
+                <wp:cNvGraphicFramePr/>
+                <a:graphic xmlns:a="http://schemas.openxmlformats.org/drawingml/2006/main">
+                  <a:graphicData uri="http://schemas.microsoft.com/office/word/2010/wordprocessingInk">
+                    <w14:contentPart bwMode="auto" r:id="rId100">
+                      <w14:nvContentPartPr>
+                        <w14:cNvContentPartPr/>
+                      </w14:nvContentPartPr>
+                      <w14:xfrm>
+                        <a:off x="0" y="0"/>
+                        <a:ext cx="2193150" cy="1371600"/>
+                      </w14:xfrm>
+                    </w14:contentPart>
+                  </a:graphicData>
+                </a:graphic>
+              </wp:anchor>
+            </w:drawing>
+          </mc:Choice>
+          <mc:Fallback>
+            <w:pict>
+              <v:shape w14:anchorId="2417DE59" id="Ink 161" o:spid="_x0000_s1026" type="#_x0000_t75" style="position:absolute;margin-left:145.2pt;margin-top:307.5pt;width:173.7pt;height:108.95pt;z-index:251822080;visibility:visible;mso-wrap-style:square;mso-wrap-distance-left:9pt;mso-wrap-distance-top:0;mso-wrap-distance-right:9pt;mso-wrap-distance-bottom:0;mso-position-horizontal:absolute;mso-position-horizontal-relative:text;mso-position-vertical:absolute;mso-position-vertical-relative:text" o:gfxdata="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">
+                <v:imagedata r:id="rId101" o:title=""/>
+              </v:shape>
+            </w:pict>
+          </mc:Fallback>
+        </mc:AlternateContent>
+      </w:r>
+      <w:r>
+        <w:rPr>
+          <w:noProof/>
+        </w:rPr>
+        <mc:AlternateContent>
+          <mc:Choice Requires="wpi">
+            <w:drawing>
+              <wp:anchor distT="0" distB="0" distL="114300" distR="114300" simplePos="0" relativeHeight="251791360" behindDoc="0" locked="0" layoutInCell="1" allowOverlap="1" wp14:anchorId="61F4F60B" wp14:editId="423F5EC5">
+                <wp:simplePos x="0" y="0"/>
+                <wp:positionH relativeFrom="column">
+                  <wp:posOffset>1864800</wp:posOffset>
+                </wp:positionH>
+                <wp:positionV relativeFrom="paragraph">
+                  <wp:posOffset>2827420</wp:posOffset>
+                </wp:positionV>
+                <wp:extent cx="25560" cy="108720"/>
+                <wp:effectExtent l="38100" t="38100" r="50800" b="43815"/>
+                <wp:wrapNone/>
+                <wp:docPr id="1279256259" name="Ink 131"/>
+                <wp:cNvGraphicFramePr/>
+                <a:graphic xmlns:a="http://schemas.openxmlformats.org/drawingml/2006/main">
+                  <a:graphicData uri="http://schemas.microsoft.com/office/word/2010/wordprocessingInk">
+                    <w14:contentPart bwMode="auto" r:id="rId102">
+                      <w14:nvContentPartPr>
+                        <w14:cNvContentPartPr/>
+                      </w14:nvContentPartPr>
+                      <w14:xfrm>
+                        <a:off x="0" y="0"/>
+                        <a:ext cx="25560" cy="108720"/>
+                      </w14:xfrm>
+                    </w14:contentPart>
+                  </a:graphicData>
+                </a:graphic>
+              </wp:anchor>
+            </w:drawing>
+          </mc:Choice>
+          <mc:Fallback>
+            <w:pict>
+              <v:shape w14:anchorId="5F164D60" id="Ink 131" o:spid="_x0000_s1026" type="#_x0000_t75" style="position:absolute;margin-left:146.35pt;margin-top:222.15pt;width:3pt;height:9.5pt;z-index:251791360;visibility:visible;mso-wrap-style:square;mso-wrap-distance-left:9pt;mso-wrap-distance-top:0;mso-wrap-distance-right:9pt;mso-wrap-distance-bottom:0;mso-position-horizontal:absolute;mso-position-horizontal-relative:text;mso-position-vertical:absolute;mso-position-vertical-relative:text" o:gfxdata="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">
+                <v:imagedata r:id="rId103" o:title=""/>
+              </v:shape>
+            </w:pict>
+          </mc:Fallback>
+        </mc:AlternateContent>
+      </w:r>
+      <w:r>
+        <w:rPr>
+          <w:noProof/>
+        </w:rPr>
+        <mc:AlternateContent>
+          <mc:Choice Requires="wpi">
+            <w:drawing>
+              <wp:anchor distT="0" distB="0" distL="114300" distR="114300" simplePos="0" relativeHeight="251790336" behindDoc="0" locked="0" layoutInCell="1" allowOverlap="1" wp14:anchorId="2A0472D4" wp14:editId="200B4650">
+                <wp:simplePos x="0" y="0"/>
+                <wp:positionH relativeFrom="column">
+                  <wp:posOffset>959040</wp:posOffset>
+                </wp:positionH>
+                <wp:positionV relativeFrom="paragraph">
+                  <wp:posOffset>2763340</wp:posOffset>
+                </wp:positionV>
+                <wp:extent cx="9000" cy="31320"/>
+                <wp:effectExtent l="38100" t="38100" r="48260" b="45085"/>
+                <wp:wrapNone/>
+                <wp:docPr id="566712766" name="Ink 130"/>
+                <wp:cNvGraphicFramePr/>
+                <a:graphic xmlns:a="http://schemas.openxmlformats.org/drawingml/2006/main">
+                  <a:graphicData uri="http://schemas.microsoft.com/office/word/2010/wordprocessingInk">
+                    <w14:contentPart bwMode="auto" r:id="rId104">
+                      <w14:nvContentPartPr>
+                        <w14:cNvContentPartPr/>
+                      </w14:nvContentPartPr>
+                      <w14:xfrm>
+                        <a:off x="0" y="0"/>
+                        <a:ext cx="9000" cy="31320"/>
+                      </w14:xfrm>
+                    </w14:contentPart>
+                  </a:graphicData>
+                </a:graphic>
+              </wp:anchor>
+            </w:drawing>
+          </mc:Choice>
+          <mc:Fallback>
+            <w:pict>
+              <v:shape w14:anchorId="3A2FB336" id="Ink 130" o:spid="_x0000_s1026" type="#_x0000_t75" style="position:absolute;margin-left:75pt;margin-top:217.1pt;width:1.65pt;height:3.45pt;z-index:251790336;visibility:visible;mso-wrap-style:square;mso-wrap-distance-left:9pt;mso-wrap-distance-top:0;mso-wrap-distance-right:9pt;mso-wrap-distance-bottom:0;mso-position-horizontal:absolute;mso-position-horizontal-relative:text;mso-position-vertical:absolute;mso-position-vertical-relative:text" o:gfxdata="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">
+                <v:imagedata r:id="rId105" o:title=""/>
+              </v:shape>
+            </w:pict>
+          </mc:Fallback>
+        </mc:AlternateContent>
+      </w:r>
+      <w:r>
+        <w:rPr>
+          <w:noProof/>
+        </w:rPr>
+        <mc:AlternateContent>
+          <mc:Choice Requires="wpi">
+            <w:drawing>
+              <wp:anchor distT="0" distB="0" distL="114300" distR="114300" simplePos="0" relativeHeight="251789312" behindDoc="0" locked="0" layoutInCell="1" allowOverlap="1" wp14:anchorId="45836995" wp14:editId="0CD94157">
+                <wp:simplePos x="0" y="0"/>
+                <wp:positionH relativeFrom="column">
+                  <wp:posOffset>660960</wp:posOffset>
+                </wp:positionH>
+                <wp:positionV relativeFrom="paragraph">
+                  <wp:posOffset>2359420</wp:posOffset>
+                </wp:positionV>
+                <wp:extent cx="145800" cy="84600"/>
+                <wp:effectExtent l="38100" t="38100" r="45085" b="48895"/>
+                <wp:wrapNone/>
+                <wp:docPr id="1184039725" name="Ink 128"/>
+                <wp:cNvGraphicFramePr/>
+                <a:graphic xmlns:a="http://schemas.openxmlformats.org/drawingml/2006/main">
+                  <a:graphicData uri="http://schemas.microsoft.com/office/word/2010/wordprocessingInk">
+                    <w14:contentPart bwMode="auto" r:id="rId106">
+                      <w14:nvContentPartPr>
+                        <w14:cNvContentPartPr/>
+                      </w14:nvContentPartPr>
+                      <w14:xfrm>
+                        <a:off x="0" y="0"/>
+                        <a:ext cx="145800" cy="84600"/>
+                      </w14:xfrm>
+                    </w14:contentPart>
+                  </a:graphicData>
+                </a:graphic>
+              </wp:anchor>
+            </w:drawing>
+          </mc:Choice>
+          <mc:Fallback>
+            <w:pict>
+              <v:shape w14:anchorId="3C7483D4" id="Ink 128" o:spid="_x0000_s1026" type="#_x0000_t75" style="position:absolute;margin-left:51.55pt;margin-top:185.3pt;width:12.5pt;height:7.65pt;z-index:251789312;visibility:visible;mso-wrap-style:square;mso-wrap-distance-left:9pt;mso-wrap-distance-top:0;mso-wrap-distance-right:9pt;mso-wrap-distance-bottom:0;mso-position-horizontal:absolute;mso-position-horizontal-relative:text;mso-position-vertical:absolute;mso-position-vertical-relative:text" o:gfxdata="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">
+                <v:imagedata r:id="rId107" o:title=""/>
+              </v:shape>
+            </w:pict>
+          </mc:Fallback>
+        </mc:AlternateContent>
+      </w:r>
+      <w:r>
+        <w:rPr>
+          <w:noProof/>
+        </w:rPr>
+        <mc:AlternateContent>
+          <mc:Choice Requires="wpi">
+            <w:drawing>
+              <wp:anchor distT="0" distB="0" distL="114300" distR="114300" simplePos="0" relativeHeight="251776000" behindDoc="0" locked="0" layoutInCell="1" allowOverlap="1" wp14:anchorId="18B6DAB8" wp14:editId="782F84DC">
+                <wp:simplePos x="0" y="0"/>
+                <wp:positionH relativeFrom="column">
+                  <wp:posOffset>446405</wp:posOffset>
+                </wp:positionH>
+                <wp:positionV relativeFrom="paragraph">
+                  <wp:posOffset>3309620</wp:posOffset>
+                </wp:positionV>
+                <wp:extent cx="1520640" cy="755640"/>
+                <wp:effectExtent l="38100" t="38100" r="41910" b="45085"/>
+                <wp:wrapNone/>
+                <wp:docPr id="749935245" name="Ink 115"/>
+                <wp:cNvGraphicFramePr/>
+                <a:graphic xmlns:a="http://schemas.openxmlformats.org/drawingml/2006/main">
+                  <a:graphicData uri="http://schemas.microsoft.com/office/word/2010/wordprocessingInk">
+                    <w14:contentPart bwMode="auto" r:id="rId108">
+                      <w14:nvContentPartPr>
+                        <w14:cNvContentPartPr/>
+                      </w14:nvContentPartPr>
+                      <w14:xfrm>
+                        <a:off x="0" y="0"/>
+                        <a:ext cx="1520640" cy="755640"/>
+                      </w14:xfrm>
+                    </w14:contentPart>
+                  </a:graphicData>
+                </a:graphic>
+              </wp:anchor>
+            </w:drawing>
+          </mc:Choice>
+          <mc:Fallback>
+            <w:pict>
+              <v:shape w14:anchorId="76020178" id="Ink 115" o:spid="_x0000_s1026" type="#_x0000_t75" style="position:absolute;margin-left:34.65pt;margin-top:260.1pt;width:120.75pt;height:60.5pt;z-index:251776000;visibility:visible;mso-wrap-style:square;mso-wrap-distance-left:9pt;mso-wrap-distance-top:0;mso-wrap-distance-right:9pt;mso-wrap-distance-bottom:0;mso-position-horizontal:absolute;mso-position-horizontal-relative:text;mso-position-vertical:absolute;mso-position-vertical-relative:text" o:gfxdata="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">
+                <v:imagedata r:id="rId109" o:title=""/>
+              </v:shape>
+            </w:pict>
+          </mc:Fallback>
+        </mc:AlternateContent>
+      </w:r>
+      <w:r>
+        <w:rPr>
+          <w:noProof/>
+        </w:rPr>
+        <mc:AlternateContent>
+          <mc:Choice Requires="wpi">
+            <w:drawing>
+              <wp:anchor distT="0" distB="0" distL="114300" distR="114300" simplePos="0" relativeHeight="251768832" behindDoc="0" locked="0" layoutInCell="1" allowOverlap="1" wp14:anchorId="47CCC490" wp14:editId="3DFA9619">
+                <wp:simplePos x="0" y="0"/>
+                <wp:positionH relativeFrom="column">
+                  <wp:posOffset>3249930</wp:posOffset>
+                </wp:positionH>
+                <wp:positionV relativeFrom="paragraph">
+                  <wp:posOffset>3232150</wp:posOffset>
+                </wp:positionV>
+                <wp:extent cx="2018030" cy="693260"/>
+                <wp:effectExtent l="38100" t="38100" r="1270" b="50165"/>
+                <wp:wrapNone/>
+                <wp:docPr id="579524303" name="Ink 108"/>
+                <wp:cNvGraphicFramePr/>
+                <a:graphic xmlns:a="http://schemas.openxmlformats.org/drawingml/2006/main">
+                  <a:graphicData uri="http://schemas.microsoft.com/office/word/2010/wordprocessingInk">
+                    <w14:contentPart bwMode="auto" r:id="rId110">
+                      <w14:nvContentPartPr>
+                        <w14:cNvContentPartPr/>
+                      </w14:nvContentPartPr>
+                      <w14:xfrm>
+                        <a:off x="0" y="0"/>
+                        <a:ext cx="2018030" cy="693260"/>
+                      </w14:xfrm>
+                    </w14:contentPart>
+                  </a:graphicData>
+                </a:graphic>
+              </wp:anchor>
+            </w:drawing>
+          </mc:Choice>
+          <mc:Fallback>
+            <w:pict>
+              <v:shape w14:anchorId="4AE29F4C" id="Ink 108" o:spid="_x0000_s1026" type="#_x0000_t75" style="position:absolute;margin-left:255.4pt;margin-top:254pt;width:159.85pt;height:55.6pt;z-index:251768832;visibility:visible;mso-wrap-style:square;mso-wrap-distance-left:9pt;mso-wrap-distance-top:0;mso-wrap-distance-right:9pt;mso-wrap-distance-bottom:0;mso-position-horizontal:absolute;mso-position-horizontal-relative:text;mso-position-vertical:absolute;mso-position-vertical-relative:text" o:gfxdata="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">
+                <v:imagedata r:id="rId111" o:title=""/>
+              </v:shape>
+            </w:pict>
+          </mc:Fallback>
+        </mc:AlternateContent>
+      </w:r>
+      <w:r>
+        <w:rPr>
+          <w:noProof/>
+        </w:rPr>
+        <mc:AlternateContent>
+          <mc:Choice Requires="wpi">
+            <w:drawing>
+              <wp:anchor distT="0" distB="0" distL="114300" distR="114300" simplePos="0" relativeHeight="251749376" behindDoc="0" locked="0" layoutInCell="1" allowOverlap="1" wp14:anchorId="42F433DF" wp14:editId="13A57E4C">
+                <wp:simplePos x="0" y="0"/>
+                <wp:positionH relativeFrom="column">
+                  <wp:posOffset>4565015</wp:posOffset>
+                </wp:positionH>
+                <wp:positionV relativeFrom="paragraph">
+                  <wp:posOffset>2099310</wp:posOffset>
+                </wp:positionV>
+                <wp:extent cx="694690" cy="635635"/>
+                <wp:effectExtent l="38100" t="38100" r="48260" b="50165"/>
+                <wp:wrapNone/>
+                <wp:docPr id="822508965" name="Ink 89"/>
+                <wp:cNvGraphicFramePr/>
+                <a:graphic xmlns:a="http://schemas.openxmlformats.org/drawingml/2006/main">
+                  <a:graphicData uri="http://schemas.microsoft.com/office/word/2010/wordprocessingInk">
+                    <w14:contentPart bwMode="auto" r:id="rId112">
+                      <w14:nvContentPartPr>
+                        <w14:cNvContentPartPr/>
+                      </w14:nvContentPartPr>
+                      <w14:xfrm>
+                        <a:off x="0" y="0"/>
+                        <a:ext cx="694690" cy="635635"/>
+                      </w14:xfrm>
+                    </w14:contentPart>
+                  </a:graphicData>
+                </a:graphic>
+              </wp:anchor>
+            </w:drawing>
+          </mc:Choice>
+          <mc:Fallback>
+            <w:pict>
+              <v:shape w14:anchorId="780030B2" id="Ink 89" o:spid="_x0000_s1026" type="#_x0000_t75" style="position:absolute;margin-left:358.95pt;margin-top:164.8pt;width:55.65pt;height:51pt;z-index:251749376;visibility:visible;mso-wrap-style:square;mso-wrap-distance-left:9pt;mso-wrap-distance-top:0;mso-wrap-distance-right:9pt;mso-wrap-distance-bottom:0;mso-position-horizontal:absolute;mso-position-horizontal-relative:text;mso-position-vertical:absolute;mso-position-vertical-relative:text" o:gfxdata="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">
+                <v:imagedata r:id="rId113" o:title=""/>
+              </v:shape>
+            </w:pict>
+          </mc:Fallback>
+        </mc:AlternateContent>
+      </w:r>
+      <w:r>
+        <w:rPr>
+          <w:noProof/>
+        </w:rPr>
+        <mc:AlternateContent>
+          <mc:Choice Requires="wpi">
+            <w:drawing>
+              <wp:anchor distT="0" distB="0" distL="114300" distR="114300" simplePos="0" relativeHeight="251742208" behindDoc="0" locked="0" layoutInCell="1" allowOverlap="1" wp14:anchorId="37111F7A" wp14:editId="424B3FEF">
+                <wp:simplePos x="0" y="0"/>
+                <wp:positionH relativeFrom="column">
+                  <wp:posOffset>2071245</wp:posOffset>
+                </wp:positionH>
+                <wp:positionV relativeFrom="paragraph">
+                  <wp:posOffset>2037715</wp:posOffset>
+                </wp:positionV>
+                <wp:extent cx="1343880" cy="884520"/>
+                <wp:effectExtent l="38100" t="38100" r="46990" b="49530"/>
+                <wp:wrapNone/>
+                <wp:docPr id="1099588047" name="Ink 82"/>
+                <wp:cNvGraphicFramePr/>
+                <a:graphic xmlns:a="http://schemas.openxmlformats.org/drawingml/2006/main">
+                  <a:graphicData uri="http://schemas.microsoft.com/office/word/2010/wordprocessingInk">
+                    <w14:contentPart bwMode="auto" r:id="rId114">
+                      <w14:nvContentPartPr>
+                        <w14:cNvContentPartPr/>
+                      </w14:nvContentPartPr>
+                      <w14:xfrm>
+                        <a:off x="0" y="0"/>
+                        <a:ext cx="1343880" cy="884520"/>
                       </w14:xfrm>
                     </w14:contentPart>
                   </a:graphicData>
@@ -651,8 +2496,8 @@
           </mc:Choice>
           <mc:Fallback>
             <w:pict>
-              <v:shape w14:anchorId="4BC2A23B" id="Ink 345" o:spid="_x0000_s1026" type="#_x0000_t75" style="position:absolute;margin-left:305.75pt;margin-top:552.9pt;width:3.65pt;height:3.75pt;z-index:252010496;visibility:visible;mso-wrap-style:square;mso-width-percent:0;mso-height-percent:0;mso-wrap-distance-left:9pt;mso-wrap-distance-top:0;mso-wrap-distance-right:9pt;mso-wrap-distance-bottom:0;mso-position-horizontal:absolute;mso-position-horizontal-relative:text;mso-position-vertical:absolute;mso-position-vertical-relative:text;mso-width-percent:0;mso-height-percent:0;mso-width-relative:margin;mso-height-relative:margin" o:gfxdata="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">
-                <v:imagedata r:id="rId33" o:title=""/>
+              <v:shape w14:anchorId="2769D56B" id="Ink 82" o:spid="_x0000_s1026" type="#_x0000_t75" style="position:absolute;margin-left:162.6pt;margin-top:159.95pt;width:106.8pt;height:70.65pt;z-index:251742208;visibility:visible;mso-wrap-style:square;mso-width-percent:0;mso-height-percent:0;mso-wrap-distance-left:9pt;mso-wrap-distance-top:0;mso-wrap-distance-right:9pt;mso-wrap-distance-bottom:0;mso-position-horizontal:absolute;mso-position-horizontal-relative:text;mso-position-vertical:absolute;mso-position-vertical-relative:text;mso-width-percent:0;mso-height-percent:0;mso-width-relative:margin;mso-height-relative:margin" o:gfxdata="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">
+                <v:imagedata r:id="rId115" o:title=""/>
               </v:shape>
             </w:pict>
           </mc:Fallback>
@@ -665,28 +2510,28 @@
         <mc:AlternateContent>
           <mc:Choice Requires="wpi">
             <w:drawing>
-              <wp:anchor distT="0" distB="0" distL="114300" distR="114300" simplePos="0" relativeHeight="252007424" behindDoc="0" locked="0" layoutInCell="1" allowOverlap="1" wp14:anchorId="75462CE1" wp14:editId="74787FA7">
+              <wp:anchor distT="0" distB="0" distL="114300" distR="114300" simplePos="0" relativeHeight="251727872" behindDoc="0" locked="0" layoutInCell="1" allowOverlap="1" wp14:anchorId="66E4AD37" wp14:editId="6E9FD036">
                 <wp:simplePos x="0" y="0"/>
                 <wp:positionH relativeFrom="column">
-                  <wp:posOffset>400439</wp:posOffset>
+                  <wp:posOffset>431800</wp:posOffset>
                 </wp:positionH>
                 <wp:positionV relativeFrom="paragraph">
-                  <wp:posOffset>6112192</wp:posOffset>
+                  <wp:posOffset>2136775</wp:posOffset>
                 </wp:positionV>
-                <wp:extent cx="159480" cy="1325160"/>
-                <wp:effectExtent l="38100" t="38100" r="50165" b="46990"/>
+                <wp:extent cx="376560" cy="694055"/>
+                <wp:effectExtent l="38100" t="38100" r="42545" b="48895"/>
                 <wp:wrapNone/>
-                <wp:docPr id="1910901546" name="Ink 342"/>
+                <wp:docPr id="1243448162" name="Ink 68"/>
                 <wp:cNvGraphicFramePr/>
                 <a:graphic xmlns:a="http://schemas.openxmlformats.org/drawingml/2006/main">
                   <a:graphicData uri="http://schemas.microsoft.com/office/word/2010/wordprocessingInk">
-                    <w14:contentPart bwMode="auto" r:id="rId34">
+                    <w14:contentPart bwMode="auto" r:id="rId116">
                       <w14:nvContentPartPr>
                         <w14:cNvContentPartPr/>
                       </w14:nvContentPartPr>
                       <w14:xfrm>
                         <a:off x="0" y="0"/>
-                        <a:ext cx="159480" cy="1325160"/>
+                        <a:ext cx="376560" cy="694055"/>
                       </w14:xfrm>
                     </w14:contentPart>
                   </a:graphicData>
@@ -696,8 +2541,8 @@
           </mc:Choice>
           <mc:Fallback>
             <w:pict>
-              <v:shape w14:anchorId="7E72D563" id="Ink 342" o:spid="_x0000_s1026" type="#_x0000_t75" style="position:absolute;margin-left:31.05pt;margin-top:480.75pt;width:13.5pt;height:105.35pt;z-index:252007424;visibility:visible;mso-wrap-style:square;mso-wrap-distance-left:9pt;mso-wrap-distance-top:0;mso-wrap-distance-right:9pt;mso-wrap-distance-bottom:0;mso-position-horizontal:absolute;mso-position-horizontal-relative:text;mso-position-vertical:absolute;mso-position-vertical-relative:text" o:gfxdata="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">
-                <v:imagedata r:id="rId35" o:title=""/>
+              <v:shape w14:anchorId="351B6149" id="Ink 68" o:spid="_x0000_s1026" type="#_x0000_t75" style="position:absolute;margin-left:33.5pt;margin-top:167.75pt;width:30.6pt;height:55.6pt;z-index:251727872;visibility:visible;mso-wrap-style:square;mso-wrap-distance-left:9pt;mso-wrap-distance-top:0;mso-wrap-distance-right:9pt;mso-wrap-distance-bottom:0;mso-position-horizontal:absolute;mso-position-horizontal-relative:text;mso-position-vertical:absolute;mso-position-vertical-relative:text" o:gfxdata="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">
+                <v:imagedata r:id="rId117" o:title=""/>
               </v:shape>
             </w:pict>
           </mc:Fallback>
@@ -710,28 +2555,28 @@
         <mc:AlternateContent>
           <mc:Choice Requires="wpi">
             <w:drawing>
-              <wp:anchor distT="0" distB="0" distL="114300" distR="114300" simplePos="0" relativeHeight="252005376" behindDoc="0" locked="0" layoutInCell="1" allowOverlap="1" wp14:anchorId="761D997C" wp14:editId="51141F8F">
+              <wp:anchor distT="0" distB="0" distL="114300" distR="114300" simplePos="0" relativeHeight="251723776" behindDoc="0" locked="0" layoutInCell="1" allowOverlap="1" wp14:anchorId="2621D1F4" wp14:editId="31C1BDD1">
                 <wp:simplePos x="0" y="0"/>
                 <wp:positionH relativeFrom="column">
-                  <wp:posOffset>415919</wp:posOffset>
+                  <wp:posOffset>4717415</wp:posOffset>
                 </wp:positionH>
                 <wp:positionV relativeFrom="paragraph">
-                  <wp:posOffset>7131712</wp:posOffset>
+                  <wp:posOffset>365760</wp:posOffset>
                 </wp:positionV>
-                <wp:extent cx="20160" cy="262440"/>
-                <wp:effectExtent l="38100" t="38100" r="37465" b="42545"/>
+                <wp:extent cx="1118275" cy="478375"/>
+                <wp:effectExtent l="38100" t="38100" r="5715" b="36195"/>
                 <wp:wrapNone/>
-                <wp:docPr id="1735143114" name="Ink 340"/>
+                <wp:docPr id="1225739992" name="Ink 64"/>
                 <wp:cNvGraphicFramePr/>
                 <a:graphic xmlns:a="http://schemas.openxmlformats.org/drawingml/2006/main">
                   <a:graphicData uri="http://schemas.microsoft.com/office/word/2010/wordprocessingInk">
-                    <w14:contentPart bwMode="auto" r:id="rId36">
+                    <w14:contentPart bwMode="auto" r:id="rId118">
                       <w14:nvContentPartPr>
                         <w14:cNvContentPartPr/>
                       </w14:nvContentPartPr>
                       <w14:xfrm>
                         <a:off x="0" y="0"/>
-                        <a:ext cx="20160" cy="262440"/>
+                        <a:ext cx="1118275" cy="478375"/>
                       </w14:xfrm>
                     </w14:contentPart>
                   </a:graphicData>
@@ -741,8 +2586,8 @@
           </mc:Choice>
           <mc:Fallback>
             <w:pict>
-              <v:shape w14:anchorId="59B93200" id="Ink 340" o:spid="_x0000_s1026" type="#_x0000_t75" style="position:absolute;margin-left:32.25pt;margin-top:561.05pt;width:2.6pt;height:21.65pt;z-index:252005376;visibility:visible;mso-wrap-style:square;mso-wrap-distance-left:9pt;mso-wrap-distance-top:0;mso-wrap-distance-right:9pt;mso-wrap-distance-bottom:0;mso-position-horizontal:absolute;mso-position-horizontal-relative:text;mso-position-vertical:absolute;mso-position-vertical-relative:text" o:gfxdata="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">
-                <v:imagedata r:id="rId37" o:title=""/>
+              <v:shape w14:anchorId="5D6D72ED" id="Ink 64" o:spid="_x0000_s1026" type="#_x0000_t75" style="position:absolute;margin-left:370.95pt;margin-top:28.3pt;width:89pt;height:38.65pt;z-index:251723776;visibility:visible;mso-wrap-style:square;mso-wrap-distance-left:9pt;mso-wrap-distance-top:0;mso-wrap-distance-right:9pt;mso-wrap-distance-bottom:0;mso-position-horizontal:absolute;mso-position-horizontal-relative:text;mso-position-vertical:absolute;mso-position-vertical-relative:text" o:gfxdata="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">
+                <v:imagedata r:id="rId119" o:title=""/>
               </v:shape>
             </w:pict>
           </mc:Fallback>
@@ -755,28 +2600,28 @@
         <mc:AlternateContent>
           <mc:Choice Requires="wpi">
             <w:drawing>
-              <wp:anchor distT="0" distB="0" distL="114300" distR="114300" simplePos="0" relativeHeight="252004352" behindDoc="0" locked="0" layoutInCell="1" allowOverlap="1" wp14:anchorId="04D63980" wp14:editId="4AA1C6C3">
+              <wp:anchor distT="0" distB="0" distL="114300" distR="114300" simplePos="0" relativeHeight="251713536" behindDoc="0" locked="0" layoutInCell="1" allowOverlap="1" wp14:anchorId="1FCA9BA5" wp14:editId="64C6855C">
                 <wp:simplePos x="0" y="0"/>
                 <wp:positionH relativeFrom="column">
-                  <wp:posOffset>1478915</wp:posOffset>
+                  <wp:posOffset>4777740</wp:posOffset>
                 </wp:positionH>
                 <wp:positionV relativeFrom="paragraph">
-                  <wp:posOffset>5955030</wp:posOffset>
+                  <wp:posOffset>-391795</wp:posOffset>
                 </wp:positionV>
-                <wp:extent cx="477520" cy="87265"/>
-                <wp:effectExtent l="38100" t="38100" r="36830" b="46355"/>
+                <wp:extent cx="656290" cy="389245"/>
+                <wp:effectExtent l="38100" t="38100" r="10795" b="49530"/>
                 <wp:wrapNone/>
-                <wp:docPr id="887472383" name="Ink 339"/>
+                <wp:docPr id="1431605031" name="Ink 54"/>
                 <wp:cNvGraphicFramePr/>
                 <a:graphic xmlns:a="http://schemas.openxmlformats.org/drawingml/2006/main">
                   <a:graphicData uri="http://schemas.microsoft.com/office/word/2010/wordprocessingInk">
-                    <w14:contentPart bwMode="auto" r:id="rId38">
+                    <w14:contentPart bwMode="auto" r:id="rId120">
                       <w14:nvContentPartPr>
                         <w14:cNvContentPartPr/>
                       </w14:nvContentPartPr>
                       <w14:xfrm>
                         <a:off x="0" y="0"/>
-                        <a:ext cx="477520" cy="87265"/>
+                        <a:ext cx="656290" cy="389245"/>
                       </w14:xfrm>
                     </w14:contentPart>
                   </a:graphicData>
@@ -786,8 +2631,8 @@
           </mc:Choice>
           <mc:Fallback>
             <w:pict>
-              <v:shape w14:anchorId="4CC18E2B" id="Ink 339" o:spid="_x0000_s1026" type="#_x0000_t75" style="position:absolute;margin-left:115.95pt;margin-top:468.4pt;width:38.55pt;height:7.85pt;z-index:252004352;visibility:visible;mso-wrap-style:square;mso-wrap-distance-left:9pt;mso-wrap-distance-top:0;mso-wrap-distance-right:9pt;mso-wrap-distance-bottom:0;mso-position-horizontal:absolute;mso-position-horizontal-relative:text;mso-position-vertical:absolute;mso-position-vertical-relative:text" o:gfxdata="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">
-                <v:imagedata r:id="rId39" o:title=""/>
+              <v:shape w14:anchorId="7BC67C1A" id="Ink 54" o:spid="_x0000_s1026" type="#_x0000_t75" style="position:absolute;margin-left:375.7pt;margin-top:-31.35pt;width:52.7pt;height:31.65pt;z-index:251713536;visibility:visible;mso-wrap-style:square;mso-wrap-distance-left:9pt;mso-wrap-distance-top:0;mso-wrap-distance-right:9pt;mso-wrap-distance-bottom:0;mso-position-horizontal:absolute;mso-position-horizontal-relative:text;mso-position-vertical:absolute;mso-position-vertical-relative:text" o:gfxdata="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">
+                <v:imagedata r:id="rId121" o:title=""/>
               </v:shape>
             </w:pict>
           </mc:Fallback>
@@ -800,28 +2645,28 @@
         <mc:AlternateContent>
           <mc:Choice Requires="wpi">
             <w:drawing>
-              <wp:anchor distT="0" distB="0" distL="114300" distR="114300" simplePos="0" relativeHeight="251999232" behindDoc="0" locked="0" layoutInCell="1" allowOverlap="1" wp14:anchorId="451A1FE2" wp14:editId="3609F174">
+              <wp:anchor distT="0" distB="0" distL="114300" distR="114300" simplePos="0" relativeHeight="251707392" behindDoc="0" locked="0" layoutInCell="1" allowOverlap="1" wp14:anchorId="3FE21949" wp14:editId="590FF1E4">
                 <wp:simplePos x="0" y="0"/>
                 <wp:positionH relativeFrom="column">
-                  <wp:posOffset>4954270</wp:posOffset>
+                  <wp:posOffset>3115310</wp:posOffset>
                 </wp:positionH>
                 <wp:positionV relativeFrom="paragraph">
-                  <wp:posOffset>5526405</wp:posOffset>
+                  <wp:posOffset>360680</wp:posOffset>
                 </wp:positionV>
-                <wp:extent cx="1507215" cy="359570"/>
-                <wp:effectExtent l="38100" t="38100" r="17145" b="40640"/>
+                <wp:extent cx="760505" cy="459480"/>
+                <wp:effectExtent l="38100" t="38100" r="20955" b="36195"/>
                 <wp:wrapNone/>
-                <wp:docPr id="1899318418" name="Ink 334"/>
+                <wp:docPr id="1407718975" name="Ink 48"/>
                 <wp:cNvGraphicFramePr/>
                 <a:graphic xmlns:a="http://schemas.openxmlformats.org/drawingml/2006/main">
                   <a:graphicData uri="http://schemas.microsoft.com/office/word/2010/wordprocessingInk">
-                    <w14:contentPart bwMode="auto" r:id="rId40">
+                    <w14:contentPart bwMode="auto" r:id="rId122">
                       <w14:nvContentPartPr>
                         <w14:cNvContentPartPr/>
                       </w14:nvContentPartPr>
                       <w14:xfrm>
                         <a:off x="0" y="0"/>
-                        <a:ext cx="1507215" cy="359570"/>
+                        <a:ext cx="760505" cy="459480"/>
                       </w14:xfrm>
                     </w14:contentPart>
                   </a:graphicData>
@@ -831,8 +2676,8 @@
           </mc:Choice>
           <mc:Fallback>
             <w:pict>
-              <v:shape w14:anchorId="32EC43C3" id="Ink 334" o:spid="_x0000_s1026" type="#_x0000_t75" style="position:absolute;margin-left:389.6pt;margin-top:434.65pt;width:119.7pt;height:29.3pt;z-index:251999232;visibility:visible;mso-wrap-style:square;mso-wrap-distance-left:9pt;mso-wrap-distance-top:0;mso-wrap-distance-right:9pt;mso-wrap-distance-bottom:0;mso-position-horizontal:absolute;mso-position-horizontal-relative:text;mso-position-vertical:absolute;mso-position-vertical-relative:text" o:gfxdata="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">
-                <v:imagedata r:id="rId41" o:title=""/>
+              <v:shape w14:anchorId="6F1EAC15" id="Ink 48" o:spid="_x0000_s1026" type="#_x0000_t75" style="position:absolute;margin-left:244.8pt;margin-top:27.9pt;width:60.9pt;height:37.2pt;z-index:251707392;visibility:visible;mso-wrap-style:square;mso-wrap-distance-left:9pt;mso-wrap-distance-top:0;mso-wrap-distance-right:9pt;mso-wrap-distance-bottom:0;mso-position-horizontal:absolute;mso-position-horizontal-relative:text;mso-position-vertical:absolute;mso-position-vertical-relative:text" o:gfxdata="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">
+                <v:imagedata r:id="rId123" o:title=""/>
               </v:shape>
             </w:pict>
           </mc:Fallback>
@@ -845,28 +2690,28 @@
         <mc:AlternateContent>
           <mc:Choice Requires="wpi">
             <w:drawing>
-              <wp:anchor distT="0" distB="0" distL="114300" distR="114300" simplePos="0" relativeHeight="252000256" behindDoc="0" locked="0" layoutInCell="1" allowOverlap="1" wp14:anchorId="75370F2D" wp14:editId="3680BE7E">
+              <wp:anchor distT="0" distB="0" distL="114300" distR="114300" simplePos="0" relativeHeight="251699200" behindDoc="0" locked="0" layoutInCell="1" allowOverlap="1" wp14:anchorId="63D0E8FB" wp14:editId="06D3FD24">
                 <wp:simplePos x="0" y="0"/>
                 <wp:positionH relativeFrom="column">
-                  <wp:posOffset>4430395</wp:posOffset>
+                  <wp:posOffset>1113155</wp:posOffset>
                 </wp:positionH>
                 <wp:positionV relativeFrom="paragraph">
-                  <wp:posOffset>5763260</wp:posOffset>
+                  <wp:posOffset>509270</wp:posOffset>
                 </wp:positionV>
-                <wp:extent cx="229645" cy="140400"/>
-                <wp:effectExtent l="38100" t="38100" r="0" b="50165"/>
+                <wp:extent cx="433520" cy="343800"/>
+                <wp:effectExtent l="38100" t="38100" r="0" b="37465"/>
                 <wp:wrapNone/>
-                <wp:docPr id="84042758" name="Ink 335"/>
+                <wp:docPr id="1944283753" name="Ink 40"/>
                 <wp:cNvGraphicFramePr/>
                 <a:graphic xmlns:a="http://schemas.openxmlformats.org/drawingml/2006/main">
                   <a:graphicData uri="http://schemas.microsoft.com/office/word/2010/wordprocessingInk">
-                    <w14:contentPart bwMode="auto" r:id="rId42">
+                    <w14:contentPart bwMode="auto" r:id="rId124">
                       <w14:nvContentPartPr>
                         <w14:cNvContentPartPr/>
                       </w14:nvContentPartPr>
                       <w14:xfrm>
                         <a:off x="0" y="0"/>
-                        <a:ext cx="229645" cy="140400"/>
+                        <a:ext cx="433520" cy="343800"/>
                       </w14:xfrm>
                     </w14:contentPart>
                   </a:graphicData>
@@ -876,8 +2721,8 @@
           </mc:Choice>
           <mc:Fallback>
             <w:pict>
-              <v:shape w14:anchorId="01D8C437" id="Ink 335" o:spid="_x0000_s1026" type="#_x0000_t75" style="position:absolute;margin-left:348.35pt;margin-top:453.3pt;width:19.1pt;height:12pt;z-index:252000256;visibility:visible;mso-wrap-style:square;mso-wrap-distance-left:9pt;mso-wrap-distance-top:0;mso-wrap-distance-right:9pt;mso-wrap-distance-bottom:0;mso-position-horizontal:absolute;mso-position-horizontal-relative:text;mso-position-vertical:absolute;mso-position-vertical-relative:text" o:gfxdata="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">
-                <v:imagedata r:id="rId43" o:title=""/>
+              <v:shape w14:anchorId="303E1274" id="Ink 40" o:spid="_x0000_s1026" type="#_x0000_t75" style="position:absolute;margin-left:87.15pt;margin-top:39.6pt;width:35.15pt;height:28.05pt;z-index:251699200;visibility:visible;mso-wrap-style:square;mso-wrap-distance-left:9pt;mso-wrap-distance-top:0;mso-wrap-distance-right:9pt;mso-wrap-distance-bottom:0;mso-position-horizontal:absolute;mso-position-horizontal-relative:text;mso-position-vertical:absolute;mso-position-vertical-relative:text" o:gfxdata="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">
+                <v:imagedata r:id="rId125" o:title=""/>
               </v:shape>
             </w:pict>
           </mc:Fallback>
@@ -890,28 +2735,28 @@
         <mc:AlternateContent>
           <mc:Choice Requires="wpi">
             <w:drawing>
-              <wp:anchor distT="0" distB="0" distL="114300" distR="114300" simplePos="0" relativeHeight="252001280" behindDoc="0" locked="0" layoutInCell="1" allowOverlap="1" wp14:anchorId="12F5C256" wp14:editId="0418A8F7">
+              <wp:anchor distT="0" distB="0" distL="114300" distR="114300" simplePos="0" relativeHeight="251694080" behindDoc="0" locked="0" layoutInCell="1" allowOverlap="1" wp14:anchorId="71ED9C7A" wp14:editId="7F95B8B1">
                 <wp:simplePos x="0" y="0"/>
                 <wp:positionH relativeFrom="column">
-                  <wp:posOffset>3986530</wp:posOffset>
+                  <wp:posOffset>2088515</wp:posOffset>
                 </wp:positionH>
                 <wp:positionV relativeFrom="paragraph">
-                  <wp:posOffset>5755005</wp:posOffset>
+                  <wp:posOffset>1139190</wp:posOffset>
                 </wp:positionV>
-                <wp:extent cx="230195" cy="170280"/>
-                <wp:effectExtent l="38100" t="38100" r="36830" b="39370"/>
+                <wp:extent cx="621400" cy="205920"/>
+                <wp:effectExtent l="38100" t="38100" r="26670" b="41910"/>
                 <wp:wrapNone/>
-                <wp:docPr id="258808714" name="Ink 336"/>
+                <wp:docPr id="2115399116" name="Ink 35"/>
                 <wp:cNvGraphicFramePr/>
                 <a:graphic xmlns:a="http://schemas.openxmlformats.org/drawingml/2006/main">
                   <a:graphicData uri="http://schemas.microsoft.com/office/word/2010/wordprocessingInk">
-                    <w14:contentPart bwMode="auto" r:id="rId44">
+                    <w14:contentPart bwMode="auto" r:id="rId126">
                       <w14:nvContentPartPr>
                         <w14:cNvContentPartPr/>
                       </w14:nvContentPartPr>
                       <w14:xfrm>
                         <a:off x="0" y="0"/>
-                        <a:ext cx="230195" cy="170280"/>
+                        <a:ext cx="621400" cy="205920"/>
                       </w14:xfrm>
                     </w14:contentPart>
                   </a:graphicData>
@@ -921,8 +2766,8 @@
           </mc:Choice>
           <mc:Fallback>
             <w:pict>
-              <v:shape w14:anchorId="21FB21A7" id="Ink 336" o:spid="_x0000_s1026" type="#_x0000_t75" style="position:absolute;margin-left:313.4pt;margin-top:452.65pt;width:19.15pt;height:14.35pt;z-index:252001280;visibility:visible;mso-wrap-style:square;mso-wrap-distance-left:9pt;mso-wrap-distance-top:0;mso-wrap-distance-right:9pt;mso-wrap-distance-bottom:0;mso-position-horizontal:absolute;mso-position-horizontal-relative:text;mso-position-vertical:absolute;mso-position-vertical-relative:text" o:gfxdata="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">
-                <v:imagedata r:id="rId45" o:title=""/>
+              <v:shape w14:anchorId="2D566097" id="Ink 35" o:spid="_x0000_s1026" type="#_x0000_t75" style="position:absolute;margin-left:163.95pt;margin-top:89.2pt;width:49.95pt;height:17.2pt;z-index:251694080;visibility:visible;mso-wrap-style:square;mso-wrap-distance-left:9pt;mso-wrap-distance-top:0;mso-wrap-distance-right:9pt;mso-wrap-distance-bottom:0;mso-position-horizontal:absolute;mso-position-horizontal-relative:text;mso-position-vertical:absolute;mso-position-vertical-relative:text" o:gfxdata="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">
+                <v:imagedata r:id="rId127" o:title=""/>
               </v:shape>
             </w:pict>
           </mc:Fallback>
@@ -935,28 +2780,28 @@
         <mc:AlternateContent>
           <mc:Choice Requires="wpi">
             <w:drawing>
-              <wp:anchor distT="0" distB="0" distL="114300" distR="114300" simplePos="0" relativeHeight="251980800" behindDoc="0" locked="0" layoutInCell="1" allowOverlap="1" wp14:anchorId="76D46BD1" wp14:editId="3E7ADA2D">
+              <wp:anchor distT="0" distB="0" distL="114300" distR="114300" simplePos="0" relativeHeight="251695104" behindDoc="0" locked="0" layoutInCell="1" allowOverlap="1" wp14:anchorId="57A3DFA4" wp14:editId="2DDB4CBF">
                 <wp:simplePos x="0" y="0"/>
                 <wp:positionH relativeFrom="column">
-                  <wp:posOffset>4549775</wp:posOffset>
+                  <wp:posOffset>2123440</wp:posOffset>
                 </wp:positionH>
                 <wp:positionV relativeFrom="paragraph">
-                  <wp:posOffset>4993640</wp:posOffset>
+                  <wp:posOffset>-85725</wp:posOffset>
                 </wp:positionV>
-                <wp:extent cx="1822590" cy="340695"/>
-                <wp:effectExtent l="38100" t="38100" r="6350" b="40640"/>
+                <wp:extent cx="329545" cy="201965"/>
+                <wp:effectExtent l="38100" t="38100" r="13970" b="45720"/>
                 <wp:wrapNone/>
-                <wp:docPr id="1962813881" name="Ink 316"/>
+                <wp:docPr id="1142894430" name="Ink 36"/>
                 <wp:cNvGraphicFramePr/>
                 <a:graphic xmlns:a="http://schemas.openxmlformats.org/drawingml/2006/main">
                   <a:graphicData uri="http://schemas.microsoft.com/office/word/2010/wordprocessingInk">
-                    <w14:contentPart bwMode="auto" r:id="rId46">
+                    <w14:contentPart bwMode="auto" r:id="rId128">
                       <w14:nvContentPartPr>
                         <w14:cNvContentPartPr/>
                       </w14:nvContentPartPr>
                       <w14:xfrm>
                         <a:off x="0" y="0"/>
-                        <a:ext cx="1822590" cy="340695"/>
+                        <a:ext cx="329545" cy="201965"/>
                       </w14:xfrm>
                     </w14:contentPart>
                   </a:graphicData>
@@ -966,8 +2811,8 @@
           </mc:Choice>
           <mc:Fallback>
             <w:pict>
-              <v:shape w14:anchorId="2FDEE92F" id="Ink 316" o:spid="_x0000_s1026" type="#_x0000_t75" style="position:absolute;margin-left:357.75pt;margin-top:392.7pt;width:144.45pt;height:27.85pt;z-index:251980800;visibility:visible;mso-wrap-style:square;mso-wrap-distance-left:9pt;mso-wrap-distance-top:0;mso-wrap-distance-right:9pt;mso-wrap-distance-bottom:0;mso-position-horizontal:absolute;mso-position-horizontal-relative:text;mso-position-vertical:absolute;mso-position-vertical-relative:text" o:gfxdata="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">
-                <v:imagedata r:id="rId47" o:title=""/>
+              <v:shape w14:anchorId="4BA13745" id="Ink 36" o:spid="_x0000_s1026" type="#_x0000_t75" style="position:absolute;margin-left:166.7pt;margin-top:-7.25pt;width:26.95pt;height:16.85pt;z-index:251695104;visibility:visible;mso-wrap-style:square;mso-wrap-distance-left:9pt;mso-wrap-distance-top:0;mso-wrap-distance-right:9pt;mso-wrap-distance-bottom:0;mso-position-horizontal:absolute;mso-position-horizontal-relative:text;mso-position-vertical:absolute;mso-position-vertical-relative:text" o:gfxdata="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">
+                <v:imagedata r:id="rId129" o:title=""/>
               </v:shape>
             </w:pict>
           </mc:Fallback>
@@ -980,388 +2825,28 @@
         <mc:AlternateContent>
           <mc:Choice Requires="wpi">
             <w:drawing>
-              <wp:anchor distT="0" distB="0" distL="114300" distR="114300" simplePos="0" relativeHeight="251971584" behindDoc="0" locked="0" layoutInCell="1" allowOverlap="1" wp14:anchorId="6605D0AE" wp14:editId="062C9323">
+              <wp:anchor distT="0" distB="0" distL="114300" distR="114300" simplePos="0" relativeHeight="251680768" behindDoc="0" locked="0" layoutInCell="1" allowOverlap="1" wp14:anchorId="33696FC7" wp14:editId="4E7F723E">
                 <wp:simplePos x="0" y="0"/>
                 <wp:positionH relativeFrom="column">
-                  <wp:posOffset>4039870</wp:posOffset>
+                  <wp:posOffset>2861945</wp:posOffset>
                 </wp:positionH>
                 <wp:positionV relativeFrom="paragraph">
-                  <wp:posOffset>5166995</wp:posOffset>
+                  <wp:posOffset>706755</wp:posOffset>
                 </wp:positionV>
-                <wp:extent cx="173940" cy="174600"/>
-                <wp:effectExtent l="38100" t="38100" r="36195" b="35560"/>
+                <wp:extent cx="21590" cy="201295"/>
+                <wp:effectExtent l="38100" t="38100" r="35560" b="46355"/>
                 <wp:wrapNone/>
-                <wp:docPr id="319714130" name="Ink 307"/>
+                <wp:docPr id="995580390" name="Ink 22"/>
                 <wp:cNvGraphicFramePr/>
                 <a:graphic xmlns:a="http://schemas.openxmlformats.org/drawingml/2006/main">
                   <a:graphicData uri="http://schemas.microsoft.com/office/word/2010/wordprocessingInk">
-                    <w14:contentPart bwMode="auto" r:id="rId48">
+                    <w14:contentPart bwMode="auto" r:id="rId130">
                       <w14:nvContentPartPr>
                         <w14:cNvContentPartPr/>
                       </w14:nvContentPartPr>
                       <w14:xfrm>
                         <a:off x="0" y="0"/>
-                        <a:ext cx="173940" cy="174600"/>
-                      </w14:xfrm>
-                    </w14:contentPart>
-                  </a:graphicData>
-                </a:graphic>
-              </wp:anchor>
-            </w:drawing>
-          </mc:Choice>
-          <mc:Fallback>
-            <w:pict>
-              <v:shape w14:anchorId="023E67E8" id="Ink 307" o:spid="_x0000_s1026" type="#_x0000_t75" style="position:absolute;margin-left:317.6pt;margin-top:406.35pt;width:14.7pt;height:14.75pt;z-index:251971584;visibility:visible;mso-wrap-style:square;mso-wrap-distance-left:9pt;mso-wrap-distance-top:0;mso-wrap-distance-right:9pt;mso-wrap-distance-bottom:0;mso-position-horizontal:absolute;mso-position-horizontal-relative:text;mso-position-vertical:absolute;mso-position-vertical-relative:text" o:gfxdata="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">
-                <v:imagedata r:id="rId49" o:title=""/>
-              </v:shape>
-            </w:pict>
-          </mc:Fallback>
-        </mc:AlternateContent>
-      </w:r>
-      <w:r>
-        <w:rPr>
-          <w:noProof/>
-        </w:rPr>
-        <mc:AlternateContent>
-          <mc:Choice Requires="wpi">
-            <w:drawing>
-              <wp:anchor distT="0" distB="0" distL="114300" distR="114300" simplePos="0" relativeHeight="251969536" behindDoc="0" locked="0" layoutInCell="1" allowOverlap="1" wp14:anchorId="24998A9B" wp14:editId="1FA14E82">
-                <wp:simplePos x="0" y="0"/>
-                <wp:positionH relativeFrom="column">
-                  <wp:posOffset>3655060</wp:posOffset>
-                </wp:positionH>
-                <wp:positionV relativeFrom="paragraph">
-                  <wp:posOffset>4566920</wp:posOffset>
-                </wp:positionV>
-                <wp:extent cx="1070640" cy="314960"/>
-                <wp:effectExtent l="38100" t="38100" r="15240" b="46990"/>
-                <wp:wrapNone/>
-                <wp:docPr id="655430826" name="Ink 305"/>
-                <wp:cNvGraphicFramePr/>
-                <a:graphic xmlns:a="http://schemas.openxmlformats.org/drawingml/2006/main">
-                  <a:graphicData uri="http://schemas.microsoft.com/office/word/2010/wordprocessingInk">
-                    <w14:contentPart bwMode="auto" r:id="rId50">
-                      <w14:nvContentPartPr>
-                        <w14:cNvContentPartPr/>
-                      </w14:nvContentPartPr>
-                      <w14:xfrm>
-                        <a:off x="0" y="0"/>
-                        <a:ext cx="1070640" cy="314960"/>
-                      </w14:xfrm>
-                    </w14:contentPart>
-                  </a:graphicData>
-                </a:graphic>
-              </wp:anchor>
-            </w:drawing>
-          </mc:Choice>
-          <mc:Fallback>
-            <w:pict>
-              <v:shape w14:anchorId="0D8929CA" id="Ink 305" o:spid="_x0000_s1026" type="#_x0000_t75" style="position:absolute;margin-left:287.3pt;margin-top:359.1pt;width:85.25pt;height:25.75pt;z-index:251969536;visibility:visible;mso-wrap-style:square;mso-wrap-distance-left:9pt;mso-wrap-distance-top:0;mso-wrap-distance-right:9pt;mso-wrap-distance-bottom:0;mso-position-horizontal:absolute;mso-position-horizontal-relative:text;mso-position-vertical:absolute;mso-position-vertical-relative:text" o:gfxdata="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">
-                <v:imagedata r:id="rId51" o:title=""/>
-              </v:shape>
-            </w:pict>
-          </mc:Fallback>
-        </mc:AlternateContent>
-      </w:r>
-      <w:r>
-        <w:rPr>
-          <w:noProof/>
-        </w:rPr>
-        <mc:AlternateContent>
-          <mc:Choice Requires="wpi">
-            <w:drawing>
-              <wp:anchor distT="0" distB="0" distL="114300" distR="114300" simplePos="0" relativeHeight="251967488" behindDoc="0" locked="0" layoutInCell="1" allowOverlap="1" wp14:anchorId="4951C3A0" wp14:editId="3DCD3C2A">
-                <wp:simplePos x="0" y="0"/>
-                <wp:positionH relativeFrom="column">
-                  <wp:posOffset>3654479</wp:posOffset>
-                </wp:positionH>
-                <wp:positionV relativeFrom="paragraph">
-                  <wp:posOffset>4869832</wp:posOffset>
-                </wp:positionV>
-                <wp:extent cx="802800" cy="64080"/>
-                <wp:effectExtent l="38100" t="38100" r="35560" b="50800"/>
-                <wp:wrapNone/>
-                <wp:docPr id="1496169231" name="Ink 303"/>
-                <wp:cNvGraphicFramePr/>
-                <a:graphic xmlns:a="http://schemas.openxmlformats.org/drawingml/2006/main">
-                  <a:graphicData uri="http://schemas.microsoft.com/office/word/2010/wordprocessingInk">
-                    <w14:contentPart bwMode="auto" r:id="rId52">
-                      <w14:nvContentPartPr>
-                        <w14:cNvContentPartPr/>
-                      </w14:nvContentPartPr>
-                      <w14:xfrm>
-                        <a:off x="0" y="0"/>
-                        <a:ext cx="802800" cy="64080"/>
-                      </w14:xfrm>
-                    </w14:contentPart>
-                  </a:graphicData>
-                </a:graphic>
-              </wp:anchor>
-            </w:drawing>
-          </mc:Choice>
-          <mc:Fallback>
-            <w:pict>
-              <v:shape w14:anchorId="5468B1E5" id="Ink 303" o:spid="_x0000_s1026" type="#_x0000_t75" style="position:absolute;margin-left:287.25pt;margin-top:382.95pt;width:64.2pt;height:6.05pt;z-index:251967488;visibility:visible;mso-wrap-style:square;mso-wrap-distance-left:9pt;mso-wrap-distance-top:0;mso-wrap-distance-right:9pt;mso-wrap-distance-bottom:0;mso-position-horizontal:absolute;mso-position-horizontal-relative:text;mso-position-vertical:absolute;mso-position-vertical-relative:text" o:gfxdata="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">
-                <v:imagedata r:id="rId53" o:title=""/>
-              </v:shape>
-            </w:pict>
-          </mc:Fallback>
-        </mc:AlternateContent>
-      </w:r>
-      <w:r>
-        <w:rPr>
-          <w:noProof/>
-        </w:rPr>
-        <mc:AlternateContent>
-          <mc:Choice Requires="wpi">
-            <w:drawing>
-              <wp:anchor distT="0" distB="0" distL="114300" distR="114300" simplePos="0" relativeHeight="251954176" behindDoc="0" locked="0" layoutInCell="1" allowOverlap="1" wp14:anchorId="6CD21210" wp14:editId="48D42861">
-                <wp:simplePos x="0" y="0"/>
-                <wp:positionH relativeFrom="column">
-                  <wp:posOffset>377825</wp:posOffset>
-                </wp:positionH>
-                <wp:positionV relativeFrom="paragraph">
-                  <wp:posOffset>7190105</wp:posOffset>
-                </wp:positionV>
-                <wp:extent cx="1658620" cy="1069340"/>
-                <wp:effectExtent l="38100" t="38100" r="0" b="35560"/>
-                <wp:wrapNone/>
-                <wp:docPr id="400505052" name="Ink 290"/>
-                <wp:cNvGraphicFramePr/>
-                <a:graphic xmlns:a="http://schemas.openxmlformats.org/drawingml/2006/main">
-                  <a:graphicData uri="http://schemas.microsoft.com/office/word/2010/wordprocessingInk">
-                    <w14:contentPart bwMode="auto" r:id="rId54">
-                      <w14:nvContentPartPr>
-                        <w14:cNvContentPartPr/>
-                      </w14:nvContentPartPr>
-                      <w14:xfrm>
-                        <a:off x="0" y="0"/>
-                        <a:ext cx="1658620" cy="1069340"/>
-                      </w14:xfrm>
-                    </w14:contentPart>
-                  </a:graphicData>
-                </a:graphic>
-              </wp:anchor>
-            </w:drawing>
-          </mc:Choice>
-          <mc:Fallback>
-            <w:pict>
-              <v:shape w14:anchorId="401FC497" id="Ink 290" o:spid="_x0000_s1026" type="#_x0000_t75" style="position:absolute;margin-left:29.25pt;margin-top:565.65pt;width:131.55pt;height:85.15pt;z-index:251954176;visibility:visible;mso-wrap-style:square;mso-wrap-distance-left:9pt;mso-wrap-distance-top:0;mso-wrap-distance-right:9pt;mso-wrap-distance-bottom:0;mso-position-horizontal:absolute;mso-position-horizontal-relative:text;mso-position-vertical:absolute;mso-position-vertical-relative:text" o:gfxdata="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">
-                <v:imagedata r:id="rId55" o:title=""/>
-              </v:shape>
-            </w:pict>
-          </mc:Fallback>
-        </mc:AlternateContent>
-      </w:r>
-      <w:r>
-        <w:rPr>
-          <w:noProof/>
-        </w:rPr>
-        <mc:AlternateContent>
-          <mc:Choice Requires="wpi">
-            <w:drawing>
-              <wp:anchor distT="0" distB="0" distL="114300" distR="114300" simplePos="0" relativeHeight="251908096" behindDoc="0" locked="0" layoutInCell="1" allowOverlap="1" wp14:anchorId="7C178F6E" wp14:editId="4DC2C58F">
-                <wp:simplePos x="0" y="0"/>
-                <wp:positionH relativeFrom="column">
-                  <wp:posOffset>443865</wp:posOffset>
-                </wp:positionH>
-                <wp:positionV relativeFrom="paragraph">
-                  <wp:posOffset>4504055</wp:posOffset>
-                </wp:positionV>
-                <wp:extent cx="1777680" cy="2786400"/>
-                <wp:effectExtent l="38100" t="38100" r="13335" b="52705"/>
-                <wp:wrapNone/>
-                <wp:docPr id="1927709041" name="Ink 245"/>
-                <wp:cNvGraphicFramePr/>
-                <a:graphic xmlns:a="http://schemas.openxmlformats.org/drawingml/2006/main">
-                  <a:graphicData uri="http://schemas.microsoft.com/office/word/2010/wordprocessingInk">
-                    <w14:contentPart bwMode="auto" r:id="rId56">
-                      <w14:nvContentPartPr>
-                        <w14:cNvContentPartPr/>
-                      </w14:nvContentPartPr>
-                      <w14:xfrm>
-                        <a:off x="0" y="0"/>
-                        <a:ext cx="1777680" cy="2786400"/>
-                      </w14:xfrm>
-                    </w14:contentPart>
-                  </a:graphicData>
-                </a:graphic>
-              </wp:anchor>
-            </w:drawing>
-          </mc:Choice>
-          <mc:Fallback>
-            <w:pict>
-              <v:shape w14:anchorId="23E3034C" id="Ink 245" o:spid="_x0000_s1026" type="#_x0000_t75" style="position:absolute;margin-left:34.45pt;margin-top:354.15pt;width:140.95pt;height:220.35pt;z-index:251908096;visibility:visible;mso-wrap-style:square;mso-wrap-distance-left:9pt;mso-wrap-distance-top:0;mso-wrap-distance-right:9pt;mso-wrap-distance-bottom:0;mso-position-horizontal:absolute;mso-position-horizontal-relative:text;mso-position-vertical:absolute;mso-position-vertical-relative:text" o:gfxdata="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">
-                <v:imagedata r:id="rId57" o:title=""/>
-              </v:shape>
-            </w:pict>
-          </mc:Fallback>
-        </mc:AlternateContent>
-      </w:r>
-      <w:r>
-        <w:rPr>
-          <w:noProof/>
-        </w:rPr>
-        <mc:AlternateContent>
-          <mc:Choice Requires="wpi">
-            <w:drawing>
-              <wp:anchor distT="0" distB="0" distL="114300" distR="114300" simplePos="0" relativeHeight="251838464" behindDoc="0" locked="0" layoutInCell="1" allowOverlap="1" wp14:anchorId="475CAA20" wp14:editId="77F0F92E">
-                <wp:simplePos x="0" y="0"/>
-                <wp:positionH relativeFrom="column">
-                  <wp:posOffset>518795</wp:posOffset>
-                </wp:positionH>
-                <wp:positionV relativeFrom="paragraph">
-                  <wp:posOffset>4410710</wp:posOffset>
-                </wp:positionV>
-                <wp:extent cx="318820" cy="2160270"/>
-                <wp:effectExtent l="38100" t="38100" r="5080" b="49530"/>
-                <wp:wrapNone/>
-                <wp:docPr id="1774133723" name="Ink 177"/>
-                <wp:cNvGraphicFramePr/>
-                <a:graphic xmlns:a="http://schemas.openxmlformats.org/drawingml/2006/main">
-                  <a:graphicData uri="http://schemas.microsoft.com/office/word/2010/wordprocessingInk">
-                    <w14:contentPart bwMode="auto" r:id="rId58">
-                      <w14:nvContentPartPr>
-                        <w14:cNvContentPartPr/>
-                      </w14:nvContentPartPr>
-                      <w14:xfrm>
-                        <a:off x="0" y="0"/>
-                        <a:ext cx="318820" cy="2160270"/>
-                      </w14:xfrm>
-                    </w14:contentPart>
-                  </a:graphicData>
-                </a:graphic>
-              </wp:anchor>
-            </w:drawing>
-          </mc:Choice>
-          <mc:Fallback>
-            <w:pict>
-              <v:shape w14:anchorId="67F07594" id="Ink 177" o:spid="_x0000_s1026" type="#_x0000_t75" style="position:absolute;margin-left:40.35pt;margin-top:346.8pt;width:26.05pt;height:171.05pt;z-index:251838464;visibility:visible;mso-wrap-style:square;mso-wrap-distance-left:9pt;mso-wrap-distance-top:0;mso-wrap-distance-right:9pt;mso-wrap-distance-bottom:0;mso-position-horizontal:absolute;mso-position-horizontal-relative:text;mso-position-vertical:absolute;mso-position-vertical-relative:text" o:gfxdata="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">
-                <v:imagedata r:id="rId59" o:title=""/>
-              </v:shape>
-            </w:pict>
-          </mc:Fallback>
-        </mc:AlternateContent>
-      </w:r>
-      <w:r>
-        <w:rPr>
-          <w:noProof/>
-        </w:rPr>
-        <mc:AlternateContent>
-          <mc:Choice Requires="wpi">
-            <w:drawing>
-              <wp:anchor distT="0" distB="0" distL="114300" distR="114300" simplePos="0" relativeHeight="251834368" behindDoc="0" locked="0" layoutInCell="1" allowOverlap="1" wp14:anchorId="3EA1BEBF" wp14:editId="4BD5F1EF">
-                <wp:simplePos x="0" y="0"/>
-                <wp:positionH relativeFrom="column">
-                  <wp:posOffset>495300</wp:posOffset>
-                </wp:positionH>
-                <wp:positionV relativeFrom="paragraph">
-                  <wp:posOffset>4139565</wp:posOffset>
-                </wp:positionV>
-                <wp:extent cx="1413720" cy="187560"/>
-                <wp:effectExtent l="38100" t="38100" r="0" b="41910"/>
-                <wp:wrapNone/>
-                <wp:docPr id="562155525" name="Ink 173"/>
-                <wp:cNvGraphicFramePr/>
-                <a:graphic xmlns:a="http://schemas.openxmlformats.org/drawingml/2006/main">
-                  <a:graphicData uri="http://schemas.microsoft.com/office/word/2010/wordprocessingInk">
-                    <w14:contentPart bwMode="auto" r:id="rId60">
-                      <w14:nvContentPartPr>
-                        <w14:cNvContentPartPr/>
-                      </w14:nvContentPartPr>
-                      <w14:xfrm>
-                        <a:off x="0" y="0"/>
-                        <a:ext cx="1413720" cy="187560"/>
-                      </w14:xfrm>
-                    </w14:contentPart>
-                  </a:graphicData>
-                </a:graphic>
-              </wp:anchor>
-            </w:drawing>
-          </mc:Choice>
-          <mc:Fallback>
-            <w:pict>
-              <v:shape w14:anchorId="526A6025" id="Ink 173" o:spid="_x0000_s1026" type="#_x0000_t75" style="position:absolute;margin-left:38.5pt;margin-top:325.45pt;width:112.3pt;height:15.75pt;z-index:251834368;visibility:visible;mso-wrap-style:square;mso-wrap-distance-left:9pt;mso-wrap-distance-top:0;mso-wrap-distance-right:9pt;mso-wrap-distance-bottom:0;mso-position-horizontal:absolute;mso-position-horizontal-relative:text;mso-position-vertical:absolute;mso-position-vertical-relative:text" o:gfxdata="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">
-                <v:imagedata r:id="rId61" o:title=""/>
-              </v:shape>
-            </w:pict>
-          </mc:Fallback>
-        </mc:AlternateContent>
-      </w:r>
-      <w:r>
-        <w:rPr>
-          <w:noProof/>
-        </w:rPr>
-        <mc:AlternateContent>
-          <mc:Choice Requires="wpi">
-            <w:drawing>
-              <wp:anchor distT="0" distB="0" distL="114300" distR="114300" simplePos="0" relativeHeight="251813888" behindDoc="0" locked="0" layoutInCell="1" allowOverlap="1" wp14:anchorId="244BD8A2" wp14:editId="13456D87">
-                <wp:simplePos x="0" y="0"/>
-                <wp:positionH relativeFrom="column">
-                  <wp:posOffset>134620</wp:posOffset>
-                </wp:positionH>
-                <wp:positionV relativeFrom="paragraph">
-                  <wp:posOffset>4255135</wp:posOffset>
-                </wp:positionV>
-                <wp:extent cx="201295" cy="88200"/>
-                <wp:effectExtent l="38100" t="38100" r="8255" b="45720"/>
-                <wp:wrapNone/>
-                <wp:docPr id="702438745" name="Ink 153"/>
-                <wp:cNvGraphicFramePr/>
-                <a:graphic xmlns:a="http://schemas.openxmlformats.org/drawingml/2006/main">
-                  <a:graphicData uri="http://schemas.microsoft.com/office/word/2010/wordprocessingInk">
-                    <w14:contentPart bwMode="auto" r:id="rId62">
-                      <w14:nvContentPartPr>
-                        <w14:cNvContentPartPr/>
-                      </w14:nvContentPartPr>
-                      <w14:xfrm>
-                        <a:off x="0" y="0"/>
-                        <a:ext cx="201295" cy="88200"/>
-                      </w14:xfrm>
-                    </w14:contentPart>
-                  </a:graphicData>
-                </a:graphic>
-              </wp:anchor>
-            </w:drawing>
-          </mc:Choice>
-          <mc:Fallback>
-            <w:pict>
-              <v:shape w14:anchorId="471719F1" id="Ink 153" o:spid="_x0000_s1026" type="#_x0000_t75" style="position:absolute;margin-left:10.1pt;margin-top:334.55pt;width:16.8pt;height:7.95pt;z-index:251813888;visibility:visible;mso-wrap-style:square;mso-wrap-distance-left:9pt;mso-wrap-distance-top:0;mso-wrap-distance-right:9pt;mso-wrap-distance-bottom:0;mso-position-horizontal:absolute;mso-position-horizontal-relative:text;mso-position-vertical:absolute;mso-position-vertical-relative:text" o:gfxdata="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">
-                <v:imagedata r:id="rId63" o:title=""/>
-              </v:shape>
-            </w:pict>
-          </mc:Fallback>
-        </mc:AlternateContent>
-      </w:r>
-      <w:r>
-        <w:rPr>
-          <w:noProof/>
-        </w:rPr>
-        <mc:AlternateContent>
-          <mc:Choice Requires="wpi">
-            <w:drawing>
-              <wp:anchor distT="0" distB="0" distL="114300" distR="114300" simplePos="0" relativeHeight="251809792" behindDoc="0" locked="0" layoutInCell="1" allowOverlap="1" wp14:anchorId="0CA8CAE0" wp14:editId="73E2D2FC">
-                <wp:simplePos x="0" y="0"/>
-                <wp:positionH relativeFrom="column">
-                  <wp:posOffset>3165595</wp:posOffset>
-                </wp:positionH>
-                <wp:positionV relativeFrom="paragraph">
-                  <wp:posOffset>3322205</wp:posOffset>
-                </wp:positionV>
-                <wp:extent cx="360" cy="360"/>
-                <wp:effectExtent l="38100" t="38100" r="38100" b="38100"/>
-                <wp:wrapNone/>
-                <wp:docPr id="324632072" name="Ink 149"/>
-                <wp:cNvGraphicFramePr/>
-                <a:graphic xmlns:a="http://schemas.openxmlformats.org/drawingml/2006/main">
-                  <a:graphicData uri="http://schemas.microsoft.com/office/word/2010/wordprocessingInk">
-                    <w14:contentPart bwMode="auto" r:id="rId64">
-                      <w14:nvContentPartPr>
-                        <w14:cNvContentPartPr/>
-                      </w14:nvContentPartPr>
-                      <w14:xfrm>
-                        <a:off x="0" y="0"/>
-                        <a:ext cx="360" cy="360"/>
+                        <a:ext cx="21590" cy="201295"/>
                       </w14:xfrm>
                     </w14:contentPart>
                   </a:graphicData>
@@ -1377,8 +2862,8 @@
           </mc:Choice>
           <mc:Fallback>
             <w:pict>
-              <v:shape w14:anchorId="03DBE170" id="Ink 149" o:spid="_x0000_s1026" type="#_x0000_t75" style="position:absolute;margin-left:248.75pt;margin-top:261.1pt;width:1.05pt;height:1.05pt;z-index:251809792;visibility:visible;mso-wrap-style:square;mso-width-percent:0;mso-height-percent:0;mso-wrap-distance-left:9pt;mso-wrap-distance-top:0;mso-wrap-distance-right:9pt;mso-wrap-distance-bottom:0;mso-position-horizontal:absolute;mso-position-horizontal-relative:text;mso-position-vertical:absolute;mso-position-vertical-relative:text;mso-width-percent:0;mso-height-percent:0;mso-width-relative:margin;mso-height-relative:margin" o:gfxdata="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">
-                <v:imagedata r:id="rId65" o:title=""/>
+              <v:shape w14:anchorId="65324DE5" id="Ink 22" o:spid="_x0000_s1026" type="#_x0000_t75" style="position:absolute;margin-left:224.85pt;margin-top:55.15pt;width:2.65pt;height:16.8pt;z-index:251680768;visibility:visible;mso-wrap-style:square;mso-width-percent:0;mso-height-percent:0;mso-wrap-distance-left:9pt;mso-wrap-distance-top:0;mso-wrap-distance-right:9pt;mso-wrap-distance-bottom:0;mso-position-horizontal:absolute;mso-position-horizontal-relative:text;mso-position-vertical:absolute;mso-position-vertical-relative:text;mso-width-percent:0;mso-height-percent:0;mso-width-relative:margin;mso-height-relative:margin" o:gfxdata="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">
+                <v:imagedata r:id="rId131" o:title=""/>
               </v:shape>
             </w:pict>
           </mc:Fallback>
@@ -1391,28 +2876,28 @@
         <mc:AlternateContent>
           <mc:Choice Requires="wpi">
             <w:drawing>
-              <wp:anchor distT="0" distB="0" distL="114300" distR="114300" simplePos="0" relativeHeight="251802624" behindDoc="0" locked="0" layoutInCell="1" allowOverlap="1" wp14:anchorId="0A634DA1" wp14:editId="3981F31C">
+              <wp:anchor distT="0" distB="0" distL="114300" distR="114300" simplePos="0" relativeHeight="251678720" behindDoc="0" locked="0" layoutInCell="1" allowOverlap="1" wp14:anchorId="2FF0FB7A" wp14:editId="57169471">
                 <wp:simplePos x="0" y="0"/>
                 <wp:positionH relativeFrom="column">
-                  <wp:posOffset>-664845</wp:posOffset>
+                  <wp:posOffset>1861920</wp:posOffset>
                 </wp:positionH>
                 <wp:positionV relativeFrom="paragraph">
-                  <wp:posOffset>3474720</wp:posOffset>
+                  <wp:posOffset>331346</wp:posOffset>
                 </wp:positionV>
-                <wp:extent cx="289800" cy="266040"/>
-                <wp:effectExtent l="38100" t="38100" r="15240" b="39370"/>
+                <wp:extent cx="983880" cy="716760"/>
+                <wp:effectExtent l="38100" t="38100" r="45085" b="45720"/>
                 <wp:wrapNone/>
-                <wp:docPr id="1927232104" name="Ink 142"/>
+                <wp:docPr id="1660524374" name="Ink 20"/>
                 <wp:cNvGraphicFramePr/>
                 <a:graphic xmlns:a="http://schemas.openxmlformats.org/drawingml/2006/main">
                   <a:graphicData uri="http://schemas.microsoft.com/office/word/2010/wordprocessingInk">
-                    <w14:contentPart bwMode="auto" r:id="rId66">
+                    <w14:contentPart bwMode="auto" r:id="rId132">
                       <w14:nvContentPartPr>
                         <w14:cNvContentPartPr/>
                       </w14:nvContentPartPr>
                       <w14:xfrm>
                         <a:off x="0" y="0"/>
-                        <a:ext cx="289800" cy="266040"/>
+                        <a:ext cx="983880" cy="716760"/>
                       </w14:xfrm>
                     </w14:contentPart>
                   </a:graphicData>
@@ -1422,8 +2907,8 @@
           </mc:Choice>
           <mc:Fallback>
             <w:pict>
-              <v:shape w14:anchorId="2ECA91FA" id="Ink 142" o:spid="_x0000_s1026" type="#_x0000_t75" style="position:absolute;margin-left:-52.85pt;margin-top:273.1pt;width:23.8pt;height:21.95pt;z-index:251802624;visibility:visible;mso-wrap-style:square;mso-wrap-distance-left:9pt;mso-wrap-distance-top:0;mso-wrap-distance-right:9pt;mso-wrap-distance-bottom:0;mso-position-horizontal:absolute;mso-position-horizontal-relative:text;mso-position-vertical:absolute;mso-position-vertical-relative:text" o:gfxdata="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">
-                <v:imagedata r:id="rId67" o:title=""/>
+              <v:shape w14:anchorId="3E0F81F2" id="Ink 20" o:spid="_x0000_s1026" type="#_x0000_t75" style="position:absolute;margin-left:146.1pt;margin-top:25.6pt;width:78.45pt;height:57.45pt;z-index:251678720;visibility:visible;mso-wrap-style:square;mso-wrap-distance-left:9pt;mso-wrap-distance-top:0;mso-wrap-distance-right:9pt;mso-wrap-distance-bottom:0;mso-position-horizontal:absolute;mso-position-horizontal-relative:text;mso-position-vertical:absolute;mso-position-vertical-relative:text" o:gfxdata="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">
+                <v:imagedata r:id="rId133" o:title=""/>
               </v:shape>
             </w:pict>
           </mc:Fallback>
@@ -1436,433 +2921,28 @@
         <mc:AlternateContent>
           <mc:Choice Requires="wpi">
             <w:drawing>
-              <wp:anchor distT="0" distB="0" distL="114300" distR="114300" simplePos="0" relativeHeight="251778048" behindDoc="0" locked="0" layoutInCell="1" allowOverlap="1" wp14:anchorId="02255B02" wp14:editId="19FEF35C">
+              <wp:anchor distT="0" distB="0" distL="114300" distR="114300" simplePos="0" relativeHeight="251677696" behindDoc="0" locked="0" layoutInCell="1" allowOverlap="1" wp14:anchorId="6E8ABC87" wp14:editId="56A87A15">
                 <wp:simplePos x="0" y="0"/>
                 <wp:positionH relativeFrom="column">
-                  <wp:posOffset>2145665</wp:posOffset>
+                  <wp:posOffset>1899840</wp:posOffset>
                 </wp:positionH>
                 <wp:positionV relativeFrom="paragraph">
-                  <wp:posOffset>2673985</wp:posOffset>
+                  <wp:posOffset>173990</wp:posOffset>
                 </wp:positionV>
-                <wp:extent cx="849675" cy="185295"/>
-                <wp:effectExtent l="38100" t="38100" r="26670" b="43815"/>
+                <wp:extent cx="992160" cy="552240"/>
+                <wp:effectExtent l="38100" t="38100" r="36830" b="38735"/>
                 <wp:wrapNone/>
-                <wp:docPr id="106750180" name="Ink 118"/>
+                <wp:docPr id="103615867" name="Ink 19"/>
                 <wp:cNvGraphicFramePr/>
                 <a:graphic xmlns:a="http://schemas.openxmlformats.org/drawingml/2006/main">
                   <a:graphicData uri="http://schemas.microsoft.com/office/word/2010/wordprocessingInk">
-                    <w14:contentPart bwMode="auto" r:id="rId68">
+                    <w14:contentPart bwMode="auto" r:id="rId134">
                       <w14:nvContentPartPr>
                         <w14:cNvContentPartPr/>
                       </w14:nvContentPartPr>
                       <w14:xfrm>
                         <a:off x="0" y="0"/>
-                        <a:ext cx="849675" cy="185295"/>
-                      </w14:xfrm>
-                    </w14:contentPart>
-                  </a:graphicData>
-                </a:graphic>
-              </wp:anchor>
-            </w:drawing>
-          </mc:Choice>
-          <mc:Fallback>
-            <w:pict>
-              <v:shape w14:anchorId="5AE0B354" id="Ink 118" o:spid="_x0000_s1026" type="#_x0000_t75" style="position:absolute;margin-left:168.45pt;margin-top:210.05pt;width:67.85pt;height:15.6pt;z-index:251778048;visibility:visible;mso-wrap-style:square;mso-wrap-distance-left:9pt;mso-wrap-distance-top:0;mso-wrap-distance-right:9pt;mso-wrap-distance-bottom:0;mso-position-horizontal:absolute;mso-position-horizontal-relative:text;mso-position-vertical:absolute;mso-position-vertical-relative:text" o:gfxdata="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">
-                <v:imagedata r:id="rId69" o:title=""/>
-              </v:shape>
-            </w:pict>
-          </mc:Fallback>
-        </mc:AlternateContent>
-      </w:r>
-      <w:r>
-        <w:rPr>
-          <w:noProof/>
-        </w:rPr>
-        <mc:AlternateContent>
-          <mc:Choice Requires="wpi">
-            <w:drawing>
-              <wp:anchor distT="0" distB="0" distL="114300" distR="114300" simplePos="0" relativeHeight="251779072" behindDoc="0" locked="0" layoutInCell="1" allowOverlap="1" wp14:anchorId="6DC83D87" wp14:editId="64CAD893">
-                <wp:simplePos x="0" y="0"/>
-                <wp:positionH relativeFrom="column">
-                  <wp:posOffset>896620</wp:posOffset>
-                </wp:positionH>
-                <wp:positionV relativeFrom="paragraph">
-                  <wp:posOffset>2714625</wp:posOffset>
-                </wp:positionV>
-                <wp:extent cx="1009775" cy="414020"/>
-                <wp:effectExtent l="38100" t="38100" r="19050" b="43180"/>
-                <wp:wrapNone/>
-                <wp:docPr id="1913621041" name="Ink 119"/>
-                <wp:cNvGraphicFramePr/>
-                <a:graphic xmlns:a="http://schemas.openxmlformats.org/drawingml/2006/main">
-                  <a:graphicData uri="http://schemas.microsoft.com/office/word/2010/wordprocessingInk">
-                    <w14:contentPart bwMode="auto" r:id="rId70">
-                      <w14:nvContentPartPr>
-                        <w14:cNvContentPartPr/>
-                      </w14:nvContentPartPr>
-                      <w14:xfrm>
-                        <a:off x="0" y="0"/>
-                        <a:ext cx="1009775" cy="414020"/>
-                      </w14:xfrm>
-                    </w14:contentPart>
-                  </a:graphicData>
-                </a:graphic>
-              </wp:anchor>
-            </w:drawing>
-          </mc:Choice>
-          <mc:Fallback>
-            <w:pict>
-              <v:shape w14:anchorId="627F9469" id="Ink 119" o:spid="_x0000_s1026" type="#_x0000_t75" style="position:absolute;margin-left:70.1pt;margin-top:213.25pt;width:80.45pt;height:33.55pt;z-index:251779072;visibility:visible;mso-wrap-style:square;mso-wrap-distance-left:9pt;mso-wrap-distance-top:0;mso-wrap-distance-right:9pt;mso-wrap-distance-bottom:0;mso-position-horizontal:absolute;mso-position-horizontal-relative:text;mso-position-vertical:absolute;mso-position-vertical-relative:text" o:gfxdata="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">
-                <v:imagedata r:id="rId71" o:title=""/>
-              </v:shape>
-            </w:pict>
-          </mc:Fallback>
-        </mc:AlternateContent>
-      </w:r>
-      <w:r>
-        <w:rPr>
-          <w:noProof/>
-        </w:rPr>
-        <mc:AlternateContent>
-          <mc:Choice Requires="wpi">
-            <w:drawing>
-              <wp:anchor distT="0" distB="0" distL="114300" distR="114300" simplePos="0" relativeHeight="251780096" behindDoc="0" locked="0" layoutInCell="1" allowOverlap="1" wp14:anchorId="34291DDA" wp14:editId="54E37C88">
-                <wp:simplePos x="0" y="0"/>
-                <wp:positionH relativeFrom="column">
-                  <wp:posOffset>-647065</wp:posOffset>
-                </wp:positionH>
-                <wp:positionV relativeFrom="paragraph">
-                  <wp:posOffset>2877820</wp:posOffset>
-                </wp:positionV>
-                <wp:extent cx="856310" cy="285115"/>
-                <wp:effectExtent l="38100" t="38100" r="1270" b="38735"/>
-                <wp:wrapNone/>
-                <wp:docPr id="624675312" name="Ink 120"/>
-                <wp:cNvGraphicFramePr/>
-                <a:graphic xmlns:a="http://schemas.openxmlformats.org/drawingml/2006/main">
-                  <a:graphicData uri="http://schemas.microsoft.com/office/word/2010/wordprocessingInk">
-                    <w14:contentPart bwMode="auto" r:id="rId72">
-                      <w14:nvContentPartPr>
-                        <w14:cNvContentPartPr/>
-                      </w14:nvContentPartPr>
-                      <w14:xfrm>
-                        <a:off x="0" y="0"/>
-                        <a:ext cx="856310" cy="285115"/>
-                      </w14:xfrm>
-                    </w14:contentPart>
-                  </a:graphicData>
-                </a:graphic>
-              </wp:anchor>
-            </w:drawing>
-          </mc:Choice>
-          <mc:Fallback>
-            <w:pict>
-              <v:shape w14:anchorId="791E790A" id="Ink 120" o:spid="_x0000_s1026" type="#_x0000_t75" style="position:absolute;margin-left:-51.45pt;margin-top:226.1pt;width:68.45pt;height:23.4pt;z-index:251780096;visibility:visible;mso-wrap-style:square;mso-wrap-distance-left:9pt;mso-wrap-distance-top:0;mso-wrap-distance-right:9pt;mso-wrap-distance-bottom:0;mso-position-horizontal:absolute;mso-position-horizontal-relative:text;mso-position-vertical:absolute;mso-position-vertical-relative:text" o:gfxdata="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">
-                <v:imagedata r:id="rId73" o:title=""/>
-              </v:shape>
-            </w:pict>
-          </mc:Fallback>
-        </mc:AlternateContent>
-      </w:r>
-      <w:r>
-        <w:rPr>
-          <w:noProof/>
-        </w:rPr>
-        <mc:AlternateContent>
-          <mc:Choice Requires="wpi">
-            <w:drawing>
-              <wp:anchor distT="0" distB="0" distL="114300" distR="114300" simplePos="0" relativeHeight="251761664" behindDoc="0" locked="0" layoutInCell="1" allowOverlap="1" wp14:anchorId="291D9E6A" wp14:editId="13AF2109">
-                <wp:simplePos x="0" y="0"/>
-                <wp:positionH relativeFrom="column">
-                  <wp:posOffset>481079</wp:posOffset>
-                </wp:positionH>
-                <wp:positionV relativeFrom="paragraph">
-                  <wp:posOffset>2956437</wp:posOffset>
-                </wp:positionV>
-                <wp:extent cx="86760" cy="80280"/>
-                <wp:effectExtent l="38100" t="38100" r="46990" b="34290"/>
-                <wp:wrapNone/>
-                <wp:docPr id="645513223" name="Ink 102"/>
-                <wp:cNvGraphicFramePr/>
-                <a:graphic xmlns:a="http://schemas.openxmlformats.org/drawingml/2006/main">
-                  <a:graphicData uri="http://schemas.microsoft.com/office/word/2010/wordprocessingInk">
-                    <w14:contentPart bwMode="auto" r:id="rId74">
-                      <w14:nvContentPartPr>
-                        <w14:cNvContentPartPr/>
-                      </w14:nvContentPartPr>
-                      <w14:xfrm>
-                        <a:off x="0" y="0"/>
-                        <a:ext cx="86760" cy="80280"/>
-                      </w14:xfrm>
-                    </w14:contentPart>
-                  </a:graphicData>
-                </a:graphic>
-              </wp:anchor>
-            </w:drawing>
-          </mc:Choice>
-          <mc:Fallback>
-            <w:pict>
-              <v:shape w14:anchorId="7D371758" id="Ink 102" o:spid="_x0000_s1026" type="#_x0000_t75" style="position:absolute;margin-left:37.4pt;margin-top:232.3pt;width:7.85pt;height:7.3pt;z-index:251761664;visibility:visible;mso-wrap-style:square;mso-wrap-distance-left:9pt;mso-wrap-distance-top:0;mso-wrap-distance-right:9pt;mso-wrap-distance-bottom:0;mso-position-horizontal:absolute;mso-position-horizontal-relative:text;mso-position-vertical:absolute;mso-position-vertical-relative:text" o:gfxdata="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">
-                <v:imagedata r:id="rId75" o:title=""/>
-              </v:shape>
-            </w:pict>
-          </mc:Fallback>
-        </mc:AlternateContent>
-      </w:r>
-      <w:r>
-        <w:rPr>
-          <w:noProof/>
-        </w:rPr>
-        <mc:AlternateContent>
-          <mc:Choice Requires="wpi">
-            <w:drawing>
-              <wp:anchor distT="0" distB="0" distL="114300" distR="114300" simplePos="0" relativeHeight="251752448" behindDoc="0" locked="0" layoutInCell="1" allowOverlap="1" wp14:anchorId="61ECEB65" wp14:editId="242FBBB6">
-                <wp:simplePos x="0" y="0"/>
-                <wp:positionH relativeFrom="column">
-                  <wp:posOffset>380365</wp:posOffset>
-                </wp:positionH>
-                <wp:positionV relativeFrom="paragraph">
-                  <wp:posOffset>1195705</wp:posOffset>
-                </wp:positionV>
-                <wp:extent cx="2551430" cy="1221010"/>
-                <wp:effectExtent l="38100" t="38100" r="20320" b="36830"/>
-                <wp:wrapNone/>
-                <wp:docPr id="712209786" name="Ink 93"/>
-                <wp:cNvGraphicFramePr/>
-                <a:graphic xmlns:a="http://schemas.openxmlformats.org/drawingml/2006/main">
-                  <a:graphicData uri="http://schemas.microsoft.com/office/word/2010/wordprocessingInk">
-                    <w14:contentPart bwMode="auto" r:id="rId76">
-                      <w14:nvContentPartPr>
-                        <w14:cNvContentPartPr/>
-                      </w14:nvContentPartPr>
-                      <w14:xfrm>
-                        <a:off x="0" y="0"/>
-                        <a:ext cx="2551430" cy="1221010"/>
-                      </w14:xfrm>
-                    </w14:contentPart>
-                  </a:graphicData>
-                </a:graphic>
-              </wp:anchor>
-            </w:drawing>
-          </mc:Choice>
-          <mc:Fallback>
-            <w:pict>
-              <v:shape w14:anchorId="79DA18AF" id="Ink 93" o:spid="_x0000_s1026" type="#_x0000_t75" style="position:absolute;margin-left:29.45pt;margin-top:93.65pt;width:201.85pt;height:97.15pt;z-index:251752448;visibility:visible;mso-wrap-style:square;mso-wrap-distance-left:9pt;mso-wrap-distance-top:0;mso-wrap-distance-right:9pt;mso-wrap-distance-bottom:0;mso-position-horizontal:absolute;mso-position-horizontal-relative:text;mso-position-vertical:absolute;mso-position-vertical-relative:text" o:gfxdata="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">
-                <v:imagedata r:id="rId77" o:title=""/>
-              </v:shape>
-            </w:pict>
-          </mc:Fallback>
-        </mc:AlternateContent>
-      </w:r>
-      <w:r>
-        <w:rPr>
-          <w:noProof/>
-        </w:rPr>
-        <mc:AlternateContent>
-          <mc:Choice Requires="wpi">
-            <w:drawing>
-              <wp:anchor distT="0" distB="0" distL="114300" distR="114300" simplePos="0" relativeHeight="251730944" behindDoc="0" locked="0" layoutInCell="1" allowOverlap="1" wp14:anchorId="6050AA74" wp14:editId="6E210DD8">
-                <wp:simplePos x="0" y="0"/>
-                <wp:positionH relativeFrom="column">
-                  <wp:posOffset>3277870</wp:posOffset>
-                </wp:positionH>
-                <wp:positionV relativeFrom="paragraph">
-                  <wp:posOffset>1214120</wp:posOffset>
-                </wp:positionV>
-                <wp:extent cx="107320" cy="105935"/>
-                <wp:effectExtent l="38100" t="38100" r="26035" b="46990"/>
-                <wp:wrapNone/>
-                <wp:docPr id="214620211" name="Ink 72"/>
-                <wp:cNvGraphicFramePr/>
-                <a:graphic xmlns:a="http://schemas.openxmlformats.org/drawingml/2006/main">
-                  <a:graphicData uri="http://schemas.microsoft.com/office/word/2010/wordprocessingInk">
-                    <w14:contentPart bwMode="auto" r:id="rId78">
-                      <w14:nvContentPartPr>
-                        <w14:cNvContentPartPr/>
-                      </w14:nvContentPartPr>
-                      <w14:xfrm>
-                        <a:off x="0" y="0"/>
-                        <a:ext cx="107320" cy="105935"/>
-                      </w14:xfrm>
-                    </w14:contentPart>
-                  </a:graphicData>
-                </a:graphic>
-              </wp:anchor>
-            </w:drawing>
-          </mc:Choice>
-          <mc:Fallback>
-            <w:pict>
-              <v:shape w14:anchorId="79130034" id="Ink 72" o:spid="_x0000_s1026" type="#_x0000_t75" style="position:absolute;margin-left:257.6pt;margin-top:95.1pt;width:9.4pt;height:9.35pt;z-index:251730944;visibility:visible;mso-wrap-style:square;mso-wrap-distance-left:9pt;mso-wrap-distance-top:0;mso-wrap-distance-right:9pt;mso-wrap-distance-bottom:0;mso-position-horizontal:absolute;mso-position-horizontal-relative:text;mso-position-vertical:absolute;mso-position-vertical-relative:text" o:gfxdata="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">
-                <v:imagedata r:id="rId79" o:title=""/>
-              </v:shape>
-            </w:pict>
-          </mc:Fallback>
-        </mc:AlternateContent>
-      </w:r>
-      <w:r>
-        <w:rPr>
-          <w:noProof/>
-        </w:rPr>
-        <mc:AlternateContent>
-          <mc:Choice Requires="wpi">
-            <w:drawing>
-              <wp:anchor distT="0" distB="0" distL="114300" distR="114300" simplePos="0" relativeHeight="251684864" behindDoc="0" locked="0" layoutInCell="1" allowOverlap="1" wp14:anchorId="1B249C6F" wp14:editId="7953F3DC">
-                <wp:simplePos x="0" y="0"/>
-                <wp:positionH relativeFrom="column">
-                  <wp:posOffset>416560</wp:posOffset>
-                </wp:positionH>
-                <wp:positionV relativeFrom="paragraph">
-                  <wp:posOffset>674370</wp:posOffset>
-                </wp:positionV>
-                <wp:extent cx="3106875" cy="355720"/>
-                <wp:effectExtent l="38100" t="38100" r="36830" b="44450"/>
-                <wp:wrapNone/>
-                <wp:docPr id="1792293434" name="Ink 27"/>
-                <wp:cNvGraphicFramePr/>
-                <a:graphic xmlns:a="http://schemas.openxmlformats.org/drawingml/2006/main">
-                  <a:graphicData uri="http://schemas.microsoft.com/office/word/2010/wordprocessingInk">
-                    <w14:contentPart bwMode="auto" r:id="rId80">
-                      <w14:nvContentPartPr>
-                        <w14:cNvContentPartPr/>
-                      </w14:nvContentPartPr>
-                      <w14:xfrm>
-                        <a:off x="0" y="0"/>
-                        <a:ext cx="3106875" cy="355720"/>
-                      </w14:xfrm>
-                    </w14:contentPart>
-                  </a:graphicData>
-                </a:graphic>
-              </wp:anchor>
-            </w:drawing>
-          </mc:Choice>
-          <mc:Fallback>
-            <w:pict>
-              <v:shape w14:anchorId="6C35A386" id="Ink 27" o:spid="_x0000_s1026" type="#_x0000_t75" style="position:absolute;margin-left:32.3pt;margin-top:52.6pt;width:245.65pt;height:28.95pt;z-index:251684864;visibility:visible;mso-wrap-style:square;mso-wrap-distance-left:9pt;mso-wrap-distance-top:0;mso-wrap-distance-right:9pt;mso-wrap-distance-bottom:0;mso-position-horizontal:absolute;mso-position-horizontal-relative:text;mso-position-vertical:absolute;mso-position-vertical-relative:text" o:gfxdata="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">
-                <v:imagedata r:id="rId81" o:title=""/>
-              </v:shape>
-            </w:pict>
-          </mc:Fallback>
-        </mc:AlternateContent>
-      </w:r>
-      <w:r>
-        <w:rPr>
-          <w:noProof/>
-        </w:rPr>
-        <mc:AlternateContent>
-          <mc:Choice Requires="wpi">
-            <w:drawing>
-              <wp:anchor distT="0" distB="0" distL="114300" distR="114300" simplePos="0" relativeHeight="251675648" behindDoc="0" locked="0" layoutInCell="1" allowOverlap="1" wp14:anchorId="3D6FBFF0" wp14:editId="22AF45EB">
-                <wp:simplePos x="0" y="0"/>
-                <wp:positionH relativeFrom="column">
-                  <wp:posOffset>-114935</wp:posOffset>
-                </wp:positionH>
-                <wp:positionV relativeFrom="paragraph">
-                  <wp:posOffset>306705</wp:posOffset>
-                </wp:positionV>
-                <wp:extent cx="1007745" cy="121955"/>
-                <wp:effectExtent l="38100" t="38100" r="40005" b="49530"/>
-                <wp:wrapNone/>
-                <wp:docPr id="211551714" name="Ink 18"/>
-                <wp:cNvGraphicFramePr/>
-                <a:graphic xmlns:a="http://schemas.openxmlformats.org/drawingml/2006/main">
-                  <a:graphicData uri="http://schemas.microsoft.com/office/word/2010/wordprocessingInk">
-                    <w14:contentPart bwMode="auto" r:id="rId82">
-                      <w14:nvContentPartPr>
-                        <w14:cNvContentPartPr/>
-                      </w14:nvContentPartPr>
-                      <w14:xfrm>
-                        <a:off x="0" y="0"/>
-                        <a:ext cx="1007745" cy="121955"/>
-                      </w14:xfrm>
-                    </w14:contentPart>
-                  </a:graphicData>
-                </a:graphic>
-              </wp:anchor>
-            </w:drawing>
-          </mc:Choice>
-          <mc:Fallback>
-            <w:pict>
-              <v:shape w14:anchorId="4741ED41" id="Ink 18" o:spid="_x0000_s1026" type="#_x0000_t75" style="position:absolute;margin-left:-9.55pt;margin-top:23.65pt;width:80.3pt;height:10.55pt;z-index:251675648;visibility:visible;mso-wrap-style:square;mso-wrap-distance-left:9pt;mso-wrap-distance-top:0;mso-wrap-distance-right:9pt;mso-wrap-distance-bottom:0;mso-position-horizontal:absolute;mso-position-horizontal-relative:text;mso-position-vertical:absolute;mso-position-vertical-relative:text" o:gfxdata="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">
-                <v:imagedata r:id="rId83" o:title=""/>
-              </v:shape>
-            </w:pict>
-          </mc:Fallback>
-        </mc:AlternateContent>
-      </w:r>
-      <w:r>
-        <w:rPr>
-          <w:noProof/>
-        </w:rPr>
-        <mc:AlternateContent>
-          <mc:Choice Requires="wpi">
-            <w:drawing>
-              <wp:anchor distT="0" distB="0" distL="114300" distR="114300" simplePos="0" relativeHeight="251672576" behindDoc="0" locked="0" layoutInCell="1" allowOverlap="1" wp14:anchorId="38EE347F" wp14:editId="24B53F03">
-                <wp:simplePos x="0" y="0"/>
-                <wp:positionH relativeFrom="column">
-                  <wp:posOffset>168910</wp:posOffset>
-                </wp:positionH>
-                <wp:positionV relativeFrom="paragraph">
-                  <wp:posOffset>134620</wp:posOffset>
-                </wp:positionV>
-                <wp:extent cx="431090" cy="167005"/>
-                <wp:effectExtent l="38100" t="38100" r="45720" b="42545"/>
-                <wp:wrapNone/>
-                <wp:docPr id="786491242" name="Ink 15"/>
-                <wp:cNvGraphicFramePr/>
-                <a:graphic xmlns:a="http://schemas.openxmlformats.org/drawingml/2006/main">
-                  <a:graphicData uri="http://schemas.microsoft.com/office/word/2010/wordprocessingInk">
-                    <w14:contentPart bwMode="auto" r:id="rId84">
-                      <w14:nvContentPartPr>
-                        <w14:cNvContentPartPr/>
-                      </w14:nvContentPartPr>
-                      <w14:xfrm>
-                        <a:off x="0" y="0"/>
-                        <a:ext cx="431090" cy="167005"/>
-                      </w14:xfrm>
-                    </w14:contentPart>
-                  </a:graphicData>
-                </a:graphic>
-              </wp:anchor>
-            </w:drawing>
-          </mc:Choice>
-          <mc:Fallback>
-            <w:pict>
-              <v:shape w14:anchorId="40CE9F88" id="Ink 15" o:spid="_x0000_s1026" type="#_x0000_t75" style="position:absolute;margin-left:12.8pt;margin-top:10.1pt;width:34.95pt;height:14.1pt;z-index:251672576;visibility:visible;mso-wrap-style:square;mso-wrap-distance-left:9pt;mso-wrap-distance-top:0;mso-wrap-distance-right:9pt;mso-wrap-distance-bottom:0;mso-position-horizontal:absolute;mso-position-horizontal-relative:text;mso-position-vertical:absolute;mso-position-vertical-relative:text" o:gfxdata="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">
-                <v:imagedata r:id="rId85" o:title=""/>
-              </v:shape>
-            </w:pict>
-          </mc:Fallback>
-        </mc:AlternateContent>
-      </w:r>
-      <w:r>
-        <w:rPr>
-          <w:noProof/>
-        </w:rPr>
-        <mc:AlternateContent>
-          <mc:Choice Requires="wpi">
-            <w:drawing>
-              <wp:anchor distT="0" distB="0" distL="114300" distR="114300" simplePos="0" relativeHeight="251668480" behindDoc="0" locked="0" layoutInCell="1" allowOverlap="1" wp14:anchorId="0762B528" wp14:editId="280B6498">
-                <wp:simplePos x="0" y="0"/>
-                <wp:positionH relativeFrom="column">
-                  <wp:posOffset>21590</wp:posOffset>
-                </wp:positionH>
-                <wp:positionV relativeFrom="paragraph">
-                  <wp:posOffset>199525</wp:posOffset>
-                </wp:positionV>
-                <wp:extent cx="96480" cy="120240"/>
-                <wp:effectExtent l="38100" t="38100" r="37465" b="51435"/>
-                <wp:wrapNone/>
-                <wp:docPr id="535607105" name="Ink 11"/>
-                <wp:cNvGraphicFramePr/>
-                <a:graphic xmlns:a="http://schemas.openxmlformats.org/drawingml/2006/main">
-                  <a:graphicData uri="http://schemas.microsoft.com/office/word/2010/wordprocessingInk">
-                    <w14:contentPart bwMode="auto" r:id="rId86">
-                      <w14:nvContentPartPr>
-                        <w14:cNvContentPartPr/>
-                      </w14:nvContentPartPr>
-                      <w14:xfrm>
-                        <a:off x="0" y="0"/>
-                        <a:ext cx="96480" cy="120240"/>
+                        <a:ext cx="992160" cy="552240"/>
                       </w14:xfrm>
                     </w14:contentPart>
                   </a:graphicData>
@@ -1878,8 +2958,8 @@
           </mc:Choice>
           <mc:Fallback>
             <w:pict>
-              <v:shape w14:anchorId="17952614" id="Ink 11" o:spid="_x0000_s1026" type="#_x0000_t75" style="position:absolute;margin-left:1.2pt;margin-top:15.2pt;width:8.6pt;height:10.45pt;z-index:251668480;visibility:visible;mso-wrap-style:square;mso-width-percent:0;mso-height-percent:0;mso-wrap-distance-left:9pt;mso-wrap-distance-top:0;mso-wrap-distance-right:9pt;mso-wrap-distance-bottom:0;mso-position-horizontal:absolute;mso-position-horizontal-relative:text;mso-position-vertical:absolute;mso-position-vertical-relative:text;mso-width-percent:0;mso-height-percent:0;mso-width-relative:margin;mso-height-relative:margin" o:gfxdata="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">
-                <v:imagedata r:id="rId87" o:title=""/>
+              <v:shape w14:anchorId="730DBD54" id="Ink 19" o:spid="_x0000_s1026" type="#_x0000_t75" style="position:absolute;margin-left:149.1pt;margin-top:13.2pt;width:79.1pt;height:44.5pt;z-index:251677696;visibility:visible;mso-wrap-style:square;mso-width-percent:0;mso-height-percent:0;mso-wrap-distance-left:9pt;mso-wrap-distance-top:0;mso-wrap-distance-right:9pt;mso-wrap-distance-bottom:0;mso-position-horizontal:absolute;mso-position-horizontal-relative:text;mso-position-vertical:absolute;mso-position-vertical-relative:text;mso-width-percent:0;mso-height-percent:0;mso-width-relative:margin;mso-height-relative:margin" o:gfxdata="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">
+                <v:imagedata r:id="rId135" o:title=""/>
               </v:shape>
             </w:pict>
           </mc:Fallback>
@@ -1892,28 +2972,28 @@
         <mc:AlternateContent>
           <mc:Choice Requires="wpi">
             <w:drawing>
-              <wp:anchor distT="0" distB="0" distL="114300" distR="114300" simplePos="0" relativeHeight="251665408" behindDoc="0" locked="0" layoutInCell="1" allowOverlap="1" wp14:anchorId="6ED2DCFF" wp14:editId="306A7779">
+              <wp:anchor distT="0" distB="0" distL="114300" distR="114300" simplePos="0" relativeHeight="251673600" behindDoc="0" locked="0" layoutInCell="1" allowOverlap="1" wp14:anchorId="22459BF5" wp14:editId="51C469EC">
                 <wp:simplePos x="0" y="0"/>
                 <wp:positionH relativeFrom="column">
-                  <wp:posOffset>1969770</wp:posOffset>
+                  <wp:posOffset>1521460</wp:posOffset>
                 </wp:positionH>
                 <wp:positionV relativeFrom="paragraph">
-                  <wp:posOffset>-719455</wp:posOffset>
+                  <wp:posOffset>-708025</wp:posOffset>
                 </wp:positionV>
-                <wp:extent cx="793175" cy="421450"/>
-                <wp:effectExtent l="38100" t="38100" r="0" b="36195"/>
+                <wp:extent cx="1309370" cy="498990"/>
+                <wp:effectExtent l="57150" t="57150" r="24130" b="53975"/>
                 <wp:wrapNone/>
-                <wp:docPr id="452930739" name="Ink 8"/>
+                <wp:docPr id="844605122" name="Ink 15"/>
                 <wp:cNvGraphicFramePr/>
                 <a:graphic xmlns:a="http://schemas.openxmlformats.org/drawingml/2006/main">
                   <a:graphicData uri="http://schemas.microsoft.com/office/word/2010/wordprocessingInk">
-                    <w14:contentPart bwMode="auto" r:id="rId88">
+                    <w14:contentPart bwMode="auto" r:id="rId136">
                       <w14:nvContentPartPr>
                         <w14:cNvContentPartPr/>
                       </w14:nvContentPartPr>
                       <w14:xfrm>
                         <a:off x="0" y="0"/>
-                        <a:ext cx="793175" cy="421450"/>
+                        <a:ext cx="1309370" cy="498990"/>
                       </w14:xfrm>
                     </w14:contentPart>
                   </a:graphicData>
@@ -1923,14 +3003,16 @@
           </mc:Choice>
           <mc:Fallback>
             <w:pict>
-              <v:shape w14:anchorId="05F753BB" id="Ink 8" o:spid="_x0000_s1026" type="#_x0000_t75" style="position:absolute;margin-left:154.6pt;margin-top:-57.15pt;width:63.4pt;height:34.2pt;z-index:251665408;visibility:visible;mso-wrap-style:square;mso-wrap-distance-left:9pt;mso-wrap-distance-top:0;mso-wrap-distance-right:9pt;mso-wrap-distance-bottom:0;mso-position-horizontal:absolute;mso-position-horizontal-relative:text;mso-position-vertical:absolute;mso-position-vertical-relative:text" o:gfxdata="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">
-                <v:imagedata r:id="rId89" o:title=""/>
+              <v:shape w14:anchorId="27288B2B" id="Ink 15" o:spid="_x0000_s1026" type="#_x0000_t75" style="position:absolute;margin-left:119.1pt;margin-top:-56.45pt;width:104.5pt;height:40.75pt;z-index:251673600;visibility:visible;mso-wrap-style:square;mso-wrap-distance-left:9pt;mso-wrap-distance-top:0;mso-wrap-distance-right:9pt;mso-wrap-distance-bottom:0;mso-position-horizontal:absolute;mso-position-horizontal-relative:text;mso-position-vertical:absolute;mso-position-vertical-relative:text" o:gfxdata="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">
+                <v:imagedata r:id="rId137" o:title=""/>
               </v:shape>
             </w:pict>
           </mc:Fallback>
         </mc:AlternateContent>
       </w:r>
     </w:p>
+    <w:p/>
+    <w:p/>
     <w:p/>
     <w:p/>
     <w:p/>
@@ -1940,7 +3022,7 @@
     <w:p>
       <w:pPr>
         <w:tabs>
-          <w:tab w:val="left" w:pos="5618"/>
+          <w:tab w:val="left" w:pos="6116"/>
         </w:tabs>
       </w:pPr>
       <w:r>
@@ -1955,7 +3037,7 @@
     <w:p>
       <w:pPr>
         <w:tabs>
-          <w:tab w:val="left" w:pos="5618"/>
+          <w:tab w:val="left" w:pos="6116"/>
         </w:tabs>
       </w:pPr>
       <w:r>
@@ -1966,28 +3048,28 @@
         <mc:AlternateContent>
           <mc:Choice Requires="wpi">
             <w:drawing>
-              <wp:anchor distT="0" distB="0" distL="114300" distR="114300" simplePos="0" relativeHeight="252463104" behindDoc="0" locked="0" layoutInCell="1" allowOverlap="1" wp14:anchorId="1C462B73" wp14:editId="0148000A">
+              <wp:anchor distT="0" distB="0" distL="114300" distR="114300" simplePos="0" relativeHeight="252185600" behindDoc="0" locked="0" layoutInCell="1" allowOverlap="1" wp14:anchorId="431C1B25" wp14:editId="279E55B4">
                 <wp:simplePos x="0" y="0"/>
                 <wp:positionH relativeFrom="column">
-                  <wp:posOffset>1560195</wp:posOffset>
+                  <wp:posOffset>234315</wp:posOffset>
                 </wp:positionH>
                 <wp:positionV relativeFrom="paragraph">
-                  <wp:posOffset>7034530</wp:posOffset>
+                  <wp:posOffset>1191895</wp:posOffset>
                 </wp:positionV>
-                <wp:extent cx="228195" cy="220970"/>
-                <wp:effectExtent l="38100" t="38100" r="38735" b="46355"/>
+                <wp:extent cx="1779480" cy="846860"/>
+                <wp:effectExtent l="38100" t="38100" r="49530" b="48895"/>
                 <wp:wrapNone/>
-                <wp:docPr id="14223605" name="Ink 788"/>
+                <wp:docPr id="1921942013" name="Ink 517"/>
                 <wp:cNvGraphicFramePr/>
                 <a:graphic xmlns:a="http://schemas.openxmlformats.org/drawingml/2006/main">
                   <a:graphicData uri="http://schemas.microsoft.com/office/word/2010/wordprocessingInk">
-                    <w14:contentPart bwMode="auto" r:id="rId90">
+                    <w14:contentPart bwMode="auto" r:id="rId138">
                       <w14:nvContentPartPr>
                         <w14:cNvContentPartPr/>
                       </w14:nvContentPartPr>
                       <w14:xfrm>
                         <a:off x="0" y="0"/>
-                        <a:ext cx="228195" cy="220970"/>
+                        <a:ext cx="1779480" cy="846860"/>
                       </w14:xfrm>
                     </w14:contentPart>
                   </a:graphicData>
@@ -1997,8 +3079,8 @@
           </mc:Choice>
           <mc:Fallback>
             <w:pict>
-              <v:shape w14:anchorId="149503B1" id="Ink 788" o:spid="_x0000_s1026" type="#_x0000_t75" style="position:absolute;margin-left:122.35pt;margin-top:553.4pt;width:18.95pt;height:18.4pt;z-index:252463104;visibility:visible;mso-wrap-style:square;mso-wrap-distance-left:9pt;mso-wrap-distance-top:0;mso-wrap-distance-right:9pt;mso-wrap-distance-bottom:0;mso-position-horizontal:absolute;mso-position-horizontal-relative:text;mso-position-vertical:absolute;mso-position-vertical-relative:text" o:gfxdata="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">
-                <v:imagedata r:id="rId91" o:title=""/>
+              <v:shape w14:anchorId="0E7E6BBF" id="Ink 517" o:spid="_x0000_s1026" type="#_x0000_t75" style="position:absolute;margin-left:17.95pt;margin-top:93.35pt;width:141.1pt;height:67.7pt;z-index:252185600;visibility:visible;mso-wrap-style:square;mso-wrap-distance-left:9pt;mso-wrap-distance-top:0;mso-wrap-distance-right:9pt;mso-wrap-distance-bottom:0;mso-position-horizontal:absolute;mso-position-horizontal-relative:text;mso-position-vertical:absolute;mso-position-vertical-relative:text" o:gfxdata="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">
+                <v:imagedata r:id="rId139" o:title=""/>
               </v:shape>
             </w:pict>
           </mc:Fallback>
@@ -2011,28 +3093,28 @@
         <mc:AlternateContent>
           <mc:Choice Requires="wpi">
             <w:drawing>
-              <wp:anchor distT="0" distB="0" distL="114300" distR="114300" simplePos="0" relativeHeight="252457984" behindDoc="0" locked="0" layoutInCell="1" allowOverlap="1" wp14:anchorId="139CD90D" wp14:editId="4444720F">
+              <wp:anchor distT="0" distB="0" distL="114300" distR="114300" simplePos="0" relativeHeight="252174336" behindDoc="0" locked="0" layoutInCell="1" allowOverlap="1" wp14:anchorId="0886D334" wp14:editId="0F6EC79E">
                 <wp:simplePos x="0" y="0"/>
                 <wp:positionH relativeFrom="column">
-                  <wp:posOffset>1129030</wp:posOffset>
+                  <wp:posOffset>1762200</wp:posOffset>
                 </wp:positionH>
                 <wp:positionV relativeFrom="paragraph">
-                  <wp:posOffset>7552055</wp:posOffset>
+                  <wp:posOffset>88358</wp:posOffset>
                 </wp:positionV>
-                <wp:extent cx="576285" cy="242570"/>
-                <wp:effectExtent l="38100" t="38100" r="52705" b="43180"/>
+                <wp:extent cx="631800" cy="212760"/>
+                <wp:effectExtent l="38100" t="38100" r="35560" b="34925"/>
                 <wp:wrapNone/>
-                <wp:docPr id="1189381009" name="Ink 783"/>
+                <wp:docPr id="160888718" name="Ink 506"/>
                 <wp:cNvGraphicFramePr/>
                 <a:graphic xmlns:a="http://schemas.openxmlformats.org/drawingml/2006/main">
                   <a:graphicData uri="http://schemas.microsoft.com/office/word/2010/wordprocessingInk">
-                    <w14:contentPart bwMode="auto" r:id="rId92">
+                    <w14:contentPart bwMode="auto" r:id="rId140">
                       <w14:nvContentPartPr>
                         <w14:cNvContentPartPr/>
                       </w14:nvContentPartPr>
                       <w14:xfrm>
                         <a:off x="0" y="0"/>
-                        <a:ext cx="576285" cy="242570"/>
+                        <a:ext cx="631800" cy="212760"/>
                       </w14:xfrm>
                     </w14:contentPart>
                   </a:graphicData>
@@ -2042,8 +3124,8 @@
           </mc:Choice>
           <mc:Fallback>
             <w:pict>
-              <v:shape w14:anchorId="0C6FC8A9" id="Ink 783" o:spid="_x0000_s1026" type="#_x0000_t75" style="position:absolute;margin-left:88.4pt;margin-top:594.15pt;width:46.4pt;height:20.05pt;z-index:252457984;visibility:visible;mso-wrap-style:square;mso-wrap-distance-left:9pt;mso-wrap-distance-top:0;mso-wrap-distance-right:9pt;mso-wrap-distance-bottom:0;mso-position-horizontal:absolute;mso-position-horizontal-relative:text;mso-position-vertical:absolute;mso-position-vertical-relative:text" o:gfxdata="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">
-                <v:imagedata r:id="rId93" o:title=""/>
+              <v:shape w14:anchorId="11CC19E1" id="Ink 506" o:spid="_x0000_s1026" type="#_x0000_t75" style="position:absolute;margin-left:138.25pt;margin-top:6.45pt;width:50.75pt;height:17.7pt;z-index:252174336;visibility:visible;mso-wrap-style:square;mso-wrap-distance-left:9pt;mso-wrap-distance-top:0;mso-wrap-distance-right:9pt;mso-wrap-distance-bottom:0;mso-position-horizontal:absolute;mso-position-horizontal-relative:text;mso-position-vertical:absolute;mso-position-vertical-relative:text" o:gfxdata="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">
+                <v:imagedata r:id="rId141" o:title=""/>
               </v:shape>
             </w:pict>
           </mc:Fallback>
@@ -2056,76 +3138,28 @@
         <mc:AlternateContent>
           <mc:Choice Requires="wpi">
             <w:drawing>
-              <wp:anchor distT="0" distB="0" distL="114300" distR="114300" simplePos="0" relativeHeight="252459008" behindDoc="0" locked="0" layoutInCell="1" allowOverlap="1" wp14:anchorId="453E02CB" wp14:editId="10D887CA">
+              <wp:anchor distT="0" distB="0" distL="114300" distR="114300" simplePos="0" relativeHeight="252173312" behindDoc="0" locked="0" layoutInCell="1" allowOverlap="1" wp14:anchorId="2AA67B23" wp14:editId="1493B9DB">
                 <wp:simplePos x="0" y="0"/>
                 <wp:positionH relativeFrom="column">
-                  <wp:posOffset>1096645</wp:posOffset>
+                  <wp:posOffset>5742720</wp:posOffset>
                 </wp:positionH>
                 <wp:positionV relativeFrom="paragraph">
-                  <wp:posOffset>7160500</wp:posOffset>
+                  <wp:posOffset>1266998</wp:posOffset>
                 </wp:positionV>
-                <wp:extent cx="741960" cy="293760"/>
-                <wp:effectExtent l="38100" t="38100" r="20320" b="49530"/>
+                <wp:extent cx="493920" cy="357840"/>
+                <wp:effectExtent l="38100" t="38100" r="40005" b="42545"/>
                 <wp:wrapNone/>
-                <wp:docPr id="717870215" name="Ink 784"/>
+                <wp:docPr id="1700039887" name="Ink 505"/>
                 <wp:cNvGraphicFramePr/>
                 <a:graphic xmlns:a="http://schemas.openxmlformats.org/drawingml/2006/main">
                   <a:graphicData uri="http://schemas.microsoft.com/office/word/2010/wordprocessingInk">
-                    <w14:contentPart bwMode="auto" r:id="rId94">
+                    <w14:contentPart bwMode="auto" r:id="rId142">
                       <w14:nvContentPartPr>
                         <w14:cNvContentPartPr/>
                       </w14:nvContentPartPr>
                       <w14:xfrm>
                         <a:off x="0" y="0"/>
-                        <a:ext cx="742195" cy="293760"/>
-                      </w14:xfrm>
-                    </w14:contentPart>
-                  </a:graphicData>
-                </a:graphic>
-                <wp14:sizeRelV relativeFrom="margin">
-                  <wp14:pctHeight>0</wp14:pctHeight>
-                </wp14:sizeRelV>
-              </wp:anchor>
-            </w:drawing>
-          </mc:Choice>
-          <mc:Fallback>
-            <w:pict>
-              <v:shape w14:anchorId="3AA39D25" id="Ink 784" o:spid="_x0000_s1026" type="#_x0000_t75" style="position:absolute;margin-left:85.85pt;margin-top:563.3pt;width:59.4pt;height:24.15pt;z-index:252459008;visibility:visible;mso-wrap-style:square;mso-height-percent:0;mso-wrap-distance-left:9pt;mso-wrap-distance-top:0;mso-wrap-distance-right:9pt;mso-wrap-distance-bottom:0;mso-position-horizontal:absolute;mso-position-horizontal-relative:text;mso-position-vertical:absolute;mso-position-vertical-relative:text;mso-height-percent:0;mso-height-relative:margin" o:gfxdata="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">
-                <v:imagedata r:id="rId95" o:title=""/>
-              </v:shape>
-            </w:pict>
-          </mc:Fallback>
-        </mc:AlternateContent>
-      </w:r>
-      <w:r>
-        <w:rPr>
-          <w:noProof/>
-        </w:rPr>
-        <mc:AlternateContent>
-          <mc:Choice Requires="wpi">
-            <w:drawing>
-              <wp:anchor distT="0" distB="0" distL="114300" distR="114300" simplePos="0" relativeHeight="252445696" behindDoc="0" locked="0" layoutInCell="1" allowOverlap="1" wp14:anchorId="26A8B610" wp14:editId="77ADFEF9">
-                <wp:simplePos x="0" y="0"/>
-                <wp:positionH relativeFrom="column">
-                  <wp:posOffset>1129030</wp:posOffset>
-                </wp:positionH>
-                <wp:positionV relativeFrom="paragraph">
-                  <wp:posOffset>6757035</wp:posOffset>
-                </wp:positionV>
-                <wp:extent cx="317085" cy="200695"/>
-                <wp:effectExtent l="38100" t="38100" r="45085" b="46990"/>
-                <wp:wrapNone/>
-                <wp:docPr id="2068174634" name="Ink 771"/>
-                <wp:cNvGraphicFramePr/>
-                <a:graphic xmlns:a="http://schemas.openxmlformats.org/drawingml/2006/main">
-                  <a:graphicData uri="http://schemas.microsoft.com/office/word/2010/wordprocessingInk">
-                    <w14:contentPart bwMode="auto" r:id="rId96">
-                      <w14:nvContentPartPr>
-                        <w14:cNvContentPartPr/>
-                      </w14:nvContentPartPr>
-                      <w14:xfrm>
-                        <a:off x="0" y="0"/>
-                        <a:ext cx="317085" cy="200695"/>
+                        <a:ext cx="493920" cy="357840"/>
                       </w14:xfrm>
                     </w14:contentPart>
                   </a:graphicData>
@@ -2135,8 +3169,8 @@
           </mc:Choice>
           <mc:Fallback>
             <w:pict>
-              <v:shape w14:anchorId="61D365A4" id="Ink 771" o:spid="_x0000_s1026" type="#_x0000_t75" style="position:absolute;margin-left:88.4pt;margin-top:531.55pt;width:25.95pt;height:16.75pt;z-index:252445696;visibility:visible;mso-wrap-style:square;mso-wrap-distance-left:9pt;mso-wrap-distance-top:0;mso-wrap-distance-right:9pt;mso-wrap-distance-bottom:0;mso-position-horizontal:absolute;mso-position-horizontal-relative:text;mso-position-vertical:absolute;mso-position-vertical-relative:text" o:gfxdata="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">
-                <v:imagedata r:id="rId97" o:title=""/>
+              <v:shape w14:anchorId="108D12C2" id="Ink 505" o:spid="_x0000_s1026" type="#_x0000_t75" style="position:absolute;margin-left:451.7pt;margin-top:99.25pt;width:39.9pt;height:29.2pt;z-index:252173312;visibility:visible;mso-wrap-style:square;mso-wrap-distance-left:9pt;mso-wrap-distance-top:0;mso-wrap-distance-right:9pt;mso-wrap-distance-bottom:0;mso-position-horizontal:absolute;mso-position-horizontal-relative:text;mso-position-vertical:absolute;mso-position-vertical-relative:text" o:gfxdata="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">
+                <v:imagedata r:id="rId143" o:title=""/>
               </v:shape>
             </w:pict>
           </mc:Fallback>
@@ -2149,28 +3183,28 @@
         <mc:AlternateContent>
           <mc:Choice Requires="wpi">
             <w:drawing>
-              <wp:anchor distT="0" distB="0" distL="114300" distR="114300" simplePos="0" relativeHeight="252441600" behindDoc="0" locked="0" layoutInCell="1" allowOverlap="1" wp14:anchorId="3E37BFB9" wp14:editId="3781C676">
+              <wp:anchor distT="0" distB="0" distL="114300" distR="114300" simplePos="0" relativeHeight="252172288" behindDoc="0" locked="0" layoutInCell="1" allowOverlap="1" wp14:anchorId="1C642302" wp14:editId="427F0462">
                 <wp:simplePos x="0" y="0"/>
                 <wp:positionH relativeFrom="column">
-                  <wp:posOffset>1132205</wp:posOffset>
+                  <wp:posOffset>5476320</wp:posOffset>
                 </wp:positionH>
                 <wp:positionV relativeFrom="paragraph">
-                  <wp:posOffset>6372860</wp:posOffset>
+                  <wp:posOffset>456998</wp:posOffset>
                 </wp:positionV>
-                <wp:extent cx="571885" cy="187960"/>
-                <wp:effectExtent l="38100" t="38100" r="19050" b="40640"/>
+                <wp:extent cx="429120" cy="428040"/>
+                <wp:effectExtent l="38100" t="38100" r="47625" b="48260"/>
                 <wp:wrapNone/>
-                <wp:docPr id="1974811315" name="Ink 767"/>
+                <wp:docPr id="257927985" name="Ink 504"/>
                 <wp:cNvGraphicFramePr/>
                 <a:graphic xmlns:a="http://schemas.openxmlformats.org/drawingml/2006/main">
                   <a:graphicData uri="http://schemas.microsoft.com/office/word/2010/wordprocessingInk">
-                    <w14:contentPart bwMode="auto" r:id="rId98">
+                    <w14:contentPart bwMode="auto" r:id="rId144">
                       <w14:nvContentPartPr>
                         <w14:cNvContentPartPr/>
                       </w14:nvContentPartPr>
                       <w14:xfrm>
                         <a:off x="0" y="0"/>
-                        <a:ext cx="571885" cy="187960"/>
+                        <a:ext cx="429120" cy="428040"/>
                       </w14:xfrm>
                     </w14:contentPart>
                   </a:graphicData>
@@ -2180,8 +3214,8 @@
           </mc:Choice>
           <mc:Fallback>
             <w:pict>
-              <v:shape w14:anchorId="720D6D66" id="Ink 767" o:spid="_x0000_s1026" type="#_x0000_t75" style="position:absolute;margin-left:88.65pt;margin-top:501.3pt;width:46.05pt;height:15.75pt;z-index:252441600;visibility:visible;mso-wrap-style:square;mso-wrap-distance-left:9pt;mso-wrap-distance-top:0;mso-wrap-distance-right:9pt;mso-wrap-distance-bottom:0;mso-position-horizontal:absolute;mso-position-horizontal-relative:text;mso-position-vertical:absolute;mso-position-vertical-relative:text" o:gfxdata="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">
-                <v:imagedata r:id="rId99" o:title=""/>
+              <v:shape w14:anchorId="44E38903" id="Ink 504" o:spid="_x0000_s1026" type="#_x0000_t75" style="position:absolute;margin-left:430.7pt;margin-top:35.5pt;width:34.8pt;height:34.65pt;z-index:252172288;visibility:visible;mso-wrap-style:square;mso-wrap-distance-left:9pt;mso-wrap-distance-top:0;mso-wrap-distance-right:9pt;mso-wrap-distance-bottom:0;mso-position-horizontal:absolute;mso-position-horizontal-relative:text;mso-position-vertical:absolute;mso-position-vertical-relative:text" o:gfxdata="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">
+                <v:imagedata r:id="rId145" o:title=""/>
               </v:shape>
             </w:pict>
           </mc:Fallback>
@@ -2194,28 +3228,28 @@
         <mc:AlternateContent>
           <mc:Choice Requires="wpi">
             <w:drawing>
-              <wp:anchor distT="0" distB="0" distL="114300" distR="114300" simplePos="0" relativeHeight="252432384" behindDoc="0" locked="0" layoutInCell="1" allowOverlap="1" wp14:anchorId="701C41C1" wp14:editId="0E310D37">
+              <wp:anchor distT="0" distB="0" distL="114300" distR="114300" simplePos="0" relativeHeight="252171264" behindDoc="0" locked="0" layoutInCell="1" allowOverlap="1" wp14:anchorId="74BAC267" wp14:editId="0AC8B9DF">
                 <wp:simplePos x="0" y="0"/>
                 <wp:positionH relativeFrom="column">
-                  <wp:posOffset>3797300</wp:posOffset>
+                  <wp:posOffset>1569720</wp:posOffset>
                 </wp:positionH>
                 <wp:positionV relativeFrom="paragraph">
-                  <wp:posOffset>5685155</wp:posOffset>
+                  <wp:posOffset>419735</wp:posOffset>
                 </wp:positionV>
-                <wp:extent cx="1239880" cy="234000"/>
-                <wp:effectExtent l="38100" t="38100" r="0" b="52070"/>
+                <wp:extent cx="319480" cy="135730"/>
+                <wp:effectExtent l="38100" t="38100" r="42545" b="36195"/>
                 <wp:wrapNone/>
-                <wp:docPr id="603366526" name="Ink 758"/>
+                <wp:docPr id="1441303546" name="Ink 503"/>
                 <wp:cNvGraphicFramePr/>
                 <a:graphic xmlns:a="http://schemas.openxmlformats.org/drawingml/2006/main">
                   <a:graphicData uri="http://schemas.microsoft.com/office/word/2010/wordprocessingInk">
-                    <w14:contentPart bwMode="auto" r:id="rId100">
+                    <w14:contentPart bwMode="auto" r:id="rId146">
                       <w14:nvContentPartPr>
                         <w14:cNvContentPartPr/>
                       </w14:nvContentPartPr>
                       <w14:xfrm>
                         <a:off x="0" y="0"/>
-                        <a:ext cx="1239880" cy="234000"/>
+                        <a:ext cx="319480" cy="135730"/>
                       </w14:xfrm>
                     </w14:contentPart>
                   </a:graphicData>
@@ -2225,8 +3259,8 @@
           </mc:Choice>
           <mc:Fallback>
             <w:pict>
-              <v:shape w14:anchorId="0377C4EB" id="Ink 758" o:spid="_x0000_s1026" type="#_x0000_t75" style="position:absolute;margin-left:298.5pt;margin-top:447.15pt;width:98.65pt;height:19.45pt;z-index:252432384;visibility:visible;mso-wrap-style:square;mso-wrap-distance-left:9pt;mso-wrap-distance-top:0;mso-wrap-distance-right:9pt;mso-wrap-distance-bottom:0;mso-position-horizontal:absolute;mso-position-horizontal-relative:text;mso-position-vertical:absolute;mso-position-vertical-relative:text" o:gfxdata="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">
-                <v:imagedata r:id="rId101" o:title=""/>
+              <v:shape w14:anchorId="669C2715" id="Ink 503" o:spid="_x0000_s1026" type="#_x0000_t75" style="position:absolute;margin-left:123.1pt;margin-top:32.55pt;width:26.1pt;height:11.7pt;z-index:252171264;visibility:visible;mso-wrap-style:square;mso-wrap-distance-left:9pt;mso-wrap-distance-top:0;mso-wrap-distance-right:9pt;mso-wrap-distance-bottom:0;mso-position-horizontal:absolute;mso-position-horizontal-relative:text;mso-position-vertical:absolute;mso-position-vertical-relative:text" o:gfxdata="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">
+                <v:imagedata r:id="rId147" o:title=""/>
               </v:shape>
             </w:pict>
           </mc:Fallback>
@@ -2239,28 +3273,28 @@
         <mc:AlternateContent>
           <mc:Choice Requires="wpi">
             <w:drawing>
-              <wp:anchor distT="0" distB="0" distL="114300" distR="114300" simplePos="0" relativeHeight="252417024" behindDoc="0" locked="0" layoutInCell="1" allowOverlap="1" wp14:anchorId="2CBB7816" wp14:editId="11973F98">
+              <wp:anchor distT="0" distB="0" distL="114300" distR="114300" simplePos="0" relativeHeight="252168192" behindDoc="0" locked="0" layoutInCell="1" allowOverlap="1" wp14:anchorId="11316EDE" wp14:editId="7118CA10">
                 <wp:simplePos x="0" y="0"/>
                 <wp:positionH relativeFrom="column">
-                  <wp:posOffset>3349625</wp:posOffset>
+                  <wp:posOffset>1599565</wp:posOffset>
                 </wp:positionH>
                 <wp:positionV relativeFrom="paragraph">
-                  <wp:posOffset>5821045</wp:posOffset>
+                  <wp:posOffset>-198120</wp:posOffset>
                 </wp:positionV>
-                <wp:extent cx="141120" cy="123825"/>
+                <wp:extent cx="2885520" cy="733425"/>
                 <wp:effectExtent l="38100" t="38100" r="0" b="47625"/>
                 <wp:wrapNone/>
-                <wp:docPr id="539309869" name="Ink 743"/>
+                <wp:docPr id="116083689" name="Ink 500"/>
                 <wp:cNvGraphicFramePr/>
                 <a:graphic xmlns:a="http://schemas.openxmlformats.org/drawingml/2006/main">
                   <a:graphicData uri="http://schemas.microsoft.com/office/word/2010/wordprocessingInk">
-                    <w14:contentPart bwMode="auto" r:id="rId102">
+                    <w14:contentPart bwMode="auto" r:id="rId148">
                       <w14:nvContentPartPr>
                         <w14:cNvContentPartPr/>
                       </w14:nvContentPartPr>
                       <w14:xfrm>
                         <a:off x="0" y="0"/>
-                        <a:ext cx="141120" cy="123825"/>
+                        <a:ext cx="2885520" cy="733425"/>
                       </w14:xfrm>
                     </w14:contentPart>
                   </a:graphicData>
@@ -2270,8 +3304,8 @@
           </mc:Choice>
           <mc:Fallback>
             <w:pict>
-              <v:shape w14:anchorId="6554C475" id="Ink 743" o:spid="_x0000_s1026" type="#_x0000_t75" style="position:absolute;margin-left:263.25pt;margin-top:457.85pt;width:12.1pt;height:10.7pt;z-index:252417024;visibility:visible;mso-wrap-style:square;mso-wrap-distance-left:9pt;mso-wrap-distance-top:0;mso-wrap-distance-right:9pt;mso-wrap-distance-bottom:0;mso-position-horizontal:absolute;mso-position-horizontal-relative:text;mso-position-vertical:absolute;mso-position-vertical-relative:text" o:gfxdata="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">
-                <v:imagedata r:id="rId103" o:title=""/>
+              <v:shape w14:anchorId="517DDEE0" id="Ink 500" o:spid="_x0000_s1026" type="#_x0000_t75" style="position:absolute;margin-left:125.45pt;margin-top:-16.1pt;width:228.15pt;height:58.7pt;z-index:252168192;visibility:visible;mso-wrap-style:square;mso-wrap-distance-left:9pt;mso-wrap-distance-top:0;mso-wrap-distance-right:9pt;mso-wrap-distance-bottom:0;mso-position-horizontal:absolute;mso-position-horizontal-relative:text;mso-position-vertical:absolute;mso-position-vertical-relative:text" o:gfxdata="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">
+                <v:imagedata r:id="rId149" o:title=""/>
               </v:shape>
             </w:pict>
           </mc:Fallback>
@@ -2284,28 +3318,28 @@
         <mc:AlternateContent>
           <mc:Choice Requires="wpi">
             <w:drawing>
-              <wp:anchor distT="0" distB="0" distL="114300" distR="114300" simplePos="0" relativeHeight="252418048" behindDoc="0" locked="0" layoutInCell="1" allowOverlap="1" wp14:anchorId="5A8DDA92" wp14:editId="726F61E3">
+              <wp:anchor distT="0" distB="0" distL="114300" distR="114300" simplePos="0" relativeHeight="252158976" behindDoc="0" locked="0" layoutInCell="1" allowOverlap="1" wp14:anchorId="3112507E" wp14:editId="2833A5D1">
                 <wp:simplePos x="0" y="0"/>
                 <wp:positionH relativeFrom="column">
-                  <wp:posOffset>2033905</wp:posOffset>
+                  <wp:posOffset>1071880</wp:posOffset>
                 </wp:positionH>
                 <wp:positionV relativeFrom="paragraph">
-                  <wp:posOffset>5790565</wp:posOffset>
+                  <wp:posOffset>-530225</wp:posOffset>
                 </wp:positionV>
-                <wp:extent cx="1059355" cy="273050"/>
-                <wp:effectExtent l="38100" t="38100" r="7620" b="50800"/>
+                <wp:extent cx="3445510" cy="1541780"/>
+                <wp:effectExtent l="38100" t="38100" r="40640" b="39370"/>
                 <wp:wrapNone/>
-                <wp:docPr id="203971669" name="Ink 744"/>
+                <wp:docPr id="1094007438" name="Ink 491"/>
                 <wp:cNvGraphicFramePr/>
                 <a:graphic xmlns:a="http://schemas.openxmlformats.org/drawingml/2006/main">
                   <a:graphicData uri="http://schemas.microsoft.com/office/word/2010/wordprocessingInk">
-                    <w14:contentPart bwMode="auto" r:id="rId104">
+                    <w14:contentPart bwMode="auto" r:id="rId150">
                       <w14:nvContentPartPr>
                         <w14:cNvContentPartPr/>
                       </w14:nvContentPartPr>
                       <w14:xfrm>
                         <a:off x="0" y="0"/>
-                        <a:ext cx="1059355" cy="273050"/>
+                        <a:ext cx="3445510" cy="1541780"/>
                       </w14:xfrm>
                     </w14:contentPart>
                   </a:graphicData>
@@ -2315,8 +3349,8 @@
           </mc:Choice>
           <mc:Fallback>
             <w:pict>
-              <v:shape w14:anchorId="1E84665F" id="Ink 744" o:spid="_x0000_s1026" type="#_x0000_t75" style="position:absolute;margin-left:159.65pt;margin-top:455.45pt;width:84.4pt;height:22.45pt;z-index:252418048;visibility:visible;mso-wrap-style:square;mso-wrap-distance-left:9pt;mso-wrap-distance-top:0;mso-wrap-distance-right:9pt;mso-wrap-distance-bottom:0;mso-position-horizontal:absolute;mso-position-horizontal-relative:text;mso-position-vertical:absolute;mso-position-vertical-relative:text" o:gfxdata="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">
-                <v:imagedata r:id="rId105" o:title=""/>
+              <v:shape w14:anchorId="644B160E" id="Ink 491" o:spid="_x0000_s1026" type="#_x0000_t75" style="position:absolute;margin-left:83.9pt;margin-top:-42.25pt;width:272.25pt;height:122.35pt;z-index:252158976;visibility:visible;mso-wrap-style:square;mso-wrap-distance-left:9pt;mso-wrap-distance-top:0;mso-wrap-distance-right:9pt;mso-wrap-distance-bottom:0;mso-position-horizontal:absolute;mso-position-horizontal-relative:text;mso-position-vertical:absolute;mso-position-vertical-relative:text" o:gfxdata="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">
+                <v:imagedata r:id="rId151" o:title=""/>
               </v:shape>
             </w:pict>
           </mc:Fallback>
@@ -2329,28 +3363,28 @@
         <mc:AlternateContent>
           <mc:Choice Requires="wpi">
             <w:drawing>
-              <wp:anchor distT="0" distB="0" distL="114300" distR="114300" simplePos="0" relativeHeight="252400640" behindDoc="0" locked="0" layoutInCell="1" allowOverlap="1" wp14:anchorId="6F5ABC4E" wp14:editId="634D1BA4">
+              <wp:anchor distT="0" distB="0" distL="114300" distR="114300" simplePos="0" relativeHeight="252113920" behindDoc="0" locked="0" layoutInCell="1" allowOverlap="1" wp14:anchorId="37CCE912" wp14:editId="019D3CE5">
                 <wp:simplePos x="0" y="0"/>
                 <wp:positionH relativeFrom="column">
-                  <wp:posOffset>1153160</wp:posOffset>
+                  <wp:posOffset>1566000</wp:posOffset>
                 </wp:positionH>
                 <wp:positionV relativeFrom="paragraph">
-                  <wp:posOffset>5953125</wp:posOffset>
+                  <wp:posOffset>-141682</wp:posOffset>
                 </wp:positionV>
-                <wp:extent cx="549020" cy="158750"/>
-                <wp:effectExtent l="38100" t="38100" r="41910" b="50800"/>
+                <wp:extent cx="63000" cy="642240"/>
+                <wp:effectExtent l="38100" t="38100" r="51435" b="43815"/>
                 <wp:wrapNone/>
-                <wp:docPr id="1218541824" name="Ink 727"/>
+                <wp:docPr id="1581479333" name="Ink 447"/>
                 <wp:cNvGraphicFramePr/>
                 <a:graphic xmlns:a="http://schemas.openxmlformats.org/drawingml/2006/main">
                   <a:graphicData uri="http://schemas.microsoft.com/office/word/2010/wordprocessingInk">
-                    <w14:contentPart bwMode="auto" r:id="rId106">
+                    <w14:contentPart bwMode="auto" r:id="rId152">
                       <w14:nvContentPartPr>
                         <w14:cNvContentPartPr/>
                       </w14:nvContentPartPr>
                       <w14:xfrm>
                         <a:off x="0" y="0"/>
-                        <a:ext cx="549020" cy="158750"/>
+                        <a:ext cx="63000" cy="642240"/>
                       </w14:xfrm>
                     </w14:contentPart>
                   </a:graphicData>
@@ -2360,1313 +3394,8 @@
           </mc:Choice>
           <mc:Fallback>
             <w:pict>
-              <v:shape w14:anchorId="23BDAB4D" id="Ink 727" o:spid="_x0000_s1026" type="#_x0000_t75" style="position:absolute;margin-left:90.3pt;margin-top:468.25pt;width:44.25pt;height:13.45pt;z-index:252400640;visibility:visible;mso-wrap-style:square;mso-wrap-distance-left:9pt;mso-wrap-distance-top:0;mso-wrap-distance-right:9pt;mso-wrap-distance-bottom:0;mso-position-horizontal:absolute;mso-position-horizontal-relative:text;mso-position-vertical:absolute;mso-position-vertical-relative:text" o:gfxdata="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">
-                <v:imagedata r:id="rId107" o:title=""/>
-              </v:shape>
-            </w:pict>
-          </mc:Fallback>
-        </mc:AlternateContent>
-      </w:r>
-      <w:r>
-        <w:rPr>
-          <w:noProof/>
-        </w:rPr>
-        <mc:AlternateContent>
-          <mc:Choice Requires="wpi">
-            <w:drawing>
-              <wp:anchor distT="0" distB="0" distL="114300" distR="114300" simplePos="0" relativeHeight="252393472" behindDoc="0" locked="0" layoutInCell="1" allowOverlap="1" wp14:anchorId="1CBD406E" wp14:editId="0A00C4F7">
-                <wp:simplePos x="0" y="0"/>
-                <wp:positionH relativeFrom="column">
-                  <wp:posOffset>-181610</wp:posOffset>
-                </wp:positionH>
-                <wp:positionV relativeFrom="paragraph">
-                  <wp:posOffset>5209540</wp:posOffset>
-                </wp:positionV>
-                <wp:extent cx="1807490" cy="705865"/>
-                <wp:effectExtent l="38100" t="38100" r="2540" b="37465"/>
-                <wp:wrapNone/>
-                <wp:docPr id="2063298033" name="Ink 720"/>
-                <wp:cNvGraphicFramePr/>
-                <a:graphic xmlns:a="http://schemas.openxmlformats.org/drawingml/2006/main">
-                  <a:graphicData uri="http://schemas.microsoft.com/office/word/2010/wordprocessingInk">
-                    <w14:contentPart bwMode="auto" r:id="rId108">
-                      <w14:nvContentPartPr>
-                        <w14:cNvContentPartPr/>
-                      </w14:nvContentPartPr>
-                      <w14:xfrm>
-                        <a:off x="0" y="0"/>
-                        <a:ext cx="1807490" cy="705865"/>
-                      </w14:xfrm>
-                    </w14:contentPart>
-                  </a:graphicData>
-                </a:graphic>
-              </wp:anchor>
-            </w:drawing>
-          </mc:Choice>
-          <mc:Fallback>
-            <w:pict>
-              <v:shape w14:anchorId="07F684F5" id="Ink 720" o:spid="_x0000_s1026" type="#_x0000_t75" style="position:absolute;margin-left:-14.8pt;margin-top:409.7pt;width:143.3pt;height:56.6pt;z-index:252393472;visibility:visible;mso-wrap-style:square;mso-wrap-distance-left:9pt;mso-wrap-distance-top:0;mso-wrap-distance-right:9pt;mso-wrap-distance-bottom:0;mso-position-horizontal:absolute;mso-position-horizontal-relative:text;mso-position-vertical:absolute;mso-position-vertical-relative:text" o:gfxdata="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">
-                <v:imagedata r:id="rId109" o:title=""/>
-              </v:shape>
-            </w:pict>
-          </mc:Fallback>
-        </mc:AlternateContent>
-      </w:r>
-      <w:r>
-        <w:rPr>
-          <w:noProof/>
-        </w:rPr>
-        <mc:AlternateContent>
-          <mc:Choice Requires="wpi">
-            <w:drawing>
-              <wp:anchor distT="0" distB="0" distL="114300" distR="114300" simplePos="0" relativeHeight="252379136" behindDoc="0" locked="0" layoutInCell="1" allowOverlap="1" wp14:anchorId="1CD7E8A9" wp14:editId="1EBBBB8A">
-                <wp:simplePos x="0" y="0"/>
-                <wp:positionH relativeFrom="column">
-                  <wp:posOffset>5316220</wp:posOffset>
-                </wp:positionH>
-                <wp:positionV relativeFrom="paragraph">
-                  <wp:posOffset>3280410</wp:posOffset>
-                </wp:positionV>
-                <wp:extent cx="575940" cy="1225550"/>
-                <wp:effectExtent l="38100" t="38100" r="15240" b="50800"/>
-                <wp:wrapNone/>
-                <wp:docPr id="1670940712" name="Ink 706"/>
-                <wp:cNvGraphicFramePr/>
-                <a:graphic xmlns:a="http://schemas.openxmlformats.org/drawingml/2006/main">
-                  <a:graphicData uri="http://schemas.microsoft.com/office/word/2010/wordprocessingInk">
-                    <w14:contentPart bwMode="auto" r:id="rId110">
-                      <w14:nvContentPartPr>
-                        <w14:cNvContentPartPr/>
-                      </w14:nvContentPartPr>
-                      <w14:xfrm>
-                        <a:off x="0" y="0"/>
-                        <a:ext cx="575940" cy="1225550"/>
-                      </w14:xfrm>
-                    </w14:contentPart>
-                  </a:graphicData>
-                </a:graphic>
-              </wp:anchor>
-            </w:drawing>
-          </mc:Choice>
-          <mc:Fallback>
-            <w:pict>
-              <v:shape w14:anchorId="0BA35A0E" id="Ink 706" o:spid="_x0000_s1026" type="#_x0000_t75" style="position:absolute;margin-left:418.1pt;margin-top:257.8pt;width:46.35pt;height:97.45pt;z-index:252379136;visibility:visible;mso-wrap-style:square;mso-wrap-distance-left:9pt;mso-wrap-distance-top:0;mso-wrap-distance-right:9pt;mso-wrap-distance-bottom:0;mso-position-horizontal:absolute;mso-position-horizontal-relative:text;mso-position-vertical:absolute;mso-position-vertical-relative:text" o:gfxdata="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">
-                <v:imagedata r:id="rId111" o:title=""/>
-              </v:shape>
-            </w:pict>
-          </mc:Fallback>
-        </mc:AlternateContent>
-      </w:r>
-      <w:r>
-        <w:rPr>
-          <w:noProof/>
-        </w:rPr>
-        <mc:AlternateContent>
-          <mc:Choice Requires="wpi">
-            <w:drawing>
-              <wp:anchor distT="0" distB="0" distL="114300" distR="114300" simplePos="0" relativeHeight="252365824" behindDoc="0" locked="0" layoutInCell="1" allowOverlap="1" wp14:anchorId="5233A722" wp14:editId="1DE79411">
-                <wp:simplePos x="0" y="0"/>
-                <wp:positionH relativeFrom="column">
-                  <wp:posOffset>1915795</wp:posOffset>
-                </wp:positionH>
-                <wp:positionV relativeFrom="paragraph">
-                  <wp:posOffset>2261235</wp:posOffset>
-                </wp:positionV>
-                <wp:extent cx="4114800" cy="2406650"/>
-                <wp:effectExtent l="38100" t="38100" r="38100" b="50800"/>
-                <wp:wrapNone/>
-                <wp:docPr id="561064537" name="Ink 693"/>
-                <wp:cNvGraphicFramePr/>
-                <a:graphic xmlns:a="http://schemas.openxmlformats.org/drawingml/2006/main">
-                  <a:graphicData uri="http://schemas.microsoft.com/office/word/2010/wordprocessingInk">
-                    <w14:contentPart bwMode="auto" r:id="rId112">
-                      <w14:nvContentPartPr>
-                        <w14:cNvContentPartPr/>
-                      </w14:nvContentPartPr>
-                      <w14:xfrm>
-                        <a:off x="0" y="0"/>
-                        <a:ext cx="4114800" cy="2406650"/>
-                      </w14:xfrm>
-                    </w14:contentPart>
-                  </a:graphicData>
-                </a:graphic>
-              </wp:anchor>
-            </w:drawing>
-          </mc:Choice>
-          <mc:Fallback>
-            <w:pict>
-              <v:shape w14:anchorId="40BFFC4C" id="Ink 693" o:spid="_x0000_s1026" type="#_x0000_t75" style="position:absolute;margin-left:150.35pt;margin-top:177.55pt;width:324.95pt;height:190.45pt;z-index:252365824;visibility:visible;mso-wrap-style:square;mso-wrap-distance-left:9pt;mso-wrap-distance-top:0;mso-wrap-distance-right:9pt;mso-wrap-distance-bottom:0;mso-position-horizontal:absolute;mso-position-horizontal-relative:text;mso-position-vertical:absolute;mso-position-vertical-relative:text" o:gfxdata="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">
-                <v:imagedata r:id="rId113" o:title=""/>
-              </v:shape>
-            </w:pict>
-          </mc:Fallback>
-        </mc:AlternateContent>
-      </w:r>
-      <w:r>
-        <w:rPr>
-          <w:noProof/>
-        </w:rPr>
-        <mc:AlternateContent>
-          <mc:Choice Requires="wpi">
-            <w:drawing>
-              <wp:anchor distT="0" distB="0" distL="114300" distR="114300" simplePos="0" relativeHeight="252304384" behindDoc="0" locked="0" layoutInCell="1" allowOverlap="1" wp14:anchorId="01B3BEF9" wp14:editId="19B820D9">
-                <wp:simplePos x="0" y="0"/>
-                <wp:positionH relativeFrom="column">
-                  <wp:posOffset>604559</wp:posOffset>
-                </wp:positionH>
-                <wp:positionV relativeFrom="paragraph">
-                  <wp:posOffset>3433520</wp:posOffset>
-                </wp:positionV>
-                <wp:extent cx="444600" cy="93960"/>
-                <wp:effectExtent l="38100" t="38100" r="12700" b="40005"/>
-                <wp:wrapNone/>
-                <wp:docPr id="1045358697" name="Ink 633"/>
-                <wp:cNvGraphicFramePr/>
-                <a:graphic xmlns:a="http://schemas.openxmlformats.org/drawingml/2006/main">
-                  <a:graphicData uri="http://schemas.microsoft.com/office/word/2010/wordprocessingInk">
-                    <w14:contentPart bwMode="auto" r:id="rId114">
-                      <w14:nvContentPartPr>
-                        <w14:cNvContentPartPr/>
-                      </w14:nvContentPartPr>
-                      <w14:xfrm>
-                        <a:off x="0" y="0"/>
-                        <a:ext cx="444600" cy="93960"/>
-                      </w14:xfrm>
-                    </w14:contentPart>
-                  </a:graphicData>
-                </a:graphic>
-              </wp:anchor>
-            </w:drawing>
-          </mc:Choice>
-          <mc:Fallback>
-            <w:pict>
-              <v:shape w14:anchorId="4F354843" id="Ink 633" o:spid="_x0000_s1026" type="#_x0000_t75" style="position:absolute;margin-left:47.1pt;margin-top:269.85pt;width:35.95pt;height:8.4pt;z-index:252304384;visibility:visible;mso-wrap-style:square;mso-wrap-distance-left:9pt;mso-wrap-distance-top:0;mso-wrap-distance-right:9pt;mso-wrap-distance-bottom:0;mso-position-horizontal:absolute;mso-position-horizontal-relative:text;mso-position-vertical:absolute;mso-position-vertical-relative:text" o:gfxdata="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">
-                <v:imagedata r:id="rId115" o:title=""/>
-              </v:shape>
-            </w:pict>
-          </mc:Fallback>
-        </mc:AlternateContent>
-      </w:r>
-      <w:r>
-        <w:rPr>
-          <w:noProof/>
-        </w:rPr>
-        <mc:AlternateContent>
-          <mc:Choice Requires="wpi">
-            <w:drawing>
-              <wp:anchor distT="0" distB="0" distL="114300" distR="114300" simplePos="0" relativeHeight="252303360" behindDoc="0" locked="0" layoutInCell="1" allowOverlap="1" wp14:anchorId="7CE52F16" wp14:editId="4992031B">
-                <wp:simplePos x="0" y="0"/>
-                <wp:positionH relativeFrom="column">
-                  <wp:posOffset>513839</wp:posOffset>
-                </wp:positionH>
-                <wp:positionV relativeFrom="paragraph">
-                  <wp:posOffset>3030680</wp:posOffset>
-                </wp:positionV>
-                <wp:extent cx="491760" cy="58320"/>
-                <wp:effectExtent l="38100" t="38100" r="41910" b="37465"/>
-                <wp:wrapNone/>
-                <wp:docPr id="1365154521" name="Ink 632"/>
-                <wp:cNvGraphicFramePr/>
-                <a:graphic xmlns:a="http://schemas.openxmlformats.org/drawingml/2006/main">
-                  <a:graphicData uri="http://schemas.microsoft.com/office/word/2010/wordprocessingInk">
-                    <w14:contentPart bwMode="auto" r:id="rId116">
-                      <w14:nvContentPartPr>
-                        <w14:cNvContentPartPr/>
-                      </w14:nvContentPartPr>
-                      <w14:xfrm>
-                        <a:off x="0" y="0"/>
-                        <a:ext cx="491760" cy="58320"/>
-                      </w14:xfrm>
-                    </w14:contentPart>
-                  </a:graphicData>
-                </a:graphic>
-              </wp:anchor>
-            </w:drawing>
-          </mc:Choice>
-          <mc:Fallback>
-            <w:pict>
-              <v:shape w14:anchorId="6A976540" id="Ink 632" o:spid="_x0000_s1026" type="#_x0000_t75" style="position:absolute;margin-left:39.95pt;margin-top:238.15pt;width:39.7pt;height:5.6pt;z-index:252303360;visibility:visible;mso-wrap-style:square;mso-wrap-distance-left:9pt;mso-wrap-distance-top:0;mso-wrap-distance-right:9pt;mso-wrap-distance-bottom:0;mso-position-horizontal:absolute;mso-position-horizontal-relative:text;mso-position-vertical:absolute;mso-position-vertical-relative:text" o:gfxdata="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">
-                <v:imagedata r:id="rId117" o:title=""/>
-              </v:shape>
-            </w:pict>
-          </mc:Fallback>
-        </mc:AlternateContent>
-      </w:r>
-      <w:r>
-        <w:rPr>
-          <w:noProof/>
-        </w:rPr>
-        <mc:AlternateContent>
-          <mc:Choice Requires="wpi">
-            <w:drawing>
-              <wp:anchor distT="0" distB="0" distL="114300" distR="114300" simplePos="0" relativeHeight="252302336" behindDoc="0" locked="0" layoutInCell="1" allowOverlap="1" wp14:anchorId="016C7945" wp14:editId="69418BB8">
-                <wp:simplePos x="0" y="0"/>
-                <wp:positionH relativeFrom="column">
-                  <wp:posOffset>459479</wp:posOffset>
-                </wp:positionH>
-                <wp:positionV relativeFrom="paragraph">
-                  <wp:posOffset>2682560</wp:posOffset>
-                </wp:positionV>
-                <wp:extent cx="529200" cy="132480"/>
-                <wp:effectExtent l="38100" t="38100" r="42545" b="39370"/>
-                <wp:wrapNone/>
-                <wp:docPr id="229189324" name="Ink 631"/>
-                <wp:cNvGraphicFramePr/>
-                <a:graphic xmlns:a="http://schemas.openxmlformats.org/drawingml/2006/main">
-                  <a:graphicData uri="http://schemas.microsoft.com/office/word/2010/wordprocessingInk">
-                    <w14:contentPart bwMode="auto" r:id="rId118">
-                      <w14:nvContentPartPr>
-                        <w14:cNvContentPartPr/>
-                      </w14:nvContentPartPr>
-                      <w14:xfrm>
-                        <a:off x="0" y="0"/>
-                        <a:ext cx="529200" cy="132480"/>
-                      </w14:xfrm>
-                    </w14:contentPart>
-                  </a:graphicData>
-                </a:graphic>
-              </wp:anchor>
-            </w:drawing>
-          </mc:Choice>
-          <mc:Fallback>
-            <w:pict>
-              <v:shape w14:anchorId="35C5D998" id="Ink 631" o:spid="_x0000_s1026" type="#_x0000_t75" style="position:absolute;margin-left:35.7pt;margin-top:210.75pt;width:42.65pt;height:11.45pt;z-index:252302336;visibility:visible;mso-wrap-style:square;mso-wrap-distance-left:9pt;mso-wrap-distance-top:0;mso-wrap-distance-right:9pt;mso-wrap-distance-bottom:0;mso-position-horizontal:absolute;mso-position-horizontal-relative:text;mso-position-vertical:absolute;mso-position-vertical-relative:text" o:gfxdata="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">
-                <v:imagedata r:id="rId119" o:title=""/>
-              </v:shape>
-            </w:pict>
-          </mc:Fallback>
-        </mc:AlternateContent>
-      </w:r>
-      <w:r>
-        <w:rPr>
-          <w:noProof/>
-        </w:rPr>
-        <mc:AlternateContent>
-          <mc:Choice Requires="wpi">
-            <w:drawing>
-              <wp:anchor distT="0" distB="0" distL="114300" distR="114300" simplePos="0" relativeHeight="252301312" behindDoc="0" locked="0" layoutInCell="1" allowOverlap="1" wp14:anchorId="15BD0C29" wp14:editId="70ADCB6E">
-                <wp:simplePos x="0" y="0"/>
-                <wp:positionH relativeFrom="column">
-                  <wp:posOffset>-200025</wp:posOffset>
-                </wp:positionH>
-                <wp:positionV relativeFrom="paragraph">
-                  <wp:posOffset>2212975</wp:posOffset>
-                </wp:positionV>
-                <wp:extent cx="1677670" cy="2092325"/>
-                <wp:effectExtent l="38100" t="38100" r="17780" b="41275"/>
-                <wp:wrapNone/>
-                <wp:docPr id="849109660" name="Ink 630"/>
-                <wp:cNvGraphicFramePr/>
-                <a:graphic xmlns:a="http://schemas.openxmlformats.org/drawingml/2006/main">
-                  <a:graphicData uri="http://schemas.microsoft.com/office/word/2010/wordprocessingInk">
-                    <w14:contentPart bwMode="auto" r:id="rId120">
-                      <w14:nvContentPartPr>
-                        <w14:cNvContentPartPr/>
-                      </w14:nvContentPartPr>
-                      <w14:xfrm>
-                        <a:off x="0" y="0"/>
-                        <a:ext cx="1677670" cy="2092325"/>
-                      </w14:xfrm>
-                    </w14:contentPart>
-                  </a:graphicData>
-                </a:graphic>
-              </wp:anchor>
-            </w:drawing>
-          </mc:Choice>
-          <mc:Fallback>
-            <w:pict>
-              <v:shape w14:anchorId="548E3A2C" id="Ink 630" o:spid="_x0000_s1026" type="#_x0000_t75" style="position:absolute;margin-left:-16.25pt;margin-top:173.75pt;width:133.05pt;height:165.7pt;z-index:252301312;visibility:visible;mso-wrap-style:square;mso-wrap-distance-left:9pt;mso-wrap-distance-top:0;mso-wrap-distance-right:9pt;mso-wrap-distance-bottom:0;mso-position-horizontal:absolute;mso-position-horizontal-relative:text;mso-position-vertical:absolute;mso-position-vertical-relative:text" o:gfxdata="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">
-                <v:imagedata r:id="rId121" o:title=""/>
-              </v:shape>
-            </w:pict>
-          </mc:Fallback>
-        </mc:AlternateContent>
-      </w:r>
-      <w:r>
-        <w:rPr>
-          <w:noProof/>
-        </w:rPr>
-        <mc:AlternateContent>
-          <mc:Choice Requires="wpi">
-            <w:drawing>
-              <wp:anchor distT="0" distB="0" distL="114300" distR="114300" simplePos="0" relativeHeight="252235776" behindDoc="0" locked="0" layoutInCell="1" allowOverlap="1" wp14:anchorId="47AF3A7A" wp14:editId="1F3E40EF">
-                <wp:simplePos x="0" y="0"/>
-                <wp:positionH relativeFrom="column">
-                  <wp:posOffset>3419475</wp:posOffset>
-                </wp:positionH>
-                <wp:positionV relativeFrom="paragraph">
-                  <wp:posOffset>1818005</wp:posOffset>
-                </wp:positionV>
-                <wp:extent cx="373185" cy="124105"/>
-                <wp:effectExtent l="38100" t="38100" r="0" b="47625"/>
-                <wp:wrapNone/>
-                <wp:docPr id="1824638825" name="Ink 566"/>
-                <wp:cNvGraphicFramePr/>
-                <a:graphic xmlns:a="http://schemas.openxmlformats.org/drawingml/2006/main">
-                  <a:graphicData uri="http://schemas.microsoft.com/office/word/2010/wordprocessingInk">
-                    <w14:contentPart bwMode="auto" r:id="rId122">
-                      <w14:nvContentPartPr>
-                        <w14:cNvContentPartPr/>
-                      </w14:nvContentPartPr>
-                      <w14:xfrm>
-                        <a:off x="0" y="0"/>
-                        <a:ext cx="373185" cy="124105"/>
-                      </w14:xfrm>
-                    </w14:contentPart>
-                  </a:graphicData>
-                </a:graphic>
-              </wp:anchor>
-            </w:drawing>
-          </mc:Choice>
-          <mc:Fallback>
-            <w:pict>
-              <v:shape w14:anchorId="4490E9E7" id="Ink 566" o:spid="_x0000_s1026" type="#_x0000_t75" style="position:absolute;margin-left:268.75pt;margin-top:142.65pt;width:30.4pt;height:10.75pt;z-index:252235776;visibility:visible;mso-wrap-style:square;mso-wrap-distance-left:9pt;mso-wrap-distance-top:0;mso-wrap-distance-right:9pt;mso-wrap-distance-bottom:0;mso-position-horizontal:absolute;mso-position-horizontal-relative:text;mso-position-vertical:absolute;mso-position-vertical-relative:text" o:gfxdata="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">
-                <v:imagedata r:id="rId123" o:title=""/>
-              </v:shape>
-            </w:pict>
-          </mc:Fallback>
-        </mc:AlternateContent>
-      </w:r>
-      <w:r>
-        <w:rPr>
-          <w:noProof/>
-        </w:rPr>
-        <mc:AlternateContent>
-          <mc:Choice Requires="wpi">
-            <w:drawing>
-              <wp:anchor distT="0" distB="0" distL="114300" distR="114300" simplePos="0" relativeHeight="252236800" behindDoc="0" locked="0" layoutInCell="1" allowOverlap="1" wp14:anchorId="238FC38C" wp14:editId="324DD53C">
-                <wp:simplePos x="0" y="0"/>
-                <wp:positionH relativeFrom="column">
-                  <wp:posOffset>3467100</wp:posOffset>
-                </wp:positionH>
-                <wp:positionV relativeFrom="paragraph">
-                  <wp:posOffset>1358265</wp:posOffset>
-                </wp:positionV>
-                <wp:extent cx="397505" cy="149860"/>
-                <wp:effectExtent l="38100" t="38100" r="3175" b="40640"/>
-                <wp:wrapNone/>
-                <wp:docPr id="1603710800" name="Ink 567"/>
-                <wp:cNvGraphicFramePr/>
-                <a:graphic xmlns:a="http://schemas.openxmlformats.org/drawingml/2006/main">
-                  <a:graphicData uri="http://schemas.microsoft.com/office/word/2010/wordprocessingInk">
-                    <w14:contentPart bwMode="auto" r:id="rId124">
-                      <w14:nvContentPartPr>
-                        <w14:cNvContentPartPr/>
-                      </w14:nvContentPartPr>
-                      <w14:xfrm>
-                        <a:off x="0" y="0"/>
-                        <a:ext cx="397505" cy="149860"/>
-                      </w14:xfrm>
-                    </w14:contentPart>
-                  </a:graphicData>
-                </a:graphic>
-              </wp:anchor>
-            </w:drawing>
-          </mc:Choice>
-          <mc:Fallback>
-            <w:pict>
-              <v:shape w14:anchorId="404FB3FA" id="Ink 567" o:spid="_x0000_s1026" type="#_x0000_t75" style="position:absolute;margin-left:272.5pt;margin-top:106.45pt;width:32.3pt;height:12.75pt;z-index:252236800;visibility:visible;mso-wrap-style:square;mso-wrap-distance-left:9pt;mso-wrap-distance-top:0;mso-wrap-distance-right:9pt;mso-wrap-distance-bottom:0;mso-position-horizontal:absolute;mso-position-horizontal-relative:text;mso-position-vertical:absolute;mso-position-vertical-relative:text" o:gfxdata="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">
-                <v:imagedata r:id="rId125" o:title=""/>
-              </v:shape>
-            </w:pict>
-          </mc:Fallback>
-        </mc:AlternateContent>
-      </w:r>
-      <w:r>
-        <w:rPr>
-          <w:noProof/>
-        </w:rPr>
-        <mc:AlternateContent>
-          <mc:Choice Requires="wpi">
-            <w:drawing>
-              <wp:anchor distT="0" distB="0" distL="114300" distR="114300" simplePos="0" relativeHeight="252226560" behindDoc="0" locked="0" layoutInCell="1" allowOverlap="1" wp14:anchorId="3215F96F" wp14:editId="732660EB">
-                <wp:simplePos x="0" y="0"/>
-                <wp:positionH relativeFrom="column">
-                  <wp:posOffset>4093319</wp:posOffset>
-                </wp:positionH>
-                <wp:positionV relativeFrom="paragraph">
-                  <wp:posOffset>1861296</wp:posOffset>
-                </wp:positionV>
-                <wp:extent cx="518400" cy="28080"/>
-                <wp:effectExtent l="38100" t="38100" r="34290" b="48260"/>
-                <wp:wrapNone/>
-                <wp:docPr id="1836668028" name="Ink 557"/>
-                <wp:cNvGraphicFramePr/>
-                <a:graphic xmlns:a="http://schemas.openxmlformats.org/drawingml/2006/main">
-                  <a:graphicData uri="http://schemas.microsoft.com/office/word/2010/wordprocessingInk">
-                    <w14:contentPart bwMode="auto" r:id="rId126">
-                      <w14:nvContentPartPr>
-                        <w14:cNvContentPartPr/>
-                      </w14:nvContentPartPr>
-                      <w14:xfrm>
-                        <a:off x="0" y="0"/>
-                        <a:ext cx="518400" cy="28080"/>
-                      </w14:xfrm>
-                    </w14:contentPart>
-                  </a:graphicData>
-                </a:graphic>
-              </wp:anchor>
-            </w:drawing>
-          </mc:Choice>
-          <mc:Fallback>
-            <w:pict>
-              <v:shape w14:anchorId="7A80A5C2" id="Ink 557" o:spid="_x0000_s1026" type="#_x0000_t75" style="position:absolute;margin-left:321.8pt;margin-top:146.05pt;width:41.8pt;height:3.15pt;z-index:252226560;visibility:visible;mso-wrap-style:square;mso-wrap-distance-left:9pt;mso-wrap-distance-top:0;mso-wrap-distance-right:9pt;mso-wrap-distance-bottom:0;mso-position-horizontal:absolute;mso-position-horizontal-relative:text;mso-position-vertical:absolute;mso-position-vertical-relative:text" o:gfxdata="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">
-                <v:imagedata r:id="rId127" o:title=""/>
-              </v:shape>
-            </w:pict>
-          </mc:Fallback>
-        </mc:AlternateContent>
-      </w:r>
-      <w:r>
-        <w:rPr>
-          <w:noProof/>
-        </w:rPr>
-        <mc:AlternateContent>
-          <mc:Choice Requires="wpi">
-            <w:drawing>
-              <wp:anchor distT="0" distB="0" distL="114300" distR="114300" simplePos="0" relativeHeight="252222464" behindDoc="0" locked="0" layoutInCell="1" allowOverlap="1" wp14:anchorId="123E2AB2" wp14:editId="669BA966">
-                <wp:simplePos x="0" y="0"/>
-                <wp:positionH relativeFrom="column">
-                  <wp:posOffset>2993519</wp:posOffset>
-                </wp:positionH>
-                <wp:positionV relativeFrom="paragraph">
-                  <wp:posOffset>1885776</wp:posOffset>
-                </wp:positionV>
-                <wp:extent cx="174240" cy="101880"/>
-                <wp:effectExtent l="38100" t="38100" r="0" b="50800"/>
-                <wp:wrapNone/>
-                <wp:docPr id="328900058" name="Ink 553"/>
-                <wp:cNvGraphicFramePr/>
-                <a:graphic xmlns:a="http://schemas.openxmlformats.org/drawingml/2006/main">
-                  <a:graphicData uri="http://schemas.microsoft.com/office/word/2010/wordprocessingInk">
-                    <w14:contentPart bwMode="auto" r:id="rId128">
-                      <w14:nvContentPartPr>
-                        <w14:cNvContentPartPr/>
-                      </w14:nvContentPartPr>
-                      <w14:xfrm>
-                        <a:off x="0" y="0"/>
-                        <a:ext cx="174240" cy="101880"/>
-                      </w14:xfrm>
-                    </w14:contentPart>
-                  </a:graphicData>
-                </a:graphic>
-              </wp:anchor>
-            </w:drawing>
-          </mc:Choice>
-          <mc:Fallback>
-            <w:pict>
-              <v:shape w14:anchorId="58544703" id="Ink 553" o:spid="_x0000_s1026" type="#_x0000_t75" style="position:absolute;margin-left:235.2pt;margin-top:148pt;width:14.7pt;height:9pt;z-index:252222464;visibility:visible;mso-wrap-style:square;mso-wrap-distance-left:9pt;mso-wrap-distance-top:0;mso-wrap-distance-right:9pt;mso-wrap-distance-bottom:0;mso-position-horizontal:absolute;mso-position-horizontal-relative:text;mso-position-vertical:absolute;mso-position-vertical-relative:text" o:gfxdata="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">
-                <v:imagedata r:id="rId129" o:title=""/>
-              </v:shape>
-            </w:pict>
-          </mc:Fallback>
-        </mc:AlternateContent>
-      </w:r>
-      <w:r>
-        <w:rPr>
-          <w:noProof/>
-        </w:rPr>
-        <mc:AlternateContent>
-          <mc:Choice Requires="wpi">
-            <w:drawing>
-              <wp:anchor distT="0" distB="0" distL="114300" distR="114300" simplePos="0" relativeHeight="252221440" behindDoc="0" locked="0" layoutInCell="1" allowOverlap="1" wp14:anchorId="5732B988" wp14:editId="06BA1FF8">
-                <wp:simplePos x="0" y="0"/>
-                <wp:positionH relativeFrom="column">
-                  <wp:posOffset>4213559</wp:posOffset>
-                </wp:positionH>
-                <wp:positionV relativeFrom="paragraph">
-                  <wp:posOffset>1409856</wp:posOffset>
-                </wp:positionV>
-                <wp:extent cx="229680" cy="21960"/>
-                <wp:effectExtent l="38100" t="38100" r="37465" b="35560"/>
-                <wp:wrapNone/>
-                <wp:docPr id="157371778" name="Ink 552"/>
-                <wp:cNvGraphicFramePr/>
-                <a:graphic xmlns:a="http://schemas.openxmlformats.org/drawingml/2006/main">
-                  <a:graphicData uri="http://schemas.microsoft.com/office/word/2010/wordprocessingInk">
-                    <w14:contentPart bwMode="auto" r:id="rId130">
-                      <w14:nvContentPartPr>
-                        <w14:cNvContentPartPr/>
-                      </w14:nvContentPartPr>
-                      <w14:xfrm>
-                        <a:off x="0" y="0"/>
-                        <a:ext cx="229680" cy="21960"/>
-                      </w14:xfrm>
-                    </w14:contentPart>
-                  </a:graphicData>
-                </a:graphic>
-              </wp:anchor>
-            </w:drawing>
-          </mc:Choice>
-          <mc:Fallback>
-            <w:pict>
-              <v:shape w14:anchorId="565AD056" id="Ink 552" o:spid="_x0000_s1026" type="#_x0000_t75" style="position:absolute;margin-left:331.3pt;margin-top:110.5pt;width:19.1pt;height:2.75pt;z-index:252221440;visibility:visible;mso-wrap-style:square;mso-wrap-distance-left:9pt;mso-wrap-distance-top:0;mso-wrap-distance-right:9pt;mso-wrap-distance-bottom:0;mso-position-horizontal:absolute;mso-position-horizontal-relative:text;mso-position-vertical:absolute;mso-position-vertical-relative:text" o:gfxdata="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">
-                <v:imagedata r:id="rId131" o:title=""/>
-              </v:shape>
-            </w:pict>
-          </mc:Fallback>
-        </mc:AlternateContent>
-      </w:r>
-      <w:r>
-        <w:rPr>
-          <w:noProof/>
-        </w:rPr>
-        <mc:AlternateContent>
-          <mc:Choice Requires="wpi">
-            <w:drawing>
-              <wp:anchor distT="0" distB="0" distL="114300" distR="114300" simplePos="0" relativeHeight="252216320" behindDoc="0" locked="0" layoutInCell="1" allowOverlap="1" wp14:anchorId="33221EFC" wp14:editId="5A821678">
-                <wp:simplePos x="0" y="0"/>
-                <wp:positionH relativeFrom="column">
-                  <wp:posOffset>2980055</wp:posOffset>
-                </wp:positionH>
-                <wp:positionV relativeFrom="paragraph">
-                  <wp:posOffset>1420495</wp:posOffset>
-                </wp:positionV>
-                <wp:extent cx="228525" cy="111960"/>
-                <wp:effectExtent l="38100" t="38100" r="635" b="40640"/>
-                <wp:wrapNone/>
-                <wp:docPr id="245787856" name="Ink 547"/>
-                <wp:cNvGraphicFramePr/>
-                <a:graphic xmlns:a="http://schemas.openxmlformats.org/drawingml/2006/main">
-                  <a:graphicData uri="http://schemas.microsoft.com/office/word/2010/wordprocessingInk">
-                    <w14:contentPart bwMode="auto" r:id="rId132">
-                      <w14:nvContentPartPr>
-                        <w14:cNvContentPartPr/>
-                      </w14:nvContentPartPr>
-                      <w14:xfrm>
-                        <a:off x="0" y="0"/>
-                        <a:ext cx="228525" cy="111960"/>
-                      </w14:xfrm>
-                    </w14:contentPart>
-                  </a:graphicData>
-                </a:graphic>
-              </wp:anchor>
-            </w:drawing>
-          </mc:Choice>
-          <mc:Fallback>
-            <w:pict>
-              <v:shape w14:anchorId="72D83830" id="Ink 547" o:spid="_x0000_s1026" type="#_x0000_t75" style="position:absolute;margin-left:234.15pt;margin-top:111.35pt;width:19pt;height:9.8pt;z-index:252216320;visibility:visible;mso-wrap-style:square;mso-wrap-distance-left:9pt;mso-wrap-distance-top:0;mso-wrap-distance-right:9pt;mso-wrap-distance-bottom:0;mso-position-horizontal:absolute;mso-position-horizontal-relative:text;mso-position-vertical:absolute;mso-position-vertical-relative:text" o:gfxdata="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">
-                <v:imagedata r:id="rId133" o:title=""/>
-              </v:shape>
-            </w:pict>
-          </mc:Fallback>
-        </mc:AlternateContent>
-      </w:r>
-      <w:r>
-        <w:rPr>
-          <w:noProof/>
-        </w:rPr>
-        <mc:AlternateContent>
-          <mc:Choice Requires="wpi">
-            <w:drawing>
-              <wp:anchor distT="0" distB="0" distL="114300" distR="114300" simplePos="0" relativeHeight="252213248" behindDoc="0" locked="0" layoutInCell="1" allowOverlap="1" wp14:anchorId="15F9A4F4" wp14:editId="651B6B5A">
-                <wp:simplePos x="0" y="0"/>
-                <wp:positionH relativeFrom="column">
-                  <wp:posOffset>3425825</wp:posOffset>
-                </wp:positionH>
-                <wp:positionV relativeFrom="paragraph">
-                  <wp:posOffset>916940</wp:posOffset>
-                </wp:positionV>
-                <wp:extent cx="1875765" cy="232760"/>
-                <wp:effectExtent l="38100" t="38100" r="0" b="34290"/>
-                <wp:wrapNone/>
-                <wp:docPr id="1872575476" name="Ink 544"/>
-                <wp:cNvGraphicFramePr/>
-                <a:graphic xmlns:a="http://schemas.openxmlformats.org/drawingml/2006/main">
-                  <a:graphicData uri="http://schemas.microsoft.com/office/word/2010/wordprocessingInk">
-                    <w14:contentPart bwMode="auto" r:id="rId134">
-                      <w14:nvContentPartPr>
-                        <w14:cNvContentPartPr/>
-                      </w14:nvContentPartPr>
-                      <w14:xfrm>
-                        <a:off x="0" y="0"/>
-                        <a:ext cx="1875765" cy="232760"/>
-                      </w14:xfrm>
-                    </w14:contentPart>
-                  </a:graphicData>
-                </a:graphic>
-              </wp:anchor>
-            </w:drawing>
-          </mc:Choice>
-          <mc:Fallback>
-            <w:pict>
-              <v:shape w14:anchorId="36E008E1" id="Ink 544" o:spid="_x0000_s1026" type="#_x0000_t75" style="position:absolute;margin-left:269.25pt;margin-top:71.7pt;width:148.7pt;height:19.35pt;z-index:252213248;visibility:visible;mso-wrap-style:square;mso-wrap-distance-left:9pt;mso-wrap-distance-top:0;mso-wrap-distance-right:9pt;mso-wrap-distance-bottom:0;mso-position-horizontal:absolute;mso-position-horizontal-relative:text;mso-position-vertical:absolute;mso-position-vertical-relative:text" o:gfxdata="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">
-                <v:imagedata r:id="rId135" o:title=""/>
-              </v:shape>
-            </w:pict>
-          </mc:Fallback>
-        </mc:AlternateContent>
-      </w:r>
-      <w:r>
-        <w:rPr>
-          <w:noProof/>
-        </w:rPr>
-        <mc:AlternateContent>
-          <mc:Choice Requires="wpi">
-            <w:drawing>
-              <wp:anchor distT="0" distB="0" distL="114300" distR="114300" simplePos="0" relativeHeight="252195840" behindDoc="0" locked="0" layoutInCell="1" allowOverlap="1" wp14:anchorId="19DBA5E0" wp14:editId="082FBB9A">
-                <wp:simplePos x="0" y="0"/>
-                <wp:positionH relativeFrom="column">
-                  <wp:posOffset>3028315</wp:posOffset>
-                </wp:positionH>
-                <wp:positionV relativeFrom="paragraph">
-                  <wp:posOffset>1021715</wp:posOffset>
-                </wp:positionV>
-                <wp:extent cx="173065" cy="114120"/>
-                <wp:effectExtent l="38100" t="38100" r="17780" b="38735"/>
-                <wp:wrapNone/>
-                <wp:docPr id="1290514662" name="Ink 527"/>
-                <wp:cNvGraphicFramePr/>
-                <a:graphic xmlns:a="http://schemas.openxmlformats.org/drawingml/2006/main">
-                  <a:graphicData uri="http://schemas.microsoft.com/office/word/2010/wordprocessingInk">
-                    <w14:contentPart bwMode="auto" r:id="rId136">
-                      <w14:nvContentPartPr>
-                        <w14:cNvContentPartPr/>
-                      </w14:nvContentPartPr>
-                      <w14:xfrm>
-                        <a:off x="0" y="0"/>
-                        <a:ext cx="173065" cy="114120"/>
-                      </w14:xfrm>
-                    </w14:contentPart>
-                  </a:graphicData>
-                </a:graphic>
-              </wp:anchor>
-            </w:drawing>
-          </mc:Choice>
-          <mc:Fallback>
-            <w:pict>
-              <v:shape w14:anchorId="342730A6" id="Ink 527" o:spid="_x0000_s1026" type="#_x0000_t75" style="position:absolute;margin-left:237.95pt;margin-top:79.95pt;width:14.65pt;height:10pt;z-index:252195840;visibility:visible;mso-wrap-style:square;mso-wrap-distance-left:9pt;mso-wrap-distance-top:0;mso-wrap-distance-right:9pt;mso-wrap-distance-bottom:0;mso-position-horizontal:absolute;mso-position-horizontal-relative:text;mso-position-vertical:absolute;mso-position-vertical-relative:text" o:gfxdata="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">
-                <v:imagedata r:id="rId137" o:title=""/>
-              </v:shape>
-            </w:pict>
-          </mc:Fallback>
-        </mc:AlternateContent>
-      </w:r>
-      <w:r>
-        <w:rPr>
-          <w:noProof/>
-        </w:rPr>
-        <mc:AlternateContent>
-          <mc:Choice Requires="wpi">
-            <w:drawing>
-              <wp:anchor distT="0" distB="0" distL="114300" distR="114300" simplePos="0" relativeHeight="252191744" behindDoc="0" locked="0" layoutInCell="1" allowOverlap="1" wp14:anchorId="5FAE3D64" wp14:editId="5ABC0144">
-                <wp:simplePos x="0" y="0"/>
-                <wp:positionH relativeFrom="column">
-                  <wp:posOffset>5734050</wp:posOffset>
-                </wp:positionH>
-                <wp:positionV relativeFrom="paragraph">
-                  <wp:posOffset>83820</wp:posOffset>
-                </wp:positionV>
-                <wp:extent cx="780200" cy="357580"/>
-                <wp:effectExtent l="38100" t="38100" r="20320" b="42545"/>
-                <wp:wrapNone/>
-                <wp:docPr id="934274711" name="Ink 523"/>
-                <wp:cNvGraphicFramePr/>
-                <a:graphic xmlns:a="http://schemas.openxmlformats.org/drawingml/2006/main">
-                  <a:graphicData uri="http://schemas.microsoft.com/office/word/2010/wordprocessingInk">
-                    <w14:contentPart bwMode="auto" r:id="rId138">
-                      <w14:nvContentPartPr>
-                        <w14:cNvContentPartPr/>
-                      </w14:nvContentPartPr>
-                      <w14:xfrm>
-                        <a:off x="0" y="0"/>
-                        <a:ext cx="780200" cy="357580"/>
-                      </w14:xfrm>
-                    </w14:contentPart>
-                  </a:graphicData>
-                </a:graphic>
-              </wp:anchor>
-            </w:drawing>
-          </mc:Choice>
-          <mc:Fallback>
-            <w:pict>
-              <v:shape w14:anchorId="558DBA1C" id="Ink 523" o:spid="_x0000_s1026" type="#_x0000_t75" style="position:absolute;margin-left:451pt;margin-top:6.1pt;width:62.45pt;height:29.1pt;z-index:252191744;visibility:visible;mso-wrap-style:square;mso-wrap-distance-left:9pt;mso-wrap-distance-top:0;mso-wrap-distance-right:9pt;mso-wrap-distance-bottom:0;mso-position-horizontal:absolute;mso-position-horizontal-relative:text;mso-position-vertical:absolute;mso-position-vertical-relative:text" o:gfxdata="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">
-                <v:imagedata r:id="rId139" o:title=""/>
-              </v:shape>
-            </w:pict>
-          </mc:Fallback>
-        </mc:AlternateContent>
-      </w:r>
-      <w:r>
-        <w:rPr>
-          <w:noProof/>
-        </w:rPr>
-        <mc:AlternateContent>
-          <mc:Choice Requires="wpi">
-            <w:drawing>
-              <wp:anchor distT="0" distB="0" distL="114300" distR="114300" simplePos="0" relativeHeight="252192768" behindDoc="0" locked="0" layoutInCell="1" allowOverlap="1" wp14:anchorId="6AD3D803" wp14:editId="798976AD">
-                <wp:simplePos x="0" y="0"/>
-                <wp:positionH relativeFrom="column">
-                  <wp:posOffset>4665980</wp:posOffset>
-                </wp:positionH>
-                <wp:positionV relativeFrom="paragraph">
-                  <wp:posOffset>83820</wp:posOffset>
-                </wp:positionV>
-                <wp:extent cx="1848270" cy="382925"/>
-                <wp:effectExtent l="38100" t="38100" r="19050" b="36195"/>
-                <wp:wrapNone/>
-                <wp:docPr id="1383110613" name="Ink 524"/>
-                <wp:cNvGraphicFramePr/>
-                <a:graphic xmlns:a="http://schemas.openxmlformats.org/drawingml/2006/main">
-                  <a:graphicData uri="http://schemas.microsoft.com/office/word/2010/wordprocessingInk">
-                    <w14:contentPart bwMode="auto" r:id="rId140">
-                      <w14:nvContentPartPr>
-                        <w14:cNvContentPartPr/>
-                      </w14:nvContentPartPr>
-                      <w14:xfrm>
-                        <a:off x="0" y="0"/>
-                        <a:ext cx="1848270" cy="382925"/>
-                      </w14:xfrm>
-                    </w14:contentPart>
-                  </a:graphicData>
-                </a:graphic>
-              </wp:anchor>
-            </w:drawing>
-          </mc:Choice>
-          <mc:Fallback>
-            <w:pict>
-              <v:shape w14:anchorId="67CC7756" id="Ink 524" o:spid="_x0000_s1026" type="#_x0000_t75" style="position:absolute;margin-left:366.9pt;margin-top:6.1pt;width:146.55pt;height:31.1pt;z-index:252192768;visibility:visible;mso-wrap-style:square;mso-wrap-distance-left:9pt;mso-wrap-distance-top:0;mso-wrap-distance-right:9pt;mso-wrap-distance-bottom:0;mso-position-horizontal:absolute;mso-position-horizontal-relative:text;mso-position-vertical:absolute;mso-position-vertical-relative:text" o:gfxdata="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">
-                <v:imagedata r:id="rId141" o:title=""/>
-              </v:shape>
-            </w:pict>
-          </mc:Fallback>
-        </mc:AlternateContent>
-      </w:r>
-      <w:r>
-        <w:rPr>
-          <w:noProof/>
-        </w:rPr>
-        <mc:AlternateContent>
-          <mc:Choice Requires="wpi">
-            <w:drawing>
-              <wp:anchor distT="0" distB="0" distL="114300" distR="114300" simplePos="0" relativeHeight="252180480" behindDoc="0" locked="0" layoutInCell="1" allowOverlap="1" wp14:anchorId="29D1A216" wp14:editId="177F1694">
-                <wp:simplePos x="0" y="0"/>
-                <wp:positionH relativeFrom="column">
-                  <wp:posOffset>4047239</wp:posOffset>
-                </wp:positionH>
-                <wp:positionV relativeFrom="paragraph">
-                  <wp:posOffset>320496</wp:posOffset>
-                </wp:positionV>
-                <wp:extent cx="272520" cy="327600"/>
-                <wp:effectExtent l="38100" t="38100" r="13335" b="34925"/>
-                <wp:wrapNone/>
-                <wp:docPr id="1319222067" name="Ink 512"/>
-                <wp:cNvGraphicFramePr/>
-                <a:graphic xmlns:a="http://schemas.openxmlformats.org/drawingml/2006/main">
-                  <a:graphicData uri="http://schemas.microsoft.com/office/word/2010/wordprocessingInk">
-                    <w14:contentPart bwMode="auto" r:id="rId142">
-                      <w14:nvContentPartPr>
-                        <w14:cNvContentPartPr/>
-                      </w14:nvContentPartPr>
-                      <w14:xfrm>
-                        <a:off x="0" y="0"/>
-                        <a:ext cx="272520" cy="327600"/>
-                      </w14:xfrm>
-                    </w14:contentPart>
-                  </a:graphicData>
-                </a:graphic>
-              </wp:anchor>
-            </w:drawing>
-          </mc:Choice>
-          <mc:Fallback>
-            <w:pict>
-              <v:shape w14:anchorId="1F258031" id="Ink 512" o:spid="_x0000_s1026" type="#_x0000_t75" style="position:absolute;margin-left:318.2pt;margin-top:24.75pt;width:22.4pt;height:26.8pt;z-index:252180480;visibility:visible;mso-wrap-style:square;mso-wrap-distance-left:9pt;mso-wrap-distance-top:0;mso-wrap-distance-right:9pt;mso-wrap-distance-bottom:0;mso-position-horizontal:absolute;mso-position-horizontal-relative:text;mso-position-vertical:absolute;mso-position-vertical-relative:text" o:gfxdata="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">
-                <v:imagedata r:id="rId143" o:title=""/>
-              </v:shape>
-            </w:pict>
-          </mc:Fallback>
-        </mc:AlternateContent>
-      </w:r>
-      <w:r>
-        <w:rPr>
-          <w:noProof/>
-        </w:rPr>
-        <mc:AlternateContent>
-          <mc:Choice Requires="wpi">
-            <w:drawing>
-              <wp:anchor distT="0" distB="0" distL="114300" distR="114300" simplePos="0" relativeHeight="252179456" behindDoc="0" locked="0" layoutInCell="1" allowOverlap="1" wp14:anchorId="32F1F460" wp14:editId="092D4CA2">
-                <wp:simplePos x="0" y="0"/>
-                <wp:positionH relativeFrom="column">
-                  <wp:posOffset>3217439</wp:posOffset>
-                </wp:positionH>
-                <wp:positionV relativeFrom="paragraph">
-                  <wp:posOffset>363696</wp:posOffset>
-                </wp:positionV>
-                <wp:extent cx="393840" cy="186840"/>
-                <wp:effectExtent l="38100" t="38100" r="6350" b="41910"/>
-                <wp:wrapNone/>
-                <wp:docPr id="696583163" name="Ink 511"/>
-                <wp:cNvGraphicFramePr/>
-                <a:graphic xmlns:a="http://schemas.openxmlformats.org/drawingml/2006/main">
-                  <a:graphicData uri="http://schemas.microsoft.com/office/word/2010/wordprocessingInk">
-                    <w14:contentPart bwMode="auto" r:id="rId144">
-                      <w14:nvContentPartPr>
-                        <w14:cNvContentPartPr/>
-                      </w14:nvContentPartPr>
-                      <w14:xfrm>
-                        <a:off x="0" y="0"/>
-                        <a:ext cx="393840" cy="186840"/>
-                      </w14:xfrm>
-                    </w14:contentPart>
-                  </a:graphicData>
-                </a:graphic>
-              </wp:anchor>
-            </w:drawing>
-          </mc:Choice>
-          <mc:Fallback>
-            <w:pict>
-              <v:shape w14:anchorId="057E61ED" id="Ink 511" o:spid="_x0000_s1026" type="#_x0000_t75" style="position:absolute;margin-left:252.85pt;margin-top:28.15pt;width:31.95pt;height:15.7pt;z-index:252179456;visibility:visible;mso-wrap-style:square;mso-wrap-distance-left:9pt;mso-wrap-distance-top:0;mso-wrap-distance-right:9pt;mso-wrap-distance-bottom:0;mso-position-horizontal:absolute;mso-position-horizontal-relative:text;mso-position-vertical:absolute;mso-position-vertical-relative:text" o:gfxdata="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">
-                <v:imagedata r:id="rId145" o:title=""/>
-              </v:shape>
-            </w:pict>
-          </mc:Fallback>
-        </mc:AlternateContent>
-      </w:r>
-      <w:r>
-        <w:rPr>
-          <w:noProof/>
-        </w:rPr>
-        <mc:AlternateContent>
-          <mc:Choice Requires="wpi">
-            <w:drawing>
-              <wp:anchor distT="0" distB="0" distL="114300" distR="114300" simplePos="0" relativeHeight="252178432" behindDoc="0" locked="0" layoutInCell="1" allowOverlap="1" wp14:anchorId="12623CDE" wp14:editId="63EAC50F">
-                <wp:simplePos x="0" y="0"/>
-                <wp:positionH relativeFrom="column">
-                  <wp:posOffset>3386455</wp:posOffset>
-                </wp:positionH>
-                <wp:positionV relativeFrom="paragraph">
-                  <wp:posOffset>-389890</wp:posOffset>
-                </wp:positionV>
-                <wp:extent cx="1243435" cy="472415"/>
-                <wp:effectExtent l="38100" t="38100" r="0" b="42545"/>
-                <wp:wrapNone/>
-                <wp:docPr id="1826684611" name="Ink 510"/>
-                <wp:cNvGraphicFramePr/>
-                <a:graphic xmlns:a="http://schemas.openxmlformats.org/drawingml/2006/main">
-                  <a:graphicData uri="http://schemas.microsoft.com/office/word/2010/wordprocessingInk">
-                    <w14:contentPart bwMode="auto" r:id="rId146">
-                      <w14:nvContentPartPr>
-                        <w14:cNvContentPartPr/>
-                      </w14:nvContentPartPr>
-                      <w14:xfrm>
-                        <a:off x="0" y="0"/>
-                        <a:ext cx="1243435" cy="472415"/>
-                      </w14:xfrm>
-                    </w14:contentPart>
-                  </a:graphicData>
-                </a:graphic>
-              </wp:anchor>
-            </w:drawing>
-          </mc:Choice>
-          <mc:Fallback>
-            <w:pict>
-              <v:shape w14:anchorId="5CD9BE1A" id="Ink 510" o:spid="_x0000_s1026" type="#_x0000_t75" style="position:absolute;margin-left:266.15pt;margin-top:-31.2pt;width:98.85pt;height:38.2pt;z-index:252178432;visibility:visible;mso-wrap-style:square;mso-wrap-distance-left:9pt;mso-wrap-distance-top:0;mso-wrap-distance-right:9pt;mso-wrap-distance-bottom:0;mso-position-horizontal:absolute;mso-position-horizontal-relative:text;mso-position-vertical:absolute;mso-position-vertical-relative:text" o:gfxdata="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">
-                <v:imagedata r:id="rId147" o:title=""/>
-              </v:shape>
-            </w:pict>
-          </mc:Fallback>
-        </mc:AlternateContent>
-      </w:r>
-      <w:r>
-        <w:rPr>
-          <w:noProof/>
-        </w:rPr>
-        <mc:AlternateContent>
-          <mc:Choice Requires="wpi">
-            <w:drawing>
-              <wp:anchor distT="0" distB="0" distL="114300" distR="114300" simplePos="0" relativeHeight="252163072" behindDoc="0" locked="0" layoutInCell="1" allowOverlap="1" wp14:anchorId="52A5D60D" wp14:editId="2733342C">
-                <wp:simplePos x="0" y="0"/>
-                <wp:positionH relativeFrom="column">
-                  <wp:posOffset>2586355</wp:posOffset>
-                </wp:positionH>
-                <wp:positionV relativeFrom="paragraph">
-                  <wp:posOffset>-755015</wp:posOffset>
-                </wp:positionV>
-                <wp:extent cx="1043925" cy="408535"/>
-                <wp:effectExtent l="38100" t="38100" r="42545" b="48895"/>
-                <wp:wrapNone/>
-                <wp:docPr id="1846879426" name="Ink 495"/>
-                <wp:cNvGraphicFramePr/>
-                <a:graphic xmlns:a="http://schemas.openxmlformats.org/drawingml/2006/main">
-                  <a:graphicData uri="http://schemas.microsoft.com/office/word/2010/wordprocessingInk">
-                    <w14:contentPart bwMode="auto" r:id="rId148">
-                      <w14:nvContentPartPr>
-                        <w14:cNvContentPartPr/>
-                      </w14:nvContentPartPr>
-                      <w14:xfrm>
-                        <a:off x="0" y="0"/>
-                        <a:ext cx="1043925" cy="408535"/>
-                      </w14:xfrm>
-                    </w14:contentPart>
-                  </a:graphicData>
-                </a:graphic>
-              </wp:anchor>
-            </w:drawing>
-          </mc:Choice>
-          <mc:Fallback>
-            <w:pict>
-              <v:shape w14:anchorId="0AD56A0E" id="Ink 495" o:spid="_x0000_s1026" type="#_x0000_t75" style="position:absolute;margin-left:203.15pt;margin-top:-59.95pt;width:83.2pt;height:33.15pt;z-index:252163072;visibility:visible;mso-wrap-style:square;mso-wrap-distance-left:9pt;mso-wrap-distance-top:0;mso-wrap-distance-right:9pt;mso-wrap-distance-bottom:0;mso-position-horizontal:absolute;mso-position-horizontal-relative:text;mso-position-vertical:absolute;mso-position-vertical-relative:text" o:gfxdata="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">
-                <v:imagedata r:id="rId149" o:title=""/>
-              </v:shape>
-            </w:pict>
-          </mc:Fallback>
-        </mc:AlternateContent>
-      </w:r>
-      <w:r>
-        <w:rPr>
-          <w:noProof/>
-        </w:rPr>
-        <mc:AlternateContent>
-          <mc:Choice Requires="wpi">
-            <w:drawing>
-              <wp:anchor distT="0" distB="0" distL="114300" distR="114300" simplePos="0" relativeHeight="252150784" behindDoc="0" locked="0" layoutInCell="1" allowOverlap="1" wp14:anchorId="32160980" wp14:editId="5C0980CE">
-                <wp:simplePos x="0" y="0"/>
-                <wp:positionH relativeFrom="column">
-                  <wp:posOffset>2207639</wp:posOffset>
-                </wp:positionH>
-                <wp:positionV relativeFrom="paragraph">
-                  <wp:posOffset>-815304</wp:posOffset>
-                </wp:positionV>
-                <wp:extent cx="90720" cy="2830680"/>
-                <wp:effectExtent l="38100" t="38100" r="43180" b="46355"/>
-                <wp:wrapNone/>
-                <wp:docPr id="12242972" name="Ink 483"/>
-                <wp:cNvGraphicFramePr/>
-                <a:graphic xmlns:a="http://schemas.openxmlformats.org/drawingml/2006/main">
-                  <a:graphicData uri="http://schemas.microsoft.com/office/word/2010/wordprocessingInk">
-                    <w14:contentPart bwMode="auto" r:id="rId150">
-                      <w14:nvContentPartPr>
-                        <w14:cNvContentPartPr/>
-                      </w14:nvContentPartPr>
-                      <w14:xfrm>
-                        <a:off x="0" y="0"/>
-                        <a:ext cx="90720" cy="2830680"/>
-                      </w14:xfrm>
-                    </w14:contentPart>
-                  </a:graphicData>
-                </a:graphic>
-              </wp:anchor>
-            </w:drawing>
-          </mc:Choice>
-          <mc:Fallback>
-            <w:pict>
-              <v:shape w14:anchorId="2E4A93A9" id="Ink 483" o:spid="_x0000_s1026" type="#_x0000_t75" style="position:absolute;margin-left:173.35pt;margin-top:-64.7pt;width:8.15pt;height:223.9pt;z-index:252150784;visibility:visible;mso-wrap-style:square;mso-wrap-distance-left:9pt;mso-wrap-distance-top:0;mso-wrap-distance-right:9pt;mso-wrap-distance-bottom:0;mso-position-horizontal:absolute;mso-position-horizontal-relative:text;mso-position-vertical:absolute;mso-position-vertical-relative:text" o:gfxdata="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">
-                <v:imagedata r:id="rId151" o:title=""/>
-              </v:shape>
-            </w:pict>
-          </mc:Fallback>
-        </mc:AlternateContent>
-      </w:r>
-      <w:r>
-        <w:rPr>
-          <w:noProof/>
-        </w:rPr>
-        <mc:AlternateContent>
-          <mc:Choice Requires="wpi">
-            <w:drawing>
-              <wp:anchor distT="0" distB="0" distL="114300" distR="114300" simplePos="0" relativeHeight="252148736" behindDoc="0" locked="0" layoutInCell="1" allowOverlap="1" wp14:anchorId="619D573F" wp14:editId="3EBE1F9B">
-                <wp:simplePos x="0" y="0"/>
-                <wp:positionH relativeFrom="column">
-                  <wp:posOffset>-364490</wp:posOffset>
-                </wp:positionH>
-                <wp:positionV relativeFrom="paragraph">
-                  <wp:posOffset>1172845</wp:posOffset>
-                </wp:positionV>
-                <wp:extent cx="808800" cy="306070"/>
-                <wp:effectExtent l="38100" t="38100" r="10795" b="36830"/>
-                <wp:wrapNone/>
-                <wp:docPr id="741242100" name="Ink 481"/>
-                <wp:cNvGraphicFramePr/>
-                <a:graphic xmlns:a="http://schemas.openxmlformats.org/drawingml/2006/main">
-                  <a:graphicData uri="http://schemas.microsoft.com/office/word/2010/wordprocessingInk">
-                    <w14:contentPart bwMode="auto" r:id="rId152">
-                      <w14:nvContentPartPr>
-                        <w14:cNvContentPartPr/>
-                      </w14:nvContentPartPr>
-                      <w14:xfrm>
-                        <a:off x="0" y="0"/>
-                        <a:ext cx="808800" cy="306070"/>
-                      </w14:xfrm>
-                    </w14:contentPart>
-                  </a:graphicData>
-                </a:graphic>
-              </wp:anchor>
-            </w:drawing>
-          </mc:Choice>
-          <mc:Fallback>
-            <w:pict>
-              <v:shape w14:anchorId="78A9D0ED" id="Ink 481" o:spid="_x0000_s1026" type="#_x0000_t75" style="position:absolute;margin-left:-29.2pt;margin-top:91.85pt;width:64.7pt;height:25.05pt;z-index:252148736;visibility:visible;mso-wrap-style:square;mso-wrap-distance-left:9pt;mso-wrap-distance-top:0;mso-wrap-distance-right:9pt;mso-wrap-distance-bottom:0;mso-position-horizontal:absolute;mso-position-horizontal-relative:text;mso-position-vertical:absolute;mso-position-vertical-relative:text" o:gfxdata="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">
+              <v:shape w14:anchorId="0D669BF8" id="Ink 447" o:spid="_x0000_s1026" type="#_x0000_t75" style="position:absolute;margin-left:122.8pt;margin-top:-11.65pt;width:5.9pt;height:51.55pt;z-index:252113920;visibility:visible;mso-wrap-style:square;mso-wrap-distance-left:9pt;mso-wrap-distance-top:0;mso-wrap-distance-right:9pt;mso-wrap-distance-bottom:0;mso-position-horizontal:absolute;mso-position-horizontal-relative:text;mso-position-vertical:absolute;mso-position-vertical-relative:text" o:gfxdata="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">
                 <v:imagedata r:id="rId153" o:title=""/>
-              </v:shape>
-            </w:pict>
-          </mc:Fallback>
-        </mc:AlternateContent>
-      </w:r>
-      <w:r>
-        <w:rPr>
-          <w:noProof/>
-        </w:rPr>
-        <mc:AlternateContent>
-          <mc:Choice Requires="wpi">
-            <w:drawing>
-              <wp:anchor distT="0" distB="0" distL="114300" distR="114300" simplePos="0" relativeHeight="252149760" behindDoc="0" locked="0" layoutInCell="1" allowOverlap="1" wp14:anchorId="0972EC7F" wp14:editId="1ECF60D1">
-                <wp:simplePos x="0" y="0"/>
-                <wp:positionH relativeFrom="column">
-                  <wp:posOffset>-475615</wp:posOffset>
-                </wp:positionH>
-                <wp:positionV relativeFrom="paragraph">
-                  <wp:posOffset>787400</wp:posOffset>
-                </wp:positionV>
-                <wp:extent cx="671960" cy="150655"/>
-                <wp:effectExtent l="38100" t="38100" r="0" b="40005"/>
-                <wp:wrapNone/>
-                <wp:docPr id="85486885" name="Ink 482"/>
-                <wp:cNvGraphicFramePr/>
-                <a:graphic xmlns:a="http://schemas.openxmlformats.org/drawingml/2006/main">
-                  <a:graphicData uri="http://schemas.microsoft.com/office/word/2010/wordprocessingInk">
-                    <w14:contentPart bwMode="auto" r:id="rId154">
-                      <w14:nvContentPartPr>
-                        <w14:cNvContentPartPr/>
-                      </w14:nvContentPartPr>
-                      <w14:xfrm>
-                        <a:off x="0" y="0"/>
-                        <a:ext cx="671960" cy="150655"/>
-                      </w14:xfrm>
-                    </w14:contentPart>
-                  </a:graphicData>
-                </a:graphic>
-              </wp:anchor>
-            </w:drawing>
-          </mc:Choice>
-          <mc:Fallback>
-            <w:pict>
-              <v:shape w14:anchorId="4EDB4404" id="Ink 482" o:spid="_x0000_s1026" type="#_x0000_t75" style="position:absolute;margin-left:-37.95pt;margin-top:61.5pt;width:53.85pt;height:12.85pt;z-index:252149760;visibility:visible;mso-wrap-style:square;mso-wrap-distance-left:9pt;mso-wrap-distance-top:0;mso-wrap-distance-right:9pt;mso-wrap-distance-bottom:0;mso-position-horizontal:absolute;mso-position-horizontal-relative:text;mso-position-vertical:absolute;mso-position-vertical-relative:text" o:gfxdata="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">
-                <v:imagedata r:id="rId155" o:title=""/>
-              </v:shape>
-            </w:pict>
-          </mc:Fallback>
-        </mc:AlternateContent>
-      </w:r>
-      <w:r>
-        <w:rPr>
-          <w:noProof/>
-        </w:rPr>
-        <mc:AlternateContent>
-          <mc:Choice Requires="wpi">
-            <w:drawing>
-              <wp:anchor distT="0" distB="0" distL="114300" distR="114300" simplePos="0" relativeHeight="252138496" behindDoc="0" locked="0" layoutInCell="1" allowOverlap="1" wp14:anchorId="4387A7F8" wp14:editId="40795568">
-                <wp:simplePos x="0" y="0"/>
-                <wp:positionH relativeFrom="column">
-                  <wp:posOffset>433070</wp:posOffset>
-                </wp:positionH>
-                <wp:positionV relativeFrom="paragraph">
-                  <wp:posOffset>7620</wp:posOffset>
-                </wp:positionV>
-                <wp:extent cx="505455" cy="250190"/>
-                <wp:effectExtent l="38100" t="38100" r="47625" b="35560"/>
-                <wp:wrapNone/>
-                <wp:docPr id="232699819" name="Ink 471"/>
-                <wp:cNvGraphicFramePr/>
-                <a:graphic xmlns:a="http://schemas.openxmlformats.org/drawingml/2006/main">
-                  <a:graphicData uri="http://schemas.microsoft.com/office/word/2010/wordprocessingInk">
-                    <w14:contentPart bwMode="auto" r:id="rId156">
-                      <w14:nvContentPartPr>
-                        <w14:cNvContentPartPr/>
-                      </w14:nvContentPartPr>
-                      <w14:xfrm>
-                        <a:off x="0" y="0"/>
-                        <a:ext cx="505455" cy="250190"/>
-                      </w14:xfrm>
-                    </w14:contentPart>
-                  </a:graphicData>
-                </a:graphic>
-              </wp:anchor>
-            </w:drawing>
-          </mc:Choice>
-          <mc:Fallback>
-            <w:pict>
-              <v:shape w14:anchorId="72BA9DAD" id="Ink 471" o:spid="_x0000_s1026" type="#_x0000_t75" style="position:absolute;margin-left:33.6pt;margin-top:.1pt;width:40.8pt;height:20.65pt;z-index:252138496;visibility:visible;mso-wrap-style:square;mso-wrap-distance-left:9pt;mso-wrap-distance-top:0;mso-wrap-distance-right:9pt;mso-wrap-distance-bottom:0;mso-position-horizontal:absolute;mso-position-horizontal-relative:text;mso-position-vertical:absolute;mso-position-vertical-relative:text" o:gfxdata="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">
-                <v:imagedata r:id="rId157" o:title=""/>
-              </v:shape>
-            </w:pict>
-          </mc:Fallback>
-        </mc:AlternateContent>
-      </w:r>
-      <w:r>
-        <w:rPr>
-          <w:noProof/>
-        </w:rPr>
-        <mc:AlternateContent>
-          <mc:Choice Requires="wpi">
-            <w:drawing>
-              <wp:anchor distT="0" distB="0" distL="114300" distR="114300" simplePos="0" relativeHeight="252136448" behindDoc="0" locked="0" layoutInCell="1" allowOverlap="1" wp14:anchorId="21F57196" wp14:editId="249365A8">
-                <wp:simplePos x="0" y="0"/>
-                <wp:positionH relativeFrom="column">
-                  <wp:posOffset>-662305</wp:posOffset>
-                </wp:positionH>
-                <wp:positionV relativeFrom="paragraph">
-                  <wp:posOffset>64135</wp:posOffset>
-                </wp:positionV>
-                <wp:extent cx="421560" cy="376200"/>
-                <wp:effectExtent l="38100" t="38100" r="36195" b="43180"/>
-                <wp:wrapNone/>
-                <wp:docPr id="1521059598" name="Ink 469"/>
-                <wp:cNvGraphicFramePr/>
-                <a:graphic xmlns:a="http://schemas.openxmlformats.org/drawingml/2006/main">
-                  <a:graphicData uri="http://schemas.microsoft.com/office/word/2010/wordprocessingInk">
-                    <w14:contentPart bwMode="auto" r:id="rId158">
-                      <w14:nvContentPartPr>
-                        <w14:cNvContentPartPr/>
-                      </w14:nvContentPartPr>
-                      <w14:xfrm>
-                        <a:off x="0" y="0"/>
-                        <a:ext cx="421560" cy="376200"/>
-                      </w14:xfrm>
-                    </w14:contentPart>
-                  </a:graphicData>
-                </a:graphic>
-              </wp:anchor>
-            </w:drawing>
-          </mc:Choice>
-          <mc:Fallback>
-            <w:pict>
-              <v:shape w14:anchorId="4EDEEC83" id="Ink 469" o:spid="_x0000_s1026" type="#_x0000_t75" style="position:absolute;margin-left:-52.65pt;margin-top:4.55pt;width:34.2pt;height:30.6pt;z-index:252136448;visibility:visible;mso-wrap-style:square;mso-wrap-distance-left:9pt;mso-wrap-distance-top:0;mso-wrap-distance-right:9pt;mso-wrap-distance-bottom:0;mso-position-horizontal:absolute;mso-position-horizontal-relative:text;mso-position-vertical:absolute;mso-position-vertical-relative:text" o:gfxdata="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">
-                <v:imagedata r:id="rId159" o:title=""/>
-              </v:shape>
-            </w:pict>
-          </mc:Fallback>
-        </mc:AlternateContent>
-      </w:r>
-      <w:r>
-        <w:rPr>
-          <w:noProof/>
-        </w:rPr>
-        <mc:AlternateContent>
-          <mc:Choice Requires="wpi">
-            <w:drawing>
-              <wp:anchor distT="0" distB="0" distL="114300" distR="114300" simplePos="0" relativeHeight="252131328" behindDoc="0" locked="0" layoutInCell="1" allowOverlap="1" wp14:anchorId="58ADD26E" wp14:editId="1D9030F8">
-                <wp:simplePos x="0" y="0"/>
-                <wp:positionH relativeFrom="column">
-                  <wp:posOffset>23159</wp:posOffset>
-                </wp:positionH>
-                <wp:positionV relativeFrom="paragraph">
-                  <wp:posOffset>224736</wp:posOffset>
-                </wp:positionV>
-                <wp:extent cx="206280" cy="17280"/>
-                <wp:effectExtent l="38100" t="38100" r="41910" b="40005"/>
-                <wp:wrapNone/>
-                <wp:docPr id="1135612500" name="Ink 464"/>
-                <wp:cNvGraphicFramePr/>
-                <a:graphic xmlns:a="http://schemas.openxmlformats.org/drawingml/2006/main">
-                  <a:graphicData uri="http://schemas.microsoft.com/office/word/2010/wordprocessingInk">
-                    <w14:contentPart bwMode="auto" r:id="rId160">
-                      <w14:nvContentPartPr>
-                        <w14:cNvContentPartPr/>
-                      </w14:nvContentPartPr>
-                      <w14:xfrm>
-                        <a:off x="0" y="0"/>
-                        <a:ext cx="206280" cy="17280"/>
-                      </w14:xfrm>
-                    </w14:contentPart>
-                  </a:graphicData>
-                </a:graphic>
-              </wp:anchor>
-            </w:drawing>
-          </mc:Choice>
-          <mc:Fallback>
-            <w:pict>
-              <v:shape w14:anchorId="6882C71D" id="Ink 464" o:spid="_x0000_s1026" type="#_x0000_t75" style="position:absolute;margin-left:1.3pt;margin-top:17.2pt;width:17.25pt;height:2.3pt;z-index:252131328;visibility:visible;mso-wrap-style:square;mso-wrap-distance-left:9pt;mso-wrap-distance-top:0;mso-wrap-distance-right:9pt;mso-wrap-distance-bottom:0;mso-position-horizontal:absolute;mso-position-horizontal-relative:text;mso-position-vertical:absolute;mso-position-vertical-relative:text" o:gfxdata="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">
-                <v:imagedata r:id="rId161" o:title=""/>
-              </v:shape>
-            </w:pict>
-          </mc:Fallback>
-        </mc:AlternateContent>
-      </w:r>
-      <w:r>
-        <w:rPr>
-          <w:noProof/>
-        </w:rPr>
-        <mc:AlternateContent>
-          <mc:Choice Requires="wpi">
-            <w:drawing>
-              <wp:anchor distT="0" distB="0" distL="114300" distR="114300" simplePos="0" relativeHeight="252123136" behindDoc="0" locked="0" layoutInCell="1" allowOverlap="1" wp14:anchorId="47EA52D9" wp14:editId="084E996C">
-                <wp:simplePos x="0" y="0"/>
-                <wp:positionH relativeFrom="column">
-                  <wp:posOffset>1572260</wp:posOffset>
-                </wp:positionH>
-                <wp:positionV relativeFrom="paragraph">
-                  <wp:posOffset>-715010</wp:posOffset>
-                </wp:positionV>
-                <wp:extent cx="432360" cy="360720"/>
-                <wp:effectExtent l="38100" t="38100" r="25400" b="39370"/>
-                <wp:wrapNone/>
-                <wp:docPr id="1769061857" name="Ink 456"/>
-                <wp:cNvGraphicFramePr/>
-                <a:graphic xmlns:a="http://schemas.openxmlformats.org/drawingml/2006/main">
-                  <a:graphicData uri="http://schemas.microsoft.com/office/word/2010/wordprocessingInk">
-                    <w14:contentPart bwMode="auto" r:id="rId162">
-                      <w14:nvContentPartPr>
-                        <w14:cNvContentPartPr/>
-                      </w14:nvContentPartPr>
-                      <w14:xfrm>
-                        <a:off x="0" y="0"/>
-                        <a:ext cx="432360" cy="360720"/>
-                      </w14:xfrm>
-                    </w14:contentPart>
-                  </a:graphicData>
-                </a:graphic>
-              </wp:anchor>
-            </w:drawing>
-          </mc:Choice>
-          <mc:Fallback>
-            <w:pict>
-              <v:shape w14:anchorId="527EC478" id="Ink 456" o:spid="_x0000_s1026" type="#_x0000_t75" style="position:absolute;margin-left:123.3pt;margin-top:-56.8pt;width:35.05pt;height:29.35pt;z-index:252123136;visibility:visible;mso-wrap-style:square;mso-wrap-distance-left:9pt;mso-wrap-distance-top:0;mso-wrap-distance-right:9pt;mso-wrap-distance-bottom:0;mso-position-horizontal:absolute;mso-position-horizontal-relative:text;mso-position-vertical:absolute;mso-position-vertical-relative:text" o:gfxdata="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">
-                <v:imagedata r:id="rId163" o:title=""/>
-              </v:shape>
-            </w:pict>
-          </mc:Fallback>
-        </mc:AlternateContent>
-      </w:r>
-      <w:r>
-        <w:rPr>
-          <w:noProof/>
-        </w:rPr>
-        <mc:AlternateContent>
-          <mc:Choice Requires="wpi">
-            <w:drawing>
-              <wp:anchor distT="0" distB="0" distL="114300" distR="114300" simplePos="0" relativeHeight="252124160" behindDoc="0" locked="0" layoutInCell="1" allowOverlap="1" wp14:anchorId="1E5190FC" wp14:editId="4A60753D">
-                <wp:simplePos x="0" y="0"/>
-                <wp:positionH relativeFrom="column">
-                  <wp:posOffset>-591185</wp:posOffset>
-                </wp:positionH>
-                <wp:positionV relativeFrom="paragraph">
-                  <wp:posOffset>-627380</wp:posOffset>
-                </wp:positionV>
-                <wp:extent cx="1204945" cy="307975"/>
-                <wp:effectExtent l="38100" t="38100" r="14605" b="34925"/>
-                <wp:wrapNone/>
-                <wp:docPr id="560312203" name="Ink 457"/>
-                <wp:cNvGraphicFramePr/>
-                <a:graphic xmlns:a="http://schemas.openxmlformats.org/drawingml/2006/main">
-                  <a:graphicData uri="http://schemas.microsoft.com/office/word/2010/wordprocessingInk">
-                    <w14:contentPart bwMode="auto" r:id="rId164">
-                      <w14:nvContentPartPr>
-                        <w14:cNvContentPartPr/>
-                      </w14:nvContentPartPr>
-                      <w14:xfrm>
-                        <a:off x="0" y="0"/>
-                        <a:ext cx="1204945" cy="307975"/>
-                      </w14:xfrm>
-                    </w14:contentPart>
-                  </a:graphicData>
-                </a:graphic>
-              </wp:anchor>
-            </w:drawing>
-          </mc:Choice>
-          <mc:Fallback>
-            <w:pict>
-              <v:shape w14:anchorId="1B36A8BC" id="Ink 457" o:spid="_x0000_s1026" type="#_x0000_t75" style="position:absolute;margin-left:-47.05pt;margin-top:-49.9pt;width:95.9pt;height:25.2pt;z-index:252124160;visibility:visible;mso-wrap-style:square;mso-wrap-distance-left:9pt;mso-wrap-distance-top:0;mso-wrap-distance-right:9pt;mso-wrap-distance-bottom:0;mso-position-horizontal:absolute;mso-position-horizontal-relative:text;mso-position-vertical:absolute;mso-position-vertical-relative:text" o:gfxdata="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">
-                <v:imagedata r:id="rId165" o:title=""/>
               </v:shape>
             </w:pict>
           </mc:Fallback>
@@ -4706,28 +4435,31 @@
           <inkml:channel name="X" type="integer" min="-2.14748E9" max="2.14748E9" units="cm"/>
           <inkml:channel name="Y" type="integer" min="-2.14748E9" max="2.14748E9" units="cm"/>
           <inkml:channel name="F" type="integer" max="32767" units="dev"/>
+          <inkml:channel name="OA" type="integer" max="360" units="deg"/>
+          <inkml:channel name="OE" type="integer" max="90" units="deg"/>
         </inkml:traceFormat>
         <inkml:channelProperties>
           <inkml:channelProperty channel="X" name="resolution" value="1000" units="1/cm"/>
           <inkml:channelProperty channel="Y" name="resolution" value="1000" units="1/cm"/>
           <inkml:channelProperty channel="F" name="resolution" value="0" units="1/dev"/>
+          <inkml:channelProperty channel="OA" name="resolution" value="1000" units="1/deg"/>
+          <inkml:channelProperty channel="OE" name="resolution" value="1000" units="1/deg"/>
         </inkml:channelProperties>
       </inkml:inkSource>
-      <inkml:timestamp xml:id="ts0" timeString="2026-02-28T14:43:02.355"/>
+      <inkml:timestamp xml:id="ts0" timeString="2026-03-05T14:55:21.218"/>
     </inkml:context>
     <inkml:brush xml:id="br0">
       <inkml:brushProperty name="width" value="0.035" units="cm"/>
       <inkml:brushProperty name="height" value="0.035" units="cm"/>
     </inkml:brush>
   </inkml:definitions>
-  <inkml:trace contextRef="#ctx0" brushRef="#br0">49 475 6451,'0'0'11218,"-6"-9"-10727,2 2-449,-11-14 4,15 21-46,-1 0 0,1 0-1,0 0 1,0 0 0,0 0 0,0 0 0,-1 0-1,1 0 1,0 0 0,0 0 0,0 0-1,-1 0 1,1 0 0,0 0 0,0 0 0,0 0-1,0 0 1,-1 0 0,1 0 0,0 0-1,0 0 1,0 0 0,0 0 0,-1 0 0,1 0-1,0 0 1,0 1 0,0-1 0,0 0-1,0 0 1,-1 0 0,1 0 0,0 0-1,0 1 1,0-1 0,0 0 0,0 0 0,0 0-1,0 0 1,0 1 0,-1-1 0,-2 20-15,-2 52-10,-2 55-32,6-126 31,1-1 1,0 1-1,0 0 0,0-1 1,0 1-1,0-1 1,0 1-1,0 0 1,0-1-1,0 1 1,0-1-1,0 1 0,1 0 1,-1-1-1,0 1 1,0-1-1,0 1 1,1-1-1,-1 1 1,0-1-1,1 1 1,-1-1-1,1 1 0,-1-1 1,0 0-1,1 1 1,-1-1-1,1 1 1,-1-1-1,1 0 1,-1 0-1,1 1 0,0-1 1,0 0-11,1 0-1,-1 0 1,0-1 0,1 1 0,-1 0-1,0-1 1,1 1 0,-1-1 0,0 0-1,0 1 1,0-1 0,1 0 0,0-1 0,33-33-216,-20 12 195,17-36-1,-23 40 203,1 1 0,0 0-1,2 1 1,14-18 0,-25 33-126,0 1 0,0 0 0,0 0 0,0 0 0,1-1 1,-1 1-1,0 0 0,1 0 0,-1 0 0,1 1 1,-1-1-1,1 0 0,-1 1 0,1-1 0,-1 1 1,1-1-1,-1 1 0,4-1 0,-4 1-10,1 1 0,-1-1-1,0 1 1,0-1 0,0 0 0,0 1-1,0 0 1,0-1 0,0 1 0,0 0-1,0 0 1,0-1 0,0 1 0,0 0-1,-1 0 1,1 0 0,0 0 0,-1 0-1,1 0 1,0 1 0,4 8 13,-1 1 0,-1 0 0,0-1 1,3 19-1,-1-7 28,-4-19-48,0 1-1,1 0 1,-1 0 0,1-1-1,0 1 1,0-1-1,4 6 1,-5-8-1,-1-1 1,1 1-1,-1-1 0,1 1 0,-1-1 1,1 1-1,-1-1 0,1 0 0,0 1 1,-1-1-1,1 0 0,0 0 1,-1 1-1,1-1 0,0 0 0,-1 0 1,1 0-1,0 0 0,-1 0 0,2 0 1,-1 0 4,0 0 0,0-1 0,1 1 0,-2-1-1,1 0 1,0 1 0,0-1 0,0 0 0,0 1 0,0-1 0,0 0 0,-1 0 0,1 0 0,0 0 0,-1 0 0,1 0 0,0-1 0,5-11 177,-1-1 0,-1 1 0,0-1-1,-1 0 1,0 0 0,-1 0 0,-1-1 0,0-26 0,0 41-916,0 0 1,0 0-1,1 0 1,-1 0-1,0 0 0,0 1 1,0-1-1,1 0 1,-1 1-1,0-1 0,0 1 1,0-1-1,0 1 1,2 0-1,8 11-3106,3-1-958</inkml:trace>
-  <inkml:trace contextRef="#ctx0" brushRef="#br0" timeOffset="553">437 485 2961,'0'0'9287,"16"-10"-7579,54-30-153,-66 37-1317,1 1 0,-1-1 0,0-1 0,0 1 0,0-1 0,-1 1-1,1-1 1,3-5 0,-6 6 37,1 1 0,-1-1 1,0 1-1,0-1 0,0 0 0,-1 1 0,1-1 0,-1 0 0,1 1 0,-1-1 0,0-4 1,0 7-209,0-1 1,0 0-1,-1 1 1,1-1-1,0 0 1,0 1-1,-1-1 1,1 1-1,0-1 1,-1 0-1,1 1 1,0-1-1,-1 1 1,1-1-1,-1 1 1,1-1-1,-1 1 1,1 0-1,-1-1 1,0 1-1,1-1 1,-1 1-1,1 0 1,-1 0 0,0-1-1,1 1 1,-1 0-1,0 0 1,1 0-1,-1 0 1,0 0-1,1 0 1,-1 0-1,0 0 1,1 0-1,-1 0 1,0 0-1,1 0 1,-1 0-1,0 1 1,-31 8-153,26-5 65,1-1 0,-1 1-1,1 0 1,0 1-1,0-1 1,0 1 0,0 0-1,1 0 1,0 1-1,0-1 1,0 1 0,1 0-1,0 0 1,0 0-1,0 0 1,1 1-1,0-1 1,0 1 0,1-1-1,-1 1 1,1 0-1,0 9 1,2-14-84,0 0 0,-1 0 0,1 0 1,0 0-1,0 0 0,0 0 0,1 0 0,-1 0 0,0 0 0,1 0 1,-1-1-1,1 1 0,0 0 0,-1-1 0,1 0 0,0 1 0,0-1 1,0 0-1,0 0 0,0 0 0,0 0 0,0 0 0,0 0 1,1-1-1,-1 1 0,0-1 0,0 0 0,1 1 0,3-1 0,8 1-735,1-1-1,0 0 0,18-2 0,-25 1 454,0 0 0,0-1 0,-1 0 0,1 0 0,0 0 0,-1-1 0,1-1 0,-1 1 0,0-1 0,0 0 0,0-1 0,9-7 1,-8 4 62,0 0 0,-1 0 1,0-1-1,-1 1 1,1-2-1,-2 1 1,1-1-1,4-13 1,-2 3 670,-1 0 0,-2 0 0,7-36 0,-8 23 3586,0-48-1,-4 79-2567,-3 25-827,-7 24-900,-20 122 823,22-52-4533,10-122 3893,0-1-1,0 0 0,0 0 0,1 1 0,-1 0 0,1-1 1,0 1-1,1 0 0,-1 0 0,1 1 0,5-6 1,-4 5 2,0-1 171,0 0 1,0 1-1,1 0 0,-1 0 0,1 0 1,1 1-1,-1 0 0,1 0 0,-1 0 0,1 1 1,0 0-1,1 0 0,-1 1 0,0 0 1,1 0-1,-1 1 0,1 0 0,-1 0 0,1 1 1,0 0-1,-1 0 0,1 1 0,14 2 1,-20-2 7,0 0 1,1 0-1,-1 0 1,0 1 0,0-1-1,0 0 1,0 1 0,0-1-1,-1 1 1,1 0-1,0 0 1,-1-1 0,1 1-1,-1 0 1,0 0 0,0 1-1,1-1 1,-1 0-1,-1 0 1,1 1 0,0-1-1,0 0 1,-1 1 0,0-1-1,1 0 1,-1 1 0,0-1-1,0 1 1,0-1-1,0 1 1,-1-1 0,1 0-1,-1 1 1,1-1 0,-1 0-1,0 1 1,0-1-1,0 0 1,0 0 0,-1 0-1,1 0 1,0 0 0,-1 0-1,1 0 1,-1 0-1,0-1 1,0 1 0,1 0-1,-5 1 1,-9 5-2,-1-1 0,0 0 1,-1-2-1,1 0 0,-1 0 0,-24 2 1,13-4-2288,-38 0 0,53-3-519</inkml:trace>
-  <inkml:trace contextRef="#ctx0" brushRef="#br0" timeOffset="899.77">1173 502 13382,'0'0'616,"11"-16"620,37-50 298,-43 60-1175,-1 0 0,-1-1 1,1 0-1,-1 0 0,4-12 1,-6 17-166,0-1 1,-1 1 0,0 0 0,1-1 0,-1 1-1,0-1 1,0 1 0,0 0 0,0-1 0,-1 1-1,1 0 1,-1-1 0,-1-3 0,0 3-124,0 1 1,1 0-1,-2-1 0,1 1 1,0 0-1,0 0 0,-1 1 1,1-1-1,-1 0 0,1 1 1,-1-1-1,0 1 0,1 0 1,-1 0-1,0 0 1,0 0-1,0 1 0,0-1 1,0 1-1,0-1 0,0 1 1,0 0-1,0 1 0,-3-1 1,4 0-106,-1 0 0,1 0 0,0 0 0,-1 1 0,1-1 1,-1 0-1,1 1 0,0 0 0,-1-1 0,1 1 0,0 0 1,0 0-1,0 1 0,0-1 0,0 0 0,0 1 0,0-1 0,0 1 1,0-1-1,1 1 0,-1 0 0,1 0 0,-1 0 0,1 0 1,0 0-1,-1 0 0,1 0 0,0 1 0,0-1 0,1 0 0,-1 0 1,1 1-1,-1-1 0,1 1 0,-1-1 0,1 0 0,0 1 0,0-1 1,0 1-1,1-1 0,-1 0 0,1 1 0,-1-1 0,1 0 1,0 1-1,0-1 0,1 3 0,1-1-94,-1 0 1,1 0-1,0-1 1,0 0-1,0 1 1,0-1-1,1 0 1,-1-1-1,1 1 1,3 2-1,48 23-1526,-18-9 568,-36-19 1064,0 0 0,0 1 0,-1-1 1,1 0-1,0 1 0,0-1 0,-1 1 0,1-1 0,-1 1 1,1-1-1,0 1 0,-1-1 0,1 1 0,-1 0 1,1-1-1,-1 1 0,0 0 0,1-1 0,-1 1 0,1 0 1,-1 0-1,0 0 0,0-1 0,0 1 0,1 0 1,-1 0-1,0-1 0,0 1 0,0 0 0,0 0 1,0 0-1,-1 1 0,1-1 7,-1 0 0,0 0 1,1-1-1,-1 1 0,0 0 0,0 0 1,1-1-1,-1 1 0,0 0 0,0-1 1,0 1-1,0-1 0,0 1 0,0-1 1,0 0-1,0 1 0,0-1 0,0 0 1,0 0-1,0 0 0,0 1 0,-2-1 1,-10 0 116,6 1-569,-1-1-1,1 0 1,-1 0-1,1-1 1,-10-1-1,15 1 265,1 1 1,-1-1-1,1 1 1,-1-1-1,1 0 1,0 1-1,-1-1 1,1 0-1,0 0 1,0 0-1,0 0 1,-1 0-1,1 0 1,0 0-1,0 0 1,0-1-1,1 1 1,-1 0-1,0-1 1,0 1-1,1 0 1,-1-1-1,1 1 1,-1-1-1,1 1 1,0-1-1,-1 1 1,1-1-1,0 1 1,0-1-1,0-1 1,0-16-2789</inkml:trace>
-  <inkml:trace contextRef="#ctx0" brushRef="#br0" timeOffset="1089.73">1402 301 6947,'0'0'9364,"83"-11"-8435,-76 34-225,-4 8-256,-3 4-127,0 0-321,0-6-112,-6-4-161,1-8-1760,3-6-2032</inkml:trace>
-  <inkml:trace contextRef="#ctx0" brushRef="#br0" timeOffset="1361.55">1559 39 8692,'0'0'4746,"-7"5"-4394,5-3-355,-1-1 3,0 1-1,0 0 1,0 0 0,1 1-1,-1-1 1,1 1-1,0-1 1,-1 1-1,1-1 1,0 1-1,1 0 1,-1 0-1,0 0 1,1 0 0,0 1-1,0-1 1,0 0-1,0 0 1,0 1-1,1-1 1,-1 1-1,1 3 1,0-6-37,0-1 1,1 1-1,-1-1 0,0 1 0,1 0 1,-1-1-1,0 1 0,1-1 0,-1 1 1,1-1-1,-1 1 0,1-1 1,-1 0-1,1 1 0,-1-1 0,1 1 1,0-1-1,-1 0 0,1 0 1,-1 1-1,1-1 0,0 0 0,-1 0 1,1 0-1,0 0 0,-1 0 1,1 0-1,0 0 0,-1 0 0,1 0 1,0 0-1,1 0 0,25-5-1400,-24 3 1451,0-1 1,0 1 0,0-1-1,0 0 1,-1 0 0,1 0-1,-1 0 1,0 0 0,0 0-1,0-1 1,0 1 0,0-1 0,-1 0-1,1 1 1,-1-1 0,0 0-1,0 0 1,-1 0 0,1 1-1,-1-1 1,0 0 0,0 0-1,0 0 1,0 0 0,-2-7-1,1 10 39,1 0 0,0-1 1,-1 1-1,1 0 0,-1 0 0,1 0 0,-1 0 0,0 0 0,1 0 0,-1 0 0,0 0 0,0 0 0,0 0 0,1 0 0,-1 0 1,0 1-1,0-1 0,0 0 0,-1 1 0,1-1 0,0 1 0,0-1 0,0 1 0,0-1 0,0 1 0,-1 0 0,1 0 1,0-1-1,0 1 0,-1 0 0,1 0 0,0 0 0,0 0 0,-1 1 0,-1-1 0,0 1-185,-1-1 0,1 1 0,-1 0 0,1 0 0,-1 0-1,1 0 1,0 1 0,0-1 0,0 1 0,0 0 0,-5 3 0,-10 17-2840,6 2-1489</inkml:trace>
-  <inkml:trace contextRef="#ctx0" brushRef="#br0" timeOffset="1581.21">1807 38 6899,'0'0'17272,"-10"89"-16920,10-19-352,0 1 0,0 0-48,-4-10-320,1-11-1617,1-16-816,2-15-2305</inkml:trace>
-  <inkml:trace contextRef="#ctx0" brushRef="#br0" timeOffset="1882.66">1788 352 3474,'0'0'7718,"5"-12"-5298,21-38-1335,-25 49-1066,1-1 0,0 1-1,0-1 1,-1 1-1,1-1 1,0 1-1,0 0 1,0 0 0,0 0-1,1 0 1,-1 1-1,0-1 1,0 1 0,0-1-1,1 1 1,-1-1-1,0 1 1,1 0-1,-1 0 1,0 1 0,1-1-1,3 1 1,5 0 2,34 0 202,-20 1-261,0-2 1,35-3-1,-54 2 163,0 0 1,-1 0 0,1 0-1,0-1 1,-1 0 0,1 0-1,-1 0 1,0-1 0,1 0-1,-1 0 1,0 0 0,-1-1 0,1 1-1,-1-1 1,6-6 0,-8 7 85,0 1 0,0 0 0,0-1 0,-1 0 0,0 1 0,1-1 1,-1 0-1,0 0 0,0 0 0,0 0 0,-1 0 0,1 0 0,-1 0 1,0 0-1,1 0 0,-1 0 0,-1 0 0,1 0 0,0 0 1,-1 0-1,0-3 0,0 4-149,0 1 1,0-1 0,0 0-1,0 1 1,0-1 0,0 1-1,-1 0 1,1-1 0,0 1-1,-1 0 1,1 0 0,-1 0-1,1-1 1,-1 2 0,0-1-1,1 0 1,-1 0-1,0 0 1,0 1 0,0-1-1,1 1 1,-1 0 0,0-1-1,0 1 1,0 0 0,0 0-1,0 0 1,0 0 0,1 1-1,-1-1 1,0 0-1,0 1 1,0-1 0,-3 2-1,0 0-52,-1 1 0,0-1 0,1 1 0,-1 0 0,1 1 0,0-1 0,0 1 0,0 0 0,1 0 0,-1 0 0,1 1 0,0 0 0,0-1 0,1 1 0,-5 8 0,4-6-14,1-1 1,0 1 0,0 0-1,0 0 1,1 0-1,0 0 1,0 0-1,1 0 1,0 1-1,0-1 1,1 0 0,1 14-1,-1-18 1,1 0-1,0-1 1,-1 1 0,1 0-1,1 0 1,-1 0-1,0-1 1,1 1 0,-1-1-1,1 1 1,0-1-1,0 0 1,0 1 0,0-1-1,0 0 1,0 0-1,1-1 1,-1 1 0,1 0-1,-1-1 1,1 1-1,0-1 1,-1 0 0,1 0-1,0 0 1,5 1-1,6 1-43,0-1 1,1 0-1,-1-1 0,17-1 0,-29 0 40,17-1-310,0 0 0,0-1 1,-1-1-1,1-1 0,-1 0 1,1-1-1,-1-1 0,-1-1 0,26-14 1,-21 4-3803,-17 1-2813</inkml:trace>
-  <inkml:trace contextRef="#ctx0" brushRef="#br0" timeOffset="3138.97">1034 583 1473,'0'-3'16369,"9"-13"-14407,45-30-702,34-34 105,-77 68-1190,0 0 0,-1-1 0,0 0 1,-2-1-1,12-22 0,15-53 1106,-57 88 674,18 1-1954,1 0 1,-1 1-1,1 0 0,0 0 0,-1 0 0,1 0 0,0 1 0,-1-1 1,1 1-1,0 0 0,0 0 0,0 0 0,1 0 0,-1 0 1,0 0-1,1 1 0,-1 0 0,1-1 0,0 1 0,0 0 1,0 0-1,0 0 0,1 0 0,-1 1 0,1-1 0,-2 5 0,0 4-31,1 0 0,0 1-1,0-1 1,1 0 0,1 1-1,1 14 1,-1-24 25,1-1 0,-1 1 0,0-1 0,1 1 0,0-1 0,0 1 0,0-1-1,0 0 1,0 1 0,0-1 0,0 0 0,1 0 0,-1 0 0,1 0 0,0 0 0,1 2 0,37 23-83,-34-24 86,0 1 0,0-1 0,-1 1-1,1 0 1,8 9 0,-13-12 2,-1 0 0,1-1 0,-1 1 0,0 0 0,1 0 0,-1 0 0,0-1 0,1 1 0,-1 0 0,0 0 0,0 0 0,0 0 0,1-1 0,-1 1 0,0 0 0,0 0 0,-1 0 0,1 0 0,0 0 0,0-1 0,0 1 0,0 0 0,-1 0 0,1 0-1,0 0 1,-1-1 0,1 1 0,-1 0 0,1-1 0,-1 1 0,1 0 0,-1 0 0,1-1 0,-1 1 0,0-1 0,1 1 0,-1-1 0,0 1 0,1-1 0,-1 1 0,0-1 0,0 0 0,0 1 0,1-1 0,-2 0 0,-42 16 108,42-15-119,-41 6-178,-11 2-2688,30 1-2560,6 6-4319</inkml:trace>
+  <inkml:trace contextRef="#ctx0" brushRef="#br0">30 124 1344 0 0,'-4'-17'20226'0'0,"-9"63"-15758"0"0,10-32-4592 0 0,0-3 248 0 0,1 0 0 0 0,0 0 0 0 0,1-1 1 0 0,0 1-1 0 0,1 0 0 0 0,0 0 0 0 0,2 16 0 0 0,-1-24-213 0 0,-1-1 0 0 0,0 0 0 0 0,0 1-1 0 0,1-1 1 0 0,0 0 0 0 0,-1 1-1 0 0,1-1 1 0 0,0 0 0 0 0,0 0-1 0 0,0 0 1 0 0,0 0 0 0 0,1 0 0 0 0,-1 0-1 0 0,1 0 1 0 0,-1 0 0 0 0,1 0-1 0 0,-1-1 1 0 0,1 1 0 0 0,0-1-1 0 0,0 1 1 0 0,0-1 0 0 0,0 1 0 0 0,0-1-1 0 0,0 0 1 0 0,0 0 0 0 0,0 0-1 0 0,1 0 1 0 0,-1-1 0 0 0,0 1-1 0 0,1-1 1 0 0,-1 1 0 0 0,0-1 0 0 0,1 0-1 0 0,-1 0 1 0 0,0 0 0 0 0,1 0-1 0 0,-1 0 1 0 0,0 0 0 0 0,1-1-1 0 0,2 0 1 0 0,2-1-11 0 0,-1-1-1 0 0,0 0 0 0 0,0 0 1 0 0,0 0-1 0 0,0-1 0 0 0,0 1 1 0 0,-1-2-1 0 0,0 1 1 0 0,0 0-1 0 0,0-1 0 0 0,0 0 1 0 0,-1 0-1 0 0,0 0 0 0 0,5-7 1 0 0,2-5 582 0 0,0-1 0 0 0,-1 1 0 0 0,10-28 0 0 0,-3 1 5260 0 0,-17 49-5475 0 0,-2 15-244 0 0,-1 0 0 0 0,-1 0 0 0 0,-7 25-1 0 0,5-26-1440 0 0,1 1-1 0 0,1 0 0 0 0,1-1 0 0 0,-1 30 0 0 0,4-47 1202 0 0,0 15-4042 0 0,4-3-3604 0 0,-1-7 2051 0 0</inkml:trace>
+  <inkml:trace contextRef="#ctx0" brushRef="#br0" timeOffset="325.96">367 255 1444 0 0,'11'-56'5616'0'0,"-6"18"8770"0"0,-6 39-14268 0 0,-1 1 1 0 0,1-1-1 0 0,-1 1 1 0 0,1-1-1 0 0,0 1 0 0 0,-1-1 1 0 0,1 1-1 0 0,0 0 0 0 0,-1 3 1 0 0,1-5-24 0 0,-2 5 67 0 0,-1 1 1 0 0,1 0-1 0 0,0-1 0 0 0,1 1 1 0 0,-1 0-1 0 0,1 0 1 0 0,0 1-1 0 0,1-1 0 0 0,-1 0 1 0 0,1 1-1 0 0,1-1 1 0 0,-1 1-1 0 0,1-1 0 0 0,1 10 1 0 0,-1-14-208 0 0,1 1 1 0 0,-1-1 0 0 0,1 1-1 0 0,0-1 1 0 0,-1 0 0 0 0,1 1-1 0 0,1-1 1 0 0,-1 0-1 0 0,0 0 1 0 0,0 1 0 0 0,1-1-1 0 0,-1 0 1 0 0,1 0 0 0 0,0-1-1 0 0,0 1 1 0 0,0 0-1 0 0,0 0 1 0 0,0-1 0 0 0,0 0-1 0 0,0 1 1 0 0,0-1 0 0 0,0 0-1 0 0,1 0 1 0 0,-1 0-1 0 0,0 0 1 0 0,1 0 0 0 0,-1-1-1 0 0,1 1 1 0 0,-1-1 0 0 0,1 1-1 0 0,-1-1 1 0 0,1 0-1 0 0,-1 0 1 0 0,1 0 0 0 0,-1 0-1 0 0,1-1 1 0 0,-1 1 0 0 0,3-1-1 0 0,5-1-25 0 0,-1 1 0 0 0,0-1 0 0 0,0-1-1 0 0,0 0 1 0 0,0 0 0 0 0,0 0 0 0 0,-1-1-1 0 0,0-1 1 0 0,10-6 0 0 0,-14 8 95 0 0,0 0 0 0 0,0 0 0 0 0,0 0 0 0 0,-1-1 0 0 0,1 0-1 0 0,-1 0 1 0 0,0 0 0 0 0,0 0 0 0 0,0 0 0 0 0,-1-1 0 0 0,0 1 0 0 0,0-1 0 0 0,0 1 0 0 0,0-1 0 0 0,-1 0 0 0 0,1 0-1 0 0,-1 0 1 0 0,0 0 0 0 0,0-5 0 0 0,-1 6 6 0 0,-1 0 0 0 0,1 0 0 0 0,-1 0 0 0 0,1 0 0 0 0,-1 0 0 0 0,0 0 0 0 0,-1 0 0 0 0,1 0 0 0 0,-1 0 0 0 0,1 0 0 0 0,-1 1 1 0 0,0-1-1 0 0,-1 1 0 0 0,1-1 0 0 0,-1 1 0 0 0,1 0 0 0 0,-1 0 0 0 0,0 0 0 0 0,0 0 0 0 0,0 1 0 0 0,-1-1 0 0 0,1 1 0 0 0,-1-1 0 0 0,1 1 0 0 0,-1 1 0 0 0,0-1 0 0 0,1 0 0 0 0,-6-1 0 0 0,-3-1-152 0 0,0 0 0 0 0,-1 1 0 0 0,1 1-1 0 0,-1 0 1 0 0,1 0 0 0 0,-1 1 0 0 0,0 1 0 0 0,-12 0-1 0 0,16 1-201 0 0,1 1 0 0 0,-1 0-1 0 0,1 0 1 0 0,0 0-1 0 0,-13 7 1 0 0,-8 10-2929 0 0,27-18 2407 0 0,0 1 1 0 0,1 0-1 0 0,-1 0 1 0 0,1 0-1 0 0,-1 0 0 0 0,1 0 1 0 0,0 0-1 0 0,-1 0 1 0 0,1 0-1 0 0,-1 4 1 0 0,0 5-3965 0 0</inkml:trace>
+  <inkml:trace contextRef="#ctx0" brushRef="#br0" timeOffset="545.05">580 297 16590 0 0,'27'-18'4384'0'0,"-11"5"-506"0"0,-15 13-3417 0 0,0 0-417 0 0,-1 0 0 0 0,1 0 0 0 0,0 1 0 0 0,0-1 0 0 0,0 1-1 0 0,-1-1 1 0 0,1 0 0 0 0,0 1 0 0 0,-1-1 0 0 0,1 1 0 0 0,0-1 0 0 0,-1 1 0 0 0,1 0 0 0 0,-1-1 0 0 0,1 1-1 0 0,-1 0 1 0 0,1-1 0 0 0,-1 1 0 0 0,1 0 0 0 0,-1 0 0 0 0,0-1 0 0 0,1 1 0 0 0,-1 0 0 0 0,0 0 0 0 0,0 0 0 0 0,0-1-1 0 0,1 1 1 0 0,-1 1 0 0 0,3 27 434 0 0,-3-26-401 0 0,-1 32 349 0 0,-1-1 0 0 0,-12 59 0 0 0,4-37-122 0 0,-6 27-554 0 0,3-29-5958 0 0</inkml:trace>
+  <inkml:trace contextRef="#ctx0" brushRef="#br0" timeOffset="797.47">666 391 1292 0 0,'-3'-32'1954'0'0,"-1"-20"2822"0"0,4 48-4120 0 0,0 0-1 0 0,0 1 1 0 0,0-1-1 0 0,1 1 1 0 0,-1-1-1 0 0,1 1 1 0 0,0-1-1 0 0,0 1 1 0 0,0-1-1 0 0,3-4 1 0 0,-2 7-473 0 0,-1-1 0 0 0,1 1 0 0 0,0 0 0 0 0,-1 0 0 0 0,1 0 0 0 0,0 0 0 0 0,0 0 0 0 0,0 0 0 0 0,0 0 0 0 0,0 1 0 0 0,0-1 1 0 0,0 1-1 0 0,0-1 0 0 0,0 1 0 0 0,0 0 0 0 0,0 0 0 0 0,0 0 0 0 0,0 0 0 0 0,0 0 0 0 0,0 0 0 0 0,0 1 0 0 0,2 0 0 0 0,46 12 1483 0 0,-43-10-1443 0 0,-1 0 1 0 0,0 0 0 0 0,0 0 0 0 0,0 1-1 0 0,0 0 1 0 0,7 7 0 0 0,-12-10-207 0 0,0-1-1 0 0,0 1 1 0 0,0 0 0 0 0,0 0 0 0 0,-1 0 0 0 0,1 0 0 0 0,0 0 0 0 0,-1 0 0 0 0,1 0 0 0 0,0 0-1 0 0,-1 0 1 0 0,1 0 0 0 0,-1 0 0 0 0,0 0 0 0 0,1 0 0 0 0,-1 0 0 0 0,0 0 0 0 0,0 0-1 0 0,0 1 1 0 0,1-1 0 0 0,-1 0 0 0 0,0 0 0 0 0,-1 0 0 0 0,1 0 0 0 0,0 1 0 0 0,0-1-1 0 0,0 0 1 0 0,-1 0 0 0 0,1 0 0 0 0,0 0 0 0 0,-1 0 0 0 0,1 0 0 0 0,-1 0 0 0 0,0 0-1 0 0,1 0 1 0 0,-1 0 0 0 0,0 0 0 0 0,1 0 0 0 0,-1 0 0 0 0,0 0 0 0 0,0-1 0 0 0,0 1-1 0 0,0 0 1 0 0,0-1 0 0 0,0 1 0 0 0,0 0 0 0 0,-1 0 0 0 0,-15 9-665 0 0,1-1-1 0 0,-36 13 1 0 0,14-8-2533 0 0,-7 3-6404 0 0,33-13 4651 0 0</inkml:trace>
+  <inkml:trace contextRef="#ctx0" brushRef="#br0" timeOffset="1105.71">904 282 908 0 0,'7'-5'704'0'0,"2"1"0"0"0,-1 0 1 0 0,0 0-1 0 0,1 0 0 0 0,0 1 0 0 0,0 1 0 0 0,0-1 0 0 0,0 1 0 0 0,0 1 1 0 0,12-1-1 0 0,-14 2-347 0 0,0 0 0 0 0,0 0 0 0 0,0 1 0 0 0,0-1 0 0 0,0 2 0 0 0,0-1 0 0 0,0 1 0 0 0,0 0 0 0 0,-1 0 1 0 0,1 1-1 0 0,-1 0 0 0 0,1 0 0 0 0,-1 1 0 0 0,6 4 0 0 0,-10-7-282 0 0,-1 0-1 0 0,1 1 1 0 0,-1-1-1 0 0,1 0 1 0 0,-1 1 0 0 0,0-1-1 0 0,1 1 1 0 0,-1-1-1 0 0,0 1 1 0 0,0 0-1 0 0,0 0 1 0 0,0-1 0 0 0,-1 1-1 0 0,1 0 1 0 0,0 0-1 0 0,-1 0 1 0 0,0 0 0 0 0,1 0-1 0 0,-1-1 1 0 0,0 1-1 0 0,0 0 1 0 0,0 0 0 0 0,0 0-1 0 0,0 0 1 0 0,0 0-1 0 0,0 0 1 0 0,-1 0 0 0 0,1 0-1 0 0,-1 0 1 0 0,0 0-1 0 0,1-1 1 0 0,-1 1 0 0 0,0 0-1 0 0,0 0 1 0 0,0-1-1 0 0,0 1 1 0 0,-2 2-1 0 0,-5 5 277 0 0,0 0-1 0 0,0 0 1 0 0,-1-1-1 0 0,-16 12 1 0 0,21-16 782 0 0,10-24-392 0 0,0 7-84 0 0,1 1 0 0 0,0 0 0 0 0,0 0 0 0 0,1 1 0 0 0,1 0 1 0 0,16-17-1 0 0,-14 15 566 0 0,-10 13-600 0 0,5 25-167 0 0,-6-20-588 0 0,0 1 1 0 0,1-1 0 0 0,-1 0 0 0 0,1 1 0 0 0,0-1 0 0 0,1 0 0 0 0,-1 0 0 0 0,1 0-1 0 0,0 0 1 0 0,0 0 0 0 0,1 0 0 0 0,-1-1 0 0 0,1 1 0 0 0,0-1 0 0 0,1 1 0 0 0,5 5-1 0 0,17 10-4818 0 0,6-6-5276 0 0,-19-9 4623 0 0</inkml:trace>
+  <inkml:trace contextRef="#ctx0" brushRef="#br0" timeOffset="33599.91">1713 407 220 0 0,'35'-15'10934'0'0,"-31"13"-10113"0"0,0 2-1 0 0,-1-1 0 0 0,1 0 0 0 0,0 1 0 0 0,0 0 0 0 0,0 0 1 0 0,5 0-1 0 0,-7 0-598 0 0,0 1 0 0 0,1-1 0 0 0,-1 1 0 0 0,0 0 0 0 0,1 0-1 0 0,-1 0 1 0 0,0 0 0 0 0,0 0 0 0 0,0 0 0 0 0,0 0 0 0 0,0 1 0 0 0,0-1 0 0 0,0 1 0 0 0,0 0 0 0 0,0-1 0 0 0,-1 1 0 0 0,1 0 0 0 0,-1 0 0 0 0,1 0 0 0 0,-1 0 0 0 0,0 0 0 0 0,0 0 0 0 0,0 1 0 0 0,0-1-1 0 0,0 0 1 0 0,0 0 0 0 0,-1 1 0 0 0,1 3 0 0 0,0 2 27 0 0,0 1 0 0 0,-1-1 0 0 0,0 0 0 0 0,0 0 0 0 0,-1 0 0 0 0,0 0 0 0 0,-1 0 0 0 0,1 0 0 0 0,-2 0 0 0 0,1-1 0 0 0,-1 1 0 0 0,0 0 0 0 0,-6 9 0 0 0,-4 6-1 0 0,-1 0 0 0 0,-31 37 1 0 0,34-47-762 0 0,0-1 0 0 0,-1 0 0 0 0,-15 11 0 0 0,22-19-566 0 0,0-1 0 0 0,0 1 0 0 0,0-1 0 0 0,-1 0 0 0 0,0 0 0 0 0,-9 3 0 0 0,7-5-2469 0 0,4-2-2212 0 0</inkml:trace>
+  <inkml:trace contextRef="#ctx0" brushRef="#br0" timeOffset="33786.89">1841 89 424 0 0,'5'-21'2176'0'0,"-1"3"-228"0"0,1 6-151 0 0,-2 3-169 0 0,4-1-144 0 0,-3 5-140 0 0,1 0-148 0 0,2 1-164 0 0,-2 2-252 0 0,-1 0-336 0 0,5 2-340 0 0,-18 23-8092 0 0,-5-10 4483 0 0</inkml:trace>
 </inkml:ink>
 </file>
 
@@ -4740,21 +4472,33 @@
           <inkml:channel name="X" type="integer" min="-2.14748E9" max="2.14748E9" units="cm"/>
           <inkml:channel name="Y" type="integer" min="-2.14748E9" max="2.14748E9" units="cm"/>
           <inkml:channel name="F" type="integer" max="32767" units="dev"/>
+          <inkml:channel name="OA" type="integer" max="360" units="deg"/>
+          <inkml:channel name="OE" type="integer" max="90" units="deg"/>
         </inkml:traceFormat>
         <inkml:channelProperties>
           <inkml:channelProperty channel="X" name="resolution" value="1000" units="1/cm"/>
           <inkml:channelProperty channel="Y" name="resolution" value="1000" units="1/cm"/>
           <inkml:channelProperty channel="F" name="resolution" value="0" units="1/dev"/>
+          <inkml:channelProperty channel="OA" name="resolution" value="1000" units="1/deg"/>
+          <inkml:channelProperty channel="OE" name="resolution" value="1000" units="1/deg"/>
         </inkml:channelProperties>
       </inkml:inkSource>
-      <inkml:timestamp xml:id="ts0" timeString="2026-02-28T14:34:56.323"/>
+      <inkml:timestamp xml:id="ts0" timeString="2026-03-05T14:55:34.888"/>
     </inkml:context>
     <inkml:brush xml:id="br0">
       <inkml:brushProperty name="width" value="0.035" units="cm"/>
       <inkml:brushProperty name="height" value="0.035" units="cm"/>
     </inkml:brush>
   </inkml:definitions>
-  <inkml:trace contextRef="#ctx0" brushRef="#br0">81 160 3330,'0'0'3953,"0"17"-1893,-19 254-1961,3-97-83,-4-33-16,8-69 2,-2 22-2,63-488 254,-48 381-251,22-508 1074,-23 521-829,-4 212 585,-2 38-657,-16 77-93,10-249 218,15-126-207,2 0 0,17-78 0,-11 75-55,-2 0 1,2-60-1,-7 52-44,2 0 0,2 1-1,20-70 1,-23 108 10,-1 1-1,-2-1 1,2-33 0,-4 52 40,0 10-24,-20 204 35,5-75-29,7-45 91,-9 201 559,17-294-653,-4 2-1399,4-2 1278,0 0 1,-1 0-1,1 0 0,0 0 1,0 0-1,0 0 1,0 1-1,-1-1 1,1 0-1,0 0 0,0 0 1,0 0-1,-1 0 1,1 0-1,0 0 1,0 0-1,0 0 0,-1 0 1,1 0-1,0 0 1,0 0-1,0 0 1,-1 0-1,1 0 0,0 0 1,0 0-1,0-1 1,0 1-1,-1 0 1,1 0-1,0 0 0,0 0 1,0 0-1,0 0 1,-1-1-1,1 1 1,0 0-1,0 0 0,0 0 1,0 0-1,0-1 1,0 1-1,0 0 1,-1 0-1,1 0 0,0 0 1,0-1-1,-6-8-2747</inkml:trace>
+  <inkml:trace contextRef="#ctx0" brushRef="#br0">611 690 12081 0 0,'3'-49'4209'0'0,"-2"23"2999"0"0,3 51-4991 0 0,2 143-859 0 0,4 88 646 0 0,-7-172-1283 0 0,-2 0 0 0 0,-16 118 0 0 0,12-177-799 0 0,-10 37 1 0 0,-2-21-2069 0 0,-7-7-5099 0 0</inkml:trace>
+  <inkml:trace contextRef="#ctx0" brushRef="#br0" timeOffset="1064.53">652 526 20 0 0,'-14'-4'17328'0'0,"19"5"-17000"0"0,53 9 133 0 0,0-2 1 0 0,0-2 0 0 0,66-3 0 0 0,1 0-182 0 0,134 6 70 0 0,-156-9-455 0 0,181-25-1 0 0,-265 20 110 0 0,1 0 1 0 0,-1-1-1 0 0,0-1 1 0 0,0-1-1 0 0,31-19 1 0 0,-40 22 105 0 0,-9 5-8 0 0,10 7-23 0 0,-6 12 90 0 0,-1 0 0 0 0,0-1 0 0 0,-2 1 1 0 0,0 1-1 0 0,-2 30 0 0 0,-14 98 506 0 0,12-132-613 0 0,-31 161 548 0 0,19-116-273 0 0,2 0 1 0 0,-3 67-1 0 0,13-103-142 0 0,-1 1-1 0 0,-8 27 1 0 0,2-11 84 0 0,-3 11 108 0 0,11-53-333 0 0,1 2-45 0 0,-1 2 2 0 0,1-3-1 0 0,-8 8 192 0 0,-53-14-66 0 0,-37 7 21 0 0,20 1-56 0 0,-402 8 1235 0 0,133 19 1 0 0,336-28-1264 0 0,-32 2-378 0 0,42-4 115 0 0,-1 0 0 0 0,1 0-1 0 0,0 0 1 0 0,-1 0-1 0 0,1 0 1 0 0,0-1-1 0 0,-1 1 1 0 0,1 0 0 0 0,0-1-1 0 0,0 1 1 0 0,-1-1-1 0 0,1 1 1 0 0,0-1-1 0 0,0 0 1 0 0,0 0-1 0 0,-1 1 1 0 0,1-1 0 0 0,0 0-1 0 0,0 0 1 0 0,0 0-1 0 0,1 0 1 0 0,-1 0-1 0 0,0 0 1 0 0,0 0 0 0 0,0-2-1 0 0,0 1-535 0 0,1-1 0 0 0,0 1 1 0 0,0 0-1 0 0,0-1 0 0 0,1 1 0 0 0,-1 0 0 0 0,1 0 1 0 0,-1 0-1 0 0,1-1 0 0 0,-1 1 0 0 0,1 0 0 0 0,0 0 0 0 0,0 0 1 0 0,0 0-1 0 0,1 0 0 0 0,-1 0 0 0 0,0 0 0 0 0,4-3 1 0 0,5-4-4487 0 0</inkml:trace>
+  <inkml:trace contextRef="#ctx0" brushRef="#br0" timeOffset="2092.17">1110 896 1100 0 0,'17'-27'7697'0'0,"-11"18"-6798"0"0,0 2-1 0 0,1-1 0 0 0,0 1 0 0 0,1 0 0 0 0,0 0 0 0 0,0 1 0 0 0,0 0 0 0 0,1 0 0 0 0,0 1 0 0 0,11-5 0 0 0,11-4 877 0 0,58-17 1 0 0,-78 29-1595 0 0,0 0 0 0 0,0 0-1 0 0,0 1 1 0 0,0 0 0 0 0,0 1 0 0 0,0 0 0 0 0,0 1 0 0 0,1 0 0 0 0,-1 1 0 0 0,0 1 0 0 0,-1-1 0 0 0,1 1-1 0 0,0 1 1 0 0,-1 0 0 0 0,0 1 0 0 0,0 0 0 0 0,0 0 0 0 0,0 1 0 0 0,-1 0 0 0 0,14 13 0 0 0,-19-14-137 0 0,0 1 1 0 0,0 0 0 0 0,-1 0-1 0 0,0 0 1 0 0,0 1 0 0 0,0-1-1 0 0,-1 1 1 0 0,0 0 0 0 0,0 0-1 0 0,0-1 1 0 0,-1 1 0 0 0,0 0-1 0 0,-1 0 1 0 0,0 0 0 0 0,0 0-1 0 0,0 0 1 0 0,-1 0 0 0 0,0 0-1 0 0,-2 10 1 0 0,-1 1-2 0 0,-1 1 0 0 0,-1-1 0 0 0,0 0 0 0 0,-1-1 0 0 0,-1 1 0 0 0,-11 17 0 0 0,13-26-17 0 0,0 0 0 0 0,-1-1-1 0 0,0 0 1 0 0,0 0-1 0 0,-1 0 1 0 0,0-1 0 0 0,0 0-1 0 0,0 0 1 0 0,-1-1-1 0 0,0 0 1 0 0,-12 5-1 0 0,7-5 13 0 0,0 0 0 0 0,0-1-1 0 0,-1-1 1 0 0,0 0-1 0 0,1-1 1 0 0,-1-1 0 0 0,-20 1-1 0 0,3-3 13 0 0,1-2 0 0 0,-1-1 0 0 0,1-1-1 0 0,0-2 1 0 0,0-1 0 0 0,0-1 0 0 0,-30-13 0 0 0,56 19-92 0 0,0 0 0 0 0,0-1 1 0 0,0 1-1 0 0,0-1 0 0 0,1 0 1 0 0,-9-7-1 0 0,12 9-115 0 0,0 0 0 0 0,0 0 0 0 0,0 1 0 0 0,0-1 0 0 0,0-1 0 0 0,1 1 1 0 0,-1 0-1 0 0,0 0 0 0 0,1 0 0 0 0,-1 0 0 0 0,1 0 0 0 0,-1-1 0 0 0,1 1 0 0 0,-1 0 0 0 0,1 0 0 0 0,0-1 0 0 0,0 1 0 0 0,-1 0 0 0 0,1-1 0 0 0,0 1 0 0 0,0 0 0 0 0,1-1 0 0 0,-1 1 0 0 0,0 0 0 0 0,0 0 0 0 0,0-1 0 0 0,1 1 0 0 0,-1 0 1 0 0,1 0-1 0 0,-1-1 0 0 0,1 1 0 0 0,0 0 0 0 0,1-2 0 0 0,8-12-2258 0 0,14-19-8043 0 0,-14 8 9367 0 0,-4 11 6428 0 0,-3 26-1781 0 0,-4 28-1270 0 0,-3-16-1513 0 0,0 0 0 0 0,-2 0-1 0 0,-1 0 1 0 0,-1-1-1 0 0,-19 39 1 0 0,27-60-682 0 0,11-3-509 0 0,1-1 0 0 0,-1 0 0 0 0,17-8 0 0 0,38-18-3731 0 0,-2 1-5816 0 0,-44 19 5042 0 0</inkml:trace>
+  <inkml:trace contextRef="#ctx0" brushRef="#br0" timeOffset="2512.96">1128 104 852 0 0,'0'-1'343'0'0,"0"0"1"0"0,0 0-1 0 0,0 1 0 0 0,0-1 1 0 0,0 0-1 0 0,0 0 0 0 0,0 0 1 0 0,0 0-1 0 0,0 0 0 0 0,0 0 1 0 0,1 0-1 0 0,-1 1 1 0 0,0-1-1 0 0,1 0 0 0 0,-1 0 1 0 0,0 0-1 0 0,1 0 0 0 0,-1 1 1 0 0,1-1-1 0 0,0 0 0 0 0,0-1 1 0 0,21-12 2867 0 0,32-2-1407 0 0,-50 15-1418 0 0,180-29 2655 0 0,-124 20-2961 0 0,-12 2-3153 0 0,-18 4-4481 0 0</inkml:trace>
+  <inkml:trace contextRef="#ctx0" brushRef="#br0" timeOffset="2733.23">1347 35 472 0 0,'-15'15'10357'0'0,"12"14"-8741"0"0,-2 0-1 0 0,-1-1 1 0 0,-1 0 0 0 0,-19 47 0 0 0,11-34-3166 0 0,-11 52 0 0 0,25-72-6240 0 0,5-11 3280 0 0</inkml:trace>
+  <inkml:trace contextRef="#ctx0" brushRef="#br0" timeOffset="3015.32">2359 623 20314 0 0,'-2'3'100'0'0,"0"-1"0"0"0,0 1 0 0 0,0-1-1 0 0,0 1 1 0 0,1 0 0 0 0,-1 0 0 0 0,1 0 0 0 0,0 0 0 0 0,0 0 0 0 0,0 0 0 0 0,0 0 0 0 0,0 0-1 0 0,0 4 1 0 0,-3 46-312 0 0,3-38 325 0 0,1 1-215 0 0,-15 132 411 0 0,13-131-793 0 0,-2 0-1 0 0,0-1 0 0 0,-1 1 1 0 0,0-1-1 0 0,-1-1 0 0 0,-14 25 1 0 0,19-38-24 0 0,-8 11-793 0 0,6-9-1677 0 0</inkml:trace>
+  <inkml:trace contextRef="#ctx0" brushRef="#br0" timeOffset="3354.29">2298 719 388 0 0,'0'-5'572'0'0,"1"0"1"0"0,0 0-1 0 0,0 0 0 0 0,0 1 1 0 0,0-1-1 0 0,1 0 0 0 0,0 1 0 0 0,0-1 1 0 0,0 1-1 0 0,1 0 0 0 0,-1 0 1 0 0,1 0-1 0 0,0 0 0 0 0,0 0 1 0 0,0 0-1 0 0,6-4 0 0 0,-4 5-200 0 0,0 0 1 0 0,0 0-1 0 0,1 0 0 0 0,-1 1 0 0 0,1 0 0 0 0,0 0 0 0 0,-1 0 0 0 0,10-1 1 0 0,0 0 230 0 0,1 1 1 0 0,-1 1 0 0 0,1 1 0 0 0,-1 0 0 0 0,23 3 0 0 0,-30-2-356 0 0,0 0 0 0 0,0 1 0 0 0,0 0 0 0 0,-1 0 0 0 0,1 0 0 0 0,-1 1 1 0 0,1 1-1 0 0,-1-1 0 0 0,0 1 0 0 0,0 0 0 0 0,-1 1 0 0 0,8 6 0 0 0,-12-10-205 0 0,-1 0 0 0 0,0-1 0 0 0,0 1 0 0 0,0 0 0 0 0,0 0 0 0 0,-1 0 0 0 0,1 0 0 0 0,0 0 0 0 0,0 0 0 0 0,-1 1 0 0 0,1-1 0 0 0,0 0 0 0 0,-1 0 0 0 0,1 0 0 0 0,-1 1 0 0 0,1-1 0 0 0,-1 0 0 0 0,0 1 0 0 0,0-1 0 0 0,0 0 0 0 0,1 1 1 0 0,-1-1-1 0 0,0 0 0 0 0,-1 1 0 0 0,1-1 0 0 0,0 0 0 0 0,0 1 0 0 0,-1-1 0 0 0,0 3 0 0 0,-1-2-4 0 0,1 0 1 0 0,-1 0 0 0 0,-1 1-1 0 0,1-1 1 0 0,0-1 0 0 0,0 1-1 0 0,-1 0 1 0 0,1 0 0 0 0,-1-1-1 0 0,1 0 1 0 0,-1 1 0 0 0,-5 1-1 0 0,-8 2 22 0 0,0 0 0 0 0,-1-2 0 0 0,-23 4 0 0 0,-26-4 104 0 0,49-3-126 0 0,-1 1 0 0 0,1 0 0 0 0,-33 8 0 0 0,50-9-37 0 0,-1 0 1 0 0,0 0-1 0 0,0 0 0 0 0,0 1 1 0 0,1-1-1 0 0,-1 0 1 0 0,0 0-1 0 0,0 1 0 0 0,1-1 1 0 0,-1 0-1 0 0,0 1 0 0 0,1-1 1 0 0,-1 1-1 0 0,0-1 0 0 0,1 1 1 0 0,-1-1-1 0 0,0 1 0 0 0,1 0 1 0 0,-1-1-1 0 0,1 1 0 0 0,-1 0 1 0 0,1-1-1 0 0,0 1 1 0 0,-1 0-1 0 0,1-1 0 0 0,0 1 1 0 0,-1 0-1 0 0,1 0 0 0 0,0 0 1 0 0,0-1-1 0 0,0 1 0 0 0,0 0 1 0 0,0 0-1 0 0,0 0 0 0 0,0-1 1 0 0,0 1-1 0 0,0 0 0 0 0,0 0 1 0 0,0 0-1 0 0,0-1 0 0 0,0 1 1 0 0,1 0-1 0 0,-1 0 1 0 0,0-1-1 0 0,1 1 0 0 0,-1 0 1 0 0,0 0-1 0 0,1-1 0 0 0,-1 1 1 0 0,1 0-1 0 0,-1-1 0 0 0,1 1 1 0 0,0-1-1 0 0,-1 1 0 0 0,2 0 1 0 0,3 5 21 0 0,0-1 0 0 0,1 0 1 0 0,0 0-1 0 0,12 8 0 0 0,69 34 100 0 0,-62-35-282 0 0,-1 0 0 0 0,-1 2-1 0 0,0 1 1 0 0,-1 0 0 0 0,21 19-1 0 0,-42-32-82 0 0,1 0-1 0 0,-1-1 0 0 0,1 1 0 0 0,-1 0 1 0 0,0 0-1 0 0,1 0 0 0 0,-1 0 1 0 0,0 0-1 0 0,0 0 0 0 0,-1 0 0 0 0,1 1 1 0 0,0-1-1 0 0,-1 0 0 0 0,1 0 0 0 0,-1 1 1 0 0,0-1-1 0 0,0 0 0 0 0,0 1 1 0 0,0-1-1 0 0,0 4 0 0 0,-11 27-8221 0 0,2-15 3641 0 0</inkml:trace>
+  <inkml:trace contextRef="#ctx0" brushRef="#br0" timeOffset="4058.07">851 1781 808 0 0,'6'-8'9718'0'0,"-1"8"-3918"0"0,3 18-1775 0 0,-1 28-2814 0 0,-7-10 197 0 0,-8 56 1 0 0,5-63-2674 0 0,3-28 536 0 0,2-24-5444 0 0,-1-4 5455 0 0,1-1 0 0 0,1 1 0 0 0,2 0-1 0 0,8-28 1 0 0,-8 38 831 0 0,1 1 0 0 0,1-1 0 0 0,13-23 0 0 0,-13 29 387 0 0,0 0 0 0 0,1 1 1 0 0,9-10-1 0 0,-14 17-313 0 0,1 0 0 0 0,0 0 0 0 0,0 1 0 0 0,0-1 0 0 0,1 1 0 0 0,-1 0 0 0 0,1 0 0 0 0,-1 0 0 0 0,1 1 0 0 0,0-1 1 0 0,-1 1-1 0 0,1 0 0 0 0,0 1 0 0 0,0-1 0 0 0,0 1 0 0 0,0 0 0 0 0,0 0 0 0 0,0 1 0 0 0,-1-1 0 0 0,1 1 0 0 0,0 0 0 0 0,0 0 0 0 0,-1 1 0 0 0,1-1 0 0 0,0 1 0 0 0,-1 0 0 0 0,5 3 0 0 0,-8-5-155 0 0,-1 1 0 0 0,1 0 0 0 0,0-1 0 0 0,0 1 0 0 0,-1 0 0 0 0,1 0 0 0 0,-1-1 0 0 0,1 1 0 0 0,0 0 0 0 0,-1 0 0 0 0,0 0 0 0 0,1 0 0 0 0,-1-1 0 0 0,1 1 0 0 0,-1 0 0 0 0,0 0 0 0 0,0 0 0 0 0,1 0 0 0 0,-1 0 0 0 0,0 0 0 0 0,0 0 0 0 0,0 0 0 0 0,0 0 0 0 0,0 0 0 0 0,-1 1 0 0 0,1 1-3 0 0,-1-1 0 0 0,0 1-1 0 0,0-1 1 0 0,0 0 0 0 0,0 1-1 0 0,-1-1 1 0 0,1 0 0 0 0,-1 0-1 0 0,-2 3 1 0 0,-3 3 29 0 0,0-1 1 0 0,-1 0-1 0 0,-16 11 0 0 0,-98 52 440 0 0,143-60-382 0 0,12-3-36 0 0,-10-4-58 0 0,0 2 0 0 0,-1 1 0 0 0,1 0 0 0 0,-1 2 0 0 0,0 0 0 0 0,35 20 0 0 0,-39-11 38 0 0,-18-16-45 0 0,1-1 1 0 0,-1 1-1 0 0,0 0 1 0 0,0-1-1 0 0,1 1 0 0 0,-1-1 1 0 0,0 1-1 0 0,0 0 1 0 0,0-1-1 0 0,0 1 1 0 0,0 0-1 0 0,0-1 1 0 0,0 1-1 0 0,0 0 1 0 0,0-1-1 0 0,0 1 1 0 0,-1 0-1 0 0,1-1 0 0 0,0 1 1 0 0,0-1-1 0 0,-1 2 1 0 0,-1 0 12 0 0,1 0 0 0 0,-1-1-1 0 0,0 1 1 0 0,0-1 0 0 0,0 0 0 0 0,1 0 0 0 0,-1 1 0 0 0,-1-1 0 0 0,1 0-1 0 0,0-1 1 0 0,0 1 0 0 0,0 0 0 0 0,0-1 0 0 0,-1 1 0 0 0,1-1-1 0 0,0 1 1 0 0,-4-1 0 0 0,-44 1-368 0 0,1-2 1 0 0,0-1-1 0 0,-58-12 0 0 0,10 1-2529 0 0,36 4-640 0 0,0-5-3502 0 0,16 1 2139 0 0</inkml:trace>
+  <inkml:trace contextRef="#ctx0" brushRef="#br0" timeOffset="4546.15">141 795 792 0 0,'0'-1'552'0'0,"0"0"0"0"0,0 1 1 0 0,0-1-1 0 0,-1 1 0 0 0,1-1 0 0 0,0 0 1 0 0,-1 1-1 0 0,1-1 0 0 0,0 1 0 0 0,-1-1 0 0 0,1 1 1 0 0,-1-1-1 0 0,1 1 0 0 0,0-1 0 0 0,-1 1 0 0 0,0 0 1 0 0,1-1-1 0 0,-1 1 0 0 0,1 0 0 0 0,-1-1 0 0 0,1 1 1 0 0,-1 0-1 0 0,0 0 0 0 0,-3 13 3074 0 0,0 10-2937 0 0,-12 17 1267 0 0,-26 52 1 0 0,22-54 90 0 0,-19 58 1 0 0,38-94-1964 0 0,0 0 0 0 0,0 0 0 0 0,1 0 0 0 0,-1 0 0 0 0,1 0 1 0 0,-1 0-1 0 0,1 0 0 0 0,0 1 0 0 0,0-1 0 0 0,0 0 0 0 0,0 0 1 0 0,0 0-1 0 0,0 0 0 0 0,0 1 0 0 0,1-1 0 0 0,-1 0 0 0 0,1 0 0 0 0,0 0 1 0 0,0 0-1 0 0,0 0 0 0 0,0 0 0 0 0,0 0 0 0 0,0-1 0 0 0,0 1 0 0 0,2 2 1 0 0,0-2-23 0 0,0 0 1 0 0,0 0-1 0 0,0-1 1 0 0,0 1 0 0 0,0-1-1 0 0,1 0 1 0 0,-1 0 0 0 0,0 0-1 0 0,1 0 1 0 0,-1 0-1 0 0,1-1 1 0 0,-1 0 0 0 0,1 0-1 0 0,-1 0 1 0 0,6 0-1 0 0,33-4 42 0 0,0-2 0 0 0,66-18 0 0 0,-26 2-2446 0 0,-20 5-2975 0 0,-1 2-4407 0 0,-34 8 2703 0 0</inkml:trace>
 </inkml:ink>
 </file>
 
@@ -4767,23 +4511,29 @@
           <inkml:channel name="X" type="integer" min="-2.14748E9" max="2.14748E9" units="cm"/>
           <inkml:channel name="Y" type="integer" min="-2.14748E9" max="2.14748E9" units="cm"/>
           <inkml:channel name="F" type="integer" max="32767" units="dev"/>
+          <inkml:channel name="OA" type="integer" max="360" units="deg"/>
+          <inkml:channel name="OE" type="integer" max="90" units="deg"/>
         </inkml:traceFormat>
         <inkml:channelProperties>
           <inkml:channelProperty channel="X" name="resolution" value="1000" units="1/cm"/>
           <inkml:channelProperty channel="Y" name="resolution" value="1000" units="1/cm"/>
           <inkml:channelProperty channel="F" name="resolution" value="0" units="1/dev"/>
+          <inkml:channelProperty channel="OA" name="resolution" value="1000" units="1/deg"/>
+          <inkml:channelProperty channel="OE" name="resolution" value="1000" units="1/deg"/>
         </inkml:channelProperties>
       </inkml:inkSource>
-      <inkml:timestamp xml:id="ts0" timeString="2026-02-28T14:34:51.774"/>
+      <inkml:timestamp xml:id="ts0" timeString="2026-03-05T14:55:19.421"/>
     </inkml:context>
     <inkml:brush xml:id="br0">
       <inkml:brushProperty name="width" value="0.035" units="cm"/>
       <inkml:brushProperty name="height" value="0.035" units="cm"/>
     </inkml:brush>
   </inkml:definitions>
-  <inkml:trace contextRef="#ctx0" brushRef="#br0">1614 214 2705,'0'0'1985,"3"-6"-1422,14-20 4480,-10 46-4579,0 27 451,-3-1 0,-1 1 0,-5 61 0,0-20-267,2-21-429,11 332 1262,-2-78-565,-9-313-891,5-187 1867,-17-18-1659,2 74-111,9-118-149,2 124 80,7 28-61,0 22 75,-5-74-29,-3 140-73,0 6-64,-21 451 278,15-367-176,-3 33 124,-6 136-116,14-49 5,1-208 136,0-16 152,0-81-188,-14-305-7,8 326-129,5-96 1,3 78 7,10-53 36,-7 109 29,-5 36-50,0 1-32,0-1 15,0 1 36,0 8-228,-15 476 262,0-109 32,-2-378-4522,3-15-672,-5-13-1524</inkml:trace>
-  <inkml:trace contextRef="#ctx0" brushRef="#br0" timeOffset="570.29">1637 377 1761,'0'0'920,"-32"-15"-1259,21 11-1651</inkml:trace>
-  <inkml:trace contextRef="#ctx0" brushRef="#br0" timeOffset="1461.25">1 3 2193,'0'0'2177,"0"-3"-4898</inkml:trace>
+  <inkml:trace contextRef="#ctx0" brushRef="#br0">63 43 208 0 0,'-9'-8'10252'0'0,"10"0"-4093"0"0,0 6-5767 0 0,1 1 0 0 0,0 0 0 0 0,0 0 0 0 0,-1-1 0 0 0,1 1 0 0 0,0 0 0 0 0,0 0 0 0 0,0 1 0 0 0,0-1 0 0 0,2 0 0 0 0,54-12 1449 0 0,-50 12-1546 0 0,-1 1 0 0 0,0-1-1 0 0,1 1 1 0 0,-1 1 0 0 0,1-1 0 0 0,-1 1-1 0 0,1 1 1 0 0,-1-1 0 0 0,0 1 0 0 0,0 0-1 0 0,13 7 1 0 0,-19-9-281 0 0,-1 0 0 0 0,0 1 1 0 0,1-1-1 0 0,-1 1 0 0 0,0-1 0 0 0,0 1 0 0 0,1 0 0 0 0,-1-1 1 0 0,0 1-1 0 0,0-1 0 0 0,0 1 0 0 0,0-1 0 0 0,0 1 0 0 0,0-1 1 0 0,0 1-1 0 0,0 0 0 0 0,0-1 0 0 0,0 1 0 0 0,0-1 0 0 0,0 1 0 0 0,0 0 1 0 0,0-1-1 0 0,0 1 0 0 0,0-1 0 0 0,-1 1 0 0 0,1-1 0 0 0,0 1 1 0 0,-1-1-1 0 0,1 1 0 0 0,0-1 0 0 0,-1 1 0 0 0,1-1 0 0 0,0 1 1 0 0,-1-1-1 0 0,1 0 0 0 0,-1 1 0 0 0,0 0 0 0 0,-18 16 137 0 0,19-16-125 0 0,-22 14 117 0 0,-13 12 15 0 0,33-26-160 0 0,0 1 0 0 0,1-1-1 0 0,-1 1 1 0 0,1 0 0 0 0,0-1 0 0 0,0 1 0 0 0,0 0-1 0 0,0 0 1 0 0,0 0 0 0 0,0 0 0 0 0,0 0-1 0 0,0 0 1 0 0,1 0 0 0 0,-1 0 0 0 0,1 0-1 0 0,-1 4 1 0 0,2-4-6 0 0,-1-1-1 0 0,0 1 1 0 0,1 0-1 0 0,-1 0 1 0 0,1 0-1 0 0,0-1 1 0 0,-1 1-1 0 0,1 0 0 0 0,0-1 1 0 0,0 1-1 0 0,0-1 1 0 0,0 1-1 0 0,1-1 1 0 0,-1 1-1 0 0,0-1 1 0 0,3 3-1 0 0,29 19-104 0 0,-19-14 37 0 0,57 40-464 0 0,-71-49 537 0 0,0 0 0 0 0,0 1 0 0 0,0-1 0 0 0,0 0 0 0 0,0 1-1 0 0,0-1 1 0 0,0 0 0 0 0,0 1 0 0 0,0-1 0 0 0,0 0 0 0 0,0 1 0 0 0,0-1 0 0 0,-1 0 0 0 0,1 1 0 0 0,0-1-1 0 0,0 0 1 0 0,0 0 0 0 0,-1 1 0 0 0,1-1 0 0 0,0 0 0 0 0,0 0 0 0 0,-1 1 0 0 0,1-1 0 0 0,0 0-1 0 0,-1 0 1 0 0,1 0 0 0 0,0 0 0 0 0,-1 1 0 0 0,1-1 0 0 0,0 0 0 0 0,0 0 0 0 0,-1 0 0 0 0,1 0 0 0 0,0 0-1 0 0,-1 0 1 0 0,1 0 0 0 0,-1 0 0 0 0,1 0 0 0 0,0 0 0 0 0,-1 0 0 0 0,1 0 0 0 0,-21 5 2 0 0,-8-3-168 0 0,1 0 1 0 0,-1-2-1 0 0,1-1 0 0 0,-1-2 0 0 0,-52-11 0 0 0,68 9 33 0 0,6-5-4872 0 0,7 9 4449 0 0,1 0-1 0 0,-1 0 0 0 0,0 0 1 0 0,0 0-1 0 0,1-1 1 0 0,-1 1-1 0 0,1 0 1 0 0,-1 0-1 0 0,1 0 1 0 0,-1 0-1 0 0,1 0 0 0 0,0 1 1 0 0,-1-1-1 0 0,1 0 1 0 0,0 0-1 0 0,0 0 1 0 0,-1 0-1 0 0,3 0 1 0 0,7-7-4779 0 0</inkml:trace>
+  <inkml:trace contextRef="#ctx0" brushRef="#br0" timeOffset="261.19">312 125 1652 0 0,'50'-29'6085'0'0,"-20"10"5128"0"0,-25 19-5901 0 0,-7 6-4989 0 0,-1 3 97 0 0,0 1-1 0 0,0-1 0 0 0,1 1 1 0 0,0 0-1 0 0,1-1 0 0 0,0 12 1 0 0,1-19-389 0 0,0 0 1 0 0,0 0 0 0 0,1 0 0 0 0,-1 0 0 0 0,1 0 0 0 0,-1 0 0 0 0,1 0 0 0 0,0 0 0 0 0,0 0 0 0 0,0 0 0 0 0,0-1 0 0 0,0 1 0 0 0,0 0 0 0 0,0-1 0 0 0,0 1 0 0 0,1 0 0 0 0,-1-1 0 0 0,1 1 0 0 0,-1-1-1 0 0,1 0 1 0 0,0 0 0 0 0,-1 1 0 0 0,1-1 0 0 0,0 0 0 0 0,0-1 0 0 0,0 1 0 0 0,0 0 0 0 0,0 0 0 0 0,0-1 0 0 0,0 1 0 0 0,0-1 0 0 0,0 0 0 0 0,0 0 0 0 0,0 1 0 0 0,0-1 0 0 0,4-1 0 0 0,-2 1-21 0 0,0 1 1 0 0,-1-2-1 0 0,1 1 1 0 0,0 0 0 0 0,0-1-1 0 0,0 0 1 0 0,-1 0 0 0 0,1 0-1 0 0,0 0 1 0 0,-1 0-1 0 0,1-1 1 0 0,-1 0 0 0 0,1 0-1 0 0,-1 0 1 0 0,0 0-1 0 0,0 0 1 0 0,0-1 0 0 0,0 1-1 0 0,0-1 1 0 0,0 0 0 0 0,-1 0-1 0 0,1 0 1 0 0,-1 0-1 0 0,0 0 1 0 0,0 0 0 0 0,0-1-1 0 0,0 1 1 0 0,-1-1-1 0 0,0 1 1 0 0,1-1 0 0 0,-1 0-1 0 0,0 1 1 0 0,-1-1-1 0 0,1 0 1 0 0,-1 0 0 0 0,1 0-1 0 0,-1 0 1 0 0,0 0 0 0 0,-1 1-1 0 0,1-1 1 0 0,-1 0-1 0 0,0 0 1 0 0,0 0 0 0 0,0 1-1 0 0,0-1 1 0 0,0 0-1 0 0,-1 1 1 0 0,0-1 0 0 0,1 1-1 0 0,-2 0 1 0 0,1 0 0 0 0,0-1-1 0 0,0 1 1 0 0,-5-3-1 0 0,1 0 13 0 0,0 1 0 0 0,0 1 0 0 0,0-1 0 0 0,-1 1-1 0 0,0 0 1 0 0,0 1 0 0 0,0-1 0 0 0,0 1 0 0 0,-1 1 0 0 0,-10-3-1 0 0,13 4-165 0 0,-1-1-1 0 0,1 2 0 0 0,-1-1 0 0 0,1 1 1 0 0,-1-1-1 0 0,1 1 0 0 0,-1 1 0 0 0,1-1 1 0 0,-1 1-1 0 0,1 0 0 0 0,-1 1 0 0 0,1-1 0 0 0,-1 1 1 0 0,1 0-1 0 0,-7 3 0 0 0,9-3-253 0 0,1 1 0 0 0,-1-1 0 0 0,1 0 0 0 0,-1 0 0 0 0,1 1 0 0 0,0 0 0 0 0,0-1 0 0 0,0 1 0 0 0,0 0 0 0 0,0 0 0 0 0,1 0 0 0 0,-2 4 0 0 0,2-5-561 0 0,0 0 1 0 0,1 0 0 0 0,-1 0-1 0 0,1 0 1 0 0,-1 0 0 0 0,1 0-1 0 0,0 0 1 0 0,0 1 0 0 0,0-1 0 0 0,0 0-1 0 0,0 4 1 0 0,5 6-5059 0 0</inkml:trace>
+  <inkml:trace contextRef="#ctx0" brushRef="#br0" timeOffset="466.76">713 174 25862 0 0,'22'-34'2666'0'0,"-15"24"187"0"0,-6 41-1467 0 0,-33 228-3122 0 0,27-229 1423 0 0,-4-1-4016 0 0,5-23-598 0 0</inkml:trace>
+  <inkml:trace contextRef="#ctx0" brushRef="#br0" timeOffset="718.28">772 217 16205 0 0,'-9'-56'2396'0'0,"6"38"-745"0"0,0 0 0 0 0,0-19 0 0 0,3 36-1605 0 0,0 1-1 0 0,1-1 1 0 0,-1 0 0 0 0,0 1-1 0 0,0-1 1 0 0,1 0 0 0 0,-1 1-1 0 0,1-1 1 0 0,-1 0-1 0 0,0 1 1 0 0,1-1 0 0 0,-1 1-1 0 0,1-1 1 0 0,0 1-1 0 0,-1-1 1 0 0,1 1 0 0 0,-1-1-1 0 0,1 1 1 0 0,0-1 0 0 0,-1 1-1 0 0,1 0 1 0 0,0-1-1 0 0,-1 1 1 0 0,1 0 0 0 0,0 0-1 0 0,0 0 1 0 0,-1-1 0 0 0,1 1-1 0 0,0 0 1 0 0,-1 0-1 0 0,1 0 1 0 0,0 0 0 0 0,0 0-1 0 0,1 1 1 0 0,27 1 411 0 0,-28-2-407 0 0,10 2 33 0 0,-1 1 1 0 0,1-1-1 0 0,-1 1 0 0 0,11 5 0 0 0,-18-6-75 0 0,0-1 0 0 0,1 1 0 0 0,-1 0 0 0 0,0 0 0 0 0,0 0 0 0 0,0 1 0 0 0,0-1 0 0 0,0 1 0 0 0,0-1 0 0 0,-1 1 0 0 0,1 0 0 0 0,-1 0 0 0 0,0 0 0 0 0,0 0 0 0 0,2 5 0 0 0,-3-7-12 0 0,-1 0 0 0 0,0 1 0 0 0,0-1-1 0 0,0 0 1 0 0,0 1 0 0 0,0-1 0 0 0,0 0-1 0 0,0 1 1 0 0,0-1 0 0 0,0 0 0 0 0,-1 1-1 0 0,1-1 1 0 0,0 0 0 0 0,-1 0 0 0 0,0 1-1 0 0,1-1 1 0 0,-1 0 0 0 0,1 0 0 0 0,-1 0-1 0 0,0 0 1 0 0,0 0 0 0 0,0 0 0 0 0,0 0-1 0 0,0 0 1 0 0,0 0 0 0 0,0 0 0 0 0,0 0-1 0 0,0-1 1 0 0,0 1 0 0 0,0 0 0 0 0,-2 0-1 0 0,-43 21-637 0 0,37-19 395 0 0,-10 5-689 0 0,0-2 0 0 0,-35 8 0 0 0,42-12-730 0 0,0 0 0 0 0,-25 0 0 0 0,32-3 804 0 0</inkml:trace>
+  <inkml:trace contextRef="#ctx0" brushRef="#br0" timeOffset="1079.58">929 121 192 0 0,'6'-4'1196'0'0,"1"0"-1"0"0,0 0 1 0 0,0 0 0 0 0,1 1-1 0 0,-1 0 1 0 0,1 1 0 0 0,-1-1-1 0 0,1 2 1 0 0,12-3 0 0 0,-17 4-955 0 0,0 0 1 0 0,0 0-1 0 0,-1 0 1 0 0,1 0 0 0 0,0 0-1 0 0,0 1 1 0 0,0-1-1 0 0,-1 1 1 0 0,1 0-1 0 0,0 0 1 0 0,0 0 0 0 0,-1 0-1 0 0,1 0 1 0 0,-1 0-1 0 0,1 1 1 0 0,-1-1-1 0 0,0 1 1 0 0,1 0-1 0 0,-1 0 1 0 0,0 0 0 0 0,0 0-1 0 0,0 0 1 0 0,-1 0-1 0 0,1 0 1 0 0,0 1-1 0 0,-1-1 1 0 0,1 0-1 0 0,-1 1 1 0 0,0 0 0 0 0,1 3-1 0 0,-1-4-123 0 0,0 1-1 0 0,-1-1 1 0 0,1 0 0 0 0,-1 1-1 0 0,0-1 1 0 0,0 0 0 0 0,0 1-1 0 0,0-1 1 0 0,0 0 0 0 0,0 1-1 0 0,-1-1 1 0 0,1 0 0 0 0,-1 0-1 0 0,0 1 1 0 0,1-1 0 0 0,-1 0-1 0 0,0 0 1 0 0,0 0 0 0 0,-1 0-1 0 0,1 0 1 0 0,-3 4 0 0 0,-1-1 212 0 0,0 1 0 0 0,0-1 1 0 0,-1 0-1 0 0,1-1 1 0 0,-11 7-1 0 0,15-11-314 0 0,16-16-146 0 0,21-18 639 0 0,63-47 442 0 0,-99 81-888 0 0,0 0 0 0 0,0 0 0 0 0,0 0 0 0 0,0 0 1 0 0,0 0-1 0 0,0 0 0 0 0,0 0 0 0 0,0 0 0 0 0,0 0 0 0 0,0 0 0 0 0,0 0 0 0 0,0-1 0 0 0,0 1 0 0 0,0 0 1 0 0,0 0-1 0 0,0 0 0 0 0,0 0 0 0 0,0 0 0 0 0,0 0 0 0 0,0 0 0 0 0,-12 6 355 0 0,8-4-384 0 0,0 0 1 0 0,1 1 0 0 0,-1 0-1 0 0,0-1 1 0 0,1 1 0 0 0,-5 6-1 0 0,4-4 13 0 0,1 0 0 0 0,-1 1 0 0 0,1-1 0 0 0,1 1 0 0 0,-1-1 0 0 0,1 1 0 0 0,0 0 1 0 0,0 0-1 0 0,-2 11 0 0 0,4-15-100 0 0,0 0 0 0 0,0 0 0 0 0,0 0 1 0 0,1 0-1 0 0,-1 0 0 0 0,0 0 0 0 0,1 0 1 0 0,-1 0-1 0 0,1-1 0 0 0,0 1 1 0 0,0 0-1 0 0,-1 0 0 0 0,1-1 0 0 0,0 1 1 0 0,0-1-1 0 0,1 1 0 0 0,-1-1 0 0 0,0 1 1 0 0,0-1-1 0 0,1 1 0 0 0,-1-1 0 0 0,1 0 1 0 0,-1 0-1 0 0,1 0 0 0 0,0 0 0 0 0,-1 0 1 0 0,1 0-1 0 0,0 0 0 0 0,0-1 1 0 0,-1 1-1 0 0,1-1 0 0 0,0 1 0 0 0,0-1 1 0 0,0 0-1 0 0,0 1 0 0 0,0-1 0 0 0,3 0 1 0 0,15 2-1564 0 0,1-1 1 0 0,32-3 0 0 0,8-7-8419 0 0,-34 3 3776 0 0</inkml:trace>
 </inkml:ink>
 </file>
 
@@ -4796,24 +4546,28 @@
           <inkml:channel name="X" type="integer" min="-2.14748E9" max="2.14748E9" units="cm"/>
           <inkml:channel name="Y" type="integer" min="-2.14748E9" max="2.14748E9" units="cm"/>
           <inkml:channel name="F" type="integer" max="32767" units="dev"/>
+          <inkml:channel name="OA" type="integer" max="360" units="deg"/>
+          <inkml:channel name="OE" type="integer" max="90" units="deg"/>
         </inkml:traceFormat>
         <inkml:channelProperties>
           <inkml:channelProperty channel="X" name="resolution" value="1000" units="1/cm"/>
           <inkml:channelProperty channel="Y" name="resolution" value="1000" units="1/cm"/>
           <inkml:channelProperty channel="F" name="resolution" value="0" units="1/dev"/>
+          <inkml:channelProperty channel="OA" name="resolution" value="1000" units="1/deg"/>
+          <inkml:channelProperty channel="OE" name="resolution" value="1000" units="1/deg"/>
         </inkml:channelProperties>
       </inkml:inkSource>
-      <inkml:timestamp xml:id="ts0" timeString="2026-02-28T14:32:28.120"/>
+      <inkml:timestamp xml:id="ts0" timeString="2026-03-05T14:55:17.796"/>
     </inkml:context>
     <inkml:brush xml:id="br0">
       <inkml:brushProperty name="width" value="0.035" units="cm"/>
       <inkml:brushProperty name="height" value="0.035" units="cm"/>
     </inkml:brush>
   </inkml:definitions>
-  <inkml:trace contextRef="#ctx0" brushRef="#br0">22 439 6131,'0'0'4626,"0"11"-4213,-1 16-263,0 1 0,-2 0 0,-1-1 0,-9 32 0,16-121 653,2 27-759,1 2 0,2-1-1,1 1 1,26-59 0,-35 92-38,0 0 1,0-1-1,0 1 1,0 0-1,0-1 1,0 1-1,1 0 1,-1 0-1,0-1 1,0 1-1,0 0 1,1 0-1,-1-1 0,0 1 1,0 0-1,1 0 1,-1-1-1,0 1 1,0 0-1,1 0 1,-1 0-1,0 0 1,1-1-1,-1 1 1,0 0-1,1 0 1,-1 0-1,0 0 0,1 0 1,-1 0-1,0 0 1,1 0-1,0 0 1,6 10 71,2 16-30,-9-26-45,6 30 80,-2 0 0,-1 1-1,-1 53 1,-2-84-83,0 0 72,3-16 163,0 4-210,22-95 17,-22 95-34,1 0-1,1 1 1,0-1-1,1 1 1,0 1 0,13-19-1,-17 26-6,0 1-1,0 0 0,1 0 1,-1 0-1,0 0 1,1 0-1,0 0 1,-1 1-1,1-1 0,0 1 1,0 0-1,0 0 1,0 0-1,0 0 1,0 0-1,5 0 1,-7 1 0,1 0 0,-1 0 0,1 0 0,-1 0 0,1 1 0,0-1 0,-1 0 0,1 1 0,-1-1 0,0 1 0,1 0 0,-1 0 0,1-1 0,-1 1 1,0 0-1,0 0 0,1 0 0,-1 0 0,0 0 0,0 0 0,0 1 0,0-1 0,0 0 0,0 1 0,-1-1 0,1 0 0,0 1 0,-1-1 1,1 1-1,-1-1 0,1 1 0,-1 1 0,3 10 49,-1-1 0,-1 1 0,0 0 0,-1-1 0,0 1 1,-3 19-1,-21 73-1080,13-62-1108,7-19-2337</inkml:trace>
-  <inkml:trace contextRef="#ctx0" brushRef="#br0" timeOffset="285.32">353 512 576,'0'0'6126,"16"-12"-5673,51-36-55,-61 44-243,0 0 0,-1 0 0,1-1 0,-1 0 1,-1 0-1,9-11 0,-12 14 20,0 0 1,0 0 0,0-1-1,0 1 1,0 0-1,-1-1 1,1 1 0,-1 0-1,1-1 1,-1 1-1,0-1 1,0 1 0,0-1-1,-1 1 1,1 0-1,-1-3 1,1 4-98,-1 0-1,0 0 1,1 0-1,-1 1 1,0-1-1,1 0 1,-1 0-1,0 1 1,0-1-1,0 0 1,1 1 0,-1-1-1,0 1 1,0-1-1,0 1 1,0 0-1,0-1 1,0 1-1,0 0 1,0-1 0,0 1-1,0 0 1,0 0-1,0 0 1,-1 0-1,1 0 1,0 0-1,0 1 1,0-1-1,0 0 1,-1 1 0,-2-1-68,0 1 0,0 0 0,1 0 1,-1 0-1,0 0 0,0 1 1,-4 2-1,4-1-9,1 0-1,-1 0 1,1 0 0,0 1 0,0-1 0,0 1-1,1 0 1,-1 0 0,1 0 0,0 0 0,0 0-1,1 1 1,-1-1 0,1 0 0,0 1 0,0-1-1,0 1 1,1-1 0,-1 9 0,2-11-18,-1 0 1,0 0-1,1 0 1,0-1-1,-1 1 0,1 0 1,0 0-1,0-1 1,0 1-1,0 0 0,0-1 1,0 1-1,0-1 1,1 1-1,-1-1 1,1 0-1,-1 0 0,1 0 1,-1 1-1,1-1 1,0-1-1,-1 1 1,1 0-1,0 0 0,0-1 1,0 1-1,0-1 1,-1 1-1,1-1 0,3 0 1,9 3-780,0-2 0,28 0 1,-35-1 294,2 1-47,-2-1-81,0 0 1,0 0-1,0-1 1,0 0-1,10-3 1,9-9-2093</inkml:trace>
-  <inkml:trace contextRef="#ctx0" brushRef="#br0" timeOffset="569.28">643 388 3858,'0'0'5418,"0"-6"-4628,0-13-324,1 45-186,-2 50-71,-8-38-169,9-37-3,0-22 270,1 12-216,0-1 0,1 1 0,0 0 0,1 1 0,0-1 0,0 0 0,1 1 0,0-1 0,0 1 0,1 0 0,0 1 0,1-1 1,0 1-1,0 0 0,0 1 0,13-11 0,-18 16-78,0 0 1,-1 0-1,1 1 0,0-1 1,-1 1-1,1-1 1,0 1-1,0-1 1,0 1-1,0-1 1,-1 1-1,1-1 1,0 1-1,0 0 0,0 0 1,0 0-1,0-1 1,0 1-1,0 0 1,0 0-1,0 0 1,0 0-1,0 0 1,0 1-1,0-1 0,0 0 1,0 0-1,0 1 1,-1-1-1,1 0 1,0 1-1,0-1 1,0 1-1,0-1 1,-1 1-1,1 0 0,0-1 1,0 1-1,-1 0 1,1-1-1,-1 1 1,1 0-1,-1 0 1,1 0-1,-1-1 1,1 1-1,-1 0 0,1 0 1,-1 0-1,0 0 1,0 0-1,0 0 1,1 0-1,-1 0 1,0 0-1,0 1 1,1 9-142,-1 0 1,0 0-1,-2 21 1,1-27 91,0 4-509,-1 1 1,0-1-1,-1 1 1,0-1-1,0 0 1,-1 0-1,-7 12 0,-14 20-4030</inkml:trace>
-  <inkml:trace contextRef="#ctx0" brushRef="#br0" timeOffset="1372.01">1125 1 6035,'0'0'4178,"-40"138"-3170,7-56-480,-5 3-207,0-2-161,3-11 176,7-9-336,4-19-176,13-17-305,6-18-1519,5-18-1986</inkml:trace>
+  <inkml:trace contextRef="#ctx0" brushRef="#br0">1 54 1368 0 0,'1'-3'468'0'0,"0"0"0"0"0,1 0 1 0 0,0 0-1 0 0,-1 0 0 0 0,1 1 0 0 0,0-1 0 0 0,1 0 0 0 0,-1 1 0 0 0,0 0 0 0 0,1-1 1 0 0,-1 1-1 0 0,1 0 0 0 0,0 0 0 0 0,0 1 0 0 0,-1-1 0 0 0,1 0 0 0 0,0 1 0 0 0,1 0 1 0 0,-1 0-1 0 0,0 0 0 0 0,6-1 0 0 0,-3 0 186 0 0,1 1 0 0 0,-1 0 0 0 0,0 0 0 0 0,1 0-1 0 0,-1 1 1 0 0,1 0 0 0 0,-1 0 0 0 0,0 1 0 0 0,1 0 0 0 0,9 2 0 0 0,-15-2-574 0 0,0-1 0 0 0,0 1 0 0 0,0 0 1 0 0,-1-1-1 0 0,1 1 0 0 0,0 0 0 0 0,0-1 1 0 0,-1 1-1 0 0,1 0 0 0 0,0 0 0 0 0,-1 0 1 0 0,1-1-1 0 0,-1 1 0 0 0,1 0 0 0 0,-1 0 1 0 0,1 0-1 0 0,-1 0 0 0 0,0 0 0 0 0,1 0 1 0 0,-1 0-1 0 0,0 0 0 0 0,0 0 0 0 0,0 0 0 0 0,0 0 1 0 0,0 0-1 0 0,0 0 0 0 0,0 0 0 0 0,0 0 1 0 0,0 1-1 0 0,0-1 0 0 0,-1 0 0 0 0,1 0 1 0 0,0 0-1 0 0,-1-1 0 0 0,1 1 0 0 0,-1 1 1 0 0,-18 36 897 0 0,19-37-948 0 0,-16 21 464 0 0,0 0 0 0 0,-21 21-1 0 0,6-7 45 0 0,31-36-572 0 0,-1 0 1 0 0,1 1-1 0 0,-1-1 1 0 0,1 0 0 0 0,-1 1-1 0 0,1-1 1 0 0,0 1 0 0 0,-1-1-1 0 0,1 1 1 0 0,0-1-1 0 0,-1 1 1 0 0,1-1 0 0 0,0 1-1 0 0,-1-1 1 0 0,1 1 0 0 0,0 0-1 0 0,0-1 1 0 0,0 1-1 0 0,0-1 1 0 0,0 1 0 0 0,0 0-1 0 0,0-1 1 0 0,0 1-1 0 0,0-1 1 0 0,0 1 0 0 0,0 0-1 0 0,0-1 1 0 0,0 1 0 0 0,0-1-1 0 0,1 2 1 0 0,0-2-12 0 0,0 1-1 0 0,-1-1 1 0 0,1 1 0 0 0,0-1 0 0 0,0 1 0 0 0,0-1 0 0 0,0 0-1 0 0,0 0 1 0 0,0 1 0 0 0,0-1 0 0 0,0 0 0 0 0,1 0-1 0 0,-1 0 1 0 0,0 0 0 0 0,1-1 0 0 0,41-7-797 0 0,-29 4 831 0 0,1-2 1 0 0,-1 0-1 0 0,0 0 0 0 0,0-1 0 0 0,-1-1 1 0 0,0-1-1 0 0,0 1 0 0 0,-1-2 1 0 0,0 0-1 0 0,-1 0 0 0 0,0-1 0 0 0,0-1 1 0 0,-2 0-1 0 0,12-16 0 0 0,-17 21 1071 0 0,2-3 1294 0 0,-7 14-714 0 0,-16 36-216 0 0,17-36-1411 0 0,-1 0 0 0 0,1-1 1 0 0,0 1-1 0 0,0 0 0 0 0,0-1 0 0 0,0 1 1 0 0,0 0-1 0 0,1-1 0 0 0,0 1 1 0 0,0 0-1 0 0,0-1 0 0 0,0 1 1 0 0,1-1-1 0 0,-1 0 0 0 0,1 1 1 0 0,0-1-1 0 0,0 0 0 0 0,0 0 0 0 0,0 0 1 0 0,0 0-1 0 0,1 0 0 0 0,-1-1 1 0 0,1 1-1 0 0,0-1 0 0 0,0 0 1 0 0,0 1-1 0 0,0-1 0 0 0,0-1 1 0 0,0 1-1 0 0,1 0 0 0 0,-1-1 0 0 0,6 2 1 0 0,-5-1-56 0 0,0-1 0 0 0,-1 0-1 0 0,1 0 1 0 0,0 0 0 0 0,0-1 0 0 0,-1 1 0 0 0,1-1 0 0 0,0 0 0 0 0,0 0 0 0 0,0 0 0 0 0,0-1 0 0 0,-1 1-1 0 0,1-1 1 0 0,0 0 0 0 0,0 0 0 0 0,-1 0 0 0 0,1 0 0 0 0,-1-1 0 0 0,1 0 0 0 0,-1 0 0 0 0,1 0 0 0 0,-1 0-1 0 0,0 0 1 0 0,0 0 0 0 0,0-1 0 0 0,0 0 0 0 0,-1 1 0 0 0,1-1 0 0 0,-1 0 0 0 0,1 0 0 0 0,1-5 0 0 0,-2 5 29 0 0,-1-1 0 0 0,0 1 1 0 0,-1-1-1 0 0,1 0 0 0 0,0 1 1 0 0,-1-1-1 0 0,0 0 0 0 0,0 0 1 0 0,0 1-1 0 0,0-1 0 0 0,-1 0 1 0 0,1 1-1 0 0,-1-1 0 0 0,0 0 1 0 0,0 1-1 0 0,-1-1 0 0 0,1 1 1 0 0,-1-1-1 0 0,1 1 0 0 0,-1 0 1 0 0,0 0-1 0 0,-3-3 0 0 0,1-2-20 0 0,-2 1 0 0 0,1 0 0 0 0,-1 1 0 0 0,0-1 0 0 0,0 1 0 0 0,-1 1 0 0 0,0-1 0 0 0,-10-6 0 0 0,15 11-96 0 0,0 0-1 0 0,0 1 1 0 0,0-1 0 0 0,0 0 0 0 0,0 0 0 0 0,0 1-1 0 0,0 0 1 0 0,-1-1 0 0 0,1 1 0 0 0,0 0-1 0 0,0 0 1 0 0,0 0 0 0 0,-1 0 0 0 0,1 0 0 0 0,0 1-1 0 0,0-1 1 0 0,0 1 0 0 0,0-1 0 0 0,-1 1-1 0 0,1 0 1 0 0,0 0 0 0 0,0 0 0 0 0,0 0 0 0 0,1 0-1 0 0,-1 0 1 0 0,0 1 0 0 0,0-1 0 0 0,1 1 0 0 0,-1-1-1 0 0,0 1 1 0 0,1-1 0 0 0,-2 3 0 0 0,-20 31-4023 0 0,9 1-4978 0 0,10-22 3768 0 0</inkml:trace>
+  <inkml:trace contextRef="#ctx0" brushRef="#br0" timeOffset="187.64">553 220 1968 0 0,'5'-10'2222'0'0,"15"-27"14588"0"0,-19 37-16679 0 0,0 1 0 0 0,-1-1 0 0 0,1 1 0 0 0,0-1 0 0 0,0 1 0 0 0,0-1 0 0 0,-1 1 0 0 0,1 0 0 0 0,0-1-1 0 0,-1 1 1 0 0,1 0 0 0 0,-1-1 0 0 0,1 1 0 0 0,-1 0 0 0 0,1 0 0 0 0,-1-1 0 0 0,1 1 0 0 0,-1 0 0 0 0,0 0 0 0 0,1 1 0 0 0,7 22 798 0 0,-7-22-677 0 0,5 20 223 0 0,-1-1 1 0 0,-1 1-1 0 0,0 0 1 0 0,-2 0-1 0 0,-1 1 1 0 0,-1 29-1 0 0,-8 9-5471 0 0,-7 1-8349 0 0</inkml:trace>
+  <inkml:trace contextRef="#ctx0" brushRef="#br0" timeOffset="436.08">569 218 744 0 0,'-2'-13'1206'0'0,"0"6"116"0"0,0-1-1 0 0,1 1 0 0 0,0-1 1 0 0,1 1-1 0 0,0-1 0 0 0,1-10 1 0 0,-1 16-1057 0 0,1 0 1 0 0,-1 0-1 0 0,1 0 0 0 0,0 0 1 0 0,0 0-1 0 0,0 0 1 0 0,0 0-1 0 0,0 0 1 0 0,0 0-1 0 0,1 1 1 0 0,-1-1-1 0 0,0 0 1 0 0,1 1-1 0 0,0-1 1 0 0,-1 1-1 0 0,1-1 1 0 0,0 1-1 0 0,0 0 1 0 0,-1 0-1 0 0,1 0 1 0 0,0 0-1 0 0,0 0 1 0 0,0 0-1 0 0,1 0 1 0 0,-1 1-1 0 0,0-1 1 0 0,3 1-1 0 0,5-2 179 0 0,0 2 0 0 0,0-1 0 0 0,0 1-1 0 0,0 1 1 0 0,0 0 0 0 0,0 0 0 0 0,0 1 0 0 0,13 4 0 0 0,-20-5-298 0 0,1 1 0 0 0,0-1 0 0 0,-1 1 0 0 0,0-1 1 0 0,1 1-1 0 0,-1 0 0 0 0,0 0 0 0 0,0 1 1 0 0,0-1-1 0 0,0 0 0 0 0,4 5 0 0 0,-6-5-85 0 0,0-1 0 0 0,0 1 0 0 0,-1 0 0 0 0,1 0 0 0 0,0-1 0 0 0,0 1 1 0 0,-1 0-1 0 0,1 0 0 0 0,-1 0 0 0 0,0 0 0 0 0,1-1 0 0 0,-1 1 0 0 0,0 0 0 0 0,0 0 0 0 0,0 0 0 0 0,-1 0 0 0 0,1 0 0 0 0,0 0 0 0 0,-1 0 0 0 0,1-1 0 0 0,-1 1 0 0 0,1 0 0 0 0,-1 0 0 0 0,-1 1 0 0 0,0 2-6 0 0,-1-1-1 0 0,0 0 0 0 0,0 0 0 0 0,0 0 0 0 0,-1 0 1 0 0,0-1-1 0 0,1 1 0 0 0,-1-1 0 0 0,0 0 1 0 0,0 0-1 0 0,-8 3 0 0 0,-53 25-328 0 0,56-27 161 0 0,-62 20-1600 0 0,23-14-3153 0 0,42-13 2433 0 0,17-9-11111 0 0</inkml:trace>
+  <inkml:trace contextRef="#ctx0" brushRef="#br0" timeOffset="760.75">658 213 1492 0 0,'40'-25'1743'0'0,"31"-17"3415"0"0,-64 39-4304 0 0,0 0-1 0 0,1 0 0 0 0,-1 0 0 0 0,1 0 1 0 0,-1 1-1 0 0,1 1 0 0 0,12-2 0 0 0,-18 3-730 0 0,-1 0 1 0 0,0 0-1 0 0,0 0 0 0 0,0 0 0 0 0,0 0 0 0 0,1 0 0 0 0,-1 0 0 0 0,0 0 0 0 0,0 0 0 0 0,0 1 1 0 0,0-1-1 0 0,0 0 0 0 0,0 1 0 0 0,0-1 0 0 0,0 1 0 0 0,0 0 0 0 0,0-1 0 0 0,0 1 0 0 0,0 0 0 0 0,0-1 1 0 0,0 1-1 0 0,0 0 0 0 0,0 0 0 0 0,-1 0 0 0 0,2 1 0 0 0,-1 0-4 0 0,-1 0 0 0 0,1 0 0 0 0,-1 0 0 0 0,1 0 0 0 0,-1 0 0 0 0,0 0 0 0 0,0 0 0 0 0,0 0 0 0 0,0 0-1 0 0,0 0 1 0 0,-1 0 0 0 0,1 0 0 0 0,-1 3 0 0 0,-1 1 52 0 0,0 0 0 0 0,0 0 0 0 0,-1-1 0 0 0,0 1-1 0 0,1-1 1 0 0,-2 0 0 0 0,1 0 0 0 0,-8 9 0 0 0,-9 5 548 0 0,18-16-237 0 0,13-9-385 0 0,4-5 64 0 0,87-66-6 0 0,-91 67 576 0 0,0-1 0 0 0,-1 0 0 0 0,13-17 0 0 0,-18 20 3130 0 0,-15 20-2827 0 0,-16 25-499 0 0,24-34-581 0 0,0 1 0 0 0,1 0 1 0 0,0-1-1 0 0,0 1 0 0 0,0 0 1 0 0,0 0-1 0 0,0 0 0 0 0,1 0 1 0 0,0 0-1 0 0,0 0 0 0 0,0-1 1 0 0,0 1-1 0 0,1 0 0 0 0,-1 0 0 0 0,1 0 1 0 0,0 0-1 0 0,0 0 0 0 0,2 4 1 0 0,-1-5-303 0 0,-1 0 1 0 0,1-1-1 0 0,0 1 1 0 0,-1 0 0 0 0,1-1-1 0 0,1 1 1 0 0,-1-1-1 0 0,0 1 1 0 0,1-1-1 0 0,-1 0 1 0 0,1 0 0 0 0,-1 0-1 0 0,1-1 1 0 0,0 1-1 0 0,0-1 1 0 0,0 1 0 0 0,0-1-1 0 0,0 0 1 0 0,0 0-1 0 0,0 0 1 0 0,0 0 0 0 0,6 0-1 0 0,40 0-10926 0 0,-14-4 4832 0 0</inkml:trace>
 </inkml:ink>
 </file>
 
@@ -4826,21 +4580,29 @@
           <inkml:channel name="X" type="integer" min="-2.14748E9" max="2.14748E9" units="cm"/>
           <inkml:channel name="Y" type="integer" min="-2.14748E9" max="2.14748E9" units="cm"/>
           <inkml:channel name="F" type="integer" max="32767" units="dev"/>
+          <inkml:channel name="OA" type="integer" max="360" units="deg"/>
+          <inkml:channel name="OE" type="integer" max="90" units="deg"/>
         </inkml:traceFormat>
         <inkml:channelProperties>
           <inkml:channelProperty channel="X" name="resolution" value="1000" units="1/cm"/>
           <inkml:channelProperty channel="Y" name="resolution" value="1000" units="1/cm"/>
           <inkml:channelProperty channel="F" name="resolution" value="0" units="1/dev"/>
+          <inkml:channelProperty channel="OA" name="resolution" value="1000" units="1/deg"/>
+          <inkml:channelProperty channel="OE" name="resolution" value="1000" units="1/deg"/>
         </inkml:channelProperties>
       </inkml:inkSource>
-      <inkml:timestamp xml:id="ts0" timeString="2026-02-28T14:32:20.508"/>
+      <inkml:timestamp xml:id="ts0" timeString="2026-03-05T14:55:15.857"/>
     </inkml:context>
     <inkml:brush xml:id="br0">
       <inkml:brushProperty name="width" value="0.035" units="cm"/>
       <inkml:brushProperty name="height" value="0.035" units="cm"/>
     </inkml:brush>
   </inkml:definitions>
-  <inkml:trace contextRef="#ctx0" brushRef="#br0">80 182 736,'0'0'953,"5"-13"-348,49-115 1492,-52 123-1835,-1 3-78,-1-1 0,1 0 1,0 1-1,0-1 0,0 1 1,0-1-1,0 1 0,1 0 0,-1-1 1,1 1-1,-1 0 0,1 0 0,2-2 484,-3 24-480,-2-1 0,0 1 0,-1-1 0,-2 1 0,0-1 0,0 0 0,-11 26 0,-88 198 186,99-232-965,3-9 214,1 0 0,-1 0 0,0 0 0,0 0 0,0 0 0,0 0 0,0 0 0,0 0 0,-1 0 0,1-1 0,-3 3 0,-3 0-3254</inkml:trace>
+  <inkml:trace contextRef="#ctx0" brushRef="#br0">45 57 112 0 0,'3'-18'2670'0'0,"1"-6"2424"0"0,1 10 6326 0 0,-6 19-10753 0 0,-17 70 1364 0 0,-12 65 49 0 0,27-124-2545 0 0,-1 27-1477 0 0,4-42 1425 0 0,0 1 1 0 0,0-1-1 0 0,0 1 0 0 0,1 0 0 0 0,-1-1 1 0 0,1 1-1 0 0,-1-1 0 0 0,1 1 0 0 0,-1-1 1 0 0,1 1-1 0 0,0-1 0 0 0,0 1 0 0 0,1 1 1 0 0,9-1-9993 0 0</inkml:trace>
+  <inkml:trace contextRef="#ctx0" brushRef="#br0" timeOffset="282.84">193 143 1224 0 0,'5'-32'4678'0'0,"-4"10"7147"0"0,-2 23-11702 0 0,0 0 0 0 0,0 0 1 0 0,0-1-1 0 0,0 1 0 0 0,0 0 0 0 0,0 0 0 0 0,0 0 1 0 0,0 1-1 0 0,0-1 0 0 0,1 0 0 0 0,-1 0 0 0 0,0 0 1 0 0,1 1-1 0 0,-1-1 0 0 0,1 0 0 0 0,-1 2 0 0 0,-7 23 1095 0 0,6-20-990 0 0,1-1 0 0 0,1 0 0 0 0,-1 1 0 0 0,1-1 0 0 0,0 1 0 0 0,0-1-1 0 0,1 1 1 0 0,0-1 0 0 0,0 1 0 0 0,0-1 0 0 0,4 10 0 0 0,-4-13-193 0 0,0 0 1 0 0,0 0-1 0 0,0 0 1 0 0,1-1-1 0 0,-1 1 0 0 0,1 0 1 0 0,-1-1-1 0 0,1 1 1 0 0,0-1-1 0 0,0 1 1 0 0,0-1-1 0 0,-1 0 0 0 0,1 0 1 0 0,0 0-1 0 0,1 0 1 0 0,-1 0-1 0 0,0 0 1 0 0,0 0-1 0 0,0-1 0 0 0,0 1 1 0 0,1-1-1 0 0,-1 0 1 0 0,0 0-1 0 0,0 1 1 0 0,1-1-1 0 0,-1-1 0 0 0,0 1 1 0 0,0 0-1 0 0,1 0 1 0 0,-1-1-1 0 0,3 0 1 0 0,-1-1-37 0 0,1 1 0 0 0,-1-1 0 0 0,1 0-1 0 0,-1 0 1 0 0,0 0 0 0 0,0 0 0 0 0,0-1 0 0 0,0 0 0 0 0,0 0 0 0 0,-1 0 0 0 0,1 0 0 0 0,-1-1 0 0 0,0 1 0 0 0,0-1 0 0 0,0 0 0 0 0,0 1 0 0 0,0-2 0 0 0,-1 1 0 0 0,0 0 0 0 0,0 0 0 0 0,0-1 0 0 0,-1 1 0 0 0,1-1 0 0 0,-1 1 0 0 0,0-1 0 0 0,0 0 0 0 0,-1 1 0 0 0,1-1 0 0 0,-1 0 0 0 0,0 0 0 0 0,-1 1 0 0 0,1-1 0 0 0,-1 0 0 0 0,0 0 0 0 0,0 1-1 0 0,0-1 1 0 0,0 1 0 0 0,-1-1 0 0 0,0 1 0 0 0,0 0 0 0 0,-4-6 0 0 0,5 8-39 0 0,-1 0 0 0 0,1 0 0 0 0,-1 0 1 0 0,0 0-1 0 0,0 0 0 0 0,0 1 0 0 0,0-1 0 0 0,0 1 0 0 0,0 0 0 0 0,0 0 0 0 0,0-1 0 0 0,-1 1 0 0 0,1 1 0 0 0,0-1 0 0 0,-1 0 0 0 0,1 0 0 0 0,0 1 0 0 0,-1 0 1 0 0,1-1-1 0 0,-1 1 0 0 0,1 0 0 0 0,-1 0 0 0 0,1 0 0 0 0,-1 0 0 0 0,1 1 0 0 0,-1-1 0 0 0,1 1 0 0 0,0 0 0 0 0,-1-1 0 0 0,1 1 0 0 0,0 0 0 0 0,-1 0 1 0 0,-2 3-1 0 0,-2-1-516 0 0,0 1 1 0 0,0 1 0 0 0,0-1 0 0 0,1 1-1 0 0,0 0 1 0 0,0 1 0 0 0,1-1 0 0 0,-1 1 0 0 0,-5 8-1 0 0,-5 15-8344 0 0,14-15 3806 0 0</inkml:trace>
+  <inkml:trace contextRef="#ctx0" brushRef="#br0" timeOffset="516.11">706 256 25998 0 0,'0'-5'326'0'0,"0"1"-1"0"0,-1 0 1 0 0,0 0-1 0 0,0-1 1 0 0,0 1-1 0 0,0 0 1 0 0,0 0-1 0 0,-1 0 1 0 0,0 0-1 0 0,0 1 1 0 0,0-1-1 0 0,0 0 1 0 0,-1 1-1 0 0,-3-5 1 0 0,5 7-62 0 0,1 4-21 0 0,-6 30 76 0 0,2 0 0 0 0,1 0-1 0 0,3 51 1 0 0,0-45-1175 0 0,-1 0 0 0 0,-6 41 0 0 0,6-73-618 0 0,-4 26 367 0 0,5-23-4186 0 0</inkml:trace>
+  <inkml:trace contextRef="#ctx0" brushRef="#br0" timeOffset="765.04">710 189 256 0 0,'-1'-2'436'0'0,"1"1"0"0"0,1-1-1 0 0,-1 0 1 0 0,0 0 0 0 0,0 0 0 0 0,1 0 0 0 0,-1 1-1 0 0,1-1 1 0 0,-1 0 0 0 0,1 0 0 0 0,0 1 0 0 0,0-1-1 0 0,-1 1 1 0 0,1-1 0 0 0,1 0 0 0 0,-1 1 0 0 0,0 0-1 0 0,0-1 1 0 0,0 1 0 0 0,3-2 0 0 0,-2 3-204 0 0,0-1 0 0 0,0 1 0 0 0,0-1 1 0 0,0 1-1 0 0,0 0 0 0 0,0 0 0 0 0,0 0 0 0 0,0 0 1 0 0,0 0-1 0 0,0 0 0 0 0,1 1 0 0 0,-1-1 1 0 0,0 1-1 0 0,0-1 0 0 0,0 1 0 0 0,0 0 0 0 0,0 0 1 0 0,2 1-1 0 0,9 4 433 0 0,56 28 1854 0 0,-64-31-2295 0 0,-1 0 1 0 0,1 1-1 0 0,0-1 1 0 0,-1 1-1 0 0,1 0 1 0 0,-1 0 0 0 0,0 1-1 0 0,-1-1 1 0 0,1 1-1 0 0,4 8 1 0 0,-7-11-172 0 0,0-1 1 0 0,-1 0-1 0 0,1 0 0 0 0,-1 1 1 0 0,0-1-1 0 0,0 0 0 0 0,1 1 1 0 0,-1-1-1 0 0,0 0 1 0 0,0 1-1 0 0,0-1 0 0 0,0 1 1 0 0,0-1-1 0 0,-1 0 1 0 0,1 1-1 0 0,0-1 0 0 0,-1 0 1 0 0,1 0-1 0 0,-1 1 0 0 0,1-1 1 0 0,-2 2-1 0 0,1-1 27 0 0,-1 1 0 0 0,-1 0 0 0 0,1 0 0 0 0,0-1 0 0 0,-1 1 0 0 0,1-1-1 0 0,-1 0 1 0 0,-3 3 0 0 0,-7 2 106 0 0,0 0 0 0 0,1-1-1 0 0,-16 5 1 0 0,26-10-153 0 0,-15 5-41 0 0,-1 0 0 0 0,-28 5-1 0 0,39-10-649 0 0,1 0 0 0 0,-1 0 0 0 0,0-1 0 0 0,1 0 0 0 0,-14-2 0 0 0,20 2 550 0 0,0 0 1 0 0,-1 0-1 0 0,1 0 1 0 0,0 0-1 0 0,0 0 1 0 0,-1 0-1 0 0,1-1 1 0 0,0 1-1 0 0,0 0 1 0 0,-1 0-1 0 0,1 0 1 0 0,0 0-1 0 0,0-1 1 0 0,0 1-1 0 0,-1 0 1 0 0,1 0-1 0 0,0 0 1 0 0,0-1-1 0 0,0 1 1 0 0,-1 0-1 0 0,1 0 1 0 0,0 0-1 0 0,0-1 1 0 0,0 1-1 0 0,0 0 1 0 0,0-1-1 0 0,0 1 1 0 0,0 0-1 0 0,0 0 1 0 0,0-1-1 0 0,0 1 1 0 0,0 0-1 0 0,0 0 1 0 0,0-1-1 0 0,0 1 1 0 0,0 0-1 0 0,0-1 1 0 0,0 1-1 0 0,0 0 1 0 0,0 0-1 0 0,0-1 1 0 0,0 1-1 0 0,0 0 1 0 0,0 0-1 0 0,0-1 1 0 0,1 1-1 0 0,-1 0 1 0 0,7-11-5229 0 0,4 1 1018 0 0</inkml:trace>
+  <inkml:trace contextRef="#ctx0" brushRef="#br0" timeOffset="1093.54">893 211 720 0 0,'9'-5'983'0'0,"42"-24"3986"0"0,-47 27-4451 0 0,-1 0 1 0 0,1 1-1 0 0,-1 0 1 0 0,1 0-1 0 0,0 0 1 0 0,0 0-1 0 0,-1 0 1 0 0,1 1-1 0 0,0-1 1 0 0,0 1-1 0 0,0 0 0 0 0,3 1 1 0 0,-5-1-384 0 0,-1 1-1 0 0,1 0 1 0 0,-1-1 0 0 0,1 1 0 0 0,-1 0-1 0 0,0 0 1 0 0,1 0 0 0 0,-1 0 0 0 0,0 0-1 0 0,0 0 1 0 0,0 0 0 0 0,0 0 0 0 0,0 0-1 0 0,0 1 1 0 0,0-1 0 0 0,0 0 0 0 0,0 1-1 0 0,-1-1 1 0 0,1 1 0 0 0,0-1-1 0 0,-1 1 1 0 0,1-1 0 0 0,-1 1 0 0 0,0-1-1 0 0,0 1 1 0 0,1-1 0 0 0,-1 1 0 0 0,0 0-1 0 0,0-1 1 0 0,0 1 0 0 0,-1 2 0 0 0,0 3 110 0 0,1-1 0 0 0,-1 1 0 0 0,-1-1 1 0 0,1 0-1 0 0,-1 0 0 0 0,-3 8 0 0 0,4-11-144 0 0,-1 0-1 0 0,0 0 0 0 0,0 0 0 0 0,-1 0 0 0 0,1-1 0 0 0,0 1 0 0 0,-4 2 0 0 0,-6 8 584 0 0,11-12-556 0 0,4-7-372 0 0,0 0 214 0 0,-1 0-1 0 0,2 0 0 0 0,-1 1 0 0 0,1 0 1 0 0,0-1-1 0 0,0 1 0 0 0,8-7 1 0 0,-3 2 9 0 0,19-20 121 0 0,-22 25 188 0 0,0 0 0 0 0,-1-1 0 0 0,0 0 0 0 0,0 0 0 0 0,0 0 0 0 0,2-7 3241 0 0,-19 21-3309 0 0,9-6-151 0 0,1 1 0 0 0,-1-1 0 0 0,1 1 0 0 0,0 0 1 0 0,-1 0-1 0 0,1 0 0 0 0,1 0 0 0 0,-1 0 0 0 0,0 0 0 0 0,1 0 1 0 0,0 1-1 0 0,-1-1 0 0 0,1 1 0 0 0,1-1 0 0 0,-1 1 0 0 0,0 5 1 0 0,1-6-40 0 0,0 0 0 0 0,1 0 0 0 0,-1-1 1 0 0,1 1-1 0 0,0 0 0 0 0,0-1 0 0 0,0 1 1 0 0,0 0-1 0 0,0-1 0 0 0,1 1 0 0 0,-1-1 1 0 0,1 0-1 0 0,0 0 0 0 0,0 1 1 0 0,-1-1-1 0 0,6 3 0 0 0,-1 0-357 0 0,0 0 0 0 0,1-1 0 0 0,-1 0 0 0 0,1-1 0 0 0,1 1 0 0 0,-1-1 0 0 0,0-1 1 0 0,1 1-1 0 0,-1-1 0 0 0,1-1 0 0 0,-1 1 0 0 0,1-1 0 0 0,14 0 0 0 0,17-5-4887 0 0,-13-4-2267 0 0,-7 0 1555 0 0</inkml:trace>
 </inkml:ink>
 </file>
 
@@ -4853,21 +4615,31 @@
           <inkml:channel name="X" type="integer" min="-2.14748E9" max="2.14748E9" units="cm"/>
           <inkml:channel name="Y" type="integer" min="-2.14748E9" max="2.14748E9" units="cm"/>
           <inkml:channel name="F" type="integer" max="32767" units="dev"/>
+          <inkml:channel name="OA" type="integer" max="360" units="deg"/>
+          <inkml:channel name="OE" type="integer" max="90" units="deg"/>
         </inkml:traceFormat>
         <inkml:channelProperties>
           <inkml:channelProperty channel="X" name="resolution" value="1000" units="1/cm"/>
           <inkml:channelProperty channel="Y" name="resolution" value="1000" units="1/cm"/>
           <inkml:channelProperty channel="F" name="resolution" value="0" units="1/dev"/>
+          <inkml:channelProperty channel="OA" name="resolution" value="1000" units="1/deg"/>
+          <inkml:channelProperty channel="OE" name="resolution" value="1000" units="1/deg"/>
         </inkml:channelProperties>
       </inkml:inkSource>
-      <inkml:timestamp xml:id="ts0" timeString="2026-02-28T14:32:16.670"/>
+      <inkml:timestamp xml:id="ts0" timeString="2026-03-05T14:55:12.271"/>
     </inkml:context>
     <inkml:brush xml:id="br0">
       <inkml:brushProperty name="width" value="0.035" units="cm"/>
       <inkml:brushProperty name="height" value="0.035" units="cm"/>
     </inkml:brush>
   </inkml:definitions>
-  <inkml:trace contextRef="#ctx0" brushRef="#br0">44 247 4098,'0'0'7409,"0"-3"-6943,-2-8-103,-4 20 208,-3 24-232,9-27-279,2 19-283,-1-24 201,-1-1 0,0 1 0,1-1 0,-1 1 0,0-1 0,1 1 0,-1-1 0,1 1 0,-1-1 0,1 0 0,-1 1 0,1-1 1,-1 0-1,1 1 0,-1-1 0,1 0 0,0 0 0,-1 1 0,1-1 0,-1 0 0,1 0 0,0 0 0,-1 0 0,1 0 0,-1 0 1,1 0-1,0 0 0,-1 0 0,1 0 0,-1 0 0,1 0 0,0-1 0,-1 1 0,1 0 0,-1 0 0,1-1 0,-1 1 0,1 0 1,0-1-1,1 0 16,-1 0 0,1-1 1,0 1-1,-1-1 0,1 1 1,-1-1-1,0 1 0,1-1 1,-1 0-1,0 1 0,0-1 1,0 0-1,0 0 0,-1 0 1,1 0-1,0 0 0,-1 0 1,0 0-1,1-4 0,0 1 136,0 0-1,-1 0 0,0 0 0,0 0 0,0 0 1,-1 0-1,0-7 0,0 12-121,1 0 0,-1-1 0,1 1 0,-1 0 0,1 0 0,-1-1 0,1 1 0,-1 0 0,1 0 0,-1 0 0,1 0-1,-1-1 1,1 1 0,-1 0 0,1 0 0,-1 0 0,1 0 0,-1 0 0,1 0 0,-1 1 0,0-1 0,1 0 0,-1 0 0,1 0 0,-1 0 0,1 1 0,-1-1 0,0 1 0,-15 6 119,14-4-129,-1 1 1,0-1-1,1 1 1,0-1-1,0 1 1,0 0 0,0 0-1,1 0 1,-1 0-1,1 0 1,0 0 0,0 0-1,1 0 1,-1 1-1,1-1 1,0 6-1,0-9-3,0-1-1,1 1 1,-1 0-1,1-1 1,-1 1-1,0-1 1,1 1-1,-1 0 1,1-1-1,-1 1 1,1-1-1,-1 0 0,1 1 1,0-1-1,-1 1 1,1-1-1,0 0 1,-1 1-1,1-1 1,0 0-1,-1 0 1,1 0-1,0 1 0,-1-1 1,1 0-1,0 0 1,-1 0-1,1 0 1,0 0-1,0 0 1,-1-1-1,1 1 1,0 0-1,-1 0 0,1 0 1,1-1-1,0 1-32,1-1-1,0 1 1,-1-1 0,1 0-1,0 0 1,-1 0-1,1 0 1,-1 0-1,4-2 1,-4 0 105,1 0-1,-1-1 1,1 1 0,-1 0-1,0-1 1,0 1 0,-1-1-1,1 1 1,-1-1 0,0 0 0,0 0-1,0 0 1,0 0 0,-1 0-1,1 0 1,-1 0 0,0 0-1,0 0 1,-1-4 0,0 7-7,0 0-1,0 1 1,0-1 0,0 0-1,1 1 1,-1-1 0,0 1 0,0-1-1,0 1 1,0-1 0,0 1 0,0 0-1,0-1 1,-1 1 0,1 0-1,0 0 1,0 0 0,0 0 0,0 0-1,0 0 1,0 0 0,0 0 0,-2 1-1,-28 5-945,28-5 448,0 1 1,1 0 0,-1 0 0,1 0-1,0 0 1,0 0 0,0 1-1,0-1 1,0 1 0,-3 5 0,-2 8-2685</inkml:trace>
+  <inkml:trace contextRef="#ctx0" brushRef="#br0">19 368 516 0 0,'-3'-11'13063'0'0,"-2"35"-12095"0"0,1-1 1 0 0,1 1-1 0 0,1 0 0 0 0,1 0 0 0 0,3 36 1 0 0,-1-3 201 0 0,9-137-518 0 0,-6 59-608 0 0,23-79 0 0 0,-24 91 54 0 0,0 0 1 0 0,1 1 0 0 0,0 0 0 0 0,0 0 0 0 0,1 0 0 0 0,0 0-1 0 0,0 1 1 0 0,12-13 0 0 0,-16 19-83 0 0,0 0 0 0 0,-1 1 0 0 0,1-1 0 0 0,0 1 0 0 0,0-1 0 0 0,-1 1 0 0 0,1-1 0 0 0,0 1 0 0 0,0 0 0 0 0,0-1 0 0 0,0 1 0 0 0,0 0 0 0 0,-1 0 0 0 0,1-1 0 0 0,0 1 0 0 0,0 0 0 0 0,0 0 0 0 0,0 0 0 0 0,0 0 0 0 0,0 0 0 0 0,0 0 0 0 0,0 1 0 0 0,-1-1 0 0 0,1 0 0 0 0,2 1 0 0 0,-1 0 5 0 0,0 0 1 0 0,1 1-1 0 0,-1-1 1 0 0,0 1-1 0 0,0 0 1 0 0,0-1-1 0 0,0 1 0 0 0,0 0 1 0 0,1 3-1 0 0,5 5 40 0 0,0 2 0 0 0,10 20 0 0 0,-15-26-25 0 0,1 1-20 0 0,-1 1 0 0 0,1 0 0 0 0,-1 0 0 0 0,-1 1 0 0 0,0-1 0 0 0,0 1 0 0 0,0-1 0 0 0,-1 1-1 0 0,0-1 1 0 0,-1 1 0 0 0,-1 14 0 0 0,4-31-17 0 0,37-105-66 0 0,-36 102 79 0 0,1 1 0 0 0,0 0 0 0 0,1 1 0 0 0,0-1 0 0 0,0 1 0 0 0,1 0 0 0 0,0 1 0 0 0,16-16-1 0 0,-21 23 3 0 0,-1 0-1 0 0,0 0 0 0 0,1 0 0 0 0,-1 0 0 0 0,1 0 0 0 0,-1 0 0 0 0,1 0 0 0 0,-1 0 0 0 0,1 0 0 0 0,0 1 0 0 0,-1-1 0 0 0,1 1 0 0 0,0-1 0 0 0,-1 1 0 0 0,1 0 0 0 0,0-1 0 0 0,0 1 0 0 0,0 0 0 0 0,-1 0 0 0 0,1 0 0 0 0,0 1 0 0 0,0-1 1 0 0,-1 0-1 0 0,4 2 0 0 0,-3-1 6 0 0,0 1 0 0 0,0-1 0 0 0,0 1 0 0 0,0 0 1 0 0,-1 0-1 0 0,1 0 0 0 0,0 0 0 0 0,-1 0 0 0 0,0 0 0 0 0,0 0 1 0 0,1 0-1 0 0,-1 0 0 0 0,0 1 0 0 0,-1-1 0 0 0,2 4 0 0 0,1 7-153 0 0,0 0-1 0 0,-1 1 0 0 0,-1-1 0 0 0,0 0 0 0 0,-2 20 0 0 0,1-32-117 0 0,-1 41-2376 0 0,2-29-1305 0 0,2-1-4356 0 0</inkml:trace>
+  <inkml:trace contextRef="#ctx0" brushRef="#br0" timeOffset="365.08">489 395 932 0 0,'8'-10'1027'0'0,"-2"0"0"0"0,1 0 1 0 0,-1-1-1 0 0,-1 1 0 0 0,5-14 0 0 0,-6 14 787 0 0,-1 0 0 0 0,-1 0 0 0 0,3-15 0 0 0,-5 25-1677 0 0,0-1-1 0 0,0 1 1 0 0,0-1-1 0 0,0 0 0 0 0,0 1 1 0 0,0-1-1 0 0,0 0 1 0 0,0 1-1 0 0,0-1 1 0 0,0 1-1 0 0,0-1 0 0 0,0 0 1 0 0,-1 1-1 0 0,1-1 1 0 0,0 1-1 0 0,0-1 1 0 0,-1 0-1 0 0,1 1 0 0 0,0-1 1 0 0,-1 1-1 0 0,1-1 1 0 0,0 1-1 0 0,-1-1 0 0 0,1 1 1 0 0,-1 0-1 0 0,1-1 1 0 0,-1 1-1 0 0,1-1 1 0 0,-1 1-1 0 0,0 0 0 0 0,1 0 1 0 0,-1-1-1 0 0,1 1 1 0 0,-1 0-1 0 0,1 0 1 0 0,-1-1-1 0 0,0 1 0 0 0,1 0 1 0 0,-1 0-1 0 0,0 0 1 0 0,1 0-1 0 0,-2 0 0 0 0,0 0 68 0 0,0 0-1 0 0,0 1 0 0 0,0-1 1 0 0,0 0-1 0 0,0 1 0 0 0,0-1 0 0 0,0 1 1 0 0,0 0-1 0 0,0 0 0 0 0,1 0 0 0 0,-4 2 1 0 0,1 1-48 0 0,0 0 1 0 0,0 0-1 0 0,0 1 1 0 0,1 0-1 0 0,0 0 1 0 0,0 0-1 0 0,0 0 1 0 0,1 0-1 0 0,0 1 1 0 0,0-1-1 0 0,0 1 1 0 0,1-1-1 0 0,-2 8 1 0 0,2-9-156 0 0,0 1-1 0 0,1-1 1 0 0,-1 1 0 0 0,1-1 0 0 0,0 1 0 0 0,0-1-1 0 0,0 0 1 0 0,1 1 0 0 0,0-1 0 0 0,0 1 0 0 0,0-1-1 0 0,0 0 1 0 0,1 0 0 0 0,-1 0 0 0 0,1 0 0 0 0,0 0-1 0 0,5 7 1 0 0,-7-10-34 0 0,1-1 0 0 0,0 0-1 0 0,-1 1 1 0 0,1-1 0 0 0,0 1-1 0 0,0-1 1 0 0,-1 0 0 0 0,1 0-1 0 0,0 1 1 0 0,0-1 0 0 0,0 0-1 0 0,0 0 1 0 0,-1 0 0 0 0,1 0-1 0 0,0 0 1 0 0,0 0 0 0 0,0 0-1 0 0,-1 0 1 0 0,1 0 0 0 0,0-1-1 0 0,0 1 1 0 0,0 0 0 0 0,-1 0-1 0 0,1-1 1 0 0,0 1 0 0 0,0 0-1 0 0,-1-1 1 0 0,1 1 0 0 0,0-1-1 0 0,-1 1 1 0 0,1-1 0 0 0,1 0-1 0 0,20-20-373 0 0,-21 20 362 0 0,5-7 184 0 0,0 0-1 0 0,0 0 0 0 0,0-1 1 0 0,-1 0-1 0 0,0 1 0 0 0,-1-2 1 0 0,0 1-1 0 0,0-1 1 0 0,-1 1-1 0 0,3-20 0 0 0,-5 19 1294 0 0,1 13-606 0 0,0 15-567 0 0,-2-8-285 0 0,1 1 1 0 0,0 0-1 0 0,4 20 0 0 0,1-2-2718 0 0,-5-1-5185 0 0</inkml:trace>
+  <inkml:trace contextRef="#ctx0" brushRef="#br0" timeOffset="1287.38">730 307 16313 0 0,'2'-46'7485'0'0,"-2"32"-5120"0"0,0 13-2012 0 0,14 3 484 0 0,-9 1-755 0 0,0 0 1 0 0,0 1-1 0 0,0 0 0 0 0,-1 0 0 0 0,1 0 1 0 0,-1 0-1 0 0,0 1 0 0 0,0 0 0 0 0,0-1 0 0 0,-1 2 1 0 0,0-1-1 0 0,0 0 0 0 0,0 0 0 0 0,3 10 1 0 0,-4-11-64 0 0,0 0 1 0 0,-1 0-1 0 0,1 1 1 0 0,-1-1-1 0 0,0 0 1 0 0,0 0-1 0 0,-1 1 1 0 0,1-1 0 0 0,-1 1-1 0 0,0-1 1 0 0,0 0-1 0 0,0 1 1 0 0,-1-1-1 0 0,0 0 1 0 0,0 1-1 0 0,0-1 1 0 0,0 0-1 0 0,0 0 1 0 0,-1 1 0 0 0,0-1-1 0 0,-3 4 1 0 0,5-7-19 0 0,0 0 0 0 0,-1 0 0 0 0,1-1 0 0 0,0 1 0 0 0,-1 0 1 0 0,1-1-1 0 0,-1 1 0 0 0,1-1 0 0 0,-1 1 0 0 0,1 0 0 0 0,-1-1 0 0 0,0 1 0 0 0,1-1 1 0 0,-1 0-1 0 0,0 1 0 0 0,1-1 0 0 0,-1 1 0 0 0,0-1 0 0 0,1 0 0 0 0,-1 0 1 0 0,0 1-1 0 0,0-1 0 0 0,0 0 0 0 0,1 0 0 0 0,-1 0 0 0 0,0 0 0 0 0,0 0 1 0 0,1 0-1 0 0,-1 0 0 0 0,0 0 0 0 0,0 0 0 0 0,0 0 0 0 0,1 0 0 0 0,-1-1 1 0 0,0 1-1 0 0,0 0 0 0 0,1 0 0 0 0,-1-1 0 0 0,0 1 0 0 0,1-1 0 0 0,-1 1 1 0 0,0 0-1 0 0,1-1 0 0 0,-1 0 0 0 0,0 1 0 0 0,1-1 0 0 0,-1 1 0 0 0,1-1 1 0 0,-1 0-1 0 0,1 1 0 0 0,0-1 0 0 0,-1 0 0 0 0,1 1 0 0 0,0-1 0 0 0,-1-1 0 0 0,0 0 3 0 0,0-1 0 0 0,0 1 0 0 0,0-1 0 0 0,0 1 0 0 0,1-1-1 0 0,-1 1 1 0 0,1-1 0 0 0,0 1 0 0 0,-1-1 0 0 0,1 0-1 0 0,0 1 1 0 0,1-1 0 0 0,-1 0 0 0 0,0 1 0 0 0,1-1 0 0 0,1-4-1 0 0,2 0-295 0 0,0 1 0 0 0,1-1 1 0 0,0 1-1 0 0,0 0 0 0 0,1 0 0 0 0,-1 1 0 0 0,1-1 0 0 0,1 1 0 0 0,-1 0 0 0 0,1 1 0 0 0,-1 0 0 0 0,13-6 0 0 0,10-3-1776 0 0,55-16 0 0 0,-84 29 2065 0 0,66-16-2639 0 0,-25 7 4666 0 0,-48 10-1675 0 0,-2 1 163 0 0,-1 1 0 0 0,1 0 0 0 0,0 0 0 0 0,-17 8 1 0 0,24-9-444 0 0,-1 0 0 0 0,1-1 1 0 0,0 1-1 0 0,0 0 1 0 0,-1 0-1 0 0,1 0 1 0 0,0 0-1 0 0,1 1 1 0 0,-1-1-1 0 0,0 0 1 0 0,1 1-1 0 0,-1-1 1 0 0,1 1-1 0 0,0 0 1 0 0,0-1-1 0 0,0 1 1 0 0,0 0-1 0 0,0 0 1 0 0,1 0-1 0 0,-1 0 0 0 0,1 3 1 0 0,-1-5-151 0 0,1 1 0 0 0,0-1 0 0 0,-1 1 1 0 0,1-1-1 0 0,0 1 0 0 0,0 0 0 0 0,0-1 0 0 0,1 1 0 0 0,-1-1 1 0 0,0 1-1 0 0,1-1 0 0 0,-1 1 0 0 0,1-1 0 0 0,-1 1 0 0 0,1-1 0 0 0,-1 0 1 0 0,1 1-1 0 0,0-1 0 0 0,0 0 0 0 0,0 1 0 0 0,0-1 0 0 0,0 0 1 0 0,0 0-1 0 0,0 0 0 0 0,0 0 0 0 0,0 0 0 0 0,1 0 0 0 0,-1 0 0 0 0,0 0 1 0 0,1-1-1 0 0,-1 1 0 0 0,0 0 0 0 0,1-1 0 0 0,-1 1 0 0 0,1-1 1 0 0,1 1-1 0 0,0-1-29 0 0,-1 0 0 0 0,0 0 1 0 0,1 0-1 0 0,-1-1 0 0 0,0 1 1 0 0,1-1-1 0 0,-1 1 1 0 0,0-1-1 0 0,0 0 0 0 0,1 0 1 0 0,-1 0-1 0 0,0 0 0 0 0,0 0 1 0 0,0-1-1 0 0,0 1 1 0 0,0-1-1 0 0,-1 1 0 0 0,1-1 1 0 0,0 1-1 0 0,-1-1 0 0 0,1 0 1 0 0,-1 0-1 0 0,2-3 0 0 0,1-1 301 0 0,-1 0 0 0 0,-1 0 0 0 0,1 0 0 0 0,-1 0 0 0 0,0-1 0 0 0,2-12 0 0 0,-1-20 5898 0 0,-3 43-5862 0 0,48 269 1264 0 0,-42-244-1495 0 0,-2 1 0 0 0,-2 0 0 0 0,0 0-1 0 0,-2 1 1 0 0,-1-1 0 0 0,-2 0 0 0 0,-1 0 0 0 0,-10 42 0 0 0,12-66-151 0 0,-1 1 0 0 0,1 0 1 0 0,-1-1-1 0 0,0 0 1 0 0,-1 0-1 0 0,1 0 1 0 0,-1 0-1 0 0,0 0 1 0 0,-1-1-1 0 0,1 0 0 0 0,-1 0 1 0 0,0 0-1 0 0,-8 5 1 0 0,11-8 111 0 0,-1 0 1 0 0,0-1-1 0 0,1 1 0 0 0,-1-1 1 0 0,0 0-1 0 0,0 0 1 0 0,0 0-1 0 0,0 0 1 0 0,0-1-1 0 0,0 1 1 0 0,0-1-1 0 0,0 1 0 0 0,0-1 1 0 0,0 0-1 0 0,-1-1 1 0 0,1 1-1 0 0,0 0 1 0 0,0-1-1 0 0,0 0 1 0 0,0 1-1 0 0,0-1 0 0 0,1 0 1 0 0,-1-1-1 0 0,0 1 1 0 0,0 0-1 0 0,0-1 1 0 0,1 0-1 0 0,-1 1 1 0 0,1-1-1 0 0,0 0 0 0 0,-3-3 1 0 0,0-1 33 0 0,0 0 0 0 0,1 0 0 0 0,-1 0 0 0 0,1 0 0 0 0,0-1 0 0 0,1 0 0 0 0,0 0 0 0 0,0 0-1 0 0,1 0 1 0 0,-1 0 0 0 0,2-1 0 0 0,-1 1 0 0 0,1-1 0 0 0,0 1 0 0 0,0-1 0 0 0,1 0 0 0 0,0 1 0 0 0,2-12 0 0 0,0-3-43 0 0,1 0 0 0 0,1 0 0 0 0,2 1 0 0 0,0-1 0 0 0,10-23 1 0 0,-7 23-204 0 0,1-1 0 0 0,1 2 1 0 0,1-1-1 0 0,1 2 0 0 0,1-1 0 0 0,1 2 1 0 0,0 0-1 0 0,2 1 0 0 0,0 0 1 0 0,29-22-1 0 0,-19 19-336 0 0,-1-2 1 0 0,35-37-1 0 0,-50 45 554 0 0,-9 13 149 0 0,-1-1-1 0 0,1 0 0 0 0,0 1 1 0 0,0 0-1 0 0,0-1 1 0 0,0 1-1 0 0,1 0 0 0 0,-1 0 1 0 0,6-3-1 0 0,-7 4 274 0 0,2 14 94 0 0,0 6-165 0 0,-6 20-281 0 0,-8 39 105 0 0,10-70-1756 0 0,-1-1-1 0 0,-1 1 1 0 0,0-1 0 0 0,-4 10 0 0 0</inkml:trace>
+  <inkml:trace contextRef="#ctx0" brushRef="#br0" timeOffset="1414.15">1321 114 1160 0 0,'-2'-35'2308'0'0,"-1"13"-23"0"0,0 9-77 0 0,-1-1-112 0 0,2 3-240 0 0,1 3-180 0 0,-1 4 1100 0 0,1-3-555 0 0,5 31-3253 0 0,-10-5-213 0 0,0 0-1475 0 0,-2 1-2944 0 0,-4 1 1303 0 0</inkml:trace>
+  <inkml:trace contextRef="#ctx0" brushRef="#br0" timeOffset="1724.48">1384 258 21726 0 0,'8'-3'1616'0'0,"-6"1"-1516"0"0,0 1 0 0 0,0 0 0 0 0,1 0 0 0 0,-1 0 0 0 0,0 0 0 0 0,0 1 1 0 0,1-1-1 0 0,-1 0 0 0 0,1 1 0 0 0,-1 0 0 0 0,0-1 0 0 0,1 1 0 0 0,-1 0 1 0 0,1 0-1 0 0,-1 1 0 0 0,0-1 0 0 0,1 0 0 0 0,-1 1 0 0 0,1-1 0 0 0,-1 1 1 0 0,0 0-1 0 0,0 0 0 0 0,1 0 0 0 0,-1 0 0 0 0,0 0 0 0 0,0 0 0 0 0,0 1 0 0 0,0-1 1 0 0,2 3-1 0 0,0-1-93 0 0,0 1-1 0 0,0 0 1 0 0,0 0 0 0 0,-1 0 0 0 0,1 0 0 0 0,-1 1 0 0 0,0 0 0 0 0,3 6-1 0 0,-4-9-50 0 0,-1 0-1 0 0,-1 0 0 0 0,1 0 0 0 0,0 0 1 0 0,0 1-1 0 0,-1-1 0 0 0,1 0 0 0 0,-1 0 1 0 0,0 1-1 0 0,1-1 0 0 0,-1 0 0 0 0,0 0 0 0 0,0 1 1 0 0,-1-1-1 0 0,1 0 0 0 0,0 1 0 0 0,-1-1 1 0 0,1 0-1 0 0,-1 0 0 0 0,0 0 0 0 0,0 0 0 0 0,-1 3 1 0 0,1-4 36 0 0,1-1 1 0 0,0 0-1 0 0,0 1 0 0 0,-1-1 1 0 0,1 1-1 0 0,0-1 1 0 0,-1 0-1 0 0,1 1 1 0 0,0-1-1 0 0,-1 0 1 0 0,1 0-1 0 0,-1 1 0 0 0,1-1 1 0 0,0 0-1 0 0,-1 0 1 0 0,1 0-1 0 0,-1 0 1 0 0,1 1-1 0 0,-1-1 1 0 0,1 0-1 0 0,0 0 0 0 0,-1 0 1 0 0,1 0-1 0 0,-1 0 1 0 0,1 0-1 0 0,-1 0 1 0 0,1 0-1 0 0,-1 0 0 0 0,1 0 1 0 0,-1 0-1 0 0,1-1 1 0 0,0 1-1 0 0,-1 0 1 0 0,1 0-1 0 0,-1 0 1 0 0,1 0-1 0 0,0-1 0 0 0,-1 1 1 0 0,1 0-1 0 0,-1-1 1 0 0,1 1-1 0 0,0 0 1 0 0,-1 0-1 0 0,1-1 1 0 0,0 1-1 0 0,0-1 0 0 0,-1 1 1 0 0,1 0-1 0 0,0-1 1 0 0,0 1-1 0 0,-1-1 1 0 0,1 1-1 0 0,0 0 1 0 0,0-1-1 0 0,0 1 0 0 0,0-1 1 0 0,0 1-1 0 0,0-1 1 0 0,-9-28-79 0 0,9 22 109 0 0,1 0 0 0 0,0 0 0 0 0,0 0 0 0 0,0 0 0 0 0,1 0 0 0 0,0 1 0 0 0,1-1-1 0 0,-1 0 1 0 0,1 1 0 0 0,0-1 0 0 0,1 1 0 0 0,0 0 0 0 0,0 0 0 0 0,5-5 0 0 0,-7 8 27 0 0,0 0 1 0 0,1 0 0 0 0,-1 0 0 0 0,1 1-1 0 0,-1-1 1 0 0,1 1 0 0 0,0-1-1 0 0,0 1 1 0 0,0 0 0 0 0,1 0 0 0 0,-1 0-1 0 0,0 1 1 0 0,1-1 0 0 0,-1 1-1 0 0,1 0 1 0 0,-1 0 0 0 0,1 0 0 0 0,0 0-1 0 0,-1 1 1 0 0,1-1 0 0 0,0 1-1 0 0,0 0 1 0 0,-1 0 0 0 0,1 1 0 0 0,0-1-1 0 0,-1 1 1 0 0,8 1 0 0 0,-10-1-64 0 0,1 1 1 0 0,0-1-1 0 0,0 0 1 0 0,0 1-1 0 0,-1-1 1 0 0,1 1-1 0 0,0 0 1 0 0,-1-1-1 0 0,0 1 1 0 0,1 0-1 0 0,-1 0 1 0 0,0 0-1 0 0,0 0 1 0 0,0 0-1 0 0,0 0 1 0 0,0 0-1 0 0,-1 0 1 0 0,1 0-1 0 0,-1 1 1 0 0,1-1-1 0 0,-1 0 1 0 0,0 0-1 0 0,0 1 1 0 0,0-1-1 0 0,0 0 1 0 0,0 0-1 0 0,0 1 1 0 0,-1-1-1 0 0,0 3 1 0 0,-2 10-801 0 0,0 0 0 0 0,-1-1 0 0 0,-7 17 0 0 0,7-20-7 0 0,-9 19-3484 0 0,2-11-3457 0 0,1-3 2083 0 0</inkml:trace>
+  <inkml:trace contextRef="#ctx0" brushRef="#br0" timeOffset="2007.73">2100 123 28415 0 0,'10'-86'3805'0'0,"-10"86"-3842"0"0,0-1 0 0 0,-1 1 0 0 0,1 0 0 0 0,0-1 0 0 0,0 1 0 0 0,0 0 0 0 0,0-1 0 0 0,0 1 0 0 0,0 0 0 0 0,0-1 0 0 0,0 1 0 0 0,0 0 0 0 0,1-1 0 0 0,-1 1 0 0 0,0 0 0 0 0,0-1 0 0 0,0 1 0 0 0,0 0 1 0 0,0 0-1 0 0,0-1 0 0 0,1 1 0 0 0,-1 0 0 0 0,0-1 0 0 0,0 1 0 0 0,1 0 0 0 0,-1 0 0 0 0,0-1 0 0 0,0 1 0 0 0,1 0 0 0 0,-1 0 0 0 0,0 0 0 0 0,0 0 0 0 0,1-1 0 0 0,-1 1 0 0 0,0 0 0 0 0,1 0 0 0 0,-1 0 0 0 0,0 0 0 0 0,1 0 1 0 0,-1 0-1 0 0,0 0 0 0 0,1 0 0 0 0,-1 0 0 0 0,0 0 0 0 0,1 0 0 0 0,-1 0 0 0 0,0 0 0 0 0,1 0 0 0 0,-1 0 0 0 0,0 0 0 0 0,1 0 0 0 0,-1 0 0 0 0,0 0 0 0 0,0 1 0 0 0,1-1 0 0 0,-1 0 0 0 0,1 1-209 0 0,0 0 0 0 0,0-1-1 0 0,0 1 1 0 0,0 0-1 0 0,-1 0 1 0 0,1 0-1 0 0,0 0 1 0 0,-1 0 0 0 0,1 0-1 0 0,-1 0 1 0 0,1 0-1 0 0,-1 0 1 0 0,1 0 0 0 0,-1 2-1 0 0,0-1-431 0 0,0 1 0 0 0,0 0 0 0 0,-1-1 0 0 0,1 1 0 0 0,-1-1 0 0 0,1 1 0 0 0,-1-1 0 0 0,0 1 0 0 0,0-1 0 0 0,0 1 0 0 0,0-1 0 0 0,-1 0 0 0 0,1 1 0 0 0,-1-1 0 0 0,-2 2 0 0 0,-1 5-2779 0 0,-8 11-3355 0 0</inkml:trace>
+  <inkml:trace contextRef="#ctx0" brushRef="#br0" timeOffset="2133.93">2047 408 28415 0 0,'0'0'1916'0'0,"-15"-12"-1664"0"0,12 6-4 0 0,-4 1-148 0 0,5 1 212 0 0,-2-4-356 0 0,4 2-1764 0 0</inkml:trace>
 </inkml:ink>
 </file>
 
@@ -4880,21 +4652,26 @@
           <inkml:channel name="X" type="integer" min="-2.14748E9" max="2.14748E9" units="cm"/>
           <inkml:channel name="Y" type="integer" min="-2.14748E9" max="2.14748E9" units="cm"/>
           <inkml:channel name="F" type="integer" max="32767" units="dev"/>
+          <inkml:channel name="OA" type="integer" max="360" units="deg"/>
+          <inkml:channel name="OE" type="integer" max="90" units="deg"/>
         </inkml:traceFormat>
         <inkml:channelProperties>
           <inkml:channelProperty channel="X" name="resolution" value="1000" units="1/cm"/>
           <inkml:channelProperty channel="Y" name="resolution" value="1000" units="1/cm"/>
           <inkml:channelProperty channel="F" name="resolution" value="0" units="1/dev"/>
+          <inkml:channelProperty channel="OA" name="resolution" value="1000" units="1/deg"/>
+          <inkml:channelProperty channel="OE" name="resolution" value="1000" units="1/deg"/>
         </inkml:channelProperties>
       </inkml:inkSource>
-      <inkml:timestamp xml:id="ts0" timeString="2026-02-28T14:32:13.797"/>
+      <inkml:timestamp xml:id="ts0" timeString="2026-03-05T14:55:11.249"/>
     </inkml:context>
     <inkml:brush xml:id="br0">
       <inkml:brushProperty name="width" value="0.035" units="cm"/>
       <inkml:brushProperty name="height" value="0.035" units="cm"/>
     </inkml:brush>
   </inkml:definitions>
-  <inkml:trace contextRef="#ctx0" brushRef="#br0">184 3506 9493,'-110'174'0,"37"-367"0,146 386 0,296-3873 0</inkml:trace>
+  <inkml:trace contextRef="#ctx0" brushRef="#br0">0 162 1404 0 0,'0'0'9528'0'0,"17"8"-4261"0"0,12-8-3735 0 0,18-4-112 0 0,-11 1-747 0 0,-13 2-280 0 0,8 0-40 0 0,43-2-460 0 0,-24-2-3192 0 0,-37 2 1071 0 0,0-2-4775 0 0,-7 1 2542 0 0</inkml:trace>
+  <inkml:trace contextRef="#ctx0" brushRef="#br0" timeOffset="284.25">328 25 13241 0 0,'-8'-20'3477'0'0,"8"20"-3425"0"0,0 0 0 0 0,0 0 0 0 0,0 0 0 0 0,0 0 0 0 0,0-1 0 0 0,0 1 0 0 0,0 0 0 0 0,0 0 0 0 0,0 0 0 0 0,0 0 0 0 0,0-1 0 0 0,0 1 0 0 0,0 0-1 0 0,0 0 1 0 0,0 0 0 0 0,0 0 0 0 0,0 0 0 0 0,0-1 0 0 0,0 1 0 0 0,0 0 0 0 0,0 0 0 0 0,0 0 0 0 0,0 0 0 0 0,0 0 0 0 0,1-1 0 0 0,-1 1 0 0 0,0 0 0 0 0,0 0 0 0 0,0 0 0 0 0,0 0 0 0 0,0 0-1 0 0,0 0 1 0 0,0 0 0 0 0,1 0 0 0 0,-1 0 0 0 0,0-1 0 0 0,0 1 0 0 0,0 0 0 0 0,0 0 0 0 0,0 0 0 0 0,1 0 0 0 0,-1 0 0 0 0,0 0 0 0 0,0 0 0 0 0,0 0 0 0 0,0 0 0 0 0,0 0 0 0 0,1 0 0 0 0,28 15 2036 0 0,-15-6-2429 0 0,37 15 554 0 0,-41-21-195 0 0,-2 0-1 0 0,1 1 1 0 0,0 0-1 0 0,-1 1 1 0 0,1 0-1 0 0,-1 1 0 0 0,-1-1 1 0 0,10 10-1 0 0,-16-14-12 0 0,0 0-1 0 0,0 0 1 0 0,-1 0-1 0 0,1 1 1 0 0,0-1-1 0 0,-1 0 1 0 0,1 1 0 0 0,-1-1-1 0 0,1 0 1 0 0,-1 1-1 0 0,0-1 1 0 0,0 1-1 0 0,0-1 1 0 0,1 0-1 0 0,-1 1 1 0 0,0-1-1 0 0,-1 1 1 0 0,1-1-1 0 0,0 0 1 0 0,0 1-1 0 0,-1-1 1 0 0,1 1 0 0 0,-1-1-1 0 0,1 0 1 0 0,-1 0-1 0 0,1 1 1 0 0,-1-1-1 0 0,0 0 1 0 0,0 0-1 0 0,1 0 1 0 0,-2 2-1 0 0,-5 5 7 0 0,0 0 1 0 0,0 0-1 0 0,-11 9 0 0 0,2-2 1 0 0,-30 33-412 0 0,0 0-2910 0 0,17-16-5977 0 0,20-20 4457 0 0</inkml:trace>
 </inkml:ink>
 </file>
 
@@ -4907,21 +4684,26 @@
           <inkml:channel name="X" type="integer" min="-2.14748E9" max="2.14748E9" units="cm"/>
           <inkml:channel name="Y" type="integer" min="-2.14748E9" max="2.14748E9" units="cm"/>
           <inkml:channel name="F" type="integer" max="32767" units="dev"/>
+          <inkml:channel name="OA" type="integer" max="360" units="deg"/>
+          <inkml:channel name="OE" type="integer" max="90" units="deg"/>
         </inkml:traceFormat>
         <inkml:channelProperties>
           <inkml:channelProperty channel="X" name="resolution" value="1000" units="1/cm"/>
           <inkml:channelProperty channel="Y" name="resolution" value="1000" units="1/cm"/>
           <inkml:channelProperty channel="F" name="resolution" value="0" units="1/dev"/>
+          <inkml:channelProperty channel="OA" name="resolution" value="1000" units="1/deg"/>
+          <inkml:channelProperty channel="OE" name="resolution" value="1000" units="1/deg"/>
         </inkml:channelProperties>
       </inkml:inkSource>
-      <inkml:timestamp xml:id="ts0" timeString="2026-02-28T14:32:09.221"/>
+      <inkml:timestamp xml:id="ts0" timeString="2026-03-05T14:54:53.569"/>
     </inkml:context>
     <inkml:brush xml:id="br0">
       <inkml:brushProperty name="width" value="0.035" units="cm"/>
       <inkml:brushProperty name="height" value="0.035" units="cm"/>
     </inkml:brush>
   </inkml:definitions>
-  <inkml:trace contextRef="#ctx0" brushRef="#br0">0 728 2289,'0'0'424,"3"-13"-370,5-25 1,-2 0 0,1-46 0,-2-326 217,-4 389-736,2 0 0,0-1 0,10-32 1,-12 51 357,5-21-1073</inkml:trace>
+  <inkml:trace contextRef="#ctx0" brushRef="#br0">46 157 28 0 0,'1'-16'21299'0'0,"3"35"-15321"0"0,-2 2-6332 0 0,-6 12 1662 0 0,0 0 1 0 0,-16 57-1 0 0,-3 18 583 0 0,22-93-4081 0 0,2 21-9319 0 0,10-50-2371 0 0</inkml:trace>
+  <inkml:trace contextRef="#ctx0" brushRef="#br0" timeOffset="376.13">115 204 716 0 0,'3'-30'1568'0'0,"5"-31"2766"0"0,-7 53-2983 0 0,1 0 1 0 0,0 0 0 0 0,0 1 0 0 0,1 0-1 0 0,4-10 1 0 0,-5 14-854 0 0,0 0-1 0 0,0 0 1 0 0,1 0-1 0 0,-1 0 1 0 0,1 0 0 0 0,-1 1-1 0 0,1-1 1 0 0,4-2-1 0 0,-1 1 12 0 0,0 1-1 0 0,1-1 0 0 0,-1 1 0 0 0,1 1 0 0 0,-1-1 0 0 0,1 1 1 0 0,7-2-1 0 0,-5 3-96 0 0,-1-1 1 0 0,1 1-1 0 0,0 1 1 0 0,-1 0-1 0 0,14 1 1 0 0,14 9 1238 0 0,-34-9-1578 0 0,0 1 0 0 0,0-1 0 0 0,0 1 0 0 0,0 0 0 0 0,0 0 0 0 0,0 0 0 0 0,-1 0 0 0 0,1 0 0 0 0,-1 0 0 0 0,0 0 0 0 0,0 1 1 0 0,1-1-1 0 0,-1 0 0 0 0,-1 1 0 0 0,1-1 0 0 0,0 1 0 0 0,-1-1 0 0 0,1 1 0 0 0,-1-1 0 0 0,0 1 0 0 0,1-1 0 0 0,-1 1 0 0 0,-1 0 0 0 0,1-1 0 0 0,0 1 0 0 0,-1-1 0 0 0,1 1 0 0 0,-2 2 0 0 0,1 3 35 0 0,-1 1 0 0 0,-1-1 0 0 0,1 0 0 0 0,-2 0-1 0 0,1 0 1 0 0,-1 0 0 0 0,-5 8 0 0 0,-3-1-1 0 0,1-2 0 0 0,-2 0 0 0 0,-14 12 0 0 0,-12 12-73 0 0,39-36-37 0 0,-1 0 1 0 0,1-1-1 0 0,0 1 0 0 0,-1 0 1 0 0,1 0-1 0 0,0-1 0 0 0,-1 1 1 0 0,1 0-1 0 0,0 0 0 0 0,0-1 1 0 0,0 1-1 0 0,0 0 0 0 0,-1 0 1 0 0,1 0-1 0 0,0 0 0 0 0,0-1 1 0 0,1 1-1 0 0,-1 0 1 0 0,0 0-1 0 0,0 0 0 0 0,0-1 1 0 0,0 1-1 0 0,1 0 0 0 0,-1 0 1 0 0,0-1-1 0 0,1 1 0 0 0,-1 0 1 0 0,1-1-1 0 0,-1 1 0 0 0,1 0 1 0 0,-1-1-1 0 0,1 1 0 0 0,-1-1 1 0 0,1 1-1 0 0,-1 0 0 0 0,1-1 1 0 0,0 0-1 0 0,-1 1 1 0 0,1-1-1 0 0,0 1 0 0 0,0-1 1 0 0,1 1-1 0 0,38 19-4 0 0,-33-17 10 0 0,-3-1 3 0 0,61 31-30 0 0,-59-29 82 0 0,0 0-1 0 0,0 0 0 0 0,0 0 1 0 0,-1 1-1 0 0,1 0 0 0 0,-1 0 1 0 0,8 12-1 0 0,-12-16-42 0 0,-1-1 0 0 0,1 1 0 0 0,-1 0 1 0 0,0 0-1 0 0,1 0 0 0 0,-1-1 0 0 0,0 1 0 0 0,0 0 0 0 0,1 0 0 0 0,-1 0 0 0 0,0 0 0 0 0,0 0 0 0 0,0 0 1 0 0,0-1-1 0 0,0 1 0 0 0,0 0 0 0 0,-1 0 0 0 0,1 0 0 0 0,0 0 0 0 0,0 0 0 0 0,-1 0 0 0 0,1-1 0 0 0,0 1 0 0 0,-1 0 1 0 0,1 0-1 0 0,-1-1 0 0 0,1 1 0 0 0,-1 0 0 0 0,1 0 0 0 0,-1-1 0 0 0,0 1 0 0 0,1-1 0 0 0,-1 1 0 0 0,0 0 1 0 0,1-1-1 0 0,-1 1 0 0 0,0-1 0 0 0,0 0 0 0 0,1 1 0 0 0,-1-1 0 0 0,0 0 0 0 0,0 1 0 0 0,0-1 0 0 0,0 0 0 0 0,-1 0 1 0 0,-49 12 825 0 0,41-10-774 0 0,-16 2-768 0 0,-1-1 1 0 0,1-1-1 0 0,-1-1 1 0 0,1-1-1 0 0,-37-5 0 0 0,54 3-3865 0 0,1-2-4960 0 0,1 0 1392 0 0</inkml:trace>
 </inkml:ink>
 </file>
 
@@ -4934,22 +4716,27 @@
           <inkml:channel name="X" type="integer" min="-2.14748E9" max="2.14748E9" units="cm"/>
           <inkml:channel name="Y" type="integer" min="-2.14748E9" max="2.14748E9" units="cm"/>
           <inkml:channel name="F" type="integer" max="32767" units="dev"/>
+          <inkml:channel name="OA" type="integer" max="360" units="deg"/>
+          <inkml:channel name="OE" type="integer" max="90" units="deg"/>
         </inkml:traceFormat>
         <inkml:channelProperties>
           <inkml:channelProperty channel="X" name="resolution" value="1000" units="1/cm"/>
           <inkml:channelProperty channel="Y" name="resolution" value="1000" units="1/cm"/>
           <inkml:channelProperty channel="F" name="resolution" value="0" units="1/dev"/>
+          <inkml:channelProperty channel="OA" name="resolution" value="1000" units="1/deg"/>
+          <inkml:channelProperty channel="OE" name="resolution" value="1000" units="1/deg"/>
         </inkml:channelProperties>
       </inkml:inkSource>
-      <inkml:timestamp xml:id="ts0" timeString="2026-02-28T14:31:48.996"/>
+      <inkml:timestamp xml:id="ts0" timeString="2026-03-05T14:54:52.134"/>
     </inkml:context>
     <inkml:brush xml:id="br0">
       <inkml:brushProperty name="width" value="0.035" units="cm"/>
       <inkml:brushProperty name="height" value="0.035" units="cm"/>
     </inkml:brush>
   </inkml:definitions>
-  <inkml:trace contextRef="#ctx0" brushRef="#br0">134 95 16,'0'0'1633,"122"0"-1489,-51-4 208,22-9-192,21-2-16,13-1 16,4 3-112,-5 2-16,-7 0 0,-9 5-32,-13 2-48,-15 2-608</inkml:trace>
-  <inkml:trace contextRef="#ctx0" brushRef="#br0" timeOffset="506.9">1 240 496,'0'0'1393,"98"2"-1313,-52-2 256,14-2-336,20-9 0,17-2 48,13 0 16,7 0 64,-3 2-128,-2 2 0,-9 1-176,-11-1-512,-13 2-993</inkml:trace>
+  <inkml:trace contextRef="#ctx0" brushRef="#br0">93 164 15193 0 0,'3'-29'2743'0'0,"-4"23"-1992"0"0,2 1 0 0 0,-1-1 0 0 0,0 0 0 0 0,1 1 0 0 0,0-1 0 0 0,1 1 0 0 0,-1-1 0 0 0,1 1 0 0 0,0-1 0 0 0,4-7 1119 0 0,-6 13-1830 0 0,0 0-1 0 0,0 0 1 0 0,0 0 0 0 0,1 0 0 0 0,-1 0-1 0 0,0 0 1 0 0,0 0 0 0 0,0-1-1 0 0,0 1 1 0 0,0 0 0 0 0,0 0 0 0 0,0 0-1 0 0,0 0 1 0 0,1 0 0 0 0,-1 0 0 0 0,0 0-1 0 0,0 0 1 0 0,0 0 0 0 0,0 0 0 0 0,0 0-1 0 0,0 0 1 0 0,1 0 0 0 0,-1 0-1 0 0,0 0 1 0 0,0 0 0 0 0,0 0 0 0 0,0 0-1 0 0,0 0 1 0 0,1 0 0 0 0,-1 0 0 0 0,0 0-1 0 0,0 0 1 0 0,0 0 0 0 0,0 0 0 0 0,0 0-1 0 0,0 0 1 0 0,1 0 0 0 0,-1 0 0 0 0,0 0-1 0 0,0 0 1 0 0,0 0 0 0 0,0 0-1 0 0,0 1 1 0 0,0-1 0 0 0,0 0 0 0 0,0 0-1 0 0,1 0 1 0 0,-1 0 0 0 0,0 0 0 0 0,0 0-1 0 0,0 0 1 0 0,0 1 0 0 0,0-1 0 0 0,0 0-1 0 0,0 0 1 0 0,0 0 0 0 0,8 8 1466 0 0,-7-7-1678 0 0,1 2 249 0 0,-1 0 0 0 0,0 0-1 0 0,0 0 1 0 0,0 0 0 0 0,0 0-1 0 0,-1 0 1 0 0,1 0 0 0 0,-1 0-1 0 0,0 1 1 0 0,0-1 0 0 0,0 0-1 0 0,0 0 1 0 0,-1 4 0 0 0,-8 40 701 0 0,-1-17-778 0 0,-1 0 0 0 0,-1-1 0 0 0,-21 36 0 0 0,2-3 0 0 0,25-50 0 0 0,-13 35 0 0 0,18-40 0 0 0,1-7 0 0 0,0 1 0 0 0,0-1 0 0 0,0 1 0 0 0,0-1 0 0 0,0 1 0 0 0,0-1 0 0 0,1 0 0 0 0,-1 1 0 0 0,0-1 0 0 0,0 1 0 0 0,0-1 0 0 0,1 0 0 0 0,-1 1 0 0 0,0-1 0 0 0,1 0 0 0 0,-1 1 0 0 0,0-1 0 0 0,1 0 0 0 0,-1 1 0 0 0,0-1 0 0 0,1 0 0 0 0,-1 0 0 0 0,1 0 0 0 0,-1 1 0 0 0,0-1 0 0 0,1 0 0 0 0,-1 0 0 0 0,1 0 0 0 0,-1 0 0 0 0,0 0 0 0 0,1 0 0 0 0,-1 0 0 0 0,1 0 0 0 0,-1 0 0 0 0,1 0 0 0 0,-1 0 0 0 0,1 0 0 0 0,0 0 0 0 0,17-2 0 0 0,-18 2 0 0 0,64-9-1196 0 0,-28 6-1196 0 0,-1-3 0 0 0,66-18 1 0 0,-75 13-9663 0 0,-13 5 5112 0 0</inkml:trace>
+  <inkml:trace contextRef="#ctx0" brushRef="#br0" timeOffset="219.47">474 214 152 0 0,'0'-8'1582'0'0,"-3"-26"4764"0"0,-3 12 9564 0 0,6 25-14814 0 0,-4 116 3797 0 0,0 1-4415 0 0,-7-42-7021 0 0,11-76 6480 0 0</inkml:trace>
+  <inkml:trace contextRef="#ctx0" brushRef="#br0" timeOffset="576.37">496 235 1288 0 0,'2'-30'1082'0'0,"7"-60"3260"0"0,4 34 2986 0 0,-11 52-6944 0 0,0 0 0 0 0,1 0 0 0 0,-1 1 0 0 0,1-1 0 0 0,0 1 0 0 0,0 0-1 0 0,0 0 1 0 0,0 0 0 0 0,0 0 0 0 0,1 0 0 0 0,-1 1 0 0 0,1 0 0 0 0,0-1 0 0 0,0 1 0 0 0,0 0 0 0 0,0 1 0 0 0,0-1 0 0 0,0 1 0 0 0,0 0 0 0 0,0 0-1 0 0,1 0 1 0 0,8 0 0 0 0,-5 0-83 0 0,0 0 1 0 0,0 1-1 0 0,0 0 0 0 0,0 0 0 0 0,0 1 0 0 0,0 0 1 0 0,1 0-1 0 0,-2 1 0 0 0,1 0 0 0 0,0 1 0 0 0,10 4 0 0 0,-16-6-248 0 0,0-1 0 0 0,-1 1 1 0 0,1 0-1 0 0,-1 0 0 0 0,1 0 0 0 0,-1 1 0 0 0,0-1 0 0 0,1 0 0 0 0,-1 1 0 0 0,0-1 0 0 0,0 0 0 0 0,0 1 0 0 0,0-1 0 0 0,0 1 0 0 0,0 0 0 0 0,0-1 0 0 0,-1 1 0 0 0,1 0 0 0 0,0-1 0 0 0,-1 1 0 0 0,1 3 0 0 0,-1-2-3 0 0,0 0 0 0 0,-1-1 0 0 0,1 1 0 0 0,-1 0 0 0 0,1 0 0 0 0,-1 0 0 0 0,0-1 0 0 0,0 1 0 0 0,0 0 0 0 0,0-1 0 0 0,-1 1 1 0 0,-2 3-1 0 0,-2 2-16 0 0,-1 0 1 0 0,1 0-1 0 0,-2-1 1 0 0,1 1-1 0 0,-1-2 1 0 0,-15 11-1 0 0,-26 11-1099 0 0,-86 36-1 0 0,134-64 1045 0 0,0 0-66 0 0,24 7 359 0 0,-9-5-7 0 0,0 1 0 0 0,0 0-1 0 0,0 0 1 0 0,0 2-1 0 0,-1 0 1 0 0,0 0-1 0 0,0 1 1 0 0,14 9-1 0 0,-8-4 301 0 0,-1 0-1 0 0,23 17 0 0 0,-10 4-2352 0 0,-6 8-8693 0 0</inkml:trace>
 </inkml:ink>
 </file>
 
@@ -4962,32 +4749,26 @@
           <inkml:channel name="X" type="integer" min="-2.14748E9" max="2.14748E9" units="cm"/>
           <inkml:channel name="Y" type="integer" min="-2.14748E9" max="2.14748E9" units="cm"/>
           <inkml:channel name="F" type="integer" max="32767" units="dev"/>
+          <inkml:channel name="OA" type="integer" max="360" units="deg"/>
+          <inkml:channel name="OE" type="integer" max="90" units="deg"/>
         </inkml:traceFormat>
         <inkml:channelProperties>
           <inkml:channelProperty channel="X" name="resolution" value="1000" units="1/cm"/>
           <inkml:channelProperty channel="Y" name="resolution" value="1000" units="1/cm"/>
           <inkml:channelProperty channel="F" name="resolution" value="0" units="1/dev"/>
+          <inkml:channelProperty channel="OA" name="resolution" value="1000" units="1/deg"/>
+          <inkml:channelProperty channel="OE" name="resolution" value="1000" units="1/deg"/>
         </inkml:channelProperties>
       </inkml:inkSource>
-      <inkml:timestamp xml:id="ts0" timeString="2026-02-28T14:31:30.493"/>
+      <inkml:timestamp xml:id="ts0" timeString="2026-03-05T14:54:50.997"/>
     </inkml:context>
     <inkml:brush xml:id="br0">
       <inkml:brushProperty name="width" value="0.035" units="cm"/>
       <inkml:brushProperty name="height" value="0.035" units="cm"/>
     </inkml:brush>
   </inkml:definitions>
-  <inkml:trace contextRef="#ctx0" brushRef="#br0">27 543 13158,'0'0'5728,"-2"-12"-2113,-10-36-1062,9 36-1187,1 21-1163,1 1 1,1 0-1,-1 0 0,1 0 1,2 12-1,0 14 71,-7 70 267,0 25-1156,10-46-4812,1-64 595,4-12-1581,0-8-193</inkml:trace>
-  <inkml:trace contextRef="#ctx0" brushRef="#br0" timeOffset="238.9">139 442 3025,'0'0'9848,"-4"-14"-6730,-13-39-767,17 52-2302,-1 1 0,1-1 1,0 1-1,0-1 0,0 1 0,-1-1 1,1 1-1,0-1 0,0 0 1,0 1-1,0-1 0,0 1 0,0-1 1,0 1-1,0-1 0,0 1 1,0-1-1,0 0 0,0 1 0,1-1 1,-1 1-1,0-1 0,0 1 1,0-1-1,1 1 0,-1-1 0,0 1 1,1-1-1,-1 1 0,0 0 1,1-1-1,-1 1 0,1-1 1,-1 1-1,1 0 0,-1 0 0,0-1 1,1 1-1,-1 0 0,1 0 1,-1-1-1,1 1 0,0 0 0,0 0 1,21 2-186,-19-2 268,1 1-129,-1 0 1,1 0-1,0 0 1,-1 1-1,1-1 0,-1 1 1,0 0-1,1 0 1,-1 0-1,0 0 0,0 1 1,0-1-1,-1 1 1,1 0-1,0 0 0,-1 0 1,0 0-1,0 0 1,0 0-1,0 1 0,0-1 1,-1 1-1,0-1 1,2 8-1,-1-6-1,-1 0-1,0 0 1,0 0-1,-1 1 1,1-1-1,-1 0 1,0 0 0,0 0-1,-1 0 1,0 1-1,0-1 1,0 0-1,-1 0 1,1 0 0,-1 0-1,0-1 1,0 1-1,-4 5 1,-8 6-19,-1 0 1,0-1-1,-34 26 1,28-25-2324,-33 35 0,40-33-2302,12-7-254</inkml:trace>
-  <inkml:trace contextRef="#ctx0" brushRef="#br0" timeOffset="856.44">390 653 9092,'0'0'2889,"16"-7"-1560,49-21-486,-60 26-650,-1 0-1,0 0 1,1 0-1,-1-1 1,0 0-1,-1 0 1,1 0-1,0 0 1,-1-1-1,0 1 1,0-1-1,0 0 1,0 0-1,-1 0 1,1 0-1,2-8 1,-2 3 196,-1 0 0,0 0 0,-1 0 0,0-1 0,-1 1 0,0-11 0,0 14-297,0 3-86,-1 0 0,1-1 0,-1 1 0,0 0 0,0 0 0,0 0 0,0 0 0,-1 0 0,1 0 0,-1 0 0,0 0 0,0 1 0,0-1 0,0 1 0,0-1 0,0 1 0,-1 0 0,1 0 0,-1 0 0,0 0 0,1 0 0,-1 1 0,0-1 0,0 1 0,0-1-1,0 1 1,0 0 0,0 1 0,-1-1 0,1 0 0,0 1 0,0 0 0,-1 0 0,1 0 0,0 0 0,0 0 0,-1 1 0,1-1 0,0 1 0,0 0 0,-5 2 0,6-3-35,1 1 0,-1-1 0,1 1 0,0 0 0,-1 0 0,1 0 0,0 0 0,0 0 0,-1 0 0,1 0 0,0 0 0,0 0 0,0 0 0,0 0 0,1 1-1,-1-1 1,0 0 0,0 1 0,1-1 0,-1 1 0,1-1 0,-1 1 0,1-1 0,0 1 0,-1-1 0,1 1 0,0-1 0,0 1 0,0 0 0,0-1 0,0 1 0,1-1 0,-1 1 0,0-1 0,1 1 0,-1-1 0,2 3 0,-1 0-85,1-1 0,0 1 0,0-1 0,0 1 0,0-1-1,0 0 1,0 0 0,1 0 0,0 0 0,-1 0 0,1 0 0,0-1 0,6 4 0,3-1-117,-1 0-1,2-1 1,-1 0 0,0-1-1,1 0 1,14 1 0,79-1 140,-83-3 446,-23 13 261,-4 7-490,2-15-73,1 0 0,0 1 0,0-1 1,1 0-1,-1 9 0,1-13-48,0 0 0,1 0 1,-1 0-1,0 0 0,0 0 0,1 0 1,-1 0-1,1 0 0,-1 0 1,1 0-1,-1 0 0,1 0 0,-1 0 1,1 0-1,0-1 0,0 1 1,-1 0-1,1 0 0,0-1 0,0 1 1,0 0-1,0-1 0,0 1 1,0-1-1,0 0 0,0 1 0,0-1 1,0 0-1,0 1 0,0-1 1,0 0-1,2 0 0,4 1 59,0-1-1,1 0 1,-1 0-1,0 0 1,0-1 0,0 0-1,0-1 1,0 0-1,0 0 1,0 0 0,0-1-1,-1 0 1,1 0-1,-1 0 1,0-1 0,8-6-1,-10 6 1,0 1-1,0-1 1,0-1-1,-1 1 1,1 0-1,-1-1 1,0 0-1,0 0 1,-1 0-1,1 0 1,-1 0-1,0 0 1,-1-1-1,1 1 1,-1-1-1,0 1 1,-1-1-1,1 1 1,-1-1 0,0 0-1,-1-7 1,1 12-44,-1 0-1,1 0 1,0 0 0,0 1 0,0-1 0,-1 0 0,1 0 0,-1 0 0,1 0 0,-1 1 0,1-1 0,-1 0 0,1 1 0,-1-1 0,1 0 0,-1 1 0,0-1 0,1 0 0,-1 1 0,0-1 0,0 1 0,1 0 0,-1-1 0,0 1 0,0-1 0,0 1 0,0 0 0,0 0 0,1 0 0,-1-1 0,0 1-1,0 0 1,0 0 0,0 0 0,0 0 0,0 1 0,0-1 0,0 0 0,1 0 0,-1 0 0,0 1 0,-1-1 0,0 1-25,0-1 1,1 1-1,-1 0 0,0-1 1,1 1-1,-1 0 0,1 0 0,-1 0 1,1 0-1,-1 0 0,1 1 1,-1-1-1,1 0 0,0 1 1,0-1-1,0 1 0,0-1 0,0 1 1,0-1-1,0 1 0,-1 2 1,1 1-6,0 0 1,1 1 0,-1-1 0,1 0 0,0 0 0,0 0-1,0 0 1,1 0 0,0 0 0,0 0 0,0 0 0,0 0 0,3 6-1,-2-8-146,1 0 0,-1 1 0,0-1 0,1-1 0,0 1 0,-1 0-1,1 0 1,0-1 0,0 0 0,1 0 0,-1 0 0,0 0 0,1 0-1,-1 0 1,1-1 0,0 0 0,-1 0 0,5 1 0,5 1-1428,1-1 1,-1 0-1,0-1 0,0-1 1,1 0-1,13-1 1,3-5-3750</inkml:trace>
-  <inkml:trace contextRef="#ctx0" brushRef="#br0" timeOffset="1172.93">1048 516 576,'0'0'10936,"0"-13"-8935,1-37-670,3 35 102,4 16-976,4 13-247,33 88 105,-45-102-317,0 1-1,0-1 1,0 0 0,0 0 0,0 0 0,0 1 0,0-1 0,0 0 0,1 0 0,-1 0 0,0 1 0,0-1 0,0 0 0,0 0 0,0 0 0,0 0 0,1 1 0,-1-1 0,0 0 0,0 0 0,0 0-1,0 0 1,1 0 0,-1 0 0,0 0 0,0 0 0,0 1 0,1-1 0,-1 0 0,0 0 0,0 0 0,0 0 0,1 0 0,-1 0 0,0 0 0,0 0 0,0 0 0,1 0 0,-1 0 0,0 0-1,0 0 1,0 0 0,1-1 0,-1 1 0,0 0 0,0 0 0,0 0 0,1 0 0,-1 0 0,0 0 0,0 0 0,0-1 0,0 1 0,1 0 0,-1 0 0,0 0 0,0 0 0,0-1 0,0 1 0,0 0-1,0 0 1,0 0 0,0-1 0,1 1 0,-1 0 0,6-16 287,-6 14-258,9-33 101,-7 25-225,1 0 0,-1 1 0,2-1 0,-1 0 1,1 1-1,10-16 0,-13 24-331,0 0 0,0 0 0,1 0-1,-1 0 1,0 1 0,1-1 0,-1 0 0,1 1-1,-1-1 1,0 1 0,1-1 0,-1 1 0,1 0 0,-1 0-1,1 0 1,-1 0 0,1 0 0,-1 0 0,1 0-1,2 1 1,6-1-1878,6 0-1920</inkml:trace>
-  <inkml:trace contextRef="#ctx0" brushRef="#br0" timeOffset="1300.84">1279 404 7539,'0'0'10773,"0"28"-10757,0-5-16,0 1 0,0-1-544,0 0-1265,0-6-1968,0-6-721,0-5-2306</inkml:trace>
-  <inkml:trace contextRef="#ctx0" brushRef="#br0" timeOffset="1427.38">1352 241 10165,'0'0'3041,"-32"11"-9348,21 19 2465</inkml:trace>
-  <inkml:trace contextRef="#ctx0" brushRef="#br0" timeOffset="1730.45">1402 405 6547,'0'0'13830,"0"-9"-13120,0 19-672,0 0 1,1 0-1,0 0 0,1 0 1,0 0-1,6 16 0,-7-21-62,1-1-1,0 0 0,0-1 0,0 1 1,1 0-1,0-1 0,-1 1 0,1-1 1,0 0-1,1 0 0,-1 0 0,0 0 1,1-1-1,0 1 0,-1-1 0,1 0 0,0 0 1,0 0-1,6 1 0,-5-1-248,1-1 0,-1 0 0,0 0 1,0 0-1,0-1 0,1 0 0,-1 0 0,0 0 0,1 0 0,8-3 0,-12 3 233,0-1-1,0 0 1,0 0-1,0 0 1,0 0 0,0 0-1,0 0 1,0-1 0,0 1-1,-1-1 1,1 1-1,0-1 1,-1 0 0,0 1-1,1-1 1,-1 0-1,0 0 1,0 0 0,0 0-1,0 0 1,0 0 0,0 0-1,0 0 1,-1-1-1,1 1 1,-1-4 0,1 2 59,0-1 1,-1 1 0,0-1 0,0 0 0,0 1-1,0-1 1,-1 0 0,0 1 0,0-1-1,0 1 1,-1-1 0,-2-5 0,3 8-15,-1-1 0,0 1 1,0 0-1,0 0 1,0-1-1,0 1 1,0 0-1,-1 1 0,1-1 1,-1 0-1,1 1 1,-1-1-1,0 1 1,1 0-1,-1 0 0,0 0 1,0 0-1,0 1 1,0-1-1,-3 0 1,-5 0-47,1 0 1,0 0 0,-17 1 0,0 9-2406,26-8 2008,0-1 1,-1 1-1,1 0 0,0 0 1,0 0-1,0 0 0,0 1 1,0-1-1,1 0 0,-1 0 0,0 0 1,0 1-1,1-1 0,-1 0 1,1 1-1,-1 2 0,0 5-5613</inkml:trace>
-  <inkml:trace contextRef="#ctx0" brushRef="#br0" timeOffset="2300.61">1654 430 2161,'0'0'16290,"13"-11"-15097,38-35-356,-41 40-589,-6 10-182,-6 10-58,2-13 25,-11 45 262,7-33-318,1 0 0,0 0 1,1 0-1,-1 16 1,3-21 138,0-6-230,0 0 0,0 0 0,0 0 0,0 0 0,0 0-1,0 0 1,0 0 0,1 0 0,-1 0 0,1 0 0,1 3-1,-1-5 35,0 1-1,0 0 1,1-1-1,-1 1 1,0 0-1,0-1 0,1 0 1,-1 1-1,0-1 1,0 0-1,1 0 0,-1 1 1,0-1-1,1 0 1,-1 0-1,0-1 1,1 1-1,-1 0 0,0 0 1,3-1-1,0 0 42,0 0 0,0 0 0,0-1 0,0 1 0,-1-1 0,1 0 0,0 0 0,-1 0 0,1 0 0,-1-1 0,0 0 0,5-4 0,34-44 9,-34 39 102,0 1 1,17-16-1,-24 28-77,0-1-1,0 0 1,0 1-1,0-1 1,0 1 0,0-1-1,0 1 1,0-1-1,0 1 1,0 0 0,0-1-1,0 1 1,0 0-1,0 0 1,0 0 0,-1 0-1,1 0 1,0 0-1,-1 0 1,2 1 0,12 12 19,-12-13-5,0 0 1,0 0-1,0-1 0,1 1 0,-1-1 0,0 0 0,0 0 0,1 1 0,-1-1 0,0-1 0,1 1 0,-1 0 0,0 0 0,0-1 1,0 0-1,1 1 0,-1-1 0,0 0 0,0 0 0,0 0 0,0 0 0,0 0 0,0-1 0,-1 1 0,1-1 0,0 1 0,2-4 0,-2 3 78,0 0-1,-1-1 0,1 1 1,-1-1-1,1 1 0,-1-1 1,0 0-1,0 0 0,0 1 1,0-1-1,-1 0 0,1 0 1,-1 0-1,0 0 0,0 0 1,0 0-1,0 0 0,0 0 0,-1 0 1,1 0-1,-2-4 0,2 7-85,0-1 0,-1 1 0,1-1 0,0 1-1,0 0 1,-1-1 0,1 1 0,0-1 0,-1 1 0,1-1-1,0 1 1,-1 0 0,1-1 0,-1 1 0,1 0-1,-1-1 1,1 1 0,0 0 0,-1 0 0,1 0-1,-1-1 1,1 1 0,-1 0 0,0 0 0,1 0 0,-1 0-1,1 0 1,-1 0 0,1 0 0,-1 0 0,1 0-1,-1 0 1,1 0 0,-1 0 0,1 0 0,-1 1 0,1-1-1,-1 0 1,1 0 0,-1 0 0,0 1 0,0 0-16,0-1 1,0 1 0,0 0-1,0-1 1,0 1 0,0 0-1,0 0 1,0-1-1,0 1 1,0 0 0,1 0-1,-1 0 1,0 0 0,1 0-1,-1 0 1,0 0 0,0 2-1,1 0-52,0 0 0,-1 0 0,1 0 0,0 0 0,0 0 0,1 0 0,-1 0 0,1 0 0,0 0 0,-1 0 1,1 0-1,0 0 0,1 0 0,-1-1 0,0 1 0,1 0 0,0-1 0,2 4 0,3 1-321,0-1 1,0 1 0,1-1-1,11 7 1,11 8-75,-30-21 462,0 0 0,1 1-1,-1-1 1,1 0-1,-1 1 1,1-1 0,-1 0-1,0 1 1,1-1 0,-1 1-1,0-1 1,1 1 0,-1-1-1,0 1 1,0-1 0,1 1-1,-1-1 1,0 1-1,0-1 1,0 1 0,0-1-1,0 1 1,0-1 0,0 1-1,0-1 1,0 1 0,0-1-1,0 1 1,0 0-1,0 0 1,-15 10-101,-26 1-771,39-11 757,-48 3-6160,29-4 2380</inkml:trace>
-  <inkml:trace contextRef="#ctx0" brushRef="#br0" timeOffset="3016.41">2424 38 13846,'0'0'7449,"1"20"-7145,2 32 102,9 243 1859,-20-45-2057,3-156-179,4-74-37,-1 1-67,2 0 0,0 0 0,1 0 0,5 29 0,-5-45 44,0-1-1,1 1 0,-1 0 0,1-1 1,0 1-1,0-1 0,0 0 0,1 0 1,-1 0-1,1 0 0,0 0 0,0 0 1,0-1-1,1 1 0,0-1 0,-1 0 1,1 0-1,0 0 0,0-1 0,0 1 1,1-1-1,-1 0 0,1-1 0,7 3 1,-8-2-160,0-1 0,1 0-1,-1-1 1,1 1 0,-1-1 0,1 1 0,-1-1 0,1-1 0,-1 1 0,1-1 0,-1 1 0,0-1 0,1-1 0,6-2-1,-7 2 87,-1 0 0,1-1 0,-1 1-1,0-1 1,0 0 0,0 0 0,0 0-1,-1-1 1,1 1 0,-1 0 0,0-1-1,0 0 1,0 1 0,0-1 0,-1 0-1,2-6 1,2-6 31,-1-1 0,0 0-1,-1 0 1,-1 0 0,-1-28 0,-1 36 69,0 0 0,-1-1 1,0 1-1,-1 0 0,0 0 0,0 1 1,-1-1-1,0 0 0,-1 1 0,0-1 1,0 1-1,-8-10 0,-5-2 29,-2 1 0,0 1 0,-1 1 0,-29-19 1,-29-25 148,76 60-153,0 0 1,1-1 0,-1 0-1,1 1 1,-1-1 0,1 0-1,0 0 1,0 0 0,-1 0-1,1 0 1,0 0 0,1 0-1,-1 0 1,0 0-1,1 0 1,-1-3 0,1 4-26,0 0-1,0 0 1,1 0 0,-1 0 0,0-1-1,1 1 1,-1 0 0,1 0 0,0 0 0,-1 0-1,1 0 1,0 0 0,-1 0 0,1 0 0,0 0-1,0 1 1,0-1 0,0 0 0,0 0 0,0 1-1,0-1 1,0 0 0,0 1 0,0-1 0,0 1-1,1 0 1,-1-1 0,0 1 0,2 0 0,26-7-1346,1 2 1,0 1 0,36 0 0,-27 3-1491,49-10-1,-74 8 2717,0 0-1,-1-1 0,26-12 0,-37 15 285,0 1 0,-1-1 0,1 0 0,-1 0 1,1 0-1,-1 0 0,1 0 0,-1-1 0,0 1 0,1 0 1,0-2-1,2-12 5628,-6 15-5588,0-1 0,1 1 1,-1 0-1,0-1 0,1 1 1,-1 0-1,1 0 0,-1 0 1,0 0-1,1 0 0,-1 1 1,0-1-1,-2 1 0,1 0-180,1 1 0,-1 0 0,1 0-1,-1-1 1,1 1 0,0 1-1,-1-1 1,1 0 0,0 0 0,1 1-1,-1-1 1,0 1 0,1 0-1,-1 0 1,1-1 0,0 1 0,-2 5-1,2-3-10,0-1 0,0 0 0,0 0 0,0 0 0,1 1 0,-1-1 0,1 0 0,0 0 0,1 1 0,-1-1 0,1 0 0,1 7 0,-1-9-10,0 0 1,0-1-1,0 1 1,0-1-1,1 0 1,-1 1-1,0-1 1,1 0-1,-1 1 1,0-1 0,1 0-1,0 0 1,-1 0-1,1-1 1,0 1-1,-1 0 1,1-1-1,0 1 1,0-1-1,-1 1 1,4-1 0,44 2-266,-37-2 112,-9 0 124,0 0 1,0 0-1,0 0 0,0 0 1,0-1-1,0 0 0,0 1 1,-1-1-1,1 0 0,0 0 1,0-1-1,-1 1 0,1 0 1,-1-1-1,1 0 0,-1 0 1,1 0-1,-1 0 0,0 0 1,4-4-1,-4 2 61,0 0 0,0 0 0,-1 0 1,1 0-1,-1 0 0,1-1 0,-1 1 0,-1 0 1,1-1-1,-1 1 0,1 0 0,-1-1 0,-1-7 1,0 9-14,1 1 0,-1-1 1,0 1-1,0-1 1,0 1-1,0-1 1,0 1-1,-1 0 1,1 0-1,0-1 0,-1 1 1,0 0-1,0 0 1,1 1-1,-1-1 1,0 0-1,0 1 1,-1-1-1,1 1 0,0-1 1,0 1-1,-1 0 1,1 0-1,-1 0 1,1 0-1,-1 1 1,-3-1-1,-1-1-97,0 1 0,-1 0 0,1 0 0,0 1 0,-1 0 0,1 0 0,0 1 0,-14 2-1,19-2-170,1-1 0,-1 1-1,1 0 1,-1-1 0,1 1-1,0 0 1,-1 0 0,1 0-1,0 0 1,0 0 0,-3 2-1,0 10-6461</inkml:trace>
-  <inkml:trace contextRef="#ctx0" brushRef="#br0" timeOffset="3223.44">2925 149 3762,'0'0'4066,"34"-77"-2770,-17 53 1201,-3 10 32,-6 7-800,-3 7-272,-2 0-241,-3 15-1119,0 21 15,0 17 384,2 8-464,-1 4 80,5-1-112,1-4-64,-1-7 64,2-8-1537,6-8-2321,8-16-2000</inkml:trace>
-  <inkml:trace contextRef="#ctx0" brushRef="#br0" timeOffset="4122.75">3387 283 3746,'0'0'12075,"-16"-3"-11878,6 1-160,2 0-16,1 0 0,-1 1 0,0 0 0,-12 0 0,17 1-11,-1 0 0,1 1-1,0-1 1,0 1 0,-1 0 0,1 0 0,0 0 0,0 0 0,0 1-1,0-1 1,0 1 0,0 0 0,1 0 0,-1 0 0,0 0 0,-3 4-1,-1 1 5,2 0 0,-1 1 0,1-1 0,0 1 1,0 0-1,1 0 0,0 0 0,0 1 0,1-1 0,1 1 0,-1 0 0,1 0 0,1 0 0,-1 0 0,1 17 0,1-25-55,0 0 0,0 0 0,0 0 1,1 1-1,-1-1 0,0 0 0,0 0 1,1 0-1,-1 1 0,1-1 0,-1 0 1,1 0-1,-1 0 0,1 0 0,0 0 1,0 0-1,-1 0 0,1 0 1,0 0-1,0 0 0,0-1 0,0 1 1,2 1-1,-1-1-100,1 0 0,-1 0 0,1 0 0,-1-1 0,1 1 0,0 0 0,0-1 0,-1 0 0,1 0 0,4 0 0,-2 0-54,0-1 0,0 1 1,-1-1-1,1 0 0,-1-1 0,1 1 0,-1-1 1,1 0-1,-1 0 0,0 0 0,0 0 0,7-6 1,-2-3 176,0 0 1,-1 0-1,-1-1 0,0 0 1,0 0-1,8-25 1,21-84 351,-32 108-292,6-23 896,-2-1 1,-1 1-1,3-67 1,-11 107-926,1 0 1,-1-1 0,0 1 0,0 0-1,-1 0 1,1-1 0,-1 1 0,-2 3-1,-4 12-16,-4 12-2,2 1 0,1 0 0,2 1 0,1 0 0,2 0 0,1 0 0,3 67 0,0-97-32,1 1 0,-1-1 0,1 1 0,0-1 1,0 1-1,0-1 0,0 0 0,1 1 0,0-1 0,-1 0 1,1 0-1,0 0 0,0 0 0,0 0 0,1-1 1,-1 1-1,1-1 0,-1 1 0,1-1 0,0 0 0,0 0 1,0 0-1,0-1 0,0 1 0,1-1 0,-1 1 0,0-1 1,1 0-1,-1 0 0,1-1 0,5 1 0,-2 0-43,0-1 0,0 0 0,0 0 0,0 0 0,0-1 0,0 0 0,0-1 0,-1 0 0,1 0-1,0 0 1,-1-1 0,1 0 0,-1 0 0,0 0 0,7-6 0,-3 1 159,-1-1 1,0 0-1,0-1 1,-1 0-1,-1 0 0,1-1 1,-2 0-1,1 0 1,-2 0-1,0-1 0,0 0 1,-1 0-1,0 0 1,-1-1-1,0 1 0,-1-1 1,-1 0-1,0 0 1,0 1-1,-3-20 0,2 32-50,0 0-1,-1-1 0,1 1 0,0 0 1,0-1-1,-1 1 0,1 0 0,0-1 0,0 1 1,-1 0-1,1 0 0,0-1 0,-1 1 1,1 0-1,-1 0 0,1 0 0,0 0 1,-1-1-1,1 1 0,0 0 0,-1 0 0,1 0 1,-1 0-1,1 0 0,-1 0 0,1 0 1,0 0-1,-1 0 0,1 0 0,-1 0 0,1 0 1,0 0-1,-1 0 0,1 1 0,-1-1 1,1 0-1,0 0 0,-1 1 0,-17 7 5,12-2-27,-1 0 1,1 0-1,1 1 0,-1 0 0,1 0 0,0 1 1,1-1-1,0 1 0,0 0 0,-5 15 0,5-9-112,-1 1-1,2 0 1,0 0-1,1 0 1,0 23-1,2-36-10,0 0-1,0 1 0,0-1 0,0 0 0,1 1 0,-1-1 0,1 0 1,-1 1-1,1-1 0,0 0 0,0 0 0,0 0 0,0 0 1,0 0-1,1 0 0,-1 0 0,0 0 0,1 0 0,2 1 0,-1-1 18,0 0 0,0 0 0,0-1 0,0 1 0,1-1 0,-1 0 0,0 0 0,1 0 0,-1 0 0,1-1 0,-1 0 0,6 1 0,5-2 30,0 0 0,0 0 1,-1-1-1,1-1 0,-1 0 0,1-1 1,-1-1-1,0 0 0,0 0 0,-1-2 1,0 1-1,15-12 0,-12 8 225,0-1 0,-1-1-1,-1 0 1,0-1 0,0-1-1,-2 0 1,1 0 0,17-32-1,-27 42 192,0 0 0,0-1 0,0 1-1,0-1 1,-1 1 0,0-1 0,0 0-1,0 1 1,0-7 0,-2 11-322,1 0 0,0-1 0,0 1 0,0 0-1,-1-1 1,1 1 0,0 0 0,0 0 0,0-1 0,-1 1 0,1 0 0,0 0 0,-1-1 0,1 1 0,0 0 0,-1 0 0,1 0 0,0-1 0,-1 1-1,1 0 1,0 0 0,-1 0 0,1 0 0,0 0 0,-1 0 0,1 0 0,-1 0 0,1 0 0,0 0 0,-1 0 0,1 0 0,0 0 0,-1 0-1,1 0 1,0 0 0,-1 0 0,1 1 0,-1-1 0,1 0 0,0 0 0,0 0 0,-1 1 0,1-1 0,-18 10-79,14-4 49,1 0 0,-1 0 0,1 1 0,0-1 0,0 1 0,1 0 0,-1 0 0,2 0 0,-3 14 0,2-5-266,1-1 1,1 1 0,2 25 0,-1-38 222,0-1 0,0 0 0,0 1 0,0-1 0,0 0 0,1 0 0,-1 0 0,1 0 0,0 0 0,-1 0 0,1 0 1,0-1-1,0 1 0,0 0 0,0-1 0,1 0 0,-1 1 0,3 0 0,-2 0-24,1 0 1,-1 0 0,0 0-1,0 0 1,0 1 0,0-1-1,-1 1 1,1 0 0,-1 0-1,4 4 1,-1 5-1374,-5-10 1190,0 0-1,1 0 1,0-1-1,-1 1 1,1 0-1,0-1 1,0 1-1,0-1 1,0 1-1,0-1 1,0 1-1,0-1 1,0 0-1,1 1 1,-1-1-1,0 0 1,1 0-1,-1 0 1,1 0-1,-1 0 1,3 0-1,9 2-3470</inkml:trace>
-  <inkml:trace contextRef="#ctx0" brushRef="#br0" timeOffset="4246.27">4187 456 2865,'0'0'9957</inkml:trace>
+  <inkml:trace contextRef="#ctx0" brushRef="#br0">44 29 76 0 0,'-27'-16'7689'0'0,"10"4"7803"0"0,41 32-12757 0 0,-13-15-2229 0 0,-1-2-1 0 0,1 1 0 0 0,0-1 1 0 0,0-1-1 0 0,1 0 0 0 0,19 0 1 0 0,72-3 910 0 0,-78 0-993 0 0,107-8 954 0 0,-106 7-4338 0 0,-1 0-3293 0 0,-59 7 1058 0 0,12-2-3243 0 0,9-2 2875 0 0</inkml:trace>
+  <inkml:trace contextRef="#ctx0" brushRef="#br0" timeOffset="264.9">253 36 476 0 0,'-13'1'10627'0'0,"6"3"-4739"0"0,8 16-1739 0 0,1-4-2474 0 0,-1 17 368 0 0,-2 0 0 0 0,-1 0-1 0 0,-11 61 1 0 0,-13 42-262 0 0,24-130-1909 0 0,2-6-612 0 0,2-10-6756 0 0,0 0 4338 0 0,2 0-4754 0 0,1 2 416 0 0</inkml:trace>
 </inkml:ink>
 </file>
 
@@ -5000,22 +4781,29 @@
           <inkml:channel name="X" type="integer" min="-2.14748E9" max="2.14748E9" units="cm"/>
           <inkml:channel name="Y" type="integer" min="-2.14748E9" max="2.14748E9" units="cm"/>
           <inkml:channel name="F" type="integer" max="32767" units="dev"/>
+          <inkml:channel name="OA" type="integer" max="360" units="deg"/>
+          <inkml:channel name="OE" type="integer" max="90" units="deg"/>
         </inkml:traceFormat>
         <inkml:channelProperties>
           <inkml:channelProperty channel="X" name="resolution" value="1000" units="1/cm"/>
           <inkml:channelProperty channel="Y" name="resolution" value="1000" units="1/cm"/>
           <inkml:channelProperty channel="F" name="resolution" value="0" units="1/dev"/>
+          <inkml:channelProperty channel="OA" name="resolution" value="1000" units="1/deg"/>
+          <inkml:channelProperty channel="OE" name="resolution" value="1000" units="1/deg"/>
         </inkml:channelProperties>
       </inkml:inkSource>
-      <inkml:timestamp xml:id="ts0" timeString="2026-02-28T14:31:29.398"/>
+      <inkml:timestamp xml:id="ts0" timeString="2026-03-05T14:54:47.453"/>
     </inkml:context>
     <inkml:brush xml:id="br0">
       <inkml:brushProperty name="width" value="0.035" units="cm"/>
       <inkml:brushProperty name="height" value="0.035" units="cm"/>
     </inkml:brush>
   </inkml:definitions>
-  <inkml:trace contextRef="#ctx0" brushRef="#br0">0 146 5987,'0'0'11557,"21"-11"-11141,26 11 193,16 0-145,8 0-272,-4 0-80,-9-1-112,-10-4-48,-14 0-833,-10-3-1472,-7 3-544,-5-4-753,-8 1-143</inkml:trace>
-  <inkml:trace contextRef="#ctx0" brushRef="#br0" timeOffset="269.44">384 22 4162,'0'0'14617,"-10"-5"-14064,2 1-518,-19-9 62,27 13-95,0 0 0,0 0-1,0 0 1,0 0 0,0 0 0,0 1 0,0-1-1,0 0 1,-1 0 0,1 0 0,0 0 0,0 0 0,0 0-1,0 0 1,0 0 0,0 0 0,0 0 0,0 0 0,0 0-1,0 0 1,0 0 0,0 0 0,0 0 0,0 0 0,0 0-1,0 0 1,0 0 0,0 0 0,-1 0 0,19 13 59,-4-5-29,1 0 1,-1-1-1,1-1 1,0 0-1,1-1 1,17 3-1,98 12 138,-108-17-122,-23-3-44,0 0 0,1 0 1,-1 0-1,0 0 0,0 0 0,1 0 0,-1 0 0,0 0 1,0 0-1,1 0 0,-1 0 0,0 0 0,0 0 0,0 0 1,1 0-1,-1 0 0,0 0 0,0 1 0,1-1 0,-1 0 1,0 0-1,0 0 0,0 0 0,0 0 0,1 1 0,-1-1 1,0 0-1,0 0 0,0 0 0,0 1 0,0-1 0,0 0 1,1 0-1,-1 1 0,0-1 0,0 0 0,0 0 0,0 1 0,0-1 1,0 0-1,0 0 0,0 1 0,0-1 0,0 0 0,0 0 1,0 0-1,0 1 0,0-1 0,-1 0 0,1 0 0,0 1 1,0-1-1,0 0 0,0 0 0,0 0 0,0 1 0,-1-1 1,1 0-1,0 0 0,0 0 0,0 1 0,0-1 0,-1 0 1,1 0-1,0 0 0,0 0 0,0 0 0,-1 1 0,-16 12 121,15-12-129,-29 23-77,2 0 0,1 2 0,-27 32-1,-29 40-7372,82-95 7078,-35 43-6411</inkml:trace>
+  <inkml:trace contextRef="#ctx0" brushRef="#br0">0 82 1672 0 0,'1'-4'819'0'0,"0"0"0"0"0,0 1 0 0 0,1-1 0 0 0,-1 0 0 0 0,1 0 0 0 0,0 1 0 0 0,0-1-1 0 0,0 1 1 0 0,0 0 0 0 0,0 0 0 0 0,1 0 0 0 0,0 0 0 0 0,4-4 0 0 0,-3 4-353 0 0,1 0-1 0 0,0 0 1 0 0,1 0 0 0 0,-1 1-1 0 0,0 0 1 0 0,1 0 0 0 0,-1 0 0 0 0,12-1-1 0 0,-7 1-40 0 0,1 0 0 0 0,0 1 0 0 0,-1 0-1 0 0,1 1 1 0 0,-1 0 0 0 0,1 1 0 0 0,0 0-1 0 0,-1 0 1 0 0,1 1 0 0 0,-1 1 0 0 0,11 3-1 0 0,-20-6-351 0 0,0 1-1 0 0,0-1 0 0 0,1 1 0 0 0,-1 0 0 0 0,0-1 0 0 0,0 1 0 0 0,0 0 1 0 0,0 0-1 0 0,0 0 0 0 0,0-1 0 0 0,0 1 0 0 0,0 0 0 0 0,0 0 1 0 0,0 0-1 0 0,-1 1 0 0 0,1-1 0 0 0,0 0 0 0 0,-1 0 0 0 0,1 0 1 0 0,0 0-1 0 0,-1 1 0 0 0,0-1 0 0 0,1 0 0 0 0,-1 1 0 0 0,0 0 1 0 0,0 1 10 0 0,0 0 0 0 0,0-1 1 0 0,-1 1-1 0 0,0 0 0 0 0,1-1 1 0 0,-1 1-1 0 0,0-1 1 0 0,0 1-1 0 0,0-1 0 0 0,-1 1 1 0 0,-2 3-1 0 0,-3 4 85 0 0,-1 0 0 0 0,0-1 1 0 0,0 0-1 0 0,-11 8 0 0 0,1-3 80 0 0,13-11-157 0 0,1 1 1 0 0,-1 0-1 0 0,0 0 1 0 0,1 0-1 0 0,-4 5 1 0 0,7-8-65 0 0,21 22 100 0 0,32-4-85 0 0,-44-17-40 0 0,-1 1-1 0 0,1-1 1 0 0,-1 1 0 0 0,1 0 0 0 0,-1 1 0 0 0,0 0 0 0 0,0 0 0 0 0,0 0 0 0 0,11 11 0 0 0,-17-15 0 0 0,0 1-1 0 0,-1 0 1 0 0,1-1-1 0 0,-1 1 1 0 0,1 0 0 0 0,-1 0-1 0 0,1 0 1 0 0,-1-1-1 0 0,1 1 1 0 0,-1 0 0 0 0,0 0-1 0 0,1 0 1 0 0,-1 0-1 0 0,0 0 1 0 0,0 0-1 0 0,1-1 1 0 0,-1 1 0 0 0,0 0-1 0 0,0 0 1 0 0,0 0-1 0 0,0 0 1 0 0,-1 0 0 0 0,1 0-1 0 0,0 0 1 0 0,-1 1-1 0 0,1 0 1 0 0,-1 0 0 0 0,0-1 0 0 0,-1 1 0 0 0,1-1 0 0 0,0 1 0 0 0,0-1 0 0 0,-1 1-1 0 0,1-1 1 0 0,-1 0 0 0 0,1 0 0 0 0,-3 2 0 0 0,-4 1 1 0 0,1 0 0 0 0,-1 0 1 0 0,0-1-1 0 0,-12 4 0 0 0,1-2 24 0 0,-1-1 0 0 0,-31 2 0 0 0,42-5-108 0 0,1-1 0 0 0,-1 0 0 0 0,0 0-1 0 0,0-1 1 0 0,1-1 0 0 0,-1 1 0 0 0,0-1-1 0 0,-10-5 1 0 0,18 7 6 0 0,1 0-1 0 0,-1 0 1 0 0,0 0-1 0 0,1-1 1 0 0,-1 1-1 0 0,0 0 0 0 0,1-1 1 0 0,-1 1-1 0 0,1 0 1 0 0,-1-1-1 0 0,1 1 1 0 0,-1-1-1 0 0,1 1 1 0 0,-1-1-1 0 0,1 1 1 0 0,-1-1-1 0 0,1 1 1 0 0,-1-1-1 0 0,1 1 1 0 0,0-1-1 0 0,-1 0 1 0 0,1 1-1 0 0,0-1 1 0 0,0 0-1 0 0,0 1 1 0 0,-1-1-1 0 0,1 0 1 0 0,0 1-1 0 0,0-1 1 0 0,0 0-1 0 0,0 1 1 0 0,0-2-1 0 0,1 0-110 0 0,-1 0-1 0 0,1 1 1 0 0,0-1 0 0 0,0 0 0 0 0,0 0-1 0 0,0 1 1 0 0,0-1 0 0 0,1 1 0 0 0,-1-1-1 0 0,0 1 1 0 0,3-2 0 0 0,44-30-3822 0 0,-47 32 3842 0 0,45-22-8571 0 0,-15 10 3706 0 0</inkml:trace>
+  <inkml:trace contextRef="#ctx0" brushRef="#br0" timeOffset="297.37">360 165 2716 0 0,'89'-27'4143'0'0,"-31"8"5476"0"0,-53 27-7276 0 0,-7 3-1690 0 0,0-1 0 0 0,0 1 0 0 0,-1 0 1 0 0,-4 9-1 0 0,4-12-431 0 0,0 0 1 0 0,0 0 0 0 0,1 0 0 0 0,0 0 0 0 0,1 0 0 0 0,0 0-1 0 0,0 0 1 0 0,0 1 0 0 0,2 12 0 0 0,-1-19-194 0 0,1-1 0 0 0,-1 0 0 0 0,0 1 0 0 0,1-1 0 0 0,-1 1 0 0 0,1-1 0 0 0,0 0 0 0 0,-1 0 0 0 0,1 1 0 0 0,0-1 1 0 0,0 0-1 0 0,0 0 0 0 0,-1 0 0 0 0,2 0 0 0 0,-1 0 0 0 0,0 0 0 0 0,0 0 0 0 0,0 0 0 0 0,0 0 0 0 0,0 0 0 0 0,1-1 0 0 0,-1 1 0 0 0,0 0 0 0 0,2 0 0 0 0,0-1 1 0 0,1 1 0 0 0,-1-1 0 0 0,0 1 0 0 0,0-1 0 0 0,1 0 0 0 0,-1 0 0 0 0,0 0-1 0 0,1-1 1 0 0,-1 1 0 0 0,5-2 0 0 0,-2 0 5 0 0,0 0-1 0 0,0 0 1 0 0,0 0 0 0 0,0-1-1 0 0,-1 1 1 0 0,1-2 0 0 0,-1 1-1 0 0,0 0 1 0 0,0-1-1 0 0,0 0 1 0 0,6-7 0 0 0,-7 6 43 0 0,0-2 1 0 0,0 1 0 0 0,0 0-1 0 0,-1-1 1 0 0,0 0 0 0 0,-1 1 0 0 0,1-1-1 0 0,-1 0 1 0 0,-1 0 0 0 0,1-1-1 0 0,-1 1 1 0 0,0-13 0 0 0,-1 16-63 0 0,0 0 1 0 0,-1 0-1 0 0,1 1 1 0 0,-1-1 0 0 0,0 0-1 0 0,0 0 1 0 0,-1 1-1 0 0,1-1 1 0 0,-1 1-1 0 0,1-1 1 0 0,-1 1-1 0 0,0-1 1 0 0,-1 1 0 0 0,1 0-1 0 0,0 0 1 0 0,-1 0-1 0 0,0 1 1 0 0,1-1-1 0 0,-1 0 1 0 0,0 1-1 0 0,-1 0 1 0 0,1 0 0 0 0,0 0-1 0 0,-1 0 1 0 0,-4-2-1 0 0,2 2-172 0 0,0 0-1 0 0,0 0 1 0 0,0 0-1 0 0,-1 1 1 0 0,1 0-1 0 0,0 1 0 0 0,-1-1 1 0 0,1 1-1 0 0,-1 0 1 0 0,1 1-1 0 0,0-1 1 0 0,-12 4-1 0 0,-28 11-3949 0 0,3 6-6728 0 0,30-13 5062 0 0</inkml:trace>
+  <inkml:trace contextRef="#ctx0" brushRef="#br0" timeOffset="564.71">972 334 25130 0 0,'12'-45'2677'0'0,"-12"44"-2011"0"0,1 22-326 0 0,-2-1-220 0 0,-1 0 0 0 0,-1 0 0 0 0,0 0-1 0 0,-2-1 1 0 0,0 1 0 0 0,-9 20 0 0 0,-10 39-149 0 0,9-19-1540 0 0,4-21-4286 0 0</inkml:trace>
+  <inkml:trace contextRef="#ctx0" brushRef="#br0" timeOffset="783.39">926 434 420 0 0,'1'-20'1407'0'0,"1"-1"0"0"0,1 0 0 0 0,0 1 0 0 0,10-30 1 0 0,-11 45-1097 0 0,0 0 0 0 0,0 0 0 0 0,0 1 0 0 0,0-1 0 0 0,1 1 1 0 0,0 0-1 0 0,-1-1 0 0 0,2 1 0 0 0,-1 0 0 0 0,0 1 0 0 0,1-1 0 0 0,0 1 1 0 0,0-1-1 0 0,0 1 0 0 0,0 0 0 0 0,0 1 0 0 0,1-1 0 0 0,-1 1 1 0 0,1 0-1 0 0,0 0 0 0 0,0 0 0 0 0,-1 0 0 0 0,10-1 0 0 0,-4 2 152 0 0,1 0 0 0 0,-1 0 1 0 0,0 1-1 0 0,0 0 0 0 0,14 2 0 0 0,-20-1-289 0 0,-1-1-1 0 0,1 1 1 0 0,-1 0 0 0 0,1 0 0 0 0,-1 0 0 0 0,1 1 0 0 0,-1-1-1 0 0,0 1 1 0 0,0 0 0 0 0,1 0 0 0 0,-1 0 0 0 0,-1 0 0 0 0,1 0-1 0 0,0 1 1 0 0,0-1 0 0 0,-1 1 0 0 0,0 0 0 0 0,4 4 0 0 0,-6-5-108 0 0,1 0-1 0 0,0 0 1 0 0,-1 1 0 0 0,1-1 0 0 0,-1 0 0 0 0,0 0 0 0 0,0 0 0 0 0,0 0 0 0 0,0 1 0 0 0,0-1 0 0 0,0 0 0 0 0,0 0 0 0 0,-1 0 0 0 0,1 1 0 0 0,-1-1 0 0 0,0 0 0 0 0,1 0-1 0 0,-1 0 1 0 0,0 0 0 0 0,0 0 0 0 0,-1 0 0 0 0,1-1 0 0 0,0 1 0 0 0,-1 0 0 0 0,1 0 0 0 0,-1-1 0 0 0,1 1 0 0 0,-1-1 0 0 0,1 0 0 0 0,-3 2 0 0 0,-5 5 88 0 0,-1-1 0 0 0,1 0 0 0 0,-1-1 0 0 0,-11 6 1 0 0,-44 16-1119 0 0,22-19-3670 0 0,35-11 1185 0 0</inkml:trace>
+  <inkml:trace contextRef="#ctx0" brushRef="#br0" timeOffset="1127.32">1127 285 324 0 0,'26'-14'2413'0'0,"38"-15"0"0"0,-54 26-1407 0 0,-1 0 0 0 0,1 0 0 0 0,0 1 0 0 0,0 0 0 0 0,0 0 0 0 0,0 1 0 0 0,19 1 1 0 0,-28 0-864 0 0,1 0 1 0 0,0 0-1 0 0,0 0 1 0 0,-1 0-1 0 0,1 0 1 0 0,0 1-1 0 0,0-1 1 0 0,-1 0 0 0 0,1 1-1 0 0,0 0 1 0 0,-1-1-1 0 0,1 1 1 0 0,-1 0-1 0 0,1 0 1 0 0,-1 0 0 0 0,1 0-1 0 0,-1 0 1 0 0,1 0-1 0 0,-1 0 1 0 0,0 0-1 0 0,0 0 1 0 0,0 1-1 0 0,0-1 1 0 0,1 1 0 0 0,-2-1-1 0 0,1 0 1 0 0,0 1-1 0 0,0 0 1 0 0,0-1-1 0 0,-1 1 1 0 0,1 0-1 0 0,-1-1 1 0 0,1 1 0 0 0,-1 0-1 0 0,0-1 1 0 0,0 1-1 0 0,0 0 1 0 0,0 0-1 0 0,0-1 1 0 0,0 1 0 0 0,-1 3-1 0 0,0 0 42 0 0,0 0 1 0 0,-1 0-1 0 0,0 0 1 0 0,0 0-1 0 0,0-1 1 0 0,0 1-1 0 0,-1-1 0 0 0,0 1 1 0 0,0-1-1 0 0,0 0 1 0 0,0 0-1 0 0,-1 0 1 0 0,-4 4-1 0 0,-8 7 1275 0 0,152-116-616 0 0,-118 86-811 0 0,7-6 2028 0 0,-42 42-866 0 0,11-16-1154 0 0,1 1-1 0 0,1 0 1 0 0,-1 0-1 0 0,1 0 1 0 0,0 0-1 0 0,0 1 1 0 0,1 0-1 0 0,0-1 1 0 0,-3 11-1 0 0,5-15-138 0 0,1 1-1 0 0,0-1 0 0 0,-1 0 0 0 0,1 1 0 0 0,0-1 0 0 0,0 1 0 0 0,1-1 0 0 0,-1 0 0 0 0,0 1 0 0 0,1-1 0 0 0,-1 0 0 0 0,1 1 0 0 0,0-1 0 0 0,0 0 0 0 0,0 0 0 0 0,0 0 0 0 0,0 1 0 0 0,0-1 0 0 0,1 0 1 0 0,-1-1-1 0 0,1 1 0 0 0,-1 0 0 0 0,1 0 0 0 0,0-1 0 0 0,-1 1 0 0 0,1-1 0 0 0,0 1 0 0 0,0-1 0 0 0,0 0 0 0 0,0 0 0 0 0,1 0 0 0 0,-1 0 0 0 0,4 1 0 0 0,3 2-982 0 0,1 0 0 0 0,0-1-1 0 0,1-1 1 0 0,13 3 0 0 0,21-2-8227 0 0,-22-2 3828 0 0</inkml:trace>
 </inkml:ink>
 </file>
 
@@ -5028,22 +4816,26 @@
           <inkml:channel name="X" type="integer" min="-2.14748E9" max="2.14748E9" units="cm"/>
           <inkml:channel name="Y" type="integer" min="-2.14748E9" max="2.14748E9" units="cm"/>
           <inkml:channel name="F" type="integer" max="32767" units="dev"/>
+          <inkml:channel name="OA" type="integer" max="360" units="deg"/>
+          <inkml:channel name="OE" type="integer" max="90" units="deg"/>
         </inkml:traceFormat>
         <inkml:channelProperties>
           <inkml:channelProperty channel="X" name="resolution" value="1000" units="1/cm"/>
           <inkml:channelProperty channel="Y" name="resolution" value="1000" units="1/cm"/>
           <inkml:channelProperty channel="F" name="resolution" value="0" units="1/dev"/>
+          <inkml:channelProperty channel="OA" name="resolution" value="1000" units="1/deg"/>
+          <inkml:channelProperty channel="OE" name="resolution" value="1000" units="1/deg"/>
         </inkml:channelProperties>
       </inkml:inkSource>
-      <inkml:timestamp xml:id="ts0" timeString="2026-02-28T14:43:00.868"/>
+      <inkml:timestamp xml:id="ts0" timeString="2026-03-05T14:55:53.164"/>
     </inkml:context>
     <inkml:brush xml:id="br0">
       <inkml:brushProperty name="width" value="0.035" units="cm"/>
       <inkml:brushProperty name="height" value="0.035" units="cm"/>
     </inkml:brush>
   </inkml:definitions>
-  <inkml:trace contextRef="#ctx0" brushRef="#br0">207 0 7908,'0'0'6531,"-31"71"-6195,7-8-112,5-1-176,8-2 112,5-10-160,6-12 0,0-6-96,6-14-416,8-8-1825,2-10-721,-2 0-79</inkml:trace>
-  <inkml:trace contextRef="#ctx0" brushRef="#br0" timeOffset="669.29">0 170 7187,'0'0'4272,"4"4"-4347,0 0 26,0-1 1,0 0 0,1-1-1,-1 1 1,1-1-1,-1 0 1,1 0-1,0 0 1,0-1-1,0 1 1,0-1-1,0 0 1,6 0 0,14 1-523,36-3 1,-47 1 321,-1-1 250,-1 0 1,0-1-1,0 0 0,0-1 0,0 0 0,0-1 0,0 0 1,-1-1-1,0 0 0,0-1 0,0-1 0,-1 1 0,0-2 1,0 1-1,9-11 0,-11 7 765,-2 3 839,-7 15 3638,-25 49-5221,14-33 7,-13 41-1,22-57-28,2 1 1,-1-1-1,1 0 0,0 1 1,0-1-1,1 1 0,0-1 1,0 1-1,1-1 0,1 10 1,-1-16-7,-1 0 0,1 0 0,0-1 0,-1 1 0,1 0 0,0-1 0,-1 1 1,1 0-1,0-1 0,0 1 0,-1-1 0,1 1 0,0-1 0,0 0 0,0 1 0,0-1 0,0 0 1,0 0-1,0 0 0,0 1 0,0-1 0,-1 0 0,1 0 0,0 0 0,0 0 0,0-1 0,0 1 1,0 0-1,0 0 0,0 0 0,1-1 0,32-11-96,-15 0 47,32-29 0,-21 16 133,-29 25-69,-1 0 0,1-1 1,-1 1-1,1 0 0,-1 0 0,1 0 0,0 0 0,-1-1 1,1 1-1,-1 0 0,1 0 0,-1 0 0,1 0 0,0 0 1,-1 1-1,1-1 0,-1 0 0,1 0 0,-1 0 1,1 0-1,-1 0 0,1 1 0,-1-1 0,1 0 0,-1 1 1,1-1-1,-1 0 0,1 1 0,-1-1 0,1 0 0,-1 1 1,0-1-1,1 1 0,-1-1 0,0 1 0,1-1 1,-1 1-1,0-1 0,0 1 0,1 0 0,14 31-90,-10-18 109,-2-10-39,-1 1 0,1 0 1,0-1-1,1 1 0,-1-1 1,1 0-1,0 0 0,0 0 1,0 0-1,0-1 0,1 0 1,8 5-1,-10-6-1,1-1 0,-1 0 0,1 0 0,-1 0 0,1 0 0,0-1 0,-1 1 0,1-1-1,0 0 1,0 0 0,-1 0 0,1-1 0,0 1 0,-1-1 0,1 0 0,0 0 0,-1 0 0,1 0 0,-1-1 0,5-2 0,0-2 45,0 1 0,-1-1 1,0 0-1,0 0 0,-1-1 1,1 0-1,-1 0 0,-1-1 1,0 0-1,0 0 0,0 0 1,-1 0-1,0-1 0,-1 0 1,1 1-1,-2-1 1,1 0-1,-2-1 0,1 1 1,-1 0-1,0-1 0,-1 1 1,-1-13-1,1 21-6,0-1 0,0 1 0,-1-1 0,1 0 0,-1 1 0,1-1 0,-1 1-1,1-1 1,-1 1 0,0-1 0,0 1 0,0 0 0,0-1 0,0 1 0,0 0 0,0 0 0,0 0 0,0 0 0,-1 0 0,1 0 0,0 0 0,-1 0 0,1 0-1,-1 0 1,1 1 0,-1-1 0,1 1 0,-1-1 0,1 1 0,-1-1 0,1 1 0,-1 0 0,0 0 0,1 0 0,-1 0 0,0 0 0,1 0 0,-1 1 0,1-1-1,-1 0 1,0 1 0,1-1 0,-1 1 0,1-1 0,-1 1 0,1 0 0,0 0 0,-1 0 0,1 0 0,0 0 0,0 0 0,-1 0 0,1 0 0,0 0 0,0 1-1,0-1 1,0 0 0,0 1 0,1-1 0,-1 1 0,0 1 0,-1 0-29,0 1-1,0-1 1,1 1-1,0-1 1,0 1 0,0 0-1,0-1 1,0 1-1,1 0 1,0 0-1,-1 0 1,1-1 0,1 1-1,-1 0 1,1 0-1,-1 0 1,1-1-1,0 1 1,0 0 0,3 4-1,-2-4-27,1 0 1,0-1-1,0 1 0,0-1 0,0 0 0,1 0 1,-1 0-1,1 0 0,-1 0 0,1-1 0,0 0 1,0 1-1,0-2 0,1 1 0,-1 0 0,8 1 0,3 1-519,1-1 0,0-1 0,22 1 0,50-8-5010,-28-6-420</inkml:trace>
+  <inkml:trace contextRef="#ctx0" brushRef="#br0">117 317 532 0 0,'0'0'4596'0'0,"-1"8"-3105"0"0,-2 14 214 0 0,-1 1-1 0 0,-8 25 1 0 0,-5 0 435 0 0,6-13-518 0 0,-19 37-1 0 0,8-38-1350 0 0,13-19-2575 0 0,2-3-6018 0 0</inkml:trace>
+  <inkml:trace contextRef="#ctx0" brushRef="#br0" timeOffset="154.54">112 125 548 0 0,'-6'-41'3640'0'0,"-1"9"-647"0"0,2 8 2191 0 0,12-4-5176 0 0</inkml:trace>
 </inkml:ink>
 </file>
 
@@ -5056,23 +4848,28 @@
           <inkml:channel name="X" type="integer" min="-2.14748E9" max="2.14748E9" units="cm"/>
           <inkml:channel name="Y" type="integer" min="-2.14748E9" max="2.14748E9" units="cm"/>
           <inkml:channel name="F" type="integer" max="32767" units="dev"/>
+          <inkml:channel name="OA" type="integer" max="360" units="deg"/>
+          <inkml:channel name="OE" type="integer" max="90" units="deg"/>
         </inkml:traceFormat>
         <inkml:channelProperties>
           <inkml:channelProperty channel="X" name="resolution" value="1000" units="1/cm"/>
           <inkml:channelProperty channel="Y" name="resolution" value="1000" units="1/cm"/>
           <inkml:channelProperty channel="F" name="resolution" value="0" units="1/dev"/>
+          <inkml:channelProperty channel="OA" name="resolution" value="1000" units="1/deg"/>
+          <inkml:channelProperty channel="OE" name="resolution" value="1000" units="1/deg"/>
         </inkml:channelProperties>
       </inkml:inkSource>
-      <inkml:timestamp xml:id="ts0" timeString="2026-02-28T14:31:28.129"/>
+      <inkml:timestamp xml:id="ts0" timeString="2026-03-05T14:54:44.629"/>
     </inkml:context>
     <inkml:brush xml:id="br0">
       <inkml:brushProperty name="width" value="0.035" units="cm"/>
       <inkml:brushProperty name="height" value="0.035" units="cm"/>
     </inkml:brush>
   </inkml:definitions>
-  <inkml:trace contextRef="#ctx0" brushRef="#br0">72 319 752,'0'0'15098,"-1"-9"-13644,-4-26-387,5 34-1045,0 1 1,0 0-1,0-1 0,0 1 1,0 0-1,0-1 0,0 1 1,0 0-1,-1-1 0,1 1 1,0 0-1,0 0 0,0-1 0,0 1 1,0 0-1,-1-1 0,1 1 1,0 0-1,0 0 0,0-1 1,-1 1-1,1 0 0,0 0 1,0-1-1,-1 1 0,1 0 1,0 0-1,0 0 0,-1-1 1,1 1-1,0 0 0,-1 0 0,1 0 1,0 0-1,-1 0 0,1 0 1,0 0-1,-1 0 0,1 0 1,0 0-1,-1 0 0,1 0 1,0 0-1,-1 0 0,1 0 1,0 0-1,-1 1 0,-10 6-27,11-6 38,-5 4-20,0 0 0,1 1 0,-1 0 0,1 0 0,1 0 0,-5 9 0,6-12-33,1 1 0,-1 0-1,1-1 1,0 1 0,0 0 0,0 0 0,1-1-1,-1 1 1,1 0 0,0 0 0,0 0 0,1 0-1,0 6 1,0-9-49,0 0-1,-1 0 1,1-1 0,0 1-1,0 0 1,0-1 0,0 1-1,0 0 1,0-1-1,0 0 1,0 1 0,0-1-1,0 1 1,0-1 0,0 0-1,0 0 1,0 0-1,0 0 1,0 0 0,0 0-1,0 0 1,0 0 0,0 0-1,1 0 1,-1 0-1,0-1 1,1 0 0,32-9-665,-30 7 778,0 1 1,0-1-1,0 0 0,0 0 0,0-1 0,-1 1 0,0-1 0,1 0 0,-1 1 1,-1-1-1,1-1 0,-1 1 0,1 0 0,-1-1 0,0 1 0,-1-1 1,1 0-1,-1 1 0,0-1 0,0 0 0,0 0 0,-1 0 0,0-9 0,0 13-24,0 1 0,-1 0 0,1-1-1,0 1 1,0-1 0,-1 1 0,1 0-1,0-1 1,-1 1 0,1 0 0,0-1 0,-1 1-1,1 0 1,-1 0 0,1-1 0,0 1-1,-1 0 1,1 0 0,-1 0 0,1-1-1,-1 1 1,1 0 0,-1 0 0,1 0-1,-1 0 1,1 0 0,0 0 0,-1 0-1,1 0 1,-1 0 0,1 0 0,-1 0-1,1 0 1,-1 1 0,1-1 0,-1 0 0,1 0-1,-1 1 1,-1-1-25,1 0 0,0 1 0,-1-1 0,1 1-1,0-1 1,-1 1 0,1-1 0,0 1 0,0 0 0,0 0 0,-1 0 0,1-1 0,-2 3-1,1 5-115,0 0-1,0 0 1,0 1-1,1-1 0,0 0 1,1 0-1,0 15 0,0-13-954,0-9 268,4-20 491,-2 7 703,0 0 0,-1 0 1,0-22-1,-1 31-277,0 3-100,-1-1 1,1 1 0,0-1-1,0 0 1,0 1-1,-1-1 1,1 1 0,0-1-1,0 1 1,-1-1-1,1 1 1,-1-1 0,1 1-1,0-1 1,-1 1-1,1 0 1,-1-1 0,1 1-1,-1-1 1,1 1-1,-1 0 1,1 0 0,-1-1-1,0 1 1,1 0-1,-1 0 1,1 0 0,-1 0-1,0-1 1,1 1-1,-1 0 1,1 0 0,-1 0-1,0 0 1,1 1-1,-2-1 1,1 0-40,-1 0 0,1 0 0,-1 0 0,0 1 0,1-1 1,-1 0-1,0 1 0,1-1 0,-1 1 0,1 0 0,-1 0 0,1-1 0,0 1 0,-2 1 0,1 1-497,0 1-1,0-1 1,0 1-1,1-1 1,-1 1-1,1-1 1,0 1-1,0 0 1,1-1-1,-1 1 1,1 0-1,-1 0 0,1 0 1,1 4-1,-1 11-3407</inkml:trace>
-  <inkml:trace contextRef="#ctx0" brushRef="#br0" timeOffset="542.88">326 311 5346,'0'0'8564,"-3"-3"-7531,2 2-1009,1 0 0,0 1 0,-1-1 0,1 1 0,0-1 0,-1 1 0,1-1 0,-1 1 0,1 0 0,0-1 0,-1 1 0,1-1 0,-1 1 0,1 0 1,-1 0-1,0-1 0,1 1 0,-1 0 0,1 0 0,-1-1 0,1 1 0,-1 0 0,0 0 0,1 0 0,-1 0 0,1 0 0,-1 0 0,0 0 0,1 0 0,-1 0 0,1 0 0,-1 0 0,0 1 0,1-1 0,-1 0 1,1 0-1,-1 1 0,0-1 0,-1 3 15,1-1 0,0 1 0,-1 0 0,1-1 0,0 1 1,1 0-1,-1 0 0,0 0 0,1 0 0,-1 3 0,0 52-9,1-58-57,0 1 0,0-1 1,0 1-1,0-1 0,0 1 1,1-1-1,-1 1 0,0-1 0,0 1 1,1-1-1,-1 0 0,0 1 1,1-1-1,-1 1 0,0-1 0,1 0 1,-1 1-1,1-1 0,-1 0 0,0 0 1,1 1-1,-1-1 0,1 0 1,-1 0-1,1 0 0,-1 0 0,1 1 1,-1-1-1,1 0 0,-1 0 1,1 0-1,-1 0 0,1 0 0,-1 0 1,1 0-1,-1 0 0,1-1 1,-1 1-1,1 0 0,-1 0 0,1 0 1,-1 0-1,1-1 0,0 1 1,1-1-5,0 1 1,0-1 0,0 0 0,-1 0 0,1 0 0,0 0-1,0 0 1,0 0 0,-1 0 0,4-3 0,-1-3 220,0 0 0,0 0 0,-1-1 0,0 1 0,0-1 0,-1 0 0,0 0 0,0 0 0,-1 0 0,0 0 0,0 0 0,-1-12 0,-1 20-152,1-1-1,-1 1 1,1-1-1,-1 1 0,1 0 1,-1-1-1,1 1 1,-1 0-1,1-1 1,-1 1-1,1 0 0,-1-1 1,0 1-1,1 0 1,-1 0-1,1 0 1,-1 0-1,0 0 0,1 0 1,-1 0-1,0 0 1,1 0-1,-1 0 1,0 0-1,1 0 1,-1 0-1,1 0 0,-1 1 1,0-1-1,1 0 1,-2 1-1,-21 8-141,20-5 82,1 1 0,-1 0 0,1 0-1,0 0 1,1 0 0,-1 0 0,1 0 0,0 0 0,0 0-1,0 0 1,1 11 0,0-14-58,0 0-1,0 0 1,0 0-1,0 0 1,1 0-1,-1 0 1,1 0-1,0 0 1,-1-1-1,1 1 1,0 0-1,0 0 0,0 0 1,2 2-1,-2-3-15,0-1-1,0 1 1,0 0-1,0-1 1,0 1-1,0-1 1,0 1-1,1-1 1,-1 1-1,0-1 1,0 0-1,0 0 1,1 1-1,-1-1 1,0 0-1,0 0 1,1 0-1,-1-1 1,0 1-1,0 0 1,0 0-1,1-1 1,-1 1-1,0 0 1,0-1-1,1 0 1,-1 0 96,0 0 1,0 0 0,0 0-1,-1 0 1,1-1-1,0 1 1,-1 0-1,1 0 1,-1 0 0,1-1-1,-1 1 1,0 0-1,1-1 1,-1 1 0,0 0-1,0-1 1,0 1-1,0 0 1,-1-3-1,2 2-61,-1 0 0,-1 0 0,1 0 0,0 0 0,0 0 0,-1-1 0,1 1 0,-1 0 0,0 0 0,1 0 0,-1 0 0,-2-2 0,2 3-432,-1 0-1,0 0 1,1 0 0,-1 0-1,0 0 1,0 1 0,0-1-1,0 0 1,0 1-1,0 0 1,0-1 0,1 1-1,-4 0 1,0 0-4845</inkml:trace>
-  <inkml:trace contextRef="#ctx0" brushRef="#br0" timeOffset="860.21">639 20 7828,'0'0'13947,"0"-5"-12287,0-10-1017,-1 21-258,-4 47 102,-6-4-200,-3 0 0,-1-1-1,-27 56 1,-37 53-4643,75-151 1822</inkml:trace>
+  <inkml:trace contextRef="#ctx0" brushRef="#br0">7 64 1264 0 0,'-6'-12'12835'0'0,"8"8"-12463"0"0,0 1-1 0 0,0 0 1 0 0,0 0 0 0 0,0 1-1 0 0,1-1 1 0 0,0 0-1 0 0,-1 1 1 0 0,1 0 0 0 0,0-1-1 0 0,0 1 1 0 0,0 0-1 0 0,1 1 1 0 0,-1-1-1 0 0,0 0 1 0 0,1 1 0 0 0,-1 0-1 0 0,1 0 1 0 0,4-1-1 0 0,-3 0-165 0 0,1 1-1 0 0,-1 0 0 0 0,1 0 0 0 0,-1 1 0 0 0,1-1 1 0 0,-1 1-1 0 0,1 0 0 0 0,0 1 0 0 0,-1-1 0 0 0,1 1 0 0 0,-1 0 1 0 0,7 2-1 0 0,-12-2-185 0 0,1-1 1 0 0,0 1 0 0 0,-1 0-1 0 0,1-1 1 0 0,0 1 0 0 0,-1-1-1 0 0,1 1 1 0 0,-1 0 0 0 0,1 0-1 0 0,-1-1 1 0 0,1 1 0 0 0,-1 0-1 0 0,1 0 1 0 0,-1-1 0 0 0,0 1-1 0 0,1 0 1 0 0,-1 0-1 0 0,0 0 1 0 0,0 0 0 0 0,0 0-1 0 0,0-1 1 0 0,0 1 0 0 0,0 0-1 0 0,0 0 1 0 0,0 0 0 0 0,0 0-1 0 0,0 0 1 0 0,0 0 0 0 0,0-1-1 0 0,-1 1 1 0 0,1 0-1 0 0,0 0 1 0 0,-1 0 0 0 0,1 0-1 0 0,0-1 1 0 0,-1 1 0 0 0,0 1-1 0 0,-20 30 243 0 0,-7-2-72 0 0,20-23-190 0 0,1 1 0 0 0,0 0 0 0 0,0 0 0 0 0,-7 12 0 0 0,13-20-199 0 0,1 1 92 0 0,1-1 68 0 0,-1 1 0 0 0,0 0 1 0 0,0-1-1 0 0,1 1 0 0 0,-1-1 0 0 0,0 1 0 0 0,1 0 0 0 0,-1-1 0 0 0,0 1 0 0 0,1-1 0 0 0,-1 1 0 0 0,1-1 1 0 0,-1 1-1 0 0,1-1 0 0 0,-1 0 0 0 0,1 1 0 0 0,-1-1 0 0 0,1 0 0 0 0,-1 1 0 0 0,1-1 0 0 0,0 0 0 0 0,-1 1 1 0 0,1-1-1 0 0,-1 0 0 0 0,2 0 0 0 0,8 0-201 0 0,1-2 1 0 0,-1 1-1 0 0,1-2 0 0 0,-1 1 1 0 0,0-1-1 0 0,0-1 0 0 0,0 1 1 0 0,0-2-1 0 0,-1 1 0 0 0,16-12 1 0 0,-1 0 970 0 0,-1-2 0 0 0,35-33-1 0 0,-55 50 2413 0 0,-6 10-1522 0 0,-3 28-1144 0 0,6-35-468 0 0,0-1-1 0 0,0 1 1 0 0,1-1 0 0 0,-1 1 0 0 0,0-1 0 0 0,0 1 0 0 0,1-1 0 0 0,-1 0-1 0 0,1 1 1 0 0,-1-1 0 0 0,1 1 0 0 0,0-1 0 0 0,0 0 0 0 0,-1 0-1 0 0,1 1 1 0 0,0-1 0 0 0,0 0 0 0 0,0 0 0 0 0,0 0 0 0 0,0 0 0 0 0,0 0-1 0 0,1 0 1 0 0,-1 0 0 0 0,0-1 0 0 0,0 1 0 0 0,2 0 0 0 0,4 1-20 0 0,1 0 1 0 0,-1 0-1 0 0,0-1 0 0 0,0 0 1 0 0,1-1-1 0 0,-1 0 1 0 0,1 0-1 0 0,-1 0 1 0 0,0-1-1 0 0,12-3 0 0 0,-15 4 4 0 0,0-2-1 0 0,0 1 0 0 0,1-1 0 0 0,-1 1 0 0 0,0-1 0 0 0,0 0 0 0 0,-1 0 0 0 0,7-5 0 0 0,-8 5 4 0 0,0 1 0 0 0,-1-1 0 0 0,0 1 0 0 0,1-1 0 0 0,-1 0-1 0 0,0 1 1 0 0,0-1 0 0 0,0 0 0 0 0,0 0 0 0 0,0 0 0 0 0,0 0 0 0 0,0 0 0 0 0,-1 0 0 0 0,1 0 0 0 0,-1 0 0 0 0,1 0 0 0 0,-1 0 0 0 0,0-4 0 0 0,0 4-3 0 0,0 0 1 0 0,0 0-1 0 0,0 0 0 0 0,-1 0 0 0 0,1 1 0 0 0,-1-1 0 0 0,1 0 1 0 0,-1 0-1 0 0,0 0 0 0 0,0 0 0 0 0,1 1 0 0 0,-1-1 0 0 0,-1 0 1 0 0,1 1-1 0 0,0-1 0 0 0,0 1 0 0 0,0-1 0 0 0,-1 1 0 0 0,-1-2 0 0 0,-1 0-54 0 0,0 1 0 0 0,0-1 0 0 0,0 1 0 0 0,0 0 0 0 0,0 1 0 0 0,-1-1 0 0 0,1 1 0 0 0,-5-2 0 0 0,-5 1-409 0 0,0 0 0 0 0,1 1 0 0 0,-1 0 1 0 0,-23 3-1 0 0,-35 9-4182 0 0,26 1-6616 0 0,34-8 5803 0 0</inkml:trace>
+  <inkml:trace contextRef="#ctx0" brushRef="#br0" timeOffset="283.47">545 50 23466 0 0,'2'-1'130'0'0,"-1"0"0"0"0,1 1-1 0 0,0-1 1 0 0,-1 1 0 0 0,1-1 0 0 0,0 1 0 0 0,-1-1-1 0 0,1 1 1 0 0,0 0 0 0 0,0 0 0 0 0,-1 0-1 0 0,1 0 1 0 0,0 0 0 0 0,0 0 0 0 0,-1 0-1 0 0,1 1 1 0 0,0-1 0 0 0,-1 1 0 0 0,1-1-1 0 0,2 2 1 0 0,-2 0-43 0 0,0 0 0 0 0,-1 0-1 0 0,1 0 1 0 0,-1 0 0 0 0,0 0 0 0 0,1 0-1 0 0,-1 0 1 0 0,0 1 0 0 0,0-1 0 0 0,0 0 0 0 0,0 1-1 0 0,-1-1 1 0 0,1 1 0 0 0,0 3 0 0 0,0 7 55 0 0,1-1 0 0 0,-1 1 0 0 0,-1 0 0 0 0,0-1 0 0 0,-1 1 0 0 0,-5 22 0 0 0,-23 78 443 0 0,9-43-330 0 0,12-40-653 0 0,-3 7-1121 0 0,9-25-3177 0 0,1 0-3617 0 0,13-28-2172 0 0</inkml:trace>
+  <inkml:trace contextRef="#ctx0" brushRef="#br0" timeOffset="436">563 214 348 0 0,'-1'-26'1069'0'0,"0"14"15"0"0,0 0 1 0 0,1 1 0 0 0,0-1-1 0 0,1 1 1 0 0,1-1-1 0 0,-1 1 1 0 0,2-1 0 0 0,4-11-1 0 0,-6 20-862 0 0,1 1-1 0 0,0-1 0 0 0,1 1 0 0 0,-1 0 0 0 0,0-1 0 0 0,1 1 0 0 0,-1 0 1 0 0,1 1-1 0 0,0-1 0 0 0,-1 0 0 0 0,1 1 0 0 0,0-1 0 0 0,0 1 1 0 0,0 0-1 0 0,0 0 0 0 0,0 0 0 0 0,1 1 0 0 0,-1-1 0 0 0,0 1 0 0 0,0-1 1 0 0,0 1-1 0 0,1 0 0 0 0,-1 0 0 0 0,0 1 0 0 0,0-1 0 0 0,0 1 1 0 0,0-1-1 0 0,1 1 0 0 0,-1 0 0 0 0,4 2 0 0 0,-3-2-126 0 0,-1 0 0 0 0,0 0-1 0 0,1 1 1 0 0,-1-1 0 0 0,0 1-1 0 0,0-1 1 0 0,0 1 0 0 0,0 0-1 0 0,0 0 1 0 0,-1 0 0 0 0,1 0-1 0 0,-1 1 1 0 0,1-1 0 0 0,-1 1-1 0 0,0 0 1 0 0,0-1 0 0 0,0 1-1 0 0,0 0 1 0 0,0 0 0 0 0,-1 0-1 0 0,1 1 1 0 0,-1-1 0 0 0,0 0-1 0 0,0 1 1 0 0,0-1 0 0 0,-1 0 0 0 0,1 1-1 0 0,0 4 1 0 0,-2-3-26 0 0,0-1 0 0 0,-1 1 0 0 0,1-1-1 0 0,-1 1 1 0 0,0-1 0 0 0,0 0 0 0 0,-1 1 0 0 0,1-1 0 0 0,-1-1 0 0 0,0 1 0 0 0,0 0-1 0 0,0-1 1 0 0,0 1 0 0 0,0-1 0 0 0,-7 5 0 0 0,-26 17-2046 0 0,1-8-5261 0 0</inkml:trace>
+  <inkml:trace contextRef="#ctx0" brushRef="#br0" timeOffset="796.4">836 107 1536 0 0,'5'-2'922'0'0,"1"0"1"0"0,-1 0-1 0 0,1 1 0 0 0,-1-1 0 0 0,1 1 0 0 0,-1 1 1 0 0,1-1-1 0 0,0 1 0 0 0,8 0 0 0 0,-13 0-714 0 0,0 0 0 0 0,0 0-1 0 0,0 0 1 0 0,0 1-1 0 0,0-1 1 0 0,0 0 0 0 0,0 1-1 0 0,0-1 1 0 0,0 0 0 0 0,0 1-1 0 0,0 0 1 0 0,0-1 0 0 0,0 1-1 0 0,0-1 1 0 0,0 1 0 0 0,-1 0-1 0 0,1 0 1 0 0,0-1 0 0 0,0 1-1 0 0,-1 0 1 0 0,2 1 0 0 0,-2 0-83 0 0,0 0 1 0 0,1-1 0 0 0,-1 1-1 0 0,0 0 1 0 0,0 0-1 0 0,0-1 1 0 0,0 1 0 0 0,0 0-1 0 0,0 0 1 0 0,-1-1 0 0 0,1 1-1 0 0,-1 0 1 0 0,1-1-1 0 0,-1 1 1 0 0,1-1 0 0 0,-1 1-1 0 0,0 0 1 0 0,-1 1 0 0 0,1-1-1 0 0,-2 4 163 0 0,1 0-1 0 0,-2 0 1 0 0,1-1 0 0 0,-1 1-1 0 0,0-1 1 0 0,0 0 0 0 0,0 0-1 0 0,0 0 1 0 0,-1 0 0 0 0,-7 5-1 0 0,12-10-46 0 0,70-53 1698 0 0,19-26 50 0 0,-75 68-668 0 0,-11 11-40 0 0,-13 20 579 0 0,-3 1-1740 0 0,10-16-131 0 0,1-1-1 0 0,1 0 1 0 0,-1 1-1 0 0,1-1 1 0 0,0 1-1 0 0,0 0 1 0 0,0-1 0 0 0,0 1-1 0 0,1 9 1 0 0,0-13-95 0 0,0 1-1 0 0,1 0 1 0 0,-1 0 0 0 0,0 0 0 0 0,1 0 0 0 0,0-1 0 0 0,-1 1 0 0 0,1 0 0 0 0,0-1 0 0 0,0 1-1 0 0,0 0 1 0 0,0-1 0 0 0,0 1 0 0 0,0-1 0 0 0,0 1 0 0 0,1-1 0 0 0,-1 0 0 0 0,0 0-1 0 0,1 1 1 0 0,-1-1 0 0 0,1 0 0 0 0,0 0 0 0 0,-1-1 0 0 0,1 1 0 0 0,0 0 0 0 0,-1 0 0 0 0,5 0-1 0 0,3 2-788 0 0,0-1 0 0 0,0-1 0 0 0,1 1 0 0 0,-1-2 0 0 0,14 1 0 0 0,25-8-9585 0 0,-24 2 4398 0 0</inkml:trace>
 </inkml:ink>
 </file>
 
@@ -5085,28 +4882,29 @@
           <inkml:channel name="X" type="integer" min="-2.14748E9" max="2.14748E9" units="cm"/>
           <inkml:channel name="Y" type="integer" min="-2.14748E9" max="2.14748E9" units="cm"/>
           <inkml:channel name="F" type="integer" max="32767" units="dev"/>
+          <inkml:channel name="OA" type="integer" max="360" units="deg"/>
+          <inkml:channel name="OE" type="integer" max="90" units="deg"/>
         </inkml:traceFormat>
         <inkml:channelProperties>
           <inkml:channelProperty channel="X" name="resolution" value="1000" units="1/cm"/>
           <inkml:channelProperty channel="Y" name="resolution" value="1000" units="1/cm"/>
           <inkml:channelProperty channel="F" name="resolution" value="0" units="1/dev"/>
+          <inkml:channelProperty channel="OA" name="resolution" value="1000" units="1/deg"/>
+          <inkml:channelProperty channel="OE" name="resolution" value="1000" units="1/deg"/>
         </inkml:channelProperties>
       </inkml:inkSource>
-      <inkml:timestamp xml:id="ts0" timeString="2026-02-28T14:31:21.233"/>
+      <inkml:timestamp xml:id="ts0" timeString="2026-03-05T14:54:42.856"/>
     </inkml:context>
     <inkml:brush xml:id="br0">
       <inkml:brushProperty name="width" value="0.035" units="cm"/>
       <inkml:brushProperty name="height" value="0.035" units="cm"/>
     </inkml:brush>
   </inkml:definitions>
-  <inkml:trace contextRef="#ctx0" brushRef="#br0">1 761 7844,'0'0'5474,"92"-9"-5458,-37 1 128,10 2-144,1 0 48,-6 2-48,-8 1 0,-11-1-128,-9 1-240,-8 2-1665,-8-4 0,-5 4 144,-5-3-416,-6-2-1280</inkml:trace>
-  <inkml:trace contextRef="#ctx0" brushRef="#br0" timeOffset="333.85">401 630 5603,'0'0'7278,"-10"-4"-6006,-32-11-301,94 37 593,51 19-1762,39-6-1384,-142-34 1590,0-1 0,0 1 0,-1-1-1,1 1 1,0 0 0,0-1 0,0 1-1,-1-1 1,1 1 0,0-1 0,0 1 0,-1 0-1,1-1 1,-1 0 0,1 1 0,0-1-1,-1 1 1,1-1 0,-1 1 0,1-1 0,-1 0-1,1 1 1,-2 0 0,-103 64 466,-13 11-2970,114-74 1715,1 0 0,0 1 0,0 0 0,0 0 0,1-1 0,-1 2-1,-2 3 1,4-3-3434</inkml:trace>
-  <inkml:trace contextRef="#ctx0" brushRef="#br0" timeOffset="935.02">1324 583 2417,'0'0'10213,"-1"-9"-8690,-3-25-216,4 33-1254,-1 0-1,1 0 0,-1 0 0,1 1 1,-1-1-1,1 0 0,-1 1 1,0-1-1,1 0 0,-1 1 0,0-1 1,0 1-1,1-1 0,-1 1 0,0-1 1,0 1-1,0 0 0,0-1 0,1 1 1,-1 0-1,0-1 0,0 1 1,0 0-1,0 0 0,0 0 0,0 0 1,-1 0-1,-25 3 399,26-3-418,-6 3 38,1-1 0,-1 1 1,1 0-1,0 0 0,-1 1 0,2 0 0,-1 0 1,0 1-1,1-1 0,0 1 0,0 0 0,0 0 0,-6 10 1,5-7-25,0 0 1,1 1-1,0 0 1,0 0 0,1 0-1,0 0 1,0 0-1,1 1 1,-2 11 0,5-18-49,-1 1 0,0 0 1,1-1-1,0 1 1,0-1-1,0 1 0,0 0 1,1-1-1,-1 1 1,1-1-1,0 1 0,0-1 1,0 1-1,1-1 1,-1 0-1,1 0 0,0 1 1,0-1-1,3 3 1,-2-3-56,1 0 0,0 0 1,0-1-1,1 1 1,-1-1-1,0 0 1,1-1-1,0 1 0,-1-1 1,1 0-1,0 0 1,-1 0-1,1-1 0,5 1 1,1 0-710,0 0 0,0 0 1,0-1-1,0-1 0,0 0 0,-1 0 0,1-1 1,0 0-1,-1-1 0,1 0 0,-1-1 0,0 0 1,0-1-1,11-6 0,8-10-2917</inkml:trace>
-  <inkml:trace contextRef="#ctx0" brushRef="#br0" timeOffset="2760.82">1529 590 4258,'0'0'6544,"0"-10"-4807,1-30 211,-1 30-193,-1 14-378,-22 59-1131,18-51-246,0 0 1,1 0-1,0 0 0,0 1 0,1 0 1,-1 20-1,4-28 3,-1 0-23,1 0 1,0 0-1,0 0 1,0 0-1,1 0 0,0 0 1,2 6-1,-3-10-54,1 0 0,0 1-1,0-1 1,0 0 0,0 1-1,0-1 1,0 0 0,0 0-1,0 0 1,1 0-1,-1 0 1,0 0 0,1-1-1,-1 1 1,1 0 0,-1-1-1,1 1 1,-1-1 0,1 1-1,-1-1 1,1 0 0,-1 1-1,1-1 1,-1 0 0,1 0-1,2 0 1,2 0-65,1 0 1,-1-1 0,0 0-1,1 0 1,-1 0-1,0 0 1,0-1-1,0 0 1,0-1 0,0 1-1,-1-1 1,1 0-1,-1-1 1,1 1 0,-1-1-1,0 0 1,0 0-1,-1-1 1,1 1-1,-1-1 1,0 0 0,-1 0-1,1 0 1,-1-1-1,4-8 1,-3 6 518,-1 0 0,-1 0 0,1 0 0,-1 0 1,-1 0-1,2-11 0,4-23 1179,-4 82-651,-6 11-864,1-37-34,1 1 1,0-1-1,2 1 0,1 16 1,-2-31-12,1 1 0,-1 0 0,0 0 0,0 0 0,1 0 0,-1 0 0,1 0 0,-1-1 0,1 1 1,-1 0-1,1 0 0,-1-1 0,1 1 0,0 0 0,-1-1 0,1 1 0,0 0 0,-1-1 0,1 1 0,0-1 1,0 1-1,0-1 0,0 0 0,1 1 0,1 0 0,-1-1 0,1 1 1,0-1-1,0 0 0,0 0 0,0 0 0,0 0 1,3-1-1,0 0 5,-1 0 1,1 0-1,-1-1 1,1 0-1,-1 0 1,0 0-1,0-1 1,6-3-1,-1-3-5,-1-1-1,0 1 0,0-1 1,-1-1-1,0 0 0,7-14 1,-11 19 176,-1-1 0,0 1 0,0-1 1,-1 1-1,1-1 0,-1 0 0,-1 0 0,0 0 0,0 0 1,0 0-1,-1 0 0,0-1 0,-1-8 0,1 16-168,0-1 0,-1 1-1,1 0 1,-1-1-1,1 1 1,-1-1-1,1 1 1,-1 0 0,1 0-1,-1-1 1,1 1-1,-1 0 1,1 0-1,-1 0 1,1-1-1,-1 1 1,1 0 0,-1 0-1,0 0 1,1 0-1,-1 0 1,1 0-1,-1 0 1,1 0 0,-1 0-1,0 1 1,1-1-1,-1 0 1,1 0-1,-1 0 1,0 1 0,-19 7-74,17-5 24,1-1 0,0 1 0,-1 0-1,1 0 1,1 0 0,-1 0 0,0 0-1,1 0 1,-1 1 0,1-1 0,0 0-1,0 1 1,-1 4 0,2-6-63,-1 0 0,1 0 0,0-1-1,0 1 1,0 0 0,0 0 0,0 0 0,0 0 0,0 0 0,0 0 0,1-1-1,-1 1 1,1 0 0,-1 0 0,1 0 0,0-1 0,0 1 0,0 0 0,0-1-1,0 1 1,0-1 0,0 1 0,0-1 0,1 1 0,-1-1 0,2 1 0,3 1-16,-1-1 1,1 0-1,0 0 1,0-1-1,0 0 1,0 0-1,0 0 1,0-1-1,0 0 1,0 0-1,7-1 1,-5 1 111,0-1 0,0 1 0,0 1 0,0 0 0,12 2 0,-20-2 17,1-1 1,-1 1 0,1-1 0,0 1-1,-1-1 1,1 1 0,-1-1 0,0 1-1,1 0 1,-1-1 0,1 1 0,-1 0-1,0-1 1,0 1 0,1 0 0,-1-1-1,0 1 1,0 0 0,0 0 0,0-1-1,0 1 1,0 0 0,0 1 0,0 21 211,0-16-144,0 41-17,3-47-26,1 0 0,0-1-1,0 0 1,0 0 0,0 0 0,0 0-1,4-1 1,-1-1 41,-1 0-1,1 0 1,-1-1 0,0 0 0,0 0-1,0-1 1,0 1 0,-1-1 0,0-1-1,1 1 1,7-10 0,-1 1 208,-1-1-1,0 0 1,12-21-1,-18 27-50,-1 1-1,-1-1 1,1 0-1,-1 0 1,-1 0-1,0 0 1,0 0-1,0-1 0,0-14 1,-2 22-227,0 1 0,-1 0 0,1-1 0,0 1 0,-1-1 0,1 1 0,0 0 0,-1 0 0,1-1 0,0 1 0,-1 0 0,1 0 0,-1-1 0,1 1 0,-1 0 0,1 0 0,-1 0 0,1 0 0,0 0 0,-1 0 0,1 0 0,-1 0 0,1 0 0,-1 0 0,1 0 0,-1 0 0,1 0 0,-1 0-1,1 0 1,-1 0 0,1 0 0,-1 0 0,1 1 0,0-1 0,-1 0 0,1 0 0,-1 1 0,1-1 0,0 0 0,-1 1 0,-19 10-208,18-9 130,1-1 1,0 0-1,0 1 0,-1-1 0,1 1 1,0 0-1,1-1 0,-1 1 1,0 0-1,0 0 0,1-1 0,-1 1 1,1 0-1,-1 0 0,1 2 1,0-3 35,0 1 1,0-1-1,1 0 1,-1 0 0,0 0-1,1 0 1,-1 0 0,1 0-1,-1 0 1,1 0 0,0 0-1,-1 0 1,1 0-1,0-1 1,0 1 0,-1 0-1,1 0 1,0-1 0,2 2-1,4 2-55,2 0-1,-1-1 1,0 0-1,1 0 1,13 2-1,19 8 205,-40-10-24,0-1-1,0 1 0,-1-1 0,0 1 0,1 0 0,-1-1 1,0 1-1,0-1 0,-1 1 0,1 3 0,-1 1 72,1 15-77,1 32-45,-1-53-33,1 0 1,-1 0-1,1 0 1,0 1-1,0-1 1,-1-1-1,1 1 0,0 0 1,0 0-1,0 0 1,0 0-1,0 0 1,0-1-1,0 1 1,0-1-1,0 1 1,0-1-1,1 1 0,-1-1 1,0 1-1,0-1 1,0 0-1,1 0 1,-1 0-1,0 1 1,3-2-1,38 1 106,-36 0-103,0-1 11,0 0 0,0-1 0,0 1 0,-1-1 0,1 0 0,0-1 0,-1 1 0,1-1 0,-1 0 0,0-1 1,0 1-1,0-1 0,-1 0 0,1 0 0,-1 0 0,0-1 0,7-9 0,-6 6 40,0 1-1,-1 0 1,0-1-1,0 0 0,0 0 1,-1 0-1,0 0 1,-1-1-1,0 1 1,0-1-1,0-15 1,-1 17 278,0 6-243,-1-1 0,0 1 0,0-1 0,1 0 0,-1 1 0,0-1 0,0 1 0,-1-1 0,1 1 0,0-1 0,0 1 0,-1-1 0,0-2 0,0 4-92,1 0 0,-1 0 0,1 0 0,0 0 0,-1 1 0,1-1-1,-1 0 1,1 0 0,0 1 0,-1-1 0,1 0 0,-1 0-1,1 1 1,0-1 0,0 0 0,-1 1 0,1-1 0,0 0 0,-1 1-1,1-1 1,0 1 0,0-1 0,0 0 0,-1 1 0,1-1-1,0 1 1,0-1 0,0 1 0,0-1 0,0 1 0,-6 15-108,4-12 5,1 0-1,0-1 1,1 1-1,-1 0 0,1-1 1,0 1-1,0 0 0,0-1 1,0 1-1,0 0 1,1 0-1,0-1 0,0 1 1,0-1-1,0 1 0,0-1 1,1 1-1,0-1 1,-1 0-1,1 1 0,4 3 1,-4-5-276,1 1 0,0-1 1,0 0-1,0 0 0,1 0 1,-1-1-1,0 1 0,1-1 1,-1 0-1,1 0 0,-1 0 0,1 0 1,-1-1-1,1 1 0,0-1 1,-1 0-1,1 0 0,0 0 1,-1 0-1,1-1 0,-1 0 1,6-1-1,-6 1 288,1 0 0,-1-1 0,0 1 0,0-1 0,0 0 0,0 0 0,-1 0 0,1 0 0,-1 0 0,1 0 0,-1-1 0,1 1 0,-1-1 0,0 0 0,0 1 0,-1-1 1,1 0-1,1-4 0,4-9 1212,-1 0 1,7-25 0,-3 6 2715,-14 95-1169,-4 8-2803,8-67-64,9-13-347,18-23 533,-18 21 54,0 1 0,2 0 1,0 0-1,0 1 0,21-17 0,-31 32-1,0-1 0,0 1 0,0 0-1,-1 0 1,1 0 0,-1-1 0,0 1 0,0 0-1,0 0 1,-1 3 0,1-5-12,-1 20-19,0-12-18,1 1-1,0-1 1,2 17 0,-2-24 10,0-1 0,0 1 0,0-1 0,1 1 0,-1-1 0,1 1 0,-1-1 0,1 0 0,-1 1 0,1-1 0,0 0 0,0 1 0,0-1 0,0 0 0,0 0 0,0 0 0,0 0 0,0 0 0,0 0 0,0 0 0,1 0 0,-1 0 0,0-1 0,1 1 0,-1 0 0,0-1 1,1 1-1,-1-1 0,3 1 0,2 0-9,0 0 0,1-1 0,-1 0 0,1 0 0,-1-1 0,1 1 0,-1-1 0,1-1 0,-1 1 0,0-1 0,0 0 0,0 0 0,0-1 0,0 0 0,0 0 1,-1 0-1,1-1 0,6-6 0,-4 3 31,-1-2 1,0 1 0,0-1 0,-1 0-1,0 0 1,0-1 0,-1 0 0,-1 0-1,1 0 1,2-12 0,1-7 602,-2 0 1,-1-1 0,-1 1-1,-1-1 1,-2-42-1,-15 98-601,4 1-91,2 1-1,-8 43 0,14-56-66,1-1-1,0 1 0,0 0 1,2-1-1,0 1 0,0-1 1,5 16-1,-6-28-34,1 1 1,0-1-1,0 0 1,0 1-1,0-1 1,1 0-1,-1 0 1,0 0-1,1 0 1,0 0-1,-1 0 0,1 0 1,0 0-1,0-1 1,0 1-1,0-1 1,3 2-1,-2-2-254,-1 1-1,1-1 1,0-1-1,-1 1 1,1 0-1,0 0 1,0-1-1,0 0 1,0 0-1,-1 0 1,1 0-1,0 0 1,0 0-1,0-1 1,3 0-1,15-8-3714</inkml:trace>
-  <inkml:trace contextRef="#ctx0" brushRef="#br0" timeOffset="2899.82">2836 485 6979,'0'0'3586,"98"-22"-3586,-53 5-833,-3 0-815,-1-4-545,8 2-3362</inkml:trace>
-  <inkml:trace contextRef="#ctx0" brushRef="#br0" timeOffset="3661.41">3698 81 13078,'0'0'6270,"-4"15"-6164,-68 215 626,-31 129 1217,98-335-1927,1 0 0,1 0 0,2 0 0,0 1-1,4 33 1,-2-54-49,-1 0 1,1 0-1,0 0 0,0 0 0,0-1 0,1 1 0,-1 0 1,1-1-1,0 1 0,0-1 0,0 0 0,1 0 1,-1 0-1,1 0 0,-1 0 0,1 0 0,0 0 0,0-1 1,0 0-1,1 1 0,-1-1 0,1-1 0,-1 1 1,1 0-1,-1-1 0,1 0 0,0 1 0,0-1 0,0-1 1,-1 1-1,1-1 0,6 1 0,-3-1-31,0 0 0,0-1-1,-1 1 1,1-1 0,0-1-1,0 1 1,-1-1 0,1 0 0,-1-1-1,1 0 1,-1 0 0,0 0-1,0 0 1,0-1 0,-1 0 0,1-1-1,8-8 1,-7 4 57,-1 0 0,0 0 0,-1 0-1,1-1 1,-2 0 0,0 0 0,0-1 0,-1 1 0,0-1-1,0 1 1,-1-1 0,0-15 0,-1 18 47,-1 0 1,0 0-1,0 0 0,-1 0 1,0 0-1,0 0 0,-1 1 1,0-1-1,-1 0 0,1 1 1,-1 0-1,-1-1 0,1 1 1,-1 0-1,-1 1 0,1-1 1,-10-9-1,4 7-31,-1 0 0,0 1 0,0 0 0,-1 1-1,-24-11 1,-67-20 247,94 35-223,-2-4 73,17 2-215,23 1-388,-28 4 466,53-5-1363,93-14-5442,-132 16 6512,0-1 0,0 0 0,0-1 0,-1-1-1,0 0 1,0-1 0,17-11 0,-31 18 320,15-9 4411,-18 18 77,-3 3-5714,1-2 1230,1 0 0,0 0 0,1 0 1,-4 19-1,7-27-10,-1 0 0,1-1 0,0 1 0,-1 0 0,1-1 0,0 1 0,1 0 0,-1-1 0,0 1 0,0 0 0,1-1 0,-1 1 1,1 0-1,-1-1 0,1 1 0,-1-1 0,1 1 0,0-1 0,0 1 0,0-1 0,0 1 0,0-1 0,0 0 0,1 0 0,-1 1 1,0-1-1,0 0 0,1 0 0,-1 0 0,1-1 0,-1 1 0,1 0 0,-1 0 0,1-1 0,0 1 0,-1-1 0,1 0 0,3 1 1,-1 0-69,0-1 0,1 1-1,-1-1 1,1 0 0,-1 0 0,0 0 0,1-1 0,-1 0 0,0 0 0,1 0 0,-1 0 0,0-1 0,0 1 0,4-3 0,-5 2 102,-1 0 0,0 0-1,0 0 1,0 0-1,0 0 1,0 0-1,0-1 1,-1 1 0,1-1-1,-1 1 1,1-1-1,-1 1 1,0-1-1,0 0 1,0 0-1,-1 0 1,1 1 0,0-1-1,-1 0 1,0 0-1,0 0 1,0-3-1,0 4 16,0 1-1,0-1 0,0 0 0,-1 0 0,1 1 1,-1-1-1,1 1 0,-1-1 0,1 0 1,-1 1-1,0-1 0,0 1 0,0-1 0,0 1 1,0 0-1,0-1 0,0 1 0,0 0 0,-2-2 1,0 1-16,-1 0 0,1 0 0,0 0 0,-1 0 0,1 1 0,-1 0 1,0 0-1,-5-2 0,-8 1-135,0 0 0,0 1 0,-19 1 0,23 0-11,-25 2-1875,16 5-4177</inkml:trace>
-  <inkml:trace contextRef="#ctx0" brushRef="#br0" timeOffset="3931.05">4090 37 7267,'0'0'12625,"1"-7"-10568,-1 1-1788,0-14 1041,1 19-777,1 14-415,5 57 97,2 19-567,-3 113 1,-13-152-3023,0-8-5231,6-23 1983</inkml:trace>
-  <inkml:trace contextRef="#ctx0" brushRef="#br0" timeOffset="4961.32">4326 347 6355,'0'0'8369,"3"-14"-6189,2-5-1528,-2 11-224,-1 0 0,0 0 0,0 0 1,-1-1-1,0 1 0,-1-13 0,-1 21-355,1-1 0,0 1 0,-1 0 0,1 0 0,-1-1 0,1 1 0,-1 0 0,1 0 0,-1 0 0,1 0-1,-1 0 1,1-1 0,-1 1 0,1 0 0,-1 0 0,1 0 0,-1 0 0,0 1 0,1-1 0,-1 0 0,1 0 0,-1 0-1,1 0 1,-1 0 0,1 1 0,-1-1 0,1 0 0,0 0 0,-1 1 0,-18 7-33,12-2-46,-1 0 1,1 1-1,1 0 0,-1 0 0,1 1 1,0-1-1,1 1 0,0 1 0,0-1 1,1 1-1,0-1 0,0 1 1,1 0-1,0 1 0,1-1 0,0 1 1,0-1-1,1 1 0,0 18 0,1-27-47,0-1 0,0 1 0,0 0 0,1 0-1,-1 0 1,0 0 0,0-1 0,0 1 0,1 0 0,-1 0-1,0-1 1,1 1 0,-1 0 0,1-1 0,-1 1-1,1 0 1,-1-1 0,1 1 0,-1-1 0,1 1 0,0 0-1,-1-1 1,1 0 0,1 2 0,24 2-1258,-21-4 1120,1 0 0,-1-1 0,0 0 0,0 0 0,0-1 0,0 1 0,0-1 0,8-3 0,-6-1 110,1 0 0,0-1 0,-1 0 1,-1 0-1,1 0 0,-1-1 0,0 0 0,-1 0 0,0-1 0,7-15 0,4-12 146,14-52-1,-18 52 6,-3 11 430,-2 0 0,0 0-1,-1 0 1,-2-1 0,3-35 0,-13 67 364,-10 21-792,1 1 0,1 1 0,1 0-1,1 1 1,2 1 0,1-1 0,2 1 0,1 1-1,1-1 1,2 1 0,0 53 0,3-83-105,1-1-1,-1 1 1,0 0 0,0-1 0,1 1 0,-1-1-1,1 1 1,-1-1 0,1 1 0,0-1-1,-1 1 1,1-1 0,0 0 0,0 1-1,0-1 1,0 0 0,0 0 0,0 0-1,1 0 1,-1 0 0,0 0 0,0 0 0,2 1-1,1 0-397,0-1 0,0 1 0,0-1 0,1 0 0,-1 0 0,0 0 0,0-1 0,8 1 0,-2-1-770,0-1 1,1 0-1,-1 0 1,0-1-1,-1 0 1,1-1-1,10-4 1,-2-4 560,5-11 4763,1-1-1081,-24 23-3037,23-17 1832,35-36 0,-53 49-1463,-1-1 0,1 0 0,-1 0-1,-1 0 1,1 0 0,-1 0 0,0-1 0,0 1 0,-1-1 0,1 0 0,-1 0 0,0 0-1,-1 0 1,2-11 0,-5 16-359,0 1-1,0-1 1,0 1-1,0 0 1,0 0-1,0 0 1,0 0-1,-1 0 1,1 0-1,0 0 1,0 1-1,0-1 1,-2 1-1,-3 3-22,0-1 1,0 1-1,0 0 0,1 0 1,-1 1-1,1 0 0,0 0 0,1 1 1,-1 0-1,-8 11 0,8-8-7,0-1 0,0 1 0,1 0 0,1 0 0,-1 0 0,1 1 0,-5 19 0,8-28-49,1 1 0,-1 0 1,1 0-1,-1 0 0,1 0 1,0 0-1,0 0 0,-1 0 1,2 0-1,-1 0 0,0 0 1,0 0-1,1 0 0,-1 0 1,0-1-1,1 1 1,0 0-1,0 0 0,-1 0 1,1 0-1,0-1 0,1 1 1,-1-1-1,0 1 0,0-1 1,1 1-1,-1-1 0,0 1 1,1-1-1,2 2 0,1-1-123,1-1 0,0 1 0,0-1 0,-1 0 0,1-1 0,0 1 0,0-1-1,0 0 1,7-2 0,-3 1 151,-1-1 0,0 0 0,0 0 0,0-1 0,0-1 0,-1 0-1,1 0 1,-1 0 0,0-1 0,0 0 0,0-1 0,12-12 0,8-8 348,43-54 0,-60 66-99,-6 8-48,-2 4-51,-1 0 1,-1 0 0,1-1-1,0 1 1,0 0-1,-1-1 1,1 1-1,-1-1 1,0 1-1,2-6 1,-15 18 122,10-8-352,0 1-1,1 0 0,0 0 1,-1 0-1,1 0 0,1 0 0,-1 0 1,0 0-1,1 1 0,-1-1 0,1 0 1,0 0-1,0 1 0,0-1 0,1 0 1,-1 0-1,1 0 0,0 0 1,1 5-1,3 3-306,0 0 0,1 0 0,14 20 0,7 14 452,-26-43 42,0 1 1,1-1 0,-1 0-1,0 1 1,1-1-1,-1 0 1,1 0-1,0 0 1,0 0-1,-1 0 1,1-1-1,0 1 1,1-1 0,-1 1-1,3 0 1,-1 0-70,1-1 0,-1 0 1,1 0-1,0 0 0,-1 0 1,1-1-1,7 0 0,-9 0-187,-1 0-214,0 0 1,0 0 0,-1 0 0,1 0-1,0 0 1,0-1 0,-1 1 0,1 0-1,0-1 1,0 0 0,2-1 0,7-9-5406</inkml:trace>
+  <inkml:trace contextRef="#ctx0" brushRef="#br0">61 54 1020 0 0,'6'-40'11791'0'0,"-6"27"-4322"0"0,1 20-4932 0 0,-2 28-1862 0 0,-24 101 1115 0 0,-16 91-2386 0 0,41-187-3026 0 0,3-24-2767 0 0</inkml:trace>
+  <inkml:trace contextRef="#ctx0" brushRef="#br0" timeOffset="346.43">217 171 1004 0 0,'13'-24'16238'0'0,"-14"68"-14719"0"0,-1-28-1087 0 0,2-1 0 0 0,0 0 0 0 0,1 0 0 0 0,3 17 0 0 0,-4-28-371 0 0,1-1 0 0 0,0 1 0 0 0,0-1 0 0 0,0 0-1 0 0,1 1 1 0 0,-1-1 0 0 0,1 0 0 0 0,-1 0-1 0 0,1 0 1 0 0,0 0 0 0 0,1 0 0 0 0,-1-1 0 0 0,0 1-1 0 0,1 0 1 0 0,-1-1 0 0 0,1 0 0 0 0,0 0-1 0 0,0 0 1 0 0,0 0 0 0 0,0 0 0 0 0,0 0 0 0 0,7 2-1 0 0,-9-4-42 0 0,1 1 0 0 0,-1-1 0 0 0,0 1 1 0 0,1-1-1 0 0,-1 1 0 0 0,1-1 0 0 0,-1 0 0 0 0,1 0 0 0 0,-1 0 0 0 0,1 0 0 0 0,-1 0 0 0 0,1 0 0 0 0,-1 0 0 0 0,1-1 0 0 0,-1 1 0 0 0,1 0 0 0 0,-1-1 0 0 0,0 1 0 0 0,1-1 0 0 0,-1 0 0 0 0,1 1 0 0 0,-1-1 0 0 0,0 0 0 0 0,2-1 0 0 0,-1 0 2 0 0,-1-1-1 0 0,1 1 1 0 0,0 0-1 0 0,-1 0 1 0 0,0-1 0 0 0,0 1-1 0 0,0-1 1 0 0,0 1-1 0 0,0-1 1 0 0,0 0-1 0 0,0 1 1 0 0,0-5-1 0 0,0-1 28 0 0,-1 1-1 0 0,0 0 1 0 0,0-1 0 0 0,0 1-1 0 0,-1 0 1 0 0,0 0-1 0 0,0-1 1 0 0,-1 1 0 0 0,-3-9-1 0 0,2 10 10 0 0,0 0 0 0 0,-1 1 0 0 0,1-1 0 0 0,-1 1 0 0 0,-6-7 0 0 0,8 10-300 0 0,0 0 0 0 0,0 0 0 0 0,0 0 0 0 0,-1 0 0 0 0,1 1 0 0 0,0-1 0 0 0,-1 1 0 0 0,1 0 0 0 0,-1-1 0 0 0,1 1 0 0 0,-1 0 0 0 0,1 1 0 0 0,-1-1 0 0 0,-5-1 1 0 0,7 3-183 0 0,1-1-1 0 0,-1 0 1 0 0,0 1 0 0 0,1-1 0 0 0,-1 0 0 0 0,1 1 0 0 0,-1-1 0 0 0,0 1 0 0 0,1-1 0 0 0,-1 1 0 0 0,1-1 0 0 0,0 1 0 0 0,-1 0 0 0 0,1-1 0 0 0,-1 1 0 0 0,1-1 0 0 0,0 1 0 0 0,0 0 0 0 0,-1-1 0 0 0,1 1 0 0 0,0 0 0 0 0,0 0 0 0 0,0-1 0 0 0,0 1 0 0 0,-1 0 0 0 0,1 1 0 0 0</inkml:trace>
+  <inkml:trace contextRef="#ctx0" brushRef="#br0" timeOffset="566.24">613 260 25234 0 0,'1'-1'188'0'0,"8"-5"2250"0"0,-8 14-1526 0 0,-2-1-1092 0 0,-9 149 963 0 0,-2 51-2721 0 0,16-188 396 0 0,-2-9-775 0 0,-1-2-3744 0 0,7-17-1006 0 0,-6 8 5442 0 0,4-9-3340 0 0</inkml:trace>
+  <inkml:trace contextRef="#ctx0" brushRef="#br0" timeOffset="784.17">655 302 788 0 0,'1'-23'2443'0'0,"-1"19"-1656"0"0,0 0 0 0 0,0 0 0 0 0,1 0 0 0 0,-1 0 0 0 0,1 0 0 0 0,0 0 0 0 0,3-7 1 0 0,-4 9-618 0 0,1 1 1 0 0,0 0-1 0 0,0 0 1 0 0,1-1 0 0 0,-1 1-1 0 0,0 0 1 0 0,0 0-1 0 0,1 0 1 0 0,-1 0 0 0 0,0 0-1 0 0,1 1 1 0 0,-1-1-1 0 0,1 0 1 0 0,-1 0 0 0 0,1 1-1 0 0,-1-1 1 0 0,1 1-1 0 0,-1 0 1 0 0,1-1 0 0 0,0 1-1 0 0,-1 0 1 0 0,1 0-1 0 0,0 0 1 0 0,2 1 0 0 0,1-1 193 0 0,1 0 1 0 0,-1 1-1 0 0,0 0 0 0 0,0 0 1 0 0,1 0-1 0 0,-1 1 1 0 0,0 0-1 0 0,0 0 1 0 0,-1 0-1 0 0,9 5 1 0 0,-12-6-295 0 0,0 0 0 0 0,0-1 0 0 0,0 1 0 0 0,0 0 0 0 0,0 0 0 0 0,0 0 1 0 0,0 0-1 0 0,0 0 0 0 0,0 0 0 0 0,-1 0 0 0 0,1 0 0 0 0,0 0 0 0 0,-1 1 0 0 0,1-1 0 0 0,-1 0 1 0 0,1 0-1 0 0,-1 1 0 0 0,1-1 0 0 0,-1 0 0 0 0,0 0 0 0 0,0 1 0 0 0,0-1 0 0 0,0 0 0 0 0,0 1 1 0 0,0-1-1 0 0,0 0 0 0 0,0 1 0 0 0,0-1 0 0 0,0 0 0 0 0,-1 1 0 0 0,1-1 0 0 0,-1 0 1 0 0,1 0-1 0 0,-1 1 0 0 0,1-1 0 0 0,-1 0 0 0 0,0 0 0 0 0,0 0 0 0 0,1 0 0 0 0,-1 0 0 0 0,0 0 1 0 0,0 0-1 0 0,0 0 0 0 0,0 0 0 0 0,0 0 0 0 0,0-1 0 0 0,-2 2 0 0 0,-13 11-190 0 0,-1 0 0 0 0,-1-1 0 0 0,0-1 0 0 0,-1 0 0 0 0,0-2 0 0 0,-27 11 0 0 0,35-18-2260 0 0,15-14-8238 0 0,2 7 10432 0 0,11-10-3833 0 0</inkml:trace>
+  <inkml:trace contextRef="#ctx0" brushRef="#br0" timeOffset="1114.89">763 269 996 0 0,'23'-13'1173'0'0,"-14"7"-188"0"0,0 1 1 0 0,0 0-1 0 0,0 0 0 0 0,1 1 0 0 0,0 0 0 0 0,0 1 0 0 0,0 0 1 0 0,17-3-1 0 0,-26 6-875 0 0,0 0 0 0 0,0 0 1 0 0,0 0-1 0 0,-1 0 1 0 0,1 0-1 0 0,0 1 0 0 0,0-1 1 0 0,0 0-1 0 0,0 0 1 0 0,-1 0-1 0 0,1 1 0 0 0,0-1 1 0 0,0 1-1 0 0,0-1 1 0 0,-1 0-1 0 0,1 1 0 0 0,0-1 1 0 0,-1 1-1 0 0,1 0 0 0 0,0-1 1 0 0,-1 1-1 0 0,1 0 1 0 0,-1-1-1 0 0,1 1 0 0 0,-1 0 1 0 0,1 0-1 0 0,0 1 19 0 0,-1 0 1 0 0,1 0-1 0 0,-1 0 0 0 0,1 0 0 0 0,-1 0 0 0 0,0 0 0 0 0,0 0 1 0 0,0 0-1 0 0,0 0 0 0 0,0 0 0 0 0,-1 2 0 0 0,-1 6 221 0 0,-1 0 0 0 0,0 0 0 0 0,-6 12 0 0 0,8-20-210 0 0,-31 55 1508 0 0,31-57-1294 0 0,13-17-345 0 0,-1 2 83 0 0,1 0-1 0 0,20-17 1 0 0,4-6 1188 0 0,-20 23 377 0 0,-15 15-1637 0 0,-1 0 0 0 0,0 0 0 0 0,0 0 0 0 0,0 0 0 0 0,0 0 0 0 0,1 0 0 0 0,-1 0 0 0 0,0 0 0 0 0,0-1 1 0 0,0 1-1 0 0,0 0 0 0 0,0 0 0 0 0,1 0 0 0 0,-1 0 0 0 0,0 1 0 0 0,0-1 0 0 0,0 0 0 0 0,0 0 0 0 0,1 0 0 0 0,-1 0 1 0 0,0 0-1 0 0,0 0 0 0 0,0 0 0 0 0,0 0 0 0 0,0 0 0 0 0,1 0 0 0 0,-1 0 0 0 0,0 0 0 0 0,0 0 0 0 0,0 1 0 0 0,0-1 1 0 0,0 0-1 0 0,0 0 0 0 0,1 0 0 0 0,-1 0 0 0 0,0 0 0 0 0,0 1 0 0 0,0-1 0 0 0,0 0 0 0 0,0 0 0 0 0,0 0 0 0 0,0 0 1 0 0,0 0-1 0 0,0 1 0 0 0,0-1 0 0 0,0 0 0 0 0,0 0 0 0 0,0 0 0 0 0,0 0 0 0 0,0 1 0 0 0,-6 36 760 0 0,1-10-681 0 0,6-24-234 0 0,-1 0 0 0 0,1 0 0 0 0,0 0 0 0 0,-1 0 0 0 0,1 0 0 0 0,1 0 0 0 0,-1-1 0 0 0,0 1 0 0 0,1 0 0 0 0,-1-1 0 0 0,1 1 0 0 0,0-1 0 0 0,0 0 0 0 0,0 1 0 0 0,0-1 0 0 0,0 0 0 0 0,1 0 0 0 0,-1 0 1 0 0,0-1-1 0 0,1 1 0 0 0,0 0 0 0 0,-1-1 0 0 0,1 0 0 0 0,0 0 0 0 0,0 0 0 0 0,-1 0 0 0 0,1 0 0 0 0,0 0 0 0 0,0-1 0 0 0,4 1 0 0 0,46 3-3809 0 0,-3-8-3377 0 0,-14-1 2382 0 0</inkml:trace>
 </inkml:ink>
 </file>
 
@@ -5119,22 +4917,30 @@
           <inkml:channel name="X" type="integer" min="-2.14748E9" max="2.14748E9" units="cm"/>
           <inkml:channel name="Y" type="integer" min="-2.14748E9" max="2.14748E9" units="cm"/>
           <inkml:channel name="F" type="integer" max="32767" units="dev"/>
+          <inkml:channel name="OA" type="integer" max="360" units="deg"/>
+          <inkml:channel name="OE" type="integer" max="90" units="deg"/>
         </inkml:traceFormat>
         <inkml:channelProperties>
           <inkml:channelProperty channel="X" name="resolution" value="1000" units="1/cm"/>
           <inkml:channelProperty channel="Y" name="resolution" value="1000" units="1/cm"/>
           <inkml:channelProperty channel="F" name="resolution" value="0" units="1/dev"/>
+          <inkml:channelProperty channel="OA" name="resolution" value="1000" units="1/deg"/>
+          <inkml:channelProperty channel="OE" name="resolution" value="1000" units="1/deg"/>
         </inkml:channelProperties>
       </inkml:inkSource>
-      <inkml:timestamp xml:id="ts0" timeString="2026-02-28T14:31:18.791"/>
+      <inkml:timestamp xml:id="ts0" timeString="2026-03-05T14:54:29.576"/>
     </inkml:context>
     <inkml:brush xml:id="br0">
       <inkml:brushProperty name="width" value="0.035" units="cm"/>
       <inkml:brushProperty name="height" value="0.035" units="cm"/>
     </inkml:brush>
   </inkml:definitions>
-  <inkml:trace contextRef="#ctx0" brushRef="#br0">42 417 7299,'0'0'10992,"-3"-7"-5840,2 8-5155,0-1-1,0 0 1,0 1 0,0-1 0,1 1-1,-1-1 1,0 1 0,0-1 0,1 1 0,-1-1-1,0 1 1,1 0 0,-1 0 0,1-1 0,-1 1-1,1 0 1,-1 0 0,1-1 0,-1 1 0,1 0-1,0 0 1,0 0 0,-1 0 0,1 0-1,0 0 1,0-1 0,0 1 0,0 0 0,0 0-1,0 0 1,0 0 0,0 0 0,0 0 0,0 0-1,1 0 1,-1-1 0,0 1 0,1 0 0,-1 0-1,0 0 1,1 0 0,-1-1 0,1 1-1,0 0 1,-1-1 0,1 1 0,-1 0 0,1-1-1,0 1 1,0 0 0,-1-1 0,1 0 0,0 1-1,0-1 1,0 1 0,-1-1 0,1 0 0,1 1-1,-1-1 6,0 0-1,0 0 0,-1 1 1,1-1-1,0 0 0,0 0 1,0 0-1,-1 0 0,1-1 0,0 1 1,0 0-1,0 0 0,-1 0 1,1-1-1,0 1 0,0 0 1,-1-1-1,1 1 0,0 0 1,-1-1-1,1 1 0,0-1 1,-1 1-1,1-1 0,-1 0 1,1 1-1,-1-1 0,1 0 0,-1 1 1,1-2-1,0-25 406,-1 12-62,0 15-244,-1 0-112,0 0 0,0 0 0,0 0-1,0 0 1,0 1 0,0-1 0,0 0 0,0 1-1,1-1 1,-1 0 0,0 1 0,0-1 0,0 1 0,1 0-1,-1-1 1,0 1 0,1 0 0,-1-1 0,1 1 0,-1 0-1,0 0 1,1-1 0,0 1 0,-1 0 0,1 0-1,-1 0 1,1 0 0,0 0 0,-1 1 0,0 28-446,1-30 423,0 0 0,0 1 1,0-1-1,1 1 1,-1-1-1,0 0 0,0 1 1,1-1-1,-1 1 0,0-1 1,0 0-1,1 0 1,-1 1-1,1-1 0,-1 0 1,0 1-1,1-1 0,-1 0 1,0 0-1,1 0 1,-1 0-1,1 1 0,-1-1 1,1 0-1,-1 0 0,0 0 1,1 0-1,-1 0 0,1 0 1,-1 0-1,1 0 1,-1 0-1,1 0 0,-1 0 1,0 0-1,1-1 0,-1 1 1,1 0-1,1 0 19,-1-1 1,0 1-1,0-1 0,0 1 0,0 0 0,0-1 0,0 0 1,0 1-1,0-1 0,0 0 0,0 1 0,0-1 0,0 0 0,0-1 1,1-2 81,-1 0 0,0 0 0,0 0 0,0 0 0,0 0 0,-1 0 0,1-1 0,-2-6 0,1 11-73,0 0 0,0-1 1,-1 1-1,1 0 0,0 0 1,-1 0-1,1 0 0,0 0 1,0-1-1,-1 1 0,1 0 1,0 0-1,-1 0 0,1 0 1,0 0-1,-1 0 0,1 0 1,0 0-1,-1 0 0,1 0 1,0 0-1,-1 1 0,1-1 1,0 0-1,-1 0 0,1 0 1,0 0-1,0 0 0,-1 1 1,1-1-1,0 0 0,0 0 1,-1 0-1,1 1 1,0-1-1,0 0 0,-1 0 1,1 1-1,-12 8-54,11-8 39,0 0 0,1-1 0,-1 1 0,0 0 0,0 0 0,1 0 0,-1 0 0,1 0 0,-1 0 0,1 0 0,0 0 0,-1 0 0,1 1 0,0-1 0,-1 0 0,1 0 0,0 0 0,0 0 0,0 0 0,0 1 0,0-1 0,1 0 0,-1 0 0,0 0 0,0 0 0,1 0 0,-1 0 0,1 0 0,-1 0 0,1 0 0,0 2 0,1-2-48,0 0 0,0 0 1,0 0-1,0 0 0,0 0 1,0 0-1,1-1 1,-1 1-1,0-1 0,0 1 1,1-1-1,-1 0 1,0 0-1,3 0 0,-4-1 85,0 1-1,0-1 0,0 0 0,0 0 1,-1 0-1,1 0 0,0 0 0,-1 0 0,1 0 1,0 0-1,-1 0 0,1 0 0,-1 0 1,0 0-1,1 0 0,-1 0 0,0 0 1,0 0-1,0-1 0,1 1 0,-1 0 0,0 0 1,-1-2-1,1 2 1,1 0 0,-1 0 0,0 0 0,0 0 0,0 0 0,0 0 0,0 0 0,0 0 0,0 0 0,-1 0 0,1 0 0,0 0 0,0 0 0,-1 0 0,1 0 0,-1 0 0,1 0 0,-1 0 0,1 1 0,-1-1 0,0 0 0,1 0 0,-1 1 0,0-1 0,1 0 0,-1 1 0,0-1 0,0 0 0,0 1 0,0-1 0,1 1 0,-2-1 0,-2 1-254,1 0 1,0 0-1,0 0 0,-1 0 0,1 1 1,0 0-1,0-1 0,0 1 0,-4 2 1,-23 17-6491,14-8 1365</inkml:trace>
-  <inkml:trace contextRef="#ctx0" brushRef="#br0" timeOffset="901.11">483 8 3265,'0'0'5400,"0"-8"-2019,-2 21-2874,0-1 0,-1 1 0,-1-1 0,0 0 1,0 0-1,-1 0 0,-1-1 0,-8 13 0,-10 24 54,-107 260 506,127-301-1130,5-14-999,-1-11-3122,-5 5-1494</inkml:trace>
+  <inkml:trace contextRef="#ctx0" brushRef="#br0">1218 659 380 0 0,'1'-8'1474'0'0,"0"0"-879"0"0,1-24 1065 0 0,5 5 11073 0 0,-5 31-9748 0 0,0 17-1571 0 0,-2 32-1857 0 0,-3-1 911 0 0,-2 1-1 0 0,-3-1 1 0 0,-19 68 0 0 0,9-42-116 0 0,-3 22 33 0 0,-32 126-213 0 0,24-129-2758 0 0,26-90 845 0 0,-2 0 3243 0 0,2-4-3828 0 0</inkml:trace>
+  <inkml:trace contextRef="#ctx0" brushRef="#br0" timeOffset="1018.28">1359 607 14545 0 0,'-19'-81'1194'0'0,"18"77"-993"0"0,-6-17 966 0 0,6 20-64 0 0,6-3-916 0 0,13-13-26 0 0,-18 17-155 0 0,1-1 0 0 0,-1 1 1 0 0,1-1-1 0 0,-1 1 0 0 0,0 0 1 0 0,1-1-1 0 0,-1 1 0 0 0,1 0 1 0 0,-1-1-1 0 0,1 1 0 0 0,-1 0 1 0 0,1 0-1 0 0,-1 0 0 0 0,1-1 1 0 0,0 1-1 0 0,-1 0 0 0 0,1 0 1 0 0,-1 0-1 0 0,1 0 0 0 0,-1 0 1 0 0,2 0-1 0 0,120-2 421 0 0,176 11-35 0 0,-12 0-210 0 0,-202-13-60 0 0,-79 3-68 0 0,18-7 725 0 0,-21 5-520 0 0,9-7-3 0 0,-8 7 1250 0 0,0 9-1422 0 0,9 16-17 0 0,-12-22-64 0 0,0 1 0 0 0,1 0 0 0 0,-1-1 0 0 0,0 1 0 0 0,1-1-1 0 0,-1 1 1 0 0,0 0 0 0 0,0-1 0 0 0,0 1 0 0 0,0 0 0 0 0,0-1-1 0 0,0 1 1 0 0,0-1 0 0 0,0 1 0 0 0,0 0 0 0 0,0-1-1 0 0,0 1 1 0 0,0 0 0 0 0,0-1 0 0 0,-1 2 0 0 0,-39 179 249 0 0,-2 13-19 0 0,35-152-185 0 0,2 0-1 0 0,0 73 1 0 0,10-67-46 0 0,1-1 0 0 0,2 0 0 0 0,3-1 0 0 0,17 50 0 0 0,-27-93-31 0 0,0 2-18 0 0,-1-2 42 0 0,1 0 0 0 0,-1 0 0 0 0,0 1 0 0 0,-1-1 1 0 0,1 0-1 0 0,0 0 0 0 0,-1 1 0 0 0,0-1 0 0 0,0 0 0 0 0,0 0 1 0 0,-2 5-1 0 0,0-3 25 0 0,-3-5-26 0 0,-20-1 1 0 0,20 1 12 0 0,-2-1 2 0 0,-61-2 72 0 0,-1 3 0 0 0,-72 9-1 0 0,-12 0-27 0 0,-303-10 46 0 0,431-1-93 0 0,22 1 23 0 0,-1 1-8 0 0,-16-1-8 0 0,16 1 623 0 0</inkml:trace>
+  <inkml:trace contextRef="#ctx0" brushRef="#br0" timeOffset="5500.14">1224 9 484 0 0,'0'0'10924'0'0,"10"-1"-10683"0"0,85-5 630 0 0,-77 5-727 0 0,-13 1-15 0 0,2 0-6 0 0,60 4 295 0 0,100 14 371 0 0,-102-10-654 0 0,-60-7-112 0 0,20 0 20 0 0,-20 0-25 0 0,0-1 3 0 0,13 2 1 0 0,-13-1-12 0 0,0 0 4 0 0,70 10 25 0 0,-71-10-76 0 0,2-1-3 0 0,47 3-51 0 0,-49-3 65 0 0,3 1 2 0 0,262 24-178 0 0,-264-25 192 0 0,1 1 3 0 0,19 2 3 0 0,-19-2-5 0 0,-1-1-8 0 0,15 0 27 0 0,4 4 11 0 0,-20-4-21 0 0,2 1-3 0 0,15-1 1 0 0,-15 0 16 0 0,0 1 8 0 0,81 7-480 0 0,-82-7 254 0 0,33 18-2632 0 0,-34-17 2165 0 0</inkml:trace>
+  <inkml:trace contextRef="#ctx0" brushRef="#br0" timeOffset="6964.84">833 1905 1260 0 0,'0'0'11631'0'0,"8"-3"-11223"0"0,17-4 150 0 0,0 1 0 0 0,0 2 0 0 0,39-3 0 0 0,-41 5-77 0 0,1 2 0 0 0,37 4 0 0 0,37 3 315 0 0,6 5-150 0 0,2-2-289 0 0,43-16-22 0 0,-53-3-141 0 0,-92 8-184 0 0,3 1 6 0 0,48-1 48 0 0,-51 0-38 0 0,2 2-8 0 0,19 0-9 0 0,-19-1 18 0 0,-2 0-25 0 0,16 2 12 0 0,-16-2 21 0 0,2 0 0 0 0,84-3 41 0 0,-84 3-62 0 0,-1 0 3 0 0,18 1-16 0 0,-18-1-9 0 0,-1 0 0 0 0,3 1-10 0 0,34 4-3 0 0,-36-4 32 0 0,0-1-16 0 0,163 16-6 0 0,-163-15 5 0 0,22 2 958 0 0,-9-1-3720 0 0,-5-1-7117 0 0</inkml:trace>
+  <inkml:trace contextRef="#ctx0" brushRef="#br0" timeOffset="8130.36">521 77 380 0 0,'0'0'14210'0'0,"-6"10"-13983"0"0,-6 9-77 0 0,1 0 0 0 0,1 2 0 0 0,1-1 0 0 0,-7 24 0 0 0,-134 595 2391 0 0,19-79-1870 0 0,44-290-670 0 0,6 11-4586 0 0,76-269 3310 0 0,2-4 885 0 0,4-3-6513 0 0</inkml:trace>
+  <inkml:trace contextRef="#ctx0" brushRef="#br0" timeOffset="9534.2">3325 144 656 0 0,'0'0'6200'0'0,"6"-3"-5510"0"0,1 1-328 0 0,5-2-86 0 0,0 0 6585 0 0,-14 13-6646 0 0,-78 289 1392 0 0,-31 50-614 0 0,-26-11-491 0 0,-35 36-140 0 0,133-277-247 0 0,-22 45-74 0 0,42-94 11 0 0,18-44-9 0 0,0 1-48 0 0,-5 12-12 0 0,4-12 0 0 0,-5 17-106 0 0,0-1 67 0 0,6-16 33 0 0,-1 0 13 0 0,-21 54-349 0 0,22-55 205 0 0,-9 17-1441 0 0,10-19 1584 0 0,0 1 0 0 0,-1-1 0 0 0,1 1 0 0 0,0-1 0 0 0,0 0 0 0 0,-1 1 0 0 0,1-1 0 0 0,-1 0 0 0 0,1 1 0 0 0,-1-1 0 0 0,0 0 0 0 0,-1 2 0 0 0,1-1-8 0 0,0 2-47 0 0,-10 19-207 0 0,-8 7 129 0 0,17-27 149 0 0,0 1-188 0 0,-5 8 135 0 0,5-9-10 0 0,-1-1-2326 0 0,2-1 2154 0 0,0-1 157 0 0,0 1 1 0 0,1 0-1 0 0,-1-1 1 0 0,0 1 0 0 0,1-1-1 0 0,-1 1 1 0 0,0-1 0 0 0,0 0-1 0 0,0 1 1 0 0,1-1-1 0 0,-1 0 1 0 0,0 1 0 0 0,0-1-1 0 0,0 0 1 0 0,0 0-1 0 0,0 0 1 0 0,0 0 0 0 0,0 0-1 0 0,1 0 1 0 0,-1 0 0 0 0,0 0-1 0 0,0 0 1 0 0,0 0-1 0 0,0 0 1 0 0,0 0 0 0 0,0-1-1 0 0,1 1 1 0 0,-1 0-1 0 0,-1-1 1 0 0,-33-11 29 0 0,27 9 3 0 0,3 2 6 0 0,-13 0-3 0 0,13 0 6 0 0,-2 1-6 0 0,-112-3-882 0 0,64 7 385 0 0,-56 2-4590 0 0,74-4 2814 0 0</inkml:trace>
 </inkml:ink>
 </file>
 
@@ -5147,30 +4953,32 @@
           <inkml:channel name="X" type="integer" min="-2.14748E9" max="2.14748E9" units="cm"/>
           <inkml:channel name="Y" type="integer" min="-2.14748E9" max="2.14748E9" units="cm"/>
           <inkml:channel name="F" type="integer" max="32767" units="dev"/>
+          <inkml:channel name="OA" type="integer" max="360" units="deg"/>
+          <inkml:channel name="OE" type="integer" max="90" units="deg"/>
         </inkml:traceFormat>
         <inkml:channelProperties>
           <inkml:channelProperty channel="X" name="resolution" value="1000" units="1/cm"/>
           <inkml:channelProperty channel="Y" name="resolution" value="1000" units="1/cm"/>
           <inkml:channelProperty channel="F" name="resolution" value="0" units="1/dev"/>
+          <inkml:channelProperty channel="OA" name="resolution" value="1000" units="1/deg"/>
+          <inkml:channelProperty channel="OE" name="resolution" value="1000" units="1/deg"/>
         </inkml:channelProperties>
       </inkml:inkSource>
-      <inkml:timestamp xml:id="ts0" timeString="2026-02-28T14:31:12.388"/>
+      <inkml:timestamp xml:id="ts0" timeString="2026-03-05T14:54:21.122"/>
     </inkml:context>
     <inkml:brush xml:id="br0">
       <inkml:brushProperty name="width" value="0.035" units="cm"/>
       <inkml:brushProperty name="height" value="0.035" units="cm"/>
     </inkml:brush>
   </inkml:definitions>
-  <inkml:trace contextRef="#ctx0" brushRef="#br0">716 90 9524,'0'0'4120,"-15"-4"-1367,-50-10-1176,59 13-1513,1 0 1,-1 1 0,1 0 0,0 0 0,-1 0 0,1 0 0,-1 1 0,1 0 0,0 0 0,-1 1 0,1-1 0,0 1 0,0 1 0,0-1 0,0 0 0,1 1-1,-1 0 1,1 0 0,-6 5 0,-1 3-50,1 0 0,-1 1 0,2 0 0,-15 23 1,20-28-10,0 0 0,1-1 0,0 1 0,0 1 0,1-1 0,0 0 0,0 1 0,0-1 0,1 1 0,1 0 0,-1 15 0,2-21-1,-1 0 1,1 0-1,-1 0 1,1 0 0,0-1-1,0 1 1,0 0-1,0 0 1,0 0 0,0-1-1,0 1 1,1 0-1,-1-1 1,1 1 0,-1-1-1,1 0 1,-1 1-1,1-1 1,0 0 0,0 0-1,-1 0 1,1 0-1,0-1 1,0 1 0,0 0-1,0-1 1,3 1-1,10 3 48,1 0 0,23 1-1,-23-3-68,31 4 65,-23-4-61,0 1 1,39 11-1,-62-14 14,0 0 1,-1 0-1,1 1 1,-1-1-1,1 0 1,0 0-1,-1 0 1,1 1-1,0-1 1,-1 0-1,1 1 1,-1-1-1,1 0 1,-1 1-1,1-1 1,-1 1-1,1-1 1,-1 1-1,1-1 1,-1 1-1,0-1 1,1 1-1,-1 0 1,0-1-1,1 1 1,-1-1-1,0 1 1,0 0-1,0-1 1,1 2-1,-2-1 4,1 0 0,-1 0 0,1 0 0,-1 1 0,1-1 1,-1 0-1,0 0 0,1 0 0,-1 0 0,0 0 0,0 0 0,0-1 0,0 1 0,-1 1 0,-40 23 242,3-10-131,-1-1-1,0-1 1,-79 12 0,105-27-638,14-6-1288,17-10-2558,13-2-1203,10 0-633</inkml:trace>
-  <inkml:trace contextRef="#ctx0" brushRef="#br0" timeOffset="190.76">829 267 13926,'0'0'7204,"4"23"-7124,3-4 32,5 2-112,-1 0-256,4 2-1057,2-3-2321,3-9-944,1-4-672</inkml:trace>
-  <inkml:trace contextRef="#ctx0" brushRef="#br0" timeOffset="539.72">994 274 7860,'0'0'10359,"-3"-7"-9604,1 3-656,-7-15 143,4 18-159,2 12-27,-3 49 686,2 1-1,6 72 0,-4 75-798,1-193-185,-1-1 1,-1 1 0,-9 26 0,10-36 57,0 1 1,0-1-1,-1 0 1,1 0-1,-1 0 1,0 0-1,-1 0 0,1-1 1,-1 1-1,0-1 1,0 0-1,-8 6 1,10-9 199,1 0 0,-1 0 0,1-1 0,-1 1 0,1-1 0,-1 1-1,1-1 1,-1 1 0,0-1 0,1 0 0,-1 0 0,1 0 0,-1 0 0,0 0 0,1 0 0,-1 0 0,0 0 0,1-1 0,-1 1 0,1-1 0,-1 1 0,1-1 0,-1 0 0,1 1 0,-1-1 0,1 0 0,0 0 0,-1 0 0,1 0 0,0 0 0,0 0 0,0-1 0,0 1 0,0 0 0,0-1 0,0 1 0,-1-2 0,-3-6 327,0 0 0,1 0 1,0 0-1,-5-14 0,5 8-83,0 1-1,0-1 0,1 0 0,1 0 0,0 0 0,2 0 1,0-25-1,2 29-383,-1 1 1,2 0 0,-1 0 0,1 0 0,1 0 0,0 0-1,0 0 1,1 1 0,0 0 0,1 0 0,12-15-1,76-73-9329,-81 85 7434,17-17-2895</inkml:trace>
-  <inkml:trace contextRef="#ctx0" brushRef="#br0" timeOffset="652.76">995 274 912</inkml:trace>
-  <inkml:trace contextRef="#ctx0" brushRef="#br0" timeOffset="1061.97">995 274 912,'49'13'5678,"-41"-6"2508,-4 9-5767,-2 20-3422,-2-29 1952,0 120-538,0-136-301,0-12 37,1-1 1,4-28-1,-4 44-130,1-1 0,-1 1 0,1 0 0,0 0 0,1-1-1,0 1 1,0 1 0,0-1 0,0 0 0,1 1-1,0 0 1,7-7 0,-10 10-15,1 1-1,-1 0 1,1 0-1,-1 0 1,1 0 0,-1 0-1,1 0 1,0 0 0,0 1-1,-1-1 1,1 1-1,0-1 1,0 1 0,0 0-1,0 0 1,0 0-1,-1-1 1,1 2 0,0-1-1,0 0 1,0 0-1,0 1 1,0-1 0,-1 1-1,1-1 1,0 1-1,0 0 1,-1 0 0,1 0-1,0 0 1,-1 0-1,1 0 1,-1 0 0,0 0-1,1 1 1,-1-1 0,0 1-1,2 2 1,3 2 1,0 2 0,-1-1 0,0 1 1,0-1-1,-1 1 0,6 14 0,-7-13-18,0 1 0,-1 0 0,0 0-1,-1 0 1,0 0 0,0 12 0,-1-22 17,0 0-1,0 1 1,0-1 0,0 0 0,0 0-1,0 1 1,0-1 0,0 0 0,0 1 0,0-1-1,0 0 1,0 0 0,0 1 0,-1-1 0,1 0-1,0 0 1,0 1 0,0-1 0,0 0 0,0 0-1,-1 1 1,1-1 0,0 0 0,0 0-1,0 0 1,-1 0 0,1 1 0,0-1 0,0 0-1,-1 0 1,1 0 0,0 0 0,0 0 0,-1 0-1,1 1 1,0-1 0,0 0 0,-1 0 0,1 0-1,0 0 1,-1 0 0,1 0 0,0 0 0,0 0-1,-1 0 1,1 0 0,0-1 0,0 1-1,-1 0 1,1 0 0,0 0 0,0 0 0,-1 0-1,1 0 1,0-1 0,0 1 0,-1 0 0,1 0-1,0 0 1,0 0 0,0-1 0,-1 1 0,1 0-1,0 0 1,0-1 0,0 1 0,0 0-1,0 0 1,-1-1 0,-1-3 29,0 0-1,1-1 1,-1 1-1,1 0 1,0-1 0,0 1-1,0-1 1,0 1-1,1-1 1,0-8-1,0 3 45,0 0 0,1 0-1,1 0 1,2-11 0,-3 18-62,1 0 0,-1 0 1,1 0-1,0 0 0,0 0 0,0 0 1,0 0-1,0 1 0,1 0 0,-1-1 1,1 1-1,-1 0 0,1 0 0,0 0 1,0 0-1,0 1 0,0-1 0,0 1 1,0 0-1,0 0 0,4-1 0,-5 1-12,0 1-1,0-1 0,0 1 0,0 0 0,0 0 1,0 0-1,0 0 0,0 0 0,1 0 0,-1 0 1,0 1-1,0-1 0,0 1 0,0-1 0,-1 1 1,1 0-1,0 0 0,0 0 0,0 0 0,-1 0 1,1 0-1,0 1 0,-1-1 0,1 0 0,-1 1 1,0 0-1,1-1 0,-1 1 0,0 0 0,0-1 1,0 1-1,0 0 0,0 0 0,0 0 0,0 2 1,1 6-109,0-1 0,-1 0 1,0 0-1,0 1 1,-1-1-1,0 0 1,-2 11-1,-3 9-2857,-4-3-3507,6-19 2969</inkml:trace>
-  <inkml:trace contextRef="#ctx0" brushRef="#br0" timeOffset="1566.57">1396 104 11621,'0'0'7334,"3"3"-6917,0 3-378,0-1 1,0 0-1,0 1 1,-1-1-1,0 1 1,0-1-1,-1 1 1,0 0-1,0 0 1,0 0-1,0 6 1,-1 78 239,-2-47-211,2 70-732,13-129 549,-7 8 98,3-5 12,0 0 0,1 2-1,1-1 1,18-16-1,-27 26 1,0 0-1,1 0 0,-1 0 0,1 1 1,0-1-1,-1 1 0,1 0 0,0-1 1,0 1-1,0 0 0,0 1 1,0-1-1,0 1 0,0-1 0,0 1 1,0 0-1,0 0 0,0 0 0,0 0 1,0 1-1,0-1 0,0 1 1,0 0-1,0 0 0,0 0 0,0 0 1,0 0-1,0 1 0,-1-1 0,4 3 1,-2-1-8,0 1-1,-1-1 1,1 1 0,-1 0-1,0 0 1,0 0 0,0 0 0,0 0-1,-1 1 1,3 6 0,-4-10 9,-1 1 1,1-1 0,-1 1-1,1 0 1,-1-1-1,1 1 1,-1 0 0,0-1-1,0 1 1,0 0-1,0 0 1,0-1 0,0 1-1,0 0 1,-1-1-1,1 1 1,-1 0 0,1-1-1,-1 1 1,0-1-1,1 1 1,-1-1 0,0 1-1,0-1 1,0 1-1,0-1 1,0 0 0,0 0-1,-1 1 1,1-1-1,0 0 1,-1 0 0,-1 1-1,-9 4-224,-1 0-1,1-1 1,-1-1-1,0 0 1,-1-1-1,1 0 0,-1-1 1,1 0-1,-1-1 1,0 0-1,-25-4 1,38 3 130,0 0 0,1 0 0,-1 0 0,1 0 0,-1 0 0,0-1 0,1 1 0,-1 0 1,1 0-1,-1-1 0,1 1 0,-1-1 0,1 1 0,-1 0 0,1-1 0,-1 1 0,1-1 0,0 1 0,-1-1 0,1 1 1,-1-1-1,1 1 0,0-1 0,0 1 0,-1-1 0,1 0 0,0 1 0,0-1 0,0 1 0,0-1 0,0 0 0,0 1 1,-1-1-1,2 1 0,-1-1 0,0 0 0,0 1 0,0-1 0,0 0 0,0 1 0,0-1 0,1 0 0,0-1-143,-1 0 0,1 1-1,0-1 1,0 0 0,0 1-1,0-1 1,0 1 0,0 0-1,0-1 1,0 1 0,0 0-1,1 0 1,-1-1 0,2 0-1,20-7-1758,1 5-276</inkml:trace>
-  <inkml:trace contextRef="#ctx0" brushRef="#br0" timeOffset="3009.6">1799 245 5795,'0'0'6341,"0"67"-3547,0-56-2755,0-6-21,0-1 0,0 1 0,0 0 1,0-1-1,1 1 0,0-1 0,0 1 0,2 6 0,-2-9-18,0-1 0,0 0 0,1 0 0,-1 0 0,0 0 0,0 0 0,1 0 0,-1 0 0,0 0 0,1 0 0,-1-1 0,1 1 0,-1-1 0,1 1 0,-1-1 0,1 1 0,-1-1 0,1 0 0,-1 0 0,1 0 0,0 0 0,-1 0 0,1 0 0,-1 0 0,1 0 0,0-1 0,-1 1 0,1-1 0,2 0 0,0-1-2,0 0 0,0 1 0,0-2 0,0 1-1,-1 0 1,1-1 0,-1 0 0,1 1 0,-1-2 0,0 1-1,0 0 1,0 0 0,-1-1 0,5-7 0,-6 10 51,1-1 0,-1 1 0,0-1 0,0 0 1,-1 0-1,1 0 0,0 1 0,0-1 0,-1 0 0,1 0 1,-1 0-1,0 0 0,1 0 0,-1 0 0,0 0 1,0 0-1,0 0 0,-1 0 0,1 0 0,0 0 0,-1 0 1,1 0-1,-1 0 0,0 1 0,0-1 0,1 0 1,-1 0-1,0 0 0,-1 1 0,1-1 0,0 1 0,0-1 1,-1 1-1,-2-3 0,-3 0-104,0 1 0,0 0 0,-1 0-1,0 1 1,1-1 0,-1 2 0,0-1 0,0 1 0,0 0 0,0 1 0,-12 0-1,19 0-130,0 0-1,1 0 0,-1 0 0,0 0 1,1 0-1,-1 0 0,0 0 0,1 0 1,-1 1-1,0-1 0,1 0 0,-1 0 1,0 0-1,1 1 0,-1-1 0,1 0 1,-1 1-1,0-1 0,1 0 0,-1 1 1,1-1-1,-1 1 0,1-1 0,0 1 1,-1-1-1,1 1 0,-1 0 0,1-1 1,0 1-1,-1-1 0,1 1 0,0 0 1,0-1-1,-1 1 0,1 0 0,0-1 1,0 1-1,0 0 0,0 0 0,0 6-3684</inkml:trace>
-  <inkml:trace contextRef="#ctx0" brushRef="#br0" timeOffset="3247.7">2051 33 8452,'0'0'9156,"2"-7"-8121,8-18-365,-7 25-184,0 9-383,2 10-55,0 49-293,-6 97 0,-1-62-7820,4-79 3380,10-8-1241</inkml:trace>
-  <inkml:trace contextRef="#ctx0" brushRef="#br0" timeOffset="3563.91">2226 383 3137,'0'0'4965,"7"-13"-3332,11-17-724,-1 3 635,-2-2 0,16-35 0,-29 58-1100,0 0 0,-1 0-1,0-1 1,1 1-1,-1-13 1,-1 18-389,0 0 0,0-1 0,0 1 0,0 0 0,0 0 0,0 0 0,0 0 0,-1 0 0,1-1 0,0 1 0,-1 0 0,1 0-1,-1 0 1,1 0 0,-1 0 0,1 0 0,-1 0 0,0 0 0,0 0 0,1 0 0,-1 1 0,0-1 0,0 0 0,0 0 0,0 1 0,0-1 0,0 0 0,0 1 0,0-1 0,0 1 0,0 0 0,0-1-1,-1 1 1,1 0 0,0 0 0,0-1 0,0 1 0,-2 0 0,2 0-59,-1 0 0,1 0-1,-1 0 1,0 0 0,1 0-1,-1 0 1,0 1 0,1-1-1,-1 0 1,1 1 0,-1 0-1,1-1 1,-1 1 0,1 0-1,-1-1 1,1 1 0,0 0-1,-1 0 1,1 0 0,0 0-1,0 1 1,-2 1 0,2-1-20,0 1 1,0 0-1,0 0 1,1 0-1,-1 0 0,1 0 1,-1 0-1,1 0 1,0 0-1,0 0 1,0 0-1,1 3 1,1 0-1,0-1 0,0 1 1,0-1-1,0 0 1,1 0-1,0 0 0,0 0 1,0 0-1,0-1 0,1 1 1,0-1-1,0 0 1,0 0-1,0 0 0,1-1 1,0 1-1,6 2 0,13 9-11,1-1 0,26 10 0,-47-21 40,17 9-123,-23-6-43,-14 2-72,-114 31-3145,41-15-2795,27-10-545</inkml:trace>
-  <inkml:trace contextRef="#ctx0" brushRef="#br0" timeOffset="4041.61">94 760 1697,'0'0'3537,"-14"2"-2525,-2 1-797,-47 10 2518,67-14-2524,0 1 1,0-1-1,0 1 1,0-1 0,0 1-1,0 0 1,4 1-1,23-1 212,222-33 2216,-92 10-1924,970-81 410,3 52-2484,-1128 52 1343,51-2-345,-18 2-842,0-3 0,47-7 0,-121 10-123,10-1 1104,-260 20-2246,250-15 1757,-102 10-2718</inkml:trace>
+  <inkml:trace contextRef="#ctx0" brushRef="#br0">42 433 292 0 0,'-24'-25'8095'0'0,"7"10"6153"0"0,20 36-12509 0 0,17 56 780 0 0,-14-57-2048 0 0,-1-1 0 0 0,0 1 0 0 0,-2 0-1 0 0,2 29 1 0 0,-3-73-217 0 0,9-41-1 0 0,-7 48-238 0 0,0 0 1 0 0,1 0-1 0 0,1 1 1 0 0,0 0-1 0 0,10-17 1 0 0,-14 29-15 0 0,0 1 0 0 0,0 0 1 0 0,1 0-1 0 0,-1 0 0 0 0,1 0 1 0 0,0 1-1 0 0,0-1 0 0 0,0 1 1 0 0,0-1-1 0 0,0 1 0 0 0,1 0 1 0 0,-1 0-1 0 0,1 1 0 0 0,-1-1 1 0 0,1 1-1 0 0,-1-1 0 0 0,1 1 1 0 0,0 0-1 0 0,0 1 0 0 0,0-1 1 0 0,-1 1-1 0 0,1-1 0 0 0,5 1 1 0 0,-4 1-3 0 0,-1 1 0 0 0,0-1 0 0 0,0 0 1 0 0,0 1-1 0 0,0 0 0 0 0,0 0 0 0 0,-1 0 0 0 0,1 0 1 0 0,0 1-1 0 0,-1-1 0 0 0,0 1 0 0 0,1 0 1 0 0,-1 0-1 0 0,0 0 0 0 0,-1 1 0 0 0,1-1 0 0 0,-1 1 1 0 0,1-1-1 0 0,-1 1 0 0 0,0 0 0 0 0,0 0 0 0 0,1 4 1 0 0,0-1-1 0 0,-1-1 0 0 0,0 1 0 0 0,0 0 1 0 0,-1 0-1 0 0,1 0 0 0 0,-2 0 0 0 0,1 0 1 0 0,-1 0-1 0 0,0 0 0 0 0,0 0 0 0 0,-1 0 1 0 0,0 0-1 0 0,-3 11 0 0 0,2-15 603 0 0,3-15-432 0 0,4-17-45 0 0,1 12 84 0 0,0-1 0 0 0,1 1 0 0 0,1 1 0 0 0,15-24 0 0 0,-20 34-148 0 0,1 0 0 0 0,0 0 0 0 0,0 1 0 0 0,1 0 0 0 0,-1 0-1 0 0,1 0 1 0 0,0 0 0 0 0,1 1 0 0 0,-1 0 0 0 0,1 0 0 0 0,0 0 0 0 0,0 1 0 0 0,0 0 0 0 0,0 0 0 0 0,7-2 0 0 0,-11 5-114 0 0,0 0 0 0 0,0 0 1 0 0,0 0-1 0 0,0 0 0 0 0,0 0 0 0 0,0 0 1 0 0,0 1-1 0 0,0-1 0 0 0,0 1 0 0 0,0 0 1 0 0,0-1-1 0 0,-1 1 0 0 0,1 0 0 0 0,0 0 0 0 0,0 0 1 0 0,-1 0-1 0 0,1 1 0 0 0,-1-1 0 0 0,1 0 1 0 0,-1 1-1 0 0,1-1 0 0 0,-1 1 0 0 0,0-1 1 0 0,0 1-1 0 0,0-1 0 0 0,0 1 0 0 0,0 0 0 0 0,0 0 1 0 0,0 0-1 0 0,0-1 0 0 0,-1 1 0 0 0,1 3 1 0 0,3 4-339 0 0,-2 0 0 0 0,1 1-1 0 0,-1-1 1 0 0,0 1 0 0 0,0 12 0 0 0,-3 9-2656 0 0,0-2-1962 0 0,2-11-5368 0 0</inkml:trace>
+  <inkml:trace contextRef="#ctx0" brushRef="#br0" timeOffset="887.12">620 474 484 0 0,'7'-9'1471'0'0,"0"-1"-1"0"0,0-1 1 0 0,-1 1 0 0 0,6-15 0 0 0,-2-12 4079 0 0,-10 34-4511 0 0,0 0 0 0 0,0-1 0 0 0,0 1 0 0 0,0 0 0 0 0,-1-1 0 0 0,1 1 0 0 0,-1 0 0 0 0,-2-7 1151 0 0,3 10-2112 0 0,0 0 1 0 0,0 0-1 0 0,0 0 0 0 0,0-1 0 0 0,0 1 1 0 0,0 0-1 0 0,0 0 0 0 0,0 0 0 0 0,0 0 1 0 0,-1 0-1 0 0,1-1 0 0 0,0 1 0 0 0,0 0 1 0 0,0 0-1 0 0,0 0 0 0 0,0 0 0 0 0,0 0 1 0 0,-1 0-1 0 0,1 0 0 0 0,0-1 0 0 0,0 1 1 0 0,0 0-1 0 0,0 0 0 0 0,0 0 0 0 0,-1 0 1 0 0,1 0-1 0 0,0 0 0 0 0,0 0 0 0 0,0 0 1 0 0,0 0-1 0 0,-1 0 0 0 0,1 0 0 0 0,0 0 1 0 0,0 0-1 0 0,0 0 0 0 0,0 0 0 0 0,-1 0 1 0 0,1 0-1 0 0,0 0 0 0 0,0 0 0 0 0,0 0 1 0 0,0 0-1 0 0,0 0 0 0 0,-1 0 0 0 0,1 1 1 0 0,-10 6 944 0 0,-7 12-357 0 0,8-7-373 0 0,1 1-1 0 0,0 1 1 0 0,-7 18-1 0 0,13-29-346 0 0,1 0 1 0 0,0 1-1 0 0,0-1 0 0 0,0 1 0 0 0,0-1 1 0 0,0 1-1 0 0,1-1 0 0 0,0 1 1 0 0,-1-1-1 0 0,1 1 0 0 0,1 0 1 0 0,-1-1-1 0 0,0 1 0 0 0,1-1 1 0 0,0 1-1 0 0,0-1 0 0 0,0 1 0 0 0,0-1 1 0 0,0 1-1 0 0,3 3 0 0 0,-4-6 12 0 0,1 0 0 0 0,0-1 0 0 0,-1 1 0 0 0,1 0 0 0 0,-1-1 0 0 0,1 1 0 0 0,0 0 0 0 0,-1-1 0 0 0,1 1 0 0 0,0-1 0 0 0,0 1 0 0 0,0-1 0 0 0,-1 0 0 0 0,1 1 0 0 0,0-1 0 0 0,0 0 0 0 0,0 1 0 0 0,0-1 0 0 0,0 0 0 0 0,-1 0 0 0 0,1 0 0 0 0,0 0 0 0 0,0 0 0 0 0,0 0 0 0 0,2 0 0 0 0,-1-1-12 0 0,1 1-1 0 0,-1-1 0 0 0,1 0 0 0 0,-1 0 1 0 0,1-1-1 0 0,-1 1 0 0 0,0 0 0 0 0,5-4 1 0 0,1-1-34 0 0,-1-1 0 0 0,0 0 0 0 0,11-13 0 0 0,3-9 640 0 0,19-33 1 0 0,-40 62-545 0 0,0 0 1 0 0,0 0 0 0 0,0 0-1 0 0,0 0 1 0 0,0-1-1 0 0,0 1 1 0 0,0 0-1 0 0,0 0 1 0 0,0 0-1 0 0,0 0 1 0 0,0 0-1 0 0,1-1 1 0 0,-1 1 0 0 0,0 0-1 0 0,0 0 1 0 0,0 0-1 0 0,0 0 1 0 0,0 0-1 0 0,0 0 1 0 0,0-1-1 0 0,1 1 1 0 0,-1 0-1 0 0,0 0 1 0 0,0 0 0 0 0,0 0-1 0 0,0 0 1 0 0,0 0-1 0 0,1 0 1 0 0,-1 0-1 0 0,0 0 1 0 0,0 0-1 0 0,0 0 1 0 0,0 0-1 0 0,1 0 1 0 0,-1 0-1 0 0,0 0 1 0 0,0 0 0 0 0,0 0-1 0 0,0 0 1 0 0,1 0-1 0 0,-1 0 1 0 0,0 0-1 0 0,0 0 1 0 0,0 0-1 0 0,0 0 1 0 0,0 0-1 0 0,1 0 1 0 0,-1 1 0 0 0,0-1-1 0 0,0 0 1 0 0,0 0-1 0 0,0 0 1 0 0,0 0-1 0 0,0 0 1 0 0,0 0-1 0 0,1 0 1 0 0,-1 1-1 0 0,0-1 1 0 0,0 0-1 0 0,0 0 1 0 0,7 16-1254 0 0,-7-13 890 0 0,1 0 0 0 0,0 0 1 0 0,0 0-1 0 0,1 0 0 0 0,-1-1 1 0 0,1 1-1 0 0,-1 0 0 0 0,1-1 1 0 0,0 1-1 0 0,2 2 0 0 0,2-2-63 0 0,0 0 1 0 0,0-1-1 0 0,0 0 0 0 0,0 0 0 0 0,0 0 1 0 0,0-1-1 0 0,0 0 0 0 0,0 0 0 0 0,1 0 1 0 0,-1-1-1 0 0,0 0 0 0 0,1 0 0 0 0,-1-1 1 0 0,10-2-1 0 0,-4 1 140 0 0,-1 0 0 0 0,0-1 0 0 0,0-1 0 0 0,0 0 0 0 0,-1 0 0 0 0,1-1 0 0 0,9-7 0 0 0,-15 8 467 0 0,1 0 0 0 0,-1-1 0 0 0,0 0 0 0 0,-1 0 0 0 0,1 0 0 0 0,-1 0 0 0 0,0-1 0 0 0,0 0 0 0 0,-1 0 0 0 0,5-9 0 0 0,-7 12 58 0 0,0 1 0 0 0,0-1-1 0 0,0 0 1 0 0,0 0-1 0 0,0 1 1 0 0,0-1-1 0 0,-1 0 1 0 0,1 0-1 0 0,-1 0 1 0 0,0 0-1 0 0,0 1 1 0 0,0-1 0 0 0,0 0-1 0 0,0 0 1 0 0,-1 0-1 0 0,1 0 1 0 0,-1 0-1 0 0,0 1 1 0 0,0-1-1 0 0,0 0 1 0 0,0 0-1 0 0,0 1 1 0 0,0-1 0 0 0,-1 1-1 0 0,0-1 1 0 0,-3-3-1 0 0,4 5-117 0 0,0 0 0 0 0,0 0 1 0 0,0 0-1 0 0,0 0 0 0 0,-1 1 0 0 0,1-1 0 0 0,0 0 0 0 0,-1 1 0 0 0,1-1 0 0 0,0 1 1 0 0,-1-1-1 0 0,1 1 0 0 0,-1 0 0 0 0,1-1 0 0 0,-1 1 0 0 0,1 0 0 0 0,-1 0 0 0 0,1 0 1 0 0,-1 0-1 0 0,1 0 0 0 0,-1 0 0 0 0,-1 1 0 0 0,-1 1-7 0 0,1-1 0 0 0,0 0 0 0 0,1 1 0 0 0,-1-1 0 0 0,0 1-1 0 0,0 0 1 0 0,1 0 0 0 0,-1 0 0 0 0,1 0 0 0 0,-3 4 0 0 0,1-2-66 0 0,0 0 1 0 0,1 0-1 0 0,0 1 0 0 0,0 0 1 0 0,0-1-1 0 0,0 1 0 0 0,1 0 1 0 0,0 0-1 0 0,0 1 0 0 0,0-1 1 0 0,1 0-1 0 0,-2 9 0 0 0,3-11-169 0 0,0-1 0 0 0,0 1 0 0 0,0 0 0 0 0,0-1 0 0 0,1 1 0 0 0,-1 0 0 0 0,1-1 0 0 0,-1 1 0 0 0,1-1 0 0 0,0 1-1 0 0,0-1 1 0 0,0 1 0 0 0,1-1 0 0 0,-1 0 0 0 0,0 1 0 0 0,1-1 0 0 0,0 0 0 0 0,3 4 0 0 0,-4-6 39 0 0,0 1-1 0 0,0-1 1 0 0,0 1 0 0 0,0-1 0 0 0,0 0-1 0 0,0 1 1 0 0,0-1 0 0 0,0 0 0 0 0,0 1-1 0 0,0-1 1 0 0,0 0 0 0 0,0 0 0 0 0,0 0 0 0 0,0 0-1 0 0,0 0 1 0 0,0 0 0 0 0,0-1 0 0 0,2 1-1 0 0,0-1 31 0 0,0-1 0 0 0,-1 1-1 0 0,1 0 1 0 0,-1-1-1 0 0,0 1 1 0 0,1-1 0 0 0,-1 1-1 0 0,0-1 1 0 0,4-4-1 0 0,4-15 167 0 0,-2 3-1236 0 0,0 11-4457 0 0</inkml:trace>
+  <inkml:trace contextRef="#ctx0" brushRef="#br0" timeOffset="1311.51">948 346 1032 0 0,'-13'-18'15884'0'0,"14"16"-15381"0"0,-1 0-1 0 0,1 0 0 0 0,-1 1 0 0 0,1-1 1 0 0,0 0-1 0 0,0 0 0 0 0,-1 1 1 0 0,1-1-1 0 0,0 0 0 0 0,1 1 1 0 0,-1-1-1 0 0,0 1 0 0 0,3-3 1 0 0,27-17 3021 0 0,-21 16-2941 0 0,0 1 1 0 0,0 0-1 0 0,0 0 1 0 0,17-3-1 0 0,-24 7-561 0 0,0-1 0 0 0,0 1 0 0 0,0 0 0 0 0,0-1 0 0 0,0 1 0 0 0,0 0 0 0 0,0 1 0 0 0,0-1 0 0 0,0 1 0 0 0,0-1 0 0 0,-1 1 0 0 0,1 0 0 0 0,0 0 0 0 0,0 0 0 0 0,0 0 0 0 0,-1 1 0 0 0,1-1 0 0 0,-1 1 0 0 0,1-1 0 0 0,3 4 0 0 0,-4-2 40 0 0,1 1 0 0 0,0-1 0 0 0,-1 1 0 0 0,0 0 0 0 0,0-1 1 0 0,0 1-1 0 0,0 0 0 0 0,-1 0 0 0 0,1 0 0 0 0,-1 1 0 0 0,0-1 0 0 0,1 8 0 0 0,-1-1 49 0 0,-1 1 0 0 0,0 0-1 0 0,0 0 1 0 0,-1-1 0 0 0,-1 1 0 0 0,0 0 0 0 0,0-1-1 0 0,-1 0 1 0 0,-7 19 0 0 0,8-27-111 0 0,0 1 0 0 0,0-1 0 0 0,0 1 0 0 0,0-1 0 0 0,0 0 0 0 0,-1 1 0 0 0,0-1 0 0 0,1-1 0 0 0,-1 1 0 0 0,0 0 0 0 0,0-1 0 0 0,-1 1 0 0 0,1-1 0 0 0,-1 0 0 0 0,-5 3 0 0 0,8-5 0 0 0,-1 0 0 0 0,1 1 0 0 0,0-1 0 0 0,-1 0 0 0 0,1 1 0 0 0,0-1 0 0 0,-1 0 0 0 0,1 0 0 0 0,-1 0 0 0 0,1 0 0 0 0,0-1 0 0 0,-1 1 0 0 0,1 0 0 0 0,0 0 0 0 0,-1-1 0 0 0,1 1 0 0 0,0-1 0 0 0,-1 1 0 0 0,1-1 0 0 0,0 0 0 0 0,0 1 0 0 0,0-1 0 0 0,0 0 0 0 0,0 0 0 0 0,-1 0 0 0 0,1 0 0 0 0,1 0 0 0 0,-1 0 0 0 0,0 0 0 0 0,0 0 0 0 0,0 0 0 0 0,1-1 0 0 0,-1 1 0 0 0,0 0 0 0 0,1 0 0 0 0,-1-1 0 0 0,0 0 0 0 0,0-4 0 0 0,0 1 0 0 0,0 0 0 0 0,0-1 0 0 0,0 1 0 0 0,1-1 0 0 0,0-8 0 0 0,2 2 0 0 0,0 0 0 0 0,1 0 0 0 0,0 0 0 0 0,1 1 0 0 0,1-1 0 0 0,0 1 0 0 0,0 0 0 0 0,1 0 0 0 0,0 0 0 0 0,1 1 0 0 0,0 0 0 0 0,1 0 0 0 0,0 1 0 0 0,1 0 0 0 0,17-14 0 0 0,3 8-1819 0 0,-25 14 904 0 0,0-1 0 0 0,1 1 1 0 0,-1 0-1 0 0,0 1 0 0 0,1-1 0 0 0,-1 1 0 0 0,7 0 0 0 0,-1 2-1176 0 0,1-1-1 0 0,-1 2 1 0 0,0-1 0 0 0,0 2-1 0 0,11 4 1 0 0,-9-4-4138 0 0</inkml:trace>
+  <inkml:trace contextRef="#ctx0" brushRef="#br0" timeOffset="1967.97">1347 285 3608 0 0,'1'1'300'0'0,"0"-1"-1"0"0,0 1 0 0 0,0-1 0 0 0,0 0 0 0 0,0 1 0 0 0,0-1 1 0 0,0 0-1 0 0,1 0 0 0 0,-1 0 0 0 0,0 0 0 0 0,0 0 1 0 0,0 0-1 0 0,0 0 0 0 0,0 0 0 0 0,0 0 0 0 0,0 0 1 0 0,0-1-1 0 0,0 1 0 0 0,0 0 0 0 0,0-1 0 0 0,0 1 0 0 0,0-1 1 0 0,0 1-1 0 0,0-1 0 0 0,0 1 0 0 0,0-1 0 0 0,0 0 1 0 0,0 1-1 0 0,0-1 0 0 0,1-2 0 0 0,-1 1 908 0 0,1-1-1 0 0,0 0 1 0 0,-1-1 0 0 0,0 1-1 0 0,1 0 1 0 0,-1 0 0 0 0,0-1-1 0 0,0-3 1 0 0,-1 6-107 0 0,-9-9 3038 0 0,4 12-3933 0 0,0 1-1 0 0,0-1 0 0 0,0 1 0 0 0,0 0 0 0 0,1 0 0 0 0,0 0 1 0 0,-1 1-1 0 0,1-1 0 0 0,0 1 0 0 0,1 0 0 0 0,-1 0 1 0 0,1 1-1 0 0,-1-1 0 0 0,-3 8 0 0 0,5-9-241 0 0,0 1 0 0 0,0 0 0 0 0,1 0 0 0 0,-1 0 0 0 0,1 0 0 0 0,-1 0 0 0 0,1 0 0 0 0,1 0 0 0 0,-2 5 0 0 0,2-7-56 0 0,0 0 0 0 0,0 0 0 0 0,1 0 0 0 0,-1 0 1 0 0,0 0-1 0 0,1 0 0 0 0,-1 0 0 0 0,1 0 0 0 0,-1 0 0 0 0,1 0 0 0 0,0-1 0 0 0,0 1 0 0 0,0 0 1 0 0,0-1-1 0 0,0 1 0 0 0,0 0 0 0 0,1-1 0 0 0,-1 1 0 0 0,0-1 0 0 0,2 2 0 0 0,-1-2 4 0 0,0 0-1 0 0,0 0 0 0 0,0 0 1 0 0,0 0-1 0 0,0 0 0 0 0,0 0 1 0 0,0-1-1 0 0,0 1 1 0 0,0 0-1 0 0,0-1 0 0 0,0 0 1 0 0,0 0-1 0 0,1 1 0 0 0,-1-1 1 0 0,0-1-1 0 0,0 1 0 0 0,0 0 1 0 0,1 0-1 0 0,-1-1 0 0 0,0 1 1 0 0,0-1-1 0 0,0 0 0 0 0,0 0 1 0 0,0 1-1 0 0,0-1 0 0 0,0-1 1 0 0,0 1-1 0 0,-1 0 0 0 0,1 0 1 0 0,0-1-1 0 0,-1 1 0 0 0,1-1 1 0 0,2-2-1 0 0,5-5 640 0 0,-1-1-1 0 0,0 0 1 0 0,0 0 0 0 0,7-13 1494 0 0,-16 27-1896 0 0,-8 37 54 0 0,2 0 1 0 0,2 0 0 0 0,1 1 0 0 0,5 81 0 0 0,0-106-253 0 0,3 20-336 0 0,-2 1 1 0 0,-3 45 0 0 0,1-74 193 0 0,-1 1 0 0 0,-1 0 1 0 0,1 0-1 0 0,-2 0 0 0 0,1-1 0 0 0,-2 1 1 0 0,1-1-1 0 0,-1 0 0 0 0,0 0 0 0 0,-1 0 1 0 0,0-1-1 0 0,-1 1 0 0 0,-9 11 0 0 0,13-18 163 0 0,0 0-1 0 0,0-1 0 0 0,0 1 0 0 0,0 0 1 0 0,0-1-1 0 0,0 1 0 0 0,0-1 0 0 0,-1 0 1 0 0,1 1-1 0 0,-1-1 0 0 0,1 0 0 0 0,-1-1 1 0 0,1 1-1 0 0,-1 0 0 0 0,1-1 1 0 0,-1 1-1 0 0,0-1 0 0 0,1 0 0 0 0,-1 0 1 0 0,1 0-1 0 0,-1 0 0 0 0,0 0 0 0 0,1-1 1 0 0,-1 1-1 0 0,1-1 0 0 0,-1 0 0 0 0,0 0 1 0 0,1 0-1 0 0,0 0 0 0 0,-5-2 1 0 0,3 0 38 0 0,1 1 0 0 0,-1-1 1 0 0,0 0-1 0 0,1 0 0 0 0,0-1 1 0 0,0 1-1 0 0,0 0 0 0 0,0-1 1 0 0,0 0-1 0 0,1 0 0 0 0,-1 0 1 0 0,1 0-1 0 0,0 0 0 0 0,1 0 1 0 0,-1-1-1 0 0,1 1 1 0 0,-2-5-1 0 0,1-10-41 0 0,0-1-1 0 0,1 1 1 0 0,1 0 0 0 0,1-1 0 0 0,0 1-1 0 0,2 0 1 0 0,0 0 0 0 0,1 0 0 0 0,1 0-1 0 0,1 1 1 0 0,16-36 0 0 0,-9 27-186 0 0,2 0 0 0 0,1 2 0 0 0,0 0-1 0 0,2 0 1 0 0,1 2 0 0 0,1 0 0 0 0,25-22 0 0 0,139-115-1833 0 0,-183 159 2156 0 0,-1 1 0 0 0,1-1-1 0 0,-1 1 1 0 0,1-1-1 0 0,-1 1 1 0 0,1-1-1 0 0,-1 1 1 0 0,1-1-1 0 0,-1 1 1 0 0,1 0 0 0 0,0-1-1 0 0,-1 1 1 0 0,1 0-1 0 0,0 0 1 0 0,-1-1-1 0 0,1 1 1 0 0,0 0-1 0 0,0 0 1 0 0,-1 0 0 0 0,1 0-1 0 0,0 0 1 0 0,1 0-1 0 0,-2 0-50 0 0,1 1 0 0 0,-1-1 0 0 0,0 1 0 0 0,1-1 0 0 0,-1 1 0 0 0,1-1 0 0 0,-1 1 0 0 0,0-1 0 0 0,0 1 0 0 0,1-1 1 0 0,-1 1-1 0 0,0 0 0 0 0,0-1 0 0 0,0 1 0 0 0,1-1 0 0 0,-1 1 0 0 0,0 0 0 0 0,0-1 0 0 0,0 1 0 0 0,0 1 0 0 0,-5 46 466 0 0,2-31-95 0 0,-5 35 487 0 0,0-31-3019 0 0,0-7-3497 0 0,-2-1-5006 0 0</inkml:trace>
+  <inkml:trace contextRef="#ctx0" brushRef="#br0" timeOffset="2144.39">1645 163 19714 0 0,'-4'-35'1152'0'0,"-1"11"-620"0"0,3 4-160 0 0,0 7-60 0 0,-1 0 8 0 0,0 3-84 0 0,1 4-36 0 0,1 2-68 0 0,-1-3-384 0 0,-4 26-14109 0 0,6-13 9760 0 0</inkml:trace>
+  <inkml:trace contextRef="#ctx0" brushRef="#br0" timeOffset="2438.74">1739 147 1280 0 0,'26'26'7496'0'0,"-22"-20"-6884"0"0,-1 0 0 0 0,1 0 1 0 0,-1 0-1 0 0,0 1 0 0 0,-1-1 1 0 0,3 11-1 0 0,-3-12-356 0 0,-1 0 0 0 0,0 1 0 0 0,0-1 0 0 0,-1 0 0 0 0,0 0 0 0 0,0 1 0 0 0,0-1 0 0 0,0 0 0 0 0,-1 1 0 0 0,0-1 0 0 0,0 0 0 0 0,0 0 0 0 0,-1 0 0 0 0,0 0 0 0 0,0 0 0 0 0,-2 5 0 0 0,-5 0 3251 0 0,10-20-1487 0 0,14-22-1039 0 0,46-37-148 0 0,-54 61-746 0 0,0 1-1 0 0,1 1 1 0 0,1-1-1 0 0,-1 2 0 0 0,1-1 1 0 0,0 1-1 0 0,10-4 0 0 0,-19 8-78 0 0,1 1 0 0 0,0-1 0 0 0,0 1 0 0 0,0-1-1 0 0,0 1 1 0 0,0 0 0 0 0,0 0 0 0 0,0-1 0 0 0,0 1-1 0 0,0 0 1 0 0,0 0 0 0 0,0 0 0 0 0,0 0 0 0 0,0 0-1 0 0,-1 0 1 0 0,1 0 0 0 0,0 1 0 0 0,0-1 0 0 0,0 0-1 0 0,0 0 1 0 0,0 1 0 0 0,0-1 0 0 0,0 1 0 0 0,0-1-1 0 0,0 0 1 0 0,1 2 0 0 0,-1-1-55 0 0,-1 1 1 0 0,1-1-1 0 0,0 0 1 0 0,-1 1-1 0 0,1-1 1 0 0,-1 1-1 0 0,1-1 1 0 0,-1 1-1 0 0,1-1 1 0 0,-1 1-1 0 0,0-1 1 0 0,0 1-1 0 0,0 0 1 0 0,0 2-1 0 0,-2 9-770 0 0,0-1 0 0 0,0 0 1 0 0,-6 16-1 0 0,6-21 7 0 0,1-2 71 0 0,-6 25-2106 0 0,8-9-6064 0 0,1-11 4192 0 0</inkml:trace>
+  <inkml:trace contextRef="#ctx0" brushRef="#br0" timeOffset="2659.71">2387 91 24706 0 0,'-2'-26'1013'0'0,"1"23"-806"0"0,1 1 0 0 0,-1-1 0 0 0,1 0 0 0 0,0 0 0 0 0,0 0 0 0 0,0 0 0 0 0,0 0 1 0 0,0 0-1 0 0,1 0 0 0 0,-1 0 0 0 0,1 0 0 0 0,0 0 0 0 0,-1 1 0 0 0,2-1 0 0 0,-1 0 0 0 0,0 0 0 0 0,0 1 0 0 0,1-1 0 0 0,-1 1 0 0 0,1-1 0 0 0,2-2 0 0 0,-3 5-627 0 0,-2 6-1808 0 0,0-1 1339 0 0,-1 1 0 0 0,1 0 0 0 0,-1 0 0 0 0,-1 0 0 0 0,1-1 0 0 0,-1 0 0 0 0,0 1 0 0 0,0-1 0 0 0,-8 9 0 0 0,-3 8-6799 0 0,1-3 1476 0 0</inkml:trace>
+  <inkml:trace contextRef="#ctx0" brushRef="#br0" timeOffset="2800.19">2304 378 29127 0 0,'-6'-1'296'0'0,"-5"-2"-240"0"0,6 0 408 0 0,-2-3-336 0 0,4 3 108 0 0,6-8-680 0 0,1 4-2325 0 0</inkml:trace>
 </inkml:ink>
 </file>
 
@@ -5183,21 +4991,26 @@
           <inkml:channel name="X" type="integer" min="-2.14748E9" max="2.14748E9" units="cm"/>
           <inkml:channel name="Y" type="integer" min="-2.14748E9" max="2.14748E9" units="cm"/>
           <inkml:channel name="F" type="integer" max="32767" units="dev"/>
+          <inkml:channel name="OA" type="integer" max="360" units="deg"/>
+          <inkml:channel name="OE" type="integer" max="90" units="deg"/>
         </inkml:traceFormat>
         <inkml:channelProperties>
           <inkml:channelProperty channel="X" name="resolution" value="1000" units="1/cm"/>
           <inkml:channelProperty channel="Y" name="resolution" value="1000" units="1/cm"/>
           <inkml:channelProperty channel="F" name="resolution" value="0" units="1/dev"/>
+          <inkml:channelProperty channel="OA" name="resolution" value="1000" units="1/deg"/>
+          <inkml:channelProperty channel="OE" name="resolution" value="1000" units="1/deg"/>
         </inkml:channelProperties>
       </inkml:inkSource>
-      <inkml:timestamp xml:id="ts0" timeString="2026-02-28T14:31:17.052"/>
+      <inkml:timestamp xml:id="ts0" timeString="2026-03-05T14:54:20.210"/>
     </inkml:context>
     <inkml:brush xml:id="br0">
       <inkml:brushProperty name="width" value="0.035" units="cm"/>
       <inkml:brushProperty name="height" value="0.035" units="cm"/>
     </inkml:brush>
   </inkml:definitions>
-  <inkml:trace contextRef="#ctx0" brushRef="#br0">1 178 18083,'2229'-177'0</inkml:trace>
+  <inkml:trace contextRef="#ctx0" brushRef="#br0">42 148 15621 0 0,'-41'-25'6662'0'0,"41"25"-6060"0"0,6-1 3664 0 0,30-2-4014 0 0,50 11 74 0 0,-9 0-1634 0 0,-1-4-4176 0 0,-50-7-4865 0 0,-15 0 4397 0 0</inkml:trace>
+  <inkml:trace contextRef="#ctx0" brushRef="#br0" timeOffset="283.22">288 30 852 0 0,'-27'-19'6199'0'0,"13"8"3309"0"0,43 20-7211 0 0,19 6-1478 0 0,91 16 1 0 0,-138-31-721 0 0,0 0 0 0 0,-1 0 1 0 0,1 0-1 0 0,0 0 0 0 0,0 0 0 0 0,-1 0 0 0 0,1 0 0 0 0,0 0 1 0 0,0 0-1 0 0,-1 1 0 0 0,1-1 0 0 0,0 0 0 0 0,0 0 0 0 0,-1 1 0 0 0,1-1 1 0 0,0 0-1 0 0,-1 1 0 0 0,1-1 0 0 0,0 1 0 0 0,-1-1 0 0 0,1 1 0 0 0,-1-1 1 0 0,1 1-1 0 0,-1 0 0 0 0,1-1 0 0 0,-1 1 0 0 0,0 0 0 0 0,1-1 0 0 0,-1 1 1 0 0,1 0-1 0 0,-1-1 0 0 0,0 1 0 0 0,0 0 0 0 0,0 0 0 0 0,1-1 0 0 0,-1 1 1 0 0,0 0-1 0 0,0 0 0 0 0,0 1 0 0 0,-1 1 29 0 0,-1 0 0 0 0,1 0 0 0 0,-1 0 0 0 0,0 0 0 0 0,0 0 0 0 0,0 0 0 0 0,-3 4 0 0 0,0-1-112 0 0,-5 9-242 0 0,0 0 0 0 0,1 0-1 0 0,-11 25 1 0 0,8-9-4178 0 0,2 1-5600 0 0,9-24 4272 0 0</inkml:trace>
 </inkml:ink>
 </file>
 
@@ -5210,64 +5023,28 @@
           <inkml:channel name="X" type="integer" min="-2.14748E9" max="2.14748E9" units="cm"/>
           <inkml:channel name="Y" type="integer" min="-2.14748E9" max="2.14748E9" units="cm"/>
           <inkml:channel name="F" type="integer" max="32767" units="dev"/>
+          <inkml:channel name="OA" type="integer" max="360" units="deg"/>
+          <inkml:channel name="OE" type="integer" max="90" units="deg"/>
         </inkml:traceFormat>
         <inkml:channelProperties>
           <inkml:channelProperty channel="X" name="resolution" value="1000" units="1/cm"/>
           <inkml:channelProperty channel="Y" name="resolution" value="1000" units="1/cm"/>
           <inkml:channelProperty channel="F" name="resolution" value="0" units="1/dev"/>
+          <inkml:channelProperty channel="OA" name="resolution" value="1000" units="1/deg"/>
+          <inkml:channelProperty channel="OE" name="resolution" value="1000" units="1/deg"/>
         </inkml:channelProperties>
       </inkml:inkSource>
-      <inkml:timestamp xml:id="ts0" timeString="2026-02-28T14:30:20.962"/>
+      <inkml:timestamp xml:id="ts0" timeString="2026-03-05T14:54:15.692"/>
     </inkml:context>
     <inkml:brush xml:id="br0">
       <inkml:brushProperty name="width" value="0.035" units="cm"/>
       <inkml:brushProperty name="height" value="0.035" units="cm"/>
     </inkml:brush>
   </inkml:definitions>
-  <inkml:trace contextRef="#ctx0" brushRef="#br0">1226 1562 7603,'0'0'10709,"-18"44"-10709,18 5 96,0 4-96,0-9 0,0-5 0,0-8-544,0-11-3186,5-10-768,3-10-256</inkml:trace>
-  <inkml:trace contextRef="#ctx0" brushRef="#br0" timeOffset="224">1226 1514 4962,'0'0'7027,"16"-11"-7000,49-32-13,-62 41-10,0 1 1,1-1 0,-1 0 0,1 1-1,-1 0 1,1 0 0,0 0 0,0 0-1,-1 1 1,1-1 0,5 1 0,-8 0 9,0 0 0,1 0 0,-1 1 0,0-1 0,1 0 0,-1 1 0,0-1 1,0 1-1,0-1 0,1 1 0,-1 0 0,0-1 0,0 1 0,0 0 0,0 0 0,0 0 1,0 0-1,0 0 0,0 0 0,-1 0 0,2 1 0,-1 1 24,0-1 0,-1 1 1,1-1-1,-1 1 0,1 0 0,-1-1 0,0 1 1,0-1-1,0 1 0,0 0 0,0-1 0,-1 1 1,1-1-1,-1 1 0,0-1 0,0 1 0,0-1 1,0 1-1,0-1 0,0 0 0,-1 0 0,1 1 1,-1-1-1,1 0 0,-3 2 0,-62 56-417,52-50-669,0 2 0,1 0 0,1 0 0,0 1 0,0 1 0,-16 25 0,17-11-4547</inkml:trace>
-  <inkml:trace contextRef="#ctx0" brushRef="#br0" timeOffset="907.32">1629 1589 6627,'0'0'8009,"-9"-4"-7897,8 4-111,-1-1 0,0 0 1,0 0-1,0 0 0,0 0 1,0 0-1,-1 0 0,1 1 1,0-1-1,-1 1 0,1-1 1,0 1-1,-1 0 1,1 0-1,0 0 0,-1 0 1,1 1-1,0-1 0,-1 1 1,1-1-1,0 1 0,-1 0 1,1 0-1,0 0 0,0 0 1,0 0-1,0 0 0,0 1 1,0-1-1,0 1 0,1-1 1,-1 1-1,0 0 0,1 0 1,-1 0-1,1 0 0,-2 2 1,0 0-133,1 0 0,-1 1 0,1-1 0,0 0-1,0 1 1,0 0 0,0-1 0,1 1 0,0 0 0,0 0 0,0 0 0,1-1 0,-1 1 0,1 0 0,1 8 0,0-12-7,-1 0 0,1-1 0,0 1 1,0 0-1,-1 0 0,1-1 0,0 1 0,0 0 0,0-1 1,0 1-1,0-1 0,-1 1 0,1-1 0,0 0 0,0 1 1,0-1-1,0 0 0,1 0 0,-1 0 0,0 1 0,0-1 1,0 0-1,0 0 0,0-1 0,0 1 0,0 0 0,0 0 1,0 0-1,0-1 0,0 1 0,1-1 0,2 0 68,0 0-1,-1 0 0,1 0 1,-1 0-1,1-1 0,-1 1 1,7-5-1,1-5 44,13-11 2151,-23 22-2086,0-1 0,0 1 0,0-1 0,1 1 0,-1 0 0,0 0 0,0-1 0,1 1 0,-1 0 0,0 0 0,0 0 0,1 0 0,-1 0 0,0 1 0,0-1 0,1 0 0,-1 1 0,0-1 0,0 0 1,0 1-1,1-1 0,-1 1 0,1 1 0,7 3-311,0-1 0,1 0 1,-1 0-1,1 0 0,0-1 1,0-1-1,0 0 0,0 0 1,0-1-1,0 0 1,11-1-1,-17 0 225,0-1 0,-1 1 0,1-1 0,0 1-1,-1-1 1,1 0 0,-1-1 0,0 1 0,1-1 0,-1 1 0,0-1 0,0 0 0,0 0-1,0 0 1,0-1 0,0 1 0,4-6 0,-5 5 290,0 0 0,0 0 0,-1-1 0,1 1 0,-1-1 0,0 0 0,0 1-1,0-1 1,0 0 0,-1 1 0,1-1 0,-1-7 0,0 6 118,0 3 67,0-1 1,0 1-1,0-1 1,0 0-1,0 1 1,-1-1-1,1 1 1,-1-1 0,-1-2-1,1 4-301,1 0 0,-1 0 0,0 1-1,0-1 1,0 0 0,0 0 0,0 1 0,0-1-1,0 1 1,0-1 0,0 1 0,0-1 0,0 1 0,-1 0-1,1-1 1,0 1 0,0 0 0,0 0 0,0 0-1,-1 0 1,1 0 0,-2 0 0,2 1-130,0 0 0,0 0 0,0-1 0,0 1 1,0 0-1,0 0 0,0 0 0,0 0 0,1 0 0,-1 0 0,0 0 0,1 1 1,-1-1-1,1 0 0,-1 0 0,1 0 0,0 1 0,-1-1 0,1 0 0,0 0 1,0 1-1,0-1 0,0 0 0,0 1 0,0-1 0,1 2 0,0 40-32,2-30 5,1-1 1,0 0 0,0 1 0,1-1 0,1-1 0,0 1 0,0-1 0,11 13 0,-8-12-144,-1 1 0,0 0 0,-1 1 0,-1 0 0,0 0 0,5 17 0,-10-25 47,0 0 1,0 0-1,0 0 0,-1 0 1,1 0-1,-1 0 0,-1 0 1,1 0-1,-1-1 1,0 1-1,-2 6 0,1-9 96,1 0-1,-1 0 0,1 0 1,-1 0-1,0-1 0,0 1 0,0-1 1,-1 1-1,1-1 0,-1 0 1,1 0-1,-1 0 0,0 0 0,1-1 1,-1 1-1,0-1 0,0 1 1,0-1-1,0 0 0,0 0 1,-5 0-1,1 1 94,0 0 0,0-1-1,-1 0 1,1-1 0,0 1 0,-1-1 0,1-1 0,-1 1 0,1-1 0,0 0 0,-12-5-1,15 5 34,1-1-1,0 1 1,0-1-1,0 0 1,0 0-1,0-1 1,0 1 0,0-1-1,1 1 1,-1-1-1,1 0 1,0 0-1,0 0 1,0 0-1,0 0 1,0 0-1,1-1 1,-1 1-1,1 0 1,0-1-1,0 0 1,1 1-1,-1-1 1,0-7-1,1 5-59,0 0 1,0-1-1,1 1 0,0-1 1,0 1-1,0 0 0,1 0 0,0 0 1,0 0-1,1 0 0,-1 0 0,1 0 1,1 1-1,-1-1 0,9-9 0,4-3-398,1 0-1,37-27 0,-29 24-440,76-69-5652,-60 48 2867</inkml:trace>
-  <inkml:trace contextRef="#ctx0" brushRef="#br0" timeOffset="1062.44">2059 1446 3554,'0'0'12421,"-16"-11"-12149,11 39-272,0 11 241,1 6-129,-1 5-112,5-2-48,0-1-961,0-12-3841,0-10-865</inkml:trace>
-  <inkml:trace contextRef="#ctx0" brushRef="#br0" timeOffset="-886.63">74 1945 7924,'0'0'3633,"122"-32"-3633,-73 22-48,-3-2-176,-7 2-544,-9 1-1105,-11-1-512,-12 0-2017</inkml:trace>
-  <inkml:trace contextRef="#ctx0" brushRef="#br0" timeOffset="-669.37">251 1835 6995,'0'0'9066,"-9"0"-8749,-6 0-238,1-1 3,29 4 8,46 4 98,84 22 0,-144-29-187,0 1 0,0-1 0,0 0 0,0 0 0,0 0 0,0 1 0,0-1 0,0 0 0,0 1 0,0-1 0,0 1 0,0-1 0,0 1 0,0-1 0,-1 1 0,1 0 0,0-1 0,0 1 0,-1 0 0,1 0 0,0 0 0,-1-1 0,1 1 0,-1 0 0,1 0 0,-1 0 0,0 0 0,1 0 0,-1 0 0,0 0 0,1 0 0,-1 0 0,0 0 0,0 0 0,0 0 0,0 0 0,0 0 0,0 0 0,0 0 1,-1 1-1,1-1 0,0 0 0,-1 0 0,1-1 0,0 1 0,-1 0 0,1 0 0,-1 0 0,1 0 0,-1 0 0,0 0 0,-1 1 0,-4 6 20,-2 0 0,1 0 0,-1-1 0,-9 8 0,11-10 2,-83 69-2697,48-44-2987</inkml:trace>
-  <inkml:trace contextRef="#ctx0" brushRef="#br0" timeOffset="-5868.21">172 36 1473,'0'0'3740,"0"-6"-3238,0-16 790,0 15 894,0 21-1110,-15 221 2215,1 5-1065,15-111-1598,-2 136-20,-3-186-327,-19 105 0,-10 14-225,8 2 0,3 243 0,25 395 139,-8-786-216,5-51 18,0 1 0,0-1-1,0 1 1,0 0 0,-1-1-1,1 1 1,-1-1 0,1 1-1,-1-1 1,1 0-1,-1 1 1,0-1 0,0 0-1,0 1 1,0-1 0,0 0-1,0 0 1,0 0 0,0 0-1,0 0 1,0 0 0,-1 0-1,1 0 1,0 0 0,-1 0-1,1-1 1,-1 1 0,-2 0-1,3-3-269,0-1 0,0 1-1,0 0 1,1-1-1,-1 0 1,1 1-1,-1-1 1,1 1-1,0-1 1,0 1-1,0-1 1,0 0-1,1-3 1,-1-1-549,0-41-2995,0-13-775</inkml:trace>
-  <inkml:trace contextRef="#ctx0" brushRef="#br0" timeOffset="-5327.61">176 973 992,'0'0'11942,"53"-3"-11398,-11-7-368,7-4-112,6 0-64,-1-3-144,-5 1-1168,-11 1-1298,-15-3-351,-15 3-1649</inkml:trace>
-  <inkml:trace contextRef="#ctx0" brushRef="#br0" timeOffset="-5104.38">422 791 3233,'0'0'10829,"-8"-3"-9777,6 2-988,-22-12 226,22 9-235,21 5-51,5 5-11,0 1 1,-1 1-1,0 1 0,0 0 1,39 25-1,-60-34 7,-1 1 1,1 0-1,-1 0 0,1 0 0,-1 0 1,1 0-1,-1 0 0,0 1 0,1-1 0,-1 0 1,0 1-1,0-1 0,0 1 0,0-1 1,0 1-1,0-1 0,-1 1 0,1 0 1,0 0-1,-1-1 0,1 1 0,-1 0 1,0 0-1,1-1 0,-1 1 0,0 0 0,0 0 1,0 0-1,-1-1 0,1 1 0,0 0 1,-1 0-1,1 0 0,-1-1 0,1 1 1,-1 0-1,-1 1 0,-4 7-4,0-1 0,-1-1 0,0 1 0,-1-1 0,-11 10 1,-14 17-1346,22-13-1962,6-5-923</inkml:trace>
-  <inkml:trace contextRef="#ctx0" brushRef="#br0" timeOffset="-4720.12">1246 666 3153,'0'0'11302,"-34"54"-10598,30-26-272,4 0-256,0-2-64,0-7-112,0-5-48,6-4-416,4-7-1377,2-3-1488,1-3-33,-2-20-1968</inkml:trace>
-  <inkml:trace contextRef="#ctx0" brushRef="#br0" timeOffset="-4579.02">1334 366 7507,'0'0'4995,"-16"27"-10918,16 7 1297</inkml:trace>
-  <inkml:trace contextRef="#ctx0" brushRef="#br0" timeOffset="-4309.72">1398 670 4770,'0'0'3983,"0"14"-3641,1 5-302,0-8-30,-1 0 0,0-1 0,0 1 0,-3 11 1,1-12 228,-1-15 630,1-17 264,3 14-1030,-1-1 0,1 1 1,1 0-1,0 0 0,0 0 1,1 0-1,0 0 1,0 0-1,0 1 0,7-10 1,-8 13-52,0 1 0,0 0 1,1 0-1,-1 0 0,0 0 1,1 0-1,0 1 0,0-1 1,0 1-1,0 0 0,0 0 0,0 0 1,1 0-1,-1 0 0,0 1 1,1-1-1,0 1 0,-1 0 1,1 0-1,0 1 0,-1-1 0,1 1 1,0-1-1,0 1 0,5 1 1,-8-1-43,1 1 1,-1 0-1,0-1 1,1 1-1,-1 0 0,0 0 1,1 0-1,-1 0 1,0 0-1,0 0 1,0 0-1,0 0 1,0 1-1,0-1 1,0 0-1,0 1 0,-1-1 1,1 0-1,0 1 1,-1-1-1,1 1 1,-1-1-1,1 3 1,6 42-141,-6-39 81,2 72-6010,0-64 2828</inkml:trace>
-  <inkml:trace contextRef="#ctx0" brushRef="#br0" timeOffset="-3421.16">1745 645 1377,'0'0'13838,"-5"-10"-12397,-17-30-1052,21 39-387,0 1 0,0-1 0,0 1 0,0 0 0,1-1 0,-1 1 0,0 0-1,0-1 1,0 1 0,0 0 0,0 0 0,0 0 0,0 0 0,0 0 0,0 0 0,0 0 0,0 1 0,0-1 0,0 0-1,0 0 1,0 1 0,0-1 0,0 1 0,0-1 0,0 1 0,0-1 0,1 1 0,-1-1 0,0 1 0,0 0 0,1-1 0,-1 1-1,0 0 1,1 0 0,-2 1 0,-23 31-20,22-27 8,0 0-1,0 1 1,1 0 0,-1-1-1,-1 13 1,3-18-31,1 1-1,-1-1 0,1 1 1,0-1-1,-1 0 1,1 1-1,0-1 0,0 1 1,0-1-1,0 0 0,0 1 1,1-1-1,-1 1 1,0-1-1,1 0 0,-1 1 1,1-1-1,-1 0 1,1 1-1,-1-1 0,1 0 1,0 0-1,0 0 1,0 0-1,0 0 0,0 1 1,0-1-1,0-1 0,0 1 1,0 0-1,0 0 1,0 0-1,0-1 0,3 2 1,2-1-131,-1 0 1,1 0 0,-1 0-1,1-1 1,-1 0 0,1 0-1,-1 0 1,1-1-1,-1 0 1,1 0 0,-1 0-1,1-1 1,-1 0 0,0 0-1,8-4 1,-7 2 86,0-1 0,0 1 0,0-1 0,0 0 0,-1-1 1,0 0-1,0 1 0,0-2 0,-1 1 0,5-9 0,-1-1 138,-1-1 1,0-1-1,-1 1 0,-1-1 1,-1 0-1,0 0 0,-1-1 0,0-28 1,-2 24 480,0-27 373,-1 47-625,0-1-1,0 1 1,-1 0-1,0 0 1,1 0 0,-1-1-1,0 1 1,-1 0 0,1 0-1,0 0 1,-4-3 0,5 6-255,0 0 1,0 0 0,1 0 0,-1 0 0,0 0 0,0 1 0,0-1-1,0 0 1,0 0 0,0 0 0,-1 0 0,1 1 0,0-1 0,0 0-1,0 0 1,0 0 0,0 0 0,0 0 0,0 1 0,0-1 0,0 0-1,0 0 1,0 0 0,0 0 0,-1 0 0,1 0 0,0 0 0,0 1-1,0-1 1,0 0 0,0 0 0,0 0 0,-1 0 0,1 0 0,0 0-1,0 0 1,0 0 0,0 0 0,0 0 0,-1 0 0,1 0 0,0 0-1,0 0 1,0 0 0,0 0 0,-1 0 0,1 0 0,0 0 0,0 0-1,0 0 1,0 0 0,0 0 0,-1 0 0,1 0 0,0 0 0,0 0-1,0-1 1,0 1 0,0 0 0,0 0 0,-1 0 0,1 0 0,0 0-1,0 0 1,0 0 0,0-1 0,0 1 0,-6 28-46,2 1 1,1 0 0,2 0-1,0-1 1,6 47 0,-4-70 5,0 0 1,0 0-1,1 0 1,-1-1-1,1 1 1,0-1-1,1 1 1,-1-1-1,1 0 1,-1 0-1,1 0 1,1 0-1,-1 0 1,0-1-1,1 1 1,0-1-1,0 0 1,0 0-1,0-1 1,0 1-1,0-1 1,1 0-1,-1 0 1,1 0-1,0 0 1,-1-1-1,1 0 1,0 0-1,0 0 1,0-1-1,0 0 1,0 0-1,0 0 1,0 0-1,-1-1 0,1 0 1,0 0-1,0 0 1,0 0-1,-1-1 1,1 0-1,-1 0 1,1 0-1,-1-1 1,0 1-1,0-1 1,4-3-1,-1 1 34,-1-1-1,0 1 0,0-1 0,0 0 0,-1 0 0,0-1 0,0 0 0,-1 1 0,1-2 0,-2 1 0,1 0 1,-1-1-1,0 0 0,0 0 0,-1 0 0,0 0 0,-1 0 0,0 0 0,0 0 0,-1-13 0,0 21-6,0-1 0,1 0 0,-1 1 0,0-1 0,0 1 0,-1-1 0,1 0-1,0 1 1,0-1 0,0 0 0,0 1 0,0-1 0,-1 1 0,1-1 0,0 1 0,0-1-1,-1 1 1,1-1 0,0 1 0,-1-1 0,1 1 0,-1-1 0,1 1 0,-1-1 0,1 1 0,-1 0-1,1-1 1,-1 1 0,1 0 0,-1-1 0,1 1 0,-1 0 0,1 0 0,-1 0 0,0-1-1,1 1 1,-1 0 0,0 0 0,1 0 0,-1 0 0,1 0 0,-1 0 0,0 0 0,1 0-1,-1 0 1,1 1 0,-1-1 0,-1 0 0,1 1 17,-1 0 0,0-1 0,0 1 0,1 0 0,-1 0 1,0 0-1,1 0 0,-1 0 0,1 0 0,-1 1 0,1-1 0,-1 0 0,1 1 0,0-1 0,-1 3 1,-1 1-112,1-1 1,1 1 0,-1 0-1,1 0 1,-1 0 0,2 0-1,-1 0 1,0 0 0,1 0 0,0 0-1,0 0 1,2 9 0,-2-12 6,1 1 0,0 0 0,0-1 1,0 1-1,0 0 0,0-1 0,0 0 1,1 1-1,-1-1 0,1 0 0,0 0 1,0 1-1,0-1 0,0-1 0,0 1 0,0 0 1,0 0-1,1-1 0,-1 0 0,0 1 1,1-1-1,-1 0 0,1 0 0,4 1 1,2 0-774,0 0 0,1 0-1,-1-1 1,0-1 0,1 1 0,-1-2 0,19-1 0,-25 1 754,-1 1 0,1-1 0,0 1-1,0-1 1,0 0 0,0 0-1,-1 0 1,1-1 0,0 1 0,-1-1-1,1 1 1,-1-1 0,0 0 0,1 0-1,-1 0 1,0 0 0,0 0 0,0 0-1,0-1 1,-1 1 0,1-1-1,-1 1 1,1-1 0,-1 0 0,0 1-1,0-1 1,0 0 0,0-6 0,3-57 6333,-4 66-6183,1-1-1,-1 1 0,0-1 0,0 1 0,1 0 1,-1-1-1,0 1 0,1 0 0,-1-1 0,0 1 1,1 0-1,-1 0 0,1-1 0,-1 1 0,0 0 1,1 0-1,-1 0 0,1-1 0,-1 1 0,1 0 1,-1 0-1,0 0 0,1 0 0,-1 0 0,1 0 1,-1 0-1,1 0 0,-1 0 0,1 0 0,-1 0 1,1 0-1,-1 1 0,1-1 0,-1 0 0,0 0 1,1 0-1,-1 1 0,1-1 0,-1 0 0,0 0 0,1 1 1,-1-1-1,1 1 0,18 10-300,6 10 494,20 13-2314,-41-32 1303,0 0 1,0 0-1,0 0 1,1-1-1,-1 1 1,1-1-1,-1 0 0,1-1 1,-1 1-1,7 0 1,-10-2 714,0 1 0,0 0 0,0-1-1,0 1 1,0-1 0,0 1 0,0-1 0,0 0 0,0 1 0,0-1 0,0 0 0,0 0-1,0 1 1,-1-1 0,1 0 0,0 0 0,-1 0 0,1 0 0,-1 0 0,1 0 0,-1 0-1,1 0 1,-1 0 0,0 0 0,1 0 0,-1 0 0,0-1 0,0 1 0,0 0 0,0 0-1,0-2 1,0-47 5009,0 36-2918,0 12-1729,0 1 1,0-1 0,0 1-1,-1-1 1,1 1 0,0-1-1,0 1 1,-1-1-1,1 1 1,-1 0 0,1-1-1,-2-2 1,1 4-209,1 0 0,0-1 0,-1 1 0,1 0 0,0-1-1,-1 1 1,1 0 0,-1 0 0,1 0 0,0-1 0,-1 1 0,1 0 0,-1 0 0,1 0 0,-1 0 0,1 0 0,0 0 0,-1 0 0,1 0-1,-1 0 1,1 0 0,-1 0 0,1 0 0,-1 0 0,1 0 0,-1 0 0,-2 2-19,0-1-1,1 1 1,-1-1 0,1 1-1,0 0 1,0 0 0,-1 0-1,1 0 1,0 0 0,1 0 0,-3 3-1,-17 26 62,-22 41 0,19-15-2389,20-46-71,1-1 0,1 0 0,-2 16 0,4-20-2078</inkml:trace>
-  <inkml:trace contextRef="#ctx0" brushRef="#br0" timeOffset="-3121.79">2615 505 9140,'0'0'10789,"9"-50"-14551</inkml:trace>
-  <inkml:trace contextRef="#ctx0" brushRef="#br0" timeOffset="-2469.78">2841 220 4098,'0'0'12995,"-3"3"-11646,-2 17-1431,0 26 111,-15 198-28,33-253-39,42-40 1,-31 26 117,33-24 0,-56 47-86,-1-1 0,1 1 0,-1 0 0,0 0-1,1 0 1,-1-1 0,1 1 0,-1 0 0,1 0 0,-1 0 0,1 0-1,-1 0 1,1 0 0,-1 0 0,1 0 0,-1 0 0,0 0 0,1 0-1,-1 0 1,1 0 0,-1 1 0,1-1 0,-1 0 0,1 0 0,-1 0-1,0 1 1,1-1 0,-1 0 0,1 0 0,-1 1 0,0-1 0,1 0-1,-1 1 1,0-1 0,1 1 0,-1-1 0,0 0 0,0 1 0,1-1-1,-1 1 1,0-1 0,0 0 0,0 2 0,10 27-84,-5-15 61,-3-7-110,1 0 1,1-1-1,-1 1 1,1-1-1,0 1 0,0-1 1,1-1-1,0 1 1,0-1-1,11 10 1,-13-13-124,1 0-1,-1 0 1,1 0 0,-1-1 0,1 1 0,0-1-1,-1 0 1,1 0 0,0 0 0,0-1-1,0 1 1,-1-1 0,1 0 0,0 0 0,0 0-1,0-1 1,0 1 0,0-1 0,-1 0 0,1 0-1,0 0 1,0-1 0,3-1 0,0-1 130,0 0 0,-1-1 0,1 1-1,-1-1 1,0-1 0,0 1 0,-1-1 0,1 0 0,-1 0 0,-1-1 0,1 1 0,-1-1 0,0 0 0,-1 0 0,4-9 0,0-3 882,-1-1-1,0 0 1,-2 0-1,5-35 1,-5-57 4129,-4 94-402,-15 107-4346,8-58-133,2 0-1,-2 49 0,6-52-341,2 41-1868,-1-66 1140,1 1 1,0 0-1,0 0 1,0-1-1,0 1 0,1-1 1,-1 1-1,3 4 1,5 0-6591</inkml:trace>
-  <inkml:trace contextRef="#ctx0" brushRef="#br0" timeOffset="-1839.83">3146 449 10069,'0'0'3158,"15"-8"-2912,1-1-552,-7 3-109,1 0 0,0 1-1,1 0 1,-1 1 0,1 0-1,0 1 1,16-3 0,-21 5 199,13-2-933,-1-1 0,23-8 1,-36 10 1998,1 0 0,0-1 0,-1 0 0,0 0 0,0 0 0,8-7 1980,-13 15-709,-2 15-2044,-2 1-1,0-1 1,-1 0 0,-1 0-1,-1 0 1,-10 22-1,30-66-143,1 2 0,1 0 0,1 0-1,38-37 1,-54 59 75,0 0-1,0 0 0,1 0 1,-1-1-1,0 1 0,0 0 1,0 0-1,0 0 0,1 0 1,-1 0-1,0 0 0,0-1 1,1 1-1,-1 0 0,0 0 1,0 0-1,0 0 0,1 0 1,-1 0-1,0 0 0,0 0 1,1 0-1,-1 0 0,0 0 1,0 0-1,0 0 0,1 0 1,-1 0-1,0 0 0,0 0 1,1 1-1,-1-1 0,0 0 1,0 0-1,0 0 0,1 0 1,-1 0-1,0 0 0,0 1 1,0-1-1,1 0 0,4 14 1,-1 21-132,-4-32 164,0 64-224,1-70 185,0 0-1,0 1 1,0-1-1,0 0 1,0 1-1,0-1 1,1 1-1,2-5 1,1-1 0,3-7-18,1 0 0,0 0 1,1 1-1,0 0 1,1 1-1,1 0 1,0 1-1,1 0 1,15-11-1,-28 23 16,1 0-1,-1-1 1,1 1 0,-1 0-1,0 0 1,1-1 0,-1 1-1,1 0 1,-1 0 0,1 0 0,-1 0-1,0 0 1,1 0 0,-1 0-1,1-1 1,-1 1 0,1 0-1,-1 1 1,1-1 0,-1 0-1,1 0 1,-1 0 0,1 0-1,-1 0 1,0 0 0,1 1-1,-1-1 1,1 0 0,-1 0-1,1 1 1,6 16-67,-7 30-59,-1-35 112,1 91-2639,0-103 2570,0 0-1,0 0 1,0 0 0,0 1-1,0-1 1,0 0 0,0 0-1,0 0 1,0 1 0,0-1 0,0 0-1,0 0 1,0 0 0,0 1-1,0-1 1,0 0 0,0 0 0,0 0-1,0 1 1,0-1 0,0 0-1,0 0 1,0 0 0,1 0 0,-1 1-1,0-1 1,0 0 0,0 0-1,0 0 1,0 0 0,1 0 0,-1 1-1,0-1 1,0 0 0,0 0-1,1 0 1,-1 0 0,0 0 0,0 0-1,0 0 1,1 0 0,-1 0-1,0 0 1,0 0 0,0 0-1,1 0 1,-1 0 0,0 0 0,0 0-1,0 0 1,1 0 0,-1 0-1,0 0 1,0 0 0,0 0 0,1 0-1,-1 0 1,0 0 0,0-1-1,0 1 1,0 0 0,1 0 0,-1 0-1,0 0 1,0 0 0,0-1-1,0 1 1,0 0 0,17-10-2827</inkml:trace>
-  <inkml:trace contextRef="#ctx0" brushRef="#br0" timeOffset="-1713.47">3864 171 3874,'0'0'5666,"13"-83"-2176,-10 65 416,-3 8 2529,-5 37-6195,-17 21-144,-2 18 304,4 2-320,10-7-48,10-8-64,0-15-144,13-11-720,17-15-1554,11-12-1968,8-5-4113</inkml:trace>
-  <inkml:trace contextRef="#ctx0" brushRef="#br0" timeOffset="-886.63">74 1945 7924,'0'0'3633,"122"-32"-3633,-73 22-48,-3-2-176,-7 2-544,-9 1-1105,-11-1-512,-12 0-2017</inkml:trace>
-  <inkml:trace contextRef="#ctx0" brushRef="#br0" timeOffset="-669.37">251 1835 6995,'0'0'9066,"-9"0"-8749,-6 0-238,1-1 3,29 4 8,46 4 98,84 22 0,-144-29-187,0 1 0,0-1 0,0 0 0,0 0 0,0 0 0,0 1 0,0-1 0,0 0 0,0 1 0,0-1 0,0 1 0,0-1 0,0 1 0,0-1 0,-1 1 0,1 0 0,0-1 0,0 1 0,-1 0 0,1 0 0,0 0 0,-1-1 0,1 1 0,-1 0 0,1 0 0,-1 0 0,0 0 0,1 0 0,-1 0 0,0 0 0,1 0 0,-1 0 0,0 0 0,0 0 0,0 0 0,0 0 0,0 0 0,0 0 0,0 0 1,-1 1-1,1-1 0,0 0 0,-1 0 0,1-1 0,0 1 0,-1 0 0,1 0 0,-1 0 0,1 0 0,-1 0 0,0 0 0,-1 1 0,-4 6 20,-2 0 0,1 0 0,-1-1 0,-9 8 0,11-10 2,-83 69-2697,48-44-2987</inkml:trace>
-  <inkml:trace contextRef="#ctx0" brushRef="#br0">1226 1562 7603,'0'0'10709,"-18"44"-10709,18 5 96,0 4-96,0-9 0,0-5 0,0-8-544,0-11-3186,5-10-768,3-10-256</inkml:trace>
-  <inkml:trace contextRef="#ctx0" brushRef="#br0" timeOffset="224">1227 1514 4962,'0'0'7027,"16"-11"-7000,49-32-13,-62 41-10,0 1 1,1-1 0,-1 0 0,1 1-1,-1 0 1,1 0 0,0 0 0,0 0-1,-1 1 1,1-1 0,5 1 0,-8 0 9,0 0 0,1 0 0,-1 1 0,0-1 0,1 0 0,-1 1 0,0-1 1,0 1-1,0-1 0,1 1 0,-1 0 0,0-1 0,0 1 0,0 0 0,0 0 0,0 0 1,0 0-1,0 0 0,0 0 0,-1 0 0,2 1 0,-1 1 24,0-1 0,-1 1 1,1-1-1,-1 1 0,1 0 0,-1-1 0,0 1 1,0-1-1,0 1 0,0 0 0,0-1 0,-1 1 1,1-1-1,-1 1 0,0-1 0,0 1 0,0-1 1,0 1-1,0-1 0,0 0 0,-1 0 0,1 1 1,-1-1-1,1 0 0,-3 2 0,-62 56-417,52-50-669,0 2 0,1 0 0,1 0 0,0 1 0,0 1 0,-16 25 0,17-11-4547</inkml:trace>
-  <inkml:trace contextRef="#ctx0" brushRef="#br0" timeOffset="907.32">1630 1590 6627,'0'0'8009,"-9"-4"-7897,8 4-111,-1-1 0,0 0 1,0 0-1,0 0 0,0 0 1,0 0-1,-1 0 0,1 1 1,0-1-1,-1 1 0,1-1 1,0 1-1,-1 0 1,1 0-1,0 0 0,-1 0 1,1 1-1,0-1 0,-1 1 1,1-1-1,0 1 0,-1 0 1,1 0-1,0 0 0,0 0 1,0 0-1,0 0 0,0 1 1,0-1-1,0 1 0,1-1 1,-1 1-1,0 0 0,1 0 1,-1 0-1,1 0 0,-2 2 1,0 0-133,1 0 0,-1 1 0,1-1 0,0 0-1,0 1 1,0 0 0,0-1 0,1 1 0,0 0 0,0 0 0,0 0 0,1-1 0,-1 1 0,1 0 0,1 8 0,0-12-7,-1 0 0,1-1 0,0 1 1,0 0-1,-1 0 0,1-1 0,0 1 0,0 0 0,0-1 1,0 1-1,0-1 0,-1 1 0,1-1 0,0 0 0,0 1 1,0-1-1,0 0 0,1 0 0,-1 0 0,0 1 0,0-1 1,0 0-1,0 0 0,0-1 0,0 1 0,0 0 0,0 0 1,0 0-1,0-1 0,0 1 0,1-1 0,2 0 68,0 0-1,-1 0 0,1 0 1,-1 0-1,1-1 0,-1 1 1,7-5-1,1-5 44,13-11 2151,-23 22-2086,0-1 0,0 1 0,0-1 0,1 1 0,-1 0 0,0 0 0,0-1 0,1 1 0,-1 0 0,0 0 0,0 0 0,1 0 0,-1 0 0,0 1 0,0-1 0,1 0 0,-1 1 0,0-1 0,0 0 1,0 1-1,1-1 0,-1 1 0,1 1 0,7 3-311,0-1 0,1 0 1,-1 0-1,1 0 0,0-1 1,0-1-1,0 0 0,0 0 1,0-1-1,0 0 1,11-1-1,-17 0 225,0-1 0,-1 1 0,1-1 0,0 1-1,-1-1 1,1 0 0,-1-1 0,0 1 0,1-1 0,-1 1 0,0-1 0,0 0 0,0 0-1,0 0 1,0-1 0,0 1 0,4-6 0,-5 5 290,0 0 0,0 0 0,-1-1 0,1 1 0,-1-1 0,0 0 0,0 1-1,0-1 1,0 0 0,-1 1 0,1-1 0,-1-7 0,0 6 118,0 3 67,0-1 1,0 1-1,0-1 1,0 0-1,0 1 1,-1-1-1,1 1 1,-1-1 0,-1-2-1,1 4-301,1 0 0,-1 0 0,0 1-1,0-1 1,0 0 0,0 0 0,0 1 0,0-1-1,0 1 1,0-1 0,0 1 0,0-1 0,0 1 0,-1 0-1,1-1 1,0 1 0,0 0 0,0 0 0,0 0-1,-1 0 1,1 0 0,-2 0 0,2 1-130,0 0 0,0 0 0,0-1 0,0 1 1,0 0-1,0 0 0,0 0 0,0 0 0,1 0 0,-1 0 0,0 0 0,1 1 1,-1-1-1,1 0 0,-1 0 0,1 0 0,0 1 0,-1-1 0,1 0 0,0 0 1,0 1-1,0-1 0,0 0 0,0 1 0,0-1 0,1 2 0,0 40-32,2-30 5,1-1 1,0 0 0,0 1 0,1-1 0,1-1 0,0 1 0,0-1 0,11 13 0,-8-12-144,-1 1 0,0 0 0,-1 1 0,-1 0 0,0 0 0,5 17 0,-10-25 47,0 0 1,0 0-1,0 0 0,-1 0 1,1 0-1,-1 0 0,-1 0 1,1 0-1,-1-1 1,0 1-1,-2 6 0,1-9 96,1 0-1,-1 0 0,1 0 1,-1 0-1,0-1 0,0 1 0,0-1 1,-1 1-1,1-1 0,-1 0 1,1 0-1,-1 0 0,0 0 0,1-1 1,-1 1-1,0-1 0,0 1 1,0-1-1,0 0 0,0 0 1,-5 0-1,1 1 94,0 0 0,0-1-1,-1 0 1,1-1 0,0 1 0,-1-1 0,1-1 0,-1 1 0,1-1 0,0 0 0,-12-5-1,15 5 34,1-1-1,0 1 1,0-1-1,0 0 1,0 0-1,0-1 1,0 1 0,0-1-1,1 1 1,-1-1-1,1 0 1,0 0-1,0 0 1,0 0-1,0 0 1,0 0-1,1-1 1,-1 1-1,1 0 1,0-1-1,0 0 1,1 1-1,-1-1 1,0-7-1,1 5-59,0 0 1,0-1-1,1 1 0,0-1 1,0 1-1,0 0 0,1 0 0,0 0 1,0 0-1,1 0 0,-1 0 0,1 0 1,1 1-1,-1-1 0,9-9 0,4-3-398,1 0-1,37-27 0,-29 24-440,76-69-5652,-60 48 2867</inkml:trace>
-  <inkml:trace contextRef="#ctx0" brushRef="#br0" timeOffset="1062.44">2059 1446 3554,'0'0'12421,"-16"-11"-12149,11 39-272,0 11 241,1 6-129,-1 5-112,5-2-48,0-1-961,0-12-3841,0-10-865</inkml:trace>
-  <inkml:trace contextRef="#ctx0" brushRef="#br0" timeOffset="2411.97">1995 1578 2929,'0'0'7065,"5"-2"-6662,18-7 15,25-11-152,-45 19-139,1 0 1,-1-1 0,0 0 0,0 0-1,0 0 1,-1 0 0,1 0 0,0-1-1,-1 1 1,5-6 0,-8 6 213,1 1 1,0-1-1,0 1 1,-1-1 0,1 1-1,0-1 1,-1 1-1,1-1 1,-1 1-1,0 0 1,0-1 0,1 1-1,-3-2 1,1-1 244,1 2-525,0 1 0,0-1 1,0 1-1,1 0 0,-1-1 1,-1 1-1,1 0 0,0 0 1,0-1-1,0 1 0,-1 0 1,1 0-1,-1 0 1,1 1-1,0-1 0,-1 0 1,1 1-1,-1-1 0,0 0 1,1 1-1,-1 0 0,0-1 1,-1 1-1,1 0-35,0 1 1,0-1-1,0 0 0,0 1 0,0 0 1,0-1-1,0 1 0,0 0 0,0 0 1,0 0-1,1 0 0,-1 0 1,0 1-1,1-1 0,-1 0 0,1 1 1,-1-1-1,-1 4 0,-3 4-22,0-1 1,0 1-1,1 1 0,1-1 1,0 1-1,0-1 0,0 1 0,-1 12 1,4-19-6,0 0 0,0 1 1,1-1-1,-1 0 0,1 1 1,0-1-1,0 0 0,0 0 1,1 1-1,-1-1 0,1 0 1,0 0-1,0 1 0,0-1 1,0 0-1,0 0 0,1 0 1,-1 0-1,1-1 0,0 1 1,0 0-1,0-1 0,0 1 1,0-1-1,1 1 0,-1-1 1,1 0-1,-1 0 0,7 3 1,-1-2 3,0 0 1,1 0 0,-1-1 0,1 0-1,0 0 1,0-1 0,-1 0-1,1-1 1,0 0 0,0 0 0,0-1-1,0 0 1,0-1 0,10-2-1,-4-1-269,0 0 0,-1 0 0,0-1 0,0-1 0,0-1 0,-1 0 0,18-13 0,-24 15-487,0 0-1,-1 0 1,1-1 0,9-13 0,-13 15-237,0 0 1,0 1-1,-1-1 1,0-1-1,3-7 1,0-12-3781</inkml:trace>
-  <inkml:trace contextRef="#ctx0" brushRef="#br0" timeOffset="2634.71">2407 1226 8596,'0'0'16664,"-5"-11"-15416,5 41-784,0 14 785,2 7-881,-1 6-336,2 3-64,1-3-960,0 0-3763,4-19-1007,3-15-5091</inkml:trace>
-  <inkml:trace contextRef="#ctx0" brushRef="#br0" timeOffset="3174.3">3016 1235 7972,'0'0'8462,"-3"-3"-8000,2 3-454,1 0 1,-1-1-1,1 1 1,0 0-1,-1 0 0,1-1 1,-1 1-1,1 0 1,0 0-1,-1 0 1,1 0-1,-1 0 0,1-1 1,-1 1-1,1 0 1,-1 0-1,1 0 1,-1 0-1,1 0 1,-1 0-1,1 1 0,-1-1 1,1 0-1,-1 0 1,1 0-1,0 0 1,-1 1-1,1-1 1,-1 0-1,1 0 0,0 1 1,-1-1-1,0 1 1,-10 20 187,-2 47 15,9-39-150,-7 16-27,6-24-46,1 0 0,0 0 0,-1 25 0,5-46 12,0 0 0,0 0 0,1 0 0,-1 1-1,0-1 1,0 0 0,0 0 0,0 0 0,0 0-1,0 0 1,0 1 0,0-1 0,0 0 0,0 0-1,0 0 1,1 0 0,-1 0 0,0 0 0,0 0-1,0 1 1,0-1 0,0 0 0,0 0 0,1 0-1,-1 0 1,0 0 0,0 0 0,0 0 0,0 0-1,0 0 1,1 0 0,-1 0 0,0 0 0,0 0-1,0 0 1,0 0 0,1 0 0,-1 0 0,0 0-1,0 0 1,0 0 0,0 0 0,0 0 0,1 0-1,-1 0 1,0 0 0,0 0 0,0-1 0,0 1-1,0 0 1,0 0 0,1 0 0,-1 0 0,0 0-1,0 0 1,0 0 0,0-1 0,0 1 0,0 0-1,0 0 1,0 0 0,1-1-1,56-39 22,-43 29-9,0 0 0,1 1 0,1 0 0,-1 2 0,27-11 0,-41 18-20,1 1-1,0 0 0,-1-1 1,1 1-1,0 0 0,-1 0 1,1 0-1,0 0 0,-1 1 0,1-1 1,0 0-1,-1 1 0,1-1 1,0 1-1,-1 0 0,1-1 0,-1 1 1,0 0-1,1 0 0,-1 0 1,1 0-1,-1 0 0,0 0 1,0 0-1,1 2 0,5 4-85,-1 1-1,0 0 0,6 13 1,9 10-2735,-19-28 2184,1 0 1,0 0-1,1-1 1,-1 1-1,0-1 1,1 0-1,0 0 1,-1 0 0,1-1-1,0 1 1,0-1-1,0 0 1,4 1-1,13-1-2583</inkml:trace>
-  <inkml:trace contextRef="#ctx0" brushRef="#br0" timeOffset="3363.29">3331 1486 2289,'0'0'2004,"5"-12"-212,22-73 854,-24 72-518,-1-1 0,0 0 0,0-16 907,-2 50-2886,3 32-2227,10 0-6726,-7-36 4204</inkml:trace>
-  <inkml:trace contextRef="#ctx0" brushRef="#br0" timeOffset="3732.29">2707 1389 10821,'0'0'5282,"-16"-26"-8563,19 41 784,3 2-1281</inkml:trace>
-  <inkml:trace contextRef="#ctx0" brushRef="#br0" timeOffset="4140.64">3377 1134 1857,'0'0'12504,"-4"-6"-11863,-8-15-220,12 21-414,0-1 0,-1 1-1,1 0 1,0 0 0,0 0 0,0 0-1,0 0 1,0 0 0,-1 0 0,1 0-1,0 0 1,0 0 0,0 0-1,0 0 1,-1 0 0,1 0 0,0 0-1,0 0 1,0 0 0,0 0 0,0 0-1,-1 0 1,1 1 0,0-1 0,0 0-1,0 0 1,0 0 0,0 0 0,0 0-1,-1 0 1,1 0 0,0 0 0,0 1-1,0-1 1,0 0 0,0 0 0,0 0-1,0 0 1,0 0 0,0 0 0,0 1-1,0-1 1,-1 0 0,1 0 0,0 0-1,0 0 1,0 1 0,0-1 0,0 0-1,0 0 1,0 0 0,0 0-1,1 0 1,-1 1 0,0-1 0,0 0-1,0 0 1,-3 12 18,-4 36 281,3 0 1,1 0-1,5 59 0,-1-99-611,0 1 0,1-1 0,-1 0 0,2 0 0,-1 0 0,1 0 0,0 0 0,1-1 0,0 1 0,0-1 0,5 7 0,-7-11 141,0 0 0,0-1 0,0 0 0,1 1 0,-1-1 0,0 0 0,1 0 0,0 0 0,-1-1 0,1 1 0,0-1 0,0 1 0,0-1 0,0 0 0,0 0 0,0 0 0,0 0 0,0-1 0,0 1 0,0-1 0,1 0 0,-1 0 0,0 0 0,0 0 0,0-1 0,0 1 0,1-1 0,-1 0 0,0 0 0,0 0 0,4-2 0,10-12-3350</inkml:trace>
-  <inkml:trace contextRef="#ctx0" brushRef="#br0" timeOffset="4963.67">3261 1302 9028,'0'0'2612,"21"-2"-2692,141-5-2356,-162 7 2435,22-1-1214,36-5 0,-53 5 1153,0 1 0,-1-1 0,1-1 0,-1 1 0,0 0 0,1-1 0,-1 0 0,0 0 0,0-1 0,0 1 0,0-1 0,0 1 0,-1-1 0,7-7 0,-22 44 7914,5-6-7870,1 1 1,2 0-1,-2 33 1,7-68 61,0 1 1,1 0-1,-1 1 0,1-1 1,0 0-1,1 0 0,-1 1 1,1-1-1,5-7 0,2-4-15,4-10 73,-10 17-73,0 0-1,1 0 1,0 0 0,1 0 0,0 1 0,0 0-1,1 0 1,0 0 0,12-9 0,-19 17-33,1-1 1,-1 1 0,0 0 0,1 0 0,-1-1-1,0 1 1,1 0 0,-1 0 0,0 0 0,1 0-1,-1 0 1,0 0 0,1-1 0,-1 1 0,0 0-1,1 0 1,-1 0 0,0 0 0,1 0 0,-1 0-1,1 0 1,-1 0 0,0 1 0,1-1 0,-1 0-1,0 0 1,1 0 0,-1 0 0,0 0 0,1 1-1,-1-1 1,0 0 0,1 0 0,-1 1 0,0-1-1,0 0 1,1 0 0,-1 1 0,0-1 0,0 0 0,0 1-1,1-1 1,-1 0 0,0 1 0,0-1 0,0 0-1,0 1 1,0-1 0,0 0 0,1 1 0,-1-1-1,0 0 1,0 1 0,0 24-99,0-20 128,0 135-10,14-159 198,10-13-126,1 1 0,44-43 0,-67 72-82,0 1 0,0-1 0,0 1 0,0-1-1,0 1 1,0 0 0,0-1 0,0 1 0,1 0 0,2 0 0,-4 1-6,0 0 0,-1 0 1,1 0-1,0 0 1,0 0-1,0 0 0,0 0 1,-1 1-1,1-1 0,0 0 1,0 0-1,-1 1 1,1-1-1,0 1 0,0-1 1,-1 1-1,1-1 0,0 1 1,-1-1-1,1 1 1,-1 0-1,1-1 0,-1 1 1,1 0-1,-1-1 0,1 1 1,-1 0-1,0 0 1,1-1-1,-1 1 0,0 0 1,0 0-1,1 1 0,2 11-7,1 0-1,-2 1 0,2 14 0,4 21-478,-8-48 398,0 0 1,0 1 0,0-1-1,1 0 1,-1 1 0,1-1-1,-1 0 1,1 0 0,-1 0-1,1 1 1,0-1 0,0 0-1,-1 0 1,1 0-1,0 0 1,0 0 0,0 0-1,0-1 1,0 1 0,0 0-1,1 0 1,-1-1 0,0 1-1,0 0 1,0-1 0,1 0-1,-1 1 1,0-1-1,1 0 1,-1 1 0,0-1-1,1 0 1,-1 0 0,0 0-1,1 0 1,-1 0 0,0-1-1,1 1 1,1-1-1,1 0-21,0-1 0,1 1 0,-1-1 0,0 0 0,0 0-1,-1-1 1,1 1 0,0-1 0,-1 0 0,5-5-1,3-6 408,0 0 0,-2-1 0,0 0 0,-1 0 0,0-1 0,-1 0 0,-1 0 0,8-33 0,-6 10 2831,-1 0 1,3-72-1,-10 111-3014,0 0-1,0-1 1,1 1-1,-1 0 1,0 0 0,0-1-1,0 1 1,0 0 0,0-1-1,0 1 1,0 0 0,0 0-1,0-1 1,0 1 0,0 0-1,0-1 1,0 1-1,0 0 1,0-1 0,0 1-1,0 0 1,0 0 0,0-1-1,0 1 1,0 0 0,-1-1-1,1 1 1,0 0-1,0 0 1,0-1 0,-1 1-1,1 0 1,0 0 0,0 0-1,0-1 1,-1 1 0,1 0-1,0 0 1,0 0 0,-1 0-1,1-1 1,-10 14 895,-10 35-1844,18-44 1144,-6 15-316,2-1 1,0 2-1,1-1 1,1 0-1,0 1 1,0 30-1,4-42-184,0 1 1,1-1-1,0 0 0,1 0 0,-1 0 0,2 0 1,-1-1-1,5 10 0,-5-12-247,1 0-1,0 0 1,0-1-1,0 1 1,1-1 0,0 1-1,0-1 1,0 0 0,0-1-1,1 1 1,-1-1 0,10 6-1,-6-6-1084,0 1 0,0-1-1,1 0 1,15 3 0,42 1-10305</inkml:trace>
-  <inkml:trace contextRef="#ctx0" brushRef="#br0" timeOffset="5565.49">88 2661 2833,'0'0'7140,"19"19"-5668,21-16-511,6-3 47,6 0-880,-2-3-128,-1-7-848,-7 0-2722,-12-6-1216</inkml:trace>
-  <inkml:trace contextRef="#ctx0" brushRef="#br0" timeOffset="5773.79">378 2572 7796,'0'0'4255,"6"-2"-4244,15-1-130,-1 1 1,0 1 0,0 1 0,1 0 0,-1 2 0,0 0 0,0 1 0,0 1-1,0 1 1,20 9 0,-38-14 92,0 0 0,0 1 0,-1 0 0,1-1 0,0 1 0,-1 0 0,1 0 0,-1 0 0,1 0 0,-1 0 0,1 0 0,-1 0 1,0 1-1,1-1 0,-1 0 0,0 1 0,0-1 0,0 1 0,0-1 0,0 1 0,-1 0 0,1-1 0,0 1 0,-1 0 0,1 3 0,-1-2 88,0-1 0,0 1 0,-1-1 0,0 0 0,1 1 1,-1-1-1,0 1 0,0-1 0,0 0 0,-1 0 0,1 0 0,0 0 0,-1 1 1,0-2-1,1 1 0,-1 0 0,-2 2 0,-17 22 416,20-25-564,0 0-1,1 0 1,-1-1 0,1 1 0,-1 0 0,1 0 0,0 0 0,-1 0 0,1 0-1,0 0 1,-1 0 0,1 0 0,0 0 0,0 0 0,0 0 0,0 0 0,0 0-1,0 0 1,0 0 0,0 0 0,1 0 0,-1 0 0,0 0 0,0 0 0,1-1-1,-1 1 1,1 0 0,-1 0 0,1 0 0,-1 0 0,2 0 0,15 7-3543</inkml:trace>
-  <inkml:trace contextRef="#ctx0" brushRef="#br0" timeOffset="5991.7">1321 2432 3602,'0'0'15511,"-10"101"-15511,21-49 32,-3-5-80,0-3 48,0-12-192,-3-6-1601,-2-13-1617,1-10-287,1-3 239,-3-13 337</inkml:trace>
-  <inkml:trace contextRef="#ctx0" brushRef="#br0" timeOffset="6183.13">1363 2531 2065,'-1'-22'2425,"-1"-6"-1952,0 6-57,1 0 0,0 0 0,6-40 0,-5 58-303,1 0-1,0 0 1,0 0-1,0 0 1,1 1-1,-1-1 1,1 1-1,0-1 1,0 1-1,0 0 1,0-1-1,1 1 1,-1 0-1,1 0 1,0 1-1,0-1 1,0 1-1,0-1 1,0 1-1,7-3 1,-5 2-11,1 1 1,0 0 0,0 1 0,0-1 0,0 1 0,0 0 0,0 1 0,0-1 0,0 1 0,0 0 0,0 1-1,10 1 1,-15-1-87,1-1 0,0 1 0,-1 0 0,1-1 0,-1 1-1,1 0 1,-1 0 0,1 0 0,-1 1 0,1-1 0,-1 0-1,0 0 1,0 1 0,0-1 0,1 1 0,-1-1 0,-1 1 0,1-1-1,0 1 1,0 0 0,-1-1 0,1 1 0,-1 0 0,1-1-1,-1 1 1,0 0 0,1 0 0,-1 0 0,0-1 0,-1 4-1,1 2 38,0-1 0,0 1-1,-1-1 1,-1 0 0,1 1-1,-1-1 1,-4 12 0,-3-3-188,0 1 0,-1-1 0,0 0 1,-2-1-1,-15 16 0,-36 32-3941,29-32-646</inkml:trace>
-  <inkml:trace contextRef="#ctx0" brushRef="#br0" timeOffset="7087.55">1690 2479 9108,'0'0'6961,"-7"12"-6740,-6 7-414,-29 49 702,38-62-853,0 1 1,1 0-1,0 0 0,1 0 1,0 1-1,0-1 0,0 0 1,-1 13-1,4-20 248,-1 1 0,0-1 0,0 1 0,0-1 0,1 1 0,-1-1 0,0 1 0,0-1 0,1 1 0,-1-1 0,1 1 0,-1-1 1,0 0-1,1 1 0,-1-1 0,1 0 0,-1 1 0,1-1 0,-1 0 0,1 0 0,-1 0 0,1 1 0,-1-1 0,1 0 0,-1 0 0,1 0 0,-1 0 0,1 0 0,-1 0 0,1 0 0,-1 0 0,1 0 1,0 0-1,-1 0 0,1 0 0,-1 0 0,1 0 0,-1-1 0,1 1 0,-1 0 0,1 0 0,0-1 0,25-10-1114,-16 3 1109,-2-1-1,1 0 0,-1 0 1,11-17-1,-9 12 365,0 1 0,20-19 0,-27 29-128,1 0-1,-1 0 1,0 1 0,1 0-1,-1-1 1,1 2 0,0-1-1,0 0 1,0 1 0,0-1 0,0 1-1,0 0 1,0 0 0,0 1-1,5-1 1,-8 1-129,0 0 1,1 1-1,-1-1 1,0 0 0,0 1-1,0-1 1,0 1-1,0-1 1,0 1-1,0-1 1,0 1-1,0 0 1,0 0-1,0-1 1,0 1-1,0 0 1,0 0-1,-1 0 1,1 0-1,0 0 1,-1 0 0,1 0-1,-1 0 1,1 0-1,0 3 1,10 38-61,-3-10-780,-6-29 628,-1-1 1,1 1-1,-1-1 0,1 0 0,0 1 0,0-1 0,0 0 1,0 0-1,0 0 0,1-1 0,-1 1 0,1 0 1,-1-1-1,1 0 0,-1 0 0,1 1 0,0-1 1,0-1-1,-1 1 0,1 0 0,0-1 0,0 1 0,0-1 1,0 0-1,0 0 0,0 0 0,0 0 0,-1-1 1,1 1-1,0-1 0,0 0 0,3-1 0,2 0 176,0-1-1,0 0 0,-1 0 1,1-1-1,-1 0 1,0 0-1,0 0 0,0-1 1,-1 0-1,10-10 1,-13 12 386,0-1 0,-1 0 1,1 0-1,-1 0 1,0 0-1,1 0 0,-2-1 1,1 1-1,-1-1 1,1 1-1,-1-1 0,0 0 1,-1 1-1,1-1 1,-1 0-1,0-6 0,0 11-238,0-1 1,0 0-1,0 0 0,-1 0 0,1 0 0,0 0 0,0 1 0,-1-1 0,1 0 0,0 0 0,-1 1 0,1-1 0,-1 0 0,1 0 0,-1 1 0,1-1 1,-1 0-1,1 1 0,-1-1 0,0 1 0,1-1 0,-1 1 0,0-1 0,1 1 0,-1-1 0,0 1 0,-1-1 0,0 0 95,-1 1-1,0-1 1,0 0-1,0 1 1,0 0-1,0 0 1,0 0-1,-4 0 0,1 1-4,1-1-1,-1 1 0,1 0 0,-1 1 1,1-1-1,0 1 0,0 0 0,-10 5 1,14-5-194,-1 0 0,0-1 0,1 1 0,-1 0 0,1 0 0,0 0 0,0 0 1,0 0-1,0 0 0,0 0 0,0 0 0,0 0 0,1 1 0,-1-1 0,1 0 1,-1 0-1,1 5 0,0-6-69,0 0 1,0 1 0,0-1-1,0 0 1,0 1 0,1-1-1,-1 0 1,0 0-1,1 0 1,-1 1 0,1-1-1,-1 0 1,1 0-1,0 0 1,-1 0 0,1 0-1,0 0 1,0 0 0,0 0-1,0 0 1,0 0-1,0 0 1,0-1 0,0 1-1,0 0 1,0-1 0,0 1-1,0-1 1,1 1-1,-1-1 1,2 1 0,47 0-2153,-42-1 2115,-1-1-1,0 1 0,1 1 1,-1-1-1,9 3 0,-14-3 112,0 1-1,1 0 1,-1 0 0,0 0-1,1 0 1,-1 1-1,0-1 1,0 0 0,0 1-1,0 0 1,0-1-1,-1 1 1,1 0 0,0 0-1,-1 0 1,1 0-1,-1 0 1,0 1 0,2 2-1,6 19 109,-1 1 1,-1 0-1,-1 0 0,-1 0 0,-2 1 0,0 0 0,-2 0 1,-3 50-1,1-71-104,1 0 0,-1 0 1,0 0-1,-1 0 0,1 0 1,-1 0-1,0 0 0,0-1 1,-1 1-1,1-1 0,-1 1 1,0-1-1,0 0 0,-7 7 1,8-10 6,0 1 0,1-1 1,-1 1-1,0-1 0,0 0 1,0 0-1,0 0 0,0 0 1,0 0-1,0-1 0,0 1 1,-1 0-1,1-1 1,0 0-1,0 1 0,0-1 1,-1 0-1,1 0 0,0 0 1,0-1-1,-1 1 0,1 0 1,0-1-1,0 1 0,0-1 1,0 0-1,0 0 0,0 0 1,0 0-1,0 0 0,0 0 1,0-1-1,0 1 0,1-1 1,-1 1-1,-2-3 0,0-1-19,0-1-1,0 0 1,0 0-1,1 0 1,0 0-1,0-1 1,1 1-1,-1-1 1,1 1-1,1-1 1,-1 0-1,1 0 1,1 0-1,-1-10 1,1 3-313,0 0 1,1 0-1,0 0 1,1 0-1,1 0 1,5-19-1,-5 25-8,1 1 0,-1-1 0,1 0 0,1 1 0,0 0 0,0 0 0,0 0 0,0 1-1,1 0 1,12-10 0,1 2-489,0 1-1,32-16 0,-32 19 717,0 0 1,-1-2-1,32-26 0,-46 34 529,0-1 0,0 1 0,-1-1 0,0 0 0,0 0 0,4-10 0,-5 13-33,-1 0 0,0-1 0,0 1 0,-1-1 0,1 1 0,0-1 0,-1 1 0,0-1 0,1 1 0,-1-1 0,0 0 0,0 1 0,-1-1 1,1 1-1,0-1 0,-1 0 0,-1-3 0,1 6-306,0 0 1,0 0 0,0 0-1,0 0 1,0 0-1,0 1 1,0-1 0,0 0-1,0 1 1,0-1-1,0 1 1,0-1 0,0 1-1,0-1 1,0 1 0,0 0-1,-1 0 1,-3 5-108,1-1 1,-1 1 0,1-1 0,0 1-1,1 1 1,-1-1 0,1 0-1,0 1 1,1-1 0,0 1-1,0 0 1,0 0 0,1 0 0,0 0-1,0 0 1,1 0 0,-1 0-1,3 13 1,-1-18-79,0-1 0,0 1 0,0 0 0,1-1 0,-1 1 0,0 0 1,1-1-1,-1 0 0,1 1 0,0-1 0,-1 0 0,1 0 0,0 0 0,0 0 0,0 0 0,0 0 0,0-1 0,0 1 0,0-1 0,0 1 1,0-1-1,0 0 0,0 1 0,0-1 0,4-1 0,6 2-1014,-1-2 1,0 1-1,17-4 1,15-11-2423,0-6-7</inkml:trace>
-  <inkml:trace contextRef="#ctx0" brushRef="#br0" timeOffset="7641.44">2572 2273 3330,'0'0'8550,"4"-12"-6600,-2 8-1805,-2 0-56,1 0 0,0 0-1,0 0 1,1 0 0,-1 1 0,1-1 0,0 0-1,0 1 1,0 0 0,0-1 0,1 1 0,0 0 0,-1 0-1,1 0 1,0 1 0,0-1 0,0 1 0,1-1-1,-1 1 1,0 0 0,1 0 0,0 1 0,-1-1-1,1 1 1,0 0 0,6-2 0,-4 3 12,0-1 1,0 0 0,0 1-1,0 0 1,-1 1 0,9 1-1,-12-2-88,-1 1-1,1-1 1,-1 1-1,1-1 1,-1 1-1,1 0 0,-1 0 1,0 0-1,1 0 1,-1 0-1,0 0 0,0 0 1,0 0-1,0 0 1,0 0-1,0 1 0,0-1 1,0 0-1,0 1 1,-1-1-1,1 1 1,-1-1-1,1 1 0,-1-1 1,1 1-1,-1-1 1,1 4-1,-1 3 27,1 0 0,-1 0 1,0 0-1,-1 0 0,0 0 0,0 0 1,-1-1-1,0 1 0,0 0 0,-1-1 1,0 1-1,0-1 0,-1 0 0,0 0 1,-7 10-1,-6 4 224,-1 0-1,-1-1 1,-27 21-1,31-27 552,18-15-676,0 1 0,0-1 0,0 0 0,-1 0 0,1 0-1,0 0 1,-1 0 0,1-1 0,-1 1 0,4-3 0,7-4 199,18-7-342,-1 2 1,1 2-1,1 0 0,43-7 0,-53 14-2861,0 2 0,24 0-1,-25 2-2861</inkml:trace>
-  <inkml:trace contextRef="#ctx0" brushRef="#br0" timeOffset="7801">3031 2362 11605,'0'0'5507,"23"-67"-12999,-21 54 1282</inkml:trace>
-  <inkml:trace contextRef="#ctx0" brushRef="#br0" timeOffset="8416.53">3288 2010 3794,'0'0'14553,"5"1"-14278,-3-1-250,-1 1 0,0 0-1,1-1 1,-1 1 0,0-1 0,0 1 0,0 0 0,0 0 0,0 0-1,0 0 1,0 0 0,0 0 0,0 0 0,0 0 0,0 0-1,-1 0 1,1 1 0,1 1 0,6 33 324,-8-13-199,-3 39-1,1-46-159,-5 42 48,3-36-83,-1 36 1,5-56-4,1-3-11,63-48-105,-41 29 104,0 2 1,2 1 0,0 1-1,47-23 1,-71 39 57,-1-1-1,1 1 1,0 0 0,-1 0 0,1 0 0,-1 0-1,1 0 1,-1 0 0,1 0 0,0 0 0,-1 0-1,1 0 1,-1 0 0,1 0 0,-1 0 0,1 0 0,0 0-1,-1 1 1,1-1 0,-1 0 0,1 0 0,-1 1-1,1-1 1,-1 0 0,1 1 0,-1-1 0,0 1-1,1-1 1,-1 0 0,1 1 0,-1-1 0,0 1 0,0-1-1,1 1 1,-1-1 0,0 1 0,0-1 0,1 1-1,-1-1 1,0 1 0,0 0 0,0-1 0,0 1 0,0-1-1,0 1 1,0 0 0,0 0 0,0 37-17,-1-25 15,0 6-13,0-13-38,1 1 0,0 0 0,0 0 0,2 12-1,-2-17-65,1-1 0,-1 0 0,0 0 0,1 1 0,-1-1 0,1 0 0,0 0 0,-1 1 0,1-1 0,0 0 0,0 0-1,0 0 1,0 0 0,0 0 0,0 0 0,0 0 0,0-1 0,0 1 0,0 0 0,0 0 0,0-1 0,1 1 0,-1-1 0,0 1 0,0-1 0,1 0-1,-1 1 1,0-1 0,3 0 0,1 1-141,1-1 0,0 0 1,0 0-1,0-1 0,-1 0 0,1 0 0,0 0 0,-1-1 0,1 1 1,-1-1-1,1-1 0,-1 1 0,5-4 0,-2 1 68,0-1 1,-1 0-1,0 0 0,0-1 1,0 0-1,-1 0 0,8-11 1,-1-3 753,-2 0-1,0-1 1,0 0 0,-2-1 0,8-34-1,10-63 4188,-22 89 1218,-10 61-5959,-10 32 1,9-39-2,1 0-1,0 1 1,-1 42 0,5-55-42,1 0-1,1 0 1,0 0-1,1 0 1,0 0-1,3 11 1,-4-19-219,0 0 0,1-1 0,-1 1-1,1 0 1,-1-1 0,1 1 0,0-1 0,0 0 0,0 0 0,0 0-1,4 3 1,-4-3-451,1-1-1,0 1 1,0-1-1,0 1 1,0-1-1,0 0 0,0-1 1,0 1-1,0 0 1,1-1-1,-1 0 1,5 1-1,12-1-5823</inkml:trace>
-  <inkml:trace contextRef="#ctx0" brushRef="#br0" timeOffset="8594.25">3722 2151 10965,'0'0'2369,"98"-29"-3137,-47 22-1009,-4 2-1168,-9-5-497</inkml:trace>
-  <inkml:trace contextRef="#ctx0" brushRef="#br0" timeOffset="9035.16">4070 2066 7459,'0'0'8431,"-5"10"-8175,-14 30 136,-22 67 0,40-106-405,1-2 28,0-1 1,0 1-1,0-1 0,1 1 0,-1 0 0,0-1 1,1 1-1,-1-1 0,1 1 0,-1 0 0,1-1 1,0 1-1,-1 0 0,1-1 0,0 1 1,1-1-1,1-3 12,9-16-6,-6 7-14,1 1 0,1 0 0,0 0 0,0 1 0,2-1 0,-1 2 1,1 0-1,16-13 0,-26 23-8,0 1 0,1 0 0,-1-1 0,0 1 0,1 0 0,-1 0 0,0-1 1,0 1-1,1 0 0,-1 0 0,0 0 0,1 0 0,-1-1 0,1 1 0,-1 0 0,0 0 0,1 0 0,-1 0 0,0 0 0,1 0 0,-1 0 1,1 0-1,-1 0 0,0 0 0,1 0 0,-1 0 0,1 0 0,-1 0 0,0 0 0,1 1 0,-1-1 0,0 0 0,1 0 0,-1 0 1,0 0-1,1 1 0,-1-1 0,0 0 0,1 0 0,-1 1 0,0-1 0,0 0 0,1 1 0,-1-1 0,0 0 0,0 1 0,1-1 1,1 19-24,-2-16 17,1 19-13,0-9 9,0 1 0,-1-1 0,-1 1 1,0 0-1,-1-1 0,-5 21 0,5-44 287,4-11-218,2 9-11,0-1 1,1 1 0,1 1-1,0-1 1,1 1 0,10-14-1,-12 18 6,1 0 0,0 0 1,0 1-1,0 0 0,1 0 0,0 0 0,0 1 0,1 0 0,-1 0 0,10-4 0,-17 9-52,1-1 0,0 1-1,0-1 1,0 1-1,0-1 1,0 1 0,0 0-1,0-1 1,0 1-1,0 0 1,0 0-1,0 0 1,0 0 0,0 0-1,0 0 1,0 0-1,0 0 1,0 1 0,0-1-1,0 0 1,0 0-1,0 1 1,0-1 0,0 1-1,0-1 1,-1 1-1,1-1 1,0 1 0,0 0-1,0-1 1,-1 1-1,1 0 1,0-1-1,-1 1 1,1 0 0,0 0-1,-1 0 1,1 0-1,-1 0 1,0-1 0,1 1-1,-1 0 1,1 2-1,0 4-30,0 0-1,0 0 1,-1 1-1,0-1 1,-1 9-1,0 1 34,0-6 18,0 0 1,-1 0 0,0 0-1,-4 14 1,-5 27-4009,12-47 161,5-5-168</inkml:trace>
-  <inkml:trace contextRef="#ctx0" brushRef="#br0" timeOffset="9223.16">4522 1852 10485,'0'0'15799,"-23"20"-15543,7 43 80,-5 6 0,6-2-239,7-9-97,8-8-273,0-18-1103,36-20-2162,19-12-2048,23-12-5732</inkml:trace>
-  <inkml:trace contextRef="#ctx0" brushRef="#br0" timeOffset="10508.54">2001 1529 2769,'0'0'5229,"14"0"-2777,-11 0-2180,16 0 606,0 0-1,23-5 1,-38 5-820,-1-1 0,1 0 0,-1 1 0,0-1 0,1 0 0,-1 0 0,0-1 0,1 1 1,-1-1-1,0 0 0,0 1 0,0-1 0,-1-1 0,1 1 0,0 0 0,-1-1 0,1 1 0,-1-1 0,0 0 1,2-3-1,-3 5 29,-1-1 1,1 0-1,-1 0 1,0 1-1,0-1 1,1 0-1,-1 0 1,0 0-1,0 1 0,-1-1 1,1 0-1,0 0 1,-1 1-1,1-1 1,-1 0-1,1 1 1,-1-1-1,0 0 1,0 1-1,0-1 1,1 1-1,-2-1 1,1 1-1,0 0 1,0-1-1,0 1 1,-1 0-1,1 0 1,0 0-1,-1 0 1,1 0-1,-1 0 0,1 0 1,-1 0-1,0 1 1,-2-2-1,0 1-74,1-1 0,-1 1-1,1 0 1,-1 0-1,0 0 1,0 1-1,1-1 1,-1 1-1,0 0 1,0 0 0,1 0-1,-1 1 1,0-1-1,1 1 1,-1 0-1,0 0 1,-3 2 0,0 1-11,0 1-1,1 0 1,0 0 0,0 1 0,0 0 0,1 0 0,0 0 0,0 1 0,0-1 0,1 1 0,0 0 0,1 1 0,-1-1 0,1 1 0,1-1 0,-1 1 0,1 0 0,1 0 0,-1 0 0,2 0 0,-1 0-1,1 0 1,0 0 0,0 0 0,4 14 0,-4-20-2,1 0 0,-1 0 0,1-1-1,0 1 1,0 0 0,0-1 0,0 1 0,0-1-1,0 1 1,0-1 0,1 0 0,-1 1-1,0-1 1,1 0 0,-1 0 0,1 0 0,0 0-1,2 1 1,0 0 4,1 0 0,0-1 0,0 0 0,-1 0 0,1 0 0,10 0 0,1-1-140,0-1-1,-1 0 0,24-6 0,45-16-2480,-4-7-4696,-51 19 847</inkml:trace>
-  <inkml:trace contextRef="#ctx0" brushRef="#br0" timeOffset="11237.05">2563 1421 1857,'0'0'680,"5"-1"-1085,-3 1 436,-1 0 75,0-1-1,0 1 1,0 0-1,0 0 1,0 0-1,0-1 1,-1 1-1,1 0 1,0-1-1,0 1 1,0-1-1,-1 1 1,1-1 0,0 1-1,0-1 1,0-1-1,3-14 10809,-6 17-10861,0 0 0,0 0 1,1 0-1,-1 1 0,1-1 0,-1 1 1,1-1-1,0 1 0,-1 0 0,1 0 1,0-1-1,0 1 0,0 0 0,0 0 1,1 0-1,-1 0 0,0 0 0,1 0 1,-1 0-1,1 0 0,0 0 0,0 0 1,0 0-1,0 1 0,0 2 0,4-5-51,-1 1-1,0 0 0,0-1 0,0 0 0,1 0 1,-1 0-1,0 0 0,4-1 0,1 0-49,-4 2-6,-1-1 0,1 0-1,-1-1 1,0 1 0,1-1-1,-1 1 1,0-1 0,1 0 0,-1 0-1,0 0 1,0-1 0,0 1-1,0-1 1,0 0 0,4-3 0,-5 3 136,0 0 1,0-1 0,-1 1 0,1-1 0,-1 1-1,0-1 1,1 0 0,-1 1 0,-1-1-1,1 0 1,0 0 0,-1 0 0,1 0 0,-1 0-1,0 0 1,0 0 0,0 0 0,-1-3-1,1 4-13,0 1 0,-1 0 0,0 0 0,1 0 0,-1 0 0,0-1 0,1 1 0,-1 0 0,0 0 0,0 0 0,0 1 0,0-1-1,0 0 1,0 0 0,0 0 0,0 1 0,0-1 0,0 1 0,-1-1 0,1 1 0,0-1 0,0 1 0,-1-1 0,1 1 0,0 0 0,0 0-1,-1 0 1,1 0 0,-3 0 0,-1 0-134,0-1 0,0 1 0,-1 1-1,1-1 1,0 1 0,-7 2 0,7-1-556,0 0-1,1 1 1,-1 0 0,1 0-1,0 0 1,0 0 0,0 1-1,-6 8 1,-10 12-4637</inkml:trace>
-  <inkml:trace contextRef="#ctx0" brushRef="#br0" timeOffset="12201.31">3054 2306 1105,'0'0'7523,"-2"-4"-6157,2 4-1213,0-1-1,0 0 1,0 1 0,-1-1 0,1 0-1,0 1 1,0-1 0,-1 0-1,1 1 1,-1-1 0,1 1 0,0-1-1,-1 1 1,1-1 0,-1 1 0,1-1-1,-1 1 1,0-1 0,1 1 0,-1 0-1,1-1 1,-1 1 0,0 0-1,1-1 1,-1 1 0,0 0 0,1 0-1,-1 0 1,0 0 0,0 0 0,0 0-1,-1 1-32,1 0 0,-1 0 1,1 1-1,0-1 0,0 0 0,0 1 0,-1-1 0,1 1 0,1 0 0,-1-1 0,0 1 0,0 0 0,0 3 0,0-3-108,0 0 1,0-1-1,0 1 0,1 0 0,-1 0 0,1 0 1,-1 0-1,1 0 0,0 0 0,0 0 0,0 1 1,0-1-1,0 0 0,0 0 0,0 0 0,1 0 0,0 3 1,0-4-4,0 0 0,1 0 1,-1 0-1,0 0 0,0 0 1,0 0-1,1-1 0,-1 1 0,0 0 1,1-1-1,-1 1 0,1-1 1,-1 1-1,1-1 0,-1 0 1,1 0-1,-1 0 0,1 1 1,-1-2-1,1 1 0,-1 0 1,1 0-1,1-1 0,0 1 20,-1-1 0,1 0 0,-1 0 1,0 0-1,1-1 0,-1 1 0,0 0 0,0-1 0,1 0 0,-1 1 0,0-1 1,-1 0-1,1 0 0,0 0 0,-1 0 0,1 0 0,-1-1 0,1 1 0,-1 0 0,0-1 1,0 1-1,0-1 0,0 1 0,-1-1 0,1 1 0,-1-1 0,1 0 0,-1 1 1,0-1-1,0 0 0,0 1 0,-1-1 0,1 0 0,-1-4 0,0 7-196,0 0-1,0-1 1,0 1 0,0 0-1,0 0 1,0-1 0,0 1-1,0 0 1,1 0-1,-1 0 1,0 0 0,0 0-1,0 0 1,0 1 0,0-1-1,0 0 1,0 0-1,0 1 1,0-1 0,1 0-1,-1 1 1,-1 0-1,-18 17-5970</inkml:trace>
+  <inkml:trace contextRef="#ctx0" brushRef="#br0">21 224 236 0 0,'0'0'1488'0'0,"0"-7"-13"0"0,-1-3-1806 0 0,0-14 7773 0 0,1 8 10355 0 0,-6 88-17240 0 0,-6 164 1288 0 0,12-234-1811 0 0,0-1 0 0 0,0 0-1 0 0,0 0 1 0 0,0 1 0 0 0,0-1-1 0 0,0 0 1 0 0,0 0 0 0 0,0 0-1 0 0,0 1 1 0 0,0-1 0 0 0,1 0 0 0 0,-1 0-1 0 0,0 0 1 0 0,1 1 0 0 0,-1-1-1 0 0,1 0 1 0 0,-1 0 0 0 0,1 0-1 0 0,0 0 1 0 0,0 0 0 0 0,1 2-1 0 0,-1-3 52 0 0,1 0-1 0 0,-1 0 1 0 0,1 0-1 0 0,-1 0 0 0 0,1 0 1 0 0,-1-1-1 0 0,1 1 1 0 0,-1 0-1 0 0,0-1 1 0 0,1 1-1 0 0,-1-1 0 0 0,0 1 1 0 0,3-2-1 0 0,18-6 251 0 0,30-4-335 0 0,1 4 0 0 0,0 1 0 0 0,64 1 0 0 0,-36 2 0 0 0,13-3 0 0 0,240-8 0 0 0,-284 15 0 0 0,-42 0 0 0 0,1 1 0 0 0,-1 0 0 0 0,0 0 0 0 0,16 5 0 0 0,-19-4 0 0 0,0-1 0 0 0,-1 0 0 0 0,1 0 0 0 0,0 0 0 0 0,0 0 0 0 0,0-1 0 0 0,0 0 0 0 0,0 0 0 0 0,0 0 0 0 0,0 0 0 0 0,0-1 0 0 0,-1 0 0 0 0,1 0 0 0 0,0 0 0 0 0,5-3 0 0 0,-7 2 0 0 0,0 1 0 0 0,-1-1 0 0 0,1 0 0 0 0,0-1 0 0 0,-1 1 0 0 0,0 0 0 0 0,1-1 0 0 0,-1 1 0 0 0,0-1 0 0 0,0 0 0 0 0,-1 0 0 0 0,1 0 0 0 0,0 0 0 0 0,-1 0 0 0 0,0 0 0 0 0,0 0 0 0 0,0 0 0 0 0,1-5 0 0 0,1-7 0 0 0,0-1 0 0 0,0-23 0 0 0,-2 34 0 0 0,2-37 0 0 0,-3 14 0 0 0,-1-25 0 0 0,1-15 0 0 0,-1 36 0 0 0,1 1 0 0 0,-2 2 0 0 0,0 7-17 0 0,2 18-183 0 0</inkml:trace>
+  <inkml:trace contextRef="#ctx0" brushRef="#br0" timeOffset="544.77">397 680 308 0 0,'-1'-20'15641'0'0,"-3"33"-6773"0"0,-3 14-8655 0 0,-10 25 1123 0 0,3-10-48 0 0,-16 75 1 0 0,30-116-1259 0 0,0 1 0 0 0,0-1 0 0 0,0 1 0 0 0,0-1 0 0 0,0 1 0 0 0,0-1 0 0 0,0 0 1 0 0,0 1-1 0 0,1-1 0 0 0,-1 1 0 0 0,1-1 0 0 0,-1 0 0 0 0,1 1 0 0 0,-1-1 0 0 0,1 0 0 0 0,0 0 0 0 0,0 1 1 0 0,0-1-1 0 0,-1 0 0 0 0,1 0 0 0 0,0 0 0 0 0,0 0 0 0 0,1 0 0 0 0,-1 0 0 0 0,0 0 0 0 0,0-1 1 0 0,0 1-1 0 0,1 0 0 0 0,-1 0 0 0 0,0-1 0 0 0,1 1 0 0 0,-1-1 0 0 0,0 0 0 0 0,1 1 0 0 0,-1-1 1 0 0,1 0-1 0 0,-1 0 0 0 0,2 1 0 0 0,8 0 138 0 0,-1 0-1 0 0,1-1 1 0 0,21-2 0 0 0,-20 1-140 0 0,5 0 93 0 0,0 0-1 0 0,1-2 0 0 0,-1 0 1 0 0,20-7-1 0 0,-27 7-646 0 0,0-1 0 0 0,-1 0 0 0 0,0 0-1 0 0,15-10 1 0 0,0-7-3568 0 0,-10 5-2167 0 0,-6 6-942 0 0,0 0 890 0 0</inkml:trace>
+  <inkml:trace contextRef="#ctx0" brushRef="#br0" timeOffset="764">809 660 2436 0 0,'-5'-27'18721'0'0,"-3"76"-17006"0"0,-13 88 2289 0 0,15-48-10185 0 0,6-88 4794 0 0</inkml:trace>
+  <inkml:trace contextRef="#ctx0" brushRef="#br0" timeOffset="1094.85">787 820 3432 0 0,'5'-41'2209'0'0,"-1"-62"0"0"0,0-4 4609 0 0,-3 104-6506 0 0,-1 1 0 0 0,0-1 0 0 0,1 1-1 0 0,0-1 1 0 0,-1 1 0 0 0,1 0 0 0 0,0-1 0 0 0,0 1 0 0 0,0 0 0 0 0,1 0 0 0 0,-1 0-1 0 0,1 0 1 0 0,-1 0 0 0 0,1 0 0 0 0,-1 0 0 0 0,1 0 0 0 0,0 0 0 0 0,0 1 0 0 0,3-3-1 0 0,-1 2-40 0 0,0 0-1 0 0,1 0 0 0 0,-1 0 0 0 0,0 0 0 0 0,1 1 0 0 0,0 0 0 0 0,-1 0 1 0 0,1 0-1 0 0,0 0 0 0 0,4 1 0 0 0,-1 0-41 0 0,0 0 0 0 0,1 1-1 0 0,-1-1 1 0 0,0 2 0 0 0,0-1 0 0 0,14 6-1 0 0,-17-6-55 0 0,-1 1 0 0 0,0 0 0 0 0,0 0 0 0 0,0 0 0 0 0,-1 1 0 0 0,8 5-1 0 0,-9-7-125 0 0,-1 1-1 0 0,1-1 1 0 0,0 1-1 0 0,-1 0 0 0 0,0 0 1 0 0,1-1-1 0 0,-1 1 0 0 0,0 0 1 0 0,0 0-1 0 0,0 0 1 0 0,0 0-1 0 0,0 1 0 0 0,0-1 1 0 0,-1 0-1 0 0,1 0 0 0 0,-1 0 1 0 0,0 1-1 0 0,1-1 1 0 0,-1 0-1 0 0,0 0 0 0 0,-1 4 1 0 0,1-3-5 0 0,-1 1 1 0 0,-1-1-1 0 0,1 0 1 0 0,0 1 0 0 0,-1-1-1 0 0,0 0 1 0 0,0 0-1 0 0,0 0 1 0 0,0 0-1 0 0,0-1 1 0 0,0 1 0 0 0,-5 3-1 0 0,-3 3 17 0 0,0-1-1 0 0,-1-1 1 0 0,0 1-1 0 0,-1-2 1 0 0,0 0-1 0 0,-15 6 1 0 0,6-4 87 0 0,-43 7 1 0 0,63-14 65 0 0,29 7 225 0 0,-16-5-361 0 0,1 0 0 0 0,-1 1 1 0 0,0 1-1 0 0,-1 0 0 0 0,1 1 0 0 0,-1 0 0 0 0,0 0 1 0 0,0 1-1 0 0,-1 1 0 0 0,0 0 0 0 0,0 0 0 0 0,11 14 1 0 0,-13-12-1468 0 0,0 0 1 0 0,-1 0 0 0 0,0 0 0 0 0,7 15 0 0 0,-7-14-10316 0 0</inkml:trace>
 </inkml:ink>
 </file>
 
@@ -5280,79 +5057,28 @@
           <inkml:channel name="X" type="integer" min="-2.14748E9" max="2.14748E9" units="cm"/>
           <inkml:channel name="Y" type="integer" min="-2.14748E9" max="2.14748E9" units="cm"/>
           <inkml:channel name="F" type="integer" max="32767" units="dev"/>
+          <inkml:channel name="OA" type="integer" max="360" units="deg"/>
+          <inkml:channel name="OE" type="integer" max="90" units="deg"/>
         </inkml:traceFormat>
         <inkml:channelProperties>
           <inkml:channelProperty channel="X" name="resolution" value="1000" units="1/cm"/>
           <inkml:channelProperty channel="Y" name="resolution" value="1000" units="1/cm"/>
           <inkml:channelProperty channel="F" name="resolution" value="0" units="1/dev"/>
+          <inkml:channelProperty channel="OA" name="resolution" value="1000" units="1/deg"/>
+          <inkml:channelProperty channel="OE" name="resolution" value="1000" units="1/deg"/>
         </inkml:channelProperties>
       </inkml:inkSource>
-      <inkml:timestamp xml:id="ts0" timeString="2026-02-28T14:29:45.414"/>
+      <inkml:timestamp xml:id="ts0" timeString="2026-03-05T14:54:13.568"/>
     </inkml:context>
     <inkml:brush xml:id="br0">
       <inkml:brushProperty name="width" value="0.035" units="cm"/>
       <inkml:brushProperty name="height" value="0.035" units="cm"/>
     </inkml:brush>
   </inkml:definitions>
-  <inkml:trace contextRef="#ctx0" brushRef="#br0">3675 418 6771,'0'0'12822,"0"25"-12774,0 27 32,-2 11 16,-3 2 64,-1-2-160,4-8-48,1-6 48,1-12-704,0-9-1633,0-15-2321,14-13-961</inkml:trace>
-  <inkml:trace contextRef="#ctx0" brushRef="#br0" timeOffset="286.62">3863 526 7972,'0'0'7881,"-3"4"-7823,-150 140-743,153-143 663,-1-1 0,1 0 0,0 0 0,-1 0 0,1 1 0,-1-1 0,1 0 0,0 0 0,-1 1 0,1-1 0,0 0 0,0 1 0,-1-1 0,1 0 0,0 1 0,0-1 0,-1 0 0,1 1 0,0-1 0,0 1 0,0-1 0,0 1 0,0-1 0,0 0 0,-1 1 0,1-1 0,0 1 0,0-1 0,0 1 0,1-1 0,-1 0 0,0 1 0,0-1 0,0 1 0,0-1 0,0 1 0,0-1 0,1 0 0,-1 1 0,0-1 0,0 0 0,0 1 0,1-1 0,-1 1 0,0-1 0,1 0 0,-1 0 0,0 1 0,1-1 0,-1 0 0,0 0 0,2 1 0,25 6 254,-17-5-160,41 13 362,-37-9-506,0-2-1,1 0 0,-1 0 0,1-2 0,23 2 0,-24-3-904,0-1 0,0-1 0,-1 0 0,1 0 0,0-2 0,-1 0 0,1 0 0,-1-1 0,15-7 0,10-10-1725</inkml:trace>
-  <inkml:trace contextRef="#ctx0" brushRef="#br0" timeOffset="463.2">4183 563 3602,'0'0'11429,"2"-11"-9519,9-40-496,-14 125-1325,0-50-454,2 1 0,0-1 0,2 0-1,1 0 1,9 45 0,-8-62-1376</inkml:trace>
-  <inkml:trace contextRef="#ctx0" brushRef="#br0" timeOffset="688.2">4206 577 3906,'-1'-14'1331,"0"-111"3199,2 124-4440,-1-1 0,0 0 0,0 1 0,1-1 0,-1 0 0,1 1 0,0-1 0,-1 1 0,1-1 0,0 1 0,0-1-1,0 1 1,0 0 0,0-1 0,0 1 0,0 0 0,1 0 0,-1 0 0,0 0 0,1 0 0,-1 0 0,1 0 0,-1 0 0,1 0 0,-1 1 0,1-1 0,-1 1 0,1-1 0,2 1 0,2-2-38,1 1 1,-1 1 0,0-1 0,0 1 0,1 0-1,10 2 1,-16-2-38,1 1-1,-1-1 0,0 1 1,0-1-1,0 1 1,0 0-1,0-1 0,0 1 1,-1 0-1,1 0 1,0 0-1,0 0 0,0-1 1,-1 1-1,1 0 1,0 0-1,-1 0 0,1 1 1,-1-1-1,0 0 1,1 0-1,-1 0 0,0 0 1,1 0-1,-1 0 1,0 1-1,0-1 0,0 0 1,0 0-1,0 0 0,0 1 1,-1 1-1,1 1-5,-1-1 0,1 1 0,-1 0-1,0-1 1,0 1 0,0 0 0,0-1 0,-1 1-1,-3 5 1,-4 0-639,0 0 0,0 0 0,-1-1 0,0-1 0,-19 12 0,21-14-117,-21 13-2345</inkml:trace>
-  <inkml:trace contextRef="#ctx0" brushRef="#br0" timeOffset="847.2">4461 404 12262,'0'0'8612,"22"31"-8612,-17 6-32,-3 10-209,-2 7-1151,0 4-1554,0-7-4145,0-5-1585</inkml:trace>
-  <inkml:trace contextRef="#ctx0" brushRef="#br0" timeOffset="1274.47">3681 1223 2497,'0'0'15943,"-3"-21"-15206,0 24-385,-4 20-288,-1 9-64,1 11 48,-3 3-48,5-1-128,2-2-1553,3-6-1840,0-16-1170,11-15-351</inkml:trace>
-  <inkml:trace contextRef="#ctx0" brushRef="#br0" timeOffset="1524.27">3892 1233 9893,'0'0'7243,"-18"6"-7251,8-2-30,-16 4-182,2 1 1,-1 1 0,-39 24 0,63-34 202,0 0 1,1 0 0,-1 1-1,0-1 1,1 0 0,-1 1-1,1-1 1,-1 0-1,0 1 1,1-1 0,-1 1-1,1-1 1,-1 1 0,1-1-1,-1 1 1,1 0 0,-1-1-1,1 1 1,0-1-1,-1 1 1,1 0 0,0-1-1,0 1 1,-1 0 0,1 0-1,0-1 1,0 1 0,0 0-1,0-1 1,0 1-1,0 0 1,0 0 0,0-1-1,0 1 1,0 0 0,0 0-1,1-1 1,-1 1-1,0 0 1,0-1 0,1 1-1,-1 0 1,0-1 0,1 1-1,-1-1 1,1 1 0,-1 0-1,1-1 1,-1 1-1,1-1 1,-1 0 0,1 1-1,1 0 1,4 3 14,0-1 0,1 1 0,0-1 1,10 3-1,-5-1 30,5 1-189,0 1 0,1-2 0,0-1-1,0 0 1,20 1 0,51-2-5584,-47-6 2231</inkml:trace>
-  <inkml:trace contextRef="#ctx0" brushRef="#br0" timeOffset="1715.3">4289 1222 10581,'0'0'7571,"-16"31"-7763,7 3 240,5 3-16,3-1-64,1 2 16,0-8-1088,0-8-2338,0-14-912,5-8 560</inkml:trace>
-  <inkml:trace contextRef="#ctx0" brushRef="#br0" timeOffset="1906.08">4287 1279 3442,'0'-12'3361,"0"-4"-3045,-1 4 376,1 0 1,1 1-1,0-1 0,3-14 1,-3 22-530,0 0 0,1 0 1,-1 0-1,1 0 0,0 0 0,0 0 0,0 0 1,0 0-1,1 1 0,0-1 0,0 1 0,0 0 1,0 0-1,0 0 0,0 0 0,8-4 0,-3 3-108,-1 0 0,1 0 0,1 0 0,-1 1-1,0 1 1,1-1 0,0 2 0,-1-1 0,1 1-1,0 0 1,0 1 0,15 1 0,-23-1-44,0 0 0,-1 1 0,1-1 0,-1 0 0,1 1 0,-1-1 0,1 1 0,-1-1 0,1 1-1,-1-1 1,1 1 0,-1 0 0,0-1 0,1 1 0,-1-1 0,0 1 0,1 0 0,-1-1 0,0 1 0,0 0 0,0-1 0,0 1 0,1 0 0,-1 0 0,0-1 0,0 1 0,0 0 0,-1-1 0,1 1 0,0 0 0,0-1 0,0 1 0,-1 1 0,-7 23 269,-1-14-416,-1 0-1,0-1 0,0-1 1,-1 1-1,0-2 0,0 0 0,-1 0 1,-21 10-1,-24 17-6284</inkml:trace>
-  <inkml:trace contextRef="#ctx0" brushRef="#br0" timeOffset="2210.02">4664 1064 12246,'0'0'3188,"12"-3"-2959,38-9-55,-49 12-169,-1-1 1,1 1-1,-1 0 1,1 1 0,-1-1-1,1 0 1,-1 0 0,1 0-1,-1 0 1,1 0 0,-1 0-1,1 1 1,-1-1-1,1 0 1,-1 0 0,1 1-1,-1-1 1,1 0 0,-1 1-1,0-1 1,1 0-1,-1 1 1,1-1 0,-1 1-1,0-1 1,0 1 0,1-1-1,-1 0 1,0 1 0,0-1-1,1 1 1,-1-1-1,0 1 1,0 0 0,0 20 205,0-14-126,-1 1-53,0 1 0,0 0-1,-1 0 1,0 0 0,-1-1 0,0 1-1,0-1 1,-1 0 0,0 0-1,-1 0 1,-7 10 0,4-4 65,0 1 0,-8 18 0,13-12 105,3-20-161,0 0-1,0-1 1,0 1-1,1-1 1,-1 1-1,0-1 1,0 1-1,1-1 1,-1 1-1,1-1 1,-1 1-1,0-1 1,1 0-1,-1 1 1,1-1-1,-1 0 1,1 1-1,-1-1 1,1 0-1,-1 1 1,2-1-1,2 1 136,0-1-1,0 1 0,0-1 0,0 0 1,-1 0-1,1-1 0,0 1 1,5-2-1,18-5 3,-1-2 0,0 0 0,0-2-1,46-26 1,-55 28-293,-9 5-357,7-5-1302,-7 2-2997</inkml:trace>
-  <inkml:trace contextRef="#ctx0" brushRef="#br0" timeOffset="-3846.72">1525 49 4194,'0'0'14455,"0"8"-14295,0 32-96,-2 14 160,-1 1-176,-2-1-48,5 1 0,0-6-464,0-6-1825,0-13-2738,10-17-255</inkml:trace>
-  <inkml:trace contextRef="#ctx0" brushRef="#br0" timeOffset="-3599.6">1723 141 1169,'0'0'11992,"-16"8"-11854,-14 7-304,1 1-1,1 2 0,-27 21 0,49-34-90,4-4 125,-1 1 1,1-1 0,1 0-1,-1 1 1,0 0-1,0-1 1,1 1-1,-1 0 1,0 0 0,1 0-1,0 0 1,-2 4-1,5-5 15,1 0 0,-1-1-1,1 1 1,0-1 0,-1 0-1,1 1 1,-1-1 0,1 0-1,5-1 1,-4 1 50,8 0 18,-6-1 186,1 1 0,-1 0 0,1 0 0,-1 0 0,1 1 0,-1 0 0,1 0 0,-1 1 0,0 0 0,0 0 0,0 0 0,0 1 0,0 0 0,11 6 0,1 6-90,-7-7-47,0 1-1,20 10 0,-27-17-498,0 0-1,0 0 1,1-1-1,-1 1 1,0-1-1,1-1 1,-1 1-1,1 0 1,-1-1-1,1 0 1,-1 0-1,7-1 1,8-4-4101</inkml:trace>
-  <inkml:trace contextRef="#ctx0" brushRef="#br0" timeOffset="-3458.88">1944 168 3762,'0'0'9700,"0"28"-9684,0 7 0,-2-4-16,-3-1 0,5-2-496,0-8-304,0-6-1361,0-8-801</inkml:trace>
-  <inkml:trace contextRef="#ctx0" brushRef="#br0" timeOffset="-3299.93">2018 0 7796,'0'0'2529,"-12"78"-12022</inkml:trace>
-  <inkml:trace contextRef="#ctx0" brushRef="#br0" timeOffset="-2931.93">2224 185 112,'0'0'16202,"-17"0"-16007,5-1-175,8 0-16,-1 0 1,0 0 0,0 1-1,0-1 1,1 1-1,-1 1 1,0-1 0,0 1-1,1-1 1,-1 1-1,0 1 1,1-1 0,-1 1-1,1-1 1,-1 1-1,1 1 1,0-1 0,0 1-1,-7 5 1,7-3 2,-1 0 1,1 1-1,0 0 0,1 0 1,-1 0-1,1 0 0,1 1 1,-4 8-1,5-13-33,1 0 1,-1-1-1,1 1 1,-1 0-1,1-1 1,-1 1-1,1 0 1,0 0-1,0 0 0,0-1 1,0 1-1,0 0 1,1 0-1,-1-1 1,0 1-1,1 0 1,-1 0-1,1-1 1,0 1-1,0-1 0,-1 1 1,1 0-1,0-1 1,0 0-1,0 1 1,1-1-1,-1 0 1,0 1-1,0-1 1,1 0-1,-1 0 0,1 0 1,-1 0-1,1 0 1,2 1-1,1 0-222,-1-1-1,1 1 0,0-1 1,0 0-1,-1 0 1,1-1-1,0 1 1,0-1-1,0 0 0,0 0 1,0-1-1,0 1 1,-1-1-1,1 0 0,0-1 1,-1 1-1,7-3 1,-6 1 84,0-1 0,0 1 0,0-1 0,-1 0 0,1 0 0,-1 0 0,0-1 0,0 1 0,-1-1 0,1 0 0,-1 0 0,3-8 0,1-3 446,0-2 1,-1 1 0,-1-1-1,-1 1 1,-1-1-1,0 0 1,-1-1-1,-1-18 1,-1-4 1700,0 28-196,0 23 718,-1 44-2738,2 57-1248,9-40-3995,-1-38 1250</inkml:trace>
-  <inkml:trace contextRef="#ctx0" brushRef="#br0" timeOffset="-2596.48">2442 294 8708,'0'0'1022,"5"-14"448,46-111 1987,-49 119-2955,0 0 1,0 0-1,-1 0 0,1 0 0,-1-1 0,-1 1 0,1 0 0,-1-1 0,-1-6 0,1 13-476,0 0 1,0-1-1,0 1 0,0 0 0,0-1 0,-1 1 0,1 0 0,0-1 1,0 1-1,0 0 0,-1-1 0,1 1 0,0 0 0,0-1 0,-1 1 1,1 0-1,0 0 0,0-1 0,-1 1 0,1 0 0,0 0 0,-1 0 0,1-1 1,0 1-1,-1 0 0,1 0 0,0 0 0,-1 0 0,1 0 0,0 0 1,-1 0-1,1 0 0,-1 0 0,1 0 0,0 0 0,-1 0 0,1 0 1,0 0-1,-1 0 0,1 0 0,-1 0 0,1 0 0,0 1 0,-1-1 0,0 0-49,0 1-1,0-1 0,0 1 1,0-1-1,0 1 0,0-1 1,1 1-1,-1 0 0,0-1 1,0 1-1,1 0 0,-1-1 0,0 1 1,1 0-1,-1 0 0,0 0 1,0 1-1,0 0-51,0 1 0,1-1-1,-1 1 1,0 0 0,1-1 0,0 1 0,-1 0 0,1-1-1,0 1 1,0 0 0,1-1 0,-1 1 0,0 0-1,1-1 1,0 1 0,-1 0 0,1-1 0,0 1 0,0-1-1,1 0 1,2 5 0,1-2-162,0-1 0,0 1 1,0-1-1,0-1 0,1 1 0,-1-1 0,7 3 1,-5-3 39,-1 0 1,0 1-1,-1-1 1,1 1-1,-1 0 1,1 1-1,-1-1 0,6 9 1,-10-12 184,-1 0-1,1 0 1,-1 0 0,1 0-1,-1 0 1,1 0 0,-1 0-1,0 0 1,0 0 0,0 0 0,1 0-1,-1 0 1,0 0 0,0 0-1,0 0 1,-1 0 0,1 0-1,0 0 1,0 0 0,-1 0-1,1 0 1,0 0 0,-1 0-1,1 0 1,-1 0 0,1 0 0,-1 0-1,0 0 1,1 0 0,-1 0-1,0-1 1,0 1 0,1 0-1,-1 0 1,0-1 0,0 1-1,0-1 1,0 1 0,-2 0-1,-41 19-692,41-19 566,-10 2-151,0 0 0,0 0 1,0-1-1,-1-1 0,-14 0 0,27-1 238,1 0 0,-1 0 1,0 0-1,0 0 0,0 0 1,0 0-1,0 0 0,1 0 1,-1-1-1,0 1 0,0 0 0,0 0 1,1-1-1,-1 1 0,0-1 1,0 1-1,1-1 0,-1 1 0,0-1 1,1 1-1,-1-2 0,0 2-36,1-1-1,0 0 1,0 0-1,0 1 0,0-1 1,0 0-1,0 0 1,0 0-1,0 1 0,0-1 1,0 0-1,1 0 1,-1 0-1,0 1 0,0-1 1,1 0-1,-1 1 1,0-1-1,1 0 0,-1 1 1,1-1-1,-1 0 1,1 1-1,-1-1 0,1 1 1,0-1-1,29-21-2235,11-1-608</inkml:trace>
-  <inkml:trace contextRef="#ctx0" brushRef="#br0" timeOffset="-2483.54">2832 104 8964,'0'0'8228</inkml:trace>
-  <inkml:trace contextRef="#ctx0" brushRef="#br0" timeOffset="-1678.48">2402 544 4290,'0'0'6480,"1"15"-6242,17 330 2705,3 90-2066,-26 39-1216,13-512-6373,-2 2 2649</inkml:trace>
-  <inkml:trace contextRef="#ctx0" brushRef="#br0" timeOffset="-1246.09">2517 793 3282,'0'0'7683,"49"1"-6418,-1-1-369,15 0-608,5-5-144,-2-1-144,-9 0-224,-13 2-2017,-10-3-1136,-11 1 655</inkml:trace>
-  <inkml:trace contextRef="#ctx0" brushRef="#br0" timeOffset="-1012.4">2924 676 5731,'0'0'6491,"-11"-2"-6166,1 0-241,-19-3-317,29 5 231,1 0 0,-1 0 0,0 0 0,0 0-1,0 1 1,0-1 0,0 0 0,0 0 0,0 0 0,0 0-1,0 0 1,0 0 0,0 0 0,0 0 0,0 0 0,0 0-1,0 0 1,0 0 0,0 0 0,0 1 0,0-1 0,0 0-1,0 0 1,0 0 0,0 0 0,0 0 0,0 0 0,0 0 0,0 0-1,0 0 1,0 0 0,0 1 0,0-1 0,0 0 0,0 0-1,0 0 1,0 0 0,0 0 0,0 0 0,0 0 0,0 0-1,0 0 1,0 0 0,0 0 0,0 0 0,0 0 0,0 1-1,0-1 1,-1 0 0,1 0 0,0 0 0,0 0 0,0 0-1,0 0 1,0 0 0,0 0 0,0 0 0,0 0 0,0 0-1,0 0 1,0 0 0,-1 0 0,1 0 0,0 0 0,0 0-1,18 11-28,48 18 396,-45-21-330,-1 1 0,23 14 0,-42-23-38,0 1-1,0 0 1,0 0 0,0 0 0,0 0 0,-1 0-1,1 0 1,0 0 0,-1 0 0,1 0-1,0 0 1,-1 0 0,0 1 0,1-1 0,-1 0-1,0 0 1,1 0 0,-1 1 0,0-1 0,0 0-1,0 0 1,0 1 0,0-1 0,0 0 0,-1 0-1,1 1 1,0-1 0,0 0 0,-1 0-1,1 0 1,-1 0 0,1 0 0,-1 1 0,0-1-1,1 0 1,-1 0 0,-1 1 0,-4 6-29,0 0 0,0-1-1,-11 11 1,16-17 32,-112 100-4058,76-71-309</inkml:trace>
-  <inkml:trace contextRef="#ctx0" brushRef="#br0" timeOffset="-586.5">2426 1608 2161,'0'0'8276,"123"-23"-7940,-71 17-144,5-1-192,1-3 0,1-3-48,-7-1-1185,-9-4-1024,-15 2-800</inkml:trace>
-  <inkml:trace contextRef="#ctx0" brushRef="#br0" timeOffset="-315.2">2767 1418 5603,'0'0'4055,"6"1"-3951,30 5 179,1 1-1,61 20 1,-97-26-266,0-1-1,0 0 1,0 0-1,-1 1 0,1-1 1,0 1-1,-1-1 1,1 0-1,0 1 1,-1-1-1,1 1 1,0 0-1,-1-1 1,1 1-1,-1-1 0,1 1 1,-1 0-1,1 0 1,-1-1-1,0 1 1,1 0-1,-1-1 1,0 1-1,0 0 1,1 0-1,-1 0 1,0-1-1,0 1 0,0 0 1,0 0-1,0 0 1,0 0-1,0-1 1,0 1-1,-1 0 1,1 0-1,0 0 1,0-1-1,-1 1 0,1 0 1,0 0-1,-1-1 1,1 1-1,-1 1 1,-26 28 483,-27 17-643,16-20-2721,18-15-1322</inkml:trace>
-  <inkml:trace contextRef="#ctx0" brushRef="#br0" timeOffset="5420.47">459 2676 7700,'0'0'4338,"-23"-3"-3698,50 1 224,8 1 689,9-3-865,8-2-688,2-3 48,0-1-48,-7 0-1184,-12 2-2738,-10-1-64,-15 2-1168</inkml:trace>
-  <inkml:trace contextRef="#ctx0" brushRef="#br0" timeOffset="5658.17">667 2537 6931,'0'0'6243,"0"-1"-6238,1 1 0,-1-1 0,0 1 0,0-1 0,1 1 0,-1-1 0,0 1 0,1 0 0,-1-1 0,0 1 0,1 0 0,-1-1 0,0 1 0,1 0 0,-1-1 0,1 1-1,-1 0 1,1 0 0,-1 0 0,1-1 0,-1 1 0,1 0 0,-1 0 0,1 0 0,-1 0 0,1 0 0,-1 0 0,1 0 0,5 0-5,0 0 0,0 0 0,-1 1 0,1-1 0,0 1 0,0 1 0,-1-1 0,7 3 0,44 20-3,-54-23-4,0 0-1,0 0 0,0 0 0,0 0 0,0 1 1,0-1-1,0 0 0,-1 1 0,1 0 0,0-1 0,-1 1 1,0 0-1,1 0 0,-1-1 0,0 1 0,0 0 1,0 0-1,0 1 0,0-1 0,-1 0 0,1 0 1,0 0-1,-1 0 0,0 1 0,1-1 0,-1 0 0,0 0 1,0 1-1,-1-1 0,1 0 0,0 0 0,-1 1 1,1-1-1,-1 0 0,0 0 0,-1 4 0,-5 7-199,0 0-1,-1 0 0,0 0 0,-16 18 0,2-3-1689,7-4-1486</inkml:trace>
-  <inkml:trace contextRef="#ctx0" brushRef="#br0" timeOffset="6325.8">1253 2548 5747,'0'0'11813,"0"-37"-11813,-3 75 144,-4 10-176,0 5 64,3-2-32,4 0 0,0-4-80,0-4-896,0-9-3026,5-11-304,0-17 256</inkml:trace>
-  <inkml:trace contextRef="#ctx0" brushRef="#br0" timeOffset="6814.5">1270 2553 4738,'0'0'5976,"11"-2"-5928,-5 1-45,-3 0-5,1 0 0,-1 1-1,0-1 1,0 1 0,0 0 0,1 0 0,-1 0-1,0 0 1,1 0 0,-1 1 0,0-1 0,0 1 0,0 0-1,0 0 1,0 0 0,0 0 0,0 1 0,0-1-1,0 1 1,0 0 0,4 4 0,-1-1-347,0 1 0,0-1 0,0 0 0,0 0 1,1 0-1,0-1 0,0 0 0,0-1 0,0 1 0,1-1 0,-1-1 1,1 1-1,0-2 0,0 1 0,-1-1 0,1 0 0,0 0 0,0-1 1,1 0-1,8-1 0,-15 0 347,1 1 0,-1-1 0,0 1 0,1-1 0,-1 0 1,0 0-1,1 0 0,-1 0 0,0-1 0,0 1 0,0 0 0,0-1 0,0 0 0,0 1 0,0-1 1,-1 0-1,1 0 0,-1 0 0,1 0 0,-1 0 0,0 0 0,0 0 0,2-5 0,-1 0 1303,0-1 0,0 0 0,-1 1 0,0-1-1,0 0 1,-1-9 0,-3 16 1663,-10 4-2783,4 4-137,0-1-1,1 1 1,-1 1-1,1-1 1,-7 10-1,-23 21-61,80-85-1884,-21 22 1999,37-36 1,-54 58-2,0 0 0,0 0 0,0 0 0,0 1 0,0 0 0,1-1-1,-1 1 1,1 1 0,0-1 0,7-1 0,-10 3-46,0 0-1,0 0 0,-1 0 0,1 0 0,0 0 1,0 0-1,-1 0 0,1 1 0,0-1 1,0 1-1,-1-1 0,1 1 0,0 0 0,-1 0 1,1 0-1,-1 0 0,1 0 0,-1 0 0,0 0 1,1 0-1,-1 0 0,0 1 0,0-1 1,0 0-1,1 1 0,-2-1 0,1 1 0,0 0 1,0-1-1,0 1 0,0 2 0,6 16 220,-1 1 0,-1 0 0,-1 1 0,3 33 0,-4 17-1057,-3-1-5226,0-42 1192,0-24 148</inkml:trace>
-  <inkml:trace contextRef="#ctx0" brushRef="#br0" timeOffset="7083.83">1833 2714 6355,'0'0'4191,"14"-3"-3743,-2 0-362,5 0 182,-1-2 0,1 0 0,-1-1-1,31-14 1,-42 16 35,0 0 0,0 0 0,0 0 0,-1 0 1,1-1-1,-1 0 0,0 0 0,-1 0 0,5-7 0,-7 10-220,-1 1 0,1 0 0,0 0 0,-1 0 0,1-1 0,-1 1 0,1 0-1,-1-1 1,0 1 0,0 0 0,1-1 0,-1 1 0,0 0 0,0-1 0,0 1 0,-1-1 0,1 1 0,0 0 0,0-1 0,-1 1-1,1 0 1,-1 0 0,1-1 0,-1 1 0,1 0 0,-1 0 0,0 0 0,0-1 0,0 1 0,0 0 0,1 0 0,-1 0 0,0 0-1,-1 1 1,1-1 0,0 0 0,0 0 0,0 1 0,0-1 0,-1 1 0,1-1 0,0 1 0,-1-1 0,1 1 0,0 0 0,-3-1 0,-1 0-67,1 0-1,-1 0 1,1 1 0,-1-1 0,1 1 0,-1 0 0,0 0 0,1 1 0,-1-1 0,1 1 0,-1 0 0,1 0 0,0 1 0,-1-1 0,-7 5 0,10-5-26,0 1 1,0-1-1,0 1 0,1-1 0,-1 1 1,0 0-1,1 0 0,-1 0 0,1 0 1,0 0-1,0 0 0,-1 0 0,1 0 0,1 1 1,-1-1-1,0 0 0,0 1 0,1-1 1,-1 0-1,1 1 0,0-1 0,0 1 1,0-1-1,0 1 0,0-1 0,1 0 0,-1 1 1,1-1-1,-1 0 0,1 1 0,0-1 1,1 2-1,-1-1-137,1 0-1,0 0 1,0 0 0,0-1 0,0 1-1,0-1 1,1 1 0,-1-1 0,0 0-1,1 0 1,0 0 0,0 0 0,-1-1-1,1 1 1,0-1 0,0 0 0,1 0-1,-1 0 1,0 0 0,0 0 0,5 0-1,10 2-2081,-1-1 1,29-1-1,-41-1 1654,28-2-2336,-7-6-157</inkml:trace>
-  <inkml:trace contextRef="#ctx0" brushRef="#br0" timeOffset="7322.95">2128 2633 2961,'0'0'11904,"0"-11"-10303,1-33-947,2 55-615,1 1-65,0 1-1,3 21 1,-6-21 151,0-29 86,2-16-43,-1 25-80,0 0 0,1-1 0,0 1 0,1 1 0,-1-1 0,1 0 0,0 1 0,1 0 0,0 0 0,0 0 0,0 0 1,0 1-1,1 0 0,0 0 0,0 1 0,0 0 0,1 0 0,0 0 0,0 0 0,0 1 0,0 1 0,0-1 0,0 1 0,12-2 0,-17 4-88,-1-1 0,1 1 1,0 0-1,-1 0 0,1 0 0,0 0 0,-1 0 1,1 1-1,0-1 0,-1 0 0,1 1 0,-1 0 1,1-1-1,-1 1 0,1 0 0,-1-1 0,1 1 1,-1 0-1,1 0 0,-1 0 0,0 0 0,0 1 0,0-1 1,1 0-1,-1 0 0,0 1 0,-1-1 0,1 1 1,0-1-1,0 1 0,0-1 0,0 4 0,1 3-25,0 1 0,-1-1 0,0 1 0,-1 0 0,0 10 0,0-10-4,0 0-287,0 0 1,-1-1 0,0 1-1,0-1 1,-1 0 0,0 1 0,0-1-1,-1 0 1,0 0 0,-8 15-1,-25 27-5486</inkml:trace>
-  <inkml:trace contextRef="#ctx0" brushRef="#br0" timeOffset="8844.75">2212 3181 5138,'0'0'5555,"13"8"-5267,17-6 0,14-2-16,10 0-176,6 0-96,-3-2-800,-7-8-1425,-13-1-32,-10 0 16</inkml:trace>
-  <inkml:trace contextRef="#ctx0" brushRef="#br0" timeOffset="9082.2">2524 3078 6691,'0'0'4477,"5"1"-4397,36 9-107,56 20 0,-96-29 28,1-1-1,-1 0 0,0 1 0,0-1 0,0 0 0,0 1 0,0 0 0,0-1 0,-1 1 0,1-1 0,0 1 0,0 0 0,0 0 0,0 0 0,-1-1 0,1 1 0,0 0 1,-1 0-1,1 0 0,-1 0 0,1 0 0,-1 0 0,0 0 0,1 2 0,-1-1 2,0 0 0,0 0 0,0-1 0,-1 1 0,1 0 0,-1-1 0,1 1 0,-1 0 0,0-1 0,0 1 0,0-1 0,0 1 0,0-1-1,-1 2 1,-7 7-80,0 0 0,-1-1 0,-15 11 0,15-12-187,-57 45-3305,37-32 366</inkml:trace>
-  <inkml:trace contextRef="#ctx0" brushRef="#br0" timeOffset="9704.56">3080 3007 9380,'0'0'5816,"-5"12"-5717,-11 38-10,1 0 0,-14 90 0,31-178-1164,-3 22 1021,2 0 1,0 0 0,1 0-1,0 0 1,6-18-1,-2 16 76,0 0 1,1 0-1,1 0 0,1 1 0,1 0 0,0 1 0,13-16 0,-22 31-9,0-1 1,0 1 0,0-1-1,0 1 1,1 0 0,-1 0-1,0 0 1,1 0 0,-1 0-1,1 0 1,0 0 0,-1 0 0,1 1-1,0-1 1,-1 0 0,1 1-1,0 0 1,0-1 0,-1 1-1,1 0 1,0 0 0,0 0-1,0 0 1,-1 0 0,3 0-1,-2 2-5,1-1 0,-1 0 0,0 1-1,0-1 1,0 1 0,0 0-1,0 0 1,0-1 0,0 1-1,-1 1 1,1-1 0,-1 0-1,1 0 1,1 5 0,4 9-4,-1 0 0,-1 0 1,6 32-1,-6-25 118,-2 0-1,2 36 1,-4-65-89,2-16 79,2 0 1,0 1-1,1 0 1,10-21-1,-14 37-50,1 0 0,0-1 0,0 2 0,0-1 0,1 0 0,0 0 0,0 1 0,8-8 0,-9 10-7,0 0 1,0 1 0,1-1-1,-1 0 1,0 1 0,0 0 0,1 0-1,-1 0 1,1 0 0,-1 0 0,1 1-1,-1-1 1,1 1 0,-1 0-1,1 0 1,3 1 0,-4 0-54,-1-1 1,0 1-1,1 0 1,-1 1-1,0-1 0,0 0 1,0 1-1,0-1 1,0 1-1,0-1 0,0 1 1,-1 0-1,1 0 1,0 0-1,-1 0 0,0 0 1,1 0-1,-1 0 1,0 1-1,0-1 0,0 0 1,-1 1-1,1-1 1,0 1-1,-1-1 0,1 5 1,1 10-3,0 0 1,-1 29-1,-1-41-2,0 7-335,-1 0-1,0-1 1,-1 1-1,0-1 1,-1 1 0,-5 13-1,-18 34-7694,20-48 3099</inkml:trace>
-  <inkml:trace contextRef="#ctx0" brushRef="#br0" timeOffset="10210.58">3601 2991 5699,'0'0'9391,"0"-6"-8474,-3-13-741,2 31 8,2 52 92,-1-32-245,0 57-127,0-51-9012,7-43 3927</inkml:trace>
-  <inkml:trace contextRef="#ctx0" brushRef="#br0" timeOffset="10413.11">3608 3082 2625,'1'-13'1668,"0"-1"-1249,0-14 582,9-39 0,-10 61-703,2-1 0,-1 1 1,1 0-1,0 0 0,0 0 1,0 1-1,1-1 0,0 0 1,0 1-1,1 0 0,-1 0 1,1 0-1,7-7 0,-8 10-178,0 0 0,0 1-1,0-1 1,0 1 0,0 0-1,0 0 1,0 0 0,0 0 0,1 1-1,-1-1 1,0 1 0,0 0-1,1 0 1,-1 0 0,5 1-1,-6-1-93,0 0-1,0 0 1,-1 1-1,1-1 0,0 1 1,-1-1-1,1 1 1,0 0-1,-1 0 0,1 0 1,-1 0-1,1 0 1,-1 0-1,0 0 0,1 0 1,-1 1-1,0-1 1,0 0-1,0 1 1,0-1-1,0 1 0,0-1 1,0 1-1,0 0 1,-1-1-1,1 1 0,-1 0 1,1 2-1,0 2-8,-1-1 0,0 0 0,0 0 0,0 0 0,-1 0 0,1 0 0,-1 0 0,0 0 1,-1 0-1,0 0 0,1 0 0,-1-1 0,-1 1 0,1-1 0,-1 1 0,0-1 0,0 0 0,-5 6 0,0-2-726,0-1 0,0 0 1,-1-1-1,1 0 0,-1 0 0,-1-1 1,-18 8-1,10-7-2458,8-5-1862</inkml:trace>
-  <inkml:trace contextRef="#ctx0" brushRef="#br0" timeOffset="10614.12">3866 2853 4578,'0'0'11621,"58"-1"-11461,-58 35 17,0 7-177,0 2-32,-9 0-16,-4-2-3522,1-6-592,2-5-1313</inkml:trace>
-  <inkml:trace contextRef="#ctx0" brushRef="#br0" timeOffset="11323.42">2291 3770 928,'0'0'7054,"-6"1"-6363,-18 6 150,24-7-814,0 0 1,0 0 0,1 0 0,-1 0-1,0 1 1,0-1 0,0 0 0,0 0 0,0 0-1,0 0 1,1 0 0,-1 1 0,0-1-1,0 0 1,0 0 0,0 0 0,0 0-1,0 1 1,0-1 0,0 0 0,0 0-1,0 0 1,0 0 0,0 1 0,0-1-1,0 0 1,0 0 0,0 0 0,0 1-1,0-1 1,0 0 0,0 0 0,0 0-1,0 0 1,0 1 0,0-1 0,0 0-1,0 0 1,0 0 0,-1 0 0,1 1-1,0-1 1,0 0 0,0 0 0,0 0 0,0 0-1,-1 0 1,1 0 0,0 0 0,0 1-1,0-1 9,18 4 152,0-1-1,0 0 1,1-1 0,-1-1-1,25-2 1,-23 1-111,27 0 46,50-7 0,-26-8-1481,-60 11 323,0 0-1,0 0 1,-1-1 0,11-7 0,-10 3-3132</inkml:trace>
-  <inkml:trace contextRef="#ctx0" brushRef="#br0" timeOffset="11561.64">2607 3672 5426,'0'0'6022,"-12"-3"-5537,59 7-519,-44-3 40,1 0 0,-1 0 0,0 0 0,1 1 0,-1 0 0,0-1 0,0 1 0,0 0 0,0 0-1,0 1 1,-1-1 0,1 1 0,-1-1 0,0 1 0,1 0 0,-1 0 0,0 0 0,-1 0 0,1 0 0,0 0 0,-1 1 0,2 3 0,-2-2-3,0 0 0,-1 0 0,1 0 0,-1 0 1,0 0-1,0 0 0,0 0 0,-1 0 0,0 0 0,0 0 0,0 0 0,-1 0 0,1 0 0,-1 0 0,-4 6 1,-4 7-55,6-11-383,0-1 1,0 1-1,1 1 0,0-1 0,1 0 1,-4 13-1,5-1-2466</inkml:trace>
-  <inkml:trace contextRef="#ctx0" brushRef="#br0" timeOffset="12129.86">3161 3602 11909,'0'0'6582,"-5"14"-6166,-70 264-811,74-277-34,11-39-409,27-99 199,-30 115 654,2 1-1,0 0 1,1 0 0,14-20 0,-11 26-13,-4 13-1,-8 4-4,0 0 1,0 0-1,0 0 1,0 0-1,0 0 1,0 0-1,0 0 1,-1 0-1,1 0 1,-1 0-1,1 1 1,-1 2-1,19 148-69,-19-153 75,0 0 0,0 1 0,0-1 1,0 0-1,0 0 0,0 0 0,0 0 0,1 0 0,-1 0 0,0 1 0,0-1 0,0 0 0,0 0 0,0 0 0,0 0 0,0 0 0,0 0 1,0 0-1,0 0 0,1 0 0,-1 1 0,0-1 0,0 0 0,0 0 0,0 0 0,0 0 0,0 0 0,1 0 0,-1 0 0,0 0 0,0 0 1,0 0-1,0 0 0,0 0 0,0 0 0,1 0 0,-1 0 0,0 0 0,0 0 0,0 0 0,0 0 0,0 0 0,0 0 0,1 0 0,-1-1 0,0 1 1,0 0-1,0 0 0,0 0 0,0 0 0,0 0 0,0 0 0,1 0 0,-1 0 0,0 0 0,0-1 0,0 1 0,0 0 0,0 0 0,0 0 1,0 0-1,0 0 0,0 0 0,0-1 0,0 1 0,6-8 104,13-37 158,-7 17-184,28-49 0,-36 70-77,0 1 0,0 0 0,1 1-1,-1-1 1,1 1 0,1 0 0,-1 0-1,1 0 1,0 1 0,0 0 0,0 0-1,0 0 1,9-2 0,-15 5 0,1 1 0,0-1 0,0 1 0,0 0 0,0-1 0,0 1 0,0 0 0,0 0 0,0 0 0,0 0 0,0 0 0,0 0 0,0 0 0,0 0 0,0 0 0,0 1 1,0-1-1,0 0 0,0 0 0,0 1 0,0-1 0,-1 1 0,1-1 0,0 1 0,0-1 0,0 1 0,-1 0 0,1-1 0,0 1 0,0 0 0,-1 0 0,1-1 0,-1 1 0,1 0 0,-1 0 0,1 0 0,-1 0 0,1 0 0,-1 0 0,0-1 0,0 1 0,1 2 0,0 5 35,0 0 0,0 0 0,0 0 0,-2 12-1,1-8-8,0 114-80,0-72-3042,0-51 2549,-1-2 312,1-1-1,0 1 1,0 0 0,0-1 0,0 1-1,0 0 1,0-1 0,0 1 0,0 0-1,0-1 1,0 1 0,0 0 0,1-1 0,-1 1-1,0 0 1,0-1 0,1 1 0,-1-1-1,0 1 1,1-1 0,-1 1 0,1 0-1,-1-1 1,0 1 0,1-1 0,-1 0 0,1 1-1,-1-1 1,1 1 0,0-1 0,0 1-1,11 0-5151</inkml:trace>
-  <inkml:trace contextRef="#ctx0" brushRef="#br0" timeOffset="12320.37">3641 3589 6499,'0'0'9380,"-10"102"-9236,2-51 48,-1-2-144,3-5-48,3-7 0,3-10-192,0-9-1745,0-8-1296,15-27-4370</inkml:trace>
-  <inkml:trace contextRef="#ctx0" brushRef="#br0" timeOffset="12529.95">3639 3813 1329,'2'-15'2993,"-1"-10"-2180,9-73 2324,-9 86-2512,2 1 0,-1-1 0,2 1 1,-1-1-1,1 1 0,8-15 0,-8 21-481,-1 1-1,1-1 1,0 1-1,0 0 1,0 1-1,1-1 0,0 1 1,-1-1-1,1 1 1,0 1-1,0-1 0,0 1 1,10-3-1,-8 2-3,1 1 1,-1 0-1,1 1 0,0 0 0,0 0 0,-1 1 0,1 0 1,0 0-1,11 2 0,-17-1-104,-1-1 0,0 1-1,1 0 1,-1 0 0,0 0 0,0 0-1,0 1 1,1-1 0,-1 0 0,0 0 0,0 1-1,-1-1 1,1 1 0,0-1 0,0 0-1,-1 1 1,1 0 0,-1-1 0,1 1 0,-1-1-1,0 1 1,0-1 0,1 1 0,-1 0-1,0-1 1,0 1 0,-1 0 0,1 1 0,0 3-7,-1 0 1,1 0 0,-1 0-1,0-1 1,-1 1 0,1-1 0,-4 9-1,0-6-126,-1 1 0,0-1 0,-1 0 0,0 0 0,0-1 0,-1 0 0,-13 10 0,-64 38-6121,80-51 5534,-23 12-2808</inkml:trace>
-  <inkml:trace contextRef="#ctx0" brushRef="#br0" timeOffset="12891.38">3922 3613 10213,'0'0'2854,"18"-4"-1600,55-14-627,-71 17-570,0 0 0,1 0 0,-1 1 0,1-1 0,-1 1 0,1-1 1,-1 1-1,1 0 0,0 0 0,-1 0 0,1 0 0,-1 1 0,1-1 0,-1 1 0,1 0 0,-1-1 0,4 3 0,-5-2-22,0 1 0,0-1 0,0 1 1,-1 0-1,1 0 0,-1-1 0,1 1 0,-1 0 0,1 0 0,-1 0 0,0 0 1,0-1-1,0 1 0,0 0 0,0 0 0,0 2 0,0 1-58,-1 3 81,0 1 0,-1 0 1,0-1-1,0 1 0,0-1 0,-1 1 0,-1-1 1,1 0-1,-1 0 0,-1-1 0,0 1 1,-6 7-1,-12 15 242,-42 40 1,27-31 179,30-31-323,6-7-72,1 1 0,-1 0 0,0-1 0,0 1 0,1 0 0,-1 0 0,1 0 0,-1 0 0,1 1 0,0-1 0,-1 2 0,7-3 374,26-2 1669,56-8 0,90-32-1148,-116 26-846,-49 13 434,-10 1-2462</inkml:trace>
-  <inkml:trace contextRef="#ctx0" brushRef="#br0" timeOffset="14729.27">231 5477 1473,'0'0'4020,"-1"-5"-3278,1-1-1524,-2-10 4837,0 29-1315,-32 360 429,18-232-2808,-48 406 899,-23 233-1141,64-345-1327,23-611-6383,-2 106 4323</inkml:trace>
-  <inkml:trace contextRef="#ctx0" brushRef="#br0" timeOffset="15316.01">196 5603 3346,'0'0'14198,"44"-8"-14102,10 6 208,11-2-304,6-2 48,-3-1-176,-6-2-1328,-12 2-3987,-10-4-47</inkml:trace>
-  <inkml:trace contextRef="#ctx0" brushRef="#br0" timeOffset="15549.21">528 5459 9636,'0'0'6041,"4"1"-5588,20 7-446,1 0 0,-1 2 0,-1 1 1,0 0-1,27 20 0,-47-30-7,-1 0 0,0 0 0,0 1 0,0-1-1,0 1 1,0 0 0,0-1 0,0 1 0,0 0 0,0 0 0,-1 0 0,1 0 0,-1 0 0,0 1 0,0-1 0,0 0 0,0 1 0,0-1 0,0 0 0,0 1 0,-1-1 0,1 1-1,-1-1 1,0 1 0,0 0 0,0-1 0,0 1 0,0-1 0,0 1 0,-1-1 0,1 1 0,-1-1 0,0 1 0,0-1 0,0 1 0,0-1 0,0 0 0,0 0 0,-1 1 0,-2 2-1,-7 9 4,0-1 0,-1-1 0,-1 0 0,-26 20 0,23-19-31,-44 39-1864,25-15-3708,24-21 569</inkml:trace>
-  <inkml:trace contextRef="#ctx0" brushRef="#br0" timeOffset="18481.86">1169 5317 7764,'0'0'7419,"0"-1"-7384,0 1-1,0-1 1,0 1-1,0-1 1,-1 1-1,1-1 1,0 1-1,0-1 1,0 1 0,-1-1-1,1 1 1,0-1-1,-1 1 1,1 0-1,0-1 1,-1 1-1,1 0 1,-1-1 0,1 1-1,0 0 1,-1-1-1,0 7 1,0-1-1,0 1 0,1-1 1,0 1-1,1 8 1,-1 3 65,-2 43 205,1-31-93,0 1 1,6 45-1,-5-74-214,0 0 1,0 0 0,0 0-1,0-1 1,1 1-1,-1 0 1,0 0 0,0 0-1,1-1 1,-1 1-1,0 0 1,1-1-1,-1 1 1,1 0 0,-1-1-1,1 1 1,-1 0-1,1-1 1,-1 1 0,1-1-1,0 1 1,-1-1-1,1 1 1,0-1-1,0 0 1,-1 1 0,1-1-1,0 0 1,0 1-1,-1-1 1,1 0 0,0 0-1,0 0 1,0 0-1,-1 0 1,1 0-1,0 0 1,0 0 0,0 0-1,-1 0 1,1 0-1,0 0 1,0-1 0,0 1-1,-1 0 1,1-1-1,0 1 1,1-1 0,1-1-6,1 0 0,0 0 1,-1-1-1,1 1 0,-1-1 0,0 0 1,5-5-1,47-71 15,-54 79-13,0-1 1,0 1-1,-1-1 0,1 1 1,0-1-1,0 1 0,-1-1 0,1 1 1,0 0-1,0 0 0,0-1 0,0 1 1,-1 0-1,1 0 0,0 0 1,0 0-1,0 0 0,0 0 0,0 0 1,0 0-1,-1 0 0,1 0 1,0 0-1,0 1 0,0-1 0,0 0 1,0 1-1,-1-1 0,1 0 0,0 1 1,0-1-1,-1 1 0,2 0 1,28 24-149,-22-18 37,-5-4-49,0-1 0,0 0 0,0 0 0,1 0 0,-1 0 0,0 0 0,1-1 0,-1 1 0,1-1 0,0 0 0,-1 0 0,1 0 0,0-1 0,0 0 0,4 1 0,-6-2 145,0 1 1,1-1-1,-1 0 1,0 0 0,0 0-1,0 0 1,0 0-1,0 0 1,-1 0-1,1-1 1,0 1 0,-1-1-1,1 1 1,0-1-1,-1 0 1,0 1 0,1-1-1,-1 0 1,0 0-1,0 0 1,0 0 0,0 0-1,-1 0 1,1 0-1,0-1 1,0-2 0,3-11 176,-1 0 0,-1 1 1,0-1-1,-1 0 1,-1 0-1,0 0 0,-1 0 1,-1 0-1,-5-20 1,6 32-138,-1 1 0,1 0 0,-1 0 0,0 0 0,0 0 0,0 0 1,-1 0-1,1 1 0,-1-1 0,1 1 0,-1-1 0,-4-2 1,6 5-105,0-1 0,1 1 1,-1-1-1,0 1 1,0-1-1,0 1 1,0-1-1,0 1 1,0 0-1,0 0 0,0-1 1,0 1-1,1 0 1,-1 0-1,0 0 1,0 0-1,0 0 1,0 0-1,0 0 1,0 0-1,0 1 0,0-1 1,0 0-1,0 1 1,0-1-1,0 0 1,0 1-1,1-1 1,-1 1-1,0-1 1,0 1-1,0 0 0,1-1 1,-1 1-1,0 0 1,1-1-1,-1 1 1,1 0-1,-1 0 1,1 0-1,-1 0 0,1-1 1,-1 1-1,1 0 1,0 0-1,0 0 1,-1 1-1,-4 23-2893,5 3-121</inkml:trace>
-  <inkml:trace contextRef="#ctx0" brushRef="#br0" timeOffset="18798.46">1604 5418 6819,'0'0'7665,"-1"0"-7662,1 0 0,0 0 0,-1 0 0,1 0 0,-1 0 0,1 0 0,0 0 0,-1 0-1,1 0 1,-1 1 0,1-1 0,0 0 0,-1 0 0,1 0 0,0 0 0,-1 1 0,1-1 0,0 0 0,-1 0 0,1 1 0,0-1 0,0 0 0,-1 0 0,1 1 0,0-1 0,0 0-1,-1 1 1,1 0 0,-1 1-1,0 0 0,0 1 0,0-1 0,0 1 0,0-1 0,0 1 0,1 0-1,-1-1 1,1 1 0,0 0 0,0-1 0,0 1 0,0 0 0,1-1 0,-1 1 0,1 2-1,0-3-2,-1 0 0,1 0 0,-1 0 0,1-1 0,0 1 0,-1 0 0,1 0 0,0-1-1,0 1 1,1-1 0,-1 1 0,0-1 0,0 1 0,1-1 0,-1 0 0,1 1-1,-1-1 1,1 0 0,-1 0 0,1 0 0,0 0 0,0-1 0,2 2 0,-2-2 2,31 5-241,-32-5 240,0 0 1,0 0-1,0 0 0,-1 0 1,1 0-1,0 0 0,0 0 1,0 0-1,-1-1 0,1 1 0,0 0 1,0-1-1,-1 1 0,1 0 1,0-1-1,-1 1 0,1-1 1,-1 1-1,1-1 0,0 1 1,-1-1-1,1 1 0,-1-1 1,1 0-1,-1 1 0,1-1 0,-1 0 1,0 1-1,1-1 0,-1 0 1,0 0-1,0 1 0,0-1 1,1 0-1,-1 0 0,0 1 1,0-3-1,0 0 39,0 0 1,0-1-1,0 1 1,0-1-1,-1 1 1,1-1-1,-1 1 0,0 0 1,0-1-1,0 1 1,0 0-1,-1 0 1,1 0-1,-1 0 0,0 0 1,0 0-1,0 0 1,0 1-1,-1-1 1,1 1-1,-1-1 0,1 1 1,-1 0-1,0 0 1,0 0-1,0 0 1,0 1-1,0-1 0,0 1 1,0 0-1,-7-2 1,-25-2-902,35 5 669,-1 0 1,0 0 0,0 0 0,1 0 0,-1 0 0,0 0 0,0 0-1,1 0 1,-1 0 0,0 1 0,0-1 0,1 0 0,-1 0 0,0 1-1,1-1 1,-1 0 0,0 1 0,1-1 0,-1 1 0,1-1 0,-1 1-1,0-1 1,1 1 0,-1-1 0,1 1 0,0 0 0,-1-1 0,1 1-1,-1 0 1,1-1 0,0 1 0,0 0 0,-1-1 0,1 1 0,0 0-1,0 0 1,0-1 0,0 1 0,0 1 0,1 5-3252</inkml:trace>
-  <inkml:trace contextRef="#ctx0" brushRef="#br0" timeOffset="19765.38">1767 5394 5891,'0'0'9289,"0"3"-9054,0 19-144,0 0 1,2-1-1,7 33 1,-9-54-87,0 0 1,0 0 0,0 0-1,0 0 1,0 0 0,0 1 0,0-1-1,0 0 1,0 0 0,0 0-1,0 0 1,0 0 0,0 0 0,0 0-1,0 0 1,0 1 0,1-1-1,-1 0 1,0 0 0,0 0 0,0 0-1,0 0 1,0 0 0,0 0-1,0 0 1,0 0 0,0 0-1,0 0 1,0 0 0,1 0 0,-1 0-1,0 1 1,0-1 0,0 0-1,0 0 1,0 0 0,0 0 0,0 0-1,1 0 1,-1 0 0,0 0-1,0 0 1,0 0 0,0 0 0,0 0-1,0-1 1,0 1 0,0 0-1,1 0 1,-1 0 0,0 0 0,0 0-1,0 0 1,0 0 0,0 0-1,0 0 1,0 0 0,0 0 0,0 0-1,1-1 1,5-8 429,3-14 484,-4 7-606,11-33 213,-16 46-508,1 1-1,0 0 1,1-1 0,-1 1 0,0 0-1,0 0 1,1 0 0,0 0 0,-1 0-1,1 0 1,0 0 0,0 0 0,0 1-1,0-1 1,2-1 0,-3 3-24,0 0 1,0-1-1,-1 1 1,1 0-1,0 0 1,0 0-1,-1 0 1,1 0-1,0 0 0,0 0 1,0 0-1,-1 0 1,1 0-1,0 0 1,0 0-1,-1 1 1,1-1-1,0 0 1,0 1-1,-1-1 1,1 0-1,0 1 0,-1-1 1,1 1-1,0-1 1,-1 1-1,1 0 1,13 24-93,-4 29-183,-11-54 270,1 1 0,0-1 0,0 0 0,0 1 0,0-1 0,0 0-1,0 1 1,0-1 0,0 0 0,0 1 0,0-1 0,1 0 0,-1 1 0,0-1 0,0 0-1,0 1 1,0-1 0,0 0 0,1 1 0,-1-1 0,0 0 0,0 0 0,0 1 0,1-1-1,-1 0 1,0 0 0,1 0 0,-1 1 0,0-1 0,0 0 0,1 0 0,-1 0-1,10-7-95,12-27 179,-17 24-115,-2 7 45,4-9 13,0 1 1,1 0-1,1 0 1,18-18 0,-26 29-14,-1-1-1,1 1 1,-1-1 0,1 1 0,0 0-1,-1-1 1,1 1 0,0 0 0,-1 0 0,1-1-1,0 1 1,-1 0 0,1 0 0,0 0-1,-1 0 1,1 0 0,0 0 0,0 0 0,-1 0-1,1 0 1,0 0 0,-1 1 0,1-1-1,0 0 1,-1 0 0,1 1 0,0-1 0,-1 0-1,1 1 1,-1-1 0,1 1 0,0-1-1,-1 1 1,1-1 0,-1 1 0,1-1 0,-1 1-1,0-1 1,1 1 0,-1-1 0,0 1-1,1 0 1,-1-1 0,0 1 0,1 1 0,13 38 14,-12-31 19,-1-6-35,0 0 0,0 0-1,1-1 1,-1 1 0,0 0-1,1-1 1,0 1 0,0-1-1,0 1 1,0-1 0,0 0-1,0 0 1,0 0 0,1 0 0,-1 0-1,1-1 1,-1 1 0,1-1-1,3 2 1,-1-2 17,0 1 1,0-1-1,0 0 0,1 0 0,-1-1 1,0 0-1,1 0 0,-1 0 1,0-1-1,7-1 0,-9 1-10,0 0-1,0 0 0,0-1 1,0 0-1,0 0 0,0 0 1,0 0-1,0 0 1,-1 0-1,1-1 0,-1 1 1,0-1-1,0 1 0,0-1 1,0 0-1,0 0 0,-1 0 1,1 0-1,1-6 1,-1 5 188,0 0 1,-1-1-1,1 1 1,-1-1-1,0 0 1,0 1 0,-1-1-1,1 0 1,-1 0-1,0 0 1,0 1-1,-1-1 1,-1-8 0,2 13-170,0 0 0,-1 0 1,1-1-1,0 1 1,0 0-1,0 0 0,-1 0 1,1 0-1,0-1 1,0 1-1,-1 0 0,1 0 1,0 0-1,0 0 0,-1 0 1,1 0-1,0 0 1,-1 0-1,1 0 0,0 0 1,0 0-1,-1 0 1,1 0-1,0 0 0,0 0 1,-1 0-1,1 0 1,0 0-1,-1 0 0,1 0 1,0 0-1,0 1 1,-1-1-1,1 0 0,0 0 1,0 0-1,0 0 1,-1 1-1,-9 7-68,9-7 22,-1 1 1,1 0-1,0 0 1,0 0-1,0 1 1,0-1-1,0 0 1,0 0-1,0 1 1,1-1-1,-1 0 1,1 1-1,0-1 1,0 0-1,-1 1 1,1-1-1,1 0 1,-1 1-1,0-1 1,1 0-1,-1 1 1,1-1-1,0 0 1,1 5-1,0-5-158,0 1 0,0 0 0,0-1 0,0 1 0,1-1 0,-1 0 0,1 0 0,-1 0 0,1 0 0,0 0 0,0 0 0,0-1 0,0 1 0,0-1-1,0 0 1,0 0 0,5 1 0,0 0-800,0-1 0,0 1 0,0-2 0,0 1 0,0-1 0,0 0-1,1-1 1,11-2 0,-17 2 750,-1 1-1,1-1 1,-1 0 0,1 0-1,-1 0 1,0 0-1,0-1 1,0 1 0,0-1-1,0 1 1,0-1-1,0 0 1,0 0-1,0 0 1,2-4 0,-3 4 365,1-1 0,-1 0 0,0 1 0,0-1 0,-1 0 1,1 0-1,0 0 0,-1 0 0,0 1 0,0-5 0,0-8 1466,0-18 6641,5 61-7841,-3-5-445,4 22 23,-5-44 23,-1-1 0,0 0 0,0 0 0,1 0 0,-1 0-1,0 0 1,0 0 0,1 0 0,-1 0 0,0 0 0,1 0 0,-1 0 0,0 0 0,0 0 0,1 0 0,-1 0 0,0 0-1,0 0 1,1 0 0,-1 0 0,0-1 0,0 1 0,1 0 0,-1 0 0,0 0 0,0 0 0,1 0 0,-1-1-1,0 1 1,26-37 527,4-5 94,-29 40-570,1 0 0,0 1 1,0-1-1,0 0 1,0 1-1,1 0 1,-1-1-1,0 1 0,0 0 1,1 0-1,-1 0 1,1 0-1,-1 1 1,1-1-1,-1 1 1,1-1-1,2 1 0,-3 1-51,-1-1 0,1 1-1,-1-1 1,1 1 0,-1 0-1,1-1 1,-1 1 0,0 0-1,1 0 1,-1 0 0,0 0-1,0 0 1,0 1 0,0-1-1,0 0 1,0 0 0,0 1-1,0-1 1,0 1 0,-1-1-1,1 1 1,-1-1 0,2 3-1,10 38 69,-10-26-394,-1-11-153,-1 0 1,1 0 0,0-1 0,0 1 0,0 0-1,1-1 1,-1 1 0,1-1 0,0 0-1,0 1 1,6 6 0,3-4-5587</inkml:trace>
-  <inkml:trace contextRef="#ctx0" brushRef="#br0" timeOffset="20508.49">2356 5641 3057,'0'0'8698,"-3"16"-8143,-28 278 2451,10-69-1525,-6-37-978,9-72-662,-7 178-1,37-308-2927,-5 1 1761,-1 0-1,-1-1 1,7-23-1,-2-16-2891</inkml:trace>
-  <inkml:trace contextRef="#ctx0" brushRef="#br0" timeOffset="20896.9">2409 5919 7603,'0'0'3986,"118"3"-3986,-67-3-64,-4 0-1120,-7-10-1714,-12-2-1007</inkml:trace>
-  <inkml:trace contextRef="#ctx0" brushRef="#br0" timeOffset="21131.49">2644 5825 3522,'0'0'9356,"-5"-3"-9119,-11-7-212,28 10 23,40 16 53,-51-15-100,9 3 12,-1 0 0,0 0 0,0 1 0,-1 1 0,9 6 0,-15-10-4,0 0 0,0-1 0,0 1 0,-1 0 0,1 0 0,-1 0 0,0 0 0,1 0 0,-1 0 0,0 1 0,0-1 0,0 0 0,-1 1 0,1-1 0,-1 0 0,1 1 0,-1-1 0,0 1 0,1-1 0,-1 1 0,-1-1 0,1 1 0,0-1 0,-1 0 1,1 1-1,-2 4 0,-4 5-326,-1 1 1,0-1 0,-1 0 0,-1-1 0,1 1 0,-2-2 0,-11 12 0,6-7-1531,-5 8-1338</inkml:trace>
-  <inkml:trace contextRef="#ctx0" brushRef="#br0" timeOffset="22177.5">3050 5821 1072,'0'0'4200,"2"-13"-2698,0-1-460,4-23-797,-5 10 9238,-1 188-9408,0-158-81,0 0 0,1 1 0,-1-1 0,1 0 0,-1 0 0,1 0 0,0 1 1,0-1-1,0 0 0,0 0 0,1 0 0,-1 0 0,1-1 0,0 1 0,0 0 0,0-1 1,3 4-1,-3-5-16,0 1 1,0-1 0,0 0 0,0 0-1,0 0 1,0 0 0,0 0-1,1-1 1,-1 1 0,0-1 0,0 1-1,0-1 1,1 0 0,-1 0 0,0 0-1,0 0 1,1 0 0,-1-1 0,0 1-1,0 0 1,1-1 0,-1 0-1,0 0 1,0 1 0,0-1 0,3-3-1,5-3 9,-1 0 0,0-1 0,0 0 0,-1-1 0,0 0 0,-1 0-1,1-1 1,-2 0 0,0 0 0,0 0 0,-1-1 0,8-21 0,-13 32 8,0 0 1,0-1 0,0 1 0,0 0 0,0 0-1,0 0 1,0 0 0,0 0 0,0-1 0,0 1-1,0 0 1,0 0 0,0 0 0,0 0-1,0-1 1,1 1 0,-1 0 0,0 0 0,0 0-1,0 0 1,0 0 0,0 0 0,0 0-1,1-1 1,-1 1 0,0 0 0,0 0 0,0 0-1,0 0 1,0 0 0,1 0 0,-1 0 0,0 0-1,0 0 1,0 0 0,0 0 0,1 0-1,-1 0 1,0 0 0,0 0 0,0 0 0,0 0-1,1 0 1,6 8-93,7 18 35,-11-20 41,1 2-84,1 0-1,0-1 1,0 0-1,0 0 1,1-1-1,0 0 0,0 0 1,9 7-1,-13-12 78,-1 0 1,1 0-1,0 0 0,-1 0 0,1 0 0,0 0 0,0-1 0,-1 1 0,1 0 0,0-1 0,0 0 0,0 1 0,0-1 0,0 0 0,0 0 0,-1 0 0,1 0 0,0 0 0,0-1 0,0 1 0,0-1 0,0 1 1,0-1-1,-1 1 0,1-1 0,0 0 0,-1 0 0,1 0 0,0 0 0,-1 0 0,1 0 0,-1-1 0,1 1 0,-1 0 0,0-1 0,0 1 0,0-1 0,0 0 0,0 1 0,0-1 0,0 0 0,0 1 0,0-4 1,3-3 178,-1-1 0,0 1 0,0-1 1,-1 0-1,-1 0 0,1 0 1,-1 0-1,-1 0 0,0-10 1,0 12-60,0 0 0,-1-1 0,0 1 0,0 0 0,-1 0 0,1 0 0,-1 1 0,-1-1 0,0 0 0,0 1 0,-7-12 0,4 13-791,3 9-2503,5 9-1933,4-4 1989</inkml:trace>
-  <inkml:trace contextRef="#ctx0" brushRef="#br0" timeOffset="22368.56">3526 5690 4594,'0'0'10650,"2"5"-9985,1 2-571,0 1 0,-1 0-1,0 0 1,0 0 0,-1 0 0,0 0 0,0 12 0,-6 68 856,1-19-578,4-64-411,0 4-396,0 1 0,0-1 0,1 1 1,3 9-1,-4-18 356,0 0 0,0 0 0,1 0 0,-1 0 1,0-1-1,1 1 0,-1 0 0,0 0 0,1 0 1,-1-1-1,1 1 0,0 0 0,-1-1 0,1 1 0,-1 0 1,1-1-1,0 1 0,-1-1 0,1 1 0,0-1 1,0 0-1,0 1 0,1-1-15,-1 0 1,0 0-1,1 0 1,-1-1-1,0 1 1,1 0-1,-1-1 1,0 1-1,0-1 1,1 0-1,-1 1 1,0-1-1,0 0 1,0 1-1,0-1 1,0 0-1,0 0 1,0 0-1,1-2 1,2-1-524,-1-1 1,-1 1 0,1-1-1,-1 1 1,0-1 0,0 0 0,0 0-1,0 0 1,-1 0 0,0 0-1,1-8 1,0-29-3370</inkml:trace>
-  <inkml:trace contextRef="#ctx0" brushRef="#br0" timeOffset="22575.55">3589 5755 1056,'0'0'2540,"-4"-16"-1286,0-1-742,-11-44 337,10 12 3315,6 49-4120,0-1-1,0 1 0,0-1 0,0 1 0,0-1 0,0 1 0,0 0 0,0-1 1,0 1-1,0 0 0,0 0 0,0 0 0,0 0 0,0 0 0,0 0 1,0 0-1,2 1 0,0-1 21,1 0-27,1 0 1,0 0-1,0 1 1,0 0-1,0 0 1,0 0-1,0 0 1,-1 1-1,1 0 1,0 0-1,4 3 1,-7-3-7,0-1 0,0 1 1,0-1-1,0 1 0,-1 0 0,1 0 0,0 0 0,-1 0 1,0 0-1,1 0 0,-1 0 0,0 1 0,0-1 1,0 0-1,-1 1 0,1-1 0,0 0 0,-1 1 1,0-1-1,1 1 0,-1-1 0,0 1 0,0-1 1,-1 5-1,0-3-12,0-1 0,0 0-1,-1 0 1,1 0 0,-1 0 0,1 0 0,-1 0 0,0 0 0,0-1 0,0 1 0,-1-1-1,1 1 1,-1-1 0,1 0 0,-1 0 0,-3 2 0,-54 30-36,46-27-53,-84 39-5031,90-43 2004</inkml:trace>
-  <inkml:trace contextRef="#ctx0" brushRef="#br0" timeOffset="22761.34">3859 5563 5106,'0'0'16072,"5"21"-16104,-5 40 32,-5 10-80,-5 6 48,3-3-929,3-1-2432,4-14-2130,0-12-1040</inkml:trace>
-  <inkml:trace contextRef="#ctx0" brushRef="#br0" timeOffset="23380.18">2282 6720 1425,'0'0'9348,"0"-8"-8051,11 4-49,15 0-480,12 0-31,12-2-321,2 3-288,2 3-128,-8 0-224,-5 0-897,-6 0-2160,-12 0-865,-5-1-2321</inkml:trace>
-  <inkml:trace contextRef="#ctx0" brushRef="#br0" timeOffset="23682.04">2595 6592 3714,'0'0'11826,"-3"-4"-11124,3 4-699,0 0 1,0 0-1,-1 0 0,1 0 1,0 0-1,0 0 0,0 0 1,0-1-1,-1 1 0,1 0 0,0 0 1,0 0-1,0 0 0,0-1 1,0 1-1,0 0 0,-1 0 1,1 0-1,0-1 0,0 1 1,0 0-1,0 0 0,0 0 0,0-1 1,0 1-1,0 0 0,0 0 1,0 0-1,0-1 0,0 1 1,0 0-1,0 0 0,0-1 0,0 1 1,0 0-1,0 0 0,0 0 1,1-1-1,-1 1 0,0 0 1,0 0-1,0 0 0,0 0 1,0-1-1,0 1 0,1 0 0,-1 0 1,0 0-1,0-1 0,17 3 65,42 19-117,-21-8-47,38 3-288,-75-16 374,-1 0 0,1 0 0,-1 0 0,1 1 1,-1-1-1,1 0 0,-1 0 0,0 0 0,1 0 0,-1 1 0,1-1 0,-1 0 0,0 0 1,1 1-1,-1-1 0,0 0 0,1 1 0,-1-1 0,0 0 0,0 1 0,1-1 0,-1 1 1,0-1-1,0 0 0,1 1 0,-1-1 0,0 1 0,0-1 0,0 1 0,0-1 1,0 1-1,0-1 0,0 1 0,-9 15-262,-23 11 26,32-27 246,-14 9-185,-3 2-208,1 1 1,-16 16-1,29-26 46,1 0 0,-1 0 1,1 1-1,0-1 0,0 1 1,0-1-1,0 1 0,0 0 0,1 0 1,-1 0-1,1 0 0,0 0 1,0 0-1,0 0 0,0 0 1,0 0-1,1 1 0,-1-1 1,1 0-1,0 5 0,4 1-3044</inkml:trace>
-  <inkml:trace contextRef="#ctx0" brushRef="#br0" timeOffset="24158.04">3090 6545 6115,'0'0'10538,"-3"12"-10330,0 28-226,2 0 0,5 51 1,-4-90 7,0-1 1,1 1 0,-1 0-1,0-1 1,0 1 0,0-1-1,0 1 1,1-1 0,-1 1-1,0-1 1,1 1 0,-1-1-1,0 1 1,1-1 0,-1 1-1,1-1 1,-1 1 0,1-1-1,-1 0 1,1 1 0,-1-1-1,1 0 1,-1 1 0,1-1-1,-1 0 1,1 0 0,-1 1-1,1-1 1,0 0 0,-1 0-1,1 0 1,-1 0 0,1 0-1,0 0 1,-1 0 0,1 0-1,0 0 1,0 0 0,1-1-28,0 1 1,0-1-1,-1 1 1,1-1 0,0 1-1,0-1 1,0 0 0,-1 0-1,1 0 1,0 0 0,1-2-1,42-51 33,-34 40 181,1-1-1,15-14 1,-26 29-171,-1 0 0,1 0 0,-1-1-1,1 1 1,-1 0 0,1 0 0,-1 0 0,1 0 0,-1 0 0,1 0 0,0 0-1,-1 0 1,1 0 0,-1 0 0,1 0 0,-1 0 0,1 0 0,-1 0 0,1 0-1,-1 0 1,1 1 0,-1-1 0,1 0 0,-1 0 0,1 1 0,-1-1 0,0 0-1,1 1 1,-1-1 0,1 0 0,-1 1 0,0-1 0,1 1 0,-1-1 0,0 0-1,1 2 1,12 17-113,-11-17 120,0 3-33,1-1 1,0 0-1,1-1 1,-1 1-1,1 0 1,-1-1-1,1 0 1,0 0-1,0 0 1,0 0-1,1-1 1,-1 0-1,7 3 1,-9-5 10,0 1 1,1-1 0,-1 1-1,0-1 1,1 0-1,-1 0 1,1 0-1,-1 0 1,1-1 0,-1 1-1,0-1 1,1 1-1,-1-1 1,0 0-1,1 0 1,-1 0 0,0 0-1,0 0 1,0 0-1,0-1 1,0 1-1,0-1 1,0 1 0,0-1-1,-1 0 1,1 0-1,-1 1 1,1-1-1,0-3 1,2-1 104,-1-1 0,0 0 0,-1 0 0,1 0 1,-1 0-1,-1 0 0,1-1 0,-1 1 0,-1-1 0,1 1 0,-1 0 0,-2-14 0,2 1 74,0 18-164,0-1 0,0 1 0,0 0 0,0 0 0,0 0 0,-1-1 0,1 1 0,-1 0 0,0 0 0,0 0 0,1 0 0,-1 0 0,0 0 0,-1 0 0,0-2 0,1 3-798,22 7-12667</inkml:trace>
-  <inkml:trace contextRef="#ctx0" brushRef="#br0" timeOffset="24329.12">3569 6479 7299,'0'0'11382,"25"0"-10854,-25 37-32,0 7-256,0 0-240,0-2-128,0-7-400,-3-8-1985,3-10-1537</inkml:trace>
-  <inkml:trace contextRef="#ctx0" brushRef="#br0" timeOffset="24535.17">3626 6439 5122,'0'0'4867,"87"-65"-4563,-70 65 304,-3 0 144,-4 5-207,-4 9-337,-6 8-208,0 1 272,-6-1-208,-18 1 0,-3-2-64,-3-1-1761,3-4-1104,7-9-945</inkml:trace>
-  <inkml:trace contextRef="#ctx0" brushRef="#br0" timeOffset="24804.22">3886 6397 8612,'0'0'1779,"15"-1"-474,46-4 34,-59 4-1289,0 1 0,1 0 0,-1 0-1,0 0 1,1 0 0,-1 0 0,0 1-1,1-1 1,-1 0 0,0 1 0,0 0-1,0 0 1,1 0 0,-1 0 0,0 0-1,0 0 1,0 0 0,0 0 0,-1 1 0,4 2-1,-4-2 5,0 0 0,1 0 0,-1 0 0,0 1 1,-1-1-1,1 0 0,0 1 0,-1-1 0,1 1 0,-1-1 0,0 0 0,0 1 0,0-1 0,0 1 0,0 4 0,-2 3 111,-1-1 0,1 1-1,-1-1 1,-1 1 0,0-1 0,0 0 0,-7 11-1,-12 10 368,17-24-84,1 1-1,0-1 1,0 1-1,0 0 0,1 0 1,0 0-1,-5 15 1,9-22-409,0 1 1,0-1 0,0 0 0,0 0 0,0 1 0,0-1-1,0 0 1,0 0 0,0 1 0,1-1 0,-1 0-1,0 0 1,0 1 0,0-1 0,0 0 0,0 0-1,0 1 1,1-1 0,-1 0 0,0 0 0,0 0 0,0 0-1,1 1 1,-1-1 0,0 0 0,0 0 0,1 0-1,-1 0 1,0 0 0,0 1 0,1-1 0,-1 0 0,0 0-1,0 0 1,1 0 0,-1 0 0,0 0 0,0 0-1,1 0 1,-1 0 0,0 0 0,0 0 0,1 0-1,-1 0 1,0 0 0,0-1 0,1 1 0,-1 0 0,0 0-1,0 0 1,1 0 0,4-1 357,125-6 3728,-99 3-4201,0-2 0,-1-1-1,1-1 1,40-16 0,-70 23-168,1 0 1,-1 0 0,1 1-1,-1-1 1,1 0 0,-1 0-1,0 0 1,1-1 0,-1 1-1,0 0 1,1-2 0,-1 2-56,-1 1 1,0-1-1,0 1 1,1-1 0,-1 1-1,0-1 1,0 1-1,0-1 1,0 1 0,0-1-1,0 1 1,0-1-1,0 0 1,0 1 0,0-1-1,0 1 1,0-1-1,0 1 1,0-1 0,0 1-1,0-1 1,-1 0-1,-6-7-8659</inkml:trace>
+  <inkml:trace contextRef="#ctx0" brushRef="#br0">13 92 1380 0 0,'-12'-8'18749'0'0,"19"4"-12517"0"0,8-1-7517 0 0,202-40 5828 0 0,-71 24-4917 0 0,-83 13-1464 0 0,-55 8-1502 0 0,-32 17-16539 0 0</inkml:trace>
+  <inkml:trace contextRef="#ctx0" brushRef="#br0" timeOffset="209.53">264 50 852 0 0,'-1'0'644'0'0,"1"-1"0"0"0,-1 1 0 0 0,0 0 0 0 0,0 0 0 0 0,0 0 0 0 0,0 0 0 0 0,1-1 0 0 0,-1 1 0 0 0,0 0 0 0 0,0 1 0 0 0,0-1 0 0 0,0 0 0 0 0,1 0 0 0 0,-1 0 1 0 0,0 0-1 0 0,0 1 0 0 0,0-1 0 0 0,1 0 0 0 0,-1 1 0 0 0,0-1 0 0 0,0 0 0 0 0,1 1 0 0 0,-2 0 0 0 0,1 16 6163 0 0,2 6-5981 0 0,-38 226 4607 0 0,34-237-5933 0 0,-1 6-418 0 0,4-6-6216 0 0,14-23-2145 0 0,-2 1 2347 0 0</inkml:trace>
+  <inkml:trace contextRef="#ctx0" brushRef="#br0" timeOffset="412.8">484 84 1472 0 0,'1'-16'10619'0'0,"-1"24"-4787"0"0,-1 28-2944 0 0,-11 52 206 0 0,-1 14-2957 0 0,14-93-2319 0 0</inkml:trace>
+  <inkml:trace contextRef="#ctx0" brushRef="#br0" timeOffset="850.78">493 173 776 0 0,'-1'-28'1779'0'0,"0"-27"3410"0"0,1 51-4484 0 0,1 1 0 0 0,-1-1 0 0 0,1 1 0 0 0,-1-1-1 0 0,1 1 1 0 0,0 0 0 0 0,1-1 0 0 0,-1 1 0 0 0,0 0 0 0 0,1 0 0 0 0,4-6 0 0 0,-3 6-173 0 0,1 0 0 0 0,-1 0 0 0 0,1 1 0 0 0,0-1 0 0 0,0 1 0 0 0,0 0 0 0 0,0 1-1 0 0,0-1 1 0 0,0 0 0 0 0,0 1 0 0 0,1 0 0 0 0,-1 0 0 0 0,9 0 0 0 0,-6 0 44 0 0,1 0-1 0 0,0 1 1 0 0,0 0-1 0 0,-1 0 1 0 0,1 1 0 0 0,0 0-1 0 0,8 3 1 0 0,-14-4-492 0 0,0 1 0 0 0,-1-1 0 0 0,1 1 0 0 0,0 0 0 0 0,-1-1 0 0 0,1 1 0 0 0,-1 0 1 0 0,1 0-1 0 0,-1 0 0 0 0,1 0 0 0 0,-1 0 0 0 0,0 1 0 0 0,0-1 0 0 0,1 0 0 0 0,-1 1 1 0 0,0-1-1 0 0,0 1 0 0 0,0-1 0 0 0,0 1 0 0 0,-1-1 0 0 0,1 1 0 0 0,1 2 0 0 0,-2-1-27 0 0,0 0 0 0 0,0 0 0 0 0,1 0 0 0 0,-2 0 0 0 0,1 0 0 0 0,0 0 0 0 0,-1-1 0 0 0,1 1 0 0 0,-1 0 1 0 0,0 0-1 0 0,0 0 0 0 0,-1 3 0 0 0,-3 4-40 0 0,-1 0 0 0 0,0 0 1 0 0,0-1-1 0 0,-1 0 1 0 0,0 0-1 0 0,-8 8 1 0 0,-6 4-466 0 0,-46 35 0 0 0,66-56 439 0 0,1 0 0 0 0,0 0 0 0 0,0 0 0 0 0,0 0 0 0 0,0 0 0 0 0,0 0-1 0 0,0 0 1 0 0,-1 0 0 0 0,1 0 0 0 0,0 1 0 0 0,0-1 0 0 0,0 0 0 0 0,0 0-1 0 0,0 0 1 0 0,0 0 0 0 0,0 0 0 0 0,0 0 0 0 0,0 0 0 0 0,-1 0 0 0 0,1 1-1 0 0,0-1 1 0 0,0 0 0 0 0,0 0 0 0 0,0 0 0 0 0,0 0 0 0 0,0 0-1 0 0,0 0 1 0 0,0 1 0 0 0,0-1 0 0 0,0 0 0 0 0,0 0 0 0 0,0 0 0 0 0,0 0-1 0 0,0 0 1 0 0,0 1 0 0 0,0-1 0 0 0,0 0 0 0 0,0 0 0 0 0,0 0 0 0 0,0 0-1 0 0,0 0 1 0 0,0 0 0 0 0,0 1 0 0 0,0-1 0 0 0,1 0 0 0 0,-1 0 0 0 0,0 0-1 0 0,0 0 1 0 0,0 0 0 0 0,9 4-94 0 0,12-1 47 0 0,11-4-22 0 0,-12 0 11 0 0,0 0-1 0 0,21 4 1 0 0,-36-3 106 0 0,-1 1-1 0 0,1 0 1 0 0,-1 0-1 0 0,1 0 1 0 0,-1 0-1 0 0,0 1 0 0 0,1 0 1 0 0,-1 0-1 0 0,0 0 1 0 0,0 0-1 0 0,0 1 1 0 0,-1-1-1 0 0,1 1 1 0 0,4 5-1 0 0,-8-8-10 0 0,1 1 1 0 0,-1 0-1 0 0,0 0 0 0 0,1 0 1 0 0,-1 0-1 0 0,0-1 0 0 0,0 1 0 0 0,0 0 1 0 0,0 0-1 0 0,0 0 0 0 0,0 0 1 0 0,0 0-1 0 0,0 0 0 0 0,0 0 0 0 0,0-1 1 0 0,0 1-1 0 0,0 0 0 0 0,-1 0 1 0 0,1 0-1 0 0,0 0 0 0 0,-1-1 0 0 0,1 1 1 0 0,-1 0-1 0 0,1 0 0 0 0,-1 0 1 0 0,1-1-1 0 0,-1 1 0 0 0,1 0 0 0 0,-1-1 1 0 0,0 1-1 0 0,1-1 0 0 0,-1 1 1 0 0,-1 0-1 0 0,-29 23 169 0 0,27-21-129 0 0,-11 6-33 0 0,0 0 1 0 0,0 0-1 0 0,-1-2 0 0 0,-32 12 1 0 0,38-16-611 0 0,0 0 0 0 0,-1-1 0 0 0,1 0 0 0 0,-1-1 0 0 0,1 0 0 0 0,-1 0 0 0 0,0-1 0 0 0,1-1 0 0 0,-16-2 0 0 0,8-3-3645 0 0,3-7-5323 0 0,10 2 2946 0 0</inkml:trace>
 </inkml:ink>
 </file>
 
@@ -5365,23 +5091,25 @@
           <inkml:channel name="X" type="integer" min="-2.14748E9" max="2.14748E9" units="cm"/>
           <inkml:channel name="Y" type="integer" min="-2.14748E9" max="2.14748E9" units="cm"/>
           <inkml:channel name="F" type="integer" max="32767" units="dev"/>
+          <inkml:channel name="OA" type="integer" max="360" units="deg"/>
+          <inkml:channel name="OE" type="integer" max="90" units="deg"/>
         </inkml:traceFormat>
         <inkml:channelProperties>
           <inkml:channelProperty channel="X" name="resolution" value="1000" units="1/cm"/>
           <inkml:channelProperty channel="Y" name="resolution" value="1000" units="1/cm"/>
           <inkml:channelProperty channel="F" name="resolution" value="0" units="1/dev"/>
+          <inkml:channelProperty channel="OA" name="resolution" value="1000" units="1/deg"/>
+          <inkml:channelProperty channel="OE" name="resolution" value="1000" units="1/deg"/>
         </inkml:channelProperties>
       </inkml:inkSource>
-      <inkml:timestamp xml:id="ts0" timeString="2026-02-28T14:29:39.711"/>
+      <inkml:timestamp xml:id="ts0" timeString="2026-03-05T14:54:13.045"/>
     </inkml:context>
     <inkml:brush xml:id="br0">
       <inkml:brushProperty name="width" value="0.035" units="cm"/>
       <inkml:brushProperty name="height" value="0.035" units="cm"/>
     </inkml:brush>
   </inkml:definitions>
-  <inkml:trace contextRef="#ctx0" brushRef="#br0">427 3 1937,'0'0'3383,"1"-3"-3063,1 24 3123,1 112-2444,-3 281 596,2-366-1555,10 51 0,-6-50 0,1 53 0,-26 271 582,6-274-553,-16 168 81,21-136-146,-41 226 0,30-243-29,5 1 0,1 161 0,12-187-31,0 50 19,-25 188-1,-16 93 239,35-320-188,-43 354 43,-26 191-110,50-493-20,11-80 2,4 1 0,-3 100 0,5-60-34,-1 3 14,5 249 1338,4-311-1251,0-23-395,4 49-1,-3-80 339,0 0 0,0 0 0,0 0 0,0 0 0,0 0-1,0 0 1,0 0 0,0-1 0,0 1 0,0 0-1,0 0 1,1 0 0,-1 0 0,0 0 0,0 0 0,0 0-1,0 0 1,0 0 0,0 0 0,0 0 0,0 0 0,1 0-1,-1 0 1,0 0 0,0 0 0,0 0 0,0 0-1,0 0 1,0 0 0,0 0 0,1 0 0,-1 0 0,0 0-1,0 0 1,0 0 0,0 0 0,0 0 0,0 0 0,0 0-1,0 0 1,0 0 0,1 0 0,-1 0 0,3-16-1874,-3-22-1623</inkml:trace>
-  <inkml:trace contextRef="#ctx0" brushRef="#br0" timeOffset="851.35">511 610 3762,'0'0'3873,"-6"-1"-3624,-4 0-75,7 1 16,0 0 0,0 0 0,0 0 0,0-1 0,0 1-1,0-1 1,0 0 0,-5-2 0,8 3-51,0 0 1,-1 0-1,1-1 0,0 1 0,0 0 1,0 0-1,0 0 0,0 0 1,-1 0-1,1 0 0,0 0 0,0 0 1,0-1-1,0 1 0,0 0 0,0 0 1,0 0-1,0 0 0,0 0 0,-1-1 1,1 1-1,0 0 0,0 0 1,0 0-1,0 0 0,0-1 0,0 1 1,0 0-1,0 0 0,0 0 0,0 0 1,0-1-1,0 1 0,0 0 0,0 0 1,1 0-1,-1 0 0,0 0 0,0-1 1,0 1-1,0 0 0,0 0 1,0 0-1,0 0 0,0 0 0,0-1 1,1 1-1,-1 0 0,0 0 0,12-4 2791,91 5-2938,32 1-22,-45-6-6082,-89 4 5805,1 0-1,-1 0 0,0 0 1,0 0-1,0 0 1,0-1-1,0 1 0,0 0 1,0-1-1,0 1 1,0 0-1,0-1 1,0 1-1,0-1 0,0 0 1,0 1-1,0-1 1,0 0-1,0 0 0,-1 1 1,1-1-1,0 0 1,0-1-1,2-10-4491</inkml:trace>
-  <inkml:trace contextRef="#ctx0" brushRef="#br0" timeOffset="1120.18">725 468 4978,'0'0'8551,"-3"-1"-7857,-5 1-448,10 5-74,8 7-38,3-4-146,-1 0 0,1-1 0,0 0 0,1-1 0,0-1 1,-1 0-1,2 0 0,26 3 0,-40-7 15,-1-1 0,1 0 0,-1 0 0,1 0 0,0 1-1,-1-1 1,1 0 0,-1 0 0,1 1 0,-1-1 0,1 1 0,-1-1 0,1 0 0,-1 1 0,1-1 0,-1 1-1,0-1 1,1 1 0,-1-1 0,0 1 0,1 0 0,-1-1 0,0 1 0,0-1 0,0 1 0,1-1-1,-1 1 1,0 0 0,0-1 0,0 1 0,0 0 0,0-1 0,0 1 0,0-1 0,0 1 0,-1 0-1,1-1 1,0 1 0,0-1 0,0 1 0,-1 0 0,1-1 0,0 1 0,-14 26 133,-17 17 6,-2 1-1204,16-13-2468,10-11-1686</inkml:trace>
+  <inkml:trace contextRef="#ctx0" brushRef="#br0">80 32 976 0 0,'0'0'7437'0'0,"-4"-5"-6488"0"0,-11-16-44 0 0,12 16 4827 0 0,1 9-5634 0 0,0 1 1 0 0,0-1 0 0 0,0 1-1 0 0,1 0 1 0 0,0 0 0 0 0,0 0 0 0 0,-1 9-1 0 0,0 1 46 0 0,-19 59 1749 0 0,16-58-1311 0 0,0 0 0 0 0,1 0 0 0 0,-3 27 0 0 0,7-41-532 0 0,0 0 0 0 0,0 1 0 0 0,0-1 1 0 0,1 0-1 0 0,-1 0 0 0 0,1 1 0 0 0,-1-1 1 0 0,1 0-1 0 0,0 0 0 0 0,0 0 0 0 0,0 0 0 0 0,0 0 1 0 0,0 0-1 0 0,0 0 0 0 0,1 0 0 0 0,-1 0 1 0 0,1 0-1 0 0,-1-1 0 0 0,1 1 0 0 0,0-1 1 0 0,0 1-1 0 0,-1-1 0 0 0,1 0 0 0 0,0 1 1 0 0,0-1-1 0 0,0 0 0 0 0,0 0 0 0 0,5 1 0 0 0,6 2 18 0 0,0 0 0 0 0,1 0 0 0 0,23 2 0 0 0,-18-4 34 0 0,54 7 122 0 0,1-4 0 0 0,136-8 0 0 0,-83-2 0 0 0,65 6 53 0 0,-71 5-172 0 0,-44 0-43 0 0,88-7 0 0 0,-112-9 15 0 0,-50 9 36 0 0,-1 0 0 0 0,1 0 0 0 0,-1 0 1 0 0,0 0-1 0 0,1-1 0 0 0,-1 1 1 0 0,0-1-1 0 0,0 1 0 0 0,0-1 1 0 0,0 0-1 0 0,0 0 0 0 0,0 0 1 0 0,-1 0-1 0 0,1 0 0 0 0,-1 0 0 0 0,1 0 1 0 0,-1 0-1 0 0,0-1 0 0 0,0 1 1 0 0,0 0-1 0 0,0-1 0 0 0,0 1 1 0 0,0-4-1 0 0,4-10 190 0 0,-1-1 0 0 0,3-21 0 0 0,-6 27-78 0 0,0 9-65 0 0,0-6-6 0 0,10-88 406 0 0,-11 91-488 0 0,0 1-8 0 0,1-1-104 0 0,0-3 69 0 0,-1 0-3015 0 0,-15-4 1012 0 0,9 9-4654 0 0,-4 7-79 0 0,-39 12 512 0 0</inkml:trace>
 </inkml:ink>
 </file>
 
@@ -5394,37 +5122,32 @@
           <inkml:channel name="X" type="integer" min="-2.14748E9" max="2.14748E9" units="cm"/>
           <inkml:channel name="Y" type="integer" min="-2.14748E9" max="2.14748E9" units="cm"/>
           <inkml:channel name="F" type="integer" max="32767" units="dev"/>
+          <inkml:channel name="OA" type="integer" max="360" units="deg"/>
+          <inkml:channel name="OE" type="integer" max="90" units="deg"/>
         </inkml:traceFormat>
         <inkml:channelProperties>
           <inkml:channelProperty channel="X" name="resolution" value="1000" units="1/cm"/>
           <inkml:channelProperty channel="Y" name="resolution" value="1000" units="1/cm"/>
           <inkml:channelProperty channel="F" name="resolution" value="0" units="1/dev"/>
+          <inkml:channelProperty channel="OA" name="resolution" value="1000" units="1/deg"/>
+          <inkml:channelProperty channel="OE" name="resolution" value="1000" units="1/deg"/>
         </inkml:channelProperties>
       </inkml:inkSource>
-      <inkml:timestamp xml:id="ts0" timeString="2026-02-28T14:29:26.743"/>
+      <inkml:timestamp xml:id="ts0" timeString="2026-03-05T14:54:06.454"/>
     </inkml:context>
     <inkml:brush xml:id="br0">
       <inkml:brushProperty name="width" value="0.035" units="cm"/>
       <inkml:brushProperty name="height" value="0.035" units="cm"/>
     </inkml:brush>
   </inkml:definitions>
-  <inkml:trace contextRef="#ctx0" brushRef="#br0">83 253 2241,'0'0'4890,"-3"-15"-3054,1-7-813,-4-18 313,-7 0 2478,13 40-3745,0 0 0,0 0 0,0 0 0,0 0 0,0-1-1,0 1 1,0 0 0,0 0 0,0 0 0,0 0 0,0 0 0,0 0-1,0-1 1,0 1 0,0 0 0,0 0 0,-1 0 0,1 0 0,0 0-1,0 0 1,0 0 0,0-1 0,0 1 0,0 0 0,0 0 0,0 0-1,-1 0 1,1 0 0,0 0 0,0 0 0,0 0 0,0 0-1,0 0 1,0 0 0,-1 0 0,1 0 0,0 0 0,0 0 0,0 0-1,0 0 1,0 0 0,0 0 0,-1 0 0,1 0 0,0 0 0,0 0-1,0 0 1,0 0 0,0 0 0,0 0 0,-1 0 0,1 0 0,0 0-1,-5 10 926,-2 21-1646,6-25 1000,-11 44-305,-12 68 33,22-103-92,1 1-1,0-1 1,1 0 0,0 1-1,5 24 1,-4-37-108,0 0 0,0 0 0,0 0 0,1 0 0,0 0 0,-1 0 0,1-1 0,0 1 1,0 0-1,0-1 0,1 0 0,-1 0 0,1 1 0,-1-1 0,1-1 0,0 1 0,0 0 0,-1-1 0,1 1 0,0-1 0,1 0 0,-1 0 0,0 0 0,0 0 0,0-1 1,0 1-1,1-1 0,4 0 0,-1 1-618,0-1 0,0 0 1,1 0-1,-1-1 1,0 0-1,0 0 0,0-1 1,0 0-1,0 0 0,0-1 1,12-5-1,9-14-2683</inkml:trace>
-  <inkml:trace contextRef="#ctx0" brushRef="#br0" timeOffset="156.99">257 365 3602,'0'0'8291,"0"-53"-8018,0 69-241,0 5-32,-3 4 0,1-3 16,1 1-32,-2-4-32,3-5-1777,0-9-704</inkml:trace>
-  <inkml:trace contextRef="#ctx0" brushRef="#br0" timeOffset="299.09">290 152 7924,'0'0'3249,"8"-39"-9524</inkml:trace>
-  <inkml:trace contextRef="#ctx0" brushRef="#br0" timeOffset="613.58">383 272 4482,'-2'33'2757,"-11"51"0,6-33 1125,7-60-3761,1 1-1,0 0 0,0-1 1,1 1-1,0 0 1,1 0-1,-1 0 0,1 0 1,1 0-1,0 1 0,0 0 1,0-1-1,1 2 1,0-1-1,1 0 0,6-6 1,-11 13-113,-1-1 0,1 1 1,-1-1-1,1 1 1,-1 0-1,1-1 1,0 1-1,-1 0 1,1 0-1,-1-1 0,1 1 1,0 0-1,-1 0 1,1 0-1,-1 0 1,1 0-1,0 0 0,-1 0 1,1 0-1,0 0 1,-1 0-1,1 0 1,-1 0-1,1 1 1,0-1-1,-1 0 0,1 0 1,0 1-1,11 17 73,-2 35-57,-8-43 29,-1 3-293,7 30-345,1-25-2512,-9-18 2733,1 1-1,-1-1 1,1 1-1,-1 0 0,1-1 1,0 0-1,-1 1 0,1-1 1,0 1-1,-1-1 0,1 0 1,0 1-1,0-1 0,-1 0 1,1 0-1,0 0 0,0 1 1,1-1-1,7 0-4600</inkml:trace>
-  <inkml:trace contextRef="#ctx0" brushRef="#br0" timeOffset="1087.43">582 245 2545,'1'-12'4042,"1"-18"-2673,1-15 1632,-3 25 5248,-2 69-7526,-11 62 0,5-62-2840,0 64 0,8-113 1990,0 1 1,-1-1-1,1 0 0,0 1 0,0-1 1,0 1-1,0-1 0,0 0 0,0 1 1,1-1-1,-1 0 0,0 1 0,0-1 1,0 1-1,0-1 0,0 0 0,0 1 1,1-1-1,-1 0 0,0 1 0,0-1 0,1 0 1,-1 1-1,0-1 0,0 0 0,1 0 1,-1 1-1,0-1 0,1 0 0,-1 0 1,0 0-1,1 1 0,-1-1 0,0 0 1,1 0-1,14-6-1461,11-18 1232,-4 0 538,70-83-555,-81 92 1550,-1 0-1,16-33 0,-35 54 2419,-4 2-3131,0 1 0,-15 14 1,26-22-482,-1 1 0,1 0 0,0 0 0,0 0 1,0 0-1,1 0 0,-1 0 0,0 1 1,1-1-1,0 0 0,-1 1 0,1-1 1,0 1-1,0 0 0,0-1 0,1 1 0,-1 0 1,1-1-1,-1 1 0,1 0 0,0 0 1,0 3-1,3-4 13,-1 0 0,1 0-1,-1 0 1,1 0 0,0-1 0,-1 1 0,1-1-1,0 1 1,0-1 0,0 0 0,4 1 0,3 1 8,81 41-1901,-22-10-7867,-50-25 4068</inkml:trace>
-  <inkml:trace contextRef="#ctx0" brushRef="#br0" timeOffset="1229.64">929 452 3666,'0'0'8323,"46"-16"-9667,-26 16-577,-6 0-368,-3 0-3106</inkml:trace>
-  <inkml:trace contextRef="#ctx0" brushRef="#br0" timeOffset="2133.9">938 443 656,'0'0'6441,"16"0"-4686,72 5-253,1-1-4290</inkml:trace>
-  <inkml:trace contextRef="#ctx0" brushRef="#br0" timeOffset="3146.36">1324 350 496,'0'0'5280,"-14"-38"-1732,13 37-3169,1-1 0,-1 1 0,0-1 0,1 1-1,-1-1 1,0 1 0,0 0 0,0-1 0,0 1 0,-1 0-1,1 0 1,0 0 0,0 0 0,-1 0 0,-1-1 0,2 1-348,0 1 0,0 0 0,0-1 0,0 1 0,0 0 0,-1 0 0,1 0 0,0 0 0,0 0 1,0 0-1,0 0 0,0 0 0,0 0 0,0 1 0,-1-1 0,1 0 0,0 1 0,0-1 0,0 1 0,0-1 1,0 1-1,0-1 0,1 1 0,-1 0 0,-1 1 0,-2 2-42,0 0 1,0 0-1,1 1 0,-1 0 1,1-1-1,1 1 0,-1 0 1,1 1-1,0-1 0,0 0 1,0 1-1,1-1 0,-1 1 1,2-1-1,-1 1 0,0-1 1,1 9-1,0-13-43,1 0-1,-1 0 1,0 1-1,1-1 1,-1 0-1,1 0 1,-1 0-1,1 0 1,-1 1-1,1-1 1,0 0-1,-1 0 1,1 0-1,0 0 1,0 0-1,0-1 1,0 1-1,0 0 1,0 0-1,0-1 1,0 1-1,0 0 1,0-1-1,1 1 1,-1-1-1,0 0 1,0 1-1,0-1 1,1 0-1,-1 0 1,0 1-1,2-1 1,47 1-2407,-42-1 2086,-6-1 296,1 1 1,-1 0-1,0-1 0,1 0 1,-1 1-1,0-1 0,1 0 1,-1 0-1,0 0 1,0-1-1,0 1 0,0 0 1,0-1-1,0 1 0,0-1 1,-1 0-1,1 0 0,0 1 1,-1-1-1,1 0 1,-1-1-1,0 1 0,0 0 1,0 0-1,0 0 0,0-1 1,1-4-1,-1 2 310,0 0 1,0-1-1,0 1 0,0-1 0,-1 1 1,0-1-1,0 1 0,-1-1 1,1 1-1,-1-1 0,-2-8 0,3 14-130,0-1 0,-1 1-1,1-1 1,0 0 0,0 1-1,0-1 1,0 1 0,0-1-1,-1 1 1,1-1 0,0 0-1,0 1 1,-1-1 0,1 1-1,0-1 1,-1 1 0,1 0-1,-1-1 1,1 1 0,-1-1-1,1 1 1,0 0 0,-1-1-1,0 1 1,1 0 0,-1-1-1,0 1 1,-5 13 735,2 27-796,3-15 34,0-18-101,0 1-1,1-1 1,0 0 0,0 0 0,1 1-1,2 9 1,-2-16-173,0 1 0,-1-1 0,1 0 1,0 0-1,0 0 0,0 0 0,0 0 0,0-1 0,0 1 0,0 0 0,0 0 0,0-1 1,1 1-1,-1 0 0,0-1 0,0 1 0,1-1 0,-1 0 0,0 1 0,0-1 0,1 0 0,-1 0 1,0 0-1,1 0 0,-1 0 0,0 0 0,3-1 0,-1 1-1,0 0-1,-1-1 1,1 1-1,-1-1 1,1 0-1,-1 1 1,1-1 0,-1 0-1,0-1 1,1 1-1,-1 0 1,0-1-1,3-1 1,0-4 228,-1 1 1,1-1-1,-1 1 1,-1-1-1,1 0 1,2-8-1,-5 10 628,1 0-1,-1-1 1,0 1-1,0 0 1,0-9 1883,-1 27-2338,0 2-222,0-10 20,-1 0-1,1 0 1,1-1-1,-1 1 1,1 0 0,2 9-1,-3-13-76,1 1 0,0-1 0,-1 0 0,1 0-1,0 0 1,0 0 0,0 1 0,0-1 0,0 0 0,0 0-1,0-1 1,0 1 0,1 0 0,-1 0 0,0 0 0,0-1-1,1 1 1,-1-1 0,1 1 0,-1-1 0,0 0 0,1 1-1,-1-1 1,1 0 0,-1 0 0,1 0 0,-1 0 0,2 0-1,0 0-23,0 0-1,0 0 0,0-1 1,0 1-1,0-1 0,0 0 1,0 1-1,0-1 0,0 0 0,-1-1 1,1 1-1,0 0 0,-1-1 1,1 0-1,-1 0 0,3-2 1,-1 0 91,0 0 1,-1-1 0,0 0-1,0 1 1,0-1 0,0 0-1,-1-1 1,2-6 0,3-14 621,-5 7 4467,-2 50-4356,-1-11-406,1-15-523,-1-1 1,1 1 0,0 0-1,1 0 1,-1-1-1,3 9 1,-3-12 17,1 1 0,-1-1 0,1 0 0,0 0 1,0 1-1,0-1 0,-1 0 0,1 0 0,0 0 0,1 0 0,-1 0 0,0 0 0,0 0 0,0-1 0,0 1 1,1 0-1,-1-1 0,0 1 0,1-1 0,-1 1 0,0-1 0,1 0 0,-1 1 0,1-1 0,-1 0 0,3 0 1,44 0-4552,-23-5 1785</inkml:trace>
-  <inkml:trace contextRef="#ctx0" brushRef="#br0" timeOffset="3700.45">1765 345 1072,'0'0'2591,"5"-12"-998,1 1-1107,-2 4-90,-1 1 1,0-1 0,0-1 0,0 1 0,-1 0 0,0-1 0,0 1 0,-1-1 0,1-10 0,-2 17-283,0 1 1,0-1-1,0 0 0,-1 0 0,1 0 0,0 1 1,0-1-1,-1 0 0,1 1 0,-1-1 1,1 0-1,0 1 0,-1-1 0,0 0 0,1 1 1,-1-1-1,1 1 0,-1-1 0,1 1 0,-1-1 1,0 1-1,0-1 0,1 1 0,-1 0 1,0-1-1,1 1 0,-1 0 0,0 0 0,0 0 1,0-1-1,1 1 0,-1 0 0,0 0 0,0 0 1,0 0-1,1 0 0,-1 0 0,0 1 1,-1-1-1,-1 0-77,0 1 1,0-1-1,0 1 1,0 0-1,0 0 1,0 0-1,0 0 1,1 0-1,-6 4 1,3-1-36,1 1 1,0-1-1,0 1 1,0 0-1,0 1 1,1-1-1,0 1 1,0-1-1,0 1 1,1 0 0,0 0-1,0 0 1,1 0-1,-1 0 1,1 1-1,1-1 1,-1 0-1,1 7 1,0-12-54,0-1 0,0 1 1,0 0-1,1-1 1,-1 1-1,0-1 0,0 1 1,0-1-1,0 1 0,1-1 1,-1 0-1,0 1 1,0-1-1,1 1 0,-1-1 1,0 1-1,1-1 0,-1 0 1,1 1-1,-1-1 1,0 0-1,1 1 0,-1-1 1,1 0-1,-1 0 0,1 1 1,-1-1-1,1 0 1,0 0-1,21 1-1306,-17-1 1183,0-1 1,0 0 0,0 0-1,0-1 1,-1 1-1,10-5 1,-8 1 69,1-1 1,-1 1-1,0-1 0,0 0 0,0 0 1,-1-1-1,0 0 0,-1 0 1,1 0-1,-1 0 0,0-1 1,-1 0-1,0 0 0,0 0 1,1-8-1,0-1 437,-1 0 0,1-20 1,-2-36 5050,-3 82-5353,0 0 0,-1 0 1,1 0-1,-5 11 0,-3 16 7,7-25-46,0 0-1,1 0 0,0 0 0,1 0 1,1 0-1,1 12 0,-2-21-166,1 1 0,-1-1-1,1 1 1,0-1 0,0 0 0,0 1-1,0-1 1,0 0 0,1 1 0,-1-1-1,1 0 1,-1 0 0,1 0 0,0-1-1,0 1 1,0 0 0,0-1 0,0 1-1,0-1 1,0 1 0,0-1 0,1 0-1,-1 0 1,0 0 0,1 0 0,-1-1-1,1 1 1,-1-1 0,1 1 0,-1-1-1,4 0 1,-1 0-155,0 1-1,1-1 0,-1 0 1,0-1-1,0 0 1,-1 1-1,1-1 0,0-1 1,0 1-1,0-1 1,-1 0-1,1 0 0,-1 0 1,1-1-1,-1 1 1,0-1-1,0 0 1,0-1-1,5-4 0,-6 4 563,-1 0-1,1 0 1,0 0-1,-1 0 0,0 0 1,0-1-1,0 1 1,-1-1-1,0 0 0,1 1 1,-2-1-1,1 0 1,0-6-1,-3-12 4497,-6 36-2579,-7 37-1879,15-49-283,-6 46-510,10-19-4746,-1-25 2558</inkml:trace>
-  <inkml:trace contextRef="#ctx0" brushRef="#br0" timeOffset="3842.61">2082 24 7652,'0'0'1440,"-28"28"-8611</inkml:trace>
-  <inkml:trace contextRef="#ctx0" brushRef="#br0" timeOffset="4145.24">2098 252 6403,'0'0'6291,"-3"8"-6299,2-5 9,-2 5 5,0 0 0,1-1 0,0 1 1,1 1-1,0-1 0,0 0 0,1 14 0,0-22-10,1 1 0,-1-1-1,1 1 1,0-1-1,0 1 1,-1-1 0,1 1-1,0-1 1,0 1-1,0-1 1,0 0-1,-1 0 1,1 1 0,0-1-1,0 0 1,0 0-1,0 0 1,0 0-1,0 0 1,0 0 0,-1 0-1,1 0 1,2-1-1,22-3-179,-23 1 178,0 1-1,1 0 1,-1 0 0,0-1 0,-1 1 0,1-1 0,0 0-1,-1 1 1,1-1 0,-1 0 0,0 0 0,0 0-1,0 0 1,-1 0 0,1 0 0,-1 0 0,1-4 0,-1 5 40,1-1 1,-1 0 0,0 0-1,0 0 1,0 0-1,0 0 1,-1 0 0,1 0-1,-1 0 1,1 0 0,-1 0-1,0 1 1,-1-1-1,1 0 1,0 1 0,-1-1-1,1 0 1,-3-1 0,2 2 16,-1 0 1,1 0-1,-1 0 1,1 0-1,-1 1 1,0 0-1,0-1 0,0 1 1,0 0-1,0 0 1,-3 0-1,5 1-201,0 0 0,-1 0 0,1-1 0,0 1 0,0 1-1,0-1 1,0 0 0,-1 0 0,1 0 0,0 1-1,0-1 1,0 0 0,0 1 0,0-1 0,0 1 0,0-1-1,0 1 1,0 0 0,0-1 0,0 1 0,0 0 0,0 0-1,1 0 1,-1 0 0,0 0 0,0-1 0,1 1 0,-1 0-1,1 1 1,-1-1 0,1 0 0,-1 1 0,-4 15-3431</inkml:trace>
-  <inkml:trace contextRef="#ctx0" brushRef="#br0" timeOffset="4475.52">2326 384 2033,'0'0'13542,"79"-19"-13750,-65 16-576,-3 3 143,-5 0-223,-4 0-561</inkml:trace>
-  <inkml:trace contextRef="#ctx0" brushRef="#br0" timeOffset="6013.14">2569 209 3490,'0'0'9580,"3"0"-9527,-2 0-52,1 0-1,0 1 0,-1-1 0,1 1 0,-1 0 0,1-1 0,-1 1 1,1 0-1,-1 0 0,1 0 0,-1 0 0,0 0 0,1 0 1,-1 0-1,0 0 0,0 1 0,0-1 0,0 0 0,1 3 0,17 36 0,-6-10 0,-13-38 36,0 1 0,1-1 0,0 0 0,1 0 0,3-11 0,-3 10-39,-1 5-120,-1 0 0,1 0 0,0 1-1,1-1 1,-1 0 0,1 1 0,0 0-1,0-1 1,3-4 0,-4 7-240,0 0 0,1-1-1,-1 1 1,1 0 0,-1 0 0,1 0 0,0 0-1,-1 0 1,1 1 0,0-1 0,0 0 0,-1 1-1,1-1 1,2 1 0,11-2-3191</inkml:trace>
-  <inkml:trace contextRef="#ctx0" brushRef="#br0" timeOffset="6203.53">2781 168 6675,'0'0'7604,"5"9"-7604,-1 8 0,-2 4 48,-2 2-96,0 0 48,0 0-161,0-5-1199,0-7-2018,0-3 401</inkml:trace>
-  <inkml:trace contextRef="#ctx0" brushRef="#br0" timeOffset="6313.21">2862 35 7459,'0'0'1297</inkml:trace>
-  <inkml:trace contextRef="#ctx0" brushRef="#br0" timeOffset="7203.63">2934 206 4786,'0'0'8175,"-11"1"-7863,9-1-306,-1 0-4,0 0 0,0 0 0,0 0 0,0 0 0,0 1-1,0-1 1,0 1 0,0 0 0,0 0 0,0 0 0,1 0 0,-1 1 0,0-1 0,1 0 0,-1 1 0,1 0 0,-1 0-1,1 0 1,0 0 0,0 0 0,0 0 0,0 1 0,0-1 0,0 1 0,1-1 0,-1 1 0,1-1 0,0 1-1,0 0 1,0 0 0,0 0 0,-1 5 0,2-7-48,-1 1-1,1-1 1,0 1-1,0 0 1,0-1-1,0 1 1,1-1-1,-1 1 1,0-1-1,1 1 1,-1 0 0,1-1-1,-1 1 1,1-1-1,0 0 1,0 1-1,-1-1 1,1 0-1,0 1 1,0-1-1,0 0 1,0 0-1,1 0 1,-1 0 0,0 0-1,0 0 1,1 0-1,-1 0 1,1 0-1,-1-1 1,0 1-1,1 0 1,0-1-1,-1 0 1,1 1-1,-1-1 1,1 0 0,-1 0-1,1 0 1,0 1-1,-1-2 1,3 1-1,1 0-143,-1 0-1,1-1 0,-1 1 1,0-1-1,1 0 1,-1 0-1,0 0 0,0-1 1,0 0-1,0 1 1,0-1-1,0-1 0,0 1 1,-1-1-1,5-3 0,-4 2 178,-1-1-1,1-1 0,-1 1 0,0 0 0,-1-1 1,1 0-1,-1 1 0,0-1 0,-1 0 0,1 0 0,-1 0 1,0-7-1,1-12 742,-3-43 1,0 28 53,1-9 314,0 27 1874,-1 28-2811,0 0 0,0 0-1,0 0 1,-1 0 0,-2 6 0,-3 12-181,2-1 31,1-1 1,2 1-1,0 0 0,1 0 1,5 43-1,-3-62-118,0-1 0,0 0 1,1 0-1,-1 0 0,1-1 0,0 1 1,-1 0-1,1-1 0,1 1 0,-1-1 0,0 1 1,1-1-1,-1 0 0,1 0 0,-1 0 0,1-1 1,0 1-1,0 0 0,0-1 0,0 0 1,0 0-1,0 0 0,0 0 0,1 0 0,-1-1 1,0 1-1,5-1 0,-2 1-251,-1 0 0,1-1 0,-1 0 0,1 0 0,-1 0 0,1-1 0,-1 0 0,1 0 0,-1 0 0,1-1 0,-1 0 0,0 0-1,0 0 1,0 0 0,8-6 0,-9 4 387,0-1-1,0 1 1,0-1-1,0 1 0,-1-1 1,0 0-1,0 0 1,0-1-1,-1 1 1,0-1-1,0 1 0,2-9 1,-2 4 1780,0-1 0,-1 0 0,-1-13 0,0 24-1764,0 0 1,0-1-1,0 1 1,-1 0 0,1 0-1,0-1 1,-1 1-1,1 0 1,0 0-1,-1 0 1,1-1-1,0 1 1,-1 0-1,1 0 1,0 0 0,-1 0-1,1 0 1,0 0-1,-1 0 1,1 0-1,0 0 1,-1 0-1,1 0 1,0 0 0,-1 0-1,1 0 1,-1 0-1,1 0 1,0 0-1,-1 0 1,1 1-1,0-1 1,-1 0-1,1 0 1,0 0 0,0 1-1,-1-1 1,1 0-1,0 0 1,0 1-1,-1-1 1,1 0-1,0 0 1,-1 1-1,-15 11-111,11-6 56,0 1-1,1-1 1,-1 1 0,1 0-1,1 0 1,-1 1-1,1-1 1,0 1-1,1 0 1,0 0-1,0-1 1,1 1 0,0 1-1,0 9 1,1-17-97,0 0 0,0 0 0,1 0 0,-1 0 0,0 0 0,1 0 1,-1 0-1,0 0 0,1 0 0,0 0 0,-1 0 0,1 0 0,0 0 1,-1 0-1,1 0 0,0 0 0,0 0 0,0-1 0,-1 1 0,1 0 1,2 0-1,0 1-216,1-1 0,-1 1 0,0-1-1,1 0 1,-1 0 0,1 0 0,3 0 0,2 0-277,0-1-1,0 0 0,0 0 0,0-1 0,11-1 1,-16 0 536,0 1 1,0 0-1,0-1 1,0 0-1,0 0 1,0 0-1,-1 0 0,1 0 1,-1-1-1,1 0 1,-1 0-1,0 0 1,0 0-1,-1 0 1,1 0-1,0-1 1,-1 0-1,0 1 1,0-1-1,2-6 1,0 1 1020,-1-2 0,0 1 0,-1 0 0,0 0 0,-1-1 0,0 1 0,0-12 0,-1 21 16,-3 10-307,0 1-692,1 0-1,0 0 1,0 1-1,1-1 0,0 1 1,1 16-1,1-25-29,-1-1 0,1 0-1,0 0 1,0 0 0,0 0 0,-1 0-1,1 0 1,0 0 0,1 0 0,-1 0-1,0 0 1,0-1 0,0 1 0,0 0-1,1-1 1,-1 1 0,0-1-1,1 1 1,-1-1 0,0 0 0,1 0-1,-1 1 1,0-1 0,1 0 0,-1 0-1,0 0 1,1 0 0,1-1 0,2 1-76,1 0 1,-1 0 0,1-1-1,-1 0 1,1 0 0,5-2 0,-8 1 123,0 0 1,0 0 0,-1 0-1,1-1 1,-1 1 0,1-1-1,-1 1 1,0-1 0,0 0-1,0 0 1,-1 0 0,3-5-1,-3 7 60,0 0 1,-1-1-1,1 1 0,-1 0 0,1 0 1,-1 0-1,1-1 0,-1 1 0,0 0 0,0 0 1,1-1-1,-1 1 0,0 0 0,0 0 1,0-1-1,0 1 0,-1 0 0,1 0 0,0-1 1,-1 1-1,1 0 0,0 0 0,-1-1 1,1 1-1,-1 0 0,0 0 0,1 0 0,-1 0 1,0 0-1,0 0 0,0 0 0,0 0 1,0 0-1,0 1 0,0-1 0,-2-1 0,-4 0 24,1 0 0,-1 1-1,-1 0 1,1 0-1,0 0 1,-7 1 0,11 0-168,0 0 1,0 0 0,0 0 0,0 0-1,0 1 1,1-1 0,-1 1 0,0-1-1,0 1 1,0 0 0,1 0 0,-1 1-1,1-1 1,-1 0 0,1 1 0,-1 0-1,-2 2 1,5-4-131,-1 1 0,1-1-1,0 1 1,-1-1 0,1 1-1,0-1 1,0 1 0,0 0-1,-1-1 1,1 1 0,0-1-1,0 1 1,0 0 0,0-1-1,0 1 1,0-1 0,0 1-1,0 0 1,0-1 0,0 1-1,1-1 1,-1 1 0,0 0-1,8 0-3016</inkml:trace>
-  <inkml:trace contextRef="#ctx0" brushRef="#br0" timeOffset="7547.65">3927 39 18360,'0'0'545</inkml:trace>
+  <inkml:trace contextRef="#ctx0" brushRef="#br0">42 566 2004 0 0,'0'-6'2058'0'0,"2"-35"11352"0"0,-6 73-7243 0 0,-1 13-6388 0 0,-26 112 2588 0 0,29-146-2193 0 0,1 1 0 0 0,0 0-1 0 0,1 0 1 0 0,1-1 0 0 0,0 1 0 0 0,0 0-1 0 0,1 0 1 0 0,5 15 0 0 0,-5-21-112 0 0,-1-2-80 0 0,1 0-1 0 0,-1 1 1 0 0,1-1 0 0 0,0 0-1 0 0,1 0 1 0 0,-1 0 0 0 0,1 0-1 0 0,0-1 1 0 0,0 1 0 0 0,0-1-1 0 0,0 0 1 0 0,0 0 0 0 0,1 0-1 0 0,0 0 1 0 0,-1 0 0 0 0,1-1-1 0 0,0 1 1 0 0,0-1 0 0 0,0 0-1 0 0,1-1 1 0 0,-1 1 0 0 0,0-1-1 0 0,1 1 1 0 0,-1-2-1 0 0,1 1 1 0 0,5 0 0 0 0,-3 0-81 0 0,-1 0 0 0 0,1-1 0 0 0,0 0 0 0 0,-1 0 0 0 0,1-1 0 0 0,0 0 0 0 0,-1 0-1 0 0,1 0 1 0 0,-1-1 0 0 0,1 0 0 0 0,-1 0 0 0 0,0-1 0 0 0,0 0 0 0 0,0 0 0 0 0,0 0 0 0 0,0-1 0 0 0,-1 0 0 0 0,1 0 0 0 0,-1 0 0 0 0,0-1 0 0 0,-1 1 0 0 0,1-1 0 0 0,5-8 0 0 0,1-2 355 0 0,-2 0 0 0 0,1-1 1 0 0,-2-1-1 0 0,0 1 0 0 0,-1-1 1 0 0,9-33-1 0 0,-15 46 726 0 0,-1-21 9 0 0,0 20 2367 0 0,-8 13-3318 0 0,-25 25-62 0 0,24-25-70 0 0,15-1-631 0 0,16 22 319 0 0,-22-28 359 0 0,1 0-1 0 0,0 0 0 0 0,-1 0 1 0 0,1 0-1 0 0,0 0 0 0 0,0 0 0 0 0,0 0 1 0 0,0 0-1 0 0,0 0 0 0 0,0 0 1 0 0,0 0-1 0 0,0 0 0 0 0,0-1 0 0 0,0 1 1 0 0,0-1-1 0 0,1 1 0 0 0,-1 0 1 0 0,0-1-1 0 0,0 0 0 0 0,1 1 0 0 0,1-1 1 0 0,7 2-856 0 0,7 3-60 0 0,-13-4-137 0 0,3-2-81 0 0,-3 1 1052 0 0,0-1-185 0 0,0 1 0 0 0,0 0-1 0 0,1-1 1 0 0,-1 1-1 0 0,0-1 1 0 0,0 0-1 0 0,-1-1 1 0 0,1 1-1 0 0,0-1 1 0 0,0 0 0 0 0,-1 0-1 0 0,1 0 1 0 0,-1 0-1 0 0,4-3 1 0 0,4-6-356 0 0,-1 0-1 0 0,0 0 1 0 0,-1-1 0 0 0,0-1 0 0 0,13-25 0 0 0,-13 21 587 0 0,-2-1 1 0 0,0-1-1 0 0,-1 1 1 0 0,6-34-1 0 0,6-51 5875 0 0,-18 98-1140 0 0,-5 23-4336 0 0,-37 193 797 0 0,13 72 69 0 0,28-276-1195 0 0,2 0-1 0 0,-1 0 0 0 0,1 0 1 0 0,-1 0-1 0 0,2-1 1 0 0,-1 1-1 0 0,1 0 0 0 0,0-1 1 0 0,1 1-1 0 0,4 8 0 0 0,-6-13-51 0 0,1 0 0 0 0,0 0 0 0 0,0 0 0 0 0,0 0 0 0 0,0 0 0 0 0,0 0 0 0 0,0-1 0 0 0,0 1 0 0 0,1-1 0 0 0,-1 0-1 0 0,0 0 1 0 0,1 1 0 0 0,-1-2 0 0 0,1 1 0 0 0,4 1 0 0 0,-4-1-10 0 0,-2-1 26 0 0,1 1 0 0 0,0-1 0 0 0,-1 1 0 0 0,1-1 0 0 0,0 0 0 0 0,0 0 0 0 0,-1 0 0 0 0,1 0 0 0 0,0 0 0 0 0,0 0 0 0 0,-1 0 0 0 0,1 0 0 0 0,0-1 0 0 0,1 0 0 0 0,2 0-87 0 0,1 1-284 0 0,2-4-2 0 0,0 0 291 0 0,0 0-1 0 0,-1-1 1 0 0,1 0 0 0 0,-1 0 0 0 0,0-1 0 0 0,0 1-1 0 0,-1-2 1 0 0,1 1 0 0 0,-1-1 0 0 0,-1 0 0 0 0,0 0-1 0 0,8-12 1 0 0,-8 6-11 0 0,0 0 0 0 0,0-1 0 0 0,-1 1 0 0 0,-1-1-1 0 0,0 0 1 0 0,-1 0 0 0 0,1-26 0 0 0,-2 38 132 0 0,-1 0 0 0 0,0 0 0 0 0,0 0 0 0 0,0-1 0 0 0,0 1 0 0 0,-1 0 0 0 0,1 0 0 0 0,0 0 0 0 0,-1-1 0 0 0,0 1 0 0 0,1 0 0 0 0,-2-2 0 0 0,-5-14 49 0 0,5 13-11 0 0,-1-1 0 0 0,1 1 0 0 0,-1 0 1 0 0,0 0-1 0 0,-1 0 0 0 0,1 0 0 0 0,-1 0 0 0 0,0 1 0 0 0,0-1 0 0 0,0 1 0 0 0,-1 0 0 0 0,0 1 1 0 0,1-1-1 0 0,-1 1 0 0 0,0 0 0 0 0,-1 0 0 0 0,1 0 0 0 0,-8-2 0 0 0,-24-10 522 0 0,16 6-842 0 0,17 6-800 0 0,21 3-1211 0 0,-7 1 1951 0 0,0-1-1 0 0,0 0 1 0 0,20-3-1 0 0,-22 3 184 0 0,1-1 0 0 0,-1-1 0 0 0,0 1 0 0 0,1-2-1 0 0,-1 1 1 0 0,0-1 0 0 0,0 0 0 0 0,-1 0 0 0 0,1-1 0 0 0,-1 0-1 0 0,1-1 1 0 0,-1 0 0 0 0,-1 0 0 0 0,1 0 0 0 0,-1-1 0 0 0,0 0 0 0 0,0 0-1 0 0,0 0 1 0 0,8-14 0 0 0,-10 14 295 0 0,4-7 456 0 0,0-1 0 0 0,0 0 0 0 0,-1 0 0 0 0,7-24 0 0 0,0-14 2013 0 0,-13 48-1696 0 0,-1 0-24 0 0,1-12-15 0 0,-1 13 3634 0 0,-2 15-4159 0 0,-8 37-117 0 0,2 1 1 0 0,-2 79-1 0 0,10-106-1764 0 0,6 41-1 0 0,-5-60 433 0 0,0 0-181 0 0,4 13-229 0 0,-4-12-498 0 0</inkml:trace>
+  <inkml:trace contextRef="#ctx0" brushRef="#br0" timeOffset="157.4">844 662 580 0 0,'-15'-13'924'0'0,"-41"-32"3220"0"0,18 21 5689 0 0,50 21-9703 0 0,206-5-2686 0 0,-193 8 1814 0 0,18-1-71 0 0,-3-1-5114 0 0,0-2 2794 0 0</inkml:trace>
+  <inkml:trace contextRef="#ctx0" brushRef="#br0" timeOffset="346.22">1342 496 524 0 0,'0'0'7689'0'0,"-4"-8"-5859"0"0,-8-24-43 0 0,9 24 7198 0 0,-5 18-8148 0 0,1-1-611 0 0,0 0-1 0 0,1 1 1 0 0,0 0-1 0 0,0 0 1 0 0,1 1-1 0 0,0-1 1 0 0,1 1 0 0 0,-4 16-1 0 0,-18 138 2187 0 0,21-55-4418 0 0,5-101-102 0 0,0-2 3880 0 0,1 0-5528 0 0</inkml:trace>
+  <inkml:trace contextRef="#ctx0" brushRef="#br0" timeOffset="828.11">1231 872 5332 0 0,'2'-16'356'0'0,"37"-208"2609"0"0,-39 222-2938 0 0,45-155 2752 0 0,-39 140-2043 0 0,1 0 1 0 0,0 1-1 0 0,1 1 0 0 0,1-1 1 0 0,1 1-1 0 0,22-27 1 0 0,-28 38-487 0 0,0 0 1 0 0,1 0 0 0 0,0 1 0 0 0,0 0 0 0 0,0 0 0 0 0,0 0 0 0 0,0 0 0 0 0,1 1 0 0 0,-1 0 0 0 0,1 0 0 0 0,-1 1 0 0 0,1-1 0 0 0,11 0 0 0 0,-10 2-100 0 0,1 0 1 0 0,0 0-1 0 0,0 1 0 0 0,0 0 0 0 0,0 0 0 0 0,0 1 0 0 0,-1 0 0 0 0,1 0 1 0 0,-1 1-1 0 0,1 0 0 0 0,-1 0 0 0 0,0 1 0 0 0,0 0 0 0 0,-1 0 1 0 0,1 0-1 0 0,-1 1 0 0 0,8 8 0 0 0,-13-12-124 0 0,1 0-1 0 0,-1 1 1 0 0,0-1 0 0 0,0 1-1 0 0,0 0 1 0 0,-1-1-1 0 0,1 1 1 0 0,0 0 0 0 0,-1 0-1 0 0,1 0 1 0 0,-1-1 0 0 0,1 1-1 0 0,-1 0 1 0 0,0 4 0 0 0,1 0 40 0 0,0-1-15 0 0,-1-1 0 0 0,0 1 0 0 0,0-1-1 0 0,-1 1 1 0 0,1-1 0 0 0,-1 0 0 0 0,0 1 0 0 0,0-1 0 0 0,-1 0 0 0 0,1 1 0 0 0,-1-1 0 0 0,0 0 0 0 0,-2 4-1 0 0,2-5-79 0 0,-1 2 54 0 0,0 0-1 0 0,0 1 1 0 0,-1-2 0 0 0,0 1-1 0 0,0 0 1 0 0,0-1 0 0 0,-1 0-1 0 0,1 0 1 0 0,-1 0 0 0 0,0 0-1 0 0,0-1 1 0 0,-9 5 0 0 0,-4 0-18 0 0,0 0 1 0 0,-27 7 0 0 0,20-8-55 0 0,3 1-41 0 0,-1-1 0 0 0,-38 6 0 0 0,57-12 56 0 0,-19 4-719 0 0,28 5 702 0 0,11 20-96 0 0,1-1 0 0 0,1 0 0 0 0,25 28 0 0 0,-38-52 63 0 0,0-1-1 0 0,0-1 0 0 0,1 1 1 0 0,-1-1-1 0 0,1 0 0 0 0,0 0 1 0 0,0 0-1 0 0,0-1 0 0 0,0 0 1 0 0,0 0-1 0 0,9 1 1 0 0,6 0-463 0 0,39 1 0 0 0,-41-3 55 0 0,-8 0 222 0 0,1-1 0 0 0,-1 0 0 0 0,1 0 0 0 0,-1-1 1 0 0,1-1-1 0 0,-1 0 0 0 0,0 0 0 0 0,0-1 0 0 0,0-1 0 0 0,19-8 0 0 0,-23 7 251 0 0,-1 0 1 0 0,0 0-1 0 0,0 0 1 0 0,0-1-1 0 0,-1 0 1 0 0,0 0-1 0 0,0-1 1 0 0,-1 1-1 0 0,1-1 1 0 0,-1 0-1 0 0,3-8 1 0 0,-1 2 676 0 0,0-2 1 0 0,-1 1-1 0 0,0-1 1 0 0,-1 0-1 0 0,4-29 5225 0 0,-14 57-6082 0 0,-1 3 88 0 0,4-10 29 0 0,0 0 1 0 0,0 0-1 0 0,0 1 1 0 0,1-1-1 0 0,0 1 1 0 0,1 0-1 0 0,-1-1 1 0 0,0 9-1 0 0,2-12-640 0 0,0 4-246 0 0,-4 46-3809 0 0,3-49 1260 0 0</inkml:trace>
+  <inkml:trace contextRef="#ctx0" brushRef="#br0" timeOffset="1021.69">1922 460 1564 0 0,'0'0'1648'0'0,"-6"-32"3425"0"0,1 10-2781 0 0</inkml:trace>
+  <inkml:trace contextRef="#ctx0" brushRef="#br0" timeOffset="1952.3">1980 611 504 0 0,'0'0'6183'0'0,"8"-2"-4587"0"0,29-12 1629 0 0,-35 12-884 0 0,3-5-3079 0 0,-13-3 11610 0 0,-37 6-10349 0 0,44 4-498 0 0,0 0 0 0 0,1-1 1 0 0,-1 1-1 0 0,0 0 0 0 0,0 0 1 0 0,0 0-1 0 0,0 0 1 0 0,0 0-1 0 0,0 0 0 0 0,0 0 1 0 0,1 0-1 0 0,-1 1 0 0 0,0-1 1 0 0,0 0-1 0 0,0 1 1 0 0,0-1-1 0 0,0 1 0 0 0,-7 2 90 0 0,1 1-1 0 0,0 1 1 0 0,0-1-1 0 0,1 1 1 0 0,-1 0-1 0 0,1 1 1 0 0,0-1-1 0 0,1 1 1 0 0,-1 1 0 0 0,1-1-1 0 0,0 1 1 0 0,-6 11-1 0 0,9-14-283 0 0,4 2-499 0 0,-1-2 541 0 0,-1-2 65 0 0,0 0 0 0 0,0 0 0 0 0,0 0 0 0 0,0-1 0 0 0,1 1 0 0 0,-1 0 0 0 0,1 0-1 0 0,0 0 1 0 0,-1 0 0 0 0,1-1 0 0 0,0 1 0 0 0,2 3 0 0 0,3 0-321 0 0,0 0 0 0 0,0-1 0 0 0,1 0-1 0 0,12 6 1 0 0,-15-8-38 0 0,1-1 43 0 0,15 1 44 0 0,-15-1 32 0 0,1-2 36 0 0,54-8-447 0 0,-54 8 641 0 0,0 1 71 0 0,-2-1 30 0 0,0 0 0 0 0,0 1 1 0 0,0 0-1 0 0,0-1 0 0 0,0 1 0 0 0,0 1 0 0 0,0-1 0 0 0,0 1 1 0 0,0-1-1 0 0,0 1 0 0 0,0 1 0 0 0,0-1 0 0 0,4 2 0 0 0,-3 2 31 0 0,-1 1-1 0 0,1 0 0 0 0,-1 0 1 0 0,-1 0-1 0 0,1 1 0 0 0,-1-1 1 0 0,0 1-1 0 0,0 0 0 0 0,-1-1 1 0 0,0 1-1 0 0,0 0 0 0 0,-1 1 1 0 0,0-1-1 0 0,0 0 0 0 0,0 0 1 0 0,-2 15-1 0 0,0-1 20 0 0,-1 0 1 0 0,-1 0 0 0 0,0 0-1 0 0,-14 39 1 0 0,10-40-44 0 0,0 0 0 0 0,-2 0 1 0 0,0-1-1 0 0,-1-1 0 0 0,-1 0 0 0 0,-1 0 0 0 0,-1-1 0 0 0,-17 19 1 0 0,22-27-22 0 0,-1-1 0 0 0,0-1 1 0 0,0 1-1 0 0,-1-2 0 0 0,1 1 1 0 0,-1-1-1 0 0,-1-1 0 0 0,1 0 0 0 0,-1 0 1 0 0,0-1-1 0 0,0 0 0 0 0,-1-1 1 0 0,1-1-1 0 0,0 1 0 0 0,-1-2 1 0 0,0 0-1 0 0,-20 0 0 0 0,22-1 47 0 0,0-1 0 0 0,0 0 0 0 0,0 0 0 0 0,0-1 0 0 0,0-1 0 0 0,1 1-1 0 0,-1-1 1 0 0,0-1 0 0 0,1 0 0 0 0,0 0 0 0 0,0-1 0 0 0,-9-7-1 0 0,14 8-7 0 0,0 0-1 0 0,0-1 0 0 0,1 1 1 0 0,-1-1-1 0 0,1 0 0 0 0,0 0 0 0 0,0-1 1 0 0,1 1-1 0 0,0-1 0 0 0,0 1 1 0 0,-2-8-1 0 0,5 2 60 0 0,3-6-111 0 0,1 1 0 0 0,1-1 0 0 0,0 1 1 0 0,1 0-1 0 0,1 0 0 0 0,1 1 0 0 0,0 0 1 0 0,1 1-1 0 0,0 0 0 0 0,1 0 1 0 0,13-12-1 0 0,25-20-710 0 0,86-65 0 0 0,-47 40-186 0 0,3-6 152 0 0,91-98 0 0 0,-168 157 1907 0 0,-12 14 315 0 0,0 2-484 0 0,4-7-1189 0 0,-7 17 4041 0 0,-56 206-2939 0 0,46-135-1884 0 0,11-75 643 0 0,3 0-899 0 0,-2-3 1146 0 0,0 0 28 0 0,0 0 0 0 0,0 0-1 0 0,0 0 1 0 0,0 0 0 0 0,0 0 0 0 0,0 1 0 0 0,0-1 0 0 0,0 0 0 0 0,0 1 0 0 0,0-1 0 0 0,-1 0-1 0 0,2 3 1 0 0,9-11-95 0 0,12-8 5 0 0,0-2 1 0 0,36-33 0 0 0,-45 37 71 0 0,1-1 1 0 0,0 2-1 0 0,28-17 1 0 0,-40 27 53 0 0,16-4-15 0 0,-15 4 76 0 0,-4 4-37 0 0,0 0 0 0 0,1 0 0 0 0,-1 0 0 0 0,1 0 0 0 0,0-1 0 0 0,-1 1 1 0 0,1 0-1 0 0,0-1 0 0 0,0 1 0 0 0,0 0 0 0 0,1-1 0 0 0,1 3 0 0 0,0-1 4 0 0,0 3 14 0 0,-2-1-6 0 0,0 2-8 0 0,-1-2-2 0 0,0-1 0 0 0,1 1 0 0 0,0-1 0 0 0,0 1-1 0 0,0-1 1 0 0,0 1 0 0 0,1-1 0 0 0,0 1 0 0 0,0-1-1 0 0,0 0 1 0 0,0 0 0 0 0,6 7 0 0 0,20 8-4 0 0,-20-18 2 0 0,-4-2-1 0 0,0 2 3 0 0,4-3 2 0 0,30-5-10 0 0,-28 3 15 0 0,0 0-1 0 0,-1 0 1 0 0,1-1 0 0 0,-1-1-1 0 0,0 1 1 0 0,-1-1-1 0 0,0 0 1 0 0,0-1 0 0 0,0 0-1 0 0,0-1 1 0 0,-1 1-1 0 0,-1-1 1 0 0,1-1 0 0 0,-1 1-1 0 0,-1-1 1 0 0,6-10-1 0 0,2-7 97 0 0,-1-1 1 0 0,-1 0-1 0 0,-1-1 0 0 0,9-40 0 0 0,-17 58 22 0 0,6-35 1026 0 0,-13 24-492 0 0,2 16-545 0 0,2 0 238 0 0,-2 4-35 0 0,-13-8 401 0 0,7 15-546 0 0,9-5-174 0 0,-9 5 51 0 0,1 0 0 0 0,0 0 0 0 0,0 1 0 0 0,0 0 0 0 0,1 1 0 0 0,0 0 0 0 0,1 0-1 0 0,-1 0 1 0 0,2 1 0 0 0,-7 11 0 0 0,8-10-14 0 0,1-4-48 0 0,0 0-1 0 0,1 0 1 0 0,0 0-1 0 0,0 1 1 0 0,0-1 0 0 0,1 1-1 0 0,0-1 1 0 0,0 1-1 0 0,1-1 1 0 0,0 13-1 0 0,1-16 9 0 0,-1 9-229 0 0,2 0 0 0 0,-1-1 0 0 0,1 1 0 0 0,1-1-1 0 0,0 0 1 0 0,6 13 0 0 0,-3-14-518 0 0,0 0 0 0 0,0-1 1 0 0,11 12-1 0 0,-13-18-243 0 0,0-2-111 0 0,4 1-475 0 0,0 0 1 0 0,-1-1-1 0 0,1 0 0 0 0,14-1 1 0 0,-16 0-4084 0 0</inkml:trace>
+  <inkml:trace contextRef="#ctx0" brushRef="#br0" timeOffset="2168.37">2782 535 1276 0 0,'-100'-30'4714'0'0,"94"29"-3536"0"0,2 0 1 0 0,-14-3 4640 0 0,37 4-5294 0 0,15 0-358 0 0,240-4 1871 0 0,-8-21-646 0 0,-261 25-1652 0 0</inkml:trace>
+  <inkml:trace contextRef="#ctx0" brushRef="#br0" timeOffset="2744.01">3292 94 17150 0 0,'1'-6'458'0'0,"3"-6"-329"0"0,-3 5 141 0 0,1 0 1 0 0,0 1-1 0 0,0-1 1 0 0,1 1-1 0 0,-1 0 1 0 0,2-1-1 0 0,-1 1 0 0 0,0 0 1 0 0,9-9-1 0 0,-9 13 831 0 0,7 8-795 0 0,-5-3-259 0 0,3 1 10 0 0,0 1 0 0 0,-1 0 0 0 0,0 0 1 0 0,0 1-1 0 0,-1-1 0 0 0,1 2 0 0 0,-1-1 1 0 0,6 9-1 0 0,14 21 97 0 0,-3 1 0 0 0,0 1-1 0 0,-3 1 1 0 0,-1 1 0 0 0,-2 0 0 0 0,14 51 0 0 0,-26-72-171 0 0,-1 1 0 0 0,0-1 0 0 0,-2 1 0 0 0,0 0 0 0 0,-1 0 0 0 0,-1-1 0 0 0,-1 1 0 0 0,-1 0 0 0 0,0 0 0 0 0,-2-1 0 0 0,0 1 0 0 0,-1-1 0 0 0,-1 0 0 0 0,-1 0 0 0 0,0-1 0 0 0,-11 19 0 0 0,6-18-388 0 0,0-1 0 0 0,-1 0 0 0 0,-1-1 0 0 0,-1 0-1 0 0,0-1 1 0 0,-1-1 0 0 0,0-1 0 0 0,-24 16 0 0 0,15-13-3065 0 0,-1-1 0 0 0,-55 23-1 0 0,24-17-1670 0 0</inkml:trace>
 </inkml:ink>
 </file>
 
@@ -5437,22 +5160,36 @@
           <inkml:channel name="X" type="integer" min="-2.14748E9" max="2.14748E9" units="cm"/>
           <inkml:channel name="Y" type="integer" min="-2.14748E9" max="2.14748E9" units="cm"/>
           <inkml:channel name="F" type="integer" max="32767" units="dev"/>
+          <inkml:channel name="OA" type="integer" max="360" units="deg"/>
+          <inkml:channel name="OE" type="integer" max="90" units="deg"/>
         </inkml:traceFormat>
         <inkml:channelProperties>
           <inkml:channelProperty channel="X" name="resolution" value="1000" units="1/cm"/>
           <inkml:channelProperty channel="Y" name="resolution" value="1000" units="1/cm"/>
           <inkml:channelProperty channel="F" name="resolution" value="0" units="1/dev"/>
+          <inkml:channelProperty channel="OA" name="resolution" value="1000" units="1/deg"/>
+          <inkml:channelProperty channel="OE" name="resolution" value="1000" units="1/deg"/>
         </inkml:channelProperties>
       </inkml:inkSource>
-      <inkml:timestamp xml:id="ts0" timeString="2026-02-28T14:29:25.014"/>
+      <inkml:timestamp xml:id="ts0" timeString="2026-03-05T14:53:59.582"/>
     </inkml:context>
     <inkml:brush xml:id="br0">
       <inkml:brushProperty name="width" value="0.035" units="cm"/>
       <inkml:brushProperty name="height" value="0.035" units="cm"/>
     </inkml:brush>
   </inkml:definitions>
-  <inkml:trace contextRef="#ctx0" brushRef="#br0">0 197 5378,'0'0'7676,"2"-2"-7009,1-1-606,-1 1 0,1 0 0,-1 0 1,1 1-1,0-1 0,0 0 0,0 1 0,0 0 0,0 0 1,0 0-1,0 0 0,0 0 0,0 0 0,4 1 0,60-7 274,-34 4-202,87-10 82,131-19-2317,-248 32 1415,0 0 0,0-1 0,0 0-1,0 1 1,0-1 0,0 0 0,0-1-1,0 1 1,4-3 0,-1-2-2619</inkml:trace>
-  <inkml:trace contextRef="#ctx0" brushRef="#br0" timeOffset="332.65">417 37 2801,'0'0'11568,"-13"-6"-10234,-39-19-171,52 25-1144,0 0 0,0 0-1,-1 0 1,1 0 0,0 0-1,0 0 1,0 0-1,0 0 1,0 1 0,0-1-1,0 0 1,-1 0 0,1 0-1,0 0 1,0 0 0,0-1-1,0 1 1,0 0-1,0 0 1,0 0 0,-1 0-1,1 0 1,0 0 0,0 0-1,0 0 1,0 0 0,0 0-1,0 0 1,0 0-1,0 0 1,-1 0 0,1 0-1,0-1 1,0 1 0,0 0-1,0 0 1,0 0 0,0 0-1,0 0 1,0 0-1,0 0 1,0 0 0,0-1-1,0 1 1,0 0 0,0 0-1,0 0 1,0 0 0,0 0-1,0 0 1,0-1-1,0 1 1,0 0 0,0 0-1,0 0 1,0 0 0,0 0-1,0 0 1,0 0 0,0 0-1,0-1 1,0 1-1,0 0 1,0 0 0,0 0-1,1 0 1,-1 0 0,12-1 137,18 4-379,-11 1 221,-5-2-255,0 1 1,0 0-1,-1 1 1,1 0-1,-1 1 1,0 1-1,23 14 1,-35-19 255,0-1 0,-1 1 0,1 0 0,-1 0 1,1-1-1,0 1 0,-1 0 0,0 0 0,1 0 0,-1 0 1,0 0-1,1 0 0,-1 0 0,0 0 0,0 0 1,0 0-1,0 0 0,0 0 0,0 0 0,0-1 0,0 1 1,0 0-1,0 0 0,0 0 0,-1 0 0,1 0 1,0 0-1,-1 0 0,1 0 0,-1 0 0,1 0 0,-1-1 1,1 1-1,-1 0 0,0 0 0,1-1 0,-1 1 1,0 0-1,-1 0 0,-37 32 217,29-25-229,-66 58 499,45-38-3196,9-8-2931</inkml:trace>
+  <inkml:trace contextRef="#ctx0" brushRef="#br0">193 0 1744 0 0,'0'0'7132'0'0,"-12"6"-5900"0"0,5-3-1023 0 0,2-1-77 0 0,0 0 1 0 0,0 1-1 0 0,1 0 0 0 0,-1-1 1 0 0,1 1-1 0 0,-1 1 0 0 0,1-1 0 0 0,0 1 1 0 0,0 0-1 0 0,0 0 0 0 0,1 0 1 0 0,-1 0-1 0 0,1 0 0 0 0,0 1 1 0 0,-2 5-1 0 0,-15 33 761 0 0,2 2 1 0 0,3 0-1 0 0,1 1 1 0 0,2 0-1 0 0,2 1 1 0 0,3 1-1 0 0,-3 65 1 0 0,10-82-596 0 0,1-1 0 0 0,1 1 0 0 0,2-1 0 0 0,1 0 0 0 0,12 39 0 0 0,-10-47-276 0 0,1-1 0 0 0,1 0 0 0 0,1 0 0 0 0,1-1 0 0 0,1 0 0 0 0,0-1 0 0 0,27 31 0 0 0,-28-39-255 0 0,-1-1 0 0 0,2-1 0 0 0,-1 1-1 0 0,1-2 1 0 0,0 0 0 0 0,1 0 0 0 0,0-1 0 0 0,0-1 0 0 0,1 0 0 0 0,27 8-1 0 0,21-1-3234 0 0,1-9-3357 0 0,-22-6 1937 0 0</inkml:trace>
+  <inkml:trace contextRef="#ctx0" brushRef="#br0" timeOffset="419.73">496 251 1256 0 0,'0'0'5773'0'0,"-2"-5"-3870"0"0,-6-15-115 0 0,6 15 2739 0 0,7 1-3271 0 0,16-15-110 0 0,-19 18-1041 0 0,-1-1 0 0 0,1 1 0 0 0,-1 0 1 0 0,1 0-1 0 0,-1 0 0 0 0,1 0 0 0 0,0 0 0 0 0,-1 0 0 0 0,1 0 1 0 0,0 1-1 0 0,0-1 0 0 0,0 0 0 0 0,0 1 0 0 0,0 0 1 0 0,3-1-1 0 0,4 0 191 0 0,29-9 942 0 0,1 1 1 0 0,77-6 0 0 0,79 10-116 0 0,-69 12-5001 0 0,-121-6 1949 0 0,-1-1-1559 0 0,13 3-2255 0 0</inkml:trace>
+  <inkml:trace contextRef="#ctx0" brushRef="#br0" timeOffset="622.44">870 204 76 0 0,'0'0'1898'0'0,"-7"1"-145"0"0,-22 2-123 0 0,21-2-59 0 0,4 1-55 0 0,-13 6-76 0 0,13-6-102 0 0,2 2-106 0 0,-3 4-645 0 0,1 1 1 0 0,0 1 0 0 0,1-1-1 0 0,0 0 1 0 0,1 1 0 0 0,0 0-1 0 0,-2 19 1 0 0,-1 99 2276 0 0,6-50-4030 0 0,-1-74 311 0 0,0-2 724 0 0,-1-1-1 0 0,1 1 0 0 0,0-1 0 0 0,0 1 0 0 0,0-1 1 0 0,0 0-1 0 0,0 1 0 0 0,1-1 0 0 0,-1 1 0 0 0,0-1 1 0 0,1 1-1 0 0,-1-1 0 0 0,2 2 0 0 0,1 8-8278 0 0</inkml:trace>
+  <inkml:trace contextRef="#ctx0" brushRef="#br0" timeOffset="920.24">958 488 308 0 0,'0'0'5121'0'0,"-1"-8"-3401"0"0,0-9 10762 0 0,5 48-5362 0 0,-3-3-9945 0 0,3-26 2952 0 0,-2 0-108 0 0,1 0-17 0 0,0 0-1 0 0,0 0 1 0 0,0 0-1 0 0,0 0 1 0 0,1-1-1 0 0,-1 1 1 0 0,0-1-1 0 0,1 0 1 0 0,-1 0-1 0 0,1 0 1 0 0,-1 0-1 0 0,1-1 1 0 0,0 1-1 0 0,-1-1 1 0 0,1 0-1 0 0,0 0 1 0 0,-1 0-1 0 0,1-1 1 0 0,-1 1-1 0 0,7-3 1 0 0,14-8-9 0 0,-18 8 16 0 0,-5-1 23 0 0,-1 4-17 0 0,0-1-5 0 0,1 1 1 0 0,-1-1-1 0 0,1 0 0 0 0,-1 1 0 0 0,0-1 0 0 0,1 0 0 0 0,-1 1 1 0 0,0-1-1 0 0,0 0 0 0 0,1 1 0 0 0,-1-1 0 0 0,0 0 1 0 0,0 0-1 0 0,0 0 0 0 0,0 1 0 0 0,0-1 0 0 0,0 0 1 0 0,0 0-1 0 0,0 1 0 0 0,0-1 0 0 0,0 0 0 0 0,-1 0 0 0 0,1 1 1 0 0,0-1-1 0 0,0 0 0 0 0,-1 1 0 0 0,1-1 0 0 0,0 0 1 0 0,-1 1-1 0 0,1-1 0 0 0,-1 0 0 0 0,1 1 0 0 0,-2-2 1 0 0,-19-25 57 0 0,10 17-8 0 0,-6 5-10 0 0,-1 1 1 0 0,-28-3-1 0 0,40 7-90 0 0,-1 1-133 0 0,-20 3-185 0 0,20-3-198 0 0,3 0-187 0 0,-10 3 337 0 0</inkml:trace>
+  <inkml:trace contextRef="#ctx0" brushRef="#br0" timeOffset="1168.84">1147 448 944 0 0,'0'0'3602'0'0,"2"-6"-1866"0"0,16-39 3237 0 0,-16 42-2055 0 0,1-1-1611 0 0,2-3-1389 0 0,5 9 9320 0 0,-5 12-8965 0 0,-3-9-138 0 0,0 1 0 0 0,0-1 0 0 0,-1 1 0 0 0,0 0 0 0 0,0-1 0 0 0,-1 1 0 0 0,0 0 0 0 0,0 0 0 0 0,0-1 0 0 0,-1 9 0 0 0,0 0 21 0 0,-20 193 1568 0 0,11-162-3414 0 0,9-40 733 0 0,1 0-210 0 0,-2 0 464 0 0,0 4 183 0 0,2-5-4165 0 0</inkml:trace>
+  <inkml:trace contextRef="#ctx0" brushRef="#br0" timeOffset="1374.91">1201 555 368 0 0,'0'-45'1909'0'0,"-2"14"2246"0"0,2 1-1 0 0,7-53 0 0 0,-6 79-3169 0 0,0 3-875 0 0,-1 0-1 0 0,0 0 1 0 0,1 0-1 0 0,-1 0 1 0 0,1 1-1 0 0,0-1 0 0 0,-1 0 1 0 0,1 0-1 0 0,0 1 1 0 0,-1-1-1 0 0,1 0 1 0 0,0 1-1 0 0,0-1 0 0 0,0 1 1 0 0,-1-1-1 0 0,1 1 1 0 0,0-1-1 0 0,0 1 1 0 0,0 0-1 0 0,0-1 0 0 0,0 1 1 0 0,0 0-1 0 0,0 0 1 0 0,0 0-1 0 0,2 0 0 0 0,17-3 646 0 0,-15 3 227 0 0,1 4-573 0 0,21 12-43 0 0,-26-16-343 0 0,0 1 0 0 0,0-1 1 0 0,0 1-1 0 0,0 0 0 0 0,-1-1 1 0 0,1 1-1 0 0,0 0 0 0 0,0-1 0 0 0,0 1 1 0 0,0 0-1 0 0,-1 0 0 0 0,1 0 0 0 0,0 0 1 0 0,-1-1-1 0 0,1 1 0 0 0,-1 0 0 0 0,1 0 1 0 0,-1 0-1 0 0,1 0 0 0 0,-1 1 0 0 0,0-1 1 0 0,1 1-1 0 0,-1 1 63 0 0,6 17 335 0 0,-6-15-347 0 0,1-1 132 0 0,-2 2-40 0 0,-6 31-94 0 0,3-31-115 0 0,0-3 6 0 0,1 3-217 0 0,-1-1-1 0 0,0 0 1 0 0,0-1-1 0 0,-1 1 1 0 0,1-1 0 0 0,-1 0-1 0 0,-9 7 1 0 0,-19 8-6307 0 0</inkml:trace>
+  <inkml:trace contextRef="#ctx0" brushRef="#br0" timeOffset="1625.23">1488 128 1484 0 0,'6'-26'2685'0'0,"1"-4"2293"0"0,1 11 4293 0 0,-6 16-6437 0 0,1 31-2175 0 0,0-1-1 0 0,-2 1 1 0 0,-1 0-1 0 0,-1 0 1 0 0,-6 29 0 0 0,2 9 279 0 0,4-54-891 0 0,-13 156 1663 0 0,-6-44-4000 0 0,17-112 2300 0 0,-13 67-8813 0 0</inkml:trace>
+  <inkml:trace contextRef="#ctx0" brushRef="#br0" timeOffset="2300.32">1748 281 2028 0 0,'-8'-47'12370'0'0,"9"86"-2327"0"0,0-4-11787 0 0,-2 7 2419 0 0,-1 1 1 0 0,-3 0-1 0 0,-13 60 0 0 0,7-58-1607 0 0,10-40 521 0 0,3-19-3512 0 0,17-88 3405 0 0,20-102 1417 0 0,-23 160 509 0 0,-14 41-1104 0 0,1-1-30 0 0,24-21 392 0 0,-24 23-490 0 0,2 0-22 0 0,15-5-3 0 0,-15 5 89 0 0,1 3-138 0 0,-2-1-72 0 0,0 1 0 0 0,1 0-1 0 0,-1 1 1 0 0,0-1 0 0 0,0 1 0 0 0,0 0-1 0 0,0 0 1 0 0,0 0 0 0 0,4 3 0 0 0,-5-2 26 0 0,-1 2-4 0 0,-1-2-39 0 0,0-2-10 0 0,0 0 0 0 0,-1 1 1 0 0,1-1-1 0 0,-1 0 1 0 0,1 1-1 0 0,-1-1 0 0 0,1 0 1 0 0,-1 1-1 0 0,0-1 1 0 0,1 0-1 0 0,-1 1 1 0 0,0-1-1 0 0,0 1 0 0 0,0-1 1 0 0,0 0-1 0 0,-1 1 1 0 0,1-1-1 0 0,0 1 0 0 0,-1 1 1 0 0,-3 9 20 0 0,-1 0 1 0 0,-1-1-1 0 0,0 1 0 0 0,0-1 1 0 0,-1 0-1 0 0,-16 19 1 0 0,-59 56-321 0 0,79-83 129 0 0,3-3 160 0 0,0 1 0 0 0,0-1 0 0 0,0 1 0 0 0,-1-1-1 0 0,1 1 1 0 0,0-1 0 0 0,0 1 0 0 0,-1-1 0 0 0,1 0 0 0 0,0 1 0 0 0,0-1 0 0 0,-1 1 0 0 0,1-1 0 0 0,-1 0 0 0 0,1 1 0 0 0,0-1 0 0 0,-1 0-1 0 0,1 0 1 0 0,-1 1 0 0 0,1-1 0 0 0,-1 0 0 0 0,1 0 0 0 0,-1 1 0 0 0,0-1-68 0 0,1 0 0 0 0,0 0 0 0 0,-1 0 0 0 0,1 0-1 0 0,-1 1 1 0 0,1-1 0 0 0,0 0 0 0 0,-1 0 0 0 0,1 1 0 0 0,0-1 0 0 0,-1 0 0 0 0,1 0 0 0 0,0 1-1 0 0,-1-1 1 0 0,1 0 0 0 0,0 1 0 0 0,0-1 0 0 0,-1 0 0 0 0,1 1 0 0 0,0-1 0 0 0,0 1 0 0 0,0-1 0 0 0,0 0-1 0 0,-1 1 1 0 0,1-1 0 0 0,0 1 0 0 0,0 0 0 0 0,5 5-100 0 0,-3-3 162 0 0,1 1-41 0 0,1 1 0 0 0,-1-1 1 0 0,1 0-1 0 0,0-1 0 0 0,0 1 1 0 0,0 0-1 0 0,0-1 0 0 0,9 5 1 0 0,53 27-412 0 0,-50-27 394 0 0,-15-7 67 0 0,0-1 0 0 0,0 0 0 0 0,0 1-1 0 0,0-1 1 0 0,-1 1 0 0 0,1-1 0 0 0,0 1 0 0 0,-1-1-1 0 0,1 1 1 0 0,0 0 0 0 0,-1-1 0 0 0,1 1 0 0 0,0 0 0 0 0,-1-1-1 0 0,1 1 1 0 0,-1 0 0 0 0,1 0 0 0 0,-1-1 0 0 0,0 1-1 0 0,1 0 1 0 0,-1 0 0 0 0,0 0 0 0 0,0 0 0 0 0,1 0-1 0 0,-1 0 1 0 0,0-1 0 0 0,0 3 0 0 0,-17 23 43 0 0,8-17 5 0 0,-75 19 50 0 0,72-24-96 0 0,0-1-1 0 0,0 0 1 0 0,-13 1-1 0 0,1-3-2436 0 0,23-1 2393 0 0,1 0 1 0 0,-1 0 0 0 0,0 0-1 0 0,1 0 1 0 0,-1 0 0 0 0,1-1-1 0 0,-1 1 1 0 0,0 0 0 0 0,1 0-1 0 0,-1 0 1 0 0,1-1 0 0 0,-1 1-1 0 0,1 0 1 0 0,-1-1 0 0 0,1 1-1 0 0,-1 0 1 0 0,1-1 0 0 0,-1 1-1 0 0,1-1 1 0 0,0 1 0 0 0,-1-1-1 0 0,1 1 1 0 0,-1-1 0 0 0,1 0-58 0 0,-1 1 0 0 0,1-1 0 0 0,0 1 0 0 0,-1-1 0 0 0,1 1 0 0 0,0-1 0 0 0,-1 1 0 0 0,1-1 0 0 0,-1 1 0 0 0,1 0 0 0 0,-1-1 0 0 0,1 1 0 0 0,-1 0 0 0 0,0 0 0 0 0,1-1 0 0 0,-1 1 0 0 0,1 0 0 0 0,-1 0 1 0 0,1 0-1 0 0,-1 0 0 0 0,0-1 0 0 0,1 1 0 0 0,-2 0 0 0 0,10-7-973 0 0,36-32-761 0 0,11-3-4354 0 0,-34 29 3012 0 0</inkml:trace>
+  <inkml:trace contextRef="#ctx0" brushRef="#br0" timeOffset="2889.89">1857 490 5196 0 0,'150'-68'4413'0'0,"-107"47"-623"0"0,-39 20-974 0 0,0 0-1997 0 0,6-2-790 0 0,-10 3 45 0 0,0 0-1 0 0,0 0 1 0 0,1 0-1 0 0,-1 0 1 0 0,0 0-1 0 0,0 0 0 0 0,1-1 1 0 0,-1 1-1 0 0,0 0 1 0 0,0 0-1 0 0,0 0 1 0 0,1 0-1 0 0,-1 0 1 0 0,0 0-1 0 0,0 0 0 0 0,1 0 1 0 0,-1 0-1 0 0,0 1 1 0 0,0-1-1 0 0,1 0 1 0 0,-1 0-1 0 0,0 0 0 0 0,0 0 1 0 0,0 0-1 0 0,1 0 1 0 0,-1 0-1 0 0,0 0 1 0 0,0 1-1 0 0,0-1 0 0 0,0 0 1 0 0,1 0-1 0 0,-1 0 1 0 0,0 0-1 0 0,0 1 1 0 0,0-1-1 0 0,0 0 0 0 0,0 0 1 0 0,1 0-1 0 0,-1 1 1 0 0,0-1-1 0 0,0 0 1 0 0,0 0-1 0 0,0 1 1 0 0,0-1-1 0 0,0 0 0 0 0,0 0 1 0 0,0 0-1 0 0,0 1 1 0 0,0-1-1 0 0,0 0 1 0 0,0 0-1 0 0,0 1 0 0 0,0-1 1 0 0,0 0-1 0 0,0 0 1 0 0,0 1-1 0 0,0-1 1 0 0,-1 0-1 0 0,1 0 0 0 0,0 0 1 0 0,0 1-1 0 0,0-1 1 0 0,0 0-1 0 0,0 0 1 0 0,-7 16 131 0 0,1-4 74 0 0,1 0 0 0 0,-2-1 1 0 0,-9 15-1 0 0,8-15 27 0 0,2 0 1 0 0,-1 1-1 0 0,2 0 0 0 0,-1 0 1 0 0,-4 18-1 0 0,10-26 137 0 0,1 1-331 0 0,6 16-16 0 0,-6-16 43 0 0,2-5-151 0 0,-1 0 0 0 0,0 0 0 0 0,0 1 0 0 0,0-1 0 0 0,0 0 0 0 0,0 1 0 0 0,0-1 0 0 0,0 1 0 0 0,0 0-1 0 0,0-1 1 0 0,3 3 0 0 0,3-7-47 0 0,22-13 6 0 0,-28 16 44 0 0,0 0 1 0 0,0 0-1 0 0,-1 0 1 0 0,1 0-1 0 0,-1-1 1 0 0,1 1-1 0 0,-1 0 1 0 0,1-1-1 0 0,-1 0 0 0 0,0 1 1 0 0,1-1-1 0 0,-1 0 1 0 0,0 1-1 0 0,0-1 1 0 0,-1 0-1 0 0,1 0 1 0 0,0 0-1 0 0,-1 0 1 0 0,1 0-1 0 0,-1 0 1 0 0,1 0-1 0 0,-1-2 1 0 0,0 1 13 0 0,2-1-37 0 0,-6-4-49 0 0,-9-22 59 0 0,10 23 3 0 0,-13-7 370 0 0,7 2-1632 0 0,10 8-2729 0 0,27-6 3637 0 0,-21 7 39 0 0,-1 3 36 0 0,53-4-621 0 0,-53 4 756 0 0,-2-1 41 0 0,59 4 1439 0 0,-62-2-1259 0 0,-1-1 0 0 0,1 0-1 0 0,0 0 1 0 0,-1 1 0 0 0,1-1 0 0 0,0 1-1 0 0,-1-1 1 0 0,1 1 0 0 0,0-1 0 0 0,-1 1-1 0 0,1-1 1 0 0,-1 1 0 0 0,1-1 0 0 0,-1 1-1 0 0,1 0 1 0 0,-1-1 0 0 0,0 1 0 0 0,1 0-1 0 0,-1-1 1 0 0,0 1 0 0 0,1 0 0 0 0,-1-1-1 0 0,0 1 1 0 0,0 0 0 0 0,0 0 0 0 0,0-1-1 0 0,0 1 1 0 0,1 0 0 0 0,-1 0 0 0 0,-1 0-1 0 0,1-1 1 0 0,0 1 0 0 0,0 0 0 0 0,0 0-1 0 0,-1 0 1 0 0,-4 24 796 0 0,5-25-985 0 0,-2 7 589 0 0,0-1-272 0 0,-5 19-22 0 0,5-19 122 0 0,1-2-157 0 0,-2 12-18 0 0,2-12 322 0 0,21 7-306 0 0,-16-8 101 0 0,6-8-130 0 0,29-15 46 0 0,-37 19-108 0 0,0 0 0 0 0,0-1 0 0 0,0 1 0 0 0,0 0 0 0 0,0-1 0 0 0,-1 1 0 0 0,1-1 0 0 0,-1 1 0 0 0,1-1 0 0 0,-1 0 0 0 0,1 1 0 0 0,-1-1 0 0 0,0 0 1 0 0,0 0-1 0 0,0 0 0 0 0,0 0 0 0 0,0 0 0 0 0,0 0 0 0 0,0-4 0 0 0,1 1 82 0 0,-1 1 115 0 0,-1-1-14 0 0,-1-17-3 0 0,0 17-4 0 0,-1 0-21 0 0,-2-2-103 0 0,0 1 1 0 0,0-1-1 0 0,0 1 1 0 0,-7-6-1 0 0,8 9 13 0 0,-2 1-69 0 0,-37-15-1927 0 0,39 16 802 0 0,-1 0-4001 0 0,1 0 4065 0 0,-8-3-5 0 0,3 4-6281 0 0</inkml:trace>
+  <inkml:trace contextRef="#ctx0" brushRef="#br0" timeOffset="3328.81">2446 228 1492 0 0,'16'-34'2430'0'0,"-3"6"1906"0"0,1 1 0 0 0,21-32 4542 0 0,-28 51-7822 0 0,-3 8-471 0 0,-4 8 2943 0 0,-1 0-3529 0 0,-27 269 2718 0 0,35-202-4510 0 0,-7-72 1161 0 0,3 1-743 0 0,5 11 690 0 0,-5-11 19 0 0,3-5-1137 0 0,26-6 867 0 0,-28 2 573 0 0,7-12 257 0 0,0-1-1 0 0,-1 0 1 0 0,-1-1 0 0 0,9-24 0 0 0,24-90 1912 0 0,-17 51 1505 0 0,-24 78-1106 0 0,1-2-1415 0 0,0 0-691 0 0,-3 14 2480 0 0,-5 13-2456 0 0,1-5 84 0 0,1 0 0 0 0,-2 26 0 0 0,-3 114-469 0 0,8-70-5127 0 0,0-81 3822 0 0,0-1-2380 0 0,-4 10 1621 0 0</inkml:trace>
+  <inkml:trace contextRef="#ctx0" brushRef="#br0" timeOffset="3719.48">2583 468 3932 0 0,'-32'-19'2718'0'0,"1"-1"-1"0"0,-52-46 0 0 0,81 63-262 0 0,2-1-1793 0 0,0-13-81 0 0,0 13-55 0 0,6 1-51 0 0,26-8-47 0 0,1 2 0 0 0,0 1 0 0 0,0 2 0 0 0,62-4 0 0 0,-71 7-274 0 0,36-8 583 0 0,-55 11-142 0 0,0 0-312 0 0,9 0-136 0 0,-3 0 2431 0 0,-12 6-2273 0 0,1-1-193 0 0,0-3-65 0 0,0 0-1 0 0,0-1 1 0 0,0 1-1 0 0,0 0 1 0 0,0 0-1 0 0,0-1 1 0 0,-1 1 0 0 0,1 0-1 0 0,-1 0 1 0 0,1-1-1 0 0,-1 1 1 0 0,0-1-1 0 0,1 1 1 0 0,-1 0 0 0 0,0-1-1 0 0,0 1 1 0 0,-2 1-1 0 0,-14 22 140 0 0,13-19-22 0 0,2-2-19 0 0,-3 12-7 0 0,4-12 184 0 0,2 1-310 0 0,7 14-20 0 0,-6-14-19 0 0,20 1-132 0 0,-18-5 106 0 0,4-3-92 0 0,0-2 136 0 0,-6 3 5 0 0,1-1 0 0 0,-1 1 0 0 0,1 0 1 0 0,-1 0-1 0 0,1 0 0 0 0,0 1 0 0 0,-1-1 1 0 0,1 1-1 0 0,0-1 0 0 0,3 1 0 0 0,-4-1 4 0 0,0 0 1 0 0,-1 0-1 0 0,1 0 0 0 0,-1 0 0 0 0,0-1 0 0 0,1 1 1 0 0,-1 0-1 0 0,0-1 0 0 0,0 1 0 0 0,2-3 0 0 0,0 1 32 0 0,4-16 29 0 0,-5 16-48 0 0,0-1 38 0 0,-2 0 2 0 0,3-12-7 0 0,-2 12 72 0 0,-5-2-94 0 0,-10-17-11 0 0,14 22-15 0 0,-1 0-1 0 0,0 0 1 0 0,1 0-1 0 0,-1 0 1 0 0,0 0 0 0 0,0 0-1 0 0,1 1 1 0 0,-1-1-1 0 0,0 0 1 0 0,0 0-1 0 0,0 1 1 0 0,0-1 0 0 0,0 0-1 0 0,0 1 1 0 0,-1-1-1 0 0,1 1 1 0 0,0-1 0 0 0,0 1-1 0 0,0 0 1 0 0,0 0-1 0 0,0-1 1 0 0,-2 1-1 0 0,0 0-18 0 0,2-1-3 0 0,0 0-1 0 0,0 1 0 0 0,0-1 0 0 0,-1 1 1 0 0,1 0-1 0 0,0-1 0 0 0,0 1 0 0 0,-1 0 1 0 0,1 0-1 0 0,0-1 0 0 0,0 1 0 0 0,-1 0 1 0 0,1 0-1 0 0,0 0 0 0 0,-3 1 0 0 0,0 0-85 0 0,0-2-365 0 0,-3 2-168 0 0,-49 11-2265 0 0,33-5-1055 0 0,3 1-3568 0 0,1 0 2185 0 0</inkml:trace>
+  <inkml:trace contextRef="#ctx0" brushRef="#br0" timeOffset="4375.2">2915 328 800 0 0,'0'0'18426'0'0,"6"4"-17910"0"0,21 12-36 0 0,-21-12-45 0 0,-4 23 289 0 0,-2-22-417 0 0,0-1-32 0 0,-6 44 1093 0 0,5-43-842 0 0,9-14-499 0 0,64-87 290 0 0,-51 71 136 0 0,-19 23-237 0 0,1 11-236 0 0,0 0 2 0 0,-1-6-2 0 0,-1 0 0 0 0,1 0 0 0 0,-1 0 1 0 0,0 0-1 0 0,-1 0 0 0 0,1 0 0 0 0,-1 1 0 0 0,1-1 0 0 0,-1 4 0 0 0,-2 20-205 0 0,1-21 103 0 0,0-1-197 0 0,-5 16 231 0 0,5-16 5 0 0,8-14 183 0 0,74-88 954 0 0,-79 94-867 0 0,19-10 904 0 0,-15 17-1024 0 0,20 12-18 0 0,-26-16-48 0 0,1 0 0 0 0,-1 1 0 0 0,0-1 0 0 0,1 0 0 0 0,-1 0 0 0 0,1 0 0 0 0,-1 1 0 0 0,0-1 0 0 0,1 0 0 0 0,-1 0 0 0 0,0 1 0 0 0,1-1 0 0 0,-1 0 0 0 0,0 1 0 0 0,0-1 0 0 0,1 0 0 0 0,-1 1 0 0 0,0-1 0 0 0,0 0 0 0 0,0 1 0 0 0,1-1 0 0 0,-1 1 0 0 0,0-1 0 0 0,0 0 0 0 0,0 1 0 0 0,2 12-445 0 0,0-1-1 0 0,-1 0 0 0 0,0 1 0 0 0,-1-1 0 0 0,0 1 0 0 0,-4 20 0 0 0,-3-8-4305 0 0,-3 0-3686 0 0,0-5 2774 0 0</inkml:trace>
 </inkml:ink>
 </file>
 
@@ -5465,24 +5202,26 @@
           <inkml:channel name="X" type="integer" min="-2.14748E9" max="2.14748E9" units="cm"/>
           <inkml:channel name="Y" type="integer" min="-2.14748E9" max="2.14748E9" units="cm"/>
           <inkml:channel name="F" type="integer" max="32767" units="dev"/>
+          <inkml:channel name="OA" type="integer" max="360" units="deg"/>
+          <inkml:channel name="OE" type="integer" max="90" units="deg"/>
         </inkml:traceFormat>
         <inkml:channelProperties>
           <inkml:channelProperty channel="X" name="resolution" value="1000" units="1/cm"/>
           <inkml:channelProperty channel="Y" name="resolution" value="1000" units="1/cm"/>
           <inkml:channelProperty channel="F" name="resolution" value="0" units="1/dev"/>
+          <inkml:channelProperty channel="OA" name="resolution" value="1000" units="1/deg"/>
+          <inkml:channelProperty channel="OE" name="resolution" value="1000" units="1/deg"/>
         </inkml:channelProperties>
       </inkml:inkSource>
-      <inkml:timestamp xml:id="ts0" timeString="2026-02-28T14:42:58.691"/>
+      <inkml:timestamp xml:id="ts0" timeString="2026-03-05T14:55:52.284"/>
     </inkml:context>
     <inkml:brush xml:id="br0">
       <inkml:brushProperty name="width" value="0.035" units="cm"/>
       <inkml:brushProperty name="height" value="0.035" units="cm"/>
     </inkml:brush>
   </inkml:definitions>
-  <inkml:trace contextRef="#ctx0" brushRef="#br0">101 115 8548,'0'0'9220,"-4"-3"-8540,3 3-675,0-1-1,1 1 0,-1-1 0,0 1 0,0 0 1,0 0-1,1-1 0,-1 1 0,0 0 0,0 0 0,0 0 1,0 0-1,1 0 0,-1 0 0,0 0 0,0 0 1,0 1-1,0-1 0,1 0 0,-1 0 0,0 1 0,0-1 1,0 0-1,1 1 0,-1-1 0,0 1 0,1-1 1,-1 1-1,0-1 0,1 1 0,-1-1 0,1 1 0,-1 0 1,1-1-1,-1 1 0,1 0 0,-1 0 0,1-1 1,0 1-1,-1 0 0,1 0 0,-1 1 0,-16 53 46,10-26-47,-3 2-65,1 0 1,1 1-1,2 0 1,-4 61 0,10-92-129,8-7-127,4-5 307,1 0-1,0 1 1,1 1 0,20-12-1,-25 17 10,1 0-1,-1 1 0,1 0 1,0 0-1,0 1 0,0 0 1,0 1-1,17 0 0,-13 1-14,-11-1-1,1 1 0,0 0 0,0 0-1,0 0 1,0 1 0,-1-1 0,5 2 0,-7-1 13,0-1 1,0 1-1,0 0 1,0-1-1,0 1 1,0 0 0,0-1-1,-1 1 1,1 0-1,0 0 1,0 0-1,-1 0 1,1 0-1,0 0 1,-1 0 0,1 0-1,-1 0 1,0 0-1,1 0 1,-1 0-1,0 0 1,1 1-1,-1-1 1,0 0-1,0 0 1,0 0 0,0 0-1,-1 2 1,1-2 8,0 1-1,0-1 1,-1 1 0,1-1 0,-1 1 0,1-1 0,-1 1 0,1-1 0,-1 0-1,0 1 1,0-1 0,0 0 0,0 0 0,0 1 0,0-1 0,0 0 0,0 0-1,0 0 1,0 0 0,-3 1 0,-32 16 92,25-13-94,-77 31 501,21-8-2722,34-13-7190,62-31 5966</inkml:trace>
-  <inkml:trace contextRef="#ctx0" brushRef="#br0" timeOffset="427.9">399 378 5442,'0'0'5366,"14"-8"-3907,41-26-725,-52 32-592,0 0-1,0 0 1,0 0 0,0 0 0,-1-1 0,1 0 0,-1 1 0,1-1 0,1-4 0,-3 6-2,0 0 1,-1 0 0,1 0-1,-1-1 1,1 1 0,-1 0 0,0 0-1,0-1 1,1 1 0,-1 0-1,0-1 1,0 1 0,0 0-1,0-1 1,0 1 0,-1 0 0,1-2-1,-1 1-27,0 1 0,0-1 0,0 0 0,0 1 0,0 0 0,0-1 0,0 1 0,0-1 0,-1 1 0,1 0 0,-1 0 0,1 0 0,-1 0 0,1 0 0,-1 0 0,1 0 0,-1 1-1,0-1 1,0 0 0,1 1 0,-1 0 0,0-1 0,0 1 0,1 0 0,-4 0 0,1-1-103,0 1 1,0 0-1,0 0 0,0 0 1,0 1-1,0 0 0,0-1 1,0 1-1,0 1 0,1-1 1,-1 0-1,0 1 0,1 0 1,-1 0-1,1 0 0,-1 0 1,1 1-1,0-1 0,0 1 1,0 0-1,1 0 0,-1 0 0,0 0 1,1 0-1,0 1 0,0-1 1,0 1-1,0-1 0,1 1 1,-1 0-1,1-1 0,0 1 1,0 0-1,0 0 0,1 0 1,-1 0-1,1 8 0,0-9-32,0-1-1,1 1 0,-1-1 0,0 1 1,1-1-1,-1 1 0,1-1 1,0 0-1,0 1 0,0-1 1,0 0-1,0 1 0,1-1 0,-1 0 1,1 0-1,-1 0 0,1 0 1,2 2-1,-1-2-131,1 1-1,0-1 1,-1 0-1,1 0 1,0 0 0,0 0-1,0-1 1,1 1 0,-1-1-1,5 1 1,1-1-391,1 0 0,-1 0 1,1-1-1,0 0 0,-1-1 0,1 0 0,-1-1 1,15-4-1,-15 2 256,0 0 1,0-1-1,0 0 1,-1 0 0,0-1-1,0 0 1,0-1-1,-1 0 1,0 0 0,0-1-1,-1 0 1,0 0-1,0 0 1,-1-1 0,0 0-1,-1-1 1,0 1-1,0-1 1,-1 0-1,4-16 1,0 2 1078,-2 0 0,6-50-1,-6-45 6615,-7 119-7373,1 0-1,0 0 1,0 0 0,0 0-1,0 0 1,0 0-1,0 0 1,0 0 0,0 0-1,0 0 1,0 0 0,0 0-1,0 0 1,-1 0-1,1-1 1,0 1 0,0 0-1,0 0 1,0 0 0,0 0-1,0 0 1,0 0-1,0 0 1,0 0 0,0 0-1,0 0 1,0 0 0,0 0-1,0 0 1,0 0-1,0 0 1,0 0 0,0-1-1,0 1 1,0 0 0,-1 0-1,1 0 1,0 0-1,0 0 1,0 0 0,0 0-1,0 0 1,0 0-1,1 0 1,-1 0 0,0 0-1,0-1 1,-5 13 1720,-3 18 329,2 36-4117,2 1-1,3 0 0,10 78 1,-8-116-4988</inkml:trace>
-  <inkml:trace contextRef="#ctx0" brushRef="#br0" timeOffset="919.63">648 288 13942,'0'0'163,"18"-6"-1177,61-19-576,-67 22 1299,1 1 0,-1 0 0,1 0 0,-1 1 0,1 1 0,0 0 0,0 1-1,17 3 1,-29-3 435,-1-1 0,1 1-1,0 0 1,-1-1 0,1 1-1,-1 0 1,1 0 0,-1-1-1,1 1 1,-1 0 0,1 0-1,-1 0 1,0 0 0,1-1-1,-1 1 1,0 0 0,0 0-1,0 0 1,0 0 0,0 0-1,0 0 1,0 0 0,0 1-1,-1 32 659,1-24-615,0 65-158,0-74-48,0-1-1,0 1 1,1-1-1,-1 1 1,0-1-1,0 1 1,1-1-1,-1 1 1,0-1-1,1 1 1,-1-1-1,1 0 0,-1 1 1,0-1-1,1 1 1,-1-1-1,1 0 1,-1 1-1,1-1 1,-1 0-1,1 0 1,-1 1-1,1-1 1,0 0-1,-1 0 0,1 0 1,-1 0-1,1 0 1,-1 0-1,1 0 1,0 0-1,-1 0 1,1 0-1,-1 0 1,1 0-1,-1 0 1,1 0-1,0 0 0,-1-1 1,1 1-1,-1 0 1,1 0-1,0-1 1,27-12-653,-20 5 613,0 0 0,0 0 0,-1-1 0,0 0-1,6-10 1,-7 8 296,1 1 0,1 0 0,14-15-1,-21 25-234,-1 0-1,1-1 0,-1 1 0,1 0 0,-1-1 0,1 1 1,0 0-1,-1 0 0,1-1 0,-1 1 0,1 0 1,0 0-1,-1 0 0,1 0 0,-1 0 0,1 0 1,0 0-1,-1 0 0,1 0 0,-1 0 0,1 0 0,0 1 1,-1-1-1,1 0 0,-1 0 0,1 1 0,0-1 1,-1 0-1,1 1 0,-1-1 0,1 0 0,0 1 1,18 19-107,-8-7 56,-7-11 63,-1 0 0,1 0 0,-1 0 0,1-1 0,0 0 0,-1 0 0,1 0 1,0 0-1,0 0 0,0-1 0,5 1 0,-8-1-5,1 0 0,-1 0 0,1 0 0,0 0-1,-1 0 1,1 0 0,-1-1 0,1 1 0,0 0 0,-1-1 0,1 1 0,-1-1-1,1 0 1,-1 0 0,0 1 0,1-1 0,-1 0 0,0 0 0,1 0 0,-1 0-1,0 0 1,0-1 0,0 1 0,0 0 0,0 0 0,0-1 0,0 1 0,1-3-1,-1 1 105,-1 0 0,1 0-1,0 0 1,-1 0-1,0 0 1,0 0-1,1 1 1,-2-1-1,1 0 1,0 0-1,-1 0 1,1 0-1,-1 0 1,0 0-1,0 0 1,0 0-1,-2-4 1,-11-13-1998,8 11-126,6 6-977</inkml:trace>
-  <inkml:trace contextRef="#ctx0" brushRef="#br0" timeOffset="1683.32">1286 221 2993,'0'0'5317,"13"5"-4340,45 12-235,-54-16-639,0 0 1,0-1-1,0 1 1,0-1 0,0 0-1,0 0 1,0 0-1,0-1 1,0 0 0,0 1-1,0-1 1,0 0 0,5-3-1,-7 3 105,0 0-1,0 1 1,-1-1-1,1 0 1,-1-1-1,1 1 1,-1 0-1,1 0 1,-1-1-1,0 1 1,0-1-1,1 1 0,-1-1 1,0 1-1,0-1 1,-1 0-1,1 1 1,0-1-1,0 0 1,-1 0-1,1 0 1,-1 1-1,0-1 1,1-3-1,-2 4-108,1 0-1,0 0 0,0 1 1,-1-1-1,1 0 0,0 0 1,-1 1-1,1-1 0,-1 0 1,1 1-1,-1-1 0,1 0 1,-1 1-1,1-1 0,-1 1 1,0-1-1,1 1 0,-1-1 1,0 1-1,0-1 0,1 1 1,-1 0-1,0-1 1,0 1-1,0 0 0,1 0 1,-1-1-1,0 1 0,0 0 1,0 0-1,0 0 0,1 0 1,-2 0-1,-1 0-80,1 0-1,0 0 1,-1 0 0,1 1 0,0-1-1,-1 0 1,1 1 0,0 0-1,-1-1 1,1 1 0,-4 2 0,3 0-15,0-1 1,1 1-1,-1-1 1,1 1-1,0 0 1,0 0-1,0 0 1,0 1-1,0-1 1,1 0-1,-1 1 1,1-1-1,0 1 1,-1 4-1,1 0-88,-1 0 0,2 0-1,-1 0 1,1 0 0,1 14 0,0-20-1,-1-1 0,0 1 0,1-1 1,-1 1-1,1-1 0,-1 1 0,1-1 0,0 0 1,-1 1-1,1-1 0,0 0 0,0 0 0,0 1 1,0-1-1,0 0 0,0 0 0,0 0 1,0 0-1,1 0 0,1 1 0,1-1-272,-1 1 0,0-1-1,1 0 1,-1 0-1,1-1 1,-1 1 0,1-1-1,6 1 1,-1-2-482,0 1 0,0-1 0,0-1 0,-1 1 0,1-2 0,14-4 0,-12 2 599,0-1-1,0 0 1,0-1-1,-1 0 1,0-1-1,-1 0 1,11-11 0,-7 4 1244,-1 0 0,11-16 0,-21 29-880,-1 1 1,1 0-1,0 0 0,0 0 0,-1 0 1,1 0-1,0 0 0,0 1 0,0-1 1,0 1-1,0-1 0,0 1 0,0 0 1,3-1-1,20-5-190,-26 6 167,-1 1 0,1-1 0,0 0 0,0 0 0,0 1 0,-1-1 0,1 0 0,0 0 0,0 0 0,-1 0 0,1 0-1,0-1 1,0 1 0,-1 0 0,1-1 0,0 1 0,0 0 0,0-1 0,0 0 0,-1 1 0,1-1 0,0 0 0,0 1 0,0-1-1,0 0 1,1 0 0,-1 0 0,0 0 0,0 0 0,0 0 0,1 0 0,-1 0 0,1 0 0,-1 0 0,0 0 0,1 0 0,0 0 0,-1-1-1,1 1 1,0 0 0,0 0 0,0-1 0,-1 1 0,1 0 0,0 0 0,1-1 0,-1 1 0,0 0 0,0 0 0,0-1 0,1 1-1,-1 0 1,1 0 0,-1 0 0,1 0 0,-1 0 0,1 0 0,0 0 0,0 0 0,-1 0 0,1 0 0,0 0 0,0 0 0,0 0-1,2-1 1,-6 3-105,1 0-1,0 1 1,0-1-1,0 0 1,0 1-1,0-1 1,0 1-1,0 0 1,1 0 0,-1 0-1,1 0 1,-1 0-1,1 0 1,0 0-1,-1 0 1,1 1-1,1-1 1,-2 4-1,0 0-241,0 1 1,0 0-1,1 0 0,0 0 0,1 10 1,0-16 113,0 0 0,1 0 0,-1 0 1,0 0-1,1 0 0,0 0 0,-1 0 0,1 0 1,-1 0-1,1 0 0,0-1 0,0 1 1,0 0-1,-1 0 0,1-1 0,0 1 0,0 0 1,0-1-1,0 1 0,0-1 0,0 1 0,0-1 1,0 1-1,0-1 0,0 0 0,1 0 1,-1 0-1,0 1 0,0-1 0,0 0 0,0 0 1,0-1-1,0 1 0,0 0 0,2 0 1,2-1-208,0 1 0,0-1 1,0 1-1,0-1 1,0-1-1,0 1 0,6-4 1,-3 0 302,0-1-1,-1 0 1,1 0 0,-1-1-1,-1 1 1,7-10 0,2 0 1536,-15 15-1412,0 0-1,1 1 1,-1-1 0,1 1-1,0-1 1,-1 0 0,1 1 0,0-1-1,-1 1 1,1 0 0,0-1-1,-1 1 1,1-1 0,0 1 0,0 0-1,-1 0 1,1-1 0,0 1 0,0 0-1,0 0 1,0 0 0,-1 0-1,1 0 1,0 0 0,0 0 0,0 0-1,-1 0 1,1 1 0,1-1-1,-1 1-40,1 0-1,-1 0 1,1 0-1,-1 1 1,1-1-1,-1 0 1,0 1-1,0-1 1,0 1-1,0-1 1,0 1-1,1 2 1,2 4-43,0 0 1,-1 1-1,4 18 1,-4-22 206,3-11 374,4-17 808,-8 18-1111,4-9 204,1 0 0,0 0-1,0 1 1,1 0 0,1 0-1,0 1 1,1 0 0,13-11-1,-23 22-420,1 0-1,0 0 0,0 0 0,0 1 0,-1-1 1,1 0-1,0 1 0,0-1 0,0 0 0,0 1 0,0-1 1,0 1-1,0 0 0,1-1 0,-1 1 0,0 0 1,0 0-1,0 0 0,0 0 0,0 0 0,0 0 1,1 0-1,-1 0 0,0 0 0,0 0 0,0 0 1,0 1-1,2 0 0,-2 0-43,1 1 0,-1-1 1,0 1-1,0 0 0,0-1 0,0 1 1,0 0-1,0-1 0,0 1 0,-1 0 0,1 0 1,-1 0-1,1 0 0,-1 4 0,2 6-117,-2 1-1,0 0 0,-3 25 0,1-26-357,-1 0 0,-1 0 0,0 0-1,0 0 1,-1 0 0,-10 15 0,-25 33-6633,8-20-1639</inkml:trace>
+  <inkml:trace contextRef="#ctx0" brushRef="#br0">86 285 300 0 0,'0'0'7647'0'0,"-4"15"-6268"0"0,-4 13-763 0 0,-8 24 565 0 0,6-12 521 0 0,-14 54 1514 0 0,14-54-2556 0 0,3 16-1409 0 0,6-52-18 0 0,0 0-459 0 0,-3 13-1347 0 0,3-13-1736 0 0</inkml:trace>
+  <inkml:trace contextRef="#ctx0" brushRef="#br0" timeOffset="111.65">173 94 580 0 0,'-18'-42'1580'0'0,"6"24"1048"0"0,-6-1-503 0 0,1 8-773 0 0,-19 7-3048 0 0</inkml:trace>
 </inkml:ink>
 </file>
 
@@ -5495,21 +5234,28 @@
           <inkml:channel name="X" type="integer" min="-2.14748E9" max="2.14748E9" units="cm"/>
           <inkml:channel name="Y" type="integer" min="-2.14748E9" max="2.14748E9" units="cm"/>
           <inkml:channel name="F" type="integer" max="32767" units="dev"/>
+          <inkml:channel name="OA" type="integer" max="360" units="deg"/>
+          <inkml:channel name="OE" type="integer" max="90" units="deg"/>
         </inkml:traceFormat>
         <inkml:channelProperties>
           <inkml:channelProperty channel="X" name="resolution" value="1000" units="1/cm"/>
           <inkml:channelProperty channel="Y" name="resolution" value="1000" units="1/cm"/>
           <inkml:channelProperty channel="F" name="resolution" value="0" units="1/dev"/>
+          <inkml:channelProperty channel="OA" name="resolution" value="1000" units="1/deg"/>
+          <inkml:channelProperty channel="OE" name="resolution" value="1000" units="1/deg"/>
         </inkml:channelProperties>
       </inkml:inkSource>
-      <inkml:timestamp xml:id="ts0" timeString="2026-02-28T14:22:04.355"/>
+      <inkml:timestamp xml:id="ts0" timeString="2026-03-05T14:53:52.516"/>
     </inkml:context>
     <inkml:brush xml:id="br0">
       <inkml:brushProperty name="width" value="0.035" units="cm"/>
       <inkml:brushProperty name="height" value="0.035" units="cm"/>
     </inkml:brush>
   </inkml:definitions>
-  <inkml:trace contextRef="#ctx0" brushRef="#br0">1482 326 6211,'0'0'12598</inkml:trace>
+  <inkml:trace contextRef="#ctx0" brushRef="#br0">40 79 1620 0 0,'0'0'3681'0'0,"3"-7"-1889"0"0,7-19-11 0 0,-9 24-1411 0 0,1-1 0 0 0,-1 1 0 0 0,1 0 0 0 0,-1 0-1 0 0,1 0 1 0 0,0 0 0 0 0,0 0 0 0 0,0 0 0 0 0,0 0 0 0 0,0 0 0 0 0,0 1 0 0 0,1-1-1 0 0,-1 1 1 0 0,1 0 0 0 0,4-2 0 0 0,-5 2-209 0 0,0 0 80 0 0,0-1 0 0 0,1 1 0 0 0,-1 1-1 0 0,1-1 1 0 0,-1 0 0 0 0,1 0 0 0 0,-1 1-1 0 0,1 0 1 0 0,-1-1 0 0 0,5 1 0 0 0,19-5 2036 0 0,-20 6-1565 0 0,20 2-90 0 0,-19-2-76 0 0,-4 1-45 0 0,-2-1-397 0 0,0 1-45 0 0,0-1 0 0 0,0 0 1 0 0,0 0-1 0 0,1 0 0 0 0,-1 0 1 0 0,0 0-1 0 0,0 0 1 0 0,1 0-1 0 0,-1 0 0 0 0,0-1 1 0 0,1 1-1 0 0,1 0 0 0 0,-4 6 313 0 0,1 0-266 0 0,0-5-73 0 0,1 0 0 0 0,-1 0 0 0 0,-1 0 0 0 0,1 0 0 0 0,0 0 0 0 0,0 0 0 0 0,-1 0 0 0 0,1 0 1 0 0,-1 0-1 0 0,0 0 0 0 0,0 0 0 0 0,1-1 0 0 0,-1 1 0 0 0,0 0 0 0 0,-2 2 0 0 0,-11 16 245 0 0,0 0 0 0 0,-1-2 0 0 0,-31 30 0 0 0,-61 46 634 0 0,104-92-792 0 0,17-4-2615 0 0,41-5 1751 0 0,-50 6 577 0 0,1 1 1 0 0,-1-1-1 0 0,0 0 1 0 0,1-1-1 0 0,-1 1 1 0 0,0-1 0 0 0,0 0-1 0 0,0 0 1 0 0,0-1-1 0 0,6-3 1 0 0,5-4-459 0 0,114-69-3426 0 0,-51 19 4985 0 0,-77 58 2107 0 0,1-1-2266 0 0,1-1 3161 0 0,-8 11-2840 0 0,-15 15-1702 0 0,16-17 1048 0 0,2-4-409 0 0,-1 0-1 0 0,1 0 0 0 0,0 0 0 0 0,0 0 0 0 0,0 1 0 0 0,0-1 0 0 0,0 1 0 0 0,0-1 0 0 0,0 0 0 0 0,0 1 0 0 0,1 0 1 0 0,-1-1-1 0 0,0 1 0 0 0,1-1 0 0 0,-1 4 0 0 0,-2 11 362 0 0,-5 26 471 0 0,8-38-709 0 0,3 1-26 0 0,-1-2-135 0 0,0 0 0 0 0,-1-1 0 0 0,1 1 1 0 0,0 0-1 0 0,1-1 0 0 0,-1 0 0 0 0,0 1 1 0 0,1-1-1 0 0,0 0 0 0 0,-1 0 0 0 0,1 0 1 0 0,0-1-1 0 0,0 1 0 0 0,0 0 0 0 0,0-1 1 0 0,0 0-1 0 0,0 0 0 0 0,0 0 0 0 0,1 0 1 0 0,-1-1-1 0 0,0 1 0 0 0,4-1 0 0 0,-1 1-24 0 0,-5 0 17 0 0,1-1 0 0 0,0 0 0 0 0,0 1 0 0 0,0-1 0 0 0,-1 0 0 0 0,1 0 0 0 0,0 0 0 0 0,0 0 0 0 0,0-1 0 0 0,-1 1 0 0 0,1-1 0 0 0,0 1 0 0 0,0-1 0 0 0,-1 1 0 0 0,1-1 1 0 0,2-1-1 0 0,-3 2 12 0 0,41-24-109 0 0,-39 22 104 0 0,0-1 1 0 0,0 1-1 0 0,-1-1 1 0 0,1 1-1 0 0,0-1 1 0 0,-1 0-1 0 0,0 0 1 0 0,0 0-1 0 0,0 0 1 0 0,0 0-1 0 0,0-1 1 0 0,0 1-1 0 0,-1-1 1 0 0,2-6 0 0 0,0-6 53 0 0,-2 12 12 0 0,-2-3-8 0 0,1 5-51 0 0,0-1 5 0 0,0 0-1 0 0,-1 0 1 0 0,1 0-1 0 0,0 0 1 0 0,-1 1-1 0 0,0-1 1 0 0,0 0 0 0 0,0 0-1 0 0,0 1 1 0 0,0-1-1 0 0,0 0 1 0 0,-1 1-1 0 0,1-1 1 0 0,-1 1-1 0 0,0 0 1 0 0,0 0-1 0 0,0-1 1 0 0,-4-2 0 0 0,0 1-72 0 0,0 1 1 0 0,-1 0 0 0 0,1 0 0 0 0,-1 1 0 0 0,0 0-1 0 0,1 0 1 0 0,-1 0 0 0 0,0 1 0 0 0,0 0 0 0 0,-11 0 0 0 0,-33 6-2855 0 0,14 6-4217 0 0</inkml:trace>
+  <inkml:trace contextRef="#ctx0" brushRef="#br0" timeOffset="218.11">753 173 29071 0 0,'6'-4'139'0'0,"18"-9"-41"0"0,-19 10 1812 0 0,-1 32-1077 0 0,-2-23-748 0 0,-1 0 0 0 0,-1 0 0 0 0,1 1 0 0 0,-1-1 0 0 0,0 0 0 0 0,0 0 0 0 0,-1 7 0 0 0,-10 127-49 0 0,-9 15-2821 0 0,19-151 1623 0 0,2 18-1832 0 0,-1-17 1089 0 0</inkml:trace>
+  <inkml:trace contextRef="#ctx0" brushRef="#br0" timeOffset="437">818 254 1180 0 0,'-5'-68'4703'0'0,"5"65"-4356"0"0,0 0 0 0 0,0 0 0 0 0,0 0 0 0 0,0 0 1 0 0,1 0-1 0 0,0 0 0 0 0,-1 0 0 0 0,1 0 0 0 0,0 0 1 0 0,0 1-1 0 0,1-1 0 0 0,-1 0 0 0 0,0 1 0 0 0,1-1 1 0 0,0 1-1 0 0,-1-1 0 0 0,1 1 0 0 0,0 0 0 0 0,0-1 0 0 0,1 1 1 0 0,-1 0-1 0 0,5-3 0 0 0,-3 3 74 0 0,1-1 0 0 0,0 1 0 0 0,0 0 0 0 0,1 0 0 0 0,-1 0-1 0 0,0 1 1 0 0,1 0 0 0 0,-1 0 0 0 0,8 0 0 0 0,-8 1 321 0 0,22 4 347 0 0,-19-2-892 0 0,-5-1-115 0 0,0-1-1 0 0,-1 1 1 0 0,1 0-1 0 0,0 0 1 0 0,-1 0-1 0 0,1 0 1 0 0,0 0-1 0 0,-1 1 1 0 0,0-1-1 0 0,1 1 1 0 0,-1-1-1 0 0,0 1 0 0 0,4 4 1 0 0,1 0 303 0 0,-4-4-322 0 0,-1-1 1 0 0,0 1-1 0 0,0 0 1 0 0,-1 0 0 0 0,1 0-1 0 0,0 0 1 0 0,-1 0-1 0 0,1 0 1 0 0,-1 0-1 0 0,1 1 1 0 0,-1-1 0 0 0,0 0-1 0 0,0 1 1 0 0,0-1-1 0 0,0 1 1 0 0,-1-1-1 0 0,1 1 1 0 0,-1 0 0 0 0,1-1-1 0 0,-1 1 1 0 0,0-1-1 0 0,0 1 1 0 0,0 0-1 0 0,-1-1 1 0 0,1 1 0 0 0,0 0-1 0 0,-1-1 1 0 0,0 1-1 0 0,0-1 1 0 0,1 1-1 0 0,-2-1 1 0 0,1 0 0 0 0,0 1-1 0 0,0-1 1 0 0,-1 0-1 0 0,1 0 1 0 0,-1 1-1 0 0,0-1 1 0 0,-2 2 0 0 0,-1 2-40 0 0,-1-2 0 0 0,1 1 1 0 0,-1 0-1 0 0,0-1 0 0 0,0 0 1 0 0,0-1-1 0 0,0 1 0 0 0,-1-1 1 0 0,0 0-1 0 0,-10 3 0 0 0,-3 0-992 0 0,-1-1 0 0 0,-29 3 0 0 0,31-5-122 0 0,14-3-204 0 0</inkml:trace>
+  <inkml:trace contextRef="#ctx0" brushRef="#br0" timeOffset="813.72">1041 151 120 0 0,'26'-17'1183'0'0,"-10"6"3277"0"0,36-17 0 0 0,-48 27-2899 0 0,1 0-134 0 0,-1 1-746 0 0,0 0-1 0 0,0 0 0 0 0,0 0 1 0 0,0 1-1 0 0,0-1 0 0 0,0 1 1 0 0,-1 0-1 0 0,5 1 1 0 0,4 4-771 0 0,-7-4 1382 0 0,-7 6-746 0 0,-6 24-49 0 0,6-24-53 0 0,-1-2-41 0 0,-34 56 1067 0 0,36-59-677 0 0,7-1-1075 0 0,20 5 214 0 0,-19-5 10 0 0,0-6 5 0 0,4-1 36 0 0,-4 0 7 0 0,0 1 1 0 0,0-1 0 0 0,0 0 0 0 0,0 0-1 0 0,-1-1 1 0 0,10-10 0 0 0,41-50 516 0 0,-30 33 4855 0 0,-39 39-5023 0 0,-39 17-13 0 0,30-12 119 0 0,17-5-379 0 0,3-2 23 0 0,0-3-67 0 0,0-1 1 0 0,0 1-1 0 0,1 0 1 0 0,-1 0-1 0 0,0-1 1 0 0,1 1-1 0 0,-1 0 1 0 0,1 0-1 0 0,-1 0 1 0 0,1 0-1 0 0,0 0 1 0 0,-1 0-1 0 0,1 0 1 0 0,0 0-1 0 0,0 0 1 0 0,-1 2-1 0 0,1 0 42 0 0,-1 0 113 0 0,1 2-35 0 0,4 16-48 0 0,-4-16-107 0 0,4-1-162 0 0,0 0-77 0 0,-1 0 0 0 0,1 0-1 0 0,0-1 1 0 0,0 0 0 0 0,1 0 0 0 0,-1 0-1 0 0,6 3 1 0 0,-7-5-257 0 0,0 1-1 0 0,1-1 1 0 0,-1 0 0 0 0,0 0-1 0 0,1-1 1 0 0,-1 1-1 0 0,0-1 1 0 0,1 0 0 0 0,-1 1-1 0 0,6-2 1 0 0,-2 1-799 0 0,8 0-276 0 0,3-6-7570 0 0,9-6 2245 0 0</inkml:trace>
 </inkml:ink>
 </file>
 
@@ -5522,23 +5268,29 @@
           <inkml:channel name="X" type="integer" min="-2.14748E9" max="2.14748E9" units="cm"/>
           <inkml:channel name="Y" type="integer" min="-2.14748E9" max="2.14748E9" units="cm"/>
           <inkml:channel name="F" type="integer" max="32767" units="dev"/>
+          <inkml:channel name="OA" type="integer" max="360" units="deg"/>
+          <inkml:channel name="OE" type="integer" max="90" units="deg"/>
         </inkml:traceFormat>
         <inkml:channelProperties>
           <inkml:channelProperty channel="X" name="resolution" value="1000" units="1/cm"/>
           <inkml:channelProperty channel="Y" name="resolution" value="1000" units="1/cm"/>
           <inkml:channelProperty channel="F" name="resolution" value="0" units="1/dev"/>
+          <inkml:channelProperty channel="OA" name="resolution" value="1000" units="1/deg"/>
+          <inkml:channelProperty channel="OE" name="resolution" value="1000" units="1/deg"/>
         </inkml:channelProperties>
       </inkml:inkSource>
-      <inkml:timestamp xml:id="ts0" timeString="2026-02-28T14:21:53.477"/>
+      <inkml:timestamp xml:id="ts0" timeString="2026-03-05T14:53:50.683"/>
     </inkml:context>
     <inkml:brush xml:id="br0">
       <inkml:brushProperty name="width" value="0.035" units="cm"/>
       <inkml:brushProperty name="height" value="0.035" units="cm"/>
     </inkml:brush>
   </inkml:definitions>
-  <inkml:trace contextRef="#ctx0" brushRef="#br0">346 386 1665,'0'0'15127,"9"-12"-14351,34-36-69,-39 44-654,0 1-1,-1 0 1,1 1-1,0-1 1,1 1-1,-1 0 1,0 0-1,1 0 1,-1 0-1,1 1 1,-1 0-1,1 0 1,0 0-1,0 0 1,-1 1-1,1 0 1,0 0-1,0 0 1,0 1-1,-1-1 1,1 1-1,0 0 1,-1 0-1,6 3 1,-8-3-56,-1 0 0,1 1 0,0-1 0,-1 1 0,1 0 0,-1-1 0,0 1 0,1 0 0,-1 0 0,0 0 0,0 0 0,0 0 0,0 0 0,-1 0 0,1 0 0,-1 0 0,1 0 0,-1 0 1,1 1-1,-1-1 0,0 0 0,0 0 0,0 1 0,-1-1 0,1 0 0,-1 4 0,0-1 10,-1 1 0,1-1 1,-1 0-1,0 0 0,0 0 0,0-1 1,0 1-1,-1 0 0,0-1 0,-4 5 1,-16 13 20,-2-2 0,0 0 0,-1-2 0,0-1 0,-46 22 0,133-64 679,-40 14-927,1 0 274,1-1 0,-2 0 0,23-19-1,-38 26-585,1-1 0,-1 0-1,-1 0 1,1-1-1,6-9 1,-9 10-431,0 1 0,-1-1 0,1 0 1,-1 1-1,0-1 0,0 0 0,-1 0 0,1-9 1,0-21-4067</inkml:trace>
-  <inkml:trace contextRef="#ctx0" brushRef="#br0" timeOffset="285.15">433 91 6099,'0'0'2825,"-14"-6"-560,-49-17 534,59 22-2629,0 0 1,0 1 0,0-1-1,0 1 1,0-1 0,0 1 0,0 1-1,0-1 1,0 0 0,0 1-1,0 0 1,0 0 0,1 0-1,-1 0 1,0 1 0,0 0-1,1-1 1,-1 1 0,1 1-1,-1-1 1,-4 4 0,-2 4 4,0 0 0,1 1 0,0 0 0,-11 17 0,12-16 80,-7 11 13,0 1 0,2 1 0,1 0 0,1 1 0,-14 46 1,20-52-190,0 1 1,1 0 0,2 1-1,0-1 1,1 1 0,1-1 0,1 1-1,4 23 1,-4-37-78,1 0 0,0-1 0,0 1-1,1-1 1,0 1 0,1-1 0,-1 0 0,1 0 0,1 0-1,-1-1 1,1 1 0,1-1 0,9 9 0,-7-8 1,1-1 1,-1-1-1,1 1 1,0-1 0,0-1-1,0 0 1,1 0-1,-1-1 1,20 4-1,-12-4 1,1-1-1,0-1 1,-1-1-1,1 0 1,0-1-1,-1-1 1,1-1-1,-1 0 1,1-1-1,-1-1 1,-1-1-1,20-9 1,-13 4-13,-1-2 0,-1-1 1,0-1-1,0-1 0,-2 0 0,0-2 1,-1 0-1,-1-1 0,-1 0 0,21-33 1,-28 39 7,-2 0 0,1-1 0,-2 0 0,0 0 1,-1 0-1,0-1 0,-1 0 0,0 1 0,-2-2 0,0 1 0,0 0 1,-1 0-1,-1 0 0,-1-1 0,0 1 0,-1 0 0,-1 0 1,-7-27-1,6 32 22,0-1 0,-1 1 0,0 1 0,0-1 1,-1 1-1,0 0 0,-1 0 0,0 0 0,-1 1 1,1 0-1,-1 1 0,-1 0 0,0 0 0,-9-5 0,5 4 8,-1 1 0,0 1 0,-1 1-1,1 0 1,-1 0 0,0 2 0,0 0-1,0 0 1,-19 0 0,5 3-282,1 1 1,0 1-1,0 1 1,0 1 0,0 2-1,1 1 1,0 1-1,0 1 1,1 1-1,-38 21 1,44-18-863,0 0 0,1 0 0,-21 21-1,-32 45-4720,67-74 5451</inkml:trace>
-  <inkml:trace contextRef="#ctx0" brushRef="#br0" timeOffset="1615.19">464 351 1729,'0'0'1190,"-10"3"-836,-2-1-195,5-1-5,1 1 0,0-1 0,0 1 0,-12 5 0,4 1 104,-8 1 5010,22-9-5127,-1 0 0,0-1 0,1 1 0,-1-1 0,1 1 0,-1-1 0,0 1 0,1-1 0,-1 1 1,1-1-1,-1 1 0,1-1 0,-1 0 0,1 1 0,0-1 0,-1 0 0,1 1 0,0-1 0,0 0 0,-1 1 0,1-1 0,0 0 0,0 0 0,0 1 0,0-1 0,0 0 1,0 0-1,0 0 0,0 1 0,0-1 0,0 0 0,0 0 0,1 0 0,-1-2-31,0 0 0,0 0 0,1 0 1,-1 1-1,1-1 0,-1 0 0,1 0 0,0 0 0,0 1 1,1-1-1,-1 1 0,0-1 0,1 1 0,0-1 0,3-3 1,0 2 24,-1-1 0,2 1 1,-1 1-1,0-1 1,1 1-1,7-4 1,-10 5-112,0 1 1,0-1 0,1 1-1,-1 0 1,1-1 0,0 1 0,-1 1-1,1-1 1,-1 1 0,1-1 0,0 1-1,0 0 1,-1 0 0,6 1-1,-8 2-8,0 0 0,0-1-1,-1 1 1,1 0 0,-1-1-1,1 1 1,-1 0 0,0 0-1,0 0 1,0-1 0,0 1-1,-1 3 1,0 2 53,1 10 19,0-1 0,-5 27 0,3-36-62,0 0 0,0-1 0,-1 1-1,0-1 1,0 1 0,-1-1-1,0 0 1,-5 6 0,-4 3 123,1 0 1,-2-1-1,0 0 0,-1-1 1,-27 19-1,88-42 4496,233-84-2345,-278 103-12086,-6 1 2801</inkml:trace>
+  <inkml:trace contextRef="#ctx0" brushRef="#br0">19 1 1068 0 0,'0'0'19637'0'0,"-2"12"-19353"0"0,-1 6-462 0 0,-9 78 1133 0 0,10-20-4797 0 0,2-69 3223 0 0,0 4 28 0 0,2 4-7878 0 0,1 4 3832 0 0</inkml:trace>
+  <inkml:trace contextRef="#ctx0" brushRef="#br0" timeOffset="315.74">180 95 736 0 0,'0'0'1810'0'0,"1"-7"-66"0"0,0-6-2078 0 0,1-20 11509 0 0,-2 22-9472 0 0,0 7 3220 0 0,-4 15-4357 0 0,2-5-533 0 0,-2 8 303 0 0,-1 1 0 0 0,2 0 0 0 0,0-1 0 0 0,0 1 0 0 0,0 24 0 0 0,4-35-256 0 0,-1 0-1 0 0,1 0 1 0 0,0 0-1 0 0,0 0 1 0 0,0 0 0 0 0,1 0-1 0 0,-1-1 1 0 0,1 1-1 0 0,0 0 1 0 0,0-1-1 0 0,2 4 1 0 0,-1-4-46 0 0,-1 1-25 0 0,1 0-1 0 0,1 0 1 0 0,-1-1-1 0 0,0 0 1 0 0,1 1 0 0 0,0-1-1 0 0,0 0 1 0 0,0-1 0 0 0,0 1-1 0 0,0-1 1 0 0,0 0-1 0 0,1 0 1 0 0,-1 0 0 0 0,9 2-1 0 0,-8-3-107 0 0,1-2 15 0 0,-2 1 77 0 0,0 0-12 0 0,-1 0 0 0 0,1 0-1 0 0,0-1 1 0 0,-1 0 0 0 0,1 1 0 0 0,-1-1-1 0 0,1 0 1 0 0,-1-1 0 0 0,1 1 0 0 0,-1-1-1 0 0,0 1 1 0 0,0-1 0 0 0,0 0 0 0 0,0 0 0 0 0,3-3-1 0 0,-3 1 15 0 0,1 1 0 0 0,-1-1-1 0 0,0 0 1 0 0,-1-1 0 0 0,1 1-1 0 0,-1-1 1 0 0,0 1 0 0 0,0-1 0 0 0,0 0-1 0 0,0 1 1 0 0,-1-1 0 0 0,0 0-1 0 0,0 0 1 0 0,0 0 0 0 0,-1 0-1 0 0,0 0 1 0 0,0 0 0 0 0,0 0-1 0 0,0 0 1 0 0,-1 0 0 0 0,0 0 0 0 0,0 0-1 0 0,0 0 1 0 0,0 0 0 0 0,-4-7-1 0 0,3 9 1 0 0,1-1-1 0 0,-1 1 0 0 0,0 0 0 0 0,0-1 1 0 0,0 1-1 0 0,-1 0 0 0 0,1 0 0 0 0,-1 0 1 0 0,0 0-1 0 0,0 1 0 0 0,-4-4 0 0 0,4 4-12 0 0,0 0-201 0 0,1 0-1 0 0,-1 0 1 0 0,0 1-1 0 0,0-1 1 0 0,0 1 0 0 0,0 0-1 0 0,0-1 1 0 0,0 2-1 0 0,0-1 1 0 0,0 0 0 0 0,0 0-1 0 0,0 1 1 0 0,0 0-1 0 0,0 0 1 0 0,-6 0 0 0 0,6 0-44 0 0,0 0 0 0 0,0 0 0 0 0,0 1 0 0 0,1-1 0 0 0,-1 1 0 0 0,0 0 0 0 0,0 0 0 0 0,-4 2 0 0 0,-1 0-397 0 0,1-1-2725 0 0,-11 14-7420 0 0</inkml:trace>
+  <inkml:trace contextRef="#ctx0" brushRef="#br0" timeOffset="535.85">546 116 27339 0 0,'0'0'1085'0'0,"-4"13"-921"0"0,-2 10-57 0 0,1 0 0 0 0,1 0 0 0 0,-2 44 1 0 0,9 66 952 0 0,-1-88-1604 0 0,-1 1-3668 0 0,-1 16-10493 0 0</inkml:trace>
+  <inkml:trace contextRef="#ctx0" brushRef="#br0" timeOffset="819.08">541 176 1316 0 0,'-7'-17'274'0'0,"4"9"1227"0"0,0-1 1 0 0,0 1-1 0 0,1-1 1 0 0,0 1-1 0 0,-2-14 1 0 0,4 18-309 0 0,4 0-124 0 0,-3 4-1018 0 0,2-3 140 0 0,-1 1-1 0 0,1 0 1 0 0,0-1-1 0 0,0 2 0 0 0,0-1 1 0 0,0 0-1 0 0,0 0 1 0 0,1 1-1 0 0,-1 0 1 0 0,0 0-1 0 0,1 0 1 0 0,-1 0-1 0 0,1 0 1 0 0,-1 0-1 0 0,1 1 1 0 0,5 0-1 0 0,-1 0 19 0 0,54 2 903 0 0,-58-1-1055 0 0,0 0-1 0 0,1 0 1 0 0,-1 0 0 0 0,0 0 0 0 0,0 0 0 0 0,0 1-1 0 0,0 0 1 0 0,0 0 0 0 0,-1 0 0 0 0,1 0 0 0 0,0 1 0 0 0,-1-1-1 0 0,0 1 1 0 0,6 5 0 0 0,-9-7-37 0 0,2 0 3 0 0,0 1 0 0 0,0 0 1 0 0,0-1-1 0 0,-1 1 0 0 0,1 0 1 0 0,-1 0-1 0 0,1 0 0 0 0,-1 1 1 0 0,0-1-1 0 0,0 0 0 0 0,0 0 1 0 0,0 1-1 0 0,0-1 0 0 0,-1 0 0 0 0,1 1 1 0 0,0 2-1 0 0,-2 18 41 0 0,1-17 7 0 0,-2-1-37 0 0,-1 2-28 0 0,0-1 1 0 0,0 0-1 0 0,-1 1 1 0 0,1-1-1 0 0,-1-1 1 0 0,-1 1-1 0 0,1-1 1 0 0,-1 1-1 0 0,0-1 1 0 0,-1-1-1 0 0,-7 7 1 0 0,1-3-148 0 0,-1 0 1 0 0,0 0 0 0 0,0-1-1 0 0,-27 9 1 0 0,-39 2-1780 0 0,74-17 1329 0 0,1-3-2023 0 0,1-1 1951 0 0,-8-4 604 0 0,1 5-6415 0 0</inkml:trace>
+  <inkml:trace contextRef="#ctx0" brushRef="#br0" timeOffset="1192.55">792 116 1044 0 0,'5'-2'1560'0'0,"21"-7"7287"0"0,-21 12-7924 0 0,-2 0-674 0 0,-2-1-146 0 0,0-1-1 0 0,1 0 1 0 0,-1 1 0 0 0,0-1-1 0 0,1 0 1 0 0,-1 0-1 0 0,1 0 1 0 0,0 0-1 0 0,-1 0 1 0 0,1 0-1 0 0,0-1 1 0 0,3 2 0 0 0,-6 4 571 0 0,-9 52 974 0 0,8-53-1210 0 0,1 1-242 0 0,0 0-1 0 0,0 0 1 0 0,-1 0 0 0 0,-5 11 0 0 0,3-6 80 0 0,3-8-52 0 0,-4 7 59 0 0,6-10-281 0 0,-1 0 0 0 0,0 0 0 0 0,0 0 0 0 0,0 0 0 0 0,0 0 0 0 0,0 0 0 0 0,0 0 0 0 0,0 0 0 0 0,1 0 0 0 0,-1 0 0 0 0,0 0 0 0 0,0 0 0 0 0,0 0 0 0 0,0 0 0 0 0,0 0 0 0 0,1 0 0 0 0,-1 0 0 0 0,0 0 0 0 0,0 0 0 0 0,0 0 0 0 0,0 0 0 0 0,0 0 0 0 0,0 0 0 0 0,1 0 0 0 0,-1 0 0 0 0,0 0 0 0 0,0 0 0 0 0,0 0 0 0 0,0 0 0 0 0,0 0 0 0 0,0 0 0 0 0,1 0 0 0 0,-1 1 0 0 0,0-1 0 0 0,0 0 0 0 0,0 0-1 0 0,0 0 1 0 0,0 0 0 0 0,0 0 0 0 0,0 0 0 0 0,0 0 0 0 0,0 1 0 0 0,0-1 0 0 0,81-87-108 0 0,-37 31 1366 0 0,-41 54-167 0 0,1-7-459 0 0,-3 6 22 0 0,-6 8 3283 0 0,-23 36-3725 0 0,27-40-199 0 0,0 0 0 0 0,0 0 1 0 0,0 0-1 0 0,0 1 0 0 0,0-1 0 0 0,0 0 1 0 0,1 0-1 0 0,-1 1 0 0 0,0-1 0 0 0,1 1 1 0 0,-1-1-1 0 0,1 0 0 0 0,-1 1 1 0 0,1-1-1 0 0,-1 1 0 0 0,1-1 0 0 0,0 1 1 0 0,0 1-1 0 0,0 2 33 0 0,-1-1 66 0 0,1 1-60 0 0,-1 16-78 0 0,1-15-110 0 0,2-5-238 0 0,-1 0 299 0 0,0 0 0 0 0,0 0 0 0 0,0 1 0 0 0,0-1 1 0 0,0 0-1 0 0,0 1 0 0 0,0-1 0 0 0,-1 1 0 0 0,1-1 1 0 0,0 1-1 0 0,0 2 0 0 0,0-2-88 0 0,-1-1 105 0 0,1 0 0 0 0,0 0 0 0 0,-1 0 0 0 0,1-1 0 0 0,0 1 0 0 0,0 0 0 0 0,0-1 0 0 0,0 1 0 0 0,-1-1 0 0 0,1 1 0 0 0,0-1 0 0 0,0 1 0 0 0,0-1 0 0 0,0 1 0 0 0,0-1 0 0 0,0 0-1 0 0,0 0 1 0 0,0 0 0 0 0,0 1 0 0 0,0-1 0 0 0,1 0 0 0 0,-1 0 0 0 0,1-1 0 0 0,-1 1-20 0 0,8 2-502 0 0,1 0 1 0 0,-1-1 0 0 0,1-1-1 0 0,16 0 1 0 0,-5-2-3248 0 0,0-1-1 0 0,23-5 0 0 0,-16-2-1466 0 0</inkml:trace>
 </inkml:ink>
 </file>
 
@@ -5551,27 +5303,31 @@
           <inkml:channel name="X" type="integer" min="-2.14748E9" max="2.14748E9" units="cm"/>
           <inkml:channel name="Y" type="integer" min="-2.14748E9" max="2.14748E9" units="cm"/>
           <inkml:channel name="F" type="integer" max="32767" units="dev"/>
+          <inkml:channel name="OA" type="integer" max="360" units="deg"/>
+          <inkml:channel name="OE" type="integer" max="90" units="deg"/>
         </inkml:traceFormat>
         <inkml:channelProperties>
           <inkml:channelProperty channel="X" name="resolution" value="1000" units="1/cm"/>
           <inkml:channelProperty channel="Y" name="resolution" value="1000" units="1/cm"/>
           <inkml:channelProperty channel="F" name="resolution" value="0" units="1/dev"/>
+          <inkml:channelProperty channel="OA" name="resolution" value="1000" units="1/deg"/>
+          <inkml:channelProperty channel="OE" name="resolution" value="1000" units="1/deg"/>
         </inkml:channelProperties>
       </inkml:inkSource>
-      <inkml:timestamp xml:id="ts0" timeString="2026-02-28T14:21:47.376"/>
+      <inkml:timestamp xml:id="ts0" timeString="2026-03-05T14:53:46.500"/>
     </inkml:context>
     <inkml:brush xml:id="br0">
       <inkml:brushProperty name="width" value="0.035" units="cm"/>
       <inkml:brushProperty name="height" value="0.035" units="cm"/>
     </inkml:brush>
   </inkml:definitions>
-  <inkml:trace contextRef="#ctx0" brushRef="#br0">21 247 6515,'0'0'12547,"0"2"-12123,-1 17-253,-1-1 0,-5 20-1,-2 30 39,9-59-220,-1-3 18,1 1-1,0-1 0,0 1 0,1-1 0,-1 1 1,4 12-1,-3-18-19,0 1 0,0 0 0,0-1 0,0 1 0,0 0 0,0-1 0,0 0 0,1 1 1,-1-1-1,1 0 0,-1 0 0,1 1 0,-1-1 0,1 0 0,0 0 0,-1-1 0,1 1 0,0 0 0,0-1 0,0 1 0,-1-1 1,1 1-1,0-1 0,0 0 0,0 0 0,0 0 0,0 0 0,2 0 0,1-1 11,0 0-1,0 0 0,0 0 1,-1 0-1,1-1 1,0 1-1,-1-1 1,1-1-1,-1 1 0,0 0 1,0-1-1,0 0 1,0 0-1,0 0 1,0-1-1,-1 1 0,0-1 1,1 0-1,2-5 1,26-24 21,-31 32-27,1 0 0,-1 0 0,0 0 0,0 1 1,1-1-1,-1 0 0,0 1 0,1-1 0,-1 1 0,1-1 0,-1 1 0,1 0 0,-1 0 0,1 0 0,-1 0 1,1 0-1,-1 0 0,1 0 0,-1 0 0,1 0 0,-1 1 0,0-1 0,1 1 0,-1-1 0,1 1 0,-1-1 1,0 1-1,1 0 0,1 1 0,4 4-78,0-1 1,0 2-1,0-1 0,5 8 1,11 8-747,-21-20 782,0 0 1,1 0-1,-1 0 0,1 0 0,-1-1 0,1 1 0,0-1 0,0 0 0,0 0 0,-1 0 0,1 0 0,0 0 0,0-1 0,0 1 0,0-1 0,0 0 1,0 0-1,0 0 0,0 0 0,1-1 0,-1 1 0,-1-1 0,1 1 0,0-1 0,0 0 0,0 0 0,0-1 0,0 1 0,-1-1 0,1 1 0,-1-1 1,1 0-1,-1 0 0,0 0 0,0 0 0,1 0 0,2-5 0,1-1 118,-1 0 0,1 0 1,-2-1-1,1 0 0,-1 0 0,0 0 0,-1 0 1,0-1-1,-1 1 0,3-17 0,-4 15 170,-1 0 0,1 0 0,-2 0-1,1 0 1,-1 1 0,-1-1 0,0 0-1,-1 1 1,-5-14 0,7 20-194,-1 0 0,0 1 0,0-1 0,0 0 0,0 1 0,-1 0 0,0-1 0,1 1-1,-1 0 1,0 0 0,-1 0 0,1 1 0,0-1 0,-1 1 0,0 0 0,1 0 0,-1 0 0,0 0 0,0 1 0,0 0 0,0-1 0,0 1 0,0 1 0,0-1 0,-1 1 0,-6-1 0,10 1-91,0 0 0,0 0 0,0 1 0,0-1 0,0 0 0,0 0 1,0 0-1,0 1 0,0-1 0,0 0 0,0 1 0,0-1 0,0 1 1,0-1-1,1 1 0,-1 0 0,0-1 0,0 1 0,1 0 0,-1 0 1,0-1-1,1 1 0,-1 0 0,0 0 0,0 2 0,0-1-272,0 1 0,0 0 0,1 0 0,-1-1 0,1 1 0,0 0 0,-1 0 0,1 0-1,1 4 1,0 0-601,0 0 0,0-1 0,1 1-1,0 0 1,0-1 0,0 0 0,1 1 0,4 5-1,19 20-3827</inkml:trace>
-  <inkml:trace contextRef="#ctx0" brushRef="#br0" timeOffset="587.51">572 411 8148,'0'0'2302,"17"-9"-648,52-32-840,-63 38-656,-1 0 0,0 0 0,0-1 0,0 1 0,0-1 0,0 0 0,-1-1 0,8-8 0,-11 10 113,1 0 1,-1 0-1,0 0 0,0-1 1,0 1-1,-1 0 0,1 0 1,-1 0-1,1-1 1,-1 1-1,0 0 0,-1-1 1,0-5-1,1 8-196,0 0-1,-1 0 1,1 0 0,-1 0 0,1 0-1,-1-1 1,1 1 0,-1 0-1,0 0 1,1 0 0,-1 1 0,0-1-1,0 0 1,0 0 0,1 0 0,-1 1-1,0-1 1,0 0 0,0 1-1,-1-1 1,1 0 0,0 1 0,0 0-1,0-1 1,0 1 0,0 0 0,0-1-1,-1 1 1,1 0 0,0 0-1,0 0 1,0 0 0,-1 0 0,0 1-1,-1-1-49,0 0 1,0 0-1,0 1 0,1-1 0,-1 1 1,0 0-1,1 0 0,-1 0 0,0 0 0,1 0 1,-1 0-1,1 1 0,0-1 0,-4 4 0,2 1-27,-1-1 1,1 2-1,0-1 0,1 0 0,0 1 0,0-1 0,0 1 0,1 0 1,0 0-1,0 0 0,1 0 0,-1 13 0,1-17-79,1 0 1,0 0-1,0 0 0,0 0 0,0 0 1,0 0-1,1 0 0,0 0 0,-1 0 1,1 0-1,0 0 0,0-1 0,1 1 1,-1 0-1,1 0 0,-1-1 0,1 1 1,0-1-1,0 0 0,0 1 0,0-1 0,0 0 1,1 0-1,-1 0 0,0 0 0,1-1 1,0 1-1,-1-1 0,1 1 0,0-1 1,0 0-1,3 1 0,3 0-542,1 0-1,-1-1 0,0 0 1,0-1-1,1 1 1,-1-2-1,0 1 1,0-1-1,1-1 1,-1 0-1,0 0 1,0-1-1,9-4 0,-11 4 370,-1 0-1,1-1 0,-1 0 0,0-1 1,0 1-1,-1-1 0,1 0 0,-1 0 1,0-1-1,-1 1 0,1-1 0,-1 0 0,0-1 1,-1 1-1,1-1 0,-1 1 0,2-10 1,0-1 603,0-1 0,-1 0 0,1-21 1,-3 18 930,-2 0 1,0 1 0,-1-1 0,-7-40 0,6 53-234,0 1 0,-1-1 1,0 1-1,-6-12 1,6 28-64,-4 60-1144,2-1 0,5 72 0,0-69-1852,0-71 1982,0 0-1,0 0 0,0 0 0,0 0 1,0 1-1,0-1 0,0 0 1,0 0-1,0 0 0,0 0 0,-1 0 1,1 0-1,0 1 0,0-1 0,0 0 1,0 0-1,1 0 0,-1 0 1,0 0-1,0 1 0,0-1 0,0 0 1,0 0-1,0 0 0,0 0 1,0 0-1,0 0 0,0 1 0,0-1 1,0 0-1,0 0 0,0 0 1,1 0-1,-1 0 0,0 0 0,0 0 1,0 0-1,0 0 0,0 1 1,0-1-1,1 0 0,-1 0 0,0 0 1,0 0-1,0 0 0,0 0 0,0 0 1,0 0-1,1 0 0,-1 0 1,0 0-1,0 0 0,0 0 0,0 0 1,0 0-1,1 0 0,7-9-246,6-14 526,-6 8-62,0-1 0,0 1-1,2 0 1,21-25 0,-27 36-170,0 0 0,0 0 1,1 1-1,-1 0 0,1 0 0,-1 0 0,1 0 0,0 1 0,0-1 0,0 2 0,0-1 1,1 0-1,-1 1 0,0 0 0,1 0 0,-1 1 0,1-1 0,-1 1 0,1 0 1,6 1-1,-8 0-14,-1 0 1,0 0 0,1 0 0,-1 1-1,0-1 1,1 1 0,-1 0-1,0 0 1,0 0 0,-1 0 0,1 0-1,0 1 1,-1-1 0,1 1-1,-1 0 1,0-1 0,0 1 0,0 0-1,0 1 1,-1-1 0,4 7-1,-4-8 3,0 1 0,0 0 0,0 0 0,-1 0 0,1 0 0,-1 0 0,1 0 0,-1 0 0,0 0 0,0 0 0,0 0 0,-1 0 0,1 0 0,-1 0 0,1 0 0,-1 0 0,0 0 0,0 0 0,0 0 0,-1 0 0,1-1 0,-1 1 0,0-1 0,1 1 0,-1-1 0,-4 4 0,-1 0 8,-1-1 1,0 0 0,0-1-1,0 0 1,0 0 0,-1-1-1,0 0 1,-11 3 0,-76 11-368,79-14 155,-57 5-2292,26-6-3736</inkml:trace>
-  <inkml:trace contextRef="#ctx0" brushRef="#br0" timeOffset="949.24">1237 430 12966,'0'0'440,"18"-12"558,11-5-620,-10 6-147,0 0 1,-1-2 0,25-22 0,-39 32-21,0-1 1,0 1 0,-1 0 0,1-1 0,-1 0 0,0 0 0,0 0-1,-1 0 1,1 0 0,-1 0 0,0-1 0,0 1 0,0-1-1,0 0 1,-1 0 0,0 1 0,0-1 0,0 0 0,-1 0 0,0 0-1,0-6 1,0 9-149,-1 1-1,1 0 1,0 0-1,-1 0 0,1 0 1,-1 0-1,1-1 0,-1 1 1,0 0-1,0 0 1,1 1-1,-1-1 0,0 0 1,0 0-1,0 0 1,0 0-1,0 1 0,0-1 1,0 0-1,0 1 1,-2-1-1,0-1-21,0 1 1,-1 0-1,1 0 0,-1 1 1,0-1-1,1 1 0,-6 0 0,3 0-45,1 0 0,-1 0 0,1 1 0,-1 0-1,1 0 1,0 1 0,0-1 0,-1 1 0,1 0-1,-5 3 1,8-3-22,0-1 0,0 0 0,1 1 0,-1 0 0,0 0 0,0-1 0,1 1 0,-1 0 0,1 0 0,0 0 0,0 0 0,-1 1 0,1-1-1,0 0 1,1 0 0,-1 1 0,0-1 0,1 1 0,-1-1 0,1 0 0,0 1 0,0-1 0,0 1 0,0-1 0,0 1 0,1-1 0,-1 0 0,1 3 0,1-1-36,-1 0-1,1 0 1,0 0 0,1 0 0,-1 0-1,1-1 1,-1 1 0,1-1 0,0 1-1,0-1 1,0 0 0,1-1 0,-1 1 0,8 4-1,38 14-200,-39-17 157,1 0 0,-1 1-1,0-1 1,17 13-1,-27-17 99,1 0 0,-1 1-1,0-1 1,0 0-1,1 0 1,-1 1 0,0-1-1,0 0 1,1 0 0,-1 1-1,0-1 1,0 0 0,0 0-1,0 1 1,1-1 0,-1 0-1,0 1 1,0-1-1,0 0 1,0 1 0,0-1-1,0 0 1,0 1 0,0-1-1,0 0 1,0 1 0,0-1-1,0 0 1,0 1 0,0-1-1,0 0 1,0 1-1,0-1 1,-1 0 0,1 1-1,0-1 1,0 0 0,0 1-1,0-1 1,-1 0 0,1 0-1,0 1 1,0-1-1,-1 0 1,1 0 0,0 0-1,0 1 1,-1-1 0,1 0-1,0 0 1,-1 0 0,1 0-1,0 1 1,-1-1 0,1 0-1,0 0 1,-1 0-1,1 0 1,-1 0 0,-23 6-428,21-5 418,-28 5-1406,0-1-1,-50 1 0,80-6 1326,1 0 0,-1 0-1,1 0 1,-1 0 0,1 0 0,0 0 0,-1 0-1,1 0 1,-1 0 0,1 0 0,-1 0-1,1 0 1,0 0 0,-1 0 0,1-1-1,-1 1 1,1 0 0,0 0 0,-1-1-1,1 1 1,0 0 0,-1 0 0,1-1-1,0 1 1,-1 0 0,1-1 0,0 1-1,0 0 1,-1-1 0,1 1 0,0-1-1,0 1 1,0 0 0,-1-1 0,1 1-1,0-1 1,0 1 0,0-1 0,0 1-1,0 0 1,0-1 0,0 1 0,0-1 0,0 1-1,0-1 1,1-1-222,-1 0 1,1 0-1,0 0 1,0 1-1,-1-1 0,1 0 1,0 1-1,0-1 1,1 1-1,1-3 1,23-16-3405</inkml:trace>
-  <inkml:trace contextRef="#ctx0" brushRef="#br0" timeOffset="1122.75">1502 277 4770,'0'0'14039,"85"-27"-13015,-77 51-368,-3 8-159,-5 8-209,0 3-112,0-3-176,0-6-128,-8-7-593,1-10-1520,4-10-1248</inkml:trace>
-  <inkml:trace contextRef="#ctx0" brushRef="#br0" timeOffset="1407.03">1653 89 4802,'0'0'9162,"-7"-6"-8733,5 4-414,0 0-1,0 0 0,0 0 1,-1 0-1,1 1 0,0-1 1,-1 1-1,1 0 1,-1 0-1,-3-1 0,5 1-11,1 1 0,-1 0 0,1 0 0,-1 1 0,1-1 0,-1 0 0,1 0 0,0 0 0,-1 0 0,1 0 0,-1 0 0,1 1 0,-1-1 0,1 0-1,-1 0 1,1 1 0,0-1 0,-1 0 0,1 1 0,-1-1 0,1 0 0,0 1 0,0-1 0,-1 0 0,1 1 0,0-1 0,-1 1 0,0 2 3,0-1 0,1 1 0,-1 0 0,0-1 1,1 1-1,0 0 0,-1-1 0,2 6 0,-1-7-17,0 0 0,0 0-1,1 0 1,-1 0-1,1 0 1,-1 0 0,1 0-1,-1 0 1,1 0-1,0 0 1,-1-1 0,1 1-1,0 0 1,0 0 0,-1-1-1,1 1 1,0 0-1,0-1 1,0 1 0,0-1-1,0 1 1,0-1-1,0 1 1,0-1 0,0 0-1,0 1 1,0-1-1,0 0 1,0 0 0,0 0-1,1 0 1,-1 0-1,0 0 1,0 0 0,0 0-1,1-1 1,0 1-23,0 0 1,0 0-1,0 0 1,0-1 0,0 1-1,0-1 1,0 1-1,-1-1 1,1 1-1,0-1 1,0 0-1,-1 0 1,1 0-1,-1 0 1,1 0-1,-1 0 1,1-1-1,-1 1 1,1 0-1,-1-1 1,1-1 0,-1 0 44,0 0 1,0 0 0,0 0 0,-1 0-1,0 0 1,0 0 0,1 0 0,-2 0 0,1 0-1,0 0 1,-1 0 0,1 0 0,-1 0-1,0 0 1,0 0 0,0 0 0,0 0-1,0 1 1,-1-1 0,0 0 0,1 1 0,-1-1-1,0 1 1,0-1 0,0 1 0,0 0-1,-1 0 1,1 0 0,-5-2 0,4 2-82,0 0 1,0 0 0,0 0-1,0 1 1,0 0-1,-1-1 1,1 1 0,0 0-1,-1 1 1,1-1-1,-1 1 1,1-1-1,-1 1 1,0 0 0,1 0-1,-1 1 1,1-1-1,-1 1 1,1-1 0,0 1-1,-1 0 1,1 1-1,0-1 1,-1 1 0,-3 2-1,-3 6-3809,7 2-912</inkml:trace>
-  <inkml:trace contextRef="#ctx0" brushRef="#br0" timeOffset="1630.33">1837 12 11525,'0'0'9285,"23"107"-8437,-23-50-624,0 4-224,0-4 0,0-7-32,0-7-640,0-12-1473,0-8-817,0-13-2512</inkml:trace>
-  <inkml:trace contextRef="#ctx0" brushRef="#br0" timeOffset="1930.78">1837 310 8788,'0'0'6160,"19"-15"-5994,63-44 15,-69 52-109,1 0 1,-1 0-1,25-7 1,-32 13 53,-1-1 1,0 1 0,1-1 0,-1 0 0,0-1-1,0 1 1,0-1 0,-1 0 0,1 0 0,-1-1-1,0 1 1,1-1 0,-2 0 0,1 0 0,5-7-1,-8 10-24,-1 0 0,1 0 0,0 0 0,0 0-1,-1 0 1,1 0 0,-1-1 0,1 1-1,-1 0 1,1 0 0,-1-1 0,0 1-1,0 0 1,1 0 0,-1-1 0,0 1 0,0 0-1,0-1 1,-1 1 0,1 0 0,0-1-1,0 1 1,-1-2 0,0 3-58,0-1 0,0 0 0,0 1 0,0-1 0,0 0 0,0 1 0,0-1 0,0 1 0,0 0 0,0-1 0,0 1 0,0 0 0,-1 0 0,1 0 0,0-1 1,0 1-1,0 1 0,0-1 0,0 0 0,-2 0 0,-5 1-28,1 1 0,-1 0 0,1 0-1,0 0 1,0 1 0,-12 6 0,12-5-14,1 0 0,0 0 0,0 0-1,0 1 1,1 0 0,-1 0-1,1 1 1,1-1 0,-1 1 0,1 0-1,-1 0 1,2 1 0,-1-1-1,1 1 1,0 0 0,-4 13 0,7-18-9,0 0-1,-1 0 1,1 0 0,0 0 0,0 0 0,1 0 0,-1 0 0,0 0 0,1 0 0,-1 0-1,1 0 1,0 0 0,-1 0 0,1 0 0,0 0 0,0-1 0,0 1 0,0 0 0,1-1 0,1 3-1,0-1 3,1-1 0,-1 1-1,1 0 1,0-1-1,0 0 1,0 0 0,0 0-1,8 2 1,7 1 11,1-1 0,-1-1 0,26 1 0,-40-4-6,35 4-17,-1-2 0,1-2-1,72-9 1,-86 0 57,-17 0-1523,-9 9 1257,0-1 0,0 1-1,1-1 1,-1 1 0,0-1 0,0 1 0,0 0 0,0-1-1,0 1 1,0-1 0,0 1 0,0-1 0,-1 1 0,1-1-1,0 1 1,0-1 0,0 1 0,0 0 0,-1-1 0,1 1-1,0-1 1,0 1 0,-1 0 0,1-1 0,-1 0 0,-9-6-5374</inkml:trace>
+  <inkml:trace contextRef="#ctx0" brushRef="#br0">21 499 25238 0 0,'0'0'556'0'0,"-2"-9"-270"0"0,-7-24 34 0 0,7 25 992 0 0,1 21-1275 0 0,-1 3-28 0 0,1-7-2 0 0,0 0 0 0 0,1 0 1 0 0,-1 0-1 0 0,3 12 1 0 0,-2 32-4 0 0,-1-48-38 0 0,1 1-26 0 0,-1-5 9 0 0,0 24 44 0 0,0-14-304 0 0,1-11 262 0 0,0 0 0 0 0,0 0 0 0 0,0 0-1 0 0,0 0 1 0 0,1 0 0 0 0,-1 0 0 0 0,0 0 0 0 0,0 0 0 0 0,0 0 0 0 0,0 0-1 0 0,0 0 1 0 0,0 0 0 0 0,0 0 0 0 0,0 0-99 0 0,3-20 150 0 0,-1 7 18 0 0,0 0 1 0 0,1 0-1 0 0,1 1 0 0 0,4-13 0 0 0,-6 18-11 0 0,4-8 52 0 0,0-1 0 0 0,1 1-1 0 0,9-14 1 0 0,-15 26-42 0 0,16-15-32 0 0,-12 25-4 0 0,18 22 6 0 0,-17-17-1 0 0,-2 13 9 0 0,0 18 3 0 0,-5-38 1 0 0,1 0-2 0 0,1 0-15 0 0,0 18-1 0 0,0-18 8 0 0,-4 9-20 0 0,3-14 31 0 0,0 0 0 0 0,1 0 0 0 0,-1 0-1 0 0,0 0 1 0 0,0 0 0 0 0,0-1 0 0 0,0 1 0 0 0,0 0 0 0 0,0 0-1 0 0,0 0 1 0 0,0 0 0 0 0,1 0 0 0 0,-1 0 0 0 0,0 0 0 0 0,0 0-1 0 0,0 0 1 0 0,0 0 0 0 0,0 0 0 0 0,0 0 0 0 0,1 0-1 0 0,-1 0 1 0 0,0 0 0 0 0,0 0 0 0 0,0 0 0 0 0,0 0 0 0 0,0 0-1 0 0,0 0 1 0 0,1 0 0 0 0,-1 0 0 0 0,0 0 0 0 0,0 0-1 0 0,0 0 1 0 0,0 0 0 0 0,0 0 0 0 0,0 1 0 0 0,0-1 0 0 0,1 0-1 0 0,7-24 8 0 0,1 0-1 0 0,1 1 0 0 0,1 0 1 0 0,22-32-1 0 0,-26 48-3 0 0,0 0 1 0 0,0 1 0 0 0,1-1-1 0 0,15-8 1 0 0,-19 13-8 0 0,0 1 3 0 0,14-1-4 0 0,-13 1-1 0 0,0 6 8 0 0,16 14 1 0 0,-19-16-10 0 0,0 0 0 0 0,0 0 0 0 0,-1-1 0 0 0,1 1 0 0 0,-1 1 0 0 0,1-1 1 0 0,-1 0-1 0 0,0 0 0 0 0,0 0 0 0 0,-1 1 0 0 0,1-1 0 0 0,-1 0 0 0 0,1 1 0 0 0,-1 5 0 0 0,0-8-15 0 0,0 23-445 0 0,-1-19 329 0 0,1 0-414 0 0,-1 1-199 0 0,0 19-172 0 0,1-19-130 0 0,-1-1-153 0 0,-1 14-190 0 0,2-14-429 0 0</inkml:trace>
+  <inkml:trace contextRef="#ctx0" brushRef="#br0" timeOffset="373.68">524 480 784 0 0,'14'-53'4855'0'0,"-13"49"-3262"0"0,-1-1 6 0 0,1-19 6479 0 0,-5 21-7111 0 0,2 2-723 0 0,1 0-135 0 0,0 0 0 0 0,0 0 0 0 0,0 0 0 0 0,0 0 0 0 0,0 0 0 0 0,0 1 0 0 0,0-1 0 0 0,-1 0 0 0 0,1 1 0 0 0,0-1 0 0 0,-1 1 0 0 0,-2-1 707 0 0,-2 7-179 0 0,3-3-573 0 0,-3 3 175 0 0,-1 0 0 0 0,1 0 0 0 0,1 1 0 0 0,-1 0 0 0 0,1 0 0 0 0,0 0 0 0 0,1 0 0 0 0,0 1 0 0 0,0 0 0 0 0,0 0 0 0 0,-3 14 1 0 0,2 27-70 0 0,5-43-338 0 0,3-3-312 0 0,8 15-805 0 0,15-22 794 0 0,-19 1 400 0 0,0 2-161 0 0,-3-4 24 0 0,10-11 154 0 0,-2-2 0 0 0,0 1 0 0 0,19-39 0 0 0,-30 52 383 0 0,7-13 449 0 0,-6 10 5365 0 0,-3 20-6142 0 0,-3 41-124 0 0,3-40-168 0 0,1-10-177 0 0,9 36-4687 0 0,-7-36 3489 0 0</inkml:trace>
+  <inkml:trace contextRef="#ctx0" brushRef="#br0" timeOffset="1274.6">713 415 84 0 0,'8'-63'13017'0'0,"-8"58"-11761"0"0,-1-5-1142 0 0,5 2 1576 0 0,1 9 2936 0 0,7 6-4425 0 0,-7-5-122 0 0,-1 1 1 0 0,0-1-1 0 0,-1 1 1 0 0,1 0-1 0 0,0 0 0 0 0,-1 0 1 0 0,0 0-1 0 0,1 1 1 0 0,-1-1-1 0 0,-1 1 1 0 0,1 0-1 0 0,0-1 1 0 0,2 8-1 0 0,0-2 115 0 0,0 0 1 0 0,0 1-1 0 0,-1 0 1 0 0,0 0-1 0 0,-1 0 0 0 0,4 17 1 0 0,-7-23-112 0 0,0 1-16 0 0,0 0-52 0 0,1-4-12 0 0,-1 1 1 0 0,0-1-1 0 0,0 1 1 0 0,0-1-1 0 0,0 1 1 0 0,0-1-1 0 0,0 1 1 0 0,0-1-1 0 0,0 1 1 0 0,-1-1-1 0 0,1 1 0 0 0,0-1 1 0 0,-1 1-1 0 0,1-1 1 0 0,-1 1-1 0 0,-1 1 1 0 0,-6 12-13 0 0,5-11 116 0 0,-31-7 196 0 0,33-5-269 0 0,-4-21-7 0 0,4 21-51 0 0,4 2-57 0 0,1-1 24 0 0,-1 0-128 0 0,1 0 1 0 0,0 1-1 0 0,0-1 0 0 0,1 1 1 0 0,0-1-1 0 0,0 1 0 0 0,0 1 0 0 0,1-1 1 0 0,0 1-1 0 0,11-8 0 0 0,38-15-1219 0 0,93-30-7900 0 0,-141 56 9302 0 0,1-2-1 0 0,-1 1 1 0 0,0-1 0 0 0,12-8 11797 0 0,-30 17-11172 0 0,-33 18-53 0 0,43-23-543 0 0,1 0 1 0 0,-1 1 0 0 0,0-1 0 0 0,0 0 0 0 0,0 1-1 0 0,0-1 1 0 0,0 1 0 0 0,0-1 0 0 0,0 1 0 0 0,0-1-1 0 0,1 1 1 0 0,-1-1 0 0 0,0 1 0 0 0,0 0 0 0 0,1 0 0 0 0,-1-1-1 0 0,0 1 1 0 0,1 0 0 0 0,-1 0 0 0 0,1 0 0 0 0,-1-1-1 0 0,1 1 1 0 0,-1 0 0 0 0,1 0 0 0 0,0 0 0 0 0,0 0-1 0 0,-1 0 1 0 0,1 0 0 0 0,0 1 0 0 0,0 1 100 0 0,-5 16 454 0 0,5-15-503 0 0,-1 0 60 0 0,2 1-127 0 0,1 16-138 0 0,-2-15-122 0 0,3-2-474 0 0,-3-4 701 0 0,1 2-102 0 0,-1-1-1 0 0,1 1 1 0 0,-1-1-1 0 0,1 0 1 0 0,0 1-1 0 0,0-1 1 0 0,-1 0-1 0 0,1 1 1 0 0,0-1-1 0 0,0 0 1 0 0,0 0-1 0 0,1 0 1 0 0,-1 0 0 0 0,0 0-1 0 0,0 0 1 0 0,0 0-1 0 0,1 0 1 0 0,-1 0-1 0 0,1-1 1 0 0,-1 1-1 0 0,0 0 1 0 0,1-1-1 0 0,-1 0 1 0 0,1 1-1 0 0,-1-1 1 0 0,1 0-1 0 0,-1 1 1 0 0,1-1 0 0 0,0 0-1 0 0,-1 0 1 0 0,1 0-1 0 0,-1-1 1 0 0,3 1-1 0 0,32-12-268 0 0,-33 11 327 0 0,0-1-1 0 0,0 1 0 0 0,0-1 1 0 0,0 0-1 0 0,0 1 0 0 0,0-1 0 0 0,0 0 1 0 0,-1-1-1 0 0,1 1 0 0 0,-1 0 1 0 0,0-1-1 0 0,4-4 0 0 0,-1 0 29 0 0,-2 4 126 0 0,0-1 1 0 0,-1 1-1 0 0,0-1 1 0 0,0 0-1 0 0,0 0 1 0 0,0 0-1 0 0,2-6 0 0 0,-2 2 134 0 0,0 5 848 0 0,-1-1-424 0 0,2-13 12 0 0,-2 13 4245 0 0,-3 23-4729 0 0,-9 234 568 0 0,13-177-805 0 0,-2-1 0 0 0,-15 104 0 0 0,12-158-620 0 0,-1 0 0 0 0,-1 0 0 0 0,-1-1 0 0 0,0 0 0 0 0,-2 0 0 0 0,-18 35 0 0 0,25-54 584 0 0,0 1 1 0 0,0 0 0 0 0,0-1-1 0 0,0 1 1 0 0,-1 0 0 0 0,1-1-1 0 0,0 1 1 0 0,-1-1 0 0 0,0 0-1 0 0,1 0 1 0 0,-1 1 0 0 0,0-1-1 0 0,1 0 1 0 0,-1 0 0 0 0,0-1-1 0 0,0 1 1 0 0,0 0 0 0 0,0-1-1 0 0,0 1 1 0 0,0-1 0 0 0,0 1-1 0 0,0-1 1 0 0,0 0 0 0 0,0 0-1 0 0,0 0 1 0 0,0 0 0 0 0,0 0-1 0 0,0 0 1 0 0,0-1 0 0 0,0 1-1 0 0,0-1 1 0 0,0 1 0 0 0,0-1-1 0 0,0 0 1 0 0,1 0 0 0 0,-1 0-1 0 0,0 0 1 0 0,0 0 0 0 0,1 0-1 0 0,-4-3 1 0 0,-4-4 85 0 0,0 0 1 0 0,0-1-1 0 0,0 0 0 0 0,1 0 0 0 0,-10-16 1 0 0,8 10 127 0 0,0-1 0 0 0,2 1 0 0 0,0-1 0 0 0,0-1 1 0 0,2 1-1 0 0,0-1 0 0 0,1 0 0 0 0,0-1 0 0 0,-3-28 0 0 0,7 35-66 0 0,1 0 0 0 0,0 0 0 0 0,0 0 0 0 0,1 0 0 0 0,0 0 0 0 0,1 1 0 0 0,0-1 0 0 0,1 0 0 0 0,0 1 0 0 0,1-1-1 0 0,0 1 1 0 0,0 0 0 0 0,1 0 0 0 0,1 1 0 0 0,0-1 0 0 0,0 1 0 0 0,8-9 0 0 0,23-20-986 0 0,80-63 1 0 0,6-4-2335 0 0,-103 86 2972 0 0,-1-1-1 0 0,-1-1 1 0 0,0 0-1 0 0,21-35 1 0 0,-37 52 712 0 0,-1 0 99 0 0,4-19 6125 0 0,-12 34-6337 0 0,-2 1-203 0 0,5-8-59 0 0,0 1 1 0 0,1-1-1 0 0,0 1 0 0 0,0 0 1 0 0,0 0-1 0 0,1 0 1 0 0,0 0-1 0 0,0 0 0 0 0,-3 11 1 0 0,-2 46-402 0 0,7-57-179 0 0,0 0-188 0 0,0 3 218 0 0,1 2 90 0 0,-1-5-3738 0 0,0 2-3623 0 0</inkml:trace>
+  <inkml:trace contextRef="#ctx0" brushRef="#br0" timeOffset="1403.11">1378 66 21530 0 0,'-6'-21'276'0'0,"-3"-8"-32"0"0,0 14 12 0 0</inkml:trace>
+  <inkml:trace contextRef="#ctx0" brushRef="#br0" timeOffset="1715.52">1447 213 14013 0 0,'0'0'1248'0'0,"3"4"-985"0"0,11 15-10 0 0,-11-15-7 0 0,-1 1-46 0 0,3 3-145 0 0,0 1-1 0 0,-1 0 0 0 0,0 0 0 0 0,-1 0 0 0 0,0 1 1 0 0,0-1-1 0 0,-1 1 0 0 0,0 0 0 0 0,-1 0 0 0 0,1 18 1 0 0,-3-24-91 0 0,0 2 12 0 0,-14 36 41 0 0,13-39 3003 0 0,2-18-2669 0 0,0-42-34 0 0,0 56-299 0 0,0-1 0 0 0,0 1 0 0 0,0 0 0 0 0,0 0 0 0 0,0-1 0 0 0,0 1 0 0 0,0 0 0 0 0,0-1 0 0 0,1 1 0 0 0,-1 0 0 0 0,0 0 0 0 0,1 0 0 0 0,-1-1 0 0 0,1 1 0 0 0,0-1 0 0 0,0 1-6 0 0,4-9 146 0 0,1 0 0 0 0,0 0 0 0 0,0 0 0 0 0,1 1 0 0 0,0 0 0 0 0,1 0 0 0 0,0 1 0 0 0,0 0 0 0 0,1 0 0 0 0,0 1 0 0 0,15-9 0 0 0,-20 15-74 0 0,0 0 0 0 0,0 0 1 0 0,-1 0-1 0 0,1 1 0 0 0,0 0 1 0 0,0 0-1 0 0,0 0 0 0 0,0 0 1 0 0,0 0-1 0 0,0 1 0 0 0,6 1 1 0 0,-10-2-79 0 0,1 0 1 0 0,0 1-1 0 0,0-1 0 0 0,0 0 1 0 0,0 1-1 0 0,-1-1 1 0 0,1 1-1 0 0,0-1 0 0 0,0 1 1 0 0,-1-1-1 0 0,1 1 1 0 0,0-1-1 0 0,-1 1 0 0 0,1 0 1 0 0,-1 0-1 0 0,1-1 1 0 0,-1 1-1 0 0,1 0 0 0 0,-1 0 1 0 0,1-1-1 0 0,-1 1 0 0 0,0 0 1 0 0,1 0-1 0 0,-1 0 1 0 0,0 0-1 0 0,0 0 0 0 0,0-1 1 0 0,1 2-1 0 0,0 3-105 0 0,1-1-1 0 0,-1 1 0 0 0,0-1 1 0 0,0 1-1 0 0,-1-1 1 0 0,1 1-1 0 0,-1-1 0 0 0,0 1 1 0 0,-1-1-1 0 0,1 1 0 0 0,-1-1 1 0 0,-1 8-1 0 0,1-8 3 0 0,0 6-802 0 0,-1 0 1 0 0,-1 0-1 0 0,0 0 1 0 0,-8 19-1 0 0,-9 8-7855 0 0,7-18 3567 0 0</inkml:trace>
+  <inkml:trace contextRef="#ctx0" brushRef="#br0" timeOffset="2239.89">1990 130 1788 0 0,'0'0'3660'0'0,"11"-34"2609"0"0,-5 9-2245 0 0</inkml:trace>
+  <inkml:trace contextRef="#ctx0" brushRef="#br0" timeOffset="2369.88">2072 350 24958 0 0,'0'0'364'0'0,"-72"-13"604"0"0,55-1-1004 0 0</inkml:trace>
 </inkml:ink>
 </file>
 
@@ -5584,28 +5340,26 @@
           <inkml:channel name="X" type="integer" min="-2.14748E9" max="2.14748E9" units="cm"/>
           <inkml:channel name="Y" type="integer" min="-2.14748E9" max="2.14748E9" units="cm"/>
           <inkml:channel name="F" type="integer" max="32767" units="dev"/>
+          <inkml:channel name="OA" type="integer" max="360" units="deg"/>
+          <inkml:channel name="OE" type="integer" max="90" units="deg"/>
         </inkml:traceFormat>
         <inkml:channelProperties>
           <inkml:channelProperty channel="X" name="resolution" value="1000" units="1/cm"/>
           <inkml:channelProperty channel="Y" name="resolution" value="1000" units="1/cm"/>
           <inkml:channelProperty channel="F" name="resolution" value="0" units="1/dev"/>
+          <inkml:channelProperty channel="OA" name="resolution" value="1000" units="1/deg"/>
+          <inkml:channelProperty channel="OE" name="resolution" value="1000" units="1/deg"/>
         </inkml:channelProperties>
       </inkml:inkSource>
-      <inkml:timestamp xml:id="ts0" timeString="2026-02-28T14:21:44.255"/>
+      <inkml:timestamp xml:id="ts0" timeString="2026-03-05T14:53:45.671"/>
     </inkml:context>
     <inkml:brush xml:id="br0">
       <inkml:brushProperty name="width" value="0.035" units="cm"/>
       <inkml:brushProperty name="height" value="0.035" units="cm"/>
     </inkml:brush>
   </inkml:definitions>
-  <inkml:trace contextRef="#ctx0" brushRef="#br0">16 467 7860,'0'0'5672,"-3"-13"-4029,-9-38-469,12 49-1133,-1 0-1,1 0 1,0-1 0,0 1-1,0 0 1,1 0 0,-1 0 0,0 0-1,1 0 1,0 0 0,-1 0 0,1 0-1,0 0 1,0 0 0,0 0 0,0 0-1,0 0 1,0 0 0,1 1-1,-1-1 1,1 1 0,-1-1 0,1 1-1,-1-1 1,1 1 0,0 0 0,0 0-1,0 0 1,0 0 0,2-1 0,3-1-39,-1 1 1,1 0-1,0 1 1,-1-1-1,1 1 1,0 0 0,8 1-1,-13 0-14,1 0 0,-1 0 0,1 1 0,-1-1 1,1 1-1,-1 0 0,0-1 0,1 1 0,-1 0 0,0 0 0,0 1 0,1-1 0,-1 0 0,0 1 1,0 0-1,-1-1 0,1 1 0,0 0 0,0 0 0,-1 0 0,1 0 0,-1 0 0,0 0 0,0 0 1,1 1-1,-1-1 0,-1 0 0,1 1 0,0-1 0,-1 0 0,1 1 0,-1-1 0,1 1 0,-1 4 0,0-1-37,0 0-1,0 0 1,0 0-1,-1 0 1,1-1-1,-1 1 1,-1 0-1,1 0 1,-1 0-1,0-1 1,0 1-1,-1-1 1,-6 10-1,-25 21-108,26-29 57,0 1 0,0 0-1,1 1 1,-10 14 0,17-23 95,0 0 0,0 1-1,0-1 1,-1 0 0,1 0 0,0 0-1,0 1 1,0-1 0,0 0 0,0 0 0,0 1-1,0-1 1,0 0 0,0 0 0,0 1 0,0-1-1,0 0 1,0 0 0,0 0 0,0 1 0,0-1-1,0 0 1,0 0 0,0 1 0,0-1-1,1 0 1,-1 0 0,0 0 0,0 1 0,0-1-1,0 0 1,0 0 0,0 0 0,1 1 0,-1-1-1,0 0 1,0 0 0,0 0 0,1 0 0,-1 0-1,0 0 1,0 1 0,1-1 0,-1 0-1,0 0 1,0 0 0,0 0 0,1 0 0,14 1-323,-11-1 295,24 2 127,49 11 1,-66-11-67,0 1 0,-1 0 1,0 1-1,0 0 0,0 1 1,0 0-1,15 11 0,-24-15-6,1 0-1,-1-1 1,0 1-1,1 0 1,-1 1-1,0-1 1,0 0-1,0 0 1,1 0-1,-1 1 1,-1-1-1,1 1 1,0-1-1,0 1 1,0-1-1,-1 1 1,1-1-1,-1 1 1,1-1-1,-1 1 1,0 0-1,0-1 1,1 4-1,-2-4 15,0 1 0,0 0 0,1-1 0,-1 1-1,0-1 1,0 1 0,0-1 0,-1 1 0,1-1-1,0 0 1,-1 1 0,1-1 0,0 0-1,-1 0 1,1 0 0,-1 0 0,-2 1 0,-7 3 68,-1 0 1,1-1-1,-1-1 0,-23 5 1,19-6-94,0 0 1,0-1-1,0 0 0,-19-3 1,31 2-72,1 0 1,0 0 0,0 0 0,0-1-1,0 0 1,-1 1 0,1-1 0,0 0-1,0-1 1,1 1 0,-1-1 0,0 1-1,0-1 1,1 0 0,-1 0 0,1 0-1,-1 0 1,1 0 0,0 0 0,0-1-1,0 1 1,0-1 0,0 0-1,0 0 1,1 1 0,0-1 0,-2-5-1,1 2-477,2 0 0,-1 1 0,0-1 0,1 1 0,0-1 0,1 0 0,-1 1 0,1-1-1,3-9 1,17-22-3290</inkml:trace>
-  <inkml:trace contextRef="#ctx0" brushRef="#br0" timeOffset="267.61">348 265 8660,'0'0'7566,"15"1"-7195,-4-1-296,-5-1-39,1 2 1,-1-1-1,1 1 0,11 2 0,-15-2-22,-1-1 0,1 1-1,-1 0 1,0 1-1,1-1 1,-1 0 0,0 1-1,0-1 1,1 1-1,-1 0 1,-1-1 0,1 1-1,0 0 1,0 0-1,-1 1 1,1-1 0,-1 0-1,2 3 1,5 11 4,-1 1 0,-1 0 0,0 0 0,-1 0 0,-1 0 0,-1 1 0,3 31 0,-6-49-23,0 0 0,0 1 0,0-1 0,0 1 0,0-1 0,0 0 1,0 1-1,0-1 0,0 0 0,0 1 0,-1-1 0,1 0 0,0 1 0,0-1 0,0 0 0,0 1 1,-1-1-1,1 0 0,0 0 0,0 1 0,0-1 0,-1 0 0,1 0 0,0 1 0,0-1 0,-1 0 0,1 0 1,0 0-1,-1 1 0,1-1 0,0 0 0,-1 0 0,1 0 0,0 0 0,-1 0 0,1 0 0,0 0 1,-1 0-1,1 0 0,0 0 0,-1 0 0,1 0 0,0 0 0,-1 0 0,1 0 0,0 0 0,-1 0 1,1 0-1,0 0 0,-1-1 0,1 1 0,0 0 0,-1 0 0,1 0 0,0-1 0,-1 1 0,1 0 0,0 0 1,-1-1-1,-17-14 222,15 12-211,1 0 0,-1 0 0,1-1 1,0 1-1,0 0 0,1-1 0,-1 1 1,1-1-1,-1 0 0,1 1 0,0-1 1,1 0-1,-1 0 0,0 0 0,1 0 1,0 0-1,0 1 0,0-1 0,2-7 1,0 7-157,-1-1 0,1 0 0,1 1 0,-1-1 0,1 1 0,0 0 0,0-1 0,0 1 1,0 1-1,1-1 0,0 0 0,-1 1 0,6-4 0,6-3-963,1 1 0,0 1 0,0 0 0,0 1 0,1 0 0,0 2 0,26-6 1,-6 4-1476</inkml:trace>
-  <inkml:trace contextRef="#ctx0" brushRef="#br0" timeOffset="588.21">741 246 2465,'0'0'9204,"-13"5"-7960,5-3-1064,2-1-69,0 1-1,0 0 1,0 0-1,0 1 1,0 0-1,0 0 1,1 0-1,-1 1 1,1-1-1,0 1 0,0 1 1,-8 8-1,9-7-8,-1 0-1,1 1 1,0-1 0,1 1-1,0 0 1,0-1-1,0 2 1,1-1-1,0 0 1,0 0 0,1 1-1,0-1 1,-1 14-1,3-20-108,-1 0 0,1 1 0,-1-1-1,1 0 1,-1 1 0,1-1 0,0 0-1,-1 0 1,1 1 0,0-1 0,0 0-1,0 0 1,0 0 0,0 0 0,0 0-1,0 0 1,0 0 0,1-1 0,-1 1-1,0 0 1,0-1 0,1 1 0,-1-1-1,0 1 1,1-1 0,-1 0 0,1 1-1,-1-1 1,1 0 0,-1 0 0,0 0-1,3 0 1,6 0-51,-1 0 0,1 0-1,16-4 1,-19 3-7,-1 0 0,1-1 0,-1 0 0,1-1 0,-1 1 0,0-1 0,0 0-1,-1-1 1,1 1 0,0-1 0,-1 0 0,0 0 0,8-9 0,-7 5 33,0 0-1,-1 0 1,0-1-1,0 1 1,-1-1 0,0 0-1,0 0 1,3-13-1,0-12 75,-2 0-1,-1-1 0,-1 1 0,-3-39 1,0 70-38,0 0 7,-4-48 438,4 50-424,0 0 0,0 0-1,0 0 1,0 0 0,0 0 0,0 0-1,0 0 1,-1 0 0,1 0-1,-1 0 1,1 0 0,0 0 0,-1 0-1,0 0 1,1 0 0,-1 0-1,0 0 1,1 0 0,-1 0 0,0 1-1,0-1 1,0 0 0,1 1-1,-1-1 1,0 0 0,0 1 0,0-1-1,0 1 1,0 0 0,0-1 0,0 1-1,-1 0 1,1-1 0,0 1-1,0 0 1,0 0 0,0 0 0,-2 0-1,2 1-25,-1 0 0,0 0 0,1 0 0,-1 0 0,0 1 0,1-1 0,0 0 0,-1 1 0,1-1 0,0 1 0,0 0 0,-1-1 0,1 1 0,0 0 0,1 0 0,-1-1 0,0 1 0,1 0 0,-1 0 0,1 0 0,-1 0 0,1 2 0,-3 6-8,-8 26-66,3 1-1,1 0 1,1 1-1,0 46 1,8 18-2549,-2-91 1642,2-1 0,-1 1 1,5 13-1,15 23-3567</inkml:trace>
-  <inkml:trace contextRef="#ctx0" brushRef="#br0" timeOffset="792.29">1321 426 13670,'0'0'4418,"0"74"-4418,0-16 144,0 9-96,-12 1-16,1 2-64,0-2-96,3-11-656,5-14-2049,3-19-1697</inkml:trace>
-  <inkml:trace contextRef="#ctx0" brushRef="#br0" timeOffset="1011.66">1350 387 5987,'-1'-17'1809,"-5"-54"-129,6 69-1574,0 0-1,-1 0 1,1 1-1,0-1 1,0 0-1,0 0 1,1 0-1,-1 0 1,0 0-1,1 0 1,-1 0-1,1 1 1,0-1-1,-1 0 1,1 0-1,0 1 1,0-1-1,0 0 1,0 1-1,1-1 1,-1 1-1,0 0 1,1-1-1,-1 1 1,1 0-1,-1 0 1,1 0-1,-1 0 1,1 0-1,2-1 1,2 0-57,1 1 0,-1 0 1,1 0-1,-1 1 1,0-1-1,1 1 0,6 1 1,4 0 11,-9-1-59,0 1 0,0 0 0,0 1 0,0-1 0,-1 2 1,1-1-1,0 1 0,-1 0 0,0 0 0,1 1 0,-2 0 0,1 1 0,0-1 0,10 11 0,-14-13 0,0 1 0,-1 0 0,1 0 0,-1 0 1,0 0-1,1 0 0,-2 1 0,1-1 0,0 1 0,-1-1 1,1 1-1,-1 0 0,0-1 0,0 1 0,-1 0 0,1 0 1,-1 0-1,0-1 0,0 1 0,0 0 0,0 0 0,-1 0 1,1 0-1,-1-1 0,0 1 0,0 0 0,-1-1 0,1 1 1,-1 0-1,0-1 0,1 0 0,-2 1 0,-2 3 0,-10 10 39,0 0 0,-2-1 0,0 0 0,0-2 0,-2 0-1,-23 14 1,-44 34-4139,76-51 688,8-6-962</inkml:trace>
-  <inkml:trace contextRef="#ctx0" brushRef="#br0" timeOffset="1377.7">1861 353 11797,'0'0'3479,"-14"-5"-1649,5 2-1601,6 1-203,-1 0 0,1 1 0,0 0 0,-1-1 0,1 1 1,-1 0-1,0 1 0,1-1 0,-1 1 0,0-1 0,1 1 1,-1 0-1,0 1 0,1-1 0,-1 1 0,0-1 0,1 1 0,-1 0 1,1 0-1,-1 1 0,1-1 0,-6 4 0,-3 4 8,-1 1 0,2 1 0,0 0 0,-16 20-1,23-27-49,1 0-1,0 1 1,0 0-1,0-1 1,1 1-1,0 0 1,0 0-1,0 0 1,0 0-1,1 1 0,0-1 1,0 0-1,0 1 1,1-1-1,-1 1 1,2 10-1,-1-15-34,1 0-1,-1 1 0,1-1 1,-1 0-1,1 0 0,-1 1 1,1-1-1,0 0 0,-1 0 1,1 0-1,0 0 0,0 0 1,0 0-1,0 0 0,0-1 1,0 1-1,0 0 1,0 0-1,0-1 0,1 1 1,-1 0-1,2 0 0,0 0-129,1 0-1,0 0 1,0-1-1,0 1 1,0-1-1,0 0 1,7 0-1,-4-1-67,0 0 0,1 0 0,-1-1-1,0 1 1,0-2 0,0 1-1,13-7 1,-10 1 99,0 1 0,-1-1-1,0-1 1,-1 0 0,14-18 0,1-14 1030,-21 37-291,0 0 0,-1 0 0,0 0 0,0 0 0,0 0-1,0-1 1,0-4 0,-2 50-679,3 76-1487,2-100-1923,-3-16 3311,-1-1 1,0 1 0,0-1 0,1 0 0,-1 1 0,0-1 0,1 0 0,-1 1-1,0-1 1,1 0 0,-1 0 0,0 1 0,1-1 0,-1 0 0,1 0 0,-1 0-1,0 0 1,1 1 0,-1-1 0,1 0 0,-1 0 0,1 0 0,-1 0 0,0 0-1,1 0 1,-1 0 0,1 0 0,-1 0 0,1 0 0,-1 0 0,1 0 0,-1-1-1,0 1 1,1 0 0,-1 0 0,1-1 0,9-6-4556</inkml:trace>
-  <inkml:trace contextRef="#ctx0" brushRef="#br0" timeOffset="1745.31">1951 415 5138,'0'0'1985,"7"-12"283,24-38 90,-30 48-2267,0 0-1,0 1 0,1-1 0,-1 0 0,1 1 0,-1-1 1,1 1-1,0-1 0,-1 1 0,1 0 0,0 0 0,0-1 1,0 1-1,0 1 0,0-1 0,0 0 0,0 0 0,0 1 1,1-1-1,-1 1 0,0 0 0,0 0 0,0 0 0,1 0 1,-1 0-1,0 0 0,0 0 0,0 1 0,0-1 0,1 1 1,3 1-1,-3-1 14,0 1 0,0 0 1,0 0-1,0 0 0,0 0 0,0 0 1,-1 1-1,1-1 0,-1 1 1,0-1-1,1 1 0,-1 0 0,0 0 1,-1 0-1,1 0 0,1 5 1,-1-4-113,-1 0 1,0 1-1,-1-1 0,1 1 1,-1 0-1,0-1 1,0 1-1,0-1 1,-1 1-1,1-1 1,-1 1-1,0-1 1,-1 1-1,1-1 1,-3 6-1,3-8 4,-1 0 0,1 1 0,-1-1-1,1 0 1,-1 0 0,0 0-1,1 0 1,-1 0 0,0 0 0,0-1-1,-1 1 1,1-1 0,0 1-1,0-1 1,-1 0 0,1 0 0,-1 0-1,1 0 1,-1 0 0,1-1-1,-1 1 1,0-1 0,1 0 0,-1 1-1,0-1 1,1 0 0,-5-1-1,6 0-4,0 1 0,1-1-1,-1 1 1,0-1 0,0 0 0,1 1-1,-1-1 1,0 0 0,1 0-1,-1 0 1,1 1 0,-1-1-1,1 0 1,0 0 0,-1 0-1,1 0 1,0 0 0,-1 0-1,1 0 1,0 0 0,0 0-1,0 0 1,0 0 0,0 0 0,0 0-1,0 0 1,0 0 0,1-1-1,3-31-835,2 19 295,0 1-1,1-1 1,1 1 0,0 1-1,0 0 1,2 0-1,19-20 1,13-17-481,-22 18 780,25-46 1,-21 25 2535,-14 15 6357,-19 192-7482,0 5-869,10-152-351,-1 0 0,1 0-1,0 0 1,0 0-1,1-1 1,0 1 0,1-1-1,0 1 1,0-1 0,0 0-1,6 7 1,-8-11-148,1-1 0,0 0 0,0 0 0,-1 0-1,2 0 1,-1 0 0,0 0 0,0 0 0,1-1 0,-1 1-1,1-1 1,-1 0 0,1 0 0,3 2 0,-3-3-209,0 0-1,0 1 1,0-1 0,0 0 0,0 0 0,1-1 0,-1 1-1,0-1 1,0 1 0,0-1 0,-1 0 0,1 0 0,0 0-1,0-1 1,0 1 0,2-2 0,20-20-4906</inkml:trace>
-  <inkml:trace contextRef="#ctx0" brushRef="#br0" timeOffset="2327.5">2299 320 3410,'0'0'4650,"-14"-4"-2500,-43-10 326,57 14-2457,0 0 1,0 0 0,0 0-1,0 0 1,0 0 0,1-1-1,-1 1 1,0 0 0,0 0-1,0 0 1,0 0 0,0 0-1,0 0 1,0 0 0,0 0-1,0-1 1,0 1 0,0 0-1,0 0 1,0 0 0,0 0-1,0 0 1,0 0 0,0 0-1,0 0 1,0-1 0,0 1-1,0 0 1,0 0 0,0 0-1,0 0 1,0 0 0,0 0-1,0 0 1,-1 0 0,1-1-1,0 1 1,0 0 0,0 0-1,0 0 1,0 0 0,0 0-1,0 0 1,0 0 0,0 0-1,0 0 1,-1 0 0,1 0-1,0 0 1,0 0 0,0 0-1,0 0 1,0 0 0,0 0-1,0 0 1,0 0 0,-1 0-1,1 0 1,0 0 0,0 0-1,0 0 1,0 0 0,0 0-1,0 0 1,0 0 0,-1 0-1,1 0 1,0 0 0,12-4 185,18-1-439,20-4-111,-5 2 754,76-4 0,-119 13-309,-1 0 1,0 0-1,0 0 1,0 0-1,0 0 1,0 1-1,-1-1 1,1 0-1,-1 0 1,1 4 0,0-3 17,0 3-7,1 4-151,0-1 0,1 1 0,0-1 0,1 1 0,0-1 0,5 10 0,-8-18 2,1 1 0,-1-1 1,0 1-1,0-1 1,1 0-1,-1 1 1,0-1-1,1 0 1,0 0-1,-1 0 0,1 0 1,-1 0-1,1-1 1,0 1-1,0 0 1,2 0-1,-1-1 9,-1 0 1,1 0-1,-1 0 0,1 0 1,0-1-1,-1 1 0,1-1 1,-1 0-1,1 0 0,-1 0 0,0 0 1,1 0-1,-1 0 0,0 0 1,3-3-1,5-3 37,-1-1 0,1 0 0,-2 0 0,1-1 0,10-14 0,2-10 2665,-19 79-1192,-13 256-1316,11-265-166,-7 173 25,4-187-93,0 1 1,-2-1-1,0 0 0,-2-1 0,0 1 0,-18 36 0,21-54 43,1 1-1,-1-1 1,0 0-1,-1 0 1,1-1-1,-1 1 1,0-1-1,0 0 1,0 0-1,0 0 1,-1-1-1,1 0 0,-1 0 1,0 0-1,0-1 1,0 0-1,0 0 1,-1-1-1,1 1 1,0-1-1,-1-1 1,-9 1-1,0-1 45,-1-1 1,1 0-1,0-1 0,0-1 0,0 0 1,1-2-1,-30-11 0,34 12 163,0-1-1,0-1 1,1 0-1,0 0 0,0-1 1,0 0-1,-15-17 1,21 20-46,0-1 0,0 0 0,1 0 0,-1-1 1,1 1-1,1-1 0,-1 1 0,1-1 0,0 0 0,0 0 1,1 0-1,0 0 0,0 0 0,0 0 0,1 0 0,0-1 0,0-6 1,2 1-112,0 0 1,1 0 0,1 0-1,0 1 1,0-1 0,1 1 0,1 0-1,-1 1 1,2-1 0,0 1-1,0 0 1,0 1 0,11-10 0,16-15-427,73-57 0,-101 86 329,296-201-9785,-210 152 4405</inkml:trace>
+  <inkml:trace contextRef="#ctx0" brushRef="#br0">1 150 1868 0 0,'0'0'15146'0'0,"9"-5"-14496"0"0,1 0-435 0 0,-5 2-113 0 0,0 1-1 0 0,0 0 1 0 0,1 0-1 0 0,-1 0 1 0 0,1 0-1 0 0,-1 1 1 0 0,1 0-1 0 0,0 0 1 0 0,-1 1-1 0 0,1-1 1 0 0,6 1-1 0 0,132-7-564 0 0,-90 3-2963 0 0,-13 1-4225 0 0,-37 3 3398 0 0</inkml:trace>
+  <inkml:trace contextRef="#ctx0" brushRef="#br0" timeOffset="234.3">244 39 1272 0 0,'-5'-4'1330'0'0,"-16"-10"-68"0"0,15 11-50 0 0,-13-15 9869 0 0,39 22-9617 0 0,-10-1-1492 0 0,-2 0-1 0 0,1 0 1 0 0,0 0 0 0 0,8 6 0 0 0,56 30 720 0 0,-72-39-667 0 0,0 1 1 0 0,1 0-1 0 0,-1-1 0 0 0,1 1 0 0 0,-1 0 0 0 0,0 0 0 0 0,0 0 0 0 0,0 0 0 0 0,1 1 0 0 0,-1-1 1 0 0,0 0-1 0 0,0 0 0 0 0,-1 1 0 0 0,2 1 0 0 0,-2-1-15 0 0,0 0 0 0 0,0 1 0 0 0,-1-1 1 0 0,1 0-1 0 0,-1 0 0 0 0,0 0 0 0 0,1 0 0 0 0,-1 1 0 0 0,0-1 0 0 0,0 0 0 0 0,-2 2 1 0 0,0 2 12 0 0,-5 5 44 0 0,-85 60-186 0 0,50-35-2528 0 0,23-11-5761 0 0</inkml:trace>
 </inkml:ink>
 </file>
 
@@ -5618,27 +5372,28 @@
           <inkml:channel name="X" type="integer" min="-2.14748E9" max="2.14748E9" units="cm"/>
           <inkml:channel name="Y" type="integer" min="-2.14748E9" max="2.14748E9" units="cm"/>
           <inkml:channel name="F" type="integer" max="32767" units="dev"/>
+          <inkml:channel name="OA" type="integer" max="360" units="deg"/>
+          <inkml:channel name="OE" type="integer" max="90" units="deg"/>
         </inkml:traceFormat>
         <inkml:channelProperties>
           <inkml:channelProperty channel="X" name="resolution" value="1000" units="1/cm"/>
           <inkml:channelProperty channel="Y" name="resolution" value="1000" units="1/cm"/>
           <inkml:channelProperty channel="F" name="resolution" value="0" units="1/dev"/>
+          <inkml:channelProperty channel="OA" name="resolution" value="1000" units="1/deg"/>
+          <inkml:channelProperty channel="OE" name="resolution" value="1000" units="1/deg"/>
         </inkml:channelProperties>
       </inkml:inkSource>
-      <inkml:timestamp xml:id="ts0" timeString="2026-02-28T14:21:39.817"/>
+      <inkml:timestamp xml:id="ts0" timeString="2026-03-05T14:53:40.731"/>
     </inkml:context>
     <inkml:brush xml:id="br0">
       <inkml:brushProperty name="width" value="0.035" units="cm"/>
       <inkml:brushProperty name="height" value="0.035" units="cm"/>
     </inkml:brush>
   </inkml:definitions>
-  <inkml:trace contextRef="#ctx0" brushRef="#br0">192 216 4690,'0'0'20522,"13"110"-19978,-4-50-416,-1-4 176,-1-5-272,0-7 0,0-9-32,-2-6-464,-1-11-1281,-1-10-1889,7-41-11669</inkml:trace>
-  <inkml:trace contextRef="#ctx0" brushRef="#br0" timeOffset="331.16">211 117 9108,'0'0'7051,"-18"3"-5495,7-2-1330,5-1-151,1 0-1,-1 0 1,1 1 0,0 0 0,-1 0-1,1 0 1,0 1 0,0 0-1,0 0 1,0 0 0,0 1 0,0-1-1,1 1 1,-1 0 0,1 0 0,0 1-1,0-1 1,0 1 0,0 0 0,1 0-1,-5 7 1,-3 10 182,1 0-1,0 1 1,2 0 0,1 1-1,0 0 1,-3 29 0,4-10-46,3 1 0,1 68 0,3-97-210,0 0-1,1-1 1,0 1-1,1 0 1,1-1-1,0 0 1,1 0-1,8 17 1,-9-23-37,0-1 1,0 0 0,0 0 0,0 0 0,1-1-1,0 1 1,0-1 0,1 0 0,0-1 0,-1 1-1,1-1 1,1 0 0,-1-1 0,1 1-1,-1-1 1,1 0 0,11 2 0,-7-2-112,0-1 0,0 0 0,1-1 0,-1 0 0,1-1 0,-1 0 0,1-1 0,-1 0 1,1-1-1,-1 0 0,0-1 0,0 0 0,15-7 0,-12 4 56,-1-2 0,0 0 0,0 0 0,-1-1 0,0 0 0,-1-1 0,1-1 0,-2 0 0,12-16 0,-6 5 118,-1-1-1,0-1 1,-2 0-1,-1-1 0,-2 0 1,0-1-1,-1 0 1,-2-1-1,-1 0 0,6-52 1,-10 57 130,-1-1 1,-1 1-1,-1 0 1,-1-1-1,-7-31 1,6 46-137,1-1 0,-1 1-1,0-1 1,-1 1 0,0 0 0,-1 1 0,1-1 0,-1 1-1,-1 0 1,1 0 0,-1 0 0,0 1 0,-1 0 0,0 0 0,0 0-1,-11-6 1,5 5-40,0 1 0,0 1 0,0 0 0,-1 1-1,0 1 1,1 0 0,-1 0 0,0 2 0,0 0 0,-1 0-1,-16 2 1,16 0-441,-1 1-1,1 1 1,-1 0-1,-16 6 0,22-5-521,0 0 0,1 0-1,-1 1 1,1 0-1,0 1 1,-11 9 0,-21 26-4560</inkml:trace>
-  <inkml:trace contextRef="#ctx0" brushRef="#br0" timeOffset="1366.18">1197 116 3938,'0'0'3396,"-1"-12"-1627,-7-41 202,8 52-1839,0 0 0,0 0 0,0 0 0,0 0 0,0-1 0,-1 1 0,1 0 0,0 0 0,-1 0 0,1 0 0,-1 0 0,0 0 0,1 0 0,-1 0 0,0 1 0,1-1 0,-1 0 0,0 0 0,0 0 0,0 1 0,1-1 0,-1 0 0,0 1 0,0-1 0,0 1 0,0-1 0,0 1 0,0-1 0,-1 1 0,1 0 0,0 0 0,0-1 0,0 1 0,0 0 0,0 0 0,0 0 0,0 0 0,-1 0 0,1 1 0,0-1 0,0 0-1,0 0 1,0 1 0,-1 0 0,-3 0 32,0 1-1,1 1 1,0-1-1,0 0 0,-1 1 1,2 0-1,-6 4 0,-4 7-28,1 1-1,1 1 0,0 0 0,1 0 0,1 1 0,0 0 1,1 0-1,1 1 0,1 0 0,0 1 0,1-1 1,2 1-1,0 0 0,0 0 0,2 0 0,1 20 0,0-35-146,0 1 0,0-1 1,1 0-1,-1 0 0,1 1 0,0-1 0,1 0 0,-1 0 0,1 0 0,0 0 0,0-1 0,0 1 0,0 0 0,0-1 0,1 1 0,3 3 0,-2-4-14,0 0 1,1 0-1,-1 0 0,1-1 1,-1 1-1,1-1 0,0 0 1,0-1-1,-1 1 0,1-1 1,1 0-1,-1 0 0,7 0 1,-2 0-11,0 0 1,0-1 0,1 0 0,-1 0 0,0-1 0,0-1 0,0 0-1,0 0 1,0-1 0,0 0 0,-1-1 0,1 0 0,-1 0 0,0-1-1,0-1 1,0 1 0,-1-1 0,0-1 0,0 1 0,-1-1 0,0-1-1,0 1 1,0-1 0,-1-1 0,-1 1 0,1-1 0,-1 0 0,-1 0-1,1 0 1,-2-1 0,1 1 0,-1-1 0,-1 0 0,3-20 0,-3 12 29,-1 1 1,-1-1-1,0 1 1,-6-34 0,5 46-4,0 1 0,0-1 0,0 1 0,-1 0 0,1 0 1,-1 0-1,-1 0 0,1 0 0,0 0 0,-1 0 0,0 1 1,0-1-1,0 1 0,0 0 0,0 0 0,-1 0 0,1 0 0,-1 1 1,0 0-1,0-1 0,0 1 0,0 0 0,0 1 0,-6-3 1,6 3-79,1 0 1,-1 0 0,0 0 0,1 0 0,-1 1 0,0-1 0,0 1 0,1 0-1,-1 0 1,0 0 0,0 1 0,0-1 0,1 1 0,-1 0 0,0 0 0,1 1-1,-1-1 1,1 0 0,-1 1 0,1 0 0,0 0 0,0 0 0,0 0 0,0 1 0,-4 4-1,2-2-589,2 2-1,-1-1 0,1 0 0,0 1 1,0-1-1,0 1 0,1 0 0,0 0 1,1 0-1,-1 0 0,1 0 0,0 13 0,1 25-3965</inkml:trace>
-  <inkml:trace contextRef="#ctx0" brushRef="#br0" timeOffset="2079.36">1597 237 8852,'0'0'6688,"-14"99"-6047,5 14 66,14-128-647,2 1-1,0 0 1,0 0 0,1 0 0,1 1 0,0 0 0,1 1 0,19-18 0,-28 29-54,-1 0 0,1 1 0,0-1 0,0 0 0,0 1 0,0-1 0,0 1 0,0 0 0,0-1 0,1 1 0,-1 0 0,0 0 0,0-1 0,0 1 0,0 0 0,0 0 0,0 0 0,0 1 0,1-1 0,-1 0 0,0 0 0,0 0 0,0 1 0,0-1 0,0 1 0,0-1 0,0 1 1,0-1-1,0 1 0,0-1 0,0 1 0,0 0 0,-1 0 0,1-1 0,0 1 0,0 0 0,-1 0 0,1 0 0,0 0 0,-1 0 0,1 0 0,-1 0 0,1 2 0,4 6-31,0 1-1,0 1 1,4 14 0,-6-15 18,1 0-140,12 28-1621,-16-36 1365,1-1 0,0 1 0,0-1 0,0 0 0,0 0 0,0 0 1,0 1-1,0-1 0,0 0 0,0 0 0,0-1 0,1 1 0,-1 0 1,0 0-1,1 0 0,-1-1 0,0 1 0,1-1 0,-1 1 0,1-1 1,-1 0-1,3 1 0,-3-3 258,1 0-1,-1 0 1,1 0-1,-1 0 1,0 0-1,0-1 1,0 1 0,0 0-1,0-1 1,-1 1-1,1 0 1,-1-1-1,1 1 1,-1-4 0,2-4 170,-1 8 151,0 0 0,-1 0 0,1 0 0,0 0-1,0 0 1,0 0 0,0 0 0,0 1 0,1-1 0,-1 0-1,0 0 1,1 1 0,-1-1 0,1 1 0,0 0 0,-1-1-1,1 1 1,0 0 0,0 0 0,3-1 0,-4 1-168,-13-16 624,13 12-582,-2-6 578,-6 7-3568,0 4 560</inkml:trace>
-  <inkml:trace contextRef="#ctx0" brushRef="#br0" timeOffset="2648.94">1644 274 6483,'0'0'7017,"-4"-10"-5289,3 54-653,-14 138 2004,-1 20-5389,20-207-2057,1-3 3315,-1-2 589,0 0 0,-1 0 0,0-1 0,-1 1 0,-1-1 0,2-12 0,-2-72-97,-1 61 512,0-6 220,-2-74 213,0 97 845,-1 0 0,-6-24 0,9 41-1134,0-1 1,-1 1 0,1-1-1,0 1 1,0-1 0,-1 1-1,1-1 1,0 0-1,0 1 1,0-1 0,0 1-1,0-1 1,0 1-1,0-1 1,0 0 0,0 1-1,0-1 1,0 1-1,0-1 1,0 1 0,1-1-1,-1 1 1,0-1-1,0 0 1,1 1 0,-1-1-1,0 1 1,1 0 0,-1-1-1,0 1 1,1-1-1,-1 1 1,1-1 0,-1 1-1,1-1 1,24 2 544,-20 1-612,-1-1-1,1 1 1,0-1 0,-1 1 0,1 1-1,-1-1 1,1 1 0,-1 0 0,0 0-1,0 0 1,-1 0 0,1 1-1,0-1 1,-1 1 0,0 0 0,0 0-1,0 0 1,-1 0 0,1 1-1,-1-1 1,0 1 0,0 0 0,1 5-1,-2-5 26,1 0-1,-1 1 1,0-1-1,-1 1 0,1-1 1,-1 1-1,0-1 1,0 1-1,-1-1 1,0 1-1,0-1 1,0 1-1,-1-1 0,1 0 1,-1 0-1,0 0 1,-1 0-1,1 0 1,-1 0-1,-6 7 1,3-4-71,-1-1 1,0-1 0,-1 1-1,1-1 1,-1 0 0,0 0 0,-1-1-1,-15 7 1,19-10-488,0-1 0,0 1-1,0-1 1,0 0 0,0 0-1,-8-1 1,13 0 316,-1 0-1,1 0 1,-1 0-1,1 0 1,-1 0-1,1-1 1,-1 1-1,1 0 1,-1 0-1,1-1 1,0 1-1,-1 0 1,1-1 0,-1 1-1,1-1 1,0 1-1,-1 0 1,1-1-1,0 1 1,-1-1-1,1 1 1,0-1-1,0 1 1,-1-1-1,1 1 1,0-1-1,0 1 1,0-1-1,0 1 1,0-1-1,0 0 1,0 1-1,0-1 1,0 1-1,0-1 1,0 1 0,0-1-1,0 1 1,0-1-1,1 1 1,-1-1-1,0 1 1,0-1-1,1 1 1,-1-1-1,0 1 1,0-1-1,1 1 1,-1 0-1,1-1 1,14-17-2824</inkml:trace>
-  <inkml:trace contextRef="#ctx0" brushRef="#br0" timeOffset="2903.45">1783 407 3746,'0'0'1232,"17"-6"417,133-47 2059,-145 51-3468,5-2 530,-1 0 0,0-1-1,17-11 1,-25 15-643,1 0 0,-1 0-1,0 1 1,0-1 0,1-1-1,-1 1 1,0 0 0,0 0-1,0 0 1,0 0 0,0-1-1,-1 1 1,1 0 0,0-1-1,-1 1 1,1-1 0,-1 1 0,1-1-1,-1 1 1,1-1 0,-1 1-1,0-1 1,0 0 0,0 1-1,0-1 1,0 1 0,0-1-1,-1 1 1,1-1 0,0 1 0,-1-1-1,1 1 1,-1-1 0,-1-2-1,1 3-48,0 0 0,0 0 0,-1 0 0,1 0 0,-1 1-1,1-1 1,0 0 0,-1 0 0,0 1 0,1-1 0,-1 1 0,1 0 0,-1-1-1,0 1 1,1 0 0,-1 0 0,1 0 0,-1 0 0,0 0 0,1 0-1,-1 0 1,0 1 0,1-1 0,-2 1 0,-2 0-6,0 0 0,1 1 0,-1-1 0,1 1 1,0 0-1,-1 0 0,-5 4 0,5-1-42,0 0-1,1 0 1,-1 0 0,1 1-1,1-1 1,-1 1 0,1 0-1,0 0 1,0 0 0,1 0-1,-1 1 1,-1 11 0,3-16-78,1 1-1,-1-1 1,1 0 0,-1 1 0,1-1 0,0 0 0,0 1 0,0-1 0,1 0 0,-1 1 0,1-1 0,-1 0 0,1 1 0,-1-1 0,1 0 0,0 0 0,0 0 0,0 0 0,1 0-1,-1 0 1,0 0 0,1 0 0,-1 0 0,1 0 0,0-1 0,0 1 0,-1-1 0,1 1 0,0-1 0,0 0 0,0 0 0,0 0 0,1 0 0,-1 0 0,0 0 0,0 0 0,1-1 0,-1 1-1,3-1 1,6 2-1037,0-1 1,0 0-1,0-1 0,0 0 0,0-1 0,0 0 0,0-1 0,19-6 0,12-11-2976</inkml:trace>
-  <inkml:trace contextRef="#ctx0" brushRef="#br0" timeOffset="3171.02">2187 302 2465,'0'0'5998,"1"-12"-3704,4-38 206,-4 42 936,1 17-2848,0 16-781,-1-5 254,-2 0 1,-1 0-1,0 0 0,-1-1 1,-11 35-1,20-66-10,0 0-1,0 0 1,1 1 0,0 0-1,1 1 1,1-1 0,-1 2 0,2-1-1,-1 1 1,1 0 0,0 1-1,1 0 1,15-8 0,-24 15-61,0 0 1,0 1 0,0-1 0,0 0-1,0 1 1,0-1 0,0 1 0,0-1-1,1 1 1,-1 0 0,0 0-1,0 0 1,0 0 0,0 1 0,1-1-1,-1 0 1,0 1 0,3 1 0,-3-1-20,-1 0-1,1 0 1,-1 1 0,1-1 0,-1 0 0,0 1 0,1-1 0,-1 1 0,0 0 0,0-1 0,0 1 0,0 0 0,0 0-1,-1-1 1,1 1 0,0 3 0,1 9-823,0-1 0,-1 0 0,-1 1 0,-2 25 0,1-20-1383,-2 18-1658</inkml:trace>
+  <inkml:trace contextRef="#ctx0" brushRef="#br0">116 298 436 0 0,'5'-6'2062'0'0,"16"-20"437"0"0,1-15 4742 0 0,-21 38-4142 0 0,-1 2-2926 0 0,0-1 0 0 0,-1 1-1 0 0,1-1 1 0 0,0 1 0 0 0,0-1-1 0 0,1 1 1 0 0,-1-1 0 0 0,0 1-1 0 0,0-1 1 0 0,1 1 0 0 0,-1-1-1 0 0,2-1 1 0 0,-2 1 126 0 0,1-2 2591 0 0,-5 0-2129 0 0,1 2-643 0 0,1 0 3 0 0,1 0 0 0 0,-1 0 0 0 0,0 0 0 0 0,0 1-1 0 0,0-1 1 0 0,-1 1 0 0 0,1 0 0 0 0,0 0 0 0 0,0-1 0 0 0,-1 1 0 0 0,1 1 0 0 0,-1-1 0 0 0,1 0-1 0 0,-1 1 1 0 0,1-1 0 0 0,-1 1 0 0 0,1-1 0 0 0,-1 1 0 0 0,1 0 0 0 0,-1 0 0 0 0,-4 1 0 0 0,-1 1 4 0 0,0-1 1 0 0,0 1-1 0 0,1 0 1 0 0,-1 1-1 0 0,0 0 1 0 0,1 0-1 0 0,0 1 1 0 0,0 0-1 0 0,0 0 1 0 0,-12 10-1 0 0,17-12-135 0 0,0 3-61 0 0,-5 15-56 0 0,6-15-48 0 0,2 1-36 0 0,0-2 146 0 0,-1-2 44 0 0,0 0 1 0 0,0-1-1 0 0,0 1 1 0 0,0-1 0 0 0,1 1-1 0 0,-1-1 1 0 0,0 1 0 0 0,1-1-1 0 0,0 1 1 0 0,-1-1-1 0 0,1 1 1 0 0,0-1 0 0 0,0 0-1 0 0,0 1 1 0 0,0-1-1 0 0,0 0 1 0 0,2 2 0 0 0,11 11-354 0 0,0-1 0 0 0,1 0 1 0 0,1-2-1 0 0,29 18 0 0 0,24 5-464 0 0,-65-32 718 0 0,-1 0-37 0 0,5 2 189 0 0,-8-3-45 0 0,0-1 1 0 0,0 0-1 0 0,0 0 0 0 0,0 0 1 0 0,0 1-1 0 0,0-1 0 0 0,0 0 0 0 0,0 0 1 0 0,0 1-1 0 0,0-1 0 0 0,-1 0 1 0 0,1 0-1 0 0,0 0 0 0 0,0 0 0 0 0,0 1 1 0 0,0-1-1 0 0,0 0 0 0 0,0 0 1 0 0,-1 0-1 0 0,1 0 0 0 0,0 1 0 0 0,0-1 1 0 0,0 0-1 0 0,0 0 0 0 0,-1 0 1 0 0,1 0-1 0 0,0 0 0 0 0,0 0 0 0 0,0 0 1 0 0,0 0-1 0 0,-1 0 0 0 0,1 0 1 0 0,0 1-1 0 0,0-1 0 0 0,-1 0 0 0 0,1 0 1 0 0,0 0-1 0 0,0 0 0 0 0,0 0 1 0 0,-1 0-1 0 0,1-1 0 0 0,0 1 0 0 0,0 0 1 0 0,0 0-1 0 0,-1 0 0 0 0,1 0 1 0 0,0 0-1 0 0,-18 4 13 0 0,10-1-7 0 0,0-2-1 0 0,-1 1 1 0 0,1-1 0 0 0,0 0 0 0 0,-1-1-1 0 0,1 0 1 0 0,-9-1 0 0 0,15 1-7 0 0,-25-1-386 0 0,-38-7 0 0 0,61 7-25 0 0,14-8-7204 0 0,2-2 6889 0 0,14-13-408 0 0,6 7-3003 0 0,-14 9 698 0 0</inkml:trace>
+  <inkml:trace contextRef="#ctx0" brushRef="#br0" timeOffset="156.63">155 318 3480 0 0,'68'-23'958'0'0,"33"-15"5628"0"0,-97 37-3522 0 0,6-3-1896 0 0,-10 4-1035 0 0,1 0 1 0 0,-1-1-1 0 0,1 1 1 0 0,-1 0-1 0 0,1-1 0 0 0,-1 1 1 0 0,1 0-1 0 0,-1 0 1 0 0,1 0-1 0 0,-1 0 0 0 0,1-1 1 0 0,-1 1-1 0 0,1 0 1 0 0,-1 0-1 0 0,1 0 1 0 0,-1 0-1 0 0,1 0 0 0 0,-1 0 1 0 0,1 0-1 0 0,0 1 1 0 0,0-1-1 0 0,3 5 337 0 0,11 15-39 0 0,-14-19-404 0 0,0 0 0 0 0,0 0-1 0 0,-1 0 1 0 0,1 0-1 0 0,-1 0 1 0 0,1 0 0 0 0,-1 0-1 0 0,1 0 1 0 0,-1 0 0 0 0,0 0-1 0 0,0 0 1 0 0,1 1-1 0 0,-1-1 1 0 0,0 0 0 0 0,0 0-1 0 0,0 0 1 0 0,0 0-1 0 0,0 1 1 0 0,0-1 0 0 0,-1 0-1 0 0,1 0 1 0 0,0 0 0 0 0,-1 2-1 0 0,0-2 59 0 0,1 4 206 0 0,-1 1-75 0 0,-3 19-185 0 0,3-19-206 0 0,-1-1-174 0 0,-12 39-1875 0 0,13-40 778 0 0,-8 18-11130 0 0</inkml:trace>
+  <inkml:trace contextRef="#ctx0" brushRef="#br0" timeOffset="328.84">494 165 15581 0 0,'6'-40'1151'0'0,"-4"21"63"0"0,2 0 1 0 0,8-31-1 0 0,-11 48-974 0 0,-5 16-5120 0 0,0 3 3951 0 0,-5 17-487 0 0,-4 3-4029 0 0,7-17 976 0 0</inkml:trace>
+  <inkml:trace contextRef="#ctx0" brushRef="#br0" timeOffset="1015.81">641 324 1316 0 0,'0'0'3620'0'0,"5"-4"-1805"0"0,13-13-27 0 0,-13 13 1589 0 0,4-16 5619 0 0,-17 16-8127 0 0,-26-9-105 0 0,20 10-54 0 0,-48 23 1510 0 0,59-19-2145 0 0,0 0 0 0 0,1 0 0 0 0,-1 0 0 0 0,1 0 0 0 0,-1 0 0 0 0,1 0 0 0 0,0 1 0 0 0,-1-1 0 0 0,1 1 0 0 0,0 0 0 0 0,0-1 0 0 0,0 1 0 0 0,0 0 0 0 0,1 0 0 0 0,-1 0 0 0 0,0 1 0 0 0,1-1 0 0 0,-1 0 0 0 0,1 1 0 0 0,0-1 0 0 0,0 1 0 0 0,-2 4 0 0 0,3-4-66 0 0,0 0-1 0 0,1 0 0 0 0,-1 0 0 0 0,0 0 1 0 0,1 0-1 0 0,0 1 0 0 0,0-1 0 0 0,0-1 0 0 0,0 1 1 0 0,0 0-1 0 0,0 0 0 0 0,3 3 0 0 0,-4-5-17 0 0,0 0 0 0 0,1-1 0 0 0,-1 1-1 0 0,1 0 1 0 0,-1-1 0 0 0,1 1 0 0 0,-1 0 0 0 0,1-1 0 0 0,0 1-1 0 0,-1-1 1 0 0,1 1 0 0 0,0-1 0 0 0,-1 1 0 0 0,1-1 0 0 0,0 1-1 0 0,0-1 1 0 0,0 0 0 0 0,-1 1 0 0 0,1-1 0 0 0,0 0 0 0 0,0 0-1 0 0,0 1 1 0 0,0-1 0 0 0,-1 0 0 0 0,1 0 0 0 0,0 0-1 0 0,0 0 1 0 0,0 0 0 0 0,1-1 0 0 0,-2 1 5 0 0,4 1-144 0 0,11 1-28 0 0,-12-2 163 0 0,-1 0 1 0 0,0 0 0 0 0,0 0 0 0 0,0 0 0 0 0,1 0 0 0 0,-1 0 0 0 0,0 0 0 0 0,0-1-1 0 0,0 1 1 0 0,0-1 0 0 0,0 1 0 0 0,0-1 0 0 0,3-2 0 0 0,10-3-12 0 0,-1-1 1 0 0,0-1-1 0 0,-1 0 0 0 0,0-1 1 0 0,-1-1-1 0 0,1 0 1 0 0,-2 0-1 0 0,1-1 0 0 0,-2-1 1 0 0,0 0-1 0 0,0 0 1 0 0,8-15-1 0 0,2-6 769 0 0,-1-1 0 0 0,-2 0 0 0 0,25-71 0 0 0,-41 101-332 0 0,5-14 403 0 0,-5 14 900 0 0,-6 18-1723 0 0,-46 156-770 0 0,51-168 752 0 0,-1-1 0 0 0,1 0 0 0 0,0 1 1 0 0,-1-1-1 0 0,1 1 0 0 0,0-1 0 0 0,0 1 0 0 0,0-1 0 0 0,0 1 0 0 0,0-1 0 0 0,1 0 0 0 0,-1 1 0 0 0,0-1 0 0 0,1 1 0 0 0,0 1 1 0 0,3 20-443 0 0,-3-18 319 0 0,-1-1 0 0 0,0 1-1 0 0,1-1 1 0 0,0 1-1 0 0,0-1 1 0 0,0 1-1 0 0,1-1 1 0 0,-1 0-1 0 0,4 6 1 0 0,-3-8 79 0 0,-1 0 1 0 0,1 0-1 0 0,-1 0 0 0 0,1 0 1 0 0,0 0-1 0 0,0 0 0 0 0,-1-1 1 0 0,1 1-1 0 0,0-1 0 0 0,1 1 1 0 0,-1-1-1 0 0,0 0 0 0 0,0 0 1 0 0,0 0-1 0 0,1 0 0 0 0,-1 0 1 0 0,1-1-1 0 0,-1 1 1 0 0,1-1-1 0 0,2 1 0 0 0,11 0-131 0 0,0-1-1 0 0,0 0 1 0 0,-1-1-1 0 0,20-4 0 0 0,-15 0 105 0 0,0-1-1 0 0,-1-1 0 0 0,-1-1 0 0 0,34-18 0 0 0,-43 21 276 0 0,1-1 0 0 0,-1-1 0 0 0,0 0 0 0 0,-1 0 0 0 0,0-1 0 0 0,0 0 0 0 0,0 0 0 0 0,-1-1 0 0 0,9-14 0 0 0,-6 1 610 0 0,-8 18 824 0 0,-6-1-1286 0 0,-10-16-47 0 0,10 16-17 0 0,-4 6-17 0 0,-25 4-15 0 0,25-4-47 0 0,2 3-35 0 0,2-2-146 0 0,0-1 16 0 0,0 1 1 0 0,1 0-1 0 0,-1 0 0 0 0,0 0 1 0 0,1 1-1 0 0,-1-1 0 0 0,1 1 1 0 0,0 0-1 0 0,0 0 0 0 0,0 0 1 0 0,0 0-1 0 0,0 0 0 0 0,-2 5 1 0 0,4-5-57 0 0,0 0 1 0 0,0 0 0 0 0,0 0 0 0 0,0 0-1 0 0,1 0 1 0 0,-1 0 0 0 0,1 0 0 0 0,0 0 0 0 0,0 0-1 0 0,0 0 1 0 0,0 0 0 0 0,0 1 0 0 0,1-1-1 0 0,-1 0 1 0 0,1 0 0 0 0,0 0 0 0 0,0 0 0 0 0,0 0-1 0 0,0 0 1 0 0,1-1 0 0 0,-1 1 0 0 0,1 0-1 0 0,-1-1 1 0 0,1 1 0 0 0,0-1 0 0 0,0 1 0 0 0,0-1-1 0 0,1 0 1 0 0,2 3 0 0 0,2-1-84 0 0,0 1 0 0 0,0-1 0 0 0,1 0 0 0 0,-1-1 0 0 0,1 0 0 0 0,0 0 0 0 0,0-1 0 0 0,0 0 0 0 0,0 0 0 0 0,13 1 0 0 0,-12-2-99 0 0,1 1-291 0 0,1 0 0 0 0,0-1 0 0 0,0-1 0 0 0,0 0 0 0 0,0 0 1 0 0,0-1-1 0 0,0-1 0 0 0,0 0 0 0 0,10-3 0 0 0,-8-1-1611 0 0,15-9-8925 0 0</inkml:trace>
 </inkml:ink>
 </file>
 
@@ -5651,21 +5406,37 @@
           <inkml:channel name="X" type="integer" min="-2.14748E9" max="2.14748E9" units="cm"/>
           <inkml:channel name="Y" type="integer" min="-2.14748E9" max="2.14748E9" units="cm"/>
           <inkml:channel name="F" type="integer" max="32767" units="dev"/>
+          <inkml:channel name="OA" type="integer" max="360" units="deg"/>
+          <inkml:channel name="OE" type="integer" max="90" units="deg"/>
         </inkml:traceFormat>
         <inkml:channelProperties>
           <inkml:channelProperty channel="X" name="resolution" value="1000" units="1/cm"/>
           <inkml:channelProperty channel="Y" name="resolution" value="1000" units="1/cm"/>
           <inkml:channelProperty channel="F" name="resolution" value="0" units="1/dev"/>
+          <inkml:channelProperty channel="OA" name="resolution" value="1000" units="1/deg"/>
+          <inkml:channelProperty channel="OE" name="resolution" value="1000" units="1/deg"/>
         </inkml:channelProperties>
       </inkml:inkSource>
-      <inkml:timestamp xml:id="ts0" timeString="2026-02-28T14:21:43.367"/>
+      <inkml:timestamp xml:id="ts0" timeString="2026-03-05T14:53:33.486"/>
     </inkml:context>
     <inkml:brush xml:id="br0">
       <inkml:brushProperty name="width" value="0.035" units="cm"/>
       <inkml:brushProperty name="height" value="0.035" units="cm"/>
     </inkml:brush>
   </inkml:definitions>
-  <inkml:trace contextRef="#ctx0" brushRef="#br0">153 0 11877,'0'0'3410,"-14"2"-2930,6-1-466,3-1-11,0 0 0,0 1-1,0 0 1,0 0 0,0 0 0,0 0-1,1 1 1,-1 0 0,0 0 0,1 0 0,-1 1-1,1-1 1,0 1 0,0 0 0,0 0 0,0 0-1,-4 5 1,4-3-16,0-1-5,0 1-1,0-1 1,1 1 0,-1 0 0,1 0-1,0 0 1,0 0 0,1 1 0,-1-1-1,1 1 1,1-1 0,-3 12-1,4-17-3,0 0 0,1 0 0,-1 1-1,0-1 1,0 0 0,1 0-1,-1 1 1,0-1 0,0 0-1,1 0 1,-1 0 0,0 0-1,1 0 1,-1 1 0,0-1-1,1 0 1,-1 0 0,0 0 0,1 0-1,-1 0 1,0 0 0,1 0-1,-1 0 1,0 0 0,0 0-1,1 0 1,-1 0 0,0 0-1,1-1 1,-1 1 0,0 0-1,1 0 1,-1 0 0,0 0-1,1 0 1,-1-1 0,1 1-6,7-4 21,-1 1 1,1-2-1,-1 1 1,0-1 0,0 0-1,0 0 1,0-1-1,-1 0 1,6-7 0,-3 3 424,1 1 1,0 1 0,13-10 0,-22 17-345,0 1-1,-1-1 1,1 1-1,0-1 1,0 1 0,0-1-1,0 1 1,0 0-1,0 0 1,0-1-1,0 1 1,0 0-1,0 0 1,0 0 0,0 0-1,0 0 1,0 0-1,0 0 1,0 0-1,0 1 1,0-1 0,-1 0-1,1 0 1,0 1-1,0-1 1,0 1-1,0-1 1,0 1 0,0-1-1,-1 1 1,1-1-1,0 1 1,0 0-1,0 1 1,3 2-61,-2 1 0,1 0-1,0-1 1,-1 1 0,3 7 0,0 0 115,23 65-690,-14-25-5258,-12-33 15</inkml:trace>
+  <inkml:trace contextRef="#ctx0" brushRef="#br0">352 147 16494 0 0,'-1'-8'474'0'0,"0"1"-401"0"0,0-1 228 0 0,0-1 0 0 0,0 0 1 0 0,-1 1-1 0 0,-1 0 0 0 0,1-1 0 0 0,-9-15 1 0 0,10 22 722 0 0,-18-11 52 0 0,11 20-782 0 0,-13 15-117 0 0,1 0 0 0 0,1 2-1 0 0,1 0 1 0 0,-15 28 0 0 0,-59 119 414 0 0,72-126-463 0 0,3 1 0 0 0,2 0-1 0 0,2 2 1 0 0,2-1 0 0 0,-6 61 0 0 0,14-86-100 0 0,2-1 1 0 0,1 1 0 0 0,0-1 0 0 0,2 1-1 0 0,0-1 1 0 0,1 0 0 0 0,2 0 0 0 0,0 0 0 0 0,1 0-1 0 0,12 26 1 0 0,-12-34-292 0 0,0-1-1 0 0,1 0 0 0 0,0-1 1 0 0,1 0-1 0 0,0 0 0 0 0,1 0 1 0 0,15 13-1 0 0,-16-17-305 0 0,0-1 0 0 0,0 0-1 0 0,0-1 1 0 0,1 0 0 0 0,-1 0-1 0 0,1 0 1 0 0,1-2 0 0 0,-1 1-1 0 0,1-1 1 0 0,-1 0 0 0 0,11 1-1 0 0,9-2-5167 0 0,6-5 437 0 0</inkml:trace>
+  <inkml:trace contextRef="#ctx0" brushRef="#br0" timeOffset="504.37">784 520 716 0 0,'-1'-8'1662'0'0,"0"-22"-68"0"0,0 22-7 0 0,2 3-19 0 0,3-45 3880 0 0,-4 46-703 0 0,-1 0-4031 0 0,-4-12-74 0 0,4 12 909 0 0,-8 6-1131 0 0,-24 8-51 0 0,24-8-38 0 0,3 2-27 0 0,-9 5 8 0 0,1 1-1 0 0,-20 19 1 0 0,32-27-264 0 0,0 1-1 0 0,0-1 1 0 0,1 1-1 0 0,-1-1 1 0 0,1 1 0 0 0,0 0-1 0 0,0-1 1 0 0,0 1-1 0 0,0 0 1 0 0,1 0 0 0 0,-1 0-1 0 0,0 4 1 0 0,1-5-32 0 0,-1 2 96 0 0,5 3-8 0 0,5 6-82 0 0,0 1 0 0 0,1-2 1 0 0,1 0-1 0 0,0 0 0 0 0,1-1 1 0 0,0 0-1 0 0,0-1 0 0 0,15 9 0 0 0,92 59-727 0 0,-115-75 640 0 0,8 13-75 0 0,-9-15-19 0 0,-8 5 137 0 0,-16 14 19 0 0,11-14-5 0 0,-53 6-30 0 0,54-10 29 0 0,1-1-1 0 0,-1-1 0 0 0,1 0 1 0 0,-14-1-1 0 0,7 1-18 0 0,10-1-86 0 0,1 1 0 0 0,-1-1 0 0 0,1 0 0 0 0,0 0 0 0 0,-1 0 0 0 0,1 0 0 0 0,0-1 0 0 0,0 0 0 0 0,-5-2 0 0 0,6 2-34 0 0,-1 0-534 0 0,2-2-1213 0 0,1 0 1368 0 0,-3-4 219 0 0,2 0-4619 0 0,9 0 138 0 0,25-29 364 0 0</inkml:trace>
+  <inkml:trace contextRef="#ctx0" brushRef="#br0" timeOffset="641.11">973 573 1100 0 0,'28'-8'1522'0'0,"-23"6"-85"0"0,6-1 103 0 0,0 0 6974 0 0,-6 6-7593 0 0,14 10-94 0 0,-17-11-642 0 0,0 1-1 0 0,0-1 0 0 0,-1 1 0 0 0,1 0 1 0 0,-1 0-1 0 0,0 0 0 0 0,0 0 0 0 0,0 0 1 0 0,0 0-1 0 0,0 0 0 0 0,-1 0 1 0 0,1 0-1 0 0,-1 6 0 0 0,1-5 258 0 0,0 2-145 0 0,-2 46-629 0 0,1-48-221 0 0,-2 1-248 0 0,-3 18-280 0 0,4-17-467 0 0,0-2-2549 0 0,-2 10 838 0 0,2-11-966 0 0</inkml:trace>
+  <inkml:trace contextRef="#ctx0" brushRef="#br0" timeOffset="815.06">1108 527 588 0 0,'-17'-44'1808'0'0,"6"26"1269"0"0,-3-4-521 0 0,5 6 1624 0 0</inkml:trace>
+  <inkml:trace contextRef="#ctx0" brushRef="#br0" timeOffset="1702.37">1127 575 664 0 0,'0'0'2458'0'0,"2"7"-1288"0"0,4 22-54 0 0,-5-21-73 0 0,-2 16 754 0 0,1-19-317 0 0,0 0-850 0 0,1 15-65 0 0,-1-15 3819 0 0,10-11-4184 0 0,27-18-2 0 0,-36 23-179 0 0,1 1-1 0 0,0-1 0 0 0,-1 0 0 0 0,1 0 0 0 0,-1 0 0 0 0,1 0 1 0 0,-1 0-1 0 0,1 0 0 0 0,-1-1 0 0 0,0 1 0 0 0,0 0 0 0 0,0-1 0 0 0,1 1 1 0 0,0-3-1 0 0,8-12 195 0 0,38-28 550 0 0,-45 43-196 0 0,2 6-520 0 0,16 15-13 0 0,-16-15-8 0 0,-5 23-115 0 0,0-23-76 0 0,0 0-86 0 0,1 14-71 0 0,-1-14-83 0 0,6 17-2377 0 0,-6-22 2745 0 0,0 0 1 0 0,1 0-1 0 0,-1 0 0 0 0,0 0 1 0 0,1 0-1 0 0,-1 0 1 0 0,0 0-1 0 0,0 0 0 0 0,1 1 1 0 0,-1-1-1 0 0,0 0 0 0 0,0 0 1 0 0,1 0-1 0 0,-1 0 0 0 0,0 0 1 0 0,0 1-1 0 0,1-1 1 0 0,-1 0-1 0 0,0 0 0 0 0,0 0 1 0 0,0 0-1 0 0,0 1 0 0 0,1-1 1 0 0,-1 0-1 0 0,0 0 1 0 0,0 1-1 0 0,0-1 0 0 0,0 0 1 0 0,0 0-1 0 0,0 1 0 0 0,1-1 1 0 0,-1 0-1 0 0,0 0 1 0 0,0 1-1 0 0,0-1 0 0 0,0 1-16 0 0,0 0-1 0 0,0-1 0 0 0,0 1 0 0 0,1-1 0 0 0,-1 1 0 0 0,0-1 1 0 0,0 1-1 0 0,1 0 0 0 0,-1-1 0 0 0,0 1 0 0 0,1-1 1 0 0,-1 0-1 0 0,1 1 0 0 0,-1-1 0 0 0,1 1 0 0 0,-1-1 1 0 0,1 1-1 0 0,-1-1 0 0 0,1 0 0 0 0,-1 0 0 0 0,1 1 1 0 0,-1-1-1 0 0,1 0 0 0 0,-1 0 0 0 0,1 1 0 0 0,0-1 1 0 0,-1 0-1 0 0,1 0 0 0 0,0 0 0 0 0,-1 0 0 0 0,2 0 1 0 0,64-1-48 0 0,-60 0 114 0 0,1 0-1 0 0,0 0 1 0 0,-1-1-1 0 0,1 0 1 0 0,7-3-1 0 0,2-1 87 0 0,-10 3 78 0 0,1-1 1 0 0,-1 0-1 0 0,0 0 0 0 0,0 0 0 0 0,-1-1 1 0 0,1 0-1 0 0,7-8 0 0 0,-12 11-81 0 0,1-1 132 0 0,0 1-1 0 0,0-1 1 0 0,0 0-1 0 0,-1 0 1 0 0,1 0-1 0 0,-1 0 1 0 0,0-1-1 0 0,0 1 0 0 0,0 0 1 0 0,0-1-1 0 0,0-6 1 0 0,-1 9-121 0 0,1-3 2575 0 0,-4-1-1856 0 0,-6-17-72 0 0,6 17 537 0 0,-29 6 970 0 0,27 4-1961 0 0,-16 19-72 0 0,16-18-102 0 0,4-1-114 0 0,-4 19-1378 0 0,8-17 903 0 0,12 19-41 0 0,-11-20 4 0 0,-4-6 480 0 0,0 0 0 0 0,1 0 0 0 0,-1 0 0 0 0,0 0-1 0 0,0 0 1 0 0,1 0 0 0 0,-1 0 0 0 0,0 0 0 0 0,0 0-1 0 0,1 0 1 0 0,-1 0 0 0 0,0 0 0 0 0,0 0 0 0 0,1 0 0 0 0,-1 0-1 0 0,0 0 1 0 0,1 0 0 0 0,-1 0 0 0 0,0 0 0 0 0,0 0-1 0 0,1 0 1 0 0,-1 1 0 0 0,0-1 0 0 0,0 0 0 0 0,0 0 0 0 0,1 0-1 0 0,-1 0 1 0 0,0 1 0 0 0,0-1 0 0 0,0 0 0 0 0,1 0-1 0 0,-1 1 1 0 0,0-1-40 0 0,1 1-1 0 0,-1-1 1 0 0,1 1 0 0 0,0-1-1 0 0,-1 1 1 0 0,1-1-1 0 0,-1 0 1 0 0,1 1-1 0 0,-1-1 1 0 0,1 0-1 0 0,0 1 1 0 0,-1-1 0 0 0,1 0-1 0 0,0 0 1 0 0,-1 0-1 0 0,1 0 1 0 0,0 1-1 0 0,-1-1 1 0 0,1 0 0 0 0,0 0-1 0 0,-1 0 1 0 0,1-1-1 0 0,0 1 1 0 0,-1 0-1 0 0,1 0 1 0 0,0 0-1 0 0,0-1 1 0 0,5 0-21 0 0,-4 0 49 0 0,0 0 1 0 0,0 1 0 0 0,0-1 0 0 0,0 1-1 0 0,1-1 1 0 0,-1 1 0 0 0,0 0 0 0 0,0 0 0 0 0,0 0-1 0 0,0 0 1 0 0,4 1 0 0 0,-1-4-74 0 0,14-9 101 0 0,-14 9 100 0 0,4-5 124 0 0,2 0 1587 0 0,-10 8-1752 0 0,-1-1 0 0 0,0 1 1 0 0,1 0-1 0 0,-1 0 0 0 0,1-1 0 0 0,-1 1 0 0 0,0 0 1 0 0,1 0-1 0 0,-1-1 0 0 0,1 1 0 0 0,-1 0 0 0 0,0 0 0 0 0,1 0 1 0 0,-1 0-1 0 0,1 0 0 0 0,-1 0 0 0 0,1 0 0 0 0,-1 0 0 0 0,1 0 1 0 0,-1 0-1 0 0,0 0 0 0 0,1 0 0 0 0,-1 0 0 0 0,1 0 0 0 0,-1 0 1 0 0,1 0-1 0 0,-1 0 0 0 0,1 1 0 0 0,-1-1 0 0 0,0 0 0 0 0,1 0 1 0 0,-1 0-1 0 0,0 1 0 0 0,1-1 0 0 0,-1 0 0 0 0,0 1 0 0 0,1-1 1 0 0,-1 0-1 0 0,0 1 0 0 0,1-1 0 0 0,-1 0 0 0 0,0 1 0 0 0,12 29 837 0 0,-1 49-584 0 0,-10-68-88 0 0,3 23-53 0 0,-1 0-1 0 0,-2 0 1 0 0,-1 1 0 0 0,-5 36 0 0 0,1-52-192 0 0,0 0 1 0 0,-2 1-1 0 0,0-2 0 0 0,-1 1 1 0 0,-1-1-1 0 0,-1 0 0 0 0,0-1 1 0 0,-2 0-1 0 0,1 0 0 0 0,-27 29 1 0 0,32-40-6 0 0,-1 0 1 0 0,1-1 0 0 0,-1 1 0 0 0,0-2 0 0 0,-1 1 0 0 0,1-1-1 0 0,-1 1 1 0 0,0-2 0 0 0,0 1 0 0 0,0-1 0 0 0,0 0 0 0 0,0 0-1 0 0,-1-1 1 0 0,1 0 0 0 0,-1-1 0 0 0,0 0 0 0 0,0 0 0 0 0,-8 0 0 0 0,5-2 4 0 0,-14-9 18 0 0,20 7 12 0 0,0 0-1 0 0,0 0 1 0 0,1-1-1 0 0,-1 1 1 0 0,1-1-1 0 0,0 0 1 0 0,0 0-1 0 0,0 0 0 0 0,0-1 1 0 0,1 1-1 0 0,0-1 1 0 0,0 0-1 0 0,0 0 1 0 0,1 0-1 0 0,-4-8 1 0 0,4 5 4 0 0,0 0 0 0 0,0-1 0 0 0,1 1 0 0 0,0-1 0 0 0,1 1 0 0 0,0-1 0 0 0,0 1 0 0 0,0-1 0 0 0,3-11 0 0 0,3-3-7 0 0,0 0 0 0 0,1 0-1 0 0,2 1 1 0 0,0 0 0 0 0,1 1-1 0 0,21-33 1 0 0,-4 18-734 0 0,1 1 0 0 0,1 1 0 0 0,40-35 0 0 0,13-16-2287 0 0,-40 40 1366 0 0,66-79-2570 0 0,-90 101 5619 0 0,24-42 0 0 0,-41 62 2336 0 0,4-7-2742 0 0,-3 6-565 0 0,-4 10 2387 0 0,-19 68-1618 0 0,-22 137-1 0 0,34-125-6326 0 0,9-81 3709 0 0</inkml:trace>
+  <inkml:trace contextRef="#ctx0" brushRef="#br0" timeOffset="1951.59">1769 709 4516 0 0,'5'-5'408'0'0,"-4"5"-399"0"0,7-9 712 0 0,1 1 0 0 0,0 1 0 0 0,1 0 0 0 0,0 0 1 0 0,0 1-1 0 0,16-8 0 0 0,40-7 2549 0 0,-48 17-1546 0 0,-1-2 0 0 0,24-9 0 0 0,-38 13 286 0 0,-2-2-998 0 0,9-36 3661 0 0,-10 36-1514 0 0,-6 2-2713 0 0,-18-6-33 0 0,18 6 183 0 0,0 7-425 0 0,-17 16-143 0 0,17-16-95 0 0,4 0-86 0 0,-5 15-94 0 0,5-15-90 0 0,3 0-107 0 0,2 12-141 0 0,-3-12-85 0 0,4-1 32 0 0,3 2 301 0 0,1-1 0 0 0,0 1-1 0 0,-1-1 1 0 0,2-1 0 0 0,-1 0 0 0 0,0 0 0 0 0,1 0 0 0 0,0-1 0 0 0,0-1-1 0 0,9 3 1 0 0,42 5-3847 0 0,-4-4-5011 0 0,-29-3 3177 0 0</inkml:trace>
+  <inkml:trace contextRef="#ctx0" brushRef="#br0" timeOffset="2235.04">2409 601 1916 0 0,'0'0'1766'0'0,"0"-8"-86"0"0,1-4-1673 0 0,2-36 15521 0 0,3 56-14868 0 0,17 28-62 0 0,-21-34-513 0 0,0 1 0 0 0,0 0 0 0 0,0 0 0 0 0,-1 0 0 0 0,0 0 0 0 0,1 0 0 0 0,-1 0 1 0 0,0 0-1 0 0,0 0 0 0 0,-1 0 0 0 0,1 5 0 0 0,3 14 639 0 0,1-6-424 0 0,-4-12-56 0 0,0 0-38 0 0,5 14-29 0 0,-4-13 215 0 0,1 0-230 0 0,-3-5-153 0 0,0 0 1 0 0,0 1 0 0 0,0-1-1 0 0,0 0 1 0 0,0 1 0 0 0,0-1-1 0 0,1 0 1 0 0,-1 1 0 0 0,0-1-1 0 0,0 0 1 0 0,0 1 0 0 0,0-1 0 0 0,1 0-1 0 0,-1 1 1 0 0,0-1 0 0 0,0 0-1 0 0,1 0 1 0 0,-1 1 0 0 0,0-1-1 0 0,0 0 1 0 0,1 0 0 0 0,-1 1-1 0 0,0-1 1 0 0,1 0 0 0 0,-1 0-1 0 0,0 0 1 0 0,1 0 0 0 0,-1 1-1 0 0,0-1 1 0 0,1 0 0 0 0,-1 0-1 0 0,0 0 1 0 0,1 0 0 0 0,-1 0-1 0 0,0 0 1 0 0,1 0 0 0 0,-1 0-1 0 0,1 0 1 0 0,-1 0 0 0 0,0 0-1 0 0,1 0 1 0 0,-1 0 0 0 0,0-1-1 0 0,1 1 1 0 0,-1 0 0 0 0,0 0-1 0 0,1 0 1 0 0,-1 0 0 0 0,0-1-1 0 0,0 1 1 0 0,1 0 0 0 0,-1 0-1 0 0,0-1 1 0 0,1 1 0 0 0,-1 0-1 0 0,13-15 86 0 0,23-29 0 0 0,-22 22-39 0 0,1 1 0 0 0,29-32 0 0 0,-41 50-260 0 0,8-4 189 0 0,-6 8-3211 0 0,14 30-10518 0 0,-15-24 8633 0 0</inkml:trace>
+  <inkml:trace contextRef="#ctx0" brushRef="#br0" timeOffset="2840.59">2774 613 1340 0 0,'4'-4'1596'0'0,"13"-15"875"0"0,-15 15-1404 0 0,1 0 1 0 0,-1 0 0 0 0,1 0-1 0 0,-1 0 1 0 0,0 0 0 0 0,-1 0-1 0 0,1 0 1 0 0,-1-1 0 0 0,2-6-1 0 0,-3 9-473 0 0,3-9-647 0 0,-4 2 5229 0 0,-6 9-4514 0 0,-32-1 482 0 0,31 7-653 0 0,-38 30 346 0 0,41-30-690 0 0,1 0-1 0 0,0 0 1 0 0,0 1 0 0 0,1 0-1 0 0,-1 0 1 0 0,1 0 0 0 0,1 0-1 0 0,-3 7 1 0 0,4-10-167 0 0,3 2-222 0 0,3 17 27 0 0,-4-18-73 0 0,0-4-114 0 0,1-1 348 0 0,0 0-1 0 0,-1 1 1 0 0,1-1 0 0 0,-1 1-1 0 0,1 0 1 0 0,-1-1-1 0 0,1 1 1 0 0,-1 0-1 0 0,1 0 1 0 0,-1 0 0 0 0,3 2-1 0 0,-1-1-73 0 0,1 1-320 0 0,2-4-2 0 0,15-3 17 0 0,-16 3 43 0 0,1-2 45 0 0,-6 2 343 0 0,5-2-81 0 0,1-1-1 0 0,-1 1 0 0 0,0-2 0 0 0,0 1 1 0 0,0 0-1 0 0,-1-1 0 0 0,0 0 1 0 0,0 0-1 0 0,0 0 0 0 0,0-1 1 0 0,4-9-1 0 0,-4 8 65 0 0,1-4 220 0 0,0 1-1 0 0,0-1 1 0 0,-1-1-1 0 0,4-14 0 0 0,-3-15 1532 0 0,-4 37 1527 0 0,-4 16-3358 0 0,-9 37-76 0 0,9-36-103 0 0,5-8-127 0 0,0 0 6 0 0,1 1-1 0 0,-1-1 1 0 0,1 0 0 0 0,0 0-1 0 0,0 0 1 0 0,4 4-1 0 0,-4-6-503 0 0,1-1-76 0 0,10 3-75 0 0,-10-3-49 0 0,2-3-1159 0 0,18-2 1136 0 0,-18 2 42 0 0,0-2 75 0 0,0 0 743 0 0,0-1 0 0 0,0 0-1 0 0,0 0 1 0 0,-1 0 0 0 0,1-1 0 0 0,-1 0-1 0 0,0 0 1 0 0,-1 0 0 0 0,1 0 0 0 0,-1-1-1 0 0,0 0 1 0 0,0 0 0 0 0,3-9 0 0 0,-2-1 460 0 0,-1 0 1 0 0,-1 0-1 0 0,0-1 1 0 0,-1 1-1 0 0,-1-18 1 0 0,1 9 79 0 0,14-150 6062 0 0,-16 171-3418 0 0,0 0-2056 0 0,0-13-96 0 0,0 12 2506 0 0,-4 20-2900 0 0,-2 7-234 0 0,-21 86 684 0 0,21-60-1119 0 0,0 83 0 0 0,6-126-390 0 0,0 1-161 0 0,0-2 510 0 0,0 0 0 0 0,1 1-1 0 0,0-1 1 0 0,-1 0 0 0 0,2 0-1 0 0,-1 0 1 0 0,0 0 0 0 0,1 0-1 0 0,0 0 1 0 0,-1 0 0 0 0,2-1 0 0 0,-1 1-1 0 0,5 5 1 0 0,-4-6-882 0 0,2-2-161 0 0,18 3-333 0 0,-17-3-1274 0 0,0-2-1919 0 0,27-8 375 0 0</inkml:trace>
+  <inkml:trace contextRef="#ctx0" brushRef="#br0" timeOffset="3233.75">3127 556 6845 0 0,'15'-15'514'0'0,"-1"0"1"0"0,-1-2-1 0 0,12-17 1 0 0,-7 9 964 0 0,-16 22-883 0 0,0-1-1 0 0,0 1 0 0 0,0-1 0 0 0,0 0 0 0 0,-1 1 1 0 0,1-1-1 0 0,-1 0 0 0 0,1-6 0 0 0,1 2 8641 0 0,-5 22-8961 0 0,-6 43-18 0 0,6-43-33 0 0,3-9-27 0 0,1 15-28 0 0,-1-16-21 0 0,2 20 121 0 0,-3-23-267 0 0,0 0 0 0 0,1 0 0 0 0,-1 0-1 0 0,0 0 1 0 0,1-1 0 0 0,-1 1 0 0 0,1 0 0 0 0,-1 0 0 0 0,1 0 0 0 0,-1-1 0 0 0,1 1 0 0 0,-1 0 0 0 0,1-1 0 0 0,0 1 0 0 0,-1-1-1 0 0,1 1 1 0 0,0 0 0 0 0,0-1 0 0 0,-1 0 0 0 0,1 1 0 0 0,0-1 0 0 0,0 1 0 0 0,0-1 0 0 0,0 0 0 0 0,-1 0 0 0 0,2 1 0 0 0,22 3-21 0 0,-17-7 10 0 0,1-1 17 0 0,0 1 0 0 0,0-2 0 0 0,0 1 0 0 0,-1-1-1 0 0,0 0 1 0 0,0 0 0 0 0,0-1 0 0 0,-1 0-1 0 0,0 0 1 0 0,0-1 0 0 0,8-10 0 0 0,15-44 764 0 0,-28 57-544 0 0,0-16 203 0 0,0 15 560 0 0,-9 6-881 0 0,-23 0-16 0 0,24-1-17 0 0,1 6-8 0 0,3-3-70 0 0,-1 0 23 0 0,0 1 0 0 0,1-1 0 0 0,-1 1 0 0 0,1 0 0 0 0,0 0 0 0 0,0 0 0 0 0,0 1 0 0 0,1-1 0 0 0,-1 1 0 0 0,-2 9 0 0 0,3-8-51 0 0,0 1 0 0 0,1 0-1 0 0,0 0 1 0 0,0 0 0 0 0,1 12-1 0 0,1-16 0 0 0,-1 0 0 0 0,1 0 0 0 0,0 0 0 0 0,0 0 0 0 0,0 0 0 0 0,0-1 0 0 0,0 1 0 0 0,0 0-1 0 0,1-1 1 0 0,0 1 0 0 0,-1-1 0 0 0,1 1 0 0 0,0-1 0 0 0,3 3 0 0 0,-2-3-42 0 0,0 0-1 0 0,1 0 1 0 0,-1 0 0 0 0,0 0 0 0 0,1-1-1 0 0,-1 0 1 0 0,1 0 0 0 0,-1 0 0 0 0,1 0-1 0 0,-1 0 1 0 0,1-1 0 0 0,0 1-1 0 0,0-1 1 0 0,4 0 0 0 0,-5 0 37 0 0,10 1-440 0 0,-10-1 397 0 0,0 1 1 0 0,-1-1-1 0 0,1 0 0 0 0,0 0 0 0 0,-1-1 1 0 0,1 1-1 0 0,-1 0 0 0 0,1-1 0 0 0,-1 1 1 0 0,1-1-1 0 0,-1 0 0 0 0,1 0 1 0 0,3-2-1 0 0,-3 2-110 0 0,13-5-1154 0 0,0-1 1 0 0,0-1-1 0 0,25-17 0 0 0,-13 5-2787 0 0,-1-5-3354 0 0,-10 9 2326 0 0</inkml:trace>
+  <inkml:trace contextRef="#ctx0" brushRef="#br0" timeOffset="3481.75">3675 89 1460 0 0,'-23'-45'2413'0'0,"14"30"340"0"0,0-3 3402 0 0,9 18-5986 0 0,-1 0-1 0 0,1-1 1 0 0,0 1 0 0 0,0 0-1 0 0,0 0 1 0 0,0 0-1 0 0,-1-1 1 0 0,1 1-1 0 0,0 0 1 0 0,0 0 0 0 0,0-1-1 0 0,0 1 1 0 0,0 0-1 0 0,0 0 1 0 0,0-1 0 0 0,-1 1-1 0 0,1 0 1 0 0,0 0-1 0 0,0-1 1 0 0,0 1 0 0 0,0 0-1 0 0,0-1 1 0 0,0 1-1 0 0,0 0 1 0 0,1 0 0 0 0,-1-1-1 0 0,0 1 1 0 0,0 0-1 0 0,0 0 1 0 0,0-1-1 0 0,0 1 1 0 0,0 0 0 0 0,0 0-1 0 0,1-1 1 0 0,-1 1-1 0 0,0 0 1 0 0,0 0 0 0 0,0 0-1 0 0,0-1 1 0 0,1 1-1 0 0,-1 0 1 0 0,14 2 1456 0 0,20 16-2535 0 0,-31-17 1467 0 0,8 7-359 0 0,-1-1 0 0 0,1 1 1 0 0,-2 1-1 0 0,1 0 0 0 0,-1 0 0 0 0,0 1 1 0 0,-1 0-1 0 0,0 1 0 0 0,10 17 0 0 0,-5-9 68 0 0,25 40 449 0 0,-3 2 0 0 0,38 89 0 0 0,-69-142-663 0 0,-1 0-1 0 0,-1 0 1 0 0,1 1-1 0 0,-1-1 1 0 0,-1 0-1 0 0,1 1 1 0 0,-2 0 0 0 0,1-1-1 0 0,-1 1 1 0 0,0-1-1 0 0,-2 11 1 0 0,1-13-64 0 0,-1 1 1 0 0,0-1-1 0 0,0 0 0 0 0,0 0 1 0 0,-1 1-1 0 0,0-1 1 0 0,0-1-1 0 0,-1 1 0 0 0,0 0 1 0 0,0-1-1 0 0,0 0 1 0 0,0 0-1 0 0,-1 0 0 0 0,-10 8 1 0 0,-2-1-588 0 0,0 0 0 0 0,-1 0 0 0 0,0-2 1 0 0,-35 14-1 0 0,-14 0-3422 0 0,-3-4-3995 0 0,11-5 1863 0 0</inkml:trace>
+  <inkml:trace contextRef="#ctx0" brushRef="#br0" timeOffset="4807.06">3120 431 416 0 0,'0'0'19789'0'0,"2"9"-19678"0"0,4 64 38 0 0,-6-68-349 0 0,1-1-625 0 0,3 6-435 0 0,-3-9 482 0 0,0 0 0 0 0,0 0 0 0 0,0 0 0 0 0,0 0-1 0 0,0 0 1 0 0,0 0 0 0 0,0 0 0 0 0,1 0 0 0 0,-1-1 0 0 0,0 1 0 0 0,0 0 0 0 0,3 0 0 0 0,3 1 316 0 0,-2 0-3813 0 0</inkml:trace>
+  <inkml:trace contextRef="#ctx0" brushRef="#br0" timeOffset="5684.54">4314 462 1428 0 0,'0'0'13019'0'0,"12"-1"-13035"0"0,3-2-46 0 0,42 0-626 0 0,-7 1-1966 0 0,-15-4-2453 0 0,-32 5 1779 0 0</inkml:trace>
+  <inkml:trace contextRef="#ctx0" brushRef="#br0" timeOffset="5919.48">4596 367 24 0 0,'-41'-29'4542'0'0,"-4"1"10980"0"0,54 34-15267 0 0,154 86-447 0 0,-145-77 13 0 0,-16-13 109 0 0,-1 1-67 0 0,-1 0 114 0 0,1-1 1 0 0,-1 0-1 0 0,0 0 0 0 0,0 1 1 0 0,0-1-1 0 0,0 0 0 0 0,-1 1 1 0 0,1-1-1 0 0,-1 0 0 0 0,1 0 1 0 0,-1 0-1 0 0,0 0 0 0 0,0 1 1 0 0,0-1-1 0 0,0 0 0 0 0,-1 2 1 0 0,-29 31-1409 0 0,26-31 1063 0 0,-6 7-162 0 0,-6 5-2385 0 0,3-3-3552 0 0,1 0 2154 0 0</inkml:trace>
 </inkml:ink>
 </file>
 
@@ -5678,69 +5449,25 @@
           <inkml:channel name="X" type="integer" min="-2.14748E9" max="2.14748E9" units="cm"/>
           <inkml:channel name="Y" type="integer" min="-2.14748E9" max="2.14748E9" units="cm"/>
           <inkml:channel name="F" type="integer" max="32767" units="dev"/>
+          <inkml:channel name="OA" type="integer" max="360" units="deg"/>
+          <inkml:channel name="OE" type="integer" max="90" units="deg"/>
         </inkml:traceFormat>
         <inkml:channelProperties>
           <inkml:channelProperty channel="X" name="resolution" value="1000" units="1/cm"/>
           <inkml:channelProperty channel="Y" name="resolution" value="1000" units="1/cm"/>
           <inkml:channelProperty channel="F" name="resolution" value="0" units="1/dev"/>
+          <inkml:channelProperty channel="OA" name="resolution" value="1000" units="1/deg"/>
+          <inkml:channelProperty channel="OE" name="resolution" value="1000" units="1/deg"/>
         </inkml:channelProperties>
       </inkml:inkSource>
-      <inkml:timestamp xml:id="ts0" timeString="2026-02-28T14:18:40.838"/>
+      <inkml:timestamp xml:id="ts0" timeString="2026-03-05T14:53:40.263"/>
     </inkml:context>
     <inkml:brush xml:id="br0">
       <inkml:brushProperty name="width" value="0.035" units="cm"/>
       <inkml:brushProperty name="height" value="0.035" units="cm"/>
     </inkml:brush>
   </inkml:definitions>
-  <inkml:trace contextRef="#ctx0" brushRef="#br0">0 2054 7908,'0'0'5138,"84"0"-4962,-38 0-176,1-8-464,-4-3-1105,-5-2-272,-10-1-320,-7 0-352</inkml:trace>
-  <inkml:trace contextRef="#ctx0" brushRef="#br0" timeOffset="317.26">276 1920 3922,'0'0'7422,"-5"-5"-6035,-16-14-677,21 19-703,0 0 0,0 0 0,0-1 0,0 1 0,0 0 0,0 0 0,0 0 0,0 0 0,0-1 0,0 1 0,0 0 0,0 0-1,0 0 1,0 0 0,0-1 0,0 1 0,0 0 0,0 0 0,0 0 0,0 0 0,0 0 0,0-1 0,1 1 0,-1 0 0,0 0 0,0 0 0,0 0 0,0 0 0,0 0 0,0 0 0,1-1 0,-1 1 0,0 0 0,0 0 0,0 0 0,0 0 0,1 0 0,-1 0 0,0 0 0,0 0 0,0 0 0,0 0 0,1 0 0,-1 0 0,0 0 0,0 0 0,0 0 0,0 0 0,1 0 0,-1 0 0,0 0-1,0 0 1,0 0 0,0 0 0,0 1 0,1-1 0,-1 0 0,14-1 46,-14 1-30,22 1 2,0 1 0,-1 1 0,1 1 0,-1 1 0,26 9-1,-46-13 44,-1-1 0,1 0 0,-1 1-1,1-1 1,-1 1 0,1-1 0,-1 1-1,1-1 1,-1 1 0,0-1 0,1 1-1,-1-1 1,0 1 0,0 0 0,1-1 0,-1 1-1,0-1 1,0 1 0,0 0 0,0-1-1,0 1 1,0 0 0,0-1 0,0 1-1,0 0 1,0-1 0,0 1 0,0-1-1,0 1 1,0 0 0,-1-1 0,1 1-1,0-1 1,0 1 0,-1 0 0,1-1-1,0 1 1,-1-1 0,1 1 0,-1-1-1,1 1 1,-1 0 0,-18 23 1329,18-23-1386,-9 10-89,-62 75 619,44-38-2695,25-41 1108,0 0 1,0 0 0,1 0-1,1 0 1,-2 8 0,2 2-3397</inkml:trace>
-  <inkml:trace contextRef="#ctx0" brushRef="#br0" timeOffset="-3860.05">7 814 2625,'0'0'11944,"1"0"-11845,-1-1 0,1 0-1,-1 1 1,1-1 0,-1 1 0,1-1-1,-1 1 1,1-1 0,0 1-1,-1-1 1,1 1 0,0-1 0,0 1-1,-1 0 1,1 0 0,0-1-1,0 1 1,-1 0 0,1 0 0,1 0-1,104 1 850,21 0-901,-42-4-6009,-76 2 1405,-6-4-720</inkml:trace>
-  <inkml:trace contextRef="#ctx0" brushRef="#br0" timeOffset="-3511.31">244 703 8804,'0'0'8172,"-2"-2"-7729,2 2-442,0 0 0,0 0 0,0 0 0,1 0 0,-1 0 0,0 0 0,0 0 0,0 0 0,0 0 0,0 0 0,0 0 0,0 0 0,0 0 0,1 0 1,-1 0-1,0 0 0,0 0 0,0 0 0,0 0 0,0 0 0,0 0 0,0 0 0,0 0 0,1 0 0,-1 0 0,0 0 0,0 0 0,0-1 0,0 1 0,0 0 1,0 0-1,0 0 0,0 0 0,0 0 0,0 0 0,0 0 0,0 0 0,0 0 0,0 0 0,0-1 0,0 1 0,0 0 0,1 0 0,-1 0 0,0 0 0,0 0 0,0 0 1,0 0-1,0-1 0,-1 1 0,1 0 0,0 0 0,0 0 0,0 0 0,0 0 0,0 0 0,0 0 0,0 0 0,0-1 0,0 1 0,0 0 0,0 0 0,0 0 1,17 6 113,38 20-642,-26-11-1168,27 5-2045,-55-19 3874,-1-1-1,0 0 1,1 0 0,-1 0-1,0 0 1,0 0 0,0 1-1,1-1 1,-1 0-1,0 0 1,0 0 0,1 1-1,-1-1 1,0 0 0,0 0-1,0 1 1,0-1 0,0 0-1,1 0 1,-1 1 0,0-1-1,0 0 1,0 0 0,0 1-1,0-1 1,0 0-1,0 1 1,0-1 0,0 0-1,0 0 1,0 1 0,0-1-1,0 0 1,0 1 0,0-1-1,0 0 1,0 0 0,-1 1-1,1-1 1,0 0 0,0 0-1,0 1 1,-7 10 687,-50 54 622,42-50-1812,0 0 0,1 2-1,1 0 1,0 0 0,2 1 0,-19 38-1,21-28-4298,2-7-1007</inkml:trace>
-  <inkml:trace contextRef="#ctx0" brushRef="#br0" timeOffset="-1730.46">959 394 5635,'0'0'10428,"0"13"-9769,3 51 389,-3-1 0,-3 1 0,-16 94 0,1-67-902,29-115-78,1 1 0,0-1 0,26-32 0,-27 42-23,0 0 1,0 1-1,2 1 1,-1 0-1,1 1 0,24-16 1,-36 26-30,0 1-1,0-1 1,0 1 0,0-1 0,0 0-1,0 1 1,0 0 0,0-1 0,0 1-1,0 0 1,0-1 0,0 1 0,0 0-1,0 0 1,0 0 0,1 0 0,-1 0-1,0 0 1,0 0 0,0 1 0,0-1-1,0 0 1,0 0 0,0 1 0,0-1-1,0 1 1,0-1 0,0 1 0,0-1-1,0 1 1,0 0 0,0 0 0,-1-1-1,1 1 1,0 0 0,0 0 0,-1 0-1,1 0 1,-1 0 0,1-1 0,-1 1-1,1 0 1,-1 0 0,1 1 0,-1-1-1,0 0 1,1 0 0,-1 0 0,0 0-1,0 2 1,2 8-16,0 0 0,-1 1 0,-1 20 0,0-26 21,0-3 45,0 17-1340,-4 38 0,3-51-122,-1 1 1,0-1 0,0 0-1,-1 0 1,0 1-1,0-2 1,-1 1-1,-5 8 1,-4 2-4437</inkml:trace>
-  <inkml:trace contextRef="#ctx0" brushRef="#br0" timeOffset="-1125.85">1257 844 8484,'0'0'3348,"17"-15"-1726,56-50-499,-67 60-763,0-1 0,0 1 0,-1-2 0,1 1-1,-1-1 1,-1 1 0,1-1 0,4-10-1,-7 11 135,-1-1 0,1 0 0,-1 0 0,0 0 0,0 0 0,-1 0 0,0-7 0,-1 13-482,1 0 0,0 0 0,-1 0 0,1 0 0,-1 0 0,1 0 0,-1 0 0,1 1 0,-1-1 0,0 0 0,1 0 0,-1 0 0,0 1 0,0-1-1,0 1 1,1-1 0,-1 0 0,0 1 0,0 0 0,0-1 0,0 1 0,0-1 0,0 1 0,0 0 0,0 0 0,0 0 0,0-1 0,0 1 0,0 0 0,0 0 0,0 0 0,0 1-1,0-1 1,-1 0 0,0 0-34,1 0 0,-1 0 0,1 0 0,-1 0 0,1 1 0,-1-1-1,1 0 1,0 1 0,-1-1 0,1 1 0,-1-1 0,1 1 0,0 0-1,0-1 1,-1 1 0,1 0 0,0 0 0,0 0 0,0 0 0,0 0 0,0 0-1,0 0 1,0 1 0,0-1 0,-1 3 0,2-3-30,0 0-1,0 1 1,0-1 0,0 0-1,1 1 1,-1-1 0,0 1 0,0-1-1,1 0 1,-1 1 0,1-1 0,0 0-1,-1 0 1,1 0 0,0 1-1,-1-1 1,1 0 0,0 0 0,0 0-1,0 0 1,0 0 0,0 0-1,0 0 1,0-1 0,1 1 0,-1 0-1,0-1 1,0 1 0,1-1 0,-1 1-1,0-1 1,3 1 0,8 3-400,1 0 1,22 2 0,-11-1-13,-23-5 462,1 1-1,-1-1 1,0 1-1,1-1 1,-1 1-1,0-1 1,0 1 0,1 0-1,-1 0 1,0-1-1,0 1 1,0 0 0,0 0-1,0 0 1,0 0-1,0 1 1,0-1-1,-1 0 1,1 0 0,0 0-1,-1 1 1,1-1-1,-1 0 1,1 1 0,-1-1-1,1 0 1,-1 1-1,0-1 1,0 1 0,0 1-1,0 5 155,-1 0 0,0 1 0,0-1 0,-5 12 0,-1 17 254,8-36-402,-1 0 0,1 0 0,0 0 0,0 0-1,-1 0 1,1 0 0,0 0 0,0-1 0,0 1 0,0 0 0,0-1 0,0 1-1,0-1 1,0 1 0,0-1 0,0 1 0,0-1 0,0 0 0,1 1-1,-1-1 1,0 0 0,0 0 0,0 0 0,0 0 0,1 0 0,-1 0 0,0 0-1,2-1 1,37-2 124,-32 1-50,-1 0 1,0-1-1,0 1 0,0-2 0,-1 1 0,1-1 0,-1 0 0,0 0 1,0-1-1,0 1 0,0-1 0,-1-1 0,0 1 0,0-1 1,-1 0-1,1 0 0,-1 0 0,0-1 0,-1 1 0,0-1 1,0 0-1,0 0 0,-1 0 0,0-1 0,0 1 0,1-14 1,-3 21-47,0-1 0,0 1 0,-1-1 1,1 1-1,0-1 0,0 1 0,0-1 1,0 1-1,0-1 0,0 1 0,-1-1 1,1 1-1,0-1 0,0 1 0,-1-1 1,1 1-1,0-1 0,-1 1 1,1 0-1,-1-1 0,1 1 0,0 0 1,-1-1-1,1 1 0,-1 0 0,1 0 1,-1-1-1,1 1 0,-1 0 0,1 0 1,-1 0-1,1 0 0,-1-1 1,1 1-1,-1 0 0,1 0 0,-1 0 1,1 0-1,-1 0 0,1 0 0,-1 1 1,1-1-1,-1 0 0,0 0 0,1 0 1,-1 0-1,1 1 0,0-1 0,-1 0 1,1 0-1,-1 1 0,-1 0-35,0 0-1,0 0 1,0 0-1,0 0 1,0 0-1,1 0 1,-1 0 0,0 1-1,1-1 1,-1 0-1,1 1 1,-2 3-1,1-3-1,1 0-1,0 0 1,0 0-1,1 0 1,-1 1-1,0-1 1,1 0-1,-1 1 0,1-1 1,0 0-1,0 1 1,0-1-1,0 1 1,0-1-1,0 0 1,1 1-1,-1-1 1,1 0-1,1 4 1,-1-3 7,1-2 0,-1 1 1,1 0-1,0 0 1,0 0-1,-1-1 1,1 1-1,0-1 1,0 0-1,1 1 0,-1-1 1,0 0-1,0 0 1,1 0-1,3 1 1,9 0-315,0 1 1,0-2-1,0 0 1,28-2-1,-39 1 135,0-1-255,1 1-1,0-1 0,0 1 1,0-2-1,0 1 1,-1 0-1,1-1 0,0 0 1,-1 0-1,0 0 1,1-1-1,6-5 0,-7 5-341,-1 0-1,1-1 1,-1 1-1,-1-1 0,1 0 1,0 1-1,-1-1 1,4-8-1,3-17-3355</inkml:trace>
-  <inkml:trace contextRef="#ctx0" brushRef="#br0" timeOffset="-662.03">1933 420 5442,'0'0'4082,"1"-12"-1342,1-36 2614,-1 68-1389,-1-1-3103,-3 37 0,-32 106 747,20-105-906,3 1 0,-8 95 1,19-138-715,0-1-57,0-1 0,2 1 0,-1-1 0,5 25 0,-4-36 48,0 1 1,-1 0 0,1 0-1,0 0 1,1-1-1,-1 1 1,0-1 0,1 1-1,-1-1 1,1 1 0,0-1-1,0 0 1,0 0-1,0 0 1,0 0 0,1 0-1,-1 0 1,0-1-1,1 1 1,-1-1 0,1 0-1,0 1 1,0-1 0,-1 0-1,1-1 1,0 1-1,5 0 1,-4 0-58,-1-1 0,0 0 0,0 0 0,1-1 0,-1 1 0,0 0 0,0-1-1,0 0 1,1 0 0,-1 0 0,0 0 0,0-1 0,0 1 0,-1-1 0,1 1 0,4-4 0,-2 0-130,0 0 0,0 0-1,0 0 1,-1 0 0,0-1 0,0 0 0,5-9 0,-3 1-111,0 0 0,0-1-1,-2 1 1,0-1 0,0 0 0,2-26 0,-5 34 292,-1 1 0,0-1 1,0 0-1,-1 0 0,0 1 1,0-1-1,0 0 0,-1 1 1,0-1-1,-5-10 0,4 12 59,1 1 0,-1-1 0,-1 1 0,1 0 0,-1 1-1,1-1 1,-1 0 0,0 1 0,-1 0 0,1 0 0,0 0 0,-1 1 0,0-1-1,-7-2 1,-48-14 1061,59 19-1081,1 0 0,0 0 0,0 0 1,0 0-1,0 0 0,-1 0 0,1 0 0,0-1 0,0 1 0,0 0 0,0 0 0,0 0 0,0 0 0,-1 0 0,1 0 1,0-1-1,0 1 0,0 0 0,0 0 0,0 0 0,0 0 0,0-1 0,0 1 0,0 0 0,0 0 0,0 0 0,0 0 1,0-1-1,0 1 0,0 0 0,0 0 0,0 0 0,0 0 0,0-1 0,0 1 0,0 0 0,0 0 0,0 0 1,0 0-1,0-1 0,0 1 0,0 0 0,0 0 0,1 0 0,-1 0 0,0 0 0,0-1 0,0 1 0,0 0 0,0 0 1,0 0-1,1 0 0,-1 0 0,0 0 0,0 0 0,0 0 0,0 0 0,1-1 0,-1 1 0,0 0 0,0 0 0,0 0 1,1 0-1,12-5 62,137-35-1777,-101 29-475,-1-1 0,0-3 0,47-22 0,-90 32 2382,-14 5-2766,-1 4-2033</inkml:trace>
-  <inkml:trace contextRef="#ctx0" brushRef="#br0" timeOffset="4607.5">1249 1717 2257,'0'-12'2761,"0"-1"-2247,2-82 1751,7 27 3782,-35 171 566,12-54-6262,2 2-1,-8 88 1,18-115-383,0-9 50,1-1 0,1 1 0,3 27-1,-3-39-55,0 0-1,1 0 1,0 0-1,-1-1 0,1 1 1,0 0-1,0-1 1,1 1-1,-1-1 1,1 1-1,-1-1 0,1 1 1,0-1-1,-1 0 1,1 0-1,0 0 1,1 0-1,-1 0 0,0-1 1,0 1-1,1-1 1,-1 1-1,1-1 1,0 0-1,3 2 0,1-2-387,0 1-1,0-1 1,1-1-1,-1 1 1,0-1-1,0 0 1,0-1-1,0 1 0,11-4 1,-12 3-287,0-1 0,0 0 0,0-1 0,-1 1 0,1-1 0,-1 0 0,0 0 0,0-1 0,0 1 0,0-1 0,5-6 0,5-10-2993</inkml:trace>
-  <inkml:trace contextRef="#ctx0" brushRef="#br0" timeOffset="4814.67">1032 1857 4706,'0'0'5315,"44"-51"-5315,7 39 16,9 1 16,10-2-32,-1 3-16,-4 6-257,-7 2-1920,-15 2-960</inkml:trace>
-  <inkml:trace contextRef="#ctx0" brushRef="#br0" timeOffset="5241.39">1541 1775 7251,'0'0'5920,"-11"0"-5269,6-1-605,1 1-22,1-1 0,-1 1 0,0 0 0,0 0-1,0 0 1,0 0 0,1 1 0,-1 0 0,0 0 0,0 0 0,1 0-1,-1 0 1,0 1 0,1-1 0,0 1 0,-1 0 0,1 0 0,0 1 0,0-1-1,-6 6 1,1 0 6,1 1 0,0 0 0,0 0 0,0 1 0,1-1 0,1 2 0,0-1 0,0 0 0,1 1 0,0 0 0,1 0 0,0 0 0,1 0 0,0 1 0,0 12 0,2-23-46,0 0 0,0 0 0,0 0-1,0 1 1,0-1 0,1 0-1,-1 0 1,0 0 0,1 0-1,-1 0 1,0 0 0,1 0-1,-1 0 1,1 0 0,0 0-1,-1 0 1,1 0 0,0 0 0,0 0-1,-1 0 1,1-1 0,0 1-1,0 0 1,0-1 0,0 1-1,2 1 1,0-2-59,0 1-1,-1 0 1,1-1 0,0 1-1,0-1 1,0 0 0,0 0-1,0 0 1,0 0 0,4-2-1,1 1-152,0-1-1,0-1 0,0 0 0,0 0 0,-1 0 0,1-1 0,6-4 0,-9 4 170,1-1-1,-1 0 0,-1 0 1,1 0-1,-1 0 0,0 0 1,0-1-1,0 0 0,-1 0 0,0 0 1,0 0-1,0-1 0,-1 1 1,2-8-1,-1-6 1003,0 0 0,-1 0 0,-2-31-1,0 46 1051,0 14-1464,-1 26-917,0-12 620,1 0 0,4 40 0,-3-56-547,1 0 1,-1-1 0,1 1 0,1-1-1,4 10 1,-5-12-194,0-1 1,0 0-1,0 0 1,1 0-1,-1 0 1,1 0-1,0 0 1,0-1-1,0 1 0,6 3 1,12 1-3231,0-4-397</inkml:trace>
-  <inkml:trace contextRef="#ctx0" brushRef="#br0" timeOffset="5632.93">1753 1989 6947,'0'0'2735,"5"-12"-1604,6-9-730,1-3 923,13-33 0,-23 51-902,0 0 1,0 0-1,0 0 0,-1 0 1,0-1-1,0 1 1,-1-1-1,0 1 1,0 0-1,0-1 1,-3-11-1,2 16-303,0 0-1,0-1 0,0 1 0,0 0 1,-1 1-1,1-1 0,-1 0 0,1 0 1,-1 0-1,0 1 0,1-1 0,-1 1 1,0 0-1,0-1 0,0 1 0,0 0 1,0 0-1,0 0 0,-1 0 0,-2 0 1,1 0-67,0 0 0,0 0 0,-1 0 0,1 1 1,0-1-1,0 1 0,-1 0 0,1 1 0,0-1 1,-7 2-1,10-2-61,0 1 0,0-1 0,0 1 1,0-1-1,1 1 0,-1-1 0,0 1 0,0 0 1,0-1-1,0 1 0,1 0 0,-1 0 1,0-1-1,1 1 0,-1 0 0,0 0 0,1 0 1,-1 0-1,1 0 0,0 0 0,-1 0 1,1 0-1,0 0 0,-1 0 0,1 0 0,0 0 1,0 0-1,0 0 0,0 0 0,0 1 0,0 0 1,1 0-33,-1 0 0,0 1 0,1-1 0,-1 0 0,1 0 0,0 1 0,0-1 0,0 0-1,0 0 1,0 0 0,0 0 0,1 0 0,-1 0 0,3 3 0,3 0-124,-1-1 0,1 1 0,0-1 0,0 0-1,0 0 1,1-1 0,10 4 0,61 12-1074,-26-7 1067,-51-11 172,-1 0 0,0-1 0,0 1 0,0 0 0,0 0 0,0 0 0,0 0 0,0 0 0,0 0 0,-1 0 0,1 0 0,0 1 0,-1-1 0,1 0 0,-1 0 0,1 1-1,-1-1 1,1 0 0,-1 1 0,0-1 0,0 0 0,0 2 0,4 35 61,-4-33-22,0 11 99,2 16-1181,-1-31 873,-1 0 1,1 0-1,-1 1 1,1-2 0,-1 1-1,1 0 1,0 0-1,0 0 1,-1 0-1,1 0 1,0-1 0,0 1-1,0 0 1,0-1-1,0 1 1,0 0-1,0-1 1,0 1 0,0-1-1,0 0 1,0 1-1,0-1 1,1 0 0,-1 0-1,0 0 1,2 0-1,42 0-5080,-15-2 2403</inkml:trace>
-  <inkml:trace contextRef="#ctx0" brushRef="#br0" timeOffset="6141.06">2208 1852 2225,'0'0'8601,"0"-12"-6234,-5-38-174,4 49-2120,0 0 0,0 0 0,0 0 0,0 0 0,0 0 0,0 0 0,0 0 0,-1 0 0,1 0 1,0 1-1,0-1 0,-1 0 0,1 1 0,-1-1 0,1 1 0,0-1 0,-1 1 0,1 0 0,-1 0 0,1 0 0,-1-1 1,1 1-1,-1 1 0,1-1 0,-1 0 0,1 0 0,-1 0 0,-1 2 0,-6-2 121,4 0-160,0 1 0,0 0 0,0-1 1,0 2-1,0-1 0,0 0 0,1 1 0,-1 0 0,1 0 1,-1 1-1,1-1 0,0 1 0,0 0 0,0 0 1,0 0-1,1 0 0,-1 1 0,1 0 0,0-1 1,0 1-1,0 0 0,0 1 0,1-1 0,-1 0 1,1 1-1,0 0 0,1-1 0,-1 1 0,1 0 0,0 0 1,0 0-1,1-1 0,-1 1 0,1 0 0,0 0 1,0 0-1,2 8 0,-1-12-115,0 1 1,-1-1-1,1 0 1,0 0-1,0 0 1,1 0-1,-1 0 1,0 0-1,0 0 1,0 0-1,1 0 0,-1 0 1,0-1-1,1 1 1,-1 0-1,1-1 1,-1 1-1,1-1 1,-1 0-1,1 1 0,-1-1 1,1 0-1,-1 0 1,1 0-1,-1 0 1,3-1-1,3 1-228,-1 0-1,1 0 1,0-1 0,11-3-1,-10 1 161,-1 0-1,0-1 0,0 0 0,0 0 0,0-1 1,-1 0-1,1 0 0,7-8 0,-7 6 546,-1 0 0,-1 0 1,1 0-1,4-10 0,-9 17-362,-1 0 0,0 0 1,0 0-1,0-1 1,0 1-1,0 0 0,0 0 1,0 0-1,0 0 1,0 0-1,0-1 0,0 1 1,1 0-1,-1 0 0,0 0 1,0 0-1,0 0 1,0 0-1,0 0 0,0 0 1,1 0-1,-1-1 1,0 1-1,0 0 0,0 0 1,0 0-1,0 0 1,1 0-1,-1 0 0,0 0 1,0 0-1,0 0 0,0 0 1,1 0-1,-1 0 1,0 0-1,0 0 0,0 0 1,0 1-1,0-1 1,1 0-1,-1 0 0,0 0 1,0 0-1,0 0 1,0 0-1,1 0 0,5 10 292,2 13-245,-3 13 240,-1 0 1,-1 1 0,-5 69-1,0-50-172,-25 330 345,25-368-492,1-5-42,1-7-70,0 1 0,-1-1 0,0 0 0,0 1-1,-4 9 1,4-15 86,1 0-1,-1 1 1,0-1-1,0 1 1,0-1 0,0 0-1,0 0 1,0 0-1,0 1 1,0-1 0,-1 0-1,1 0 1,0-1-1,-1 1 1,1 0-1,0 0 1,-1-1 0,1 1-1,-1-1 1,1 1-1,-1-1 1,0 1 0,1-1-1,-1 0 1,1 0-1,-1 0 1,-1 0-1,-7-1 64,-1 0 0,1-1 0,0 0 0,0-1 0,0 0 0,0 0 0,1-1-1,-1-1 1,1 1 0,-17-13 0,13 8 238,-1-1 1,2 0-1,-1-2 1,2 1-1,-1-1 0,-11-17 1,20 24-255,-1-1 0,1 0 1,0 0-1,0-1 1,1 1-1,0-1 1,0 1-1,1-1 1,-1 1-1,1-1 0,1 0 1,0 0-1,-1 1 1,2-1-1,-1 0 1,1 0-1,0 1 0,1-1 1,-1 0-1,1 1 1,1-1-1,-1 1 1,4-6-1,6-10-311,0 1 0,1 0 0,2 1 0,31-35 0,121-108-7420,-118 121 2695</inkml:trace>
-  <inkml:trace contextRef="#ctx0" brushRef="#br0" timeOffset="6722.12">2418 1885 4066,'0'0'5352,"10"0"-4816,0 0-283,-7 1-146,1-1-1,-1 0 1,0 0-1,1 0 1,-1 0-1,1 0 1,-1-1-1,0 0 1,1 0-1,-1 0 1,5-2-1,-4 1 216,0 0-1,0-1 1,-1 0-1,1 0 1,-1 0-1,1 0 1,-1-1 0,0 1-1,0-1 1,-1 0-1,1 0 1,-1 0-1,0 0 1,0 0-1,0 0 1,0-1-1,-1 1 1,0-1-1,0 1 1,0-1 0,0 1-1,-1-9 1,-1 13-188,0-1-1,-1 1 1,1-1 0,-1 1 0,1 0 0,-1 0 0,1 0 0,-1 0 0,1 0 0,-1 0-1,1 0 1,0 0 0,-1 0 0,1 1 0,-2 0 0,-3 1-129,0 1-1,1 0 1,-1 0-1,1 1 1,0-1 0,0 1-1,0 0 1,0 1-1,1-1 1,0 1 0,-8 10-1,10-12-13,-1 1-1,0 0 0,1-1 1,0 1-1,0 0 1,0 1-1,0-1 0,1 0 1,-1 0-1,1 1 1,0-1-1,1 1 1,-1-1-1,1 1 0,0-1 1,0 1-1,1 6 1,-1-9-15,1-1 0,0 0 0,-1 0 0,1 0 1,0-1-1,-1 1 0,1 0 0,0 0 1,0 0-1,0 0 0,0-1 0,0 1 1,0 0-1,0-1 0,0 1 0,0-1 0,0 1 1,0-1-1,0 0 0,0 1 0,1-1 1,-1 0-1,0 0 0,0 0 0,2 0 1,35 0-663,-28-1 394,4 0-269,-1-2 0,1 0 1,-1 0-1,0-1 0,0-1 0,0 0 0,0 0 0,-1-2 0,0 1 0,20-16 1,-18 11-424,0 0 1,-1-1-1,0 0 1,-1-1 0,0 0-1,-1-1 1,-1-1-1,10-16 1,-14 18 1072,0 0 0,-1-1 0,0 0 0,-1 0 0,-1 0 0,3-23 0,-1-86 7150,-5 107-5374,0 16-1782,0 0 0,0 0 0,0 0 0,0 0 0,0 0 0,0 0 1,0 0-1,-1 0 0,1 1 0,0-1 0,0 0 0,0 0 0,0 0 0,0 0 0,0 0 0,0 0 0,-1 0 0,1 0 0,0 0 0,0 0 0,0 0 1,0 0-1,0 0 0,0 0 0,-1 0 0,1 0 0,0 0 0,0 0 0,0 0 0,0 0 0,0 0 0,0 0 0,-1 0 0,1 0 0,0 0 0,0 0 0,0 0 1,0 0-1,0 0 0,0 0 0,-1 0 0,1 0 0,0 0 0,0-1 0,0 1 0,0 0 0,0 0 0,0 0 0,0 0 0,0 0 0,0 0 0,0 0 1,0-1-1,-1 1 0,1 0 0,-7 13-58,-1 26 462,0 1 0,3-1 0,1 1 1,3 61-1,0-95-809,2 1 1,-1-1-1,1 1 0,0-1 1,0 1-1,0-1 1,1 1-1,0-1 0,1 0 1,-1 0-1,1 0 1,4 6-1,-5-10 103,0 1-1,0-1 1,1 0-1,-1 1 1,1-1-1,-1 0 1,1-1-1,0 1 1,0 0 0,0-1-1,0 1 1,0-1-1,0 0 1,0 0-1,0 0 1,0-1-1,1 1 1,-1-1-1,0 0 1,1 0-1,-1 0 1,0 0 0,0 0-1,1-1 1,-1 1-1,3-2 1,18-8-3522,-3-5-517</inkml:trace>
-  <inkml:trace contextRef="#ctx0" brushRef="#br0" timeOffset="6977.07">2628 1704 4466,'0'0'8564,"73"-4"-8532,-19-3-16,1-5-16,-4-2-336,-5 0 208,-10 1-48,-12 3 144,-9 6 16,-10 4-817</inkml:trace>
-  <inkml:trace contextRef="#ctx0" brushRef="#br0" timeOffset="9689.83">3344 1557 7972,'0'0'11170,"11"0"-11004,230 10-17,-224-10-606,0 0-1537,-4 0-9076</inkml:trace>
-  <inkml:trace contextRef="#ctx0" brushRef="#br0" timeOffset="9882.39">3364 1754 4194,'0'0'8868,"81"-10"-8516,-49 3-288,-7 2-64,-1 0-336,-6 1-2417,-3 1-1553</inkml:trace>
-  <inkml:trace contextRef="#ctx0" brushRef="#br0" timeOffset="10358.38">3885 1302 8100,'0'0'9108,"38"9"-9028,-26 16-80,-1 2 0,-3 0-224,-1-1-1521,2-8-2273,1-5 352,-1-10-655</inkml:trace>
-  <inkml:trace contextRef="#ctx0" brushRef="#br0" timeOffset="10501.2">4051 1316 5058,'0'0'7796,"8"6"-7764,-7 18-48,1 6 16,-2 3-640,0-2-1057,1-2-1953</inkml:trace>
-  <inkml:trace contextRef="#ctx0" brushRef="#br0" timeOffset="11162.34">4261 1714 2545,'0'0'8900,"93"-13"-8820,-49 11 48,-4 0-64,-4-1-64,-7 3-96,-7 0 80,0 0-400,-6 0-1393,-2 0-592,-1 0-560</inkml:trace>
-  <inkml:trace contextRef="#ctx0" brushRef="#br0" timeOffset="11657.53">4734 1337 7363,'0'0'8484,"1"-7"-7859,-1 6-617,-1 1 1,1-1-1,0 0 1,0 0-1,0 0 1,0 0-1,0 0 1,0 0-1,0 0 1,1 1-1,-1-1 1,0 0-1,0 0 1,1 0 0,-1 0-1,0 1 1,1-1-1,-1 0 1,1 0-1,-1 1 1,1-1-1,0 0 1,0 0-1,5 23 290,1 57 131,-6-51-434,1 25-33,-5 62 1,0-96-1253,5-22-1249,-1-1 2084,1 0-1,0 0 1,0 0 0,0 0 0,4-4-1,-2 2 429,1 0-1,0 0 1,0 1-1,0 0 1,1 0-1,0 1 1,0-1-1,0 1 0,0 0 1,1 1-1,-1 0 1,1 0-1,0 0 1,0 1-1,0 0 1,0 0-1,1 1 1,-1 0-1,0 0 1,1 0-1,-1 1 1,0 1-1,1-1 0,9 3 1,-13-2 59,0 0 0,0 0 0,-1 1 0,1 0 0,-1 0 0,1 0 0,-1 0 0,1 0 0,-1 1 0,0 0 0,0-1 0,0 1 0,-1 0 0,1 0 0,-1 1 0,0-1 0,1 0 0,-1 1 0,-1-1 0,1 1 0,-1 0 0,1 0 0,-1 0 0,0 0 0,0 4 0,-1-7-17,0 0-1,0 0 1,0-1-1,0 1 0,-1 0 1,1 0-1,0 0 0,-1-1 1,1 1-1,-1 0 1,1-1-1,-1 1 0,1 0 1,-1-1-1,0 1 1,1 0-1,-1-1 0,1 1 1,-1-1-1,0 0 1,0 1-1,1-1 0,-1 1 1,0-1-1,-1 1 1,-25 6 295,21-6-218,-36 6-710,0-2 0,-74 0-1,97-6-1493,14-4-514</inkml:trace>
-  <inkml:trace contextRef="#ctx0" brushRef="#br0" timeOffset="11893.1">5106 1309 7844,'0'0'8644,"36"-34"-8068,-36 60-272,0 11 240,0 7-336,0 4-160,-1 0-96,1-2 16,0-3-848,0-9-2113,0-6-545,11-6 160,3-11-303</inkml:trace>
-  <inkml:trace contextRef="#ctx0" brushRef="#br0" timeOffset="12289.38">5366 1531 6883,'0'0'7014,"-10"-10"-5651,-33-29-469,42 38-846,-1 0-1,1 0 1,-1 0-1,1 0 1,-1 1-1,1-1 1,-1 1-1,1-1 1,-1 1-1,0-1 1,1 1-1,-1 0 1,0 0-1,1 0 1,-1 0-1,0 0 1,1 0-1,-1 1 1,0-1-1,1 0 1,-1 1-1,1-1 1,-1 1-1,1 0 1,-1 0-1,1-1 1,-1 1-1,1 0 1,0 0-1,-1 0 1,1 0 0,0 1-1,-2 1 1,-1 1 35,1 0 0,0 0 0,-1 1 0,1-1 1,1 1-1,-1 0 0,-3 9 0,5-11-86,0 0-1,0 0 1,0 1-1,0-1 1,1 0-1,-1 1 1,1-1 0,0 1-1,0-1 1,0 0-1,0 1 1,1-1-1,-1 0 1,1 1 0,0-1-1,0 0 1,0 0-1,1 0 1,2 6-1,-1-6-119,-1-1-1,1 1 1,-1-1-1,1 0 1,0 0-1,0 0 0,-1 0 1,2-1-1,-1 1 1,0-1-1,0 0 1,0 0-1,1 0 1,-1 0-1,0-1 0,1 1 1,-1-1-1,0 0 1,7 0-1,-7 0 25,-1 0 0,1 0-1,-1 0 1,1 0-1,-1 0 1,1-1 0,-1 1-1,1-1 1,-1 0 0,1 0-1,-1 0 1,0 0 0,1 0-1,-1 0 1,0 0-1,0-1 1,0 1 0,2-3-1,-1 0 122,-1 0-1,0 1 1,0-1-1,0 0 1,0 0-1,-1-1 1,0 1-1,1 0 1,-2 0-1,2-7 1,2-29 911,-3 28 3254,0 13-4211,3 18-70,2 1-1,8 19 1,-12-34-521,1 1 0,0 0 0,0-1 0,8 9 0,-10-12 51,1 0 0,-1-1 0,1 1 0,0-1 1,0 1-1,-1-1 0,1 0 0,0 0 0,0 0 0,0 0 0,0 0 0,0 0 0,1 0 0,2 0 0,9 0-2493</inkml:trace>
-  <inkml:trace contextRef="#ctx0" brushRef="#br0" timeOffset="12606.21">5524 1547 4658,'0'0'10336,"0"-6"-9888,1-14-388,2 45-32,1 53-39,-4-78 12,0 0 0,0 0 0,0 0 0,-1 0 0,1 0 0,0 0 0,0 0-1,0 0 1,0 0 0,0 1 0,0-1 0,0 0 0,1 0 0,-1 0 0,0 0 0,0 0 0,0 0 0,0 0 0,0 0 0,0 0-1,0 0 1,0 1 0,0-1 0,0 0 0,0 0 0,0 0 0,0 0 0,0 0 0,0 0 0,0 0 0,0 0 0,0 0-1,1 0 1,-1 0 0,0 0 0,0 0 0,0 0 0,0 0 0,0 0 0,0 0 0,0 0 0,0 0 0,0 0 0,1 0 0,-1 0-1,0 0 1,0 0 0,0 0 0,0 0 0,0 0 0,0 0 0,0 0 0,0 0 0,0 0 0,0 0 0,1 0 0,-1 0 0,0 0-1,0 0 1,0 0 0,0 0 0,0 0 0,0 0 0,0 0 0,0 0 0,0 0 0,0-1 0,0 1 0,0 0 0,9-9 71,6-12-3,-9 11-57,3-4-20,0 1-1,16-19 1,-23 30-3,1 0 0,-1-1 0,0 1 0,0 0 0,1 0 0,0 0 0,-1 1 0,1-1 0,0 1 0,0-1 0,-1 1 0,1 0 0,0 0 0,0 0 0,1 0 0,-1 1 0,0-1 0,0 1 0,5 0 0,-7 0 7,0 1-1,1 0 0,-1-1 1,0 1-1,0 0 0,1 0 1,-1-1-1,0 1 0,0 0 1,0 0-1,0 1 0,0-1 1,0 0-1,0 0 0,0 0 1,-1 1-1,1-1 0,0 0 1,-1 1-1,1-1 0,-1 0 1,1 1-1,-1 2 0,9 41-95,-8-33 30,2 23-1550,-2 0-6375,-1-28 3857</inkml:trace>
-  <inkml:trace contextRef="#ctx0" brushRef="#br0" timeOffset="13284.58">5878 1282 4482,'0'0'4853,"1"-12"-1553,8-38 206,-9 48-3294,0 1 0,0-1-1,0 1 1,1 0 0,-1-1 0,1 1 0,-1 0 0,1-1 0,-1 1 0,1 0 0,0 0 0,0-1-1,-1 1 1,1 0 0,0 0 0,0 0 0,0 0 0,0 0 0,0 0 0,1 0 0,-1 1 0,0-1 0,0 0-1,0 1 1,1-1 0,-1 1 0,0-1 0,3 0 0,-3 1-76,1 1 0,-1-1 0,1 0 0,-1 1-1,1-1 1,-1 1 0,0-1 0,1 1 0,-1 0 0,0-1 0,1 1 0,-1 0 0,0 0-1,0 0 1,0 0 0,0 0 0,0 0 0,0 0 0,0 1 0,0-1 0,1 2 0,4 9 89,0 1 1,0 0-1,-1 0 1,-1 0-1,0 1 1,-1-1 0,0 1-1,1 22 1,-3 122-1864,-3-84-3293,-1-40-4958,3-28 5284</inkml:trace>
-  <inkml:trace contextRef="#ctx0" brushRef="#br0" timeOffset="13523.9">6118 1420 4642,'0'0'5837,"4"-13"-2752,13-39-546,-13 39 641,-5 15-2304,-35 32 48,-3 2-672,37-34-243,0 1 0,0-1 0,0 1 0,1-1 0,-1 1 0,1 0 0,0 0-1,-1 0 1,2 0 0,-1 0 0,0 0 0,0 0 0,1 0 0,-1 4-1,2-7-2,-1 1-1,0 0 0,0 0 0,1 0 0,-1 0 1,1 0-1,-1 0 0,1 0 0,-1-1 0,1 1 0,-1 0 1,1 0-1,0-1 0,0 1 0,-1 0 0,1-1 1,0 1-1,0-1 0,0 1 0,-1-1 0,1 1 0,2 0 1,25 9 128,-19-7-89,54 23-73,22 7-791,-28-20-9888,-44-13 6177</inkml:trace>
-  <inkml:trace contextRef="#ctx0" brushRef="#br0" timeOffset="13793.18">6543 1080 12854,'0'0'7875,"-5"-17"-7650,5 34-1,-3 10-96,-3-2-48,-2 2-80,6-4-240,2-6-1153,0-4-1776,0-6-1538,11-4 305,2-3-112</inkml:trace>
-  <inkml:trace contextRef="#ctx0" brushRef="#br0" timeOffset="13921.19">6611 1142 3265,'0'0'17320,"16"-72"-16807,-16 92-545,0 8 0,0 4-128,0 3-417,-5 1-2960,-3-7-2146,0-3-352</inkml:trace>
-  <inkml:trace contextRef="#ctx0" brushRef="#br0" timeOffset="21374.82">2598 633 1137,'0'0'15623,"95"-44"-15623,-68 40 80,-5 4-80,-3 0 0,-1 0-497,-4 1-1920,0 6-1360,-5 6-113</inkml:trace>
-  <inkml:trace contextRef="#ctx0" brushRef="#br0" timeOffset="21531.36">2589 799 8116,'0'0'6963,"97"-46"-6931,-70 38-32,-2-2-112,-4 0-1745,-6 3-2161,-2-3 577</inkml:trace>
-  <inkml:trace contextRef="#ctx0" brushRef="#br0" timeOffset="21766.45">2925 285 9508,'0'0'8932,"20"-3"-8932,-7 26 0,-5-2 0,1 0-656,-3-4-1201,1-5-1808,-1-2-161,4-9-432</inkml:trace>
-  <inkml:trace contextRef="#ctx0" brushRef="#br0" timeOffset="21928.34">3079 295 9909,'0'0'7955,"5"36"-8115,6-4-1040,0 0-3250,3-2-913</inkml:trace>
-  <inkml:trace contextRef="#ctx0" brushRef="#br0" timeOffset="23624.49">3574 540 5923,'0'0'2177,"83"-13"-2097,-19 9 80,22-1-160,13 0 48,14-2 0,4 2-48,-2 1-32,-6 1-1473,-14 0-1872</inkml:trace>
-  <inkml:trace contextRef="#ctx0" brushRef="#br0" timeOffset="24020.61">4748 670 3217,'0'0'3904,"11"-13"-3083,-4 4-781,17-17 530,-2-2 1,-2 0-1,30-54 0,-41 61-195,-1-1 0,-1-1 0,-1 1 0,-1-1 0,4-41 0,-6 20-28,-3 1-1,-4-50 1,4 87-296,-1-1 0,1 0 1,-1 1-1,-1-1 0,1 0 1,-1 1-1,0-1 0,-1 1 1,1 0-1,-1 0 0,0 0 1,-5-7-1,7 13-49,1-1 0,0 1 0,-1 0 0,1-1 0,0 1 1,-1 0-1,1 0 0,0-1 0,-1 1 0,1 0 0,0 0 0,-1 0 0,1-1 0,-1 1 1,1 0-1,-1 0 0,1 0 0,0 0 0,-1 0 0,1 0 0,-1 0 0,1 0 1,-1 0-1,1 0 0,0 0 0,-1 0 0,1 0 0,-1 0 0,1 0 0,-1 1 0,1-1 1,0 0-1,-1 0 0,1 0 0,-1 1 0,1-1 0,0 0 0,-1 0 0,1 1 1,0-1-1,-1 1 0,-9 17-2,9-16 2,-5 13-11,1 1 1,0 0 0,1 0-1,1 0 1,0 0 0,2 1 0,-1 0-1,2-1 1,0 1 0,1-1-1,1 1 1,1-1 0,5 21 0,-5-26-230,1 1 0,0-1 0,1 0 1,0 0-1,1 0 0,0-1 0,1 0 0,0 0 1,0 0-1,1-1 0,0-1 0,1 1 0,0-1 1,0 0-1,1-1 0,0 0 0,0-1 1,1 0-1,11 4 0,-12-6-362,0 0-1,1-1 1,-1-1 0,1 0 0,16 1-1,7-2-1474</inkml:trace>
-  <inkml:trace contextRef="#ctx0" brushRef="#br0" timeOffset="24179.58">5189 398 3810,'0'0'4450,"-22"-77"-2689,22 72 1632,0 21-3393,1 4-32,7 3 32,-2 0-16,2-1-1008,2 1-881,-2-6-816,0-6-897</inkml:trace>
-  <inkml:trace contextRef="#ctx0" brushRef="#br0" timeOffset="24319.11">5248 150 3089,'0'0'5507</inkml:trace>
-  <inkml:trace contextRef="#ctx0" brushRef="#br0" timeOffset="24652.2">5354 332 2321,'0'0'7748,"3"12"-7063,0 0-583,2 4-34,-1 0-1,-1 0 0,2 32 0,-5-47 16,0-18 421,1 7-387,0 0-1,0 0 1,1 1 0,1-1-1,-1 0 1,9-17 0,-10 24-73,1 0 0,0-1 0,-1 1 0,1 0 0,1 1 0,-1-1 0,0 0 0,1 0 0,-1 1 0,5-3 0,-5 4-30,-1 0 0,1 0 0,-1 0 0,1 1-1,0-1 1,-1 1 0,1-1 0,0 1 0,0 0 0,-1-1-1,1 1 1,0 0 0,0 0 0,0 0 0,-1 1 0,1-1-1,0 0 1,0 1 0,-1-1 0,1 1 0,0-1 0,1 2-1,0 0-12,0 0 0,0 1 0,0-1 0,0 1-1,0 0 1,-1 0 0,1 0 0,-1 0 0,0 0-1,0 0 1,0 1 0,0-1 0,-1 0 0,3 8-1,0 2-106,0 0 0,4 26 0,-5 25-4377,-3-49 1170,0-9-1804</inkml:trace>
-  <inkml:trace contextRef="#ctx0" brushRef="#br0" timeOffset="25079.38">5631 194 6195,'-2'-14'3172,"0"-5"-2257,-2-50 3516,6 57-2220,4 12-949,-5 1-1233,0 0 0,0 0 0,0 0 0,0 1 0,0-1 0,0 0 0,0 1 0,0-1 0,-1 0 0,1 1 0,0-1 0,0 3 0,3 15 37,-1 1-1,-1-1 0,0 1 1,-1 0-1,-4 34 1,1-32-693,2 1 0,0 0 0,1-1 0,5 27 0,-5-47 301,-1 0 0,0 0 0,1 0 0,0 0 0,-1 0 0,1 0 0,0 0 0,0 0 0,0 0 0,0 0 0,0-1 0,0 1 0,1 0 0,-1-1 0,1 1 0,-1-1 0,1 1 0,-1-1 0,1 0 0,2 2 0,-2-3 120,0 1 1,-1-1-1,1 0 1,0 0 0,0 1-1,0-1 1,0 0-1,0-1 1,0 1-1,0 0 1,0-1 0,-1 1-1,1-1 1,0 1-1,0-1 1,0 0 0,2-1-1,6-4 47,0-1 0,-1 0 0,0-1-1,0 0 1,11-13 0,-10 10 316,5-4 759,-2 0 0,1-1-1,-2-1 1,20-34-1,-32 50-758,1 1 0,-1-1-1,0 1 1,1-1-1,-1 1 1,0-1-1,0 1 1,1-1-1,-1 1 1,0-1-1,0 1 1,0-1-1,0 1 1,0-1-1,0 1 1,1-1-1,-1 1 1,-1-1-1,1 0 1,0 1-1,0-1 1,0 1-1,0-1 1,0 1 0,0-1-1,-1 1 1,1-1-1,-1 0 1,-12 5 904,-18 19-1142,27-19 87,-1 0 0,1 0-1,1 1 1,-1 0-1,1 0 1,0 0-1,0 0 1,0 1 0,1-1-1,-1 1 1,1-1-1,1 1 1,-1 0 0,1 0-1,0 0 1,1 0-1,-1 0 1,1 0 0,0 0-1,1 6 1,0-9-55,0 0 0,0 0 0,1 0 0,-1-1 0,0 1 0,1-1 0,0 1 1,0-1-1,0 1 0,0-1 0,0 0 0,0 0 0,0 0 0,1 0 0,-1 0 0,1-1 0,-1 1 1,1-1-1,0 0 0,3 2 0,10 3-656,0 0 1,20 5 0,-33-10 560,17 4-2231,-2 0-610</inkml:trace>
-  <inkml:trace contextRef="#ctx0" brushRef="#br0" timeOffset="25441.6">6255 375 7571,'0'0'7553,"11"-2"-7249,57-6-82,0 3 0,97 6 0,-63 0-109,187 12 52,-167-2-3155,-114-9 899,-12 1 1166,-12 2-334,14-5 847,-22 6-2392</inkml:trace>
-  <inkml:trace contextRef="#ctx0" brushRef="#br0" timeOffset="25996.29">5667 1 1521,'0'0'5778,"27"113"-5185,-27-61-177,0 0-176,0-2-144,3-3-64,5-6-64,1-5-48,12-5-720,3-5-1393,-1-5-833</inkml:trace>
-  <inkml:trace contextRef="#ctx0" brushRef="#br0" timeOffset="26880.03">44 3241 8692,'0'0'9460,"114"-44"-9460,-63 37 16,-2 0-96,-7 3-176,-10 1-1761,-3 1-2561,-12-1 96</inkml:trace>
-  <inkml:trace contextRef="#ctx0" brushRef="#br0" timeOffset="27119.97">311 3089 8324,'0'0'9823,"-8"-4"-9324,-13-7-514,19 10-40,5 3 0,22 12 22,3-1-347,44 16 0,7 2-468,-79-31 841,1 1 1,0-1-1,0 0 1,-1 0-1,1 1 1,0-1-1,0 1 1,-1-1 0,1 0-1,0 1 1,-1-1-1,1 1 1,-1 0-1,1-1 1,0 1-1,-1-1 1,1 1-1,-1 0 1,0-1-1,1 1 1,-1 0-1,1 0 1,-1-1-1,0 1 1,0 0 0,0 0-1,1 0 1,-1-1-1,0 1 1,0 0-1,0 0 1,0 0-1,0-1 1,0 1-1,0 0 1,-1 0-1,1 0 1,0-1-1,0 1 1,-1 0 0,1 0-1,0-1 1,-1 1-1,1 0 1,-1 0-1,1-1 1,-1 1-1,1-1 1,-1 1-1,1 0 1,-2 0-1,-3 4-37,-1 0-1,-1 0 0,1 0 0,-9 4 1,8-5 54,-77 53-1313,1 4-3287,24-17 172</inkml:trace>
-  <inkml:trace contextRef="#ctx0" brushRef="#br0" timeOffset="28124.56">1432 3046 7219,'0'0'6705,"-16"2"-6567,5-1-124,5 0-4,0-1 1,1 1-1,-1-1 1,1 1-1,-1 1 0,1-1 1,0 1-1,-1 0 0,1 0 1,0 1-1,0-1 0,0 1 1,1 0-1,-1 1 0,1-1 1,0 1-1,-7 7 1,2 1 27,1 0 0,1 1 1,0 0-1,-9 23 0,14-30-42,0 1 0,0-1 0,0 0 0,1 1 0,0 0 0,0-1 0,1 1 0,0-1 0,0 1-1,1 0 1,0-1 0,2 11 0,-3-16-23,1 1 0,0-1 0,0 1 0,0-1 0,0 0 0,0 1 0,0-1 1,1 0-1,-1 0 0,0 0 0,1 0 0,-1 0 0,1 0 0,-1 0 0,1 0 0,-1 0 0,1-1 0,-1 1 0,1-1 0,0 1 0,-1-1 0,1 1 0,0-1 0,0 0 0,-1 0 0,1 0 0,0 0 0,0 0 0,-1-1 0,1 1 0,1-1 0,4 0-98,-1 0 0,0 0 0,1-1-1,-1 0 1,0 0 0,0-1 0,7-4-1,2-3-118,0-1-1,-1-1 0,-1 0 1,0-1-1,0 0 0,-1-1 1,-1 0-1,0-1 1,-2 0-1,14-26 0,-14 20 260,0-1-1,-1 0 1,-1 0 0,-1 0-1,-2-1 1,0 0-1,2-43 1,-6 42 184,0-105 3083,-3 124-1180,-1 14-1623,-4 17-525,-5 57 41,4 1-1,0 93 1,10-166-282,-1-1 1,1 1-1,1-1 1,0 0-1,0 1 1,6 14-1,-5-19-295,0 0 1,0 0-1,0-1 0,1 1 0,0 0 0,0-1 0,0 0 0,1 0 0,0-1 1,0 1-1,6 4 0,16 6-3591</inkml:trace>
-  <inkml:trace contextRef="#ctx0" brushRef="#br0" timeOffset="28440.29">1754 3015 10437,'0'0'5437,"-7"7"-5418,4-3-23,-1-1 0,1 1 1,0 0-1,0 0 0,1 1 0,-1-1 1,1 0-1,0 1 0,0-1 1,0 1-1,1 0 0,0 0 1,0 0-1,0 0 0,0-1 1,1 1-1,0 0 0,0 0 0,0 0 1,1 0-1,-1 0 0,1 0 1,0 0-1,1 0 0,3 9 1,-3-10-90,1-1 0,0 1 1,0 0-1,0-1 1,0 1-1,0-1 0,1 0 1,0 0-1,0 0 0,-1-1 1,1 1-1,1-1 1,-1 0-1,0 0 0,1-1 1,5 2-1,-8-2 49,1 0 0,-1-1 1,0 0-1,1 0 0,-1 1 0,0-1 0,1-1 0,-1 1 0,0 0 1,1 0-1,-1-1 0,0 0 0,1 1 0,-1-1 0,0 0 1,0 0-1,0 0 0,0 0 0,0-1 0,0 1 0,0 0 0,0-1 1,0 0-1,-1 1 0,1-1 0,-1 0 0,1 0 0,-1 0 0,1 0 1,-1 0-1,0 0 0,0 0 0,1-3 0,0-1 55,0 1 1,-1 0-1,1-1 0,-1 1 1,0-1-1,-1 1 0,1-1 0,-1 0 1,0 1-1,0-1 0,-1 0 1,0 1-1,0-1 0,0 1 0,-1-1 1,0 1-1,0 0 0,0 0 1,0 0-1,-1 0 0,0 0 0,0 0 1,0 1-1,-1-1 0,1 1 1,-1 0-1,0 0 0,-1 0 0,1 1 1,-1-1-1,1 1 0,-1 0 0,0 0 1,0 1-1,0 0 0,0-1 1,-1 2-1,1-1 0,-1 1 0,1 0 1,-1 0-1,1 0 0,-1 1 1,1-1-1,-1 2 0,0-1 0,-6 2 1,9-2-231,1 0-1,-1 0 1,1 1 0,-1-1 0,1 1 0,-1 0 0,1 0 0,-1 0 0,1 0-1,0 0 1,0 1 0,0-1 0,0 1 0,0-1 0,0 1 0,0 0 0,0 0-1,0-1 1,1 1 0,-1 1 0,-2 3 0,-5 18-2871</inkml:trace>
-  <inkml:trace contextRef="#ctx0" brushRef="#br0" timeOffset="28919.4">2055 3041 11925,'0'0'4624,"-4"2"-4107,2 0-516,0 0 0,1 1 0,-1-1 0,0 0-1,1 1 1,0-1 0,-1 1 0,1 0 0,0-1-1,0 1 1,0 0 0,1 0 0,-1 0-1,1-1 1,-1 1 0,1 0 0,0 0 0,0 0-1,1 0 1,0 5 0,-1-1-4,1 0-1,0-1 1,0 1 0,1 0 0,0-1-1,0 1 1,0-1 0,1 1 0,4 6-1,-6-12-49,0 0-1,0 0 0,0 1 0,0-1 1,0 0-1,0 0 0,0 0 0,0 0 0,1 0 1,-1-1-1,0 1 0,1 0 0,-1 0 0,1-1 1,-1 1-1,1-1 0,-1 0 0,1 1 0,-1-1 1,1 0-1,-1 0 0,1 0 0,0 0 0,-1 0 1,1 0-1,-1 0 0,1 0 0,-1-1 0,1 1 1,-1-1-1,1 1 0,-1-1 0,1 0 0,-1 1 1,0-1-1,3-1 0,1-2-19,1 0-1,-1 0 0,0-1 1,0 1-1,-1-1 1,9-11-1,-3 1 364,0-1-1,0 0 1,12-33-1,-19 50-218,-1 1-1,1 0 0,0 0 1,-1 0-1,0 1 0,0-1 1,4 5-1,-1 0-145,1-1 0,0 1 1,1-1-1,-1 0 0,1-1 0,10 7 0,-13-9-63,1-1-1,-1 0 0,0 0 1,1-1-1,-1 1 0,1-1 1,-1 0-1,1 0 0,0-1 1,0 1-1,-1-1 0,1 0 1,7-1-1,-9 0 139,-1 0-1,0 0 1,0 0-1,1 0 1,-1 0-1,0-1 1,0 1-1,0-1 1,-1 0 0,1 1-1,0-1 1,-1 0-1,1 0 1,-1 0-1,1 0 1,-1 0 0,0 0-1,0 0 1,0-1-1,0 1 1,0 0-1,-1-1 1,1 1 0,-1 0-1,1-1 1,-1-3-1,1-2 75,0 1-1,0-1 1,-1 1-1,0-1 1,0 1-1,-1-1 1,-3-11-1,3 14-103,-1 1-1,0 0 0,0 0 1,-1 0-1,1 0 0,-1 1 1,0-1-1,0 1 1,0 0-1,-1 0 0,1 0 1,-1 0-1,1 0 0,-1 1 1,0-1-1,0 1 1,0 0-1,-1 1 0,1-1 1,0 1-1,-1-1 0,1 1 1,0 0-1,-1 1 0,0-1 1,-7 1-1,11 0-162,1 0-1,-1 0 0,0 0 1,0 0-1,1 0 0,-1 0 1,0 0-1,0 0 1,0 0-1,1 0 0,-1 1 1,0-1-1,0 0 0,1 0 1,-1 1-1,0-1 1,0 1-1,1-1 0,-1 0 1,1 1-1,-1-1 0,0 1 1,1 0-1,-1-1 1,1 1-1,-1-1 0,1 1 1,-1 0-1,1-1 0,0 1 1,-1 0-1,1 1 1,-2 11-5367</inkml:trace>
-  <inkml:trace contextRef="#ctx0" brushRef="#br0" timeOffset="29234.79">2439 2988 7539,'0'0'8724,"11"9"-8577,34 34-104,-42-39-49,-1-1 0,0 1-1,1-1 1,-2 1 0,1 0 0,0-1 0,-1 1 0,1 0-1,-1 0 1,0 0 0,-1 0 0,1 0 0,-1 1 0,1-1-1,-1 0 1,0 0 0,-2 7 0,2 5-294,0-15 193,-1-3 126,0-10-18,-1-1 26,1 0 1,0 0-1,1 0 0,2-20 0,-2 31-10,1-1-1,-1 1 1,1-1-1,-1 1 1,1-1-1,0 1 1,0 0-1,0-1 1,0 1-1,0 0 1,1 0-1,-1 0 1,1 0-1,-1 0 1,1 0-1,0 0 1,0 0-1,0 1 1,0-1-1,0 1 1,0-1-1,0 1 1,0 0-1,1 0 1,-1 0-1,0 0 1,1 0-1,-1 1 1,6-2-1,-5 2-13,1-1 1,0 1-1,0 0 0,0-1 0,0 2 0,0-1 0,0 0 0,0 1 1,0 0-1,0 0 0,-1 0 0,1 0 0,0 1 0,-1-1 1,6 4-1,-7-3-61,1 1 0,-1-1 0,0 0 0,0 1 0,0 0 0,0-1 0,-1 1 0,1 0 0,-1 0 0,1 0 0,-1 0 0,0 0 0,0 0 0,-1 0-1,1 0 1,0 0 0,-1 1 0,0-1 0,0 4 0,-1 38-5576,-2-27 1363</inkml:trace>
-  <inkml:trace contextRef="#ctx0" brushRef="#br0" timeOffset="29470.18">2685 2769 9925,'0'0'8868,"64"17"-8676,-60 27-160,-4 5 128,0 3-160,0-4-112,-3-4-673,3-8-1680,0-9-2497,8-13-320</inkml:trace>
-  <inkml:trace contextRef="#ctx0" brushRef="#br0" timeOffset="29771.38">2907 2991 2449,'0'0'13030,"-3"0"-12366,3 0-662,-1-1 0,1 1 0,-1 0-1,1 0 1,-1 0 0,0 0-1,1 0 1,-1 0 0,1 0 0,-1 0-1,1 0 1,-1 0 0,1 1 0,0-1-1,-1 0 1,1 0 0,-1 0-1,1 1 1,-1-1 0,1 0 0,-1 0-1,1 1 1,0-1 0,-1 0 0,1 1-1,0-1 1,-1 1 0,1-1-1,0 0 1,-1 1 0,1-1 0,0 1-1,-1 0 1,0 22 15,1-19-20,1 0 0,0 0 0,0 0 0,0 0 0,0 0 0,1 0 0,0-1 0,0 1 0,0 0 0,0-1 0,5 6 0,-3-5-149,1-1-1,0 0 0,0-1 1,0 1-1,0-1 0,1 0 0,-1 0 1,0 0-1,1-1 0,-1 0 1,1 0-1,0-1 0,-1 1 0,1-1 1,7-1-1,-6 1-148,1-1 0,-1 1 1,1-2-1,-1 1 0,1-1 0,-1 0 1,0-1-1,0 1 0,0-1 0,11-7 0,-14 7 323,-1 0 0,0 0-1,0 0 1,0-1-1,-1 1 1,1-1-1,-1 0 1,0 1-1,0-1 1,0 0-1,0 0 1,-1-1-1,2-4 1,-2 7 78,-1 0 1,1 0-1,-1 0 0,0 0 1,0 0-1,1 0 1,-1 0-1,-1 0 0,1 0 1,0-1-1,0 1 0,-1 0 1,1 0-1,-1 0 0,0 0 1,0 0-1,1 0 1,-1 0-1,0 1 0,-1-1 1,1 0-1,0 0 0,0 1 1,-1-1-1,1 1 0,-1-1 1,0 1-1,-2-2 1,-7-2-103,-1 1 0,0 1 0,0 0 0,1 0 0,-1 1 0,-1 1 0,1 0 0,0 0 0,0 2 0,0-1 0,-15 4 0,25-4-158,0 0 0,-1 1 0,1-1 0,0 1 0,0 0 0,0-1 0,0 1 0,-1 0 0,1 0 0,0 1 0,0-1 0,1 0 0,-1 1 0,0-1 0,-2 4 0,2-4-271,1 1-1,0 0 0,0 0 1,0 0-1,0 0 1,0 0-1,1 0 0,-1 0 1,1 0-1,-1 3 0,0 9-5640</inkml:trace>
-  <inkml:trace contextRef="#ctx0" brushRef="#br0" timeOffset="30087.23">3384 2942 12678,'0'0'7977,"-16"4"-7852,-50 14-95,64-17-28,-1 0 0,1 0 0,-1 1 1,1-1-1,0 1 0,-1-1 0,1 1 1,0 0-1,0 0 0,1 0 1,-1 0-1,0 0 0,0 1 0,1-1 1,0 0-1,-1 1 0,1-1 1,-2 6-1,2-1-337,-1-1-1,1 1 1,1 0 0,-1 0 0,1 7 0,0-12 160,1-2 19,-1 1 1,1-1-1,0 1 0,-1-1 0,1 0 1,0 1-1,-1-1 0,1 1 0,0-1 1,0 0-1,0 0 0,-1 0 0,1 1 1,0-1-1,0 0 0,0 0 0,-1 0 1,1 0-1,0 0 0,0-1 0,1 1 0,21-1-840,-14-1 692,0-1 0,0 0 0,0 0 0,0-1 1,-1 0-1,0-1 0,1 0 0,-1 0 0,12-11 0,-7 7 956,-1 0 0,24-11 0,-36 20-621,1 0-1,-1 0 1,0 0 0,1 0 0,-1 0 0,1 0 0,-1 0 0,1 0 0,-1 0-1,1 0 1,-1 1 0,0-1 0,1 0 0,-1 0 0,0 0 0,1 1 0,-1-1-1,1 0 1,-1 1 0,0-1 0,1 0 0,-1 1 0,0-1 0,0 0 0,1 1-1,-1-1 1,0 0 0,0 1 0,1 0 0,8 18-138,-4-9 139,22 26-1506,-23-32 643,0 0-1,0 0 1,0 0-1,1-1 1,-1 0-1,7 4 1,6 1-2333</inkml:trace>
-  <inkml:trace contextRef="#ctx0" brushRef="#br0" timeOffset="30450.84">3799 2927 8612,'0'0'1529,"0"-13"1048,-1-37-283,1 49-2205,0 0-1,0 0 0,0 0 0,0 0 1,-1 0-1,1 0 0,-1 0 1,1 1-1,0-1 0,-1 0 1,0 0-1,1 0 0,-1 0 1,1 1-1,-1-1 0,0 0 1,1 1-1,-1-1 0,0 0 1,0 1-1,0-1 0,0 1 1,1-1-1,-1 1 0,0 0 1,0-1-1,0 1 0,0 0 1,0 0-1,0-1 0,0 1 1,0 0-1,0 0 0,0 0 1,-2 1-1,-29 4 785,23-1-830,0 0 1,0 0 0,1 1-1,-1 1 1,1-1-1,1 1 1,-1 0 0,1 1-1,0 0 1,0 0 0,1 1-1,0-1 1,0 1-1,1 1 1,0-1 0,1 1-1,0 0 1,0 0 0,-4 16-1,7-23-78,1 0 1,0 0-1,-1 0 0,1 0 0,0-1 0,1 1 1,-1 0-1,0 0 0,0 0 0,1-1 1,-1 1-1,1 0 0,0 0 0,-1-1 0,1 1 1,0 0-1,0-1 0,0 1 0,0-1 0,0 1 1,0-1-1,1 0 0,-1 1 0,0-1 1,1 0-1,-1 0 0,1 0 0,-1 0 0,1 0 1,-1 0-1,1 0 0,0-1 0,0 1 0,-1 0 1,1-1-1,0 0 0,0 1 0,0-1 1,-1 0-1,4 0 0,6 1-252,1-1 1,0 0-1,-1-1 1,1 0-1,13-3 1,-13 1 171,-1-1 1,0 1-1,0-2 1,-1 0 0,1 0-1,-1-1 1,0 0-1,-1 0 1,1-1-1,-1-1 1,-1 1 0,1-2-1,-1 1 1,-1-1-1,1 0 1,-2-1-1,1 1 1,9-21-1,-9 15 390,0 0 0,-1-1-1,-1 0 1,0 0-1,-2-1 1,1 1 0,-2-1-1,0 0 1,-1 1-1,-1-1 1,-1 0-1,-3-26 1,3 38-88,-1-1 1,0 1-1,0 0 1,0-1-1,-1 1 1,0 0-1,0 0 0,0 0 1,0 1-1,-1-1 1,0 1-1,0 0 1,-6-6-1,8 9-122,1 0 0,-1-1-1,0 1 1,0 0 0,1 0-1,-1 0 1,0 0 0,0 1 0,0-1-1,0 0 1,0 1 0,0-1-1,-1 1 1,1 0 0,0 0 0,0 0-1,0 0 1,0 0 0,0 0 0,0 0-1,0 1 1,-1-1 0,1 1-1,0 0 1,0-1 0,0 1 0,1 0-1,-1 0 1,0 0 0,0 1 0,0-1-1,1 0 1,-1 1 0,1-1-1,-1 1 1,1-1 0,-1 1 0,1 0-1,-2 3 1,-3 5-27,-1 1-1,2 0 1,-1 0 0,2 0-1,-1 1 1,2-1 0,-1 1-1,-2 20 1,2-1-78,2 1 0,1 39 0,1-59-176,1 1 1,0-1-1,1 1 1,1-1-1,0 0 1,1 0-1,8 20 1,-8-24-515,0 0-1,1-1 1,0 1-1,10 10 1,-9-11-437,0-1 0,1-1-1,-1 1 1,1-1 0,10 5 0,31 10-6391</inkml:trace>
+  <inkml:trace contextRef="#ctx0" brushRef="#br0">148 382 516 0 0,'2'-6'1842'0'0,"13"-46"8496"0"0,-16 47-8866 0 0,0-1-915 0 0,-1-4-52 0 0,1-1 5341 0 0,-5 12-5210 0 0,0-2-460 0 0,5 1-127 0 0,-1 0 1 0 0,0-1 0 0 0,0 1 0 0 0,0 0-1 0 0,0 0 1 0 0,1 0 0 0 0,-1 1-1 0 0,0-1 1 0 0,0 0 0 0 0,0 1-1 0 0,1-1 1 0 0,-1 1 0 0 0,0 0-1 0 0,1-1 1 0 0,-1 1 0 0 0,0 0-1 0 0,-1 1 1 0 0,-2 1-7 0 0,-3 1 152 0 0,0 1 0 0 0,1 0-1 0 0,-1 0 1 0 0,1 0-1 0 0,0 1 1 0 0,0 0-1 0 0,0 1 1 0 0,1-1-1 0 0,-9 14 1 0 0,-14 35-796 0 0,28-51 217 0 0,5 1-1724 0 0,-3-2 1947 0 0,-1-1 85 0 0,1 0-1 0 0,0-1 1 0 0,-1 1 0 0 0,1 0 0 0 0,0-1 0 0 0,0 1-1 0 0,0 0 1 0 0,0-1 0 0 0,1 1 0 0 0,-1-1-1 0 0,0 0 1 0 0,3 3 0 0 0,-2-4 3 0 0,0 1 1 0 0,0-1-1 0 0,0 0 0 0 0,0 0 1 0 0,-1 0-1 0 0,1 0 1 0 0,0 0-1 0 0,0-1 0 0 0,0 1 1 0 0,0 0-1 0 0,-1-1 1 0 0,4-1-1 0 0,-3 2-62 0 0,4-1-348 0 0,1-3 45 0 0,3-2 308 0 0,0 0 1 0 0,-1 0-1 0 0,0-1 1 0 0,0 0-1 0 0,0-1 1 0 0,-1 0-1 0 0,9-12 1 0 0,-11 13 545 0 0,-2 0 0 0 0,1-1 1 0 0,-1 1-1 0 0,6-15 0 0 0,-1 1 2396 0 0,-9 20-2756 0 0,0 1 1 0 0,0 0-1 0 0,0 0 0 0 0,0 0 1 0 0,0 0-1 0 0,0 0 1 0 0,0-1-1 0 0,0 1 1 0 0,0 0-1 0 0,0 0 0 0 0,0 0 1 0 0,0 0-1 0 0,0 0 1 0 0,0 0-1 0 0,0 0 0 0 0,0-1 1 0 0,0 1-1 0 0,1 0 1 0 0,-1 0-1 0 0,0 0 1 0 0,0 0-1 0 0,0 0 0 0 0,0 0 1 0 0,0 0-1 0 0,0 0 1 0 0,0 0-1 0 0,1 0 0 0 0,-1-1 1 0 0,0 1-1 0 0,0 0 1 0 0,0 0-1 0 0,0 0 0 0 0,0 0 1 0 0,0 0-1 0 0,1 0 1 0 0,-1 0-1 0 0,0 0 1 0 0,0 0-1 0 0,0 0 0 0 0,0 0 1 0 0,0 0-1 0 0,0 0 1 0 0,1 0-1 0 0,-1 0 0 0 0,0 0 1 0 0,0 0-1 0 0,0 0 1 0 0,0 0-1 0 0,0 1 1 0 0,0-1-1 0 0,1 0 0 0 0,-1 0 1 0 0,0 0-1 0 0,0 0 1 0 0,0 0-1 0 0,0 0 0 0 0,5 41 2878 0 0,-4-24-3787 0 0,13 47 243 0 0,-13-61 359 0 0,2 1-77 0 0,-2-2 251 0 0,0 0-10 0 0,0-1-1 0 0,-1 1 1 0 0,1-1 0 0 0,0 1-1 0 0,0-1 1 0 0,0 0 0 0 0,1 1-1 0 0,-1-1 1 0 0,0 0 0 0 0,0 0-1 0 0,1 1 1 0 0,-1-1-1 0 0,1 0 1 0 0,-1-1 0 0 0,1 1-1 0 0,-1 0 1 0 0,1 0 0 0 0,-1-1-1 0 0,1 1 1 0 0,0-1-1 0 0,-1 1 1 0 0,1-1 0 0 0,0 0-1 0 0,0 1 1 0 0,2-1 0 0 0,6-1-183 0 0,0 0 0 0 0,0-1 0 0 0,0 0 0 0 0,0-1 1 0 0,-1 0-1 0 0,1-1 0 0 0,-1 1 0 0 0,0-2 1 0 0,0 0-1 0 0,11-6 0 0 0,-11 3 180 0 0,1 0 0 0 0,-2-1 0 0 0,1 0 0 0 0,-1 0 0 0 0,0 0 0 0 0,-1-1 1 0 0,0-1-1 0 0,-1 1 0 0 0,0-1 0 0 0,0 0 0 0 0,-1 0 0 0 0,6-24 0 0 0,-5 13 700 0 0,-1-1 1 0 0,-1 0-1 0 0,-1 1 1 0 0,-1-2-1 0 0,-2-41 0 0 0,-4 42 649 0 0,3 20 2548 0 0,-3 16-3672 0 0,0-3-127 0 0,0 0-14 0 0,0 0-1 0 0,1 0 1 0 0,0 0 0 0 0,1 1-1 0 0,0-1 1 0 0,1 1-1 0 0,0-1 1 0 0,0 1-1 0 0,2 14 1 0 0,1 0-797 0 0,2 0 0 0 0,0 0 1 0 0,15 46-1 0 0,-18-68 505 0 0,1 0-1 0 0,-1 0 1 0 0,1-1-1 0 0,0 1 1 0 0,0 0 0 0 0,0-1-1 0 0,1 1 1 0 0,-1-1-1 0 0,1 0 1 0 0,-1 0 0 0 0,1 0-1 0 0,0 0 1 0 0,0 0-1 0 0,0-1 1 0 0,0 1-1 0 0,0-1 1 0 0,0 0 0 0 0,0 1-1 0 0,0-2 1 0 0,0 1-1 0 0,1 0 1 0 0,-1-1 0 0 0,0 1-1 0 0,1-1 1 0 0,-1 0-1 0 0,0 0 1 0 0,1 0 0 0 0,-1-1-1 0 0,0 1 1 0 0,0-1-1 0 0,1 0 1 0 0,-1 1 0 0 0,0-2-1 0 0,5-1 1 0 0,1-1 131 0 0,0-1 1 0 0,0 1-1 0 0,0-2 1 0 0,-1 1-1 0 0,0-1 1 0 0,0-1-1 0 0,-1 1 0 0 0,0-1 1 0 0,0 0-1 0 0,0-1 1 0 0,-1 0-1 0 0,0 0 1 0 0,4-9-1 0 0,-2 2 404 0 0,-1 0 0 0 0,0-1-1 0 0,-2 0 1 0 0,1 0 0 0 0,-2-1-1 0 0,4-30 1 0 0,-6 35 293 0 0,-1-1 0 0 0,0 1 1 0 0,-2-20-1 0 0,-3-20 1433 0 0,4 47-1255 0 0,-1 1-20 0 0,-3-14-62 0 0,3 14 2710 0 0,-4 18-3122 0 0,-30 111 254 0 0,29-102-832 0 0,1 0 0 0 0,-4 39-1 0 0,9-55-298 0 0,-1 1-1 0 0,1-1 1 0 0,1 1-1 0 0,-1-1 1 0 0,1 1-1 0 0,1-1 1 0 0,-1 0-1 0 0,1 0 1 0 0,0 1-1 0 0,1-1 1 0 0,5 11-1 0 0,-2-12-5220 0 0,18 13 449 0 0</inkml:trace>
 </inkml:ink>
 </file>
 
@@ -5753,22 +5480,29 @@
           <inkml:channel name="X" type="integer" min="-2.14748E9" max="2.14748E9" units="cm"/>
           <inkml:channel name="Y" type="integer" min="-2.14748E9" max="2.14748E9" units="cm"/>
           <inkml:channel name="F" type="integer" max="32767" units="dev"/>
+          <inkml:channel name="OA" type="integer" max="360" units="deg"/>
+          <inkml:channel name="OE" type="integer" max="90" units="deg"/>
         </inkml:traceFormat>
         <inkml:channelProperties>
           <inkml:channelProperty channel="X" name="resolution" value="1000" units="1/cm"/>
           <inkml:channelProperty channel="Y" name="resolution" value="1000" units="1/cm"/>
           <inkml:channelProperty channel="F" name="resolution" value="0" units="1/dev"/>
+          <inkml:channelProperty channel="OA" name="resolution" value="1000" units="1/deg"/>
+          <inkml:channelProperty channel="OE" name="resolution" value="1000" units="1/deg"/>
         </inkml:channelProperties>
       </inkml:inkSource>
-      <inkml:timestamp xml:id="ts0" timeString="2026-02-28T14:19:03.449"/>
+      <inkml:timestamp xml:id="ts0" timeString="2026-03-05T14:53:31.189"/>
     </inkml:context>
     <inkml:brush xml:id="br0">
       <inkml:brushProperty name="width" value="0.035" units="cm"/>
       <inkml:brushProperty name="height" value="0.035" units="cm"/>
     </inkml:brush>
   </inkml:definitions>
-  <inkml:trace contextRef="#ctx0" brushRef="#br0">24 1 9668,'0'0'9653,"5"20"-9157,-5 13-384,-10-1-64,-1 2-96,3-1-432,8-7-2433,0-5-2962,16-12-336</inkml:trace>
-  <inkml:trace contextRef="#ctx0" brushRef="#br0" timeOffset="142.99">298 65 10901,'0'0'7331,"-50"104"-7683,17-60-2273,-4-3-2866,1-2-3665</inkml:trace>
+  <inkml:trace contextRef="#ctx0" brushRef="#br0">54 0 1436 0 0,'0'0'21487'0'0,"-4"11"-20981"0"0,2-5-522 0 0,-9 23 173 0 0,2 1 1 0 0,1 0-1 0 0,2 0 1 0 0,-4 35-1 0 0,9-49-1372 0 0,-1 24-51 0 0,1-24-2840 0 0,1 0-3750 0 0</inkml:trace>
+  <inkml:trace contextRef="#ctx0" brushRef="#br0" timeOffset="359.35">285 118 17318 0 0,'0'0'2132'0'0,"0"-7"-1634"0"0,-3-22-38 0 0,2 22 4902 0 0,-6 14-5156 0 0,-24 23-14 0 0,30-29-183 0 0,0-1 0 0 0,1 1 0 0 0,-1-1 0 0 0,0 1 0 0 0,1-1 0 0 0,-1 1 0 0 0,1-1 0 0 0,-1 1 1 0 0,1 0-1 0 0,-1-1 0 0 0,1 1 0 0 0,-1 0 0 0 0,1 0 0 0 0,0-1 0 0 0,-1 1 0 0 0,1 0 0 0 0,0 0 0 0 0,0 1 0 0 0,-7 59 399 0 0,6-53-363 0 0,2 1-1 0 0,-1-1 0 0 0,1 0 0 0 0,1 1 1 0 0,2 9-1 0 0,-3-13-66 0 0,0-2-4 0 0,-1-1 0 0 0,1 1-1 0 0,0 0 1 0 0,0-1 0 0 0,1 1 0 0 0,-1-1 0 0 0,0 1 0 0 0,1-1 0 0 0,0 0-1 0 0,-1 1 1 0 0,1-1 0 0 0,0 0 0 0 0,4 3 0 0 0,-3-2-21 0 0,0 0-119 0 0,2-2-21 0 0,15 4 7 0 0,-15-3 7 0 0,1-3 14 0 0,17-4 17 0 0,-17 4 16 0 0,-1-2 20 0 0,2-2 72 0 0,-1 1 1 0 0,0-1-1 0 0,0 0 0 0 0,0 0 1 0 0,-1-1-1 0 0,0 0 1 0 0,0 0-1 0 0,6-10 1 0 0,-8 12 39 0 0,-1 0 0 0 0,0-1 1 0 0,0 1-1 0 0,0-1 0 0 0,-1 0 0 0 0,1 1 1 0 0,-1-1-1 0 0,0 0 0 0 0,-1 0 1 0 0,1 0-1 0 0,-1 0 0 0 0,0 0 1 0 0,0 0-1 0 0,-1 0 0 0 0,1 0 0 0 0,-1 1 1 0 0,-2-8-1 0 0,2 10-30 0 0,1-2-4 0 0,-1 0 0 0 0,0 1 0 0 0,0-1 1 0 0,0 0-1 0 0,-1 1 0 0 0,1-1 0 0 0,-1 1 0 0 0,0 0 0 0 0,0 0 0 0 0,0 0 1 0 0,0-1-1 0 0,0 2 0 0 0,-1-1 0 0 0,1 0 0 0 0,-1 0 0 0 0,0 1 0 0 0,0 0 0 0 0,0-1 1 0 0,0 1-1 0 0,0 0 0 0 0,-1 1 0 0 0,1-1 0 0 0,-1 1 0 0 0,1-1 0 0 0,-1 1 1 0 0,1 0-1 0 0,-5-1 0 0 0,1 1-177 0 0,5 0 101 0 0,0 0 0 0 0,-1 1-1 0 0,1-1 1 0 0,0 1 0 0 0,-1 0-1 0 0,1 0 1 0 0,-1 0 0 0 0,1 0-1 0 0,0 0 1 0 0,-1 1 0 0 0,1-1-1 0 0,-4 2 1 0 0,-1-1-302 0 0,-40 11-2218 0 0,16 3-7892 0 0,15-3 5320 0 0</inkml:trace>
+  <inkml:trace contextRef="#ctx0" brushRef="#br0" timeOffset="1001.65">563 197 1476 0 0,'0'0'21557'0'0,"2"11"-20733"0"0,2 27 415 0 0,-4 73 0 0 0,-7 32-1016 0 0,4-120-1773 0 0,-1 0-1447 0 0,3-8-8945 0 0</inkml:trace>
+  <inkml:trace contextRef="#ctx0" brushRef="#br0" timeOffset="1202.69">601 303 15201 0 0,'-2'-102'3936'0'0,"8"76"-3133"0"0,-5 24-766 0 0,-1 1-1 0 0,1 0 1 0 0,-1 0-1 0 0,1 0 0 0 0,0 0 1 0 0,-1 0-1 0 0,1 0 0 0 0,0 0 1 0 0,0 0-1 0 0,0 1 0 0 0,-1-1 1 0 0,1 0-1 0 0,0 0 0 0 0,0 1 1 0 0,0-1-1 0 0,0 0 0 0 0,0 1 1 0 0,1-1-1 0 0,-1 1 0 0 0,0 0 1 0 0,0-1-1 0 0,0 1 0 0 0,2-1 1 0 0,15-1 223 0 0,-14 2-60 0 0,3 1-13 0 0,4 1-103 0 0,0 1-1 0 0,0 0 1 0 0,-1 0 0 0 0,1 1 0 0 0,-1 1-1 0 0,11 6 1 0 0,-18-9-51 0 0,-1 1 0 0 0,1-1 1 0 0,-1 1-1 0 0,1 0 0 0 0,-1 0 0 0 0,0 0 1 0 0,0 0-1 0 0,0 0 0 0 0,-1 0 0 0 0,1 0 1 0 0,1 6-1 0 0,-2-5 50 0 0,-2 2-9 0 0,0 0-49 0 0,-1 0 1 0 0,1 0-1 0 0,-1-1 1 0 0,-1 1-1 0 0,1 0 1 0 0,-1-1-1 0 0,0 0 0 0 0,0 0 1 0 0,0 0-1 0 0,-1 0 1 0 0,0 0-1 0 0,0 0 0 0 0,0-1 1 0 0,0 0-1 0 0,-1 0 1 0 0,-8 5-1 0 0,-3 1-446 0 0,0-2 1 0 0,0 0-1 0 0,-1 0 0 0 0,-26 6 1 0 0,29-9-842 0 0,11-4-119 0 0</inkml:trace>
+  <inkml:trace contextRef="#ctx0" brushRef="#br0" timeOffset="1549.58">859 183 4 0 0,'0'0'11634'0'0,"5"5"-10657"0"0,16 16-93 0 0,-15-16-97 0 0,-7 1-74 0 0,0 18-65 0 0,1-18-76 0 0,-2 1-61 0 0,-26 65 1379 0 0,27-69-469 0 0,12-8-1403 0 0,2 0-13 0 0,-7 3-1 0 0,-1 0 0 0 0,0 0-1 0 0,0-1 1 0 0,0 1 0 0 0,-1-1-1 0 0,1 0 1 0 0,-1-1 0 0 0,0 1-1 0 0,1-1 1 0 0,-2 0 0 0 0,6-5 0 0 0,17-18 403 0 0,27-37 3729 0 0,-57 76-4007 0 0,-13 34-9 0 0,12-35-9 0 0,7-5-11 0 0,-1-3-186 0 0,-1 1 0 0 0,1-1 0 0 0,1 0 0 0 0,-1 1 0 0 0,0-1 0 0 0,1 0 0 0 0,0 0 0 0 0,0 0 0 0 0,0 0 0 0 0,0 0 0 0 0,0 0 0 0 0,0 0 0 0 0,1-1 0 0 0,0 1 0 0 0,-1-1 0 0 0,1 0 0 0 0,0 0 0 0 0,0 0 0 0 0,0 0-1 0 0,5 2 1 0 0,-4-3-552 0 0,31 4-2434 0 0,-5-8-6309 0 0,7-4 3639 0 0</inkml:trace>
 </inkml:ink>
 </file>
 
@@ -5781,28 +5515,32 @@
           <inkml:channel name="X" type="integer" min="-2.14748E9" max="2.14748E9" units="cm"/>
           <inkml:channel name="Y" type="integer" min="-2.14748E9" max="2.14748E9" units="cm"/>
           <inkml:channel name="F" type="integer" max="32767" units="dev"/>
+          <inkml:channel name="OA" type="integer" max="360" units="deg"/>
+          <inkml:channel name="OE" type="integer" max="90" units="deg"/>
         </inkml:traceFormat>
         <inkml:channelProperties>
           <inkml:channelProperty channel="X" name="resolution" value="1000" units="1/cm"/>
           <inkml:channelProperty channel="Y" name="resolution" value="1000" units="1/cm"/>
           <inkml:channelProperty channel="F" name="resolution" value="0" units="1/dev"/>
+          <inkml:channelProperty channel="OA" name="resolution" value="1000" units="1/deg"/>
+          <inkml:channelProperty channel="OE" name="resolution" value="1000" units="1/deg"/>
         </inkml:channelProperties>
       </inkml:inkSource>
-      <inkml:timestamp xml:id="ts0" timeString="2026-02-28T14:18:25.426"/>
+      <inkml:timestamp xml:id="ts0" timeString="2026-03-05T14:53:26.153"/>
     </inkml:context>
     <inkml:brush xml:id="br0">
       <inkml:brushProperty name="width" value="0.035" units="cm"/>
       <inkml:brushProperty name="height" value="0.035" units="cm"/>
     </inkml:brush>
   </inkml:definitions>
-  <inkml:trace contextRef="#ctx0" brushRef="#br0">667 690 2913,'0'0'4907,"0"-13"-3216,2-51 173,-1 8 2707,-1 55-4469,0 0 0,-1 0 0,1 1 0,0-1 0,0 0 0,-1 0 0,1 1-1,0-1 1,-1 0 0,1 1 0,-1-1 0,1 0 0,-1 1 0,1-1 0,-1 1 0,1-1 0,-1 1 0,0-1 0,1 1 0,-1 0 0,0-1 0,1 1 0,-1 0-1,0-1 1,1 1 0,-1 0 0,0 0 0,0-1 0,1 1 0,-1 0 0,0 0 0,0 0 0,0 0 0,0 0 0,-2 0-86,0 0 0,0 0-1,0 1 1,0-1 0,0 1 0,0-1 0,0 1 0,-3 1 0,-2 2-4,1 1 0,0 0 0,0 0 0,0 0 0,1 1 0,0 0 0,0 0 1,0 1-1,-5 8 0,4-5-7,0 0 1,1 0 0,0 1-1,1 0 1,0 0-1,-3 13 1,7-20-18,0 1 0,0-1 1,0 1-1,0 0 0,1 0 0,-1-1 0,1 1 0,1 0 1,-1 0-1,1-1 0,-1 1 0,1 0 0,1-1 0,1 7 1,-1-8 1,0-1 1,-1 1 0,1-1 0,0 0 0,0 1 0,1-1-1,-1 0 1,0 0 0,1-1 0,-1 1 0,1 0 0,-1-1-1,1 0 1,0 1 0,0-1 0,0 0 0,0 0 0,0-1-1,-1 1 1,1-1 0,1 1 0,-1-1 0,3 0 0,-1 0 2,0 1 1,1-1 0,-1-1 0,0 1 0,0-1 0,0 0 0,0 0-1,0 0 1,0-1 0,0 0 0,0 0 0,4-3 0,-2 1 5,-1-1 0,0 0 1,0 0-1,0-1 0,-1 1 1,0-1-1,6-10 0,1-1-25,-2-1 0,0 0 0,-1 0 0,-1-1 1,8-28-1,-14 38 1861,0 1 1,0-1 0,0-16-1,-3 85-2038,0 53 560,8-58-4299,9-3-5620,-2-25-1000</inkml:trace>
-  <inkml:trace contextRef="#ctx0" brushRef="#br0" timeOffset="2683.61">321 523 4354,'0'0'6075,"-17"14"-5832,6-6-211,-22 19 96,-52 54 0,-77 74 213,151-145-330,11-10-1,0 0 0,0 0 0,0 0 1,0 0-1,0 0 0,0 0 0,0 0 1,0 0-1,0 0 0,0 0 0,0 0 0,0 0 1,0 0-1,0-1 0,0 1 0,0 0 1,0 0-1,0 0 0,0 0 0,0 0 0,0 0 1,0 0-1,-1 0 0,1 0 0,0 0 0,0 0 1,0 0-1,0 0 0,0 0 0,0 0 1,0 0-1,0 0 0,0 0 0,0 0 0,0 0 1,0 0-1,0 0 0,0 0 0,0 0 0,0 0 1,0 0-1,0 0 0,0 0 0,0 0 1,-1 0-1,1 0 0,0 0 0,5-10 412,10-14 2,-11 18-261,1 1 0,0 1 0,0-1 0,1 1 0,-1 0 0,9-5 0,-12 8-133,-1 0 0,1 1 0,0-1 0,-1 0 0,1 1 0,0-1 0,-1 1-1,1 0 1,0 0 0,0 0 0,-1-1 0,1 1 0,0 1 0,0-1 0,-1 0-1,1 0 1,0 1 0,-1-1 0,1 1 0,0-1 0,-1 1 0,1 0 0,-1 0-1,1-1 1,-1 1 0,1 0 0,-1 1 0,0-1 0,1 0 0,-1 0 0,2 3-1,8 11 21,-1 0 0,-1 1-1,10 23 1,-9-19-172,0 0 0,16 22 1,-22-37-486,0 0 1,0 0 0,1 0 0,0 0 0,0-1 0,0 0-1,0 0 1,0 0 0,1 0 0,0-1 0,10 4 0,15 2-4426</inkml:trace>
-  <inkml:trace contextRef="#ctx0" brushRef="#br0" timeOffset="3034.53">1037 402 10325,'0'0'7715,"-2"-2"-7623,6 6-96,16 12 21,0-1 0,1-1 0,0 0 0,32 14 0,100 36-871,-125-53 439,-22-9 372,20 9-204,-25-11 261,0 1-1,0-1 1,0 1 0,0-1 0,-1 1 0,1-1 0,0 1-1,0-1 1,0 1 0,-1 0 0,1 0 0,0-1 0,-1 1-1,1 0 1,0 0 0,-1 0 0,1 0 0,-1-1 0,1 3-1,-3 0 267,0-1-1,0 1 0,-1-1 0,1 0 0,-1 0 0,0 0 1,1 0-1,-1 0 0,0-1 0,0 1 0,0-1 1,-5 1-1,-4 4 315,-17 11-196,2 0 0,0 1-1,-32 29 1,45-34-839,0 2-1,-16 20 0,20-22-809,2 0 0,0 0 0,-10 24 0,2 8-5465</inkml:trace>
-  <inkml:trace contextRef="#ctx0" brushRef="#br0" timeOffset="3855.16">2208 610 1649,'0'0'7651,"8"-1"-7136,260-32 18,-110 16-348,1852-96 500,-474 132-3504,-1173-12 84,-258-7-16</inkml:trace>
-  <inkml:trace contextRef="#ctx0" brushRef="#br0" timeOffset="4727.79">7387 114 7251,'0'0'5333,"-19"15"-5060,-131 111-60,-64 38-128,219-169-118,21-19 227,50-35 0,-62 51 247,0 0-1,0 2 0,1-1 1,29-7-1,-40 13-389,0 0 1,0 0-1,0 0 0,0 0 1,0 1-1,0-1 0,0 1 1,1 0-1,-1 1 0,0-1 1,0 1-1,0 0 0,0 0 1,0 0-1,0 0 0,0 1 1,0-1-1,-1 1 0,1 0 0,0 0 1,-1 1-1,1-1 0,2 4 1,2 5-246,0 0 0,-2 1 0,1 0 0,-1 0 0,-1 1 0,-1 0 1,7 26-1,-6-20-2677,2 0-1,11 27 1,-7-30-1459</inkml:trace>
-  <inkml:trace contextRef="#ctx0" brushRef="#br0" timeOffset="4962.79">7706 163 7075,'0'0'12294,"-3"34"-11318,-14 6-479,-7 2-337,-3 0-160,4 0 0,-1-6-224,5-6-1745,5-2-1761,4-11-1392,7-1-1553</inkml:trace>
-  <inkml:trace contextRef="#ctx0" brushRef="#br0" timeOffset="6020.82">8109 162 3233,'0'0'12876,"2"-9"-12823,3-29-74,-3 36-43,-1 10-162,-1-8 287,1 1 0,-1-1 0,0 1-1,0-1 1,0 1 0,0-1 0,0 1 0,0 0 0,0-1 0,0 1 0,0-1 0,0 1 0,0-1 0,-1 1 0,1 0 0,0-1 0,0 1 0,0-1 0,-1 1-1,1-1 1,0 1 0,-1-1 0,1 0 0,0 1 0,-1-1 0,0 1 0,-4 1 49,-1-1 1,1 1-1,0 0 1,0 1-1,0-1 1,0 1-1,1 0 1,-1 0-1,1 0 1,-1 1-1,-4 5 1,2-3-26,-3 2-55,1 0 0,0 1 0,0 0 0,1 1 0,-11 16 0,16-21-36,1-1-1,-1 1 1,1 0-1,0 0 1,0 1 0,0-1-1,1 0 1,0 1-1,0-1 1,0 0 0,1 1-1,-1 0 1,2-1-1,-1 1 1,1 5 0,0-8-25,0-1 1,1 0-1,-1 1 0,1-1 1,-1 0-1,1 1 1,0-1-1,0 0 0,0 0 1,0-1-1,0 1 1,0 0-1,1-1 0,-1 1 1,0-1-1,1 0 1,-1 0-1,1 0 1,0 0-1,-1 0 0,1 0 1,0-1-1,-1 1 1,1-1-1,0 0 0,2 0 1,1 1-165,0-1 1,-1 1 0,1-1-1,-1 0 1,1-1-1,0 0 1,-1 0-1,1 0 1,-1 0-1,0-1 1,1 0 0,7-3-1,-9 1 121,0 1 0,0-1 1,-1 0-1,1 0 0,-1 0 0,0-1 0,0 1 0,0-1 0,4-9 0,-1 0-16,-1 0 1,6-26-1,-7 18 2287,3-39 0,-14 101-2208,3-22-150,1 0 0,0 0 0,1 0 0,1 1 0,3 33 0,-2-51-7,0-1 0,0 1 0,0-1 0,0 1 0,1-1 0,-1 0 0,0 1 0,0-1 0,1 1 0,-1-1 0,0 0 0,1 1 1,-1-1-1,0 0 0,1 1 0,-1-1 0,1 0 0,-1 1 0,0-1 0,1 0 0,-1 0 0,1 0 0,-1 1 0,1-1 0,-1 0 0,1 0 0,-1 0 0,0 0 0,1 0 0,-1 0 0,1 0 0,-1 0 0,1 0 0,-1 0 0,1 0 0,-1 0 0,1-1 0,2 1-759,14 0-3944</inkml:trace>
-  <inkml:trace contextRef="#ctx0" brushRef="#br0" timeOffset="6321.37">8341 0 12438,'0'0'9340,"-5"6"-9255,3-4-80,0 1-1,1-1 0,-1 0 0,0 0 1,1 1-1,0-1 0,-1 1 0,1-1 1,0 1-1,0 0 0,0-1 0,1 1 1,-1 0-1,1 0 0,-1-1 0,1 1 1,0 0-1,0 0 0,1 0 0,-1 0 1,0-1-1,1 1 0,-1 0 0,1 0 1,0-1-1,0 1 0,0-1 0,1 1 1,-1-1-1,0 1 0,1-1 0,0 0 1,-1 1-1,1-1 0,0 0 0,3 2 1,13 13-560,0-2 0,1 0 1,1-2-1,0 0 0,0-1 1,1-1-1,1-1 0,0 0 0,0-2 1,1-1-1,28 6 0,-39-7 5079,-15 3-2604,-25 10-1713,15-11 98,-170 103-1657,55-46-7445,40-25-813</inkml:trace>
+  <inkml:trace contextRef="#ctx0" brushRef="#br0">28 275 1068 0 0,'0'0'3308'0'0,"-1"-7"-1723"0"0,-5-11 1646 0 0,6 18-3068 0 0,-1 0 0 0 0,1 0 0 0 0,0 0 1 0 0,0 0-1 0 0,0 0 0 0 0,-1 0 0 0 0,1 0 0 0 0,0 0 0 0 0,0 0 0 0 0,-1 0 1 0 0,1 0-1 0 0,0 0 0 0 0,0 1 0 0 0,0-1 0 0 0,-1 0 0 0 0,1 0 0 0 0,0 0 1 0 0,0 0-1 0 0,0 0 0 0 0,0 1 0 0 0,0-1 0 0 0,-1 0 0 0 0,1 0 0 0 0,0 0 1 0 0,0 0-1 0 0,0 1 0 0 0,0-1 0 0 0,0 0 0 0 0,0 0 0 0 0,0 0 0 0 0,0 1 1 0 0,-1-1-1 0 0,1 0 0 0 0,0 0 0 0 0,0 1 0 0 0,0-1 0 0 0,0 0 0 0 0,0 0 1 0 0,0 0-1 0 0,0 1 0 0 0,0-1 0 0 0,1 0 0 0 0,-7 33 5602 0 0,3 0-7875 0 0,2-28 2137 0 0,-3 37 564 0 0,2 58 1 0 0,3-95-585 0 0,4-16 3 0 0,31-78 24 0 0,11-32 808 0 0,-45 118-662 0 0,0-1 83 0 0,-2 3-248 0 0,0 1 0 0 0,0 0 1 0 0,0-1-1 0 0,0 1 1 0 0,0 0-1 0 0,0-1 0 0 0,0 1 1 0 0,0 0-1 0 0,0 0 0 0 0,0-1 1 0 0,0 1-1 0 0,0 0 1 0 0,0-1-1 0 0,1 1 0 0 0,-1 0 1 0 0,0-1-1 0 0,0 1 1 0 0,0 0-1 0 0,0 0 0 0 0,1-1 1 0 0,-1 1-1 0 0,0 0 0 0 0,0 0 1 0 0,0 0-1 0 0,1-1 1 0 0,-1 1-1 0 0,0 0 0 0 0,1 0 1 0 0,-1 0-1 0 0,0-1 1 0 0,0 1-1 0 0,1 0 0 0 0,-1 0 1 0 0,0 0-1 0 0,1 0 0 0 0,-1 0 1 0 0,0 0-1 0 0,1 0 1 0 0,-1 0-1 0 0,0 0 0 0 0,0 0 1 0 0,1 0-1 0 0,-1 0 0 0 0,0 0 1 0 0,1 0-1 0 0,-1 0 1 0 0,0 0-1 0 0,1 0 0 0 0,-1 0 1 0 0,0 1-1 0 0,1-1 1 0 0,-1 0-1 0 0,0 0 0 0 0,0 0 1 0 0,1 0-1 0 0,-1 1 0 0 0,0-1 1 0 0,0 0-1 0 0,1 0 1 0 0,-1 0-1 0 0,0 1 0 0 0,0-1 1 0 0,1 1-1 0 0,6 9 5 0 0,-3-6-9 0 0,-1 0-1 0 0,0 1 0 0 0,0-1 0 0 0,0 1 0 0 0,0-1 1 0 0,-1 1-1 0 0,0 0 0 0 0,2 7 0 0 0,18 88-16 0 0,-22-100-30 0 0,7 33-170 0 0,-1-14-479 0 0,-6-19 648 0 0,0 0 0 0 0,0 1 0 0 0,0-1 0 0 0,0 0 0 0 0,0 0 0 0 0,0 0 0 0 0,0 0 0 0 0,0 1 0 0 0,0-1 1 0 0,0 0-1 0 0,0 0 0 0 0,0 0 0 0 0,0 0 0 0 0,0 1 0 0 0,0-1 0 0 0,0 0 0 0 0,0 0 0 0 0,1 0 0 0 0,-1 0 0 0 0,0 1 1 0 0,0-1-1 0 0,0 0 0 0 0,0 0 0 0 0,0 0 0 0 0,0 0 0 0 0,0 0 0 0 0,1 0 0 0 0,-1 0 0 0 0,0 1 0 0 0,0-1 0 0 0,0 0 0 0 0,0 0 1 0 0,0 0-1 0 0,1 0 0 0 0,-1 0 0 0 0,0 0 0 0 0,0 0 0 0 0,0 0 0 0 0,0 0 0 0 0,1 0 0 0 0,-1 0 0 0 0,0 0 0 0 0,0 0 0 0 0,0 0 1 0 0,0 0-1 0 0,1 0 0 0 0,-1 0 0 0 0,0 0 0 0 0,0 0 0 0 0,0 0 0 0 0,1 0 0 0 0,7-12 14 0 0,-2 4 4 0 0,-1 0-1 0 0,0 0 1 0 0,0-1 0 0 0,6-17 0 0 0,44-82 849 0 0,-53 104-505 0 0,-2 4-317 0 0,0-1 1 0 0,0 1-1 0 0,0 0 1 0 0,-1-1 0 0 0,1 1-1 0 0,0-1 1 0 0,0 1-1 0 0,0 0 1 0 0,0-1-1 0 0,0 1 1 0 0,1 0-1 0 0,-1-1 1 0 0,0 1 0 0 0,0-1-1 0 0,0 1 1 0 0,0 0-1 0 0,0-1 1 0 0,0 1-1 0 0,1 0 1 0 0,-1-1 0 0 0,0 1-1 0 0,0 0 1 0 0,0-1-1 0 0,1 1 1 0 0,-1 0-1 0 0,0 0 1 0 0,1-1 0 0 0,-1 1-1 0 0,0 0 1 0 0,0 0-1 0 0,1-1 1 0 0,-1 1-1 0 0,0 0 1 0 0,1 0 0 0 0,-1 0-1 0 0,1 0 1 0 0,0-1-1 0 0,13 9 381 0 0,5 11-213 0 0,-15-15-248 0 0,-1 1 0 0 0,0 0-1 0 0,0-1 1 0 0,-1 1 0 0 0,1 0 0 0 0,-1 0 0 0 0,0 1 0 0 0,1 6 0 0 0,7 16-1352 0 0,5 8-1306 0 0,-14-32 1538 0 0,0-4 1131 0 0,-1 0 0 0 0,1 0 1 0 0,-1 0-1 0 0,0 0 1 0 0,1 0-1 0 0,-1 0 0 0 0,0 1 1 0 0,1-1-1 0 0,-1 0 1 0 0,0 0-1 0 0,1 1 0 0 0,-1-1 1 0 0,0 0-1 0 0,0 0 1 0 0,1 1-1 0 0,-1-1 0 0 0,0 0 1 0 0,0 1-1 0 0,1-1 1 0 0,-1 0-1 0 0,0 1 0 0 0,0-1 1 0 0,0 0-1 0 0,0 1 1 0 0,0-1-1 0 0,1 1 0 0 0,3 8-1820 0 0,2-4-4323 0 0,11 5 2344 0 0</inkml:trace>
+  <inkml:trace contextRef="#ctx0" brushRef="#br0" timeOffset="377.89">558 344 492 0 0,'1'-3'229'0'0,"14"-42"3109"0"0,-14 41-2620 0 0,0-1-1 0 0,0 1 0 0 0,-1 0 1 0 0,1-1-1 0 0,-1 1 0 0 0,0-1 0 0 0,-1 1 1 0 0,1-1-1 0 0,-2-6 0 0 0,0 4 145 0 0,-1 0 1 0 0,0 1-1 0 0,0-1 0 0 0,-5-8 0 0 0,6 12 427 0 0,-19-7 2015 0 0,14 12-2383 0 0,1-3-660 0 0,5 1-184 0 0,-1 0 0 0 0,0 0 0 0 0,0 0 1 0 0,0 0-1 0 0,0 1 0 0 0,0-1 0 0 0,0 0 0 0 0,0 1 1 0 0,1-1-1 0 0,-1 1 0 0 0,0 0 0 0 0,0 0 0 0 0,1 0 0 0 0,-1 0 1 0 0,0 0-1 0 0,-2 2 0 0 0,-2 1 136 0 0,-1 0 0 0 0,1 0 0 0 0,0 1 0 0 0,0 0 0 0 0,0 0 0 0 0,1 1 0 0 0,0 0 0 0 0,0 0 0 0 0,0 0 0 0 0,1 0 0 0 0,0 1 0 0 0,-5 10 0 0 0,7-12-169 0 0,1 1-1 0 0,0 0 1 0 0,0-1 0 0 0,1 1 0 0 0,-1 0-1 0 0,1 0 1 0 0,1 0 0 0 0,-1-1-1 0 0,1 1 1 0 0,0 0 0 0 0,0 0-1 0 0,1-1 1 0 0,-1 1 0 0 0,1-1 0 0 0,0 1-1 0 0,1-1 1 0 0,0 0 0 0 0,-1 0-1 0 0,2 0 1 0 0,-1 0 0 0 0,7 7-1 0 0,-8-10-135 0 0,1-1-1 0 0,0 0 0 0 0,-1 1 0 0 0,1-1 0 0 0,0 0 1 0 0,0 0-1 0 0,0 0 0 0 0,0-1 0 0 0,0 1 0 0 0,0-1 0 0 0,0 0 1 0 0,0 0-1 0 0,0 0 0 0 0,0 0 0 0 0,0 0 0 0 0,0-1 1 0 0,3 0-1 0 0,-4 1 145 0 0,4-1-372 0 0,0-3 37 0 0,-4 3 284 0 0,5-3-94 0 0,-1-1 1 0 0,1 0-1 0 0,-1 0 1 0 0,-1 0-1 0 0,1-1 1 0 0,-1 0-1 0 0,0 0 1 0 0,0-1-1 0 0,4-6 1 0 0,15-54 438 0 0,-23 63 144 0 0,0-1-169 0 0,-1-5-181 0 0,0 10-31 0 0,0 0-1 0 0,0 0 1 0 0,0 1-1 0 0,-1-1 1 0 0,1 0 0 0 0,0 0-1 0 0,0 0 1 0 0,0 0-1 0 0,0 0 1 0 0,0 0-1 0 0,0 0 1 0 0,0 0 0 0 0,0 0-1 0 0,0 0 1 0 0,-1 0-1 0 0,1-1 1 0 0,0 1 542 0 0,0 0-542 0 0,-16 51-59 0 0,11-28-64 0 0,6-16-19 0 0,1-3-2 0 0,-2 1-183 0 0,2 0-123 0 0,14 41-1555 0 0,-15-43 957 0 0,-1-2 872 0 0,1-1 1 0 0,-1 0 0 0 0,0 1-1 0 0,0-1 1 0 0,1 1 0 0 0,-1-1 0 0 0,0 0-1 0 0,1 1 1 0 0,-1-1 0 0 0,0 0-1 0 0,1 1 1 0 0,-1-1 0 0 0,1 0 0 0 0,-1 0-1 0 0,0 1 1 0 0,1-1 0 0 0,-1 0-1 0 0,1 0 1 0 0,-1 0 0 0 0,1 0 0 0 0,-1 0-1 0 0,1 1 1 0 0,-1-1 0 0 0,1 0-1 0 0,0 0-17 0 0,-1 0 0 0 0,1 0 0 0 0,-1 0 0 0 0,1 0 1 0 0,-1 0-1 0 0,1 0 0 0 0,-1 0 0 0 0,1 0 0 0 0,-1 1 0 0 0,0-1 0 0 0,1 0 0 0 0,-1 0 0 0 0,1 0 0 0 0,-1 1 0 0 0,0-1 0 0 0,1 0 0 0 0,-1 1 0 0 0,0-1 0 0 0,1 0 0 0 0,-1 1 0 0 0,0-1 0 0 0,1 0 0 0 0,-1 1 0 0 0,1 0 0 0 0,4 0-1491 0 0,16 2-327 0 0,-16-2-1203 0 0</inkml:trace>
+  <inkml:trace contextRef="#ctx0" brushRef="#br0" timeOffset="860.31">754 360 628 0 0,'3'-6'722'0'0,"15"-39"2332"0"0,-18 41-785 0 0,0-2-1096 0 0,-2-18 458 0 0,0 1 4725 0 0,0 9 516 0 0,-6 24-6608 0 0,-22 27-64 0 0,23-28-88 0 0,6 14-242 0 0,1-18-84 0 0,2 2-1538 0 0,1-2 1513 0 0,-2-3 67 0 0,0 0 1 0 0,0 0 0 0 0,0 0-1 0 0,0 0 1 0 0,0 0 0 0 0,-1 0-1 0 0,1 1 1 0 0,-1-1 0 0 0,1 0-1 0 0,-1 4 1 0 0,10 1-747 0 0,0 0-3295 0 0,-2-13 4088 0 0,25-16 107 0 0,-24 16 85 0 0,-8 2 71 0 0,6-13 53 0 0,-5 13 369 0 0,-2-1-215 0 0,-1-3 291 0 0,-1 0 1 0 0,1 0-1 0 0,-1 1 0 0 0,-5-14 1 0 0,4 15 2176 0 0,0 17-3123 0 0,-1 1 288 0 0,2-8 10 0 0,0 0 1 0 0,1 0 0 0 0,0 0 0 0 0,-1 0 0 0 0,2 0-1 0 0,-1 1 1 0 0,0-1 0 0 0,1 8 0 0 0</inkml:trace>
+  <inkml:trace contextRef="#ctx0" brushRef="#br0" timeOffset="2767.22">704 269 1200 0 0,'0'0'14158'0'0,"5"-5"-13436"0"0,0 1-505 0 0,11-16 1344 0 0,-8 20-1119 0 0,-5 0-333 0 0,1 0 0 0 0,-1 0-1 0 0,1 1 1 0 0,-1-1 0 0 0,0 1-1 0 0,1 0 1 0 0,-1 0 0 0 0,0 0-1 0 0,0 0 1 0 0,1 1 0 0 0,3 2-1 0 0,-1-2-43 0 0,1 1 85 0 0,0-1 0 0 0,-1 2 0 0 0,1-1 1 0 0,-1 0-1 0 0,0 1 0 0 0,0 1 0 0 0,0-1 1 0 0,0 1-1 0 0,-1 0 0 0 0,0 0 0 0 0,0 0 1 0 0,0 1-1 0 0,7 11 0 0 0,3 18 351 0 0,-14-31-372 0 0,0 1-9 0 0,-1 18-17 0 0,0-18-5 0 0,-1 1-2 0 0,-3 15-8 0 0,3-16 2 0 0,-9 17 144 0 0,9-22-231 0 0,1 0 0 0 0,0 0 0 0 0,0 0 0 0 0,-1 0 0 0 0,1 0 0 0 0,0 0 0 0 0,0 0 0 0 0,-1 1 0 0 0,1-1 0 0 0,0 0 0 0 0,0 0 0 0 0,-1 0 0 0 0,1 0 0 0 0,0 0 0 0 0,0 0 0 0 0,0 1 0 0 0,-1-1 0 0 0,1 0-1 0 0,0 0 1 0 0,0 0 0 0 0,0 0 0 0 0,0 1 0 0 0,-1-1 0 0 0,1 0 0 0 0,0 0 0 0 0,0 1 0 0 0,0-1 0 0 0,0 0 0 0 0,0 0 0 0 0,0 1 0 0 0,0-1 0 0 0,0 0 0 0 0,0 1 0 0 0,-1-1 22 0 0,1 1-1 0 0,0 0 1 0 0,0-1 0 0 0,0 1 0 0 0,-1-1 0 0 0,1 1-1 0 0,0-1 1 0 0,-1 1 0 0 0,1-1 0 0 0,0 1 0 0 0,-1-1-1 0 0,1 1 1 0 0,-1-1 0 0 0,1 1 0 0 0,-1-1 0 0 0,1 0-1 0 0,-1 1 1 0 0,1-1 0 0 0,-1 0 0 0 0,1 1 0 0 0,-1-1-1 0 0,1 0 1 0 0,-1 0 0 0 0,0 1 0 0 0,1-1 0 0 0,-1 0 0 0 0,-17 4 277 0 0,14-3 1091 0 0,-2-5-1052 0 0,-15-14-3 0 0,16 14-14 0 0,6-1-31 0 0,2-7-183 0 0,1 1 0 0 0,0 0 0 0 0,1 0 0 0 0,0 0 0 0 0,0 1 0 0 0,2 0 0 0 0,-1 0 0 0 0,1 0 0 0 0,0 1 0 0 0,13-12 0 0 0,-4 4-475 0 0,2 1 0 0 0,0 0 0 0 0,0 1 0 0 0,29-17 0 0 0,-30 24 320 0 0,-10 5-1951 0 0,1 1 1 0 0,-1 0-1 0 0,1 1 0 0 0,11-2 1 0 0,-4 3 604 0 0,-9 0 284 0 0,17 9 8703 0 0,-69 16-7201 0 0,44-24-329 0 0,0 0 0 0 0,0 0 0 0 0,0 0 0 0 0,0 0 0 0 0,0 1 1 0 0,0-1-1 0 0,1 1 0 0 0,-1-1 0 0 0,0 1 0 0 0,1 0 0 0 0,-1-1 0 0 0,1 1 0 0 0,0 0 0 0 0,0 0 0 0 0,-1 0 0 0 0,1 0 1 0 0,1 0-1 0 0,-1 0 0 0 0,0 0 0 0 0,0 0 0 0 0,0 4 0 0 0,0-3-87 0 0,0 1 403 0 0,1 1-247 0 0,0 12-61 0 0,0-12-52 0 0,1-5-385 0 0,1 1 351 0 0,-1 0 0 0 0,1-1 0 0 0,-1 1 1 0 0,1 0-1 0 0,-1 0 0 0 0,0 0 0 0 0,1 0 0 0 0,-1 0 0 0 0,0 1 1 0 0,0-1-1 0 0,2 3 0 0 0,-1-2-11 0 0,2 1-62 0 0,3-9-242 0 0,4-3 307 0 0,-1-1 1 0 0,-1-1-1 0 0,1 1 0 0 0,10-17 0 0 0,-18 24 47 0 0,-1-1 59 0 0,1 0 1 0 0,-1 0-1 0 0,1 0 0 0 0,0 1 0 0 0,0-1 0 0 0,5-5 1 0 0,-4 4 32 0 0,-1 2 1156 0 0,-1 13-1117 0 0,9 137 490 0 0,1-25-369 0 0,2 60 75 0 0,-13-159-514 0 0,-2 1-1 0 0,0-1 1 0 0,-2 0 0 0 0,0 0-1 0 0,-15 43 1 0 0,16-57 49 0 0,0 0 0 0 0,0-1 0 0 0,0 1 0 0 0,-2-1-1 0 0,1 0 1 0 0,-1 0 0 0 0,0-1 0 0 0,0 1 0 0 0,-1-1 0 0 0,0 0 0 0 0,0-1 0 0 0,-1 0-1 0 0,0 1 1 0 0,0-2 0 0 0,0 1 0 0 0,-1-1 0 0 0,-15 8 0 0 0,22-13 101 0 0,0 1-1 0 0,0-1 1 0 0,-1 1 0 0 0,1 0-1 0 0,0-1 1 0 0,0 0 0 0 0,-1 1 0 0 0,1-1-1 0 0,0 0 1 0 0,-1 0 0 0 0,1 0 0 0 0,0 0-1 0 0,-1 0 1 0 0,-1 0 0 0 0,-1 0-16 0 0,0 0-40 0 0,-3-4 14 0 0,3 2 47 0 0,-1-1 8 0 0,1 1 0 0 0,0-1 0 0 0,-1 0-1 0 0,1 0 1 0 0,0 0 0 0 0,1-1-1 0 0,-1 1 1 0 0,1-1 0 0 0,-1 0-1 0 0,1 0 1 0 0,0 0 0 0 0,0-1-1 0 0,-2-4 1 0 0,0-6 49 0 0,1 1 0 0 0,1 0 0 0 0,0-1 0 0 0,0 0 0 0 0,2 0 0 0 0,0 0 0 0 0,0 0 0 0 0,2 0 0 0 0,3-26 0 0 0,2 6-8 0 0,2 0 0 0 0,2 1 0 0 0,13-34 0 0 0,-15 49-344 0 0,1-1 1 0 0,1 1-1 0 0,1 1 1 0 0,0 0-1 0 0,1 1 1 0 0,1 0 0 0 0,1 0-1 0 0,0 2 1 0 0,1 0-1 0 0,1 0 1 0 0,1 2 0 0 0,-1 0-1 0 0,38-22 1 0 0,19-16-2056 0 0,-69 49 2246 0 0,-4 2 109 0 0,1-1-1 0 0,-1 1 0 0 0,1 0 1 0 0,-1 0-1 0 0,1 0 1 0 0,-1 0-1 0 0,1 0 1 0 0,-1-1-1 0 0,1 1 0 0 0,-1 0 1 0 0,0 0-1 0 0,1-1 1 0 0,-1 1-1 0 0,1 0 0 0 0,-1-1 1 0 0,0 1-1 0 0,1 0 1 0 0,-1-1-1 0 0,0 1 0 0 0,1-1 1 0 0,-1 1-1 0 0,0 0 1 0 0,0-1-1 0 0,0 1 0 0 0,1-1 1 0 0,-1 0-1 0 0,0 0 55 0 0,0 1 0 0 0,1-1 0 0 0,-1 1 0 0 0,0-1 0 0 0,0 1 0 0 0,0-1 0 0 0,1 1-1 0 0,-1 0 1 0 0,0-1 0 0 0,1 1 0 0 0,-1-1 0 0 0,0 1 0 0 0,1 0 0 0 0,-1-1 0 0 0,1 1 0 0 0,-1 0 0 0 0,0-1-1 0 0,1 1 1 0 0,-1 0 0 0 0,1 0 0 0 0,-1-1 0 0 0,1 1 0 0 0,-1 0 0 0 0,1 0 0 0 0,0 0 0 0 0,5-9 503 0 0,-2 8 105 0 0,-3 9 3343 0 0,-6 35-3759 0 0,3-32-22 0 0,2-5-30 0 0,-4 47-207 0 0,4-49-386 0 0,1 2-200 0 0,1 18-237 0 0,-1-18-254 0 0,-1-1-310 0 0,0 13-501 0 0,0-13-1499 0 0</inkml:trace>
+  <inkml:trace contextRef="#ctx0" brushRef="#br0" timeOffset="2907.69">1369 149 956 0 0,'-5'-45'2727'0'0,"-1"-11"3750"0"0,2 13 125 0 0,3 39-5330 0 0</inkml:trace>
+  <inkml:trace contextRef="#ctx0" brushRef="#br0" timeOffset="3265.37">1467 223 16682 0 0,'0'0'1559'0'0,"3"4"-1226"0"0,11 14-65 0 0,-10-14 74 0 0,-2 1-16 0 0,5 12 22 0 0,-2-8-234 0 0,-1 1 1 0 0,0-1-1 0 0,-1 1 0 0 0,0 0 1 0 0,-1 0-1 0 0,0 0 1 0 0,0 0-1 0 0,0 16 0 0 0,-3-20-82 0 0,0 0 1 0 0,0-1-1 0 0,0 1 0 0 0,0-1 0 0 0,-1 1 1 0 0,0-1-1 0 0,-1 0 0 0 0,1 1 0 0 0,-1-1 0 0 0,0 0 1 0 0,-3 4-1 0 0,3-6 383 0 0,6-18-229 0 0,-1 2-97 0 0,0 1 33 0 0,1 0 0 0 0,0 0-1 0 0,0 0 1 0 0,1 0 0 0 0,1 1 0 0 0,0-1-1 0 0,7-11 1 0 0,-6 12 160 0 0,1 1 0 0 0,0 0 1 0 0,1 0-1 0 0,0 0 0 0 0,12-9 0 0 0,-17 16-72 0 0,0 1-27 0 0,0 1-109 0 0,13-7 511 0 0,-11 13-489 0 0,14 15-23 0 0,-18-20-75 0 0,-1 1 0 0 0,1 0 0 0 0,0 0 0 0 0,-1-1 0 0 0,1 1 0 0 0,0 0 0 0 0,-1 0 0 0 0,1 0 0 0 0,-1 0 0 0 0,0 0 0 0 0,1 0 0 0 0,-1 0 0 0 0,1 0 0 0 0,-1 0 0 0 0,0 0 0 0 0,0 0 0 0 0,0 0 0 0 0,0 0 0 0 0,0 0 0 0 0,0 0 0 0 0,0 0 0 0 0,0 0 0 0 0,0 0 0 0 0,0 1 0 0 0,-1 0-25 0 0,2 8-513 0 0,-2 0 1 0 0,1 0-1 0 0,-1 0 0 0 0,0 0 1 0 0,-5 14-1 0 0,-1 19-3377 0 0,4-16 383 0 0,2-7-2136 0 0</inkml:trace>
+  <inkml:trace contextRef="#ctx0" brushRef="#br0" timeOffset="3775.55">2058 153 164 0 0,'0'0'9065'0'0,"-4"-4"-7572"0"0,-3-5-1641 0 0,-8-13 8338 0 0,11 13-7352 0 0,3 5-723 0 0,-5 12-4235 0 0,-1-1 3314 0 0,-6 8-243 0 0,3 6-4794 0 0,3-5 1400 0 0</inkml:trace>
+  <inkml:trace contextRef="#ctx0" brushRef="#br0" timeOffset="4032.23">2035 350 672 0 0,'0'0'8775'0'0,"-4"5"-7746"0"0,-16 21 740 0 0,21-25-1673 0 0,-1 1 1 0 0,0 0-1 0 0,0-1 1 0 0,0 1-1 0 0,0 0 0 0 0,-1-1 1 0 0,1 1-1 0 0,0 0 0 0 0,-1-1 1 0 0,1 1-1 0 0,-1-1 1 0 0,0 3-1 0 0,0-3 55 0 0,0 4 437 0 0,2 0-74 0 0,3 46 828 0 0,-4-46-661 0 0,1-5-673 0 0,-1 0 0 0 0,0 0 0 0 0,0 1-1 0 0,1-1 1 0 0,-1 0 0 0 0,0 0 0 0 0,0 0-1 0 0,1 0 1 0 0,-1 1 0 0 0,0-1 0 0 0,0 0-1 0 0,1 0 1 0 0,-1 0 0 0 0,0 1 0 0 0,0-1-1 0 0,0 0 1 0 0,0 0 0 0 0,1 1 0 0 0,-1-1 0 0 0,0 0-1 0 0,0 1 1 0 0,0-1 0 0 0,0 0 0 0 0,0 0-1 0 0,0 1 1 0 0,0-1 0 0 0,0 0 0 0 0,0 1-1 0 0,0-1 1 0 0,0 0 0 0 0,0 1 0 0 0,0-1-1 0 0,0 1 7 0 0,0-1-1 0 0,0 1 0 0 0,0 0 0 0 0,0-1 0 0 0,0 1 0 0 0,0-1 0 0 0,0 1 0 0 0,0-1 1 0 0,1 1-1 0 0,-1 0 0 0 0,0-1 0 0 0,0 1 0 0 0,0-1 0 0 0,1 1 0 0 0,-1-1 0 0 0,0 1 0 0 0,1-1 1 0 0,-1 1-1 0 0,0-1 0 0 0,1 0 0 0 0,-1 1 0 0 0,1-1 0 0 0,-1 1 0 0 0,1-1 0 0 0,-1 0 1 0 0,1 0-1 0 0,-1 1 0 0 0,1-1 0 0 0,-1 0 0 0 0,1 0 0 0 0,0 1 0 0 0,15 1 94 0 0,-12-1 267 0 0,3-6-188 0 0,19-14 109 0 0,-19 14 104 0 0,4-15 2739 0 0,-14-6-2373 0 0,2 21-434 0 0,-6 3-2162 0 0,-23-7 127 0 0,22 7-1893 0 0,2 4-2426 0 0,-25 6 461 0 0</inkml:trace>
 </inkml:ink>
 </file>
 
@@ -5815,22 +5553,26 @@
           <inkml:channel name="X" type="integer" min="-2.14748E9" max="2.14748E9" units="cm"/>
           <inkml:channel name="Y" type="integer" min="-2.14748E9" max="2.14748E9" units="cm"/>
           <inkml:channel name="F" type="integer" max="32767" units="dev"/>
+          <inkml:channel name="OA" type="integer" max="360" units="deg"/>
+          <inkml:channel name="OE" type="integer" max="90" units="deg"/>
         </inkml:traceFormat>
         <inkml:channelProperties>
           <inkml:channelProperty channel="X" name="resolution" value="1000" units="1/cm"/>
           <inkml:channelProperty channel="Y" name="resolution" value="1000" units="1/cm"/>
           <inkml:channelProperty channel="F" name="resolution" value="0" units="1/dev"/>
+          <inkml:channelProperty channel="OA" name="resolution" value="1000" units="1/deg"/>
+          <inkml:channelProperty channel="OE" name="resolution" value="1000" units="1/deg"/>
         </inkml:channelProperties>
       </inkml:inkSource>
-      <inkml:timestamp xml:id="ts0" timeString="2026-02-28T14:18:23.854"/>
+      <inkml:timestamp xml:id="ts0" timeString="2026-03-05T14:53:23.454"/>
     </inkml:context>
     <inkml:brush xml:id="br0">
       <inkml:brushProperty name="width" value="0.035" units="cm"/>
       <inkml:brushProperty name="height" value="0.035" units="cm"/>
     </inkml:brush>
   </inkml:definitions>
-  <inkml:trace contextRef="#ctx0" brushRef="#br0">1 295 10405,'0'0'1729,"24"-3"-806,396-63-167,160-21 270,424 10-602,-488 45-1152,-303 13-3634,-177 13 1352,-30 1-343</inkml:trace>
-  <inkml:trace contextRef="#ctx0" brushRef="#br0" timeOffset="268.82">400 339 7139,'0'0'3938,"85"-12"-3570,27-11 337,43-8 143,43-3 401,26 1 79,13 3-656,3 8-383,-9 6-97,-21 7-192,-30 9-80,-37 0-801,-34 0-2528,-41 0-881</inkml:trace>
+  <inkml:trace contextRef="#ctx0" brushRef="#br0">0 141 812 0 0,'0'0'13933'0'0,"8"-3"-13177"0"0,22-10-74 0 0,-23 10-65 0 0,-2 2-61 0 0,78-8 1693 0 0,-78 9-2124 0 0,1 0-114 0 0,61 3-1008 0 0,-38 1-370 0 0,-24-3 384 0 0,1-1-218 0 0,1 1 629 0 0,3 1-26 0 0,2-2-6532 0 0</inkml:trace>
+  <inkml:trace contextRef="#ctx0" brushRef="#br0" timeOffset="407.95">232 21 232 0 0,'0'0'6064'0'0,"-5"-3"-4654"0"0,-16-15 14025 0 0,34 24-15375 0 0,98 47-312 0 0,-73-35 56 0 0,-35-17 138 0 0,1 0-6 0 0,36 15 684 0 0,-46-7-514 0 0,-24 35-122 0 0,-70 76 0 0 0,37-43-3150 0 0,31-36-7564 0 0</inkml:trace>
 </inkml:ink>
 </file>
 
@@ -5843,27 +5585,25 @@
           <inkml:channel name="X" type="integer" min="-2.14748E9" max="2.14748E9" units="cm"/>
           <inkml:channel name="Y" type="integer" min="-2.14748E9" max="2.14748E9" units="cm"/>
           <inkml:channel name="F" type="integer" max="32767" units="dev"/>
+          <inkml:channel name="OA" type="integer" max="360" units="deg"/>
+          <inkml:channel name="OE" type="integer" max="90" units="deg"/>
         </inkml:traceFormat>
         <inkml:channelProperties>
           <inkml:channelProperty channel="X" name="resolution" value="1000" units="1/cm"/>
           <inkml:channelProperty channel="Y" name="resolution" value="1000" units="1/cm"/>
           <inkml:channelProperty channel="F" name="resolution" value="0" units="1/dev"/>
+          <inkml:channelProperty channel="OA" name="resolution" value="1000" units="1/deg"/>
+          <inkml:channelProperty channel="OE" name="resolution" value="1000" units="1/deg"/>
         </inkml:channelProperties>
       </inkml:inkSource>
-      <inkml:timestamp xml:id="ts0" timeString="2026-02-28T14:42:55.411"/>
+      <inkml:timestamp xml:id="ts0" timeString="2026-03-05T14:55:51.368"/>
     </inkml:context>
     <inkml:brush xml:id="br0">
       <inkml:brushProperty name="width" value="0.035" units="cm"/>
       <inkml:brushProperty name="height" value="0.035" units="cm"/>
     </inkml:brush>
   </inkml:definitions>
-  <inkml:trace contextRef="#ctx0" brushRef="#br0">67 338 3826,'0'0'11656,"1"-6"-10687,0 4-987,-1 5 129,-5 34 367,-1 0 0,-15 53 1,11-55-216,1 0 1,2 1-1,-3 65 1,11-120 104,2 1-1,0-1 1,1 1 0,1 0 0,9-24 0,1-5-198,21-95-92,23-69 2389,-54 229-1760,8 46-807,-3-4 105,3 0 0,2-2 0,32 80 0,-46-137-5,-1 1 1,1-1-1,0 0 1,-1 1-1,1-1 0,0 0 1,0 0-1,0 1 1,0-1-1,0 0 0,0 0 1,0 0-1,0 0 1,0 0-1,3 1 0,-3-2 2,-1 0 0,1 0 0,0 0 1,0 1-1,-1-1 0,1 0 0,0 0 0,0-1 0,-1 1 0,1 0 0,0 0 0,-1 0 0,1 0 0,0-1 0,0 1 0,-1 0 0,1-1 0,-1 1 1,1 0-1,0-1 0,-1 1 0,2-1 0,2-4 18,0 0 1,0 0 0,0 0-1,-1 0 1,6-10-1,-7 11-10,27-52 53,-3-2 0,33-104 0,-45 227-7821,-12-54 5737,1 0-1,0 0 1,1 0 0,9 19 0,5-1-4321</inkml:trace>
-  <inkml:trace contextRef="#ctx0" brushRef="#br0" timeOffset="334.41">656 403 9652,'0'0'1556,"0"-14"1008,0-87 2579,0 100-5080,0 1 0,-1-1 0,1 1 0,0-1 0,0 1 1,-1 0-1,1-1 0,0 1 0,-1 0 0,1-1 0,-1 1 0,1 0 0,0 0 0,-1-1 0,1 1 0,-1 0 0,1 0 0,-1-1 0,1 1 0,-1 0 0,1 0 0,0 0 0,-1 0 0,1 0 0,-1 0 0,1 0 0,-1 0 0,1 0 0,-1 0 0,1 0 0,-1 0 0,1 0 0,-1 0 0,1 1 0,-1-1 1,1 0-1,-1 0 0,0 1 0,-21 7 266,12-2-310,0 1-1,1 1 0,0-1 0,0 1 0,1 1 1,0-1-1,1 2 0,0-1 0,-8 15 1,10-16-35,0 0 0,0 1 1,1 0-1,1 0 0,0 0 1,0 1-1,0-1 0,2 1 1,-1 0-1,1-1 1,0 19-1,1-27-7,0 0 0,0 0 0,0 0-1,1-1 1,-1 1 0,0 0 0,0 0 0,1-1 0,-1 1 0,0 0-1,1-1 1,-1 1 0,1 0 0,-1-1 0,1 1 0,-1-1 0,1 1-1,-1 0 1,1-1 0,0 1 0,-1-1 0,1 0 0,0 1 0,-1-1 0,1 0-1,0 1 1,1-1 0,1 1-46,-1-1 1,1 1-1,0-1 0,-1 0 1,1 0-1,0 0 0,0-1 0,4 0 1,0-1-90,0 0 0,1 0 0,-1-1 0,0 0 0,12-7 0,-7 1 30,-1-1 0,1-1 0,-2 1 0,18-23 0,-24 28 388,0-1-1,0 0 0,0 0 1,-1 0-1,1 0 1,-1 0-1,-1-1 0,1 1 1,-1-1-1,-1 0 0,2-6 1,-3 22-533,0 1-1,1 0 1,0 0 0,0 0 0,6 15-1,-6-22-176,0 0 0,0 0 0,1 0 0,0 0 0,-1 0 0,1 0 0,0-1 0,5 6 0,-5-6-182,0-1-1,1 1 1,-1 0-1,1-1 0,-1 1 1,1-1-1,-1 0 1,1 0-1,0 0 0,-1 0 1,1-1-1,3 1 1,13 0-3986</inkml:trace>
-  <inkml:trace contextRef="#ctx0" brushRef="#br0" timeOffset="554.66">872 304 7539,'0'0'10141,"2"5"-10042,4 8-82,-2 1 1,1 0-1,-2 0 0,0 0 1,3 29-1,-4-21-31,2 0-1,6 25 1,-10-47 4,0 1 0,0-1-1,0 0 1,1 1 0,-1-1-1,0 0 1,0 1 0,0-1 0,0 0-1,0 1 1,0-1 0,1 0-1,-1 1 1,0-1 0,0 0-1,0 0 1,1 1 0,-1-1 0,0 0-1,0 0 1,1 1 0,-1-1-1,0 0 1,1 0 0,-1 0 0,0 1-1,1-1 1,-1 0 0,0 0-1,1 0 1,-1 0 0,0 0 0,1 0-1,-1 0 1,0 0 0,1 0-1,-1 0 1,1 0 0,-1 0-1,0 0 1,1 0 0,-1 0 0,0 0-1,1 0 1,-1 0 0,0-1-1,1 1 1,-1 0 0,0 0 0,1 0-1,-1-1 1,0 1 0,0 0-1,1 0 1,-1-1 0,0 1-1,0 0 1,1-1 0,12-18-405,2-14 42,15-25-1611,-28 54 1249,1-1-1,0 1 0,0 0 0,0 0 1,1 1-1,-1-1 0,1 1 0,0 0 1,0 0-1,5-3 0,7-1-4704</inkml:trace>
-  <inkml:trace contextRef="#ctx0" brushRef="#br0" timeOffset="731.05">1178 288 15239,'0'0'5346,"-5"89"-5298,1-50-160,-3-4-512,1-2-1313,1-8-496,1-9-1761,0-9 176</inkml:trace>
-  <inkml:trace contextRef="#ctx0" brushRef="#br0" timeOffset="840.15">1235 89 9204,'0'0'4050,"11"101"-15207</inkml:trace>
-  <inkml:trace contextRef="#ctx0" brushRef="#br0" timeOffset="2052.91">1427 299 4322,'0'0'11357,"0"-12"-8171,-3-37-446,3 48-2695,0 1 0,0 0 0,0-1 0,0 1 0,0-1 0,0 1 0,0-1 0,0 1 0,0 0 0,0-1 0,0 1-1,0-1 1,-1 1 0,1 0 0,0-1 0,0 1 0,0 0 0,-1-1 0,1 1 0,0 0 0,0-1 0,-1 1 0,1 0 0,0-1 0,-1 1 0,1 0 0,0 0 0,-1-1 0,1 1 0,-1 0 0,1 0 0,0 0 0,-1 0 0,1-1 0,-1 1 0,1 0 0,0 0 0,-1 0 0,1 0 0,-1 0 0,1 0 0,-1 0 0,1 0 0,0 0 0,-1 1 0,1-1 0,-1 0 0,1 0 0,-15 11 436,14-10-451,-7 8 6,0 0-1,0 1 0,1 0 0,0 0 0,1 0 0,-10 22 0,13-24-130,-1 1 0,2-1 0,-1 1 0,1 0 0,0-1 0,1 1 0,0 0-1,1 0 1,-1 0 0,3 12 0,-2-19 26,0-1 0,0 0 0,1 0 0,-1 0 0,0 0 0,1 0 0,-1 0 0,1 0 0,-1 0 0,1 0 0,-1 0 0,1 0 0,0 0 0,0 0 0,-1-1 0,1 1 0,0 0 0,0 0 0,0-1 0,0 1 0,0 0 0,0-1 0,0 1 0,2 0 0,0-1-89,-1 1-1,1-1 1,0 1 0,0-1-1,0 0 1,0 0-1,0 0 1,0-1-1,4 0 1,0 0-81,0-1 1,-1 0-1,1-1 0,-1 1 1,0-1-1,0 0 0,9-6 1,6-15 55,-19 21 360,1-1 1,-1 1-1,1 0 0,0-1 0,0 1 1,1 1-1,4-4 0,-8 6-156,1-1-1,-1 1 1,1 0-1,-1 0 1,1 0 0,-1 0-1,1 1 1,-1-1 0,1 0-1,-1 0 1,1 0 0,-1 0-1,0 0 1,1 1 0,-1-1-1,1 0 1,-1 0-1,1 1 1,-1-1 0,0 0-1,1 1 1,-1-1 0,1 0-1,-1 1 1,0-1 0,0 1-1,1-1 1,-1 1-1,0-1 1,0 0 0,1 1-1,-1-1 1,0 2 0,8 18-59,-7-19 84,8 32 6,-2 0 0,0 0 0,-2 1 1,-2 0-1,-1-1 0,-2 1 1,-1 0-1,-2 0 0,-7 39 1,3-44 237,0 1 1,-2-2 0,-13 32 0,16-47-142,0 0 0,-1 0 0,0-1 0,-1 0 0,0 0 0,-1-1 0,0 0 1,-19 17-1,24-25-36,1-1 1,-1 1 0,0-1-1,0 1 1,0-1 0,-1 0-1,1-1 1,0 1-1,-1-1 1,1 0 0,-1 0-1,1 0 1,-1 0 0,0-1-1,1 0 1,-1 0 0,-4-1-1,5 1-37,0-1 0,0 0-1,1-1 1,-1 1-1,1-1 1,-1 1 0,1-1-1,-1 0 1,1 0 0,0-1-1,0 1 1,0-1-1,0 1 1,0-1 0,1 0-1,-1 0 1,1 0-1,0 0 1,0-1 0,-2-3-1,-3-9-10,1 1 1,1-1-1,0-1 0,1 1 0,1-1 0,1 1 0,0-1 0,1-23 0,1 15-390,2-1 1,0 1-1,2 0 0,13-48 1,-9 52-300,0 1 1,1 0 0,1 1-1,1 0 1,1 1 0,0 0 0,2 1-1,0 0 1,0 1 0,2 0 0,0 2-1,23-18 1,12-2-1950,1 1 1,2 3 0,60-24-1,-102 48 2532,0 2-467,-1-1 1,-1-1-1,1 0 0,13-10 1,-21 13 731,-1 1 0,1-1 0,-1 1 0,0-1 0,0 0 0,0 0 0,3-5 0,-4 4 609,1 1 0,-1-1 0,0 0 0,0 1 0,0-1 0,-1 0 0,1 0 0,-3-8 6546,-4 18-5865,-5 14-2554,10-17 1567,-36 58 433,-12 24 544,44-76-1479,2-1 0,-1 1 0,2-1 0,-1 1 0,1 0 0,0 0 0,1 0 0,-1 10 1,2-18-60,0 0 0,0-1 0,0 1 0,0 0 0,0-1 0,0 1 1,1 0-1,-1-1 0,0 1 0,0-1 0,0 1 0,1-1 0,-1 1 0,0 0 1,1-1-1,-1 1 0,0-1 0,1 1 0,-1-1 0,1 1 0,-1-1 1,1 0-1,-1 1 0,1-1 0,-1 0 0,1 1 0,-1-1 0,1 0 1,0 1-1,23-2-1137,-19 0 879,1-1 1,-1 0-1,1 0 0,-1 0 0,0-1 1,8-5-1,-3 0 78,-1-1 1,-1 0-1,1 0 1,-1-1-1,-1 0 0,0 0 1,0-1-1,-1 0 1,-1 0-1,7-18 1,-8 16 697,0 1 1,-1-1-1,0-1 1,-1 1-1,0-24 1,-6 28 2187,0 19-1820,4 1-957,-1 1 106,0 1-1,1-1 1,1 0-1,3 18 0,-4-28-63,0 1-1,1-1 0,0 1 0,0-1 0,-1 0 0,2 1 1,-1-1-1,0 0 0,0 0 0,1 1 0,-1-1 1,1 0-1,-1 0 0,1-1 0,0 1 0,0 0 1,0-1-1,0 1 0,0-1 0,0 1 0,1-1 1,-1 0-1,0 0 0,1 0 0,-1 0 0,0 0 1,1-1-1,2 1 0,0 0-187,-1-1 0,1 0-1,-1 0 1,1 0 0,-1 0 0,1-1 0,-1 0 0,0 0 0,1 0-1,-1 0 1,0-1 0,0 1 0,0-1 0,0 0 0,7-5 0,-5 2-27,0 0 0,-1 0 0,1-1 0,-1 1 0,-1-1 0,1 0 0,-1-1 0,6-11 0,0-3 206,-2-1 0,0 0 0,-1-1 0,-2 0 0,4-26-1,-3-27 2588,-5 42 5138,0 142-7606,1 41-637,-6-53-2850,-2-55 32,5-39 2971,1 0 1,0 0 0,-1-1-1,0 1 1,1 0 0,-1-1 0,0 1-1,0 0 1,0-1 0,0 1-1,0-1 1,-1 1 0,1-1 0,0 0-1,-1 1 1,1-1 0,-1 0 0,1 0-1,-2 1 1,2-2 297,0-1-1,1 1 1,-1 0-1,0 0 1,1-1 0,-1 1-1,1 0 1,-1-1-1,1 1 1,-1-1 0,1 1-1,-1-1 1,1 1 0,-1-1-1,1 1 1,0-1-1,-1 1 1,1-1 0,0 0-1,-1 1 1,1-1-1,0 1 1,0-1 0,-1 0-1,1 1 1,0-1-1,0 0 1,0 1 0,0-1-1,0 0 1,0 1-1,0-1 1,0 0 0,0 1-1,1-2 1,-2-33 86,1 30-92,-1-18-2,1 10 1275,0 1-1,0-1 1,4-20 0,-4 30-830,1-1-1,0 1 1,0 0-1,0-1 1,1 1-1,-1 0 1,1 0 0,-1 0-1,1 0 1,0 0-1,0 1 1,1-1 0,-1 0-1,1 1 1,-1 0-1,1-1 1,0 1 0,3-2-1,14-6-23,0 2 1,1 0-1,25-6 0,-21 7-218,46-20 0,-8-9 1351,-59 33-1013,0 1-1,-1-1 0,1 0 1,0-1-1,-1 1 0,0-1 0,0 1 1,0-1-1,0 0 0,-1 0 0,1 0 1,3-9-1,-7 12-314,1 1-1,0-1 1,0 1 0,0-1 0,-1 1-1,1 0 1,0-1 0,0 1-1,-1-1 1,1 1 0,0-1 0,-1 1-1,1 0 1,-1-1 0,1 1-1,-1 0 1,1-1 0,0 1 0,-1 0-1,1 0 1,-1 0 0,1-1-1,-1 1 1,1 0 0,-1 0-1,1 0 1,-1 0 0,0 0 0,1 0-1,-1 0 1,1 0 0,-1 0-1,1 0 1,-1 0 0,1 0 0,-1 0-1,1 0 1,-1 1 0,0-1-1,-27 4 314,16 0-360,1 1-1,-1 0 1,1 0 0,0 1-1,1 0 1,-1 1-1,-12 12 1,18-16-33,1 1 1,-1 0 0,1 0-1,0 1 1,1-1-1,-1 1 1,1 0 0,0 0-1,0 0 1,0 0-1,1 0 1,-1 1 0,1-1-1,1 1 1,-1-1 0,1 1-1,-1 11 1,2-14-15,1-1 0,-1 0 0,1 1 0,-1-1 1,1 0-1,0 1 0,0-1 0,0 0 0,0 0 0,1 0 1,-1 0-1,1 0 0,-1 0 0,1 0 0,-1 0 0,1-1 1,0 1-1,0-1 0,0 1 0,0-1 0,0 0 0,0 1 0,0-1 1,1 0-1,-1-1 0,0 1 0,1 0 0,3 0 0,8 2-292,1 0 0,0-1-1,22 0 1,-32-2 161,-2 0 20,19 1-1925,39-3 0,-54 1 1181,-1 0 0,1 0 0,-1-1 0,1 0 1,-1 0-1,6-4 0,13-11-5736</inkml:trace>
-  <inkml:trace contextRef="#ctx0" brushRef="#br0" timeOffset="2568.02">1391 274 2961,'0'0'10757,"16"3"-10565,-10 14-112,-1 5-80,-4 6-208,-1 1-2097,0 0-1713</inkml:trace>
+  <inkml:trace contextRef="#ctx0" brushRef="#br0">10 121 25442 0 0,'5'-33'224'0'0,"-4"11"-144"0"0,-1 4-56 0 0,0 7 16 0 0,1 0-32 0 0,0 4-8 0 0,-1 1 24 0 0,-2 0 12 0 0,2 0-368 0 0,-9 27-15685 0 0,3-12 10772 0 0</inkml:trace>
 </inkml:ink>
 </file>
 
@@ -5876,23 +5616,33 @@
           <inkml:channel name="X" type="integer" min="-2.14748E9" max="2.14748E9" units="cm"/>
           <inkml:channel name="Y" type="integer" min="-2.14748E9" max="2.14748E9" units="cm"/>
           <inkml:channel name="F" type="integer" max="32767" units="dev"/>
+          <inkml:channel name="OA" type="integer" max="360" units="deg"/>
+          <inkml:channel name="OE" type="integer" max="90" units="deg"/>
         </inkml:traceFormat>
         <inkml:channelProperties>
           <inkml:channelProperty channel="X" name="resolution" value="1000" units="1/cm"/>
           <inkml:channelProperty channel="Y" name="resolution" value="1000" units="1/cm"/>
           <inkml:channelProperty channel="F" name="resolution" value="0" units="1/dev"/>
+          <inkml:channelProperty channel="OA" name="resolution" value="1000" units="1/deg"/>
+          <inkml:channelProperty channel="OE" name="resolution" value="1000" units="1/deg"/>
         </inkml:channelProperties>
       </inkml:inkSource>
-      <inkml:timestamp xml:id="ts0" timeString="2026-02-28T14:17:29.814"/>
+      <inkml:timestamp xml:id="ts0" timeString="2026-03-05T14:53:14.780"/>
     </inkml:context>
     <inkml:brush xml:id="br0">
       <inkml:brushProperty name="width" value="0.035" units="cm"/>
       <inkml:brushProperty name="height" value="0.035" units="cm"/>
     </inkml:brush>
   </inkml:definitions>
-  <inkml:trace contextRef="#ctx0" brushRef="#br0">19 212 2817,'0'0'5523,"-2"-10"-4152,-2-1-937,3 7-168,-1 0 1,1 0-1,0 0 0,0 0 0,0 0 0,1 0 1,-1-8 957,0 21-613,0 99-278,-1 39-37,5-163-237,2-1 0,0 1-1,1 0 1,1 0 0,0 1-1,1 0 1,0 0 0,16-19 0,-24 34-59,0-1 1,0 0 0,1 1 0,-1-1-1,0 1 1,1-1 0,-1 1 0,0-1-1,1 0 1,-1 1 0,1-1 0,-1 1-1,0-1 1,1 1 0,0 0 0,-1-1-1,1 1 1,-1 0 0,1-1 0,-1 1-1,1 0 1,0-1 0,-1 1 0,1 0-1,0 0 1,-1 0 0,1 0 0,0 0-1,-1 0 1,1 0 0,0 0 0,-1 0-1,1 0 1,0 0 0,-1 0 0,1 0-1,-1 0 1,1 1 0,0-1 0,-1 0-1,1 0 1,0 1 0,-1-1 0,1 0 0,-1 1-1,1-1 1,-1 1 0,1-1 0,-1 1-1,1-1 1,-1 1 0,0-1 0,1 1-1,-1-1 1,0 1 0,1 0 0,-1-1-1,0 1 1,0-1 0,1 2 0,12 45-150,-12-43 142,2 19-122,0-1-1,-2 1 1,-2 26-1,1-13-3487,1-32 946,5-3-341</inkml:trace>
-  <inkml:trace contextRef="#ctx0" brushRef="#br0" timeOffset="810.3">300 242 3041,'0'0'12241,"-8"-4"-10934,3 1-1164,4 2-124,0 0 0,0 0 0,0 0 0,0 0 0,0 0 0,-1 0-1,1 1 1,0-1 0,-1 0 0,1 1 0,0-1 0,-1 1 0,1-1 0,-1 1 0,1 0-1,-1 0 1,1 0 0,-1-1 0,1 2 0,0-1 0,-1 0 0,1 0 0,-1 0 0,1 1-1,-1-1 1,1 0 0,-1 1 0,1-1 0,0 1 0,-1 0 0,1 0 0,0-1 0,0 1-1,0 0 1,-1 0 0,1 0 0,0 0 0,0 0 0,0 0 0,-1 2 0,-4 8 25,0-1 0,1 0 1,0 1-1,-7 21 1,11-27-41,-1 1 0,1 0 0,0-1 1,0 1-1,1 0 0,-1 0 1,1 0-1,1-1 0,-1 1 0,1 0 1,0 0-1,2 6 0,-2-9-41,1-1-1,0 1 1,-1-1 0,1 0-1,0 1 1,0-1 0,0 0-1,1 0 1,-1 0 0,0-1-1,1 1 1,-1 0-1,1-1 1,-1 0 0,1 1-1,0-1 1,0 0 0,0-1-1,0 1 1,-1 0 0,1-1-1,0 1 1,3-1 0,0 0-279,0 1 1,0-1 0,0 0 0,0-1-1,-1 1 1,1-1 0,0 0 0,0-1-1,-1 1 1,1-1 0,6-4 0,-3 0-91,-1 0 0,-1 0 1,1-1-1,-1 0 0,0-1 1,-1 1-1,0-1 0,0-1 1,-1 1-1,0-1 0,0 0 1,-1 0-1,0 0 0,5-20 1,-2 3 445,-1-1 1,-1 0-1,-1-1 1,0-35-1,-4 9 1907,0 33 1060,-5 90-228,1 4-2879,4 77 172,0-150-71,-1 1 0,1-1 1,0 0-1,0 0 0,0 0 0,0 0 1,0 1-1,0-1 0,0 0 0,1 0 1,-1 0-1,0 1 0,0-1 1,0 0-1,0 0 0,0 0 0,0 0 1,0 1-1,0-1 0,0 0 0,0 0 1,0 0-1,1 0 0,-1 0 0,0 0 1,0 1-1,0-1 0,0 0 1,0 0-1,1 0 0,-1 0 0,0 0 1,0 0-1,0 0 0,0 0 0,1 0 1,-1 0-1,0 0 0,0 0 0,0 0 1,1 0-1,9-4 40,6-9 70,5-16 93,-16 22-175,0 0-1,0 0 0,0 1 0,1 0 0,0 0 0,0 0 1,10-7-1,-16 13-31,0 0 0,1-1 0,-1 1 0,0 0 0,1 0 0,-1 0 0,0 0 0,1 0 0,-1 0 0,0 0 0,1 0 0,-1 0 0,0 0 0,1 0 1,-1 0-1,0 0 0,1 0 0,-1 0 0,0 0 0,0 0 0,1 0 0,-1 0 0,0 0 0,1 1 0,-1-1 0,0 0 0,0 0 0,1 0 0,-1 1 0,0-1 0,0 0 0,1 0 0,-1 1 0,0-1 1,0 0-1,0 0 0,0 1 0,1-1 0,-1 1 0,5 13-85,-4-10 80,2 7-331,1 0 0,0 0 0,0-1-1,11 18 1,-14-26 134,0-1 0,0 1 1,1 0-1,-1 0 0,0-1 0,1 1 0,-1 0 1,1-1-1,0 0 0,0 1 0,-1-1 0,1 0 0,0 0 1,0 0-1,0 0 0,0 0 0,0 0 0,0-1 1,0 1-1,1-1 0,-1 1 0,0-1 0,0 0 1,0 0-1,1 0 0,-1 0 0,0 0 0,0-1 0,0 1 1,0-1-1,1 1 0,-1-1 0,2-1 0,1-1 91,0 0 0,0 0 0,-1-1 0,1 0 0,-1 0 0,0 0 0,0 0 0,0-1 0,-1 0 0,0 1 0,1-1 0,-2-1 0,4-6 0,0 0 454,-2 1-1,0-1 1,0 0 0,-1 0 0,3-16 0,-6 0 3449,-6 21-27,-7 13-2413,10-3-1328,0 0 0,1 1 0,-1 0-1,1 0 1,0 0 0,0 0 0,0 0 0,1 0-1,-1 0 1,1 0 0,0 1 0,0-1-1,1 1 1,-1-1 0,1 0 0,0 1 0,0-1-1,1 7 1,0-10-20,0 0-1,-1 0 0,1 1 1,0-1-1,0 0 1,0 0-1,0 0 0,0 0 1,0 0-1,0 0 1,0-1-1,0 1 0,1 0 1,-1 0-1,0-1 1,1 1-1,-1-1 1,0 1-1,1-1 0,-1 0 1,0 1-1,1-1 1,-1 0-1,1 0 0,-1 0 1,0 0-1,1 0 1,2-1-1,1 1 15,0 0 0,-1 0 0,1-1-1,0 1 1,0-1 0,-1-1 0,10-2 0,-12 2 11,0 1 0,0-1 1,0 0-1,0 0 0,0 0 0,-1 0 1,1 0-1,-1 0 0,1 0 0,-1 0 1,0 0-1,0-1 0,0 1 0,0-1 1,0 1-1,-1-1 0,2-4 0,-2 5-8,0 1 0,0-1-1,1 1 1,-1-1 0,0 0 0,0 1 0,-1-1-1,1 1 1,0-1 0,0 1 0,-1-1-1,1 1 1,-1-1 0,0 1 0,1-1-1,-1 1 1,0-1 0,0 1 0,0 0-1,0 0 1,0-1 0,0 1 0,0 0-1,0 0 1,0 0 0,0 0 0,-1 0-1,-2-1 1,-3-1-123,-1 1 1,1 1-1,-1 0 1,1 0-1,-1 0 1,0 1-1,0 0 1,1 0-1,-1 1 1,-14 3-1,21-4-15,1 0 0,-1 0 0,0 0 0,1 0 0,-1 0 0,1 0 0,-1 0 0,0 0 0,1 1 0,-1-1 0,1 0 0,-1 0 0,1 1-1,-1-1 1,1 0 0,-1 1 0,1-1 0,-1 1 0,1-1 0,-1 1 0,1-1 0,0 1 0,-1-1 0,1 1 0,0-1 0,0 1 0,-1-1 0,1 1 0,0-1 0,0 1 0,0 0 0,-1-1 0,1 1 0,0-1-1,0 1 1,0 0 0,0-1 0,0 1 0,0-1 0,0 1 0,1 0 0,-1 0 0,1 0-112,0 0 0,0 0-1,-1 0 1,1 0 0,0 0 0,0 0-1,1 0 1,-1-1 0,0 1 0,0-1-1,0 1 1,0 0 0,0-1 0,1 0-1,-1 1 1,0-1 0,1 0 0,-1 0-1,0 1 1,2-1 0,30 0-2681</inkml:trace>
-  <inkml:trace contextRef="#ctx0" brushRef="#br0" timeOffset="1019.37">886 150 5266,'0'0'3503,"18"-2"-1779,62-2-406,-74 4-1136,0 0 0,1 0 0,-1 1 0,0 0 0,0 0 1,0 1-1,0-1 0,0 1 0,0 0 0,0 1 0,-1 0 0,11 6 0,-13-7-119,-1 0-1,1 1 1,0-1-1,-1 1 1,0-1-1,0 1 1,0 0-1,0 0 1,0 0-1,0 0 1,-1 0-1,1 0 1,-1 1-1,0-1 1,0 0-1,0 1 1,-1-1-1,1 1 1,0 5-1,-1-8-19,-1 0-1,1 0 0,0-1 0,0 1 1,0 0-1,0-1 0,0 1 1,-1 0-1,1-1 0,0 1 0,-1 0 1,1-1-1,0 1 0,-1-1 0,1 1 1,-1-1-1,1 1 0,-1-1 0,1 1 1,-1-1-1,0 1 0,1-1 0,-1 0 1,1 1-1,-1-1 0,0 0 0,1 0 1,-1 1-1,0-1 0,1 0 1,-1 0-1,0 0 0,1 0 0,-1 0 1,-1 0-1,0 0 100,1 0 1,-1 0-1,0 0 1,0 0-1,1 0 0,-1-1 1,0 1-1,0-1 1,1 1-1,-1-1 0,0 0 1,1 0-1,-1 0 1,-2-2-1,1 0-24,-1-1 1,1 0-1,1 0 0,-1-1 1,0 1-1,1 0 0,0-1 1,0 1-1,1-1 0,-1 0 1,1 0-1,0 0 1,0 0-1,0 0 0,1 0 1,0 0-1,0-7 0,0 6-125,1 0-1,-1 0 0,1 0 0,0 0 1,0 0-1,1 0 0,0 0 0,0 1 1,0-1-1,1 1 0,0-1 1,0 1-1,0 0 0,5-5 0,-1 3-390,0 1 0,0 0 0,0 1 0,1 0-1,-1 0 1,10-4 0,30-6-5901,-18 12-737</inkml:trace>
+  <inkml:trace contextRef="#ctx0" brushRef="#br0">383 504 1080 0 0,'0'0'4237'0'0,"2"-7"-2099"0"0,2-22 473 0 0,-3 21-555 0 0,0 0 0 0 0,-1 0 0 0 0,0 0 0 0 0,0-1-1 0 0,-1 1 1 0 0,0 0 0 0 0,0 0 0 0 0,-4-10 0 0 0,4 14-606 0 0,-6 4-829 0 0,1-1-435 0 0,4 1-127 0 0,0 0 1 0 0,-1 0 0 0 0,1 0-1 0 0,0 0 1 0 0,0 0-1 0 0,0 0 1 0 0,0 1-1 0 0,0-1 1 0 0,0 1-1 0 0,0-1 1 0 0,0 1-1 0 0,0 0 1 0 0,0 0-1 0 0,-2 1 1 0 0,-20 8 56 0 0,0 1 1 0 0,1 1-1 0 0,0 1 1 0 0,1 1-1 0 0,0 1 1 0 0,2 1-1 0 0,0 0 1 0 0,-35 39-1 0 0,42-36-116 0 0,-2 7 0 0 0,8 1 0 0 0,11 4 0 0 0,-3-30 0 0 0,0 1 0 0 0,0 0 0 0 0,0 0 0 0 0,0 0 0 0 0,0 0 0 0 0,0-1 0 0 0,0 1 0 0 0,1 0 0 0 0,-1-1 0 0 0,3 3 0 0 0,24 12 0 0 0,-15-9 0 0 0,7 0 0 0 0,37 0 0 0 0,12 0 0 0 0,-31-2 0 0 0,-8 1 0 0 0,-8 4 0 0 0,-6 4 0 0 0,-4 5 0 0 0,-12-16 0 0 0,1-1 0 0 0,-1 1 0 0 0,1-1 0 0 0,-1 1 0 0 0,0 0 0 0 0,0-1 0 0 0,0 1 0 0 0,0 0 0 0 0,-1 2 0 0 0,0-1 0 0 0,0 0 0 0 0,0 0 0 0 0,-1 0 0 0 0,1 0 0 0 0,-1 0 0 0 0,0 0 0 0 0,0-1 0 0 0,-5 7 0 0 0,1-3 0 0 0,0-1 0 0 0,0 1 0 0 0,-1-1 0 0 0,0-1 0 0 0,0 1 0 0 0,-11 5 0 0 0,-7 2 0 0 0,0 0 0 0 0,-39 12 0 0 0,39-15 0 0 0,12-5 0 0 0,0 0 0 0 0,-1-1 0 0 0,1 0 0 0 0,-24 2 0 0 0,-19-2-1157 0 0,51-4 154 0 0,0-4-273 0 0,-11-9-312 0 0,15 13 1530 0 0,1-1-1 0 0,0 1 1 0 0,-1 0-1 0 0,1 0 1 0 0,0 0-1 0 0,-1-1 1 0 0,1 1 0 0 0,0 0-1 0 0,0-1 1 0 0,0 1-1 0 0,-1 0 1 0 0,1 0-1 0 0,0-1 1 0 0,0 1-1 0 0,0 0 1 0 0,0-1-1 0 0,-1 1 1 0 0,1-1-1 0 0,0 1 1 0 0,0 0-1 0 0,0-1 1 0 0,0 1 0 0 0,0 0-1 0 0,0-1 1 0 0,0 1-1 0 0,0 0 1 0 0,0-1-1 0 0,0 1 1 0 0,0-1-1 0 0,0 1 1 0 0,1-1-1 0 0,-2-7-707 0 0,1-7-96 0 0,6-7-4314 0 0,9-20-2039 0 0,4 6 550 0 0</inkml:trace>
+  <inkml:trace contextRef="#ctx0" brushRef="#br0" timeOffset="628.79">495 387 17434 0 0,'11'-14'951'0'0,"-1"0"1"0"0,0-1 0 0 0,11-22 0 0 0,-20 34-260 0 0,1-1 64 0 0,-2 4-638 0 0,0-1 0 0 0,0 1 0 0 0,0-1 0 0 0,0 1-1 0 0,0-1 1 0 0,0 1 0 0 0,0-1 0 0 0,1 1 0 0 0,-1 0 0 0 0,0-1 0 0 0,0 1 0 0 0,1-1 0 0 0,-1 1 0 0 0,0-1 0 0 0,1 1 0 0 0,-1 0 0 0 0,0-1 0 0 0,1 1 0 0 0,-1 0 0 0 0,0-1 0 0 0,1 1 0 0 0,-1 0-1 0 0,1 0 1 0 0,-1-1 0 0 0,1 1 0 0 0,-1 0 0 0 0,1 0 0 0 0,-1 0 0 0 0,1 0 0 0 0,-1-1 0 0 0,1 1 0 0 0,-1 0 0 0 0,1 0 0 0 0,0 1-68 0 0,0 0 1 0 0,0-1-1 0 0,0 1 1 0 0,0 0-1 0 0,-1-1 1 0 0,1 1-1 0 0,0 0 1 0 0,0 0-1 0 0,-1 0 1 0 0,1 0-1 0 0,0 0 1 0 0,-1 0-1 0 0,1 0 1 0 0,0 2-1 0 0,1 3-42 0 0,1 0 0 0 0,-1 1 0 0 0,-1 0 0 0 0,1-1-1 0 0,-1 1 1 0 0,0 9 0 0 0,-3 23 337 0 0,-2-1 0 0 0,-1 0 0 0 0,-20 69 0 0 0,12-58-132 0 0,-6 59 0 0 0,12-82-460 0 0,6-21-11 0 0,4-2-991 0 0,-1-2 1201 0 0,-1 0 0 0 0,1 0 0 0 0,-1 1 0 0 0,1-1 1 0 0,-1 0-1 0 0,0 1 0 0 0,0-1 0 0 0,0 1 0 0 0,2 2 0 0 0,3-10-156 0 0,16-19 72 0 0,-2 0 1 0 0,0-1-1 0 0,25-48 1 0 0,1-3 1497 0 0,-44 75-1041 0 0,4-8 56 0 0,-6 10-346 0 0,0 0-1 0 0,0-1 1 0 0,0 1 0 0 0,0 0-1 0 0,0 0 1 0 0,0 0-1 0 0,1 0 1 0 0,-1 0 0 0 0,0-1-1 0 0,0 1 1 0 0,0 0-1 0 0,0 0 1 0 0,0 0 0 0 0,0 0-1 0 0,1 0 1 0 0,-1 0 0 0 0,0 0-1 0 0,0 0 1 0 0,0 0-1 0 0,0 0 1 0 0,1 0 0 0 0,-1-1-1 0 0,0 1 1 0 0,0 0 0 0 0,0 0-1 0 0,0 0 1 0 0,1 0-1 0 0,-1 0 1 0 0,0 0 0 0 0,0 1-1 0 0,0-1 1 0 0,1 0 0 0 0,-1 0-1 0 0,0 0 1 0 0,0 0-1 0 0,0 0 1 0 0,0 0 0 0 0,0 0-1 0 0,1 0 1 0 0,-1 0 0 0 0,0 0-1 0 0,0 0 1 0 0,0 1-1 0 0,0-1 1 0 0,0 0 0 0 0,1 0-1 0 0,-1 0 1 0 0,0 0 0 0 0,0 0-1 0 0,0 1 1 0 0,0-1-1 0 0,0 0 1 0 0,0 0 0 0 0,0 0-1 0 0,0 0 1 0 0,0 1-1 0 0,0-1 1 0 0,16 138-318 0 0,-16-132-316 0 0,1 0 1 0 0,0 0-1 0 0,0 0 1 0 0,0 0-1 0 0,1-1 1 0 0,0 1-1 0 0,0-1 1 0 0,0 1-1 0 0,6 9 1 0 0,-6-12-690 0 0,4-4-1482 0 0,16 0 1329 0 0,-16 1 35 0 0,2-6 112 0 0,3-2 795 0 0,1-1 0 0 0,-1 0 0 0 0,0-1 0 0 0,-1 0 0 0 0,15-18 0 0 0,-16 14 905 0 0,0 0 0 0 0,-1-1 0 0 0,0 1 0 0 0,-1-2 0 0 0,9-27 0 0 0,-14 38 1256 0 0,-1 2-744 0 0,2-15 5801 0 0,-10 28-6245 0 0,-3 2-316 0 0,4-5-27 0 0,1 0 0 0 0,0 0 1 0 0,0 0-1 0 0,-7 16 0 0 0,2 16 925 0 0,9-31-898 0 0,0-4 135 0 0,2 2-257 0 0,2 18-57 0 0,-2-18-20 0 0,1-4-27 0 0,1 0 34 0 0,-1-1 0 0 0,0 0 0 0 0,1 1 1 0 0,-1-1-1 0 0,1 0 0 0 0,0-1 0 0 0,-1 1 0 0 0,1 0 0 0 0,-1-1 0 0 0,1 0 0 0 0,0 1 0 0 0,0-1 0 0 0,-1 0 0 0 0,5-1 0 0 0,-1 1-62 0 0,0-4-66 0 0,18-12 93 0 0,-21 13 60 0 0,1-1-1 0 0,-2 0 0 0 0,1 0 1 0 0,0 0-1 0 0,-1 0 1 0 0,0 0-1 0 0,1 0 1 0 0,-2 0-1 0 0,1-1 1 0 0,0 1-1 0 0,-1-1 0 0 0,0 1 1 0 0,0-1-1 0 0,0-9 1 0 0,0 11 27 0 0,-1-1 75 0 0,-2-2-54 0 0,-5-18-8 0 0,5 18-6 0 0,-13-6-80 0 0,13 10 27 0 0,-1-1-169 0 0,-3 3-151 0 0,-16 1-170 0 0,16-1-215 0 0,0 3-238 0 0,-20 12-985 0 0,-16 13-10179 0 0</inkml:trace>
+  <inkml:trace contextRef="#ctx0" brushRef="#br0" timeOffset="1065.61">994 581 1496 0 0,'19'-17'1393'0'0,"-11"9"421"0"0,1 1 1 0 0,0 0-1 0 0,0 1 1 0 0,12-8-1 0 0,-17 13-338 0 0,18-3 1114 0 0,-17 3-423 0 0,0 5-1232 0 0,-1-3-847 0 0,-2 0 80 0 0,1 1 0 0 0,0-1 0 0 0,-1 1 0 0 0,1-1-1 0 0,-1 1 1 0 0,1 0 0 0 0,-1 0 0 0 0,0 0 0 0 0,0 0-1 0 0,0 0 1 0 0,0 0 0 0 0,0 1 0 0 0,0-1 0 0 0,0 1-1 0 0,-1-1 1 0 0,2 5 0 0 0,10 39 1349 0 0,-12-42-1109 0 0,-1 3-43 0 0,-3 18-41 0 0,3-18-51 0 0,-2-3-22 0 0,-4 15-31 0 0,5-14 142 0 0,-1-2-205 0 0,2-3-147 0 0,0 0 1 0 0,0 0-1 0 0,0 0 1 0 0,0 1-1 0 0,0-1 0 0 0,-1 0 1 0 0,1 0-1 0 0,0 0 0 0 0,0 0 1 0 0,0 1-1 0 0,0-1 0 0 0,0 0 1 0 0,0 0-1 0 0,-1 0 1 0 0,1 0-1 0 0,0 0 0 0 0,0 1 1 0 0,0-1-1 0 0,0 0 0 0 0,-1 0 1 0 0,1 0-1 0 0,0 0 0 0 0,0 0 1 0 0,0 0-1 0 0,0 0 1 0 0,-1 0-1 0 0,1 0 0 0 0,0 0 1 0 0,0 0-1 0 0,0 0 0 0 0,-1 0 1 0 0,1 0-1 0 0,0 0 1 0 0,0 0-1 0 0,0 0 0 0 0,-1 0 1 0 0,1 0-1 0 0,0 0 0 0 0,0 0 1 0 0,0 0-1 0 0,0 0 0 0 0,-1 0 1 0 0,1 0-1 0 0,0 0 1 0 0,0-1-1 0 0,-5-11 76 0 0,0-21-286 0 0,4 29 220 0 0,1-13-278 0 0,5 7-130 0 0,1-1 0 0 0,0 1 0 0 0,0 0 0 0 0,1 0-1 0 0,0 1 1 0 0,1 0 0 0 0,0 0 0 0 0,1 1 0 0 0,12-11 0 0 0,15-8-1558 0 0,42-24 1 0 0,-70 45 1771 0 0,-1 2 108 0 0,0 0 0 0 0,-1 0 1 0 0,0-1-1 0 0,0 0 1 0 0,0-1-1 0 0,0 1 1 0 0,8-12-1 0 0,-12 14 2356 0 0,-2-1-1265 0 0,-1-19 8517 0 0,-5 36-8918 0 0,5-10-614 0 0,-8 14 265 0 0,2 0-1 0 0,0 1 1 0 0,1 0 0 0 0,1 0 0 0 0,-5 26-1 0 0,6 15-247 0 0,3-21-94 0 0,1-27-591 0 0,1 0 1 0 0,0 0-1 0 0,0 0 1 0 0,1 1-1 0 0,6 16 1 0 0,-7-25-766 0 0,8 3-5747 0 0,-4 0 4478 0 0</inkml:trace>
+  <inkml:trace contextRef="#ctx0" brushRef="#br0" timeOffset="1207.18">1369 552 684 0 0,'-32'-3'4323'0'0,"-37"-10"0"0"0,65 12-118 0 0,13-4-4042 0 0,26-16-208 0 0,-17 13-240 0 0,18 0-224 0 0,33-7-1548 0 0,-5 0-3299 0 0,-37 7 2294 0 0</inkml:trace>
+  <inkml:trace contextRef="#ctx0" brushRef="#br0" timeOffset="1551.28">1695 351 1384 0 0,'2'-7'655'0'0,"8"-32"1893"0"0,-10 38-1990 0 0,0-1 0 0 0,0 1 1 0 0,0-1-1 0 0,0 0 0 0 0,0 1 1 0 0,0-1-1 0 0,0 0 0 0 0,-1 1 1 0 0,1-1-1 0 0,-1 1 0 0 0,1-1 1 0 0,-1 1-1 0 0,-1-4 0 0 0,-12-14 9763 0 0,8 29-9360 0 0,0 0-724 0 0,1 0 1 0 0,0 0-1 0 0,0 0 1 0 0,1 1-1 0 0,1-1 0 0 0,0 1 1 0 0,0 0-1 0 0,1 0 1 0 0,-1 13-1 0 0,1 166 2192 0 0,2-113-2582 0 0,0-74 76 0 0,0 0 0 0 0,1 0 0 0 0,-1 0 1 0 0,1-1-1 0 0,-1 1 0 0 0,1 0 0 0 0,0 0 1 0 0,0 0-1 0 0,2 2 0 0 0,4 16-1236 0 0,2-29 1192 0 0,6-5 62 0 0,-1 0 0 0 0,-1-1-1 0 0,0-1 1 0 0,-1 0 0 0 0,14-23 0 0 0,-19 25-19 0 0,1 1 0 0 0,1-1 0 0 0,0 1 0 0 0,19-19 0 0 0,-6 23-530 0 0,-20 10 533 0 0,-1 0-1 0 0,1 1 1 0 0,0-1-1 0 0,-1 0 1 0 0,1 1 0 0 0,-1-1-1 0 0,0 1 1 0 0,1-1-1 0 0,-1 1 1 0 0,0 2-1 0 0,2 3-130 0 0,8 19-1784 0 0,-11-24 1614 0 0,1 0-1 0 0,0 0 0 0 0,0 0 0 0 0,0 0 0 0 0,0 0 0 0 0,1 0 0 0 0,-1-1 0 0 0,1 1 0 0 0,0 0 0 0 0,-1-1 0 0 0,1 1 1 0 0,0-1-1 0 0,1 0 0 0 0,-1 0 0 0 0,0 1 0 0 0,1-1 0 0 0,-1-1 0 0 0,1 1 0 0 0,-1 0 0 0 0,1-1 0 0 0,6 3 1 0 0,-4-2-325 0 0,4 2-284 0 0,6-1-3985 0 0,8 2 1143 0 0</inkml:trace>
+  <inkml:trace contextRef="#ctx0" brushRef="#br0" timeOffset="2142.34">2189 546 1248 0 0,'9'-22'1504'0'0,"-7"18"52"0"0,-4-2 53 0 0,-3-19 63 0 0,5 25-1550 0 0,0-1 0 0 0,0 0 0 0 0,0 0 0 0 0,-1 0 0 0 0,1 0 0 0 0,0 0 0 0 0,-1 0-1 0 0,1 0 1 0 0,-1 0 0 0 0,1 1 0 0 0,-1-1 0 0 0,0 0 0 0 0,1 0 0 0 0,-1 1 0 0 0,0-1-1 0 0,1 0 1 0 0,-1 1 0 0 0,0-1 0 0 0,0 0 0 0 0,0 1 0 0 0,0-1 0 0 0,1 1 0 0 0,-1 0-1 0 0,-2-1 1 0 0,2 0 298 0 0,0 0-226 0 0,0 0-1 0 0,-1 0 1 0 0,1 0-1 0 0,-1 0 0 0 0,1 0 1 0 0,0 1-1 0 0,-1-1 1 0 0,0 0-1 0 0,1 1 0 0 0,-1-1 1 0 0,1 1-1 0 0,-1-1 1 0 0,0 1-1 0 0,-2 0 1 0 0,-1-1 333 0 0,0 0-80 0 0,0 0 0 0 0,0 0 0 0 0,0 1 0 0 0,0 0-1 0 0,0-1 1 0 0,0 2 0 0 0,0-1 0 0 0,0 1 0 0 0,0-1-1 0 0,0 1 1 0 0,1 1 0 0 0,-8 2 0 0 0,8-3-282 0 0,-1 1 119 0 0,0 0 0 0 0,1 0 0 0 0,0 0 0 0 0,-1 1 0 0 0,1-1 0 0 0,0 1 0 0 0,0 0 0 0 0,0 1 0 0 0,1-1 0 0 0,-1 0 1 0 0,1 1-1 0 0,-1 0 0 0 0,1 0 0 0 0,1 0 0 0 0,-1 0 0 0 0,1 1 0 0 0,-1-1 0 0 0,1 1 0 0 0,-2 6 0 0 0,-1 12 673 0 0,5-17-804 0 0,0-1 254 0 0,0 1-90 0 0,1-2-338 0 0,-1 0-1 0 0,0-1 1 0 0,1 1 0 0 0,0-1-1 0 0,0 1 1 0 0,0-1 0 0 0,0 0 0 0 0,0 1-1 0 0,1-1 1 0 0,0 0 0 0 0,-1 0 0 0 0,1 0-1 0 0,0 0 1 0 0,1 0 0 0 0,-1 0-1 0 0,0-1 1 0 0,1 1 0 0 0,0-1 0 0 0,-1 1-1 0 0,1-1 1 0 0,0 0 0 0 0,0 0-1 0 0,0 0 1 0 0,5 1 0 0 0,-5-1-363 0 0,4-3-41 0 0,-6 1 391 0 0,5-1-101 0 0,0 1-1 0 0,0-1 1 0 0,-1 0 0 0 0,1-1 0 0 0,-1 1 0 0 0,1-1 0 0 0,-1 0-1 0 0,1-1 1 0 0,-1 1 0 0 0,0-1 0 0 0,0 0 0 0 0,-1 0-1 0 0,10-8 1 0 0,-5 0-11 0 0,0 0 0 0 0,0-1 0 0 0,11-19 0 0 0,-18 26 366 0 0,0 0 0 0 0,0-1 0 0 0,0 1 0 0 0,-1 0 0 0 0,0-1 1 0 0,0 1-1 0 0,0-1 0 0 0,0 1 0 0 0,-1-10 0 0 0,0 11-114 0 0,0-2 4617 0 0,-6 17-4455 0 0,-17 29-66 0 0,21-37-228 0 0,1 0 0 0 0,-1 1 0 0 0,1-1 0 0 0,-1 0 0 0 0,1 1 0 0 0,0-1 0 0 0,1 1 0 0 0,-1-1 0 0 0,0 1-1 0 0,1-1 1 0 0,0 1 0 0 0,0-1 0 0 0,1 8 0 0 0,-1-7-61 0 0,0 1-380 0 0,-1 1-145 0 0,5 43-4515 0 0,-3-45 3768 0 0,10-10-6923 0 0,35-18 7354 0 0,-40 19 839 0 0,0 0 0 0 0,0 0 0 0 0,0 0 0 0 0,-1-1 0 0 0,1 0 0 0 0,-1 0 0 0 0,-1 0 0 0 0,1 0 1 0 0,-1-1-1 0 0,0 0 0 0 0,-1 0 0 0 0,5-11 0 0 0,6-12 1103 0 0,-8 18-704 0 0,9-17 1298 0 0,-2 6 6961 0 0,-12 35-8155 0 0,3 85 600 0 0,-12-30-99 0 0,5-46-760 0 0,3-16-48 0 0,-1 0-67 0 0,-1 11-42 0 0,1-12-22 0 0,11-13-113 0 0,8-9 126 0 0,-1-1 0 0 0,-1-1 0 0 0,22-35 0 0 0,-28 39-5 0 0,24-27 0 0 0,-24 30-5 0 0,-8 11-8 0 0,2 11-1834 0 0,-3-7 1838 0 0,3 7-660 0 0,0 1 0 0 0,0 0 0 0 0,-1 0 0 0 0,0 0 0 0 0,2 18 0 0 0,-5-23-294 0 0,4 23-2268 0 0,5-12-4788 0 0,7-2 3066 0 0</inkml:trace>
+  <inkml:trace contextRef="#ctx0" brushRef="#br0" timeOffset="2550.06">2773 598 664 0 0,'16'-13'1575'0'0,"-1"-1"0"0"0,-1 0-1 0 0,0-1 1 0 0,21-30 0 0 0,-27 33-52 0 0,-1 0 0 0 0,0 0 0 0 0,-1-1 1 0 0,0 0-1 0 0,-1 0 0 0 0,0-1 0 0 0,3-19 0 0 0,-7 29 1861 0 0,-4-1-1839 0 0,-8-17-131 0 0,9 17-137 0 0,-5 6-120 0 0,2-2-830 0 0,3 1-235 0 0,0 0 1 0 0,0 0-1 0 0,1 0 1 0 0,-1 0-1 0 0,0 0 0 0 0,0 0 1 0 0,1 1-1 0 0,-1-1 1 0 0,0 0-1 0 0,0 1 1 0 0,1 0-1 0 0,-1-1 1 0 0,0 1-1 0 0,1 0 1 0 0,-1 0-1 0 0,1 0 0 0 0,-4 2 1 0 0,-12 10 120 0 0,0 0-1 0 0,0 1 1 0 0,1 1 0 0 0,1 1-1 0 0,-21 28 1 0 0,23-27-213 0 0,9-12 0 0 0,0 1 0 0 0,0 0 0 0 0,1 0 0 0 0,-1 0 0 0 0,1 0 0 0 0,1 0 0 0 0,-1 1 0 0 0,1-1 0 0 0,-2 10 0 0 0,-2 12 0 0 0,6-1 0 0 0,10-2-91 0 0,-10-24 49 0 0,1-1 1 0 0,-1 1-1 0 0,1 0 0 0 0,0-1 1 0 0,-1 1-1 0 0,1 0 1 0 0,0-1-1 0 0,-1 1 1 0 0,1-1-1 0 0,0 1 1 0 0,0-1-1 0 0,-1 1 0 0 0,1-1 1 0 0,0 0-1 0 0,0 1 1 0 0,0-1-1 0 0,0 0 1 0 0,-1 0-1 0 0,1 0 0 0 0,0 1 1 0 0,0-1-1 0 0,0 0 1 0 0,0 0-1 0 0,0 0 1 0 0,0 0-1 0 0,1-1 1 0 0,2 2-655 0 0,6-5-40 0 0,9-4 179 0 0,-1 0-1 0 0,0-2 1 0 0,-1 0-1 0 0,32-25 1 0 0,-26 12 256 0 0,-2-1 0 0 0,0-2 0 0 0,-1 0 0 0 0,-2-1 0 0 0,-1-1 1 0 0,-1 0-1 0 0,-1-1 0 0 0,-2-1 0 0 0,18-56 0 0 0,-26 69 365 0 0,-1 1-1 0 0,-1-1 0 0 0,0 0 1 0 0,-1 0-1 0 0,-1 0 1 0 0,0 0-1 0 0,-1 0 0 0 0,-1 0 1 0 0,-6-31-1 0 0,-4 25 685 0 0,10 19-356 0 0,-1 4-343 0 0,1 0 1 0 0,-1-1-1 0 0,0 1 0 0 0,1 0 0 0 0,-1-1 0 0 0,1 1 0 0 0,0-1 0 0 0,-1 0 0 0 0,1 1 0 0 0,-1-1 1 0 0,-1-1-1 0 0,-1 0 52 0 0,0 0 194 0 0,-6 9-18 0 0,-1 2-194 0 0,0 0 0 0 0,0 1 0 0 0,1 1 0 0 0,1-1-1 0 0,0 2 1 0 0,0-1 0 0 0,-13 24 0 0 0,10-9-100 0 0,0 1 0 0 0,2 0 0 0 0,1 1 0 0 0,1 0 0 0 0,1 0 0 0 0,1 1 0 0 0,2-1 0 0 0,1 1 0 0 0,2 56 0 0 0,2-72-520 0 0,1 0-1 0 0,0 0 1 0 0,8 23 0 0 0,7 1-3463 0 0,7-9-6269 0 0,-6-15 3835 0 0</inkml:trace>
+  <inkml:trace contextRef="#ctx0" brushRef="#br0" timeOffset="3261.92">134 1274 272 0 0,'-7'1'929'0'0,"-52"5"2640"0"0,54-6 2220 0 0,22 0-5292 0 0,4 1-347 0 0,3-1 88 0 0,-1 0-1 0 0,42-6 1 0 0,430-86 2070 0 0,90-13-1136 0 0,754 12 239 0 0,-689 68-2616 0 0,-631 23 579 0 0,-17 0-212 0 0,-11 1-4175 0 0,-137 2 489 0 0,91 0 1936 0 0</inkml:trace>
+  <inkml:trace contextRef="#ctx0" brushRef="#br0" timeOffset="3653.78">24 1480 692 0 0,'0'0'5573'0'0,"18"-4"-4554"0"0,837-128 7740 0 0,-92 57-4577 0 0,1 31-1578 0 0,34 28-601 0 0,-614 4-3046 0 0,-179 12 509 0 0,-22-1-9098 0 0,-57 0 4476 0 0,25 2 397 0 0</inkml:trace>
 </inkml:ink>
 </file>
 
@@ -5905,21 +5655,25 @@
           <inkml:channel name="X" type="integer" min="-2.14748E9" max="2.14748E9" units="cm"/>
           <inkml:channel name="Y" type="integer" min="-2.14748E9" max="2.14748E9" units="cm"/>
           <inkml:channel name="F" type="integer" max="32767" units="dev"/>
+          <inkml:channel name="OA" type="integer" max="360" units="deg"/>
+          <inkml:channel name="OE" type="integer" max="90" units="deg"/>
         </inkml:traceFormat>
         <inkml:channelProperties>
           <inkml:channelProperty channel="X" name="resolution" value="1000" units="1/cm"/>
           <inkml:channelProperty channel="Y" name="resolution" value="1000" units="1/cm"/>
           <inkml:channelProperty channel="F" name="resolution" value="0" units="1/dev"/>
+          <inkml:channelProperty channel="OA" name="resolution" value="1000" units="1/deg"/>
+          <inkml:channelProperty channel="OE" name="resolution" value="1000" units="1/deg"/>
         </inkml:channelProperties>
       </inkml:inkSource>
-      <inkml:timestamp xml:id="ts0" timeString="2026-02-28T14:17:26.421"/>
+      <inkml:timestamp xml:id="ts0" timeString="2026-03-05T14:51:55.153"/>
     </inkml:context>
     <inkml:brush xml:id="br0">
       <inkml:brushProperty name="width" value="0.035" units="cm"/>
       <inkml:brushProperty name="height" value="0.035" units="cm"/>
     </inkml:brush>
   </inkml:definitions>
-  <inkml:trace contextRef="#ctx0" brushRef="#br0">268 304 7940,'0'0'5762,"-1"-13"-4278,-3-38-425,4 48-913,0 0 0,-1 0 1,0 0-1,0 1 0,0-1 0,0 0 1,0 1-1,-1-1 0,1 1 0,-1-1 1,1 1-1,-1 0 0,0-1 0,0 1 1,0 0-1,0 0 0,0 0 1,-1 1-1,1-1 0,-1 0 0,1 1 1,-1 0-1,1 0 0,-6-2 0,-1 0 114,1 2 1,-1-1-1,1 1 0,-1 0 0,1 1 0,-10 0 0,12 1-253,0 0 0,1 1 0,-1 0 0,0 0 0,0 0 0,1 0-1,0 1 1,-1 0 0,1 0 0,0 1 0,0 0 0,1-1 0,-1 1 0,1 1 0,0-1 0,0 1 0,-3 5 0,0-2-24,1 0 0,1 0 0,0 1 1,0-1-1,1 1 0,-1 1 0,2-1 1,0 0-1,-4 16 0,7-20-67,-1-1 0,0 0 1,1 1-1,0-1 0,0 0 0,0 1 0,1-1 0,-1 1 0,1-1 0,0 0 0,0 0 0,3 6 1,-2-8-20,-1 0 1,1 0 0,0 0 0,-1-1 0,1 1-1,0-1 1,0 1 0,0-1 0,0 0-1,1 0 1,-1 0 0,0 0 0,0 0 0,1 0-1,-1-1 1,0 1 0,1-1 0,-1 1 0,1-1-1,-1 0 1,1 0 0,3-1 0,-3 1 83,0 1-1,0-1 1,0-1 0,0 1 0,0 0 0,0-1 0,-1 1 0,1-1-1,0 0 1,0 0 0,-1 0 0,1 0 0,0-1 0,-1 1 0,3-3 0,-1 0 28,0-1 0,0 0 0,-1 1 0,0-1 0,0-1 0,4-9 0,5-13 825,13-49-1,-25 76 136,2 3-905,-1 0 1,0 0 0,0 1-1,-1-1 1,1 1-1,0-1 1,-1 1 0,0-1-1,1 1 1,-1 4-1,1 1 21,6 39-447,7 47 556,-10-32-9198,-4-55 3729</inkml:trace>
+  <inkml:trace contextRef="#ctx0" brushRef="#br0">1 6 1316 0 0,'0'0'15380'0'0,"11"-1"-19886"0"0,4 0 3866 0 0,6-1-296 0 0,2 0-3522 0 0</inkml:trace>
 </inkml:ink>
 </file>
 
@@ -5932,26 +5686,41 @@
           <inkml:channel name="X" type="integer" min="-2.14748E9" max="2.14748E9" units="cm"/>
           <inkml:channel name="Y" type="integer" min="-2.14748E9" max="2.14748E9" units="cm"/>
           <inkml:channel name="F" type="integer" max="32767" units="dev"/>
+          <inkml:channel name="OA" type="integer" max="360" units="deg"/>
+          <inkml:channel name="OE" type="integer" max="90" units="deg"/>
         </inkml:traceFormat>
         <inkml:channelProperties>
           <inkml:channelProperty channel="X" name="resolution" value="1000" units="1/cm"/>
           <inkml:channelProperty channel="Y" name="resolution" value="1000" units="1/cm"/>
           <inkml:channelProperty channel="F" name="resolution" value="0" units="1/dev"/>
+          <inkml:channelProperty channel="OA" name="resolution" value="1000" units="1/deg"/>
+          <inkml:channelProperty channel="OE" name="resolution" value="1000" units="1/deg"/>
         </inkml:channelProperties>
       </inkml:inkSource>
-      <inkml:timestamp xml:id="ts0" timeString="2026-02-28T14:17:17.450"/>
+      <inkml:timestamp xml:id="ts0" timeString="2026-03-05T14:51:46.389"/>
     </inkml:context>
     <inkml:brush xml:id="br0">
       <inkml:brushProperty name="width" value="0.035" units="cm"/>
       <inkml:brushProperty name="height" value="0.035" units="cm"/>
     </inkml:brush>
   </inkml:definitions>
-  <inkml:trace contextRef="#ctx0" brushRef="#br0">605 106 4450,'0'0'3482,"0"-14"-1447,0-43 529,0 23 6483,0 76-8387,-2 0 0,-1 0 0,-2 0 0,-18 66 0,-12 11-386,-34 125-6,71-239-167,8-7 10,19-14 77,-8 4-151,-1 7-240,1 1 0,-1 0 1,1 2-1,0 0 0,0 2 0,30 2 0,-5-2-3537,-14 4-521,-28-3 3668,-1 0 0,0-1 0,1 1 0,-1-1 0,1 0 1,-1 0-1,1 0 0,3-1 0,-5 0 531,0 0 0,-1 1 1,1-1-1,-1 0 0,1 0 1,-1 0-1,1-1 0,-1 1 1,1 0-1,-1 0 0,0-1 0,0 1 1,0-1-1,0 1 0,0-1 1,0 1-1,0-1 0,0 0 1,1-2-1,3-9 252,-1 0 1,0 0 0,-1 0-1,3-21 1,-4 4 3123,-1-1 6404,-1 46-9217,-2 0-292,0 1 0,-1-1-1,-10 28 1,-4 17-2506,13-18-6536,6-59 2525,-1 11 4757,4-13-3671</inkml:trace>
-  <inkml:trace contextRef="#ctx0" brushRef="#br0" timeOffset="317.99">881 235 1841,'0'0'13126,"-1"-4"-12875,0-1-234,-3-6-36,2 25-94,2-11 101,0 0 1,0 0-1,0 1 0,1-1 1,-1 0-1,1 1 0,0-1 1,0 0-1,0 0 0,0 0 1,3 4-1,-3-6-38,0 1 0,0-1 0,1 1 0,-1-1 0,1 0 0,-1 0 0,1 0 0,-1 0 0,1 0 0,0 0 0,-1 0 0,1 0 0,0-1 0,0 1-1,0-1 1,0 1 0,-1-1 0,1 0 0,0 0 0,0 0 0,3 0 0,-4 0 49,0-1-1,0 1 0,-1 0 1,1-1-1,0 1 0,0-1 0,0 0 1,-1 1-1,1-1 0,0 1 1,-1-1-1,1 0 0,0 0 1,-1 1-1,1-1 0,-1 0 1,1 0-1,-1 0 0,0 0 0,1 1 1,-1-1-1,0 0 0,1 0 1,-1 0-1,0 0 0,0 0 1,0 0-1,0 0 0,0 0 1,0-1-1,0-38 521,-1 33-295,1 4-175,-1 0 0,1 0 0,-1 0 1,0 0-1,0 1 0,0-1 0,0 0 0,0 0 0,-1 1 0,1-1 0,-1 1 0,1-1 0,-1 1 0,0 0 0,0 0 0,0 0 0,-1 0 0,1 0 0,0 0 0,-5-2 0,5 3-76,1 0 0,-1 0 0,0 0 0,0 1-1,1-1 1,-1 0 0,0 1 0,0 0 0,0-1 0,0 1-1,0 0 1,0 0 0,1 0 0,-1 0 0,0 0 0,0 1-1,0-1 1,0 0 0,0 1 0,0 0 0,1-1 0,-1 1-1,0 0 1,1 0 0,-1 0 0,0 0 0,1 0 0,-1 0-1,1 0 1,-1 1 0,1-1 0,-2 3 0,0 0-555,0 1 0,0 0 0,0 0 1,1 0-1,0 0 0,0 0 0,0 0 0,1 0 0,-1 1 1,1-1-1,1 1 0,-1 8 0,0 9-3356</inkml:trace>
-  <inkml:trace contextRef="#ctx0" brushRef="#br0" timeOffset="1140.44">1018 364 8788,'0'0'4189,"0"14"-3891,0 9-211,-3 80 160,2-91-228,-1 0 0,0 0 1,0 0-1,-2 0 1,1-1-1,-1 1 0,-7 11 1,12-25 7,-1 1 0,1-1-1,-1 0 1,0 1 0,1-1 0,-1 0 0,0 0 0,0 1 0,0-1 0,0 0 0,-1-2 0,1-11 85,3-3 67,1 1 1,1 0 0,1 0 0,1 0 0,0 1-1,1 0 1,1 0 0,0 1 0,12-15 0,-20 29-162,-1 0 0,0 1 0,1-1 0,-1 0 0,1 1 0,-1-1 0,0 1 0,1-1 0,0 1 1,-1-1-1,1 1 0,-1-1 0,1 1 0,-1-1 0,1 1 0,0 0 0,-1-1 0,1 1 0,0 0 0,-1 0 1,1-1-1,0 1 0,0 0 0,-1 0 0,1 0 0,0 0 0,0 0 0,-1 0 0,1 0 0,0 0 0,-1 0 0,1 1 1,0-1-1,0 0 0,-1 0 0,1 1 0,0-1 0,-1 0 0,1 1 0,-1-1 0,1 0 0,0 1 0,-1-1 1,1 1-1,-1-1 0,1 1 0,-1-1 0,1 1 0,-1 0 0,0-1 0,1 1 0,-1 0 0,0-1 0,1 1 1,-1 0-1,0 0 0,3 5-30,-1 0 0,0 0 0,0 0 1,-1 0-1,2 6 0,-2 39 74,-2-43-320,1 1-1,0-1 1,1 1 0,-1-1 0,2 1-1,-1-1 1,1 0 0,5 15 0,-6-22 86,-1 0-1,0 0 1,0 0 0,1 0 0,-1-1 0,1 1 0,-1 0-1,1 0 1,-1-1 0,1 1 0,-1 0 0,1-1 0,0 1-1,-1-1 1,1 1 0,0 0 0,-1-1 0,1 0 0,0 1-1,0-1 1,0 1 0,-1-1 0,1 0 0,0 0 0,0 1-1,0-1 1,0 0 0,0 0 0,0 0 0,-1 0 0,1 0-1,0 0 1,0 0 0,0 0 0,0-1 0,0 1 0,0 0-1,-1 0 1,1-1 0,0 1 0,0-1 0,0 1 0,-1 0-1,1-1 1,0 1 0,-1-1 0,1 0 0,0 1 0,0-2-1,3-2-221,0 0 0,-1-1 0,1 1 0,-1-1-1,0 0 1,3-8 0,7-17 615,-3-1 1,0 0-1,10-59 1,0-99 6657,-18 165-5440,-1 18 2319,0 10-1613,1 21-1146,0 38-1317,-22 197 923,16-235-625,-1 45-163,4-25-3487,1-44 3575,0-1-1,0 0 1,0 0-1,0 1 1,0-1-1,0 0 1,0 0-1,0 1 1,0-1-1,1 0 1,-1 1-1,0-1 1,0 0-1,0 0 1,0 0-1,1 1 1,-1-1 0,0 0-1,0 0 1,0 0-1,1 1 1,-1-1-1,0 0 1,0 0-1,1 0 1,-1 0-1,0 0 1,0 1-1,1-1 1,-1 0-1,0 0 1,1 0-1,-1 0 1,0 0-1,0 0 1,1 0-1,-1 0 1,0 0-1,1 0 1,-1 0-1,0 0 1,0 0-1,1 0 1,-1-1-1,0 1 1,0 0-1,1 0 1,-1 0-1,0 0 1,0 0-1,1-1 1,-1 1 0,0 0-1,17-12-1588,6-19 1490,-2-1 0,0-1 0,19-46 0,-25 51 578,-5 9 464,10-19 950,-15 11 5456,-8 28-7201,0-1 0,1 1 0,-1 0-1,0 0 1,0 1 0,1-1 0,-1 0-1,1 1 1,-1 0 0,1 0 0,-1-1 0,-1 4-1,-28 28-138,26-26 150,2-2-73,0 0-1,0 0 0,0 1 1,1 0-1,-1 0 0,2 0 0,-1 0 1,0 0-1,1 0 0,0 1 0,1-1 1,-1 1-1,1-1 0,1 1 0,-1 0 1,1 9-1,1-13-2,-1 0 1,1-1-1,0 1 0,0-1 0,0 1 1,0-1-1,0 1 0,1-1 0,-1 1 1,1-1-1,-1 0 0,1 0 1,0 0-1,0 0 0,0 0 0,0 0 1,0 0-1,0-1 0,0 1 0,1-1 1,-1 0-1,4 2 0,11 5-1103,0-1 0,23 7 1,-20-7-2457,-1-1 114,-1-4-161</inkml:trace>
-  <inkml:trace contextRef="#ctx0" brushRef="#br0" timeOffset="1521.46">1625 555 320,'0'0'4399,"11"-12"-2758,3-3-1146,9-10 873,22-32 0,-40 51-683,0-1 0,-1 0-1,0-1 1,0 1 0,-1-1 0,1 1-1,-2-1 1,1 0 0,-1 0 0,0 0-1,0-10 1,-2 17-572,0 1-1,0-1 1,-1 0-1,1 1 1,0-1-1,-1 0 1,1 1-1,-1-1 1,1 1-1,0-1 1,-1 0-1,1 1 1,-1-1-1,0 1 1,1 0 0,-1-1-1,1 1 1,-1-1-1,0 1 1,1 0-1,-1-1 1,0 1-1,1 0 1,-1 0-1,0 0 1,1 0-1,-1-1 1,0 1-1,0 0 1,1 0-1,-1 0 1,0 0-1,-1 1 1,-27 2-46,23-1-86,0 0 0,1 1 0,-1 0 0,1 0 0,-1 0 1,1 1-1,0-1 0,1 1 0,-1 1 0,1-1 1,-1 1-1,-4 7 0,7-10-11,0 1 1,0-1-1,1 1 0,-1 0 1,1 0-1,0-1 0,0 1 1,0 0-1,0 0 1,1 0-1,-1 0 0,1 4 1,0-5-3,0-1 0,0 1 0,1 0 0,-1 0 0,1 0 0,-1-1 0,1 1 1,-1 0-1,1 0 0,0-1 0,0 1 0,0-1 0,0 1 0,0-1 0,1 1 1,-1-1-1,0 0 0,1 1 0,-1-1 0,0 0 0,3 1 0,24 15-341,59 25 1,-21-12-27,-66-30 391,1 0 1,-1 0-1,0 0 1,1 0 0,-1 0-1,1 0 1,-1 0-1,0 1 1,1-1-1,-1 0 1,1 0-1,-1 0 1,0 1-1,1-1 1,-1 0-1,0 1 1,1-1 0,-1 0-1,0 1 1,1-1-1,-1 0 1,0 1-1,0-1 1,0 0-1,1 1 1,-1-1-1,0 1 1,0-1-1,0 0 1,0 1 0,0-1-1,0 1 1,0-1-1,0 1 1,0-1-1,0 1 1,0-1-1,0 0 1,0 1-1,0-1 1,0 1 0,0-1-1,0 1 1,0-1-1,-1 0 1,1 1-1,0-1 1,0 0-1,-1 1 1,1-1-1,0 1 1,0-1-1,-1 0 1,1 0 0,-1 1-1,-23 11-404,-8-5-1191,0-1 0,-1-2 1,0-1-1,-58-3 0,60 0 66,-56 0-2329</inkml:trace>
-  <inkml:trace contextRef="#ctx0" brushRef="#br0" timeOffset="1790.82">66 951 4146,'0'0'6739,"123"-29"-5554,0 4-97,46-5 145,30-1-545,23 2-240,5 4-160,4 9-240,-10 6-48,-17 7-432,-32 2-672,-40 1-1025,-50 0-1345,-51 0 176</inkml:trace>
-  <inkml:trace contextRef="#ctx0" brushRef="#br0" timeOffset="2059.76">79 1159 3009,'-14'2'5910,"-42"7"-4728,48-9-997,11-3 297,18-5 921,135-44-776,3 7-1,1 6 1,247-25 0,506 19-2344,-911 45 1541,-1 0 0,1 0 0,0 0 1,-1 0-1,1 0 0,0 1 0,-1-1 1,1 0-1,0 1 0,-1-1 0,1 1 1,-1-1-1,1 1 0,1 1 0,-5 4-1810,-16 1 328,-29 1-988</inkml:trace>
+  <inkml:trace contextRef="#ctx0" brushRef="#br0">2006 1082 404 0 0,'3'-7'1838'0'0,"10"-31"1882"0"0,-4 11 13666 0 0,-101 396-14956 0 0,92-353-3688 0 0,14-44 646 0 0,-8 13 669 0 0,1 1 0 0 0,0 0 0 0 0,1 0 0 0 0,0 0-1 0 0,1 1 1 0 0,1 1 0 0 0,15-18 0 0 0,-22 28 20 0 0,17-8 101 0 0,6 7-94 0 0,-21 3-27 0 0,1 2-32 0 0,21 7-8 0 0,-20-7-6 0 0,-4 2 4 0 0,-1-2-11 0 0,0 1 1 0 0,-1 0-1 0 0,1-1 1 0 0,0 1-1 0 0,-1 0 1 0 0,0 0-1 0 0,0 0 1 0 0,0 0-1 0 0,0 0 1 0 0,0 0-1 0 0,0 0 1 0 0,-1 0-1 0 0,1 0 1 0 0,-1 0-1 0 0,0 1 1 0 0,0-1-1 0 0,0 0 1 0 0,0 0-1 0 0,-2 6 1 0 0,0-5 1 0 0,1 0 0 0 0,-1 0 0 0 0,0 0 0 0 0,0 0 0 0 0,0-1 0 0 0,0 1 0 0 0,-1-1 0 0 0,1 1 0 0 0,-1-1 0 0 0,0 0 0 0 0,0 0 0 0 0,-1 0 0 0 0,1-1 0 0 0,0 1 1 0 0,-7 3-1 0 0,1-1-41 0 0,-1 0 0 0 0,0-1 0 0 0,0 0 0 0 0,0-1 0 0 0,0 0 1 0 0,0 0-1 0 0,-16 1 0 0 0,19-4-476 0 0,0 1 0 0 0,0-1-1 0 0,0 0 1 0 0,0-1 0 0 0,1 1 0 0 0,-1-1-1 0 0,-9-3 1 0 0,10 0-3149 0 0,8-5 3086 0 0,7-2-1859 0 0,1 3-4534 0 0,23-18 3024 0 0</inkml:trace>
+  <inkml:trace contextRef="#ctx0" brushRef="#br0" timeOffset="297.81">2049 1299 5937 0 0,'189'-101'5449'0'0,"-144"82"-2889"0"0,-40 17-1713 0 0,-2 1-25 0 0,-2 0-609 0 0,-1 1 1 0 0,0 0-1 0 0,1 0 1 0 0,-1 0 0 0 0,0 0-1 0 0,0 0 1 0 0,1-1-1 0 0,-1 1 1 0 0,0 0-1 0 0,1 0 1 0 0,-1 0-1 0 0,0 0 1 0 0,1 0 0 0 0,-1 0-1 0 0,0 0 1 0 0,1 0-1 0 0,-1 0 1 0 0,0 0-1 0 0,1 0 1 0 0,-1 0-1 0 0,0 1 1 0 0,1-1 0 0 0,-1 0-1 0 0,0 0 1 0 0,0 0-1 0 0,1 0 1 0 0,-1 0-1 0 0,0 1 1 0 0,0-1-1 0 0,1 0 1 0 0,-1 0 0 0 0,0 0-1 0 0,1 1 1 0 0,-3 10 1793 0 0,-14 19-3266 0 0,13-25 2057 0 0,-9 16-250 0 0,-8 20 532 0 0,19-39-1031 0 0,0 0 1 0 0,1 0-1 0 0,-1 0 0 0 0,1 0 1 0 0,0 1-1 0 0,0-1 1 0 0,0 0-1 0 0,0 0 1 0 0,0 0-1 0 0,0 1 0 0 0,1-1 1 0 0,-1 0-1 0 0,1 0 1 0 0,-1 0-1 0 0,1 0 0 0 0,1 2 1 0 0,-1-2-36 0 0,1 0 1 0 0,-1 0 0 0 0,0 0-1 0 0,1 0 1 0 0,-1 0 0 0 0,1-1-1 0 0,0 1 1 0 0,0-1 0 0 0,-1 1-1 0 0,1-1 1 0 0,0 0 0 0 0,0 0-1 0 0,0 0 1 0 0,1 0 0 0 0,-1 0-1 0 0,0 0 1 0 0,0 0-1 0 0,0-1 1 0 0,1 1 0 0 0,-1-1-1 0 0,0 0 1 0 0,1 0 0 0 0,-1 1-1 0 0,4-2 1 0 0,1 1-43 0 0,1-1-1 0 0,0 0 1 0 0,-1 0-1 0 0,1-1 1 0 0,13-4-1 0 0,-19 5 10 0 0,2-3 1 0 0,2-2 47 0 0,-1 0 0 0 0,0 0 0 0 0,0-1 0 0 0,-1 0 0 0 0,0 0 0 0 0,0 0 0 0 0,4-11 0 0 0,-7 15 184 0 0,-4-5-112 0 0,-9-20-7 0 0,11 25-83 0 0,-1 1 0 0 0,1 0-1 0 0,0 0 1 0 0,-1 0 0 0 0,0 0 0 0 0,1 0 0 0 0,-1 0 0 0 0,0 0 0 0 0,0 0-1 0 0,0 1 1 0 0,0-1 0 0 0,0 1 0 0 0,0 0 0 0 0,0-1 0 0 0,-1 1 0 0 0,1 0-1 0 0,-3-1 1 0 0,0 0 1 0 0,-16-5-150 0 0,18 6-75 0 0,-2 1-583 0 0,-16-1 170 0 0,16 1-158 0 0</inkml:trace>
+  <inkml:trace contextRef="#ctx0" brushRef="#br0" timeOffset="1078.73">2393 1168 4852 0 0,'21'-12'668'0'0,"0"-1"-1"0"0,0-1 0 0 0,-1 0 1 0 0,23-24-1 0 0,65-74 11567 0 0,-100 103-11150 0 0,-5 7-580 0 0,-5 7 2533 0 0,-30 42-1920 0 0,-48 96 0 0 0,76-135-1178 0 0,0 0 0 0 0,0 1 0 0 0,1 0 1 0 0,0-1-1 0 0,1 1 0 0 0,0 0 0 0 0,0 1 0 0 0,1-1 1 0 0,-1 11-1 0 0,8 6-2422 0 0,-1-23 1644 0 0,-3-1 591 0 0,-1-1 130 0 0,1 1 0 0 0,-1-1-1 0 0,0 0 1 0 0,1 0-1 0 0,-1 0 1 0 0,0-1-1 0 0,1 1 1 0 0,-1 0-1 0 0,1 0 1 0 0,0-1 0 0 0,-1 1-1 0 0,4 0 1 0 0,3-2-172 0 0,-1 0 0 0 0,1 0 0 0 0,-1-1 1 0 0,1 0-1 0 0,-1 0 0 0 0,0-1 1 0 0,1 0-1 0 0,-1 0 0 0 0,-1-1 0 0 0,1 0 1 0 0,0 0-1 0 0,-1 0 0 0 0,0-1 0 0 0,0 0 1 0 0,8-9-1 0 0,-2 2 317 0 0,-1-1 0 0 0,-1 0 0 0 0,0 0 0 0 0,-1-1 0 0 0,0 0 0 0 0,9-21 0 0 0,-1-6 2120 0 0,17-57 4751 0 0,-39 109-6643 0 0,-54 123 585 0 0,50-109-1238 0 0,0 0 0 0 0,2 1-1 0 0,1 0 1 0 0,-3 32 0 0 0,6-41-3211 0 0,3-17 3541 0 0,0 0-1 0 0,0 0 0 0 0,0 0 0 0 0,0 1 0 0 0,0-1 0 0 0,0 0 0 0 0,0 0 0 0 0,0 0 0 0 0,0 0 0 0 0,0 0 0 0 0,0 0 0 0 0,0 0 0 0 0,0 0 1 0 0,0 0-1 0 0,0 0 0 0 0,0 1 0 0 0,0-1 0 0 0,0 0 0 0 0,0 0 0 0 0,-1 0 0 0 0,1 0 0 0 0,0 0 0 0 0,0 0 0 0 0,0 0 0 0 0,0 0 0 0 0,0 0 0 0 0,0 0 1 0 0,0 0-1 0 0,0 0 0 0 0,0 0 0 0 0,0 0 0 0 0,-1 0 0 0 0,1 0 0 0 0,0 0 0 0 0,0 0 0 0 0,0 0 0 0 0,0 0 0 0 0,0 0 0 0 0,0 0 0 0 0,0 0 0 0 0,0 0 1 0 0,0 0-1 0 0,-1 0 0 0 0,1 0 0 0 0,0 0 0 0 0,0 0 0 0 0,0 0 0 0 0,0 0 0 0 0,0 0 0 0 0,0 0 0 0 0,0 0 0 0 0,0 0 0 0 0,0 0 0 0 0,0 0 0 0 0,0 0 1 0 0,-1 0-1 0 0,1 0 0 0 0,0-1 0 0 0,0 1 0 0 0,-9-22-5675 0 0,4 8 6874 0 0,-1 5-1133 0 0,0 0 0 0 0,-1 0 1 0 0,0 0-1 0 0,0 1 0 0 0,-1 0 0 0 0,-1 1 0 0 0,1 0 0 0 0,-1 0 1 0 0,0 1-1 0 0,0 0 0 0 0,-16-7 0 0 0,10 4 344 0 0,4 3 148 0 0,-26-14 533 0 0,24 12 302 0 0,13 8-1290 0 0,0 0 0 0 0,0 0-1 0 0,0 0 1 0 0,0 0 0 0 0,0 0 0 0 0,-1 0-1 0 0,1 0 1 0 0,0 0 0 0 0,0 0 0 0 0,0 0-1 0 0,0 0 1 0 0,0 0 0 0 0,0 0-1 0 0,0 0 1 0 0,0-1 0 0 0,0 1 0 0 0,0 0-1 0 0,-1 0 1 0 0,1 0 0 0 0,0 0 0 0 0,0 0-1 0 0,0 0 1 0 0,0 0 0 0 0,0 0 0 0 0,0 0-1 0 0,0 0 1 0 0,0 0 0 0 0,0 0-1 0 0,0 0 1 0 0,0 0 0 0 0,0-1 0 0 0,0 1-1 0 0,0 0 1 0 0,0 0 0 0 0,0 0 0 0 0,0 0-1 0 0,0 0 1 0 0,0 0 0 0 0,0 0-1 0 0,0 0 1 0 0,0 0 0 0 0,0-1 0 0 0,0 1-1 0 0,0 0 1 0 0,0 0 0 0 0,0 0 0 0 0,0 0-1 0 0,0 0 1 0 0,0 0 0 0 0,0 0-1 0 0,0 0 1 0 0,0 0 0 0 0,0 0 0 0 0,0-1-1 0 0,0 1 1 0 0,0 0 0 0 0,0 0 0 0 0,0 0-1 0 0,0 0 1 0 0,0 0 0 0 0,0 0 0 0 0,0 0-1 0 0,0 0 1 0 0,0 0 0 0 0,1 0-1 0 0,-1 0 1 0 0,0 0 0 0 0,0 0 0 0 0,0 0-1 0 0,15-3-84 0 0,-9 1 7 0 0,1 1 0 0 0,0 0 0 0 0,0 0 0 0 0,0 1 1 0 0,0 0-1 0 0,11 1 0 0 0,159 7-872 0 0,-75-11 1720 0 0,-95 3 1258 0 0,-3 0-1569 0 0,15 3-6 0 0,-15-2 1532 0 0,-9 9-1732 0 0,-33 59 405 0 0,36-65-513 0 0,1 0-13 0 0,0-2-136 0 0,1 0 0 0 0,0 0 0 0 0,0 0 0 0 0,0 0 0 0 0,0 0 0 0 0,0 0 0 0 0,0 0 0 0 0,0 0 0 0 0,1 0 0 0 0,-1 0 0 0 0,1 0 0 0 0,-1 0 0 0 0,1 0 0 0 0,0 0 0 0 0,0 0 0 0 0,0-1 0 0 0,0 1 0 0 0,0 0 0 0 0,2 1 0 0 0,0 2 13 0 0,12-6-3 0 0,1-1 0 0 0,29-6 0 0 0,-38 6-25 0 0,1-1 0 0 0,-1 0 0 0 0,1 0 1 0 0,-1-1-1 0 0,0 1 0 0 0,-1-1 1 0 0,1-1-1 0 0,-1 0 0 0 0,1 0 0 0 0,-1 0 1 0 0,8-10-1 0 0,-13 15-11 0 0,0-1 0 0 0,0 0 1 0 0,0 0-1 0 0,0 0 0 0 0,-1 0 1 0 0,1 0-1 0 0,0 0 0 0 0,0 0 0 0 0,-1 0 1 0 0,1-1-1 0 0,-1 1 0 0 0,1 0 0 0 0,-1 0 1 0 0,1 0-1 0 0,-1-1 0 0 0,1-1 0 0 0,3-14 93 0 0,-2 13-54 0 0,-1-1 0 0 0,0 1 1 0 0,0-1-1 0 0,-1 1 0 0 0,0-1 1 0 0,1 1-1 0 0,-2-7 0 0 0,0 6 93 0 0,-3 0-5 0 0,1 1-88 0 0,1 2-26 0 0,0 0 0 0 0,1-1 0 0 0,-1 1 0 0 0,0 0 1 0 0,0 0-1 0 0,0 0 0 0 0,0 1 0 0 0,-1-1 0 0 0,1 0 0 0 0,0 1 0 0 0,-1-1 0 0 0,0 1 0 0 0,1 0 0 0 0,-1 0 0 0 0,1 0 1 0 0,-1 0-1 0 0,-5-1 0 0 0,-62 2 39 0 0,62 1-244 0 0,0 1 1 0 0,-1-1-1 0 0,1 2 0 0 0,0-1 0 0 0,0 1 0 0 0,1 0 0 0 0,-1 0 0 0 0,1 1 0 0 0,-1 0 0 0 0,-10 9 0 0 0,-5 7-4372 0 0,4 2-5062 0 0</inkml:trace>
+  <inkml:trace contextRef="#ctx0" brushRef="#br0" timeOffset="1579.14">3080 1156 19634 0 0,'2'-1'129'0'0,"27"-28"3125"0"0,-27 27-2869 0 0,0 0 0 0 0,-1 0 0 0 0,1 0 0 0 0,0-1 0 0 0,-1 1 0 0 0,1 0 1 0 0,-1-1-1 0 0,1 1 0 0 0,-1-1 0 0 0,1-5 0 0 0,7 13-278 0 0,23 15-3 0 0,-31-20-100 0 0,0 1 0 0 0,0-1 0 0 0,0 0 0 0 0,0 1 0 0 0,0-1 0 0 0,-1 1 0 0 0,1 0 0 0 0,0-1 0 0 0,-1 1 0 0 0,1 0 0 0 0,0-1 0 0 0,-1 1 1 0 0,1 0-1 0 0,-1 0 0 0 0,1-1 0 0 0,-1 1 0 0 0,1 0 0 0 0,-1 0 0 0 0,1 0 0 0 0,-1 0 0 0 0,0 0 0 0 0,1-1 0 0 0,-1 1 0 0 0,0 0 0 0 0,0 0 0 0 0,0 0 0 0 0,0 0 0 0 0,0 0 0 0 0,0 1 0 0 0,0 0 9 0 0,1 2-38 0 0,-1 0-1 0 0,0 0 1 0 0,1 0 0 0 0,-1 1 0 0 0,0-1 0 0 0,-1 0 0 0 0,1 0-1 0 0,-1 0 1 0 0,0 0 0 0 0,0 0 0 0 0,-2 6 0 0 0,2-7 24 0 0,-1 4-161 0 0,1-2-18 0 0,-5 14-25 0 0,4-14-13 0 0,0 2-310 0 0,1 0 542 0 0,5-12-1318 0 0,21-38 1260 0 0,-23 40 34 0 0,0 0 0 0 0,0-1 0 0 0,0 1 0 0 0,0 1 1 0 0,0-1-1 0 0,1 0 0 0 0,-1 0 0 0 0,1 1 0 0 0,0 0 0 0 0,0-1 0 0 0,0 1 0 0 0,5-2 0 0 0,-2 0-11 0 0,-2 2-23 0 0,0-1-20 0 0,-4 3 60 0 0,0 0-1 0 0,1-1 1 0 0,-1 1-1 0 0,0 0 0 0 0,0-1 1 0 0,1 1-1 0 0,-1 0 1 0 0,0 0-1 0 0,1-1 1 0 0,-1 1-1 0 0,0 0 0 0 0,1 0 1 0 0,-1 0-1 0 0,0-1 1 0 0,1 1-1 0 0,-1 0 1 0 0,1 0-1 0 0,-1 0 0 0 0,0 0 1 0 0,1 0-1 0 0,-1 0 1 0 0,1 0-1 0 0,-1 0 1 0 0,1 0-1 0 0,-1 0 0 0 0,0 0 1 0 0,1 0-1 0 0,-1 0 1 0 0,1 0-1 0 0,-1 0 1 0 0,0 0-1 0 0,1 0 0 0 0,-1 0 1 0 0,0 1-1 0 0,1-1 1 0 0,-1 0-1 0 0,1 0 1 0 0,-1 0-1 0 0,0 1 0 0 0,1-1 1 0 0,-1 0-1 0 0,0 1 1 0 0,0-1-1 0 0,1 0 1 0 0,-1 1-1 0 0,0-1 1 0 0,9 30-10 0 0,-7-22 2 0 0,-3-3 0 0 0,0 17 0 0 0,1-17 266 0 0,9-11-94 0 0,6-4 87 0 0,0-1-1 0 0,-2-1 0 0 0,24-23 1 0 0,-31 28-27 0 0,0 1 0 0 0,0-1-1 0 0,0 2 1 0 0,1-1 0 0 0,0 1 0 0 0,1 0 0 0 0,12-7 0 0 0,-16 11 332 0 0,0 7-433 0 0,14 20-14 0 0,-14-15-17 0 0,-5-1-257 0 0,0 0 0 0 0,0 0 1 0 0,-1 0-1 0 0,0 0 0 0 0,0 0 0 0 0,-1-1 0 0 0,-1 1 0 0 0,-7 15 0 0 0,-10 7-4615 0 0,-5 0-5762 0 0,16-21 4179 0 0</inkml:trace>
+  <inkml:trace contextRef="#ctx0" brushRef="#br0" timeOffset="2596.75">1 1209 692 0 0,'0'0'2804'0'0,"2"-6"-1474"0"0,10-24 9759 0 0,8 76-9938 0 0,-16-37-669 0 0,-5-2-37 0 0,-4 22 482 0 0,-1-1 0 0 0,-17 46 0 0 0,20-66-254 0 0,11-29-418 0 0,5-4-109 0 0,1 1 1 0 0,1 0 0 0 0,26-33-1 0 0,-38 55-37 0 0,3-3 22 0 0,-6 5-122 0 0,0 0 1 0 0,1-1-1 0 0,-1 1 0 0 0,0 0 0 0 0,0-1 1 0 0,1 1-1 0 0,-1 0 0 0 0,0-1 0 0 0,1 1 1 0 0,-1 0-1 0 0,0-1 0 0 0,1 1 0 0 0,-1 0 1 0 0,1 0-1 0 0,-1-1 0 0 0,0 1 0 0 0,1 0 1 0 0,-1 0-1 0 0,1 0 0 0 0,-1 0 0 0 0,0 0 1 0 0,1 0-1 0 0,-1 0 0 0 0,1-1 0 0 0,-1 1 1 0 0,1 0-1 0 0,-1 0 0 0 0,1 1 0 0 0,-1-1 1 0 0,0 0-1 0 0,1 0 0 0 0,-1 0 0 0 0,1 0 0 0 0,-1 0 1 0 0,1 0-1 0 0,-1 1 0 0 0,0-1 0 0 0,1 0 1 0 0,-1 0-1 0 0,1 1 0 0 0,-1-1 0 0 0,0 0 1 0 0,1 0-1 0 0,-1 1 0 0 0,0-1 0 0 0,23 23 41 0 0,-21-21-46 0 0,0 0-1 0 0,-1-1 0 0 0,1 1 0 0 0,-1 0 0 0 0,1 0 0 0 0,-1 1 0 0 0,0-1 1 0 0,0 0-1 0 0,0 0 0 0 0,0 0 0 0 0,0 1 0 0 0,-1-1 0 0 0,1 0 0 0 0,-1 1 1 0 0,1 2-1 0 0,1 7 10 0 0,4 7-149 0 0,-1 1 1 0 0,-1-1-1 0 0,-1 1 1 0 0,1 26-1 0 0,11-68 83 0 0,-9 14 40 0 0,9-17 119 0 0,31-37 0 0 0,-19 26 460 0 0,-25 33-81 0 0,2 0-309 0 0,-4 2-166 0 0,0 1 0 0 0,0 0 0 0 0,0-1 1 0 0,1 1-1 0 0,-1 0 0 0 0,0-1 0 0 0,0 1 0 0 0,0 0 0 0 0,0-1 0 0 0,1 1 0 0 0,-1 0 0 0 0,0-1 0 0 0,0 1 0 0 0,1 0 0 0 0,-1 0 0 0 0,0-1 0 0 0,0 1 0 0 0,1 0 0 0 0,-1 0 0 0 0,0 0 0 0 0,1-1 0 0 0,-1 1 0 0 0,0 0 0 0 0,1 0 0 0 0,-1 0 0 0 0,0 0 0 0 0,1 0 0 0 0,-1 0 0 0 0,0 0 0 0 0,1 0 0 0 0,-1 0 0 0 0,1 0 0 0 0,-1 0 0 0 0,0 0 0 0 0,1 0 0 0 0,-1 0 0 0 0,0 0 0 0 0,1 0 0 0 0,-1 0 0 0 0,0 0 0 0 0,1 0 0 0 0,-1 1 0 0 0,0-1 0 0 0,1 0 0 0 0,-1 0 0 0 0,0 0 1 0 0,1 1-1 0 0,11 45-130 0 0,-10-33-776 0 0,1 0-1 0 0,0 0 1 0 0,1-1-1 0 0,1 1 1 0 0,9 18-1 0 0,-13-29 499 0 0,0 0-1 0 0,1 0 1 0 0,-1-1 0 0 0,0 1 0 0 0,1-1-1 0 0,0 0 1 0 0,-1 1 0 0 0,1-1-1 0 0,3 2 1 0 0,12 2-7151 0 0,-7-3 3492 0 0</inkml:trace>
+  <inkml:trace contextRef="#ctx0" brushRef="#br0" timeOffset="2960.83">486 1381 1416 0 0,'6'-4'577'0'0,"-1"1"-1"0"0,0-1 1 0 0,-1 0-1 0 0,1-1 1 0 0,-1 1-1 0 0,0-1 1 0 0,0 0-1 0 0,0 0 1 0 0,-1 0 0 0 0,1 0-1 0 0,3-10 1 0 0,2-6 1691 0 0,-8 18-1941 0 0,1 0 825 0 0,0-14 679 0 0,0 11 3256 0 0,-9 5-4376 0 0,-22-2-61 0 0,22 2-58 0 0,1 5-50 0 0,-4 3-192 0 0,0 1 0 0 0,0 0 0 0 0,1 1 0 0 0,-10 11 1 0 0,16-16-242 0 0,0 0-1 0 0,0 0 1 0 0,0 0 0 0 0,1 0 0 0 0,0 0 0 0 0,0 1-1 0 0,-2 5 1 0 0,3-8-128 0 0,1 0-1 0 0,0 0 1 0 0,-1 0-1 0 0,1 0 1 0 0,0 0-1 0 0,0 0 1 0 0,0 1-1 0 0,0-1 1 0 0,0 0-1 0 0,1 0 1 0 0,-1 0-1 0 0,0 0 1 0 0,1 0-1 0 0,0 0 1 0 0,-1-1-1 0 0,1 1 1 0 0,0 0-1 0 0,1 2 0 0 0,-1-3-33 0 0,0 0-1 0 0,0-1 1 0 0,1 1-1 0 0,-1 0 1 0 0,0-1-1 0 0,0 1 0 0 0,0-1 1 0 0,0 1-1 0 0,0-1 1 0 0,1 1-1 0 0,-1-1 0 0 0,0 0 1 0 0,0 1-1 0 0,1-1 1 0 0,-1 0-1 0 0,0 0 1 0 0,1 0-1 0 0,-1 0 0 0 0,0 0 1 0 0,0-1-1 0 0,1 1 1 0 0,-1 0-1 0 0,0 0 0 0 0,0-1 1 0 0,1 1-1 0 0,-1-1 1 0 0,0 1-1 0 0,0-1 1 0 0,0 0-1 0 0,0 1 0 0 0,2-2 1 0 0,34-24-755 0 0,-31 19 840 0 0,1-1-1 0 0,-1 1 0 0 0,0-2 0 0 0,0 1 0 0 0,5-11 1 0 0,-10 15 265 0 0,0 4-238 0 0,-1-1 0 0 0,1 1-1 0 0,-1 0 1 0 0,1-1 0 0 0,-1 1 0 0 0,0-1 0 0 0,1 1 0 0 0,-1-1-1 0 0,0 1 1 0 0,1-1 0 0 0,-1 1 0 0 0,0-1 0 0 0,0 1 0 0 0,1-1-1 0 0,-1 0 1 0 0,0 1 0 0 0,0-1 0 0 0,0 1 0 0 0,0-1 0 0 0,0 0-1 0 0,0 1 1 0 0,0-1 0 0 0,0 0 0 0 0,0 1-18 0 0,0-1 0 0 0,0 1 0 0 0,1 0 1 0 0,-1 0-1 0 0,0 0 0 0 0,0 0 0 0 0,0-1 0 0 0,0 1 0 0 0,0 0 1 0 0,0 0-1 0 0,0 0 0 0 0,0-1 0 0 0,0 1 0 0 0,0 0 1 0 0,0 0-1 0 0,0 0 0 0 0,0-1 0 0 0,0 1 0 0 0,0 0 0 0 0,0 0 1 0 0,0 0-1 0 0,0-1 0 0 0,0 1 0 0 0,0 0 0 0 0,0 0 1 0 0,0 0-1 0 0,0-1 0 0 0,0 1 0 0 0,0 0 0 0 0,0 0 0 0 0,0 0 1 0 0,0 0-1 0 0,0-1 0 0 0,-1 1 0 0 0,1 0 0 0 0,0 0 1 0 0,0 0-1 0 0,0 0 0 0 0,0 0 0 0 0,0-1 0 0 0,-1 1 0 0 0,1 0 1 0 0,0 0-1 0 0,0 0 0 0 0,0 0 0 0 0,-1 0 0 0 0,1 0 0 0 0,0 0 1 0 0,0 0-1 0 0,0 0 0 0 0,-1 0 0 0 0,1 0 0 0 0,0 0 1 0 0,0 0-1 0 0,0 0 0 0 0,-1 0 0 0 0,1 0 0 0 0,0 0 0 0 0,0 0 1 0 0,0 0-1 0 0,-1 0 0 0 0,1 0 0 0 0,0 0 0 0 0,0 0 1 0 0,-1 0-1 0 0,-1 4 1 0 0,-1 0-1 0 0,0-1 1 0 0,1 1 0 0 0,0 0 0 0 0,0 0 0 0 0,0 1-1 0 0,0-1 1 0 0,1 0 0 0 0,0 1 0 0 0,-2 7 0 0 0,3-9-248 0 0,-1 0 1 0 0,1 1-1 0 0,0-1 1 0 0,0 0 0 0 0,0 0-1 0 0,1 0 1 0 0,1 6-1 0 0,-2-7-134 0 0,1 0 0 0 0,-1 0 0 0 0,1-1 0 0 0,0 1-1 0 0,0-1 1 0 0,0 1 0 0 0,0-1 0 0 0,0 1 0 0 0,0-1-1 0 0,0 0 1 0 0,0 1 0 0 0,1-1 0 0 0,-1 0 0 0 0,1 0-1 0 0,1 1 1 0 0,4 1-1269 0 0,12-7-7876 0 0,-19 4 9445 0 0,11-5-4501 0 0</inkml:trace>
+  <inkml:trace contextRef="#ctx0" brushRef="#br0" timeOffset="3833.59">637 1355 5112 0 0,'4'-5'561'0'0,"52"-88"10610"0"0,-54 89-9989 0 0,3-5-1276 0 0,-5 9 165 0 0,0 0 0 0 0,0 0 0 0 0,0-1-1 0 0,0 1 1 0 0,0 0 0 0 0,0 0 0 0 0,0 0 0 0 0,0 0 0 0 0,1 0 0 0 0,-1 0-1 0 0,0 0 1 0 0,0 0 0 0 0,0-1 0 0 0,0 1 0 0 0,0 0 0 0 0,1 0 0 0 0,-1 0 0 0 0,0 0-1 0 0,0 0 1 0 0,0 0 0 0 0,0 0 0 0 0,1 0 0 0 0,-1 0 0 0 0,0 0 0 0 0,0 0 0 0 0,0 0-1 0 0,0 0 1 0 0,1 0 0 0 0,-1 0 0 0 0,0 0 0 0 0,0 0 0 0 0,0 1 0 0 0,0-1-1 0 0,0 0 1 0 0,1 0 0 0 0,-1 0 0 0 0,0 0 0 0 0,0 0 0 0 0,0 0 0 0 0,0 0 0 0 0,0 0-1 0 0,0 0 1 0 0,1 1 0 0 0,-1-1 0 0 0,0 0 0 0 0,0 0 0 0 0,0 0 0 0 0,0 0-1 0 0,0 0 1 0 0,0 1 0 0 0,0-1 0 0 0,0 0 0 0 0,5 10 103 0 0,0-1 0 0 0,0 1-1 0 0,-1 0 1 0 0,-1 0 0 0 0,0 0 0 0 0,0 1-1 0 0,-1-1 1 0 0,0 1 0 0 0,-1-1 0 0 0,0 20-1 0 0,-2-20-101 0 0,0 1-1 0 0,-1-1 0 0 0,0 0 0 0 0,-7 19 0 0 0,8-25-90 0 0,-1 0-1 0 0,0-1 1 0 0,1 1-1 0 0,-1 0 1 0 0,-1-1-1 0 0,1 0 0 0 0,0 1 1 0 0,-1-1-1 0 0,0 0 1 0 0,0 0-1 0 0,0 0 1 0 0,0-1-1 0 0,0 1 1 0 0,0-1-1 0 0,-6 3 1 0 0,9-5 21 0 0,0 0 0 0 0,0 1 0 0 0,-1-1 0 0 0,1 0 0 0 0,0 0 0 0 0,-1 0 0 0 0,1 0 1 0 0,0 0-1 0 0,-1 1 0 0 0,1-1 0 0 0,0 0 0 0 0,-1 0 0 0 0,1 0 0 0 0,-1 0 0 0 0,1 0 0 0 0,0 0 0 0 0,-1 0 1 0 0,1 0-1 0 0,0 0 0 0 0,-1 0 0 0 0,1-1 0 0 0,0 1 0 0 0,-1 0 0 0 0,1 0 0 0 0,0 0 0 0 0,-1 0 0 0 0,1 0 0 0 0,0-1 1 0 0,-1 1-1 0 0,1 0 0 0 0,0 0 0 0 0,-1-1 0 0 0,1 1 0 0 0,0 0 0 0 0,0 0 0 0 0,-1-1 0 0 0,1 1 0 0 0,0-1 0 0 0,-2-17 112 0 0,9-21 44 0 0,-3 29-211 0 0,0 0 1 0 0,1 0 0 0 0,0 0 0 0 0,1 1 0 0 0,0-1-1 0 0,1 1 1 0 0,0 1 0 0 0,0-1 0 0 0,13-10 0 0 0,-7 7-598 0 0,1 1 1 0 0,1 0-1 0 0,0 1 1 0 0,0 1-1 0 0,18-8 0 0 0,12-1-1329 0 0,-41 16 1709 0 0,0 0-35 0 0,26-25 7739 0 0,-42 33-7129 0 0,-36 16-34 0 0,35-16-32 0 0,12-3-24 0 0,0 1-195 0 0,0 0 0 0 0,0 1 0 0 0,1-1 0 0 0,-1 0 1 0 0,1 1-1 0 0,0-1 0 0 0,0 1 0 0 0,1-1 0 0 0,0 7 1 0 0,0-9-86 0 0,-1-1 1 0 0,0 1 0 0 0,1-1-1 0 0,-1 1 1 0 0,1 0 0 0 0,-1-1 0 0 0,1 1-1 0 0,0-1 1 0 0,-1 0 0 0 0,1 1-1 0 0,0-1 1 0 0,0 0 0 0 0,0 1-1 0 0,0-1 1 0 0,0 0 0 0 0,1 0 0 0 0,-1 0-1 0 0,0 0 1 0 0,0 0 0 0 0,1 0-1 0 0,-1 0 1 0 0,1 0 0 0 0,-1-1 0 0 0,0 1-1 0 0,1 0 1 0 0,0-1 0 0 0,-1 0-1 0 0,1 1 1 0 0,-1-1 0 0 0,1 0-1 0 0,2 1 1 0 0,13-4-128 0 0,-16 3 202 0 0,0-1 0 0 0,0 1-1 0 0,-1 0 1 0 0,1-1 0 0 0,0 1-1 0 0,0 0 1 0 0,0 0-1 0 0,-1 0 1 0 0,1 0 0 0 0,0 0-1 0 0,0 0 1 0 0,0 0 0 0 0,0 0-1 0 0,-1 0 1 0 0,1 0-1 0 0,0 1 1 0 0,0-1 0 0 0,0 0-1 0 0,-1 0 1 0 0,1 1-1 0 0,0-1 1 0 0,0 0 0 0 0,-1 1-1 0 0,1-1 1 0 0,0 1 0 0 0,-1-1-1 0 0,1 1 1 0 0,0 0-1 0 0,-1-1 1 0 0,1 1 0 0 0,-1-1-1 0 0,1 1 1 0 0,-1 0-1 0 0,1-1 1 0 0,-1 1 0 0 0,0 0-1 0 0,1 0 1 0 0,-1 0 0 0 0,0-1-1 0 0,0 1 1 0 0,1 0-1 0 0,-1 0 1 0 0,0 0 0 0 0,0-1-1 0 0,0 2 1 0 0,5 15 51 0 0,-1-1 0 0 0,-1 1 0 0 0,0 0 0 0 0,0 34-1 0 0,-7 69 33 0 0,2-102-140 0 0,-1 0 0 0 0,-1-1 0 0 0,-1 1 0 0 0,0-1 0 0 0,-1 0 0 0 0,-1 0 0 0 0,0-1 0 0 0,-16 25 1 0 0,15-29-73 0 0,1 0 0 0 0,-2-1 1 0 0,1 0-1 0 0,-2 0 1 0 0,1-1-1 0 0,-1 0 1 0 0,-1-1-1 0 0,0 0 0 0 0,0-1 1 0 0,-1 0-1 0 0,-20 10 1 0 0,30-17 118 0 0,0 0 1 0 0,0 0-1 0 0,-1 0 1 0 0,1 0-1 0 0,0 0 1 0 0,0-1-1 0 0,0 1 1 0 0,-1-1 0 0 0,1 0-1 0 0,0 1 1 0 0,-1-1-1 0 0,1 0 1 0 0,0 0-1 0 0,0-1 1 0 0,-1 1-1 0 0,1 0 1 0 0,0-1-1 0 0,0 1 1 0 0,-1-1-1 0 0,1 0 1 0 0,0 0-1 0 0,0 0 1 0 0,0 0 0 0 0,0 0-1 0 0,0 0 1 0 0,0 0-1 0 0,0-1 1 0 0,1 1-1 0 0,-1-1 1 0 0,0 0-1 0 0,1 1 1 0 0,-1-1-1 0 0,1 0 1 0 0,-1 0-1 0 0,1 0 1 0 0,0 0-1 0 0,-1-2 1 0 0,-1-2 26 0 0,1-1-1 0 0,0 1 1 0 0,0-1 0 0 0,0 0 0 0 0,1 0-1 0 0,0 0 1 0 0,0 0 0 0 0,1 1-1 0 0,0-1 1 0 0,0 0 0 0 0,2-8-1 0 0,4-19-216 0 0,2 0-1 0 0,2 1 0 0 0,1 0 1 0 0,1 1-1 0 0,2 0 0 0 0,1 0 1 0 0,1 2-1 0 0,2 0 0 0 0,23-29 1 0 0,-24 40-279 0 0,1 1 1 0 0,0 1-1 0 0,2 0 1 0 0,0 1-1 0 0,1 1 1 0 0,0 1-1 0 0,1 2 1 0 0,30-14-1 0 0,-44 21 165 0 0,0-1 0 0 0,0 1 0 0 0,0-2-1 0 0,8-7 1 0 0,-10 8 209 0 0,-4 4-11 0 0,8-5-333 0 0,-1 6 1947 0 0,-6 5 3326 0 0,-1 5-4690 0 0,0-1 0 0 0,-1 1 0 0 0,0 0-1 0 0,-1 0 1 0 0,0 0 0 0 0,0-1 0 0 0,-1 1 0 0 0,-2 12-1 0 0,-4 26 639 0 0,3-12-2802 0 0,-2-12-4832 0 0</inkml:trace>
+  <inkml:trace contextRef="#ctx0" brushRef="#br0" timeOffset="3987.15">1182 1088 300 0 0,'-6'-42'3956'0'0,"3"17"2145"0"0,-3 1-3213 0 0,-3 96-13641 0 0</inkml:trace>
+  <inkml:trace contextRef="#ctx0" brushRef="#br0" timeOffset="4301.94">1266 1228 1780 0 0,'0'0'12446'0'0,"4"5"-11498"0"0,-1-1-764 0 0,0 0-1 0 0,-1 1 1 0 0,0-1 0 0 0,1 1 0 0 0,-1-1-1 0 0,-1 1 1 0 0,1-1 0 0 0,-1 1-1 0 0,0 0 1 0 0,0 0 0 0 0,0 0 0 0 0,-1 0-1 0 0,0 0 1 0 0,0 0 0 0 0,0 0-1 0 0,0-1 1 0 0,-1 1 0 0 0,0 0 0 0 0,0 0-1 0 0,0 0 1 0 0,-3 6 0 0 0,3-6-78 0 0,-2 0 1 0 0,1 0-1 0 0,0 0 0 0 0,-1 0 1 0 0,0 0-1 0 0,0-1 0 0 0,0 1 1 0 0,-8 6-1 0 0,11-10 113 0 0,-1-1-215 0 0,1 0 0 0 0,0 0 0 0 0,-1 0 0 0 0,1 0 0 0 0,0-1 0 0 0,-1 1 0 0 0,1 0 0 0 0,0 0 0 0 0,0 0 0 0 0,-1 0 0 0 0,1 0 0 0 0,0-1 0 0 0,0 1 0 0 0,-1 0 0 0 0,1 0 0 0 0,0-1 0 0 0,0 1 0 0 0,-1 0 0 0 0,1 0 0 0 0,0-1 0 0 0,0 1 0 0 0,0 0 0 0 0,0 0 0 0 0,-1-1 0 0 0,1 1 0 0 0,0 0 0 0 0,0-1 0 0 0,0 1 0 0 0,0 0 0 0 0,0-1 0 0 0,0 1 0 0 0,0 0 0 0 0,0-1 0 0 0,0 1 0 0 0,0 0 0 0 0,0-1 0 0 0,0 1-1 0 0,0-1 2 0 0,3-13 117 0 0,-3 12-67 0 0,1 0 64 0 0,2-4 4 0 0,7-10 74 0 0,0 1 0 0 0,0 1 0 0 0,2 0 0 0 0,20-20-1 0 0,-25 28-6 0 0,1 2 0 0 0,-1-1 0 0 0,1 1 0 0 0,1 0-1 0 0,11-4 1 0 0,-15 7 190 0 0,0 5-293 0 0,13 13-37 0 0,-17-16-55 0 0,-1 0 0 0 0,1-1-1 0 0,0 1 1 0 0,-1 0-1 0 0,1 0 1 0 0,-1 0 0 0 0,0 0-1 0 0,1-1 1 0 0,-1 1-1 0 0,0 0 1 0 0,1 0 0 0 0,-1 0-1 0 0,0 0 1 0 0,0 0-1 0 0,0 0 1 0 0,0 0 0 0 0,0 0-1 0 0,0 0 1 0 0,0 0-1 0 0,0 0 1 0 0,0 0 0 0 0,0 0-1 0 0,0-1 1 0 0,-1 1-1 0 0,1 0 1 0 0,-1 1 0 0 0,1 0-34 0 0,-2 5-388 0 0,1 0-1 0 0,-1 1 0 0 0,0-1 0 0 0,0 0 1 0 0,-1 0-1 0 0,-4 9 0 0 0,-15 18-6679 0 0,18-28 2063 0 0,3-1 386 0 0</inkml:trace>
+  <inkml:trace contextRef="#ctx0" brushRef="#br0" timeOffset="4442.22">1536 1297 652 0 0,'0'0'1916'0'0,"24"-29"1413"0"0,-3 12-509 0 0,3 5-1648 0 0,-6 4 812 0 0,17-1-952 0 0,-7 1-1064 0 0,-5 0-2568 0 0,2 1-4981 0 0</inkml:trace>
+  <inkml:trace contextRef="#ctx0" brushRef="#br0" timeOffset="5455.07">136 226 624 0 0,'2'-5'1650'0'0,"12"-22"11757"0"0,-16 63-10771 0 0,0-17-2522 0 0,-1-1-1 0 0,-1 0 1 0 0,-6 20-1 0 0,0-4 121 0 0,5-13-555 0 0,6-16-1364 0 0,86-141 2256 0 0,-53 90 226 0 0,-32 43-643 0 0,0 1-69 0 0,7-4-13 0 0,-6 4 427 0 0,0 11-418 0 0,-2-7-84 0 0,3 9 30 0 0,-1-1 0 0 0,0 1 1 0 0,-1-1-1 0 0,0 1 0 0 0,0 0 0 0 0,-1 0 1 0 0,-1 14-1 0 0,1 26-574 0 0,-1-46 363 0 0,1-2-659 0 0,3 4 806 0 0,-4-7 30 0 0,0 1 0 0 0,0-1-1 0 0,0 0 1 0 0,0 1 0 0 0,1-1-1 0 0,-1 0 1 0 0,0 0 0 0 0,0 0 0 0 0,0 1-1 0 0,1-1 1 0 0,-1 0 0 0 0,0 0-1 0 0,0 0 1 0 0,1 1 0 0 0,-1-1-1 0 0,0 0 1 0 0,0 0 0 0 0,1 0 0 0 0,-1 0-1 0 0,0 0 1 0 0,1 0 0 0 0,-1 0-1 0 0,0 0 1 0 0,0 0 0 0 0,1 0-1 0 0,-1 0 1 0 0,0 0 0 0 0,1 0-1 0 0,-1 0 1 0 0,0 0 0 0 0,0 0 0 0 0,1 0-1 0 0,-1 0 1 0 0,0 0 0 0 0,1 0-1 0 0,-1 0 1 0 0,0 0 0 0 0,0 0-1 0 0,1-1 1 0 0,-1 1 0 0 0,0 0-1 0 0,0 0 1 0 0,1 0 0 0 0,-1 0 0 0 0,0-1-1 0 0,0 1 1 0 0,0 0 0 0 0,1-1-1 0 0,0-1 6 0 0,14-15 90 0 0,0-2 1 0 0,16-29-1 0 0,5-3 1512 0 0,-33 49-1465 0 0,10-6-19 0 0,-10 6 164 0 0,1 9-205 0 0,5 17-1095 0 0,0 0 0 0 0,8 33 0 0 0,-8-34-1042 0 0,-7-20 660 0 0,0 1-1111 0 0,7 8-1626 0 0,-7-9 314 0 0</inkml:trace>
+  <inkml:trace contextRef="#ctx0" brushRef="#br0" timeOffset="5781.61">614 302 920 0 0,'5'-19'2341'0'0,"-1"-1"-1"0"0,2-32 1 0 0,-6 47-1016 0 0,-1 1-80 0 0,-4-14-101 0 0,4 14 849 0 0,-17-10 1524 0 0,10 20-3012 0 0,1-2-450 0 0,1 0 95 0 0,1 0 1 0 0,-1 0-1 0 0,1 0 0 0 0,-1 0 1 0 0,1 1-1 0 0,0 0 0 0 0,1 0 0 0 0,-1 0 1 0 0,1 0-1 0 0,0 1 0 0 0,-5 11 1 0 0,7-14-187 0 0,-13 31 473 0 0,14-32-587 0 0,0 0 1 0 0,1 0-1 0 0,-1 0 1 0 0,0 1 0 0 0,1-1-1 0 0,0 0 1 0 0,-1 0-1 0 0,1 1 1 0 0,0-1 0 0 0,0 0-1 0 0,0 1 1 0 0,1-1-1 0 0,-1 0 1 0 0,1 4 0 0 0,9 13-342 0 0,-7-14 9 0 0,30-9-1040 0 0,-26 4 1296 0 0,-1-4 112 0 0,1 0 201 0 0,0-1 1 0 0,-1-1 0 0 0,1 1 0 0 0,10-13 0 0 0,10-22 8538 0 0,-26 50-8482 0 0,7 62-632 0 0,-7-68-89 0 0,-1-3-368 0 0,1 0 792 0 0,0 1 1 0 0,0-1 0 0 0,-1 0 0 0 0,1 1-1 0 0,-1-1 1 0 0,1 1 0 0 0,-1-1 0 0 0,0 0-1 0 0,1 1 1 0 0,-1-1 0 0 0,0 4-1 0 0,0-3-231 0 0,2 3-1423 0 0</inkml:trace>
+  <inkml:trace contextRef="#ctx0" brushRef="#br0" timeOffset="6031.8">766 230 1032 0 0,'0'0'14185'0'0,"7"6"-13486"0"0,18 18-64 0 0,-24-23-609 0 0,0-1 1 0 0,-1 0 0 0 0,1 1-1 0 0,-1-1 1 0 0,1 0-1 0 0,-1 1 1 0 0,0-1 0 0 0,1 1-1 0 0,-1-1 1 0 0,1 1 0 0 0,-1 0-1 0 0,0-1 1 0 0,0 1-1 0 0,1-1 1 0 0,-1 1 0 0 0,0-1-1 0 0,0 1 1 0 0,1 0-1 0 0,-1-1 1 0 0,0 2 0 0 0,0-2-19 0 0,2 10 319 0 0,-1 0 1 0 0,0 0-1 0 0,0 1 0 0 0,-1-1 0 0 0,0 0 0 0 0,-3 16 0 0 0,-4-5-133 0 0,6-16-17 0 0,-1-2-40 0 0,2-3-125 0 0,0 0 0 0 0,0 0 1 0 0,0 0-1 0 0,0-1 0 0 0,0 1 0 0 0,0 0 1 0 0,0 0-1 0 0,0 0 0 0 0,0 0 1 0 0,0 0-1 0 0,0 0 0 0 0,-1 0 0 0 0,1 0 1 0 0,0 0-1 0 0,0 0 0 0 0,0 0 0 0 0,0 0 1 0 0,0 0-1 0 0,0 0 0 0 0,0 0 0 0 0,0 0 1 0 0,0-1-1 0 0,0 1 0 0 0,-1 0 1 0 0,1 0-1 0 0,0 0 0 0 0,0 0 0 0 0,0 0 1 0 0,0 0-1 0 0,0 0 0 0 0,0 0 0 0 0,0 0 1 0 0,0 0-1 0 0,-1 1 0 0 0,1-1 1 0 0,0 0-1 0 0,0 0 0 0 0,0 0 0 0 0,0 0 1 0 0,0 0-1 0 0,0 0 0 0 0,0 0 0 0 0,0 0 1 0 0,0 0-1 0 0,0 0 0 0 0,-1 0 0 0 0,1 0 1 0 0,0 0-1 0 0,0 0 0 0 0,0 0 1 0 0,0 0-1 0 0,0 1 0 0 0,0-1 0 0 0,0 0 1 0 0,0 0-1 0 0,0 0 0 0 0,0 0 0 0 0,0 0 1 0 0,0 0-1 0 0,0 0 0 0 0,-2-15 84 0 0,4-22-389 0 0,-2 35 319 0 0,-1 1-47 0 0,1 0 0 0 0,0 0 0 0 0,0 0-1 0 0,0 0 1 0 0,0 0 0 0 0,0 1 0 0 0,0-1-1 0 0,1 0 1 0 0,-1 0 0 0 0,0 0 0 0 0,0 0-1 0 0,1 0 1 0 0,-1 0 0 0 0,0 0 0 0 0,1 0 0 0 0,-1 0-1 0 0,1 0 1 0 0,0-1 0 0 0,37-35-1797 0 0,4 10-4076 0 0,-18 15 1210 0 0,-1 5 358 0 0</inkml:trace>
+  <inkml:trace contextRef="#ctx0" brushRef="#br0" timeOffset="6599.52">1042 190 1304 0 0,'0'0'17023'0'0,"-10"3"-16214"0"0,-30 10-79 0 0,39-13-697 0 0,0 0-1 0 0,0 1 1 0 0,0-1 0 0 0,1 0 0 0 0,-1 0 0 0 0,0 0-1 0 0,0 1 1 0 0,1-1 0 0 0,-1 1 0 0 0,0-1 0 0 0,1 0-1 0 0,-1 1 1 0 0,0-1 0 0 0,1 1 0 0 0,-1-1 0 0 0,1 1-1 0 0,-1-1 1 0 0,1 1 0 0 0,-1 1 0 0 0,-37 50 1948 0 0,35-49-1671 0 0,-3 15-25 0 0,4-14-256 0 0,0 0-23 0 0,3 1-474 0 0,3 15 224 0 0,-3-15-24 0 0,33-4-1324 0 0,-27-1 1286 0 0,0-4-182 0 0,-5 2 496 0 0,5-3 27 0 0,0 1 0 0 0,0-1 0 0 0,-1-1 0 0 0,0 1 0 0 0,0-1 1 0 0,0 0-1 0 0,7-11 0 0 0,-11 14 1279 0 0,1 0-889 0 0,-3 3-385 0 0,0 0 0 0 0,0 0 0 0 0,0-1 1 0 0,0 1-1 0 0,0 0 0 0 0,0 0 0 0 0,0 0 0 0 0,0 0 1 0 0,0 0-1 0 0,0-1 0 0 0,0 1 0 0 0,0 0 0 0 0,0 0 1 0 0,1 0-1 0 0,-1 0 0 0 0,0 0 0 0 0,0 0 0 0 0,0-1 1 0 0,0 1-1 0 0,0 0 0 0 0,0 0 0 0 0,1 0 0 0 0,-1 0 1 0 0,0 0-1 0 0,0 0 0 0 0,0 0 0 0 0,0 0 1 0 0,0 0-1 0 0,1 0 0 0 0,-1 0 0 0 0,0 0 0 0 0,0 0 1 0 0,0 0-1 0 0,0 0 0 0 0,0 0 0 0 0,1 0 0 0 0,-1 0 1 0 0,0 0-1 0 0,0 0 0 0 0,0 0 0 0 0,0 0 0 0 0,1 0 1 0 0,-1 0-1 0 0,0 0 0 0 0,0 0 0 0 0,0 0 1 0 0,0 0-1 0 0,0 0 0 0 0,0 0 0 0 0,1 1 0 0 0,-1-1 1 0 0,0 0-1 0 0,0 0 0 0 0,0 0 0 0 0,2 13 518 0 0,-5 23-929 0 0,3-32 591 0 0,-7 95 224 0 0,5-59-363 0 0,-2-1 0 0 0,-14 65 0 0 0,12-84-289 0 0,-1-1 0 0 0,0 0 0 0 0,-2 0 0 0 0,0-1 0 0 0,-18 26 0 0 0,23-37 78 0 0,-1 0 0 0 0,-1-1-1 0 0,1 0 1 0 0,-1 0 0 0 0,0 0 0 0 0,0-1 0 0 0,0 0-1 0 0,-1 0 1 0 0,0-1 0 0 0,0 1 0 0 0,-12 4-1 0 0,16-7-11 0 0,-3-3 20 0 0,-15 1 6 0 0,16-1 16 0 0,1-2 18 0 0,1 1 73 0 0,1 0-2 0 0,0 1-1 0 0,0-1 1 0 0,1 1-1 0 0,-1-1 1 0 0,0 0 0 0 0,0 0-1 0 0,1 0 1 0 0,-1 0-1 0 0,1 0 1 0 0,0 0-1 0 0,0 0 1 0 0,-1 0-1 0 0,1 0 1 0 0,1-1 0 0 0,-1 1-1 0 0,0 0 1 0 0,0-1-1 0 0,1 1 1 0 0,0-1-1 0 0,-1-4 1 0 0,0-1-9 0 0,1 5 5 0 0,0 0 1 0 0,-1 0 0 0 0,1 0 0 0 0,1 0 0 0 0,-1 0 0 0 0,0 0 0 0 0,1 0-1 0 0,-1 0 1 0 0,1 0 0 0 0,1-3 0 0 0,7-22-432 0 0,1 0-1 0 0,1 0 1 0 0,1 1 0 0 0,1 0-1 0 0,19-27 1 0 0,3 2-1908 0 0,62-73-1 0 0,-77 105 2196 0 0,0 0-1 0 0,33-26 1 0 0,-5 7 1769 0 0,-46 37 706 0 0,1 10-2055 0 0,11 20-30 0 0,-12-15-20 0 0,-37 121-2010 0 0,34-130 467 0 0,-1-1-1426 0 0,-4 11-1852 0 0</inkml:trace>
+  <inkml:trace contextRef="#ctx0" brushRef="#br0" timeOffset="6739.49">1244 65 984 0 0,'2'-37'4829'0'0,"-1"10"-645"0"0</inkml:trace>
+  <inkml:trace contextRef="#ctx0" brushRef="#br0" timeOffset="7051.48">1333 214 24634 0 0,'0'0'856'0'0,"1"7"-854"0"0,-1-6-3 0 0,3 9-232 0 0,-2 1 0 0 0,1-1 0 0 0,-1 1 0 0 0,-1-1 0 0 0,0 0 0 0 0,-1 1 0 0 0,0-1 0 0 0,0 1 0 0 0,-1-1-1 0 0,-4 15 1 0 0,-6-1-1479 0 0,13-33 720 0 0,14-37 732 0 0,-9 36 260 0 0,-1-1 0 0 0,2 1 0 0 0,-1 0 0 0 0,1 0 0 0 0,1 1 0 0 0,0 0 1 0 0,0 1-1 0 0,1-1 0 0 0,10-7 0 0 0,-4 3 175 0 0,2 2 111 0 0,-13 10-227 0 0,0-1 908 0 0,0 8-851 0 0,15 19-22 0 0,-14-19-60 0 0,-8 2-129 0 0,-30 64-1529 0 0,19-45-2104 0 0,1-5-4078 0 0</inkml:trace>
+  <inkml:trace contextRef="#ctx0" brushRef="#br0" timeOffset="7223.84">1700 260 1196 0 0,'1'-6'2968'0'0,"-1"2"-2812"0"0,0 0 459 0 0,0 1-1 0 0,0-1 0 0 0,1 0 0 0 0,-1 1 1 0 0,1-1-1 0 0,0 1 0 0 0,0-1 0 0 0,0 1 1 0 0,0-1-1 0 0,1 1 0 0 0,0 0 0 0 0,-1 0 1 0 0,1-1-1 0 0,0 1 0 0 0,1 0 0 0 0,-1 1 1 0 0,0-1-1 0 0,1 0 0 0 0,-1 1 0 0 0,1-1 1 0 0,0 1-1 0 0,0 0 0 0 0,0 0 0 0 0,0 0 1 0 0,0 0-1 0 0,1 1 0 0 0,5-3 0 0 0,99-23 638 0 0,-103 26-2403 0 0,1 2-4521 0 0,16 4-362 0 0,-17-4 460 0 0</inkml:trace>
 </inkml:ink>
 </file>
 
@@ -5964,23 +5733,27 @@
           <inkml:channel name="X" type="integer" min="-2.14748E9" max="2.14748E9" units="cm"/>
           <inkml:channel name="Y" type="integer" min="-2.14748E9" max="2.14748E9" units="cm"/>
           <inkml:channel name="F" type="integer" max="32767" units="dev"/>
+          <inkml:channel name="OA" type="integer" max="360" units="deg"/>
+          <inkml:channel name="OE" type="integer" max="90" units="deg"/>
         </inkml:traceFormat>
         <inkml:channelProperties>
           <inkml:channelProperty channel="X" name="resolution" value="1000" units="1/cm"/>
           <inkml:channelProperty channel="Y" name="resolution" value="1000" units="1/cm"/>
           <inkml:channelProperty channel="F" name="resolution" value="0" units="1/dev"/>
+          <inkml:channelProperty channel="OA" name="resolution" value="1000" units="1/deg"/>
+          <inkml:channelProperty channel="OE" name="resolution" value="1000" units="1/deg"/>
         </inkml:channelProperties>
       </inkml:inkSource>
-      <inkml:timestamp xml:id="ts0" timeString="2026-02-28T15:22:30.492"/>
+      <inkml:timestamp xml:id="ts0" timeString="2026-03-05T14:51:44.752"/>
     </inkml:context>
     <inkml:brush xml:id="br0">
       <inkml:brushProperty name="width" value="0.035" units="cm"/>
       <inkml:brushProperty name="height" value="0.035" units="cm"/>
     </inkml:brush>
   </inkml:definitions>
-  <inkml:trace contextRef="#ctx0" brushRef="#br0">1 543 3842,'0'0'2510,"18"-4"2135,-4-17-4345,-1-1 0,0 0 1,-2-1-1,0-1 0,-2 0 0,12-48 1,17-154 422,-37 222-712,1-9 339,-1 1 1,0-1 0,-1 1-1,-2-25 1,2 36-330,-1 0 1,1 0 0,-1 0-1,0 0 1,1 1-1,-1-1 1,0 0-1,0 0 1,1 1 0,-1-1-1,0 1 1,0-1-1,0 1 1,0-1 0,0 1-1,0-1 1,0 1-1,0 0 1,0-1-1,0 1 1,0 0 0,0 0-1,0 0 1,0 0-1,0 0 1,0 0 0,0 0-1,0 0 1,-1 1-1,-1-1-27,1 0 0,-1 0 0,0 1-1,1-1 1,-1 1 0,1 0 0,-1-1-1,1 1 1,-1 0 0,-3 3 0,-1 3 13,1-1 1,0 2-1,1-1 1,0 1-1,0 0 1,0 0-1,1 0 0,0 1 1,1-1-1,0 1 1,0 0-1,1 0 1,-2 11-1,1 9 38,0 0-1,3 54 0,1-72-29,0 0 0,1 0 0,0 0-1,1 0 1,0 0 0,0 0 0,1-1 0,1 0-1,0 0 1,0 0 0,1 0 0,7 8 0,-8-11-98,0-1-1,1 0 1,0 0 0,-1-1 0,2 0 0,-1 0 0,1 0-1,0-1 1,0 0 0,0 0 0,0-1 0,1 0-1,-1 0 1,1-1 0,0 0 0,-1 0 0,11 0 0,53 1-7265,-55-6 4528</inkml:trace>
-  <inkml:trace contextRef="#ctx0" brushRef="#br0" timeOffset="1124.84">314 395 3474,'0'0'2649,"0"-30"984,3-80 3139,-22 112-6356,15 1-412,1-1 0,-1 1 0,1 0 0,0 0 0,0 1 0,0-1 0,0 1 0,1-1 0,-1 1 1,1 0-1,-3 6 0,-17 49 13,19-45-31,1 0 0,0-1 0,0 29 0,2-41 13,0 0 0,0 0 0,0 0 0,0 0-1,0 0 1,0 0 0,1 0 0,-1 0 0,0 0 0,1 0-1,-1-1 1,1 1 0,-1 0 0,1 0 0,0 0-1,-1-1 1,1 1 0,0 0 0,-1 0 0,1-1-1,0 1 1,0-1 0,0 1 0,1 0 0,1 0-4,-1 0 0,1 0 0,0 0 0,-1 0 0,1-1 0,0 0 0,0 1 0,0-1 0,3 0 0,-3 0 1,1 0 0,0-1-1,-1 1 1,0-1 0,1 1 0,-1-1 0,1 0-1,-1 0 1,0-1 0,0 1 0,1-1 0,-1 0-1,0 1 1,0-1 0,3-4 0,-2-2 101,-1 0 1,0 0-1,0-1 1,-1 0-1,0 1 1,0-1-1,-1 0 1,0 0-1,-1-10 1,-2-37 885,-5 229-978,7-171-83,0-1 0,0 1-1,1-1 1,-1 1 0,1-1-1,-1 0 1,1 1 0,0-1-1,-1 0 1,1 1 0,0-1-1,0 0 1,0 0 0,0 0 0,0 0-1,0 0 1,0 0 0,0 0-1,0 0 1,0 0 0,1 0-1,-1-1 1,0 1 0,1 0-1,-1-1 1,1 1 0,-1-1-1,0 0 1,1 1 0,-1-1-1,1 0 1,-1 0 0,1 0 0,-1 0-1,3 0 1,-1 0-406,1 0 1,0 0-1,-1 0 1,1-1-1,-1 1 1,1-1-1,0 0 1,-1 0-1,1 0 1,-1-1-1,0 1 1,1-1-1,4-3 1,-5 2 90,1-1 1,-1 0 0,0 0-1,0 0 1,0-1-1,0 1 1,-1 0-1,0-1 1,2-5 0,0 0 397,-2 0 0,0 1 0,0-1 0,1-12 0,-2 1 937,-2-1-1,0 1 0,-6-34 0,6 46-444,-6-15 3873,5 30-3970,-5 60 1186,3 116 0,4-121-1434,0-60-185,0 0 0,0 0 1,0 0-1,1 0 0,-1 0 0,0 0 1,0 0-1,1 0 0,-1 0 0,0 0 0,1 0 1,-1 0-1,1 0 0,-1 0 0,1-1 0,0 1 1,-1 0-1,1 0 0,0-1 0,0 1 1,-1 0-1,1-1 0,0 1 0,1 0 0,0 0-158,1 0-1,-1 0 0,1 0 0,-1-1 0,1 1 0,-1-1 1,1 0-1,-1 1 0,6-2 0,-4 1-107,0 0 0,1-1 0,-1 1 0,0-1 0,0 0 0,0-1 0,1 1 0,-1-1 1,-1 0-1,1 1 0,0-2 0,5-3 0,-2-2-936,0 0 0,-1 0 1,0-1-1,9-17 0,-3 2-1174</inkml:trace>
-  <inkml:trace contextRef="#ctx0" brushRef="#br0" timeOffset="1646.75">631 369 80,'0'0'4293,"0"-9"-3925,0 8-16,3-39 413,-4 25 2814,-3 4 3920,4 11-7492,-1 0 1,1 0 0,0 0-1,0 0 1,-1 0 0,1 0-1,0 0 1,-1 0 0,1 0-1,0 0 1,-1 0 0,1 0-1,0 0 1,0 1 0,-1-1-1,1 0 1,0 0 0,0 0 0,-1 0-1,1 0 1,0 1 0,0-1-1,-1 0 1,1 0 0,0 0-1,0 1 1,0-1 0,-1 0-1,1 0 1,0 1 0,0-1-1,0 0 1,0 0 0,0 1-1,0-1 1,0 0 0,-1 0-1,1 1 1,0-1 0,0 0-1,0 1 1,0-1 0,0 0-1,0 1 1,0-1 0,1 0-1,-8 20-74,7-18 94,-44 124 95,2-8-711,39-81-7831,3-28 5397</inkml:trace>
+  <inkml:trace contextRef="#ctx0" brushRef="#br0">98 197 912 0 0,'1'-6'1361'0'0,"42"-114"8626"0"0,-11 71-4947 0 0,-26 40-4512 0 0,-3 6 465 0 0,3-6-18 0 0,-2 9-124 0 0,-4 10 4366 0 0,-6 32-4694 0 0,-3 0 1 0 0,-16 49 0 0 0,16-65-446 0 0,0 0 0 0 0,2 0 1 0 0,1 1-1 0 0,1 0 1 0 0,2 0-1 0 0,-1 46 1 0 0,7-43-1405 0 0,-3-24 376 0 0,7 7-4025 0 0,-6-10 1500 0 0</inkml:trace>
+  <inkml:trace contextRef="#ctx0" brushRef="#br0" timeOffset="422.47">116 365 512 0 0,'-1'-1'90'0'0,"-5"-8"649"0"0,0 0 1 0 0,0 0-1 0 0,-1 0 1 0 0,-1 1-1 0 0,1 0 1 0 0,-11-8 0 0 0,-36-20 5451 0 0,52 34-3911 0 0,12 1-2003 0 0,1-2-207 0 0,-6 1-39 0 0,-1 1-1 0 0,1 0 1 0 0,0 0 0 0 0,0 1 0 0 0,0 0 0 0 0,0-1 0 0 0,8 2 0 0 0,97 0 116 0 0,-74-1-83 0 0,33-6 175 0 0,-64 5-203 0 0,56-7 933 0 0,-56 7-473 0 0,-1 1 81 0 0,17-2 5695 0 0,-27 13-5900 0 0,5-8-369 0 0,-11 22 653 0 0,-15 46-1 0 0,25-67-308 0 0,7 28 56 0 0,-2-30-292 0 0,11 8-4 0 0,-10-8-21 0 0,2-2-11 0 0,0 2-45 0 0,-5-2-15 0 0,1 1-1 0 0,0-1 0 0 0,0 0 1 0 0,0 0-1 0 0,0 1 1 0 0,-1-1-1 0 0,1 0 0 0 0,0 0 1 0 0,0-1-1 0 0,0 1 0 0 0,0 0 1 0 0,-1-1-1 0 0,1 1 1 0 0,0-1-1 0 0,0 1 0 0 0,2-3 1 0 0,3 2 11 0 0,-4 0-4 0 0,1 0 0 0 0,-1 1 1 0 0,1-1-1 0 0,-1-1 0 0 0,0 1 1 0 0,0 0-1 0 0,0-1 1 0 0,1 0-1 0 0,-1 0 0 0 0,-1 0 1 0 0,1 0-1 0 0,0 0 1 0 0,0 0-1 0 0,-1-1 0 0 0,0 1 1 0 0,1-1-1 0 0,-1 0 1 0 0,0 0-1 0 0,0 1 0 0 0,0-1 1 0 0,-1-1-1 0 0,2-2 0 0 0,-1-1 148 0 0,-1 1 0 0 0,-1 0-1 0 0,1-1 1 0 0,-1 1-1 0 0,-1-9 1 0 0,0 9-11 0 0,-3 2-9 0 0,1 1-136 0 0,0 1 8 0 0,0-1-1 0 0,0 1 1 0 0,1 0 0 0 0,-1 0 0 0 0,-1 0 0 0 0,1 0 0 0 0,0 0 0 0 0,0 0 0 0 0,-1 1 0 0 0,1 0 0 0 0,-1 0 0 0 0,1 0-1 0 0,-1 0 1 0 0,-3 0 0 0 0,-53 7-1203 0 0,54-4 571 0 0,-7 10-700 0 0,18-2-10003 0 0,26 14 5817 0 0,-23-18 415 0 0</inkml:trace>
+  <inkml:trace contextRef="#ctx0" brushRef="#br0" timeOffset="799.82">462 315 4528 0 0,'8'-1'706'0'0,"-2"1"-630"0"0,2-1 612 0 0,0 0-1 0 0,0 0 1 0 0,0-1-1 0 0,0 0 1 0 0,15-5 0 0 0,16-11 10517 0 0,-35 24-10284 0 0,11 16-52 0 0,-14-21-831 0 0,-1-1 0 0 0,1 1 0 0 0,-1-1-1 0 0,0 1 1 0 0,1-1 0 0 0,-1 1-1 0 0,0-1 1 0 0,0 1 0 0 0,1-1 0 0 0,-1 1-1 0 0,0 0 1 0 0,0-1 0 0 0,0 1-1 0 0,0-1 1 0 0,0 1 0 0 0,0 0 0 0 0,0-1-1 0 0,0 1 1 0 0,0 0 0 0 0,0 0-1 0 0,-2 107 2498 0 0,1-91-2043 0 0,0 34 257 0 0,2-18-211 0 0,4 43-774 0 0,-4-71-131 0 0,0-3 207 0 0,0 0-1 0 0,-1 0 1 0 0,1 0 0 0 0,-1 0 0 0 0,1 0-1 0 0,-1 0 1 0 0,1 0 0 0 0,-1 0 0 0 0,0 0 0 0 0,0 4-1 0 0,0-2-902 0 0,1-3 186 0 0,-1 0 839 0 0,1-1 0 0 0,0 1-1 0 0,-1-1 1 0 0,1 1 0 0 0,0-1 0 0 0,-1 1 0 0 0,1-1 0 0 0,0 1 0 0 0,0-1 0 0 0,-1 0 0 0 0,1 0-1 0 0,0 1 1 0 0,0-1 0 0 0,0 0 0 0 0,-1 0 0 0 0,2 0 0 0 0,6-6-2830 0 0,11-28 2373 0 0,-13 17 99 0 0,4-145-664 0 0,-12 4 2188 0 0,1 154-334 0 0,1-1-377 0 0,0-15-3 0 0,0 15 1414 0 0,1 5-1802 0 0,0-1 0 0 0,1 1 0 0 0,-1-1-1 0 0,0 1 1 0 0,1-1 0 0 0,-1 0 0 0 0,0 1 0 0 0,0-1-1 0 0,1 0 1 0 0,-1 0 0 0 0,0 0 0 0 0,2-2-1 0 0,-2 2 26 0 0,3-1 277 0 0,5 5-190 0 0,-3-2-119 0 0,2 2 31 0 0,1-1 0 0 0,-1 1 0 0 0,0 1 0 0 0,-1-1 0 0 0,1 1 0 0 0,0 1 0 0 0,6 5 0 0 0,-12-9-33 0 0,0 1 1 0 0,0 0-1 0 0,-1 0 0 0 0,1 0 0 0 0,-1 0 0 0 0,1 0 0 0 0,-1 1 1 0 0,0-1-1 0 0,0 0 0 0 0,0 1 0 0 0,0-1 0 0 0,1 5 1 0 0,-1-3 30 0 0,-4 3-24 0 0,-2 0-137 0 0,1 0 0 0 0,-1 0 1 0 0,0 0-1 0 0,0 0 0 0 0,-1-1 1 0 0,0 0-1 0 0,0 0 1 0 0,0-1-1 0 0,-1 0 0 0 0,0 0 1 0 0,0 0-1 0 0,-11 5 0 0 0,-59 26-2880 0 0,23-14-2699 0 0,33-14 1818 0 0,-4 4-1686 0 0</inkml:trace>
 </inkml:ink>
 </file>
 
@@ -5993,24 +5766,34 @@
           <inkml:channel name="X" type="integer" min="-2.14748E9" max="2.14748E9" units="cm"/>
           <inkml:channel name="Y" type="integer" min="-2.14748E9" max="2.14748E9" units="cm"/>
           <inkml:channel name="F" type="integer" max="32767" units="dev"/>
+          <inkml:channel name="OA" type="integer" max="360" units="deg"/>
+          <inkml:channel name="OE" type="integer" max="90" units="deg"/>
         </inkml:traceFormat>
         <inkml:channelProperties>
           <inkml:channelProperty channel="X" name="resolution" value="1000" units="1/cm"/>
           <inkml:channelProperty channel="Y" name="resolution" value="1000" units="1/cm"/>
           <inkml:channelProperty channel="F" name="resolution" value="0" units="1/dev"/>
+          <inkml:channelProperty channel="OA" name="resolution" value="1000" units="1/deg"/>
+          <inkml:channelProperty channel="OE" name="resolution" value="1000" units="1/deg"/>
         </inkml:channelProperties>
       </inkml:inkSource>
-      <inkml:timestamp xml:id="ts0" timeString="2026-02-28T15:22:26.766"/>
+      <inkml:timestamp xml:id="ts0" timeString="2026-03-05T14:51:26.529"/>
     </inkml:context>
     <inkml:brush xml:id="br0">
       <inkml:brushProperty name="width" value="0.035" units="cm"/>
       <inkml:brushProperty name="height" value="0.035" units="cm"/>
     </inkml:brush>
   </inkml:definitions>
-  <inkml:trace contextRef="#ctx0" brushRef="#br0">50 478 6675,'0'0'6798,"0"6"-6587,1 6-141,0 1 0,-1-1 0,0 0 0,-1 1 0,-1-1 0,0 0 0,-1 0 0,0 0 0,-1 0 1,-9 20-1,10-25-63,2-4 1,0-1-1,0 1 1,0-1-1,0 0 0,0 0 1,-1 1-1,1-1 0,-1 0 1,1 0-1,-1 0 0,-4 3 1,6-21 218,0-1-191,0-1-1,1 1 0,1 0 0,1 0 1,0 0-1,1 0 0,1 1 0,1-1 1,0 1-1,1 0 0,13-22 0,-19 36-25,0 0 0,0 0 0,0 0 0,1 0-1,-1 0 1,1 1 0,-1-1 0,1 0 0,-1 1-1,1-1 1,0 1 0,0 0 0,0 0 0,0-1-1,0 1 1,0 0 0,0 1 0,0-1 0,0 0-1,0 0 1,0 1 0,1 0 0,-1-1 0,0 1-1,0 0 1,1 0 0,-1 0 0,0 0 0,0 1-1,1-1 1,-1 0 0,0 1 0,0 0 0,0-1-1,0 1 1,0 0 0,0 0 0,0 0 0,0 1-1,0-1 1,2 2 0,2 2-17,0 1 0,0 0 0,0 0-1,-1 1 1,0-1 0,0 1 0,-1 0 0,1 0 0,5 15-1,-7-12-11,1 1 0,-1-1 0,-1 1 0,0 0 0,0 0 0,-1 0 0,-1 0-1,0 1 1,0-1 0,-3 15 0,3-26 17,0 1 1,0-1-1,0 0 0,0 1 1,0-1-1,0 1 0,0-1 1,0 1-1,0-1 0,-1 1 1,1-1-1,0 0 1,0 1-1,0-1 0,-1 1 1,1-1-1,0 0 0,-1 1 1,1-1-1,0 0 0,-1 1 1,1-1-1,0 0 0,-1 1 1,1-1-1,0 0 0,-1 0 1,1 1-1,-1-1 0,1 0 1,-1 0-1,1 0 1,0 0-1,-2 0 0,2 0 2,-1 0 1,0-1-1,1 1 0,-1-1 0,1 1 0,-1-1 1,1 1-1,-1-1 0,1 0 0,0 1 0,-1-1 1,1 1-1,0-1 0,-1 0 0,1 1 0,0-1 1,0 0-1,0 1 0,-1-1 0,1 0 0,0 0 1,0 1-1,0-2 0,-1-12-10,1 1 0,0-1 0,1 1 0,1-1 0,0 1 0,1 0 0,6-21 0,-7 28 13,0 0 0,1 1 0,0-1-1,-1 1 1,2-1 0,-1 1 0,1 0 0,0 1 0,0-1 0,0 1-1,0-1 1,1 1 0,0 0 0,0 1 0,0-1 0,0 1 0,0 0 0,1 1-1,7-4 1,-11 5 1,0 1-1,0-1 0,1 0 1,-1 1-1,0-1 0,0 1 1,0 0-1,1 0 1,-1 0-1,0 0 0,0 0 1,1 0-1,-1 1 0,0-1 1,0 1-1,0-1 0,0 1 1,1 0-1,-1 0 1,0 0-1,0 0 0,2 2 1,-2-1 2,0 1 0,0-1 1,0 1-1,0 0 0,0-1 0,-1 1 1,1 0-1,-1 0 0,0 0 1,0 0-1,0 0 0,0 0 0,1 7 1,-1-1-15,-1 1 1,1-1-1,-1 1 0,-1-1 1,0 1-1,0-1 1,-1 1-1,0-1 1,-7 17-1,-2-8-418,-4 6-2265,11-9-3898</inkml:trace>
-  <inkml:trace contextRef="#ctx0" brushRef="#br0" timeOffset="540.39">455 420 5923,'0'0'7787,"0"3"-7587,-7 53 118,5-44-295,0-1-1,1 1 1,0 0 0,1 0-1,1 16 1,-1-27-61,1 1 0,-1 0 0,1-1 0,-1 1 0,1 0 0,-1-1 0,1 1 0,0-1 0,0 1 0,0-1 0,0 0 0,0 1 0,0-1 0,0 0 0,1 0 0,-1 1 0,0-1 0,1 0 0,-1 0-1,1-1 1,-1 1 0,1 0 0,-1 0 0,1-1 0,-1 1 0,1-1 0,0 1 0,-1-1 0,1 0 0,0 0 0,0 1 0,-1-1 0,1 0 0,0-1 0,-1 1 0,4-1 0,-1 1-121,0-1 0,0 0 0,0 0 0,0 0-1,0 0 1,0-1 0,0 0 0,0 0 0,-1 0 0,1 0 0,-1 0 0,1-1-1,-1 0 1,3-3 0,4-7 112,0-1 0,-2 0 0,1-1-1,-2 0 1,0-1 0,8-26 0,-13 34 942,0 0 0,0 0 0,-1 0 1,0-9-1,-7 135-959,6-116 39,0-1 1,0 1-1,0 0 0,1-1 0,-1 1 0,1 0 1,-1-1-1,1 1 0,-1-1 0,1 1 1,0-1-1,0 1 0,0-1 0,0 0 1,0 1-1,0-1 0,0 0 0,0 0 1,0 0-1,0 0 0,1 0 0,-1 0 1,1 0-1,-1 0 0,1 0 0,-1 0 0,1-1 1,-1 1-1,1-1 0,-1 1 0,1-1 1,0 0-1,-1 0 0,1 1 0,0-1 1,2-1-1,1 1-196,0 0-1,0 0 1,0-1-1,0 1 1,0-1 0,-1-1-1,1 1 1,0-1 0,-1 0-1,1 0 1,-1 0 0,5-3-1,4-6-75,0-1-1,0 0 1,-1-1 0,-1 0-1,0-1 1,-1-1-1,0 1 1,-2-2-1,1 1 1,-2-1 0,11-31-1,-8 15 1342,-2 0-1,-1 0 1,-2-1-1,-1 1 1,0-48-1,-9 159 736,-6 92 121,15 21-11555,-4-183 4546</inkml:trace>
-  <inkml:trace contextRef="#ctx0" brushRef="#br0" timeOffset="806.38">817 385 8404,'0'0'2062,"14"-1"-1960,34 1-68,84-6-412,-121 5 370,0 0-1,0-1 1,0-1-1,0 0 0,0 0 1,-1-1-1,1 0 0,-1-1 1,13-9-1,-4-4 726,-17 3 2530,-6 14-3021,1 0 0,-1 1 0,0-1 0,0 1 0,1 0 0,-1 0 0,0 0 0,-5 2-1,7-2-220,0 1-1,0 0 0,0 0 0,0 0 0,0 0 0,0 0 0,0 0 0,1 0 0,-1 1 1,0-1-1,1 0 0,-1 1 0,1 0 0,-1-1 0,1 1 0,0 0 0,-1 0 1,1 0-1,0-1 0,0 1 0,1 1 0,-1-1 0,0 0 0,1 0 0,-1 0 1,1 0-1,-1 0 0,1 0 0,0 1 0,0-1 0,1 3 0,-1-2-14,0 1 0,0-1-1,0 0 1,1 1 0,-1-1-1,1 1 1,0-1 0,0 0-1,1 0 1,-1 1 0,1-1 0,-1 0-1,1 0 1,0 0 0,0-1-1,0 1 1,1 0 0,4 4-1,3-2-533,1 0-1,0 0 0,0-1 0,1 0 1,-1-1-1,1 0 0,-1-1 0,1-1 1,0 1-1,18-2 0,24 1-3547</inkml:trace>
-  <inkml:trace contextRef="#ctx0" brushRef="#br0" timeOffset="1156.91">1501 294 8628,'0'0'5648,"-15"-1"-4920,-50 0-136,61 3-543,0-1 0,0 0 0,0 1 0,0 0 0,0 0 0,0 0 0,1 1-1,-1-1 1,1 1 0,0 0 0,-1 0 0,1 0 0,1 0 0,-1 0 0,0 1-1,1-1 1,-1 1 0,1 0 0,0 0 0,1 0 0,-3 7 0,2-6-26,0 0 1,0 0-1,1 0 1,0 1-1,-1 7 1,1-12-24,1 0-1,0 0 1,0 0 0,0 1 0,0-1-1,0 0 1,0 0 0,0 0 0,0 0-1,1 1 1,-1-1 0,0 0 0,1 0-1,-1 0 1,1 0 0,-1 0 0,1 0-1,-1 0 1,1 0 0,0 0 0,-1 0-1,1 0 1,0 0 0,0 0 0,0-1-1,0 1 1,0 0 0,0-1 0,0 1-1,2 1 1,2-1-58,0 0-1,1 0 1,-1 0 0,1 0 0,-1-1-1,0 0 1,1 0 0,-1 0 0,1-1-1,-1 0 1,0 0 0,1 0-1,-1-1 1,0 1 0,7-4 0,-5 0-46,0 1 0,0-1 0,0 0-1,0 0 1,-1 0 0,0-1 0,0 0 0,-1-1 0,6-8 0,1-2 177,-2-1 0,0-1 0,-1 0 0,-1 0 0,-1-1-1,-1 0 1,5-27 0,-6 10 1187,-1-1 0,-3-47 0,-1 73-755,-2 1 1037,-4 15-980,-6 20-571,10-21 61,-11 28-132,0 1 0,2 0 0,2 0 0,0 1 0,3 1 0,0-1 0,3 1 0,0-1 0,2 1 0,4 35 0,-2-61-377,1-1 1,-1 1-1,1-1 0,1 1 1,-1-1-1,1 0 0,0 0 1,5 7-1,-6-10-286,0-1 0,1 0 0,0 0 0,-1 0 0,1 0 0,0 0 0,0-1 0,0 1 0,1-1 0,4 3 0,24 4-7941</inkml:trace>
+  <inkml:trace contextRef="#ctx0" brushRef="#br0">18 194 1168 0 0,'0'0'3333'0'0,"1"-6"-1700"0"0,1-19-36 0 0,1 11 14524 0 0,-3 33-14642 0 0,-10 50-1766 0 0,-3 14 1332 0 0,13-79-932 0 0,0 1-107 0 0,1 7-6 0 0,-1-12-1 0 0,0 0 0 0 0,0 0 0 0 0,0 0 0 0 0,0-1 0 0 0,0 1 1 0 0,1 0-1 0 0,-1 0 0 0 0,0 0 0 0 0,0 0 0 0 0,0 0 1 0 0,0 0-1 0 0,1 0 0 0 0,-1 0 0 0 0,0 0 0 0 0,0 0 0 0 0,0 0 1 0 0,0-1-1 0 0,1 1 0 0 0,-1 0 0 0 0,0 0 0 0 0,0 0 0 0 0,0 0 1 0 0,0 0-1 0 0,1 1 0 0 0,-1-1 0 0 0,0 0 0 0 0,0 0 0 0 0,0 0 1 0 0,0 0-1 0 0,1 0 0 0 0,-1 0 0 0 0,0 0 0 0 0,0 0 1 0 0,0 0-1 0 0,0 0 0 0 0,1 0 0 0 0,-1 1 0 0 0,0-1 0 0 0,0 0 1 0 0,0 0-1 0 0,0 0 0 0 0,0 0 0 0 0,0 0 0 0 0,0 0 0 0 0,1 1 1 0 0,-1-1-1 0 0,0 0 0 0 0,0 0 0 0 0,0 0 0 0 0,0 0 0 0 0,0 1 1 0 0,0-1-1 0 0,0 0 0 0 0,0 0 0 0 0,0 0 0 0 0,0 0 1 0 0,0 1-1 0 0,0-1 0 0 0,0 0 0 0 0,0 0 0 0 0,0 1 0 0 0,11-17 9 0 0,-4 5-2 0 0,0 0 0 0 0,0 0 1 0 0,9-22-1 0 0,11-24 324 0 0,-25 54-202 0 0,1-2 50 0 0,-3 5-168 0 0,0 0 0 0 0,0-1 0 0 0,0 1 1 0 0,0 0-1 0 0,0-1 0 0 0,0 1 0 0 0,0-1 0 0 0,0 1 0 0 0,0 0 1 0 0,0-1-1 0 0,0 1 0 0 0,0 0 0 0 0,0-1 0 0 0,1 1 0 0 0,-1 0 1 0 0,0-1-1 0 0,0 1 0 0 0,0 0 0 0 0,1 0 0 0 0,-1-1 0 0 0,0 1 1 0 0,0 0-1 0 0,1-1 0 0 0,-1 1 0 0 0,0 0 0 0 0,0 0 0 0 0,1 0 1 0 0,-1-1-1 0 0,0 1 0 0 0,1 0 0 0 0,-1 0 0 0 0,0 0 1 0 0,1 0-1 0 0,-1 0 0 0 0,1 0 0 0 0,-1 0 0 0 0,0 0 0 0 0,1 0 1 0 0,-1 0-1 0 0,0 0 0 0 0,1 0 0 0 0,-1 0 0 0 0,1 0 0 0 0,-1 0 1 0 0,0 0-1 0 0,1 0 0 0 0,-1 0 0 0 0,0 0 0 0 0,1 0 0 0 0,-1 1 1 0 0,0-1-1 0 0,1 0 0 0 0,-1 0 0 0 0,0 0 0 0 0,1 1 1 0 0,7 6-26 0 0,-6-5 4 0 0,1 0 0 0 0,0 1-1 0 0,-1-1 1 0 0,0 1 0 0 0,1 0-1 0 0,-1-1 1 0 0,0 1 0 0 0,0 0-1 0 0,-1 0 1 0 0,1 1 0 0 0,-1-1-1 0 0,1 0 1 0 0,-1 0 0 0 0,0 1-1 0 0,1 3 1 0 0,5 36-508 0 0,-6-39 285 0 0,-1 0-4 0 0,3 6 251 0 0,-3-10-42 0 0,0 0-1 0 0,0-1 1 0 0,0 1 0 0 0,0 0-1 0 0,0 0 1 0 0,0 0-1 0 0,0 0 1 0 0,0 0-1 0 0,0 0 1 0 0,1 0-1 0 0,-1-1 1 0 0,0 1-1 0 0,0 0 1 0 0,0 0-1 0 0,0 0 1 0 0,0 0-1 0 0,0 0 1 0 0,1 0-1 0 0,-1 0 1 0 0,0 0-1 0 0,0 0 1 0 0,0 0-1 0 0,0 0 1 0 0,1 0-1 0 0,-1 0 1 0 0,0 0-1 0 0,0 0 1 0 0,0 0-1 0 0,0 0 1 0 0,0 0 0 0 0,1 0-1 0 0,-1 0 1 0 0,0 0-1 0 0,0 0 1 0 0,0 0-1 0 0,0 0 1 0 0,0 0-1 0 0,1 0 1 0 0,-1 0-1 0 0,0 0 1 0 0,0 1-1 0 0,0-1 1 0 0,0 0-1 0 0,0 0 1 0 0,0 0-1 0 0,1 0 1 0 0,-1 0-1 0 0,0 0 1 0 0,0 0-1 0 0,0 1 1 0 0,0-1-1 0 0,0 0 1 0 0,0 0-1 0 0,0 0 1 0 0,0 0-1 0 0,0 0 1 0 0,0 1-1 0 0,0-1 1 0 0,0 0 0 0 0,0 0-1 0 0,0 0 1 0 0,54-106 861 0 0,-52 103-628 0 0,1 0 42 0 0,3-6-249 0 0,-6 9 15 0 0,0 0 1 0 0,1 0-1 0 0,-1 0 0 0 0,0 0 1 0 0,0 0-1 0 0,0 0 0 0 0,0-1 0 0 0,1 1 1 0 0,-1 0-1 0 0,0 0 0 0 0,0 0 1 0 0,0 0-1 0 0,1 0 0 0 0,-1 0 0 0 0,0 0 1 0 0,0 0-1 0 0,0 0 0 0 0,1 1 1 0 0,-1-1-1 0 0,0 0 0 0 0,0 0 0 0 0,0 0 1 0 0,0 0-1 0 0,1 0 0 0 0,-1 0 1 0 0,0 0-1 0 0,0 0 0 0 0,0 0 0 0 0,0 1 1 0 0,0-1-1 0 0,1 0 0 0 0,-1 0 1 0 0,0 0-1 0 0,0 0 0 0 0,0 0 0 0 0,0 1 1 0 0,0-1-1 0 0,0 0 0 0 0,0 0 1 0 0,1 0-1 0 0,-1 0 0 0 0,0 1 0 0 0,0-1 1 0 0,0 0-1 0 0,0 0 0 0 0,0 0 1 0 0,0 1-1 0 0,0-1 0 0 0,0 0 0 0 0,0 0 1 0 0,14 40-246 0 0,-12-31-222 0 0,0-1 0 0 0,0 0 1 0 0,-1 1-1 0 0,0 0 0 0 0,0 14 0 0 0,0-4-871 0 0,0-15 123 0 0,0 0-224 0 0,0-3 411 0 0,2 11 1348 0 0,0-8-3385 0 0,16 9-8720 0 0</inkml:trace>
+  <inkml:trace contextRef="#ctx0" brushRef="#br0" timeOffset="331.58">465 237 788 0 0,'1'-6'1596'0'0,"-1"-7"-1314"0"0,-6-29 7247 0 0,4 37-6171 0 0,-17-2 1041 0 0,15 5 427 0 0,-5 7-2069 0 0,0-1-505 0 0,3-1-52 0 0,0 0 1 0 0,1 0-1 0 0,0 1 0 0 0,-1 0 0 0 0,1 0 1 0 0,1 0-1 0 0,-8 8 0 0 0,12-12-211 0 0,-29 32 1072 0 0,26-29-1337 0 0,1 0 0 0 0,-1 0-1 0 0,1 0 1 0 0,0 1 0 0 0,1-1 0 0 0,-1 1 0 0 0,0-1 0 0 0,1 1-1 0 0,0 0 1 0 0,0-1 0 0 0,-1 9 0 0 0,7-8-100 0 0,13 11 41 0 0,-13-11 32 0 0,3-11-297 0 0,6-5 786 0 0,0-1 0 0 0,-1-1 0 0 0,-1 0 0 0 0,14-20 1 0 0,-24 30 202 0 0,20-28 3247 0 0,-20 29-2900 0 0,-1 13-1452 0 0,-1-4 772 0 0,2 10-1335 0 0,0-1 1 0 0,1 1 0 0 0,9 28-1 0 0,-11-41-241 0 0,24 13-9317 0 0</inkml:trace>
+  <inkml:trace contextRef="#ctx0" brushRef="#br0" timeOffset="920.75">665 280 472 0 0,'3'-5'963'0'0,"11"-12"146"0"0,-11 12 127 0 0,-2 1 92 0 0,1-32 6611 0 0,-4 25-7963 0 0,1 5 5125 0 0,-5 6-4335 0 0,-19-3-72 0 0,19 3 1014 0 0,-1 4-1291 0 0,-17 12-89 0 0,18-12-96 0 0,4 1-104 0 0,-4 11-108 0 0,4-12-119 0 0,1 0-94 0 0,1-1 9 0 0,0 0 1 0 0,0 0 0 0 0,1 0 0 0 0,-1 0-1 0 0,1 0 1 0 0,0 0 0 0 0,-1 0 0 0 0,1 0-1 0 0,1 0 1 0 0,-1 0 0 0 0,0 0 0 0 0,1 0-1 0 0,2 3 1 0 0,-1 0-95 0 0,24-16-697 0 0,-3 3 1149 0 0,-20 5-1 0 0,14-6 41 0 0,-13 6 1284 0 0,0 7-1335 0 0,0-1-112 0 0,-3-3-33 0 0,0 1 0 0 0,-1-1 0 0 0,1 1 0 0 0,0 0 0 0 0,-1 0 0 0 0,1 0 0 0 0,-1 0 0 0 0,1 0 0 0 0,-1 0 0 0 0,0 0 0 0 0,0 0 0 0 0,0 0 0 0 0,0 1 0 0 0,0-1 0 0 0,0 0 0 0 0,-1 1 0 0 0,1-1 0 0 0,-1 1 0 0 0,0 3 0 0 0,3 28 86 0 0,1 15 170 0 0,-3 77 0 0 0,-1-111-294 0 0,-2-1-1 0 0,0 1 1 0 0,-1 0-1 0 0,-1-1 1 0 0,0 1-1 0 0,0-1 1 0 0,-2 0-1 0 0,0-1 0 0 0,-14 25 1 0 0,16-31-57 0 0,0-1 0 0 0,-1 1 0 0 0,0-1 0 0 0,0 0 0 0 0,0 0 0 0 0,-1 0 0 0 0,0-1-1 0 0,0 0 1 0 0,0 0 0 0 0,0-1 0 0 0,-14 8 0 0 0,16-11 47 0 0,-3-4 94 0 0,-20-10 36 0 0,17 4 29 0 0,5 3-84 0 0,2 2 3 0 0,-1 0 0 0 0,1-1-1 0 0,1 1 1 0 0,-1-1 0 0 0,0 0-1 0 0,1 1 1 0 0,0-1 0 0 0,0 0-1 0 0,1-1 1 0 0,-1 1 0 0 0,0-8-1 0 0,2-2 34 0 0,0-1 0 0 0,1 0 0 0 0,1 1 0 0 0,0-1 0 0 0,7-24 0 0 0,-2 24-120 0 0,0 0 1 0 0,1 0 0 0 0,1 1-1 0 0,0 0 1 0 0,22-26-1 0 0,57-53-1617 0 0,-87 94 1643 0 0,19-17-583 0 0,1 1 1 0 0,1 1-1 0 0,25-13 1 0 0,4-4 197 0 0,-48 30 583 0 0,7-5-2 0 0,-6 2 865 0 0,1 3 2548 0 0,-1 7-3619 0 0,9 19-140 0 0,-9-19-133 0 0,-5 1-786 0 0,-1 19-816 0 0</inkml:trace>
+  <inkml:trace contextRef="#ctx0" brushRef="#br0" timeOffset="1063.78">959 179 1304 0 0,'4'-60'3848'0'0,"-3"56"-2138"0"0,-1-2-105 0 0,0-11-477 0 0,0 4-4710 0 0</inkml:trace>
+  <inkml:trace contextRef="#ctx0" brushRef="#br0" timeOffset="1358.6">930 176 852 0 0,'0'0'4903'0'0,"5"4"-3875"0"0,1 2-470 0 0,0-1 0 0 0,0 1 0 0 0,-1 0 0 0 0,0 0 0 0 0,0 0 0 0 0,-1 1 0 0 0,4 7 0 0 0,-6-11-44 0 0,-1 1-52 0 0,2 43 1239 0 0,-3-42 2724 0 0,5-15-4262 0 0,-4 8-159 0 0,5-9 100 0 0,1 1 0 0 0,-1-1 1 0 0,2 1-1 0 0,-1 1 0 0 0,14-14 1 0 0,-18 21-23 0 0,1 0-8 0 0,11-3-7 0 0,-11 3 150 0 0,2 6-191 0 0,20 13-32 0 0,-26-17 3 0 0,1 0 0 0 0,-1 0 0 0 0,0 0-1 0 0,1 0 1 0 0,-1 1 0 0 0,0-1-1 0 0,1 0 1 0 0,-1 0 0 0 0,0 0 0 0 0,0 1-1 0 0,1-1 1 0 0,-1 0 0 0 0,0 0-1 0 0,0 1 1 0 0,1-1 0 0 0,-1 0-1 0 0,0 1 1 0 0,0-1 0 0 0,0 0 0 0 0,1 1-1 0 0,-1-1 1 0 0,0 0 0 0 0,0 1-1 0 0,0-1 1 0 0,0 0 0 0 0,0 1 0 0 0,0-1-1 0 0,0 0 1 0 0,0 1 0 0 0,0-1-1 0 0,0 0 1 0 0,0 1 0 0 0,0 5-334 0 0,0 0 0 0 0,-1-1 0 0 0,0 1 0 0 0,0-1 0 0 0,0 1 0 0 0,-4 9 0 0 0,-12 20-4884 0 0</inkml:trace>
+  <inkml:trace contextRef="#ctx0" brushRef="#br0" timeOffset="1546.5">1249 287 1720 0 0,'0'0'9398'0'0,"2"-7"-7961"0"0,1 0-1013 0 0,-2 5-224 0 0,0 0-1 0 0,0 0 1 0 0,0 0 0 0 0,0-1 0 0 0,0 1-1 0 0,-1 0 1 0 0,1-1 0 0 0,-1 1-1 0 0,1-5 1 0 0,4 6 784 0 0,43-7 695 0 0,-43 7-1892 0 0</inkml:trace>
+  <inkml:trace contextRef="#ctx0" brushRef="#br0" timeOffset="2056.48">1458 225 1064 0 0,'0'0'3858'0'0,"-2"-6"-2120"0"0,1 2-1159 0 0,-5-11-108 0 0,6 3 2998 0 0,6 8-2238 0 0,-3 2-1084 0 0,1-1 115 0 0,-1 1-1 0 0,1 0 1 0 0,-1 0 0 0 0,1 0 0 0 0,0 0-1 0 0,-1 1 1 0 0,1 0 0 0 0,0-1-1 0 0,0 1 1 0 0,0 1 0 0 0,0-1-1 0 0,0 1 1 0 0,8-1 0 0 0,-3 1-8 0 0,51 5 1457 0 0,-55-4-1544 0 0,0 0 0 0 0,0 0 1 0 0,0 1-1 0 0,0-1 0 0 0,-1 1 1 0 0,1 0-1 0 0,-1 1 0 0 0,1-1 1 0 0,-1 1-1 0 0,0 0 1 0 0,7 6-1 0 0,-7-5-68 0 0,-1 0 1 0 0,-1 0-1 0 0,1 1 0 0 0,-1-1 1 0 0,1 1-1 0 0,-1-1 0 0 0,0 1 1 0 0,-1 0-1 0 0,1 0 0 0 0,0 8 1 0 0,-2-9 102 0 0,-2 2-126 0 0,-20 38 90 0 0,20-42-126 0 0,-2 1-149 0 0,-5 3 439 0 0,9-6-375 0 0,-1 0-1 0 0,1 0 0 0 0,0 0 0 0 0,0 0 1 0 0,0 0-1 0 0,-1 0 0 0 0,1 0 0 0 0,0 0 1 0 0,0 0-1 0 0,0 0 0 0 0,0 0 1 0 0,-1-1-1 0 0,1 1 0 0 0,0 0 0 0 0,0 0 1 0 0,0 0-1 0 0,0 0 0 0 0,0 0 0 0 0,0 0 1 0 0,-1 0-1 0 0,1-1 0 0 0,0 1 0 0 0,0 0 1 0 0,0 0-1 0 0,0 0 0 0 0,0 0 1 0 0,0-1-1 0 0,0 1 0 0 0,0 0 0 0 0,0 0 1 0 0,0 0-1 0 0,0 0 0 0 0,0-1 0 0 0,-1 1 1 0 0,1 0-1 0 0,0 0 0 0 0,0 0 0 0 0,1-1 1 0 0,-1 1-1 0 0,0 0 0 0 0,0 0 1 0 0,0 0-1 0 0,0 0 0 0 0,0-1 0 0 0,0 1 1 0 0,0 0-1 0 0,0 0 0 0 0,0 0 0 0 0,0 0 1 0 0,0-1-1 0 0,0 1 0 0 0,1 0 0 0 0,-1 0 1 0 0,0 0-1 0 0,0 0 0 0 0,0 0 1 0 0,0-1-1 0 0,14-48-230 0 0,-14 46 231 0 0,1 0-1 0 0,0 0 1 0 0,0 1-1 0 0,0-1 1 0 0,0 0-1 0 0,1 1 0 0 0,-1-1 1 0 0,1 1-1 0 0,0-1 1 0 0,-1 1-1 0 0,1 0 0 0 0,0 0 1 0 0,0 0-1 0 0,0 0 1 0 0,1 0-1 0 0,-1 0 1 0 0,3-1-1 0 0,-2 1 4 0 0,51-43-680 0 0,-51 42 758 0 0,0 1 22 0 0,-2 2-43 0 0,0-1 0 0 0,0 1 0 0 0,0-1 0 0 0,0 1 0 0 0,0 0 0 0 0,0-1 0 0 0,0 1 0 0 0,0 0 0 0 0,0 0 0 0 0,0 0 0 0 0,0 0 0 0 0,0 0 0 0 0,0 0 1 0 0,0 0-1 0 0,0 0 0 0 0,0 0 0 0 0,0 1 0 0 0,0-1 0 0 0,0 0 0 0 0,0 1 0 0 0,0-1 0 0 0,0 1 0 0 0,0-1 0 0 0,0 1 0 0 0,0-1 0 0 0,0 1 0 0 0,0 0 0 0 0,-1-1 0 0 0,1 1 0 0 0,0 0 0 0 0,0 0 0 0 0,-1-1 0 0 0,1 1 0 0 0,-1 0 0 0 0,1 0 0 0 0,-1 0 0 0 0,1 1 0 0 0,2 1-82 0 0,1 2 122 0 0,-3 2 6 0 0,-1 48-462 0 0,0-51-137 0 0,-1 3-263 0 0,-1 19-330 0 0,1-19-451 0 0,1-3-1016 0 0,0 14-1619 0 0,0-13 323 0 0</inkml:trace>
+  <inkml:trace contextRef="#ctx0" brushRef="#br0" timeOffset="2215.79">1894 71 1336 0 0,'0'0'1864'0'0,"-3"-47"5185"0"0,5 23-6865 0 0</inkml:trace>
+  <inkml:trace contextRef="#ctx0" brushRef="#br0" timeOffset="3119.19">2054 238 792 0 0,'1'-7'2045'0'0,"2"-18"-94"0"0,-2 18 1840 0 0,-2 1-1973 0 0,-1-18 308 0 0,2 23-1670 0 0,0-1 0 0 0,0 1 1 0 0,0-1-1 0 0,0 1 0 0 0,-1-1 1 0 0,1 1-1 0 0,0 0 0 0 0,-1-1 1 0 0,1 1-1 0 0,-1-1 0 0 0,1 1 0 0 0,-1 0 1 0 0,0-1-1 0 0,0 1 0 0 0,1 0 1 0 0,-1 0-1 0 0,0-1 0 0 0,-1 0 1 0 0,-30 6 333 0 0,25-3-239 0 0,2 3-511 0 0,-16 14-81 0 0,15-14-44 0 0,6 0-51 0 0,-4 12-41 0 0,3-12-43 0 0,6 4-973 0 0,0 3 1121 0 0,-4-7 32 0 0,1-1-1 0 0,0 1 1 0 0,-1-1 0 0 0,2 1 0 0 0,-1-1-1 0 0,0 0 1 0 0,1 0 0 0 0,-1 0-1 0 0,5 4 1 0 0,-5-5-90 0 0,-1-2 121 0 0,0 0 0 0 0,-1 0 0 0 0,1 1 1 0 0,0-1-1 0 0,-1 0 0 0 0,1 0 0 0 0,0 0 1 0 0,-1 1-1 0 0,1-1 0 0 0,0 0 1 0 0,-1 1-1 0 0,1-1 0 0 0,-1 1 0 0 0,1-1 1 0 0,-1 0-1 0 0,1 1 0 0 0,-1 0 1 0 0,1-1-1 0 0,0 2 0 0 0,12 8-134 0 0,-6-5 118 0 0,0-1 1 0 0,0 1-1 0 0,-1 0 0 0 0,0 1 0 0 0,0-1 1 0 0,0 1-1 0 0,0 1 0 0 0,-1-1 1 0 0,0 1-1 0 0,-1 0 0 0 0,1 0 0 0 0,-1 0 1 0 0,-1 0-1 0 0,1 1 0 0 0,-1 0 0 0 0,-1 0 1 0 0,1-1-1 0 0,-1 2 0 0 0,-1-1 0 0 0,1 0 1 0 0,-1 0-1 0 0,-1 0 0 0 0,0 1 0 0 0,0-1 1 0 0,0 0-1 0 0,-1 0 0 0 0,0 1 1 0 0,-1-1-1 0 0,-3 12 0 0 0,0-8 17 0 0,0-1 0 0 0,-1 0 0 0 0,0 0 0 0 0,-1 0 0 0 0,0-1 0 0 0,0 0 0 0 0,-1 0 1 0 0,-1-1-1 0 0,0 0 0 0 0,0 0 0 0 0,-16 11 0 0 0,22-17 6 0 0,0-1 0 0 0,0 0 0 0 0,-1 1 1 0 0,1-1-1 0 0,-1-1 0 0 0,0 1 0 0 0,1 0 1 0 0,-1-1-1 0 0,0 0 0 0 0,0 1 0 0 0,0-2 1 0 0,0 1-1 0 0,-8 0 0 0 0,-12 2 11 0 0,12-5 27 0 0,-10-12-18 0 0,19 11-14 0 0,0-1 0 0 0,0 1 0 0 0,0-1-1 0 0,0 0 1 0 0,1 0 0 0 0,-1 0-1 0 0,1 0 1 0 0,0 0 0 0 0,1 0 0 0 0,-1-1-1 0 0,1 1 1 0 0,0 0 0 0 0,0-1-1 0 0,0 1 1 0 0,0-1 0 0 0,1 0 0 0 0,0-4-1 0 0,0-6 3 0 0,0 0-1 0 0,2 0 1 0 0,0 0 0 0 0,5-18-1 0 0,-2 15-100 0 0,0 0 0 0 0,2 1 0 0 0,0 0 0 0 0,1 0 0 0 0,0 1 0 0 0,1 0 0 0 0,20-26-1 0 0,-11 22-167 0 0,0 0-1 0 0,1 0 0 0 0,1 2 0 0 0,38-27 1 0 0,-43 32 391 0 0,0 0 1 0 0,-1-1 0 0 0,0-1 0 0 0,-1 0 0 0 0,22-33-1 0 0,-34 45 847 0 0,2 0 1886 0 0,-3 3-2761 0 0,-3 14 516 0 0,-10 35-1018 0 0,9-35 688 0 0,-2 10-1024 0 0,2 0 0 0 0,-3 49 0 0 0,7-72 716 0 0,1 1-1 0 0,-1-1 1 0 0,1 0 0 0 0,-1 0-1 0 0,1 0 1 0 0,0 1 0 0 0,-1-1 0 0 0,1 0-1 0 0,0 0 1 0 0,0 0 0 0 0,0 0-1 0 0,1 1 1 0 0,-1-2-16 0 0,2 4-114 0 0,4-11-50 0 0,55-54 356 0 0,-58 57-155 0 0,1-1 59 0 0,0-1-1 0 0,1 1 0 0 0,-1 0 1 0 0,1 0-1 0 0,1 1 0 0 0,9-7 0 0 0,-8 15-75 0 0,21 9 24 0 0,-27-12-3 0 0,-1-1 0 0 0,1 1 0 0 0,-1 0 0 0 0,0 0 0 0 0,1 0 0 0 0,-1 0 0 0 0,1 0 0 0 0,-1 0 0 0 0,0 0 0 0 0,0 0 0 0 0,0 1 0 0 0,0-1 0 0 0,0 0 0 0 0,0 1 0 0 0,1 1 0 0 0,-1-1-10 0 0,0-1-1 0 0,0 1 0 0 0,-1-1 1 0 0,1 0-1 0 0,0 0 0 0 0,1 1 1 0 0,-1-1-1 0 0,0 0 0 0 0,0 0 1 0 0,0 0-1 0 0,1 0 0 0 0,-1 0 1 0 0,0 0-1 0 0,1-1 0 0 0,1 2 1 0 0,0-1-17 0 0,1 1-24 0 0,0 0-1 0 0,-1-1 0 0 0,1 1 0 0 0,0-1 0 0 0,0 0 0 0 0,0 0 0 0 0,0 0 0 0 0,0-1 0 0 0,0 1 0 0 0,0-1 0 0 0,0 0 0 0 0,0 0 0 0 0,8-2 0 0 0,-6 1 45 0 0,1-1 1 0 0,0 1-1 0 0,-1-2 0 0 0,1 1 0 0 0,-1-1 0 0 0,0 0 1 0 0,1 0-1 0 0,-1 0 0 0 0,-1-1 0 0 0,1 0 1 0 0,7-6-1 0 0,-5-1 221 0 0,1 1 0 0 0,-1-2-1 0 0,-1 1 1 0 0,0-1 0 0 0,-1 0 0 0 0,0-1 0 0 0,-1 1 0 0 0,6-20 0 0 0,-10 25 166 0 0,0 0 1 0 0,0 0-1 0 0,-1 1 0 0 0,0-1 0 0 0,-1-12 1 0 0,0 16-506 0 0,1-2 1420 0 0,-9 11-1229 0 0,-28 19-42 0 0,36-25-30 0 0,0 1 1 0 0,0-1-1 0 0,0 1 0 0 0,0-1 0 0 0,0 1 0 0 0,0 0 1 0 0,0-1-1 0 0,0 1 0 0 0,0 0 0 0 0,0 0 0 0 0,1-1 0 0 0,-1 1 1 0 0,0 0-1 0 0,0 0 0 0 0,1 0 0 0 0,-1 0 0 0 0,1 0 1 0 0,-1 0-1 0 0,1 0 0 0 0,-1 0 0 0 0,1 1 0 0 0,0-1 0 0 0,-1 2 1 0 0,0 1-21 0 0,1-3 5 0 0,-1 0 1 0 0,1 0 0 0 0,-1 0 0 0 0,1 0 0 0 0,-1 0 0 0 0,1 0 0 0 0,0 0 0 0 0,-1 0 0 0 0,1 0 0 0 0,0 0 0 0 0,0 1-1 0 0,0-1 1 0 0,0 0 0 0 0,0 0 0 0 0,0 0 0 0 0,1 2 0 0 0,-1 1-58 0 0,0 0-245 0 0,1 3-63 0 0,3 7-440 0 0,0-1 0 0 0,1 1 0 0 0,8 17 0 0 0,-11-28-212 0 0,2-1-193 0 0,13 8-423 0 0,-13-7-1371 0 0,19 3-6573 0 0</inkml:trace>
+  <inkml:trace contextRef="#ctx0" brushRef="#br0" timeOffset="3314.79">2515 90 912 0 0,'0'0'9210'0'0,"13"-2"-8530"0"0,1-1-473 0 0,-6 2-47 0 0,0-1 0 0 0,0 1-1 0 0,-1 1 1 0 0,1-1-1 0 0,11 2 1 0 0,87 0 1498 0 0,-31-3-799 0 0,-53 2-857 0 0,-17-1-112 0 0,0 1-654 0 0,15 0 25 0 0,-15 0-409 0 0</inkml:trace>
 </inkml:ink>
 </file>
 
@@ -6023,25 +5806,25 @@
           <inkml:channel name="X" type="integer" min="-2.14748E9" max="2.14748E9" units="cm"/>
           <inkml:channel name="Y" type="integer" min="-2.14748E9" max="2.14748E9" units="cm"/>
           <inkml:channel name="F" type="integer" max="32767" units="dev"/>
+          <inkml:channel name="OA" type="integer" max="360" units="deg"/>
+          <inkml:channel name="OE" type="integer" max="90" units="deg"/>
         </inkml:traceFormat>
         <inkml:channelProperties>
           <inkml:channelProperty channel="X" name="resolution" value="1000" units="1/cm"/>
           <inkml:channelProperty channel="Y" name="resolution" value="1000" units="1/cm"/>
           <inkml:channelProperty channel="F" name="resolution" value="0" units="1/dev"/>
+          <inkml:channelProperty channel="OA" name="resolution" value="1000" units="1/deg"/>
+          <inkml:channelProperty channel="OE" name="resolution" value="1000" units="1/deg"/>
         </inkml:channelProperties>
       </inkml:inkSource>
-      <inkml:timestamp xml:id="ts0" timeString="2026-02-28T15:22:21.797"/>
+      <inkml:timestamp xml:id="ts0" timeString="2026-03-05T14:51:15.766"/>
     </inkml:context>
     <inkml:brush xml:id="br0">
       <inkml:brushProperty name="width" value="0.035" units="cm"/>
       <inkml:brushProperty name="height" value="0.035" units="cm"/>
     </inkml:brush>
   </inkml:definitions>
-  <inkml:trace contextRef="#ctx0" brushRef="#br0">123 667 5747,'0'0'3185,"0"-13"-1477,1-7-1191,-2-74 4352,1 94-4787,0-1 0,-1 0 0,1 1 0,0-1-1,0 1 1,-1 0 0,1-1 0,0 1 0,-1-1 0,1 1 0,0-1 0,-1 1 0,1 0 0,-1-1-1,1 1 1,-1 0 0,1-1 0,-1 1 0,1 0 0,-1 0 0,1-1 0,-1 1 0,1 0 0,-1 0-1,1 0 1,-1 0 0,1 0 0,-1 0 0,0 0 0,1 0 0,-1 0 0,1 0 0,-1 0 0,-21 6 609,15-1-684,1 0 0,0 0 0,0 1 0,1 0-1,-1 0 1,1 1 0,1-1 0,-1 1 0,1 0-1,0 1 1,1-1 0,0 1 0,-3 8 0,2-4-19,1 0-1,0 0 1,1 0 0,1 0 0,-1 1 0,2-1 0,0 0 0,2 15 0,-2-25-23,0-1-1,0 1 1,1-1-1,-1 0 1,0 1 0,1-1-1,0 0 1,-1 1 0,1-1-1,0 0 1,0 0 0,-1 1-1,1-1 1,0 0-1,0 0 1,0 0 0,0 0-1,1 0 1,-1 0 0,0-1-1,0 1 1,0 0 0,1 0-1,-1-1 1,0 1-1,1-1 1,-1 1 0,1-1-1,-1 0 1,1 0 0,-1 1-1,0-1 1,1 0-1,-1 0 1,1 0 0,-1-1-1,2 1 1,2-1-130,-1 1 0,0-1 0,0 0 0,0-1 0,0 1 0,0-1 0,0 1 0,0-1 0,0-1 0,-1 1 0,5-4 0,2-5-75,0-1 1,-1 0 0,-1 0 0,0-1-1,-1 0 1,0 0 0,5-16-1,-8 19 1346,0 1-1,-1-1 1,3-16 0,-7 64-1146,0-17-29,1 0 1,3 25-1,-2-44-130,-1 0 0,1 0 0,0 0 0,-1 1 0,1-1 0,0 0 0,1 0 0,-1 0 0,0-1 1,0 1-1,1 0 0,-1 0 0,1-1 0,-1 1 0,1-1 0,0 1 0,0-1 0,0 0 0,0 1 0,-1-1 0,2 0 0,-1 0 0,0-1 0,0 1 0,0 0 0,0-1 0,0 1 0,1-1 0,-1 0 0,0 0 0,0 0 0,4 0 0,-1 0-54,0 0 0,-1-1 0,1 1-1,-1-1 1,1 0 0,-1 0-1,1 0 1,-1-1 0,0 0 0,1 0-1,-1 0 1,0 0 0,0-1-1,-1 1 1,6-6 0,-1 0 351,-1-1 0,-1 0 0,1-1 0,-2 1 0,1-1 1,-1 0-1,6-21 0,-8 21 1056,0 0 0,-1 0 0,0-1 1,-1 1-1,0-12 2500,-7 36-3238,1-5-422,0 1 1,1 0-1,0 0 0,1 0 0,0 0 0,1 0 1,0 1-1,0-1 0,1 1 0,1-1 1,0 17-1,1-26-46,-1 1 1,0-1 0,1 0-1,-1 0 1,1 0 0,-1 0-1,1 0 1,-1 0-1,1 0 1,0-1 0,0 1-1,-1 0 1,1 0 0,0 0-1,0-1 1,0 1-1,0 0 1,0-1 0,0 1-1,0-1 1,0 1 0,0-1-1,0 1 1,0-1-1,0 0 1,0 0 0,1 0-1,-1 1 1,0-1 0,0 0-1,0 0 1,0 0-1,0-1 1,1 1 0,-1 0-1,2-1 1,1 0-70,0 1-1,-1-1 1,1-1 0,0 1 0,0 0-1,-1-1 1,1 0 0,-1 0 0,6-4-1,2-4 77,-1-1 1,0-1-1,-1 1 0,0-2 0,0 1 0,-2-1 1,0 0-1,0-1 0,5-15 0,-14 37 490,1 1 0,1-1 0,0 0 0,1 16 0,-1-22-466,0 1-1,0-1 1,0 0-1,0 1 1,1-1-1,-1 0 0,1 1 1,0-1-1,-1 0 1,1 0-1,0 0 1,0 0-1,1 0 1,-1 0-1,0 0 1,1 0-1,-1 0 0,1 0 1,-1-1-1,1 1 1,0-1-1,0 1 1,0-1-1,0 0 1,0 0-1,3 2 1,0-2-290,0 0 1,0-1 0,0 1 0,0-1 0,1-1 0,-1 1-1,0-1 1,0 1 0,0-2 0,0 1 0,-1 0 0,1-1-1,0 0 1,8-5 0,-7 3 75,1 0 0,-1-1 0,-1 0 1,1 0-1,-1-1 0,0 1 0,0-1 0,0 0 0,4-8 0,-1-1 438,-1 0 0,0 0 0,-1 0 0,-1-1 0,0 0-1,-2 0 1,1 0 0,1-26 0,-5-71 4124,0 113-4289,0 0 0,0 0 0,0 0-1,0 0 1,0 0 0,0 0 0,0 0 0,0 0-1,0 0 1,0 0 0,0 0 0,0 0 0,-1 0 0,1 0-1,0 0 1,0 0 0,0 0 0,0 0 0,0 0-1,0 0 1,0 0 0,0 0 0,0 0 0,0 0-1,0 0 1,0 0 0,0 0 0,0 0 0,0 0 0,0 0-1,-1 0 1,1-1 0,0 1 0,0 0 0,0 0-1,0 0 1,0 0 0,0 0 0,0 0 0,0 0-1,0 0 1,0 0 0,0 0 0,0 0 0,0 0-1,0-1 1,-5 13 277,-3 17-467,3 5-43,1 1 0,2-1 0,3 55 1,6-7-8706,-6-66 3441</inkml:trace>
-  <inkml:trace contextRef="#ctx0" brushRef="#br0" timeOffset="357.84">670 559 8932,'0'0'1083,"16"-11"-917,50-31-460,-61 39 292,0 0 0,0 0 0,0 1 0,0 0 0,0 0-1,0 1 1,0-1 0,1 1 0,-1 0 0,1 0 0,-1 1 0,10 0 0,-11 0 328,-4 15 2086,-2 24-1644,1-24-528,0-1 0,1 1 0,1-1 1,3 21-1,-3-34-248,-1 0 1,1 1-1,0-1 0,0 0 1,0 0-1,0 0 1,1 0-1,-1 0 0,0 0 1,0 0-1,0 0 1,1-1-1,-1 1 0,0 0 1,1-1-1,-1 1 1,1-1-1,-1 0 1,1 1-1,-1-1 0,1 0 1,-1 0-1,1 0 1,-1 0-1,1 0 0,2 0 1,2-1-63,0 1 1,0 0-1,0-1 1,0 0 0,9-4-1,-12 4 28,0-1 0,0 1 0,0-1 0,0 0 0,0 0 0,0 0 0,0 0 0,-1-1 0,1 1 0,-1-1-1,0 0 1,0 0 0,0 1 0,0-1 0,0 0 0,-1-1 0,2-2 0,-1-1 111,0 0 0,0 0 0,-1 0 0,0 0 0,0 0 0,-1 0 0,0-10 0,0 15-32,-1 0-1,1 0 1,0-1 0,-1 1 0,0 0 0,0 0 0,1 0 0,-1 0 0,0 0-1,-1 0 1,1 0 0,0 0 0,-1 1 0,1-1 0,-1 0 0,1 1 0,-1-1 0,0 1-1,1-1 1,-1 1 0,0 0 0,0 0 0,0 0 0,0 0 0,0 0 0,-3-1 0,-1 0-129,0 1 0,0 0 1,0-1-1,1 2 1,-1-1-1,0 1 0,0 0 1,0 0-1,-6 1 1,11-1-117,-1 0 1,1 1-1,0-1 0,0 0 1,0 1-1,0-1 1,0 0-1,0 1 1,0 0-1,0-1 0,0 1 1,0-1-1,0 1 1,0 0-1,0 0 1,0-1-1,0 1 1,1 0-1,-1 0 0,0 0 1,1 0-1,-1 0 1,1 0-1,-1 2 1,-1 8-3702</inkml:trace>
-  <inkml:trace contextRef="#ctx0" brushRef="#br0" timeOffset="548.42">1086 502 13318,'0'0'1281,"14"87"-257,-14-40-528,0 5-79,0 4-321,0-5-16,0-7-80,0-8-256,0-14-721,0-7-2657,6-15-175,1 0 303</inkml:trace>
-  <inkml:trace contextRef="#ctx0" brushRef="#br0" timeOffset="756.83">1125 569 6019,'-4'-22'942,"0"-5"-462,-3-8 924,-2-61 1,9 91-1211,0 1 0,0-1 0,1 1-1,-1 0 1,1-1 0,0 1 0,0 0 0,1-1 0,-1 1-1,1 0 1,0 0 0,0 0 0,0 0 0,0 1 0,4-5-1,-4 6-175,0 0-1,0 0 1,0 0-1,0 1 1,0-1-1,1 1 0,-1 0 1,1 0-1,-1-1 1,1 2-1,-1-1 1,1 0-1,-1 0 1,1 1-1,0-1 0,-1 1 1,1 0-1,0 0 1,-1 0-1,1 0 1,0 1-1,0-1 1,-1 0-1,1 1 0,-1 0 1,5 1-1,-5-1-5,-1 0-1,1 1 1,0-1-1,-1 0 1,1 0-1,-1 1 1,1-1-1,-1 1 1,0-1-1,0 1 1,0-1-1,0 1 0,0 0 1,0 0-1,0-1 1,0 1-1,-1 0 1,1 0-1,0 0 1,-1 0-1,0 0 1,1 3-1,0 52 478,-1-42-383,-1-6-96,1 0 0,-2-1-1,1 1 1,-1 0-1,-1-1 1,0 1 0,0-1-1,0 0 1,-1 0-1,0 0 1,-1-1 0,0 1-1,-7 8 1,-27 26-7788</inkml:trace>
-  <inkml:trace contextRef="#ctx0" brushRef="#br0" timeOffset="2654.71">1761 404 3041,'0'0'3426,"-4"-5"-2895,2 2-183,-9-14-82,7 0 9127,2 23-9305,1-1 0,0 0 0,0 0-1,0 0 1,1 1 0,0 9 0,0 1 84,-1-4-113,0-3-24,0 0 0,1-1 1,2 17-1,-2-24-54,1 0 1,0 0-1,-1 0 0,1 0 0,0 0 0,0 0 1,0 0-1,0-1 0,0 1 0,0 0 0,0-1 1,0 1-1,0 0 0,1-1 0,-1 1 0,0-1 1,0 0-1,0 1 0,1-1 0,-1 0 0,0 0 1,0 0-1,1 0 0,-1 0 0,0 0 0,0 0 0,1 0 1,-1 0-1,0-1 0,3 0 0,1 0-405,0 1-1,0-2 1,0 1 0,0 0-1,0-1 1,9-4 0,-9 2 135,0 1 0,0-1 0,-1 0 1,1-1-1,-1 1 0,0-1 0,0 1 1,0-1-1,-1-1 0,0 1 1,0 0-1,0-1 0,3-9 0,1-16 2318,-4-3 5344,-5 45-7044,-25 68-98,9-28 244,-16 69 0,9 43-221,17-100-286,-2 0 0,-24 78 0,32-136-41,0 0 0,1 0 0,-1-1 0,-1 1 1,1-1-1,-1 1 0,0-1 0,0 0 0,0 0 0,0 0 1,-1-1-1,1 1 0,-1-1 0,-6 4 0,7-5 11,0-1-1,0 0 0,0 1 0,0-2 1,0 1-1,-1 0 0,1 0 1,0-1-1,-1 0 0,1 0 1,0 0-1,-1 0 0,1 0 1,0-1-1,-1 1 0,1-1 1,0 0-1,0 0 0,0 0 0,-1 0 1,1-1-1,-5-3 0,2 2 158,0-1-1,1 0 1,-1 0 0,0-1-1,1 0 1,0 0-1,1 0 1,-1-1-1,1 1 1,0-1 0,0 0-1,0 0 1,1-1-1,0 1 1,0-1 0,1 1-1,0-1 1,0 0-1,1 0 1,-1-8-1,1 6 66,0-1-1,1 1 0,0 0 0,1 0 0,0 0 0,1-1 1,0 1-1,0 0 0,1 0 0,0 1 0,1-1 0,-1 1 1,2-1-1,-1 1 0,7-7 0,17-20-111,1 1-1,2 2 1,2 1 0,40-30-1,155-98-6666,-201 141 4836,32-22-4665</inkml:trace>
+  <inkml:trace contextRef="#ctx0" brushRef="#br0">0 17 304 0 0,'0'0'4492'0'0,"12"-2"-4208"0"0,33-6-30 0 0,-34 6 1189 0 0,-5 2-1290 0 0,15 0 0 0 0,-16-1 2516 0 0,-1 1-2554 0 0,14-3 5 0 0,-14 2 1727 0 0,2 2-1838 0 0,35 6 406 0 0,-103-8-421 0 0,47 1-6 0 0,10 0-649 0 0,-8 1 1965 0 0,4 0-6834 0 0,6-1 2961 0 0</inkml:trace>
 </inkml:ink>
 </file>
 
@@ -6054,24 +5837,37 @@
           <inkml:channel name="X" type="integer" min="-2.14748E9" max="2.14748E9" units="cm"/>
           <inkml:channel name="Y" type="integer" min="-2.14748E9" max="2.14748E9" units="cm"/>
           <inkml:channel name="F" type="integer" max="32767" units="dev"/>
+          <inkml:channel name="OA" type="integer" max="360" units="deg"/>
+          <inkml:channel name="OE" type="integer" max="90" units="deg"/>
         </inkml:traceFormat>
         <inkml:channelProperties>
           <inkml:channelProperty channel="X" name="resolution" value="1000" units="1/cm"/>
           <inkml:channelProperty channel="Y" name="resolution" value="1000" units="1/cm"/>
           <inkml:channelProperty channel="F" name="resolution" value="0" units="1/dev"/>
+          <inkml:channelProperty channel="OA" name="resolution" value="1000" units="1/deg"/>
+          <inkml:channelProperty channel="OE" name="resolution" value="1000" units="1/deg"/>
         </inkml:channelProperties>
       </inkml:inkSource>
-      <inkml:timestamp xml:id="ts0" timeString="2026-02-28T15:22:19.209"/>
+      <inkml:timestamp xml:id="ts0" timeString="2026-03-05T14:50:56.202"/>
     </inkml:context>
     <inkml:brush xml:id="br0">
       <inkml:brushProperty name="width" value="0.035" units="cm"/>
       <inkml:brushProperty name="height" value="0.035" units="cm"/>
     </inkml:brush>
   </inkml:definitions>
-  <inkml:trace contextRef="#ctx0" brushRef="#br0">14 7 4498,'0'0'14983,"0"-7"-14935,-1 60 16,-7 9-16,5-2-16,1-1 0,2-5-64,0-6-112,10-5-913,10-11-1984,7-9-1745,5-14 64</inkml:trace>
-  <inkml:trace contextRef="#ctx0" brushRef="#br0" timeOffset="632.45">263 238 7555,'0'0'7006,"-6"2"-6918,3-1-72,0 0-1,1 0 0,-1 0 0,1 1 0,-1-1 0,1 0 0,-1 1 1,1 0-1,0 0 0,0-1 0,0 1 0,0 1 0,0-1 0,1 0 1,-1 0-1,1 1 0,-1-1 0,1 0 0,0 1 0,0 0 0,0-1 1,0 1-1,0 0 0,0-1 0,1 1 0,0 0 0,-1 0 0,1 0 0,0-1 1,0 1-1,1 0 0,-1 0 0,0-1 0,1 1 0,0 0 0,1 3 1,-1-4-14,0-1 1,0 1 0,1 0 0,-1-1-1,1 1 1,-1-1 0,1 0 0,-1 0 0,1 1-1,0-1 1,0 0 0,0 0 0,-1-1-1,1 1 1,0 0 0,0 0 0,0-1 0,4 1-1,-2 0 3,0 0-1,1-1 1,-1 0-1,1 0 1,-1 0-1,0 0 1,1 0-1,4-2 1,-8 1-2,0 0 0,0 1 0,0-1 0,0 0 0,-1 0 0,1 1-1,0-1 1,-1 0 0,1 0 0,0 0 0,-1 0 0,1 0 0,-1 0 0,0 0 0,1 0 0,-1 0 0,0-1 0,0 1-1,1 0 1,-1 0 0,0 0 0,0 0 0,0-2 0,-4-27 79,2 27-85,0 0 0,0 1 0,-1-1 0,1 1 0,0 0 0,-1-1 0,1 1 0,-1 0 0,0 0 0,0 1 0,-5-3 0,-35-13-150,44 14-1817,10-1 921,11-1 146,37-3 508,84-1 0,-142 45 2994,-2-15-2191,0-15-376,0 0-1,1 0 1,0-1 0,0 1 0,0 0-1,1 0 1,0 0 0,0 0 0,2 6-1,-2-11-23,0 0 0,0 0 0,1 0 0,-1 0 0,0 0 0,1 0 0,-1 0 0,1-1-1,-1 1 1,1 0 0,-1-1 0,1 1 0,0-1 0,-1 0 0,1 1 0,-1-1 0,1 0-1,0 0 1,-1 0 0,1 0 0,0 0 0,-1-1 0,1 1 0,0 0 0,1-1 0,1 0 16,0 0 0,1 0 1,-1-1-1,0 1 0,0-1 1,0 0-1,0 0 0,4-3 1,-5 2 35,0 0 0,0 0 1,-1 0-1,1 0 1,-1-1-1,1 1 0,-1-1 1,0 1-1,0-1 1,-1 0-1,1 0 0,-1 0 1,0 0-1,0 0 1,0 0-1,-1 0 0,1-6 1,-1 8-9,0 0-1,0 0 1,-1-1 0,1 1 0,-1 0 0,1 0 0,-1 0-1,0 0 1,0 0 0,0 0 0,0 0 0,0 0-1,0 0 1,0 0 0,-1 1 0,1-1 0,-1 0 0,1 1-1,-1 0 1,0-1 0,1 1 0,-1 0 0,0-1 0,0 1-1,0 0 1,0 1 0,0-1 0,0 0 0,0 0 0,0 1-1,-1-1 1,1 1 0,-3 0 0,-35-2-292,39 2 73,0 0 1,0 0-1,1 0 0,-1 0 1,0 1-1,0-1 0,0 0 0,0 0 1,1 1-1,-1-1 0,0 0 1,0 1-1,1-1 0,-1 1 0,0-1 1,0 1-1,1-1 0,-1 1 0,0-1 1,1 1-1,-1 0 0,1-1 1,-1 1-1,1 0 0,-1 0 0,1-1 1,0 1-1,-1 0 0,1 0 1,0 0-1,0-1 0,-1 1 0,1 0 1,0 0-1,0 0 0,0 0 1,0 0-1,0-1 0,0 1 0,1 2 1,3 8-3796</inkml:trace>
-  <inkml:trace contextRef="#ctx0" brushRef="#br0" timeOffset="773.89">750 220 9748,'0'0'10453,"-15"104"-10101,6-57-352,4-2 0,2-3 0,0-5-64,3-9-800,0-9-2273,0-5-1618,9-14-383</inkml:trace>
-  <inkml:trace contextRef="#ctx0" brushRef="#br0" timeOffset="962.77">781 212 8388,'0'0'4226,"-2"-12"-2268,-2-40-958,4 51-982,0-1-1,0 1 1,1 0-1,-1 0 0,0 0 1,1 0-1,-1 0 1,1 0-1,-1 0 0,1 0 1,-1 0-1,1 0 0,0 0 1,-1 0-1,1 0 1,0 0-1,0 0 0,0 1 1,0-1-1,0 0 1,0 1-1,0-1 0,0 0 1,0 1-1,0-1 1,0 1-1,0 0 0,0-1 1,0 1-1,0 0 0,1 0 1,-1 0-1,2 0 1,36 2 152,-37-2-110,0 1-40,0 0 1,0 0-1,0 0 0,0 0 0,0 0 0,0 0 1,0 1-1,0-1 0,0 1 0,-1-1 0,1 1 1,-1 0-1,1-1 0,-1 1 0,0 0 0,1 0 1,-1 0-1,0 0 0,0 0 0,-1 0 1,1 1-1,0-1 0,-1 0 0,1 0 0,-1 1 1,0-1-1,1 0 0,-1 1 0,-1 3 0,2-1-4,-1 1-1,-1 0 0,1 0 1,-1 0-1,0-1 0,0 1 0,0 0 1,-1-1-1,0 1 0,0-1 1,-4 8-1,-2-3-279,0-1 1,0 1-1,-1-1 1,-15 12 0,-45 28-6611,36-30 1483</inkml:trace>
+  <inkml:trace contextRef="#ctx0" brushRef="#br0">0 405 720 0 0,'0'0'3242'0'0,"1"-8"-1647"0"0,3-24-19 0 0,-3 24-26 0 0,3-13 4199 0 0,4 10 6498 0 0,4 57-11895 0 0,-11-44-311 0 0,0 1 0 0 0,0-1 0 0 0,0 1 0 0 0,0-1 0 0 0,-1 1 0 0 0,1 0 0 0 0,-1-1 0 0 0,0 1 0 0 0,0 0 0 0 0,0 0 0 0 0,0 4 0 0 0,-3 11 329 0 0,-10 87 893 0 0,11-100-736 0 0,9-16-505 0 0,21-49-7 0 0,43-81 44 0 0,-42 93 0 0 0,-19 34-56 0 0,-10 13-4 0 0,0 1 1 0 0,0-1-1 0 0,1 1 1 0 0,-1-1-1 0 0,0 1 1 0 0,1-1-1 0 0,-1 1 1 0 0,0-1-1 0 0,1 1 1 0 0,-1-1-1 0 0,1 1 1 0 0,-1-1-1 0 0,1 1 1 0 0,-1-1-1 0 0,1 1 1 0 0,-1 0-1 0 0,1-1 1 0 0,-1 1-1 0 0,1 0 1 0 0,0 0-1 0 0,-1 0 1 0 0,1-1-1 0 0,-1 1 1 0 0,1 0-1 0 0,0 0 0 0 0,-1 0 1 0 0,1 0-1 0 0,-1 0 1 0 0,1 0-1 0 0,0 0 1 0 0,-1 0-1 0 0,1 0 1 0 0,0 0-1 0 0,-1 0 1 0 0,1 1-1 0 0,-1-1 1 0 0,1 0-1 0 0,0 1 1 0 0,21 24-8 0 0,-15-12 18 0 0,-2 13-107 0 0,-2 0 0 0 0,0 1 0 0 0,-2 38 0 0 0,-1-59-58 0 0,-1-2-29 0 0,-1 12-1 0 0,1-12 9 0 0,7-16-876 0 0,13-24 970 0 0,37-55 0 0 0,-54 88 164 0 0,6-6-41 0 0,-8 8-36 0 0,0 1-1 0 0,0 0 0 0 0,0 0 1 0 0,1-1-1 0 0,-1 1 1 0 0,0 0-1 0 0,1 0 0 0 0,-1 0 1 0 0,0-1-1 0 0,1 1 0 0 0,-1 0 1 0 0,0 0-1 0 0,1 0 1 0 0,-1 0-1 0 0,0 0 0 0 0,1 0 1 0 0,-1 0-1 0 0,0 0 1 0 0,1-1-1 0 0,-1 1 0 0 0,0 0 1 0 0,1 1-1 0 0,-1-1 0 0 0,0 0 1 0 0,1 0-1 0 0,-1 0 1 0 0,0 0-1 0 0,1 0 0 0 0,-1 0 1 0 0,0 0-1 0 0,1 0 0 0 0,-1 1 1 0 0,0-1-1 0 0,1 0 1 0 0,-1 0-1 0 0,0 0 0 0 0,1 1 1 0 0,-1-1-1 0 0,0 0 1 0 0,1 1-1 0 0,19 29-55 0 0,-18-28-128 0 0,-1 1 0 0 0,0-1 1 0 0,0 1-1 0 0,0 0 0 0 0,0-1 1 0 0,0 1-1 0 0,0 0 0 0 0,-1-1 1 0 0,0 1-1 0 0,1 0 0 0 0,-1 0 1 0 0,0 0-1 0 0,0-1 0 0 0,-1 1 1 0 0,1 0-1 0 0,0 0 0 0 0,-1-1 1 0 0,-1 4-1 0 0,0 9-1344 0 0,2-11-2251 0 0,1 14 184 0 0</inkml:trace>
+  <inkml:trace contextRef="#ctx0" brushRef="#br0" timeOffset="372.36">488 359 520 0 0,'1'-7'1709'0'0,"-1"-18"-230"0"0,0-11 7407 0 0,0 25-4083 0 0,0 10-4711 0 0,0 0 1 0 0,-1 0-1 0 0,1 1 0 0 0,-1-1 0 0 0,0 0 1 0 0,1 0-1 0 0,-1 1 0 0 0,1-1 1 0 0,-1 0-1 0 0,0 1 0 0 0,0-1 1 0 0,1 1-1 0 0,-1-1 0 0 0,0 1 0 0 0,0-1 1 0 0,-1 1-1 0 0,-8 3 3072 0 0,0 6-2769 0 0,-1 1 1 0 0,1 0-1 0 0,1 0 0 0 0,0 1 0 0 0,1 1 1 0 0,-13 22-1 0 0,19-31-184 0 0,2 3-74 0 0,0 1-171 0 0,1 1 0 0 0,-1 0 0 0 0,2 0-1 0 0,2 11 1 0 0,-2-15-160 0 0,3-2-231 0 0,14 3 234 0 0,-14-3 33 0 0,3-6-274 0 0,21-12 313 0 0,-26 13 128 0 0,1-1-1 0 0,0 1 0 0 0,-1-1 0 0 0,0 1 1 0 0,0-1-1 0 0,0 0 0 0 0,0 0 0 0 0,-1-1 0 0 0,1 1 1 0 0,-1 0-1 0 0,0-1 0 0 0,1-5 0 0 0,-1 5 84 0 0,0 2 154 0 0,4-17 446 0 0,-5 16 2696 0 0,5 46-10100 0 0,-3-29 6136 0 0,-2-2-1526 0 0,11-2-7159 0 0</inkml:trace>
+  <inkml:trace contextRef="#ctx0" brushRef="#br0" timeOffset="1167.95">608 374 796 0 0,'3'-5'1662'0'0,"16"-41"3452"0"0,-18 42-3280 0 0,2-4 682 0 0,0-1-1285 0 0,0 3 3126 0 0,-1 4-4059 0 0,0 0 0 0 0,0 1 0 0 0,0-1 0 0 0,0 1-1 0 0,0-1 1 0 0,0 1 0 0 0,0-1 0 0 0,0 1 0 0 0,0 0 0 0 0,1 0 0 0 0,-1 0 0 0 0,0 1 0 0 0,5-2 0 0 0,-2 1 1222 0 0,3 4-874 0 0,-5-1-587 0 0,2-1 100 0 0,-1 0-1 0 0,1 1 0 0 0,-1 0 0 0 0,1 0 0 0 0,-1 0 1 0 0,0 0-1 0 0,0 1 0 0 0,0 0 0 0 0,0 0 1 0 0,0 0-1 0 0,6 6 0 0 0,5 26 775 0 0,-15-32-595 0 0,-1 4-259 0 0,-5 17-58 0 0,4-18-21 0 0,2-6 1 0 0,0 1-1 0 0,-1-1 0 0 0,1 0 1 0 0,0 0-1 0 0,-1 0 0 0 0,1 0 0 0 0,0 0 1 0 0,0 0-1 0 0,-1 0 0 0 0,1 1 0 0 0,0-1 1 0 0,-1 0-1 0 0,1 0 0 0 0,0 0 0 0 0,0 1 1 0 0,-1-1-1 0 0,1 0 0 0 0,0 0 0 0 0,0 1 1 0 0,0-1-1 0 0,-1 0 0 0 0,1 1 0 0 0,0-1 1 0 0,0 0-1 0 0,0 1 0 0 0,0-1 0 0 0,0 0 1 0 0,0 0-1 0 0,-1 1 0 0 0,1 0 1 0 0,0 0 0 0 0,0 0-1 0 0,-1-1 1 0 0,1 1 0 0 0,0 0 0 0 0,-1 0 0 0 0,1-1-1 0 0,-1 1 1 0 0,1-1 0 0 0,-1 1 0 0 0,1 0 0 0 0,-1-1-1 0 0,1 1 1 0 0,-1-1 0 0 0,0 1 0 0 0,1-1-1 0 0,-1 1 1 0 0,0-1 0 0 0,-1 1 0 0 0,-11 6 3 0 0,9-6 66 0 0,-3-4-43 0 0,-25-11 8 0 0,25 11 139 0 0,14-6-173 0 0,-1 0-9 0 0,-3 6 2 0 0,-1-1-1 0 0,0 1 0 0 0,1 0 1 0 0,0 0-1 0 0,0 0 0 0 0,0 0 1 0 0,0 0-1 0 0,0 0 1 0 0,0 1-1 0 0,1 0 0 0 0,-1 0 1 0 0,1 0-1 0 0,6-3 1 0 0,24-4-1432 0 0,42-5 0 0 0,9-4-870 0 0,-81 17 2132 0 0,6-3 304 0 0,-2 4 5970 0 0,-44 30-6432 0 0,27-23-30 0 0,22-10-3211 0 0,38-13 3797 0 0,-38 13 476 0 0,-11 0-105 0 0,4-5-696 0 0,-6 8 141 0 0,0 0-1 0 0,0 0 0 0 0,0 0 1 0 0,0 0-1 0 0,0 0 0 0 0,1-1 1 0 0,-1 1-1 0 0,0 0 0 0 0,0 0 1 0 0,0 0-1 0 0,0 0 0 0 0,0 0 1 0 0,0 0-1 0 0,1 0 0 0 0,-1 0 1 0 0,0 0-1 0 0,0 0 0 0 0,0 0 1 0 0,0 0-1 0 0,0 0 0 0 0,1 0 1 0 0,-1 0-1 0 0,0 0 0 0 0,0 1 0 0 0,0-1 1 0 0,0 0-1 0 0,0 0 0 0 0,0 0 1 0 0,0 0-1 0 0,1 0 0 0 0,-1 0 1 0 0,0 0-1 0 0,0 0 0 0 0,0 0 1 0 0,0 0-1 0 0,0 1 0 0 0,0-1 1 0 0,0 0-1 0 0,0 0 0 0 0,0 0 1 0 0,0 0-1 0 0,1 0 0 0 0,-1 0 1 0 0,0 0-1 0 0,0 1 0 0 0,0-1 1 0 0,0 0-1 0 0,0 0 0 0 0,0 0 1 0 0,0 0-1 0 0,0 0 0 0 0,0 1 1 0 0,0-1-1 0 0,0 0 0 0 0,0 0 1 0 0,0 0-1 0 0,0 0 0 0 0,0 0 1 0 0,0 0-1 0 0,-1 1 0 0 0,1-1 1 0 0,6 37 108 0 0,-5-34-129 0 0,-1 0 0 0 0,1 0 0 0 0,-1 0 0 0 0,0-1 0 0 0,0 1 0 0 0,0 0 0 0 0,0 0 0 0 0,0 0 0 0 0,-1-1 0 0 0,1 1 0 0 0,-1 0 0 0 0,-1 3 0 0 0,-1 6 24 0 0,0 14 1 0 0,-3 25 153 0 0,-2-1-1 0 0,-19 61 1 0 0,20-93-450 0 0,-2 1 1 0 0,0-1-1 0 0,-1-1 1 0 0,0 0 0 0 0,-1 0-1 0 0,-26 28 1 0 0,20-32-85 0 0,13-11 281 0 0,1 1-94 0 0,-2-11-395 0 0,-12-23 488 0 0,16 30 57 0 0,1 0-1 0 0,0 1 1 0 0,-1-1 0 0 0,1 1 0 0 0,0-1-1 0 0,-1 0 1 0 0,1 1 0 0 0,0-1 0 0 0,0 1-1 0 0,0-1 1 0 0,-1 0 0 0 0,1 1 0 0 0,0-1-1 0 0,0 0 1 0 0,0 1 0 0 0,0-1-1 0 0,0 0 1 0 0,0 0 0 0 0,0 1 0 0 0,1-1-1 0 0,-1 0 1 0 0,0 1 0 0 0,0-1 0 0 0,1 0-1 0 0,6-29-123 0 0,1 0 0 0 0,2 1 0 0 0,23-50 0 0 0,-19 56-395 0 0,2 0-1 0 0,0 1 0 0 0,1 1 1 0 0,1 1-1 0 0,1 0 0 0 0,22-17 1 0 0,89-64-3235 0 0,-128 99 3732 0 0,-1 2 43 0 0,1 0 0 0 0,-1-1 1 0 0,1 1-1 0 0,-1-1 0 0 0,0 1 0 0 0,1-1 1 0 0,-1 0-1 0 0,0 1 0 0 0,0-1 0 0 0,1 0 0 0 0,-1 0 1 0 0,2-2-1 0 0,-1 2 39 0 0,2-2 473 0 0,-1 1-268 0 0,7-5-10 0 0,-7 5 2388 0 0,-7 15-2351 0 0,-32 84-118 0 0,7-46-3895 0 0,27-48 2027 0 0,-3 0-2942 0 0,-3 6 935 0 0</inkml:trace>
+  <inkml:trace contextRef="#ctx0" brushRef="#br0" timeOffset="1324.84">1225 115 112 0 0,'0'0'2228'0'0,"-4"-37"3721"0"0,-1 10 287 0 0</inkml:trace>
+  <inkml:trace contextRef="#ctx0" brushRef="#br0" timeOffset="1655.44">1256 276 1792 0 0,'0'0'8726'0'0,"2"6"-7423"0"0,0 4-547 0 0,0 0 0 0 0,-1 1 0 0 0,0-1 0 0 0,0 1-1 0 0,-1-1 1 0 0,-3 22 0 0 0,-6 11 510 0 0,7-39-957 0 0,1 0-20 0 0,10-31 1947 0 0,-5 18-2218 0 0,0 1 0 0 0,1 0 0 0 0,0 1 1 0 0,0-1-1 0 0,1 1 0 0 0,7-8 0 0 0,-5 8 239 0 0,-1 1 0 0 0,1-1 0 0 0,0 1 0 0 0,1 1 0 0 0,0-1 0 0 0,10-4-1 0 0,3 4 640 0 0,-16 10-769 0 0,18 10-11 0 0,-17-7-18 0 0,-3 8-59 0 0,-5-5-178 0 0,-13 31-930 0 0,10-31-58 0 0,0-1 0 0 0,-1 0 0 0 0,-9 14 0 0 0,10-19 166 0 0,-1 4-439 0 0,-3 3-5478 0 0,-3 4 1560 0 0</inkml:trace>
+  <inkml:trace contextRef="#ctx0" brushRef="#br0" timeOffset="1841.83">1597 396 1448 0 0,'0'0'6429'0'0,"0"-6"-4550"0"0,4-21-191 0 0,-3 20-172 0 0,4 5-154 0 0,42-14 1720 0 0,-42 15-2506 0 0,1 0-262 0 0,33 0-894 0 0,-27 1-3038 0 0,2 1-3397 0 0,15 1 3030 0 0</inkml:trace>
+  <inkml:trace contextRef="#ctx0" brushRef="#br0" timeOffset="2104.31">1912 130 15541 0 0,'0'0'1083'0'0,"1"-7"-173"0"0,1-20-234 0 0,-1 20 4263 0 0,-1 23-4818 0 0,2 47-8 0 0,-1-56-83 0 0,-1 0-1 0 0,1-1 1 0 0,-2 1-1 0 0,1 0 0 0 0,-1 0 1 0 0,-2 10-1 0 0,-2 3 43 0 0,-14 64-906 0 0,12-47-2568 0 0,6-22-7500 0 0</inkml:trace>
+  <inkml:trace contextRef="#ctx0" brushRef="#br0" timeOffset="2401.09">2001 318 1304 0 0,'0'0'6187'0'0,"3"-3"-5243"0"0,13-9-63 0 0,-12 8 676 0 0,1 4-877 0 0,77-6 3330 0 0,-77 5-3448 0 0,-1-1 53 0 0,12-5 45 0 0,-12 5 6 0 0,-1 0 11 0 0,21-26 1886 0 0,-22 25-1067 0 0,-2 3-1185 0 0,3-13-157 0 0,-3 13-123 0 0,0 0 0 0 0,0 0-1 0 0,0-1 1 0 0,0 1-1 0 0,0 0 1 0 0,0 0 0 0 0,0 0-1 0 0,0-1 1 0 0,0 1-1 0 0,0 0 1 0 0,0 0-1 0 0,0 0 1 0 0,-1-1 0 0 0,1 1-1 0 0,0 0 1 0 0,0 0-1 0 0,0 0 1 0 0,0-1 0 0 0,0 1-1 0 0,0 0 1 0 0,0 0-1 0 0,-1 0 1 0 0,1 0-1 0 0,0 0 1 0 0,0-1 0 0 0,0 1-1 0 0,-1 0 1 0 0,1 0-1 0 0,0 0 1 0 0,0 0-1 0 0,0 0 1 0 0,0 0 0 0 0,-1 0-1 0 0,1 0 1 0 0,0 0-1 0 0,0 0 1 0 0,-1 0 0 0 0,1 0-1 0 0,0 0 1 0 0,0 0-1 0 0,0 0 1 0 0,-1 0-1 0 0,1 0 1 0 0,0 0 0 0 0,0 0-1 0 0,0 0 1 0 0,-1 0-1 0 0,1 0 1 0 0,0 0-1 0 0,0 0 1 0 0,0 0 0 0 0,-1 0-1 0 0,1 0 1 0 0,0 1-1 0 0,0-1 1 0 0,0 0 0 0 0,0 0-1 0 0,-1 0 1 0 0,1 0-1 0 0,0 0 1 0 0,0 1-1 0 0,0-1 1 0 0,0 0 0 0 0,0 0-1 0 0,0 0 1 0 0,-1 1-1 0 0,-42 27 15 0 0,41-27-62 0 0,1 0 1 0 0,-1 0-1 0 0,0 0 1 0 0,1 0-1 0 0,-1 1 0 0 0,1-1 1 0 0,-1 0-1 0 0,1 1 1 0 0,-1 0-1 0 0,1-1 0 0 0,0 1 1 0 0,0 0-1 0 0,0-1 1 0 0,0 1-1 0 0,0 0 0 0 0,0 0 1 0 0,1 0-1 0 0,-1 0 1 0 0,0 0-1 0 0,1 0 0 0 0,0 0 1 0 0,-1 0-1 0 0,1 3 1 0 0,0-2 11 0 0,-1 1-205 0 0,5 1-677 0 0,12 15 505 0 0,-12-15-128 0 0,2-4-154 0 0,60 3-2181 0 0,-54-5 1245 0 0,-1 0 1 0 0,0-1 0 0 0,0-1-1 0 0,0 1 1 0 0,15-7-1 0 0,-21 7-64 0 0,-1 1-2947 0 0</inkml:trace>
+  <inkml:trace contextRef="#ctx0" brushRef="#br0" timeOffset="2805.82">2498 32 14881 0 0,'0'-7'1171'0'0,"-1"-9"-1240"0"0,0 8 772 0 0,-2 9 2654 0 0,-24 55-2460 0 0,3 2 1 0 0,-27 101-1 0 0,31-75-184 0 0,8-41-295 0 0,2 0 1 0 0,2 1-1 0 0,-3 71 1 0 0,11-111-322 0 0,1 2-45 0 0,-1-3-112 0 0,1 0 0 0 0,-1 0 0 0 0,1 0 0 0 0,-1 0 0 0 0,1 0 0 0 0,0 0 1 0 0,0 0-1 0 0,0 0 0 0 0,0 0 0 0 0,1 0 0 0 0,-1 0 0 0 0,1 0 0 0 0,0-1 0 0 0,3 5 0 0 0,14 3-268 0 0,-15-8-101 0 0,4-3-157 0 0,21-5-106 0 0,-28 6 622 0 0,1 0-1 0 0,-1 0 1 0 0,1 0 0 0 0,0-1-1 0 0,-1 1 1 0 0,1-1-1 0 0,-1 1 1 0 0,1-1-1 0 0,-1 0 1 0 0,0 0-1 0 0,1 1 1 0 0,-1-1 0 0 0,0 0-1 0 0,1 0 1 0 0,-1 0-1 0 0,0-1 1 0 0,2-1-1 0 0,2-2-165 0 0,0 0-6 0 0,1 0 0 0 0,-1-1 1 0 0,0 0-1 0 0,0 0 0 0 0,-1 0 0 0 0,0 0 0 0 0,0 0 0 0 0,0-1 0 0 0,-1 0 0 0 0,0 0 0 0 0,3-9 0 0 0,-4 11 220 0 0,0 0 0 0 0,-1-1 0 0 0,0 1 0 0 0,0 0 1 0 0,0-1-1 0 0,0 1 0 0 0,-1-1 0 0 0,0 1 0 0 0,0-1 0 0 0,0 1 0 0 0,-1 0 0 0 0,0-1 0 0 0,0 1 0 0 0,0-1 0 0 0,0 1 0 0 0,-1 0 0 0 0,-4-9 0 0 0,1 6 189 0 0,-1-1-1 0 0,0 0 1 0 0,0 1-1 0 0,-1 0 1 0 0,0 1 0 0 0,0 0-1 0 0,-12-10 1 0 0,-15-7 772 0 0,30 22-667 0 0,0-1 39 0 0,3 3-321 0 0,1 0 1 0 0,0 0-1 0 0,-1 0 1 0 0,1 0 0 0 0,-1 0-1 0 0,1-1 1 0 0,0 1-1 0 0,-1 0 1 0 0,1 0-1 0 0,0 0 1 0 0,-1 0 0 0 0,1 0-1 0 0,0-1 1 0 0,-1 1-1 0 0,1 0 1 0 0,0 0-1 0 0,-1-1 1 0 0,1 1 0 0 0,0 0-1 0 0,0 0 1 0 0,-1-1-1 0 0,1 1 1 0 0,0 0-1 0 0,0-1 1 0 0,-1 1 0 0 0,1 0-1 0 0,0-1 1 0 0,0 1-1 0 0,0 0 1 0 0,0-1 0 0 0,0 1-1 0 0,0-1 1 0 0,0 1-1 0 0,0 0 1 0 0,-1-1-1 0 0,1 1 1 0 0,0-1 0 0 0,1 1-1 0 0,-1 0 1 0 0,0-1-1 0 0,0 1 1 0 0,0 0-1 0 0,0-1 1 0 0,0 1 0 0 0,0-1-1 0 0,0 1 1 0 0,1 0-1 0 0,-1-1 1 0 0,0 1-1 0 0,0 0 1 0 0,0-1 0 0 0,1 1-1 0 0,-1 0 1 0 0,0 0-1 0 0,0-1 1 0 0,1 1 0 0 0,-1 0-1 0 0,14-11-601 0 0,-1 1-1 0 0,1 1 0 0 0,1 0 1 0 0,-1 1-1 0 0,18-7 0 0 0,2-1-1608 0 0,4-4-4318 0 0,-10 3 2367 0 0</inkml:trace>
+  <inkml:trace contextRef="#ctx0" brushRef="#br0" timeOffset="3028.58">2758 104 976 0 0,'8'-6'737'0'0,"-2"-1"0"0"0,1 0 0 0 0,-1 0-1 0 0,8-12 1 0 0,-11 14 172 0 0,0-1 0 0 0,0 0-1 0 0,0 1 1 0 0,-1-1 0 0 0,0 0-1 0 0,0-1 1 0 0,2-10 7703 0 0,-13 26-8198 0 0,-6 7-188 0 0,1 1 0 0 0,0 0 1 0 0,1 1-1 0 0,1 1 1 0 0,1 0-1 0 0,1 0 1 0 0,-9 25-1 0 0,14-33-245 0 0,1 1-1 0 0,1 1 1 0 0,0-1-1 0 0,0 0 1 0 0,1 1-1 0 0,1 0 1 0 0,0-1-1 0 0,1 1 1 0 0,0-1 0 0 0,1 1-1 0 0,3 16 1 0 0,-3-26-351 0 0,0 1 0 0 0,0-1 0 0 0,0 0 1 0 0,1 0-1 0 0,-1 0 0 0 0,1 0 0 0 0,-1-1 0 0 0,1 1 1 0 0,0 0-1 0 0,0-1 0 0 0,1 1 0 0 0,3 3 1 0 0,-4-5-11 0 0,8 6-4335 0 0,3-5 2585 0 0,-11-2 822 0 0,3 1-3349 0 0</inkml:trace>
+  <inkml:trace contextRef="#ctx0" brushRef="#br0" timeOffset="3152.14">2646 192 1236 0 0,'0'0'7485'0'0,"91"4"-7421"0"0,-54-8-176 0 0,-13 3-236 0 0,25-7-1556 0 0,-14-2-773 0 0,-12 3 617 0 0</inkml:trace>
+  <inkml:trace contextRef="#ctx0" brushRef="#br0" timeOffset="3700.05">3342 171 16562 0 0,'0'0'2883'0'0</inkml:trace>
+  <inkml:trace contextRef="#ctx0" brushRef="#br0" timeOffset="3840.88">3284 402 21066 0 0,'0'0'2328'0'0</inkml:trace>
 </inkml:ink>
 </file>
 
@@ -6084,27 +5880,32 @@
           <inkml:channel name="X" type="integer" min="-2.14748E9" max="2.14748E9" units="cm"/>
           <inkml:channel name="Y" type="integer" min="-2.14748E9" max="2.14748E9" units="cm"/>
           <inkml:channel name="F" type="integer" max="32767" units="dev"/>
+          <inkml:channel name="OA" type="integer" max="360" units="deg"/>
+          <inkml:channel name="OE" type="integer" max="90" units="deg"/>
         </inkml:traceFormat>
         <inkml:channelProperties>
           <inkml:channelProperty channel="X" name="resolution" value="1000" units="1/cm"/>
           <inkml:channelProperty channel="Y" name="resolution" value="1000" units="1/cm"/>
           <inkml:channelProperty channel="F" name="resolution" value="0" units="1/dev"/>
+          <inkml:channelProperty channel="OA" name="resolution" value="1000" units="1/deg"/>
+          <inkml:channelProperty channel="OE" name="resolution" value="1000" units="1/deg"/>
         </inkml:channelProperties>
       </inkml:inkSource>
-      <inkml:timestamp xml:id="ts0" timeString="2026-02-28T15:22:16.779"/>
+      <inkml:timestamp xml:id="ts0" timeString="2026-03-05T14:48:15.689"/>
     </inkml:context>
     <inkml:brush xml:id="br0">
       <inkml:brushProperty name="width" value="0.035" units="cm"/>
       <inkml:brushProperty name="height" value="0.035" units="cm"/>
     </inkml:brush>
   </inkml:definitions>
-  <inkml:trace contextRef="#ctx0" brushRef="#br0">131 298 2817,'0'0'8570,"0"-13"-6588,0-53 1230,-2 66-3056,1 0 1,-1 1-1,0-1 1,1 1-1,-1-1 1,0 1-1,1-1 1,-1 1-1,1 0 0,-1 0 1,1 0-1,-1 0 1,-1 1-1,-8 9-134,0 1-1,0 0 1,1 1-1,1 0 0,0 0 1,-11 23-1,16-28-26,0 0 0,0 0-1,1 1 1,1 0-1,-1 0 1,1 0 0,1 0-1,0 0 1,0 0 0,0 0-1,2 0 1,-1 0-1,2 12 1,0-18-97,-1-1-1,0 1 1,1 0 0,-1-1 0,1 1-1,0 0 1,0-1 0,0 0 0,0 0-1,1 1 1,-1-1 0,1 0 0,-1-1-1,1 1 1,-1 0 0,1-1 0,0 0-1,0 1 1,0-1 0,0 0 0,0-1-1,0 1 1,0 0 0,0-1 0,6 1-1,8 0-1542,0 0 0,1-1 0,18-2 0,9-4-3272</inkml:trace>
-  <inkml:trace contextRef="#ctx0" brushRef="#br0" timeOffset="298.04">354 325 8724,'0'0'3863,"-15"9"-3754,-44 33 52,57-41-144,0 1 0,-1 0 0,2 0 0,-1 0 0,0 1 0,0-1 0,1 0 0,-1 1 0,1-1 0,-1 1 0,1 0 0,0-1 0,0 1 0,1 0 0,-1-1 0,0 1 0,1 0 0,0 0 0,-1 0 0,1 0 0,1 0 0,-1-1 0,0 4 0,1 6 28,-1-11-40,0 0-1,0 0 1,0 0-1,1 0 1,-1 1-1,0-1 1,1 0-1,-1 0 1,0 0 0,1 0-1,-1 0 1,1 0-1,0 0 1,-1 0-1,1 0 1,0 0-1,0-1 1,-1 1-1,1 0 1,0 0-1,0-1 1,0 1 0,0 0-1,1 0 1,2 0-34,-1 1-1,1-1 1,-1 0 0,1 0 0,0 0 0,-1-1 0,8 1 0,-4-1-56,0 0 0,0 0 1,0-1-1,0 0 1,0 0-1,0 0 1,0-1-1,9-4 1,-12 3 109,1 0 1,-1 0 0,0-1-1,0 0 1,0 0 0,0 0-1,-1 0 1,0 0 0,1-1-1,-2 1 1,1-1 0,0 0-1,-1 0 1,0 0 0,0 0-1,-1-1 1,1 1 0,-1 0-1,0-1 1,-1 1 0,1-1-1,-1 1 1,0 0 0,0-1-1,-1 1 1,0-1 0,0 1-1,-2-7 1,2 10-15,-1-1 0,0 1 0,0-1 0,0 1 0,0 0 0,-1 0 0,1 0 0,0 0 0,-1 0 0,0 0 0,1 1 0,-1 0 0,0-1 0,0 1 0,0 0 0,0 0 0,0 0 0,-4 0 0,4 0-301,-1 0-1,1 1 1,-1 0-1,1-1 1,-1 1-1,1 0 0,-1 1 1,1-1-1,-1 1 1,1-1-1,-1 1 1,1 0-1,-1 0 1,1 1-1,0-1 0,-4 3 1,-5 6-2279</inkml:trace>
-  <inkml:trace contextRef="#ctx0" brushRef="#br0" timeOffset="699.03">517 323 5683,'0'0'5632,"4"6"-5307,0 1-271,0 1 1,-1 0-1,0 0 1,0 1-1,-1-1 1,0 0-1,-1 1 1,0 0-1,0-1 1,-1 1-1,-1 16 1,1-2 67,-1-36 148,1 4-172,1 0 0,0 0 0,3-16 0,1 13-90,0 1 0,0-1-1,1 1 1,12-15 0,-16 23-26,-1 0 0,1 1 1,0-1-1,0 1 0,1 0 0,-1 0 1,0 0-1,1 0 0,-1 0 0,1 0 1,0 1-1,0-1 0,-1 1 1,1 0-1,0-1 0,0 2 0,0-1 1,0 0-1,0 0 0,1 1 0,-1 0 1,0-1-1,5 2 0,-7-1 13,0 1 1,0 0-1,0-1 0,0 1 0,0 0 0,0 0 1,0 0-1,0 0 0,0 0 0,0 0 0,0 0 1,-1 0-1,1 0 0,0 0 0,-1 1 0,1-1 1,-1 0-1,0 0 0,1 1 0,-1-1 1,0 0-1,0 0 0,1 1 0,-1-1 0,-1 3 1,2 42-57,-2-34 43,1 3-1121,-1 0 0,0 0 0,-7 29 0,6-26-1591</inkml:trace>
-  <inkml:trace contextRef="#ctx0" brushRef="#br0" timeOffset="898.35">771 164 160,'0'0'16183,"8"-37"-16118,-5 71 111,2 10 16,0 5-112,-4 1-80,6-2 0,-3-5-224,0-9-2033,2-12-2177,-1-10 528</inkml:trace>
-  <inkml:trace contextRef="#ctx0" brushRef="#br0" timeOffset="1391.12">778 349 6195,'0'0'4026,"7"-12"-3407,25-38 136,-31 48-713,0 1 1,0 0 0,0 0 0,0 0-1,0 0 1,0 0 0,0 0 0,0 0 0,1 0-1,-1 0 1,0 1 0,1-1 0,-1 0-1,1 1 1,-1-1 0,1 1 0,-1 0 0,1-1-1,-1 1 1,1 0 0,-1 0 0,1 0-1,-1 0 1,1 0 0,-1 0 0,1 1-1,-1-1 1,1 0 0,-1 1 0,3 0 0,-2 0-4,1 1 0,-1-1 0,0 1 0,1-1 1,-1 1-1,0 0 0,0 0 0,0 0 0,0 0 1,0 0-1,0 0 0,1 3 0,0 4-17,1-1 0,-2 1-1,1 0 1,-1-1 0,0 1 0,-1 0-1,0 0 1,-1 0 0,1 0 0,-2 0-1,1 0 1,-3 10 0,3-18-35,0 0-1,-1 0 1,1 0 0,0 0 0,-1 0-1,1 0 1,-1 0 0,1 0-1,-1 0 1,0 0 0,1 0 0,-1-1-1,0 1 1,1 0 0,-1 0 0,-1 0-1,-4-2-198,4-10 114,3 1-46,0 0 0,0-1 0,1 1 0,0 0 0,1 1 0,0-1 0,1 0 0,0 1 0,0 0 0,1 0 0,0 0 1,0 0-1,1 1 0,1 0 0,-1 0 0,1 1 0,0-1 0,1 2 0,15-12 0,-22 17 129,0 0 0,1 0 0,-1 0 0,1 0-1,0 0 1,-1 1 0,1-1 0,-1 0 0,1 1 0,0-1 0,0 1-1,-1 0 1,1 0 0,0-1 0,0 1 0,2 0 0,-3 1 6,0-1 1,0 0 0,0 1 0,-1-1-1,1 1 1,0-1 0,0 1 0,0 0-1,0-1 1,0 1 0,-1 0-1,1 0 1,0-1 0,-1 1 0,1 0-1,-1 0 1,1 0 0,-1 0-1,1 0 1,0 1 0,1 7-7,0 0 1,0 0 0,-1-1-1,0 1 1,-1 13-1,2 6 112,-1-26-103,-1 1 0,1-1 0,0 1 0,-1-1 0,1 1 0,1-1 0,-1 0 0,0 1 0,0-1 0,1 0 0,-1 0 0,1 0 0,0 0 0,0 0 0,-1-1 0,1 1 0,0 0 0,1-1 0,-1 1 0,0-1 1,0 0-1,1 0 0,-1 0 0,0 0 0,1 0 0,-1 0 0,1-1 0,-1 1 0,1-1 0,0 0 0,-1 1 0,1-1 0,-1-1 0,1 1 0,2-1 0,-2 1 25,0 0 0,0-1 0,0 1-1,-1-1 1,1 0 0,0 0 0,-1 0 0,1 0-1,0-1 1,-1 1 0,0-1 0,1 1-1,-1-1 1,0 0 0,0 0 0,0 0 0,0 0-1,0 0 1,0-1 0,-1 1 0,1 0 0,-1-1-1,0 0 1,1 1 0,-1-1 0,0 1-1,-1-1 1,1 0 0,0 0 0,-1 0 0,1-5-1,-1 5 171,0-1 1,0 0-1,0 1 0,-1-1 0,0 1 0,1-1 0,-1 1 0,0-1 0,-1 1 0,1 0 0,-1-1 0,1 1 0,-1 0 0,0 0 0,-4-5 1,3 5-71,-1 0 0,0 0 1,0 0-1,0 1 1,0-1-1,0 1 0,-1 0 1,1 0-1,-1 0 1,1 1-1,-9-2 0,2 1-113,0 0-1,0 1 0,-13-1 0,1 4-3224</inkml:trace>
-  <inkml:trace contextRef="#ctx0" brushRef="#br0" timeOffset="1598.65">1225 15 7331,'0'0'10005,"36"-14"-9717,-34 59 96,-2 10-80,0 4-304,0 4-64,0-1-16,0-5-2897,4-14-2289,15-15-193</inkml:trace>
-  <inkml:trace contextRef="#ctx0" brushRef="#br0" timeOffset="1888.54">1439 342 9316,'0'0'942,"6"-16"1038,3-5-1458,4-7 427,-2 0 0,10-37 0,-19 58-458,-1 0 0,0 0 0,0-1 0,0 1 0,-1 0 0,-1-9 0,1 15-442,-1-1-1,1 1 0,0 0 1,0 0-1,-1-1 0,1 1 1,-1 0-1,1 0 0,-1 0 1,1 0-1,-1 0 0,0 0 0,1 0 1,-1 0-1,0 0 0,0 0 1,0 0-1,0 0 0,0 0 1,0 1-1,0-1 0,0 0 1,0 1-1,0-1 0,0 1 1,0-1-1,-1 1 0,1 0 1,0-1-1,0 1 0,-1 0 0,1 0 1,0 0-1,0 0 0,-1 0 1,1 0-1,0 0 0,0 0 1,0 1-1,-1-1 0,-1 1 1,2 0-62,-1-1 1,1 1-1,0 0 0,-1 0 1,1 0-1,0 0 1,0 0-1,0 0 1,0 0-1,0 1 1,0-1-1,0 0 1,1 0-1,-1 1 0,0-1 1,1 0-1,-1 1 1,0-1-1,1 1 1,0-1-1,-1 1 1,1-1-1,0 1 1,0-1-1,0 1 0,0-1 1,0 1-1,0-1 1,0 1-1,1 1 1,0 2-37,-1-1 0,1 1 1,0 0-1,0-1 1,0 1-1,1-1 0,-1 1 1,1-1-1,3 5 1,5 3-161,0-1 1,1-1 0,0 0-1,24 16 1,13 12 100,-48-38 95,1 0 0,-1 1 1,0-1-1,1 0 1,-1 1-1,0-1 0,0 1 1,1-1-1,-1 0 0,0 1 1,0-1-1,0 1 0,0-1 1,1 1-1,-1-1 0,0 0 1,0 1-1,0-1 1,0 1-1,0-1 0,0 1 1,0-1-1,0 1 0,0-1 1,-1 1-1,1-1 0,0 0 1,0 1-1,0-1 1,0 1-1,-1-1 0,1 0 1,0 1-1,0-1 0,-1 1 1,1-1-1,0 0 0,-1 1 1,1-1-1,0 0 0,-1 0 1,1 1-1,0-1 1,-1 0-1,1 0 0,-1 1 1,1-1-1,-1 0 0,-26 12-1660,22-10 1060,-35 12-3967,-7 3-1300</inkml:trace>
+  <inkml:trace contextRef="#ctx0" brushRef="#br0">23 181 1612 0 0,'3'-9'4125'0'0,"-3"7"-3362"0"0,0 1 0 0 0,1-1 0 0 0,-1 1 0 0 0,1-1 0 0 0,-1 1 0 0 0,1-1 0 0 0,0 1 0 0 0,0-1 0 0 0,-1 1 0 0 0,1-1 0 0 0,0 1 0 0 0,0 0 0 0 0,2-3 0 0 0,-2 4-476 0 0,4 19-1653 0 0,-11 2-1302 0 0,-3-1-3378 0 0,3-7 2320 0 0</inkml:trace>
+  <inkml:trace contextRef="#ctx0" brushRef="#br0" timeOffset="156.55">20 339 188 0 0,'-17'-16'6901'0'0,"15"10"-3717"0"0,20 15-5612 0 0,-17 0-3365 0 0</inkml:trace>
+  <inkml:trace contextRef="#ctx0" brushRef="#br0" timeOffset="794.09">482 67 504 0 0,'2'-6'885'0'0,"1"1"0"0"0,0 0 0 0 0,0 0 0 0 0,0 0 0 0 0,0 0 1 0 0,1 0-1 0 0,0 1 0 0 0,0 0 0 0 0,0 0 0 0 0,0 0 0 0 0,1 0 0 0 0,0 1 0 0 0,5-4 0 0 0,-9 7-788 0 0,0 0-1 0 0,-1 0 1 0 0,1 0-1 0 0,0 0 0 0 0,-1 0 1 0 0,1 0-1 0 0,0 0 1 0 0,0 0-1 0 0,-1 0 1 0 0,1 0-1 0 0,0 1 1 0 0,-1-1-1 0 0,1 0 0 0 0,-1 0 1 0 0,1 1-1 0 0,0-1 1 0 0,-1 1-1 0 0,1-1 1 0 0,-1 0-1 0 0,1 1 0 0 0,-1-1 1 0 0,1 1-1 0 0,-1-1 1 0 0,1 1-1 0 0,-1 0 1 0 0,1-1-1 0 0,-1 1 1 0 0,0-1-1 0 0,1 1 0 0 0,-1 0 1 0 0,0-1-1 0 0,0 1 1 0 0,1 0-1 0 0,-1-1 1 0 0,0 1-1 0 0,0 0 1 0 0,0-1-1 0 0,0 1 0 0 0,0 1 1 0 0,4 28 1017 0 0,-5-15-785 0 0,-2 0-1 0 0,0 1 1 0 0,-1-1 0 0 0,0-1 0 0 0,-1 1-1 0 0,-1 0 1 0 0,-13 24 0 0 0,11-23-1062 0 0,0 1 0 0 0,1 0 0 0 0,0 1 0 0 0,-5 27 0 0 0,11-31-2828 0 0,3-5-1967 0 0,1-3 1173 0 0</inkml:trace>
+  <inkml:trace contextRef="#ctx0" brushRef="#br0" timeOffset="1123.2">708 178 15137 0 0,'-10'-65'4345'0'0,"0"83"-4063"0"0,1-3-157 0 0,-2 9 94 0 0,4-11-121 0 0,1 0 0 0 0,1 0 0 0 0,-6 20 0 0 0,10-31-95 0 0,1 1-1 0 0,-1-1 1 0 0,1 0 0 0 0,-1 1-1 0 0,1-1 1 0 0,0 0 0 0 0,0 0 0 0 0,0 1-1 0 0,0-1 1 0 0,0 0 0 0 0,1 1-1 0 0,-1-1 1 0 0,1 0 0 0 0,-1 1 0 0 0,1-1-1 0 0,0 0 1 0 0,0 0 0 0 0,0 0-1 0 0,0 0 1 0 0,0 0 0 0 0,1 0 0 0 0,-1 0-1 0 0,0 0 1 0 0,1-1 0 0 0,0 1-1 0 0,-1 0 1 0 0,4 1 0 0 0,-3-1-27 0 0,1-1 0 0 0,1 1 0 0 0,-1-1 1 0 0,0 0-1 0 0,0 0 0 0 0,0 0 0 0 0,1 0 0 0 0,-1-1 1 0 0,0 1-1 0 0,1-1 0 0 0,-1 0 0 0 0,0 0 0 0 0,1 0 1 0 0,-1-1-1 0 0,0 1 0 0 0,1-1 0 0 0,-1 0 0 0 0,0 1 0 0 0,0-2 1 0 0,1 1-1 0 0,-1 0 0 0 0,0-1 0 0 0,0 1 0 0 0,4-4 1 0 0,0 1 1 0 0,-1-1 1 0 0,1 0 0 0 0,-1 0-1 0 0,0-1 1 0 0,0 0 0 0 0,-1 0-1 0 0,0 0 1 0 0,0-1-1 0 0,5-7 1 0 0,-6 5 24 0 0,0 1 1 0 0,0-1-1 0 0,-1 0 0 0 0,0 0 0 0 0,2-12 0 0 0,-4 19-9 0 0,0 1 0 0 0,-1-1 0 0 0,1 0 0 0 0,-1 0 0 0 0,0 0 0 0 0,0 0 0 0 0,0 1 0 0 0,0-1 0 0 0,0 0 0 0 0,0 0 0 0 0,0 0 0 0 0,0 0 0 0 0,-1 0 0 0 0,1 1 0 0 0,-1-1 0 0 0,1 0 0 0 0,-1 0 0 0 0,0 1 0 0 0,0-1 0 0 0,0 0 0 0 0,0 1 0 0 0,0-1 0 0 0,0 1 0 0 0,0-1 0 0 0,0 1 0 0 0,-1-1 0 0 0,1 1 0 0 0,-1 0 0 0 0,1 0 0 0 0,-1 0 0 0 0,1 0 0 0 0,-1 0 0 0 0,1 0 0 0 0,-3-1 0 0 0,0 2-184 0 0,1-1 1 0 0,-1 1 0 0 0,1 0-1 0 0,-1 0 1 0 0,1 1 0 0 0,-1-1-1 0 0,1 1 1 0 0,-1-1-1 0 0,1 1 1 0 0,-1 0 0 0 0,-5 3-1 0 0,-16 7-2697 0 0,5 1-4040 0 0,9-5 2714 0 0</inkml:trace>
+  <inkml:trace contextRef="#ctx0" brushRef="#br0" timeOffset="1373.32">1131 171 916 0 0,'2'-4'9097'0'0,"-2"17"-6592"0"0,-4 26-1203 0 0,-46 127 3146 0 0,0 1-1398 0 0,45-151-2782 0 0,-1 13-1176 0 0,6-29 249 0 0,2 0 390 0 0,-1 0 0 0 0,0 0 0 0 0,0 0 0 0 0,0-1-1 0 0,0 1 1 0 0,0-1 0 0 0,0 1 0 0 0,0-1 0 0 0,0 1 0 0 0,0-1-1 0 0,0 1 1 0 0,0-1 0 0 0,0 0 0 0 0,0 0 0 0 0,0 1 0 0 0,0-1-1 0 0,0 0 1 0 0,-1 0 0 0 0,1 0 0 0 0,1-2 0 0 0,12-27-7050 0 0,-8 13 3355 0 0</inkml:trace>
+  <inkml:trace contextRef="#ctx0" brushRef="#br0" timeOffset="1592.2">1085 438 3092 0 0,'12'-79'1347'0'0,"-10"51"298"0"0,12-48 1 0 0,-12 68-1297 0 0,0 1 1 0 0,1 0 0 0 0,0 0 0 0 0,0 0-1 0 0,0 1 1 0 0,1-1 0 0 0,0 1 0 0 0,0 0-1 0 0,1 0 1 0 0,-1 0 0 0 0,9-7-1 0 0,-7 8-160 0 0,0 1-1 0 0,0 1 0 0 0,1-1 1 0 0,0 1-1 0 0,-1 0 0 0 0,1 0 1 0 0,0 1-1 0 0,0 0 1 0 0,0 0-1 0 0,1 1 0 0 0,-1 0 1 0 0,9 0-1 0 0,-9 0-71 0 0,0 1-1 0 0,-1 0 1 0 0,1 1 0 0 0,-1 0-1 0 0,1 0 1 0 0,-1 0-1 0 0,1 0 1 0 0,7 4 0 0 0,-13-5-103 0 0,0 1 1 0 0,-1-1-1 0 0,1 0 1 0 0,0 1-1 0 0,-1-1 1 0 0,1 1-1 0 0,0-1 1 0 0,-1 1-1 0 0,1-1 1 0 0,-1 1-1 0 0,1-1 1 0 0,-1 1-1 0 0,1-1 1 0 0,-1 1-1 0 0,1 0 1 0 0,-1-1-1 0 0,1 1 0 0 0,-1 0 1 0 0,0 0-1 0 0,1-1 1 0 0,-1 1-1 0 0,0 0 1 0 0,0 0-1 0 0,0-1 1 0 0,0 1-1 0 0,0 0 1 0 0,1 0-1 0 0,-1 0 1 0 0,0-1-1 0 0,-1 1 1 0 0,1 0-1 0 0,0 0 1 0 0,0-1-1 0 0,0 1 1 0 0,0 0-1 0 0,-1 0 1 0 0,1-1-1 0 0,0 1 1 0 0,-1 0-1 0 0,1 0 1 0 0,0-1-1 0 0,-1 1 1 0 0,1 0-1 0 0,-1-1 1 0 0,1 1-1 0 0,-1-1 1 0 0,-1 2-1 0 0,-1 2 22 0 0,-1 1 0 0 0,-1-1 0 0 0,1 0 1 0 0,-1 0-1 0 0,-5 3 0 0 0,-10 5 186 0 0,-1 0 0 0 0,-24 8 1 0 0,-12 7-1882 0 0,22-6-3560 0 0</inkml:trace>
+  <inkml:trace contextRef="#ctx0" brushRef="#br0" timeOffset="1812.09">1386 162 580 0 0,'14'-12'2646'0'0,"-11"10"-1808"0"0,-1 0-1 0 0,1-1 1 0 0,0 1-1 0 0,-1 0 1 0 0,1 0 0 0 0,0 0-1 0 0,0 1 1 0 0,0-1-1 0 0,4-1 1 0 0,-5 3-703 0 0,-1 0 0 0 0,0 1 0 0 0,0-1 0 0 0,0 0 0 0 0,1 0 0 0 0,-1 1 1 0 0,0-1-1 0 0,0 0 0 0 0,0 1 0 0 0,1-1 0 0 0,-1 1 0 0 0,0 0 0 0 0,0-1 0 0 0,0 1 0 0 0,0 0 0 0 0,0 0 0 0 0,0-1 1 0 0,-1 1-1 0 0,1 0 0 0 0,0 0 0 0 0,0 0 0 0 0,0 0 0 0 0,-1 0 0 0 0,1 0 0 0 0,-1 1 0 0 0,1-1 0 0 0,-1 0 0 0 0,1 0 1 0 0,-1 0-1 0 0,0 0 0 0 0,1 3 0 0 0,6 12 670 0 0,0 1 0 0 0,2-1 0 0 0,0 0 0 0 0,18 23 0 0 0,-23-33-845 0 0,2 0-1 0 0,-1-1 1 0 0,0 0 0 0 0,1 0 0 0 0,12 7 0 0 0,-13-9-364 0 0,0-1-1 0 0,-1 1 1 0 0,1-1 0 0 0,0-1 0 0 0,1 1-1 0 0,-1-1 1 0 0,0 0 0 0 0,0 0-1 0 0,7 1 1 0 0,2-5-2666 0 0,-5-4-2399 0 0,0-1 1458 0 0</inkml:trace>
+  <inkml:trace contextRef="#ctx0" brushRef="#br0" timeOffset="1940.78">1674 253 4516 0 0,'2'-8'298'0'0,"0"-1"-1"0"0,0 1 0 0 0,-1-1 0 0 0,-1 0 0 0 0,1 1 0 0 0,-2-1 1 0 0,1 0-1 0 0,-1 1 0 0 0,0-1 0 0 0,-3-9 0 0 0,1 6 1424 0 0,-1 1 0 0 0,0 0-1 0 0,-10-20 1 0 0,14 31-1639 0 0,-1-1 1 0 0,1 1-1 0 0,-1 0 0 0 0,1 0 0 0 0,-1-1 1 0 0,1 1-1 0 0,-1 0 0 0 0,1 0 1 0 0,-1 0-1 0 0,0 0 0 0 0,1 0 0 0 0,-1 0 1 0 0,1 0-1 0 0,-1 0 0 0 0,1 0 1 0 0,-1 0-1 0 0,1 0 0 0 0,-1 0 0 0 0,1 1 1 0 0,-1-1-1 0 0,1 0 0 0 0,-1 0 1 0 0,1 0-1 0 0,-1 1 0 0 0,1-1 0 0 0,-1 0 1 0 0,1 1-1 0 0,-1-1 0 0 0,1 0 1 0 0,0 1-1 0 0,-1-1 0 0 0,1 0 0 0 0,-1 1 1 0 0,1-1-1 0 0,0 1 0 0 0,0-1 1 0 0,-1 2-1 0 0,-18 19 238 0 0,-87 127 728 0 0,38-44-3968 0 0,14-32-5102 0 0,24-38 3401 0 0</inkml:trace>
 </inkml:ink>
 </file>
 
@@ -6117,33 +5918,51 @@
           <inkml:channel name="X" type="integer" min="-2.14748E9" max="2.14748E9" units="cm"/>
           <inkml:channel name="Y" type="integer" min="-2.14748E9" max="2.14748E9" units="cm"/>
           <inkml:channel name="F" type="integer" max="32767" units="dev"/>
+          <inkml:channel name="OA" type="integer" max="360" units="deg"/>
+          <inkml:channel name="OE" type="integer" max="90" units="deg"/>
         </inkml:traceFormat>
         <inkml:channelProperties>
           <inkml:channelProperty channel="X" name="resolution" value="1000" units="1/cm"/>
           <inkml:channelProperty channel="Y" name="resolution" value="1000" units="1/cm"/>
           <inkml:channelProperty channel="F" name="resolution" value="0" units="1/dev"/>
+          <inkml:channelProperty channel="OA" name="resolution" value="1000" units="1/deg"/>
+          <inkml:channelProperty channel="OE" name="resolution" value="1000" units="1/deg"/>
         </inkml:channelProperties>
       </inkml:inkSource>
-      <inkml:timestamp xml:id="ts0" timeString="2026-02-28T15:22:11.160"/>
+      <inkml:timestamp xml:id="ts0" timeString="2026-03-05T14:47:51.950"/>
     </inkml:context>
     <inkml:brush xml:id="br0">
       <inkml:brushProperty name="width" value="0.035" units="cm"/>
       <inkml:brushProperty name="height" value="0.035" units="cm"/>
     </inkml:brush>
   </inkml:definitions>
-  <inkml:trace contextRef="#ctx0" brushRef="#br0">155 412 6835,'0'0'3989,"-15"4"-3883,3-1-98,6-2-6,0 0-1,1 1 0,-1-1 0,0 1 1,1 1-1,0-1 0,-1 1 0,1-1 1,0 2-1,0-1 0,1 0 0,-1 1 1,1 0-1,-8 8 0,6-4-2,0 1-1,1 0 1,-1 0 0,-5 16 0,10-22-63,-1 1 1,1 0-1,0-1 1,0 1-1,0 0 1,1-1-1,-1 1 1,1 0-1,0 0 1,0 0 0,0 0-1,1-1 1,-1 1-1,1 0 1,2 7-1,-2-10-34,1 1 0,-1 0 0,0-1 0,1 1 0,0-1 0,-1 1 0,1-1 0,0 0 0,0 0 0,0 0 0,0 0 0,0 0 0,0 0 0,0 0 0,0-1 0,0 1 0,0-1 0,0 1 0,0-1 0,1 0-1,-1 0 1,0 0 0,0 0 0,0 0 0,4-1 0,-2 0-43,1 1-1,-1-1 0,0 0 0,0 0 1,0 0-1,1 0 0,-1-1 0,0 0 1,0 0-1,-1 0 0,8-5 0,-5 1 187,-1-1 0,0 0 0,0 0 0,0 0 0,-1 0 0,0-1 0,-1 1 0,4-11 0,0-5 1464,6-38 0,-11 59 187,-1 13-876,0 34-740,2 11-147,-3-55-20,0 1 1,0-1-1,0 1 0,1-1 0,-1 0 0,1 1 0,-1-1 0,1 0 0,-1 1 0,1-1 0,0 0 0,0 0 1,0 1-1,0-1 0,0 0 0,0 0 0,0 0 0,0 0 0,0 0 0,0-1 0,0 1 0,1 0 0,-1 0 1,0-1-1,1 1 0,-1-1 0,0 1 0,1-1 0,2 1 0,0-1-294,-1 1 1,1-1-1,0 0 0,0 0 1,0 0-1,0-1 0,0 1 0,0-1 1,-1 0-1,6-2 0,17-11-2140</inkml:trace>
-  <inkml:trace contextRef="#ctx0" brushRef="#br0" timeOffset="335.34">340 495 224,'0'0'5341,"3"-12"-4106,11-37-167,-15 134 1183,1-84-2274,0-1 0,1 1 0,-1-1 0,0 1 0,1-1 0,-1 1 0,0-1 0,1 0 0,-1 1 0,1-1 0,-1 1 0,1-1 0,-1 0 0,1 1 0,-1-1 0,1 0-1,-1 0 1,1 0 0,-1 1 0,1-1 0,0 0 0,-1 0 0,1 0 0,-1 0 0,1 0 0,0 0 0,-1 0 0,1 0 0,-1 0 0,1 0 0,-1 0 0,1 0 0,0-1 0,0 1 0,1 0-82,1-1 0,-1 1 0,0-1 1,0 1-1,0-1 0,1 0 0,-1 0 1,0 0-1,3-2 0,-1-1 134,1-1 0,-1 0 1,-1 0-1,1 0 0,-1 0 0,0 0 0,0-1 0,0 0 1,-1 1-1,0-1 0,0 0 0,-1 0 0,2-9 1702,-3 34-1490,0-16-269,0 1 1,0-1-1,1 1 1,-1-1-1,1 1 1,0-1-1,0 1 1,0-1-1,0 0 1,1 0-1,-1 1 1,1-1-1,0 0 1,0 0-1,0 0 1,5 4-1,-4-4-266,0-1 0,0 0 0,0 0 0,0 0-1,0 0 1,1 0 0,-1-1 0,0 1 0,1-1 0,5 1 0,15 2-2457</inkml:trace>
-  <inkml:trace contextRef="#ctx0" brushRef="#br0" timeOffset="852.73">719 409 6675,'0'0'5637,"-10"-2"-5354,6 1-278,0 0 0,0 1 0,0-1 0,0 1 0,0 0 0,1 0 0,-1 0 0,0 1 0,0-1 0,0 1 0,0 0 0,1 0 0,-1 1 0,0-1 1,1 1-1,-1-1 0,1 1 0,0 0 0,-1 0 0,1 1 0,0-1 0,0 1 0,0-1 0,1 1 0,-4 4 0,3-4-32,1-1 1,0 1-1,0 0 1,-1 0-1,2 0 1,-1 1-1,0-1 1,1 0-1,-1 1 1,1-1-1,0 0 1,0 1-1,0 0 1,1-1-1,-1 8 1,1-11-19,1 1 0,-1-1 1,1 1-1,-1-1 1,1 1-1,-1-1 0,1 0 1,-1 1-1,1-1 1,-1 0-1,1 1 0,-1-1 1,1 0-1,0 1 1,-1-1-1,1 0 0,-1 0 1,1 0-1,0 0 1,-1 0-1,1 0 0,0 0 1,-1 0-1,1 0 1,0 0-1,0 0 0,24-1-551,-22 1 502,4-2-34,0 1-1,-1-1 0,1 0 0,0-1 1,-1 0-1,1 0 0,-1 0 0,0-1 1,0 0-1,0 0 0,0 0 1,-1-1-1,0 0 0,0 0 0,0 0 1,-1-1-1,1 1 0,-1-1 0,4-9 1,1 0 307,-1 0 1,-1-1-1,0 0 1,-1-1-1,0 0 1,4-30-1,-7-14 2553,-18 85-1560,9-9-1187,0-1 1,1 1 0,0 1-1,1-1 1,1 1 0,1 0-1,0-1 1,1 1 0,0 0 0,3 18-1,-2-31-107,0 0 0,0 0 0,1-1 0,0 1 0,-1 0 0,1 0 0,0-1 0,0 1 0,0 0 0,1-1 0,-1 1 0,1-1 0,-1 1 0,1-1 0,0 0 0,0 0 0,0 0 0,0 0 0,0 0 0,1 0 0,-1 0 0,1-1 0,-1 1 0,1-1 0,-1 0 0,1 0 0,0 0 0,-1 0 0,1 0 0,4 0 0,-3 0-127,1-1 0,-1 1 0,0-1 0,0 0 0,1 0 0,-1-1 0,0 1 0,0-1 0,1 0 0,-1 0 0,0-1 0,0 1 0,0-1 0,0 0-1,0 0 1,-1 0 0,1 0 0,-1-1 0,1 1 0,3-5 0,1-2 234,-1-1 0,0 1 0,-1-1-1,9-18 1,-13 23 495,1 0-1,-1 0 0,-1 0 1,1-1-1,-1 1 0,0 0 1,0-8-1,-1 12 607,0 9-104,0 75-1061,0-47-2900,0-25-331</inkml:trace>
-  <inkml:trace contextRef="#ctx0" brushRef="#br0" timeOffset="1027.38">1071 149 4738,'0'0'4946</inkml:trace>
-  <inkml:trace contextRef="#ctx0" brushRef="#br0" timeOffset="1249">1075 366 8596,'0'0'1689,"-4"14"-1428,-9 46-98,12-58-158,0 0 1,1 0-1,0 1 1,-1-1-1,1 0 0,0 0 1,0 0-1,0 0 1,0 0-1,0 1 1,1-1-1,-1 0 1,1 0-1,-1 0 0,1 0 1,0 0-1,0 0 1,0 0-1,0 0 1,0 0-1,0-1 0,1 1 1,-1 0-1,0-1 1,1 1-1,0-1 1,-1 1-1,1-1 0,0 0 1,0 1-1,-1-1 1,1 0-1,0 0 1,0-1-1,0 1 0,0 0 1,0-1-1,1 1 1,-1-1-1,0 1 1,0-1-1,0 0 0,4 0 1,1 0-46,-1 0-1,0 0 1,0-1 0,1 0-1,-1 0 1,0 0 0,0-1-1,0 0 1,0 0-1,0 0 1,-1-1 0,11-6-1,-13 6 62,-1 1-1,0-1 1,0 0-1,0 1 1,0-1-1,0 0 1,0 0-1,-1 0 1,1 0-1,-1-1 1,0 1-1,0 0 1,0 0-1,-1-1 0,1 1 1,-1-7-1,0 8 13,0 0-1,0 0 0,0 0 0,0 0 0,0 0 0,-1 0 0,1 0 1,-1 0-1,0 0 0,1 0 0,-1 1 0,0-1 0,0 0 1,0 0-1,0 1 0,0-1 0,-1 1 0,1-1 0,-1 1 1,1-1-1,-1 1 0,1 0 0,-1 0 0,1-1 0,-1 1 1,0 1-1,0-1 0,-3-1 0,-9-1-519,1 1 1,-1 0-1,0 1 0,1 1 0,-16 1 1,1-1-2639,8 0-2470</inkml:trace>
-  <inkml:trace contextRef="#ctx0" brushRef="#br0" timeOffset="1536.22">1554 0 12582,'0'0'5650,"0"67"-5634,-15 9 64,-4 5 161,-1 1-209,1-2-32,6-8 0,1-6-609,8-11-2080,3-12-2369,1-16-481</inkml:trace>
-  <inkml:trace contextRef="#ctx0" brushRef="#br0" timeOffset="1881.84">1801 265 10853,'0'0'2446,"4"13"-2299,0 6-142,0 2-10,1-1 1,1 0-1,0 0 0,12 23 0,-17-42-16,-1 0 0,1 0 0,-1 0-1,1 0 1,0 0 0,-1 0 0,1 0-1,0 0 1,0-1 0,-1 1 0,1 0-1,0 0 1,0-1 0,0 1-1,0-1 1,0 1 0,0-1 0,0 1-1,0-1 1,0 0 0,0 1 0,1-1-1,-1 0 1,0 0 0,0 0 0,0 0-1,0 0 1,0 0 0,0 0-1,0 0 1,1 0 0,-1-1 0,0 1-1,0 0 1,0-1 0,0 1 0,0 0-1,0-1 1,0 0 0,0 1 0,0-1-1,0 0 1,-1 1 0,1-1-1,0 0 1,0 0 0,0 0 0,-1 1-1,2-3 1,3-3 47,0 0-1,0 0 1,-1-1 0,0 0-1,5-10 1,-1-3 251,-1-1 1,-1-1 0,3-21-1,7-26-859,-14 66-2372,-2 8-704,0-3 3197,0 13-4055</inkml:trace>
-  <inkml:trace contextRef="#ctx0" brushRef="#br0" timeOffset="2054.74">2064 308 5010,'0'0'6563,"0"75"-6563,0-52 16,0-3-32,0-3-448,0-4-1473,0-6-288</inkml:trace>
-  <inkml:trace contextRef="#ctx0" brushRef="#br0" timeOffset="2179.44">2148 238 6131,'0'0'1969,"25"-86"-417,-20 77-1135,-2 9-417,-1 0-305,-1 6-1391,-1 14-337,0 4-1889</inkml:trace>
-  <inkml:trace contextRef="#ctx0" brushRef="#br0" timeOffset="2607.93">2342 304 11045,'0'0'3628,"-16"1"-3529,-49 6-16,62-6-76,0 0 0,0 0 0,0 1 1,0-1-1,0 0 0,0 1 0,0 0 0,0 0 0,1 0 1,-1 0-1,0 0 0,1 1 0,0-1 0,0 1 0,0-1 1,0 1-1,0 0 0,0 0 0,1 0 0,-1 0 1,-1 5-1,0 1 3,1 0 1,0-1-1,1 1 1,0 0 0,0 17-1,1-24-38,0-1 0,0 1-1,1-1 1,-1 1 0,0-1 0,1 0-1,-1 1 1,0-1 0,1 1 0,0-1-1,-1 0 1,1 1 0,0-1 0,0 0-1,0 0 1,-1 1 0,1-1 0,1 0-1,-1 0 1,0 0 0,0 0-1,0-1 1,2 2 0,1 0-133,-1-1-1,1 1 1,-1-1 0,1 0 0,-1 0-1,1-1 1,0 1 0,-1-1-1,7 0 1,-4 0-97,0 0-1,-1 0 0,1-1 1,0 0-1,-1 0 0,1 0 1,-1-1-1,1 0 0,-1 0 1,0-1-1,0 1 0,0-1 1,5-4-1,-3 0 170,-1-1 0,0 0 0,0 0 0,-1-1 0,0 0-1,-1 1 1,0-2 0,0 1 0,-1 0 0,3-13 0,1-14 1063,5-52 0,-9 53-101,-4 44 1238,-15 96 143,14-90-2531,1 1 0,1-1-1,0 1 1,1-1 0,0 1 0,5 16 0,-6-30 22,1 0 0,-1-1 0,1 1 0,0 0 0,0 0 0,0-1 0,0 1 0,0 0 0,0-1 0,1 1 0,-1-1 0,0 0 0,1 1 1,-1-1-1,1 0 0,-1 0 0,1 0 0,0 0 0,0 0 0,-1 0 0,1 0 0,0-1 0,0 1 0,0-1 0,0 1 0,0-1 0,3 0 0,13 1-2226</inkml:trace>
-  <inkml:trace contextRef="#ctx0" brushRef="#br0" timeOffset="2842.16">2525 443 2145,'0'0'5216,"14"-6"-4405,43-18 58,-54 23-664,1-1-1,-1 0 0,0 1 0,1-1 0,-1 0 1,0-1-1,0 1 0,0-1 0,-1 1 0,1-1 1,-1 0-1,1 0 0,-1 0 0,3-5 0,-3 4 571,-1 1 0,0 0 0,-1 0 0,1 0 0,0 0 0,-1 0 0,0-7 0,-1 10-746,-1 0 0,0 0-1,1 0 1,-1 0 0,0 1-1,1-1 1,-1 1 0,0-1 0,1 1-1,-1-1 1,-2 3 0,2-2-84,1 0 0,-1 0 0,1 1 0,-1-1 0,1 1 0,-1-1 0,1 1 0,0-1 0,0 1 0,0 0 0,0 0 0,0 0 1,0 0-1,0-1 0,1 1 0,-1 0 0,1 0 0,-1 0 0,1 0 0,0 0 0,0 0 0,0 1 0,0-1 0,0 0 1,0 0-1,1 0 0,-1 0 0,0 0 0,1 0 0,0 0 0,1 2 0,0-1-107,-1 0 1,1 0-1,1-1 0,-1 1 1,0-1-1,0 0 0,1 0 0,0 0 1,-1 0-1,1 0 0,0 0 1,0-1-1,0 0 0,0 1 0,0-1 1,0 0-1,0 0 0,0 0 1,4 0-1,64 1-7055,-33-2 2746</inkml:trace>
-  <inkml:trace contextRef="#ctx0" brushRef="#br0" timeOffset="3078.55">2892 355 3522,'0'0'11704,"1"-8"-10768,0 6-914,-1 0 0,1 0 0,-1 0 0,1 0 0,-1 0-1,0 0 1,0 0 0,0 0 0,0 0 0,-1 0 0,0-3 0,-5 9-4,-8 18-21,11-17-39,1 0 0,0 0 0,0-1 0,1 1 0,-1 0 0,1 0 0,0 1 0,0 7 0,1-11 19,0-1 0,0 1 0,0-1 0,0 1 0,0-1 1,0 0-1,0 1 0,1-1 0,-1 1 0,0-1 0,1 0 0,0 1 0,-1-1 0,1 0 0,0 0 1,-1 1-1,1-1 0,0 0 0,0 0 0,0 0 0,0 0 0,0 0 0,0 0 0,0 0 0,1 0 0,-1-1 1,0 1-1,0 0 0,1-1 0,-1 1 0,0-1 0,1 1 0,-1-1 0,2 1 0,0-1-43,-1 1-1,1-1 0,0 1 1,-1-1-1,1 0 0,-1 0 0,1 0 1,0 0-1,-1 0 0,1-1 1,-1 1-1,1-1 0,-1 0 1,1 1-1,-1-1 0,1 0 0,-1-1 1,0 1-1,0 0 0,1-1 1,-1 1-1,0-1 0,0 0 1,-1 1-1,3-4 0,-1 0 208,-1 0 1,0 0-1,0 0 0,0 0 0,-1-1 0,0 1 0,0-1 1,0 1-1,-1-1 0,0 1 0,0-7 0,0 8-31,0 1-1,0-1 0,0 1 1,-1-1-1,1 0 0,-1 1 0,-1-5 1,1 8-262,1-1 0,-1 0 0,1 0 0,-1 0 0,0 0 0,1 0 0,-1 1 0,0-1 0,0 0 0,0 1 0,1-1 0,-1 0 0,0 1 0,0-1 1,0 1-1,0-1 0,0 1 0,0 0 0,0-1 0,0 1 0,0 0 0,0 0 0,0 0 0,0 0 0,0 0 0,-2 0 0,-8 0-5357</inkml:trace>
-  <inkml:trace contextRef="#ctx0" brushRef="#br0" timeOffset="3237.36">3444 370 8708,'0'0'4002</inkml:trace>
+  <inkml:trace contextRef="#ctx0" brushRef="#br0">1056 1211 452 0 0,'-1'14'8759'0'0,"-6"61"-7484"0"0,-69 344 3810 0 0,36-221-2937 0 0,-21 266-1 0 0,34-134-631 0 0,-6-147-3734 0 0,30-176 83 0 0,2-11-2810 0 0,0-7 13 0 0,1 6 4927 0 0,3-17-4018 0 0</inkml:trace>
+  <inkml:trace contextRef="#ctx0" brushRef="#br0" timeOffset="1110.15">1120 1175 516 0 0,'0'-2'337'0'0,"-1"1"0"0"0,1-1-1 0 0,0 1 1 0 0,0-1 0 0 0,0 1 0 0 0,0-1 0 0 0,0 1 0 0 0,0-1-1 0 0,0 1 1 0 0,0-1 0 0 0,0 1 0 0 0,1-1 0 0 0,-1 1-1 0 0,0 0 1 0 0,1-1 0 0 0,0 1 0 0 0,-1 0 0 0 0,1-1-1 0 0,0 1 1 0 0,0 0 0 0 0,-1 0 0 0 0,1-1 0 0 0,0 1-1 0 0,0 0 1 0 0,2-1 0 0 0,1 0-102 0 0,-1 0-1 0 0,1 1 1 0 0,0-1-1 0 0,0 1 1 0 0,0 0-1 0 0,0 0 1 0 0,7-1-1 0 0,3 0 140 0 0,246-33 1933 0 0,2 3-1412 0 0,26-2-374 0 0,-68 17-271 0 0,-214 17-244 0 0,-1 0-1 0 0,0 0 1 0 0,0 1-1 0 0,1 0 1 0 0,-1 0-1 0 0,0 0 1 0 0,0 0 0 0 0,0 1-1 0 0,0 0 1 0 0,0 0-1 0 0,0 0 1 0 0,-1 1-1 0 0,1-1 1 0 0,0 1 0 0 0,-1 0-1 0 0,0 0 1 0 0,0 1-1 0 0,0 0 1 0 0,0-1-1 0 0,-1 1 1 0 0,1 0 0 0 0,-1 1-1 0 0,0-1 1 0 0,0 1-1 0 0,-1-1 1 0 0,4 8-1 0 0,2 8 72 0 0,0 0 1 0 0,-1 0-1 0 0,-1 1 0 0 0,-1-1 0 0 0,3 27 0 0 0,0 16 232 0 0,-3-1 0 0 0,-5 103 1 0 0,-26 126 295 0 0,2-41-223 0 0,-3 41 2 0 0,6-140-141 0 0,12-93-152 0 0,2-19-40 0 0,2-10-3 0 0,-4 58 0 0 0,12-74-7 0 0,-3-13-39 0 0,1 0-1 0 0,-1 1 1 0 0,0-1 0 0 0,0 0-1 0 0,0 1 1 0 0,1-1 0 0 0,-1 1-1 0 0,0-1 1 0 0,0 0 0 0 0,0 1-1 0 0,0-1 1 0 0,0 1 0 0 0,0-1 0 0 0,0 0-1 0 0,0 1 1 0 0,0-1 0 0 0,0 1-1 0 0,0-1 1 0 0,0 0 0 0 0,0 1-1 0 0,0-1 1 0 0,0 1 0 0 0,0-1-1 0 0,0 0 1 0 0,-1 1 0 0 0,1-1-1 0 0,0 1 1 0 0,0-1 0 0 0,0 0-1 0 0,-1 1 1 0 0,1-1 0 0 0,0 0 0 0 0,0 0-1 0 0,-1 1 1 0 0,1-1 0 0 0,0 0-1 0 0,-1 1 1 0 0,1-1 0 0 0,0 0-1 0 0,-1 0 1 0 0,1 0 0 0 0,-1 1-1 0 0,1-1 1 0 0,0 0 0 0 0,-1 0-1 0 0,1 0 1 0 0,0 0 0 0 0,-1 0 0 0 0,1 0-1 0 0,-1 0 1 0 0,1 0 0 0 0,-1 0-1 0 0,1 0 1 0 0,0 0 0 0 0,-1 0-1 0 0,1 0 1 0 0,-1 0 0 0 0,1 0-1 0 0,-1-1 1 0 0,-152 8 323 0 0,-156-15 1 0 0,-85 2 228 0 0,249 11-209 0 0,-254 23 356 0 0,357-23-738 0 0,1-1 0 0 0,-79-4 0 0 0,119 0-97 0 0,0 0 0 0 0,0-1 1 0 0,1 1-1 0 0,-1 0 0 0 0,0 0 1 0 0,1-1-1 0 0,-1 1 0 0 0,0 0 1 0 0,1 0-1 0 0,-1-1 0 0 0,1 1 1 0 0,-1-1-1 0 0,0 1 0 0 0,1-1 1 0 0,-1 1-1 0 0,1-1 0 0 0,-1 1 1 0 0,1-1-1 0 0,0 1 0 0 0,-1-1 1 0 0,1 0-1 0 0,-1 1 0 0 0,1-1 1 0 0,0 0-1 0 0,0 1 0 0 0,-1-1 1 0 0,1 0-1 0 0,0 1 0 0 0,0-1 1 0 0,0 0-1 0 0,0 1 0 0 0,0-3 1 0 0,2-21-9089 0 0,0 16 4980 0 0</inkml:trace>
+  <inkml:trace contextRef="#ctx0" brushRef="#br0" timeOffset="1815.73">334 568 184 0 0,'0'0'2386'0'0,"-2"15"3464"0"0,-8 51-4792 0 0,-24 125-997 0 0,3-67-3110 0 0,23-90 591 0 0,3-1 190 0 0</inkml:trace>
+  <inkml:trace contextRef="#ctx0" brushRef="#br0" timeOffset="1970.1">213 1331 176 0 0,'0'8'864'0'0,"0"-2"-48"0"0,2 1 560 0 0,-2 8-792 0 0,-1-4-56 0 0,0 0-68 0 0,0 3-112 0 0,-4 7-176 0 0,0-1-204 0 0,1 0-180 0 0,1 1-636 0 0,-3 0-920 0 0,1 1 412 0 0</inkml:trace>
+  <inkml:trace contextRef="#ctx0" brushRef="#br0" timeOffset="2139.45">128 2032 248 0 0,'1'26'3865'0'0,"1"-10"-3144"0"0,-1-1 0 0 0,0 1 0 0 0,-1 0 0 0 0,-3 19 0 0 0,-14 62-1142 0 0,4-27-3596 0 0,10-51 2169 0 0</inkml:trace>
+  <inkml:trace contextRef="#ctx0" brushRef="#br0" timeOffset="2298.68">42 2676 340 0 0,'-3'6'1712'0'0,"-6"1"-184"0"0,4 0-140 0 0,-1 1-131 0 0,1 2-153 0 0,3 0-80 0 0,1 2-124 0 0,3 2-112 0 0,2 4-188 0 0,-2 2-228 0 0,-1 2-292 0 0,-1 1-320 0 0,1 10-300 0 0,-3-11-436 0 0,-1 0-580 0 0,-1 12-1689 0 0,6-12 745 0 0</inkml:trace>
+  <inkml:trace contextRef="#ctx0" brushRef="#br0" timeOffset="2452.79">39 3216 576 0 0,'-3'4'1039'0'0,"-1"-1"1"0"0,1 1-1 0 0,0 0 0 0 0,0 0 0 0 0,0 0 1 0 0,0 0-1 0 0,1 1 0 0 0,0-1 0 0 0,-4 10 1 0 0,5-10-690 0 0,0 1-1 0 0,1-1 1 0 0,-1 1 0 0 0,1 0 0 0 0,0-1 0 0 0,1 10 0 0 0,0-2-450 0 0,-1 1 0 0 0,-3 23 0 0 0,0 3-1962 0 0,6-2-3519 0 0,2-19 2502 0 0</inkml:trace>
+  <inkml:trace contextRef="#ctx0" brushRef="#br0" timeOffset="2594.78">57 3613 1596 0 0,'-1'1'555'0'0,"-1"-1"1"0"0,0 1-1 0 0,0 0 0 0 0,1 0 1 0 0,-1-1-1 0 0,1 1 0 0 0,-1 1 0 0 0,1-1 1 0 0,-1 0-1 0 0,1 0 0 0 0,-1 0 0 0 0,1 1 1 0 0,0-1-1 0 0,-2 3 0 0 0,2-2-110 0 0,0 0-1 0 0,0 0 1 0 0,0 0-1 0 0,1 0 1 0 0,-1 1 0 0 0,0-1-1 0 0,1 0 1 0 0,-1 0-1 0 0,1 1 1 0 0,0 2-1 0 0,3 25-1027 0 0,6-3-7537 0 0,-4-16 4680 0 0</inkml:trace>
+  <inkml:trace contextRef="#ctx0" brushRef="#br0" timeOffset="2765.09">414 3811 1000 0 0,'3'-4'1221'0'0,"1"-1"1"0"0,0 1-1 0 0,0 0 0 0 0,0 0 0 0 0,1 0 1 0 0,0 0-1 0 0,-1 1 0 0 0,1 0 0 0 0,10-5 1 0 0,-8 5-536 0 0,1 1 0 0 0,0-1 1 0 0,0 1-1 0 0,0 0 0 0 0,0 1 0 0 0,11-1 1 0 0,-2 2-859 0 0,1 0 1 0 0,20 3 0 0 0,36 9-3829 0 0,16 1-3556 0 0,-64-13 4209 0 0</inkml:trace>
+  <inkml:trace contextRef="#ctx0" brushRef="#br0" timeOffset="2909.23">1094 3794 1236 0 0,'56'-8'7298'0'0,"-2"1"-152"0"0,-16 7-6175 0 0,30-1-2290 0 0,-18-1-6857 0 0,-27 2 4152 0 0</inkml:trace>
+  <inkml:trace contextRef="#ctx0" brushRef="#br0" timeOffset="3050.62">2042 3714 416 0 0,'3'-6'2176'0'0,"-1"0"-72"0"0,1 2 1645 0 0,0-2-2117 0 0,-2 1 1140 0 0,6-1-1664 0 0,-3 5 232 0 0,11-3-1184 0 0,-6 5-328 0 0,2 0-200 0 0,4 0-292 0 0,-2-3-356 0 0,0 5-1184 0 0,1-1-2392 0 0,8 3 1059 0 0</inkml:trace>
+  <inkml:trace contextRef="#ctx0" brushRef="#br0" timeOffset="3202.43">2634 3703 1464 0 0,'1'-4'2536'0'0,"1"-2"2133"0"0,0-2-2637 0 0,0 2-208 0 0,3 0-184 0 0,1 2-168 0 0,2-4-179 0 0,2 3-349 0 0,-3 3-420 0 0,4-3-456 0 0,2 2-436 0 0,-4 0-416 0 0,2-1-393 0 0,1-1-419 0 0,0-1-832 0 0,-2 1-2620 0 0,4 2 1159 0 0</inkml:trace>
+  <inkml:trace contextRef="#ctx0" brushRef="#br0" timeOffset="3345.3">2925 3544 784 0 0,'16'-62'9618'0'0,"-5"28"-7258"0"0,-4 0-4788 0 0,1 1-2686 0 0,-3 15 2178 0 0</inkml:trace>
+  <inkml:trace contextRef="#ctx0" brushRef="#br0" timeOffset="3567.72">3120 2309 15177 0 0,'-36'-155'1340'0'0,"33"143"-1406"0"0,0 0 0 0 0,1-1 0 0 0,0 1 0 0 0,1 0 0 0 0,0-1 0 0 0,1 1 1 0 0,0 0-1 0 0,1-1 0 0 0,1 1 0 0 0,0 0 0 0 0,0 0 0 0 0,7-20 0 0 0,1-7-2954 0 0,-1 1-3365 0 0,-3 21 2866 0 0</inkml:trace>
+  <inkml:trace contextRef="#ctx0" brushRef="#br0" timeOffset="3703.41">3133 1426 800 0 0,'-3'-18'1308'0'0,"3"4"-108"0"0,0 1-80 0 0,1-1-124 0 0,-1 0-103 0 0,0 0-121 0 0,2 2-164 0 0,-3-1-184 0 0,1 0-196 0 0,-1 0-220 0 0,0 1-220 0 0,1-7-200 0 0,-1 7-208 0 0,-1-8-568 0 0,4 2-1285 0 0,0 6 569 0 0</inkml:trace>
+  <inkml:trace contextRef="#ctx0" brushRef="#br0" timeOffset="3861.66">3117 755 1056 0 0,'0'-14'1452'0'0,"2"0"-56"0"0,1 0-144 0 0,3-4-135 0 0,-3 6-97 0 0,0-2-108 0 0,2 3-96 0 0,1-7-148 0 0,-2-1-176 0 0,-1 7-132 0 0,2-1-168 0 0,-1-5-136 0 0,-2 6-200 0 0,1-2-240 0 0,0-5-236 0 0,-2 6-988 0 0,0 1-1741 0 0,-1 1 769 0 0</inkml:trace>
+  <inkml:trace contextRef="#ctx0" brushRef="#br0" timeOffset="4083.57">3124 227 256 0 0,'8'-47'6306'0'0,"-4"33"-4319"0"0,-2-1 0 0 0,0 0 0 0 0,0 0 0 0 0,-1 0 0 0 0,-1-16 0 0 0,-2 29-2168 0 0,1 1 0 0 0,0 0 0 0 0,0 0 0 0 0,-1 0 0 0 0,1 0-1 0 0,0 0 1 0 0,-1 0 0 0 0,1 0 0 0 0,-1 0 0 0 0,1 0 0 0 0,-1 1-1 0 0,1-1 1 0 0,-1 1 0 0 0,0-1 0 0 0,1 1 0 0 0,-1 0-1 0 0,0-1 1 0 0,1 1 0 0 0,-1 0 0 0 0,0 0 0 0 0,-1 0 0 0 0,-3 0-502 0 0,-36-5-6142 0 0,20 4 2894 0 0</inkml:trace>
+  <inkml:trace contextRef="#ctx0" brushRef="#br0" timeOffset="4223.28">2678 29 528 0 0,'-92'-12'5549'0'0,"40"5"-3522"0"0,-1 1 0 0 0,-86 2 0 0 0,75 11-2062 0 0,-67 15 0 0 0,-54 7-7047 0 0,156-26 4264 0 0</inkml:trace>
+  <inkml:trace contextRef="#ctx0" brushRef="#br0" timeOffset="4362.36">1692 54 476 0 0,'-7'-5'8131'0'0,"-10"-6"-5777"0"0,9 11-2446 0 0,1-1 1 0 0,-1 1-1 0 0,0 1 1 0 0,1-1-1 0 0,-1 1 1 0 0,1 1-1 0 0,-1 0 1 0 0,-10 3-1 0 0,-4 1-395 0 0,-91 18-4799 0 0,75-16 2830 0 0</inkml:trace>
+  <inkml:trace contextRef="#ctx0" brushRef="#br0" timeOffset="4583.2">966 165 1080 0 0,'-26'-9'8505'0'0,"25"9"-7416"0"0,-24-4 2394 0 0,-6 13-4601 0 0,-48 20-1 0 0,6 3-6070 0 0,61-27 4526 0 0</inkml:trace>
+  <inkml:trace contextRef="#ctx0" brushRef="#br0" timeOffset="4734.56">646 161 424 0 0,'-3'-2'148'0'0,"1"-1"1"0"0,-1 1-1 0 0,0 1 1 0 0,0-1-1 0 0,0 0 1 0 0,0 1-1 0 0,-1 0 1 0 0,1-1-1 0 0,0 1 0 0 0,0 0 1 0 0,-1 1-1 0 0,1-1 1 0 0,-1 1-1 0 0,1-1 1 0 0,-1 1-1 0 0,1 0 0 0 0,0 0 1 0 0,-1 1-1 0 0,1-1 1 0 0,-1 1-1 0 0,1-1 1 0 0,0 1-1 0 0,-1 0 0 0 0,1 1 1 0 0,0-1-1 0 0,0 0 1 0 0,0 1-1 0 0,0 0 1 0 0,0 0-1 0 0,-5 4 0 0 0,-2 3-574 0 0,0 0 0 0 0,1 1 0 0 0,1 0 0 0 0,0 0 0 0 0,0 1 0 0 0,-11 20 0 0 0,13-19-725 0 0</inkml:trace>
+  <inkml:trace contextRef="#ctx0" brushRef="#br0" timeOffset="7169.79">2573 756 764 0 0,'0'0'3066'0'0,"4"-1"-1496"0"0,256-24 6314 0 0,138 14-3488 0 0,-231 16-3186 0 0,139 7 50 0 0,-221-7-1386 0 0,129 11-3288 0 0,-203-15 2024 0 0</inkml:trace>
+  <inkml:trace contextRef="#ctx0" brushRef="#br0" timeOffset="7451.3">3676 627 1192 0 0,'-6'-8'6851'0'0,"9"4"-2517"0"0,23 4-957 0 0,46 15-3871 0 0,-63-13 1456 0 0,82 18 31 0 0,-27-7-245 0 0,65 23 1 0 0,-122-35-643 0 0,-4-1-59 0 0,-1 1 0 0 0,1-1 0 0 0,-1 0 1 0 0,0 1-1 0 0,1 0 0 0 0,-1-1 0 0 0,0 1 0 0 0,1 0 1 0 0,-1 0-1 0 0,0 1 0 0 0,3 1 0 0 0,-6-1-18 0 0,0 1-1 0 0,0-1 0 0 0,0 0 0 0 0,-1-1 0 0 0,1 1 1 0 0,-1 0-1 0 0,1 0 0 0 0,-1 0 0 0 0,0-1 1 0 0,0 1-1 0 0,0-1 0 0 0,0 0 0 0 0,0 1 0 0 0,-3 0 1 0 0,2 0 1 0 0,-21 13-73 0 0,-112 80 435 0 0,120-82-1444 0 0,-27 31-1 0 0,33-32-392 0 0,2-1-1 0 0,-1 1 0 0 0,-10 22 1 0 0,11-14-3210 0 0,4-1 358 0 0</inkml:trace>
+  <inkml:trace contextRef="#ctx0" brushRef="#br0" timeOffset="8046.87">4503 885 21782 0 0,'8'-57'-93'0'0,"-2"4"3825"0"0,-5 52-2755 0 0,0 4-701 0 0,2 7-173 0 0,0 1-1 0 0,0-1 0 0 0,-1 1 0 0 0,-1 0 1 0 0,0-1-1 0 0,0 1 0 0 0,-2 20 1 0 0,-16 82 269 0 0,7-53-149 0 0,9-50-163 0 0,-1 1-1 0 0,0-1 1 0 0,-1 1 0 0 0,0-1 0 0 0,0 0 0 0 0,-1 0-1 0 0,0 0 1 0 0,-10 15 0 0 0,13-24-3 0 0,2-21-36 0 0,1 1 0 0 0,0 0 0 0 0,2 0 0 0 0,0 0 0 0 0,13-36 0 0 0,47-90 37 0 0,-27 67-42 0 0,-21 50-2 0 0,-16 28-44 0 0,11 3-70 0 0,-7 3 69 0 0,0 1 0 0 0,0 0 0 0 0,-1 0 0 0 0,0 1-1 0 0,0-1 1 0 0,-1 1 0 0 0,0-1 0 0 0,2 14 0 0 0,-1-2-180 0 0,-1 1 1 0 0,0 27-1 0 0,-8-7-84 0 0,4-22 13 0 0,22-44 249 0 0,-9 9 44 0 0,21-30 54 0 0,55-64 1 0 0,-75 95 48 0 0,-11 14-65 0 0,0 0 1 0 0,0 0 0 0 0,1 0-1 0 0,-1 0 1 0 0,0 0-1 0 0,1 0 1 0 0,-1 0 0 0 0,1 1-1 0 0,0-1 1 0 0,-1 1 0 0 0,1-1-1 0 0,0 1 1 0 0,0 0 0 0 0,0-1-1 0 0,0 1 1 0 0,4-1 0 0 0,-6 2-45 0 0,1 1 1 0 0,0-1 0 0 0,-1 0 0 0 0,1 1-1 0 0,0-1 1 0 0,-1 1 0 0 0,1 0 0 0 0,-1-1-1 0 0,1 1 1 0 0,-1-1 0 0 0,0 1-1 0 0,1 0 1 0 0,-1-1 0 0 0,1 1 0 0 0,-1 0-1 0 0,0-1 1 0 0,0 1 0 0 0,1 0 0 0 0,-1-1-1 0 0,0 1 1 0 0,0 0 0 0 0,0 0 0 0 0,0-1-1 0 0,0 1 1 0 0,0 0 0 0 0,0 0 0 0 0,0 1-1 0 0,0 23 65 0 0,0-24-62 0 0,-11 129-668 0 0,10-122 336 0 0,0-1 1 0 0,1 0-1 0 0,0 0 1 0 0,1 1-1 0 0,-1-1 1 0 0,1 0 0 0 0,1 0-1 0 0,1 7 1 0 0,-1-10-273 0 0,-1 0 0 0 0,1-1 1 0 0,-1 0-1 0 0,1 1 0 0 0,0-1 1 0 0,0 0-1 0 0,4 4 1 0 0,-4-4-479 0 0,1-1 1 0 0,-1 0 0 0 0,1 0 0 0 0,0 0 0 0 0,0 0 0 0 0,0 0-1 0 0,0 0 1 0 0,0-1 0 0 0,3 2 0 0 0,14 3-4278 0 0</inkml:trace>
+  <inkml:trace contextRef="#ctx0" brushRef="#br0" timeOffset="9225.4">5138 987 1368 0 0,'3'-4'653'0'0,"-1"-1"0"0"0,0 1 0 0 0,0-1 0 0 0,0 1 0 0 0,0-1 0 0 0,-1 0 0 0 0,0 0 0 0 0,0 1 0 0 0,0-1 0 0 0,-1 0 0 0 0,0-8 0 0 0,0 11-463 0 0,0 1 1 0 0,0-1-1 0 0,0 1 1 0 0,0-1-1 0 0,-1 1 0 0 0,1 0 1 0 0,-1-1-1 0 0,1 1 1 0 0,-1 0-1 0 0,1-1 1 0 0,-1 1-1 0 0,0 0 0 0 0,1 0 1 0 0,-1-1-1 0 0,0 1 1 0 0,0 0-1 0 0,0 0 0 0 0,0 0 1 0 0,0 0-1 0 0,0 0 1 0 0,0 0-1 0 0,-1 1 1 0 0,1-1-1 0 0,0 0 0 0 0,0 0 1 0 0,-1 1-1 0 0,1-1 1 0 0,0 1-1 0 0,-1-1 0 0 0,1 1 1 0 0,-1 0-1 0 0,1 0 1 0 0,0-1-1 0 0,-1 1 1 0 0,1 0-1 0 0,-1 0 0 0 0,1 0 1 0 0,-1 0-1 0 0,1 1 1 0 0,0-1-1 0 0,-1 0 0 0 0,1 1 1 0 0,-3 0-1 0 0,-6 2 233 0 0,1 0 0 0 0,0 0-1 0 0,-1 1 1 0 0,1 1 0 0 0,1-1-1 0 0,-1 1 1 0 0,1 1-1 0 0,-1 0 1 0 0,-10 10 0 0 0,15-12-285 0 0,-1-1 0 0 0,2 1 0 0 0,-1 0 0 0 0,0 1 0 0 0,1-1 0 0 0,0 0 0 0 0,0 1 0 0 0,0 0 0 0 0,0 0 0 0 0,1 0 0 0 0,0 0 0 0 0,0 0 0 0 0,0 0 0 0 0,1 0 0 0 0,-1 1 0 0 0,1-1 0 0 0,1 1 0 0 0,-1 10 0 0 0,1-15-137 0 0,0 0-1 0 0,0 0 1 0 0,0 0-1 0 0,0 0 1 0 0,1 0 0 0 0,-1 0-1 0 0,0 0 1 0 0,1 0-1 0 0,-1 0 1 0 0,1 0 0 0 0,-1 0-1 0 0,1 0 1 0 0,-1 0-1 0 0,1 0 1 0 0,0 0 0 0 0,-1-1-1 0 0,1 1 1 0 0,0 0-1 0 0,0 0 1 0 0,-1-1 0 0 0,1 1-1 0 0,0 0 1 0 0,0-1-1 0 0,0 1 1 0 0,1 0 0 0 0,1-1-23 0 0,-1 1 0 0 0,0-1 1 0 0,0 0-1 0 0,1 1 0 0 0,-1-1 1 0 0,0 0-1 0 0,1 0 0 0 0,-1-1 1 0 0,0 1-1 0 0,0 0 0 0 0,4-2 1 0 0,0 0-43 0 0,0 0 0 0 0,1 0 0 0 0,-1-1 0 0 0,-1 0 0 0 0,1 0 0 0 0,0 0 0 0 0,8-8 0 0 0,-7 4 281 0 0,-1-1 1 0 0,1 0-1 0 0,-1 0 1 0 0,-1-1-1 0 0,0 0 0 0 0,0 0 1 0 0,6-17-1 0 0,-10 25-3 0 0,-1 1-207 0 0,0 0 0 0 0,0 0 0 0 0,0 0 0 0 0,0 0 0 0 0,0 0 0 0 0,0 0 0 0 0,0 0 0 0 0,0 0 0 0 0,0 0-1 0 0,1 0 1 0 0,-1 0 0 0 0,0 0 0 0 0,0 0 0 0 0,0 0 0 0 0,0 0 0 0 0,0 0 0 0 0,0 0 0 0 0,0 0 0 0 0,0 0 0 0 0,0 0 0 0 0,0 0-1 0 0,1 0 1 0 0,-1 0 0 0 0,0 0 0 0 0,0 0 0 0 0,0 0 0 0 0,0 0 0 0 0,0 0 0 0 0,0 0 0 0 0,0 0 0 0 0,0 0 0 0 0,0 0 0 0 0,0 0-1 0 0,0-1 1 0 0,0 1 0 0 0,0 0 0 0 0,0 0 0 0 0,0 0 0 0 0,0 0 0 0 0,0 0 0 0 0,0 0 0 0 0,0 0 0 0 0,1 0 0 0 0,-1 0-1 0 0,0 0 1 0 0,0-1 0 0 0,0 1 0 0 0,0 0 0 0 0,0 0 0 0 0,-1 0 0 0 0,1 0 0 0 0,0 0 0 0 0,0 0 0 0 0,0 0 0 0 0,0 0 0 0 0,0 0-1 0 0,0 0 1 0 0,0-1 0 0 0,0 1 0 0 0,0 0 0 0 0,0 0 0 0 0,6 19-665 0 0,8 9-4960 0 0,-13-27 5361 0 0,0 0-1 0 0,0 0 1 0 0,0 0 0 0 0,0 0-1 0 0,0 0 1 0 0,0 0-1 0 0,0 0 1 0 0,0 0-1 0 0,0-1 1 0 0,1 1 0 0 0,-1 0-1 0 0,0-1 1 0 0,0 1-1 0 0,1-1 1 0 0,-1 1 0 0 0,0-1-1 0 0,1 0 1 0 0,-1 0-1 0 0,1 0 1 0 0,-1 1 0 0 0,0-1-1 0 0,1 0 1 0 0,-1-1-1 0 0,1 1 1 0 0,-1 0 0 0 0,0 0-1 0 0,1-1 1 0 0,-1 1-1 0 0,0 0 1 0 0,1-1-1 0 0,-1 1 1 0 0,0-1 0 0 0,0 0-1 0 0,0 1 1 0 0,1-1-1 0 0,-1 0 1 0 0,1-1 0 0 0,26-22 1006 0 0,-25 21-426 0 0,-1 0 0 0 0,1 0 0 0 0,0 0 0 0 0,0 0 0 0 0,0 1-1 0 0,1-1 1 0 0,-1 1 0 0 0,1 0 0 0 0,-1 0 0 0 0,1 0-1 0 0,0 0 1 0 0,0 1 0 0 0,-1 0 0 0 0,1 0 0 0 0,0 0 0 0 0,4-1-1 0 0,-5 3-173 0 0,0-1 0 0 0,0 1 0 0 0,-1 0 0 0 0,1 0 0 0 0,0 0 0 0 0,-1 1 0 0 0,1-1-1 0 0,-1 0 1 0 0,0 1 0 0 0,1 0 0 0 0,-1-1 0 0 0,0 1 0 0 0,0 0 0 0 0,0 0-1 0 0,0 0 1 0 0,0 1 0 0 0,-1-1 0 0 0,1 0 0 0 0,0 1 0 0 0,-1-1 0 0 0,1 3-1 0 0,1 1 19 0 0,0 0-1 0 0,0-1 1 0 0,-1 1-1 0 0,0 0 1 0 0,0 0-1 0 0,0 0 1 0 0,-1 0-1 0 0,1 9 1 0 0,-3-12-129 0 0,1-1 0 0 0,-1 1 0 0 0,0 0 0 0 0,0 0 1 0 0,-1-1-1 0 0,1 1 0 0 0,0-1 0 0 0,-1 1 0 0 0,0-1 1 0 0,0 1-1 0 0,1-1 0 0 0,-1 0 0 0 0,0 0 1 0 0,-1 0-1 0 0,1 0 0 0 0,0 0 0 0 0,0-1 0 0 0,-1 1 1 0 0,1-1-1 0 0,-1 1 0 0 0,0-1 0 0 0,1 0 0 0 0,-5 1 1 0 0,4-1-16 0 0,1 0-1 0 0,-1 0 1 0 0,1-1 0 0 0,-1 1 0 0 0,1-1 0 0 0,-1 0 0 0 0,1 1 0 0 0,-1-1 0 0 0,0-1 0 0 0,1 1 0 0 0,-6-1 0 0 0,7 1-12 0 0,0-1 1 0 0,-1 1 0 0 0,1-1-1 0 0,0 1 1 0 0,0-1 0 0 0,0 0-1 0 0,0 1 1 0 0,0-1 0 0 0,0 0-1 0 0,0 0 1 0 0,0 0 0 0 0,0 0-1 0 0,0 0 1 0 0,0 0 0 0 0,0 0-1 0 0,1 0 1 0 0,-1 0 0 0 0,0 0-1 0 0,1 0 1 0 0,-1-1 0 0 0,1 1-1 0 0,-1 0 1 0 0,0-3 0 0 0,1 1-7 0 0,0 0 0 0 0,1 1 0 0 0,-1-1 0 0 0,0 0 0 0 0,1 0 0 0 0,0 0 0 0 0,-1 1 0 0 0,1-1 1 0 0,0 0-1 0 0,1 1 0 0 0,-1-1 0 0 0,0 1 0 0 0,1-1 0 0 0,-1 1 0 0 0,1 0 0 0 0,0-1 0 0 0,0 1 0 0 0,0 0 0 0 0,0 0 1 0 0,0 0-1 0 0,2-1 0 0 0,6-5-99 0 0,0 0 0 0 0,0 1 0 0 0,13-7 0 0 0,-5 5-120 0 0,0 2 0 0 0,0 0 0 0 0,1 1 1 0 0,0 1-1 0 0,0 0 0 0 0,0 2 0 0 0,36-2 1 0 0,24-5-498 0 0,-79 10 845 0 0,0 0-105 0 0,1 0 0 0 0,-1 0 0 0 0,0 0 0 0 0,0 0 0 0 0,0 0 0 0 0,0 0 0 0 0,0 0 0 0 0,1 0 0 0 0,-1 0 1 0 0,0 0-1 0 0,0 0 0 0 0,0 0 0 0 0,0 0 0 0 0,0 0 0 0 0,1 0 0 0 0,-1 0 0 0 0,0 0 0 0 0,0 0 0 0 0,0 0 0 0 0,0 0 0 0 0,0 0 0 0 0,0-1 0 0 0,1 1 0 0 0,-1 0 1 0 0,0 0-1 0 0,0 0 0 0 0,0 0 0 0 0,0 0 0 0 0,0 0 0 0 0,0 0 0 0 0,0 0 0 0 0,0-1 0 0 0,0 1 0 0 0,1 0 0 0 0,-1 0 0 0 0,0 0 0 0 0,0 0 0 0 0,0 0 0 0 0,0-1 1 0 0,0 1-1 0 0,0 0 0 0 0,0 0 0 0 0,0 0 0 0 0,0 0 0 0 0,0 0 0 0 0,0 0 0 0 0,0-1 0 0 0,0 1 0 0 0,0 0 0 0 0,0 0 0 0 0,0 0 0 0 0,-3-2 61 0 0,0 1 0 0 0,0 0 0 0 0,-1 0-1 0 0,1 1 1 0 0,0-1 0 0 0,0 1 0 0 0,0-1-1 0 0,-1 1 1 0 0,1 0 0 0 0,0 0 0 0 0,0 0-1 0 0,0 1 1 0 0,-1-1 0 0 0,1 1 0 0 0,0 0-1 0 0,0 0 1 0 0,0 0 0 0 0,0 0 0 0 0,0 0-1 0 0,0 1 1 0 0,0-1 0 0 0,1 1 0 0 0,-6 4-1 0 0,6-5-153 0 0,0 0 0 0 0,0 0 0 0 0,0 1 0 0 0,1-1 0 0 0,-1 1 0 0 0,0 0 0 0 0,1 0 0 0 0,-1-1 0 0 0,1 1 0 0 0,-1 0 0 0 0,1 0 0 0 0,0 0 0 0 0,0 0 0 0 0,0 0 0 0 0,0 1-1 0 0,0-1 1 0 0,1 0 0 0 0,-1 0 0 0 0,1 1 0 0 0,-1-1 0 0 0,1 0 0 0 0,0 1 0 0 0,0-1 0 0 0,0 0 0 0 0,0 1 0 0 0,0-1 0 0 0,1 0 0 0 0,-1 1 0 0 0,0-1 0 0 0,1 0 0 0 0,0 1-1 0 0,0-1 1 0 0,0 0 0 0 0,1 2 0 0 0,-1-2-30 0 0,0-1-1 0 0,1 0 1 0 0,-1 0-1 0 0,0 1 1 0 0,1-1-1 0 0,-1 0 1 0 0,1 0-1 0 0,-1 0 1 0 0,1 0-1 0 0,0-1 1 0 0,-1 1-1 0 0,1 0 1 0 0,0-1-1 0 0,0 1 1 0 0,-1-1-1 0 0,1 1 1 0 0,0-1-1 0 0,0 0 1 0 0,0 0 0 0 0,0 0-1 0 0,-1 0 1 0 0,1 0-1 0 0,0 0 1 0 0,0-1-1 0 0,0 1 1 0 0,0-1-1 0 0,-1 1 1 0 0,1-1-1 0 0,3-1 1 0 0,0 0 35 0 0,-1 0 0 0 0,1 0 0 0 0,0 0-1 0 0,-1-1 1 0 0,1 1 0 0 0,-1-1 0 0 0,0 0 0 0 0,0-1 0 0 0,5-4 0 0 0,5-15 1230 0 0,-5 9 2996 0 0,-9 15-4076 0 0,1 1 0 0 0,-1-1 1 0 0,1 0-1 0 0,-1 0 0 0 0,1 0 1 0 0,-1 0-1 0 0,1 1 0 0 0,-1-1 1 0 0,0 0-1 0 0,0 0 0 0 0,0 0 1 0 0,0 1-1 0 0,0-1 0 0 0,0 0 1 0 0,0 0-1 0 0,0 2 0 0 0,19 248 1839 0 0,-16-232-1818 0 0,6 39 194 0 0,2 82 0 0 0,-11-123-311 0 0,0 1 0 0 0,-2 0 0 0 0,0-1 0 0 0,-1 0 0 0 0,0 1-1 0 0,-2-1 1 0 0,0-1 0 0 0,-1 1 0 0 0,-9 18 0 0 0,12-30-2 0 0,1-1 1 0 0,-1 1-1 0 0,-1-1 0 0 0,1 0 1 0 0,-1 0-1 0 0,1 0 0 0 0,-1-1 1 0 0,0 1-1 0 0,0-1 0 0 0,-1 0 1 0 0,1 0-1 0 0,-1-1 0 0 0,1 1 1 0 0,-1-1-1 0 0,0 0 0 0 0,0 0 1 0 0,0 0-1 0 0,0-1 0 0 0,0 0 1 0 0,0 0-1 0 0,-1 0 0 0 0,1-1 1 0 0,0 1-1 0 0,0-1 0 0 0,-1 0 1 0 0,1-1-1 0 0,0 0 0 0 0,0 1 1 0 0,-10-4-1 0 0,9 2 21 0 0,0 1 1 0 0,0-1-1 0 0,0-1 0 0 0,1 1 0 0 0,-1-1 1 0 0,1 0-1 0 0,-1 0 0 0 0,1-1 0 0 0,0 1 0 0 0,0-1 1 0 0,1 0-1 0 0,-1 0 0 0 0,1-1 0 0 0,0 0 1 0 0,0 1-1 0 0,1-1 0 0 0,-1-1 0 0 0,1 1 1 0 0,0 0-1 0 0,0-1 0 0 0,1 1 0 0 0,0-1 1 0 0,0 0-1 0 0,0 0 0 0 0,-1-9 0 0 0,2 3-59 0 0,2-1-1 0 0,-1 1 1 0 0,2 0-1 0 0,0 0 0 0 0,0 0 1 0 0,1 0-1 0 0,0 0 1 0 0,1 0-1 0 0,0 1 1 0 0,1-1-1 0 0,1 1 1 0 0,9-15-1 0 0,12-16-1283 0 0,56-65 0 0 0,-63 82 691 0 0,10-12-807 0 0,2 1 0 0 0,1 1 0 0 0,50-41 1 0 0,-81 74 1397 0 0,0 1 0 0 0,0-1 0 0 0,1 0 0 0 0,-1 1 1 0 0,0 0-1 0 0,1 0 0 0 0,-1 0 0 0 0,1 0 0 0 0,-1 0 1 0 0,1 0-1 0 0,0 1 0 0 0,4-2 0 0 0,-6 2 68 0 0,-1 1 1 0 0,1-1-1 0 0,-1 0 0 0 0,1 0 0 0 0,0 0 0 0 0,-1 0 1 0 0,1 0-1 0 0,-1 1 0 0 0,1-1 0 0 0,-1 0 0 0 0,1 0 0 0 0,-1 1 1 0 0,1-1-1 0 0,-1 0 0 0 0,1 1 0 0 0,-1-1 0 0 0,1 0 1 0 0,-1 1-1 0 0,0-1 0 0 0,1 1 0 0 0,-1-1 0 0 0,0 1 1 0 0,1 0-1 0 0,0 0 20 0 0,-1 1 1 0 0,0 0-1 0 0,1-1 1 0 0,-1 1-1 0 0,0-1 1 0 0,0 1-1 0 0,0 0 1 0 0,0-1-1 0 0,0 1 1 0 0,0 0-1 0 0,0-1 1 0 0,-1 3-1 0 0,-3 23-78 0 0,-8 42 721 0 0,-1-26-7769 0 0</inkml:trace>
+  <inkml:trace contextRef="#ctx0" brushRef="#br0" timeOffset="9338.85">5893 745 1128 0 0,'0'-18'1516'0'0,"0"5"-148"0"0,-2 2-120 0 0,2 5-103 0 0,-1-1 391 0 0</inkml:trace>
+  <inkml:trace contextRef="#ctx0" brushRef="#br0" timeOffset="9580.11">5923 949 17494 0 0,'3'21'1336'0'0,"12"7"-826"0"0,10 24-18 0 0,-24-49-467 0 0,0 0 1 0 0,0 0 0 0 0,0 0-1 0 0,0 1 1 0 0,-1-1 0 0 0,0 0 0 0 0,1 0-1 0 0,-1 1 1 0 0,0-1 0 0 0,-1 0-1 0 0,1 0 1 0 0,0 0 0 0 0,-1 1-1 0 0,-1 3 1 0 0,2-6-7 0 0,-1 0 0 0 0,1 0 0 0 0,0-1 0 0 0,-1 1 0 0 0,1 0 0 0 0,0 0 0 0 0,-1-1 0 0 0,1 1 0 0 0,-1 0 0 0 0,1-1 0 0 0,-1 1 0 0 0,1 0 0 0 0,-1-1 0 0 0,0 1 1 0 0,1-1-1 0 0,-1 1 0 0 0,0-1 0 0 0,1 1 0 0 0,-1-1 0 0 0,0 0 0 0 0,0 1 0 0 0,1-1 0 0 0,-1 0 0 0 0,0 0 0 0 0,0 1 0 0 0,0-1 0 0 0,1 0 0 0 0,-1 0 0 0 0,0 0 0 0 0,0 0 0 0 0,0 0 0 0 0,0 0 0 0 0,1 0 0 0 0,-1 0 0 0 0,0 0 0 0 0,0-1 0 0 0,0 1 0 0 0,1 0 0 0 0,-1 0 0 0 0,0-1 0 0 0,0 1 0 0 0,1-1 0 0 0,-1 1 0 0 0,0 0 0 0 0,0-1 0 0 0,1 0 0 0 0,-1 1 0 0 0,1-1 0 0 0,-2 0 0 0 0,1-1 48 0 0,-1 1 0 0 0,1 0 0 0 0,-1-1 1 0 0,1 0-1 0 0,-1 1 0 0 0,1-1 0 0 0,0 0 0 0 0,0 0 0 0 0,0 1 0 0 0,0-1 0 0 0,0 0 0 0 0,1 0 0 0 0,-1 0 0 0 0,0 0 0 0 0,1 0 0 0 0,0-1 0 0 0,-1 1 1 0 0,1 0-1 0 0,0 0 0 0 0,0-2 0 0 0,2-3 37 0 0,0 1 0 0 0,1-1 0 0 0,0 1 0 0 0,0 0 0 0 0,0 0 0 0 0,1 0 0 0 0,0 0 0 0 0,0 0 0 0 0,1 1 0 0 0,-1 0 0 0 0,1 0 0 0 0,8-7 0 0 0,-8 8-41 0 0,0 0 0 0 0,0 0 0 0 0,0 1-1 0 0,1-1 1 0 0,-1 1 0 0 0,1 0 0 0 0,0 1 0 0 0,0-1-1 0 0,0 1 1 0 0,0 0 0 0 0,0 1 0 0 0,0-1-1 0 0,12 0 1 0 0,-17 2-54 0 0,0 0-1 0 0,0 0 1 0 0,1 0-1 0 0,-1 0 1 0 0,0 0-1 0 0,0 1 1 0 0,0-1-1 0 0,0 0 1 0 0,0 1-1 0 0,0-1 1 0 0,0 0-1 0 0,0 1 1 0 0,0-1-1 0 0,0 1 1 0 0,0 0-1 0 0,0-1 1 0 0,0 1-1 0 0,0 0 1 0 0,0 0-1 0 0,0-1 1 0 0,0 1-1 0 0,-1 0 0 0 0,1 0 1 0 0,0 0-1 0 0,0 1 1 0 0,0 0-2 0 0,-1 1 1 0 0,1-1 0 0 0,-1 0-1 0 0,1 0 1 0 0,-1 0-1 0 0,0 0 1 0 0,0 1-1 0 0,0-1 1 0 0,0 0-1 0 0,-1 0 1 0 0,1 0 0 0 0,-1 3-1 0 0,-2 5-87 0 0,0-1 1 0 0,-1 0-1 0 0,0 0 0 0 0,-7 12 0 0 0,-3-1-1618 0 0,-1 0 1 0 0,-1-1-1 0 0,-19 19 0 0 0,8-10-5545 0 0,9-9 1229 0 0</inkml:trace>
 </inkml:ink>
 </file>
 
@@ -6156,22 +5975,25 @@
           <inkml:channel name="X" type="integer" min="-2.14748E9" max="2.14748E9" units="cm"/>
           <inkml:channel name="Y" type="integer" min="-2.14748E9" max="2.14748E9" units="cm"/>
           <inkml:channel name="F" type="integer" max="32767" units="dev"/>
+          <inkml:channel name="OA" type="integer" max="360" units="deg"/>
+          <inkml:channel name="OE" type="integer" max="90" units="deg"/>
         </inkml:traceFormat>
         <inkml:channelProperties>
           <inkml:channelProperty channel="X" name="resolution" value="1000" units="1/cm"/>
           <inkml:channelProperty channel="Y" name="resolution" value="1000" units="1/cm"/>
           <inkml:channelProperty channel="F" name="resolution" value="0" units="1/dev"/>
+          <inkml:channelProperty channel="OA" name="resolution" value="1000" units="1/deg"/>
+          <inkml:channelProperty channel="OE" name="resolution" value="1000" units="1/deg"/>
         </inkml:channelProperties>
       </inkml:inkSource>
-      <inkml:timestamp xml:id="ts0" timeString="2026-02-28T15:22:09.199"/>
+      <inkml:timestamp xml:id="ts0" timeString="2026-03-05T14:47:27.526"/>
     </inkml:context>
     <inkml:brush xml:id="br0">
       <inkml:brushProperty name="width" value="0.035" units="cm"/>
       <inkml:brushProperty name="height" value="0.035" units="cm"/>
     </inkml:brush>
   </inkml:definitions>
-  <inkml:trace contextRef="#ctx0" brushRef="#br0">114 1 15591,'0'0'4898,"0"99"-4914,-8-52 16,3 0 0,2-1-400,-3-6-752,3-6-1233,-2-12-2290,0-13-111</inkml:trace>
-  <inkml:trace contextRef="#ctx0" brushRef="#br0" timeOffset="348.08">0 263 4034,'0'0'5995,"17"-12"-5742,58-41-250,-68 49 33,1 0 0,-1 1 0,1 0 0,0 0 0,0 0 1,0 1-1,0 1 0,1-1 0,-1 1 0,0 1 0,1 0 0,-1 0 1,9 1-1,10 0 2272,-24 30 1051,-2-27-3362,1-1 0,-1 0 0,1 0 0,-1 0 0,1 0 0,0 0-1,0 0 1,0 0 0,1 0 0,-1-1 0,1 1 0,-1-1 0,1 0 0,0 1 0,0-1 0,0-1-1,0 1 1,0 0 0,1-1 0,-1 1 0,0-1 0,1 0 0,-1 0 0,1-1 0,3 1 0,-4-1-8,0 0 1,0 0-1,0 0 1,0 0-1,0-1 1,0 1-1,0-1 1,0 0-1,0 0 1,0 0-1,0-1 1,-1 1-1,1 0 1,0-1-1,-1 0 1,1 0 0,-1 0-1,0 0 1,0 0-1,0 0 1,0 0-1,0-1 1,0 1-1,0-1 1,-1 1-1,1-1 1,-1 0-1,0 0 1,1-4-1,-1 6 21,0 0-1,-1 0 1,1 0 0,-1 0-1,1 0 1,-1 0-1,0 0 1,0 0-1,1-1 1,-1 1 0,0 0-1,0 0 1,0 0-1,0 0 1,0 0-1,0 0 1,0-1 0,-1 1-1,1 0 1,0 0-1,-1 0 1,1 0-1,0 0 1,-1 0 0,1 0-1,-1 0 1,0 0-1,1 0 1,-1 0-1,0 0 1,0 1-1,1-1 1,-1 0 0,0 0-1,0 1 1,0-1-1,0 0 1,0 1-1,0-1 1,0 1 0,0 0-1,0-1 1,-2 1-1,-4-1-653,-1 0 0,1 1 0,0 0 1,-1 0-1,-12 3 0,17-3 79,-32 8-3952</inkml:trace>
+  <inkml:trace contextRef="#ctx0" brushRef="#br0">57 1 936 0 0,'0'0'14511'0'0,"3"10"-14341"0"0,6 30-14 0 0,-8-22-34 0 0,-27 65-572 0 0,4-16-1039 0 0,7-10-5978 0 0,8-31 3814 0 0</inkml:trace>
 </inkml:ink>
 </file>
 
@@ -6184,22 +6006,25 @@
           <inkml:channel name="X" type="integer" min="-2.14748E9" max="2.14748E9" units="cm"/>
           <inkml:channel name="Y" type="integer" min="-2.14748E9" max="2.14748E9" units="cm"/>
           <inkml:channel name="F" type="integer" max="32767" units="dev"/>
+          <inkml:channel name="OA" type="integer" max="360" units="deg"/>
+          <inkml:channel name="OE" type="integer" max="90" units="deg"/>
         </inkml:traceFormat>
         <inkml:channelProperties>
           <inkml:channelProperty channel="X" name="resolution" value="1000" units="1/cm"/>
           <inkml:channelProperty channel="Y" name="resolution" value="1000" units="1/cm"/>
           <inkml:channelProperty channel="F" name="resolution" value="0" units="1/dev"/>
+          <inkml:channelProperty channel="OA" name="resolution" value="1000" units="1/deg"/>
+          <inkml:channelProperty channel="OE" name="resolution" value="1000" units="1/deg"/>
         </inkml:channelProperties>
       </inkml:inkSource>
-      <inkml:timestamp xml:id="ts0" timeString="2026-02-28T14:39:01.289"/>
+      <inkml:timestamp xml:id="ts0" timeString="2026-03-05T14:55:51.226"/>
     </inkml:context>
     <inkml:brush xml:id="br0">
       <inkml:brushProperty name="width" value="0.035" units="cm"/>
       <inkml:brushProperty name="height" value="0.035" units="cm"/>
     </inkml:brush>
   </inkml:definitions>
-  <inkml:trace contextRef="#ctx0" brushRef="#br0">80 1 1489,'0'0'6579,"-1"6"-6523,-4 44 215,2 0 1,4 54-1,1-27-1968,-3-72-451,-5-1-992</inkml:trace>
-  <inkml:trace contextRef="#ctx0" brushRef="#br0" timeOffset="317.3">3 243 448,'0'0'7582,"-2"0"-6923,2 7-413,23 44 745,-13-30-768,14 42 1,-24-63-220,0 0 0,0 0 0,0 1 0,0-1 0,1 0 0,-1 1 0,0-1 0,0 0 0,0 0 0,0 1 0,1-1 0,-1 0 0,0 0 0,0 1 0,1-1 0,-1 0 0,0 0 0,0 0 0,1 0 0,-1 1 0,0-1 0,1 0 0,-1 0 0,0 0 0,1 0 0,-1 0 0,0 0 0,1 0 0,-1 0 0,0 0 0,0 0 0,1 0 0,-1 0 0,0 0 0,1 0 0,-1 0 0,0 0 0,1 0 0,-1 0 0,0 0 0,1-1 0,-1 1 0,0 0 0,0 0 0,1 0 0,-1 0 0,0-1 0,0 1 0,1 0 0,-1 0 0,0-1 0,0 1 0,0 0 0,1 0 0,-1-1 1,0 1-1,0 0 0,0-1 0,0 1 0,14-18 152,3-11-154,66-98-1218,-78 118-1649</inkml:trace>
+  <inkml:trace contextRef="#ctx0" brushRef="#br0">93 1 884 0 0,'-5'17'5156'0'0,"5"14"-1993"0"0,0-3-478 0 0,-2 2-683 0 0,-1 7 841 0 0,-9 43 0 0 0,10-68-2678 0 0,-1-1-1 0 0,-1 0 1 0 0,0 0-1 0 0,0 0 1 0 0,-1 0 0 0 0,0-1-1 0 0,-1 0 1 0 0,-8 11-1 0 0,6-14-788 0 0,8-7 54 0 0,-1 0 1 0 0,0 0-1 0 0,1 1 0 0 0,-1-1 0 0 0,0 0 0 0 0,0 0 1 0 0,1 0-1 0 0,-1 0 0 0 0,0 0 0 0 0,0 0 0 0 0,1-1 1 0 0,-1 1-1 0 0,0 0 0 0 0,1 0 0 0 0,-1 0 0 0 0,0-1 1 0 0,0 1-1 0 0,1 0 0 0 0,-1-1 0 0 0,0 0 0 0 0</inkml:trace>
 </inkml:ink>
 </file>
 
@@ -6212,32 +6037,25 @@
           <inkml:channel name="X" type="integer" min="-2.14748E9" max="2.14748E9" units="cm"/>
           <inkml:channel name="Y" type="integer" min="-2.14748E9" max="2.14748E9" units="cm"/>
           <inkml:channel name="F" type="integer" max="32767" units="dev"/>
+          <inkml:channel name="OA" type="integer" max="360" units="deg"/>
+          <inkml:channel name="OE" type="integer" max="90" units="deg"/>
         </inkml:traceFormat>
         <inkml:channelProperties>
           <inkml:channelProperty channel="X" name="resolution" value="1000" units="1/cm"/>
           <inkml:channelProperty channel="Y" name="resolution" value="1000" units="1/cm"/>
           <inkml:channelProperty channel="F" name="resolution" value="0" units="1/dev"/>
+          <inkml:channelProperty channel="OA" name="resolution" value="1000" units="1/deg"/>
+          <inkml:channelProperty channel="OE" name="resolution" value="1000" units="1/deg"/>
         </inkml:channelProperties>
       </inkml:inkSource>
-      <inkml:timestamp xml:id="ts0" timeString="2026-02-28T15:22:04.536"/>
+      <inkml:timestamp xml:id="ts0" timeString="2026-03-05T14:47:26.057"/>
     </inkml:context>
     <inkml:brush xml:id="br0">
       <inkml:brushProperty name="width" value="0.035" units="cm"/>
       <inkml:brushProperty name="height" value="0.035" units="cm"/>
     </inkml:brush>
   </inkml:definitions>
-  <inkml:trace contextRef="#ctx0" brushRef="#br0">82 188 2449,'0'0'5955,"1"-13"-4186,2-3-1228,0-10 4,-2-3 3624,-1 33-3710,-2 18-220,-1 0 0,-1 0 0,-1 0 0,-1-1 0,-16 38 0,-9 35 165,26-78-408,2 0 0,0 0-1,0 1 1,1 0 0,2-1-1,-1 1 1,4 27 0,-2-42-55,0 1 1,-1-1-1,1 1 1,0-1-1,1 0 1,-1 0 0,0 1-1,1-1 1,-1 0-1,1 0 1,-1 0-1,1 0 1,0-1-1,0 1 1,0 0-1,4 2 1,-1-2-310,0 1 1,1 0-1,-1-1 0,1 0 1,-1-1-1,1 1 0,7 0 1,-3 0-440,0-2 0,0 1 1,0-1-1,0 0 1,-1-1-1,1 0 0,0-1 1,16-5-1,8-12-1959</inkml:trace>
-  <inkml:trace contextRef="#ctx0" brushRef="#br0" timeOffset="155.15">294 430 656,'0'0'6531,"4"-74"-5058,-4 70 1216,0 11-2689,0 14-16,-7 6 16,1 3 0,-2 0-32,5-7-224,3-1-1393,0-2-912,0-10-944</inkml:trace>
-  <inkml:trace contextRef="#ctx0" brushRef="#br0" timeOffset="312.78">305 163 7828,'0'0'240</inkml:trace>
-  <inkml:trace contextRef="#ctx0" brushRef="#br0" timeOffset="1088.84">367 361 7251,'0'0'1017,"0"15"-262,0-1-630,1 14-32,-2 0-1,-7 53 1,3-64-57,3-20 158,6-29 11,1 19-190,0 0 0,1 0 1,1 0-1,8-12 0,-12 20 12,0 0 0,0 0 0,1 1 0,-1 0 0,1 0 0,0 0 0,1 0 0,-1 0 0,1 1 0,-1 0 0,1 0-1,11-5 1,-16 8-18,1 0-1,0 0 1,-1-1-1,1 1 0,0 0 1,0 1-1,-1-1 1,1 0-1,0 0 0,-1 0 1,1 0-1,0 0 1,-1 1-1,1-1 0,0 0 1,-1 1-1,1-1 1,0 0-1,-1 1 0,1-1 1,-1 1-1,1-1 1,-1 1-1,1-1 0,-1 1 1,1 0-1,-1-1 1,0 1-1,1-1 0,-1 1 1,0 0-1,0-1 1,1 1-1,-1 0 0,0-1 1,0 1-1,0 0 1,0-1-1,0 1 0,0 0 1,0 0-1,0 1 1,1 40 245,-2-30-139,-2 89-915,3-101 686,0 1 0,0-1 0,0 0 0,0 1-1,1-1 1,-1 0 0,0 1 0,0-1 0,0 0 0,0 0 0,1 1 0,-1-1-1,0 0 1,0 0 0,0 1 0,1-1 0,-1 0 0,0 0 0,1 0 0,-1 1 0,0-1-1,0 0 1,1 0 0,-1 0 0,0 0 0,1 0 0,-1 0 0,0 0 0,1 1-1,-1-1 1,0 0 0,1 0 0,-1 0 0,0 0 0,1-1 0,-1 1 0,0 0 0,1 0-1,-1 0 1,0 0 0,1 0 0,-1 0 0,16-7-1924,-10 1 1666,0 0 0,0 0 0,-1 0 0,0-1 0,0 0 0,-1 0 0,5-9 0,23-59 2948,-22 52-1791,1-4 225,22-57 1036,-17 25 3459,-18 108-2360,-1 9-3321,-2-27-90,-9 79 623,10-37-4396,4-73 3938,0 1 1,0-1 0,0 1-1,0-1 1,0 1 0,0-1-1,0 0 1,0 1 0,1-1-1,-1 1 1,0-1 0,0 1-1,0-1 1,1 0 0,-1 1-1,0-1 1,1 0-1,-1 1 1,0-1 0,1 0-1,-1 1 1,0-1 0,1 0-1,-1 1 1,0-1 0,1 0-1,-1 0 1,1 0 0,-1 0-1,0 1 1,1-1 0,-1 0-1,1 0 1,-1 0 0,1 0-1,-1 0 1,1 0-1,-1 0 1,1 0 0,21-7-1451,-13 1 1382,-1-1 0,0 1 1,-1-1-1,0-1 1,0 1-1,9-15 0,36-59 909,-28 40 98,-1 10-57,-17 25-230,-1-1 1,0 0-1,0-1 0,-1 1 0,0-1 0,5-12 1,-10 17 2586,-11 5-2552,-12 12-571,1 1 1,0 0-1,-34 32 1,45-37-9,3-2-17,0 0 0,0 0 0,-7 11 0,14-17 2,1 0 0,0 0 1,-1 0-1,1 0 0,0 0 0,0 0 0,0 0 0,1 0 0,-1 1 0,0 3 0,1-6 4,0 1-1,0 0 1,0 0-1,0 0 1,0 0 0,0 0-1,1 0 1,-1-1-1,0 1 1,1 0-1,-1 0 1,0 0-1,1-1 1,-1 1 0,1 0-1,-1-1 1,1 1-1,0 0 1,-1-1-1,1 1 1,0-1-1,-1 1 1,1-1-1,0 1 1,0-1 0,-1 1-1,1-1 1,1 1-1,11 4 35,1-1-1,-1 0 1,1 0-1,0-2 1,26 3-1,76-4-2120,-67-2-1840,-18 1 57</inkml:trace>
-  <inkml:trace contextRef="#ctx0" brushRef="#br0" timeOffset="1313.76">1180 97 3682,'0'0'7059,"15"-84"-2881,-12 76-1601,-3 3 817,0 31-3106,-13 20-144,-9 22 128,-6 14 144,-1 8-208,4 1-96,4-1-112,4-8-112,6-9-896,6-11-3122,5-14-3602</inkml:trace>
-  <inkml:trace contextRef="#ctx0" brushRef="#br0" timeOffset="2449.77">1449 241 1137,'0'0'5573,"2"-13"-4159,11-57 1929,-24 106 1950,-3 2-3797,4-12-1675,1 1 1,-7 33-1,15-55 130,-11 80 2,11-78-241,1 1 0,0-1 0,0 0 0,1 0-1,0 0 1,0 0 0,1 0 0,-1 0 0,5 10 0,-4-14-79,0 0 0,0-1-1,1 0 1,-1 1 0,0-1 0,1 0 0,-1 0 0,1 0 0,0-1 0,0 1 0,-1 0 0,1-1-1,0 0 1,0 0 0,0 0 0,1 0 0,-1 0 0,0-1 0,0 1 0,0-1 0,1 0 0,-1 0-1,0 0 1,4-1 0,21 1-2733</inkml:trace>
-  <inkml:trace contextRef="#ctx0" brushRef="#br0" timeOffset="2735.35">1572 443 3522,'0'0'1526,"5"-16"-94,2-5-900,-4 12-185,0 0-1,0 0 1,-1-1 0,0 1 0,0-1-1,0-14 1,-2 24-175,0-1 1,0 1-1,1-1 0,-1 0 1,0 1-1,0-1 0,0 1 0,0-1 1,0 1-1,0-1 0,0 1 1,0-1-1,0 0 0,0 1 1,0-1-1,0 1 0,0-1 1,0 1-1,0-1 0,-1 1 0,1-1 1,0 1-1,0-1 0,-1 1 1,1-1-1,0 1 0,-1-1 1,0 0-1,-6 19 655,-6 36-1270,11-47 426,1 0-1,1 0 0,-1-1 1,1 1-1,0 0 1,1 0-1,-1 0 1,4 14-1,-3-20-18,0 1 0,-1-1 0,1 1 0,0-1 0,0 1 1,0-1-1,0 1 0,0-1 0,0 0 0,0 0 0,1 1 0,-1-1 0,0 0 0,1 0 0,-1 0 0,3 1 0,-1-1-50,-1-1-1,1 1 1,0 0-1,0-1 1,-1 0-1,1 1 1,0-1-1,0 0 1,0-1-1,-1 1 1,1 0-1,0-1 1,3 0 0,-4 0 97,1-1 0,-1 1 0,0 0 0,1-1 0,-1 1 0,0-1 0,0 0 0,0 0 0,0 1 0,0-1 0,-1 0 0,1-1 0,0 1 0,-1 0 0,0 0 0,1-1 0,-1 1 0,0-1 0,0 1 0,-1-1 0,1 1 0,0-1 0,-1-2 0,2-4 142,-1 0 0,0 0 1,0 0-1,-1 1 1,-1-17-1,1 23-156,-1 1-1,1 0 1,-1 0-1,1 0 1,-1 0 0,1-1-1,-1 1 1,1 0-1,-1 0 1,0 0-1,0 0 1,1 0 0,-1 0-1,0 1 1,0-1-1,0 0 1,0 0-1,0 1 1,0-1 0,0 0-1,0 1 1,-1-1-1,1 1 1,0-1 0,0 1-1,0 0 1,-1 0-1,1-1 1,0 1-1,0 0 1,-1 0 0,1 0-1,0 0 1,0 0-1,0 1 1,-1-1-1,1 0 1,-1 1 0,-1-1-205,1 1 1,-1-1-1,1 1 0,0 0 1,-1 0-1,1-1 1,0 2-1,0-1 1,-1 0-1,1 0 1,0 1-1,0-1 1,1 1-1,-1 0 1,0-1-1,0 1 1,1 0-1,-3 3 1,1 13-2363,3 3-455</inkml:trace>
-  <inkml:trace contextRef="#ctx0" brushRef="#br0" timeOffset="3524.66">1910 332 12038,'0'0'2870,"-14"-3"-1370,5 1-1305,5 1-159,0 0 0,1-1 0,-1 2 0,0-1 0,0 0 0,0 1 0,0 0 1,1 0-1,-1 0 0,0 0 0,0 1 0,0-1 0,0 1 0,1 0 0,-1 0 0,0 1 0,1-1 0,-1 1 0,1 0 0,0-1 0,-1 1 0,-2 3 0,-3 3-5,0 1 0,1 0 0,1 1 0,-13 18 0,18-24-32,-1 1 0,1-1 1,0 1-1,0 0 0,0-1 1,1 1-1,0 0 0,0 0 0,0 0 1,0 0-1,1 0 0,0 1 0,0-1 1,1 6-1,0-9-44,0 0 1,0 0-1,0 0 1,0 0-1,0 0 1,0 0-1,0 0 1,1 0-1,-1-1 0,1 1 1,0 0-1,-1-1 1,1 1-1,0-1 1,0 0-1,0 0 0,0 0 1,0 0-1,0 0 1,0 0-1,0 0 1,0-1-1,0 1 0,1-1 1,3 1-1,8 1-994,0 0-1,27-1 0,-32-1 401,5 0-315,0-1-1,0 0 1,0-1-1,0 0 1,0-1-1,0-1 1,-1 0-1,18-8 1,-23 7 539,0 1 1,0-1-1,-1 0 1,0 0-1,13-13 1,-14 12 798,-1-1 0,1 0 0,-1 0 1,-1 0-1,1-1 0,5-14 0,-7 16 559,-1 0 0,0 0 1,-1 0-1,1 0 0,-1 0 0,-1-1 0,1-8 0,-4 13 2037,-11 4-2532,10 0-429,0 0-1,0 1 0,1-1 0,-1 1 0,1 0 0,-1 0 1,1 0-1,0 0 0,0 1 0,1-1 0,-1 1 1,1 0-1,-1 0 0,1 0 0,0 0 0,-1 5 0,0 0-60,0 0 0,0 1 0,1-1-1,1 1 1,-1-1 0,1 14 0,2-21-114,-1-1 0,0 1 0,1-1 0,0 0 0,-1 1 1,1-1-1,0 0 0,-1 1 0,1-1 0,0 0 0,0 0 1,0 0-1,0 0 0,0 0 0,0 0 0,0 0 0,1 0 0,-1 0 1,0 0-1,0-1 0,1 1 0,-1 0 0,1-1 0,-1 0 1,0 1-1,1-1 0,-1 0 0,1 1 0,-1-1 0,1 0 1,-1 0-1,3 0 0,2 0-441,1 0-1,-1 0 1,0 0-1,0-1 1,0 0 0,12-3-1,-13 2 437,0 0 0,-1 0-1,1-1 1,-1 0 0,0 1-1,0-2 1,0 1-1,0 0 1,-1-1 0,1 0-1,-1 0 1,0 0 0,0 0-1,0 0 1,0-1 0,1-4-1,0 0 1123,-1 1-1,0-1 1,0 0-1,-1 0 1,-1 0-1,1-1 1,-1-17-1,-1 27-944,0-1-1,0 1 1,1 0-1,-1 0 1,0 0-1,0 0 1,0 0-1,0 0 1,0-1-1,0 1 1,0 0-1,0 0 1,0 0-1,0 0 1,0 0-1,-1 0 1,1-1-1,0 1 1,0 0-1,0 0 1,0 0-1,0 0 1,0 0-1,0 0 1,0 0-1,0 0 1,0-1-1,0 1 1,0 0-1,0 0 1,-1 0-1,1 0 1,0 0-1,0 0 0,0 0 1,0 0-1,0 0 1,0 0-1,0 0 1,-1 0-1,1 0 1,0 0-1,0 0 1,0 0-1,0 0 1,0 0-1,0 0 1,-1 0-1,1 0 1,0 0-1,0 0 1,-8 5 892,-4 12 142,10-9-1167,0 0 0,0 0-1,1 0 1,-1 13 0,2-20 83,0 1 1,0 0-1,0-1 0,0 1 1,0 0-1,0-1 0,0 1 1,0 0-1,1-1 0,-1 1 1,1 0-1,-1-1 0,1 1 1,0-1-1,-1 1 0,1-1 1,0 1-1,0-1 0,0 1 1,0-1-1,1 0 0,-1 0 1,0 0-1,0 0 1,1 0-1,-1 0 0,2 1 1,2 0-142,0-1 0,0 0 0,0 0 0,1-1 0,-1 0 1,0 0-1,0 0 0,0 0 0,0-1 0,0 0 1,0 0-1,0 0 0,0-1 0,0 1 0,-1-1 0,1 0 1,0-1-1,-1 1 0,0-1 0,1 0 0,-1 0 1,0 0-1,-1-1 0,1 1 0,-1-1 0,1 0 0,-1 0 1,3-5-1,0 0 194,0-1-1,0 0 1,-1-1 0,0 1-1,-1-1 1,-1 0 0,1 0 0,-2 0-1,1-1 1,-2 1 0,1-19 0,0 1 1249,-2-33 222,0 59-1158,-1 0 1,1-1-1,-1 1 0,0 0 0,0 0 0,0-1 0,0 1 0,-1 0 0,1 0 0,-1 0 0,1 0 0,-1 1 0,0-1 0,-4-4 0,5 8-268,0-1 0,1 1-1,-1 0 1,0-1 0,1 1 0,-1 0-1,0-1 1,1 1 0,-1 0 0,1 0-1,-1 0 1,1 0 0,0-1-1,-1 1 1,1 0 0,0 0 0,-1 2-1,-6 22 67,0 2 0,2-1 0,0 1 0,0 29-1,5-36-457,0 0 0,4 24 0,-2-31-829,0-1 0,1 0 0,1 0 0,6 16 0,-4-19-2660,0-8-2301</inkml:trace>
-  <inkml:trace contextRef="#ctx0" brushRef="#br0" timeOffset="3749.98">2307 367 6259,'0'0'3674,"14"-12"-2639,46-38-1377,-53 46 232,0 0-1,-1 0 0,2 1 1,-1-1-1,0 1 1,1 1-1,-1 0 0,1 0 1,0 0-1,-1 1 0,1 0 1,10 0-1,-18 3 278,1 0 0,-1-1 0,1 1 0,-1 0-1,0 0 1,1 0 0,-1 0 0,0 0 0,0-1-1,-1 5 1,1-3 98,-2 77 1427,0-39-2482,1-1-3631,1-36 702</inkml:trace>
-  <inkml:trace contextRef="#ctx0" brushRef="#br0" timeOffset="3889.3">2599 90 8900,'0'0'5090,"-5"43"-10676,5-12 2192</inkml:trace>
-  <inkml:trace contextRef="#ctx0" brushRef="#br0" timeOffset="4124.78">2625 270 5779,'0'0'2980,"0"13"-1404,-3 11-1005,0 11 821,0 40-1,4-74-1385,-1 1-1,1-1 1,-1 0-1,1 0 1,0 0 0,-1 0-1,1 0 1,0 0 0,0 0-1,0 0 1,0 0 0,0 0-1,0 0 1,0-1 0,0 1-1,0 0 1,0-1-1,0 1 1,0-1 0,1 1-1,-1-1 1,0 1 0,0-1-1,1 0 1,-1 0 0,0 0-1,1 0 1,-1 0-1,0 0 1,3 0 0,2 0 8,1 0 1,0 0 0,0-1-1,11-2 1,-14 2-11,-1 0-1,1-1 1,0 1-1,-1-1 1,1 0 0,-1 0-1,0-1 1,1 1-1,-1-1 1,0 1 0,0-1-1,-1 0 1,1 0-1,-1 0 1,1 0-1,-1-1 1,0 1 0,0-1-1,1-4 1,1 0 264,-1-1-1,-1 0 1,0 0 0,0 0 0,-1 0 0,0 0 0,0-12-1,-1 19-247,-1 1-1,1-1 0,-1 0 0,0 1 0,1-1 0,-1 1 0,0-1 0,0 0 1,0 1-1,0 0 0,0-1 0,0 1 0,0 0 0,0-1 0,-1 1 0,1 0 1,0 0-1,-1 0 0,1 0 0,-1 0 0,1 1 0,-1-1 0,0 0 0,1 1 1,-1-1-1,0 1 0,1 0 0,-1-1 0,0 1 0,1 0 0,-1 0 0,0 0 1,0 0-1,1 0 0,-3 1 0,1-1-274,0 0 0,0 1-1,0-1 1,0 1 0,0 0 0,0-1 0,1 1-1,-1 1 1,-4 1 0,5-2-97,1 0 1,0-1-1,0 1 1,0 0-1,0 0 0,0 0 1,1 0-1,-1 0 0,0 0 1,0 0-1,1 0 1,-1 0-1,0 0 0,1 0 1,-1 0-1,1 1 0,0-1 1,-1 0-1,1 0 1,0 1-1,-1 1 0,1 2-3735</inkml:trace>
-  <inkml:trace contextRef="#ctx0" brushRef="#br0" timeOffset="4393.06">2783 301 5282,'0'0'5723,"13"11"-5432,42 38-195,-53-48-89,0 1 0,0 0-1,0 0 1,0 0 0,-1 0 0,1 0 0,-1 0-1,1 1 1,-1-1 0,0 0 0,0 1 0,0-1 0,0 1-1,0 0 1,-1-1 0,1 1 0,0 3 0,-1-15 554,2 0 1,-1 0 0,1 0-1,0 0 1,4-8 0,-4 14-479,-1 0 1,0 0 0,1 0 0,-1 0-1,1 1 1,0-1 0,0 0 0,4-3-1,-5 5-68,0 0-1,0 1 0,0-1 0,0 1 0,0-1 0,0 1 0,0-1 0,0 1 0,0-1 0,0 1 0,0 0 0,0 0 1,0-1-1,0 1 0,0 0 0,0 0 0,0 0 0,1 0 0,-1 0 0,0 1 0,0-1 0,0 0 0,0 0 0,0 1 1,2 0-1,-3 0-21,1 0 0,0-1 0,-1 1 0,1 0 0,-1 0 0,1 0 0,-1 0 0,1 0 0,-1 0 0,0 0 0,1 0 0,-1 0 0,0 0 0,0 0 0,0 0 0,0 0 0,0 0 0,0 2-1,-1 26-195,1-20-85,0 53-5181,0-31 1609</inkml:trace>
+  <inkml:trace contextRef="#ctx0" brushRef="#br0">1 1 44 0 0,'0'0'15513'0'0,"4"9"-16631"0"0,12 27 226 0 0,-12-26-463 0 0,-4-5-946 0 0,0 16-1441 0 0,0-16 285 0 0</inkml:trace>
 </inkml:ink>
 </file>
 
@@ -6250,25 +6068,25 @@
           <inkml:channel name="X" type="integer" min="-2.14748E9" max="2.14748E9" units="cm"/>
           <inkml:channel name="Y" type="integer" min="-2.14748E9" max="2.14748E9" units="cm"/>
           <inkml:channel name="F" type="integer" max="32767" units="dev"/>
+          <inkml:channel name="OA" type="integer" max="360" units="deg"/>
+          <inkml:channel name="OE" type="integer" max="90" units="deg"/>
         </inkml:traceFormat>
         <inkml:channelProperties>
           <inkml:channelProperty channel="X" name="resolution" value="1000" units="1/cm"/>
           <inkml:channelProperty channel="Y" name="resolution" value="1000" units="1/cm"/>
           <inkml:channelProperty channel="F" name="resolution" value="0" units="1/dev"/>
+          <inkml:channelProperty channel="OA" name="resolution" value="1000" units="1/deg"/>
+          <inkml:channelProperty channel="OE" name="resolution" value="1000" units="1/deg"/>
         </inkml:channelProperties>
       </inkml:inkSource>
-      <inkml:timestamp xml:id="ts0" timeString="2026-02-28T15:21:59.611"/>
+      <inkml:timestamp xml:id="ts0" timeString="2026-03-05T14:46:56.314"/>
     </inkml:context>
     <inkml:brush xml:id="br0">
       <inkml:brushProperty name="width" value="0.035" units="cm"/>
       <inkml:brushProperty name="height" value="0.035" units="cm"/>
     </inkml:brush>
   </inkml:definitions>
-  <inkml:trace contextRef="#ctx0" brushRef="#br0">204 164 6659,'0'0'8687,"-6"-8"-8375,3 3-281,-15-19 28,17 23-56,-1-1 1,1 1 0,0 1-1,0-1 1,-1 0 0,1 0-1,0 0 1,-1 1 0,1-1-1,-1 1 1,1-1 0,-1 1-1,1-1 1,-1 1 0,1 0 0,-1 0-1,1 0 1,-1 0 0,0 0-1,1 0 1,-3 1 0,-11 4 3,0 1 0,1 0 0,-1 1 0,2 1 0,-1 1 0,-14 11 0,23-17-6,3-1-10,0-1 1,0 1-1,0-1 0,1 1 0,-1-1 1,0 1-1,1 0 0,0 0 0,-1 0 0,1 0 1,0 0-1,0 0 0,0 0 0,0 1 0,1-1 1,-2 3-1,2-4 4,0 0 0,0 1 0,0-1 1,0 0-1,0 1 0,0-1 0,1 0 0,-1 0 0,0 1 1,1-1-1,-1 0 0,1 0 0,-1 0 0,1 1 1,0-1-1,-1 0 0,1 0 0,0 0 0,0 0 0,-1 0 1,1 0-1,0 0 0,0-1 0,0 1 0,0 0 1,1 0-1,-1-1 0,0 1 0,0-1 0,2 1 0,70 26 36,-54-21-18,0 0 0,-1 1-1,1 1 1,-2 1 0,1 0 0,23 17 0,-41-25-1,1-1 0,0 1 0,0-1 0,0 1 1,-1-1-1,1 1 0,0-1 0,-1 1 1,1 0-1,0 0 0,-1-1 0,1 1 0,-1 0 1,1 0-1,-1-1 0,1 1 0,-1 0 1,0 0-1,1 0 0,-1 0 0,0 0 0,0 0 1,0 0-1,1 0 0,-1 0 0,0-1 1,0 1-1,-1 0 0,1 0 0,0 0 0,0 0 1,0 0-1,-1 0 0,1 0 0,0 0 1,-1 0-1,1-1 0,0 1 0,-1 0 0,1 0 1,-1 0-1,0-1 0,1 1 0,-1 0 1,0-1-1,1 1 0,-1-1 0,0 1 0,0-1 1,0 1-1,-7 4 239,0-1 0,0 0 1,-1-1-1,-12 4 0,7-2-92,-3 1-96,0 0 1,-1-1 0,0-1-1,0 0 1,0-2 0,-22 1-1,40-3-146,-1 0 0,1 0 1,-1 0-1,1 0 0,0 0 0,-1 0 0,1 0 0,0-1 0,-1 1 0,1 0 0,-1 0 0,1 0 0,0 0 0,-1-1 0,1 1 1,0 0-1,0 0 0,-1-1 0,1 1 0,0 0 0,0-1 0,-1 1 0,1 0 0,0-1 0,0 1 0,0 0 0,-1-1 0,1 1 0,0 0 1,0-1-1,0 1 0,0-1 0,0 1 0,0 0 0,0-1 0,0 1 0,0-1 0,0 1 0,0 0 0,0-1 0,0 1 0,0 0 1,0-1-1,0 1 0,0-1 0,1 1 0,-1 0 0,0-1 0,12-20-5002,12 3 243</inkml:trace>
-  <inkml:trace contextRef="#ctx0" brushRef="#br0" timeOffset="282.77">321 143 3922,'0'0'8718,"14"0"-8019,-4-1-590,-7 0-78,0 1 0,1-1 0,-1 1 0,1 0 0,-1 0 0,1 0 0,-1 0 0,1 1 0,-1-1 0,0 1 0,1 0 0,-1 0 0,0 0 1,0 1-1,1-1 0,-1 1 0,0-1 0,0 1 0,-1 0 0,1 0 0,0 1 0,-1-1 0,5 5 0,-1 3 188,0 1 0,-1-1 0,-1 1 1,7 18-1,-10-23-172,1 0 1,-1-1 0,0 1 0,0 0 0,-1 0 0,1 0 0,-1 0 0,-1 0 0,1 0-1,-1-1 1,-2 8 0,3-12-2,0-1-1,0 1 1,0-1-1,0 1 1,0-1-1,-1 1 1,1-1-1,0 1 1,0-1-1,-1 1 1,1-1-1,0 0 1,-1 1-1,1-1 1,0 1-1,-1-1 1,1 0-1,0 1 1,-1-1-1,1 0 1,-1 0-1,1 1 1,-1-1-1,1 0 0,-1 0 1,1 0-1,-1 1 1,1-1-1,-1 0 1,1 0-1,-1 0 1,1 0-1,-1 0 1,1 0-1,-1 0 1,1 0-1,-1 0 1,1 0-1,-1-1 1,1 1-1,-1 0 1,1 0-1,-1 0 1,0-1-1,0 0 21,0 1-1,0-1 0,0 0 0,0 0 1,0 1-1,0-1 0,1 0 0,-1 0 1,0 0-1,1 0 0,-1 0 0,0 0 1,1 0-1,-1-1 0,1 1 0,0 0 1,-1 0-1,1-2 0,-1-4-119,2-1 0,-1 1-1,1 0 1,0 0 0,0 0 0,1 0-1,0 0 1,0 0 0,0 1 0,1-1 0,0 1-1,1-1 1,-1 1 0,1 0 0,0 0-1,10-9 1,-9 9-622,0 1 0,1 0 0,0 1 0,0-1 0,0 1 0,1 0 0,-1 0 0,1 1 0,0 0 0,8-2 0,7 2-3780,-4 3-1560</inkml:trace>
-  <inkml:trace contextRef="#ctx0" brushRef="#br0" timeOffset="551.7">760 91 816,'0'0'15130,"-2"-5"-13324,2 5-1757,0-1 0,0 0-1,0 1 1,0-1 0,0 0 0,0 1-1,0-1 1,0 0 0,-1 1-1,1-1 1,0 0 0,0 1 0,-1-1-1,1 1 1,-1-1 0,1 0 0,0 1-1,-1-1 1,1 1 0,-1-1 0,1 1-1,-1 0 1,1-1 0,-1 1-1,1-1 1,-1 1 0,0 0 0,1 0-1,-1-1 1,0 1 0,1 0 0,-1 0-1,0 0 1,1 0 0,-1-1 0,0 1-1,0 0 1,-2 2 6,0-1 0,1 1-1,-1 0 1,1-1 0,-1 1 0,1 0-1,0 1 1,0-1 0,-1 0 0,-1 3 0,-4 5 56,1 0 0,0 0 0,-9 16 0,14-22-106,0 1 0,0 0-1,0 0 1,0 0 0,1 0-1,0 0 1,0 0 0,0 0-1,1 0 1,0 11 0,0-15-15,1 1 0,0-1 0,0 0 0,0 0 0,0 0 0,0 0 0,0 1 0,0-1 0,0 0 0,0-1 0,1 1 1,-1 0-1,0 0 0,0 0 0,1-1 0,-1 1 0,1-1 0,-1 1 0,1-1 0,-1 0 0,1 1 0,-1-1 0,1 0 0,-1 0 0,1 0 0,-1 0 0,1 0 0,1-1 1,49-2-493,-37 0 92,1-1 1,-1 0-1,21-9 0,17-11-5857,-35 16 1794,-4 2-1156</inkml:trace>
-  <inkml:trace contextRef="#ctx0" brushRef="#br0" timeOffset="3125.74">1278 69 10277,'0'0'4386,"98"-45"-4338,-57 35 64,-8 2-80,-6 4-64,-8 2-96,-5 2-1153,-1 0-1760,-12 5-977</inkml:trace>
-  <inkml:trace contextRef="#ctx0" brushRef="#br0" timeOffset="3283.13">1234 292 8852,'0'0'5218,"112"-47"-5218,-73 39-128,-1 4-1969,-6 2-2737</inkml:trace>
+  <inkml:trace contextRef="#ctx0" brushRef="#br0">0 125 1308 0 0,'0'0'15264'0'0,"6"8"-14977"0"0,33 52 719 0 0,-38-57-765 0 0,17 32 1167 0 0,-16-32 170 0 0,6-3-1410 0 0,0-2 0 0 0,0 1 0 0 0,0-1 0 0 0,-1 0 0 0 0,1 0 0 0 0,-1-1 0 0 0,1 0 0 0 0,-1-1 0 0 0,0 1 0 0 0,9-8 0 0 0,72-55 657 0 0,-44 32-481 0 0,-29 22-216 0 0,-1 1 1 0 0,17-20-1 0 0,-7 7-2 0 0,1 4-1517 0 0,-20 17-3533 0 0</inkml:trace>
 </inkml:ink>
 </file>
 
@@ -6281,32 +6099,30 @@
           <inkml:channel name="X" type="integer" min="-2.14748E9" max="2.14748E9" units="cm"/>
           <inkml:channel name="Y" type="integer" min="-2.14748E9" max="2.14748E9" units="cm"/>
           <inkml:channel name="F" type="integer" max="32767" units="dev"/>
+          <inkml:channel name="OA" type="integer" max="360" units="deg"/>
+          <inkml:channel name="OE" type="integer" max="90" units="deg"/>
         </inkml:traceFormat>
         <inkml:channelProperties>
           <inkml:channelProperty channel="X" name="resolution" value="1000" units="1/cm"/>
           <inkml:channelProperty channel="Y" name="resolution" value="1000" units="1/cm"/>
           <inkml:channelProperty channel="F" name="resolution" value="0" units="1/dev"/>
+          <inkml:channelProperty channel="OA" name="resolution" value="1000" units="1/deg"/>
+          <inkml:channelProperty channel="OE" name="resolution" value="1000" units="1/deg"/>
         </inkml:channelProperties>
       </inkml:inkSource>
-      <inkml:timestamp xml:id="ts0" timeString="2026-02-28T15:06:30.231"/>
+      <inkml:timestamp xml:id="ts0" timeString="2026-03-05T14:42:45.317"/>
     </inkml:context>
     <inkml:brush xml:id="br0">
       <inkml:brushProperty name="width" value="0.035" units="cm"/>
       <inkml:brushProperty name="height" value="0.035" units="cm"/>
     </inkml:brush>
   </inkml:definitions>
-  <inkml:trace contextRef="#ctx0" brushRef="#br0">182 849 5010,'0'0'8500,"-2"-13"-6694,-8-39-320,3 36 1363,-2 16-1682,-5 17-919,12-16-158,-10 19-90,1-1-1,0 1 0,1 1 1,2 0-1,0 0 0,1 1 1,1 0-1,1 0 0,1 0 1,1 1-1,-1 32 0,4-53-32,0-1 0,0 1 0,0 0 0,0-1 0,0 1 0,0-1 0,1 1 0,-1-1 0,1 1 0,-1-1 0,1 0 0,-1 1 0,1-1 0,0 0 0,-1 1 0,1-1 1,0 0-1,0 0 0,0 1 0,0-1 0,0 0 0,0 0 0,3 1 0,-2-1-73,0 0 0,1 0 0,-1-1 0,0 1 0,0-1 1,1 0-1,-1 1 0,0-1 0,1 0 0,-1 0 0,0-1 1,1 1-1,-1 0 0,3-2 0,2 0-222,0 0 0,0-1-1,-1 1 1,1-2 0,0 1 0,-1-1 0,0 0-1,0 0 1,7-7 0,-6 3 55,0 0 0,-1-1 1,0 0-1,0 0 0,-1 0 0,0-1 0,-1 1 0,0-1 0,0-1 1,-1 1-1,2-15 0,0-7 1508,-2-2-1,-2-44 1,-1 66-371,0 11 176,-2 4-873,-1 0 0,1 1-1,0 0 1,0-1-1,0 1 1,1 0 0,-1 0-1,1 0 1,-2 7-1,-5 41-106,8-50-17,-1 9-276,-1 3 333,0 1 0,1-1 0,1 0 0,3 26 1,-3-37-230,1 0 0,0 0 0,-1 0 0,1 0 0,1 0 0,-1-1 1,0 1-1,1 0 0,-1-1 0,1 1 0,0-1 0,2 3 0,-2-3-210,0-1 0,0 1-1,0-1 1,0 0 0,0 0-1,1 0 1,-1 0 0,0 0-1,1 0 1,-1 0 0,0-1-1,1 1 1,-1-1 0,1 0-1,-1 0 1,5 0 0,-4 0-10,0 0 0,0-1-1,-1 1 1,1-1 0,0 0 0,-1 0 0,1 0 0,-1 0 0,1 0 0,-1 0 0,1-1 0,-1 1 0,0-1 0,0 1 0,4-5 0,-2 1-37,0 1 0,0-1 0,-1-1 0,0 1 0,0 0 0,4-11 0,-1 0 580,-1 1 0,-1-1-1,0 0 1,1-26 0,-3-26 6847,-2 57-3080,0 22-3251,-1 35-620,-1-23-66,2 1 0,4 38 0,-3-60-69,-1-1-1,1 1 1,-1-1-1,1 1 1,0-1-1,-1 0 1,1 1-1,0-1 1,0 0-1,0 1 1,0-1-1,0 0 1,0 0-1,1 0 0,-1 0 1,0 0-1,1 0 1,-1 0-1,0-1 1,1 1-1,-1 0 1,1-1-1,-1 1 1,1-1-1,-1 1 1,1-1-1,0 0 1,2 0-1,-2 1-82,1-1 0,-1 0-1,1 0 1,-1 0 0,1-1 0,-1 1 0,0 0-1,1-1 1,-1 0 0,1 0 0,-1 1 0,0-1-1,0-1 1,1 1 0,-1 0 0,0 0-1,0-1 1,2-2 0,3-4-37,-1-1 1,0 1-1,0-1 0,-1-1 1,0 1-1,5-15 0,-7 16 802,-1 1 0,0-1 0,-1 0-1,1 1 1,-1-14 995,-1 54-1200,0-22-46,0-6-720,0 0-1,0 1 1,0-1 0,1 0-1,-1 1 1,1-1-1,3 8 1,-3-11 34,0-1-1,0 1 1,0-1-1,0 1 1,1-1 0,-1 1-1,1-1 1,-1 0-1,1 1 1,-1-1 0,1 0-1,0 0 1,-1 0-1,1 0 1,0-1 0,0 1-1,0 0 1,-1-1-1,1 1 1,0-1 0,0 0-1,0 0 1,0 1-1,4-2 1,19 2-2632</inkml:trace>
-  <inkml:trace contextRef="#ctx0" brushRef="#br0" timeOffset="537.23">741 767 2801,'0'0'12793,"-14"-1"-12113,4 0-604,7 0-63,0 0 1,0 0-1,0 1 1,-1-1-1,1 1 1,0 0-1,0 0 1,0 0-1,-1 0 1,1 1-1,0-1 1,0 1-1,0 0 1,0 0-1,0 0 1,0 0-1,0 1 1,0-1-1,0 1 1,1 0-1,-1 0 1,1 0-1,-1 0 1,1 0-1,0 0 1,-4 4-1,2 3 20,-1-1 0,1 0 0,0 1 0,1 0 0,0 0 0,1 0 0,-1 0 0,2 0-1,-1 0 1,1 1 0,1-1 0,0 1 0,0-1 0,2 11 0,-2-19-53,1 1 1,-1-1 0,1 0-1,-1 1 1,1-1-1,-1 0 1,1 1-1,0-1 1,-1 0-1,1 0 1,0 0-1,0 0 1,0 0 0,0 0-1,0 0 1,0 0-1,0 0 1,0 0-1,1 0 1,-1-1-1,0 1 1,2 0 0,0 0-75,-1-1 0,1 1 0,0-1 0,-1 0 0,1 0 0,0 0 0,0 0 0,-1 0 1,1 0-1,5-2 0,-2 0-124,1 0-1,-1 0 1,0-1 0,0 0 0,0 0-1,0 0 1,-1-1 0,9-6 0,-6 2 36,-1 0 0,0 0 1,-1-1-1,0 0 1,-1 0-1,1 0 0,-2-1 1,1 0-1,-1 1 1,-1-2-1,5-19 0,-4-2 425,-1 0 0,-1-52-1,-2 65 38,-3-23 536,3 40-677,0 0 0,-1 0 0,1 0 1,-1 0-1,1 0 0,-1 0 0,0 0 0,0 0 1,0 1-1,0-1 0,0 0 0,0 1 0,0-1 1,-1 1-1,1-1 0,-1 1 0,1-1 0,-2 0 1,2 2-95,1-1 1,-1 1 0,1 0 0,0 0 0,-1 0 0,1 0-1,-1 0 1,1 0 0,0 0 0,-1 0 0,1 0-1,-1 0 1,1 0 0,-1 0 0,1 0 0,0 0-1,-1 0 1,1 0 0,-1 1 0,1-1 0,0 0 0,-1 0-1,1 0 1,0 1 0,-1-1 0,1 0 0,0 1-1,-1-1 1,1 0 0,0 0 0,0 1 0,-1-1-1,1 1 1,0-1 0,0 0 0,0 1 0,-1-1 0,1 0-1,0 1 1,-6 20 0,5-17 37,-7 31-78,-7 62 0,14-84-32,0 0 0,1 1 0,0-1-1,2 0 1,-1 0 0,1 1-1,1-1 1,5 14 0,-6-22-234,0-1 0,0 0 0,1 1 0,-1-1 0,1 0 0,0 0 0,0-1 1,1 1-1,-1 0 0,1-1 0,-1 0 0,1 0 0,0 0 0,0-1 0,1 1 0,-1-1 0,0 0 0,1 0 0,7 2 1,-9-3 53,0-1 0,1 1 0,-1-1 1,1 0-1,-1 0 0,0 0 1,1 0-1,-1-1 0,0 1 0,1-1 1,-1 0-1,0 0 0,1 0 0,-1 0 1,0-1-1,0 1 0,0-1 1,0 0-1,0 0 0,-1 0 0,1 0 1,-1 0-1,1 0 0,-1-1 1,0 0-1,0 1 0,0-1 0,3-4 1,1-5 187,-1-1-1,-1 0 1,1 1 0,-2-1 0,3-17 0,1-16 4620,-6 43-737,-1 75-3829,0-25-5760,0-39 2470</inkml:trace>
-  <inkml:trace contextRef="#ctx0" brushRef="#br0" timeOffset="708.73">1000 484 9684,'0'0'5683,"-8"54"-10741,11-14 2497,-1 5 15,1-4-2272</inkml:trace>
-  <inkml:trace contextRef="#ctx0" brushRef="#br0" timeOffset="964.85">1063 754 5058,'0'0'8169,"1"4"-7622,1 5-184,-1-2-117,0 0-1,0 0 1,1 0-1,0-1 1,1 1 0,5 10-1,-7-15-228,0 0 1,0-1-1,1 1 0,-1-1 0,0 1 0,1-1 1,0 0-1,-1 0 0,1 0 0,0 1 1,-1-1-1,1-1 0,0 1 0,0 0 0,0 0 1,0-1-1,0 1 0,0-1 0,0 0 1,0 1-1,0-1 0,0 0 0,0 0 0,0 0 1,0-1-1,0 1 0,0 0 0,0-1 1,4-1-1,-3 1 4,1-1 0,-1 1 0,1-1 0,-1 0 0,0 0-1,0 0 1,0-1 0,0 1 0,0-1 0,0 0 0,-1 1 0,1-1 0,-1-1 0,0 1 0,0 0 0,0 0 0,0-1 0,-1 1 0,3-8 0,-1 1 309,0-1 1,0 1 0,-1-1 0,-1 0 0,1-19 0,-2 29-290,0-1 0,0 1 0,0 0 0,0 0-1,0 0 1,0 0 0,-1 0 0,1-1 0,-1 1 0,1 0 0,-1 0 0,1 0 0,-1 0 0,1 0 0,-1 0 0,0 0 0,0 0 0,1 0 0,-1 1 0,0-1 0,0 0 0,0 0 0,0 1 0,0-1 0,0 1 0,0-1 0,0 1 0,0-1 0,0 1 0,0-1 0,-1 1 0,1 0 0,0 0 0,0 0 0,0 0 0,0-1 0,-1 2 0,1-1 0,-1 0 0,-3 0-190,0 1 0,1-1 0,-1 1 0,1 0 0,-1 1 0,1-1 0,-1 1 0,1 0 0,-6 3 0,-56 43-8722,34-20 817</inkml:trace>
-  <inkml:trace contextRef="#ctx0" brushRef="#br0" timeOffset="1832.36">1883 1 6883,'0'0'6835,"-11"153"-6210,11-28 415,0 18-560,-10 7-464,-7 0 64,-5-4-80,-2-12-128,5-18-656,10-29-2402,9-37-623,9-39-1906</inkml:trace>
-  <inkml:trace contextRef="#ctx0" brushRef="#br0" timeOffset="2278.22">2623 490 9684,'0'0'5832,"5"15"-5704,64 229 51,-69-243-185,0 0-1,0 0 0,0 0 1,0 0-1,1 0 0,-1 0 1,0 0-1,1 0 1,-1 0-1,1 0 0,-1 0 1,1-1-1,-1 1 0,1 0 1,0 0-1,-1 0 1,1-1-1,0 1 0,0 0 1,1 0-1,-2-1-16,1 0 0,0 0 1,0 0-1,-1 0 0,1 0 0,0 0 0,-1 0 1,1 0-1,0 0 0,-1-1 0,1 1 0,-1 0 1,1-1-1,0 1 0,-1 0 0,1-1 0,-1 1 1,1 0-1,-1-1 0,1 1 0,-1-1 1,1 0-1,3-3-57,0-1-1,-1 1 1,0-1 0,0 0 0,4-9 0,3-15 98,-1 0 1,7-37 0,-9 32 473,15-43 0,-21 77-845,0-1 0,0 1 0,-1 0-1,1 0 1,0 0 0,0 0 0,-1 0-1,1 0 1,0 1 0,0-1 0,-1 0-1,1 0 1,0 1 0,-1-1 0,1 0 0,0 1-1,-1-1 1,1 0 0,0 1 0,-1-1-1,1 1 1,-1-1 0,1 1 0,0 0-1,7 8-4517</inkml:trace>
-  <inkml:trace contextRef="#ctx0" brushRef="#br0" timeOffset="2434.2">2937 491 8132,'0'0'5570,"-2"61"-5570,2-35-64,0 1-128,0-6-1537,0-4-576,0-8-320</inkml:trace>
-  <inkml:trace contextRef="#ctx0" brushRef="#br0" timeOffset="2593.32">3013 367 5955,'0'0'2689,"6"-82"-624,-2 72-1393,-3 8-464,1 11-976,-2 16-1409,1 8 48,-1 1-1793</inkml:trace>
-  <inkml:trace contextRef="#ctx0" brushRef="#br0" timeOffset="3005.81">3229 488 7571,'0'0'7297,"-11"6"-6894,0 1-340,0 0 0,1 0 1,0 1-1,0 1 0,-9 10 0,15-15-38,-1 1 0,1 0-1,1 0 1,-1 1 0,1-1-1,0 1 1,0-1 0,1 1-1,0 0 1,0 0 0,0 0 0,0 0-1,1 1 1,-1 10 0,2-16-27,0-1 1,1 1-1,-1 0 1,0-1-1,0 1 1,0-1-1,0 1 1,1-1-1,-1 1 1,0-1-1,1 1 1,-1-1-1,0 1 1,1-1-1,-1 1 1,1-1-1,-1 1 1,0-1-1,1 0 1,-1 1-1,1-1 1,-1 0-1,1 0 1,0 1-1,-1-1 1,2 0-1,22 5-145,24-9-498,-42 3 475,0-1 0,-1 1-1,1-2 1,0 1 0,-1 0 0,0-1-1,0 0 1,1 0 0,-2-1-1,1 1 1,0-1 0,-1 0 0,5-6-1,-3 3-18,0 0 1,-1-1-1,0 0 0,-1 0 0,0-1 0,0 1 0,4-17 0,-2 1 219,-1 0 0,-2 0 0,0-1-1,-2 1 1,-2-39 0,2 60 183,-1 0 1,0 0 0,0 1-1,-1-1 1,1 0-1,0 0 1,-1 1-1,0-1 1,0 0 0,1 1-1,-2-1 1,1 1-1,0-1 1,0 1-1,-1 0 1,1-1 0,-1 1-1,0 0 1,-2-3-1,0 17 881,-4 37-1057,2 0 1,3 1-1,2-1 0,5 50 1,-4-95-123,1 0 0,-1-1-1,1 1 1,0-1 0,0 0 0,1 1 0,-1-1 0,1 0 0,0 1 0,3 4 0,-3-6-292,0 1 0,1-1 0,-1 0 1,0 0-1,1 0 0,0 0 0,-1 0 1,1-1-1,0 1 0,0-1 0,0 0 1,0 0-1,0 0 0,0 0 0,1 0 1,-1-1-1,0 0 0,4 1 0,23-1-3077</inkml:trace>
-  <inkml:trace contextRef="#ctx0" brushRef="#br0" timeOffset="3543.57">3518 618 5426,'0'0'5067,"5"-13"-4304,16-41 448,-20 51-890,0 1 1,0-1-1,0 0 0,-1 1 1,1-1-1,-1 1 0,0-1 1,0 0-1,0-4 1,0 6-220,0 1 1,0-1 0,0 1 0,0-1 0,-1 1 0,1-1 0,0 1 0,0 0 0,0-1 0,-1 1 0,1-1 0,0 1 0,-1 0 0,1-1 0,0 1 0,-1 0 0,1-1 0,0 1-1,-1 0 1,1 0 0,0-1 0,-1 1 0,1 0 0,-1 0 0,1 0 0,-1-1 0,1 1 0,0 0 0,-1 0 0,0 0 0,-1 0-34,0 1 1,1-1-1,-1 0 1,0 1 0,1-1-1,-1 1 1,0 0-1,1 0 1,-1 0-1,1-1 1,-1 1-1,1 0 1,0 1-1,-1-1 1,1 0 0,0 0-1,0 1 1,-2 2-1,-2 3-81,1 1 1,1 0-1,0 0 0,0 0 0,-2 11 0,4-18-3,0 1 0,1-1 0,-1 1 0,1-1 0,0 1 0,-1 0 1,1-1-1,0 1 0,0 0 0,0-1 0,0 1 0,0 0 0,1-1 0,-1 1 0,0 0 0,1-1 0,-1 1 0,1-1 0,0 1 0,0-1 0,-1 1 1,1-1-1,0 0 0,0 1 0,0-1 0,0 0 0,0 1 0,1-1 0,-1 0 0,0 0 0,1 0 0,-1 0 0,2 1 0,6 0-541,0-1 0,-1 1 0,1-1 0,0-1-1,0 0 1,0 0 0,0-1 0,0 0 0,-1 0-1,1-1 1,0 0 0,11-5 0,-12 4 79,0 0 1,0 0-1,-1-1 1,1 0-1,-1 0 1,0-1-1,-1 0 0,1 0 1,-1 0-1,0-1 1,0 0-1,0 0 1,5-9-1,-9 10 731,0 1 0,-1-1 0,1 1-1,-1-1 1,0 0 0,0 1 0,0-1 0,-1 0 0,1 0-1,-1 0 1,-1-7 0,1-1 1654,0 12-1805,0 1 1,0 0-1,0-1 0,0 1 0,0 0 0,0-1 0,0 1 1,0 0-1,0-1 0,0 1 0,0 0 0,0-1 0,0 1 1,0 0-1,0-1 0,0 1 0,-1 0 0,1 0 0,0-1 1,0 1-1,0 0 0,0-1 0,-1 1 0,1 0 0,0 0 1,0-1-1,0 1 0,-1 0 0,1 0 0,0 0 1,-1-1-1,1 1 0,0 0 0,0 0 0,-1 0 0,-11 6 1213,-6 17-1215,14-17-99,1 1 0,0-1 0,1 1 1,-1-1-1,1 1 0,0 0 0,1 0 1,-1 7-1,2-12-105,0 0 0,-1-1-1,1 1 1,0 0 0,1 0 0,-1-1 0,0 1 0,0 0-1,1-1 1,-1 1 0,1 0 0,-1-1 0,1 1 0,0 0 0,0-1-1,0 1 1,0-1 0,0 0 0,0 1 0,0-1 0,0 0-1,0 1 1,1-1 0,-1 0 0,0 0 0,1 0 0,-1 0 0,1 0-1,-1-1 1,1 1 0,0 0 0,-1-1 0,1 1 0,0-1-1,-1 1 1,3-1 0,0 1 14,0-1 0,0 1-1,0-1 1,0 0 0,-1 0 0,1-1-1,0 1 1,0-1 0,0 0 0,-1 0-1,1 0 1,0-1 0,-1 1 0,1-1-1,-1 1 1,1-1 0,-1-1 0,0 1-1,0 0 1,0-1 0,4-4 0,-3 3 159,-1-1-1,0 0 1,0 0 0,0 0 0,-1 0 0,0 0 0,0 0 0,0-1 0,-1 1 0,1-1 0,-1 1-1,-1-1 1,1 0 0,-1-7 0,0 8 133,0 1-1,0 0 1,0-1 0,-1 1-1,1 0 1,-1-1 0,0 1-1,-1 0 1,1 0 0,-1 0-1,0 0 1,-4-7 0,4 9-212,0 0 0,0 0 0,0 0 0,-1 0 0,1 0 0,-1 0 0,0 0 1,1 1-1,-1 0 0,0-1 0,0 1 0,0 0 0,0 1 0,0-1 1,0 0-1,0 1 0,0-1 0,0 1 0,-4 0 0,6 0-82,-3 0-338,0 0 0,1 0-1,-1 0 1,0 0 0,1 1 0,-1-1 0,0 1-1,1 0 1,-5 2 0,-13 12-3800</inkml:trace>
-  <inkml:trace contextRef="#ctx0" brushRef="#br0" timeOffset="4000.71">1 1765 3602,'0'0'2422,"22"-6"-1566,615-186 3245,648-115-2128,15 83-2793,-987 178 285,456-72-3266,-667 98 1523,-64 8-1385</inkml:trace>
-  <inkml:trace contextRef="#ctx0" brushRef="#br0" timeOffset="4370.64">421 1960 9076,'0'0'-253,"33"-13"789,-22 8-492,344-128 1000,-97 49 432,68-10-134,1106-203 105,23 127-584,-1287 156-937,361-45-855,-497 52-243,-33 4 339,-8 2-34,-55-1-982,57 2 2064,-71 0-1965,-10 2-1556</inkml:trace>
+  <inkml:trace contextRef="#ctx0" brushRef="#br0">1049 1194 1348 0 0,'-2'-4'1594'0'0,"-18"-27"15809"0"0,22 35-17308 0 0,7 19 719 0 0,0 1 0 0 0,8 37 0 0 0,-14-48-666 0 0,3 10 791 0 0,4 43-1 0 0,-7-24-173 0 0,-3-39 714 0 0,-1-17-1418 0 0,-7-220 223 0 0,12 206-219 0 0,-4 24-24 0 0,3-4 15 0 0,-3 8-52 0 0,0-1-1 0 0,0 1 1 0 0,0-1-1 0 0,0 1 0 0 0,0-1 1 0 0,0 1-1 0 0,0-1 1 0 0,0 1-1 0 0,0-1 1 0 0,1 1-1 0 0,-1-1 0 0 0,0 1 1 0 0,0-1-1 0 0,0 1 1 0 0,1-1-1 0 0,-1 1 1 0 0,0 0-1 0 0,0-1 0 0 0,1 1 1 0 0,-1-1-1 0 0,0 1 1 0 0,1 0-1 0 0,-1-1 1 0 0,0 1-1 0 0,1 0 1 0 0,-1-1-1 0 0,1 1 0 0 0,-1 0 1 0 0,0-1-1 0 0,1 1 1 0 0,-1 0-1 0 0,1 0 1 0 0,-1 0-1 0 0,1 0 0 0 0,0-1 1 0 0,-1 1-2 0 0,2 1 2 0 0,0-1 0 0 0,0 0 0 0 0,0 0 0 0 0,-1 0 0 0 0,1 0 0 0 0,0 0 0 0 0,0 0 0 0 0,0-1 0 0 0,0 1 0 0 0,0-1 0 0 0,2 0 0 0 0,3 6 27 0 0,-4-2-27 0 0,4 3 1 0 0,0-1-1 0 0,-1 1 1 0 0,1 1-1 0 0,-1-1 1 0 0,-1 1-1 0 0,1 0 1 0 0,-1 1-1 0 0,7 13 1 0 0,-5-3-38 0 0,0 2 0 0 0,-2-1 0 0 0,7 40 0 0 0,-11-55 18 0 0,0-18-83 0 0,2-63 82 0 0,-4 68 13 0 0,1 4 2 0 0,-1-1 1 0 0,1 1-1 0 0,1 0 0 0 0,-1 0 0 0 0,1 0 0 0 0,-1 0 1 0 0,2 0-1 0 0,1-7 0 0 0,-2 9 1 0 0,0-8 6 0 0,1 0 0 0 0,1 0 1 0 0,0 1-1 0 0,0-1 0 0 0,6-10 1 0 0,-7 18 23 0 0,0 1-4 0 0,-1 1-19 0 0,0-1 1 0 0,0 1-1 0 0,1 0 1 0 0,-1 0 0 0 0,1 0-1 0 0,-1 1 1 0 0,1-1 0 0 0,-1 0-1 0 0,1 1 1 0 0,-1-1-1 0 0,1 1 1 0 0,0-1 0 0 0,-1 1-1 0 0,1 0 1 0 0,0-1 0 0 0,-1 1-1 0 0,1 0 1 0 0,0 0-1 0 0,0 0 1 0 0,-1 1 0 0 0,1-1-1 0 0,1 1 1 0 0,-2-1-14 0 0,5 0 27 0 0,0 6-9 0 0,16 20-489 0 0,0 1 0 0 0,18 29 0 0 0,-4-3-3441 0 0,-34-49 2494 0 0,10 10-1398 0 0,-10-11-269 0 0</inkml:trace>
+  <inkml:trace contextRef="#ctx0" brushRef="#br0" timeOffset="358.09">1608 1018 1524 0 0,'0'0'1947'0'0,"-7"-2"-31"0"0,-21-9 12 0 0,21 9-29 0 0,1 2-76 0 0,-19 3-124 0 0,21-1-1313 0 0,1-1 1 0 0,-1 1-1 0 0,0 0 1 0 0,0 0-1 0 0,1 0 0 0 0,0 1 1 0 0,-1-1-1 0 0,1 1 1 0 0,0 0-1 0 0,0 0 1 0 0,0 0-1 0 0,0 0 0 0 0,1 0 1 0 0,-1 1-1 0 0,1-1 1 0 0,-3 6-1 0 0,2 0 189 0 0,-1-1 1 0 0,1 1-1 0 0,1 0 0 0 0,0 0 1 0 0,0 0-1 0 0,0 1 0 0 0,1 14 1 0 0,1-19-48 0 0,1 1-61 0 0,0 0-376 0 0,0 1 1 0 0,1-1-1 0 0,0 0 1 0 0,0 0-1 0 0,0-1 1 0 0,1 1-1 0 0,0 0 1 0 0,0-1-1 0 0,0 1 1 0 0,1-1-1 0 0,-1 0 1 0 0,1 0-1 0 0,1-1 1 0 0,5 6-1 0 0,-7-7-189 0 0,1-3-57 0 0,0 0 102 0 0,-1 0 1 0 0,1 0-1 0 0,-1 0 1 0 0,0-1 0 0 0,1 0-1 0 0,-1 1 1 0 0,1-1-1 0 0,-1 0 1 0 0,0-1-1 0 0,0 1 1 0 0,0-1-1 0 0,1 1 1 0 0,-1-1 0 0 0,-1 0-1 0 0,1 0 1 0 0,0 0-1 0 0,0-1 1 0 0,-1 1-1 0 0,0-1 1 0 0,1 1-1 0 0,-1-1 1 0 0,0 0 0 0 0,0 0-1 0 0,0 0 1 0 0,-1 0-1 0 0,1 0 1 0 0,-1 0-1 0 0,2-4 1 0 0,-1 1 44 0 0,-1 1-1 0 0,0 0 1 0 0,0-1 0 0 0,0 1 0 0 0,-1-1 0 0 0,0 0-1 0 0,0 1 1 0 0,-1-10 0 0 0,1 10 35 0 0,-1-3 170 0 0,1-1 1 0 0,-1 1 0 0 0,-1 0 0 0 0,-3-15-1 0 0,3 19 611 0 0,-7-15 58 0 0,7 16 1681 0 0,5 16-2579 0 0,8 39-132 0 0,-10-48 2 0 0,0 0-1 0 0,0 0 1 0 0,0 0 0 0 0,1 0 0 0 0,-1 0 0 0 0,1-1-1 0 0,0 1 1 0 0,0 0 0 0 0,5 5 0 0 0,-1-1-471 0 0,-4-4-850 0 0,0 0 0 0 0,1-1-1 0 0,0 0 1 0 0,0 1 0 0 0,0-1-1 0 0,5 4 1 0 0,-4-4 737 0 0</inkml:trace>
+  <inkml:trace contextRef="#ctx0" brushRef="#br0" timeOffset="1215.47">1694 1146 2300 0 0,'1'-7'1127'0'0,"2"-52"2639"0"0,-3 54-875 0 0,-1 0-1363 0 0,-2-17-41 0 0,2 16 1208 0 0,3 3-1512 0 0,-1 1-964 0 0,0 0-1 0 0,0 0 1 0 0,0 1 0 0 0,0-1-1 0 0,0 0 1 0 0,1 1 0 0 0,-1-1 0 0 0,1 1-1 0 0,-1-1 1 0 0,1 1 0 0 0,-1 0 0 0 0,1 0-1 0 0,0 0 1 0 0,-1 0 0 0 0,1 0-1 0 0,0 0 1 0 0,0 0 0 0 0,0 1 0 0 0,0-1-1 0 0,3 0 698 0 0,3 3-282 0 0,22 7-59 0 0,-27-8-460 0 0,1 0 0 0 0,-1 1 0 0 0,0 0 0 0 0,0 0-1 0 0,0 0 1 0 0,0 0 0 0 0,0 0 0 0 0,-1 0 0 0 0,1 1 0 0 0,0-1 0 0 0,-1 1 0 0 0,0 0-1 0 0,0 0 1 0 0,4 6 0 0 0,-4-7-68 0 0,0 2 55 0 0,0 0 0 0 0,0-1 1 0 0,0 1-1 0 0,0 0 1 0 0,0 0-1 0 0,-1 0 0 0 0,1 0 1 0 0,-1 1-1 0 0,1 5 0 0 0,-1-3 19 0 0,0-3-67 0 0,-1-1 0 0 0,1 1 0 0 0,-1 0 0 0 0,0-1 0 0 0,0 1 0 0 0,0 0 1 0 0,0-1-1 0 0,-1 1 0 0 0,1-1 0 0 0,-3 7 0 0 0,0 11 90 0 0,2-20-133 0 0,1 1 1 0 0,-1-1-1 0 0,1 1 0 0 0,-1-1 0 0 0,0 0 1 0 0,0 1-1 0 0,0-1 0 0 0,0 0 0 0 0,0 1 1 0 0,0-1-1 0 0,0 0 0 0 0,-2 2 0 0 0,2-2 9 0 0,-2 3 110 0 0,0-3-76 0 0,-5 2-34 0 0,8-3-19 0 0,-1 0 0 0 0,1 0 0 0 0,0 0 0 0 0,-1 0 0 0 0,1 0-1 0 0,-1 0 1 0 0,1 0 0 0 0,0 0 0 0 0,-1 0 0 0 0,1 0 0 0 0,-1 0 0 0 0,1 0 0 0 0,-1 0 0 0 0,1-1-1 0 0,0 1 1 0 0,-1 0 0 0 0,1 0 0 0 0,0 0 0 0 0,-1-1 0 0 0,1 1 0 0 0,0 0 0 0 0,-1 0 0 0 0,1-1-1 0 0,0 1 1 0 0,-1 0 0 0 0,1-1 0 0 0,0 1 0 0 0,0 0 0 0 0,-1-1 0 0 0,1 1 0 0 0,0-1 0 0 0,0 1-1 0 0,0 0 1 0 0,0-1 0 0 0,-1 1 0 0 0,1-1 0 0 0,0 1 0 0 0,0-1 0 0 0,-7-42-146 0 0,6 42 129 0 0,1 1 0 0 0,0-1 0 0 0,0 0 1 0 0,-1 0-1 0 0,1 0 0 0 0,0 0 1 0 0,0 0-1 0 0,0 0 0 0 0,0 0 1 0 0,0 0-1 0 0,1 0 0 0 0,-1 0 1 0 0,0 0-1 0 0,0 0 0 0 0,0 0 0 0 0,1-1 1 0 0,3-7-129 0 0,-1-1-214 0 0,1 1-1 0 0,0-1 0 0 0,0 1 1 0 0,1 0-1 0 0,1 0 0 0 0,-1 0 1 0 0,12-11-1 0 0,-10 12-377 0 0,1 0 1 0 0,0 1-1 0 0,1 0 0 0 0,-1 1 1 0 0,19-11-1 0 0,38-10 7046 0 0,-73 34-5884 0 0,-25 22-57 0 0,25-22 218 0 0,7-2-395 0 0,-1 17-80 0 0,1-17-62 0 0,4 0-604 0 0,-1-3 392 0 0,-1-1 49 0 0,0 0 0 0 0,0 0 0 0 0,0 0 0 0 0,0 1 0 0 0,0-1 0 0 0,0 0 0 0 0,-1 1 0 0 0,1-1 0 0 0,0 1 0 0 0,-1-1 0 0 0,1 1 0 0 0,0 2 0 0 0,5-4-374 0 0,15-1 12 0 0,-16 0 42 0 0,1-5-641 0 0,29-40 662 0 0,-33 42 526 0 0,-1 0 115 0 0,4-12 93 0 0,-4 11 1482 0 0,0 2-1147 0 0,2-8-815 0 0,-1 9 834 0 0,1 7 1352 0 0,138 524 1189 0 0,-136-501-3342 0 0,-2 1 1 0 0,-1-1 0 0 0,-1 0 0 0 0,-1 0-1 0 0,-1 1 1 0 0,-2-1 0 0 0,-8 38-1 0 0,9-60 62 0 0,1 0-1 0 0,-1 0 0 0 0,-1 0 1 0 0,1 0-1 0 0,-1 0 1 0 0,0-1-1 0 0,0 1 0 0 0,0-1 1 0 0,-6 6-1 0 0,8-10 49 0 0,0 1-1 0 0,-1-1 1 0 0,1 1 0 0 0,-1-1-1 0 0,0 0 1 0 0,1 0 0 0 0,-1 0-1 0 0,0 0 1 0 0,0 0 0 0 0,0 0-1 0 0,0-1 1 0 0,1 1-1 0 0,-1-1 1 0 0,0 1 0 0 0,0-1-1 0 0,0 0 1 0 0,0 1 0 0 0,0-1-1 0 0,0 0 1 0 0,0 0 0 0 0,0-1-1 0 0,0 1 1 0 0,0 0 0 0 0,0-1-1 0 0,0 1 1 0 0,0-1 0 0 0,0 0-1 0 0,0 1 1 0 0,0-1 0 0 0,0 0-1 0 0,1 0 1 0 0,-3-2 0 0 0,-8-6 1 0 0,0 0 0 0 0,1-1 0 0 0,0 0 0 0 0,1-1 0 0 0,0 0 0 0 0,1-1 1 0 0,0 0-1 0 0,0 0 0 0 0,2-1 0 0 0,-1 0 0 0 0,2-1 0 0 0,0 1 0 0 0,0-1 0 0 0,2-1 1 0 0,-5-17-1 0 0,4 8-133 0 0,2-1 1 0 0,0 0 0 0 0,2 0 0 0 0,0 0 0 0 0,2 1-1 0 0,1-1 1 0 0,1 0 0 0 0,1 1 0 0 0,11-39 0 0 0,-8 41-471 0 0,0 0 1 0 0,2 0 0 0 0,1 1-1 0 0,0 0 1 0 0,2 1 0 0 0,0 0-1 0 0,2 1 1 0 0,0 1 0 0 0,0 0 0 0 0,25-22-1 0 0,-26 28-891 0 0,0-1-1 0 0,-1 0 1 0 0,-1 0-1 0 0,15-22 1 0 0,-24 32 1254 0 0,-1-1 287 0 0,5-28 5457 0 0,-6 22-5586 0 0,0 5 4683 0 0,5 15-4194 0 0,0 1-263 0 0,21 54 686 0 0,-6 8-861 0 0,-20-69-412 0 0,1 0-176 0 0,2 14-183 0 0,-2-14-237 0 0</inkml:trace>
+  <inkml:trace contextRef="#ctx0" brushRef="#br0" timeOffset="1515.15">2161 829 340 0 0,'-6'-2'1932'0'0,"1"0"-1327"0"0,3 1-304 0 0,0 0-1 0 0,0 0 0 0 0,0 0 0 0 0,0 1 1 0 0,0-1-1 0 0,0 1 0 0 0,-8-1 10920 0 0,24 1-11177 0 0,57 2 444 0 0,-71-7-254 0 0,1-14 11 0 0,-1 14 294 0 0,-5 0-246 0 0,3 2-266 0 0,-1-1 55 0 0,0 1 0 0 0,1 0-1 0 0,-1 0 1 0 0,0 0-1 0 0,-1 0 1 0 0,1 1 0 0 0,0-1-1 0 0,-1 1 1 0 0,1-1 0 0 0,-1 1-1 0 0,0 0 1 0 0,-8-2-1 0 0,-6 0 124 0 0,13 3-28 0 0,-2 2-58 0 0,3 0-143 0 0,-1-1-121 0 0,1 0-1 0 0,-1 1 0 0 0,1 0 1 0 0,-1 0-1 0 0,1 0 1 0 0,0 0-1 0 0,-1 1 0 0 0,1-1 1 0 0,0 1-1 0 0,0 0 0 0 0,-7 5 1 0 0,4 0-196 0 0,-18 20-8919 0 0</inkml:trace>
+  <inkml:trace contextRef="#ctx0" brushRef="#br0" timeOffset="1841.67">2344 856 368 0 0,'0'0'13109'0'0,"3"8"-11840"0"0,59 94 4124 0 0,-49-60-4159 0 0,-13-38 796 0 0,0-18-1938 0 0,1-46 2 0 0,-1 55-58 0 0,1 1 0 0 0,-1-1-1 0 0,1 0 1 0 0,0 1-1 0 0,0-1 1 0 0,1 1-1 0 0,-1-1 1 0 0,1 1-1 0 0,0 0 1 0 0,0-1-1 0 0,1 1 1 0 0,-1 0-1 0 0,1 1 1 0 0,0-1-1 0 0,4-4 1 0 0,-5 5 38 0 0,1 1 1 0 0,-1 0 0 0 0,0-1 0 0 0,1 1 0 0 0,-1 1 0 0 0,1-1-1 0 0,0 0 1 0 0,0 0 0 0 0,0 1 0 0 0,-1 0 0 0 0,6-2 0 0 0,-2 11 10 0 0,-4-6-85 0 0,3 6 12 0 0,0-1 0 0 0,-1 0 0 0 0,0 1 0 0 0,0 0 0 0 0,0 0 0 0 0,-1 0 1 0 0,0 1-1 0 0,2 13 0 0 0,7 68-2035 0 0,-10-29-2502 0 0,-1-57 1019 0 0,-1 1-2245 0 0,2 21 438 0 0</inkml:trace>
+  <inkml:trace contextRef="#ctx0" brushRef="#br0" timeOffset="2390.75">2846 332 1572 0 0,'-43'-40'2348'0'0,"-2"2"0"0"0,-1 2 0 0 0,-2 2 0 0 0,-1 2 0 0 0,-79-38 0 0 0,94 55-1724 0 0,0 1 1 0 0,-1 2-1 0 0,0 1 1 0 0,-1 2-1 0 0,-1 2 0 0 0,1 1 1 0 0,-1 2-1 0 0,0 1 1 0 0,-67 4-1 0 0,11 10 52 0 0,1 3 1 0 0,0 5-1 0 0,-116 39 1 0 0,-254 124 650 0 0,359-135-1079 0 0,3 4 0 0 0,2 5 1 0 0,2 3-1 0 0,-136 113 0 0 0,185-132-83 0 0,3 2 0 0 0,1 2 0 0 0,2 2 0 0 0,2 1 0 0 0,2 2 0 0 0,3 2 0 0 0,1 1 0 0 0,3 1 0 0 0,3 2 0 0 0,-22 58 0 0 0,36-74-37 0 0,0 1 0 0 0,3 0 0 0 0,1 1 0 0 0,3 0 0 0 0,0 0 0 0 0,2 71 0 0 0,4-94-89 0 0,2 0 0 0 0,0 0 0 0 0,0 0 0 0 0,2 0-1 0 0,1-1 1 0 0,0 1 0 0 0,1-1 0 0 0,0 0 0 0 0,2 0 0 0 0,0-1 0 0 0,1 0 0 0 0,0-1 0 0 0,1 0 0 0 0,1 0 0 0 0,0-1 0 0 0,1-1 0 0 0,23 21-1 0 0,-10-15 7 0 0,1-1-1 0 0,1-2 1 0 0,1 0-1 0 0,0-2 1 0 0,1-1 0 0 0,0-1-1 0 0,1-2 1 0 0,0 0-1 0 0,44 6 1 0 0,-4-5-10 0 0,1-3 0 0 0,0-3 1 0 0,77-5-1 0 0,-16-8-110 0 0,239-46-1 0 0,124-66-483 0 0,620-226-1082 0 0,-583 151 218 0 0,-415 145 719 0 0,-3-5 0 0 0,155-101 0 0 0,-241 138 498 0 0,-1-2 0 0 0,0-1-1 0 0,-2-1 1 0 0,0-1 0 0 0,36-45 0 0 0,-54 58 130 0 0,0 1 1 0 0,-1-2 0 0 0,0 1 0 0 0,-1-1-1 0 0,0 0 1 0 0,-1 0 0 0 0,0 0 0 0 0,3-17-1 0 0,-6 19 39 0 0,0 0-1 0 0,0 0 0 0 0,-1 0 0 0 0,0 0 0 0 0,-1 0 0 0 0,0 1 0 0 0,0-1 0 0 0,-1 0 0 0 0,0 0 0 0 0,-1 1 1 0 0,0-1-1 0 0,-6-11 0 0 0,0 3 80 0 0,-1 1 1 0 0,0 1 0 0 0,-2-1-1 0 0,0 2 1 0 0,0 0-1 0 0,-1 0 1 0 0,-1 1-1 0 0,0 1 1 0 0,-25-16 0 0 0,0 2 347 0 0,-2 2 0 0 0,-72-31 0 0 0,15 17 269 0 0,-2 4 0 0 0,0 4-1 0 0,-200-31 1 0 0,-325 14 138 0 0,-230 75-4296 0 0,-1 72-8845 0 0,415-32 5560 0 0</inkml:trace>
 </inkml:ink>
 </file>
 
@@ -6319,32 +6135,41 @@
           <inkml:channel name="X" type="integer" min="-2.14748E9" max="2.14748E9" units="cm"/>
           <inkml:channel name="Y" type="integer" min="-2.14748E9" max="2.14748E9" units="cm"/>
           <inkml:channel name="F" type="integer" max="32767" units="dev"/>
+          <inkml:channel name="OA" type="integer" max="360" units="deg"/>
+          <inkml:channel name="OE" type="integer" max="90" units="deg"/>
         </inkml:traceFormat>
         <inkml:channelProperties>
           <inkml:channelProperty channel="X" name="resolution" value="1000" units="1/cm"/>
           <inkml:channelProperty channel="Y" name="resolution" value="1000" units="1/cm"/>
           <inkml:channelProperty channel="F" name="resolution" value="0" units="1/dev"/>
+          <inkml:channelProperty channel="OA" name="resolution" value="1000" units="1/deg"/>
+          <inkml:channelProperty channel="OE" name="resolution" value="1000" units="1/deg"/>
         </inkml:channelProperties>
       </inkml:inkSource>
-      <inkml:timestamp xml:id="ts0" timeString="2026-02-28T14:47:44.859"/>
+      <inkml:timestamp xml:id="ts0" timeString="2026-03-05T14:42:13.657"/>
     </inkml:context>
     <inkml:brush xml:id="br0">
       <inkml:brushProperty name="width" value="0.035" units="cm"/>
       <inkml:brushProperty name="height" value="0.035" units="cm"/>
     </inkml:brush>
   </inkml:definitions>
-  <inkml:trace contextRef="#ctx0" brushRef="#br0">129 1 6051,'0'0'2740,"-1"13"-2161,-5 516 4107,8-305-3869,9 492-155,-5-464-655,-44 437-1,-16-338-156,18-131 130,29-157-28,3 0 0,3 0 0,2 0 0,13 80 0,-12-128-985,-1-17 297,1-29-325,-1 2-58,3-29-1351,2-13-967</inkml:trace>
-  <inkml:trace contextRef="#ctx0" brushRef="#br0" timeOffset="826.88">518 635 416,'0'0'4480,"4"-11"-3824,2-2-441,-4 9-104,1-1 0,-1 0 0,0 0 0,-1 0 0,1 0 0,-1 0 0,0 0 0,0-8 0,-1 12 153,1-1 0,-1 1 0,0-1 0,0 1 0,0-1 0,0 1 0,0-1 0,0 1 0,-1-1 0,1 1 0,0-1 0,-1 1 0,1 0 0,-1-1 0,0 1 0,1-1 0,-1 1 0,0 0 0,-1-2 0,1 2-199,-1 1 0,1-1 0,0 1 0,0 0 0,-1 0 0,1-1 0,0 1 0,-1 0 1,1 0-1,0 0 0,-1 0 0,1 1 0,0-1 0,0 0 0,-1 0 0,1 1 0,0-1 0,0 1 0,-1-1 1,1 1-1,0 0 0,0-1 0,0 1 0,-2 2 0,-4 1-47,0 2 0,1-1 0,0 1-1,0 0 1,0 0 0,1 1 0,-1 0 0,2-1 0,-1 2 0,-6 12 0,7-10-18,-1 0 0,1 1 0,1-1 0,0 1 0,1 0 0,0 0 0,0 0 0,1 11 0,1-19-17,0 0 0,0 0-1,1 0 1,0 0 0,0 0 0,0 0-1,0 0 1,0 0 0,0-1-1,1 1 1,-1 0 0,1-1 0,0 1-1,0-1 1,0 1 0,0-1-1,0 0 1,0 0 0,1 0 0,-1 0-1,1 0 1,-1-1 0,1 1-1,0-1 1,0 0 0,0 1 0,-1-1-1,1 0 1,4 0 0,6 2-553,1 0 1,0-1-1,0 0 1,0-1 0,17-1-1,-26 0 155,1 0 0,-1 0-1,1-1 1,-1 0 0,0 0-1,1-1 1,-1 1 0,0-1 0,0 0-1,0-1 1,10-5 0,14-16-3416</inkml:trace>
-  <inkml:trace contextRef="#ctx0" brushRef="#br0" timeOffset="1018.42">756 514 2705,'0'0'6144,"-4"-1"-5698,3 2-433,0-1 0,0 0 0,0 0 0,0 0 0,0 0 0,0 1-1,0-1 1,0 0 0,0 1 0,0-1 0,0 1 0,0-1 0,0 1 0,0 0 0,0-1 0,0 1 0,1 0 0,-1 0 0,0-1 0,1 1 0,-1 0 0,0 0-1,1 0 1,-1 0 0,1 0 0,-1 0 0,1 0 0,0 0 0,-1 0 0,1 0 0,0 0 0,0 0 0,0 2 0,-9 52 483,6-32-386,-2 17-122,-1 66 0,6-105-100,0-1 0,0 1 1,0 0-1,0-1 0,0 1 1,0 0-1,0-1 0,0 1 1,0 0-1,0-1 0,0 1 1,1 0-1,-1-1 0,0 1 1,0 0-1,1-1 0,-1 1 1,0-1-1,1 1 0,-1-1 1,1 1-1,-1-1 0,1 1 1,-1-1-1,1 1 0,-1-1 1,1 1-1,0-1 1,-1 0-1,1 1 0,-1-1 1,1 0-1,0 0 0,-1 1 1,1-1-1,0 0 0,-1 0 1,1 0-1,0 0 0,-1 0 1,1 0-1,0 0 0,-1 0 1,1 0-1,0 0 0,-1 0 1,2-1-1,13 1-3548</inkml:trace>
-  <inkml:trace contextRef="#ctx0" brushRef="#br0" timeOffset="1195.72">844 611 3378,'0'0'7267,"0"38"-7091,-3-11-144,-2-2-16,2-4-16,1-6-128,2-2-1137,0-7-1136</inkml:trace>
-  <inkml:trace contextRef="#ctx0" brushRef="#br0" timeOffset="1336.91">938 469 3185,'0'0'4739,"0"53"-8101,0-28 353</inkml:trace>
-  <inkml:trace contextRef="#ctx0" brushRef="#br0" timeOffset="1904.08">958 595 4274,'0'0'12520,"-13"4"-11775,-45 18-398,56-21-336,0 1 1,-1-1 0,1 1 0,0-1 0,0 1 0,0 0 0,1 0 0,-1 0 0,0 0 0,1 0 0,-1 0 0,1 1 0,0-1 0,-1 0 0,1 1 0,0-1 0,1 1 0,-2 2 0,1 3-13,0-1 0,0 1 1,0 0-1,2 8 0,-1-8-1,0-7-53,0 1-1,0-1 1,1 0-1,-1 1 1,1-1-1,-1 0 1,1 0-1,0 0 1,-1 0 0,1 0-1,0 0 1,0 0-1,0 0 1,0 0-1,0 0 1,0 0-1,0 0 1,0 0 0,0-1-1,0 1 1,0 0-1,0-1 1,1 1-1,-1-1 1,0 0-1,0 1 1,1-1 0,-1 0-1,0 0 1,1 1-1,-1-1 1,0 0-1,1 0 1,-1-1-1,3 1 1,2 0-606,0-1 0,0 1 0,0-1 0,1 0 0,-1-1 0,0 0 1,6-2-1,-2-2 85,0 0 0,0-1 0,-1 0 1,0 0-1,0-1 0,-1-1 1,0 1-1,0-1 0,7-12 0,-4 5 1174,-1 1-1,-1-2 0,0 1 0,-1-1 0,6-20 0,-9 25 6314,-6 22-5569,-7 23-1738,-3-6 274,-16 51 579,25-68-1277,0 0 0,1 0 0,-1 15 0,3-24 583,-1-1 1,0 1-1,1-1 1,-1 1-1,1 0 1,-1-1-1,1 1 1,-1-1-1,1 0 1,0 1-1,-1-1 1,1 1-1,-1-1 1,1 0-1,0 1 1,-1-1-1,1 0 1,0 0-1,0 0 1,-1 1-1,1-1 1,0 0-1,-1 0 1,1 0-1,0 0 1,0 0-1,-1 0 1,1 0-1,0-1 1,0 1-1,-1 0 1,1 0-1,1-1 1,28-7-2043,21-29 1270,-45 33 1392,-1 0 0,0-1 0,0 0 0,-1 0 0,1-1 0,-1 1 0,4-8 0,-7 12-249,-1 1 0,0 0 0,0-1 0,1 1 0,-1-1 0,0 1 0,0 0 0,1-1 0,-1 1 0,0-1 0,0 1 0,0-1 0,0 1 0,0-1 0,0 1 0,0-1 0,0 1 0,0 0 0,0-1 0,0 1 0,0-1 0,0 1 0,0-1 0,0 1 0,0-1 0,0 1 0,-1-1 0,1 1 0,0 0 0,0-1 0,-1 1 0,1-1 0,0 1 0,0 0 0,-1-1 0,1 1-1,-1-1 1,-19 3 910,-22 18-1339,38-17 304,0 0-1,0 0 1,0 1 0,0 0 0,0 0-1,1 0 1,-4 6 0,6-10-6,1 1 1,-1 0-1,1 0 1,-1 0-1,1-1 1,-1 1-1,1 0 1,0 0-1,-1 0 1,1 0-1,0 0 1,0 0-1,0 0 1,0 0-1,0 0 1,0 0-1,0 0 1,0 0-1,0 0 1,0-1-1,0 1 1,1 0-1,-1 0 1,0 0 0,1 0-1,-1 0 1,1 0-1,-1 0 1,1-1-1,-1 1 1,1 0-1,-1 0 1,1-1-1,0 1 1,-1 0-1,1-1 1,0 1-1,0-1 1,0 1-1,-1-1 1,1 1-1,0-1 1,0 0-1,0 1 1,0-1-1,1 0 1,65 17 297,-51-14-489,-1 0-1,1 1 1,-1 1 0,15 7-1,-16-2-2967,-12-2-2049</inkml:trace>
-  <inkml:trace contextRef="#ctx0" brushRef="#br0" timeOffset="2552.71">452 990 3185,'0'0'8610,"0"3"-8437,3 45-48,-2-17-119,6 32-1,-7-62-18,0-1-1,0 0 0,0 1 0,1-1 1,-1 0-1,0 1 0,0-1 1,0 0-1,0 0 0,0 1 1,1-1-1,-1 0 0,0 1 1,0-1-1,0 0 0,1 0 1,-1 1-1,0-1 0,1 0 0,-1 0 1,0 0-1,0 0 0,1 1 1,-1-1-1,0 0 0,1 0 1,-1 0-1,0 0 0,1 0 1,-1 0-1,0 0 0,1 0 1,-1 0-1,0 0 0,1 0 1,-1 0-1,0 0 0,1 0 0,-1 0 1,0 0-1,1 0 0,-1 0 1,0 0-1,1-1 0,-1 1 1,0 0-1,1-1 0,14-10-271,7-27 199,-19 31 86,0 1 1,0 0 0,1 0 0,-1 0 0,2 1 0,-1-1 0,0 1 0,1 0 0,11-9 0,-16 13-4,1 1 0,0 0 0,-1-1 1,1 1-1,0-1 0,-1 1 0,1 0 0,0 0 0,0-1 0,-1 1 0,1 0 0,0 0 1,0 0-1,0 0 0,-1 0 0,1 0 0,0 0 0,0 0 0,0 0 0,-1 1 0,1-1 1,0 0-1,0 0 0,-1 1 0,1-1 0,0 0 0,-1 1 0,1-1 0,0 1 1,-1-1-1,1 1 0,0-1 0,0 1 0,15 28 103,-15-26-216,0 0 0,0-1 0,1 1 1,-1 0-1,0-1 0,1 0 0,0 1 0,-1-1 0,1 0 0,0 0 0,0 0 0,4 4 0,-4-6 80,-1 1 0,0-1-1,0 1 1,1-1 0,-1 1-1,0-1 1,1 0 0,-1 1-1,1-1 1,-1 0 0,0 0-1,1 0 1,-1 0 0,1 0-1,-1-1 1,0 1 0,1 0-1,-1-1 1,0 1 0,1-1-1,-1 1 1,0-1 0,1 1-1,-1-1 1,0 0 0,0 0-1,0 0 1,0 0 0,0 1-1,0-1 1,0-1 0,0 1-1,0 0 1,0 0-1,-1 0 1,1 0 0,0-1-1,-1 1 1,1 0 0,0-2-1,1-4 227,0 0-1,-1-1 0,1 1 0,-1 0 1,-1-1-1,0-8 0,0 15 139,1 3-335,-1 0 1,0 0-1,0 0 0,0 0 0,1 0 0,-1 0 1,1 0-1,0 0 0,0 0 0,1 4 0,1-2-274,1 0-1,-1 0 0,1-1 0,-1 1 0,1 0 1,0-1-1,8 5 0,-9-7-206,-1 1 0,1-1-1,0 0 1,0 0 0,-1-1 0,1 1-1,0 0 1,0-1 0,4 0 0,0-6-1276,-3-2 1108</inkml:trace>
-  <inkml:trace contextRef="#ctx0" brushRef="#br0" timeOffset="2852.35">887 1048 4562,'0'0'2596,"3"9"-2396,16 47-133,-19-56-66,0 1 0,0-1 0,0 0 1,0 1-1,0-1 0,1 1 0,-1-1 1,0 1-1,0-1 0,0 0 0,0 1 1,1-1-1,-1 0 0,0 1 0,0-1 1,1 0-1,-1 1 0,0-1 0,1 0 1,-1 1-1,0-1 0,1 0 0,-1 0 1,1 1-1,-1-1 0,0 0 0,1 0 1,-1 0-1,1 0 0,-1 0 0,1 0 1,-1 0-1,0 1 0,1-1 0,-1 0 1,1 0-1,-1-1 0,1 1 0,15-14 115,7-25 24,-22 37-133,4-7 39,-1 0 1,0 0-1,-1-1 0,1 1 0,-2-1 0,4-19 1,0 29-3251,2 6-1204</inkml:trace>
-  <inkml:trace contextRef="#ctx0" brushRef="#br0" timeOffset="3041.31">1121 1027 1072,'0'0'10645,"-12"68"-10645,12-50 0,0-4-736,0-4-1601,0-6-128</inkml:trace>
-  <inkml:trace contextRef="#ctx0" brushRef="#br0" timeOffset="3167.37">1168 917 8276,'-10'-14'1056,"7"8"-31,3 3-49,2 18-4113,4-3 1120,-1 5-1745</inkml:trace>
-  <inkml:trace contextRef="#ctx0" brushRef="#br0" timeOffset="3278.89">1122 1027 1489</inkml:trace>
-  <inkml:trace contextRef="#ctx0" brushRef="#br0" timeOffset="3984.75">1122 1027 1489,'65'-31'1043,"-43"21"7130,-22 10-8071,0 11-21,1-9-69,-1-1-1,0 0 1,0 1 0,1-1 0,-1 0 0,1 0 0,-1 1 0,1-1-1,-1 0 1,1 0 0,0 0 0,0 0 0,-1 0 0,1 0 0,0 0-1,0 0 1,0 0 0,0 0 0,0 0 0,0-1 0,0 1 0,1 0-1,-1-1 1,0 1 0,0-1 0,1 1 0,-1-1 0,0 0 0,0 1 0,1-1-1,-1 0 1,0 0 0,1 0 0,-1 0 0,0 0 0,2 0 0,-1-1 22,-1 1 0,1-1 0,-1 0 0,1 1 1,-1-1-1,0 0 0,1 0 0,-1 0 0,0 0 0,0 0 1,1 0-1,-1 0 0,0 0 0,0-1 0,0 1 1,0 0-1,0-1 0,-1 1 0,1-1 0,0 1 1,-1-1-1,1 1 0,-1-1 0,1 1 0,-1-1 1,0 0-1,0 1 0,0-1 0,0-2 0,0 4 9,1 0 0,-1-1-1,0 1 1,0 0-1,0 0 1,0-1 0,0 1-1,0 0 1,0-1 0,0 1-1,0 0 1,0 0 0,0-1-1,-1 1 1,1 0-1,0-1 1,0 1 0,0 0-1,0 0 1,0-1 0,0 1-1,-1 0 1,1 0 0,0 0-1,0-1 1,0 1-1,-1 0 1,1 0 0,0 0-1,0-1 1,-1 1 0,1 0-1,0 0 1,-1 0 0,-8 5 176,-8 15-373,14-15 134,1 0-1,0 0 0,0 1 1,0-1-1,1 0 0,-1 1 1,1-1-1,1 1 0,-1-1 1,1 1-1,1 10 0,-1-15-90,0 0-1,1 0 0,0 1 1,-1-1-1,1 0 0,0 0 1,-1 0-1,1 0 1,0 0-1,0 0 0,0-1 1,0 1-1,0 0 0,0 0 1,0-1-1,0 1 1,0 0-1,0-1 0,0 1 1,0-1-1,1 1 0,-1-1 1,0 0-1,0 0 1,0 1-1,1-1 0,-1 0 1,0 0-1,1 0 0,-1 0 1,2-1-1,3 1-386,0 0 1,0 0-1,1 0 0,-1-1 0,0 0 0,6-2 1,-8 1 351,1 0 0,-1 0 1,1-1-1,-1 0 0,0 1 0,0-1 1,0-1-1,0 1 0,-1 0 0,1-1 1,-1 0-1,0 0 0,0 0 1,0 0-1,4-9 0,-5 8 648,1-1 0,-1 1 1,-1-1-1,1 0 0,-1 0 0,0 0 0,0 0 0,-1-7 867,0 35-1219,-5 17-188,1 7-3825,5-46 3750,0 0 0,0 0 0,0 0 0,0 0 0,0-1 0,0 1 0,0 0 0,0-1 0,0 1 0,0 0 0,0-1 0,0 1 0,0-1 0,0 1 0,0-1 0,0 0 0,-1 1 0,2-2 0,67-88 3021,-69 90-2880,0-1 1,0 1 0,0 0 0,0 0 0,0 0-1,0 0 1,1-1 0,-1 1 0,0 0-1,0 0 1,0 0 0,0 0 0,0 0-1,1 0 1,-1-1 0,0 1 0,0 0 0,0 0-1,0 0 1,1 0 0,-1 0 0,0 0-1,0 0 1,0 0 0,1 0 0,-1 0-1,0 0 1,0 0 0,0 0 0,1 0-1,-1 0 1,0 0 0,0 0 0,0 0 0,1 0-1,-1 0 1,0 0 0,0 1 0,0-1-1,0 0 1,1 0 0,-1 0 0,0 0-1,0 0 1,0 0 0,0 1 0,0-1 0,0 0-1,1 0 1,-1 0 0,0 0 0,0 1-1,0-1 1,5 17 356,-5-15-385,1 0-1,-1 0 1,1 1-1,-1-1 1,1 0-1,0 0 1,-1 0-1,1 0 1,0-1 0,1 1-1,-1 0 1,0 0-1,0 0 1,3 2-1,-2-3 0,0 0 1,1 0-1,-1 0 0,0 0 0,1 0 0,-1-1 0,1 1 0,-1-1 0,1 0 0,-1 1 1,1-1-1,-1 0 0,1 0 0,0-1 0,-1 1 0,1 0 0,-1-1 0,1 0 1,-1 1-1,0-1 0,1 0 0,-1 0 0,0-1 0,0 1 0,1 0 0,-1-1 1,0 1-1,0-1 0,-1 0 0,1 0 0,0 1 0,0-1 0,-1 0 0,3-5 0,-1 2 234,1-1-1,-2 0 0,1 0 1,-1 0-1,3-9 0,2-30 4448,-7 44-4646,-1 0 1,1 0-1,0 0 0,0 0 1,0 0-1,-1 0 0,1 0 1,0 0-1,-1 0 0,1 0 1,-1 0-1,1 0 0,-1 0 1,1 0-1,-1 0 0,0 0 1,0 1-1,1-1 0,-1 0 1,0 0-1,0 1 0,0-1 1,0 1-1,0-1 0,0 1 1,0-1-1,0 1 0,0-1 1,0 1-1,0 0 0,0 0 1,0-1-1,0 1 0,0 0 1,-1 0-1,-6 0-878,1 0-1,-1 0 1,0 0 0,-8 3 0,-24 6-6861</inkml:trace>
+  <inkml:trace contextRef="#ctx0" brushRef="#br0">198 386 1136 0 0,'0'0'5834'0'0,"-4"-4"-4607"0"0,-12-11-103 0 0,13 12 3530 0 0,0-24-909 0 0,7 22-2998 0 0,14-15-18 0 0,-14 15-24 0 0,16-7 1225 0 0,-16 10-1371 0 0,11-5-46 0 0,-11 5-39 0 0,2 1-37 0 0,53 2 949 0 0,-52-1-1111 0 0,-1 3-27 0 0,-4-2-228 0 0,3 1 29 0 0,-1-1-1 0 0,0 1 1 0 0,0 0-1 0 0,0 0 1 0 0,0 0-1 0 0,-1 0 0 0 0,1 1 1 0 0,-1 0-1 0 0,1-1 1 0 0,-1 1-1 0 0,0 1 1 0 0,0-1-1 0 0,0 0 1 0 0,0 1-1 0 0,-1-1 0 0 0,1 1 1 0 0,-1 0-1 0 0,0 0 1 0 0,0 0-1 0 0,-1 0 1 0 0,1 0-1 0 0,-1 0 1 0 0,0 1-1 0 0,1 4 0 0 0,-2-6-32 0 0,1 3 9 0 0,0 0-1 0 0,-1 0 1 0 0,0 0-1 0 0,-1 0 1 0 0,1-1-1 0 0,-1 1 1 0 0,0 0-1 0 0,0 0 1 0 0,-1 0-1 0 0,0-1 1 0 0,0 1-1 0 0,0-1 1 0 0,-4 6-1 0 0,-5 7 25 0 0,-1-1 0 0 0,-1-1-1 0 0,0-1 1 0 0,-1 0 0 0 0,-19 16-1 0 0,30-28-18 0 0,-7 3-16 0 0,8-3 10 0 0,8-4 119 0 0,91-31-625 0 0,-8 3-2457 0 0,-35 13-720 0 0,-39 12 2180 0 0,-11 3 84 0 0,0-1-94 0 0,0 1 723 0 0,5-4 436 0 0,-1 4-7545 0 0</inkml:trace>
+  <inkml:trace contextRef="#ctx0" brushRef="#br0" timeOffset="729.87">591 442 1044 0 0,'0'0'993'0'0,"2"-6"-443"0"0,6-42 2373 0 0,1-10 8713 0 0,-9 54-6768 0 0,1 4-4839 0 0,-1 0 0 0 0,1 0 0 0 0,-1 0-1 0 0,1 0 1 0 0,-1 0 0 0 0,0 0 0 0 0,1 0 0 0 0,-1 0-1 0 0,1-1 1 0 0,-1 1 0 0 0,1 0 0 0 0,-1 0 0 0 0,0 0 0 0 0,1 0-1 0 0,-1-1 1 0 0,0 1 0 0 0,1 0 0 0 0,-1 0 0 0 0,0-1 0 0 0,1 1-1 0 0,-1 0 1 0 0,0-1 0 0 0,1 1 0 0 0,-1 0 0 0 0,0-1 0 0 0,1 0 42 0 0,0 0 1 0 0,-1 0 0 0 0,1 0-1 0 0,0 1 1 0 0,-1-1-1 0 0,1 0 1 0 0,0 1 0 0 0,0-1-1 0 0,0 1 1 0 0,0-1 0 0 0,-1 1-1 0 0,1-1 1 0 0,0 1 0 0 0,0-1-1 0 0,0 1 1 0 0,2-1 0 0 0,46-6 1456 0 0,-44 7-964 0 0,2 1-328 0 0,22 5-20 0 0,-22-4-14 0 0,-3 0-24 0 0,24 26 391 0 0,-26-25-464 0 0,-1 1-2 0 0,1 15-10 0 0,-2-15 81 0 0,-3 3-111 0 0,-5 9 20 0 0,-1 0 0 0 0,-21 26 0 0 0,-23 12 158 0 0,51-52-106 0 0,50 2-978 0 0,-38-4 240 0 0,-1-3-158 0 0,1 0 609 0 0,36-14-3677 0 0,68-34-1 0 0,-107 48 3506 0 0,0-1-1 0 0,0 0 1 0 0,-1 0-1 0 0,0 0 1 0 0,0-1-1 0 0,0 0 1 0 0,0 0-1 0 0,-1-1 1 0 0,10-11-1 0 0,-13 14 345 0 0,0-1 105 0 0,6-11 97 0 0,-7 11 560 0 0,0 0-264 0 0,-5-8 7914 0 0,-29 42-8164 0 0,24-23-40 0 0,9-2-25 0 0,-3 13-14 0 0,2-14 273 0 0,3 3-337 0 0,7 18-11 0 0,-7-19 147 0 0,-1-6-258 0 0,-1 0 1 0 0,0 0-1 0 0,1 0 0 0 0,-1 0 1 0 0,1 1-1 0 0,-1-1 0 0 0,0 0 1 0 0,1 0-1 0 0,-1 0 1 0 0,0 0-1 0 0,0 0 0 0 0,1 1 1 0 0,-1-1-1 0 0,0 0 0 0 0,1 0 1 0 0,-1 1-1 0 0,0-1 1 0 0,0 0-1 0 0,1 0 0 0 0,-1 1 1 0 0,0-1-1 0 0,0 0 0 0 0,0 1 1 0 0,1-1-1 0 0,-1 0 0 0 0,0 1 1 0 0,0-1-1 0 0,0 1 1 0 0,0 0 16 0 0,1 0 0 0 0,-1-1 0 0 0,1 1 0 0 0,-1 0-1 0 0,1 0 1 0 0,-1 0 0 0 0,1-1 0 0 0,-1 1 0 0 0,1 0 0 0 0,0-1 0 0 0,-1 1 0 0 0,1-1 0 0 0,0 1 0 0 0,-1-1 0 0 0,1 1 0 0 0,0-1 0 0 0,1 1 0 0 0,11 5 20 0 0,-10-5 406 0 0</inkml:trace>
+  <inkml:trace contextRef="#ctx0" brushRef="#br0" timeOffset="1229.72">770 341 1052 0 0,'0'0'10247'0'0,"-1"-6"-9154"0"0,-1 0-475 0 0,0-5-299 0 0,1 5 3524 0 0,1 0 3427 0 0,-7 14-6754 0 0,3-2-468 0 0,-3 1 224 0 0,0 1 1 0 0,1 0-1 0 0,1 0 1 0 0,-1 0 0 0 0,1 1-1 0 0,1 0 1 0 0,-7 16-1 0 0,6-7 85 0 0,3-14-33 0 0,3 2-39 0 0,-1 18-22 0 0,0-18-25 0 0,2-2-26 0 0,3 15-14 0 0,-4-15-21 0 0,0-4-170 0 0,-1 0 0 0 0,0 0 0 0 0,1 0 1 0 0,-1 0-1 0 0,0 0 0 0 0,1 0 0 0 0,-1 1 0 0 0,0-1 0 0 0,1 0 0 0 0,-1 0 1 0 0,0 0-1 0 0,0 0 0 0 0,1 0 0 0 0,-1 1 0 0 0,0-1 0 0 0,0 0 1 0 0,1 0-1 0 0,-1 1 0 0 0,0-1 0 0 0,0 0 0 0 0,1 0 0 0 0,-1 1 0 0 0,0-1 1 0 0,0 0-1 0 0,0 0 0 0 0,0 1 0 0 0,0-1 0 0 0,1 0 0 0 0,-1 1 0 0 0,0-1 1 0 0,0 0-1 0 0,0 1 0 0 0,0 0 6 0 0,0 0 0 0 0,0-1 0 0 0,1 1 0 0 0,-1 0 0 0 0,0 0 0 0 0,1-1 0 0 0,-1 1 0 0 0,1 0 0 0 0,-1-1 0 0 0,1 1 0 0 0,-1-1 0 0 0,1 1 0 0 0,-1 0 0 0 0,1-1 0 0 0,-1 1 0 0 0,1-1 0 0 0,0 0 0 0 0,-1 1 0 0 0,1-1 0 0 0,0 1 0 0 0,0-1 0 0 0,-1 0 0 0 0,1 0 0 0 0,1 1 0 0 0,17 4 96 0 0,-14-3 76 0 0,1-4-104 0 0,20-4 2 0 0,-19 5-15 0 0,-5 0-57 0 0,-1 1 0 0 0,1-1 0 0 0,0 1 0 0 0,-1-1 0 0 0,1 0-1 0 0,0 1 1 0 0,-1-1 0 0 0,1 0 0 0 0,-1 0 0 0 0,1 0 0 0 0,-1 0-1 0 0,3-3 1 0 0,-1 2 16 0 0,3-2 97 0 0,1 0 1 0 0,-1-1 0 0 0,0 1-1 0 0,0-1 1 0 0,-1-1 0 0 0,1 1-1 0 0,-1-1 1 0 0,0 0-1 0 0,0 0 1 0 0,-1-1 0 0 0,4-6-1 0 0,-6 9 302 0 0,-1-1-130 0 0,0-21-241 0 0,-2 23-55 0 0,0 0 0 0 0,0 0 0 0 0,0 1 0 0 0,0-1 0 0 0,-1 0 0 0 0,1 0 0 0 0,-1 1 0 0 0,0-1 0 0 0,-2-2 0 0 0,-21-13 0 0 0,-5 6 0 0 0,2 6 0 0 0,-1 6 0 0 0,-7 10 0 0 0,6 5 0 0 0,-2 7 31 0 0,28-16-47 0 0,2 0-155 0 0,0-4-640 0 0,0 0 1 0 0,0 1-1 0 0,0-1 0 0 0,1 1 0 0 0,-1 0 1 0 0,1-1-1 0 0,0 1 0 0 0,-2 5 0 0 0,1 7-11787 0 0</inkml:trace>
+  <inkml:trace contextRef="#ctx0" brushRef="#br0" timeOffset="1869.61">1059 364 1576 0 0,'0'0'6284'0'0,"-2"-7"-4302"0"0,-5-21-170 0 0,6 21 2657 0 0,13-12-2013 0 0,-10 15-1342 0 0,2 2-76 0 0,39-11 2405 0 0,-38 12-2727 0 0,1 2-70 0 0,19 1-58 0 0,-19-1-42 0 0,0 1-35 0 0,-2 0-399 0 0,0-1 0 0 0,0 1-1 0 0,-1 0 1 0 0,1 0 0 0 0,-1 1-1 0 0,1-1 1 0 0,-1 1 0 0 0,0 0-1 0 0,0 0 1 0 0,0 0 0 0 0,0 0-1 0 0,0 0 1 0 0,-1 0 0 0 0,1 1 0 0 0,-1-1-1 0 0,0 1 1 0 0,0 0 0 0 0,0 0-1 0 0,-1 0 1 0 0,2 7 0 0 0,-2-7 123 0 0,-3 3-11 0 0,-2 3-150 0 0,-1 0-1 0 0,0 0 1 0 0,-1 0-1 0 0,0-1 1 0 0,0 1-1 0 0,-1-2 1 0 0,0 1-1 0 0,-1-1 1 0 0,0 0-1 0 0,-15 12 1 0 0,-51 30 1364 0 0,71-48-1153 0 0,18-5-76 0 0,114-33-170 0 0,-114 31-184 0 0,56-23-3795 0 0,-60 23 2147 0 0,0-1 0 0 0,0 0 0 0 0,-1-1 0 0 0,14-12 0 0 0,16-18-2403 0 0,-36 32 4234 0 0,0 0-1 0 0,-1 0 1 0 0,1 0 0 0 0,-1-1-1 0 0,0 1 1 0 0,3-9-1 0 0,-5 11 1191 0 0,0-2-440 0 0,3-17 11885 0 0,-8 34-12226 0 0,-12 37-40 0 0,12-37-35 0 0,4-10-315 0 0,0 1 0 0 0,0-1-1 0 0,0 0 1 0 0,0 0 0 0 0,0 1-1 0 0,1-1 1 0 0,-1 0 0 0 0,1 0-1 0 0,0 1 1 0 0,0-1 0 0 0,0 0-1 0 0,0 0 1 0 0,0 0 0 0 0,0 0-1 0 0,2 2 1 0 0,10 12 81 0 0,7-3-114 0 0,8-4-24 0 0,14-7 0 0 0,-34-3 0 0 0,-1 1 0 0 0,1-1 0 0 0,0-1 0 0 0,-1 1 0 0 0,1-2 0 0 0,10-3 0 0 0,-14 5 0 0 0,0 0 0 0 0,-1 0 0 0 0,1-1 0 0 0,0 0 0 0 0,-1 1 0 0 0,1-1 0 0 0,-1 0 0 0 0,0-1 0 0 0,1 1 0 0 0,2-4 0 0 0,0 0 0 0 0,8-10 0 0 0,2-12 0 0 0,-10-3 0 0 0,-9 2 0 0 0,-10 1 0 0 0,-7 9 0 0 0,-5 9 0 0 0,-12 3 0 0 0,6 8 0 0 0,17 1-996 0 0,1 1 0 0 0,-1 0 0 0 0,1 1 0 0 0,0 1 0 0 0,1 0 0 0 0,-16 8 0 0 0,-70 49-10680 0 0,72-44 9575 0 0,5-4-4657 0 0</inkml:trace>
+  <inkml:trace contextRef="#ctx0" brushRef="#br0" timeOffset="2168.56">133 834 15801 0 0,'-11'0'263'0'0,"-17"2"677"0"0,-43-4-1 0 0,53 0-336 0 0,13 1 1063 0 0,19-4-1339 0 0,150-51 603 0 0,91-1 775 0 0,305-27 1 0 0,265 31-4071 0 0,-760 50 1087 0 0,-38 2-1697 0 0,4 0-5719 0 0,-9 1 3314 0 0</inkml:trace>
+  <inkml:trace contextRef="#ctx0" brushRef="#br0" timeOffset="3059.15">2529 242 516 0 0,'0'0'16059'0'0,"12"-3"-15337"0"0,9-2-288 0 0,1 1 1 0 0,-1 0 0 0 0,39 0-1 0 0,67 3 231 0 0,-44-1-3277 0 0,-67 0 1484 0 0,14-4-6912 0 0,-26 5 3584 0 0</inkml:trace>
+  <inkml:trace contextRef="#ctx0" brushRef="#br0" timeOffset="3353.66">2862 103 656 0 0,'-6'-3'1471'0'0,"-46"-18"2909"0"0,48 19-2945 0 0,1 2 809 0 0,-6-4-3127 0 0,7 1 2473 0 0,10 2 8144 0 0,130 19-8859 0 0,17 0-72 0 0,-152-18-704 0 0,2 1-8 0 0,23 1 781 0 0,-37 8-776 0 0,-19 17 30 0 0,-41 31 1 0 0,50-43-242 0 0,-1 2 1 0 0,2 1 0 0 0,-20 24 0 0 0,-14 24-7730 0 0</inkml:trace>
+  <inkml:trace contextRef="#ctx0" brushRef="#br0" timeOffset="3899.19">3759 83 800 0 0,'0'0'1570'0'0,"1"-8"-17"0"0,7-52 13485 0 0,-9 60-14908 0 0,0-1 1 0 0,-1 1-1 0 0,1-1 1 0 0,0 1-1 0 0,-1-1 0 0 0,1 0 1 0 0,0 1-1 0 0,0-1 0 0 0,-1 0 1 0 0,1 0-1 0 0,0 0 0 0 0,-2-2 1 0 0,2 2 127 0 0,-3-2 667 0 0,-4 9-22 0 0,-9 6-275 0 0,0 0 0 0 0,2 2 0 0 0,-1 0 1 0 0,2 0-1 0 0,0 1 0 0 0,0 1 0 0 0,2 1 0 0 0,-17 26 0 0 0,28-41-562 0 0,0 0-1 0 0,0 0 1 0 0,0 1 0 0 0,0-1-1 0 0,0 0 1 0 0,1 1-1 0 0,-1-1 1 0 0,0 0 0 0 0,1 1-1 0 0,0-1 1 0 0,0 1-1 0 0,0-1 1 0 0,0 1-1 0 0,0 3 1 0 0,1 4 282 0 0,-2-4-241 0 0,0-4-75 0 0,1 0 0 0 0,0 0 0 0 0,0 0 1 0 0,0 0-1 0 0,0 0 0 0 0,0 0 0 0 0,0 0 0 0 0,0 0 1 0 0,1 0-1 0 0,-1 0 0 0 0,1-1 0 0 0,-1 1 0 0 0,1 0 1 0 0,1 3-1 0 0,3 4-100 0 0,-1-1 0 0 0,2 1-1 0 0,-1-1 1 0 0,1 0 0 0 0,0 0 0 0 0,10 9 0 0 0,-12-14-214 0 0,1 1-1 0 0,1-1 1 0 0,-1 0-1 0 0,0 0 1 0 0,1 0-1 0 0,-1-1 1 0 0,1 0-1 0 0,0 0 1 0 0,0 0 0 0 0,0-1-1 0 0,0 0 1 0 0,0 0-1 0 0,10 0 1 0 0,-4 0-649 0 0,-1 0-938 0 0,0-1 0 0 0,0 0 1 0 0,1-1-1 0 0,-1 0 0 0 0,0-1 0 0 0,11-3 0 0 0,-14 4 703 0 0,21-6-4853 0 0</inkml:trace>
+  <inkml:trace contextRef="#ctx0" brushRef="#br0" timeOffset="4177.19">3968 283 3312 0 0,'3'-3'91'0'0,"1"-1"217"0"0,0 0 1 0 0,-1 0-1 0 0,0 0 0 0 0,0 0 0 0 0,0-1 1 0 0,3-6-1 0 0,-5 8 150 0 0,0 1 0 0 0,0-1 0 0 0,-1 0 0 0 0,1 0 0 0 0,0 0 0 0 0,-1 0 0 0 0,0 0 0 0 0,0 0 0 0 0,0-5 0 0 0,-1 2 94 0 0,-7-35 3629 0 0,7 39-3516 0 0,0-1 0 0 0,0 1 1 0 0,0-1-1 0 0,-1 1 0 0 0,1-1 1 0 0,-1 1-1 0 0,1 0 0 0 0,-7-6 3234 0 0,1 15-3369 0 0,-22 19-31 0 0,27-24-402 0 0,0 0 0 0 0,0 0-1 0 0,0 0 1 0 0,1 0 0 0 0,-1 0 0 0 0,0 1 0 0 0,1-1 0 0 0,0 1 0 0 0,-1-1 0 0 0,1 1 0 0 0,0-1 0 0 0,0 1 0 0 0,0 5 0 0 0,-1-2 126 0 0,1-2 85 0 0,1 1-37 0 0,0 17-28 0 0,1-17-26 0 0,1 0-12 0 0,1-1-157 0 0,-1 0 1 0 0,2 0-1 0 0,-1 1 0 0 0,0-2 1 0 0,1 1-1 0 0,0 0 0 0 0,0-1 1 0 0,0 0-1 0 0,0 0 1 0 0,7 4-1 0 0,-7-5-83 0 0,3-1-50 0 0,55-3-361 0 0,-56 1 355 0 0,-2-2 9 0 0,28-21-54 0 0,-30 22 94 0 0,-1-2 21 0 0,4-14 20 0 0,-4 14 9 0 0,-3-2-5 0 0,-6-20-12 0 0,8 25 8 0 0,0 0 0 0 0,0 0 0 0 0,-1 0 0 0 0,1 0 0 0 0,0 0 0 0 0,-1 0 0 0 0,1 0 0 0 0,-1 0 0 0 0,1 1 0 0 0,-1-1 1 0 0,0 0-1 0 0,1 0 0 0 0,-1 0 0 0 0,0 0 0 0 0,0 1 0 0 0,0-1 0 0 0,1 0 0 0 0,-1 1 0 0 0,0-1 0 0 0,0 1 0 0 0,0-1 0 0 0,-1 0 0 0 0,-1 0-9 0 0,-1-2-72 0 0,-1 1 1 0 0,1 0 0 0 0,-1 0-1 0 0,1 0 1 0 0,-1 1 0 0 0,0-1-1 0 0,0 1 1 0 0,0 0 0 0 0,0 1-1 0 0,0-1 1 0 0,-5 1 0 0 0,7 0 16 0 0,-28-2-1083 0 0,25 3 864 0 0,0-1-730 0 0,-27 6-1801 0 0,27-5 748 0 0,-2 1-3184 0 0,-1 3 2792 0 0,6-4 694 0 0</inkml:trace>
+  <inkml:trace contextRef="#ctx0" brushRef="#br0" timeOffset="4741.51">4200 200 19746 0 0,'0'0'767'0'0,"2"-7"-382"0"0,5-18 194 0 0,-5 19 124 0 0,-2 5-629 0 0,0 0 0 0 0,0 1 0 0 0,0-1 0 0 0,0 0 0 0 0,0 0 0 0 0,1 0 0 0 0,-1 0 0 0 0,0 1 0 0 0,0-1 0 0 0,1 0 0 0 0,-1 0 0 0 0,1 1 0 0 0,-1-1 0 0 0,1 0 0 0 0,-1 0 0 0 0,1 1 0 0 0,-1-1 0 0 0,1 1 0 0 0,-1-1 0 0 0,1 0 0 0 0,0 1 0 0 0,-1-1 0 0 0,1 1 0 0 0,0 0 0 0 0,0-1 0 0 0,1 0 0 0 0,14-6 464 0 0,-16 7-548 0 0,4-2 326 0 0,1 3-30 0 0,18 1-31 0 0,-17-1-23 0 0,0 1-25 0 0,0 1-146 0 0,0 0 0 0 0,0 1-1 0 0,0-1 1 0 0,0 1-1 0 0,-1 0 1 0 0,1 1-1 0 0,-1-1 1 0 0,0 1 0 0 0,-1 0-1 0 0,1 0 1 0 0,-1 1-1 0 0,0-1 1 0 0,0 1 0 0 0,2 6-1 0 0,7 29 112 0 0,-12-37-170 0 0,0 0-19 0 0,1 16-26 0 0,-1-15-13 0 0,-3-1-65 0 0,-7 16 53 0 0,7-15 2 0 0,2-5-92 0 0,-1 0 123 0 0,1 0 0 0 0,0 0 0 0 0,0 0 0 0 0,-1 0 1 0 0,1 0-1 0 0,0 0 0 0 0,-1 0 0 0 0,1-1 0 0 0,0 1 1 0 0,0 0-1 0 0,-1 0 0 0 0,1 0 0 0 0,0 0 0 0 0,0 0 1 0 0,-1 0-1 0 0,1 0 0 0 0,0-1 0 0 0,0 1 0 0 0,0 0 1 0 0,-1 0-1 0 0,1 0 0 0 0,0-1 0 0 0,0 1 0 0 0,0 0 0 0 0,-1 0 1 0 0,1 0-1 0 0,0-1 0 0 0,0 1 0 0 0,0 0 0 0 0,0 0 1 0 0,0-1-1 0 0,0 1 0 0 0,0 0 0 0 0,0-1 0 0 0,-1 1 1 0 0,1 0-1 0 0,0 0 0 0 0,0-1 0 0 0,0 1 0 0 0,0 0 1 0 0,0 0-1 0 0,0-1 0 0 0,1 1 0 0 0,-1 0 0 0 0,0-1 1 0 0,0 1-1 0 0,0 0 0 0 0,0 0 0 0 0,0-1 0 0 0,0 1 1 0 0,0 0-1 0 0,1 0 0 0 0,-1-1 0 0 0,0 1 0 0 0,0 0 1 0 0,0 0-1 0 0,0 0 0 0 0,1-1 0 0 0,-1 1 0 0 0,0 0 0 0 0,0 0 1 0 0,1 0-1 0 0,-1-1 0 0 0,28-27-817 0 0,-16 18 367 0 0,2 0 0 0 0,-1 1 0 0 0,1 0 1 0 0,17-7-1 0 0,112-35-6405 0 0,-139 49 6781 0 0,10 0 6457 0 0,-52 31-5928 0 0,37-29-391 0 0,0 1 0 0 0,0-1 0 0 0,0 1 0 0 0,0-1 0 0 0,0 1-1 0 0,0 0 1 0 0,0 0 0 0 0,0-1 0 0 0,0 1 0 0 0,1 0 0 0 0,-1 0 0 0 0,0 0-1 0 0,0 0 1 0 0,1 0 0 0 0,-1-1 0 0 0,1 2 0 0 0,-1-1 0 0 0,1 0 0 0 0,-1 0-1 0 0,1 0 1 0 0,-1 2 0 0 0,0 0 84 0 0,0 0 214 0 0,0 2-38 0 0,2-1-183 0 0,-1 1-1 0 0,1 0 1 0 0,-1-1 0 0 0,1 1 0 0 0,1-1 0 0 0,-1 1-1 0 0,0-1 1 0 0,1 0 0 0 0,3 6 0 0 0,-3-8-90 0 0,-1 0 1 0 0,1-1 0 0 0,0 1-1 0 0,0 0 1 0 0,0-1-1 0 0,0 1 1 0 0,0-1-1 0 0,0 0 1 0 0,0 0-1 0 0,1 0 1 0 0,-1 0 0 0 0,0 0-1 0 0,1 0 1 0 0,-1-1-1 0 0,1 1 1 0 0,-1-1-1 0 0,0 0 1 0 0,5 1 0 0 0,-6-1-22 0 0,6 1-28 0 0,1-1-1 0 0,-1 0 1 0 0,1 0-1 0 0,-1 0 1 0 0,1-1-1 0 0,-1 0 0 0 0,15-4 1 0 0,-16 3 48 0 0,-3 2-21 0 0,0-1-1 0 0,0 0 1 0 0,0 0-1 0 0,0 0 1 0 0,0 0-1 0 0,0-1 1 0 0,0 1-1 0 0,0-1 1 0 0,0 0-1 0 0,0 0 1 0 0,-1 0-1 0 0,1 0 0 0 0,2-3 1 0 0,0 0 24 0 0,-3 3 37 0 0,0 0-1 0 0,0 0 1 0 0,0-1 0 0 0,0 1 0 0 0,0-1 0 0 0,-1 1 0 0 0,1-1-1 0 0,-1 0 1 0 0,0 0 0 0 0,1 0 0 0 0,-1 1 0 0 0,0-1 0 0 0,-1 0-1 0 0,1 0 1 0 0,-1 0 0 0 0,1-4 0 0 0,-1 4-35 0 0,0 1 1 0 0,0 0-1 0 0,-1 0 0 0 0,1 0 1 0 0,-1-1-1 0 0,0 1 1 0 0,1 0-1 0 0,-1 0 0 0 0,0 0 1 0 0,-2-3-1 0 0,0-1 18 0 0,2 4-24 0 0,0 0 0 0 0,0 0 0 0 0,-1 0 0 0 0,1 0 0 0 0,-1 0 0 0 0,1 0 0 0 0,-1 0 0 0 0,0 0 1 0 0,0 1-1 0 0,1-1 0 0 0,-1 1 0 0 0,0 0 0 0 0,0-1 0 0 0,-1 1 0 0 0,1 0 0 0 0,0 0 0 0 0,0 0 0 0 0,0 0 0 0 0,-1 1 0 0 0,-2-1 0 0 0,4 0-24 0 0,-4 0-146 0 0,0-1 0 0 0,0 1 1 0 0,0 0-1 0 0,0 1 1 0 0,0-1-1 0 0,0 1 1 0 0,0 0-1 0 0,0 0 0 0 0,1 1 1 0 0,-1-1-1 0 0,0 1 1 0 0,-6 2-1 0 0,-8 0-4692 0 0,0-2-4932 0 0</inkml:trace>
+  <inkml:trace contextRef="#ctx0" brushRef="#br0" timeOffset="5352.37">4835 178 448 0 0,'5'-4'1798'0'0,"3"-3"-1663"0"0,16-24 19267 0 0,-17 36-18648 0 0,22 14-78 0 0,-27-17-578 0 0,0 0 1 0 0,-1-1 0 0 0,1 1-1 0 0,0 0 1 0 0,-1 0 0 0 0,0 0-1 0 0,1 0 1 0 0,-1 0 0 0 0,0 0-1 0 0,0 1 1 0 0,0-1 0 0 0,0 0-1 0 0,0 1 1 0 0,-1-1 0 0 0,1 0-1 0 0,-1 1 1 0 0,1-1 0 0 0,-1 1-1 0 0,0 3 1 0 0,0-5-65 0 0,1 3 304 0 0,-1 1-48 0 0,1 4 85 0 0,1-1-1 0 0,-2 1 0 0 0,1-1 0 0 0,-1 9 0 0 0,4-22-357 0 0,2 0 0 0 0,-1 0 0 0 0,0 0 0 0 0,11-6 0 0 0,7-4 42 0 0,-12 7-46 0 0,1 1 0 0 0,-1 1 0 0 0,1 0 0 0 0,19-7 0 0 0,-27 12-85 0 0,2 3-1018 0 0,21 5 644 0 0,-20-5-93 0 0,-5 1-77 0 0,8 7-58 0 0,-8-7-43 0 0,2 0-705 0 0,1 2 1076 0 0,0 0-1 0 0,1 0 1 0 0,0-1-1 0 0,0 0 1 0 0,0 0-1 0 0,0 0 1 0 0,1-1-1 0 0,-1 0 1 0 0,1 0-1 0 0,0-1 1 0 0,0 0-1 0 0,0 0 1 0 0,0 0-1 0 0,1-1 1 0 0,-1 0-1 0 0,0-1 1 0 0,12 0-1 0 0,-11 0 258 0 0,50-3-1257 0 0,-53 3 1347 0 0,0-1 1 0 0,0 0-1 0 0,0 0 1 0 0,0 0 0 0 0,0-1-1 0 0,0 0 1 0 0,-1 0 0 0 0,1 0-1 0 0,-1 0 1 0 0,1-1 0 0 0,4-4-1 0 0,-5 4 399 0 0,-1 0 0 0 0,0 0 0 0 0,0-1 0 0 0,0 1 0 0 0,0-1 0 0 0,-1 0 0 0 0,1 0 0 0 0,-1 0 0 0 0,0 0 0 0 0,0 0 0 0 0,0 0 0 0 0,-1-1 0 0 0,0 1 0 0 0,2-8 0 0 0,-2-6 926 0 0,-1 14 26 0 0,-2-2-15 0 0,-5-16-15 0 0,6 16-63 0 0,1 6-1213 0 0,-1 0-1 0 0,1 0 1 0 0,0 0-1 0 0,0 0 1 0 0,-1 0-1 0 0,1 0 0 0 0,0 0 1 0 0,0-1-1 0 0,-1 1 1 0 0,1 0-1 0 0,0 0 1 0 0,0 0-1 0 0,-1 0 1 0 0,1 0-1 0 0,0-1 1 0 0,0 1-1 0 0,0 0 1 0 0,0 0-1 0 0,-1 0 1 0 0,1-1-1 0 0,0 1 1 0 0,0 0-1 0 0,0 0 1 0 0,0-1-1 0 0,0 1 0 0 0,0 0 1 0 0,-1 0-1 0 0,1-1 1 0 0,0 1-1 0 0,0 0 1 0 0,0 0-1 0 0,0-1 1 0 0,0 1-1 0 0,0-1 1 0 0,0 1 34 0 0,0-1 0 0 0,0 1 1 0 0,0-1-1 0 0,0 1 0 0 0,0-1 0 0 0,0 1 1 0 0,0 0-1 0 0,0-1 0 0 0,-1 1 1 0 0,1-1-1 0 0,0 1 0 0 0,0-1 0 0 0,-1 1 1 0 0,1 0-1 0 0,0-1 0 0 0,-1 1 0 0 0,1-1 1 0 0,0 1-1 0 0,-1 0 0 0 0,1-1 1 0 0,0 1-1 0 0,-1 0 0 0 0,1 0 0 0 0,-1-1 1 0 0,1 1-1 0 0,0 0 0 0 0,-1 0 1 0 0,1 0-1 0 0,-1 0 0 0 0,1-1 0 0 0,-1 1 1 0 0,1 0-1 0 0,-1 0 0 0 0,1 0 1 0 0,-1 0-1 0 0,1 0 0 0 0,-1 0 0 0 0,0 0 1 0 0,-23 1 505 0 0,13 3-433 0 0,-16 13-143 0 0,9 1-10 0 0,1 5 0 0 0,7 2 0 0 0,8 1 0 0 0,13 5 0 0 0,5-10 0 0 0,3-9 0 0 0,-17-11-2 0 0,0 0 0 0 0,0 0-1 0 0,1 0 1 0 0,-1-1 0 0 0,1 1 0 0 0,-1-1 0 0 0,0 0-1 0 0,1 0 1 0 0,2 0 0 0 0,29-5-114 0 0,-31 4 114 0 0,0 0-1 0 0,0-1 1 0 0,0 1 0 0 0,0 0-1 0 0,0-1 1 0 0,-1 1-1 0 0,1-1 1 0 0,-1 0 0 0 0,1 0-1 0 0,-1 0 1 0 0,0 0 0 0 0,0-1-1 0 0,0 1 1 0 0,4-5 0 0 0,-5 4 19 0 0,5-4 112 0 0,5-12-102 0 0,2-1-27 0 0,1 4 0 0 0,-13 15 0 0 0,1 0 0 0 0,-1 0 0 0 0,0 0 0 0 0,1 0 0 0 0,-1 0 0 0 0,1 0 0 0 0,0 1 0 0 0,-1-1 0 0 0,1 1 0 0 0,0-1 0 0 0,2 0 0 0 0,-1 1 0 0 0,-1 0 0 0 0,1 0 0 0 0,-1 0 0 0 0,1 0 0 0 0,-1 0 0 0 0,0 0 0 0 0,1 1 0 0 0,-1 0 0 0 0,1-1 0 0 0,-1 1 0 0 0,4 2 0 0 0,-2-1-210 0 0,0 0 0 0 0,0 1 0 0 0,0 0 0 0 0,-1 0 0 0 0,1 0 0 0 0,-1 0 0 0 0,0 1 0 0 0,0-1 0 0 0,5 7 0 0 0,-4-3-662 0 0,0-1 0 0 0,-1 1-1 0 0,0 0 1 0 0,0 0 0 0 0,0 0 0 0 0,-1 1-1 0 0,0-1 1 0 0,2 15 0 0 0,-4-13-7762 0 0,1 11 660 0 0</inkml:trace>
+  <inkml:trace contextRef="#ctx0" brushRef="#br0" timeOffset="7506.51">1898 1261 376 0 0,'0'0'4282'0'0,"0"-7"-2963"0"0,1-25-65 0 0,-1 24 1111 0 0,1 4-1206 0 0,-4-7 10717 0 0,-30 57-9858 0 0,-54 98 0 0 0,73-116-1471 0 0,1 1 0 0 0,1 0 0 0 0,1 1 0 0 0,2 0 0 0 0,-8 44 0 0 0,16-67-496 0 0,0 0 0 0 0,0 0 1 0 0,1 1-1 0 0,0-1 0 0 0,0 0 1 0 0,1 1-1 0 0,0-1 0 0 0,1 0 1 0 0,-1 0-1 0 0,1 0 0 0 0,1 0 1 0 0,-1 0-1 0 0,6 9 0 0 0,-5-11-149 0 0,1 0 0 0 0,0 0 0 0 0,0-1 0 0 0,1 1 0 0 0,5 3 0 0 0,-8-6 5 0 0,1 0 1 0 0,-1 0-1 0 0,1-1 0 0 0,-1 1 1 0 0,1-1-1 0 0,0 0 0 0 0,-1 0 0 0 0,1 0 1 0 0,0 0-1 0 0,0 0 0 0 0,0 0 1 0 0,-1-1-1 0 0,1 1 0 0 0,0-1 1 0 0,0 0-1 0 0,6 0 0 0 0,-6-1 69 0 0,0 1-36 0 0,1 0 1 0 0,0-1-1 0 0,-1 1 1 0 0,1-1-1 0 0,-1 0 1 0 0,1 0-1 0 0,-1 0 1 0 0,0 0-1 0 0,1-1 1 0 0,-1 1-1 0 0,0-1 1 0 0,0 0-1 0 0,0 0 1 0 0,5-4 0 0 0,-5 2 18 0 0,0 0 1 0 0,-1 0-1 0 0,1 0 1 0 0,-1-1-1 0 0,0 1 1 0 0,0 0-1 0 0,-1-1 1 0 0,0 0 0 0 0,1 1-1 0 0,-1-1 1 0 0,-1 0-1 0 0,1 1 1 0 0,-1-1-1 0 0,0 0 1 0 0,0 0-1 0 0,0 1 1 0 0,0-1 0 0 0,-1 0-1 0 0,0 0 1 0 0,0 1-1 0 0,0-1 1 0 0,-1 1-1 0 0,1-1 1 0 0,-1 1 0 0 0,0-1-1 0 0,-1 1 1 0 0,1 0-1 0 0,-4-4 1 0 0,1 2-230 0 0,0 1 1 0 0,0 1 0 0 0,-1-1 0 0 0,1 1-1 0 0,-1 0 1 0 0,-10-6 0 0 0,12 9-493 0 0,0 0-1273 0 0,-1 0 1349 0 0,-4-2 307 0 0,5 3-3512 0 0</inkml:trace>
+  <inkml:trace contextRef="#ctx0" brushRef="#br0" timeOffset="7771.5">2189 1512 17594 0 0,'0'0'360'0'0,"-10"-1"42"0"0,-30-7 1440 0 0,56 6-2028 0 0,41-2-1044 0 0,-53 5 895 0 0,28-1-1605 0 0,1-4-6368 0 0,-5 0 3697 0 0</inkml:trace>
+  <inkml:trace contextRef="#ctx0" brushRef="#br0" timeOffset="8721.09">2524 1255 148 0 0,'0'0'1842'0'0,"-1"-6"-16"0"0,-4-28 11372 0 0,7 48-12231 0 0,1 5-535 0 0,-1 0 1 0 0,-1 0-1 0 0,0 0 0 0 0,-2 0 0 0 0,-4 30 1 0 0,-83 291 3913 0 0,86-327-4245 0 0,-3 8 156 0 0,1 0 0 0 0,-2 40 1 0 0,5-57-273 0 0,1 0 0 0 0,0 0 1 0 0,0 0-1 0 0,1 0 1 0 0,-1 0-1 0 0,1 0 1 0 0,0 0-1 0 0,0 0 0 0 0,0 0 1 0 0,0 0-1 0 0,1 0 1 0 0,0 0-1 0 0,-1-1 1 0 0,1 1-1 0 0,1-1 0 0 0,-1 1 1 0 0,1-1-1 0 0,-1 0 1 0 0,1 0-1 0 0,0 0 1 0 0,5 5-1 0 0,-4-7-62 0 0,0 1 0 0 0,0 0 0 0 0,1-1 0 0 0,-1 0 1 0 0,0 0-1 0 0,0-1 0 0 0,1 1 0 0 0,-1-1 0 0 0,0 0 0 0 0,1 0 0 0 0,-1 0 0 0 0,0 0 0 0 0,0-1 0 0 0,1 0 1 0 0,-1 0-1 0 0,0 0 0 0 0,4-2 0 0 0,1 0-160 0 0,0-1 1 0 0,0 1 0 0 0,0-2-1 0 0,-1 1 1 0 0,0-1-1 0 0,13-10 1 0 0,-15 10 58 0 0,0-1 1 0 0,0 0-1 0 0,-1-1 1 0 0,1 1-1 0 0,-1-1 0 0 0,-1 0 1 0 0,1 0-1 0 0,-1-1 1 0 0,4-10-1 0 0,-6 12 96 0 0,0 1 1 0 0,-1-1-1 0 0,0 1 1 0 0,0-1 0 0 0,0 1-1 0 0,-1-1 1 0 0,0-5-1 0 0,1 0-73 0 0,-1 7 115 0 0,-1 0-1 0 0,1-1 1 0 0,-1 1 0 0 0,1 0-1 0 0,-1 0 1 0 0,0 0-1 0 0,0 0 1 0 0,-1 0 0 0 0,1 0-1 0 0,-4-5 1 0 0,-2-7-105 0 0,3 7 92 0 0,0 2-1 0 0,0-1 1 0 0,0 0 0 0 0,-1 1 0 0 0,0 0 0 0 0,0 0 0 0 0,-1 0 0 0 0,-11-9-1 0 0,-2 0 227 0 0,-37-24-1 0 0,53 38-72 0 0,18 5-1258 0 0,61 7 802 0 0,-11-9-142 0 0,-54-1 423 0 0,1-1 1 0 0,-1 0 0 0 0,0 0 0 0 0,0-2 0 0 0,0 1 0 0 0,0-1 0 0 0,19-8 0 0 0,-22 7 289 0 0,0-1 1 0 0,0 0-1 0 0,0 0 1 0 0,-1 0 0 0 0,0-1-1 0 0,0 0 1 0 0,0 0-1 0 0,-1-1 1 0 0,0 0-1 0 0,0 0 1 0 0,-1-1-1 0 0,0 1 1 0 0,6-12-1 0 0,-10 15 868 0 0,-1-1-545 0 0,-3-16-4 0 0,2 16 484 0 0,0 4-942 0 0,-1 0 0 0 0,1 0 0 0 0,-1 0 1 0 0,1 0-1 0 0,-1 0 0 0 0,1 0 0 0 0,-1 0 1 0 0,1 0-1 0 0,0-1 0 0 0,0 1 0 0 0,-1-2 1 0 0,-2 0 789 0 0,-3 5-482 0 0,-23 5-28 0 0,29-6-325 0 0,-1-1-1 0 0,1 0 0 0 0,-1 1 1 0 0,0-1-1 0 0,1 1 0 0 0,-1-1 0 0 0,1 1 1 0 0,0 0-1 0 0,-1-1 0 0 0,1 1 1 0 0,-1 0-1 0 0,1 0 0 0 0,0 0 0 0 0,0 0 1 0 0,0 0-1 0 0,0 1 0 0 0,-1-1 1 0 0,1 1-1 0 0,-3 2 73 0 0,0 1-16 0 0,0-1-1 0 0,0 1 1 0 0,1 0 0 0 0,-1 0-1 0 0,1 0 1 0 0,0 0 0 0 0,0 0-1 0 0,1 1 1 0 0,0-1 0 0 0,0 1-1 0 0,0 0 1 0 0,0 0 0 0 0,1 0-1 0 0,0 0 1 0 0,0 0 0 0 0,1 9 0 0 0,0-10-1 0 0,0-4-85 0 0,1-1 0 0 0,0 1 0 0 0,-1-1 0 0 0,1 1 0 0 0,-1 0 0 0 0,0-1-1 0 0,1 1 1 0 0,-1-1 0 0 0,1 1 0 0 0,-1 0 0 0 0,0-1 0 0 0,0 1 0 0 0,1 0 0 0 0,-1-1 0 0 0,0 1-1 0 0,0 0 1 0 0,0 0 0 0 0,0-1 0 0 0,0 1 0 0 0,0 0 0 0 0,0 0 0 0 0,0-1 0 0 0,0 2 0 0 0,0-1-11 0 0,0 1 0 0 0,0-1 0 0 0,0 0 0 0 0,0 0 0 0 0,0 0 0 0 0,0 0 0 0 0,0 0 0 0 0,1 1 0 0 0,-1-1 0 0 0,0 0 1 0 0,1 0-1 0 0,-1 0 0 0 0,1 0 0 0 0,-1 0 0 0 0,1 0 0 0 0,-1 0 0 0 0,1 0 0 0 0,0 0 0 0 0,-1 0 0 0 0,2 1 1 0 0,2 2-167 0 0,0 0 1 0 0,0 0-1 0 0,0-1 1 0 0,1 1-1 0 0,0-1 1 0 0,-1 0-1 0 0,1 0 1 0 0,0-1-1 0 0,0 1 1 0 0,0-1-1 0 0,1 0 1 0 0,8 2 0 0 0,-2-2-408 0 0,-1 0 1 0 0,1 0 0 0 0,-1-2 0 0 0,24 0 0 0 0,-26-1 156 0 0,1 0 1 0 0,0-1-1 0 0,-1 0 1 0 0,1-1-1 0 0,-1 0 1 0 0,0-1-1 0 0,0 1 1 0 0,0-2-1 0 0,0 1 1 0 0,11-9-1 0 0,-9 4 138 0 0,-1-1 1 0 0,-1 1-1 0 0,0-1 0 0 0,11-16 0 0 0,-11 14 426 0 0,-7 9 127 0 0,0 0 73 0 0,1-3-452 0 0,-2 3 336 0 0,0 1-1 0 0,0 0 0 0 0,0 0 1 0 0,0-1-1 0 0,0 1 0 0 0,0 0 1 0 0,1 0-1 0 0,-1 0 0 0 0,1 0 1 0 0,-1 1-1 0 0,1-1 0 0 0,0 0 1 0 0,0 1-1 0 0,0-1 1 0 0,0 1-1 0 0,0 0 0 0 0,0-1 1 0 0,0 1-1 0 0,0 0 0 0 0,0 0 1 0 0,1 0-1 0 0,2 0 0 0 0,42-10 791 0 0,-43 10-50 0 0,0-3-349 0 0,4-4-585 0 0,-13 1 3342 0 0,-28-12-3186 0 0,25 14 137 0 0,-1 12-179 0 0,-2 0-95 0 0,7-4-24 0 0,-1 0 1 0 0,0 0-1 0 0,1 0 0 0 0,0 0 0 0 0,0 1 0 0 0,0 0 0 0 0,-6 8 0 0 0,7-9-53 0 0,1 1-1 0 0,-1-1 1 0 0,1 0-1 0 0,0 1 1 0 0,0 0 0 0 0,0-1-1 0 0,1 1 1 0 0,-1 0-1 0 0,1 0 1 0 0,0 0-1 0 0,0 0 1 0 0,0 5-1 0 0,4-2-253 0 0,10 20-22 0 0,-13-26 281 0 0,0 0 0 0 0,1 0 0 0 0,-1 0 0 0 0,1 0 0 0 0,-1-1 0 0 0,1 1 0 0 0,-1 0 0 0 0,1 0 0 0 0,-1-1 0 0 0,1 1 0 0 0,0 0 0 0 0,0 0 0 0 0,-1-1 0 0 0,1 1 0 0 0,0-1 0 0 0,0 1 0 0 0,0-1 0 0 0,0 1 0 0 0,0-1 0 0 0,-1 0 0 0 0,1 1 0 0 0,0-1 0 0 0,0 0 0 0 0,0 0 0 0 0,2 1-1 0 0,-1-1-74 0 0,3 2-27 0 0,1 0-1 0 0,-1-1 1 0 0,1 1-1 0 0,0-1 1 0 0,-1 0-1 0 0,1-1 0 0 0,0 1 1 0 0,0-1-1 0 0,8-1 1 0 0,1 0-203 0 0,5 1-437 0 0,-1-2 0 0 0,0 0-1 0 0,0-1 1 0 0,0-1 0 0 0,36-12 0 0 0,-7-4-3366 0 0,-1-5-3371 0 0,-16 7 2401 0 0</inkml:trace>
+  <inkml:trace contextRef="#ctx0" brushRef="#br0" timeOffset="8906.23">3571 1333 2364 0 0,'2'-7'511'0'0,"3"-15"1215"0"0,-2 0 0 0 0,2-25 0 0 0,-7 10 636 0 0,0 6 3237 0 0,1 15 2645 0 0,-5 26-7510 0 0,-6 11-216 0 0,2 0 1 0 0,0 1-1 0 0,1 1 1 0 0,1 0 0 0 0,1 0-1 0 0,-7 44 1 0 0,5 65-340 0 0,13-109-1295 0 0,-4-20 301 0 0,2 1-1234 0 0,7 9 740 0 0,-7-9-296 0 0</inkml:trace>
+  <inkml:trace contextRef="#ctx0" brushRef="#br0" timeOffset="9051.14">3476 1336 292 0 0,'-49'-19'3706'0'0,"-2"0"9774"0"0,65 17-12756 0 0,50-3-1192 0 0,119 7 1 0 0,-152 0-1058 0 0,-2-1-2149 0 0,1 0-893 0 0,-3 0 350 0 0</inkml:trace>
+  <inkml:trace contextRef="#ctx0" brushRef="#br0" timeOffset="9796.57">4314 1126 1180 0 0,'-4'-7'1707'0'0,"-5"-4"-651"0"0,-1 0 1 0 0,0 1-1 0 0,-1 0 0 0 0,0 0 1 0 0,-1 1-1 0 0,0 1 0 0 0,-26-15 1 0 0,-8 3 583 0 0,-2 1 0 0 0,-1 2 1 0 0,0 3-1 0 0,-86-14 0 0 0,-211-9 1804 0 0,287 32-3117 0 0,-573-27 2308 0 0,0 57-817 0 0,452-2-1327 0 0,-211 52 1 0 0,23 40-151 0 0,338-103-296 0 0,1 1 0 0 0,0 0 1 0 0,0 3-1 0 0,2 0 0 0 0,-43 34 1 0 0,58-40-33 0 0,1 0 0 0 0,0 2 1 0 0,0-1-1 0 0,1 1 0 0 0,1 1 1 0 0,0 0-1 0 0,1 0 1 0 0,0 1-1 0 0,1 0 0 0 0,1 0 1 0 0,0 0-1 0 0,1 1 1 0 0,-6 26-1 0 0,8-25-8 0 0,0 2-1 0 0,1-1 1 0 0,1 0 0 0 0,1 0-1 0 0,0 0 1 0 0,1 1 0 0 0,1-1-1 0 0,4 21 1 0 0,-3-28-4 0 0,0 0 1 0 0,1 0-1 0 0,0 0 1 0 0,1 0-1 0 0,-1-1 1 0 0,2 1-1 0 0,-1-1 1 0 0,2 0-1 0 0,-1-1 1 0 0,1 0-1 0 0,0 0 1 0 0,1 0-1 0 0,0-1 1 0 0,12 9-1 0 0,13 5 3 0 0,0-1 0 0 0,2-2 0 0 0,0-2 1 0 0,1-1-1 0 0,0-2 0 0 0,1-1 0 0 0,75 13 0 0 0,16-6-7 0 0,131 1 0 0 0,783-9-868 0 0,-888-13 653 0 0,454-20-933 0 0,-424 14 758 0 0,-32-2-225 0 0,0-6 0 0 0,-1-7 0 0 0,270-78 0 0 0,-381 88 421 0 0,0-1 0 0 0,70-37 0 0 0,-99 45 166 0 0,0 0-1 0 0,0-1 1 0 0,-1 0-1 0 0,0-1 1 0 0,0 0-1 0 0,-1-1 1 0 0,0 0-1 0 0,0 0 1 0 0,-1-1-1 0 0,0 0 1 0 0,-1 0-1 0 0,0-1 1 0 0,10-22-1 0 0,-14 27 38 0 0,-1-1 0 0 0,0 0-1 0 0,-1 0 1 0 0,0 1 0 0 0,0-1 0 0 0,0 0-1 0 0,-1 0 1 0 0,0 0 0 0 0,0 0 0 0 0,-1 0-1 0 0,0 0 1 0 0,0 0 0 0 0,-3-9 0 0 0,0 6 20 0 0,0 0 1 0 0,0 1-1 0 0,-1 0 1 0 0,0 0 0 0 0,-1 0-1 0 0,0 0 1 0 0,0 1-1 0 0,-9-9 1 0 0,-6-3 58 0 0,-1 0 0 0 0,-1 2-1 0 0,-1 0 1 0 0,-1 2 0 0 0,-37-19 0 0 0,-38-13 39 0 0,-1 4-1 0 0,-3 4 1 0 0,-1 6 0 0 0,-2 3-1 0 0,-130-18 1 0 0,13 17-1461 0 0,-350-4 0 0 0,173 37-2862 0 0,-5 11-3851 0 0,99 1 2342 0 0</inkml:trace>
 </inkml:ink>
 </file>
 
@@ -6357,65 +6182,29 @@
           <inkml:channel name="X" type="integer" min="-2.14748E9" max="2.14748E9" units="cm"/>
           <inkml:channel name="Y" type="integer" min="-2.14748E9" max="2.14748E9" units="cm"/>
           <inkml:channel name="F" type="integer" max="32767" units="dev"/>
+          <inkml:channel name="OA" type="integer" max="360" units="deg"/>
+          <inkml:channel name="OE" type="integer" max="90" units="deg"/>
         </inkml:traceFormat>
         <inkml:channelProperties>
           <inkml:channelProperty channel="X" name="resolution" value="1000" units="1/cm"/>
           <inkml:channelProperty channel="Y" name="resolution" value="1000" units="1/cm"/>
           <inkml:channelProperty channel="F" name="resolution" value="0" units="1/dev"/>
+          <inkml:channelProperty channel="OA" name="resolution" value="1000" units="1/deg"/>
+          <inkml:channelProperty channel="OE" name="resolution" value="1000" units="1/deg"/>
         </inkml:channelProperties>
       </inkml:inkSource>
-      <inkml:timestamp xml:id="ts0" timeString="2026-02-28T14:46:36.511"/>
+      <inkml:timestamp xml:id="ts0" timeString="2026-03-05T14:42:07.046"/>
     </inkml:context>
     <inkml:brush xml:id="br0">
       <inkml:brushProperty name="width" value="0.035" units="cm"/>
       <inkml:brushProperty name="height" value="0.035" units="cm"/>
     </inkml:brush>
   </inkml:definitions>
-  <inkml:trace contextRef="#ctx0" brushRef="#br0">3952 2304 464,'0'0'4709,"0"-7"-4090,0-39 5973,0 48-6464,-11 291 1569,5-218-2581,-5-27-3397,0-18-361</inkml:trace>
-  <inkml:trace contextRef="#ctx0" brushRef="#br0" timeOffset="2261.19">2585 4475 2673,'0'0'3874,"-7"-12"861,-2 39-4409,2 0 0,0 1 0,2 0 0,-3 39-1,5 118 2641,0 9-1240,-1-154-1682,-7 126 528,10-10 507,-23 161 0,8-124-267,-1 8 142,8-109-625,7-57-328,-2 0-1,-1 0 1,-11 34-1,12-59-2053,2-15-134,2-28-2424,1 15 1833,-1-31-2000</inkml:trace>
-  <inkml:trace contextRef="#ctx0" brushRef="#br0" timeOffset="24313.77">2713 3788 4530,'0'0'7251,"-3"-1"-5514,3 1-1586,0 0 0,-1 0 0,1 0 0,0 0-1,-1-1 1,1 1 0,0 0 0,-1 0 0,1 0 0,0 0 0,-1 0-1,1-1 1,0 1 0,-1 0 0,1 0 0,0 0 0,0-1-1,-1 1 1,1 0 0,0-1 0,0 1 0,-1 0 0,1 0 0,0-1-1,0 1 1,0 0 0,0-1 0,0 1 0,0 0 0,-1-1-1,1 1 1,0-1 0,0 1 0,0 0 0,0-1 0,0 1 0,0 0-1,0-1 1,1 1 0,-1 0 0,0-1 0,0 1 0,0-1 0,11-3 3186,2 1-4529,159-20 1462,-6 2-2682,-161 20 1317,20-4-2710,-17 0-6382,-8 2 6700</inkml:trace>
-  <inkml:trace contextRef="#ctx0" brushRef="#br0" timeOffset="24692.71">3045 3625 3714,'0'0'12704,"-6"-8"-11244,-17-22-196,14 17 3140,9 13-4208,0-1 0,0 1-1,0 0 1,0 0 0,-1-1 0,1 1-1,0 0 1,0 0 0,0 0-1,0-1 1,0 1 0,-1 0 0,1 0-1,0 0 1,0-1 0,-1 1-1,1 0 1,0 0 0,0 0-1,0 0 1,-1 0 0,1 0 0,0-1-1,-1 1 1,1 0 0,0 0-1,0 0 1,-1 0 0,1 0-1,0 0 1,0 0 0,-1 0 0,1 0-1,0 0 1,-1 0 0,-1 0 1144,3 3-1015,0 3-334,1 0 0,1-1 0,-1 1 0,1-1 0,0 0 0,0 0 0,1 0 0,-1 0 0,1 0 0,4 3 0,48 45-393,-51-49 338,23 18-534,18 15-1542,-42-33 1531,-1 0 0,1 0 0,-1 0 0,1 0-1,-1 0 1,0 1 0,-1-1 0,3 7 0,-5-11 597,0 0 1,1 1-1,-1-1 0,0 1 1,0-1-1,0 0 0,0 1 0,0-1 1,0 1-1,0-1 0,-1 1 1,1-1-1,0 0 0,0 1 1,0-1-1,0 1 0,0-1 0,-1 0 1,1 1-1,0-1 0,0 0 1,-1 1-1,1-1 0,0 0 1,0 1-1,-1-1 0,1 0 0,0 0 1,-1 1-1,1-1 0,0 0 1,-1 0-1,1 0 0,-1 1 0,1-1 1,0 0-1,-1 0 0,1 0 1,-1 0-1,-21 4 465,14-3-326,-46 9 838,18-5-680,-49 16-1,79-18-472,22-7-17283</inkml:trace>
-  <inkml:trace contextRef="#ctx0" brushRef="#br0" timeOffset="-70176.08">6441 183 8180,'0'0'7430,"17"0"-6123,608-23 1577,-604 21-2877,28-1 31,1-1-1,-1-4 1,49-12-1,-67 7 100,-21 3 3216,-12 14-4046,-1-1 0,0 1 0,0-1 0,0 0 0,0 0 1,-1 0-1,1 0 0,-1-1 0,0 1 0,0-1 0,0 0 0,-7 3 0,4-2-557,-30 15-4417</inkml:trace>
-  <inkml:trace contextRef="#ctx0" brushRef="#br0" timeOffset="-71642.82">3146 434 10373,'0'0'7795,"83"-17"-7731,-32 13-128,3-5 64,-5 2-704,-10-6-2562,-12 3-751,-17 1 495,-10 0-720</inkml:trace>
-  <inkml:trace contextRef="#ctx0" brushRef="#br0" timeOffset="-71436.98">3365 331 2833,'0'0'2911,"-14"-4"-779,-47-14 111,37 6 1293,24 12-3488,0 0-1,0 0 1,0 0 0,0-1-1,0 1 1,0 0 0,-1 0-1,1 0 1,0-1 0,0 1-1,0 0 1,0 0 0,0-1-1,0 1 1,0 0-1,0 0 1,0-1 0,0 1-1,0 0 1,0 0 0,0 0-1,1-1 1,-1 1 0,0 0-1,0 0 1,0 0 0,0-1-1,0 1 1,0 0 0,0 0-1,1 0 1,-1-1 0,0 1-1,0 0 1,0 0 0,1 0-1,-1 0 1,0 0 0,0 0-1,0-1 1,1 1-1,-1 0 1,0 0 0,1 0-1,28-7 650,110 8-682,-119 0-43,-1 1-1,0 1 0,0 1 0,0 1 0,19 7 0,-37-12 30,0 1 0,0-1 0,0 0 0,0 0-1,-1 0 1,1 1 0,0-1 0,0 0 0,0 1 0,-1-1-1,1 1 1,0-1 0,0 1 0,-1-1 0,1 1 0,0 0-1,-1-1 1,1 1 0,-1 0 0,1-1 0,-1 1 0,1 0-1,-1 0 1,1 0 0,-1-1 0,0 1 0,0 0 0,1 0 0,-1 0-1,0 0 1,0 0 0,0-1 0,0 1 0,0 0 0,0 0-1,0 0 1,0 0 0,0 0 0,0 0 0,-1 0 0,1-1-1,0 1 1,-1 0 0,1 0 0,0 0 0,-1-1 0,1 1 0,-1 0-1,1 0 1,-1-1 0,1 1 0,-1 0 0,0-1 0,1 1-1,-1-1 1,0 1 0,-1 0 0,-7 6 20,0 0 0,0-1 0,-16 8 0,16-9-15,-12 6-708,15-8-16,0-1 1,0 1 0,1 1-1,-1-1 1,1 1 0,0 0-1,0 0 1,0 1-1,1-1 1,-5 6 0</inkml:trace>
-  <inkml:trace contextRef="#ctx0" brushRef="#br0" timeOffset="-71233.91">4159 136 10789,'0'0'8996,"7"115"-8308,-7-59-496,4-2-15,3-9-177,-1-5-64,-3-11-513,0-9-1536,1-11-1969,0-9-1136,6-4-1249</inkml:trace>
-  <inkml:trace contextRef="#ctx0" brushRef="#br0" timeOffset="-71077.18">4314 138 4322,'0'0'6563,"0"-80"-5298,2 56 2064,25 7-2048,3 6-1153,4 5-128,3 6-112,-7 0-753,-6 11-2672,-13 12-993,-11 11-1521</inkml:trace>
-  <inkml:trace contextRef="#ctx0" brushRef="#br0" timeOffset="-70966.18">4337 319 7171,'0'0'2481,"83"-29"-2513,-19 18-1120,3 1-1986</inkml:trace>
-  <inkml:trace contextRef="#ctx0" brushRef="#br0" timeOffset="-70603.79">4720 259 6979,'0'0'3527,"-9"12"-3068,-26 37-419,35-48-43,-1-1 0,1 0 0,0 1-1,0-1 1,-1 1 0,1-1 0,0 1 0,0-1-1,0 0 1,0 1 0,-1-1 0,1 1 0,0-1 0,0 1-1,0-1 1,0 1 0,0-1 0,0 1 0,1-1-1,-1 1 1,0-1 0,0 1 0,0-1 0,0 1 0,0-1-1,1 0 1,-1 1 0,0-1 0,0 1 0,1-1 0,-1 0-1,0 1 1,1-1 0,-1 0 0,0 1 0,1-1-1,-1 0 1,1 0 0,-1 1 0,0-1 0,1 0 0,-1 0-1,1 0 1,-1 1 0,1-1 0,-1 0 0,1 0-1,-1 0 1,1 0 0,-1 0 0,1 0 0,28 1-670,-25-1 326,0-1 234,-1 1-1,0-1 1,1 1-1,-1-1 0,0 0 1,1 0-1,-1 0 0,0-1 1,0 1-1,0-1 1,0 0-1,0 0 0,-1 0 1,4-2-1,35-40 52,-13 13 110,-17 21 235,0 0-1,1 1 1,0 0-1,1 1 1,18-9-1,-26 15-158,0-1-1,0 1 0,1 0 0,-1 0 1,1 1-1,-1 0 0,1 0 1,-1 0-1,1 1 0,-1-1 0,1 1 1,0 0-1,-1 1 0,1 0 0,-1 0 1,1 0-1,7 3 0,-10-3-146,-1 1-1,0 0 1,0 0 0,0 0-1,0 0 1,0 0-1,-1 0 1,4 5 0,-5-7 70,1 0 1,-1 1 0,0-1 0,1 0 0,-1 1 0,0-1 0,0 0-1,1 1 1,-1-1 0,0 0 0,0 1 0,0-1 0,1 1-1,-1-1 1,0 1 0,0-1 0,0 0 0,0 1 0,0-1-1,0 1 1,0-1 0,0 1 0,0-1 0,0 1 0,0-1 0,0 0-1,0 1 1,0-1 0,-1 1 0,1-1 0,0 1 0,0-1-1,0 0 1,-1 1 0,1-1 0,0 0 0,-1 1 0,1-1 0,0 0-1,0 1 1,-1-1 0,1 0 0,-1 1 0,1-1 0,0 0-1,-1 0 1,1 0 0,-1 1 0,1-1 0,0 0 0,-1 0-1,1 0 1,-1 0 0,1 0 0,-1 0 0,1 0 0,-1 0 0,1 0-1,0 0 1,-2 0 0,9-11 814,0 5-1020,1 0 0,0 0 0,0 1 0,0 0 0,0 0 0,1 1 0,14-6 0,36-9-4821,-25 9 182</inkml:trace>
-  <inkml:trace contextRef="#ctx0" brushRef="#br0" timeOffset="-17397.55">571 70 896,'0'0'5408,"0"-10"-5008,-2-12-235,0 12-49,1 12 180,-29 946 6539,11-207-5444,-38-2-114,-73 210 2,-47 460-832,172-1341-904,1-4-682,-3 1 1,-2-1 0,-21 71 0,29-132 970,-19 50-2109,18-51 2081,1 1 0,-1-1-1,1 1 1,-1-1 0,0 0 0,0 0 0,0 0-1,0 0 1,0 0 0,0 0 0,0-1 0,-1 1-1,1-1 1,-1 1 0,1-1 0,-1 0 0,-3 1-1,5-2 81,0 1 0,0-1-1,0 0 1,0 0-1,0 0 1,0 0 0,0 0-1,0 0 1,0 0-1,0 0 1,0 0 0,0-1-1,0 1 1,0 0-1,0-1 1,0 1 0,0 0-1,-1-2 1,-13-19-2843</inkml:trace>
-  <inkml:trace contextRef="#ctx0" brushRef="#br0" timeOffset="-16511.6">931 1136 5715,'0'0'2041,"16"0"-1065,203 15 1979,-87-4-1809,590 0 2077,1-45-1477,-169 5-1361,604-3 1463,156-8-916,320 5-655,-1559 35-261,1784-21 2442,-646-5-2002,-530 3 496,-781 25-8429,25-2 3802,-73 4-3352</inkml:trace>
-  <inkml:trace contextRef="#ctx0" brushRef="#br0" timeOffset="-15245.25">1801 1907 1377,'0'0'3697,"5"-13"-2091,24-65 1640,2 15 3948,-31 63-7120,0 0 0,0 0 0,0 0 0,-1 0 0,1 0-1,0 0 1,0 1 0,0-1 0,0 0 0,0 0 0,0 0 0,0 0 0,0 0 0,0 0 0,0 0 0,0 0 0,1 0 0,-1 0 0,0 0 0,0 0 0,0 1 0,0-1 591,0 0-591,0 0 0,0 0 0,0 0 0,0 0 0,0 0 0,1 0 0,-1 0 0,0 0-1,0 0 1,0 0 0,0 0 0,0 0 0,0 1 0,0-1 0,0 0 0,0 0 0,0 0 0,0-1 0,0 1 0,1 0 0,-1 0 0,0 0 0,0 0 0,0 0 0,0 0-1,0 0 1,0 0 0,0 0 0,0 0 0,0 0 0,0 0 0,1 14 739,-2 22-770,-3-6 483,-2-1 0,0-1 1,-2 1-1,-16 36 0,14-41-477,1 2-1,1-1 1,1 1 0,1 0 0,2 1 0,-2 29-1,6-55-55,0 1-1,0-1 0,1 0 1,-1 0-1,1 1 1,-1-1-1,1 0 0,-1 0 1,1 0-1,0 0 0,-1 0 1,1 0-1,0 0 1,0 0-1,0 0 0,0 0 1,0 0-1,0-1 0,0 1 1,0 0-1,0-1 1,0 1-1,0 0 0,0-1 1,1 0-1,-1 1 0,0-1 1,0 0-1,0 1 0,1-1 1,-1 0-1,0 0 1,2 0-1,51-1-560,-44 0 315,1 0-627,1-1 0,-1-1 0,0 0 0,0-1 0,0 0 0,0 0 0,-1-1 0,1-1-1,-1 0 1,16-13 0,-14 11-397,-2-1 0,1 0 0,-1-1 0,-1 0 0,1-1-1,-2 0 1,0-1 0,12-20 0,-8-13 3625,-9 29 221,-5 40 3431,4 18-4638,-1-8-1110,-3 6 98,0-21-1507,2-1-4012</inkml:trace>
-  <inkml:trace contextRef="#ctx0" brushRef="#br0" timeOffset="-15088.26">2212 1789 3298,'0'0'4530,"8"-81"-2594,-5 75-1119,-3 26-817,0 16-304,-11 11-1425,-3 0-864,1-3-3186</inkml:trace>
-  <inkml:trace contextRef="#ctx0" brushRef="#br0" timeOffset="-14721.32">2294 1971 6435,'0'0'8326,"2"-4"-7349,1-5-817,-9 7-19,-20 15 79,-32 32-39,56-44-192,0 0 0,1 1 1,-1-1-1,1 0 0,0 1 0,0 0 1,-1-1-1,1 1 0,0 0 1,0-1-1,0 1 0,1 0 1,-1 0-1,0 0 0,1 0 1,-1 0-1,1 0 0,0 0 1,0 3-1,0-3 1,1-1 1,-1 0-1,1 1 0,-1-1 1,1 0-1,0 0 0,0 1 1,0-1-1,0 0 0,0 0 1,0 0-1,0 0 0,0 0 1,0 0-1,1-1 0,-1 1 0,0 0 1,0 0-1,1-1 0,-1 1 1,1-1-1,-1 1 0,0-1 1,1 0-1,-1 0 0,3 1 1,59 6-96,-49-7 112,-1 1 1,0 1 0,1 0 0,-1 0-1,23 9 1,-36-11-9,1 0-1,-1 0 1,0 0-1,0 1 1,0-1 0,0 0-1,1 0 1,-1 0 0,0 0-1,0 0 1,0 0-1,0 1 1,0-1 0,0 0-1,1 0 1,-1 0-1,0 0 1,0 1 0,0-1-1,0 0 1,0 0 0,0 0-1,0 1 1,0-1-1,0 0 1,0 0 0,0 0-1,0 1 1,0-1-1,0 0 1,0 0 0,0 0-1,0 0 1,0 1 0,0-1-1,0 0 1,0 0-1,0 0 1,0 1 0,-1-1-1,1 0 1,0 0-1,0 0 1,0 0 0,0 1-1,0-1 1,0 0 0,-1 0-1,1 0 1,0 0-1,0 0 1,0 0 0,0 0-1,-1 0 1,1 1 0,0-1-1,0 0 1,-12 7 6,-1-1-44,0-1-1,-1 0 1,1-1 0,-16 3-1,-8-4-3316,37-3 3268,0 0 0,-1 0 1,1 0-1,0 1 1,0-1-1,-1 0 0,1 0 1,0 0-1,0 0 1,-1 0-1,1 0 0,0-1 1,0 1-1,-1 0 1,1 0-1,0 0 0,0 0 1,-1 0-1,1 0 1,0 0-1,0 0 0,-1-1 1,1 1-1,0 0 1,0 0-1,0 0 0,-1 0 1,1-1-1,0 1 1,0 0-1,0 0 1,0-1-1,0 1 0,-1 0 1,1 0-1,0 0 1,0-1-1,0 1 0,0 0 1,0-1-1,0 1 1,0 0-1,0 0 0,0-1 1,0 1-1,0 0 1,0 0-1,0-1 0,0 1 1,0 0-1,0 0 1,0-1-1,0 1 0,1-1 1,-1 1 65,0-15-3030</inkml:trace>
-  <inkml:trace contextRef="#ctx0" brushRef="#br0" timeOffset="-14435.09">2557 1781 7700,'0'0'9721,"4"11"-8504,-3 14-421,-1 1 0,-5 43 0,2-40-644,1 0 0,2 39 0,0-65-217,0 0 0,1 0 0,-1 0-1,1 0 1,0 0 0,-1 0 0,1-1 0,1 1 0,-1 0 0,0-1 0,1 1 0,-1-1 0,1 1 0,0-1 0,0 0-1,0 1 1,0-1 0,0 0 0,0 0 0,0-1 0,1 1 0,-1 0 0,1-1 0,-1 1 0,1-1 0,0 0 0,0 0-1,-1 0 1,1 0 0,0-1 0,0 1 0,0-1 0,0 0 0,4 1 0,-3-1-393,-1-1 0,1 1 0,0-1 0,0 1-1,0-1 1,0 0 0,-1-1 0,1 1 0,-1-1 0,1 1 0,-1-1 0,1 0 0,-1 0 0,0-1 0,0 1 0,0-1 0,0 1 0,0-1 0,-1 0-1,1 0 1,-1 0 0,0-1 0,0 1 0,0 0 0,2-6 0,3-22-5139</inkml:trace>
-  <inkml:trace contextRef="#ctx0" brushRef="#br0" timeOffset="-14243.81">2511 1934 5619,'0'0'3617,"114"-41"-3617,-56 29-96,2-2-960,-6 0-1281</inkml:trace>
-  <inkml:trace contextRef="#ctx0" brushRef="#br0" timeOffset="-13909.57">3015 1708 7475,'0'0'8402,"-5"16"-7751,-58 247 472,58-243-1223,4-27-152,7-34 33,6-5 173,30-71 0,-32 93 48,1 1 0,1 1-1,1 0 1,27-34 0,-37 52 32,-1 1 1,2 0-1,-1 0 0,0 0 0,0 1 1,1-1-1,0 1 0,-1 0 0,1 0 0,0 0 1,7-2-1,-9 4 2,0-1 0,-1 1 1,1 0-1,0 0 0,0-1 0,0 1 0,0 1 1,0-1-1,0 0 0,0 0 0,0 1 0,0-1 1,-1 1-1,1-1 0,0 1 0,0 0 0,0 0 1,-1 0-1,1 0 0,-1 0 0,1 0 1,-1 0-1,1 1 0,-1-1 0,1 1 0,-1-1 1,1 3-1,3 3 30,0 1 1,-1 0-1,-1 0 1,1 0-1,-1 1 0,-1 0 1,1-1-1,-1 1 1,1 15-1,-1 12 48,-1 40 0,-2-39-99,1 75-348,0-65-7978</inkml:trace>
-  <inkml:trace contextRef="#ctx0" brushRef="#br0" timeOffset="-12964.18">3067 1894 7011,'0'0'2657,"16"-9"-1840,-7 4-771,3-2-133,0 0 0,0 1 0,1 1 0,-1 0-1,1 1 1,1 0 0,14-2 0,62-2-3423,27-4-514,-106 10 4527,0 0 0,0-1 0,-1 0-1,1-1 1,-1 0 0,0-1 0,19-11 0,-23 8 5108,-14 4-3449,-22 3-1950,24 2 305,-5-1-333,0 0 0,0 1 0,0 0 0,0 1-1,1 1 1,-14 4 0,21-6-148,0 0 0,0 0 0,1 0 0,-1 0 0,0 1 1,1 0-1,-1-1 0,1 1 0,0 0 0,-1 0 0,1 0 0,0 0 0,0 1 0,0-1 0,1 1 0,-1-1 1,0 1-1,1-1 0,0 1 0,0 0 0,-1 0 0,2 0 0,-1-1 0,0 1 0,1 0 0,-1 0 0,1 4 1,0-4-39,0-1 0,1 0 1,0 1-1,-1-1 1,1 0-1,0 0 1,0 0-1,0 1 1,1-1-1,-1 0 1,0 0-1,1-1 1,-1 1-1,1 0 1,0 0-1,0-1 0,-1 1 1,1-1-1,0 0 1,3 2-1,50 25-68,-34-18 36,-9-4 9,21 11-253,-32-16 264,0 0 0,0 0 0,1 0 0,-1 0 0,0 0 1,0 0-1,0 0 0,0 1 0,-1-1 0,1 0 0,0 1 0,0-1 0,-1 0 0,1 1 0,-1-1 0,1 1 1,-1-1-1,0 1 0,1 2 0,-2-3 8,1 0 1,-1 0-1,0 0 0,1-1 1,-1 1-1,0 0 0,0 0 1,1-1-1,-1 1 1,0 0-1,0-1 0,0 1 1,0-1-1,0 1 0,0-1 1,0 1-1,0-1 1,0 0-1,0 0 0,0 1 1,0-1-1,0 0 0,-2 0 1,-30 4-122,32-4 106,-2 0 23,-5 1-232,0-1 1,0 0-1,0-1 1,-9-1-1,16 2 183,0 0 0,1 0 0,-1 0-1,0 0 1,0 0 0,0 0 0,1-1 0,-1 1-1,0 0 1,0-1 0,0 1 0,1 0 0,-1-1-1,0 1 1,1-1 0,-1 1 0,0-1-1,1 0 1,-1 1 0,1-1 0,-1 1 0,1-1-1,-1 0 1,1 0 0,0 1 0,-1-1 0,1 0-1,0 0 1,-1 1 0,1-1 0,0 0 0,0 0-1,0 0 1,0 1 0,0-1 0,0 0 0,0 0-1,0 0 1,0 0 0,0 1 0,0-1 0,0 0-1,1 0 1,-1 0 0,0 1 0,1-1-1,-1 0 1,0 0 0,1 1 0,-1-1 0,1 0-1,-1 1 1,2-2 0,1-2-30,1 0 1,-1 0-1,1 0 1,0 0-1,0 1 0,1-1 1,-1 1-1,8-4 1,47-22-337,-38 19 56,44-19-483,-41 20 1118,0-1 1,-1-1-1,0-2 0,-1 0 0,28-22 0,-49 35-137,-1 0 0,0 0-1,0 0 1,1-1 0,-1 1-1,0 0 1,0 0 0,0 0-1,1 0 1,-1 0 0,0 0-1,0-1 1,0 1 0,1 0-1,-1 0 1,0 0 0,0 0-1,0-1 1,0 1 0,0 0-1,1 0 1,-1 0 0,0-1-1,0 1 1,0 0 0,0 0-1,0-1 1,0 1-1,0 0 1,0 0 0,0 0-1,0-1 1,0 1 0,0 0-1,0 0 1,0-1 0,0 1-1,0 0 1,0 0 0,0-1-1,0 1 1,0 0 0,-1 0-1,1-1 1,-13 2 1023,-19 10-1625,28-9 458,1 1-1,-1 0 1,1 0 0,0 1-1,-1-1 1,2 1 0,-1-1-1,0 1 1,1 0 0,0 0-1,0 0 1,0 0 0,0 1 0,-2 8-1,4-11-3,-1 1-1,1 0 1,-1-1-1,1 1 0,0-1 1,0 1-1,1 0 1,-1-1-1,0 1 1,1-1-1,-1 1 0,1-1 1,0 1-1,0-1 1,0 1-1,0-1 1,0 0-1,1 1 1,-1-1-1,1 0 0,0 0 1,-1 0-1,1 0 1,0-1-1,0 1 1,0 0-1,4 1 1,26 13-79,-25-13-14,0 0 0,-1 0 0,0 0 0,0 1 0,8 6 0,-13-10 95,-1 0 0,0 1 0,0-1 0,0 0 1,1 0-1,-1 0 0,0 1 0,0-1 0,0 0 0,0 0 0,0 1 1,1-1-1,-1 0 0,0 0 0,0 1 0,0-1 0,0 0 0,0 1 1,0-1-1,0 0 0,0 0 0,0 1 0,0-1 0,0 0 0,0 0 1,0 1-1,0-1 0,0 0 0,0 1 0,-1-1 0,1 0 0,0 0 1,0 1-1,0-1 0,0 0 0,0 0 0,-1 1 0,1-1 0,0 0 1,0 0-1,0 0 0,-1 0 0,1 1 0,0-1 0,-1 0 0,-10 6-94,1-2 19,0-1 1,-1-1-1,1 0 1,-1 0-1,1-1 1,-1 0-1,1-1 1,-1 0-1,1-1 1,-12-2-1,21 3-39,0 0 1,0 0-1,0-1 1,0 1-1,0-1 0,0 1 1,0-1-1,1 1 1,-1-1-1,0 0 1,0 1-1,0-1 0,0 0 1,1 0-1,-1 0 1,0 1-1,1-1 1,-1 0-1,1 0 0,-1 0 1,1 0-1,-1 0 1,1 0-1,0 0 0,0 0 1,-1 0-1,1 0 1,0 0-1,0 0 1,0 0-1,0-1 0,0 1 1,0 0-1,0 0 1,0 0-1,1 0 1,-1 0-1,0 0 0,1 0 1,-1 0-1,1 0 1,-1 0-1,2-1 0,0-3-316,1 1 1,-1 0-1,1 0 0,0 0 0,1 0 0,-1 1 0,1-1 0,4-2 0,31-20-1713,45-23 0,2 7 8362,-81 40-5668,-1 1 1,0-1-1,0 1 1,1-1-1,-1 1 1,1 0-1,-1 1 1,10-1-1,-13 1-492,1 0 0,-1 1 0,1-1 0,-1 1 0,0-1-1,1 1 1,-1-1 0,0 1 0,1 0 0,-1-1 0,0 1 0,0 0 0,0 0 0,0 0 0,0 0 0,0 0-1,0 0 1,0 0 0,0 0 0,0 1 0,-1-1 0,1 0 0,0 1 0,-1-1 0,1 0 0,-1 1 0,0-1-1,1 0 1,-1 1 0,0-1 0,0 2 0,3 16 277,1 35 1,-9-15-1809,5-36 715,-1 0 0,0 0 0,0-1 0,0 1 0,0 0 0,-1-1 1,1 1-1,-1 0 0,-2 2 0</inkml:trace>
-  <inkml:trace contextRef="#ctx0" brushRef="#br0" timeOffset="-11024.27">3974 1610 9428,'0'0'5195,"-1"5"-7837,-1 14 1078,-6 72-1886,6-60 3482,2-1-1,4 51 1,-3-76 217,0 0-1,1 1 1,-1-1 0,1 0 0,0 0 0,1 0-1,3 7 1,-6-12-136,1 0 1,-1 0-1,1 0 0,-1 0 1,1 0-1,-1 0 0,1 0 1,-1 0-1,1 0 0,-1 0 1,0 0-1,1 0 0,-1 0 1,1 0-1,-1 0 0,1 0 1,-1-1-1,0 1 0,1 0 1,-1 0-1,1 0 0,-1-1 1,0 1-1,1 0 0,-1-1 1,0 1-1,1 0 0,-1-1 1,0 1-1,1 0 0,-1-1 1,0 1-1,0-1 0,0 1 1,1-1-1,13-17 660,-13 16-605,20-27 364,-12 16-191,0 1 1,0 0-1,1 0 0,12-9 0,-22 20-338,1 1 0,-1 0 0,1-1 0,-1 1 0,0 0 0,1-1 0,-1 1 0,1 0 0,-1 0 0,0-1 0,1 1 0,-1 0 0,1 0 0,-1 0 0,1 0 0,-1-1 0,1 1 0,-1 0 0,1 0 0,-1 0 0,1 0 0,-1 0 0,1 0 0,-1 1 0,1-1 0,-1 0 0,1 0-1,-1 0 1,1 0 0,0 1 0,8 14 29,-2 37-145,-6-34-31,0-15-43,-1-1-1,1 1 1,-1-1 0,1 1 0,0-1-1,0 0 1,0 1 0,0-1-1,1 0 1,-1 0 0,0 0-1,1 0 1,0 0 0,-1 0-1,1 0 1,0-1 0,0 1-1,0 0 1,0-1 0,0 0 0,1 1-1,-1-1 1,0 0 0,0 0-1,1 0 1,-1-1 0,1 1-1,-1 0 1,1-1 0,-1 0-1,1 0 1,-1 1 0,1-1 0,3-1-1,-1 1 138,-1-1-1,1 0 1,-1 0 0,0 0-1,1-1 1,-1 1 0,0-1-1,0 0 1,0 0 0,0 0-1,0-1 1,-1 1-1,1-1 1,-1 0 0,0 0-1,1 0 1,-1-1 0,5-7-1,-4 4 647,0-1-1,-1 0 0,1-1 0,-1 1 1,-1-1-1,0 1 0,2-13 1,-1-34 5628,-4 55-6153,0-1 1,0 1-1,0 0 1,1 0-1,-1 0 1,0 0-1,0 0 1,0 1-1,0-1 1,1 0-1,-1 0 1,0 0-1,0 1 1,0-1-1,1 0 1,-1 1-1,0-1 1,0 1-1,0 0 1,-2 3-131,1 0 0,0 0 1,0 0-1,0 0 0,0 0 0,1 0 1,0 0-1,0 1 0,0-1 1,0 1-1,0-1 0,1 1 1,0-1-1,0 1 0,2 8 1,-2-13 9,1 1 0,0 0 1,0-1-1,0 1 1,0-1-1,1 1 0,-1-1 1,0 1-1,0-1 0,0 0 1,0 1-1,0-1 1,1 0-1,-1 0 0,0 0 1,0 0-1,0 0 1,0 0-1,2 0 0,24-3-542,-7-7 252,-18 9 338,0 0-1,0 0 1,0 0 0,0 0 0,0 0 0,-1 0 0,2 0 0,-1 1 0,0-1 0,0 1 0,3-1 0,-4 1 1,-1 1 1,1-1-1,-1 0 0,1 1 0,-1-1 1,1 1-1,-1-1 0,1 0 1,-1 1-1,0-1 0,1 1 0,-1-1 1,0 1-1,1-1 0,-1 1 1,0-1-1,1 1 0,-1 0 0,0-1 1,0 1-1,0-1 0,0 1 1,0 0-1,0 0 0,4 22 36,-3-15-31,11 54 54,-2-13-62,-3 0 1,3 68-1,-10-110-63,-1-1 1,1 0 0,-1 1-1,-1-1 1,1 0 0,-1 0-1,-1 0 1,1 0 0,-1 0 0,0 0-1,0-1 1,0 1 0,-1-1-1,-5 6 1,7-8 31,0-1 1,-1 1-1,1-1 0,-1 0 1,0 0-1,0 0 0,0 0 1,0 0-1,0-1 0,0 1 1,0-1-1,0 0 1,-1 0-1,1 0 0,0-1 1,-1 1-1,1-1 0,-1 1 1,1-1-1,-1 0 0,1-1 1,0 1-1,-1-1 0,1 1 1,-1-1-1,1 0 0,0 0 1,-6-3-1,5 2 27,-1-1-1,1 1 0,0-1 1,0-1-1,0 1 1,0 0-1,1-1 1,-1 0-1,1 0 0,0 0 1,0 0-1,0-1 1,1 1-1,-1-1 0,1 1 1,0-1-1,1 0 1,-3-7-1,3 5-19,-1-1 1,1 0-1,0 1 0,1-1 1,-1 0-1,2 0 0,-1 1 1,1-1-1,0 0 0,1 1 1,4-15-1,0 8-364,1 1-1,0 0 1,1 1 0,1 0-1,0 0 1,0 0 0,1 1-1,1 1 1,15-13-1,-1 3-835,2 1 0,0 1 0,34-16-1,-58 32 1341,0 1 0,-1 0-1,1-1 1,-1 1-1,0-1 1,0 0 0,1 0-1,-1 0 1,0 0 0,0 0-1,-1-1 1,1 1 0,0 0-1,-1-1 1,2-2 0,1-15 4588,-3-1 3588,-1 17-6290,1 28-1951,2-1 0,5 28 0,-3-27-49,-1 1 0,0 30 0,-2-68 2,1 0 0,0 0-1,0 0 1,1 1-1,1 0 1,6-12 0,-7 14-15,1 1 1,0 0 0,0 1 0,1-1-1,0 1 1,0 0 0,1 0 0,0 1-1,0 0 1,15-11 0,-21 17 8,0 0 0,0 1 0,0-1 0,1 0 0,-1 1 0,0 0 0,0-1 0,0 1 0,0 0 0,1-1 0,-1 1 0,0 0 0,0 0 0,0 0 0,1 0 0,-1 0 0,0 0 0,0 0 0,0 1 0,1-1 0,-1 0 0,0 1 0,0-1 0,0 1 0,2 0 0,-2 1-2,1-1 1,0 1 0,0 0-1,-1 0 1,1-1-1,-1 1 1,0 0-1,0 1 1,0-1 0,0 0-1,0 0 1,1 3-1,1 6-73,0 0-1,-1 0 1,-1 0-1,1 15 1,-3 9-486,-1-8-328,6-48 828,-2 15 91,0 0 1,-1-1 0,2 1 0,-1 0 0,1 0 0,0 0 0,0 1 0,1-1 0,6-7-1,-8 10-21,0 0-1,0 1 0,0 0 1,0-1-1,0 1 0,1 0 0,0 0 1,-1 0-1,1 1 0,0-1 0,0 1 1,-1-1-1,1 1 0,0 0 1,0 0-1,1 0 0,-1 1 0,0-1 1,0 1-1,0-1 0,5 1 0,-6 1-6,0 0-1,0 1 1,0-1-1,0 0 1,0 0-1,0 1 1,-1-1-1,1 1 0,-1 0 1,1-1-1,-1 1 1,1 0-1,-1 0 1,0 0-1,0 0 1,0 0-1,0 0 0,-1 0 1,1 0-1,0 0 1,-1 1-1,1-1 1,-1 3-1,9 20-113,-8-24 120,1 0 1,-1 0 0,0 0 0,0 0 0,0 0-1,0-1 1,1 1 0,-1 0 0,0-1-1,1 1 1,-1-1 0,1 0 0,-1 1 0,0-1-1,1 0 1,-1 0 0,1 0 0,-1 0 0,0 0-1,1 0 1,-1 0 0,1-1 0,-1 1-1,3-1 1,1 0 0,-1-1 0,1 1 0,-1-1 0,0 0 0,1 0 0,3-2 0,-1-1 27,-1 0-1,0-1 0,0 1 0,0-1 1,-1 0-1,0 0 0,0-1 0,-1 0 0,1 1 1,-2-2-1,5-8 0,-6 11 346,-1 0 1,1 0-1,-1-1 0,0 1 0,0-1 0,-1-6 0,-13 17-10,10-2-389,1 1 1,0-1-1,0 1 0,0-1 0,0 1 1,1 0-1,0-1 0,0 1 1,0 0-1,0 0 0,0 0 1,0 4-1,1-6-88,0-1 0,0 1-1,-1-1 1,1 1 0,0-1 0,0 1 0,1 0 0,-1-1 0,0 1 0,0-1 0,1 1-1,-1-1 1,1 1 0,-1-1 0,1 1 0,0-1 0,0 1 0,0-1 0,0 0 0,-1 1-1,2-1 1,-1 0 0,0 0 0,0 0 0,0 0 0,0 0 0,1 0 0,-1 0 0,0 0-1,1-1 1,-1 1 0,3 0 0,1 1-290,-1-2-1,1 1 1,-1 0-1,1-1 0,0 0 1,-1 0-1,1 0 1,-1-1-1,1 0 1,-1 0-1,1 0 1,-1 0-1,1 0 1,-1-1-1,0 0 1,0 0-1,1 0 1,-2-1-1,1 1 0,0-1 1,4-4-1,-1 1 674,-1-1 0,0 0 0,9-13 0,14-29 6057,-32 84-4733,-13-8-1614,13-24 8,1 0 0,0 0 0,0 0 0,0 0 0,1 0-1,-1 0 1,1 0 0,0 0 0,0 1 0,0-1 0,-1 7 0,20-9-363,-12-2 338,-1 0 0,1 0 1,0 0-1,-1-1 0,1 1 1,-1-2-1,0 1 0,1 0 1,-1-1-1,-1 0 0,6-4 1,4-3 10,-1 0-1,19-20 1,-32 29 46,0 1-1,0 0 0,1-1 0,-1 1 0,0 0 0,0-1 1,1 1-1,-1 0 0,0-1 0,1 1 0,-1 0 1,0 0-1,1-1 0,-1 1 0,0 0 0,1 0 0,-1 0 1,1-1-1,-1 1 0,0 0 0,1 0 0,-1 0 1,1 0-1,-1 0 0,0 0 0,1 0 0,-1 0 0,1 0 1,-1 0-1,1 0 0,-1 0 0,0 0 0,1 0 1,-1 1-1,1-1 0,-1 0 0,0 0 0,1 0 0,-1 0 1,0 1-1,1-1 0,-1 0 0,0 1 0,1-1 0,-1 0 1,0 0-1,1 1 0,8 24-74,2 2 31,-9-26 22,-1 1 0,1-1-1,0 0 1,-1 0 0,1-1 0,0 1 0,-1 0-1,1-1 1,0 1 0,0-1 0,0 1-1,0-1 1,0 0 0,0 0 0,-1 0-1,1 0 1,0 0 0,0 0 0,0 0 0,0-1-1,0 1 1,0-1 0,-1 0 0,4-1-1,0 0 1,-1 0 0,1 0 1,-1-1-1,1 1 0,-1-1 0,0 0 0,0-1 0,3-3 0,6-8 74,-2 0-1,1-1 1,-2 0 0,0-1-1,-1 0 1,-1-1 0,6-19-1,0-8 2875,14-78 0,-44 183-1232,9-41-1735,2-1 1,1 1-1,-3 22 0,6-26-29,0-1 0,1 1 0,0-1 0,2 1-1,-1-1 1,8 26 0,-6-31-708,1 0 0,0 0 0,8 15 0,-4-15-2795,-2-7-2177</inkml:trace>
-  <inkml:trace contextRef="#ctx0" brushRef="#br0" timeOffset="-10865.94">5428 1658 14967,'0'0'7331,"88"-17"-7091,-36 10-240,-3 0 144,-4-2-144,-12 2-144,-13 1-512,-10 2-2706</inkml:trace>
-  <inkml:trace contextRef="#ctx0" brushRef="#br0" timeOffset="-7731.84">2664 2538 288,'0'0'6641,"0"-10"-5822,0-87 3473,9 22-1289,-4 33 4941,-2 558-3858,-5-270-2455,-25 301 95,-34-3-1369,-3 37-607,57-513 163,-1 1-666,6-26-3159,5-327-11831,4 164 9047</inkml:trace>
-  <inkml:trace contextRef="#ctx0" brushRef="#br0" timeOffset="-7285.18">2642 2857 4002,'0'0'10981,"109"0"-10885,-52 0-192,-5-5-112,-11-3-1425,-9-1-1360,-10-1-113,-9-2-559</inkml:trace>
-  <inkml:trace contextRef="#ctx0" brushRef="#br0" timeOffset="-7032.28">2883 2768 4770,'0'0'8156,"-6"-5"-7494,2 2-583,-11-10 92,15 7-91,12 4 24,1 3-100,-1 0 0,1 1 0,-1 1 0,0-1 0,0 2 0,0 0 0,15 7 1,76 45 26,-101-56-9,-1 1 0,0 0 0,1 0 0,-1-1 0,0 1 0,0 0 0,0 0 0,0 0 0,0 0 0,0 1 0,0-1 0,0 0 0,0 0 0,-1 1-1,1-1 1,1 3 0,-2-3 5,0-1-1,0 1 0,0 0 0,0 0 0,0 0 0,0 0 1,-1 0-1,1 0 0,0 0 0,0-1 0,-1 1 1,1 0-1,-1 0 0,1 0 0,0 0 0,-1-1 0,0 1 1,1 0-1,-1-1 0,0 2 0,-5 3 109,0-1 0,0 1 0,-1-1 0,0 0 0,-8 3 0,-4 3-251,-41 35-302,35-24-6749</inkml:trace>
-  <inkml:trace contextRef="#ctx0" brushRef="#br0" timeOffset="-6826.71">3320 2707 8484,'0'0'9524,"0"37"-9460,0-2-16,0-1-48,0 0-176,-5-5-880,-2-6-1425,4-8-705,-1-8-1344</inkml:trace>
-  <inkml:trace contextRef="#ctx0" brushRef="#br0" timeOffset="-6698.29">3354 2480 7812,'0'0'4001,"-11"-74"-3104,11 77-897,7 29-1137,4 12-816,0 1-2369</inkml:trace>
-  <inkml:trace contextRef="#ctx0" brushRef="#br0" timeOffset="-6410.31">3544 2682 9668,'0'0'2386,"-1"17"-2053,2 8-280,-1 8-14,-6 55 0,-3-55-18,9-83 334,3 38-347,1 0 1,1 0 0,-1 0-1,12-17 1,-14 25-8,0 0 1,0 0-1,0 1 1,1-1-1,-1 1 1,1 0-1,0 0 1,0 0-1,0 0 1,0 0-1,1 1 0,-1 0 1,1-1-1,-1 1 1,1 0-1,0 1 1,6-3-1,-9 4 1,0 0 1,-1 0-1,1 0 0,0 0 0,0 0 0,0 0 0,0 1 0,0-1 1,0 0-1,0 0 0,0 1 0,0-1 0,0 1 0,-1-1 0,1 1 1,0-1-1,0 1 0,0-1 0,-1 1 0,1 0 0,0-1 0,-1 1 1,1 0-1,-1 0 0,1-1 0,-1 1 0,1 0 0,-1 0 0,1 0 1,-1 0-1,0 1 0,7 34-276,-6-27 79,6 56-4156,-2-37 797</inkml:trace>
-  <inkml:trace contextRef="#ctx0" brushRef="#br0" timeOffset="-5550.72">3866 2722 1473,'0'0'5474,"2"-14"-3476,1-3-1370,0 6 201,-2 0 0,0 0 0,0-16 0,-18 36 1147,6 0-1962,1 1-1,0 0 0,0 0 0,1 1 0,1 1 1,0-1-1,0 1 0,1 0 0,1 1 0,0 0 0,1 0 1,0 0-1,1 1 0,0-1 0,1 1 0,-1 21 1,3-34-41,1 0 1,0 0-1,0 0 0,1 0 1,-1 0-1,0 0 1,0 1-1,0-1 1,1 0-1,-1 0 1,0 0-1,1-1 1,-1 1-1,1 0 1,-1 0-1,1 0 1,0 0-1,-1 0 1,1 0-1,0-1 1,0 1-1,-1 0 1,1-1-1,0 1 1,0 0-1,0-1 0,0 1 1,0-1-1,0 0 1,0 1-1,0-1 1,0 0-1,0 1 1,0-1-1,0 0 1,0 0-1,0 0 1,0 0-1,0 0 1,0 0-1,0 0 1,0 0-1,2-1 1,1 0-47,-1 0 1,1 1 0,0-2 0,-1 1 0,1 0 0,-1-1-1,0 0 1,0 1 0,1-1 0,-1-1 0,5-3 0,5-9 30,-1-1 1,-1 0 0,0-1 0,-1 0 0,13-28-1,-8 7 123,19-65 0,-32 95 398,0-2 1,0 1-1,-1 0 0,0-16 0,-1 24 97,0 3-556,-1-1 0,1 1-1,0-1 1,0 1 0,-1-1 0,1 1-1,0-1 1,0 1 0,0-1 0,0 1-1,1-1 1,-1 2 0,1 8-55,-2 203 32,1-211-1,0 0-1,0-1 1,0 1-1,0 0 1,1-1 0,-1 1-1,1-1 1,0 1-1,0-1 1,0 1-1,0-1 1,0 1 0,0-1-1,1 0 1,-1 1-1,1-1 1,0 0-1,-1 0 1,1 0 0,0-1-1,0 1 1,3 2-1,-2-3-6,0 1 0,0-1-1,0 0 1,1 0-1,-1 0 1,0-1 0,1 1-1,-1-1 1,0 1-1,1-1 1,-1 0 0,0 0-1,1-1 1,-1 1-1,1-1 1,-1 0 0,5-1-1,-2-1 23,0 0 0,-1 0-1,1 0 1,-1-1 0,0 0 0,0 0-1,0 0 1,0 0 0,-1-1 0,1 0-1,-1 0 1,5-8 0,1-3 45,0-1 1,14-34 0,-21 44 5,0-2 0,-1 1 1,1 0-1,-1 0 1,-1-1-1,0 1 0,0-13 1,-1 20-38,0 1 1,0-1 0,0 1 0,0-1-1,0 1 1,0-1 0,0 1 0,0-1-1,0 1 1,-1-1 0,1 1-1,0-1 1,0 1 0,-1-1 0,1 1-1,0-1 1,-1 1 0,1 0 0,0-1-1,-1 1 1,1-1 0,0 1 0,-1 0-1,1-1 1,-1 1 0,1 0-1,-1 0 1,1-1 0,-1 1 0,1 0-1,-1 0 1,1 0 0,-1 0 0,1 0-1,-1-1 1,1 1 0,-1 0 0,1 0-1,-1 0 1,1 1 0,-1-1 0,0 0-1,1 0 1,-1 0 0,1 0-1,-1 0 1,1 0 0,-1 1 0,1-1-1,-1 0 1,1 1 0,-1-1 0,-2 2 4,0-1 0,1 0 0,-1 1 0,1-1 0,-1 1 0,1 0 0,0 0 0,0 0 0,-3 2 0,2 2-20,0-1-1,0 0 0,1 1 0,-1 0 0,1 0 1,0 0-1,1 0 0,0 0 0,0 0 0,0 0 1,0 0-1,1 0 0,0 0 0,1 7 0,-1-10-136,1 0 1,-1 1-1,1-1 0,-1 0 0,1 0 0,0 0 0,0 0 1,0 0-1,1 0 0,-1-1 0,1 1 0,0 0 0,-1-1 1,1 1-1,0-1 0,0 1 0,1-1 0,-1 0 0,0 0 1,1 0-1,0 0 0,-1-1 0,1 1 0,0-1 0,0 1 1,0-1-1,0 0 0,3 1 0,-3-1-171,0-1 0,-1 1-1,1-1 1,0 1 0,0-1-1,-1 0 1,1 0 0,0-1-1,0 1 1,-1 0 0,1-1 0,0 0-1,-1 1 1,1-1 0,0 0-1,-1 0 1,1-1 0,-1 1 0,0 0-1,1-1 1,-1 0 0,3-2-1,0-2 239,-1 0 0,1-1-1,-1 0 1,0 0 0,-1 0-1,4-12 1,30-83 4577,-37 101-4430,0 0 0,1 1 1,-1-1-1,0 0 0,0 1 1,1-1-1,-1 0 1,0 1-1,1-1 0,-1 1 1,1-1-1,-1 0 0,1 1 1,-1-1-1,1 1 1,-1-1-1,1 1 0,-1 0 1,1-1-1,0 1 0,-1 0 1,1-1-1,-1 1 1,1 0-1,0-1 0,0 1 1,-1 0-1,1 0 1,0 0-1,-1 0 0,1 0 1,0 0-1,-1 0 0,1 0 1,0 0-1,0 0 1,-1 0-1,1 0 0,0 1 1,-1-1-1,1 0 0,0 1 1,-1-1-1,1 0 1,0 1-1,32 25-705,-23-17 928,7 7-350,17 13-863,-32-28 501,-1 0 0,1 0 0,-1 0 0,1 0 0,0 0 0,-1 0 0,1-1 0,0 1-1,0-1 1,3 1 0,-4-3 415,1 1-1,-1-1 1,0 0-1,0 0 1,0 0-1,0 0 1,0 0 0,-1 0-1,1 0 1,0 0-1,-1 0 1,0 0-1,1-5 1,0 3 124,2-12 1937,0-1 1,2-33 0,-19 58-661,4 3-1362,0 0 0,1 1-1,1 0 1,0 0 0,0 1 0,-8 20 0,-8 28-1657,9-2-4847,13-43 1927</inkml:trace>
-  <inkml:trace contextRef="#ctx0" brushRef="#br0" timeOffset="-5326.09">4749 2695 320,'0'0'14071,"5"-91"-11030,17 71-1712,-7 13-1297,-8 5-32,-7 7-3714,-7 7-1376,-8 1-1329</inkml:trace>
-  <inkml:trace contextRef="#ctx0" brushRef="#br0" timeOffset="-4681.39">4939 2315 11669,'0'0'5211,"13"11"-4886,-9-7-284,1 0-3,0 0 1,0 0-1,-1 1 0,1-1 0,-1 1 0,0 0 0,0 1 0,-1-1 1,0 0-1,0 1 0,0 0 0,0 0 0,-1 0 0,0 0 0,-1 0 1,1 0-1,-1 1 0,1 8 0,-2-7-10,1 71-73,-10 86 1,11-171 46,0 1 1,0-1 0,1 1 0,-1 0 0,1 0-1,0 0 1,1 0 0,-1 0 0,8-6 0,2-5-21,-2 1 18,2-4-12,1 2-1,0-1 1,1 2 0,31-27 0,-44 42 8,-1 0 0,0 0 1,0 1-1,0-1 0,1 0 1,-1 1-1,0-1 0,1 1 1,-1-1-1,0 1 0,1 0 1,-1-1-1,1 1 0,-1 0 0,3 0 1,-3 0-4,0 0 1,-1 1 0,1-1 0,0 0-1,0 1 1,-1-1 0,1 1-1,0-1 1,-1 1 0,1-1 0,0 1-1,-1-1 1,1 1 0,-1-1-1,1 1 1,-1 0 0,1-1 0,-1 1-1,0 0 1,1 1 0,1 3-28,0 2 1,-1-1 0,0 0-1,0 0 1,0 11-1,0-3 63,1-2 156,-2 0-494,2 0-1,0-1 1,0 1 0,8 22-1,-9-32 107,0 0 0,0 0 1,0 0-1,0 0 0,0 0 0,0 0 0,1-1 0,-1 1 0,1 0 0,-1-1 0,1 1 0,0-1 0,-1 1 0,1-1 0,0 0 0,0 0 0,0 0 0,0 0 0,0 0 0,0 0 0,0 0 0,0-1 0,0 1 0,1-1 0,-1 0 0,0 1 0,0-1 0,1 0 0,-1 0 0,0-1 0,0 1 0,5-1 0,-3-1 44,0 1 0,1-1 0,-1 0 0,0-1-1,0 1 1,0-1 0,0 1 0,-1-1 0,1 0 0,-1-1-1,0 1 1,0-1 0,0 1 0,0-1 0,0 0 0,-1 0-1,3-6 1,3-5 363,-1-1 0,-1 0 0,7-25 0,0-23 2237,7-82 0,-16 89 5163,2 289-7565,2-131-3143,-7-50-4607,-1-40 2936</inkml:trace>
-  <inkml:trace contextRef="#ctx0" brushRef="#br0" timeOffset="-4138.79">5360 2529 7395,'0'0'3519,"17"-9"-2673,1-1-842,-6 3-230,0 0-1,1 1 1,0 1 0,0 0 0,0 0 0,20-3 0,33-10-1775,-25-1 3513,-41 19-1435,1 0 0,-1 0 0,0 0-1,0 0 1,0 0 0,1 0-1,-1 0 1,0 0 0,0 0 0,1 0-1,-1 0 1,0 0 0,0 0-1,0 0 1,1 0 0,-1 0-1,0 0 1,0 0 0,0 0 0,1 0-1,-1 0 1,0 0 0,0 1-1,0-1 1,0 0 0,1 0 0,-1 0-1,0 0 1,0 1 0,0-1-1,0 0 1,0 0 0,1 0-1,-1 0 1,0 1 0,0-1 0,0 0-1,0 0 1,0 0 0,0 1-1,0-1 1,0 0 0,0 0 0,0 1-1,0-1 1,0 0 0,0 0-1,0 0 1,0 1 0,0-1 0,0 0-1,0 18-89,-1-12 349,0 12-57,0 1 0,-7 24 1,5-25-265,0 1 0,-1 26 0,4-45-10,0 0 1,0 0-1,0 0 0,0 1 1,-1-1-1,1 0 1,0 0-1,0 0 0,0 0 1,0 0-1,0 1 1,0-1-1,0 0 0,0 0 1,0 0-1,0 0 1,0 1-1,0-1 1,0 0-1,0 0 0,1 0 1,-1 0-1,0 0 1,0 1-1,0-1 0,0 0 1,0 0-1,0 0 1,0 0-1,0 0 0,0 0 1,1 1-1,-1-1 1,0 0-1,0 0 0,0 0 1,0 0-1,0 0 1,0 0-1,1 0 0,-1 0 1,0 0-1,0 0 1,0 0-1,0 0 0,0 0 1,1 0-1,-1 0 1,0 0-1,0 0 0,0 0 1,0 0-1,1 0 1,-1 0-1,0 0 1,0 0-1,0 0 0,0 0 1,0 0-1,1 0 1,-1 0-1,0 0 0,0 0 1,0 0-1,0-1 1,7-5 93,3-8 38,-1 0-1,13-26 1,-17 29 133,0-1 0,2 1 1,-1 1-1,1-1 0,1 1 0,0 0 1,11-10-1,-19 20-258,0 0-1,0-1 1,1 1 0,-1 0 0,0 0-1,0-1 1,1 1 0,-1 0 0,0 0-1,1 0 1,-1 0 0,0 0 0,1-1-1,-1 1 1,0 0 0,1 0 0,-1 0 0,0 0-1,1 0 1,-1 0 0,1 0 0,-1 0-1,0 0 1,1 0 0,-1 0 0,0 0-1,1 0 1,-1 1 0,0-1 0,1 0-1,-1 0 1,0 0 0,1 0 0,-1 1-1,0-1 1,1 1 0,6 15 22,-2 24-190,-5-38 182,2 122-13,9-151 39,2 0 0,1 1-1,1 0 1,22-29 0,-36 54-53,-1 1 0,0-1 0,0 1 1,1-1-1,-1 1 0,0-1 0,1 1 0,-1-1 0,1 1 1,-1 0-1,0-1 0,1 1 0,-1 0 0,1-1 1,-1 1-1,1 0 0,-1 0 0,1-1 0,-1 1 0,1 0 1,0 0-1,-1 0 0,1 0 0,-1 0 0,1 0 1,-1 0-1,1 0 0,0 0 0,0 0 0,7 14-91,-3 38-47,-5-41 171,1 13-113,-2-18-202,1 1 0,0-1-1,1 1 1,0-1 0,0 0 0,0 1-1,1-1 1,-1 0 0,4 6-1,-4-11 35,0 1-1,0-1 1,0 0-1,0-1 1,0 1-1,0 0 0,0 0 1,0 0-1,0-1 1,0 1-1,0 0 1,1-1-1,-1 1 0,0-1 1,0 0-1,1 1 1,-1-1-1,0 0 1,1 0-1,-1 0 0,1 0 1,-1 0-1,3 0 1,-1 0-233,1-1 1,-1 0 0,1 1-1,-1-1 1,1-1-1,-1 1 1,1 0 0,3-3-1,18-15-2679</inkml:trace>
-  <inkml:trace contextRef="#ctx0" brushRef="#br0" timeOffset="-3981.71">6023 2515 3634,'4'-17'2433,"40"-170"3418,-20 47 4329,-26 151-9224,-1 0 1,-1-1-1,-7 17 0,-10 31-1113,15-33 197,2-1-1,-2 43 0,6-54-294,0 0-1,0 0 1,2-1-1,-1 1 1,2 0-1,0-1 1,5 15-1,-7-23-225,1 0 0,0 0-1,0 0 1,0-1 0,1 1-1,-1 0 1,1-1 0,0 0-1,0 0 1,0 0 0,1 0-1,-1 0 1,1 0 0,-1-1-1,1 0 1,5 3 0,27 6-6741</inkml:trace>
-  <inkml:trace contextRef="#ctx0" brushRef="#br0" timeOffset="28355.23">3867 3435 4370,'0'0'8230,"17"-5"-7789,716-139 655,-711 142-5766,-40 10-43,13-5 5196,-34 13-3703</inkml:trace>
-  <inkml:trace contextRef="#ctx0" brushRef="#br0" timeOffset="28603.77">4243 3401 5715,'0'0'8724,"-20"79"-8132,15-32-272,-2-1-192,3-2-96,-1-3 0,5-7-32,0-4-112,0-7-176,0-5-2241,14-8-1457,10-10-224</inkml:trace>
-  <inkml:trace contextRef="#ctx0" brushRef="#br0" timeOffset="29209.23">4606 3532 9764,'0'0'4034,"-17"4"-3196,3-2-764,9-2-68,-1 0-1,1 1 1,0 0-1,0 0 0,-1 0 1,1 1-1,0-1 0,0 1 1,0 1-1,1-1 0,-1 1 1,0-1-1,1 1 0,0 1 1,0-1-1,0 0 0,0 1 1,-4 4-1,3-2-10,0 0-1,1 0 1,0 0-1,0 1 1,0 0-1,0-1 1,1 1-1,0 0 1,1 1-1,0-1 1,0 0-1,0 1 1,1-1-1,0 1 1,0-1-1,2 14 1,-1-20-11,0 0 0,0 0-1,1 0 1,-1 0 0,0 0 0,1 0 0,-1 0 0,1 0 0,-1 0 0,1 0 0,0 0-1,-1 0 1,1-1 0,0 1 0,0 0 0,0 0 0,-1-1 0,1 1 0,0 0 0,0-1-1,0 1 1,2 0 0,0 0-90,1 0 0,-1 0 0,0 0 0,1-1 0,-1 1 0,0-1 0,7 0 0,-4-1-89,1 1-1,-1-1 1,1 0 0,-1-1-1,0 1 1,1-1-1,-1 0 1,6-4-1,-5 1 169,-1 0-1,1-1 0,-1 1 0,-1-1 0,1-1 1,-1 1-1,0-1 0,0 0 0,-1 0 0,0 0 1,0-1-1,4-12 0,-5 11 478,0-1 1,0 1-1,-1-1 0,0 0 0,-1 0 1,0-11-1,0 26-413,-1-1 0,1 1 0,0 0 0,0-1 0,0 1 0,0-1 0,1 1 0,0-1 0,0 0 0,0 0 0,4 6 0,-4-8-37,-1 1 1,1-1-1,0 0 1,0 0-1,0 0 1,0 0-1,0 0 1,0-1-1,0 1 1,1-1-1,-1 1 1,0-1-1,1 0 1,-1 0-1,1 0 1,0 0-1,-1 0 1,1-1-1,5 1 1,-4-1 9,0 0 1,0 0 0,0-1 0,0 0 0,0 0-1,-1 0 1,1 0 0,0-1 0,-1 1 0,1-1-1,-1 0 1,1 0 0,-1 0 0,0 0 0,0-1 0,0 1-1,0-1 1,0 0 0,-1 0 0,1 0 0,-1 0-1,2-4 1,0 1 461,-1-1-1,1 0 1,-2 0-1,1 1 0,-1-2 1,0 1-1,0 0 1,-1 0-1,0 0 1,0-11-1,-1 29-610,-1-7 75,1 0-1,0 1 1,0-1 0,0 0-1,0 0 1,1 1 0,0-1-1,0 0 1,0 0 0,0 0-1,1 0 1,-1 0 0,1 0-1,0 0 1,4 4-1,77 74-169,-82-82 232,-1 0 0,0 0 1,0 0-1,0 1 0,0-1 1,1 0-1,-1 0 0,0 0 1,0 1-1,0-1 0,0 0 1,0 0-1,0 1 0,0-1 1,0 0-1,1 0 0,-1 1 1,0-1-1,0 0 0,0 1 1,0-1-1,0 0 0,0 0 1,-1 1-1,1-1 0,0 0 1,0 0-1,0 1 0,0-1 1,0 0-1,0 0 0,0 1 1,0-1-1,-1 0 0,1 0 1,0 0-1,0 1 0,0-1 1,-1 0-1,1 0 0,0 0 1,0 0-1,0 1 0,-1-1 1,1 0-1,0 0 0,0 0 1,-1 0-1,1 0 1,0 0-1,-1 0 0,-16 4-90,13-3 73,-24 3-281,1-2 0,-33-1 0,54-1 0,6 0 185,0 0 1,-1 0-1,1 0 1,-1 0-1,1 1 1,-1-1-1,1 0 1,-1 0-1,1 0 1,-1 0-1,1-1 1,-1 1-1,1 0 1,-1 0-1,1 0 1,-1 0-1,1 0 1,-1-1-1,1 1 1,0 0-1,-1 0 1,1-1-1,-1 1 1,1 0 0,0-1-1,-1 1 1,1 0-1,0-1 1,-1 1-1,1-1 1,0 1-1,0 0 1,0-1-1,-1 1 1,1-1-1,0 1 1,0-1-1,0 1 1,0-1-1,0 1 1,0-1-1,-1 1 1,1-1-1,0 1 1,1 0-1,-1-1 1,0 1-1,0-1 1,0 1-1,0-1 1,0 1-1,0-1 1,0 1-1,1-1 1,-1 1-1,0-1 1,1 1-1,7-24-4700</inkml:trace>
-  <inkml:trace contextRef="#ctx0" brushRef="#br0" timeOffset="29384">5111 3297 5202,'0'0'16456,"-16"24"-16312,3 26 704,-4 4-640,3 0 161,1-2-305,2-3-128,1-7-48,3-9-1169,5-6-2081,2-18-2880</inkml:trace>
-  <inkml:trace contextRef="#ctx0" brushRef="#br0" timeOffset="29637.69">5278 3423 5859,'0'0'13457,"-12"2"-13332,-8 1-88,2 2-1,-1 0 1,-20 8 0,29-9-32,-1 0 0,1 1 0,0 0 0,1 1 0,-1 0 0,1 1 0,0 0 0,-9 9 0,17-14-22,0-1 0,0 0 0,0 1 0,0-1 0,0 1 0,1-1 0,-1 1 0,0 0 0,1-1 0,-1 1 0,1 0 0,0-1 0,-1 1 0,1 0 0,0-1 0,0 1 0,0 0 0,0 0 0,0-1 0,1 1 0,-1 0 0,1-1 0,-1 1 0,1 0 0,-1-1 0,1 1 0,0-1 0,0 1 0,0-1 0,0 1 0,0-1 0,0 0 0,0 1 0,0-1 0,0 0 0,1 0 0,-1 0 0,2 1 0,7 7 25,0-2 0,1 0 1,21 12-1,-28-17 6,25 15-173,28 13-1726,-52-28 616,0 0 0,1 0 0,-1-1 0,0 0 0,9 1 0,0-2-3448</inkml:trace>
-  <inkml:trace contextRef="#ctx0" brushRef="#br0" timeOffset="29983.53">5635 3469 13558,'0'0'4047,"16"-13"-3919,-1 1-116,4-2 10,-1-1 0,-1-1-1,0-1 1,23-29 0,-32 34 58,0 0 0,-1-1 0,9-19 0,-10 1 5464,-6 43-5054,-3 10-437,0 0 0,-11 35 0,-3 20 66,9 37-1510,7-76-2274,1 1-3634,0-25 3478,0 9-1720</inkml:trace>
-  <inkml:trace contextRef="#ctx0" brushRef="#br0" timeOffset="30238.53">5661 3736 9300,'0'0'12678,"9"-5"-12112,15-7-487,0 2 1,1 0 0,49-11-1,93-11 136,-186 31-16473,10 1 11344</inkml:trace>
-  <inkml:trace contextRef="#ctx0" brushRef="#br0" timeOffset="57203.5">3812 3282 3025,'0'0'3106,"-8"-11"-2474,-11 437 2316,0-14-1585,21 73-1042,-7 372 33,-24-508-323,-1 70 5,32-183-432,-1-6-4165,0-234 2694,3-22-548</inkml:trace>
-  <inkml:trace contextRef="#ctx0" brushRef="#br0" timeOffset="58997.94">3783 3242 3730,'0'0'2862,"10"1"-2328,37 3-217,1-2-1,0-2 1,0-3-1,-1-1 1,80-18-1,196-42-2,414-30 0,338 37 621,-314 22-638,39-34-404,-78 5 1,247 56-76,-4 93-117,-454-39 126,-481-43 191,0 1 0,57 16 1,-73-16 25,0 1 0,-1 0 0,1 1 0,-1 0 0,0 2 0,-1-1 0,0 1 0,13 11 0,-20-13-34,1 0 1,-1 0-1,-1 0 1,1 1-1,-1 0 1,0 0-1,0 0 1,-1 0-1,0 1 1,0 0-1,-1-1 1,0 1-1,1 10 1,0 11 27,0 0 1,-4 39-1,1-29-17,-29 470 1173,-40-1-529,27-276-644,18-112-5,5 0 0,-5 154 0,26-101 27,-3 112 40,-1-273-81,-1 0 1,0 0-1,0 0 0,-1 0 1,-1-1-1,0 1 0,0-1 1,-1 0-1,-1-1 0,-8 12 1,3-5 0,2 1 0,-13 26 0,22-41-5,0-1 0,-1 1 0,1-1 0,-1 0 0,0 0 0,0 0 0,1 0 0,-2 0 0,1 0 0,0-1 0,0 1 1,0-1-1,-1 1 0,1-1 0,-1 0 0,1 0 0,-1 0 0,-4 1 0,-55 8 47,40-7-67,-106 11 10,-156-2 0,-130-24 98,-95-12-90,-987-28 32,-559 76 2485,1798-11-2102,0 12 1,-311 70 0,-338 76 196,703-136-528,181-27-1251</inkml:trace>
-  <inkml:trace contextRef="#ctx0" brushRef="#br0" timeOffset="60568.71">6251 3092 4018,'0'0'4559,"-3"-1"-4287,3 1-266,0 0-1,-1 0 1,1 0-1,0 0 1,-1 0-1,1 0 1,0 0 0,-1 0-1,1 0 1,0 0-1,-1 0 1,1 0-1,0 0 1,-1 0-1,1 0 1,0 0-1,-1 0 1,1 0-1,0 1 1,0-1-1,-1 0 1,1 0-1,0 0 1,-1 0-1,1 1 1,0-1-1,0 0 1,0 0-1,-1 1 1,1-1-1,0 0 1,0 1-1,0-1 1,-1 0-1,1 0 1,0 1-1,0 0 1,-5 21 327,5 40 308,1-39-533,0 175 1423,-25 594-181,-64-68-1408,44-386-519,39-275 432,4 69 0,2-89-3,-1 0-1,-2-1 1,-2 1-1,-13 56 1,1-48 70,9-33-174,1 2 1,-5 26-1,14-50-2558,-1 1 2486,-1 0 0,1 1 0,-1-1 1,1 0-1,-1 0 0,0 0 0,0 0 1,-1 0-1,2-4 0,-2-6-2565</inkml:trace>
-  <inkml:trace contextRef="#ctx0" brushRef="#br0" timeOffset="61903.48">3915 4584 2497,'0'0'4370,"0"-1"-4345,0 1-1,0 0 1,0 0-1,0 0 1,0 0-1,0 0 1,0 0-1,0-1 1,0 1-1,0 0 1,0 0-1,0 0 1,0 0-1,0-1 1,0 1-1,0 0 1,0 0-1,0 0 1,0 0-1,0 0 1,0-1-1,0 1 1,0 0-1,0 0 1,0 0-1,0 0 1,1 0-1,-1 0 1,0-1-1,0 1 1,0 0-1,0 0 1,0 0-1,0 0 1,0 0-1,1 0 1,-1 0-1,0 0 1,0 0-1,0 0 1,0 0-1,0-1 1,0 1-1,1 0 1,-1 0-1,0 0 1,0 0-1,0 0 1,0 0-1,1 0 1,-1 0-1,0 0 1,0 0-1,0 0 1,0 0-1,0 1 1,1-1-1,-1 0 1,0 0-1,0 0 1,0 0-1,0 0 1,0 0-1,1 0 1,6 0 83,60 1 413,126-16 0,666-94 162,369 42-547,-924 53-123,409-48 4,-47 2-18,-309 34 15,208-7 41,-497 32-56,392 9-38,-80-4 241,-203-7 253,1230 5 529,-1359-6-1712,-47 4 674,-1 0 0,0 0 0,1 0 0,-1 0 1,0 0-1,1 0 0,-1 0 0,1 0 0,-1-1 0,0 1 0,1 0 1,-1 0-1,0 0 0,1 0 0,-1-1 0,0 1 0,1 0 0,-1 0 1,0-1-1,0 1 0,1 0 0,-1-1 0,0 1 0,0 0 1,1-1-1,-1 1 0,0 0 0,0-1 0,0 1 0,0 0 0,0-1 1,0 1-1,0-1 0,1 1 0,-1-1 0,-1 0-176,-1-1 0,1 1-1,0-1 1,0 1 0,-1 0 0,1-1-1,-1 1 1,1 0 0,-1 0 0,0 0-1,1 0 1,-1 0 0,-2 0 0,-55-23-5800</inkml:trace>
-  <inkml:trace contextRef="#ctx0" brushRef="#br0" timeOffset="64014.93">6702 3323 4498,'0'0'2489,"7"-8"-2195,24-23 106,-21 25 42,-9 12-321,-2-4-1,0 68 831,-3-1 0,-3 1 0,-24 106 0,-3 13-599,28-136-90,0 60-1,36-112-42,-15-2-203,-1-1-1,0 0 1,0-1-1,18-7 0,28-5 12,399-26-1,3 35 6,-280 5-34,512-33 74,-624 29-56,86 6-1,-53 1 10,-102-2 6,0-1-1,0 1 0,0-1 1,0 0-1,0 0 0,0 1 0,-1-1 1,1 0-1,0 0 0,-1 0 1,1 0-1,0 0 0,-1 0 1,1 0-1,-1 0 0,0 0 1,1 0-1,-1 0 0,0 0 1,1 0-1,-1-2 0,7-31 331,-6 29-316,7-53 131,-3-1 0,-2 1 0,-3-1 0,-14-114 0,11 149-121,1 0 0,1 1-1,1-1 1,4-29 0,-2 38-43,1 0 1,1 0 0,1 0 0,0 0 0,0 1 0,2 0-1,11-19 1,-17 31-15,1-1 8,-1 1-1,1-1 1,0 0 0,-1 0 0,0 0 0,0-1 0,0 1 0,0 0-1,1-4 1,-2 6 24,-9-7-233,-13 4 160,-1 2 0,1 1-1,-1 0 1,-32 5 0,20-2 85,-315 35-95,76-5 125,77-26 383,-271-25 0,252 5-212,-115 12-32,169 4-30,161-2-168,-2 27 105,-25 24-101,21-40-13,0-1 0,2 1 0,-1 0 0,-6 20 0,6-4-24,2 0 1,1 0-1,0 52 0,2-38-235,0-35-252,1 1-1,-1-1 0,0 1 0,-1-1 0,0 0 0,0 0 0,0 0 1,0 0-1,-1 0 0,0 0 0,0-1 0,-1 1 0,-6 7 1,-17 18-4200</inkml:trace>
+  <inkml:trace contextRef="#ctx0" brushRef="#br0">1891 34 68 0 0,'0'0'8076'0'0,"3"-6"-7245"0"0,-1 3-50 0 0,8-10-1273 0 0,-7 1 9164 0 0,0 23-8087 0 0,10 30-24 0 0,-13-39-508 0 0,1-1-1 0 0,0 1 1 0 0,0 0-1 0 0,-1 0 0 0 0,1 0 1 0 0,-1 0-1 0 0,0 0 0 0 0,1 0 1 0 0,-1 0-1 0 0,0 0 1 0 0,0 0-1 0 0,0 0 0 0 0,0 0 1 0 0,-1 1-1 0 0,1-1 0 0 0,-1 0 1 0 0,0 2-1 0 0,-1 2 121 0 0,-4 64 1314 0 0,-3-1 1 0 0,-3 0 0 0 0,-41 132-1 0 0,25-108-586 0 0,4 0 0 0 0,4 2 0 0 0,-10 116-1 0 0,-24 71-121 0 0,18-122-484 0 0,29-109-175 0 0,1 1-1 0 0,3 0 1 0 0,5 85-1 0 0,-1-133-111 0 0,-1 1 11 0 0,3 16-18 0 0,-3-16-26 0 0</inkml:trace>
+  <inkml:trace contextRef="#ctx0" brushRef="#br0" timeOffset="-1042.85">61 165 728 0 0,'0'0'6529'0'0,"1"-7"-5882"0"0,3-21-25 0 0,-3 21 5089 0 0,9-11 2925 0 0,-8 13-8409 0 0,2-5-457 0 0,-4 10 269 0 0,0 0 1 0 0,0 1-1 0 0,0-1 1 0 0,0 0 0 0 0,0 0-1 0 0,0 0 1 0 0,0 0-1 0 0,0 0 1 0 0,0 0 0 0 0,0 0-1 0 0,0 1 1 0 0,0-1-1 0 0,0 0 1 0 0,0 0-1 0 0,0 0 1 0 0,0 0 0 0 0,0 0-1 0 0,0 0 1 0 0,0 0-1 0 0,0 1 1 0 0,0-1-1 0 0,0 0 1 0 0,0 0 0 0 0,0 0-1 0 0,0 0 1 0 0,0 0-1 0 0,0 0 1 0 0,0 0 0 0 0,0 0-1 0 0,0 1 1 0 0,0-1-1 0 0,0 0 1 0 0,1 0-1 0 0,-1 0 1 0 0,0 0 0 0 0,0 0-1 0 0,0 0 1 0 0,0 0-1 0 0,0 0 1 0 0,0 0 0 0 0,0 0-1 0 0,0 0 1 0 0,1 0-1 0 0,-1 0 1 0 0,0 0-1 0 0,0 0 1 0 0,0 0 0 0 0,0 0-1 0 0,0 0 1 0 0,0 0-1 0 0,0 0 1 0 0,1 0-1 0 0,-1 0 1 0 0,0 0 0 0 0,0 0-1 0 0,0 0 1 0 0,0 0-1 0 0,0 0 1 0 0,0 0 0 0 0,0 0-1 0 0,1 0 1 0 0,2 12 14 0 0,-2-5-12 0 0,0-1 0 0 0,0 0 0 0 0,0 0 0 0 0,0 1 0 0 0,-1-1 0 0 0,-1 8 0 0 0,-34 588 2063 0 0,21-479-1651 0 0,-10 171 434 0 0,24-290-886 0 0,0 3 17 0 0,-2 45 24 0 0,1-48-21 0 0,-3 15 22 0 0,3-15-7 0 0,-1 18-20 0 0,2-17 24 0 0,-1-1-44 0 0,-2 14 5 0 0,3-13 6 0 0,-1 0 4 0 0,0 16 2 0 0,0 10-12 0 0,0-26-14 0 0,1 1 12 0 0,1 48 29 0 0,-1-43-23 0 0,-1 9 2 0 0,-1 33 29 0 0,1-48 11 0 0,1-1-72 0 0,1 7 639 0 0,1-6-2430 0 0,8-27-5486 0 0,2-9 5032 0 0,1-5-5126 0 0,-2 6 1037 0 0</inkml:trace>
+  <inkml:trace contextRef="#ctx0" brushRef="#br0" timeOffset="829.8">454 648 316 0 0,'0'0'1429'0'0,"3"-5"-12"0"0,8-17-72 0 0,-8 17 4627 0 0,-2 2-4968 0 0,7-12 3712 0 0,-18 23-4296 0 0,-175 112 1489 0 0,136-95-1413 0 0,27-14-336 0 0,18-9 13 0 0,1 0-79 0 0,1-1-22 0 0,-5 3-77 0 0,0-3 1230 0 0,15-1-1169 0 0,0-1 0 0 0,-1 1 0 0 0,1-1 0 0 0,-1 0 0 0 0,9-4 0 0 0,0 2 8 0 0,-15 2-54 0 0,0 1-1 0 0,0 0 1 0 0,-1-1-1 0 0,1 1 1 0 0,0 0-1 0 0,0 0 1 0 0,0 0-1 0 0,0 0 0 0 0,0 0 1 0 0,-1 0-1 0 0,1 0 1 0 0,0 0-1 0 0,0 0 1 0 0,0 0-1 0 0,0 0 1 0 0,0 0-1 0 0,-1 1 1 0 0,1-1-1 0 0,1 1 1 0 0,8 6 114 0 0,0 1 0 0 0,-1-1-1 0 0,0 2 1 0 0,-1-1 0 0 0,15 20 0 0 0,37 60-84 0 0,-46-66-432 0 0,-2-8-274 0 0</inkml:trace>
+  <inkml:trace contextRef="#ctx0" brushRef="#br0" timeOffset="1342.57">395 819 640 0 0,'0'0'9844'0'0,"-5"-3"-9122"0"0,-4-4-803 0 0,5 1 1519 0 0,8 4 2715 0 0,68-1-3097 0 0,313-9 2564 0 0,-355 10-3479 0 0,132-1 584 0 0,40-3 23 0 0,-198 5-724 0 0,2 1-3 0 0,14-2 5 0 0,-14 1-6 0 0,0 1-3 0 0,56-3 36 0 0,-41 2-45 0 0,-16 1 0 0 0,0 0-25 0 0,18-1 2 0 0,-18 1-2 0 0</inkml:trace>
+  <inkml:trace contextRef="#ctx0" brushRef="#br0" timeOffset="1610.29">1245 669 1428 0 0,'0'0'4556'0'0,"-5"-3"-3080"0"0,-17-12 9640 0 0,33 20-10809 0 0,116 58 944 0 0,-101-50-1077 0 0,21 4-93 0 0,-20-10-161 0 0,-22-6 46 0 0,-3 0 347 0 0,11 1-969 0 0,-13-2 720 0 0,-1 0 1 0 0,1 0-1 0 0,0 0 0 0 0,0 0 1 0 0,0 0-1 0 0,0 0 0 0 0,0 0 1 0 0,-1 0-1 0 0,1 0 0 0 0,0 0 1 0 0,0 0-1 0 0,0 0 1 0 0,0 0-1 0 0,0 0 0 0 0,0 0 1 0 0,-1 0-1 0 0,1 1 0 0 0,0-1 1 0 0,0 0-1 0 0,0 0 0 0 0,0 0 1 0 0,0 0-1 0 0,0 0 0 0 0,0 0 1 0 0,0 0-1 0 0,-1 1 0 0 0,1-1 1 0 0,0 0-1 0 0,0 0 1 0 0,0 0-1 0 0,0 0 0 0 0,0 0 1 0 0,0 1-1 0 0,0-1 0 0 0,0 0 1 0 0,0 0-1 0 0,0 0 0 0 0,0 0 1 0 0,0 0-1 0 0,0 1 0 0 0,0-1 1 0 0,0 0-1 0 0,0 0 0 0 0,0 0 1 0 0,0 0-1 0 0,0 0 1 0 0,0 1-1 0 0,0-1 0 0 0,1 0 1 0 0,-1 0-1 0 0,0 0 0 0 0,0 0 1 0 0,0 0-1 0 0,0 0 0 0 0,0 0 1 0 0,0 1-1 0 0,0-1 0 0 0,0 0 1 0 0,1 0-1 0 0,-1 0 0 0 0,0 0 1 0 0,0 0-1 0 0,0 0 0 0 0,0 0 1 0 0,0 0-1 0 0,0 0 1 0 0,1 0-1 0 0,-1 0 0 0 0,-74 48 179 0 0,-37 23-3449 0 0,34-30-7481 0 0,40-23 4657 0 0</inkml:trace>
 </inkml:ink>
 </file>
 
@@ -6428,21 +6217,30 @@
           <inkml:channel name="X" type="integer" min="-2.14748E9" max="2.14748E9" units="cm"/>
           <inkml:channel name="Y" type="integer" min="-2.14748E9" max="2.14748E9" units="cm"/>
           <inkml:channel name="F" type="integer" max="32767" units="dev"/>
+          <inkml:channel name="OA" type="integer" max="360" units="deg"/>
+          <inkml:channel name="OE" type="integer" max="90" units="deg"/>
         </inkml:traceFormat>
         <inkml:channelProperties>
           <inkml:channelProperty channel="X" name="resolution" value="1000" units="1/cm"/>
           <inkml:channelProperty channel="Y" name="resolution" value="1000" units="1/cm"/>
           <inkml:channelProperty channel="F" name="resolution" value="0" units="1/dev"/>
+          <inkml:channelProperty channel="OA" name="resolution" value="1000" units="1/deg"/>
+          <inkml:channelProperty channel="OE" name="resolution" value="1000" units="1/deg"/>
         </inkml:channelProperties>
       </inkml:inkSource>
-      <inkml:timestamp xml:id="ts0" timeString="2026-02-28T14:46:17.669"/>
+      <inkml:timestamp xml:id="ts0" timeString="2026-03-05T14:41:44.486"/>
     </inkml:context>
     <inkml:brush xml:id="br0">
       <inkml:brushProperty name="width" value="0.035" units="cm"/>
       <inkml:brushProperty name="height" value="0.035" units="cm"/>
     </inkml:brush>
   </inkml:definitions>
-  <inkml:trace contextRef="#ctx0" brushRef="#br0">1 261 5571,'0'0'816,"96"-50"-768,-12 19 128,25-6 672,25-2 337,12 4-609,1 4-352,-13 9-64,-18 11-160,-22 7-864,-19 4-801,-22 0 48,-18 0-287,-24 0-1618</inkml:trace>
+  <inkml:trace contextRef="#ctx0" brushRef="#br0">3529 225 1080 0 0,'0'0'15452'0'0,"0"-6"-15358"0"0,-1-4 52 0 0,1 0 0 0 0,0 0 0 0 0,3-17 0 0 0,-2 22 520 0 0,0-5 1783 0 0,2 23-2048 0 0,2 30-584 0 0,-5 75 519 0 0,-21 180 0 0 0,6-128-130 0 0,1 55 11 0 0,-9 104 29 0 0,19-218-185 0 0,3-66-17 0 0,-6 51-1 0 0,-2 7 51 0 0,5-17-459 0 0,3-85 305 0 0,1 0 0 0 0,0 0 0 0 0,0 0-1 0 0,0 0 1 0 0,0 0 0 0 0,0 0 0 0 0,0 0 0 0 0,0 0-1 0 0,0 0 1 0 0,0 0 0 0 0,0 0 0 0 0,0 0 0 0 0,1 0-1 0 0,-1-1 1 0 0,0 1 0 0 0,1 0 0 0 0,-1 0-1 0 0,0 0 1 0 0,2 1 0 0 0,-1-2-64 0 0,-1 0 0 0 0,1 0 0 0 0,-1 0 0 0 0,1-1 0 0 0,-1 1 1 0 0,1 0-1 0 0,-1 0 0 0 0,1-1 0 0 0,0 1 0 0 0,-1 0 0 0 0,1-1 0 0 0,-1 1 0 0 0,0 0 0 0 0,1-1 0 0 0,-1 1 0 0 0,1-1 0 0 0,-1 1 1 0 0,0-1-1 0 0,1 1 0 0 0,-1-1 0 0 0,1 0 0 0 0,20-36-2795 0 0,-20 35 3275 0 0,1-2-927 0 0,0 0 0 0 0,0-1 1 0 0,-1 1-1 0 0,1-1 0 0 0,-1 1 0 0 0,0-1 1 0 0,0 0-1 0 0,0 0 0 0 0,-1-5 0 0 0,1-3-1258 0 0,2-25-2518 0 0</inkml:trace>
+  <inkml:trace contextRef="#ctx0" brushRef="#br0" timeOffset="1433.24">3558 37 64 0 0,'0'0'10611'0'0,"11"2"-10050"0"0,34 5-29 0 0,-43-6-468 0 0,0 0 0 0 0,1-1 0 0 0,-1 1 0 0 0,1-1 0 0 0,-1 1 0 0 0,1-1 0 0 0,-1 0-1 0 0,1 0 1 0 0,-1 0 0 0 0,0-1 0 0 0,5 0 0 0 0,17-4 452 0 0,154-16 766 0 0,284 3 0 0 0,-52 22-1063 0 0,-286-5-314 0 0,-20-5 370 0 0,-102 9-215 0 0,8 13 3 0 0,-8-12 5 0 0,-10 48 113 0 0,-2 26-91 0 0,-11 108 147 0 0,-2 46-41 0 0,-3 92 211 0 0,13-104 43 0 0,-4 65 81 0 0,-3 61-146 0 0,15-261-394 0 0,-29 153 0 0 0,33-235-83 0 0,-2 20-155 0 0,2-18 109 0 0,1 0 25 0 0,-2 13 22 0 0,1-13-5 0 0,1-1-134 0 0,-2 16 171 0 0,2-15 4 0 0,0 0-41 0 0,0 13 55 0 0,0-14 9 0 0,0 1-55 0 0,0 47-1094 0 0,-5-51 1195 0 0,-13 2 3 0 0,14-3 208 0 0,-2 1-182 0 0,-19 0 3 0 0,19 0-2 0 0,3 0-16 0 0,-124 33 765 0 0,-142 20 1 0 0,205-43-396 0 0,-62 17 478 0 0,-30 7 147 0 0,61-12-473 0 0,61-16-279 0 0,0-1 0 0 0,-35 1 0 0 0,65-7-210 0 0,-2 0 12 0 0,-14 1-2 0 0,14 0 282 0 0,1-2-284 0 0,-18 0-23 0 0,18 1-25 0 0,18-64-7201 0 0,-10 54 7225 0 0,-2 3-1556 0 0,-1 2-1083 0 0,-1-14-1655 0 0,1 14 326 0 0</inkml:trace>
+  <inkml:trace contextRef="#ctx0" brushRef="#br0" timeOffset="2292.13">3511 1716 788 0 0,'0'0'13977'0'0,"3"9"-13567"0"0,11 31 1 0 0,-13-39-378 0 0,0 1 0 0 0,-1-1 1 0 0,1 1-1 0 0,0 0 0 0 0,-1 0 0 0 0,1-1 0 0 0,-1 1 0 0 0,1 0 0 0 0,-1 0 1 0 0,0 0-1 0 0,0-1 0 0 0,0 1 0 0 0,0 0 0 0 0,0 0 0 0 0,0 0 0 0 0,-1 1 1 0 0,-1 23 431 0 0,4 191 2035 0 0,-12-132-1964 0 0,10-80-463 0 0,0 1 1 0 0,-4 42 107 0 0,4-44-74 0 0,0 1-72 0 0,2 75 247 0 0,-2-76-256 0 0,-1 1-20 0 0,4 39 10 0 0,-2-40 682 0 0,21 2-651 0 0,-18-5 55 0 0,2-1-80 0 0,16-1-6 0 0,-17 1 5 0 0,1 0-7 0 0,51 4 35 0 0,147-7-14 0 0,-131 0-1451 0 0,119 10-1 0 0,-124 0-1704 0 0,-1-2-3721 0 0,-18-4 1971 0 0</inkml:trace>
+  <inkml:trace contextRef="#ctx0" brushRef="#br0" timeOffset="3343.57">5934 246 992 0 0,'0'0'15630'0'0,"5"14"-15090"0"0,-3-4-437 0 0,3 6 81 0 0,0 0 1 0 0,-2 0 0 0 0,0 0 0 0 0,2 26-1 0 0,-39 801 3646 0 0,31-789-3673 0 0,-50 510 711 0 0,50-518-1709 0 0,3-42 412 0 0,0 1-713 0 0,1 17 435 0 0,0-17-99 0 0</inkml:trace>
+  <inkml:trace contextRef="#ctx0" brushRef="#br0" timeOffset="4934.39">5961 253 556 0 0,'0'0'8681'0'0,"5"-5"-8204"0"0,14-14 1 0 0,-8 13-5 0 0,116-22 1484 0 0,194-16 0 0 0,103 27-1070 0 0,-149 12-3052 0 0,-244 6 2635 0 0,-32 7-284 0 0,-6 65 421 0 0,-9 118 674 0 0,4-23-366 0 0,2-44-339 0 0,1 29 92 0 0,-7 210 283 0 0,14-300-813 0 0,4 107 173 0 0,4-74-179 0 0,-1-16-64 0 0,-5-75-62 0 0,3 49 25 0 0,-3-50-20 0 0,0 1-5 0 0,1 15 2 0 0,-1-15 5 0 0,0 22 37 0 0,-1-25-50 0 0,1 0 1 0 0,-1 0-1 0 0,1 0 0 0 0,0 0 0 0 0,-1 0 1 0 0,1 0-1 0 0,0 0 0 0 0,0 0 0 0 0,1 0 1 0 0,-1 3-1 0 0,0 0-4 0 0,0 0-2 0 0,0 126-128 0 0,0-127 118 0 0,-5-3-152 0 0,-51 2 534 0 0,49-3-238 0 0,3 1 19 0 0,-46 4 259 0 0,45-5-283 0 0,-2 1 7 0 0,-267 25 723 0 0,236-22-757 0 0,-179 12 744 0 0,109-8-176 0 0,-9 0 101 0 0,90-4-585 0 0,22-3-96 0 0,-1 0 4 0 0,-16 2 8 0 0,17-2-14 0 0,-1 0-15 0 0,-18-1 2 0 0,18 0 123 0 0,1 1-54 0 0,-16 0 8 0 0,16 0 8 0 0,1-1 3 0 0,-84-1 714 0 0,82 1-790 0 0,0 1 4 0 0,-48 1 325 0 0,49-2 146 0 0,0 1-501 0 0,-35 9 199 0 0,37-8-267 0 0</inkml:trace>
+  <inkml:trace contextRef="#ctx0" brushRef="#br0" timeOffset="12585.55">4920 2244 752 0 0,'0'0'16891'0'0,"-1"11"-16544"0"0,-5 37-27 0 0,4-37-44 0 0,2-5-35 0 0,-1 39 383 0 0,1-42-322 0 0,0 3-167 0 0,0 16-10 0 0,0-16 250 0 0,0-2-299 0 0,8 37 469 0 0,-7-38-267 0 0,5-4-238 0 0,18-2 3 0 0,-17 3-2 0 0,0-2-26 0 0,152-27 110 0 0,-20 8-83 0 0,-104 17-38 0 0,67-7 14 0 0,-39 8-4 0 0,-57 3-22 0 0,0 0-3 0 0,112 1-3 0 0,-113-1 3 0 0,0 1-16 0 0,46 1-94 0 0,-45-2 182 0 0,0-1-70 0 0,78-3-2 0 0,-80 4 2791 0 0,3-20-2133 0 0,-6 16-102 0 0,0-1-316 0 0,2-43 123 0 0,0 1-3878 0 0,1 4-7450 0 0</inkml:trace>
 </inkml:ink>
 </file>
 
@@ -6455,21 +6253,26 @@
           <inkml:channel name="X" type="integer" min="-2.14748E9" max="2.14748E9" units="cm"/>
           <inkml:channel name="Y" type="integer" min="-2.14748E9" max="2.14748E9" units="cm"/>
           <inkml:channel name="F" type="integer" max="32767" units="dev"/>
+          <inkml:channel name="OA" type="integer" max="360" units="deg"/>
+          <inkml:channel name="OE" type="integer" max="90" units="deg"/>
         </inkml:traceFormat>
         <inkml:channelProperties>
           <inkml:channelProperty channel="X" name="resolution" value="1000" units="1/cm"/>
           <inkml:channelProperty channel="Y" name="resolution" value="1000" units="1/cm"/>
           <inkml:channelProperty channel="F" name="resolution" value="0" units="1/dev"/>
+          <inkml:channelProperty channel="OA" name="resolution" value="1000" units="1/deg"/>
+          <inkml:channelProperty channel="OE" name="resolution" value="1000" units="1/deg"/>
         </inkml:channelProperties>
       </inkml:inkSource>
-      <inkml:timestamp xml:id="ts0" timeString="2026-02-28T14:46:17.157"/>
+      <inkml:timestamp xml:id="ts0" timeString="2026-03-05T14:41:37.827"/>
     </inkml:context>
     <inkml:brush xml:id="br0">
       <inkml:brushProperty name="width" value="0.035" units="cm"/>
       <inkml:brushProperty name="height" value="0.035" units="cm"/>
     </inkml:brush>
   </inkml:definitions>
-  <inkml:trace contextRef="#ctx0" brushRef="#br0">0 161 976,'0'0'7382,"14"0"-6685,40 0-274,0-3 0,68-11 1,120-33 140,-76 13-432,234-18-183,-131 41-4260,-225 11 1846</inkml:trace>
+  <inkml:trace contextRef="#ctx0" brushRef="#br0">36 131 980 0 0,'0'0'10515'0'0,"1"14"-9926"0"0,11 231 2208 0 0,-31 546 2068 0 0,52-184-3417 0 0,-21-517-2822 0 0,-11-69 885 0 0,-1-16-72 0 0,1-1-86 0 0,2 14-60 0 0,-3-14-31 0 0</inkml:trace>
+  <inkml:trace contextRef="#ctx0" brushRef="#br0" timeOffset="1606.94">104 105 168 0 0,'0'0'9056'0'0,"-4"-4"-8433"0"0,-14-16 5462 0 0,32 24-5760 0 0,5 4-214 0 0,-10-5-45 0 0,0 0 1 0 0,1 0-1 0 0,-1 0 0 0 0,0-1 0 0 0,1-1 0 0 0,16 2 1 0 0,33-4 476 0 0,-28-2-399 0 0,39-2 238 0 0,-35 3-211 0 0,49-9 0 0 0,206-35-740 0 0,-97 18-2176 0 0,-176 25 2587 0 0,-13 2 0 0 0,0 0 12 0 0,40-8-563 0 0,-40 8 692 0 0,-2 6 127 0 0,7 13 12 0 0,-7-14 21 0 0,-2 2 23 0 0,-4 199 1239 0 0,-11 248 302 0 0,13-98-245 0 0,4-248-1108 0 0,1 6-98 0 0,-6 46-18 0 0,5-56-175 0 0,0-50-16 0 0,-1 16 96 0 0,1-63-140 0 0,-2 47 40 0 0,2-6-94 0 0,-2-42 85 0 0,1-1-135 0 0,0 13 72 0 0,0-13 1 0 0,-1 1-275 0 0,1 14 221 0 0,-1-15-11 0 0,-11-9-1297 0 0,-31-19 1445 0 0,32 18 6 0 0,-47 10 717 0 0,0 3-1 0 0,-95 22 1 0 0,121-22-563 0 0,-48 4 1 0 0,74-11-147 0 0,-2 1 19 0 0,-133 7 993 0 0,-5 4-223 0 0,141-12-776 0 0,-3 0 12 0 0,-51 2 243 0 0,53-1-181 0 0,0-1-87 0 0,-15 2-15 0 0,15-2 162 0 0,0 1-177 0 0,-15 1 1 0 0,15-2 87 0 0,1 1-86 0 0,-48 5 180 0 0,47-5-195 0 0,-13 4-16 0 0,14-4 11 0 0,-1 0-2 0 0,-14 4-9 0 0,14-4 12 0 0,0-1-10 0 0,-14 0-6 0 0,14 0 20 0 0,0 1-44 0 0,-13 1 18 0 0,13-2-67 0 0</inkml:trace>
 </inkml:ink>
 </file>
 
@@ -6482,21 +6285,33 @@
           <inkml:channel name="X" type="integer" min="-2.14748E9" max="2.14748E9" units="cm"/>
           <inkml:channel name="Y" type="integer" min="-2.14748E9" max="2.14748E9" units="cm"/>
           <inkml:channel name="F" type="integer" max="32767" units="dev"/>
+          <inkml:channel name="OA" type="integer" max="360" units="deg"/>
+          <inkml:channel name="OE" type="integer" max="90" units="deg"/>
         </inkml:traceFormat>
         <inkml:channelProperties>
           <inkml:channelProperty channel="X" name="resolution" value="1000" units="1/cm"/>
           <inkml:channelProperty channel="Y" name="resolution" value="1000" units="1/cm"/>
           <inkml:channelProperty channel="F" name="resolution" value="0" units="1/dev"/>
+          <inkml:channelProperty channel="OA" name="resolution" value="1000" units="1/deg"/>
+          <inkml:channelProperty channel="OE" name="resolution" value="1000" units="1/deg"/>
         </inkml:channelProperties>
       </inkml:inkSource>
-      <inkml:timestamp xml:id="ts0" timeString="2026-02-28T14:46:16.631"/>
+      <inkml:timestamp xml:id="ts0" timeString="2026-03-05T14:40:48.188"/>
     </inkml:context>
     <inkml:brush xml:id="br0">
       <inkml:brushProperty name="width" value="0.035" units="cm"/>
       <inkml:brushProperty name="height" value="0.035" units="cm"/>
     </inkml:brush>
   </inkml:definitions>
-  <inkml:trace contextRef="#ctx0" brushRef="#br0">1 367 2657,'0'0'4229,"31"0"-422,11-3-3420,0-2 1,0-2-1,0-2 0,-1-2 0,45-17 1,-4 2-228,162-43 14,273-40 1,-499 106-174,29-3 9,-1-3 1,-1-1-1,60-22 1,-77 18 27,-28 14-35,1 0-1,0-1 0,-1 1 1,1 0-1,-1-1 0,1 1 1,0-1-1,-1 1 1,1-1-1,-1 1 0,1-1 1,-1 1-1,1-1 0,-1 1 1,1-1-1,-1 0 0,0 1 1,1-1-1,-1 0 0,0 1 1,0-1-1,1 0 0,-1 1 1,0-1-1,0 0 0,0 1 1,0-1-1,0 0 0,0 0 1,0 1-1,0-1 1,0 0-1,0 0 0,0 1 1,-1-1-1,1-1 0,-4 1-154,0 0 0,0 1 0,0-1 0,0 1 0,0 0 0,0 0 0,0 1 0,0-1 0,-7 2 0,-2 2-575,1 0 1,-1 0-1,1 2 1,1-1-1,-21 13 1,-3 2-753,-24 10-1335</inkml:trace>
+  <inkml:trace contextRef="#ctx0" brushRef="#br0">37 498 2148 0 0,'0'0'2412'0'0,"-4"-3"-61"0"0,3 3-1400 0 0,-9-11-918 0 0,0 7 8916 0 0,7 17-7409 0 0,0 11-762 0 0,0-1 0 0 0,2 1-1 0 0,0-1 1 0 0,3 31 0 0 0,21 104 2574 0 0,5 52-588 0 0,-25-146-4007 0 0,-3-59 341 0 0</inkml:trace>
+  <inkml:trace contextRef="#ctx0" brushRef="#br0" timeOffset="233.81">63 506 508 0 0,'-4'-30'1592'0'0,"4"24"-116"0"0,1 0-93 0 0,-1 3-1134 0 0,1 0 0 0 0,0-1 0 0 0,0 1 0 0 0,0 0 0 0 0,0-1 0 0 0,0 1 0 0 0,1 0 0 0 0,-1 0 0 0 0,1 0 0 0 0,0 0 0 0 0,0 0 0 0 0,0 0 0 0 0,0 1 0 0 0,1-1 0 0 0,-1 1 0 0 0,1-1 1 0 0,-1 1-1 0 0,1 0 0 0 0,6-3 0 0 0,-4 2-14 0 0,0 0 0 0 0,0 1 0 0 0,0-1 0 0 0,0 1 0 0 0,1 1 0 0 0,-1-1 0 0 0,1 1 0 0 0,-1 0 0 0 0,1 0 1 0 0,-1 1-1 0 0,8-1 0 0 0,2 1 371 0 0,-10-1-408 0 0,0 0-1 0 0,0 1 0 0 0,-1 0 1 0 0,1 0-1 0 0,0 0 0 0 0,0 1 1 0 0,0 0-1 0 0,-1 0 0 0 0,1 0 1 0 0,0 0-1 0 0,-1 1 0 0 0,1-1 1 0 0,-1 1-1 0 0,1 1 0 0 0,-1-1 1 0 0,0 0-1 0 0,0 1 1 0 0,0 0-1 0 0,0 0 0 0 0,0 0 1 0 0,-1 1-1 0 0,7 6 0 0 0,-10-9-139 0 0,1 0-1 0 0,0 1 0 0 0,0-1 1 0 0,-1 0-1 0 0,1 0 0 0 0,0 1 1 0 0,-1-1-1 0 0,0 0 0 0 0,1 0 1 0 0,-1 1-1 0 0,0-1 0 0 0,1 1 1 0 0,-1-1-1 0 0,0 0 0 0 0,0 1 1 0 0,0-1-1 0 0,0 0 0 0 0,-1 3 1 0 0,1-1 123 0 0,0 0-93 0 0,1-1 1 0 0,-1 1-1 0 0,0-1 0 0 0,0 1 0 0 0,0-1 0 0 0,0 1 1 0 0,0-1-1 0 0,0 1 0 0 0,-1-1 0 0 0,-1 5 0 0 0,1 0 86 0 0,0-4-112 0 0,1-1-1 0 0,0 1 0 0 0,-1 0 1 0 0,1-1-1 0 0,-1 1 0 0 0,0 0 1 0 0,0-1-1 0 0,0 1 0 0 0,0-1 1 0 0,0 0-1 0 0,0 1 0 0 0,-3 1 1 0 0,-1 5 80 0 0,-6 9-137 0 0,-2 1-1 0 0,0-2 1 0 0,-1 0-1 0 0,0 0 1 0 0,-2-1-1 0 0,0-1 1 0 0,-32 23-1 0 0,43-34-212 0 0,-44 29-6680 0 0</inkml:trace>
+  <inkml:trace contextRef="#ctx0" brushRef="#br0" timeOffset="580.38">639 454 144 0 0,'0'0'2490'0'0,"-4"-6"-110"0"0,-12-20-66 0 0,12 20-82 0 0,0 5-141 0 0,2 1-1426 0 0,-9-2-121 0 0,4-1 3428 0 0,-1 9-2564 0 0,2 0-1027 0 0,-1 0 1 0 0,1 0-1 0 0,0 1 0 0 0,0 0 1 0 0,0 0-1 0 0,1 0 1 0 0,0 0-1 0 0,-6 14 1 0 0,-1 11 2044 0 0,-14 63 0 0 0,25-91-1783 0 0,6 21-448 0 0,-4-19-169 0 0,4-7-102 0 0,18 1-59 0 0,-17 0-60 0 0,3-5-238 0 0,-1 0 367 0 0,0 2 1 0 0,-1 0 0 0 0,-1-1 0 0 0,1 0 1 0 0,0 0-1 0 0,-1-1 0 0 0,0 0 0 0 0,0 0 0 0 0,0-1 0 0 0,5-7 0 0 0,48-62 408 0 0,-56 71-55 0 0,3-6 77 0 0,-6 10-338 0 0,1 0 1 0 0,-1 0 0 0 0,0-1 0 0 0,0 1 0 0 0,0 0-1 0 0,0 0 1 0 0,0 0 0 0 0,1 0 0 0 0,-1 0-1 0 0,0-1 1 0 0,0 1 0 0 0,0 0 0 0 0,0 0 0 0 0,1 0-1 0 0,-1 0 1 0 0,0 0 0 0 0,0 0 0 0 0,0 0 0 0 0,1 0-1 0 0,-1 0 1 0 0,0 0 0 0 0,0 0 0 0 0,0 0 0 0 0,1 0-1 0 0,-1 0 1 0 0,0 0 0 0 0,0 0 0 0 0,0 0-1 0 0,1 0 1 0 0,-1 0 0 0 0,0 0 0 0 0,0 0 0 0 0,0 0-1 0 0,1 0 1 0 0,-1 0 0 0 0,0 0 0 0 0,0 0 0 0 0,0 0-1 0 0,1 1 1 0 0,-1-1 0 0 0,0 0 0 0 0,0 0 0 0 0,0 0-1 0 0,0 0 1 0 0,0 0 0 0 0,1 1 0 0 0,-1-1 0 0 0,0 0-1 0 0,0 0 1 0 0,0 0 0 0 0,0 0 0 0 0,0 1-1 0 0,0-1 1 0 0,14 35-126 0 0,-13-34 69 0 0,0 1 1 0 0,-1 0 0 0 0,1-1 0 0 0,0 1-1 0 0,-1 0 1 0 0,1 0 0 0 0,-1 0 0 0 0,0-1 0 0 0,1 1-1 0 0,-1 0 1 0 0,0 0 0 0 0,0 0 0 0 0,0 0-1 0 0,0 0 1 0 0,-1 0 0 0 0,1-1 0 0 0,0 1 0 0 0,-2 2-1 0 0,1 1-110 0 0,1 46-2412 0 0,7 6-915 0 0,-1-36-435 0 0,0-3-4109 0 0</inkml:trace>
+  <inkml:trace contextRef="#ctx0" brushRef="#br0" timeOffset="948.9">1042 425 1508 0 0,'-2'-5'2178'0'0,"-18"-38"8226"0"0,14 33-8190 0 0,-1 7-843 0 0,1 7 2970 0 0,-2 8-3838 0 0,-1 0-1 0 0,1 1 1 0 0,1 0-1 0 0,0 0 1 0 0,-8 27 0 0 0,10-27-201 0 0,2 0 1 0 0,0 0-1 0 0,0 0 1 0 0,1 1-1 0 0,0-1 1 0 0,1 22-1 0 0,2-31-257 0 0,-1-4-44 0 0,1 0 0 0 0,-1 0 0 0 0,0 0-1 0 0,0 0 1 0 0,1 0 0 0 0,-1 0 0 0 0,0 1-1 0 0,0-1 1 0 0,1 0 0 0 0,-1 0 0 0 0,0 0-1 0 0,0 0 1 0 0,0 1 0 0 0,1-1 0 0 0,-1 0-1 0 0,0 0 1 0 0,0 1 0 0 0,0-1 0 0 0,0 0-1 0 0,0 0 1 0 0,0 1 0 0 0,1-1 0 0 0,-1 0-1 0 0,0 0 1 0 0,